--- a/EXPORTS/DOCX/published/niveau3/English/KKZ.docx
+++ b/EXPORTS/DOCX/published/niveau3/English/KKZ.docx
@@ -158,7 +158,7 @@
           <w:rFonts w:ascii="Charis SIL Regular" w:hAnsi="Charis SIL Regular" w:eastAsia="Charis SIL Regular"/>
           <w:b w:val="0"/>
           <w:i w:val="0"/>
-          <w:color w:val="0066CC"/>
+          <w:color w:val="0000FF"/>
           <w:sz w:val="24"/>
           <w:u w:val="single"/>
         </w:rPr>
@@ -176,7 +176,7 @@
           <w:rFonts w:ascii="Charis SIL Regular" w:hAnsi="Charis SIL Regular" w:eastAsia="Charis SIL Regular"/>
           <w:b w:val="0"/>
           <w:i w:val="0"/>
-          <w:color w:val="0066CC"/>
+          <w:color w:val="0000FF"/>
           <w:sz w:val="24"/>
           <w:u w:val="single"/>
         </w:rPr>
@@ -194,7 +194,7 @@
           <w:rFonts w:ascii="Charis SIL Regular" w:hAnsi="Charis SIL Regular" w:eastAsia="Charis SIL Regular"/>
           <w:b w:val="0"/>
           <w:i w:val="0"/>
-          <w:color w:val="0066CC"/>
+          <w:color w:val="0000FF"/>
           <w:sz w:val="24"/>
           <w:u w:val="single"/>
         </w:rPr>
@@ -205,7 +205,7 @@
           <w:rFonts w:ascii="Charis SIL Regular" w:hAnsi="Charis SIL Regular" w:eastAsia="Charis SIL Regular"/>
           <w:b w:val="0"/>
           <w:i w:val="0"/>
-          <w:color w:val="0066CC"/>
+          <w:color w:val="0000FF"/>
           <w:sz w:val="24"/>
           <w:u w:val="single"/>
         </w:rPr>
@@ -230,7 +230,7 @@
       </w:r>
       <w:r>
         <w:rPr>
-          <w:u w:val="single" w:color="0066cc"/>
+          <w:u w:val="single" w:color="0000ff"/>
           <w:rFonts w:ascii="Charis SIL Regular" w:hAnsi="Charis SIL Regular" w:eastAsia="Charis SIL Regular"/>
           <w:b w:val="0"/>
           <w:i w:val="0"/>
@@ -258,25 +258,17 @@
       </w:r>
       <w:r>
         <w:rPr>
-          <w:u w:val="single" w:color="0066cc"/>
           <w:rFonts w:ascii="Charis SIL Regular" w:hAnsi="Charis SIL Regular" w:eastAsia="Charis SIL Regular"/>
           <w:b w:val="0"/>
           <w:i w:val="0"/>
           <w:color w:val="000000"/>
           <w:sz w:val="24"/>
         </w:rPr>
-        <w:hyperlink r:id="rId9" w:history="1">
-          <w:r>
-            <w:rPr>
-              <w:rStyle w:val="Hyperlink"/>
-            </w:rPr>
-            <w:t>wide ar</w:t>
-          </w:r>
-        </w:hyperlink>
-      </w:r>
-      <w:r>
-        <w:rPr>
-          <w:u w:val="single" w:color="0066cc"/>
+        <w:t>wide ar</w:t>
+      </w:r>
+      <w:r>
+        <w:rPr>
+          <w:u w:val="single" w:color="0000ff"/>
           <w:rFonts w:ascii="Charis SIL Regular" w:hAnsi="Charis SIL Regular" w:eastAsia="Charis SIL Regular"/>
           <w:b w:val="0"/>
           <w:i w:val="0"/>
@@ -337,7 +329,7 @@
           <w:rFonts w:ascii="Charis SIL Regular" w:hAnsi="Charis SIL Regular" w:eastAsia="Charis SIL Regular"/>
           <w:b w:val="0"/>
           <w:i w:val="0"/>
-          <w:color w:val="0066CC"/>
+          <w:color w:val="0000FF"/>
           <w:sz w:val="24"/>
           <w:u w:val="single"/>
         </w:rPr>
@@ -355,7 +347,7 @@
           <w:rFonts w:ascii="Charis SIL Regular" w:hAnsi="Charis SIL Regular" w:eastAsia="Charis SIL Regular"/>
           <w:b w:val="0"/>
           <w:i w:val="0"/>
-          <w:color w:val="0066CC"/>
+          <w:color w:val="0000FF"/>
           <w:sz w:val="24"/>
           <w:u w:val="single"/>
         </w:rPr>
@@ -373,7 +365,7 @@
           <w:rFonts w:ascii="Charis SIL Regular" w:hAnsi="Charis SIL Regular" w:eastAsia="Charis SIL Regular"/>
           <w:b w:val="0"/>
           <w:i w:val="0"/>
-          <w:color w:val="0066CC"/>
+          <w:color w:val="0000FF"/>
           <w:sz w:val="24"/>
           <w:u w:val="single"/>
         </w:rPr>
@@ -384,7 +376,7 @@
           <w:rFonts w:ascii="Charis SIL Regular" w:hAnsi="Charis SIL Regular" w:eastAsia="Charis SIL Regular"/>
           <w:b w:val="0"/>
           <w:i w:val="0"/>
-          <w:color w:val="0066CC"/>
+          <w:color w:val="0000FF"/>
           <w:sz w:val="24"/>
           <w:u w:val="single"/>
         </w:rPr>
@@ -409,7 +401,7 @@
       </w:r>
       <w:r>
         <w:rPr>
-          <w:u w:val="single" w:color="0066cc"/>
+          <w:u w:val="single" w:color="0000ff"/>
           <w:rFonts w:ascii="Charis SIL Regular" w:hAnsi="Charis SIL Regular" w:eastAsia="Charis SIL Regular"/>
           <w:b w:val="0"/>
           <w:i w:val="0"/>
@@ -427,7 +419,7 @@
       </w:r>
       <w:r>
         <w:rPr>
-          <w:u w:val="single" w:color="0066cc"/>
+          <w:u w:val="single" w:color="0000ff"/>
           <w:rFonts w:ascii="Charis SIL Regular" w:hAnsi="Charis SIL Regular" w:eastAsia="Charis SIL Regular"/>
           <w:b w:val="0"/>
           <w:i w:val="0"/>
@@ -438,7 +430,7 @@
       </w:r>
       <w:r>
         <w:rPr>
-          <w:u w:val="single" w:color="0066cc"/>
+          <w:u w:val="single" w:color="0000ff"/>
           <w:rFonts w:ascii="Charis SIL Regular" w:hAnsi="Charis SIL Regular" w:eastAsia="Charis SIL Regular"/>
           <w:b w:val="0"/>
           <w:i w:val="0"/>
@@ -469,7 +461,7 @@
           <w:rFonts w:ascii="Charis SIL Regular" w:hAnsi="Charis SIL Regular" w:eastAsia="Charis SIL Regular"/>
           <w:b w:val="0"/>
           <w:i w:val="0"/>
-          <w:color w:val="0066CC"/>
+          <w:color w:val="0000FF"/>
           <w:sz w:val="24"/>
           <w:u w:val="single"/>
         </w:rPr>
@@ -487,7 +479,7 @@
           <w:rFonts w:ascii="Charis SIL Regular" w:hAnsi="Charis SIL Regular" w:eastAsia="Charis SIL Regular"/>
           <w:b w:val="0"/>
           <w:i w:val="0"/>
-          <w:color w:val="0066CC"/>
+          <w:color w:val="0000FF"/>
           <w:sz w:val="24"/>
           <w:u w:val="single"/>
         </w:rPr>
@@ -498,7 +490,7 @@
           <w:rFonts w:ascii="Charis SIL Regular" w:hAnsi="Charis SIL Regular" w:eastAsia="Charis SIL Regular"/>
           <w:b w:val="0"/>
           <w:i w:val="0"/>
-          <w:color w:val="0066CC"/>
+          <w:color w:val="0000FF"/>
           <w:sz w:val="24"/>
           <w:u w:val="single"/>
         </w:rPr>
@@ -516,7 +508,7 @@
           <w:rFonts w:ascii="Charis SIL Regular" w:hAnsi="Charis SIL Regular" w:eastAsia="Charis SIL Regular"/>
           <w:b w:val="0"/>
           <w:i w:val="0"/>
-          <w:color w:val="0066CC"/>
+          <w:color w:val="0000FF"/>
           <w:sz w:val="24"/>
           <w:u w:val="single"/>
         </w:rPr>
@@ -534,7 +526,7 @@
           <w:rFonts w:ascii="Charis SIL Regular" w:hAnsi="Charis SIL Regular" w:eastAsia="Charis SIL Regular"/>
           <w:b w:val="0"/>
           <w:i w:val="0"/>
-          <w:color w:val="0066CC"/>
+          <w:color w:val="0000FF"/>
           <w:sz w:val="24"/>
         </w:rPr>
         <w:t>f</w:t>
@@ -551,7 +543,7 @@
       </w:r>
       <w:r>
         <w:rPr>
-          <w:u w:val="single" w:color="0066cc"/>
+          <w:u w:val="single" w:color="0000ff"/>
           <w:rFonts w:ascii="Charis SIL Regular" w:hAnsi="Charis SIL Regular" w:eastAsia="Charis SIL Regular"/>
           <w:b w:val="0"/>
           <w:i w:val="0"/>
@@ -569,7 +561,7 @@
       </w:r>
       <w:r>
         <w:rPr>
-          <w:u w:val="single" w:color="0066cc"/>
+          <w:u w:val="single" w:color="0000ff"/>
           <w:rFonts w:ascii="Charis SIL Regular" w:hAnsi="Charis SIL Regular" w:eastAsia="Charis SIL Regular"/>
           <w:b w:val="0"/>
           <w:i w:val="0"/>
@@ -580,7 +572,7 @@
       </w:r>
       <w:r>
         <w:rPr>
-          <w:u w:val="single" w:color="0066cc"/>
+          <w:u w:val="single" w:color="0000ff"/>
           <w:rFonts w:ascii="Charis SIL Regular" w:hAnsi="Charis SIL Regular" w:eastAsia="Charis SIL Regular"/>
           <w:b w:val="0"/>
           <w:i w:val="0"/>
@@ -598,7 +590,7 @@
       </w:r>
       <w:r>
         <w:rPr>
-          <w:u w:val="single" w:color="0066cc"/>
+          <w:u w:val="single" w:color="0000ff"/>
           <w:rFonts w:ascii="Charis SIL Regular" w:hAnsi="Charis SIL Regular" w:eastAsia="Charis SIL Regular"/>
           <w:b w:val="0"/>
           <w:i w:val="0"/>
@@ -629,7 +621,7 @@
           <w:rFonts w:ascii="Charis SIL Regular" w:hAnsi="Charis SIL Regular" w:eastAsia="Charis SIL Regular"/>
           <w:b w:val="0"/>
           <w:i w:val="0"/>
-          <w:color w:val="0066CC"/>
+          <w:color w:val="0000FF"/>
           <w:sz w:val="24"/>
           <w:u w:val="single"/>
         </w:rPr>
@@ -657,7 +649,7 @@
           <w:rFonts w:ascii="Charis SIL Regular" w:hAnsi="Charis SIL Regular" w:eastAsia="Charis SIL Regular"/>
           <w:b w:val="0"/>
           <w:i w:val="0"/>
-          <w:color w:val="0066CC"/>
+          <w:color w:val="0000FF"/>
           <w:sz w:val="24"/>
           <w:u w:val="single"/>
         </w:rPr>
@@ -675,7 +667,7 @@
           <w:rFonts w:ascii="Charis SIL Regular" w:hAnsi="Charis SIL Regular" w:eastAsia="Charis SIL Regular"/>
           <w:b w:val="0"/>
           <w:i w:val="0"/>
-          <w:color w:val="0066CC"/>
+          <w:color w:val="0000FF"/>
           <w:sz w:val="24"/>
           <w:u w:val="single"/>
         </w:rPr>
@@ -686,7 +678,7 @@
           <w:rFonts w:ascii="Charis SIL Regular" w:hAnsi="Charis SIL Regular" w:eastAsia="Charis SIL Regular"/>
           <w:b w:val="0"/>
           <w:i w:val="0"/>
-          <w:color w:val="0066CC"/>
+          <w:color w:val="0000FF"/>
           <w:sz w:val="24"/>
           <w:u w:val="single"/>
         </w:rPr>
@@ -704,7 +696,7 @@
           <w:rFonts w:ascii="Charis SIL Regular" w:hAnsi="Charis SIL Regular" w:eastAsia="Charis SIL Regular"/>
           <w:b w:val="0"/>
           <w:i w:val="0"/>
-          <w:color w:val="0066CC"/>
+          <w:color w:val="0000FF"/>
           <w:sz w:val="24"/>
           <w:u w:val="single"/>
         </w:rPr>
@@ -715,7 +707,7 @@
           <w:rFonts w:ascii="Charis SIL Regular" w:hAnsi="Charis SIL Regular" w:eastAsia="Charis SIL Regular"/>
           <w:b w:val="0"/>
           <w:i w:val="0"/>
-          <w:color w:val="0066CC"/>
+          <w:color w:val="0000FF"/>
           <w:sz w:val="24"/>
           <w:u w:val="single"/>
         </w:rPr>
@@ -733,7 +725,7 @@
           <w:rFonts w:ascii="Charis SIL Regular" w:hAnsi="Charis SIL Regular" w:eastAsia="Charis SIL Regular"/>
           <w:b w:val="0"/>
           <w:i w:val="0"/>
-          <w:color w:val="0066CC"/>
+          <w:color w:val="0000FF"/>
           <w:sz w:val="24"/>
           <w:u w:val="single"/>
         </w:rPr>
@@ -744,7 +736,7 @@
           <w:rFonts w:ascii="Charis SIL Regular" w:hAnsi="Charis SIL Regular" w:eastAsia="Charis SIL Regular"/>
           <w:b w:val="0"/>
           <w:i w:val="0"/>
-          <w:color w:val="0066CC"/>
+          <w:color w:val="0000FF"/>
           <w:sz w:val="24"/>
           <w:u w:val="single"/>
         </w:rPr>
@@ -782,7 +774,7 @@
           <w:rFonts w:ascii="Charis SIL Regular" w:hAnsi="Charis SIL Regular" w:eastAsia="Charis SIL Regular"/>
           <w:b w:val="0"/>
           <w:i w:val="0"/>
-          <w:color w:val="0066CC"/>
+          <w:color w:val="0000FF"/>
           <w:sz w:val="24"/>
           <w:u w:val="single"/>
         </w:rPr>
@@ -800,7 +792,7 @@
           <w:rFonts w:ascii="Charis SIL Regular" w:hAnsi="Charis SIL Regular" w:eastAsia="Charis SIL Regular"/>
           <w:b w:val="0"/>
           <w:i w:val="0"/>
-          <w:color w:val="0066CC"/>
+          <w:color w:val="0000FF"/>
           <w:sz w:val="24"/>
           <w:u w:val="single"/>
         </w:rPr>
@@ -811,7 +803,7 @@
           <w:rFonts w:ascii="Charis SIL Regular" w:hAnsi="Charis SIL Regular" w:eastAsia="Charis SIL Regular"/>
           <w:b w:val="0"/>
           <w:i w:val="0"/>
-          <w:color w:val="0066CC"/>
+          <w:color w:val="0000FF"/>
           <w:sz w:val="24"/>
           <w:u w:val="single"/>
         </w:rPr>
@@ -829,7 +821,7 @@
           <w:rFonts w:ascii="Charis SIL Regular" w:hAnsi="Charis SIL Regular" w:eastAsia="Charis SIL Regular"/>
           <w:b w:val="0"/>
           <w:i w:val="0"/>
-          <w:color w:val="0066CC"/>
+          <w:color w:val="0000FF"/>
           <w:sz w:val="24"/>
           <w:u w:val="single"/>
         </w:rPr>
@@ -840,7 +832,7 @@
           <w:rFonts w:ascii="Charis SIL Regular" w:hAnsi="Charis SIL Regular" w:eastAsia="Charis SIL Regular"/>
           <w:b w:val="0"/>
           <w:i w:val="0"/>
-          <w:color w:val="0066CC"/>
+          <w:color w:val="0000FF"/>
           <w:sz w:val="24"/>
           <w:u w:val="single"/>
         </w:rPr>
@@ -1004,7 +996,7 @@
       </w:r>
       <w:r>
         <w:rPr>
-          <w:u w:val="single" w:color="0066cc"/>
+          <w:u w:val="single" w:color="0000ff"/>
           <w:rFonts w:ascii="Charis SIL Regular" w:hAnsi="Charis SIL Regular" w:eastAsia="Charis SIL Regular"/>
           <w:b w:val="0"/>
           <w:i w:val="0"/>
@@ -1022,7 +1014,7 @@
       </w:r>
       <w:r>
         <w:rPr>
-          <w:u w:val="single" w:color="0066cc"/>
+          <w:u w:val="single" w:color="0000ff"/>
           <w:rFonts w:ascii="Charis SIL Regular" w:hAnsi="Charis SIL Regular" w:eastAsia="Charis SIL Regular"/>
           <w:b w:val="0"/>
           <w:i w:val="0"/>
@@ -1040,7 +1032,7 @@
       </w:r>
       <w:r>
         <w:rPr>
-          <w:u w:val="single" w:color="0066cc"/>
+          <w:u w:val="single" w:color="0000ff"/>
           <w:rFonts w:ascii="Charis SIL Regular" w:hAnsi="Charis SIL Regular" w:eastAsia="Charis SIL Regular"/>
           <w:b w:val="0"/>
           <w:i w:val="0"/>
@@ -1058,7 +1050,7 @@
       </w:r>
       <w:r>
         <w:rPr>
-          <w:u w:val="single" w:color="0066cc"/>
+          <w:u w:val="single" w:color="0000ff"/>
           <w:rFonts w:ascii="Charis SIL Regular" w:hAnsi="Charis SIL Regular" w:eastAsia="Charis SIL Regular"/>
           <w:b w:val="0"/>
           <w:i w:val="0"/>
@@ -1076,7 +1068,7 @@
       </w:r>
       <w:r>
         <w:rPr>
-          <w:u w:val="single" w:color="0066cc"/>
+          <w:u w:val="single" w:color="0000ff"/>
           <w:rFonts w:ascii="Charis SIL Regular" w:hAnsi="Charis SIL Regular" w:eastAsia="Charis SIL Regular"/>
           <w:b w:val="0"/>
           <w:i w:val="0"/>
@@ -1170,7 +1162,7 @@
           <w:rFonts w:ascii="Charis SIL Regular" w:hAnsi="Charis SIL Regular" w:eastAsia="Charis SIL Regular"/>
           <w:b w:val="0"/>
           <w:i w:val="0"/>
-          <w:color w:val="0066CC"/>
+          <w:color w:val="0000FF"/>
           <w:sz w:val="24"/>
           <w:u w:val="single"/>
         </w:rPr>
@@ -1188,7 +1180,7 @@
           <w:rFonts w:ascii="Charis SIL Regular" w:hAnsi="Charis SIL Regular" w:eastAsia="Charis SIL Regular"/>
           <w:b w:val="0"/>
           <w:i w:val="0"/>
-          <w:color w:val="0066CC"/>
+          <w:color w:val="0000FF"/>
           <w:sz w:val="24"/>
           <w:u w:val="single"/>
         </w:rPr>
@@ -1199,7 +1191,7 @@
           <w:rFonts w:ascii="Charis SIL Regular" w:hAnsi="Charis SIL Regular" w:eastAsia="Charis SIL Regular"/>
           <w:b w:val="0"/>
           <w:i w:val="0"/>
-          <w:color w:val="0066CC"/>
+          <w:color w:val="0000FF"/>
           <w:sz w:val="24"/>
           <w:u w:val="single"/>
         </w:rPr>
@@ -1234,7 +1226,7 @@
       </w:r>
       <w:r>
         <w:rPr>
-          <w:u w:val="single" w:color="0066cc"/>
+          <w:u w:val="single" w:color="0000ff"/>
           <w:rFonts w:ascii="Charis SIL Regular" w:hAnsi="Charis SIL Regular" w:eastAsia="Charis SIL Regular"/>
           <w:b w:val="0"/>
           <w:i w:val="0"/>
@@ -1252,7 +1244,7 @@
       </w:r>
       <w:r>
         <w:rPr>
-          <w:u w:val="single" w:color="0066cc"/>
+          <w:u w:val="single" w:color="0000ff"/>
           <w:rFonts w:ascii="Charis SIL Italic" w:hAnsi="Charis SIL Italic" w:eastAsia="Charis SIL Italic"/>
           <w:b w:val="0"/>
           <w:i/>
@@ -1270,7 +1262,6 @@
       </w:r>
       <w:r>
         <w:rPr>
-          <w:u w:val="single" w:color="0066cc"/>
           <w:rFonts w:ascii="Charis SIL Italic" w:hAnsi="Charis SIL Italic" w:eastAsia="Charis SIL Italic"/>
           <w:b w:val="0"/>
           <w:i/>
@@ -1281,7 +1272,7 @@
       </w:r>
       <w:r>
         <w:rPr>
-          <w:u w:val="single" w:color="0066cc"/>
+          <w:u w:val="single" w:color="0000ff"/>
           <w:rFonts w:ascii="Charis SIL Italic" w:hAnsi="Charis SIL Italic" w:eastAsia="Charis SIL Italic"/>
           <w:b w:val="0"/>
           <w:i/>
@@ -1299,7 +1290,7 @@
       </w:r>
       <w:r>
         <w:rPr>
-          <w:u w:val="single" w:color="0066cc"/>
+          <w:u w:val="single" w:color="0000ff"/>
           <w:rFonts w:ascii="Charis SIL Regular" w:hAnsi="Charis SIL Regular" w:eastAsia="Charis SIL Regular"/>
           <w:b w:val="0"/>
           <w:i w:val="0"/>
@@ -1340,7 +1331,7 @@
           <w:rFonts w:ascii="Charis SIL Regular" w:hAnsi="Charis SIL Regular" w:eastAsia="Charis SIL Regular"/>
           <w:b w:val="0"/>
           <w:i w:val="0"/>
-          <w:color w:val="0066CC"/>
+          <w:color w:val="0000FF"/>
           <w:sz w:val="24"/>
           <w:u w:val="single"/>
         </w:rPr>
@@ -1358,7 +1349,7 @@
           <w:rFonts w:ascii="Charis SIL Regular" w:hAnsi="Charis SIL Regular" w:eastAsia="Charis SIL Regular"/>
           <w:b w:val="0"/>
           <w:i w:val="0"/>
-          <w:color w:val="0066CC"/>
+          <w:color w:val="0000FF"/>
           <w:sz w:val="24"/>
           <w:u w:val="single"/>
         </w:rPr>
@@ -1369,7 +1360,7 @@
           <w:rFonts w:ascii="Charis SIL Regular" w:hAnsi="Charis SIL Regular" w:eastAsia="Charis SIL Regular"/>
           <w:b w:val="0"/>
           <w:i w:val="0"/>
-          <w:color w:val="0066CC"/>
+          <w:color w:val="0000FF"/>
           <w:sz w:val="24"/>
           <w:u w:val="single"/>
         </w:rPr>
@@ -1387,7 +1378,7 @@
           <w:rFonts w:ascii="Charis SIL Regular" w:hAnsi="Charis SIL Regular" w:eastAsia="Charis SIL Regular"/>
           <w:b w:val="0"/>
           <w:i w:val="0"/>
-          <w:color w:val="0066CC"/>
+          <w:color w:val="0000FF"/>
           <w:sz w:val="24"/>
           <w:u w:val="single"/>
         </w:rPr>
@@ -1398,7 +1389,7 @@
           <w:rFonts w:ascii="Charis SIL Regular" w:hAnsi="Charis SIL Regular" w:eastAsia="Charis SIL Regular"/>
           <w:b w:val="0"/>
           <w:i w:val="0"/>
-          <w:color w:val="0066CC"/>
+          <w:color w:val="0000FF"/>
           <w:sz w:val="24"/>
           <w:u w:val="single"/>
         </w:rPr>
@@ -1416,7 +1407,7 @@
           <w:rFonts w:ascii="Charis SIL Regular" w:hAnsi="Charis SIL Regular" w:eastAsia="Charis SIL Regular"/>
           <w:b w:val="0"/>
           <w:i w:val="0"/>
-          <w:color w:val="0066CC"/>
+          <w:color w:val="0000FF"/>
           <w:sz w:val="24"/>
           <w:u w:val="single"/>
         </w:rPr>
@@ -1427,7 +1418,7 @@
           <w:rFonts w:ascii="Charis SIL Regular" w:hAnsi="Charis SIL Regular" w:eastAsia="Charis SIL Regular"/>
           <w:b w:val="0"/>
           <w:i w:val="0"/>
-          <w:color w:val="0066CC"/>
+          <w:color w:val="0000FF"/>
           <w:sz w:val="24"/>
           <w:u w:val="single"/>
         </w:rPr>
@@ -1445,7 +1436,7 @@
           <w:rFonts w:ascii="Charis SIL Regular" w:hAnsi="Charis SIL Regular" w:eastAsia="Charis SIL Regular"/>
           <w:b w:val="0"/>
           <w:i w:val="0"/>
-          <w:color w:val="0066CC"/>
+          <w:color w:val="0000FF"/>
           <w:sz w:val="24"/>
           <w:u w:val="single"/>
         </w:rPr>
@@ -1456,7 +1447,7 @@
           <w:rFonts w:ascii="Charis SIL Regular" w:hAnsi="Charis SIL Regular" w:eastAsia="Charis SIL Regular"/>
           <w:b w:val="0"/>
           <w:i w:val="0"/>
-          <w:color w:val="0066CC"/>
+          <w:color w:val="0000FF"/>
           <w:sz w:val="24"/>
           <w:u w:val="single"/>
         </w:rPr>
@@ -1474,7 +1465,7 @@
           <w:rFonts w:ascii="Charis SIL Regular" w:hAnsi="Charis SIL Regular" w:eastAsia="Charis SIL Regular"/>
           <w:b w:val="0"/>
           <w:i w:val="0"/>
-          <w:color w:val="0066CC"/>
+          <w:color w:val="0000FF"/>
           <w:sz w:val="24"/>
           <w:u w:val="single"/>
         </w:rPr>
@@ -1485,7 +1476,7 @@
           <w:rFonts w:ascii="Charis SIL Regular" w:hAnsi="Charis SIL Regular" w:eastAsia="Charis SIL Regular"/>
           <w:b w:val="0"/>
           <w:i w:val="0"/>
-          <w:color w:val="0066CC"/>
+          <w:color w:val="0000FF"/>
           <w:sz w:val="24"/>
           <w:u w:val="single"/>
         </w:rPr>
@@ -1523,7 +1514,7 @@
           <w:rFonts w:ascii="Charis SIL Regular" w:hAnsi="Charis SIL Regular" w:eastAsia="Charis SIL Regular"/>
           <w:b w:val="0"/>
           <w:i w:val="0"/>
-          <w:color w:val="0066CC"/>
+          <w:color w:val="0000FF"/>
           <w:sz w:val="24"/>
           <w:u w:val="single"/>
         </w:rPr>
@@ -1541,7 +1532,7 @@
           <w:rFonts w:ascii="Charis SIL Regular" w:hAnsi="Charis SIL Regular" w:eastAsia="Charis SIL Regular"/>
           <w:b w:val="0"/>
           <w:i w:val="0"/>
-          <w:color w:val="0066CC"/>
+          <w:color w:val="0000FF"/>
           <w:sz w:val="24"/>
           <w:u w:val="single"/>
         </w:rPr>
@@ -1559,7 +1550,7 @@
           <w:rFonts w:ascii="Charis SIL Regular" w:hAnsi="Charis SIL Regular" w:eastAsia="Charis SIL Regular"/>
           <w:b w:val="0"/>
           <w:i w:val="0"/>
-          <w:color w:val="0066CC"/>
+          <w:color w:val="0000FF"/>
           <w:sz w:val="24"/>
           <w:u w:val="single"/>
         </w:rPr>
@@ -1570,7 +1561,7 @@
           <w:rFonts w:ascii="Charis SIL Regular" w:hAnsi="Charis SIL Regular" w:eastAsia="Charis SIL Regular"/>
           <w:b w:val="0"/>
           <w:i w:val="0"/>
-          <w:color w:val="0066CC"/>
+          <w:color w:val="0000FF"/>
           <w:sz w:val="24"/>
           <w:u w:val="single"/>
         </w:rPr>
@@ -1588,7 +1579,7 @@
           <w:rFonts w:ascii="Charis SIL Regular" w:hAnsi="Charis SIL Regular" w:eastAsia="Charis SIL Regular"/>
           <w:b w:val="0"/>
           <w:i w:val="0"/>
-          <w:color w:val="0066CC"/>
+          <w:color w:val="0000FF"/>
           <w:sz w:val="24"/>
           <w:u w:val="single"/>
         </w:rPr>
@@ -1603,7 +1594,7 @@
       </w:r>
       <w:r>
         <w:rPr>
-          <w:u w:val="single" w:color="0066cc"/>
+          <w:u w:val="single" w:color="0000ff"/>
           <w:rFonts w:ascii="Charis SIL Regular" w:hAnsi="Charis SIL Regular" w:eastAsia="Charis SIL Regular"/>
           <w:b w:val="0"/>
           <w:i w:val="0"/>
@@ -1621,7 +1612,7 @@
       </w:r>
       <w:r>
         <w:rPr>
-          <w:u w:val="single" w:color="0066cc"/>
+          <w:u w:val="single" w:color="0000ff"/>
           <w:rFonts w:ascii="Charis SIL Regular" w:hAnsi="Charis SIL Regular" w:eastAsia="Charis SIL Regular"/>
           <w:b w:val="0"/>
           <w:i w:val="0"/>
@@ -1639,7 +1630,7 @@
       </w:r>
       <w:r>
         <w:rPr>
-          <w:u w:val="single" w:color="0066cc"/>
+          <w:u w:val="single" w:color="0000ff"/>
           <w:rFonts w:ascii="Charis SIL Regular" w:hAnsi="Charis SIL Regular" w:eastAsia="Charis SIL Regular"/>
           <w:b w:val="0"/>
           <w:i w:val="0"/>
@@ -1657,7 +1648,7 @@
       </w:r>
       <w:r>
         <w:rPr>
-          <w:u w:val="single" w:color="0066cc"/>
+          <w:u w:val="single" w:color="0000ff"/>
           <w:rFonts w:ascii="Charis SIL Regular" w:hAnsi="Charis SIL Regular" w:eastAsia="Charis SIL Regular"/>
           <w:b w:val="0"/>
           <w:i w:val="0"/>
@@ -1675,7 +1666,7 @@
       </w:r>
       <w:r>
         <w:rPr>
-          <w:u w:val="single" w:color="0066cc"/>
+          <w:u w:val="single" w:color="0000ff"/>
           <w:rFonts w:ascii="Charis SIL Regular" w:hAnsi="Charis SIL Regular" w:eastAsia="Charis SIL Regular"/>
           <w:b w:val="0"/>
           <w:i w:val="0"/>
@@ -1693,7 +1684,7 @@
       </w:r>
       <w:r>
         <w:rPr>
-          <w:u w:val="single" w:color="0066cc"/>
+          <w:u w:val="single" w:color="0000ff"/>
           <w:rFonts w:ascii="Charis SIL Regular" w:hAnsi="Charis SIL Regular" w:eastAsia="Charis SIL Regular"/>
           <w:b w:val="0"/>
           <w:i w:val="0"/>
@@ -1711,7 +1702,7 @@
       </w:r>
       <w:r>
         <w:rPr>
-          <w:u w:val="single" w:color="0066cc"/>
+          <w:u w:val="single" w:color="0000ff"/>
           <w:rFonts w:ascii="Charis SIL Regular" w:hAnsi="Charis SIL Regular" w:eastAsia="Charis SIL Regular"/>
           <w:b w:val="0"/>
           <w:i w:val="0"/>
@@ -1752,7 +1743,7 @@
           <w:rFonts w:ascii="Charis SIL Regular" w:hAnsi="Charis SIL Regular" w:eastAsia="Charis SIL Regular"/>
           <w:b w:val="0"/>
           <w:i w:val="0"/>
-          <w:color w:val="0066CC"/>
+          <w:color w:val="0000FF"/>
           <w:sz w:val="24"/>
           <w:u w:val="single"/>
         </w:rPr>
@@ -1770,7 +1761,7 @@
           <w:rFonts w:ascii="Charis SIL Regular" w:hAnsi="Charis SIL Regular" w:eastAsia="Charis SIL Regular"/>
           <w:b w:val="0"/>
           <w:i w:val="0"/>
-          <w:color w:val="0066CC"/>
+          <w:color w:val="0000FF"/>
           <w:sz w:val="24"/>
           <w:u w:val="single"/>
         </w:rPr>
@@ -1781,8 +1772,9 @@
           <w:rFonts w:ascii="Charis SIL Regular" w:hAnsi="Charis SIL Regular" w:eastAsia="Charis SIL Regular"/>
           <w:b w:val="0"/>
           <w:i w:val="0"/>
-          <w:color w:val="0066CC"/>
-          <w:sz w:val="24"/>
+          <w:color w:val="0000FF"/>
+          <w:sz w:val="24"/>
+          <w:u w:val="single"/>
         </w:rPr>
         <w:hyperlink r:id="rId16" w:history="1">
           <w:r>
@@ -1798,11 +1790,11 @@
           <w:rFonts w:ascii="Charis SIL Regular" w:hAnsi="Charis SIL Regular" w:eastAsia="Charis SIL Regular"/>
           <w:b w:val="0"/>
           <w:i w:val="0"/>
-          <w:color w:val="0066CC"/>
+          <w:color w:val="0000FF"/>
           <w:sz w:val="24"/>
           <w:u w:val="single"/>
         </w:rPr>
-        <w:hyperlink r:id="rId16" w:history="1">
+        <w:hyperlink r:id="rId15" w:history="1">
           <w:r>
             <w:rPr>
               <w:rStyle w:val="Hyperlink"/>
@@ -1816,7 +1808,7 @@
           <w:rFonts w:ascii="Charis SIL Regular" w:hAnsi="Charis SIL Regular" w:eastAsia="Charis SIL Regular"/>
           <w:b w:val="0"/>
           <w:i w:val="0"/>
-          <w:color w:val="0066CC"/>
+          <w:color w:val="0000FF"/>
           <w:sz w:val="24"/>
           <w:u w:val="single"/>
         </w:rPr>
@@ -1827,11 +1819,11 @@
           <w:rFonts w:ascii="Charis SIL Regular" w:hAnsi="Charis SIL Regular" w:eastAsia="Charis SIL Regular"/>
           <w:b w:val="0"/>
           <w:i w:val="0"/>
-          <w:color w:val="0066CC"/>
+          <w:color w:val="0000FF"/>
           <w:sz w:val="24"/>
           <w:u w:val="single"/>
         </w:rPr>
-        <w:hyperlink r:id="rId16" w:history="1">
+        <w:hyperlink r:id="rId15" w:history="1">
           <w:r>
             <w:rPr>
               <w:rStyle w:val="Hyperlink"/>
@@ -1845,7 +1837,7 @@
           <w:rFonts w:ascii="Charis SIL Regular" w:hAnsi="Charis SIL Regular" w:eastAsia="Charis SIL Regular"/>
           <w:b w:val="0"/>
           <w:i w:val="0"/>
-          <w:color w:val="0066CC"/>
+          <w:color w:val="0000FF"/>
           <w:sz w:val="24"/>
           <w:u w:val="single"/>
         </w:rPr>
@@ -1856,11 +1848,11 @@
           <w:rFonts w:ascii="Charis SIL Regular" w:hAnsi="Charis SIL Regular" w:eastAsia="Charis SIL Regular"/>
           <w:b w:val="0"/>
           <w:i w:val="0"/>
-          <w:color w:val="0066CC"/>
+          <w:color w:val="0000FF"/>
           <w:sz w:val="24"/>
           <w:u w:val="single"/>
         </w:rPr>
-        <w:hyperlink r:id="rId16" w:history="1">
+        <w:hyperlink r:id="rId15" w:history="1">
           <w:r>
             <w:rPr>
               <w:rStyle w:val="Hyperlink"/>
@@ -1874,7 +1866,7 @@
           <w:rFonts w:ascii="Charis SIL Regular" w:hAnsi="Charis SIL Regular" w:eastAsia="Charis SIL Regular"/>
           <w:b w:val="0"/>
           <w:i w:val="0"/>
-          <w:color w:val="0066CC"/>
+          <w:color w:val="0000FF"/>
           <w:sz w:val="24"/>
           <w:u w:val="single"/>
         </w:rPr>
@@ -1892,7 +1884,7 @@
           <w:rFonts w:ascii="Charis SIL Regular" w:hAnsi="Charis SIL Regular" w:eastAsia="Charis SIL Regular"/>
           <w:b w:val="0"/>
           <w:i w:val="0"/>
-          <w:color w:val="0066CC"/>
+          <w:color w:val="0000FF"/>
           <w:sz w:val="24"/>
           <w:u w:val="single"/>
         </w:rPr>
@@ -1907,6 +1899,7 @@
       </w:r>
       <w:r>
         <w:rPr>
+          <w:u w:val="single" w:color="0000ff"/>
           <w:rFonts w:ascii="Charis SIL Regular" w:hAnsi="Charis SIL Regular" w:eastAsia="Charis SIL Regular"/>
           <w:b w:val="0"/>
           <w:i w:val="0"/>
@@ -1920,7 +1913,7 @@
           <w:rFonts w:ascii="Charis SIL Regular" w:hAnsi="Charis SIL Regular" w:eastAsia="Charis SIL Regular"/>
           <w:b w:val="0"/>
           <w:i w:val="0"/>
-          <w:color w:val="0066CC"/>
+          <w:color w:val="0000FF"/>
           <w:sz w:val="24"/>
           <w:u w:val="single"/>
         </w:rPr>
@@ -1938,7 +1931,7 @@
           <w:rFonts w:ascii="Charis SIL Regular" w:hAnsi="Charis SIL Regular" w:eastAsia="Charis SIL Regular"/>
           <w:b w:val="0"/>
           <w:i w:val="0"/>
-          <w:color w:val="0066CC"/>
+          <w:color w:val="0000FF"/>
           <w:sz w:val="24"/>
           <w:u w:val="single"/>
         </w:rPr>
@@ -1956,7 +1949,7 @@
           <w:rFonts w:ascii="Charis SIL Regular" w:hAnsi="Charis SIL Regular" w:eastAsia="Charis SIL Regular"/>
           <w:b w:val="0"/>
           <w:i w:val="0"/>
-          <w:color w:val="0066CC"/>
+          <w:color w:val="0000FF"/>
           <w:sz w:val="24"/>
           <w:u w:val="single"/>
         </w:rPr>
@@ -1967,7 +1960,7 @@
           <w:rFonts w:ascii="Charis SIL Regular" w:hAnsi="Charis SIL Regular" w:eastAsia="Charis SIL Regular"/>
           <w:b w:val="0"/>
           <w:i w:val="0"/>
-          <w:color w:val="0066CC"/>
+          <w:color w:val="0000FF"/>
           <w:sz w:val="24"/>
           <w:u w:val="single"/>
         </w:rPr>
@@ -1985,7 +1978,7 @@
           <w:rFonts w:ascii="Charis SIL Regular" w:hAnsi="Charis SIL Regular" w:eastAsia="Charis SIL Regular"/>
           <w:b w:val="0"/>
           <w:i w:val="0"/>
-          <w:color w:val="0066CC"/>
+          <w:color w:val="0000FF"/>
           <w:sz w:val="24"/>
           <w:u w:val="single"/>
         </w:rPr>
@@ -1996,7 +1989,7 @@
           <w:rFonts w:ascii="Charis SIL Regular" w:hAnsi="Charis SIL Regular" w:eastAsia="Charis SIL Regular"/>
           <w:b w:val="0"/>
           <w:i w:val="0"/>
-          <w:color w:val="0066CC"/>
+          <w:color w:val="0000FF"/>
           <w:sz w:val="24"/>
           <w:u w:val="single"/>
         </w:rPr>
@@ -2014,7 +2007,7 @@
           <w:rFonts w:ascii="Charis SIL Regular" w:hAnsi="Charis SIL Regular" w:eastAsia="Charis SIL Regular"/>
           <w:b w:val="0"/>
           <w:i w:val="0"/>
-          <w:color w:val="0066CC"/>
+          <w:color w:val="0000FF"/>
           <w:sz w:val="24"/>
           <w:u w:val="single"/>
         </w:rPr>
@@ -2025,7 +2018,7 @@
           <w:rFonts w:ascii="Charis SIL Regular" w:hAnsi="Charis SIL Regular" w:eastAsia="Charis SIL Regular"/>
           <w:b w:val="0"/>
           <w:i w:val="0"/>
-          <w:color w:val="0066CC"/>
+          <w:color w:val="0000FF"/>
           <w:sz w:val="24"/>
           <w:u w:val="single"/>
         </w:rPr>
@@ -2043,7 +2036,7 @@
           <w:rFonts w:ascii="Charis SIL Regular" w:hAnsi="Charis SIL Regular" w:eastAsia="Charis SIL Regular"/>
           <w:b w:val="0"/>
           <w:i w:val="0"/>
-          <w:color w:val="0066CC"/>
+          <w:color w:val="0000FF"/>
           <w:sz w:val="24"/>
           <w:u w:val="single"/>
         </w:rPr>
@@ -2054,7 +2047,7 @@
           <w:rFonts w:ascii="Charis SIL Regular" w:hAnsi="Charis SIL Regular" w:eastAsia="Charis SIL Regular"/>
           <w:b w:val="0"/>
           <w:i w:val="0"/>
-          <w:color w:val="0066CC"/>
+          <w:color w:val="0000FF"/>
           <w:sz w:val="24"/>
           <w:u w:val="single"/>
         </w:rPr>
@@ -2072,7 +2065,7 @@
           <w:rFonts w:ascii="Charis SIL Regular" w:hAnsi="Charis SIL Regular" w:eastAsia="Charis SIL Regular"/>
           <w:b w:val="0"/>
           <w:i w:val="0"/>
-          <w:color w:val="0066CC"/>
+          <w:color w:val="0000FF"/>
           <w:sz w:val="24"/>
           <w:u w:val="single"/>
         </w:rPr>
@@ -2083,7 +2076,7 @@
           <w:rFonts w:ascii="Charis SIL Regular" w:hAnsi="Charis SIL Regular" w:eastAsia="Charis SIL Regular"/>
           <w:b w:val="0"/>
           <w:i w:val="0"/>
-          <w:color w:val="0066CC"/>
+          <w:color w:val="0000FF"/>
           <w:sz w:val="24"/>
           <w:u w:val="single"/>
         </w:rPr>
@@ -2101,7 +2094,7 @@
           <w:rFonts w:ascii="Charis SIL Regular" w:hAnsi="Charis SIL Regular" w:eastAsia="Charis SIL Regular"/>
           <w:b w:val="0"/>
           <w:i w:val="0"/>
-          <w:color w:val="0066CC"/>
+          <w:color w:val="0000FF"/>
           <w:sz w:val="24"/>
           <w:u w:val="single"/>
         </w:rPr>
@@ -2119,7 +2112,7 @@
           <w:rFonts w:ascii="Charis SIL Regular" w:hAnsi="Charis SIL Regular" w:eastAsia="Charis SIL Regular"/>
           <w:b w:val="0"/>
           <w:i w:val="0"/>
-          <w:color w:val="0066CC"/>
+          <w:color w:val="0000FF"/>
           <w:sz w:val="24"/>
           <w:u w:val="single"/>
         </w:rPr>
@@ -2137,7 +2130,7 @@
           <w:rFonts w:ascii="Charis SIL Regular" w:hAnsi="Charis SIL Regular" w:eastAsia="Charis SIL Regular"/>
           <w:b w:val="0"/>
           <w:i w:val="0"/>
-          <w:color w:val="0066CC"/>
+          <w:color w:val="0000FF"/>
           <w:sz w:val="24"/>
           <w:u w:val="single"/>
         </w:rPr>
@@ -2148,7 +2141,7 @@
           <w:rFonts w:ascii="Charis SIL Regular" w:hAnsi="Charis SIL Regular" w:eastAsia="Charis SIL Regular"/>
           <w:b w:val="0"/>
           <w:i w:val="0"/>
-          <w:color w:val="0066CC"/>
+          <w:color w:val="0000FF"/>
           <w:sz w:val="24"/>
           <w:u w:val="single"/>
         </w:rPr>
@@ -2166,7 +2159,7 @@
           <w:rFonts w:ascii="Charis SIL Regular" w:hAnsi="Charis SIL Regular" w:eastAsia="Charis SIL Regular"/>
           <w:b w:val="0"/>
           <w:i w:val="0"/>
-          <w:color w:val="0066CC"/>
+          <w:color w:val="0000FF"/>
           <w:sz w:val="24"/>
           <w:u w:val="single"/>
         </w:rPr>
@@ -2184,7 +2177,7 @@
           <w:rFonts w:ascii="Charis SIL Regular" w:hAnsi="Charis SIL Regular" w:eastAsia="Charis SIL Regular"/>
           <w:b w:val="0"/>
           <w:i w:val="0"/>
-          <w:color w:val="0066CC"/>
+          <w:color w:val="0000FF"/>
           <w:sz w:val="24"/>
           <w:u w:val="single"/>
         </w:rPr>
@@ -2199,7 +2192,7 @@
       </w:r>
       <w:r>
         <w:rPr>
-          <w:u w:val="single" w:color="0066cc"/>
+          <w:u w:val="single" w:color="0000ff"/>
           <w:rFonts w:ascii="Charis SIL Regular" w:hAnsi="Charis SIL Regular" w:eastAsia="Charis SIL Regular"/>
           <w:b w:val="0"/>
           <w:i w:val="0"/>
@@ -2217,6 +2210,7 @@
       </w:r>
       <w:r>
         <w:rPr>
+          <w:u w:val="single" w:color="0000ff"/>
           <w:rFonts w:ascii="Charis SIL Regular" w:hAnsi="Charis SIL Regular" w:eastAsia="Charis SIL Regular"/>
           <w:b w:val="0"/>
           <w:i w:val="0"/>
@@ -2230,7 +2224,7 @@
           <w:rFonts w:ascii="Charis SIL Regular" w:hAnsi="Charis SIL Regular" w:eastAsia="Charis SIL Regular"/>
           <w:b w:val="0"/>
           <w:i w:val="0"/>
-          <w:color w:val="0066CC"/>
+          <w:color w:val="0000FF"/>
           <w:sz w:val="24"/>
           <w:u w:val="single"/>
         </w:rPr>
@@ -2248,7 +2242,7 @@
           <w:rFonts w:ascii="Charis SIL Regular" w:hAnsi="Charis SIL Regular" w:eastAsia="Charis SIL Regular"/>
           <w:b w:val="0"/>
           <w:i w:val="0"/>
-          <w:color w:val="0066CC"/>
+          <w:color w:val="0000FF"/>
           <w:sz w:val="24"/>
           <w:u w:val="single"/>
         </w:rPr>
@@ -2266,7 +2260,7 @@
           <w:rFonts w:ascii="Charis SIL Regular" w:hAnsi="Charis SIL Regular" w:eastAsia="Charis SIL Regular"/>
           <w:b w:val="0"/>
           <w:i w:val="0"/>
-          <w:color w:val="0066CC"/>
+          <w:color w:val="0000FF"/>
           <w:sz w:val="24"/>
           <w:u w:val="single"/>
         </w:rPr>
@@ -2284,7 +2278,7 @@
           <w:rFonts w:ascii="Charis SIL Regular" w:hAnsi="Charis SIL Regular" w:eastAsia="Charis SIL Regular"/>
           <w:b w:val="0"/>
           <w:i w:val="0"/>
-          <w:color w:val="0066CC"/>
+          <w:color w:val="0000FF"/>
           <w:sz w:val="24"/>
           <w:u w:val="single"/>
         </w:rPr>
@@ -2295,7 +2289,7 @@
           <w:rFonts w:ascii="Charis SIL Regular" w:hAnsi="Charis SIL Regular" w:eastAsia="Charis SIL Regular"/>
           <w:b w:val="0"/>
           <w:i w:val="0"/>
-          <w:color w:val="0066CC"/>
+          <w:color w:val="0000FF"/>
           <w:sz w:val="24"/>
           <w:u w:val="single"/>
         </w:rPr>
@@ -2313,7 +2307,7 @@
           <w:rFonts w:ascii="Charis SIL Regular" w:hAnsi="Charis SIL Regular" w:eastAsia="Charis SIL Regular"/>
           <w:b w:val="0"/>
           <w:i w:val="0"/>
-          <w:color w:val="0066CC"/>
+          <w:color w:val="0000FF"/>
           <w:sz w:val="24"/>
           <w:u w:val="single"/>
         </w:rPr>
@@ -2324,7 +2318,7 @@
           <w:rFonts w:ascii="Charis SIL Regular" w:hAnsi="Charis SIL Regular" w:eastAsia="Charis SIL Regular"/>
           <w:b w:val="0"/>
           <w:i w:val="0"/>
-          <w:color w:val="0066CC"/>
+          <w:color w:val="0000FF"/>
           <w:sz w:val="24"/>
           <w:u w:val="single"/>
         </w:rPr>
@@ -2342,7 +2336,7 @@
           <w:rFonts w:ascii="Charis SIL Regular" w:hAnsi="Charis SIL Regular" w:eastAsia="Charis SIL Regular"/>
           <w:b w:val="0"/>
           <w:i w:val="0"/>
-          <w:color w:val="0066CC"/>
+          <w:color w:val="0000FF"/>
           <w:sz w:val="24"/>
           <w:u w:val="single"/>
         </w:rPr>
@@ -2353,14 +2347,40 @@
           <w:rFonts w:ascii="Charis SIL Regular" w:hAnsi="Charis SIL Regular" w:eastAsia="Charis SIL Regular"/>
           <w:b w:val="0"/>
           <w:i w:val="0"/>
-          <w:color w:val="0066CC"/>
-          <w:sz w:val="24"/>
-        </w:rPr>
-        <w:t>Historie</w:t>
-      </w:r>
-      <w:r>
-        <w:rPr>
-          <w:u w:val="single" w:color="0066cc"/>
+          <w:color w:val="0000FF"/>
+          <w:sz w:val="24"/>
+          <w:u w:val="single"/>
+        </w:rPr>
+        <w:hyperlink r:id="rId18" w:history="1">
+          <w:r>
+            <w:rPr>
+              <w:rStyle w:val="Hyperlink"/>
+            </w:rPr>
+            <w:t>Histori</w:t>
+          </w:r>
+        </w:hyperlink>
+      </w:r>
+      <w:r>
+        <w:rPr>
+          <w:rFonts w:ascii="Charis SIL Regular" w:hAnsi="Charis SIL Regular" w:eastAsia="Charis SIL Regular"/>
+          <w:b w:val="0"/>
+          <w:i w:val="0"/>
+          <w:color w:val="0000FF"/>
+          <w:sz w:val="24"/>
+          <w:u w:val="single"/>
+        </w:rPr>
+        <w:hyperlink r:id="rId18" w:history="1">
+          <w:r>
+            <w:rPr>
+              <w:rStyle w:val="Hyperlink"/>
+            </w:rPr>
+            <w:t>e</w:t>
+          </w:r>
+        </w:hyperlink>
+      </w:r>
+      <w:r>
+        <w:rPr>
+          <w:u w:val="single" w:color="0000ff"/>
           <w:rFonts w:ascii="Charis SIL Regular" w:hAnsi="Charis SIL Regular" w:eastAsia="Charis SIL Regular"/>
           <w:b w:val="0"/>
           <w:i w:val="0"/>
@@ -2378,7 +2398,7 @@
       </w:r>
       <w:r>
         <w:rPr>
-          <w:u w:val="single" w:color="0066cc"/>
+          <w:u w:val="single" w:color="0000ff"/>
           <w:rFonts w:ascii="Charis SIL Regular" w:hAnsi="Charis SIL Regular" w:eastAsia="Charis SIL Regular"/>
           <w:b w:val="0"/>
           <w:i w:val="0"/>
@@ -2396,7 +2416,7 @@
       </w:r>
       <w:r>
         <w:rPr>
-          <w:u w:val="single" w:color="0066cc"/>
+          <w:u w:val="single" w:color="0000ff"/>
           <w:rFonts w:ascii="Charis SIL Regular" w:hAnsi="Charis SIL Regular" w:eastAsia="Charis SIL Regular"/>
           <w:b w:val="0"/>
           <w:i w:val="0"/>
@@ -2410,111 +2430,17 @@
           <w:rFonts w:ascii="Charis SIL Regular" w:hAnsi="Charis SIL Regular" w:eastAsia="Charis SIL Regular"/>
           <w:b w:val="0"/>
           <w:i w:val="0"/>
-          <w:color w:val="0066CC"/>
-          <w:sz w:val="24"/>
-          <w:u w:val="single"/>
-        </w:rPr>
-        <w:hyperlink r:id="rId17" w:history="1">
-          <w:r>
-            <w:rPr>
-              <w:rStyle w:val="Hyperlink"/>
-            </w:rPr>
-            <w:t>Rijksm</w:t>
-          </w:r>
-        </w:hyperlink>
-      </w:r>
-      <w:r>
-        <w:rPr>
-          <w:rFonts w:ascii="Charis SIL Regular" w:hAnsi="Charis SIL Regular" w:eastAsia="Charis SIL Regular"/>
-          <w:b w:val="0"/>
-          <w:i w:val="0"/>
-          <w:color w:val="0066CC"/>
-          <w:sz w:val="24"/>
-          <w:u w:val="single"/>
-        </w:rPr>
-        <w:hyperlink r:id="rId17" w:history="1">
-          <w:r>
-            <w:rPr>
-              <w:rStyle w:val="Hyperlink"/>
-            </w:rPr>
-            <w:t>u</w:t>
-          </w:r>
-        </w:hyperlink>
-      </w:r>
-      <w:r>
-        <w:rPr>
-          <w:rFonts w:ascii="Charis SIL Regular" w:hAnsi="Charis SIL Regular" w:eastAsia="Charis SIL Regular"/>
-          <w:b w:val="0"/>
-          <w:i w:val="0"/>
-          <w:color w:val="0066CC"/>
-          <w:sz w:val="24"/>
-          <w:u w:val="single"/>
-        </w:rPr>
-        <w:hyperlink r:id="rId17" w:history="1">
-          <w:r>
-            <w:rPr>
-              <w:rStyle w:val="Hyperlink"/>
-            </w:rPr>
-            <w:t>seum</w:t>
-          </w:r>
-        </w:hyperlink>
-      </w:r>
-      <w:r>
-        <w:rPr>
-          <w:rFonts w:ascii="Charis SIL Regular" w:hAnsi="Charis SIL Regular" w:eastAsia="Charis SIL Regular"/>
-          <w:b w:val="0"/>
-          <w:i w:val="0"/>
-          <w:color w:val="0066CC"/>
-          <w:sz w:val="24"/>
-          <w:u w:val="single"/>
-        </w:rPr>
-        <w:t xml:space="preserve"> </w:t>
-      </w:r>
-      <w:r>
-        <w:rPr>
-          <w:rFonts w:ascii="Charis SIL Regular" w:hAnsi="Charis SIL Regular" w:eastAsia="Charis SIL Regular"/>
-          <w:b w:val="0"/>
-          <w:i w:val="0"/>
-          <w:color w:val="0066CC"/>
-          <w:sz w:val="24"/>
-          <w:u w:val="single"/>
-        </w:rPr>
-        <w:hyperlink r:id="rId17" w:history="1">
-          <w:r>
-            <w:rPr>
-              <w:rStyle w:val="Hyperlink"/>
-            </w:rPr>
-            <w:t>van</w:t>
-          </w:r>
-        </w:hyperlink>
-      </w:r>
-      <w:r>
-        <w:rPr>
-          <w:rFonts w:ascii="Charis SIL Regular" w:hAnsi="Charis SIL Regular" w:eastAsia="Charis SIL Regular"/>
-          <w:b w:val="0"/>
-          <w:i w:val="0"/>
-          <w:color w:val="0066CC"/>
-          <w:sz w:val="24"/>
-          <w:u w:val="single"/>
-        </w:rPr>
-        <w:t xml:space="preserve"> </w:t>
-      </w:r>
-      <w:r>
-        <w:rPr>
-          <w:rFonts w:ascii="Charis SIL Regular" w:hAnsi="Charis SIL Regular" w:eastAsia="Charis SIL Regular"/>
-          <w:b w:val="0"/>
-          <w:i w:val="0"/>
-          <w:color w:val="0066CC"/>
-          <w:sz w:val="24"/>
-        </w:rPr>
-        <w:t>G</w:t>
-      </w:r>
-      <w:r>
-        <w:rPr>
-          <w:rFonts w:ascii="Charis SIL Regular" w:hAnsi="Charis SIL Regular" w:eastAsia="Charis SIL Regular"/>
-          <w:b w:val="0"/>
-          <w:i w:val="0"/>
-          <w:color w:val="0066CC"/>
+          <w:color w:val="0000FF"/>
+          <w:sz w:val="24"/>
+        </w:rPr>
+        <w:t>Rijksmuseum van G</w:t>
+      </w:r>
+      <w:r>
+        <w:rPr>
+          <w:rFonts w:ascii="Charis SIL Regular" w:hAnsi="Charis SIL Regular" w:eastAsia="Charis SIL Regular"/>
+          <w:b w:val="0"/>
+          <w:i w:val="0"/>
+          <w:color w:val="0000FF"/>
           <w:sz w:val="24"/>
           <w:u w:val="single"/>
         </w:rPr>
@@ -2532,7 +2458,7 @@
           <w:rFonts w:ascii="Charis SIL Regular" w:hAnsi="Charis SIL Regular" w:eastAsia="Charis SIL Regular"/>
           <w:b w:val="0"/>
           <w:i w:val="0"/>
-          <w:color w:val="0066CC"/>
+          <w:color w:val="0000FF"/>
           <w:sz w:val="24"/>
           <w:u w:val="single"/>
         </w:rPr>
@@ -2550,7 +2476,7 @@
           <w:rFonts w:ascii="Charis SIL Regular" w:hAnsi="Charis SIL Regular" w:eastAsia="Charis SIL Regular"/>
           <w:b w:val="0"/>
           <w:i w:val="0"/>
-          <w:color w:val="0066CC"/>
+          <w:color w:val="0000FF"/>
           <w:sz w:val="24"/>
           <w:u w:val="single"/>
         </w:rPr>
@@ -2568,7 +2494,7 @@
           <w:rFonts w:ascii="Charis SIL Regular" w:hAnsi="Charis SIL Regular" w:eastAsia="Charis SIL Regular"/>
           <w:b w:val="0"/>
           <w:i w:val="0"/>
-          <w:color w:val="0066CC"/>
+          <w:color w:val="0000FF"/>
           <w:sz w:val="24"/>
           <w:u w:val="single"/>
         </w:rPr>
@@ -2579,7 +2505,7 @@
           <w:rFonts w:ascii="Charis SIL Regular" w:hAnsi="Charis SIL Regular" w:eastAsia="Charis SIL Regular"/>
           <w:b w:val="0"/>
           <w:i w:val="0"/>
-          <w:color w:val="0066CC"/>
+          <w:color w:val="0000FF"/>
           <w:sz w:val="24"/>
           <w:u w:val="single"/>
         </w:rPr>
@@ -2597,7 +2523,7 @@
           <w:rFonts w:ascii="Charis SIL Regular" w:hAnsi="Charis SIL Regular" w:eastAsia="Charis SIL Regular"/>
           <w:b w:val="0"/>
           <w:i w:val="0"/>
-          <w:color w:val="0066CC"/>
+          <w:color w:val="0000FF"/>
           <w:sz w:val="24"/>
           <w:u w:val="single"/>
         </w:rPr>
@@ -2612,7 +2538,7 @@
       </w:r>
       <w:r>
         <w:rPr>
-          <w:u w:val="single" w:color="0066cc"/>
+          <w:u w:val="single" w:color="0000ff"/>
           <w:rFonts w:ascii="Charis SIL Regular" w:hAnsi="Charis SIL Regular" w:eastAsia="Charis SIL Regular"/>
           <w:b w:val="0"/>
           <w:i w:val="0"/>
@@ -2660,7 +2586,7 @@
           <w:rFonts w:ascii="Charis SIL Regular" w:hAnsi="Charis SIL Regular" w:eastAsia="Charis SIL Regular"/>
           <w:b w:val="0"/>
           <w:i w:val="0"/>
-          <w:color w:val="0066CC"/>
+          <w:color w:val="0000FF"/>
           <w:sz w:val="24"/>
           <w:u w:val="single"/>
         </w:rPr>
@@ -2678,7 +2604,7 @@
           <w:rFonts w:ascii="Charis SIL Regular" w:hAnsi="Charis SIL Regular" w:eastAsia="Charis SIL Regular"/>
           <w:b w:val="0"/>
           <w:i w:val="0"/>
-          <w:color w:val="0066CC"/>
+          <w:color w:val="0000FF"/>
           <w:sz w:val="24"/>
           <w:u w:val="single"/>
         </w:rPr>
@@ -2696,7 +2622,7 @@
           <w:rFonts w:ascii="Charis SIL Regular" w:hAnsi="Charis SIL Regular" w:eastAsia="Charis SIL Regular"/>
           <w:b w:val="0"/>
           <w:i w:val="0"/>
-          <w:color w:val="0066CC"/>
+          <w:color w:val="0000FF"/>
           <w:sz w:val="24"/>
           <w:u w:val="single"/>
         </w:rPr>
@@ -2711,13 +2637,21 @@
       </w:r>
       <w:r>
         <w:rPr>
+          <w:u w:val="single" w:color="0000ff"/>
           <w:rFonts w:ascii="Charis SIL Regular" w:hAnsi="Charis SIL Regular" w:eastAsia="Charis SIL Regular"/>
           <w:b w:val="0"/>
           <w:i w:val="0"/>
           <w:color w:val="000000"/>
           <w:sz w:val="24"/>
         </w:rPr>
-        <w:t>.</w:t>
+        <w:hyperlink r:id="rId18" w:history="1">
+          <w:r>
+            <w:rPr>
+              <w:rStyle w:val="Hyperlink"/>
+            </w:rPr>
+            <w:t>.</w:t>
+          </w:r>
+        </w:hyperlink>
       </w:r>
     </w:p>
     <w:p>
@@ -2764,7 +2698,7 @@
           <w:rFonts w:ascii="Charis SIL Regular" w:hAnsi="Charis SIL Regular" w:eastAsia="Charis SIL Regular"/>
           <w:b w:val="0"/>
           <w:i w:val="0"/>
-          <w:color w:val="0066CC"/>
+          <w:color w:val="0000FF"/>
           <w:sz w:val="24"/>
           <w:u w:val="single"/>
         </w:rPr>
@@ -2782,7 +2716,7 @@
           <w:rFonts w:ascii="Charis SIL Regular" w:hAnsi="Charis SIL Regular" w:eastAsia="Charis SIL Regular"/>
           <w:b w:val="0"/>
           <w:i w:val="0"/>
-          <w:color w:val="0066CC"/>
+          <w:color w:val="0000FF"/>
           <w:sz w:val="24"/>
           <w:u w:val="single"/>
         </w:rPr>
@@ -2793,7 +2727,7 @@
           <w:rFonts w:ascii="Charis SIL Regular" w:hAnsi="Charis SIL Regular" w:eastAsia="Charis SIL Regular"/>
           <w:b w:val="0"/>
           <w:i w:val="0"/>
-          <w:color w:val="0066CC"/>
+          <w:color w:val="0000FF"/>
           <w:sz w:val="24"/>
           <w:u w:val="single"/>
         </w:rPr>
@@ -2811,7 +2745,7 @@
           <w:rFonts w:ascii="Charis SIL Regular" w:hAnsi="Charis SIL Regular" w:eastAsia="Charis SIL Regular"/>
           <w:b w:val="0"/>
           <w:i w:val="0"/>
-          <w:color w:val="0066CC"/>
+          <w:color w:val="0000FF"/>
           <w:sz w:val="24"/>
           <w:u w:val="single"/>
         </w:rPr>
@@ -2822,7 +2756,7 @@
           <w:rFonts w:ascii="Charis SIL Regular" w:hAnsi="Charis SIL Regular" w:eastAsia="Charis SIL Regular"/>
           <w:b w:val="0"/>
           <w:i w:val="0"/>
-          <w:color w:val="0066CC"/>
+          <w:color w:val="0000FF"/>
           <w:sz w:val="24"/>
           <w:u w:val="single"/>
         </w:rPr>
@@ -2840,7 +2774,7 @@
           <w:rFonts w:ascii="Charis SIL Regular" w:hAnsi="Charis SIL Regular" w:eastAsia="Charis SIL Regular"/>
           <w:b w:val="0"/>
           <w:i w:val="0"/>
-          <w:color w:val="0066CC"/>
+          <w:color w:val="0000FF"/>
           <w:sz w:val="24"/>
           <w:u w:val="single"/>
         </w:rPr>
@@ -2851,7 +2785,7 @@
           <w:rFonts w:ascii="Charis SIL Regular" w:hAnsi="Charis SIL Regular" w:eastAsia="Charis SIL Regular"/>
           <w:b w:val="0"/>
           <w:i w:val="0"/>
-          <w:color w:val="0066CC"/>
+          <w:color w:val="0000FF"/>
           <w:sz w:val="24"/>
           <w:u w:val="single"/>
         </w:rPr>
@@ -2889,7 +2823,7 @@
           <w:rFonts w:ascii="Charis SIL Regular" w:hAnsi="Charis SIL Regular" w:eastAsia="Charis SIL Regular"/>
           <w:b w:val="0"/>
           <w:i w:val="0"/>
-          <w:color w:val="0066CC"/>
+          <w:color w:val="0000FF"/>
           <w:sz w:val="24"/>
           <w:u w:val="single"/>
         </w:rPr>
@@ -2907,7 +2841,7 @@
           <w:rFonts w:ascii="Charis SIL Regular" w:hAnsi="Charis SIL Regular" w:eastAsia="Charis SIL Regular"/>
           <w:b w:val="0"/>
           <w:i w:val="0"/>
-          <w:color w:val="0066CC"/>
+          <w:color w:val="0000FF"/>
           <w:sz w:val="24"/>
           <w:u w:val="single"/>
         </w:rPr>
@@ -2918,7 +2852,7 @@
           <w:rFonts w:ascii="Charis SIL Regular" w:hAnsi="Charis SIL Regular" w:eastAsia="Charis SIL Regular"/>
           <w:b w:val="0"/>
           <w:i w:val="0"/>
-          <w:color w:val="0066CC"/>
+          <w:color w:val="0000FF"/>
           <w:sz w:val="24"/>
           <w:u w:val="single"/>
         </w:rPr>
@@ -2936,7 +2870,7 @@
           <w:rFonts w:ascii="Charis SIL Regular" w:hAnsi="Charis SIL Regular" w:eastAsia="Charis SIL Regular"/>
           <w:b w:val="0"/>
           <w:i w:val="0"/>
-          <w:color w:val="0066CC"/>
+          <w:color w:val="0000FF"/>
           <w:sz w:val="24"/>
           <w:u w:val="single"/>
         </w:rPr>
@@ -2947,7 +2881,7 @@
           <w:rFonts w:ascii="Charis SIL Regular" w:hAnsi="Charis SIL Regular" w:eastAsia="Charis SIL Regular"/>
           <w:b w:val="0"/>
           <w:i w:val="0"/>
-          <w:color w:val="0066CC"/>
+          <w:color w:val="0000FF"/>
           <w:sz w:val="24"/>
           <w:u w:val="single"/>
         </w:rPr>
@@ -2965,7 +2899,7 @@
           <w:rFonts w:ascii="Charis SIL Regular" w:hAnsi="Charis SIL Regular" w:eastAsia="Charis SIL Regular"/>
           <w:b w:val="0"/>
           <w:i w:val="0"/>
-          <w:color w:val="0066CC"/>
+          <w:color w:val="0000FF"/>
           <w:sz w:val="24"/>
           <w:u w:val="single"/>
         </w:rPr>
@@ -2976,7 +2910,7 @@
           <w:rFonts w:ascii="Charis SIL Regular" w:hAnsi="Charis SIL Regular" w:eastAsia="Charis SIL Regular"/>
           <w:b w:val="0"/>
           <w:i w:val="0"/>
-          <w:color w:val="0066CC"/>
+          <w:color w:val="0000FF"/>
           <w:sz w:val="24"/>
           <w:u w:val="single"/>
         </w:rPr>
@@ -3001,7 +2935,7 @@
       </w:r>
       <w:r>
         <w:rPr>
-          <w:u w:val="single" w:color="0066cc"/>
+          <w:u w:val="single" w:color="0000ff"/>
           <w:rFonts w:ascii="Charis SIL Regular" w:hAnsi="Charis SIL Regular" w:eastAsia="Charis SIL Regular"/>
           <w:b w:val="0"/>
           <w:i w:val="0"/>
@@ -3019,7 +2953,7 @@
       </w:r>
       <w:r>
         <w:rPr>
-          <w:u w:val="single" w:color="0066cc"/>
+          <w:u w:val="single" w:color="0000ff"/>
           <w:rFonts w:ascii="Charis SIL Regular" w:hAnsi="Charis SIL Regular" w:eastAsia="Charis SIL Regular"/>
           <w:b w:val="0"/>
           <w:i w:val="0"/>
@@ -3037,7 +2971,7 @@
       </w:r>
       <w:r>
         <w:rPr>
-          <w:u w:val="single" w:color="0066cc"/>
+          <w:u w:val="single" w:color="0000ff"/>
           <w:rFonts w:ascii="Charis SIL Regular" w:hAnsi="Charis SIL Regular" w:eastAsia="Charis SIL Regular"/>
           <w:b w:val="0"/>
           <w:i w:val="0"/>
@@ -3055,7 +2989,7 @@
       </w:r>
       <w:r>
         <w:rPr>
-          <w:u w:val="single" w:color="0066cc"/>
+          <w:u w:val="single" w:color="0000ff"/>
           <w:rFonts w:ascii="Charis SIL Regular" w:hAnsi="Charis SIL Regular" w:eastAsia="Charis SIL Regular"/>
           <w:b w:val="0"/>
           <w:i w:val="0"/>
@@ -3073,7 +3007,7 @@
       </w:r>
       <w:r>
         <w:rPr>
-          <w:u w:val="single" w:color="0066cc"/>
+          <w:u w:val="single" w:color="0000ff"/>
           <w:rFonts w:ascii="Charis SIL Regular" w:hAnsi="Charis SIL Regular" w:eastAsia="Charis SIL Regular"/>
           <w:b w:val="0"/>
           <w:i w:val="0"/>
@@ -3091,7 +3025,7 @@
       </w:r>
       <w:r>
         <w:rPr>
-          <w:u w:val="single" w:color="0066cc"/>
+          <w:u w:val="single" w:color="0000ff"/>
           <w:rFonts w:ascii="Charis SIL Regular" w:hAnsi="Charis SIL Regular" w:eastAsia="Charis SIL Regular"/>
           <w:b w:val="0"/>
           <w:i w:val="0"/>
@@ -3109,7 +3043,7 @@
       </w:r>
       <w:r>
         <w:rPr>
-          <w:u w:val="single" w:color="0066cc"/>
+          <w:u w:val="single" w:color="0000ff"/>
           <w:rFonts w:ascii="Charis SIL Regular" w:hAnsi="Charis SIL Regular" w:eastAsia="Charis SIL Regular"/>
           <w:b w:val="0"/>
           <w:i w:val="0"/>
@@ -3137,7 +3071,7 @@
       </w:r>
       <w:r>
         <w:rPr>
-          <w:u w:val="single" w:color="0066cc"/>
+          <w:u w:val="single" w:color="0000ff"/>
           <w:rFonts w:ascii="Charis SIL Regular" w:hAnsi="Charis SIL Regular" w:eastAsia="Charis SIL Regular"/>
           <w:b w:val="0"/>
           <w:i w:val="0"/>
@@ -3155,7 +3089,7 @@
       </w:r>
       <w:r>
         <w:rPr>
-          <w:u w:val="single" w:color="0066cc"/>
+          <w:u w:val="single" w:color="0000ff"/>
           <w:rFonts w:ascii="Charis SIL Regular" w:hAnsi="Charis SIL Regular" w:eastAsia="Charis SIL Regular"/>
           <w:b w:val="0"/>
           <w:i w:val="0"/>
@@ -3173,7 +3107,7 @@
       </w:r>
       <w:r>
         <w:rPr>
-          <w:u w:val="single" w:color="0066cc"/>
+          <w:u w:val="single" w:color="0000ff"/>
           <w:rFonts w:ascii="Charis SIL Regular" w:hAnsi="Charis SIL Regular" w:eastAsia="Charis SIL Regular"/>
           <w:b w:val="0"/>
           <w:i w:val="0"/>
@@ -3191,7 +3125,7 @@
       </w:r>
       <w:r>
         <w:rPr>
-          <w:u w:val="single" w:color="0066cc"/>
+          <w:u w:val="single" w:color="0000ff"/>
           <w:rFonts w:ascii="Charis SIL Regular" w:hAnsi="Charis SIL Regular" w:eastAsia="Charis SIL Regular"/>
           <w:b w:val="0"/>
           <w:i w:val="0"/>
@@ -3209,7 +3143,7 @@
       </w:r>
       <w:r>
         <w:rPr>
-          <w:u w:val="single" w:color="0066cc"/>
+          <w:u w:val="single" w:color="0000ff"/>
           <w:rFonts w:ascii="Charis SIL Regular" w:hAnsi="Charis SIL Regular" w:eastAsia="Charis SIL Regular"/>
           <w:b w:val="0"/>
           <w:i w:val="0"/>
@@ -3240,7 +3174,7 @@
           <w:rFonts w:ascii="Charis SIL Regular" w:hAnsi="Charis SIL Regular" w:eastAsia="Charis SIL Regular"/>
           <w:b w:val="0"/>
           <w:i w:val="0"/>
-          <w:color w:val="0066CC"/>
+          <w:color w:val="0000FF"/>
           <w:sz w:val="24"/>
           <w:u w:val="single"/>
         </w:rPr>
@@ -3258,7 +3192,7 @@
           <w:rFonts w:ascii="Charis SIL Regular" w:hAnsi="Charis SIL Regular" w:eastAsia="Charis SIL Regular"/>
           <w:b w:val="0"/>
           <w:i w:val="0"/>
-          <w:color w:val="0066CC"/>
+          <w:color w:val="0000FF"/>
           <w:sz w:val="24"/>
           <w:u w:val="single"/>
         </w:rPr>
@@ -3269,7 +3203,7 @@
           <w:rFonts w:ascii="Charis SIL Regular" w:hAnsi="Charis SIL Regular" w:eastAsia="Charis SIL Regular"/>
           <w:b w:val="0"/>
           <w:i w:val="0"/>
-          <w:color w:val="0066CC"/>
+          <w:color w:val="0000FF"/>
           <w:sz w:val="24"/>
           <w:u w:val="single"/>
         </w:rPr>
@@ -3287,7 +3221,7 @@
           <w:rFonts w:ascii="Charis SIL Regular" w:hAnsi="Charis SIL Regular" w:eastAsia="Charis SIL Regular"/>
           <w:b w:val="0"/>
           <w:i w:val="0"/>
-          <w:color w:val="0066CC"/>
+          <w:color w:val="0000FF"/>
           <w:sz w:val="24"/>
           <w:u w:val="single"/>
         </w:rPr>
@@ -3298,7 +3232,7 @@
           <w:rFonts w:ascii="Charis SIL Regular" w:hAnsi="Charis SIL Regular" w:eastAsia="Charis SIL Regular"/>
           <w:b w:val="0"/>
           <w:i w:val="0"/>
-          <w:color w:val="0066CC"/>
+          <w:color w:val="0000FF"/>
           <w:sz w:val="24"/>
           <w:u w:val="single"/>
         </w:rPr>
@@ -3316,7 +3250,7 @@
           <w:rFonts w:ascii="Charis SIL Regular" w:hAnsi="Charis SIL Regular" w:eastAsia="Charis SIL Regular"/>
           <w:b w:val="0"/>
           <w:i w:val="0"/>
-          <w:color w:val="0066CC"/>
+          <w:color w:val="0000FF"/>
           <w:sz w:val="24"/>
           <w:u w:val="single"/>
         </w:rPr>
@@ -3341,7 +3275,7 @@
       </w:r>
       <w:r>
         <w:rPr>
-          <w:u w:val="single" w:color="0066cc"/>
+          <w:u w:val="single" w:color="0000ff"/>
           <w:rFonts w:ascii="Charis SIL Regular" w:hAnsi="Charis SIL Regular" w:eastAsia="Charis SIL Regular"/>
           <w:b w:val="0"/>
           <w:i w:val="0"/>
@@ -3359,7 +3293,7 @@
       </w:r>
       <w:r>
         <w:rPr>
-          <w:u w:val="single" w:color="0066cc"/>
+          <w:u w:val="single" w:color="0000ff"/>
           <w:rFonts w:ascii="Charis SIL Regular" w:hAnsi="Charis SIL Regular" w:eastAsia="Charis SIL Regular"/>
           <w:b w:val="0"/>
           <w:i w:val="0"/>
@@ -3377,7 +3311,7 @@
       </w:r>
       <w:r>
         <w:rPr>
-          <w:u w:val="single" w:color="0066cc"/>
+          <w:u w:val="single" w:color="0000ff"/>
           <w:rFonts w:ascii="Charis SIL Regular" w:hAnsi="Charis SIL Regular" w:eastAsia="Charis SIL Regular"/>
           <w:b w:val="0"/>
           <w:i w:val="0"/>
@@ -3395,6 +3329,7 @@
       </w:r>
       <w:r>
         <w:rPr>
+          <w:u w:val="single" w:color="0000ff"/>
           <w:rFonts w:ascii="Charis SIL Regular" w:hAnsi="Charis SIL Regular" w:eastAsia="Charis SIL Regular"/>
           <w:b w:val="0"/>
           <w:i w:val="0"/>
@@ -3405,7 +3340,7 @@
       </w:r>
       <w:r>
         <w:rPr>
-          <w:u w:val="single" w:color="0066cc"/>
+          <w:u w:val="single" w:color="0000ff"/>
           <w:rFonts w:ascii="Charis SIL Regular" w:hAnsi="Charis SIL Regular" w:eastAsia="Charis SIL Regular"/>
           <w:b w:val="0"/>
           <w:i w:val="0"/>
@@ -3417,9 +3352,19 @@
             <w:rPr>
               <w:rStyle w:val="Hyperlink"/>
             </w:rPr>
-            <w:t>ert</w:t>
+            <w:t>er</w:t>
           </w:r>
         </w:hyperlink>
+      </w:r>
+      <w:r>
+        <w:rPr>
+          <w:rFonts w:ascii="Charis SIL Regular" w:hAnsi="Charis SIL Regular" w:eastAsia="Charis SIL Regular"/>
+          <w:b w:val="0"/>
+          <w:i w:val="0"/>
+          <w:color w:val="000000"/>
+          <w:sz w:val="24"/>
+        </w:rPr>
+        <w:t>t</w:t>
       </w:r>
       <w:r>
         <w:rPr>
@@ -3450,7 +3395,7 @@
       </w:r>
       <w:r>
         <w:rPr>
-          <w:u w:val="single" w:color="0066cc"/>
+          <w:u w:val="single" w:color="0000ff"/>
           <w:rFonts w:ascii="Charis SIL Regular" w:hAnsi="Charis SIL Regular" w:eastAsia="Charis SIL Regular"/>
           <w:b w:val="0"/>
           <w:i w:val="0"/>
@@ -3544,7 +3489,7 @@
           <w:rFonts w:ascii="Charis SIL Regular" w:hAnsi="Charis SIL Regular" w:eastAsia="Charis SIL Regular"/>
           <w:b w:val="0"/>
           <w:i w:val="0"/>
-          <w:color w:val="0066CC"/>
+          <w:color w:val="0000FF"/>
           <w:sz w:val="24"/>
           <w:u w:val="single"/>
         </w:rPr>
@@ -3562,7 +3507,7 @@
           <w:rFonts w:ascii="Charis SIL Regular" w:hAnsi="Charis SIL Regular" w:eastAsia="Charis SIL Regular"/>
           <w:b w:val="0"/>
           <w:i w:val="0"/>
-          <w:color w:val="0066CC"/>
+          <w:color w:val="0000FF"/>
           <w:sz w:val="24"/>
           <w:u w:val="single"/>
         </w:rPr>
@@ -3580,7 +3525,7 @@
           <w:rFonts w:ascii="Charis SIL Regular" w:hAnsi="Charis SIL Regular" w:eastAsia="Charis SIL Regular"/>
           <w:b w:val="0"/>
           <w:i w:val="0"/>
-          <w:color w:val="0066CC"/>
+          <w:color w:val="0000FF"/>
           <w:sz w:val="24"/>
           <w:u w:val="single"/>
         </w:rPr>
@@ -3591,7 +3536,7 @@
           <w:rFonts w:ascii="Charis SIL Regular" w:hAnsi="Charis SIL Regular" w:eastAsia="Charis SIL Regular"/>
           <w:b w:val="0"/>
           <w:i w:val="0"/>
-          <w:color w:val="0066CC"/>
+          <w:color w:val="0000FF"/>
           <w:sz w:val="24"/>
           <w:u w:val="single"/>
         </w:rPr>
@@ -3711,7 +3656,7 @@
           <w:rFonts w:ascii="Charis SIL Regular" w:hAnsi="Charis SIL Regular" w:eastAsia="Charis SIL Regular"/>
           <w:b w:val="0"/>
           <w:i w:val="0"/>
-          <w:color w:val="0066CC"/>
+          <w:color w:val="0000FF"/>
           <w:sz w:val="24"/>
           <w:u w:val="single"/>
         </w:rPr>
@@ -3729,7 +3674,7 @@
           <w:rFonts w:ascii="Charis SIL Regular" w:hAnsi="Charis SIL Regular" w:eastAsia="Charis SIL Regular"/>
           <w:b w:val="0"/>
           <w:i w:val="0"/>
-          <w:color w:val="0066CC"/>
+          <w:color w:val="0000FF"/>
           <w:sz w:val="24"/>
           <w:u w:val="single"/>
         </w:rPr>
@@ -3740,7 +3685,7 @@
           <w:rFonts w:ascii="Charis SIL Regular" w:hAnsi="Charis SIL Regular" w:eastAsia="Charis SIL Regular"/>
           <w:b w:val="0"/>
           <w:i w:val="0"/>
-          <w:color w:val="0066CC"/>
+          <w:color w:val="0000FF"/>
           <w:sz w:val="24"/>
           <w:u w:val="single"/>
         </w:rPr>
@@ -3758,7 +3703,7 @@
           <w:rFonts w:ascii="Charis SIL Regular" w:hAnsi="Charis SIL Regular" w:eastAsia="Charis SIL Regular"/>
           <w:b w:val="0"/>
           <w:i w:val="0"/>
-          <w:color w:val="0066CC"/>
+          <w:color w:val="0000FF"/>
           <w:sz w:val="24"/>
           <w:u w:val="single"/>
         </w:rPr>
@@ -3769,7 +3714,7 @@
           <w:rFonts w:ascii="Charis SIL Regular" w:hAnsi="Charis SIL Regular" w:eastAsia="Charis SIL Regular"/>
           <w:b w:val="0"/>
           <w:i w:val="0"/>
-          <w:color w:val="0066CC"/>
+          <w:color w:val="0000FF"/>
           <w:sz w:val="24"/>
           <w:u w:val="single"/>
         </w:rPr>
@@ -3787,7 +3732,7 @@
           <w:rFonts w:ascii="Charis SIL Regular" w:hAnsi="Charis SIL Regular" w:eastAsia="Charis SIL Regular"/>
           <w:b w:val="0"/>
           <w:i w:val="0"/>
-          <w:color w:val="0066CC"/>
+          <w:color w:val="0000FF"/>
           <w:sz w:val="24"/>
           <w:u w:val="single"/>
         </w:rPr>
@@ -3798,7 +3743,7 @@
           <w:rFonts w:ascii="Charis SIL Regular" w:hAnsi="Charis SIL Regular" w:eastAsia="Charis SIL Regular"/>
           <w:b w:val="0"/>
           <w:i w:val="0"/>
-          <w:color w:val="0066CC"/>
+          <w:color w:val="0000FF"/>
           <w:sz w:val="24"/>
           <w:u w:val="single"/>
         </w:rPr>
@@ -3816,7 +3761,7 @@
           <w:rFonts w:ascii="Charis SIL Regular" w:hAnsi="Charis SIL Regular" w:eastAsia="Charis SIL Regular"/>
           <w:b w:val="0"/>
           <w:i w:val="0"/>
-          <w:color w:val="0066CC"/>
+          <w:color w:val="0000FF"/>
           <w:sz w:val="24"/>
           <w:u w:val="single"/>
         </w:rPr>
@@ -3827,7 +3772,7 @@
           <w:rFonts w:ascii="Charis SIL Regular" w:hAnsi="Charis SIL Regular" w:eastAsia="Charis SIL Regular"/>
           <w:b w:val="0"/>
           <w:i w:val="0"/>
-          <w:color w:val="0066CC"/>
+          <w:color w:val="0000FF"/>
           <w:sz w:val="24"/>
           <w:u w:val="single"/>
         </w:rPr>
@@ -3858,11 +3803,119 @@
           <w:color w:val="000000"/>
           <w:sz w:val="24"/>
         </w:rPr>
-        <w:t>by officials of the Ministry of the Interior that are relevant to research in</w:t>
-      </w:r>
-      <w:r>
-        <w:rPr>
-          <w:u w:val="single" w:color="0066cc"/>
+        <w:t>by officials of the Ministry of the Interior that a</w:t>
+      </w:r>
+      <w:r>
+        <w:rPr>
+          <w:u w:val="single" w:color="0000ff"/>
+          <w:rFonts w:ascii="Charis SIL Regular" w:hAnsi="Charis SIL Regular" w:eastAsia="Charis SIL Regular"/>
+          <w:b w:val="0"/>
+          <w:i w:val="0"/>
+          <w:color w:val="000000"/>
+          <w:sz w:val="24"/>
+        </w:rPr>
+        <w:hyperlink r:id="rId24" w:history="1">
+          <w:r>
+            <w:rPr>
+              <w:rStyle w:val="Hyperlink"/>
+            </w:rPr>
+            <w:t>re releva</w:t>
+          </w:r>
+        </w:hyperlink>
+      </w:r>
+      <w:r>
+        <w:rPr>
+          <w:u w:val="single" w:color="0000ff"/>
+          <w:rFonts w:ascii="Charis SIL Regular" w:hAnsi="Charis SIL Regular" w:eastAsia="Charis SIL Regular"/>
+          <w:b w:val="0"/>
+          <w:i w:val="0"/>
+          <w:color w:val="000000"/>
+          <w:sz w:val="24"/>
+        </w:rPr>
+        <w:hyperlink r:id="rId24" w:history="1">
+          <w:r>
+            <w:rPr>
+              <w:rStyle w:val="Hyperlink"/>
+            </w:rPr>
+            <w:t>n</w:t>
+          </w:r>
+        </w:hyperlink>
+      </w:r>
+      <w:r>
+        <w:rPr>
+          <w:u w:val="single" w:color="0000ff"/>
+          <w:rFonts w:ascii="Charis SIL Regular" w:hAnsi="Charis SIL Regular" w:eastAsia="Charis SIL Regular"/>
+          <w:b w:val="0"/>
+          <w:i w:val="0"/>
+          <w:color w:val="000000"/>
+          <w:sz w:val="24"/>
+        </w:rPr>
+        <w:hyperlink r:id="rId24" w:history="1">
+          <w:r>
+            <w:rPr>
+              <w:rStyle w:val="Hyperlink"/>
+            </w:rPr>
+            <w:t>t to rese</w:t>
+          </w:r>
+        </w:hyperlink>
+      </w:r>
+      <w:r>
+        <w:rPr>
+          <w:u w:val="single" w:color="0000ff"/>
+          <w:rFonts w:ascii="Charis SIL Regular" w:hAnsi="Charis SIL Regular" w:eastAsia="Charis SIL Regular"/>
+          <w:b w:val="0"/>
+          <w:i w:val="0"/>
+          <w:color w:val="000000"/>
+          <w:sz w:val="24"/>
+        </w:rPr>
+        <w:hyperlink r:id="rId24" w:history="1">
+          <w:r>
+            <w:rPr>
+              <w:rStyle w:val="Hyperlink"/>
+            </w:rPr>
+            <w:t>a</w:t>
+          </w:r>
+        </w:hyperlink>
+      </w:r>
+      <w:r>
+        <w:rPr>
+          <w:u w:val="single" w:color="0000ff"/>
+          <w:rFonts w:ascii="Charis SIL Regular" w:hAnsi="Charis SIL Regular" w:eastAsia="Charis SIL Regular"/>
+          <w:b w:val="0"/>
+          <w:i w:val="0"/>
+          <w:color w:val="000000"/>
+          <w:sz w:val="24"/>
+        </w:rPr>
+        <w:hyperlink r:id="rId24" w:history="1">
+          <w:r>
+            <w:rPr>
+              <w:rStyle w:val="Hyperlink"/>
+            </w:rPr>
+            <w:t>rc</w:t>
+          </w:r>
+        </w:hyperlink>
+      </w:r>
+      <w:r>
+        <w:rPr>
+          <w:u w:val="single" w:color="0000ff"/>
+          <w:rFonts w:ascii="Charis SIL Regular" w:hAnsi="Charis SIL Regular" w:eastAsia="Charis SIL Regular"/>
+          <w:b w:val="0"/>
+          <w:i w:val="0"/>
+          <w:color w:val="000000"/>
+          <w:sz w:val="24"/>
+        </w:rPr>
+        <w:hyperlink r:id="rId24" w:history="1">
+          <w:r>
+            <w:rPr>
+              <w:rStyle w:val="Hyperlink"/>
+            </w:rPr>
+            <w:t>h in</w:t>
+          </w:r>
+        </w:hyperlink>
+      </w:r>
+      <w:r>
+        <w:rPr>
+          <w:u w:val="single" w:color="0000ff"/>
           <w:rFonts w:ascii="Charis SIL Regular" w:hAnsi="Charis SIL Regular" w:eastAsia="Charis SIL Regular"/>
           <w:b w:val="0"/>
           <w:i w:val="0"/>
@@ -3903,7 +3956,7 @@
           <w:rFonts w:ascii="Charis SIL Italic" w:hAnsi="Charis SIL Italic" w:eastAsia="Charis SIL Italic"/>
           <w:b w:val="0"/>
           <w:i/>
-          <w:color w:val="0066CC"/>
+          <w:color w:val="0000FF"/>
           <w:sz w:val="24"/>
           <w:u w:val="single"/>
         </w:rPr>
@@ -3934,22 +3987,11 @@
           <w:color w:val="000000"/>
           <w:sz w:val="24"/>
         </w:rPr>
-        <w:t>Cabinet of Curiosi</w:t>
-      </w:r>
-      <w:r>
-        <w:rPr>
-          <w:u w:val="single" w:color="0066cc"/>
-          <w:rFonts w:ascii="Charis SIL Regular" w:hAnsi="Charis SIL Regular" w:eastAsia="Charis SIL Regular"/>
-          <w:b w:val="0"/>
-          <w:i w:val="0"/>
-          <w:color w:val="000000"/>
-          <w:sz w:val="24"/>
-        </w:rPr>
-        <w:t>t</w:t>
-      </w:r>
-      <w:r>
-        <w:rPr>
-          <w:u w:val="single" w:color="0066cc"/>
+        <w:t>Cabinet of Curiosit</w:t>
+      </w:r>
+      <w:r>
+        <w:rPr>
+          <w:u w:val="single" w:color="0000ff"/>
           <w:rFonts w:ascii="Charis SIL Regular" w:hAnsi="Charis SIL Regular" w:eastAsia="Charis SIL Regular"/>
           <w:b w:val="0"/>
           <w:i w:val="0"/>
@@ -4040,7 +4082,7 @@
           <w:rFonts w:ascii="Charis SIL Regular" w:hAnsi="Charis SIL Regular" w:eastAsia="Charis SIL Regular"/>
           <w:b w:val="0"/>
           <w:i w:val="0"/>
-          <w:color w:val="0066CC"/>
+          <w:color w:val="0000FF"/>
           <w:sz w:val="24"/>
           <w:u w:val="single"/>
         </w:rPr>
@@ -4064,7 +4106,7 @@
           <w:rFonts w:ascii="Charis SIL Regular" w:hAnsi="Charis SIL Regular" w:eastAsia="Charis SIL Regular"/>
           <w:b w:val="0"/>
           <w:i w:val="0"/>
-          <w:color w:val="0066CC"/>
+          <w:color w:val="0000FF"/>
           <w:sz w:val="24"/>
           <w:u w:val="single"/>
         </w:rPr>
@@ -4075,7 +4117,7 @@
           <w:rFonts w:ascii="Charis SIL Regular" w:hAnsi="Charis SIL Regular" w:eastAsia="Charis SIL Regular"/>
           <w:b w:val="0"/>
           <w:i w:val="0"/>
-          <w:color w:val="0066CC"/>
+          <w:color w:val="0000FF"/>
           <w:sz w:val="24"/>
           <w:u w:val="single"/>
         </w:rPr>
@@ -4096,7 +4138,7 @@
           <w:rFonts w:ascii="Charis SIL Regular" w:hAnsi="Charis SIL Regular" w:eastAsia="Charis SIL Regular"/>
           <w:b w:val="0"/>
           <w:i w:val="0"/>
-          <w:color w:val="0066CC"/>
+          <w:color w:val="0000FF"/>
           <w:sz w:val="24"/>
           <w:u w:val="single"/>
         </w:rPr>
@@ -4120,7 +4162,7 @@
           <w:rFonts w:ascii="Charis SIL Regular" w:hAnsi="Charis SIL Regular" w:eastAsia="Charis SIL Regular"/>
           <w:b w:val="0"/>
           <w:i w:val="0"/>
-          <w:color w:val="0066CC"/>
+          <w:color w:val="0000FF"/>
           <w:sz w:val="24"/>
           <w:u w:val="single"/>
         </w:rPr>
@@ -4144,7 +4186,7 @@
           <w:rFonts w:ascii="Charis SIL Regular" w:hAnsi="Charis SIL Regular" w:eastAsia="Charis SIL Regular"/>
           <w:b w:val="0"/>
           <w:i w:val="0"/>
-          <w:color w:val="0066CC"/>
+          <w:color w:val="0000FF"/>
           <w:sz w:val="24"/>
           <w:u w:val="single"/>
         </w:rPr>
@@ -4155,7 +4197,7 @@
           <w:rFonts w:ascii="Charis SIL Regular" w:hAnsi="Charis SIL Regular" w:eastAsia="Charis SIL Regular"/>
           <w:b w:val="0"/>
           <w:i w:val="0"/>
-          <w:color w:val="0066CC"/>
+          <w:color w:val="0000FF"/>
           <w:sz w:val="24"/>
           <w:u w:val="single"/>
         </w:rPr>
@@ -4179,7 +4221,7 @@
           <w:rFonts w:ascii="Charis SIL Regular" w:hAnsi="Charis SIL Regular" w:eastAsia="Charis SIL Regular"/>
           <w:b w:val="0"/>
           <w:i w:val="0"/>
-          <w:color w:val="0066CC"/>
+          <w:color w:val="0000FF"/>
           <w:sz w:val="24"/>
           <w:u w:val="single"/>
         </w:rPr>
@@ -4203,7 +4245,7 @@
           <w:rFonts w:ascii="Charis SIL Regular" w:hAnsi="Charis SIL Regular" w:eastAsia="Charis SIL Regular"/>
           <w:b w:val="0"/>
           <w:i w:val="0"/>
-          <w:color w:val="0066CC"/>
+          <w:color w:val="0000FF"/>
           <w:sz w:val="24"/>
           <w:u w:val="single"/>
         </w:rPr>
@@ -4214,7 +4256,7 @@
           <w:rFonts w:ascii="Charis SIL Regular" w:hAnsi="Charis SIL Regular" w:eastAsia="Charis SIL Regular"/>
           <w:b w:val="0"/>
           <w:i w:val="0"/>
-          <w:color w:val="0066CC"/>
+          <w:color w:val="0000FF"/>
           <w:sz w:val="24"/>
           <w:u w:val="single"/>
         </w:rPr>
@@ -4238,7 +4280,7 @@
           <w:rFonts w:ascii="Charis SIL Regular" w:hAnsi="Charis SIL Regular" w:eastAsia="Charis SIL Regular"/>
           <w:b w:val="0"/>
           <w:i w:val="0"/>
-          <w:color w:val="0066CC"/>
+          <w:color w:val="0000FF"/>
           <w:sz w:val="24"/>
           <w:u w:val="single"/>
         </w:rPr>
@@ -4262,7 +4304,7 @@
           <w:rFonts w:ascii="Charis SIL Regular" w:hAnsi="Charis SIL Regular" w:eastAsia="Charis SIL Regular"/>
           <w:b w:val="0"/>
           <w:i w:val="0"/>
-          <w:color w:val="0066CC"/>
+          <w:color w:val="0000FF"/>
           <w:sz w:val="24"/>
           <w:u w:val="single"/>
         </w:rPr>
@@ -4286,7 +4328,7 @@
           <w:rFonts w:ascii="Charis SIL Regular" w:hAnsi="Charis SIL Regular" w:eastAsia="Charis SIL Regular"/>
           <w:b w:val="0"/>
           <w:i w:val="0"/>
-          <w:color w:val="0066CC"/>
+          <w:color w:val="0000FF"/>
           <w:sz w:val="24"/>
           <w:u w:val="single"/>
         </w:rPr>
@@ -4297,7 +4339,7 @@
           <w:rFonts w:ascii="Charis SIL Regular" w:hAnsi="Charis SIL Regular" w:eastAsia="Charis SIL Regular"/>
           <w:b w:val="0"/>
           <w:i w:val="0"/>
-          <w:color w:val="0066CC"/>
+          <w:color w:val="0000FF"/>
           <w:sz w:val="24"/>
           <w:u w:val="single"/>
         </w:rPr>
@@ -4418,7 +4460,7 @@
           <w:rFonts w:ascii="Charis SIL Regular" w:hAnsi="Charis SIL Regular" w:eastAsia="Charis SIL Regular"/>
           <w:b w:val="0"/>
           <w:i w:val="0"/>
-          <w:color w:val="0066CC"/>
+          <w:color w:val="0000FF"/>
           <w:sz w:val="24"/>
         </w:rPr>
         <w:hyperlink r:id="rId26" w:history="1">
@@ -4435,7 +4477,7 @@
           <w:rFonts w:ascii="Charis SIL Regular" w:hAnsi="Charis SIL Regular" w:eastAsia="Charis SIL Regular"/>
           <w:b w:val="0"/>
           <w:i w:val="0"/>
-          <w:color w:val="0066CC"/>
+          <w:color w:val="0000FF"/>
           <w:sz w:val="24"/>
         </w:rPr>
         <w:hyperlink r:id="rId26" w:history="1">
@@ -4542,7 +4584,7 @@
           <w:rFonts w:ascii="Charis SIL Regular" w:hAnsi="Charis SIL Regular" w:eastAsia="Charis SIL Regular"/>
           <w:b w:val="0"/>
           <w:i w:val="0"/>
-          <w:color w:val="0066CC"/>
+          <w:color w:val="0000FF"/>
           <w:sz w:val="24"/>
           <w:u w:val="single"/>
         </w:rPr>
@@ -4560,7 +4602,7 @@
           <w:rFonts w:ascii="Charis SIL Regular" w:hAnsi="Charis SIL Regular" w:eastAsia="Charis SIL Regular"/>
           <w:b w:val="0"/>
           <w:i w:val="0"/>
-          <w:color w:val="0066CC"/>
+          <w:color w:val="0000FF"/>
           <w:sz w:val="24"/>
           <w:u w:val="single"/>
         </w:rPr>
@@ -4578,7 +4620,7 @@
           <w:rFonts w:ascii="Charis SIL Regular" w:hAnsi="Charis SIL Regular" w:eastAsia="Charis SIL Regular"/>
           <w:b w:val="0"/>
           <w:i w:val="0"/>
-          <w:color w:val="0066CC"/>
+          <w:color w:val="0000FF"/>
           <w:sz w:val="24"/>
           <w:u w:val="single"/>
         </w:rPr>
@@ -4596,7 +4638,7 @@
           <w:rFonts w:ascii="Charis SIL Regular" w:hAnsi="Charis SIL Regular" w:eastAsia="Charis SIL Regular"/>
           <w:b w:val="0"/>
           <w:i w:val="0"/>
-          <w:color w:val="0066CC"/>
+          <w:color w:val="0000FF"/>
           <w:sz w:val="24"/>
           <w:u w:val="single"/>
         </w:rPr>
@@ -4614,7 +4656,7 @@
           <w:rFonts w:ascii="Charis SIL Regular" w:hAnsi="Charis SIL Regular" w:eastAsia="Charis SIL Regular"/>
           <w:b w:val="0"/>
           <w:i w:val="0"/>
-          <w:color w:val="0066CC"/>
+          <w:color w:val="0000FF"/>
           <w:sz w:val="24"/>
           <w:u w:val="single"/>
         </w:rPr>
@@ -4632,7 +4674,7 @@
           <w:rFonts w:ascii="Charis SIL Regular" w:hAnsi="Charis SIL Regular" w:eastAsia="Charis SIL Regular"/>
           <w:b w:val="0"/>
           <w:i w:val="0"/>
-          <w:color w:val="0066CC"/>
+          <w:color w:val="0000FF"/>
           <w:sz w:val="24"/>
           <w:u w:val="single"/>
         </w:rPr>
@@ -4650,7 +4692,7 @@
           <w:rFonts w:ascii="Charis SIL Regular" w:hAnsi="Charis SIL Regular" w:eastAsia="Charis SIL Regular"/>
           <w:b w:val="0"/>
           <w:i w:val="0"/>
-          <w:color w:val="0066CC"/>
+          <w:color w:val="0000FF"/>
           <w:sz w:val="24"/>
           <w:u w:val="single"/>
         </w:rPr>
@@ -4668,7 +4710,7 @@
           <w:rFonts w:ascii="Charis SIL Regular" w:hAnsi="Charis SIL Regular" w:eastAsia="Charis SIL Regular"/>
           <w:b w:val="0"/>
           <w:i w:val="0"/>
-          <w:color w:val="0066CC"/>
+          <w:color w:val="0000FF"/>
           <w:sz w:val="24"/>
           <w:u w:val="single"/>
         </w:rPr>
@@ -4686,7 +4728,7 @@
           <w:rFonts w:ascii="Charis SIL Regular" w:hAnsi="Charis SIL Regular" w:eastAsia="Charis SIL Regular"/>
           <w:b w:val="0"/>
           <w:i w:val="0"/>
-          <w:color w:val="0066CC"/>
+          <w:color w:val="0000FF"/>
           <w:sz w:val="24"/>
           <w:u w:val="single"/>
         </w:rPr>
@@ -4843,7 +4885,7 @@
           <w:rFonts w:ascii="Charis SIL Regular" w:hAnsi="Charis SIL Regular" w:eastAsia="Charis SIL Regular"/>
           <w:b w:val="0"/>
           <w:i w:val="0"/>
-          <w:color w:val="0066CC"/>
+          <w:color w:val="0000FF"/>
           <w:sz w:val="24"/>
           <w:u w:val="single"/>
         </w:rPr>
@@ -4861,7 +4903,7 @@
           <w:rFonts w:ascii="Charis SIL Regular" w:hAnsi="Charis SIL Regular" w:eastAsia="Charis SIL Regular"/>
           <w:b w:val="0"/>
           <w:i w:val="0"/>
-          <w:color w:val="0066CC"/>
+          <w:color w:val="0000FF"/>
           <w:sz w:val="24"/>
           <w:u w:val="single"/>
         </w:rPr>
@@ -4879,7 +4921,7 @@
           <w:rFonts w:ascii="Charis SIL Regular" w:hAnsi="Charis SIL Regular" w:eastAsia="Charis SIL Regular"/>
           <w:b w:val="0"/>
           <w:i w:val="0"/>
-          <w:color w:val="0066CC"/>
+          <w:color w:val="0000FF"/>
           <w:sz w:val="24"/>
           <w:u w:val="single"/>
         </w:rPr>
@@ -4897,7 +4939,7 @@
           <w:rFonts w:ascii="Charis SIL Regular" w:hAnsi="Charis SIL Regular" w:eastAsia="Charis SIL Regular"/>
           <w:b w:val="0"/>
           <w:i w:val="0"/>
-          <w:color w:val="0066CC"/>
+          <w:color w:val="0000FF"/>
           <w:sz w:val="24"/>
           <w:u w:val="single"/>
         </w:rPr>
@@ -4915,7 +4957,7 @@
           <w:rFonts w:ascii="Charis SIL Regular" w:hAnsi="Charis SIL Regular" w:eastAsia="Charis SIL Regular"/>
           <w:b w:val="0"/>
           <w:i w:val="0"/>
-          <w:color w:val="0066CC"/>
+          <w:color w:val="0000FF"/>
           <w:sz w:val="24"/>
           <w:u w:val="single"/>
         </w:rPr>
@@ -4933,7 +4975,7 @@
           <w:rFonts w:ascii="Charis SIL Regular" w:hAnsi="Charis SIL Regular" w:eastAsia="Charis SIL Regular"/>
           <w:b w:val="0"/>
           <w:i w:val="0"/>
-          <w:color w:val="0066CC"/>
+          <w:color w:val="0000FF"/>
           <w:sz w:val="24"/>
           <w:u w:val="single"/>
         </w:rPr>
@@ -4951,7 +4993,7 @@
           <w:rFonts w:ascii="Charis SIL Regular" w:hAnsi="Charis SIL Regular" w:eastAsia="Charis SIL Regular"/>
           <w:b w:val="0"/>
           <w:i w:val="0"/>
-          <w:color w:val="0066CC"/>
+          <w:color w:val="0000FF"/>
           <w:sz w:val="24"/>
           <w:u w:val="single"/>
         </w:rPr>
@@ -5059,7 +5101,7 @@
           <w:rFonts w:ascii="Charis SIL Regular" w:hAnsi="Charis SIL Regular" w:eastAsia="Charis SIL Regular"/>
           <w:b w:val="0"/>
           <w:i w:val="0"/>
-          <w:color w:val="0066CC"/>
+          <w:color w:val="0000FF"/>
           <w:sz w:val="24"/>
           <w:u w:val="single"/>
         </w:rPr>
@@ -5077,7 +5119,7 @@
           <w:rFonts w:ascii="Charis SIL Regular" w:hAnsi="Charis SIL Regular" w:eastAsia="Charis SIL Regular"/>
           <w:b w:val="0"/>
           <w:i w:val="0"/>
-          <w:color w:val="0066CC"/>
+          <w:color w:val="0000FF"/>
           <w:sz w:val="24"/>
           <w:u w:val="single"/>
         </w:rPr>
@@ -5095,7 +5137,7 @@
           <w:rFonts w:ascii="Charis SIL Regular" w:hAnsi="Charis SIL Regular" w:eastAsia="Charis SIL Regular"/>
           <w:b w:val="0"/>
           <w:i w:val="0"/>
-          <w:color w:val="0066CC"/>
+          <w:color w:val="0000FF"/>
           <w:sz w:val="24"/>
           <w:u w:val="single"/>
         </w:rPr>
@@ -5113,7 +5155,7 @@
           <w:rFonts w:ascii="Charis SIL Regular" w:hAnsi="Charis SIL Regular" w:eastAsia="Charis SIL Regular"/>
           <w:b w:val="0"/>
           <w:i w:val="0"/>
-          <w:color w:val="0066CC"/>
+          <w:color w:val="0000FF"/>
           <w:sz w:val="24"/>
           <w:u w:val="single"/>
         </w:rPr>
@@ -5131,7 +5173,7 @@
           <w:rFonts w:ascii="Charis SIL Regular" w:hAnsi="Charis SIL Regular" w:eastAsia="Charis SIL Regular"/>
           <w:b w:val="0"/>
           <w:i w:val="0"/>
-          <w:color w:val="0066CC"/>
+          <w:color w:val="0000FF"/>
           <w:sz w:val="24"/>
           <w:u w:val="single"/>
         </w:rPr>
@@ -5149,7 +5191,7 @@
           <w:rFonts w:ascii="Charis SIL Regular" w:hAnsi="Charis SIL Regular" w:eastAsia="Charis SIL Regular"/>
           <w:b w:val="0"/>
           <w:i w:val="0"/>
-          <w:color w:val="0066CC"/>
+          <w:color w:val="0000FF"/>
           <w:sz w:val="24"/>
           <w:u w:val="single"/>
         </w:rPr>
@@ -5167,7 +5209,7 @@
           <w:rFonts w:ascii="Charis SIL Regular" w:hAnsi="Charis SIL Regular" w:eastAsia="Charis SIL Regular"/>
           <w:b w:val="0"/>
           <w:i w:val="0"/>
-          <w:color w:val="0066CC"/>
+          <w:color w:val="0000FF"/>
           <w:sz w:val="24"/>
           <w:u w:val="single"/>
         </w:rPr>
@@ -5185,7 +5227,7 @@
           <w:rFonts w:ascii="Charis SIL Regular" w:hAnsi="Charis SIL Regular" w:eastAsia="Charis SIL Regular"/>
           <w:b w:val="0"/>
           <w:i w:val="0"/>
-          <w:color w:val="0066CC"/>
+          <w:color w:val="0000FF"/>
           <w:sz w:val="24"/>
           <w:u w:val="single"/>
         </w:rPr>
@@ -5203,7 +5245,7 @@
           <w:rFonts w:ascii="Charis SIL Regular" w:hAnsi="Charis SIL Regular" w:eastAsia="Charis SIL Regular"/>
           <w:b w:val="0"/>
           <w:i w:val="0"/>
-          <w:color w:val="0066CC"/>
+          <w:color w:val="0000FF"/>
           <w:sz w:val="24"/>
         </w:rPr>
         <w:hyperlink r:id="rId29" w:history="1">
@@ -5220,9 +5262,8 @@
           <w:rFonts w:ascii="Charis SIL Regular" w:hAnsi="Charis SIL Regular" w:eastAsia="Charis SIL Regular"/>
           <w:b w:val="0"/>
           <w:i w:val="0"/>
-          <w:color w:val="0066CC"/>
-          <w:sz w:val="24"/>
-          <w:u w:val="single"/>
+          <w:color w:val="0000FF"/>
+          <w:sz w:val="24"/>
         </w:rPr>
         <w:t>/</w:t>
       </w:r>
@@ -5231,7 +5272,7 @@
           <w:rFonts w:ascii="Charis SIL Regular" w:hAnsi="Charis SIL Regular" w:eastAsia="Charis SIL Regular"/>
           <w:b w:val="0"/>
           <w:i w:val="0"/>
-          <w:color w:val="0066CC"/>
+          <w:color w:val="0000FF"/>
           <w:sz w:val="24"/>
           <w:u w:val="single"/>
         </w:rPr>
@@ -5249,7 +5290,7 @@
           <w:rFonts w:ascii="Charis SIL Regular" w:hAnsi="Charis SIL Regular" w:eastAsia="Charis SIL Regular"/>
           <w:b w:val="0"/>
           <w:i w:val="0"/>
-          <w:color w:val="0066CC"/>
+          <w:color w:val="0000FF"/>
           <w:sz w:val="24"/>
           <w:u w:val="single"/>
         </w:rPr>
@@ -5347,7 +5388,7 @@
           <w:rFonts w:ascii="Charis SIL Regular" w:hAnsi="Charis SIL Regular" w:eastAsia="Charis SIL Regular"/>
           <w:b w:val="0"/>
           <w:i w:val="0"/>
-          <w:color w:val="0066CC"/>
+          <w:color w:val="0000FF"/>
           <w:sz w:val="24"/>
         </w:rPr>
         <w:hyperlink r:id="rId30" w:history="1">
@@ -5364,7 +5405,7 @@
           <w:rFonts w:ascii="Charis SIL Regular" w:hAnsi="Charis SIL Regular" w:eastAsia="Charis SIL Regular"/>
           <w:b w:val="0"/>
           <w:i w:val="0"/>
-          <w:color w:val="0066CC"/>
+          <w:color w:val="0000FF"/>
           <w:sz w:val="24"/>
         </w:rPr>
         <w:hyperlink r:id="rId30" w:history="1">
@@ -5461,7 +5502,7 @@
           <w:rFonts w:ascii="Charis SIL Regular" w:hAnsi="Charis SIL Regular" w:eastAsia="Charis SIL Regular"/>
           <w:b w:val="0"/>
           <w:i w:val="0"/>
-          <w:color w:val="0066CC"/>
+          <w:color w:val="0000FF"/>
           <w:sz w:val="24"/>
         </w:rPr>
         <w:hyperlink r:id="rId31" w:history="1">
@@ -5478,7 +5519,7 @@
           <w:rFonts w:ascii="Charis SIL Regular" w:hAnsi="Charis SIL Regular" w:eastAsia="Charis SIL Regular"/>
           <w:b w:val="0"/>
           <w:i w:val="0"/>
-          <w:color w:val="0066CC"/>
+          <w:color w:val="0000FF"/>
           <w:sz w:val="24"/>
         </w:rPr>
         <w:hyperlink r:id="rId31" w:history="1">
@@ -5598,7 +5639,7 @@
           <w:rFonts w:ascii="Charis SIL Regular" w:hAnsi="Charis SIL Regular" w:eastAsia="Charis SIL Regular"/>
           <w:b w:val="0"/>
           <w:i w:val="0"/>
-          <w:color w:val="0066CC"/>
+          <w:color w:val="0000FF"/>
           <w:sz w:val="24"/>
         </w:rPr>
         <w:hyperlink r:id="rId32" w:history="1">
@@ -5615,7 +5656,7 @@
           <w:rFonts w:ascii="Charis SIL Regular" w:hAnsi="Charis SIL Regular" w:eastAsia="Charis SIL Regular"/>
           <w:b w:val="0"/>
           <w:i w:val="0"/>
-          <w:color w:val="0066CC"/>
+          <w:color w:val="0000FF"/>
           <w:sz w:val="24"/>
         </w:rPr>
         <w:hyperlink r:id="rId32" w:history="1">
@@ -5742,7 +5783,7 @@
           <w:rFonts w:ascii="Charis SIL Regular" w:hAnsi="Charis SIL Regular" w:eastAsia="Charis SIL Regular"/>
           <w:b w:val="0"/>
           <w:i w:val="0"/>
-          <w:color w:val="0066CC"/>
+          <w:color w:val="0000FF"/>
           <w:sz w:val="24"/>
           <w:u w:val="single"/>
         </w:rPr>
@@ -5760,7 +5801,7 @@
           <w:rFonts w:ascii="Charis SIL Regular" w:hAnsi="Charis SIL Regular" w:eastAsia="Charis SIL Regular"/>
           <w:b w:val="0"/>
           <w:i w:val="0"/>
-          <w:color w:val="0066CC"/>
+          <w:color w:val="0000FF"/>
           <w:sz w:val="24"/>
           <w:u w:val="single"/>
         </w:rPr>
@@ -5778,7 +5819,7 @@
           <w:rFonts w:ascii="Charis SIL Regular" w:hAnsi="Charis SIL Regular" w:eastAsia="Charis SIL Regular"/>
           <w:b w:val="0"/>
           <w:i w:val="0"/>
-          <w:color w:val="0066CC"/>
+          <w:color w:val="0000FF"/>
           <w:sz w:val="24"/>
           <w:u w:val="single"/>
         </w:rPr>
@@ -5806,7 +5847,7 @@
           <w:rFonts w:ascii="Charis SIL Regular" w:hAnsi="Charis SIL Regular" w:eastAsia="Charis SIL Regular"/>
           <w:b w:val="0"/>
           <w:i w:val="0"/>
-          <w:color w:val="0066CC"/>
+          <w:color w:val="0000FF"/>
           <w:sz w:val="24"/>
           <w:u w:val="single"/>
         </w:rPr>
@@ -5824,7 +5865,7 @@
           <w:rFonts w:ascii="Charis SIL Regular" w:hAnsi="Charis SIL Regular" w:eastAsia="Charis SIL Regular"/>
           <w:b w:val="0"/>
           <w:i w:val="0"/>
-          <w:color w:val="0066CC"/>
+          <w:color w:val="0000FF"/>
           <w:sz w:val="24"/>
           <w:u w:val="single"/>
         </w:rPr>
@@ -5835,7 +5876,7 @@
           <w:rFonts w:ascii="Charis SIL Regular" w:hAnsi="Charis SIL Regular" w:eastAsia="Charis SIL Regular"/>
           <w:b w:val="0"/>
           <w:i w:val="0"/>
-          <w:color w:val="0066CC"/>
+          <w:color w:val="0000FF"/>
           <w:sz w:val="24"/>
           <w:u w:val="single"/>
         </w:rPr>
@@ -5962,7 +6003,7 @@
           <w:rFonts w:ascii="Charis SIL Regular" w:hAnsi="Charis SIL Regular" w:eastAsia="Charis SIL Regular"/>
           <w:b w:val="0"/>
           <w:i w:val="0"/>
-          <w:color w:val="0066CC"/>
+          <w:color w:val="0000FF"/>
           <w:sz w:val="24"/>
           <w:u w:val="single"/>
         </w:rPr>
@@ -5980,7 +6021,7 @@
           <w:rFonts w:ascii="Charis SIL Regular" w:hAnsi="Charis SIL Regular" w:eastAsia="Charis SIL Regular"/>
           <w:b w:val="0"/>
           <w:i w:val="0"/>
-          <w:color w:val="0066CC"/>
+          <w:color w:val="0000FF"/>
           <w:sz w:val="24"/>
           <w:u w:val="single"/>
         </w:rPr>
@@ -5991,7 +6032,7 @@
           <w:rFonts w:ascii="Charis SIL Regular" w:hAnsi="Charis SIL Regular" w:eastAsia="Charis SIL Regular"/>
           <w:b w:val="0"/>
           <w:i w:val="0"/>
-          <w:color w:val="0066CC"/>
+          <w:color w:val="0000FF"/>
           <w:sz w:val="24"/>
           <w:u w:val="single"/>
         </w:rPr>
@@ -6019,7 +6060,7 @@
           <w:rFonts w:ascii="Charis SIL Regular" w:hAnsi="Charis SIL Regular" w:eastAsia="Charis SIL Regular"/>
           <w:b w:val="0"/>
           <w:i w:val="0"/>
-          <w:color w:val="0066CC"/>
+          <w:color w:val="0000FF"/>
           <w:sz w:val="24"/>
           <w:u w:val="single"/>
         </w:rPr>
@@ -6037,7 +6078,7 @@
           <w:rFonts w:ascii="Charis SIL Regular" w:hAnsi="Charis SIL Regular" w:eastAsia="Charis SIL Regular"/>
           <w:b w:val="0"/>
           <w:i w:val="0"/>
-          <w:color w:val="0066CC"/>
+          <w:color w:val="0000FF"/>
           <w:sz w:val="24"/>
           <w:u w:val="single"/>
         </w:rPr>
@@ -6055,7 +6096,7 @@
           <w:rFonts w:ascii="Charis SIL Regular" w:hAnsi="Charis SIL Regular" w:eastAsia="Charis SIL Regular"/>
           <w:b w:val="0"/>
           <w:i w:val="0"/>
-          <w:color w:val="0066CC"/>
+          <w:color w:val="0000FF"/>
           <w:sz w:val="24"/>
           <w:u w:val="single"/>
         </w:rPr>
@@ -6073,7 +6114,7 @@
           <w:rFonts w:ascii="Charis SIL Regular" w:hAnsi="Charis SIL Regular" w:eastAsia="Charis SIL Regular"/>
           <w:b w:val="0"/>
           <w:i w:val="0"/>
-          <w:color w:val="0066CC"/>
+          <w:color w:val="0000FF"/>
           <w:sz w:val="24"/>
           <w:u w:val="single"/>
         </w:rPr>
@@ -6091,7 +6132,7 @@
           <w:rFonts w:ascii="Charis SIL Regular" w:hAnsi="Charis SIL Regular" w:eastAsia="Charis SIL Regular"/>
           <w:b w:val="0"/>
           <w:i w:val="0"/>
-          <w:color w:val="0066CC"/>
+          <w:color w:val="0000FF"/>
           <w:sz w:val="24"/>
           <w:u w:val="single"/>
         </w:rPr>
@@ -6109,7 +6150,7 @@
           <w:rFonts w:ascii="Charis SIL Regular" w:hAnsi="Charis SIL Regular" w:eastAsia="Charis SIL Regular"/>
           <w:b w:val="0"/>
           <w:i w:val="0"/>
-          <w:color w:val="0066CC"/>
+          <w:color w:val="0000FF"/>
           <w:sz w:val="24"/>
           <w:u w:val="single"/>
         </w:rPr>
@@ -6127,7 +6168,7 @@
           <w:rFonts w:ascii="Charis SIL Regular" w:hAnsi="Charis SIL Regular" w:eastAsia="Charis SIL Regular"/>
           <w:b w:val="0"/>
           <w:i w:val="0"/>
-          <w:color w:val="0066CC"/>
+          <w:color w:val="0000FF"/>
           <w:sz w:val="24"/>
           <w:u w:val="single"/>
         </w:rPr>
@@ -6235,7 +6276,7 @@
           <w:rFonts w:ascii="Charis SIL Regular" w:hAnsi="Charis SIL Regular" w:eastAsia="Charis SIL Regular"/>
           <w:b w:val="0"/>
           <w:i w:val="0"/>
-          <w:color w:val="0066CC"/>
+          <w:color w:val="0000FF"/>
           <w:sz w:val="24"/>
           <w:u w:val="single"/>
         </w:rPr>
@@ -6253,7 +6294,7 @@
           <w:rFonts w:ascii="Charis SIL Regular" w:hAnsi="Charis SIL Regular" w:eastAsia="Charis SIL Regular"/>
           <w:b w:val="0"/>
           <w:i w:val="0"/>
-          <w:color w:val="0066CC"/>
+          <w:color w:val="0000FF"/>
           <w:sz w:val="24"/>
           <w:u w:val="single"/>
         </w:rPr>
@@ -6271,7 +6312,7 @@
           <w:rFonts w:ascii="Charis SIL Regular" w:hAnsi="Charis SIL Regular" w:eastAsia="Charis SIL Regular"/>
           <w:b w:val="0"/>
           <w:i w:val="0"/>
-          <w:color w:val="0066CC"/>
+          <w:color w:val="0000FF"/>
           <w:sz w:val="24"/>
           <w:u w:val="single"/>
         </w:rPr>
@@ -6289,7 +6330,7 @@
           <w:rFonts w:ascii="Charis SIL Regular" w:hAnsi="Charis SIL Regular" w:eastAsia="Charis SIL Regular"/>
           <w:b w:val="0"/>
           <w:i w:val="0"/>
-          <w:color w:val="0066CC"/>
+          <w:color w:val="0000FF"/>
           <w:sz w:val="24"/>
           <w:u w:val="single"/>
         </w:rPr>
@@ -6317,7 +6358,7 @@
           <w:rFonts w:ascii="Charis SIL Regular" w:hAnsi="Charis SIL Regular" w:eastAsia="Charis SIL Regular"/>
           <w:b w:val="0"/>
           <w:i w:val="0"/>
-          <w:color w:val="0066CC"/>
+          <w:color w:val="0000FF"/>
           <w:sz w:val="24"/>
           <w:u w:val="single"/>
         </w:rPr>
@@ -6335,7 +6376,7 @@
           <w:rFonts w:ascii="Charis SIL Regular" w:hAnsi="Charis SIL Regular" w:eastAsia="Charis SIL Regular"/>
           <w:b w:val="0"/>
           <w:i w:val="0"/>
-          <w:color w:val="0066CC"/>
+          <w:color w:val="0000FF"/>
           <w:sz w:val="24"/>
           <w:u w:val="single"/>
         </w:rPr>
@@ -6346,7 +6387,7 @@
           <w:rFonts w:ascii="Charis SIL Regular" w:hAnsi="Charis SIL Regular" w:eastAsia="Charis SIL Regular"/>
           <w:b w:val="0"/>
           <w:i w:val="0"/>
-          <w:color w:val="0066CC"/>
+          <w:color w:val="0000FF"/>
           <w:sz w:val="24"/>
           <w:u w:val="single"/>
         </w:rPr>
@@ -6474,7 +6515,7 @@
           <w:rFonts w:ascii="Charis SIL Regular" w:hAnsi="Charis SIL Regular" w:eastAsia="Charis SIL Regular"/>
           <w:b w:val="0"/>
           <w:i w:val="0"/>
-          <w:color w:val="0066CC"/>
+          <w:color w:val="0000FF"/>
           <w:sz w:val="24"/>
           <w:u w:val="single"/>
         </w:rPr>
@@ -6492,7 +6533,7 @@
           <w:rFonts w:ascii="Charis SIL Regular" w:hAnsi="Charis SIL Regular" w:eastAsia="Charis SIL Regular"/>
           <w:b w:val="0"/>
           <w:i w:val="0"/>
-          <w:color w:val="0066CC"/>
+          <w:color w:val="0000FF"/>
           <w:sz w:val="24"/>
           <w:u w:val="single"/>
         </w:rPr>
@@ -6620,7 +6661,7 @@
           <w:rFonts w:ascii="Charis SIL Regular" w:hAnsi="Charis SIL Regular" w:eastAsia="Charis SIL Regular"/>
           <w:b w:val="0"/>
           <w:i w:val="0"/>
-          <w:color w:val="0066CC"/>
+          <w:color w:val="0000FF"/>
           <w:sz w:val="24"/>
           <w:u w:val="single"/>
         </w:rPr>
@@ -6638,7 +6679,7 @@
           <w:rFonts w:ascii="Charis SIL Regular" w:hAnsi="Charis SIL Regular" w:eastAsia="Charis SIL Regular"/>
           <w:b w:val="0"/>
           <w:i w:val="0"/>
-          <w:color w:val="0066CC"/>
+          <w:color w:val="0000FF"/>
           <w:sz w:val="24"/>
           <w:u w:val="single"/>
         </w:rPr>
@@ -6656,7 +6697,7 @@
           <w:rFonts w:ascii="Charis SIL Regular" w:hAnsi="Charis SIL Regular" w:eastAsia="Charis SIL Regular"/>
           <w:b w:val="0"/>
           <w:i w:val="0"/>
-          <w:color w:val="0066CC"/>
+          <w:color w:val="0000FF"/>
           <w:sz w:val="24"/>
           <w:u w:val="single"/>
         </w:rPr>
@@ -6674,7 +6715,7 @@
           <w:rFonts w:ascii="Charis SIL Regular" w:hAnsi="Charis SIL Regular" w:eastAsia="Charis SIL Regular"/>
           <w:b w:val="0"/>
           <w:i w:val="0"/>
-          <w:color w:val="0066CC"/>
+          <w:color w:val="0000FF"/>
           <w:sz w:val="24"/>
           <w:u w:val="single"/>
         </w:rPr>
@@ -6792,7 +6833,7 @@
           <w:rFonts w:ascii="Charis SIL Regular" w:hAnsi="Charis SIL Regular" w:eastAsia="Charis SIL Regular"/>
           <w:b w:val="0"/>
           <w:i w:val="0"/>
-          <w:color w:val="0066CC"/>
+          <w:color w:val="0000FF"/>
           <w:sz w:val="24"/>
           <w:u w:val="single"/>
         </w:rPr>
@@ -6810,7 +6851,7 @@
           <w:rFonts w:ascii="Charis SIL Regular" w:hAnsi="Charis SIL Regular" w:eastAsia="Charis SIL Regular"/>
           <w:b w:val="0"/>
           <w:i w:val="0"/>
-          <w:color w:val="0066CC"/>
+          <w:color w:val="0000FF"/>
           <w:sz w:val="24"/>
           <w:u w:val="single"/>
         </w:rPr>
@@ -6828,7 +6869,7 @@
           <w:rFonts w:ascii="Charis SIL Regular" w:hAnsi="Charis SIL Regular" w:eastAsia="Charis SIL Regular"/>
           <w:b w:val="0"/>
           <w:i w:val="0"/>
-          <w:color w:val="0066CC"/>
+          <w:color w:val="0000FF"/>
           <w:sz w:val="24"/>
           <w:u w:val="single"/>
         </w:rPr>
@@ -6846,7 +6887,7 @@
           <w:rFonts w:ascii="Charis SIL Regular" w:hAnsi="Charis SIL Regular" w:eastAsia="Charis SIL Regular"/>
           <w:b w:val="0"/>
           <w:i w:val="0"/>
-          <w:color w:val="0066CC"/>
+          <w:color w:val="0000FF"/>
           <w:sz w:val="24"/>
           <w:u w:val="single"/>
         </w:rPr>
@@ -6874,7 +6915,7 @@
           <w:rFonts w:ascii="Charis SIL Regular" w:hAnsi="Charis SIL Regular" w:eastAsia="Charis SIL Regular"/>
           <w:b w:val="0"/>
           <w:i w:val="0"/>
-          <w:color w:val="0066CC"/>
+          <w:color w:val="0000FF"/>
           <w:sz w:val="24"/>
           <w:u w:val="single"/>
         </w:rPr>
@@ -6892,7 +6933,7 @@
           <w:rFonts w:ascii="Charis SIL Regular" w:hAnsi="Charis SIL Regular" w:eastAsia="Charis SIL Regular"/>
           <w:b w:val="0"/>
           <w:i w:val="0"/>
-          <w:color w:val="0066CC"/>
+          <w:color w:val="0000FF"/>
           <w:sz w:val="24"/>
           <w:u w:val="single"/>
         </w:rPr>
@@ -6910,7 +6951,7 @@
           <w:rFonts w:ascii="Charis SIL Regular" w:hAnsi="Charis SIL Regular" w:eastAsia="Charis SIL Regular"/>
           <w:b w:val="0"/>
           <w:i w:val="0"/>
-          <w:color w:val="0066CC"/>
+          <w:color w:val="0000FF"/>
           <w:sz w:val="24"/>
           <w:u w:val="single"/>
         </w:rPr>
@@ -6921,7 +6962,7 @@
           <w:rFonts w:ascii="Charis SIL Regular" w:hAnsi="Charis SIL Regular" w:eastAsia="Charis SIL Regular"/>
           <w:b w:val="0"/>
           <w:i w:val="0"/>
-          <w:color w:val="0066CC"/>
+          <w:color w:val="0000FF"/>
           <w:sz w:val="24"/>
           <w:u w:val="single"/>
         </w:rPr>
@@ -6936,6 +6977,7 @@
       </w:r>
       <w:r>
         <w:rPr>
+          <w:u w:val="single" w:color="0000ff"/>
           <w:rFonts w:ascii="Charis SIL Regular" w:hAnsi="Charis SIL Regular" w:eastAsia="Charis SIL Regular"/>
           <w:b w:val="0"/>
           <w:i w:val="0"/>
@@ -6949,7 +6991,7 @@
           <w:rFonts w:ascii="Charis SIL Regular" w:hAnsi="Charis SIL Regular" w:eastAsia="Charis SIL Regular"/>
           <w:b w:val="0"/>
           <w:i w:val="0"/>
-          <w:color w:val="0066CC"/>
+          <w:color w:val="0000FF"/>
           <w:sz w:val="24"/>
           <w:u w:val="single"/>
         </w:rPr>
@@ -6967,7 +7009,7 @@
           <w:rFonts w:ascii="Charis SIL Regular" w:hAnsi="Charis SIL Regular" w:eastAsia="Charis SIL Regular"/>
           <w:b w:val="0"/>
           <w:i w:val="0"/>
-          <w:color w:val="0066CC"/>
+          <w:color w:val="0000FF"/>
           <w:sz w:val="24"/>
           <w:u w:val="single"/>
         </w:rPr>
@@ -6978,7 +7020,7 @@
           <w:rFonts w:ascii="Charis SIL Regular" w:hAnsi="Charis SIL Regular" w:eastAsia="Charis SIL Regular"/>
           <w:b w:val="0"/>
           <w:i w:val="0"/>
-          <w:color w:val="0066CC"/>
+          <w:color w:val="0000FF"/>
           <w:sz w:val="24"/>
           <w:u w:val="single"/>
         </w:rPr>

--- a/EXPORTS/DOCX/published/niveau3/English/KKZ.docx
+++ b/EXPORTS/DOCX/published/niveau3/English/KKZ.docx
@@ -258,13 +258,21 @@
       </w:r>
       <w:r>
         <w:rPr>
+          <w:u w:val="single" w:color="0000ff"/>
           <w:rFonts w:ascii="Charis SIL Regular" w:hAnsi="Charis SIL Regular" w:eastAsia="Charis SIL Regular"/>
           <w:b w:val="0"/>
           <w:i w:val="0"/>
           <w:color w:val="000000"/>
           <w:sz w:val="24"/>
         </w:rPr>
-        <w:t>wide ar</w:t>
+        <w:hyperlink r:id="rId9" w:history="1">
+          <w:r>
+            <w:rPr>
+              <w:rStyle w:val="Hyperlink"/>
+            </w:rPr>
+            <w:t>wide ar</w:t>
+          </w:r>
+        </w:hyperlink>
       </w:r>
       <w:r>
         <w:rPr>
@@ -1823,7 +1831,7 @@
           <w:sz w:val="24"/>
           <w:u w:val="single"/>
         </w:rPr>
-        <w:hyperlink r:id="rId15" w:history="1">
+        <w:hyperlink r:id="rId16" w:history="1">
           <w:r>
             <w:rPr>
               <w:rStyle w:val="Hyperlink"/>
@@ -1852,7 +1860,7 @@
           <w:sz w:val="24"/>
           <w:u w:val="single"/>
         </w:rPr>
-        <w:hyperlink r:id="rId15" w:history="1">
+        <w:hyperlink r:id="rId16" w:history="1">
           <w:r>
             <w:rPr>
               <w:rStyle w:val="Hyperlink"/>
@@ -1870,7 +1878,7 @@
           <w:sz w:val="24"/>
           <w:u w:val="single"/>
         </w:rPr>
-        <w:hyperlink r:id="rId15" w:history="1">
+        <w:hyperlink r:id="rId16" w:history="1">
           <w:r>
             <w:rPr>
               <w:rStyle w:val="Hyperlink"/>
@@ -1888,7 +1896,7 @@
           <w:sz w:val="24"/>
           <w:u w:val="single"/>
         </w:rPr>
-        <w:hyperlink r:id="rId15" w:history="1">
+        <w:hyperlink r:id="rId16" w:history="1">
           <w:r>
             <w:rPr>
               <w:rStyle w:val="Hyperlink"/>
@@ -1917,7 +1925,7 @@
           <w:sz w:val="24"/>
           <w:u w:val="single"/>
         </w:rPr>
-        <w:hyperlink r:id="rId15" w:history="1">
+        <w:hyperlink r:id="rId17" w:history="1">
           <w:r>
             <w:rPr>
               <w:rStyle w:val="Hyperlink"/>
@@ -2199,36 +2207,18 @@
           <w:color w:val="000000"/>
           <w:sz w:val="24"/>
         </w:rPr>
+        <w:t xml:space="preserve">, the </w:t>
+      </w:r>
+      <w:r>
+        <w:rPr>
+          <w:rFonts w:ascii="Charis SIL Regular" w:hAnsi="Charis SIL Regular" w:eastAsia="Charis SIL Regular"/>
+          <w:b w:val="0"/>
+          <w:i w:val="0"/>
+          <w:color w:val="0000FF"/>
+          <w:sz w:val="24"/>
+          <w:u w:val="single"/>
+        </w:rPr>
         <w:hyperlink r:id="rId16" w:history="1">
-          <w:r>
-            <w:rPr>
-              <w:rStyle w:val="Hyperlink"/>
-            </w:rPr>
-            <w:t>, the</w:t>
-          </w:r>
-        </w:hyperlink>
-      </w:r>
-      <w:r>
-        <w:rPr>
-          <w:u w:val="single" w:color="0000ff"/>
-          <w:rFonts w:ascii="Charis SIL Regular" w:hAnsi="Charis SIL Regular" w:eastAsia="Charis SIL Regular"/>
-          <w:b w:val="0"/>
-          <w:i w:val="0"/>
-          <w:color w:val="000000"/>
-          <w:sz w:val="24"/>
-        </w:rPr>
-        <w:t xml:space="preserve"> </w:t>
-      </w:r>
-      <w:r>
-        <w:rPr>
-          <w:rFonts w:ascii="Charis SIL Regular" w:hAnsi="Charis SIL Regular" w:eastAsia="Charis SIL Regular"/>
-          <w:b w:val="0"/>
-          <w:i w:val="0"/>
-          <w:color w:val="0000FF"/>
-          <w:sz w:val="24"/>
-          <w:u w:val="single"/>
-        </w:rPr>
-        <w:hyperlink r:id="rId18" w:history="1">
           <w:r>
             <w:rPr>
               <w:rStyle w:val="Hyperlink"/>
@@ -2246,7 +2236,7 @@
           <w:sz w:val="24"/>
           <w:u w:val="single"/>
         </w:rPr>
-        <w:hyperlink r:id="rId18" w:history="1">
+        <w:hyperlink r:id="rId16" w:history="1">
           <w:r>
             <w:rPr>
               <w:rStyle w:val="Hyperlink"/>
@@ -2264,7 +2254,7 @@
           <w:sz w:val="24"/>
           <w:u w:val="single"/>
         </w:rPr>
-        <w:hyperlink r:id="rId18" w:history="1">
+        <w:hyperlink r:id="rId16" w:history="1">
           <w:r>
             <w:rPr>
               <w:rStyle w:val="Hyperlink"/>
@@ -2322,7 +2312,7 @@
           <w:sz w:val="24"/>
           <w:u w:val="single"/>
         </w:rPr>
-        <w:hyperlink r:id="rId18" w:history="1">
+        <w:hyperlink r:id="rId17" w:history="1">
           <w:r>
             <w:rPr>
               <w:rStyle w:val="Hyperlink"/>
@@ -2351,7 +2341,7 @@
           <w:sz w:val="24"/>
           <w:u w:val="single"/>
         </w:rPr>
-        <w:hyperlink r:id="rId18" w:history="1">
+        <w:hyperlink r:id="rId17" w:history="1">
           <w:r>
             <w:rPr>
               <w:rStyle w:val="Hyperlink"/>
@@ -2369,7 +2359,7 @@
           <w:sz w:val="24"/>
           <w:u w:val="single"/>
         </w:rPr>
-        <w:hyperlink r:id="rId18" w:history="1">
+        <w:hyperlink r:id="rId17" w:history="1">
           <w:r>
             <w:rPr>
               <w:rStyle w:val="Hyperlink"/>
@@ -2398,30 +2388,76 @@
       </w:r>
       <w:r>
         <w:rPr>
-          <w:u w:val="single" w:color="0000ff"/>
           <w:rFonts w:ascii="Charis SIL Regular" w:hAnsi="Charis SIL Regular" w:eastAsia="Charis SIL Regular"/>
           <w:b w:val="0"/>
           <w:i w:val="0"/>
           <w:color w:val="000000"/>
           <w:sz w:val="24"/>
+        </w:rPr>
+        <w:t xml:space="preserve">e </w:t>
+      </w:r>
+      <w:r>
+        <w:rPr>
+          <w:rFonts w:ascii="Charis SIL Regular" w:hAnsi="Charis SIL Regular" w:eastAsia="Charis SIL Regular"/>
+          <w:b w:val="0"/>
+          <w:i w:val="0"/>
+          <w:color w:val="0000FF"/>
+          <w:sz w:val="24"/>
+          <w:u w:val="single"/>
         </w:rPr>
         <w:hyperlink r:id="rId17" w:history="1">
           <w:r>
             <w:rPr>
               <w:rStyle w:val="Hyperlink"/>
             </w:rPr>
-            <w:t>e</w:t>
+            <w:t>Rijksm</w:t>
           </w:r>
         </w:hyperlink>
       </w:r>
       <w:r>
         <w:rPr>
-          <w:u w:val="single" w:color="0000ff"/>
-          <w:rFonts w:ascii="Charis SIL Regular" w:hAnsi="Charis SIL Regular" w:eastAsia="Charis SIL Regular"/>
-          <w:b w:val="0"/>
-          <w:i w:val="0"/>
-          <w:color w:val="000000"/>
-          <w:sz w:val="24"/>
+          <w:rFonts w:ascii="Charis SIL Regular" w:hAnsi="Charis SIL Regular" w:eastAsia="Charis SIL Regular"/>
+          <w:b w:val="0"/>
+          <w:i w:val="0"/>
+          <w:color w:val="0000FF"/>
+          <w:sz w:val="24"/>
+          <w:u w:val="single"/>
+        </w:rPr>
+        <w:hyperlink r:id="rId17" w:history="1">
+          <w:r>
+            <w:rPr>
+              <w:rStyle w:val="Hyperlink"/>
+            </w:rPr>
+            <w:t>u</w:t>
+          </w:r>
+        </w:hyperlink>
+      </w:r>
+      <w:r>
+        <w:rPr>
+          <w:rFonts w:ascii="Charis SIL Regular" w:hAnsi="Charis SIL Regular" w:eastAsia="Charis SIL Regular"/>
+          <w:b w:val="0"/>
+          <w:i w:val="0"/>
+          <w:color w:val="0000FF"/>
+          <w:sz w:val="24"/>
+          <w:u w:val="single"/>
+        </w:rPr>
+        <w:hyperlink r:id="rId17" w:history="1">
+          <w:r>
+            <w:rPr>
+              <w:rStyle w:val="Hyperlink"/>
+            </w:rPr>
+            <w:t>seum</w:t>
+          </w:r>
+        </w:hyperlink>
+      </w:r>
+      <w:r>
+        <w:rPr>
+          <w:rFonts w:ascii="Charis SIL Regular" w:hAnsi="Charis SIL Regular" w:eastAsia="Charis SIL Regular"/>
+          <w:b w:val="0"/>
+          <w:i w:val="0"/>
+          <w:color w:val="0000FF"/>
+          <w:sz w:val="24"/>
+          <w:u w:val="single"/>
         </w:rPr>
         <w:t xml:space="preserve"> </w:t>
       </w:r>
@@ -2432,8 +2468,38 @@
           <w:i w:val="0"/>
           <w:color w:val="0000FF"/>
           <w:sz w:val="24"/>
-        </w:rPr>
-        <w:t>Rijksmuseum van G</w:t>
+          <w:u w:val="single"/>
+        </w:rPr>
+        <w:hyperlink r:id="rId17" w:history="1">
+          <w:r>
+            <w:rPr>
+              <w:rStyle w:val="Hyperlink"/>
+            </w:rPr>
+            <w:t>van</w:t>
+          </w:r>
+        </w:hyperlink>
+      </w:r>
+      <w:r>
+        <w:rPr>
+          <w:rFonts w:ascii="Charis SIL Regular" w:hAnsi="Charis SIL Regular" w:eastAsia="Charis SIL Regular"/>
+          <w:b w:val="0"/>
+          <w:i w:val="0"/>
+          <w:color w:val="0000FF"/>
+          <w:sz w:val="24"/>
+          <w:u w:val="single"/>
+        </w:rPr>
+        <w:t xml:space="preserve"> </w:t>
+      </w:r>
+      <w:r>
+        <w:rPr>
+          <w:rFonts w:ascii="Charis SIL Regular" w:hAnsi="Charis SIL Regular" w:eastAsia="Charis SIL Regular"/>
+          <w:b w:val="0"/>
+          <w:i w:val="0"/>
+          <w:color w:val="0000FF"/>
+          <w:sz w:val="24"/>
+          <w:u w:val="single"/>
+        </w:rPr>
+        <w:t>G</w:t>
       </w:r>
       <w:r>
         <w:rPr>
@@ -5200,25 +5266,7 @@
             <w:rPr>
               <w:rStyle w:val="Hyperlink"/>
             </w:rPr>
-            <w:t>f</w:t>
-          </w:r>
-        </w:hyperlink>
-      </w:r>
-      <w:r>
-        <w:rPr>
-          <w:rFonts w:ascii="Charis SIL Regular" w:hAnsi="Charis SIL Regular" w:eastAsia="Charis SIL Regular"/>
-          <w:b w:val="0"/>
-          <w:i w:val="0"/>
-          <w:color w:val="0000FF"/>
-          <w:sz w:val="24"/>
-          <w:u w:val="single"/>
-        </w:rPr>
-        <w:hyperlink r:id="rId29" w:history="1">
-          <w:r>
-            <w:rPr>
-              <w:rStyle w:val="Hyperlink"/>
-            </w:rPr>
-            <w:t>i</w:t>
+            <w:t>fi</w:t>
           </w:r>
         </w:hyperlink>
       </w:r>
@@ -5247,6 +5295,7 @@
           <w:i w:val="0"/>
           <w:color w:val="0000FF"/>
           <w:sz w:val="24"/>
+          <w:u w:val="single"/>
         </w:rPr>
         <w:hyperlink r:id="rId29" w:history="1">
           <w:r>
@@ -5264,6 +5313,7 @@
           <w:i w:val="0"/>
           <w:color w:val="0000FF"/>
           <w:sz w:val="24"/>
+          <w:u w:val="single"/>
         </w:rPr>
         <w:t>/</w:t>
       </w:r>
@@ -5281,9 +5331,19 @@
             <w:rPr>
               <w:rStyle w:val="Hyperlink"/>
             </w:rPr>
-            <w:t>NL-</w:t>
+            <w:t>NL</w:t>
           </w:r>
         </w:hyperlink>
+      </w:r>
+      <w:r>
+        <w:rPr>
+          <w:rFonts w:ascii="Charis SIL Regular" w:hAnsi="Charis SIL Regular" w:eastAsia="Charis SIL Regular"/>
+          <w:b w:val="0"/>
+          <w:i w:val="0"/>
+          <w:color w:val="0000FF"/>
+          <w:sz w:val="24"/>
+        </w:rPr>
+        <w:t>-</w:t>
       </w:r>
       <w:r>
         <w:rPr>
@@ -6154,7 +6214,7 @@
           <w:sz w:val="24"/>
           <w:u w:val="single"/>
         </w:rPr>
-        <w:hyperlink r:id="rId36" w:history="1">
+        <w:hyperlink r:id="rId35" w:history="1">
           <w:r>
             <w:rPr>
               <w:rStyle w:val="Hyperlink"/>
@@ -6172,7 +6232,7 @@
           <w:sz w:val="24"/>
           <w:u w:val="single"/>
         </w:rPr>
-        <w:hyperlink r:id="rId36" w:history="1">
+        <w:hyperlink r:id="rId35" w:history="1">
           <w:r>
             <w:rPr>
               <w:rStyle w:val="Hyperlink"/>
@@ -6984,7 +7044,14 @@
           <w:color w:val="000000"/>
           <w:sz w:val="24"/>
         </w:rPr>
-        <w:t xml:space="preserve">, </w:t>
+        <w:hyperlink r:id="rId41" w:history="1">
+          <w:r>
+            <w:rPr>
+              <w:rStyle w:val="Hyperlink"/>
+            </w:rPr>
+            <w:t xml:space="preserve">, </w:t>
+          </w:r>
+        </w:hyperlink>
       </w:r>
       <w:r>
         <w:rPr>
@@ -6995,7 +7062,7 @@
           <w:sz w:val="24"/>
           <w:u w:val="single"/>
         </w:rPr>
-        <w:hyperlink r:id="rId43" w:history="1">
+        <w:hyperlink r:id="rId41" w:history="1">
           <w:r>
             <w:rPr>
               <w:rStyle w:val="Hyperlink"/>

--- a/EXPORTS/DOCX/published/niveau3/English/KKZ.docx
+++ b/EXPORTS/DOCX/published/niveau3/English/KKZ.docx
@@ -1524,16 +1524,8 @@
           <w:i w:val="0"/>
           <w:color w:val="0000FF"/>
           <w:sz w:val="24"/>
-          <w:u w:val="single"/>
-        </w:rPr>
-        <w:hyperlink r:id="rId15" w:history="1">
-          <w:r>
-            <w:rPr>
-              <w:rStyle w:val="Hyperlink"/>
-            </w:rPr>
-            <w:t>Ri</w:t>
-          </w:r>
-        </w:hyperlink>
+        </w:rPr>
+        <w:t>Ri</w:t>
       </w:r>
       <w:r>
         <w:rPr>
@@ -1831,7 +1823,7 @@
           <w:sz w:val="24"/>
           <w:u w:val="single"/>
         </w:rPr>
-        <w:hyperlink r:id="rId16" w:history="1">
+        <w:hyperlink r:id="rId15" w:history="1">
           <w:r>
             <w:rPr>
               <w:rStyle w:val="Hyperlink"/>
@@ -1860,7 +1852,7 @@
           <w:sz w:val="24"/>
           <w:u w:val="single"/>
         </w:rPr>
-        <w:hyperlink r:id="rId16" w:history="1">
+        <w:hyperlink r:id="rId15" w:history="1">
           <w:r>
             <w:rPr>
               <w:rStyle w:val="Hyperlink"/>
@@ -1878,7 +1870,7 @@
           <w:sz w:val="24"/>
           <w:u w:val="single"/>
         </w:rPr>
-        <w:hyperlink r:id="rId16" w:history="1">
+        <w:hyperlink r:id="rId15" w:history="1">
           <w:r>
             <w:rPr>
               <w:rStyle w:val="Hyperlink"/>
@@ -1896,7 +1888,7 @@
           <w:sz w:val="24"/>
           <w:u w:val="single"/>
         </w:rPr>
-        <w:hyperlink r:id="rId16" w:history="1">
+        <w:hyperlink r:id="rId15" w:history="1">
           <w:r>
             <w:rPr>
               <w:rStyle w:val="Hyperlink"/>
@@ -1907,7 +1899,6 @@
       </w:r>
       <w:r>
         <w:rPr>
-          <w:u w:val="single" w:color="0000ff"/>
           <w:rFonts w:ascii="Charis SIL Regular" w:hAnsi="Charis SIL Regular" w:eastAsia="Charis SIL Regular"/>
           <w:b w:val="0"/>
           <w:i w:val="0"/>
@@ -1925,7 +1916,7 @@
           <w:sz w:val="24"/>
           <w:u w:val="single"/>
         </w:rPr>
-        <w:hyperlink r:id="rId17" w:history="1">
+        <w:hyperlink r:id="rId15" w:history="1">
           <w:r>
             <w:rPr>
               <w:rStyle w:val="Hyperlink"/>
@@ -2106,14 +2097,7 @@
           <w:sz w:val="24"/>
           <w:u w:val="single"/>
         </w:rPr>
-        <w:hyperlink r:id="rId17" w:history="1">
-          <w:r>
-            <w:rPr>
-              <w:rStyle w:val="Hyperlink"/>
-            </w:rPr>
-            <w:t>Ges</w:t>
-          </w:r>
-        </w:hyperlink>
+        <w:t>Ges</w:t>
       </w:r>
       <w:r>
         <w:rPr>
@@ -2124,7 +2108,7 @@
           <w:sz w:val="24"/>
           <w:u w:val="single"/>
         </w:rPr>
-        <w:hyperlink r:id="rId17" w:history="1">
+        <w:hyperlink r:id="rId16" w:history="1">
           <w:r>
             <w:rPr>
               <w:rStyle w:val="Hyperlink"/>
@@ -2153,12 +2137,199 @@
           <w:sz w:val="24"/>
           <w:u w:val="single"/>
         </w:rPr>
+        <w:hyperlink r:id="rId16" w:history="1">
+          <w:r>
+            <w:rPr>
+              <w:rStyle w:val="Hyperlink"/>
+            </w:rPr>
+            <w:t>St</w:t>
+          </w:r>
+        </w:hyperlink>
+      </w:r>
+      <w:r>
+        <w:rPr>
+          <w:rFonts w:ascii="Charis SIL Regular" w:hAnsi="Charis SIL Regular" w:eastAsia="Charis SIL Regular"/>
+          <w:b w:val="0"/>
+          <w:i w:val="0"/>
+          <w:color w:val="0000FF"/>
+          <w:sz w:val="24"/>
+          <w:u w:val="single"/>
+        </w:rPr>
+        <w:hyperlink r:id="rId16" w:history="1">
+          <w:r>
+            <w:rPr>
+              <w:rStyle w:val="Hyperlink"/>
+            </w:rPr>
+            <w:t>e</w:t>
+          </w:r>
+        </w:hyperlink>
+      </w:r>
+      <w:r>
+        <w:rPr>
+          <w:rFonts w:ascii="Charis SIL Regular" w:hAnsi="Charis SIL Regular" w:eastAsia="Charis SIL Regular"/>
+          <w:b w:val="0"/>
+          <w:i w:val="0"/>
+          <w:color w:val="0000FF"/>
+          <w:sz w:val="24"/>
+          <w:u w:val="single"/>
+        </w:rPr>
+        <w:hyperlink r:id="rId16" w:history="1">
+          <w:r>
+            <w:rPr>
+              <w:rStyle w:val="Hyperlink"/>
+            </w:rPr>
+            <w:t>nen</w:t>
+          </w:r>
+        </w:hyperlink>
+      </w:r>
+      <w:r>
+        <w:rPr>
+          <w:rFonts w:ascii="Charis SIL Regular" w:hAnsi="Charis SIL Regular" w:eastAsia="Charis SIL Regular"/>
+          <w:b w:val="0"/>
+          <w:i w:val="0"/>
+          <w:color w:val="000000"/>
+          <w:sz w:val="24"/>
+        </w:rPr>
+        <w:t xml:space="preserve">, the </w:t>
+      </w:r>
+      <w:r>
+        <w:rPr>
+          <w:rFonts w:ascii="Charis SIL Regular" w:hAnsi="Charis SIL Regular" w:eastAsia="Charis SIL Regular"/>
+          <w:b w:val="0"/>
+          <w:i w:val="0"/>
+          <w:color w:val="0000FF"/>
+          <w:sz w:val="24"/>
+          <w:u w:val="single"/>
+        </w:rPr>
+        <w:hyperlink r:id="rId16" w:history="1">
+          <w:r>
+            <w:rPr>
+              <w:rStyle w:val="Hyperlink"/>
+            </w:rPr>
+            <w:t>Ri</w:t>
+          </w:r>
+        </w:hyperlink>
+      </w:r>
+      <w:r>
+        <w:rPr>
+          <w:rFonts w:ascii="Charis SIL Regular" w:hAnsi="Charis SIL Regular" w:eastAsia="Charis SIL Regular"/>
+          <w:b w:val="0"/>
+          <w:i w:val="0"/>
+          <w:color w:val="0000FF"/>
+          <w:sz w:val="24"/>
+          <w:u w:val="single"/>
+        </w:rPr>
+        <w:hyperlink r:id="rId16" w:history="1">
+          <w:r>
+            <w:rPr>
+              <w:rStyle w:val="Hyperlink"/>
+            </w:rPr>
+            <w:t>j</w:t>
+          </w:r>
+        </w:hyperlink>
+      </w:r>
+      <w:r>
+        <w:rPr>
+          <w:rFonts w:ascii="Charis SIL Regular" w:hAnsi="Charis SIL Regular" w:eastAsia="Charis SIL Regular"/>
+          <w:b w:val="0"/>
+          <w:i w:val="0"/>
+          <w:color w:val="0000FF"/>
+          <w:sz w:val="24"/>
+          <w:u w:val="single"/>
+        </w:rPr>
+        <w:hyperlink r:id="rId16" w:history="1">
+          <w:r>
+            <w:rPr>
+              <w:rStyle w:val="Hyperlink"/>
+            </w:rPr>
+            <w:t>ksmuseum</w:t>
+          </w:r>
+        </w:hyperlink>
+      </w:r>
+      <w:r>
+        <w:rPr>
+          <w:rFonts w:ascii="Charis SIL Regular" w:hAnsi="Charis SIL Regular" w:eastAsia="Charis SIL Regular"/>
+          <w:b w:val="0"/>
+          <w:i w:val="0"/>
+          <w:color w:val="0000FF"/>
+          <w:sz w:val="24"/>
+          <w:u w:val="single"/>
+        </w:rPr>
+        <w:t xml:space="preserve"> </w:t>
+      </w:r>
+      <w:r>
+        <w:rPr>
+          <w:rFonts w:ascii="Charis SIL Regular" w:hAnsi="Charis SIL Regular" w:eastAsia="Charis SIL Regular"/>
+          <w:b w:val="0"/>
+          <w:i w:val="0"/>
+          <w:color w:val="0000FF"/>
+          <w:sz w:val="24"/>
+          <w:u w:val="single"/>
+        </w:rPr>
+        <w:hyperlink r:id="rId18" w:history="1">
+          <w:r>
+            <w:rPr>
+              <w:rStyle w:val="Hyperlink"/>
+            </w:rPr>
+            <w:t>van</w:t>
+          </w:r>
+        </w:hyperlink>
+      </w:r>
+      <w:r>
+        <w:rPr>
+          <w:rFonts w:ascii="Charis SIL Regular" w:hAnsi="Charis SIL Regular" w:eastAsia="Charis SIL Regular"/>
+          <w:b w:val="0"/>
+          <w:i w:val="0"/>
+          <w:color w:val="0000FF"/>
+          <w:sz w:val="24"/>
+          <w:u w:val="single"/>
+        </w:rPr>
+        <w:t xml:space="preserve"> </w:t>
+      </w:r>
+      <w:r>
+        <w:rPr>
+          <w:rFonts w:ascii="Charis SIL Regular" w:hAnsi="Charis SIL Regular" w:eastAsia="Charis SIL Regular"/>
+          <w:b w:val="0"/>
+          <w:i w:val="0"/>
+          <w:color w:val="0000FF"/>
+          <w:sz w:val="24"/>
+          <w:u w:val="single"/>
+        </w:rPr>
         <w:hyperlink r:id="rId17" w:history="1">
           <w:r>
             <w:rPr>
               <w:rStyle w:val="Hyperlink"/>
             </w:rPr>
-            <w:t>St</w:t>
+            <w:t>Natuurlijke</w:t>
+          </w:r>
+        </w:hyperlink>
+      </w:r>
+      <w:r>
+        <w:rPr>
+          <w:rFonts w:ascii="Charis SIL Regular" w:hAnsi="Charis SIL Regular" w:eastAsia="Charis SIL Regular"/>
+          <w:b w:val="0"/>
+          <w:i w:val="0"/>
+          <w:color w:val="0000FF"/>
+          <w:sz w:val="24"/>
+          <w:u w:val="single"/>
+        </w:rPr>
+        <w:t xml:space="preserve"> </w:t>
+      </w:r>
+      <w:r>
+        <w:rPr>
+          <w:rFonts w:ascii="Charis SIL Regular" w:hAnsi="Charis SIL Regular" w:eastAsia="Charis SIL Regular"/>
+          <w:b w:val="0"/>
+          <w:i w:val="0"/>
+          <w:color w:val="0000FF"/>
+          <w:sz w:val="24"/>
+          <w:u w:val="single"/>
+        </w:rPr>
+        <w:hyperlink r:id="rId17" w:history="1">
+          <w:r>
+            <w:rPr>
+              <w:rStyle w:val="Hyperlink"/>
+            </w:rPr>
+            <w:t>Histori</w:t>
           </w:r>
         </w:hyperlink>
       </w:r>
@@ -2182,194 +2353,6 @@
       </w:r>
       <w:r>
         <w:rPr>
-          <w:rFonts w:ascii="Charis SIL Regular" w:hAnsi="Charis SIL Regular" w:eastAsia="Charis SIL Regular"/>
-          <w:b w:val="0"/>
-          <w:i w:val="0"/>
-          <w:color w:val="0000FF"/>
-          <w:sz w:val="24"/>
-          <w:u w:val="single"/>
-        </w:rPr>
-        <w:hyperlink r:id="rId17" w:history="1">
-          <w:r>
-            <w:rPr>
-              <w:rStyle w:val="Hyperlink"/>
-            </w:rPr>
-            <w:t>nen</w:t>
-          </w:r>
-        </w:hyperlink>
-      </w:r>
-      <w:r>
-        <w:rPr>
-          <w:u w:val="single" w:color="0000ff"/>
-          <w:rFonts w:ascii="Charis SIL Regular" w:hAnsi="Charis SIL Regular" w:eastAsia="Charis SIL Regular"/>
-          <w:b w:val="0"/>
-          <w:i w:val="0"/>
-          <w:color w:val="000000"/>
-          <w:sz w:val="24"/>
-        </w:rPr>
-        <w:t xml:space="preserve">, the </w:t>
-      </w:r>
-      <w:r>
-        <w:rPr>
-          <w:rFonts w:ascii="Charis SIL Regular" w:hAnsi="Charis SIL Regular" w:eastAsia="Charis SIL Regular"/>
-          <w:b w:val="0"/>
-          <w:i w:val="0"/>
-          <w:color w:val="0000FF"/>
-          <w:sz w:val="24"/>
-          <w:u w:val="single"/>
-        </w:rPr>
-        <w:hyperlink r:id="rId16" w:history="1">
-          <w:r>
-            <w:rPr>
-              <w:rStyle w:val="Hyperlink"/>
-            </w:rPr>
-            <w:t>Ri</w:t>
-          </w:r>
-        </w:hyperlink>
-      </w:r>
-      <w:r>
-        <w:rPr>
-          <w:rFonts w:ascii="Charis SIL Regular" w:hAnsi="Charis SIL Regular" w:eastAsia="Charis SIL Regular"/>
-          <w:b w:val="0"/>
-          <w:i w:val="0"/>
-          <w:color w:val="0000FF"/>
-          <w:sz w:val="24"/>
-          <w:u w:val="single"/>
-        </w:rPr>
-        <w:hyperlink r:id="rId16" w:history="1">
-          <w:r>
-            <w:rPr>
-              <w:rStyle w:val="Hyperlink"/>
-            </w:rPr>
-            <w:t>j</w:t>
-          </w:r>
-        </w:hyperlink>
-      </w:r>
-      <w:r>
-        <w:rPr>
-          <w:rFonts w:ascii="Charis SIL Regular" w:hAnsi="Charis SIL Regular" w:eastAsia="Charis SIL Regular"/>
-          <w:b w:val="0"/>
-          <w:i w:val="0"/>
-          <w:color w:val="0000FF"/>
-          <w:sz w:val="24"/>
-          <w:u w:val="single"/>
-        </w:rPr>
-        <w:hyperlink r:id="rId16" w:history="1">
-          <w:r>
-            <w:rPr>
-              <w:rStyle w:val="Hyperlink"/>
-            </w:rPr>
-            <w:t>ksmuseum</w:t>
-          </w:r>
-        </w:hyperlink>
-      </w:r>
-      <w:r>
-        <w:rPr>
-          <w:rFonts w:ascii="Charis SIL Regular" w:hAnsi="Charis SIL Regular" w:eastAsia="Charis SIL Regular"/>
-          <w:b w:val="0"/>
-          <w:i w:val="0"/>
-          <w:color w:val="0000FF"/>
-          <w:sz w:val="24"/>
-          <w:u w:val="single"/>
-        </w:rPr>
-        <w:t xml:space="preserve"> </w:t>
-      </w:r>
-      <w:r>
-        <w:rPr>
-          <w:rFonts w:ascii="Charis SIL Regular" w:hAnsi="Charis SIL Regular" w:eastAsia="Charis SIL Regular"/>
-          <w:b w:val="0"/>
-          <w:i w:val="0"/>
-          <w:color w:val="0000FF"/>
-          <w:sz w:val="24"/>
-          <w:u w:val="single"/>
-        </w:rPr>
-        <w:hyperlink r:id="rId18" w:history="1">
-          <w:r>
-            <w:rPr>
-              <w:rStyle w:val="Hyperlink"/>
-            </w:rPr>
-            <w:t>van</w:t>
-          </w:r>
-        </w:hyperlink>
-      </w:r>
-      <w:r>
-        <w:rPr>
-          <w:rFonts w:ascii="Charis SIL Regular" w:hAnsi="Charis SIL Regular" w:eastAsia="Charis SIL Regular"/>
-          <w:b w:val="0"/>
-          <w:i w:val="0"/>
-          <w:color w:val="0000FF"/>
-          <w:sz w:val="24"/>
-          <w:u w:val="single"/>
-        </w:rPr>
-        <w:t xml:space="preserve"> </w:t>
-      </w:r>
-      <w:r>
-        <w:rPr>
-          <w:rFonts w:ascii="Charis SIL Regular" w:hAnsi="Charis SIL Regular" w:eastAsia="Charis SIL Regular"/>
-          <w:b w:val="0"/>
-          <w:i w:val="0"/>
-          <w:color w:val="0000FF"/>
-          <w:sz w:val="24"/>
-          <w:u w:val="single"/>
-        </w:rPr>
-        <w:hyperlink r:id="rId17" w:history="1">
-          <w:r>
-            <w:rPr>
-              <w:rStyle w:val="Hyperlink"/>
-            </w:rPr>
-            <w:t>Natuurlijke</w:t>
-          </w:r>
-        </w:hyperlink>
-      </w:r>
-      <w:r>
-        <w:rPr>
-          <w:rFonts w:ascii="Charis SIL Regular" w:hAnsi="Charis SIL Regular" w:eastAsia="Charis SIL Regular"/>
-          <w:b w:val="0"/>
-          <w:i w:val="0"/>
-          <w:color w:val="0000FF"/>
-          <w:sz w:val="24"/>
-          <w:u w:val="single"/>
-        </w:rPr>
-        <w:t xml:space="preserve"> </w:t>
-      </w:r>
-      <w:r>
-        <w:rPr>
-          <w:rFonts w:ascii="Charis SIL Regular" w:hAnsi="Charis SIL Regular" w:eastAsia="Charis SIL Regular"/>
-          <w:b w:val="0"/>
-          <w:i w:val="0"/>
-          <w:color w:val="0000FF"/>
-          <w:sz w:val="24"/>
-          <w:u w:val="single"/>
-        </w:rPr>
-        <w:hyperlink r:id="rId17" w:history="1">
-          <w:r>
-            <w:rPr>
-              <w:rStyle w:val="Hyperlink"/>
-            </w:rPr>
-            <w:t>Histori</w:t>
-          </w:r>
-        </w:hyperlink>
-      </w:r>
-      <w:r>
-        <w:rPr>
-          <w:rFonts w:ascii="Charis SIL Regular" w:hAnsi="Charis SIL Regular" w:eastAsia="Charis SIL Regular"/>
-          <w:b w:val="0"/>
-          <w:i w:val="0"/>
-          <w:color w:val="0000FF"/>
-          <w:sz w:val="24"/>
-          <w:u w:val="single"/>
-        </w:rPr>
-        <w:hyperlink r:id="rId17" w:history="1">
-          <w:r>
-            <w:rPr>
-              <w:rStyle w:val="Hyperlink"/>
-            </w:rPr>
-            <w:t>e</w:t>
-          </w:r>
-        </w:hyperlink>
-      </w:r>
-      <w:r>
-        <w:rPr>
           <w:u w:val="single" w:color="0000ff"/>
           <w:rFonts w:ascii="Charis SIL Regular" w:hAnsi="Charis SIL Regular" w:eastAsia="Charis SIL Regular"/>
           <w:b w:val="0"/>
@@ -2388,6 +2371,7 @@
       </w:r>
       <w:r>
         <w:rPr>
+          <w:u w:val="single" w:color="0000ff"/>
           <w:rFonts w:ascii="Charis SIL Regular" w:hAnsi="Charis SIL Regular" w:eastAsia="Charis SIL Regular"/>
           <w:b w:val="0"/>
           <w:i w:val="0"/>
@@ -2499,7 +2483,14 @@
           <w:sz w:val="24"/>
           <w:u w:val="single"/>
         </w:rPr>
-        <w:t>G</w:t>
+        <w:hyperlink r:id="rId19" w:history="1">
+          <w:r>
+            <w:rPr>
+              <w:rStyle w:val="Hyperlink"/>
+            </w:rPr>
+            <w:t>G</w:t>
+          </w:r>
+        </w:hyperlink>
       </w:r>
       <w:r>
         <w:rPr>
@@ -2510,7 +2501,7 @@
           <w:sz w:val="24"/>
           <w:u w:val="single"/>
         </w:rPr>
-        <w:hyperlink r:id="rId17" w:history="1">
+        <w:hyperlink r:id="rId19" w:history="1">
           <w:r>
             <w:rPr>
               <w:rStyle w:val="Hyperlink"/>
@@ -2546,7 +2537,7 @@
           <w:sz w:val="24"/>
           <w:u w:val="single"/>
         </w:rPr>
-        <w:hyperlink r:id="rId17" w:history="1">
+        <w:hyperlink r:id="rId19" w:history="1">
           <w:r>
             <w:rPr>
               <w:rStyle w:val="Hyperlink"/>
@@ -2575,7 +2566,7 @@
           <w:sz w:val="24"/>
           <w:u w:val="single"/>
         </w:rPr>
-        <w:hyperlink r:id="rId17" w:history="1">
+        <w:hyperlink r:id="rId19" w:history="1">
           <w:r>
             <w:rPr>
               <w:rStyle w:val="Hyperlink"/>
@@ -2593,7 +2584,7 @@
           <w:sz w:val="24"/>
           <w:u w:val="single"/>
         </w:rPr>
-        <w:hyperlink r:id="rId17" w:history="1">
+        <w:hyperlink r:id="rId19" w:history="1">
           <w:r>
             <w:rPr>
               <w:rStyle w:val="Hyperlink"/>
@@ -2632,6 +2623,7 @@
       </w:r>
       <w:r>
         <w:rPr>
+          <w:u w:val="single" w:color="0000ff"/>
           <w:rFonts w:ascii="Charis SIL Regular" w:hAnsi="Charis SIL Regular" w:eastAsia="Charis SIL Regular"/>
           <w:b w:val="0"/>
           <w:i w:val="0"/>
@@ -2656,7 +2648,7 @@
           <w:sz w:val="24"/>
           <w:u w:val="single"/>
         </w:rPr>
-        <w:hyperlink r:id="rId18" w:history="1">
+        <w:hyperlink r:id="rId20" w:history="1">
           <w:r>
             <w:rPr>
               <w:rStyle w:val="Hyperlink"/>
@@ -2674,7 +2666,7 @@
           <w:sz w:val="24"/>
           <w:u w:val="single"/>
         </w:rPr>
-        <w:hyperlink r:id="rId18" w:history="1">
+        <w:hyperlink r:id="rId20" w:history="1">
           <w:r>
             <w:rPr>
               <w:rStyle w:val="Hyperlink"/>
@@ -2692,7 +2684,7 @@
           <w:sz w:val="24"/>
           <w:u w:val="single"/>
         </w:rPr>
-        <w:hyperlink r:id="rId18" w:history="1">
+        <w:hyperlink r:id="rId20" w:history="1">
           <w:r>
             <w:rPr>
               <w:rStyle w:val="Hyperlink"/>
@@ -2768,137 +2760,12 @@
           <w:sz w:val="24"/>
           <w:u w:val="single"/>
         </w:rPr>
-        <w:hyperlink r:id="rId20" w:history="1">
+        <w:hyperlink r:id="rId21" w:history="1">
           <w:r>
             <w:rPr>
               <w:rStyle w:val="Hyperlink"/>
             </w:rPr>
             <w:t>Reinier</w:t>
-          </w:r>
-        </w:hyperlink>
-      </w:r>
-      <w:r>
-        <w:rPr>
-          <w:rFonts w:ascii="Charis SIL Regular" w:hAnsi="Charis SIL Regular" w:eastAsia="Charis SIL Regular"/>
-          <w:b w:val="0"/>
-          <w:i w:val="0"/>
-          <w:color w:val="0000FF"/>
-          <w:sz w:val="24"/>
-          <w:u w:val="single"/>
-        </w:rPr>
-        <w:t xml:space="preserve"> </w:t>
-      </w:r>
-      <w:r>
-        <w:rPr>
-          <w:rFonts w:ascii="Charis SIL Regular" w:hAnsi="Charis SIL Regular" w:eastAsia="Charis SIL Regular"/>
-          <w:b w:val="0"/>
-          <w:i w:val="0"/>
-          <w:color w:val="0000FF"/>
-          <w:sz w:val="24"/>
-          <w:u w:val="single"/>
-        </w:rPr>
-        <w:hyperlink r:id="rId20" w:history="1">
-          <w:r>
-            <w:rPr>
-              <w:rStyle w:val="Hyperlink"/>
-            </w:rPr>
-            <w:t>van</w:t>
-          </w:r>
-        </w:hyperlink>
-      </w:r>
-      <w:r>
-        <w:rPr>
-          <w:rFonts w:ascii="Charis SIL Regular" w:hAnsi="Charis SIL Regular" w:eastAsia="Charis SIL Regular"/>
-          <w:b w:val="0"/>
-          <w:i w:val="0"/>
-          <w:color w:val="0000FF"/>
-          <w:sz w:val="24"/>
-          <w:u w:val="single"/>
-        </w:rPr>
-        <w:t xml:space="preserve"> </w:t>
-      </w:r>
-      <w:r>
-        <w:rPr>
-          <w:rFonts w:ascii="Charis SIL Regular" w:hAnsi="Charis SIL Regular" w:eastAsia="Charis SIL Regular"/>
-          <w:b w:val="0"/>
-          <w:i w:val="0"/>
-          <w:color w:val="0000FF"/>
-          <w:sz w:val="24"/>
-          <w:u w:val="single"/>
-        </w:rPr>
-        <w:hyperlink r:id="rId20" w:history="1">
-          <w:r>
-            <w:rPr>
-              <w:rStyle w:val="Hyperlink"/>
-            </w:rPr>
-            <w:t>de</w:t>
-          </w:r>
-        </w:hyperlink>
-      </w:r>
-      <w:r>
-        <w:rPr>
-          <w:rFonts w:ascii="Charis SIL Regular" w:hAnsi="Charis SIL Regular" w:eastAsia="Charis SIL Regular"/>
-          <w:b w:val="0"/>
-          <w:i w:val="0"/>
-          <w:color w:val="0000FF"/>
-          <w:sz w:val="24"/>
-          <w:u w:val="single"/>
-        </w:rPr>
-        <w:t xml:space="preserve"> </w:t>
-      </w:r>
-      <w:r>
-        <w:rPr>
-          <w:rFonts w:ascii="Charis SIL Regular" w:hAnsi="Charis SIL Regular" w:eastAsia="Charis SIL Regular"/>
-          <w:b w:val="0"/>
-          <w:i w:val="0"/>
-          <w:color w:val="0000FF"/>
-          <w:sz w:val="24"/>
-          <w:u w:val="single"/>
-        </w:rPr>
-        <w:hyperlink r:id="rId20" w:history="1">
-          <w:r>
-            <w:rPr>
-              <w:rStyle w:val="Hyperlink"/>
-            </w:rPr>
-            <w:t>Kasteele</w:t>
-          </w:r>
-        </w:hyperlink>
-      </w:r>
-      <w:r>
-        <w:rPr>
-          <w:rFonts w:ascii="Charis SIL Regular" w:hAnsi="Charis SIL Regular" w:eastAsia="Charis SIL Regular"/>
-          <w:b w:val="0"/>
-          <w:i w:val="0"/>
-          <w:color w:val="000000"/>
-          <w:sz w:val="24"/>
-        </w:rPr>
-        <w:t xml:space="preserve">, </w:t>
-      </w:r>
-      <w:r>
-        <w:rPr>
-          <w:rFonts w:ascii="Charis SIL Regular" w:hAnsi="Charis SIL Regular" w:eastAsia="Charis SIL Regular"/>
-          <w:b w:val="0"/>
-          <w:i w:val="0"/>
-          <w:color w:val="000000"/>
-          <w:sz w:val="24"/>
-        </w:rPr>
-        <w:t xml:space="preserve">disappeared after his son </w:t>
-      </w:r>
-      <w:r>
-        <w:rPr>
-          <w:rFonts w:ascii="Charis SIL Regular" w:hAnsi="Charis SIL Regular" w:eastAsia="Charis SIL Regular"/>
-          <w:b w:val="0"/>
-          <w:i w:val="0"/>
-          <w:color w:val="0000FF"/>
-          <w:sz w:val="24"/>
-          <w:u w:val="single"/>
-        </w:rPr>
-        <w:hyperlink r:id="rId21" w:history="1">
-          <w:r>
-            <w:rPr>
-              <w:rStyle w:val="Hyperlink"/>
-            </w:rPr>
-            <w:t>Abraham</w:t>
           </w:r>
         </w:hyperlink>
       </w:r>
@@ -2997,243 +2864,17 @@
           <w:color w:val="000000"/>
           <w:sz w:val="24"/>
         </w:rPr>
-        <w:t xml:space="preserve"> succeeded him</w:t>
-      </w:r>
-      <w:r>
-        <w:rPr>
-          <w:u w:val="single" w:color="0000ff"/>
+        <w:t xml:space="preserve">, </w:t>
+      </w:r>
+      <w:r>
+        <w:rPr>
           <w:rFonts w:ascii="Charis SIL Regular" w:hAnsi="Charis SIL Regular" w:eastAsia="Charis SIL Regular"/>
           <w:b w:val="0"/>
           <w:i w:val="0"/>
           <w:color w:val="000000"/>
           <w:sz w:val="24"/>
         </w:rPr>
-        <w:hyperlink r:id="rId20" w:history="1">
-          <w:r>
-            <w:rPr>
-              <w:rStyle w:val="Hyperlink"/>
-            </w:rPr>
-            <w:t xml:space="preserve"> in 184</w:t>
-          </w:r>
-        </w:hyperlink>
-      </w:r>
-      <w:r>
-        <w:rPr>
-          <w:u w:val="single" w:color="0000ff"/>
-          <w:rFonts w:ascii="Charis SIL Regular" w:hAnsi="Charis SIL Regular" w:eastAsia="Charis SIL Regular"/>
-          <w:b w:val="0"/>
-          <w:i w:val="0"/>
-          <w:color w:val="000000"/>
-          <w:sz w:val="24"/>
-        </w:rPr>
-        <w:hyperlink r:id="rId20" w:history="1">
-          <w:r>
-            <w:rPr>
-              <w:rStyle w:val="Hyperlink"/>
-            </w:rPr>
-            <w:t>0</w:t>
-          </w:r>
-        </w:hyperlink>
-      </w:r>
-      <w:r>
-        <w:rPr>
-          <w:u w:val="single" w:color="0000ff"/>
-          <w:rFonts w:ascii="Charis SIL Regular" w:hAnsi="Charis SIL Regular" w:eastAsia="Charis SIL Regular"/>
-          <w:b w:val="0"/>
-          <w:i w:val="0"/>
-          <w:color w:val="000000"/>
-          <w:sz w:val="24"/>
-        </w:rPr>
-        <w:hyperlink r:id="rId20" w:history="1">
-          <w:r>
-            <w:rPr>
-              <w:rStyle w:val="Hyperlink"/>
-            </w:rPr>
-            <w:t>. M</w:t>
-          </w:r>
-        </w:hyperlink>
-      </w:r>
-      <w:r>
-        <w:rPr>
-          <w:u w:val="single" w:color="0000ff"/>
-          <w:rFonts w:ascii="Charis SIL Regular" w:hAnsi="Charis SIL Regular" w:eastAsia="Charis SIL Regular"/>
-          <w:b w:val="0"/>
-          <w:i w:val="0"/>
-          <w:color w:val="000000"/>
-          <w:sz w:val="24"/>
-        </w:rPr>
-        <w:hyperlink r:id="rId20" w:history="1">
-          <w:r>
-            <w:rPr>
-              <w:rStyle w:val="Hyperlink"/>
-            </w:rPr>
-            <w:t>a</w:t>
-          </w:r>
-        </w:hyperlink>
-      </w:r>
-      <w:r>
-        <w:rPr>
-          <w:u w:val="single" w:color="0000ff"/>
-          <w:rFonts w:ascii="Charis SIL Regular" w:hAnsi="Charis SIL Regular" w:eastAsia="Charis SIL Regular"/>
-          <w:b w:val="0"/>
-          <w:i w:val="0"/>
-          <w:color w:val="000000"/>
-          <w:sz w:val="24"/>
-        </w:rPr>
-        <w:hyperlink r:id="rId20" w:history="1">
-          <w:r>
-            <w:rPr>
-              <w:rStyle w:val="Hyperlink"/>
-            </w:rPr>
-            <w:t>n</w:t>
-          </w:r>
-        </w:hyperlink>
-      </w:r>
-      <w:r>
-        <w:rPr>
-          <w:u w:val="single" w:color="0000ff"/>
-          <w:rFonts w:ascii="Charis SIL Regular" w:hAnsi="Charis SIL Regular" w:eastAsia="Charis SIL Regular"/>
-          <w:b w:val="0"/>
-          <w:i w:val="0"/>
-          <w:color w:val="000000"/>
-          <w:sz w:val="24"/>
-        </w:rPr>
-        <w:hyperlink r:id="rId20" w:history="1">
-          <w:r>
-            <w:rPr>
-              <w:rStyle w:val="Hyperlink"/>
-            </w:rPr>
-            <w:t>y</w:t>
-          </w:r>
-        </w:hyperlink>
-      </w:r>
-      <w:r>
-        <w:rPr>
-          <w:u w:val="single" w:color="0000ff"/>
-          <w:rFonts w:ascii="Charis SIL Regular" w:hAnsi="Charis SIL Regular" w:eastAsia="Charis SIL Regular"/>
-          <w:b w:val="0"/>
-          <w:i w:val="0"/>
-          <w:color w:val="000000"/>
-          <w:sz w:val="24"/>
-        </w:rPr>
-        <w:hyperlink r:id="rId20" w:history="1">
-          <w:r>
-            <w:rPr>
-              <w:rStyle w:val="Hyperlink"/>
-            </w:rPr>
-            <w:t xml:space="preserve"> objects </w:t>
-          </w:r>
-        </w:hyperlink>
-      </w:r>
-      <w:r>
-        <w:rPr>
-          <w:rFonts w:ascii="Charis SIL Regular" w:hAnsi="Charis SIL Regular" w:eastAsia="Charis SIL Regular"/>
-          <w:b w:val="0"/>
-          <w:i w:val="0"/>
-          <w:color w:val="000000"/>
-          <w:sz w:val="24"/>
-        </w:rPr>
-        <w:t>also went missing or were</w:t>
-      </w:r>
-      <w:r>
-        <w:rPr>
-          <w:u w:val="single" w:color="0000ff"/>
-          <w:rFonts w:ascii="Charis SIL Regular" w:hAnsi="Charis SIL Regular" w:eastAsia="Charis SIL Regular"/>
-          <w:b w:val="0"/>
-          <w:i w:val="0"/>
-          <w:color w:val="000000"/>
-          <w:sz w:val="24"/>
-        </w:rPr>
-        <w:hyperlink r:id="rId21" w:history="1">
-          <w:r>
-            <w:rPr>
-              <w:rStyle w:val="Hyperlink"/>
-            </w:rPr>
-            <w:t xml:space="preserve"> lost duri</w:t>
-          </w:r>
-        </w:hyperlink>
-      </w:r>
-      <w:r>
-        <w:rPr>
-          <w:u w:val="single" w:color="0000ff"/>
-          <w:rFonts w:ascii="Charis SIL Regular" w:hAnsi="Charis SIL Regular" w:eastAsia="Charis SIL Regular"/>
-          <w:b w:val="0"/>
-          <w:i w:val="0"/>
-          <w:color w:val="000000"/>
-          <w:sz w:val="24"/>
-        </w:rPr>
-        <w:hyperlink r:id="rId21" w:history="1">
-          <w:r>
-            <w:rPr>
-              <w:rStyle w:val="Hyperlink"/>
-            </w:rPr>
-            <w:t>ng t</w:t>
-          </w:r>
-        </w:hyperlink>
-      </w:r>
-      <w:r>
-        <w:rPr>
-          <w:u w:val="single" w:color="0000ff"/>
-          <w:rFonts w:ascii="Charis SIL Regular" w:hAnsi="Charis SIL Regular" w:eastAsia="Charis SIL Regular"/>
-          <w:b w:val="0"/>
-          <w:i w:val="0"/>
-          <w:color w:val="000000"/>
-          <w:sz w:val="24"/>
-        </w:rPr>
-        <w:hyperlink r:id="rId21" w:history="1">
-          <w:r>
-            <w:rPr>
-              <w:rStyle w:val="Hyperlink"/>
-            </w:rPr>
-            <w:t>h</w:t>
-          </w:r>
-        </w:hyperlink>
-      </w:r>
-      <w:r>
-        <w:rPr>
-          <w:u w:val="single" w:color="0000ff"/>
-          <w:rFonts w:ascii="Charis SIL Regular" w:hAnsi="Charis SIL Regular" w:eastAsia="Charis SIL Regular"/>
-          <w:b w:val="0"/>
-          <w:i w:val="0"/>
-          <w:color w:val="000000"/>
-          <w:sz w:val="24"/>
-        </w:rPr>
-        <w:hyperlink r:id="rId21" w:history="1">
-          <w:r>
-            <w:rPr>
-              <w:rStyle w:val="Hyperlink"/>
-            </w:rPr>
-            <w:t xml:space="preserve">is </w:t>
-          </w:r>
-        </w:hyperlink>
-      </w:r>
-      <w:r>
-        <w:rPr>
-          <w:u w:val="single" w:color="0000ff"/>
-          <w:rFonts w:ascii="Charis SIL Regular" w:hAnsi="Charis SIL Regular" w:eastAsia="Charis SIL Regular"/>
-          <w:b w:val="0"/>
-          <w:i w:val="0"/>
-          <w:color w:val="000000"/>
-          <w:sz w:val="24"/>
-        </w:rPr>
-        <w:hyperlink r:id="rId21" w:history="1">
-          <w:r>
-            <w:rPr>
-              <w:rStyle w:val="Hyperlink"/>
-            </w:rPr>
-            <w:t>time. Th</w:t>
-          </w:r>
-        </w:hyperlink>
-      </w:r>
-      <w:r>
-        <w:rPr>
-          <w:rFonts w:ascii="Charis SIL Regular" w:hAnsi="Charis SIL Regular" w:eastAsia="Charis SIL Regular"/>
-          <w:b w:val="0"/>
-          <w:i w:val="0"/>
-          <w:color w:val="000000"/>
-          <w:sz w:val="24"/>
-        </w:rPr>
-        <w:t xml:space="preserve">e third and final director </w:t>
+        <w:t xml:space="preserve">disappeared after his son </w:t>
       </w:r>
       <w:r>
         <w:rPr>
@@ -3249,7 +2890,7 @@
             <w:rPr>
               <w:rStyle w:val="Hyperlink"/>
             </w:rPr>
-            <w:t>David</w:t>
+            <w:t>Abraham</w:t>
           </w:r>
         </w:hyperlink>
       </w:r>
@@ -3307,6 +2948,357 @@
             <w:rPr>
               <w:rStyle w:val="Hyperlink"/>
             </w:rPr>
+            <w:t>de</w:t>
+          </w:r>
+        </w:hyperlink>
+      </w:r>
+      <w:r>
+        <w:rPr>
+          <w:rFonts w:ascii="Charis SIL Regular" w:hAnsi="Charis SIL Regular" w:eastAsia="Charis SIL Regular"/>
+          <w:b w:val="0"/>
+          <w:i w:val="0"/>
+          <w:color w:val="0000FF"/>
+          <w:sz w:val="24"/>
+          <w:u w:val="single"/>
+        </w:rPr>
+        <w:t xml:space="preserve"> </w:t>
+      </w:r>
+      <w:r>
+        <w:rPr>
+          <w:rFonts w:ascii="Charis SIL Regular" w:hAnsi="Charis SIL Regular" w:eastAsia="Charis SIL Regular"/>
+          <w:b w:val="0"/>
+          <w:i w:val="0"/>
+          <w:color w:val="0000FF"/>
+          <w:sz w:val="24"/>
+          <w:u w:val="single"/>
+        </w:rPr>
+        <w:hyperlink r:id="rId22" w:history="1">
+          <w:r>
+            <w:rPr>
+              <w:rStyle w:val="Hyperlink"/>
+            </w:rPr>
+            <w:t>Kasteele</w:t>
+          </w:r>
+        </w:hyperlink>
+      </w:r>
+      <w:r>
+        <w:rPr>
+          <w:rFonts w:ascii="Charis SIL Regular" w:hAnsi="Charis SIL Regular" w:eastAsia="Charis SIL Regular"/>
+          <w:b w:val="0"/>
+          <w:i w:val="0"/>
+          <w:color w:val="000000"/>
+          <w:sz w:val="24"/>
+        </w:rPr>
+        <w:t xml:space="preserve"> succeeded him</w:t>
+      </w:r>
+      <w:r>
+        <w:rPr>
+          <w:u w:val="single" w:color="0000ff"/>
+          <w:rFonts w:ascii="Charis SIL Regular" w:hAnsi="Charis SIL Regular" w:eastAsia="Charis SIL Regular"/>
+          <w:b w:val="0"/>
+          <w:i w:val="0"/>
+          <w:color w:val="000000"/>
+          <w:sz w:val="24"/>
+        </w:rPr>
+        <w:hyperlink r:id="rId21" w:history="1">
+          <w:r>
+            <w:rPr>
+              <w:rStyle w:val="Hyperlink"/>
+            </w:rPr>
+            <w:t xml:space="preserve"> in 184</w:t>
+          </w:r>
+        </w:hyperlink>
+      </w:r>
+      <w:r>
+        <w:rPr>
+          <w:u w:val="single" w:color="0000ff"/>
+          <w:rFonts w:ascii="Charis SIL Regular" w:hAnsi="Charis SIL Regular" w:eastAsia="Charis SIL Regular"/>
+          <w:b w:val="0"/>
+          <w:i w:val="0"/>
+          <w:color w:val="000000"/>
+          <w:sz w:val="24"/>
+        </w:rPr>
+        <w:hyperlink r:id="rId21" w:history="1">
+          <w:r>
+            <w:rPr>
+              <w:rStyle w:val="Hyperlink"/>
+            </w:rPr>
+            <w:t>0</w:t>
+          </w:r>
+        </w:hyperlink>
+      </w:r>
+      <w:r>
+        <w:rPr>
+          <w:u w:val="single" w:color="0000ff"/>
+          <w:rFonts w:ascii="Charis SIL Regular" w:hAnsi="Charis SIL Regular" w:eastAsia="Charis SIL Regular"/>
+          <w:b w:val="0"/>
+          <w:i w:val="0"/>
+          <w:color w:val="000000"/>
+          <w:sz w:val="24"/>
+        </w:rPr>
+        <w:hyperlink r:id="rId21" w:history="1">
+          <w:r>
+            <w:rPr>
+              <w:rStyle w:val="Hyperlink"/>
+            </w:rPr>
+            <w:t>. M</w:t>
+          </w:r>
+        </w:hyperlink>
+      </w:r>
+      <w:r>
+        <w:rPr>
+          <w:u w:val="single" w:color="0000ff"/>
+          <w:rFonts w:ascii="Charis SIL Regular" w:hAnsi="Charis SIL Regular" w:eastAsia="Charis SIL Regular"/>
+          <w:b w:val="0"/>
+          <w:i w:val="0"/>
+          <w:color w:val="000000"/>
+          <w:sz w:val="24"/>
+        </w:rPr>
+        <w:hyperlink r:id="rId21" w:history="1">
+          <w:r>
+            <w:rPr>
+              <w:rStyle w:val="Hyperlink"/>
+            </w:rPr>
+            <w:t>a</w:t>
+          </w:r>
+        </w:hyperlink>
+      </w:r>
+      <w:r>
+        <w:rPr>
+          <w:u w:val="single" w:color="0000ff"/>
+          <w:rFonts w:ascii="Charis SIL Regular" w:hAnsi="Charis SIL Regular" w:eastAsia="Charis SIL Regular"/>
+          <w:b w:val="0"/>
+          <w:i w:val="0"/>
+          <w:color w:val="000000"/>
+          <w:sz w:val="24"/>
+        </w:rPr>
+        <w:hyperlink r:id="rId21" w:history="1">
+          <w:r>
+            <w:rPr>
+              <w:rStyle w:val="Hyperlink"/>
+            </w:rPr>
+            <w:t>n</w:t>
+          </w:r>
+        </w:hyperlink>
+      </w:r>
+      <w:r>
+        <w:rPr>
+          <w:u w:val="single" w:color="0000ff"/>
+          <w:rFonts w:ascii="Charis SIL Regular" w:hAnsi="Charis SIL Regular" w:eastAsia="Charis SIL Regular"/>
+          <w:b w:val="0"/>
+          <w:i w:val="0"/>
+          <w:color w:val="000000"/>
+          <w:sz w:val="24"/>
+        </w:rPr>
+        <w:hyperlink r:id="rId21" w:history="1">
+          <w:r>
+            <w:rPr>
+              <w:rStyle w:val="Hyperlink"/>
+            </w:rPr>
+            <w:t>y</w:t>
+          </w:r>
+        </w:hyperlink>
+      </w:r>
+      <w:r>
+        <w:rPr>
+          <w:u w:val="single" w:color="0000ff"/>
+          <w:rFonts w:ascii="Charis SIL Regular" w:hAnsi="Charis SIL Regular" w:eastAsia="Charis SIL Regular"/>
+          <w:b w:val="0"/>
+          <w:i w:val="0"/>
+          <w:color w:val="000000"/>
+          <w:sz w:val="24"/>
+        </w:rPr>
+        <w:hyperlink r:id="rId21" w:history="1">
+          <w:r>
+            <w:rPr>
+              <w:rStyle w:val="Hyperlink"/>
+            </w:rPr>
+            <w:t xml:space="preserve"> objects </w:t>
+          </w:r>
+        </w:hyperlink>
+      </w:r>
+      <w:r>
+        <w:rPr>
+          <w:rFonts w:ascii="Charis SIL Regular" w:hAnsi="Charis SIL Regular" w:eastAsia="Charis SIL Regular"/>
+          <w:b w:val="0"/>
+          <w:i w:val="0"/>
+          <w:color w:val="000000"/>
+          <w:sz w:val="24"/>
+        </w:rPr>
+        <w:t>also went missing or were</w:t>
+      </w:r>
+      <w:r>
+        <w:rPr>
+          <w:u w:val="single" w:color="0000ff"/>
+          <w:rFonts w:ascii="Charis SIL Regular" w:hAnsi="Charis SIL Regular" w:eastAsia="Charis SIL Regular"/>
+          <w:b w:val="0"/>
+          <w:i w:val="0"/>
+          <w:color w:val="000000"/>
+          <w:sz w:val="24"/>
+        </w:rPr>
+        <w:hyperlink r:id="rId22" w:history="1">
+          <w:r>
+            <w:rPr>
+              <w:rStyle w:val="Hyperlink"/>
+            </w:rPr>
+            <w:t xml:space="preserve"> lost duri</w:t>
+          </w:r>
+        </w:hyperlink>
+      </w:r>
+      <w:r>
+        <w:rPr>
+          <w:u w:val="single" w:color="0000ff"/>
+          <w:rFonts w:ascii="Charis SIL Regular" w:hAnsi="Charis SIL Regular" w:eastAsia="Charis SIL Regular"/>
+          <w:b w:val="0"/>
+          <w:i w:val="0"/>
+          <w:color w:val="000000"/>
+          <w:sz w:val="24"/>
+        </w:rPr>
+        <w:hyperlink r:id="rId22" w:history="1">
+          <w:r>
+            <w:rPr>
+              <w:rStyle w:val="Hyperlink"/>
+            </w:rPr>
+            <w:t>ng t</w:t>
+          </w:r>
+        </w:hyperlink>
+      </w:r>
+      <w:r>
+        <w:rPr>
+          <w:u w:val="single" w:color="0000ff"/>
+          <w:rFonts w:ascii="Charis SIL Regular" w:hAnsi="Charis SIL Regular" w:eastAsia="Charis SIL Regular"/>
+          <w:b w:val="0"/>
+          <w:i w:val="0"/>
+          <w:color w:val="000000"/>
+          <w:sz w:val="24"/>
+        </w:rPr>
+        <w:hyperlink r:id="rId22" w:history="1">
+          <w:r>
+            <w:rPr>
+              <w:rStyle w:val="Hyperlink"/>
+            </w:rPr>
+            <w:t>h</w:t>
+          </w:r>
+        </w:hyperlink>
+      </w:r>
+      <w:r>
+        <w:rPr>
+          <w:u w:val="single" w:color="0000ff"/>
+          <w:rFonts w:ascii="Charis SIL Regular" w:hAnsi="Charis SIL Regular" w:eastAsia="Charis SIL Regular"/>
+          <w:b w:val="0"/>
+          <w:i w:val="0"/>
+          <w:color w:val="000000"/>
+          <w:sz w:val="24"/>
+        </w:rPr>
+        <w:hyperlink r:id="rId22" w:history="1">
+          <w:r>
+            <w:rPr>
+              <w:rStyle w:val="Hyperlink"/>
+            </w:rPr>
+            <w:t xml:space="preserve">is </w:t>
+          </w:r>
+        </w:hyperlink>
+      </w:r>
+      <w:r>
+        <w:rPr>
+          <w:u w:val="single" w:color="0000ff"/>
+          <w:rFonts w:ascii="Charis SIL Regular" w:hAnsi="Charis SIL Regular" w:eastAsia="Charis SIL Regular"/>
+          <w:b w:val="0"/>
+          <w:i w:val="0"/>
+          <w:color w:val="000000"/>
+          <w:sz w:val="24"/>
+        </w:rPr>
+        <w:hyperlink r:id="rId22" w:history="1">
+          <w:r>
+            <w:rPr>
+              <w:rStyle w:val="Hyperlink"/>
+            </w:rPr>
+            <w:t>time. Th</w:t>
+          </w:r>
+        </w:hyperlink>
+      </w:r>
+      <w:r>
+        <w:rPr>
+          <w:rFonts w:ascii="Charis SIL Regular" w:hAnsi="Charis SIL Regular" w:eastAsia="Charis SIL Regular"/>
+          <w:b w:val="0"/>
+          <w:i w:val="0"/>
+          <w:color w:val="000000"/>
+          <w:sz w:val="24"/>
+        </w:rPr>
+        <w:t xml:space="preserve">e third and final director </w:t>
+      </w:r>
+      <w:r>
+        <w:rPr>
+          <w:rFonts w:ascii="Charis SIL Regular" w:hAnsi="Charis SIL Regular" w:eastAsia="Charis SIL Regular"/>
+          <w:b w:val="0"/>
+          <w:i w:val="0"/>
+          <w:color w:val="0000FF"/>
+          <w:sz w:val="24"/>
+          <w:u w:val="single"/>
+        </w:rPr>
+        <w:hyperlink r:id="rId23" w:history="1">
+          <w:r>
+            <w:rPr>
+              <w:rStyle w:val="Hyperlink"/>
+            </w:rPr>
+            <w:t>David</w:t>
+          </w:r>
+        </w:hyperlink>
+      </w:r>
+      <w:r>
+        <w:rPr>
+          <w:rFonts w:ascii="Charis SIL Regular" w:hAnsi="Charis SIL Regular" w:eastAsia="Charis SIL Regular"/>
+          <w:b w:val="0"/>
+          <w:i w:val="0"/>
+          <w:color w:val="0000FF"/>
+          <w:sz w:val="24"/>
+          <w:u w:val="single"/>
+        </w:rPr>
+        <w:t xml:space="preserve"> </w:t>
+      </w:r>
+      <w:r>
+        <w:rPr>
+          <w:rFonts w:ascii="Charis SIL Regular" w:hAnsi="Charis SIL Regular" w:eastAsia="Charis SIL Regular"/>
+          <w:b w:val="0"/>
+          <w:i w:val="0"/>
+          <w:color w:val="0000FF"/>
+          <w:sz w:val="24"/>
+          <w:u w:val="single"/>
+        </w:rPr>
+        <w:hyperlink r:id="rId23" w:history="1">
+          <w:r>
+            <w:rPr>
+              <w:rStyle w:val="Hyperlink"/>
+            </w:rPr>
+            <w:t>van</w:t>
+          </w:r>
+        </w:hyperlink>
+      </w:r>
+      <w:r>
+        <w:rPr>
+          <w:rFonts w:ascii="Charis SIL Regular" w:hAnsi="Charis SIL Regular" w:eastAsia="Charis SIL Regular"/>
+          <w:b w:val="0"/>
+          <w:i w:val="0"/>
+          <w:color w:val="0000FF"/>
+          <w:sz w:val="24"/>
+          <w:u w:val="single"/>
+        </w:rPr>
+        <w:t xml:space="preserve"> </w:t>
+      </w:r>
+      <w:r>
+        <w:rPr>
+          <w:rFonts w:ascii="Charis SIL Regular" w:hAnsi="Charis SIL Regular" w:eastAsia="Charis SIL Regular"/>
+          <w:b w:val="0"/>
+          <w:i w:val="0"/>
+          <w:color w:val="0000FF"/>
+          <w:sz w:val="24"/>
+          <w:u w:val="single"/>
+        </w:rPr>
+        <w:hyperlink r:id="rId23" w:history="1">
+          <w:r>
+            <w:rPr>
+              <w:rStyle w:val="Hyperlink"/>
+            </w:rPr>
             <w:t xml:space="preserve">der </w:t>
           </w:r>
         </w:hyperlink>
@@ -3320,7 +3312,7 @@
           <w:sz w:val="24"/>
           <w:u w:val="single"/>
         </w:rPr>
-        <w:hyperlink r:id="rId22" w:history="1">
+        <w:hyperlink r:id="rId23" w:history="1">
           <w:r>
             <w:rPr>
               <w:rStyle w:val="Hyperlink"/>
@@ -3348,7 +3340,7 @@
           <w:color w:val="000000"/>
           <w:sz w:val="24"/>
         </w:rPr>
-        <w:hyperlink r:id="rId22" w:history="1">
+        <w:hyperlink r:id="rId23" w:history="1">
           <w:r>
             <w:rPr>
               <w:rStyle w:val="Hyperlink"/>
@@ -3366,7 +3358,7 @@
           <w:color w:val="000000"/>
           <w:sz w:val="24"/>
         </w:rPr>
-        <w:hyperlink r:id="rId22" w:history="1">
+        <w:hyperlink r:id="rId23" w:history="1">
           <w:r>
             <w:rPr>
               <w:rStyle w:val="Hyperlink"/>
@@ -3384,7 +3376,7 @@
           <w:color w:val="000000"/>
           <w:sz w:val="24"/>
         </w:rPr>
-        <w:hyperlink r:id="rId22" w:history="1">
+        <w:hyperlink r:id="rId23" w:history="1">
           <w:r>
             <w:rPr>
               <w:rStyle w:val="Hyperlink"/>
@@ -3413,7 +3405,7 @@
           <w:color w:val="000000"/>
           <w:sz w:val="24"/>
         </w:rPr>
-        <w:hyperlink r:id="rId22" w:history="1">
+        <w:hyperlink r:id="rId23" w:history="1">
           <w:r>
             <w:rPr>
               <w:rStyle w:val="Hyperlink"/>
@@ -3440,7 +3432,7 @@
           <w:color w:val="000000"/>
           <w:sz w:val="24"/>
         </w:rPr>
-        <w:hyperlink r:id="rId22" w:history="1">
+        <w:hyperlink r:id="rId23" w:history="1">
           <w:r>
             <w:rPr>
               <w:rStyle w:val="Hyperlink"/>
@@ -3468,7 +3460,7 @@
           <w:color w:val="000000"/>
           <w:sz w:val="24"/>
         </w:rPr>
-        <w:hyperlink r:id="rId22" w:history="1">
+        <w:hyperlink r:id="rId23" w:history="1">
           <w:r>
             <w:rPr>
               <w:rStyle w:val="Hyperlink"/>
@@ -3559,7 +3551,7 @@
           <w:sz w:val="24"/>
           <w:u w:val="single"/>
         </w:rPr>
-        <w:hyperlink r:id="rId23" w:history="1">
+        <w:hyperlink r:id="rId24" w:history="1">
           <w:r>
             <w:rPr>
               <w:rStyle w:val="Hyperlink"/>
@@ -3577,7 +3569,7 @@
           <w:sz w:val="24"/>
           <w:u w:val="single"/>
         </w:rPr>
-        <w:hyperlink r:id="rId23" w:history="1">
+        <w:hyperlink r:id="rId24" w:history="1">
           <w:r>
             <w:rPr>
               <w:rStyle w:val="Hyperlink"/>
@@ -3606,7 +3598,7 @@
           <w:sz w:val="24"/>
           <w:u w:val="single"/>
         </w:rPr>
-        <w:hyperlink r:id="rId23" w:history="1">
+        <w:hyperlink r:id="rId24" w:history="1">
           <w:r>
             <w:rPr>
               <w:rStyle w:val="Hyperlink"/>
@@ -3726,7 +3718,7 @@
           <w:sz w:val="24"/>
           <w:u w:val="single"/>
         </w:rPr>
-        <w:hyperlink r:id="rId24" w:history="1">
+        <w:hyperlink r:id="rId25" w:history="1">
           <w:r>
             <w:rPr>
               <w:rStyle w:val="Hyperlink"/>
@@ -3755,7 +3747,7 @@
           <w:sz w:val="24"/>
           <w:u w:val="single"/>
         </w:rPr>
-        <w:hyperlink r:id="rId24" w:history="1">
+        <w:hyperlink r:id="rId25" w:history="1">
           <w:r>
             <w:rPr>
               <w:rStyle w:val="Hyperlink"/>
@@ -3784,7 +3776,7 @@
           <w:sz w:val="24"/>
           <w:u w:val="single"/>
         </w:rPr>
-        <w:hyperlink r:id="rId24" w:history="1">
+        <w:hyperlink r:id="rId25" w:history="1">
           <w:r>
             <w:rPr>
               <w:rStyle w:val="Hyperlink"/>
@@ -3813,7 +3805,7 @@
           <w:sz w:val="24"/>
           <w:u w:val="single"/>
         </w:rPr>
-        <w:hyperlink r:id="rId24" w:history="1">
+        <w:hyperlink r:id="rId25" w:history="1">
           <w:r>
             <w:rPr>
               <w:rStyle w:val="Hyperlink"/>
@@ -3842,7 +3834,7 @@
           <w:sz w:val="24"/>
           <w:u w:val="single"/>
         </w:rPr>
-        <w:hyperlink r:id="rId24" w:history="1">
+        <w:hyperlink r:id="rId25" w:history="1">
           <w:r>
             <w:rPr>
               <w:rStyle w:val="Hyperlink"/>
@@ -3880,7 +3872,7 @@
           <w:color w:val="000000"/>
           <w:sz w:val="24"/>
         </w:rPr>
-        <w:hyperlink r:id="rId24" w:history="1">
+        <w:hyperlink r:id="rId25" w:history="1">
           <w:r>
             <w:rPr>
               <w:rStyle w:val="Hyperlink"/>
@@ -3898,7 +3890,7 @@
           <w:color w:val="000000"/>
           <w:sz w:val="24"/>
         </w:rPr>
-        <w:hyperlink r:id="rId24" w:history="1">
+        <w:hyperlink r:id="rId25" w:history="1">
           <w:r>
             <w:rPr>
               <w:rStyle w:val="Hyperlink"/>
@@ -3916,7 +3908,7 @@
           <w:color w:val="000000"/>
           <w:sz w:val="24"/>
         </w:rPr>
-        <w:hyperlink r:id="rId24" w:history="1">
+        <w:hyperlink r:id="rId25" w:history="1">
           <w:r>
             <w:rPr>
               <w:rStyle w:val="Hyperlink"/>
@@ -3934,7 +3926,7 @@
           <w:color w:val="000000"/>
           <w:sz w:val="24"/>
         </w:rPr>
-        <w:hyperlink r:id="rId24" w:history="1">
+        <w:hyperlink r:id="rId25" w:history="1">
           <w:r>
             <w:rPr>
               <w:rStyle w:val="Hyperlink"/>
@@ -3952,7 +3944,7 @@
           <w:color w:val="000000"/>
           <w:sz w:val="24"/>
         </w:rPr>
-        <w:hyperlink r:id="rId24" w:history="1">
+        <w:hyperlink r:id="rId25" w:history="1">
           <w:r>
             <w:rPr>
               <w:rStyle w:val="Hyperlink"/>
@@ -3970,7 +3962,7 @@
           <w:color w:val="000000"/>
           <w:sz w:val="24"/>
         </w:rPr>
-        <w:hyperlink r:id="rId24" w:history="1">
+        <w:hyperlink r:id="rId25" w:history="1">
           <w:r>
             <w:rPr>
               <w:rStyle w:val="Hyperlink"/>
@@ -3988,7 +3980,7 @@
           <w:color w:val="000000"/>
           <w:sz w:val="24"/>
         </w:rPr>
-        <w:hyperlink r:id="rId24" w:history="1">
+        <w:hyperlink r:id="rId25" w:history="1">
           <w:r>
             <w:rPr>
               <w:rStyle w:val="Hyperlink"/>
@@ -4026,7 +4018,7 @@
           <w:sz w:val="24"/>
           <w:u w:val="single"/>
         </w:rPr>
-        <w:hyperlink r:id="rId25" w:history="1">
+        <w:hyperlink r:id="rId26" w:history="1">
           <w:r>
             <w:rPr>
               <w:rStyle w:val="Hyperlink"/>
@@ -4064,7 +4056,7 @@
           <w:color w:val="000000"/>
           <w:sz w:val="24"/>
         </w:rPr>
-        <w:hyperlink r:id="rId25" w:history="1">
+        <w:hyperlink r:id="rId26" w:history="1">
           <w:r>
             <w:rPr>
               <w:rStyle w:val="Hyperlink"/>
@@ -4529,7 +4521,7 @@
           <w:color w:val="0000FF"/>
           <w:sz w:val="24"/>
         </w:rPr>
-        <w:hyperlink r:id="rId26" w:history="1">
+        <w:hyperlink r:id="rId27" w:history="1">
           <w:r>
             <w:rPr>
               <w:rStyle w:val="Hyperlink"/>
@@ -4546,7 +4538,7 @@
           <w:color w:val="0000FF"/>
           <w:sz w:val="24"/>
         </w:rPr>
-        <w:hyperlink r:id="rId26" w:history="1">
+        <w:hyperlink r:id="rId27" w:history="1">
           <w:r>
             <w:rPr>
               <w:rStyle w:val="Hyperlink"/>
@@ -4654,7 +4646,7 @@
           <w:sz w:val="24"/>
           <w:u w:val="single"/>
         </w:rPr>
-        <w:hyperlink r:id="rId27" w:history="1">
+        <w:hyperlink r:id="rId28" w:history="1">
           <w:r>
             <w:rPr>
               <w:rStyle w:val="Hyperlink"/>
@@ -4672,7 +4664,7 @@
           <w:sz w:val="24"/>
           <w:u w:val="single"/>
         </w:rPr>
-        <w:hyperlink r:id="rId27" w:history="1">
+        <w:hyperlink r:id="rId28" w:history="1">
           <w:r>
             <w:rPr>
               <w:rStyle w:val="Hyperlink"/>
@@ -4690,7 +4682,7 @@
           <w:sz w:val="24"/>
           <w:u w:val="single"/>
         </w:rPr>
-        <w:hyperlink r:id="rId27" w:history="1">
+        <w:hyperlink r:id="rId28" w:history="1">
           <w:r>
             <w:rPr>
               <w:rStyle w:val="Hyperlink"/>
@@ -4708,7 +4700,7 @@
           <w:sz w:val="24"/>
           <w:u w:val="single"/>
         </w:rPr>
-        <w:hyperlink r:id="rId27" w:history="1">
+        <w:hyperlink r:id="rId28" w:history="1">
           <w:r>
             <w:rPr>
               <w:rStyle w:val="Hyperlink"/>
@@ -4726,7 +4718,7 @@
           <w:sz w:val="24"/>
           <w:u w:val="single"/>
         </w:rPr>
-        <w:hyperlink r:id="rId27" w:history="1">
+        <w:hyperlink r:id="rId28" w:history="1">
           <w:r>
             <w:rPr>
               <w:rStyle w:val="Hyperlink"/>
@@ -4744,7 +4736,7 @@
           <w:sz w:val="24"/>
           <w:u w:val="single"/>
         </w:rPr>
-        <w:hyperlink r:id="rId27" w:history="1">
+        <w:hyperlink r:id="rId28" w:history="1">
           <w:r>
             <w:rPr>
               <w:rStyle w:val="Hyperlink"/>
@@ -4762,7 +4754,7 @@
           <w:sz w:val="24"/>
           <w:u w:val="single"/>
         </w:rPr>
-        <w:hyperlink r:id="rId27" w:history="1">
+        <w:hyperlink r:id="rId28" w:history="1">
           <w:r>
             <w:rPr>
               <w:rStyle w:val="Hyperlink"/>
@@ -4780,7 +4772,7 @@
           <w:sz w:val="24"/>
           <w:u w:val="single"/>
         </w:rPr>
-        <w:hyperlink r:id="rId27" w:history="1">
+        <w:hyperlink r:id="rId28" w:history="1">
           <w:r>
             <w:rPr>
               <w:rStyle w:val="Hyperlink"/>
@@ -4798,7 +4790,7 @@
           <w:sz w:val="24"/>
           <w:u w:val="single"/>
         </w:rPr>
-        <w:hyperlink r:id="rId27" w:history="1">
+        <w:hyperlink r:id="rId28" w:history="1">
           <w:r>
             <w:rPr>
               <w:rStyle w:val="Hyperlink"/>
@@ -4955,7 +4947,7 @@
           <w:sz w:val="24"/>
           <w:u w:val="single"/>
         </w:rPr>
-        <w:hyperlink r:id="rId28" w:history="1">
+        <w:hyperlink r:id="rId29" w:history="1">
           <w:r>
             <w:rPr>
               <w:rStyle w:val="Hyperlink"/>
@@ -4973,7 +4965,7 @@
           <w:sz w:val="24"/>
           <w:u w:val="single"/>
         </w:rPr>
-        <w:hyperlink r:id="rId28" w:history="1">
+        <w:hyperlink r:id="rId29" w:history="1">
           <w:r>
             <w:rPr>
               <w:rStyle w:val="Hyperlink"/>
@@ -4991,7 +4983,7 @@
           <w:sz w:val="24"/>
           <w:u w:val="single"/>
         </w:rPr>
-        <w:hyperlink r:id="rId28" w:history="1">
+        <w:hyperlink r:id="rId29" w:history="1">
           <w:r>
             <w:rPr>
               <w:rStyle w:val="Hyperlink"/>
@@ -5009,7 +5001,7 @@
           <w:sz w:val="24"/>
           <w:u w:val="single"/>
         </w:rPr>
-        <w:hyperlink r:id="rId28" w:history="1">
+        <w:hyperlink r:id="rId29" w:history="1">
           <w:r>
             <w:rPr>
               <w:rStyle w:val="Hyperlink"/>
@@ -5027,7 +5019,7 @@
           <w:sz w:val="24"/>
           <w:u w:val="single"/>
         </w:rPr>
-        <w:hyperlink r:id="rId28" w:history="1">
+        <w:hyperlink r:id="rId29" w:history="1">
           <w:r>
             <w:rPr>
               <w:rStyle w:val="Hyperlink"/>
@@ -5045,7 +5037,7 @@
           <w:sz w:val="24"/>
           <w:u w:val="single"/>
         </w:rPr>
-        <w:hyperlink r:id="rId28" w:history="1">
+        <w:hyperlink r:id="rId29" w:history="1">
           <w:r>
             <w:rPr>
               <w:rStyle w:val="Hyperlink"/>
@@ -5063,7 +5055,7 @@
           <w:sz w:val="24"/>
           <w:u w:val="single"/>
         </w:rPr>
-        <w:hyperlink r:id="rId28" w:history="1">
+        <w:hyperlink r:id="rId29" w:history="1">
           <w:r>
             <w:rPr>
               <w:rStyle w:val="Hyperlink"/>
@@ -5171,7 +5163,7 @@
           <w:sz w:val="24"/>
           <w:u w:val="single"/>
         </w:rPr>
-        <w:hyperlink r:id="rId29" w:history="1">
+        <w:hyperlink r:id="rId30" w:history="1">
           <w:r>
             <w:rPr>
               <w:rStyle w:val="Hyperlink"/>
@@ -5189,7 +5181,7 @@
           <w:sz w:val="24"/>
           <w:u w:val="single"/>
         </w:rPr>
-        <w:hyperlink r:id="rId29" w:history="1">
+        <w:hyperlink r:id="rId30" w:history="1">
           <w:r>
             <w:rPr>
               <w:rStyle w:val="Hyperlink"/>
@@ -5207,7 +5199,7 @@
           <w:sz w:val="24"/>
           <w:u w:val="single"/>
         </w:rPr>
-        <w:hyperlink r:id="rId29" w:history="1">
+        <w:hyperlink r:id="rId30" w:history="1">
           <w:r>
             <w:rPr>
               <w:rStyle w:val="Hyperlink"/>
@@ -5225,7 +5217,7 @@
           <w:sz w:val="24"/>
           <w:u w:val="single"/>
         </w:rPr>
-        <w:hyperlink r:id="rId29" w:history="1">
+        <w:hyperlink r:id="rId30" w:history="1">
           <w:r>
             <w:rPr>
               <w:rStyle w:val="Hyperlink"/>
@@ -5243,7 +5235,7 @@
           <w:sz w:val="24"/>
           <w:u w:val="single"/>
         </w:rPr>
-        <w:hyperlink r:id="rId29" w:history="1">
+        <w:hyperlink r:id="rId30" w:history="1">
           <w:r>
             <w:rPr>
               <w:rStyle w:val="Hyperlink"/>
@@ -5261,12 +5253,12 @@
           <w:sz w:val="24"/>
           <w:u w:val="single"/>
         </w:rPr>
-        <w:hyperlink r:id="rId29" w:history="1">
+        <w:hyperlink r:id="rId30" w:history="1">
           <w:r>
             <w:rPr>
               <w:rStyle w:val="Hyperlink"/>
             </w:rPr>
-            <w:t>fi</w:t>
+            <w:t>f</w:t>
           </w:r>
         </w:hyperlink>
       </w:r>
@@ -5279,7 +5271,25 @@
           <w:sz w:val="24"/>
           <w:u w:val="single"/>
         </w:rPr>
-        <w:hyperlink r:id="rId29" w:history="1">
+        <w:hyperlink r:id="rId30" w:history="1">
+          <w:r>
+            <w:rPr>
+              <w:rStyle w:val="Hyperlink"/>
+            </w:rPr>
+            <w:t>i</w:t>
+          </w:r>
+        </w:hyperlink>
+      </w:r>
+      <w:r>
+        <w:rPr>
+          <w:rFonts w:ascii="Charis SIL Regular" w:hAnsi="Charis SIL Regular" w:eastAsia="Charis SIL Regular"/>
+          <w:b w:val="0"/>
+          <w:i w:val="0"/>
+          <w:color w:val="0000FF"/>
+          <w:sz w:val="24"/>
+          <w:u w:val="single"/>
+        </w:rPr>
+        <w:hyperlink r:id="rId30" w:history="1">
           <w:r>
             <w:rPr>
               <w:rStyle w:val="Hyperlink"/>
@@ -5295,9 +5305,8 @@
           <w:i w:val="0"/>
           <w:color w:val="0000FF"/>
           <w:sz w:val="24"/>
-          <w:u w:val="single"/>
-        </w:rPr>
-        <w:hyperlink r:id="rId29" w:history="1">
+        </w:rPr>
+        <w:hyperlink r:id="rId30" w:history="1">
           <w:r>
             <w:rPr>
               <w:rStyle w:val="Hyperlink"/>
@@ -5326,12 +5335,12 @@
           <w:sz w:val="24"/>
           <w:u w:val="single"/>
         </w:rPr>
-        <w:hyperlink r:id="rId29" w:history="1">
+        <w:hyperlink r:id="rId30" w:history="1">
           <w:r>
             <w:rPr>
               <w:rStyle w:val="Hyperlink"/>
             </w:rPr>
-            <w:t>NL</w:t>
+            <w:t>NL-</w:t>
           </w:r>
         </w:hyperlink>
       </w:r>
@@ -5342,19 +5351,9 @@
           <w:i w:val="0"/>
           <w:color w:val="0000FF"/>
           <w:sz w:val="24"/>
-        </w:rPr>
-        <w:t>-</w:t>
-      </w:r>
-      <w:r>
-        <w:rPr>
-          <w:rFonts w:ascii="Charis SIL Regular" w:hAnsi="Charis SIL Regular" w:eastAsia="Charis SIL Regular"/>
-          <w:b w:val="0"/>
-          <w:i w:val="0"/>
-          <w:color w:val="0000FF"/>
-          <w:sz w:val="24"/>
           <w:u w:val="single"/>
         </w:rPr>
-        <w:hyperlink r:id="rId29" w:history="1">
+        <w:hyperlink r:id="rId30" w:history="1">
           <w:r>
             <w:rPr>
               <w:rStyle w:val="Hyperlink"/>
@@ -5451,7 +5450,7 @@
           <w:color w:val="0000FF"/>
           <w:sz w:val="24"/>
         </w:rPr>
-        <w:hyperlink r:id="rId30" w:history="1">
+        <w:hyperlink r:id="rId31" w:history="1">
           <w:r>
             <w:rPr>
               <w:rStyle w:val="Hyperlink"/>
@@ -5468,7 +5467,7 @@
           <w:color w:val="0000FF"/>
           <w:sz w:val="24"/>
         </w:rPr>
-        <w:hyperlink r:id="rId30" w:history="1">
+        <w:hyperlink r:id="rId31" w:history="1">
           <w:r>
             <w:rPr>
               <w:rStyle w:val="Hyperlink"/>
@@ -5565,7 +5564,7 @@
           <w:color w:val="0000FF"/>
           <w:sz w:val="24"/>
         </w:rPr>
-        <w:hyperlink r:id="rId31" w:history="1">
+        <w:hyperlink r:id="rId32" w:history="1">
           <w:r>
             <w:rPr>
               <w:rStyle w:val="Hyperlink"/>
@@ -5582,7 +5581,7 @@
           <w:color w:val="0000FF"/>
           <w:sz w:val="24"/>
         </w:rPr>
-        <w:hyperlink r:id="rId31" w:history="1">
+        <w:hyperlink r:id="rId32" w:history="1">
           <w:r>
             <w:rPr>
               <w:rStyle w:val="Hyperlink"/>
@@ -5702,7 +5701,7 @@
           <w:color w:val="0000FF"/>
           <w:sz w:val="24"/>
         </w:rPr>
-        <w:hyperlink r:id="rId32" w:history="1">
+        <w:hyperlink r:id="rId33" w:history="1">
           <w:r>
             <w:rPr>
               <w:rStyle w:val="Hyperlink"/>
@@ -5719,7 +5718,7 @@
           <w:color w:val="0000FF"/>
           <w:sz w:val="24"/>
         </w:rPr>
-        <w:hyperlink r:id="rId32" w:history="1">
+        <w:hyperlink r:id="rId33" w:history="1">
           <w:r>
             <w:rPr>
               <w:rStyle w:val="Hyperlink"/>
@@ -5847,7 +5846,7 @@
           <w:sz w:val="24"/>
           <w:u w:val="single"/>
         </w:rPr>
-        <w:hyperlink r:id="rId33" w:history="1">
+        <w:hyperlink r:id="rId34" w:history="1">
           <w:r>
             <w:rPr>
               <w:rStyle w:val="Hyperlink"/>
@@ -5865,7 +5864,7 @@
           <w:sz w:val="24"/>
           <w:u w:val="single"/>
         </w:rPr>
-        <w:hyperlink r:id="rId33" w:history="1">
+        <w:hyperlink r:id="rId34" w:history="1">
           <w:r>
             <w:rPr>
               <w:rStyle w:val="Hyperlink"/>
@@ -5883,7 +5882,7 @@
           <w:sz w:val="24"/>
           <w:u w:val="single"/>
         </w:rPr>
-        <w:hyperlink r:id="rId33" w:history="1">
+        <w:hyperlink r:id="rId34" w:history="1">
           <w:r>
             <w:rPr>
               <w:rStyle w:val="Hyperlink"/>
@@ -5911,7 +5910,7 @@
           <w:sz w:val="24"/>
           <w:u w:val="single"/>
         </w:rPr>
-        <w:hyperlink r:id="rId34" w:history="1">
+        <w:hyperlink r:id="rId35" w:history="1">
           <w:r>
             <w:rPr>
               <w:rStyle w:val="Hyperlink"/>
@@ -5940,7 +5939,7 @@
           <w:sz w:val="24"/>
           <w:u w:val="single"/>
         </w:rPr>
-        <w:hyperlink r:id="rId34" w:history="1">
+        <w:hyperlink r:id="rId35" w:history="1">
           <w:r>
             <w:rPr>
               <w:rStyle w:val="Hyperlink"/>
@@ -6067,7 +6066,7 @@
           <w:sz w:val="24"/>
           <w:u w:val="single"/>
         </w:rPr>
-        <w:hyperlink r:id="rId35" w:history="1">
+        <w:hyperlink r:id="rId36" w:history="1">
           <w:r>
             <w:rPr>
               <w:rStyle w:val="Hyperlink"/>
@@ -6096,7 +6095,7 @@
           <w:sz w:val="24"/>
           <w:u w:val="single"/>
         </w:rPr>
-        <w:hyperlink r:id="rId35" w:history="1">
+        <w:hyperlink r:id="rId36" w:history="1">
           <w:r>
             <w:rPr>
               <w:rStyle w:val="Hyperlink"/>
@@ -6124,7 +6123,7 @@
           <w:sz w:val="24"/>
           <w:u w:val="single"/>
         </w:rPr>
-        <w:hyperlink r:id="rId36" w:history="1">
+        <w:hyperlink r:id="rId37" w:history="1">
           <w:r>
             <w:rPr>
               <w:rStyle w:val="Hyperlink"/>
@@ -6142,7 +6141,7 @@
           <w:sz w:val="24"/>
           <w:u w:val="single"/>
         </w:rPr>
-        <w:hyperlink r:id="rId36" w:history="1">
+        <w:hyperlink r:id="rId37" w:history="1">
           <w:r>
             <w:rPr>
               <w:rStyle w:val="Hyperlink"/>
@@ -6160,7 +6159,7 @@
           <w:sz w:val="24"/>
           <w:u w:val="single"/>
         </w:rPr>
-        <w:hyperlink r:id="rId36" w:history="1">
+        <w:hyperlink r:id="rId37" w:history="1">
           <w:r>
             <w:rPr>
               <w:rStyle w:val="Hyperlink"/>
@@ -6178,7 +6177,7 @@
           <w:sz w:val="24"/>
           <w:u w:val="single"/>
         </w:rPr>
-        <w:hyperlink r:id="rId36" w:history="1">
+        <w:hyperlink r:id="rId37" w:history="1">
           <w:r>
             <w:rPr>
               <w:rStyle w:val="Hyperlink"/>
@@ -6196,7 +6195,7 @@
           <w:sz w:val="24"/>
           <w:u w:val="single"/>
         </w:rPr>
-        <w:hyperlink r:id="rId36" w:history="1">
+        <w:hyperlink r:id="rId37" w:history="1">
           <w:r>
             <w:rPr>
               <w:rStyle w:val="Hyperlink"/>
@@ -6214,7 +6213,7 @@
           <w:sz w:val="24"/>
           <w:u w:val="single"/>
         </w:rPr>
-        <w:hyperlink r:id="rId35" w:history="1">
+        <w:hyperlink r:id="rId36" w:history="1">
           <w:r>
             <w:rPr>
               <w:rStyle w:val="Hyperlink"/>
@@ -6232,7 +6231,7 @@
           <w:sz w:val="24"/>
           <w:u w:val="single"/>
         </w:rPr>
-        <w:hyperlink r:id="rId35" w:history="1">
+        <w:hyperlink r:id="rId36" w:history="1">
           <w:r>
             <w:rPr>
               <w:rStyle w:val="Hyperlink"/>
@@ -6340,7 +6339,7 @@
           <w:sz w:val="24"/>
           <w:u w:val="single"/>
         </w:rPr>
-        <w:hyperlink r:id="rId37" w:history="1">
+        <w:hyperlink r:id="rId38" w:history="1">
           <w:r>
             <w:rPr>
               <w:rStyle w:val="Hyperlink"/>
@@ -6358,7 +6357,7 @@
           <w:sz w:val="24"/>
           <w:u w:val="single"/>
         </w:rPr>
-        <w:hyperlink r:id="rId37" w:history="1">
+        <w:hyperlink r:id="rId38" w:history="1">
           <w:r>
             <w:rPr>
               <w:rStyle w:val="Hyperlink"/>
@@ -6376,7 +6375,7 @@
           <w:sz w:val="24"/>
           <w:u w:val="single"/>
         </w:rPr>
-        <w:hyperlink r:id="rId37" w:history="1">
+        <w:hyperlink r:id="rId38" w:history="1">
           <w:r>
             <w:rPr>
               <w:rStyle w:val="Hyperlink"/>
@@ -6394,7 +6393,7 @@
           <w:sz w:val="24"/>
           <w:u w:val="single"/>
         </w:rPr>
-        <w:hyperlink r:id="rId37" w:history="1">
+        <w:hyperlink r:id="rId38" w:history="1">
           <w:r>
             <w:rPr>
               <w:rStyle w:val="Hyperlink"/>
@@ -6422,7 +6421,7 @@
           <w:sz w:val="24"/>
           <w:u w:val="single"/>
         </w:rPr>
-        <w:hyperlink r:id="rId38" w:history="1">
+        <w:hyperlink r:id="rId39" w:history="1">
           <w:r>
             <w:rPr>
               <w:rStyle w:val="Hyperlink"/>
@@ -6451,7 +6450,7 @@
           <w:sz w:val="24"/>
           <w:u w:val="single"/>
         </w:rPr>
-        <w:hyperlink r:id="rId38" w:history="1">
+        <w:hyperlink r:id="rId39" w:history="1">
           <w:r>
             <w:rPr>
               <w:rStyle w:val="Hyperlink"/>
@@ -6579,7 +6578,7 @@
           <w:sz w:val="24"/>
           <w:u w:val="single"/>
         </w:rPr>
-        <w:hyperlink r:id="rId39" w:history="1">
+        <w:hyperlink r:id="rId40" w:history="1">
           <w:r>
             <w:rPr>
               <w:rStyle w:val="Hyperlink"/>
@@ -6597,7 +6596,7 @@
           <w:sz w:val="24"/>
           <w:u w:val="single"/>
         </w:rPr>
-        <w:hyperlink r:id="rId39" w:history="1">
+        <w:hyperlink r:id="rId40" w:history="1">
           <w:r>
             <w:rPr>
               <w:rStyle w:val="Hyperlink"/>
@@ -6725,7 +6724,7 @@
           <w:sz w:val="24"/>
           <w:u w:val="single"/>
         </w:rPr>
-        <w:hyperlink r:id="rId40" w:history="1">
+        <w:hyperlink r:id="rId41" w:history="1">
           <w:r>
             <w:rPr>
               <w:rStyle w:val="Hyperlink"/>
@@ -6743,7 +6742,7 @@
           <w:sz w:val="24"/>
           <w:u w:val="single"/>
         </w:rPr>
-        <w:hyperlink r:id="rId40" w:history="1">
+        <w:hyperlink r:id="rId41" w:history="1">
           <w:r>
             <w:rPr>
               <w:rStyle w:val="Hyperlink"/>
@@ -6761,7 +6760,7 @@
           <w:sz w:val="24"/>
           <w:u w:val="single"/>
         </w:rPr>
-        <w:hyperlink r:id="rId40" w:history="1">
+        <w:hyperlink r:id="rId41" w:history="1">
           <w:r>
             <w:rPr>
               <w:rStyle w:val="Hyperlink"/>
@@ -6779,7 +6778,7 @@
           <w:sz w:val="24"/>
           <w:u w:val="single"/>
         </w:rPr>
-        <w:hyperlink r:id="rId40" w:history="1">
+        <w:hyperlink r:id="rId41" w:history="1">
           <w:r>
             <w:rPr>
               <w:rStyle w:val="Hyperlink"/>
@@ -6897,7 +6896,7 @@
           <w:sz w:val="24"/>
           <w:u w:val="single"/>
         </w:rPr>
-        <w:hyperlink r:id="rId41" w:history="1">
+        <w:hyperlink r:id="rId42" w:history="1">
           <w:r>
             <w:rPr>
               <w:rStyle w:val="Hyperlink"/>
@@ -6915,7 +6914,7 @@
           <w:sz w:val="24"/>
           <w:u w:val="single"/>
         </w:rPr>
-        <w:hyperlink r:id="rId41" w:history="1">
+        <w:hyperlink r:id="rId42" w:history="1">
           <w:r>
             <w:rPr>
               <w:rStyle w:val="Hyperlink"/>
@@ -6933,7 +6932,7 @@
           <w:sz w:val="24"/>
           <w:u w:val="single"/>
         </w:rPr>
-        <w:hyperlink r:id="rId41" w:history="1">
+        <w:hyperlink r:id="rId42" w:history="1">
           <w:r>
             <w:rPr>
               <w:rStyle w:val="Hyperlink"/>
@@ -6951,7 +6950,7 @@
           <w:sz w:val="24"/>
           <w:u w:val="single"/>
         </w:rPr>
-        <w:hyperlink r:id="rId41" w:history="1">
+        <w:hyperlink r:id="rId42" w:history="1">
           <w:r>
             <w:rPr>
               <w:rStyle w:val="Hyperlink"/>
@@ -7037,21 +7036,13 @@
       </w:r>
       <w:r>
         <w:rPr>
-          <w:u w:val="single" w:color="0000ff"/>
           <w:rFonts w:ascii="Charis SIL Regular" w:hAnsi="Charis SIL Regular" w:eastAsia="Charis SIL Regular"/>
           <w:b w:val="0"/>
           <w:i w:val="0"/>
           <w:color w:val="000000"/>
           <w:sz w:val="24"/>
         </w:rPr>
-        <w:hyperlink r:id="rId41" w:history="1">
-          <w:r>
-            <w:rPr>
-              <w:rStyle w:val="Hyperlink"/>
-            </w:rPr>
-            <w:t xml:space="preserve">, </w:t>
-          </w:r>
-        </w:hyperlink>
+        <w:t xml:space="preserve">, </w:t>
       </w:r>
       <w:r>
         <w:rPr>
@@ -7062,7 +7053,7 @@
           <w:sz w:val="24"/>
           <w:u w:val="single"/>
         </w:rPr>
-        <w:hyperlink r:id="rId41" w:history="1">
+        <w:hyperlink r:id="rId43" w:history="1">
           <w:r>
             <w:rPr>
               <w:rStyle w:val="Hyperlink"/>

--- a/EXPORTS/DOCX/published/niveau3/English/KKZ.docx
+++ b/EXPORTS/DOCX/published/niveau3/English/KKZ.docx
@@ -1524,8 +1524,16 @@
           <w:i w:val="0"/>
           <w:color w:val="0000FF"/>
           <w:sz w:val="24"/>
-        </w:rPr>
-        <w:t>Ri</w:t>
+          <w:u w:val="single"/>
+        </w:rPr>
+        <w:hyperlink r:id="rId15" w:history="1">
+          <w:r>
+            <w:rPr>
+              <w:rStyle w:val="Hyperlink"/>
+            </w:rPr>
+            <w:t>Ri</w:t>
+          </w:r>
+        </w:hyperlink>
       </w:r>
       <w:r>
         <w:rPr>
@@ -1794,7 +1802,7 @@
           <w:sz w:val="24"/>
           <w:u w:val="single"/>
         </w:rPr>
-        <w:hyperlink r:id="rId15" w:history="1">
+        <w:hyperlink r:id="rId16" w:history="1">
           <w:r>
             <w:rPr>
               <w:rStyle w:val="Hyperlink"/>
@@ -1823,7 +1831,7 @@
           <w:sz w:val="24"/>
           <w:u w:val="single"/>
         </w:rPr>
-        <w:hyperlink r:id="rId15" w:history="1">
+        <w:hyperlink r:id="rId16" w:history="1">
           <w:r>
             <w:rPr>
               <w:rStyle w:val="Hyperlink"/>
@@ -1852,7 +1860,7 @@
           <w:sz w:val="24"/>
           <w:u w:val="single"/>
         </w:rPr>
-        <w:hyperlink r:id="rId15" w:history="1">
+        <w:hyperlink r:id="rId16" w:history="1">
           <w:r>
             <w:rPr>
               <w:rStyle w:val="Hyperlink"/>
@@ -1870,7 +1878,7 @@
           <w:sz w:val="24"/>
           <w:u w:val="single"/>
         </w:rPr>
-        <w:hyperlink r:id="rId15" w:history="1">
+        <w:hyperlink r:id="rId16" w:history="1">
           <w:r>
             <w:rPr>
               <w:rStyle w:val="Hyperlink"/>
@@ -1888,7 +1896,7 @@
           <w:sz w:val="24"/>
           <w:u w:val="single"/>
         </w:rPr>
-        <w:hyperlink r:id="rId15" w:history="1">
+        <w:hyperlink r:id="rId16" w:history="1">
           <w:r>
             <w:rPr>
               <w:rStyle w:val="Hyperlink"/>
@@ -1899,6 +1907,7 @@
       </w:r>
       <w:r>
         <w:rPr>
+          <w:u w:val="single" w:color="0000ff"/>
           <w:rFonts w:ascii="Charis SIL Regular" w:hAnsi="Charis SIL Regular" w:eastAsia="Charis SIL Regular"/>
           <w:b w:val="0"/>
           <w:i w:val="0"/>
@@ -1916,7 +1925,7 @@
           <w:sz w:val="24"/>
           <w:u w:val="single"/>
         </w:rPr>
-        <w:hyperlink r:id="rId15" w:history="1">
+        <w:hyperlink r:id="rId17" w:history="1">
           <w:r>
             <w:rPr>
               <w:rStyle w:val="Hyperlink"/>
@@ -2097,7 +2106,14 @@
           <w:sz w:val="24"/>
           <w:u w:val="single"/>
         </w:rPr>
-        <w:t>Ges</w:t>
+        <w:hyperlink r:id="rId17" w:history="1">
+          <w:r>
+            <w:rPr>
+              <w:rStyle w:val="Hyperlink"/>
+            </w:rPr>
+            <w:t>Ges</w:t>
+          </w:r>
+        </w:hyperlink>
       </w:r>
       <w:r>
         <w:rPr>
@@ -2108,7 +2124,7 @@
           <w:sz w:val="24"/>
           <w:u w:val="single"/>
         </w:rPr>
-        <w:hyperlink r:id="rId16" w:history="1">
+        <w:hyperlink r:id="rId17" w:history="1">
           <w:r>
             <w:rPr>
               <w:rStyle w:val="Hyperlink"/>
@@ -2137,7 +2153,7 @@
           <w:sz w:val="24"/>
           <w:u w:val="single"/>
         </w:rPr>
-        <w:hyperlink r:id="rId16" w:history="1">
+        <w:hyperlink r:id="rId17" w:history="1">
           <w:r>
             <w:rPr>
               <w:rStyle w:val="Hyperlink"/>
@@ -2371,7 +2387,6 @@
       </w:r>
       <w:r>
         <w:rPr>
-          <w:u w:val="single" w:color="0000ff"/>
           <w:rFonts w:ascii="Charis SIL Regular" w:hAnsi="Charis SIL Regular" w:eastAsia="Charis SIL Regular"/>
           <w:b w:val="0"/>
           <w:i w:val="0"/>
@@ -2483,14 +2498,7 @@
           <w:sz w:val="24"/>
           <w:u w:val="single"/>
         </w:rPr>
-        <w:hyperlink r:id="rId19" w:history="1">
-          <w:r>
-            <w:rPr>
-              <w:rStyle w:val="Hyperlink"/>
-            </w:rPr>
-            <w:t>G</w:t>
-          </w:r>
-        </w:hyperlink>
+        <w:t>G</w:t>
       </w:r>
       <w:r>
         <w:rPr>
@@ -2501,7 +2509,7 @@
           <w:sz w:val="24"/>
           <w:u w:val="single"/>
         </w:rPr>
-        <w:hyperlink r:id="rId19" w:history="1">
+        <w:hyperlink r:id="rId17" w:history="1">
           <w:r>
             <w:rPr>
               <w:rStyle w:val="Hyperlink"/>
@@ -2537,7 +2545,7 @@
           <w:sz w:val="24"/>
           <w:u w:val="single"/>
         </w:rPr>
-        <w:hyperlink r:id="rId19" w:history="1">
+        <w:hyperlink r:id="rId17" w:history="1">
           <w:r>
             <w:rPr>
               <w:rStyle w:val="Hyperlink"/>
@@ -2566,7 +2574,7 @@
           <w:sz w:val="24"/>
           <w:u w:val="single"/>
         </w:rPr>
-        <w:hyperlink r:id="rId19" w:history="1">
+        <w:hyperlink r:id="rId17" w:history="1">
           <w:r>
             <w:rPr>
               <w:rStyle w:val="Hyperlink"/>
@@ -2584,7 +2592,7 @@
           <w:sz w:val="24"/>
           <w:u w:val="single"/>
         </w:rPr>
-        <w:hyperlink r:id="rId19" w:history="1">
+        <w:hyperlink r:id="rId17" w:history="1">
           <w:r>
             <w:rPr>
               <w:rStyle w:val="Hyperlink"/>
@@ -2648,7 +2656,7 @@
           <w:sz w:val="24"/>
           <w:u w:val="single"/>
         </w:rPr>
-        <w:hyperlink r:id="rId20" w:history="1">
+        <w:hyperlink r:id="rId18" w:history="1">
           <w:r>
             <w:rPr>
               <w:rStyle w:val="Hyperlink"/>
@@ -2666,7 +2674,7 @@
           <w:sz w:val="24"/>
           <w:u w:val="single"/>
         </w:rPr>
-        <w:hyperlink r:id="rId20" w:history="1">
+        <w:hyperlink r:id="rId18" w:history="1">
           <w:r>
             <w:rPr>
               <w:rStyle w:val="Hyperlink"/>
@@ -2684,7 +2692,7 @@
           <w:sz w:val="24"/>
           <w:u w:val="single"/>
         </w:rPr>
-        <w:hyperlink r:id="rId20" w:history="1">
+        <w:hyperlink r:id="rId18" w:history="1">
           <w:r>
             <w:rPr>
               <w:rStyle w:val="Hyperlink"/>
@@ -2760,12 +2768,137 @@
           <w:sz w:val="24"/>
           <w:u w:val="single"/>
         </w:rPr>
+        <w:hyperlink r:id="rId20" w:history="1">
+          <w:r>
+            <w:rPr>
+              <w:rStyle w:val="Hyperlink"/>
+            </w:rPr>
+            <w:t>Reinier</w:t>
+          </w:r>
+        </w:hyperlink>
+      </w:r>
+      <w:r>
+        <w:rPr>
+          <w:rFonts w:ascii="Charis SIL Regular" w:hAnsi="Charis SIL Regular" w:eastAsia="Charis SIL Regular"/>
+          <w:b w:val="0"/>
+          <w:i w:val="0"/>
+          <w:color w:val="0000FF"/>
+          <w:sz w:val="24"/>
+          <w:u w:val="single"/>
+        </w:rPr>
+        <w:t xml:space="preserve"> </w:t>
+      </w:r>
+      <w:r>
+        <w:rPr>
+          <w:rFonts w:ascii="Charis SIL Regular" w:hAnsi="Charis SIL Regular" w:eastAsia="Charis SIL Regular"/>
+          <w:b w:val="0"/>
+          <w:i w:val="0"/>
+          <w:color w:val="0000FF"/>
+          <w:sz w:val="24"/>
+          <w:u w:val="single"/>
+        </w:rPr>
+        <w:hyperlink r:id="rId20" w:history="1">
+          <w:r>
+            <w:rPr>
+              <w:rStyle w:val="Hyperlink"/>
+            </w:rPr>
+            <w:t>van</w:t>
+          </w:r>
+        </w:hyperlink>
+      </w:r>
+      <w:r>
+        <w:rPr>
+          <w:rFonts w:ascii="Charis SIL Regular" w:hAnsi="Charis SIL Regular" w:eastAsia="Charis SIL Regular"/>
+          <w:b w:val="0"/>
+          <w:i w:val="0"/>
+          <w:color w:val="0000FF"/>
+          <w:sz w:val="24"/>
+          <w:u w:val="single"/>
+        </w:rPr>
+        <w:t xml:space="preserve"> </w:t>
+      </w:r>
+      <w:r>
+        <w:rPr>
+          <w:rFonts w:ascii="Charis SIL Regular" w:hAnsi="Charis SIL Regular" w:eastAsia="Charis SIL Regular"/>
+          <w:b w:val="0"/>
+          <w:i w:val="0"/>
+          <w:color w:val="0000FF"/>
+          <w:sz w:val="24"/>
+          <w:u w:val="single"/>
+        </w:rPr>
+        <w:hyperlink r:id="rId20" w:history="1">
+          <w:r>
+            <w:rPr>
+              <w:rStyle w:val="Hyperlink"/>
+            </w:rPr>
+            <w:t>de</w:t>
+          </w:r>
+        </w:hyperlink>
+      </w:r>
+      <w:r>
+        <w:rPr>
+          <w:rFonts w:ascii="Charis SIL Regular" w:hAnsi="Charis SIL Regular" w:eastAsia="Charis SIL Regular"/>
+          <w:b w:val="0"/>
+          <w:i w:val="0"/>
+          <w:color w:val="0000FF"/>
+          <w:sz w:val="24"/>
+          <w:u w:val="single"/>
+        </w:rPr>
+        <w:t xml:space="preserve"> </w:t>
+      </w:r>
+      <w:r>
+        <w:rPr>
+          <w:rFonts w:ascii="Charis SIL Regular" w:hAnsi="Charis SIL Regular" w:eastAsia="Charis SIL Regular"/>
+          <w:b w:val="0"/>
+          <w:i w:val="0"/>
+          <w:color w:val="0000FF"/>
+          <w:sz w:val="24"/>
+          <w:u w:val="single"/>
+        </w:rPr>
+        <w:hyperlink r:id="rId20" w:history="1">
+          <w:r>
+            <w:rPr>
+              <w:rStyle w:val="Hyperlink"/>
+            </w:rPr>
+            <w:t>Kasteele</w:t>
+          </w:r>
+        </w:hyperlink>
+      </w:r>
+      <w:r>
+        <w:rPr>
+          <w:rFonts w:ascii="Charis SIL Regular" w:hAnsi="Charis SIL Regular" w:eastAsia="Charis SIL Regular"/>
+          <w:b w:val="0"/>
+          <w:i w:val="0"/>
+          <w:color w:val="000000"/>
+          <w:sz w:val="24"/>
+        </w:rPr>
+        <w:t xml:space="preserve">, </w:t>
+      </w:r>
+      <w:r>
+        <w:rPr>
+          <w:rFonts w:ascii="Charis SIL Regular" w:hAnsi="Charis SIL Regular" w:eastAsia="Charis SIL Regular"/>
+          <w:b w:val="0"/>
+          <w:i w:val="0"/>
+          <w:color w:val="000000"/>
+          <w:sz w:val="24"/>
+        </w:rPr>
+        <w:t xml:space="preserve">disappeared after his son </w:t>
+      </w:r>
+      <w:r>
+        <w:rPr>
+          <w:rFonts w:ascii="Charis SIL Regular" w:hAnsi="Charis SIL Regular" w:eastAsia="Charis SIL Regular"/>
+          <w:b w:val="0"/>
+          <w:i w:val="0"/>
+          <w:color w:val="0000FF"/>
+          <w:sz w:val="24"/>
+          <w:u w:val="single"/>
+        </w:rPr>
         <w:hyperlink r:id="rId21" w:history="1">
           <w:r>
             <w:rPr>
               <w:rStyle w:val="Hyperlink"/>
             </w:rPr>
-            <w:t>Reinier</w:t>
+            <w:t>Abraham</w:t>
           </w:r>
         </w:hyperlink>
       </w:r>
@@ -2864,17 +2997,243 @@
           <w:color w:val="000000"/>
           <w:sz w:val="24"/>
         </w:rPr>
-        <w:t xml:space="preserve">, </w:t>
-      </w:r>
-      <w:r>
-        <w:rPr>
+        <w:t xml:space="preserve"> succeeded him</w:t>
+      </w:r>
+      <w:r>
+        <w:rPr>
+          <w:u w:val="single" w:color="0000ff"/>
           <w:rFonts w:ascii="Charis SIL Regular" w:hAnsi="Charis SIL Regular" w:eastAsia="Charis SIL Regular"/>
           <w:b w:val="0"/>
           <w:i w:val="0"/>
           <w:color w:val="000000"/>
           <w:sz w:val="24"/>
         </w:rPr>
-        <w:t xml:space="preserve">disappeared after his son </w:t>
+        <w:hyperlink r:id="rId20" w:history="1">
+          <w:r>
+            <w:rPr>
+              <w:rStyle w:val="Hyperlink"/>
+            </w:rPr>
+            <w:t xml:space="preserve"> in 184</w:t>
+          </w:r>
+        </w:hyperlink>
+      </w:r>
+      <w:r>
+        <w:rPr>
+          <w:u w:val="single" w:color="0000ff"/>
+          <w:rFonts w:ascii="Charis SIL Regular" w:hAnsi="Charis SIL Regular" w:eastAsia="Charis SIL Regular"/>
+          <w:b w:val="0"/>
+          <w:i w:val="0"/>
+          <w:color w:val="000000"/>
+          <w:sz w:val="24"/>
+        </w:rPr>
+        <w:hyperlink r:id="rId20" w:history="1">
+          <w:r>
+            <w:rPr>
+              <w:rStyle w:val="Hyperlink"/>
+            </w:rPr>
+            <w:t>0</w:t>
+          </w:r>
+        </w:hyperlink>
+      </w:r>
+      <w:r>
+        <w:rPr>
+          <w:u w:val="single" w:color="0000ff"/>
+          <w:rFonts w:ascii="Charis SIL Regular" w:hAnsi="Charis SIL Regular" w:eastAsia="Charis SIL Regular"/>
+          <w:b w:val="0"/>
+          <w:i w:val="0"/>
+          <w:color w:val="000000"/>
+          <w:sz w:val="24"/>
+        </w:rPr>
+        <w:hyperlink r:id="rId20" w:history="1">
+          <w:r>
+            <w:rPr>
+              <w:rStyle w:val="Hyperlink"/>
+            </w:rPr>
+            <w:t>. M</w:t>
+          </w:r>
+        </w:hyperlink>
+      </w:r>
+      <w:r>
+        <w:rPr>
+          <w:u w:val="single" w:color="0000ff"/>
+          <w:rFonts w:ascii="Charis SIL Regular" w:hAnsi="Charis SIL Regular" w:eastAsia="Charis SIL Regular"/>
+          <w:b w:val="0"/>
+          <w:i w:val="0"/>
+          <w:color w:val="000000"/>
+          <w:sz w:val="24"/>
+        </w:rPr>
+        <w:hyperlink r:id="rId20" w:history="1">
+          <w:r>
+            <w:rPr>
+              <w:rStyle w:val="Hyperlink"/>
+            </w:rPr>
+            <w:t>a</w:t>
+          </w:r>
+        </w:hyperlink>
+      </w:r>
+      <w:r>
+        <w:rPr>
+          <w:u w:val="single" w:color="0000ff"/>
+          <w:rFonts w:ascii="Charis SIL Regular" w:hAnsi="Charis SIL Regular" w:eastAsia="Charis SIL Regular"/>
+          <w:b w:val="0"/>
+          <w:i w:val="0"/>
+          <w:color w:val="000000"/>
+          <w:sz w:val="24"/>
+        </w:rPr>
+        <w:hyperlink r:id="rId20" w:history="1">
+          <w:r>
+            <w:rPr>
+              <w:rStyle w:val="Hyperlink"/>
+            </w:rPr>
+            <w:t>n</w:t>
+          </w:r>
+        </w:hyperlink>
+      </w:r>
+      <w:r>
+        <w:rPr>
+          <w:u w:val="single" w:color="0000ff"/>
+          <w:rFonts w:ascii="Charis SIL Regular" w:hAnsi="Charis SIL Regular" w:eastAsia="Charis SIL Regular"/>
+          <w:b w:val="0"/>
+          <w:i w:val="0"/>
+          <w:color w:val="000000"/>
+          <w:sz w:val="24"/>
+        </w:rPr>
+        <w:hyperlink r:id="rId20" w:history="1">
+          <w:r>
+            <w:rPr>
+              <w:rStyle w:val="Hyperlink"/>
+            </w:rPr>
+            <w:t>y</w:t>
+          </w:r>
+        </w:hyperlink>
+      </w:r>
+      <w:r>
+        <w:rPr>
+          <w:u w:val="single" w:color="0000ff"/>
+          <w:rFonts w:ascii="Charis SIL Regular" w:hAnsi="Charis SIL Regular" w:eastAsia="Charis SIL Regular"/>
+          <w:b w:val="0"/>
+          <w:i w:val="0"/>
+          <w:color w:val="000000"/>
+          <w:sz w:val="24"/>
+        </w:rPr>
+        <w:hyperlink r:id="rId20" w:history="1">
+          <w:r>
+            <w:rPr>
+              <w:rStyle w:val="Hyperlink"/>
+            </w:rPr>
+            <w:t xml:space="preserve"> objects </w:t>
+          </w:r>
+        </w:hyperlink>
+      </w:r>
+      <w:r>
+        <w:rPr>
+          <w:rFonts w:ascii="Charis SIL Regular" w:hAnsi="Charis SIL Regular" w:eastAsia="Charis SIL Regular"/>
+          <w:b w:val="0"/>
+          <w:i w:val="0"/>
+          <w:color w:val="000000"/>
+          <w:sz w:val="24"/>
+        </w:rPr>
+        <w:t>also went missing or were</w:t>
+      </w:r>
+      <w:r>
+        <w:rPr>
+          <w:u w:val="single" w:color="0000ff"/>
+          <w:rFonts w:ascii="Charis SIL Regular" w:hAnsi="Charis SIL Regular" w:eastAsia="Charis SIL Regular"/>
+          <w:b w:val="0"/>
+          <w:i w:val="0"/>
+          <w:color w:val="000000"/>
+          <w:sz w:val="24"/>
+        </w:rPr>
+        <w:hyperlink r:id="rId21" w:history="1">
+          <w:r>
+            <w:rPr>
+              <w:rStyle w:val="Hyperlink"/>
+            </w:rPr>
+            <w:t xml:space="preserve"> lost duri</w:t>
+          </w:r>
+        </w:hyperlink>
+      </w:r>
+      <w:r>
+        <w:rPr>
+          <w:u w:val="single" w:color="0000ff"/>
+          <w:rFonts w:ascii="Charis SIL Regular" w:hAnsi="Charis SIL Regular" w:eastAsia="Charis SIL Regular"/>
+          <w:b w:val="0"/>
+          <w:i w:val="0"/>
+          <w:color w:val="000000"/>
+          <w:sz w:val="24"/>
+        </w:rPr>
+        <w:hyperlink r:id="rId21" w:history="1">
+          <w:r>
+            <w:rPr>
+              <w:rStyle w:val="Hyperlink"/>
+            </w:rPr>
+            <w:t>ng t</w:t>
+          </w:r>
+        </w:hyperlink>
+      </w:r>
+      <w:r>
+        <w:rPr>
+          <w:u w:val="single" w:color="0000ff"/>
+          <w:rFonts w:ascii="Charis SIL Regular" w:hAnsi="Charis SIL Regular" w:eastAsia="Charis SIL Regular"/>
+          <w:b w:val="0"/>
+          <w:i w:val="0"/>
+          <w:color w:val="000000"/>
+          <w:sz w:val="24"/>
+        </w:rPr>
+        <w:hyperlink r:id="rId21" w:history="1">
+          <w:r>
+            <w:rPr>
+              <w:rStyle w:val="Hyperlink"/>
+            </w:rPr>
+            <w:t>h</w:t>
+          </w:r>
+        </w:hyperlink>
+      </w:r>
+      <w:r>
+        <w:rPr>
+          <w:u w:val="single" w:color="0000ff"/>
+          <w:rFonts w:ascii="Charis SIL Regular" w:hAnsi="Charis SIL Regular" w:eastAsia="Charis SIL Regular"/>
+          <w:b w:val="0"/>
+          <w:i w:val="0"/>
+          <w:color w:val="000000"/>
+          <w:sz w:val="24"/>
+        </w:rPr>
+        <w:hyperlink r:id="rId21" w:history="1">
+          <w:r>
+            <w:rPr>
+              <w:rStyle w:val="Hyperlink"/>
+            </w:rPr>
+            <w:t xml:space="preserve">is </w:t>
+          </w:r>
+        </w:hyperlink>
+      </w:r>
+      <w:r>
+        <w:rPr>
+          <w:u w:val="single" w:color="0000ff"/>
+          <w:rFonts w:ascii="Charis SIL Regular" w:hAnsi="Charis SIL Regular" w:eastAsia="Charis SIL Regular"/>
+          <w:b w:val="0"/>
+          <w:i w:val="0"/>
+          <w:color w:val="000000"/>
+          <w:sz w:val="24"/>
+        </w:rPr>
+        <w:hyperlink r:id="rId21" w:history="1">
+          <w:r>
+            <w:rPr>
+              <w:rStyle w:val="Hyperlink"/>
+            </w:rPr>
+            <w:t>time. Th</w:t>
+          </w:r>
+        </w:hyperlink>
+      </w:r>
+      <w:r>
+        <w:rPr>
+          <w:rFonts w:ascii="Charis SIL Regular" w:hAnsi="Charis SIL Regular" w:eastAsia="Charis SIL Regular"/>
+          <w:b w:val="0"/>
+          <w:i w:val="0"/>
+          <w:color w:val="000000"/>
+          <w:sz w:val="24"/>
+        </w:rPr>
+        <w:t xml:space="preserve">e third and final director </w:t>
       </w:r>
       <w:r>
         <w:rPr>
@@ -2890,7 +3249,7 @@
             <w:rPr>
               <w:rStyle w:val="Hyperlink"/>
             </w:rPr>
-            <w:t>Abraham</w:t>
+            <w:t>David</w:t>
           </w:r>
         </w:hyperlink>
       </w:r>
@@ -2948,357 +3307,6 @@
             <w:rPr>
               <w:rStyle w:val="Hyperlink"/>
             </w:rPr>
-            <w:t>de</w:t>
-          </w:r>
-        </w:hyperlink>
-      </w:r>
-      <w:r>
-        <w:rPr>
-          <w:rFonts w:ascii="Charis SIL Regular" w:hAnsi="Charis SIL Regular" w:eastAsia="Charis SIL Regular"/>
-          <w:b w:val="0"/>
-          <w:i w:val="0"/>
-          <w:color w:val="0000FF"/>
-          <w:sz w:val="24"/>
-          <w:u w:val="single"/>
-        </w:rPr>
-        <w:t xml:space="preserve"> </w:t>
-      </w:r>
-      <w:r>
-        <w:rPr>
-          <w:rFonts w:ascii="Charis SIL Regular" w:hAnsi="Charis SIL Regular" w:eastAsia="Charis SIL Regular"/>
-          <w:b w:val="0"/>
-          <w:i w:val="0"/>
-          <w:color w:val="0000FF"/>
-          <w:sz w:val="24"/>
-          <w:u w:val="single"/>
-        </w:rPr>
-        <w:hyperlink r:id="rId22" w:history="1">
-          <w:r>
-            <w:rPr>
-              <w:rStyle w:val="Hyperlink"/>
-            </w:rPr>
-            <w:t>Kasteele</w:t>
-          </w:r>
-        </w:hyperlink>
-      </w:r>
-      <w:r>
-        <w:rPr>
-          <w:rFonts w:ascii="Charis SIL Regular" w:hAnsi="Charis SIL Regular" w:eastAsia="Charis SIL Regular"/>
-          <w:b w:val="0"/>
-          <w:i w:val="0"/>
-          <w:color w:val="000000"/>
-          <w:sz w:val="24"/>
-        </w:rPr>
-        <w:t xml:space="preserve"> succeeded him</w:t>
-      </w:r>
-      <w:r>
-        <w:rPr>
-          <w:u w:val="single" w:color="0000ff"/>
-          <w:rFonts w:ascii="Charis SIL Regular" w:hAnsi="Charis SIL Regular" w:eastAsia="Charis SIL Regular"/>
-          <w:b w:val="0"/>
-          <w:i w:val="0"/>
-          <w:color w:val="000000"/>
-          <w:sz w:val="24"/>
-        </w:rPr>
-        <w:hyperlink r:id="rId21" w:history="1">
-          <w:r>
-            <w:rPr>
-              <w:rStyle w:val="Hyperlink"/>
-            </w:rPr>
-            <w:t xml:space="preserve"> in 184</w:t>
-          </w:r>
-        </w:hyperlink>
-      </w:r>
-      <w:r>
-        <w:rPr>
-          <w:u w:val="single" w:color="0000ff"/>
-          <w:rFonts w:ascii="Charis SIL Regular" w:hAnsi="Charis SIL Regular" w:eastAsia="Charis SIL Regular"/>
-          <w:b w:val="0"/>
-          <w:i w:val="0"/>
-          <w:color w:val="000000"/>
-          <w:sz w:val="24"/>
-        </w:rPr>
-        <w:hyperlink r:id="rId21" w:history="1">
-          <w:r>
-            <w:rPr>
-              <w:rStyle w:val="Hyperlink"/>
-            </w:rPr>
-            <w:t>0</w:t>
-          </w:r>
-        </w:hyperlink>
-      </w:r>
-      <w:r>
-        <w:rPr>
-          <w:u w:val="single" w:color="0000ff"/>
-          <w:rFonts w:ascii="Charis SIL Regular" w:hAnsi="Charis SIL Regular" w:eastAsia="Charis SIL Regular"/>
-          <w:b w:val="0"/>
-          <w:i w:val="0"/>
-          <w:color w:val="000000"/>
-          <w:sz w:val="24"/>
-        </w:rPr>
-        <w:hyperlink r:id="rId21" w:history="1">
-          <w:r>
-            <w:rPr>
-              <w:rStyle w:val="Hyperlink"/>
-            </w:rPr>
-            <w:t>. M</w:t>
-          </w:r>
-        </w:hyperlink>
-      </w:r>
-      <w:r>
-        <w:rPr>
-          <w:u w:val="single" w:color="0000ff"/>
-          <w:rFonts w:ascii="Charis SIL Regular" w:hAnsi="Charis SIL Regular" w:eastAsia="Charis SIL Regular"/>
-          <w:b w:val="0"/>
-          <w:i w:val="0"/>
-          <w:color w:val="000000"/>
-          <w:sz w:val="24"/>
-        </w:rPr>
-        <w:hyperlink r:id="rId21" w:history="1">
-          <w:r>
-            <w:rPr>
-              <w:rStyle w:val="Hyperlink"/>
-            </w:rPr>
-            <w:t>a</w:t>
-          </w:r>
-        </w:hyperlink>
-      </w:r>
-      <w:r>
-        <w:rPr>
-          <w:u w:val="single" w:color="0000ff"/>
-          <w:rFonts w:ascii="Charis SIL Regular" w:hAnsi="Charis SIL Regular" w:eastAsia="Charis SIL Regular"/>
-          <w:b w:val="0"/>
-          <w:i w:val="0"/>
-          <w:color w:val="000000"/>
-          <w:sz w:val="24"/>
-        </w:rPr>
-        <w:hyperlink r:id="rId21" w:history="1">
-          <w:r>
-            <w:rPr>
-              <w:rStyle w:val="Hyperlink"/>
-            </w:rPr>
-            <w:t>n</w:t>
-          </w:r>
-        </w:hyperlink>
-      </w:r>
-      <w:r>
-        <w:rPr>
-          <w:u w:val="single" w:color="0000ff"/>
-          <w:rFonts w:ascii="Charis SIL Regular" w:hAnsi="Charis SIL Regular" w:eastAsia="Charis SIL Regular"/>
-          <w:b w:val="0"/>
-          <w:i w:val="0"/>
-          <w:color w:val="000000"/>
-          <w:sz w:val="24"/>
-        </w:rPr>
-        <w:hyperlink r:id="rId21" w:history="1">
-          <w:r>
-            <w:rPr>
-              <w:rStyle w:val="Hyperlink"/>
-            </w:rPr>
-            <w:t>y</w:t>
-          </w:r>
-        </w:hyperlink>
-      </w:r>
-      <w:r>
-        <w:rPr>
-          <w:u w:val="single" w:color="0000ff"/>
-          <w:rFonts w:ascii="Charis SIL Regular" w:hAnsi="Charis SIL Regular" w:eastAsia="Charis SIL Regular"/>
-          <w:b w:val="0"/>
-          <w:i w:val="0"/>
-          <w:color w:val="000000"/>
-          <w:sz w:val="24"/>
-        </w:rPr>
-        <w:hyperlink r:id="rId21" w:history="1">
-          <w:r>
-            <w:rPr>
-              <w:rStyle w:val="Hyperlink"/>
-            </w:rPr>
-            <w:t xml:space="preserve"> objects </w:t>
-          </w:r>
-        </w:hyperlink>
-      </w:r>
-      <w:r>
-        <w:rPr>
-          <w:rFonts w:ascii="Charis SIL Regular" w:hAnsi="Charis SIL Regular" w:eastAsia="Charis SIL Regular"/>
-          <w:b w:val="0"/>
-          <w:i w:val="0"/>
-          <w:color w:val="000000"/>
-          <w:sz w:val="24"/>
-        </w:rPr>
-        <w:t>also went missing or were</w:t>
-      </w:r>
-      <w:r>
-        <w:rPr>
-          <w:u w:val="single" w:color="0000ff"/>
-          <w:rFonts w:ascii="Charis SIL Regular" w:hAnsi="Charis SIL Regular" w:eastAsia="Charis SIL Regular"/>
-          <w:b w:val="0"/>
-          <w:i w:val="0"/>
-          <w:color w:val="000000"/>
-          <w:sz w:val="24"/>
-        </w:rPr>
-        <w:hyperlink r:id="rId22" w:history="1">
-          <w:r>
-            <w:rPr>
-              <w:rStyle w:val="Hyperlink"/>
-            </w:rPr>
-            <w:t xml:space="preserve"> lost duri</w:t>
-          </w:r>
-        </w:hyperlink>
-      </w:r>
-      <w:r>
-        <w:rPr>
-          <w:u w:val="single" w:color="0000ff"/>
-          <w:rFonts w:ascii="Charis SIL Regular" w:hAnsi="Charis SIL Regular" w:eastAsia="Charis SIL Regular"/>
-          <w:b w:val="0"/>
-          <w:i w:val="0"/>
-          <w:color w:val="000000"/>
-          <w:sz w:val="24"/>
-        </w:rPr>
-        <w:hyperlink r:id="rId22" w:history="1">
-          <w:r>
-            <w:rPr>
-              <w:rStyle w:val="Hyperlink"/>
-            </w:rPr>
-            <w:t>ng t</w:t>
-          </w:r>
-        </w:hyperlink>
-      </w:r>
-      <w:r>
-        <w:rPr>
-          <w:u w:val="single" w:color="0000ff"/>
-          <w:rFonts w:ascii="Charis SIL Regular" w:hAnsi="Charis SIL Regular" w:eastAsia="Charis SIL Regular"/>
-          <w:b w:val="0"/>
-          <w:i w:val="0"/>
-          <w:color w:val="000000"/>
-          <w:sz w:val="24"/>
-        </w:rPr>
-        <w:hyperlink r:id="rId22" w:history="1">
-          <w:r>
-            <w:rPr>
-              <w:rStyle w:val="Hyperlink"/>
-            </w:rPr>
-            <w:t>h</w:t>
-          </w:r>
-        </w:hyperlink>
-      </w:r>
-      <w:r>
-        <w:rPr>
-          <w:u w:val="single" w:color="0000ff"/>
-          <w:rFonts w:ascii="Charis SIL Regular" w:hAnsi="Charis SIL Regular" w:eastAsia="Charis SIL Regular"/>
-          <w:b w:val="0"/>
-          <w:i w:val="0"/>
-          <w:color w:val="000000"/>
-          <w:sz w:val="24"/>
-        </w:rPr>
-        <w:hyperlink r:id="rId22" w:history="1">
-          <w:r>
-            <w:rPr>
-              <w:rStyle w:val="Hyperlink"/>
-            </w:rPr>
-            <w:t xml:space="preserve">is </w:t>
-          </w:r>
-        </w:hyperlink>
-      </w:r>
-      <w:r>
-        <w:rPr>
-          <w:u w:val="single" w:color="0000ff"/>
-          <w:rFonts w:ascii="Charis SIL Regular" w:hAnsi="Charis SIL Regular" w:eastAsia="Charis SIL Regular"/>
-          <w:b w:val="0"/>
-          <w:i w:val="0"/>
-          <w:color w:val="000000"/>
-          <w:sz w:val="24"/>
-        </w:rPr>
-        <w:hyperlink r:id="rId22" w:history="1">
-          <w:r>
-            <w:rPr>
-              <w:rStyle w:val="Hyperlink"/>
-            </w:rPr>
-            <w:t>time. Th</w:t>
-          </w:r>
-        </w:hyperlink>
-      </w:r>
-      <w:r>
-        <w:rPr>
-          <w:rFonts w:ascii="Charis SIL Regular" w:hAnsi="Charis SIL Regular" w:eastAsia="Charis SIL Regular"/>
-          <w:b w:val="0"/>
-          <w:i w:val="0"/>
-          <w:color w:val="000000"/>
-          <w:sz w:val="24"/>
-        </w:rPr>
-        <w:t xml:space="preserve">e third and final director </w:t>
-      </w:r>
-      <w:r>
-        <w:rPr>
-          <w:rFonts w:ascii="Charis SIL Regular" w:hAnsi="Charis SIL Regular" w:eastAsia="Charis SIL Regular"/>
-          <w:b w:val="0"/>
-          <w:i w:val="0"/>
-          <w:color w:val="0000FF"/>
-          <w:sz w:val="24"/>
-          <w:u w:val="single"/>
-        </w:rPr>
-        <w:hyperlink r:id="rId23" w:history="1">
-          <w:r>
-            <w:rPr>
-              <w:rStyle w:val="Hyperlink"/>
-            </w:rPr>
-            <w:t>David</w:t>
-          </w:r>
-        </w:hyperlink>
-      </w:r>
-      <w:r>
-        <w:rPr>
-          <w:rFonts w:ascii="Charis SIL Regular" w:hAnsi="Charis SIL Regular" w:eastAsia="Charis SIL Regular"/>
-          <w:b w:val="0"/>
-          <w:i w:val="0"/>
-          <w:color w:val="0000FF"/>
-          <w:sz w:val="24"/>
-          <w:u w:val="single"/>
-        </w:rPr>
-        <w:t xml:space="preserve"> </w:t>
-      </w:r>
-      <w:r>
-        <w:rPr>
-          <w:rFonts w:ascii="Charis SIL Regular" w:hAnsi="Charis SIL Regular" w:eastAsia="Charis SIL Regular"/>
-          <w:b w:val="0"/>
-          <w:i w:val="0"/>
-          <w:color w:val="0000FF"/>
-          <w:sz w:val="24"/>
-          <w:u w:val="single"/>
-        </w:rPr>
-        <w:hyperlink r:id="rId23" w:history="1">
-          <w:r>
-            <w:rPr>
-              <w:rStyle w:val="Hyperlink"/>
-            </w:rPr>
-            <w:t>van</w:t>
-          </w:r>
-        </w:hyperlink>
-      </w:r>
-      <w:r>
-        <w:rPr>
-          <w:rFonts w:ascii="Charis SIL Regular" w:hAnsi="Charis SIL Regular" w:eastAsia="Charis SIL Regular"/>
-          <w:b w:val="0"/>
-          <w:i w:val="0"/>
-          <w:color w:val="0000FF"/>
-          <w:sz w:val="24"/>
-          <w:u w:val="single"/>
-        </w:rPr>
-        <w:t xml:space="preserve"> </w:t>
-      </w:r>
-      <w:r>
-        <w:rPr>
-          <w:rFonts w:ascii="Charis SIL Regular" w:hAnsi="Charis SIL Regular" w:eastAsia="Charis SIL Regular"/>
-          <w:b w:val="0"/>
-          <w:i w:val="0"/>
-          <w:color w:val="0000FF"/>
-          <w:sz w:val="24"/>
-          <w:u w:val="single"/>
-        </w:rPr>
-        <w:hyperlink r:id="rId23" w:history="1">
-          <w:r>
-            <w:rPr>
-              <w:rStyle w:val="Hyperlink"/>
-            </w:rPr>
             <w:t xml:space="preserve">der </w:t>
           </w:r>
         </w:hyperlink>
@@ -3312,7 +3320,7 @@
           <w:sz w:val="24"/>
           <w:u w:val="single"/>
         </w:rPr>
-        <w:hyperlink r:id="rId23" w:history="1">
+        <w:hyperlink r:id="rId22" w:history="1">
           <w:r>
             <w:rPr>
               <w:rStyle w:val="Hyperlink"/>
@@ -3340,7 +3348,7 @@
           <w:color w:val="000000"/>
           <w:sz w:val="24"/>
         </w:rPr>
-        <w:hyperlink r:id="rId23" w:history="1">
+        <w:hyperlink r:id="rId22" w:history="1">
           <w:r>
             <w:rPr>
               <w:rStyle w:val="Hyperlink"/>
@@ -3358,7 +3366,7 @@
           <w:color w:val="000000"/>
           <w:sz w:val="24"/>
         </w:rPr>
-        <w:hyperlink r:id="rId23" w:history="1">
+        <w:hyperlink r:id="rId22" w:history="1">
           <w:r>
             <w:rPr>
               <w:rStyle w:val="Hyperlink"/>
@@ -3376,7 +3384,7 @@
           <w:color w:val="000000"/>
           <w:sz w:val="24"/>
         </w:rPr>
-        <w:hyperlink r:id="rId23" w:history="1">
+        <w:hyperlink r:id="rId22" w:history="1">
           <w:r>
             <w:rPr>
               <w:rStyle w:val="Hyperlink"/>
@@ -3405,7 +3413,7 @@
           <w:color w:val="000000"/>
           <w:sz w:val="24"/>
         </w:rPr>
-        <w:hyperlink r:id="rId23" w:history="1">
+        <w:hyperlink r:id="rId22" w:history="1">
           <w:r>
             <w:rPr>
               <w:rStyle w:val="Hyperlink"/>
@@ -3432,7 +3440,7 @@
           <w:color w:val="000000"/>
           <w:sz w:val="24"/>
         </w:rPr>
-        <w:hyperlink r:id="rId23" w:history="1">
+        <w:hyperlink r:id="rId22" w:history="1">
           <w:r>
             <w:rPr>
               <w:rStyle w:val="Hyperlink"/>
@@ -3460,7 +3468,7 @@
           <w:color w:val="000000"/>
           <w:sz w:val="24"/>
         </w:rPr>
-        <w:hyperlink r:id="rId23" w:history="1">
+        <w:hyperlink r:id="rId22" w:history="1">
           <w:r>
             <w:rPr>
               <w:rStyle w:val="Hyperlink"/>
@@ -3551,7 +3559,7 @@
           <w:sz w:val="24"/>
           <w:u w:val="single"/>
         </w:rPr>
-        <w:hyperlink r:id="rId24" w:history="1">
+        <w:hyperlink r:id="rId23" w:history="1">
           <w:r>
             <w:rPr>
               <w:rStyle w:val="Hyperlink"/>
@@ -3569,7 +3577,7 @@
           <w:sz w:val="24"/>
           <w:u w:val="single"/>
         </w:rPr>
-        <w:hyperlink r:id="rId24" w:history="1">
+        <w:hyperlink r:id="rId23" w:history="1">
           <w:r>
             <w:rPr>
               <w:rStyle w:val="Hyperlink"/>
@@ -3598,7 +3606,7 @@
           <w:sz w:val="24"/>
           <w:u w:val="single"/>
         </w:rPr>
-        <w:hyperlink r:id="rId24" w:history="1">
+        <w:hyperlink r:id="rId23" w:history="1">
           <w:r>
             <w:rPr>
               <w:rStyle w:val="Hyperlink"/>
@@ -3718,7 +3726,7 @@
           <w:sz w:val="24"/>
           <w:u w:val="single"/>
         </w:rPr>
-        <w:hyperlink r:id="rId25" w:history="1">
+        <w:hyperlink r:id="rId24" w:history="1">
           <w:r>
             <w:rPr>
               <w:rStyle w:val="Hyperlink"/>
@@ -3747,7 +3755,7 @@
           <w:sz w:val="24"/>
           <w:u w:val="single"/>
         </w:rPr>
-        <w:hyperlink r:id="rId25" w:history="1">
+        <w:hyperlink r:id="rId24" w:history="1">
           <w:r>
             <w:rPr>
               <w:rStyle w:val="Hyperlink"/>
@@ -3776,7 +3784,7 @@
           <w:sz w:val="24"/>
           <w:u w:val="single"/>
         </w:rPr>
-        <w:hyperlink r:id="rId25" w:history="1">
+        <w:hyperlink r:id="rId24" w:history="1">
           <w:r>
             <w:rPr>
               <w:rStyle w:val="Hyperlink"/>
@@ -3805,7 +3813,7 @@
           <w:sz w:val="24"/>
           <w:u w:val="single"/>
         </w:rPr>
-        <w:hyperlink r:id="rId25" w:history="1">
+        <w:hyperlink r:id="rId24" w:history="1">
           <w:r>
             <w:rPr>
               <w:rStyle w:val="Hyperlink"/>
@@ -3834,7 +3842,7 @@
           <w:sz w:val="24"/>
           <w:u w:val="single"/>
         </w:rPr>
-        <w:hyperlink r:id="rId25" w:history="1">
+        <w:hyperlink r:id="rId24" w:history="1">
           <w:r>
             <w:rPr>
               <w:rStyle w:val="Hyperlink"/>
@@ -3872,7 +3880,7 @@
           <w:color w:val="000000"/>
           <w:sz w:val="24"/>
         </w:rPr>
-        <w:hyperlink r:id="rId25" w:history="1">
+        <w:hyperlink r:id="rId24" w:history="1">
           <w:r>
             <w:rPr>
               <w:rStyle w:val="Hyperlink"/>
@@ -3890,7 +3898,7 @@
           <w:color w:val="000000"/>
           <w:sz w:val="24"/>
         </w:rPr>
-        <w:hyperlink r:id="rId25" w:history="1">
+        <w:hyperlink r:id="rId24" w:history="1">
           <w:r>
             <w:rPr>
               <w:rStyle w:val="Hyperlink"/>
@@ -3908,7 +3916,7 @@
           <w:color w:val="000000"/>
           <w:sz w:val="24"/>
         </w:rPr>
-        <w:hyperlink r:id="rId25" w:history="1">
+        <w:hyperlink r:id="rId24" w:history="1">
           <w:r>
             <w:rPr>
               <w:rStyle w:val="Hyperlink"/>
@@ -3926,7 +3934,7 @@
           <w:color w:val="000000"/>
           <w:sz w:val="24"/>
         </w:rPr>
-        <w:hyperlink r:id="rId25" w:history="1">
+        <w:hyperlink r:id="rId24" w:history="1">
           <w:r>
             <w:rPr>
               <w:rStyle w:val="Hyperlink"/>
@@ -3944,7 +3952,7 @@
           <w:color w:val="000000"/>
           <w:sz w:val="24"/>
         </w:rPr>
-        <w:hyperlink r:id="rId25" w:history="1">
+        <w:hyperlink r:id="rId24" w:history="1">
           <w:r>
             <w:rPr>
               <w:rStyle w:val="Hyperlink"/>
@@ -3962,7 +3970,7 @@
           <w:color w:val="000000"/>
           <w:sz w:val="24"/>
         </w:rPr>
-        <w:hyperlink r:id="rId25" w:history="1">
+        <w:hyperlink r:id="rId24" w:history="1">
           <w:r>
             <w:rPr>
               <w:rStyle w:val="Hyperlink"/>
@@ -3980,7 +3988,7 @@
           <w:color w:val="000000"/>
           <w:sz w:val="24"/>
         </w:rPr>
-        <w:hyperlink r:id="rId25" w:history="1">
+        <w:hyperlink r:id="rId24" w:history="1">
           <w:r>
             <w:rPr>
               <w:rStyle w:val="Hyperlink"/>
@@ -4018,7 +4026,7 @@
           <w:sz w:val="24"/>
           <w:u w:val="single"/>
         </w:rPr>
-        <w:hyperlink r:id="rId26" w:history="1">
+        <w:hyperlink r:id="rId25" w:history="1">
           <w:r>
             <w:rPr>
               <w:rStyle w:val="Hyperlink"/>
@@ -4056,7 +4064,7 @@
           <w:color w:val="000000"/>
           <w:sz w:val="24"/>
         </w:rPr>
-        <w:hyperlink r:id="rId26" w:history="1">
+        <w:hyperlink r:id="rId25" w:history="1">
           <w:r>
             <w:rPr>
               <w:rStyle w:val="Hyperlink"/>
@@ -4521,7 +4529,7 @@
           <w:color w:val="0000FF"/>
           <w:sz w:val="24"/>
         </w:rPr>
-        <w:hyperlink r:id="rId27" w:history="1">
+        <w:hyperlink r:id="rId26" w:history="1">
           <w:r>
             <w:rPr>
               <w:rStyle w:val="Hyperlink"/>
@@ -4538,7 +4546,7 @@
           <w:color w:val="0000FF"/>
           <w:sz w:val="24"/>
         </w:rPr>
-        <w:hyperlink r:id="rId27" w:history="1">
+        <w:hyperlink r:id="rId26" w:history="1">
           <w:r>
             <w:rPr>
               <w:rStyle w:val="Hyperlink"/>
@@ -4646,7 +4654,7 @@
           <w:sz w:val="24"/>
           <w:u w:val="single"/>
         </w:rPr>
-        <w:hyperlink r:id="rId28" w:history="1">
+        <w:hyperlink r:id="rId27" w:history="1">
           <w:r>
             <w:rPr>
               <w:rStyle w:val="Hyperlink"/>
@@ -4664,7 +4672,7 @@
           <w:sz w:val="24"/>
           <w:u w:val="single"/>
         </w:rPr>
-        <w:hyperlink r:id="rId28" w:history="1">
+        <w:hyperlink r:id="rId27" w:history="1">
           <w:r>
             <w:rPr>
               <w:rStyle w:val="Hyperlink"/>
@@ -4682,7 +4690,7 @@
           <w:sz w:val="24"/>
           <w:u w:val="single"/>
         </w:rPr>
-        <w:hyperlink r:id="rId28" w:history="1">
+        <w:hyperlink r:id="rId27" w:history="1">
           <w:r>
             <w:rPr>
               <w:rStyle w:val="Hyperlink"/>
@@ -4700,7 +4708,7 @@
           <w:sz w:val="24"/>
           <w:u w:val="single"/>
         </w:rPr>
-        <w:hyperlink r:id="rId28" w:history="1">
+        <w:hyperlink r:id="rId27" w:history="1">
           <w:r>
             <w:rPr>
               <w:rStyle w:val="Hyperlink"/>
@@ -4718,7 +4726,7 @@
           <w:sz w:val="24"/>
           <w:u w:val="single"/>
         </w:rPr>
-        <w:hyperlink r:id="rId28" w:history="1">
+        <w:hyperlink r:id="rId27" w:history="1">
           <w:r>
             <w:rPr>
               <w:rStyle w:val="Hyperlink"/>
@@ -4736,7 +4744,7 @@
           <w:sz w:val="24"/>
           <w:u w:val="single"/>
         </w:rPr>
-        <w:hyperlink r:id="rId28" w:history="1">
+        <w:hyperlink r:id="rId27" w:history="1">
           <w:r>
             <w:rPr>
               <w:rStyle w:val="Hyperlink"/>
@@ -4754,7 +4762,7 @@
           <w:sz w:val="24"/>
           <w:u w:val="single"/>
         </w:rPr>
-        <w:hyperlink r:id="rId28" w:history="1">
+        <w:hyperlink r:id="rId27" w:history="1">
           <w:r>
             <w:rPr>
               <w:rStyle w:val="Hyperlink"/>
@@ -4772,7 +4780,7 @@
           <w:sz w:val="24"/>
           <w:u w:val="single"/>
         </w:rPr>
-        <w:hyperlink r:id="rId28" w:history="1">
+        <w:hyperlink r:id="rId27" w:history="1">
           <w:r>
             <w:rPr>
               <w:rStyle w:val="Hyperlink"/>
@@ -4790,7 +4798,7 @@
           <w:sz w:val="24"/>
           <w:u w:val="single"/>
         </w:rPr>
-        <w:hyperlink r:id="rId28" w:history="1">
+        <w:hyperlink r:id="rId27" w:history="1">
           <w:r>
             <w:rPr>
               <w:rStyle w:val="Hyperlink"/>
@@ -4947,7 +4955,7 @@
           <w:sz w:val="24"/>
           <w:u w:val="single"/>
         </w:rPr>
-        <w:hyperlink r:id="rId29" w:history="1">
+        <w:hyperlink r:id="rId28" w:history="1">
           <w:r>
             <w:rPr>
               <w:rStyle w:val="Hyperlink"/>
@@ -4965,7 +4973,7 @@
           <w:sz w:val="24"/>
           <w:u w:val="single"/>
         </w:rPr>
-        <w:hyperlink r:id="rId29" w:history="1">
+        <w:hyperlink r:id="rId28" w:history="1">
           <w:r>
             <w:rPr>
               <w:rStyle w:val="Hyperlink"/>
@@ -4983,7 +4991,7 @@
           <w:sz w:val="24"/>
           <w:u w:val="single"/>
         </w:rPr>
-        <w:hyperlink r:id="rId29" w:history="1">
+        <w:hyperlink r:id="rId28" w:history="1">
           <w:r>
             <w:rPr>
               <w:rStyle w:val="Hyperlink"/>
@@ -5001,7 +5009,7 @@
           <w:sz w:val="24"/>
           <w:u w:val="single"/>
         </w:rPr>
-        <w:hyperlink r:id="rId29" w:history="1">
+        <w:hyperlink r:id="rId28" w:history="1">
           <w:r>
             <w:rPr>
               <w:rStyle w:val="Hyperlink"/>
@@ -5019,7 +5027,7 @@
           <w:sz w:val="24"/>
           <w:u w:val="single"/>
         </w:rPr>
-        <w:hyperlink r:id="rId29" w:history="1">
+        <w:hyperlink r:id="rId28" w:history="1">
           <w:r>
             <w:rPr>
               <w:rStyle w:val="Hyperlink"/>
@@ -5037,7 +5045,7 @@
           <w:sz w:val="24"/>
           <w:u w:val="single"/>
         </w:rPr>
-        <w:hyperlink r:id="rId29" w:history="1">
+        <w:hyperlink r:id="rId28" w:history="1">
           <w:r>
             <w:rPr>
               <w:rStyle w:val="Hyperlink"/>
@@ -5055,7 +5063,7 @@
           <w:sz w:val="24"/>
           <w:u w:val="single"/>
         </w:rPr>
-        <w:hyperlink r:id="rId29" w:history="1">
+        <w:hyperlink r:id="rId28" w:history="1">
           <w:r>
             <w:rPr>
               <w:rStyle w:val="Hyperlink"/>
@@ -5163,7 +5171,7 @@
           <w:sz w:val="24"/>
           <w:u w:val="single"/>
         </w:rPr>
-        <w:hyperlink r:id="rId30" w:history="1">
+        <w:hyperlink r:id="rId29" w:history="1">
           <w:r>
             <w:rPr>
               <w:rStyle w:val="Hyperlink"/>
@@ -5181,7 +5189,7 @@
           <w:sz w:val="24"/>
           <w:u w:val="single"/>
         </w:rPr>
-        <w:hyperlink r:id="rId30" w:history="1">
+        <w:hyperlink r:id="rId29" w:history="1">
           <w:r>
             <w:rPr>
               <w:rStyle w:val="Hyperlink"/>
@@ -5199,7 +5207,7 @@
           <w:sz w:val="24"/>
           <w:u w:val="single"/>
         </w:rPr>
-        <w:hyperlink r:id="rId30" w:history="1">
+        <w:hyperlink r:id="rId29" w:history="1">
           <w:r>
             <w:rPr>
               <w:rStyle w:val="Hyperlink"/>
@@ -5217,7 +5225,7 @@
           <w:sz w:val="24"/>
           <w:u w:val="single"/>
         </w:rPr>
-        <w:hyperlink r:id="rId30" w:history="1">
+        <w:hyperlink r:id="rId29" w:history="1">
           <w:r>
             <w:rPr>
               <w:rStyle w:val="Hyperlink"/>
@@ -5235,7 +5243,7 @@
           <w:sz w:val="24"/>
           <w:u w:val="single"/>
         </w:rPr>
-        <w:hyperlink r:id="rId30" w:history="1">
+        <w:hyperlink r:id="rId29" w:history="1">
           <w:r>
             <w:rPr>
               <w:rStyle w:val="Hyperlink"/>
@@ -5253,12 +5261,12 @@
           <w:sz w:val="24"/>
           <w:u w:val="single"/>
         </w:rPr>
-        <w:hyperlink r:id="rId30" w:history="1">
+        <w:hyperlink r:id="rId29" w:history="1">
           <w:r>
             <w:rPr>
               <w:rStyle w:val="Hyperlink"/>
             </w:rPr>
-            <w:t>f</w:t>
+            <w:t>fi</w:t>
           </w:r>
         </w:hyperlink>
       </w:r>
@@ -5271,25 +5279,7 @@
           <w:sz w:val="24"/>
           <w:u w:val="single"/>
         </w:rPr>
-        <w:hyperlink r:id="rId30" w:history="1">
-          <w:r>
-            <w:rPr>
-              <w:rStyle w:val="Hyperlink"/>
-            </w:rPr>
-            <w:t>i</w:t>
-          </w:r>
-        </w:hyperlink>
-      </w:r>
-      <w:r>
-        <w:rPr>
-          <w:rFonts w:ascii="Charis SIL Regular" w:hAnsi="Charis SIL Regular" w:eastAsia="Charis SIL Regular"/>
-          <w:b w:val="0"/>
-          <w:i w:val="0"/>
-          <w:color w:val="0000FF"/>
-          <w:sz w:val="24"/>
-          <w:u w:val="single"/>
-        </w:rPr>
-        <w:hyperlink r:id="rId30" w:history="1">
+        <w:hyperlink r:id="rId29" w:history="1">
           <w:r>
             <w:rPr>
               <w:rStyle w:val="Hyperlink"/>
@@ -5305,8 +5295,9 @@
           <w:i w:val="0"/>
           <w:color w:val="0000FF"/>
           <w:sz w:val="24"/>
-        </w:rPr>
-        <w:hyperlink r:id="rId30" w:history="1">
+          <w:u w:val="single"/>
+        </w:rPr>
+        <w:hyperlink r:id="rId29" w:history="1">
           <w:r>
             <w:rPr>
               <w:rStyle w:val="Hyperlink"/>
@@ -5335,7 +5326,7 @@
           <w:sz w:val="24"/>
           <w:u w:val="single"/>
         </w:rPr>
-        <w:hyperlink r:id="rId30" w:history="1">
+        <w:hyperlink r:id="rId29" w:history="1">
           <w:r>
             <w:rPr>
               <w:rStyle w:val="Hyperlink"/>
@@ -5353,14 +5344,24 @@
           <w:sz w:val="24"/>
           <w:u w:val="single"/>
         </w:rPr>
-        <w:hyperlink r:id="rId30" w:history="1">
+        <w:hyperlink r:id="rId29" w:history="1">
           <w:r>
             <w:rPr>
               <w:rStyle w:val="Hyperlink"/>
             </w:rPr>
-            <w:t>HaNA_2.04.01_4030_0001</w:t>
+            <w:t>HaNA_2.04.01_4030_000</w:t>
           </w:r>
         </w:hyperlink>
+      </w:r>
+      <w:r>
+        <w:rPr>
+          <w:rFonts w:ascii="Charis SIL Regular" w:hAnsi="Charis SIL Regular" w:eastAsia="Charis SIL Regular"/>
+          <w:b w:val="0"/>
+          <w:i w:val="0"/>
+          <w:color w:val="0000FF"/>
+          <w:sz w:val="24"/>
+        </w:rPr>
+        <w:t>1</w:t>
       </w:r>
     </w:p>
     <w:p>
@@ -5450,7 +5451,7 @@
           <w:color w:val="0000FF"/>
           <w:sz w:val="24"/>
         </w:rPr>
-        <w:hyperlink r:id="rId31" w:history="1">
+        <w:hyperlink r:id="rId30" w:history="1">
           <w:r>
             <w:rPr>
               <w:rStyle w:val="Hyperlink"/>
@@ -5467,7 +5468,7 @@
           <w:color w:val="0000FF"/>
           <w:sz w:val="24"/>
         </w:rPr>
-        <w:hyperlink r:id="rId31" w:history="1">
+        <w:hyperlink r:id="rId30" w:history="1">
           <w:r>
             <w:rPr>
               <w:rStyle w:val="Hyperlink"/>
@@ -5564,7 +5565,7 @@
           <w:color w:val="0000FF"/>
           <w:sz w:val="24"/>
         </w:rPr>
-        <w:hyperlink r:id="rId32" w:history="1">
+        <w:hyperlink r:id="rId31" w:history="1">
           <w:r>
             <w:rPr>
               <w:rStyle w:val="Hyperlink"/>
@@ -5581,7 +5582,7 @@
           <w:color w:val="0000FF"/>
           <w:sz w:val="24"/>
         </w:rPr>
-        <w:hyperlink r:id="rId32" w:history="1">
+        <w:hyperlink r:id="rId31" w:history="1">
           <w:r>
             <w:rPr>
               <w:rStyle w:val="Hyperlink"/>
@@ -5701,7 +5702,7 @@
           <w:color w:val="0000FF"/>
           <w:sz w:val="24"/>
         </w:rPr>
-        <w:hyperlink r:id="rId33" w:history="1">
+        <w:hyperlink r:id="rId32" w:history="1">
           <w:r>
             <w:rPr>
               <w:rStyle w:val="Hyperlink"/>
@@ -5718,7 +5719,7 @@
           <w:color w:val="0000FF"/>
           <w:sz w:val="24"/>
         </w:rPr>
-        <w:hyperlink r:id="rId33" w:history="1">
+        <w:hyperlink r:id="rId32" w:history="1">
           <w:r>
             <w:rPr>
               <w:rStyle w:val="Hyperlink"/>
@@ -5846,7 +5847,7 @@
           <w:sz w:val="24"/>
           <w:u w:val="single"/>
         </w:rPr>
-        <w:hyperlink r:id="rId34" w:history="1">
+        <w:hyperlink r:id="rId33" w:history="1">
           <w:r>
             <w:rPr>
               <w:rStyle w:val="Hyperlink"/>
@@ -5864,7 +5865,7 @@
           <w:sz w:val="24"/>
           <w:u w:val="single"/>
         </w:rPr>
-        <w:hyperlink r:id="rId34" w:history="1">
+        <w:hyperlink r:id="rId33" w:history="1">
           <w:r>
             <w:rPr>
               <w:rStyle w:val="Hyperlink"/>
@@ -5882,7 +5883,7 @@
           <w:sz w:val="24"/>
           <w:u w:val="single"/>
         </w:rPr>
-        <w:hyperlink r:id="rId34" w:history="1">
+        <w:hyperlink r:id="rId33" w:history="1">
           <w:r>
             <w:rPr>
               <w:rStyle w:val="Hyperlink"/>
@@ -5910,7 +5911,7 @@
           <w:sz w:val="24"/>
           <w:u w:val="single"/>
         </w:rPr>
-        <w:hyperlink r:id="rId35" w:history="1">
+        <w:hyperlink r:id="rId34" w:history="1">
           <w:r>
             <w:rPr>
               <w:rStyle w:val="Hyperlink"/>
@@ -5939,7 +5940,7 @@
           <w:sz w:val="24"/>
           <w:u w:val="single"/>
         </w:rPr>
-        <w:hyperlink r:id="rId35" w:history="1">
+        <w:hyperlink r:id="rId34" w:history="1">
           <w:r>
             <w:rPr>
               <w:rStyle w:val="Hyperlink"/>
@@ -6066,7 +6067,7 @@
           <w:sz w:val="24"/>
           <w:u w:val="single"/>
         </w:rPr>
-        <w:hyperlink r:id="rId36" w:history="1">
+        <w:hyperlink r:id="rId35" w:history="1">
           <w:r>
             <w:rPr>
               <w:rStyle w:val="Hyperlink"/>
@@ -6095,7 +6096,7 @@
           <w:sz w:val="24"/>
           <w:u w:val="single"/>
         </w:rPr>
-        <w:hyperlink r:id="rId36" w:history="1">
+        <w:hyperlink r:id="rId35" w:history="1">
           <w:r>
             <w:rPr>
               <w:rStyle w:val="Hyperlink"/>
@@ -6123,7 +6124,7 @@
           <w:sz w:val="24"/>
           <w:u w:val="single"/>
         </w:rPr>
-        <w:hyperlink r:id="rId37" w:history="1">
+        <w:hyperlink r:id="rId36" w:history="1">
           <w:r>
             <w:rPr>
               <w:rStyle w:val="Hyperlink"/>
@@ -6141,7 +6142,7 @@
           <w:sz w:val="24"/>
           <w:u w:val="single"/>
         </w:rPr>
-        <w:hyperlink r:id="rId37" w:history="1">
+        <w:hyperlink r:id="rId36" w:history="1">
           <w:r>
             <w:rPr>
               <w:rStyle w:val="Hyperlink"/>
@@ -6159,7 +6160,7 @@
           <w:sz w:val="24"/>
           <w:u w:val="single"/>
         </w:rPr>
-        <w:hyperlink r:id="rId37" w:history="1">
+        <w:hyperlink r:id="rId36" w:history="1">
           <w:r>
             <w:rPr>
               <w:rStyle w:val="Hyperlink"/>
@@ -6177,7 +6178,7 @@
           <w:sz w:val="24"/>
           <w:u w:val="single"/>
         </w:rPr>
-        <w:hyperlink r:id="rId37" w:history="1">
+        <w:hyperlink r:id="rId36" w:history="1">
           <w:r>
             <w:rPr>
               <w:rStyle w:val="Hyperlink"/>
@@ -6195,7 +6196,7 @@
           <w:sz w:val="24"/>
           <w:u w:val="single"/>
         </w:rPr>
-        <w:hyperlink r:id="rId37" w:history="1">
+        <w:hyperlink r:id="rId36" w:history="1">
           <w:r>
             <w:rPr>
               <w:rStyle w:val="Hyperlink"/>
@@ -6339,7 +6340,7 @@
           <w:sz w:val="24"/>
           <w:u w:val="single"/>
         </w:rPr>
-        <w:hyperlink r:id="rId38" w:history="1">
+        <w:hyperlink r:id="rId37" w:history="1">
           <w:r>
             <w:rPr>
               <w:rStyle w:val="Hyperlink"/>
@@ -6357,7 +6358,7 @@
           <w:sz w:val="24"/>
           <w:u w:val="single"/>
         </w:rPr>
-        <w:hyperlink r:id="rId38" w:history="1">
+        <w:hyperlink r:id="rId37" w:history="1">
           <w:r>
             <w:rPr>
               <w:rStyle w:val="Hyperlink"/>
@@ -6375,7 +6376,7 @@
           <w:sz w:val="24"/>
           <w:u w:val="single"/>
         </w:rPr>
-        <w:hyperlink r:id="rId38" w:history="1">
+        <w:hyperlink r:id="rId37" w:history="1">
           <w:r>
             <w:rPr>
               <w:rStyle w:val="Hyperlink"/>
@@ -6393,7 +6394,7 @@
           <w:sz w:val="24"/>
           <w:u w:val="single"/>
         </w:rPr>
-        <w:hyperlink r:id="rId38" w:history="1">
+        <w:hyperlink r:id="rId37" w:history="1">
           <w:r>
             <w:rPr>
               <w:rStyle w:val="Hyperlink"/>
@@ -6421,7 +6422,7 @@
           <w:sz w:val="24"/>
           <w:u w:val="single"/>
         </w:rPr>
-        <w:hyperlink r:id="rId39" w:history="1">
+        <w:hyperlink r:id="rId38" w:history="1">
           <w:r>
             <w:rPr>
               <w:rStyle w:val="Hyperlink"/>
@@ -6450,7 +6451,7 @@
           <w:sz w:val="24"/>
           <w:u w:val="single"/>
         </w:rPr>
-        <w:hyperlink r:id="rId39" w:history="1">
+        <w:hyperlink r:id="rId38" w:history="1">
           <w:r>
             <w:rPr>
               <w:rStyle w:val="Hyperlink"/>
@@ -6578,7 +6579,7 @@
           <w:sz w:val="24"/>
           <w:u w:val="single"/>
         </w:rPr>
-        <w:hyperlink r:id="rId40" w:history="1">
+        <w:hyperlink r:id="rId39" w:history="1">
           <w:r>
             <w:rPr>
               <w:rStyle w:val="Hyperlink"/>
@@ -6596,7 +6597,7 @@
           <w:sz w:val="24"/>
           <w:u w:val="single"/>
         </w:rPr>
-        <w:hyperlink r:id="rId40" w:history="1">
+        <w:hyperlink r:id="rId39" w:history="1">
           <w:r>
             <w:rPr>
               <w:rStyle w:val="Hyperlink"/>
@@ -6724,7 +6725,7 @@
           <w:sz w:val="24"/>
           <w:u w:val="single"/>
         </w:rPr>
-        <w:hyperlink r:id="rId41" w:history="1">
+        <w:hyperlink r:id="rId40" w:history="1">
           <w:r>
             <w:rPr>
               <w:rStyle w:val="Hyperlink"/>
@@ -6742,7 +6743,7 @@
           <w:sz w:val="24"/>
           <w:u w:val="single"/>
         </w:rPr>
-        <w:hyperlink r:id="rId41" w:history="1">
+        <w:hyperlink r:id="rId40" w:history="1">
           <w:r>
             <w:rPr>
               <w:rStyle w:val="Hyperlink"/>
@@ -6760,7 +6761,7 @@
           <w:sz w:val="24"/>
           <w:u w:val="single"/>
         </w:rPr>
-        <w:hyperlink r:id="rId41" w:history="1">
+        <w:hyperlink r:id="rId40" w:history="1">
           <w:r>
             <w:rPr>
               <w:rStyle w:val="Hyperlink"/>
@@ -6778,7 +6779,7 @@
           <w:sz w:val="24"/>
           <w:u w:val="single"/>
         </w:rPr>
-        <w:hyperlink r:id="rId41" w:history="1">
+        <w:hyperlink r:id="rId40" w:history="1">
           <w:r>
             <w:rPr>
               <w:rStyle w:val="Hyperlink"/>
@@ -6896,7 +6897,7 @@
           <w:sz w:val="24"/>
           <w:u w:val="single"/>
         </w:rPr>
-        <w:hyperlink r:id="rId42" w:history="1">
+        <w:hyperlink r:id="rId41" w:history="1">
           <w:r>
             <w:rPr>
               <w:rStyle w:val="Hyperlink"/>
@@ -6914,7 +6915,7 @@
           <w:sz w:val="24"/>
           <w:u w:val="single"/>
         </w:rPr>
-        <w:hyperlink r:id="rId42" w:history="1">
+        <w:hyperlink r:id="rId41" w:history="1">
           <w:r>
             <w:rPr>
               <w:rStyle w:val="Hyperlink"/>
@@ -6932,7 +6933,7 @@
           <w:sz w:val="24"/>
           <w:u w:val="single"/>
         </w:rPr>
-        <w:hyperlink r:id="rId42" w:history="1">
+        <w:hyperlink r:id="rId41" w:history="1">
           <w:r>
             <w:rPr>
               <w:rStyle w:val="Hyperlink"/>
@@ -6950,7 +6951,7 @@
           <w:sz w:val="24"/>
           <w:u w:val="single"/>
         </w:rPr>
-        <w:hyperlink r:id="rId42" w:history="1">
+        <w:hyperlink r:id="rId41" w:history="1">
           <w:r>
             <w:rPr>
               <w:rStyle w:val="Hyperlink"/>
@@ -6996,7 +6997,7 @@
           <w:sz w:val="24"/>
           <w:u w:val="single"/>
         </w:rPr>
-        <w:hyperlink r:id="rId42" w:history="1">
+        <w:hyperlink r:id="rId41" w:history="1">
           <w:r>
             <w:rPr>
               <w:rStyle w:val="Hyperlink"/>
@@ -7025,7 +7026,7 @@
           <w:sz w:val="24"/>
           <w:u w:val="single"/>
         </w:rPr>
-        <w:hyperlink r:id="rId42" w:history="1">
+        <w:hyperlink r:id="rId41" w:history="1">
           <w:r>
             <w:rPr>
               <w:rStyle w:val="Hyperlink"/>
@@ -7036,13 +7037,21 @@
       </w:r>
       <w:r>
         <w:rPr>
+          <w:u w:val="single" w:color="0000ff"/>
           <w:rFonts w:ascii="Charis SIL Regular" w:hAnsi="Charis SIL Regular" w:eastAsia="Charis SIL Regular"/>
           <w:b w:val="0"/>
           <w:i w:val="0"/>
           <w:color w:val="000000"/>
           <w:sz w:val="24"/>
         </w:rPr>
-        <w:t xml:space="preserve">, </w:t>
+        <w:hyperlink r:id="rId41" w:history="1">
+          <w:r>
+            <w:rPr>
+              <w:rStyle w:val="Hyperlink"/>
+            </w:rPr>
+            <w:t xml:space="preserve">, </w:t>
+          </w:r>
+        </w:hyperlink>
       </w:r>
       <w:r>
         <w:rPr>
@@ -7053,7 +7062,7 @@
           <w:sz w:val="24"/>
           <w:u w:val="single"/>
         </w:rPr>
-        <w:hyperlink r:id="rId43" w:history="1">
+        <w:hyperlink r:id="rId41" w:history="1">
           <w:r>
             <w:rPr>
               <w:rStyle w:val="Hyperlink"/>
@@ -7082,7 +7091,7 @@
           <w:sz w:val="24"/>
           <w:u w:val="single"/>
         </w:rPr>
-        <w:hyperlink r:id="rId43" w:history="1">
+        <w:hyperlink r:id="rId41" w:history="1">
           <w:r>
             <w:rPr>
               <w:rStyle w:val="Hyperlink"/>

--- a/EXPORTS/DOCX/published/niveau3/English/KKZ.docx
+++ b/EXPORTS/DOCX/published/niveau3/English/KKZ.docx
@@ -226,35 +226,7 @@
           <w:color w:val="000000"/>
           <w:sz w:val="24"/>
         </w:rPr>
-        <w:t>. The museum took the form of a cabinet of curiosities and its collection co</w:t>
-      </w:r>
-      <w:r>
-        <w:rPr>
-          <w:u w:val="single" w:color="0000ff"/>
-          <w:rFonts w:ascii="Charis SIL Regular" w:hAnsi="Charis SIL Regular" w:eastAsia="Charis SIL Regular"/>
-          <w:b w:val="0"/>
-          <w:i w:val="0"/>
-          <w:color w:val="000000"/>
-          <w:sz w:val="24"/>
-        </w:rPr>
-        <w:hyperlink r:id="rId9" w:history="1">
-          <w:r>
-            <w:rPr>
-              <w:rStyle w:val="Hyperlink"/>
-            </w:rPr>
-            <w:t>mpri</w:t>
-          </w:r>
-        </w:hyperlink>
-      </w:r>
-      <w:r>
-        <w:rPr>
-          <w:rFonts w:ascii="Charis SIL Regular" w:hAnsi="Charis SIL Regular" w:eastAsia="Charis SIL Regular"/>
-          <w:b w:val="0"/>
-          <w:i w:val="0"/>
-          <w:color w:val="000000"/>
-          <w:sz w:val="24"/>
-        </w:rPr>
-        <w:t xml:space="preserve">sed a </w:t>
+        <w:t xml:space="preserve">. The museum took the form of a cabinet of curiosities and its collection comprised a </w:t>
       </w:r>
       <w:r>
         <w:rPr>
@@ -598,31 +570,13 @@
       </w:r>
       <w:r>
         <w:rPr>
-          <w:u w:val="single" w:color="0000ff"/>
           <w:rFonts w:ascii="Charis SIL Regular" w:hAnsi="Charis SIL Regular" w:eastAsia="Charis SIL Regular"/>
           <w:b w:val="0"/>
           <w:i w:val="0"/>
           <w:color w:val="000000"/>
           <w:sz w:val="24"/>
         </w:rPr>
-        <w:hyperlink r:id="rId11" w:history="1">
-          <w:r>
-            <w:rPr>
-              <w:rStyle w:val="Hyperlink"/>
-            </w:rPr>
-            <w:t>Japanese</w:t>
-          </w:r>
-        </w:hyperlink>
-      </w:r>
-      <w:r>
-        <w:rPr>
-          <w:rFonts w:ascii="Charis SIL Regular" w:hAnsi="Charis SIL Regular" w:eastAsia="Charis SIL Regular"/>
-          <w:b w:val="0"/>
-          <w:i w:val="0"/>
-          <w:color w:val="000000"/>
-          <w:sz w:val="24"/>
-        </w:rPr>
-        <w:t xml:space="preserve"> peninsula </w:t>
+        <w:t xml:space="preserve">Japanese peninsula </w:t>
       </w:r>
       <w:r>
         <w:rPr>
@@ -861,85 +815,7 @@
           <w:color w:val="000000"/>
           <w:sz w:val="24"/>
         </w:rPr>
-        <w:t xml:space="preserve"> subse</w:t>
-      </w:r>
-      <w:r>
-        <w:rPr>
-          <w:rFonts w:ascii="Charis SIL Regular" w:hAnsi="Charis SIL Regular" w:eastAsia="Charis SIL Regular"/>
-          <w:b w:val="0"/>
-          <w:i w:val="0"/>
-          <w:color w:val="000000"/>
-          <w:sz w:val="24"/>
-        </w:rPr>
-        <w:hyperlink r:id="rId12" w:history="1">
-          <w:r>
-            <w:rPr>
-              <w:rStyle w:val="Hyperlink"/>
-            </w:rPr>
-            <w:t>quently</w:t>
-          </w:r>
-        </w:hyperlink>
-      </w:r>
-      <w:r>
-        <w:rPr>
-          <w:rFonts w:ascii="Charis SIL Regular" w:hAnsi="Charis SIL Regular" w:eastAsia="Charis SIL Regular"/>
-          <w:b w:val="0"/>
-          <w:i w:val="0"/>
-          <w:color w:val="000000"/>
-          <w:sz w:val="24"/>
-        </w:rPr>
-        <w:t xml:space="preserve"> cont</w:t>
-      </w:r>
-      <w:r>
-        <w:rPr>
-          <w:rFonts w:ascii="Charis SIL Regular" w:hAnsi="Charis SIL Regular" w:eastAsia="Charis SIL Regular"/>
-          <w:b w:val="0"/>
-          <w:i w:val="0"/>
-          <w:color w:val="000000"/>
-          <w:sz w:val="24"/>
-        </w:rPr>
-        <w:hyperlink r:id="rId13" w:history="1">
-          <w:r>
-            <w:rPr>
-              <w:rStyle w:val="Hyperlink"/>
-            </w:rPr>
-            <w:t>ribute</w:t>
-          </w:r>
-        </w:hyperlink>
-      </w:r>
-      <w:r>
-        <w:rPr>
-          <w:rFonts w:ascii="Charis SIL Regular" w:hAnsi="Charis SIL Regular" w:eastAsia="Charis SIL Regular"/>
-          <w:b w:val="0"/>
-          <w:i w:val="0"/>
-          <w:color w:val="000000"/>
-          <w:sz w:val="24"/>
-        </w:rPr>
-        <w:hyperlink r:id="rId13" w:history="1">
-          <w:r>
-            <w:rPr>
-              <w:rStyle w:val="Hyperlink"/>
-            </w:rPr>
-            <w:t>d</w:t>
-          </w:r>
-        </w:hyperlink>
-      </w:r>
-      <w:r>
-        <w:rPr>
-          <w:rFonts w:ascii="Charis SIL Regular" w:hAnsi="Charis SIL Regular" w:eastAsia="Charis SIL Regular"/>
-          <w:b w:val="0"/>
-          <w:i w:val="0"/>
-          <w:color w:val="000000"/>
-          <w:sz w:val="24"/>
-        </w:rPr>
-        <w:hyperlink r:id="rId13" w:history="1">
-          <w:r>
-            <w:rPr>
-              <w:rStyle w:val="Hyperlink"/>
-            </w:rPr>
-            <w:t xml:space="preserve"> the</w:t>
-          </w:r>
-        </w:hyperlink>
+        <w:t xml:space="preserve"> subsequently contributed the</w:t>
       </w:r>
       <w:r>
         <w:rPr>
@@ -1252,31 +1128,13 @@
       </w:r>
       <w:r>
         <w:rPr>
-          <w:u w:val="single" w:color="0000ff"/>
           <w:rFonts w:ascii="Charis SIL Italic" w:hAnsi="Charis SIL Italic" w:eastAsia="Charis SIL Italic"/>
           <w:b w:val="0"/>
           <w:i/>
           <w:color w:val="000000"/>
           <w:sz w:val="24"/>
         </w:rPr>
-        <w:hyperlink r:id="rId14" w:history="1">
-          <w:r>
-            <w:rPr>
-              <w:rStyle w:val="Hyperlink"/>
-            </w:rPr>
-            <w:t>R</w:t>
-          </w:r>
-        </w:hyperlink>
-      </w:r>
-      <w:r>
-        <w:rPr>
-          <w:rFonts w:ascii="Charis SIL Italic" w:hAnsi="Charis SIL Italic" w:eastAsia="Charis SIL Italic"/>
-          <w:b w:val="0"/>
-          <w:i/>
-          <w:color w:val="000000"/>
-          <w:sz w:val="24"/>
-        </w:rPr>
-        <w:t>V</w:t>
+        <w:t>RV</w:t>
       </w:r>
       <w:r>
         <w:rPr>
@@ -1524,16 +1382,8 @@
           <w:i w:val="0"/>
           <w:color w:val="0000FF"/>
           <w:sz w:val="24"/>
-          <w:u w:val="single"/>
-        </w:rPr>
-        <w:hyperlink r:id="rId15" w:history="1">
-          <w:r>
-            <w:rPr>
-              <w:rStyle w:val="Hyperlink"/>
-            </w:rPr>
-            <w:t>Ri</w:t>
-          </w:r>
-        </w:hyperlink>
+        </w:rPr>
+        <w:t>Ri</w:t>
       </w:r>
       <w:r>
         <w:rPr>
@@ -1914,7 +1764,14 @@
           <w:color w:val="000000"/>
           <w:sz w:val="24"/>
         </w:rPr>
-        <w:t xml:space="preserve">, the </w:t>
+        <w:hyperlink r:id="rId15" w:history="1">
+          <w:r>
+            <w:rPr>
+              <w:rStyle w:val="Hyperlink"/>
+            </w:rPr>
+            <w:t xml:space="preserve">, the </w:t>
+          </w:r>
+        </w:hyperlink>
       </w:r>
       <w:r>
         <w:rPr>
@@ -2124,7 +1981,7 @@
           <w:sz w:val="24"/>
           <w:u w:val="single"/>
         </w:rPr>
-        <w:hyperlink r:id="rId17" w:history="1">
+        <w:hyperlink r:id="rId16" w:history="1">
           <w:r>
             <w:rPr>
               <w:rStyle w:val="Hyperlink"/>
@@ -2171,7 +2028,7 @@
           <w:sz w:val="24"/>
           <w:u w:val="single"/>
         </w:rPr>
-        <w:hyperlink r:id="rId16" w:history="1">
+        <w:hyperlink r:id="rId17" w:history="1">
           <w:r>
             <w:rPr>
               <w:rStyle w:val="Hyperlink"/>
@@ -2387,13 +2244,32 @@
       </w:r>
       <w:r>
         <w:rPr>
+          <w:u w:val="single" w:color="0000ff"/>
           <w:rFonts w:ascii="Charis SIL Regular" w:hAnsi="Charis SIL Regular" w:eastAsia="Charis SIL Regular"/>
           <w:b w:val="0"/>
           <w:i w:val="0"/>
           <w:color w:val="000000"/>
           <w:sz w:val="24"/>
         </w:rPr>
-        <w:t xml:space="preserve">e </w:t>
+        <w:hyperlink r:id="rId17" w:history="1">
+          <w:r>
+            <w:rPr>
+              <w:rStyle w:val="Hyperlink"/>
+            </w:rPr>
+            <w:t>e</w:t>
+          </w:r>
+        </w:hyperlink>
+      </w:r>
+      <w:r>
+        <w:rPr>
+          <w:u w:val="single" w:color="0000ff"/>
+          <w:rFonts w:ascii="Charis SIL Regular" w:hAnsi="Charis SIL Regular" w:eastAsia="Charis SIL Regular"/>
+          <w:b w:val="0"/>
+          <w:i w:val="0"/>
+          <w:color w:val="000000"/>
+          <w:sz w:val="24"/>
+        </w:rPr>
+        <w:t xml:space="preserve"> </w:t>
       </w:r>
       <w:r>
         <w:rPr>
@@ -2404,7 +2280,7 @@
           <w:sz w:val="24"/>
           <w:u w:val="single"/>
         </w:rPr>
-        <w:hyperlink r:id="rId17" w:history="1">
+        <w:hyperlink r:id="rId19" w:history="1">
           <w:r>
             <w:rPr>
               <w:rStyle w:val="Hyperlink"/>
@@ -2422,7 +2298,7 @@
           <w:sz w:val="24"/>
           <w:u w:val="single"/>
         </w:rPr>
-        <w:hyperlink r:id="rId17" w:history="1">
+        <w:hyperlink r:id="rId19" w:history="1">
           <w:r>
             <w:rPr>
               <w:rStyle w:val="Hyperlink"/>
@@ -2467,14 +2343,13 @@
           <w:i w:val="0"/>
           <w:color w:val="0000FF"/>
           <w:sz w:val="24"/>
-          <w:u w:val="single"/>
         </w:rPr>
         <w:hyperlink r:id="rId17" w:history="1">
           <w:r>
             <w:rPr>
               <w:rStyle w:val="Hyperlink"/>
             </w:rPr>
-            <w:t>van</w:t>
+            <w:t xml:space="preserve">van </w:t>
           </w:r>
         </w:hyperlink>
       </w:r>
@@ -2487,34 +2362,12 @@
           <w:sz w:val="24"/>
           <w:u w:val="single"/>
         </w:rPr>
-        <w:t xml:space="preserve"> </w:t>
-      </w:r>
-      <w:r>
-        <w:rPr>
-          <w:rFonts w:ascii="Charis SIL Regular" w:hAnsi="Charis SIL Regular" w:eastAsia="Charis SIL Regular"/>
-          <w:b w:val="0"/>
-          <w:i w:val="0"/>
-          <w:color w:val="0000FF"/>
-          <w:sz w:val="24"/>
-          <w:u w:val="single"/>
-        </w:rPr>
-        <w:t>G</w:t>
-      </w:r>
-      <w:r>
-        <w:rPr>
-          <w:rFonts w:ascii="Charis SIL Regular" w:hAnsi="Charis SIL Regular" w:eastAsia="Charis SIL Regular"/>
-          <w:b w:val="0"/>
-          <w:i w:val="0"/>
-          <w:color w:val="0000FF"/>
-          <w:sz w:val="24"/>
-          <w:u w:val="single"/>
-        </w:rPr>
-        <w:hyperlink r:id="rId17" w:history="1">
+        <w:hyperlink r:id="rId19" w:history="1">
           <w:r>
             <w:rPr>
               <w:rStyle w:val="Hyperlink"/>
             </w:rPr>
-            <w:t>eo</w:t>
+            <w:t>Geo</w:t>
           </w:r>
         </w:hyperlink>
       </w:r>
@@ -2545,43 +2398,7 @@
           <w:sz w:val="24"/>
           <w:u w:val="single"/>
         </w:rPr>
-        <w:hyperlink r:id="rId17" w:history="1">
-          <w:r>
-            <w:rPr>
-              <w:rStyle w:val="Hyperlink"/>
-            </w:rPr>
-            <w:t>en</w:t>
-          </w:r>
-        </w:hyperlink>
-      </w:r>
-      <w:r>
-        <w:rPr>
-          <w:rFonts w:ascii="Charis SIL Regular" w:hAnsi="Charis SIL Regular" w:eastAsia="Charis SIL Regular"/>
-          <w:b w:val="0"/>
-          <w:i w:val="0"/>
-          <w:color w:val="0000FF"/>
-          <w:sz w:val="24"/>
-          <w:u w:val="single"/>
-        </w:rPr>
-        <w:t xml:space="preserve"> </w:t>
-      </w:r>
-      <w:r>
-        <w:rPr>
-          <w:rFonts w:ascii="Charis SIL Regular" w:hAnsi="Charis SIL Regular" w:eastAsia="Charis SIL Regular"/>
-          <w:b w:val="0"/>
-          <w:i w:val="0"/>
-          <w:color w:val="0000FF"/>
-          <w:sz w:val="24"/>
-          <w:u w:val="single"/>
-        </w:rPr>
-        <w:hyperlink r:id="rId17" w:history="1">
-          <w:r>
-            <w:rPr>
-              <w:rStyle w:val="Hyperlink"/>
-            </w:rPr>
-            <w:t>Minera</w:t>
-          </w:r>
-        </w:hyperlink>
+        <w:t>en Minera</w:t>
       </w:r>
       <w:r>
         <w:rPr>
@@ -2656,7 +2473,7 @@
           <w:sz w:val="24"/>
           <w:u w:val="single"/>
         </w:rPr>
-        <w:hyperlink r:id="rId18" w:history="1">
+        <w:hyperlink r:id="rId20" w:history="1">
           <w:r>
             <w:rPr>
               <w:rStyle w:val="Hyperlink"/>
@@ -2674,7 +2491,7 @@
           <w:sz w:val="24"/>
           <w:u w:val="single"/>
         </w:rPr>
-        <w:hyperlink r:id="rId18" w:history="1">
+        <w:hyperlink r:id="rId20" w:history="1">
           <w:r>
             <w:rPr>
               <w:rStyle w:val="Hyperlink"/>
@@ -2692,7 +2509,7 @@
           <w:sz w:val="24"/>
           <w:u w:val="single"/>
         </w:rPr>
-        <w:hyperlink r:id="rId18" w:history="1">
+        <w:hyperlink r:id="rId20" w:history="1">
           <w:r>
             <w:rPr>
               <w:rStyle w:val="Hyperlink"/>
@@ -2710,14 +2527,7 @@
           <w:color w:val="000000"/>
           <w:sz w:val="24"/>
         </w:rPr>
-        <w:hyperlink r:id="rId18" w:history="1">
-          <w:r>
-            <w:rPr>
-              <w:rStyle w:val="Hyperlink"/>
-            </w:rPr>
-            <w:t>.</w:t>
-          </w:r>
-        </w:hyperlink>
+        <w:t>.</w:t>
       </w:r>
     </w:p>
     <w:p>
@@ -2768,137 +2578,12 @@
           <w:sz w:val="24"/>
           <w:u w:val="single"/>
         </w:rPr>
-        <w:hyperlink r:id="rId20" w:history="1">
+        <w:hyperlink r:id="rId21" w:history="1">
           <w:r>
             <w:rPr>
               <w:rStyle w:val="Hyperlink"/>
             </w:rPr>
             <w:t>Reinier</w:t>
-          </w:r>
-        </w:hyperlink>
-      </w:r>
-      <w:r>
-        <w:rPr>
-          <w:rFonts w:ascii="Charis SIL Regular" w:hAnsi="Charis SIL Regular" w:eastAsia="Charis SIL Regular"/>
-          <w:b w:val="0"/>
-          <w:i w:val="0"/>
-          <w:color w:val="0000FF"/>
-          <w:sz w:val="24"/>
-          <w:u w:val="single"/>
-        </w:rPr>
-        <w:t xml:space="preserve"> </w:t>
-      </w:r>
-      <w:r>
-        <w:rPr>
-          <w:rFonts w:ascii="Charis SIL Regular" w:hAnsi="Charis SIL Regular" w:eastAsia="Charis SIL Regular"/>
-          <w:b w:val="0"/>
-          <w:i w:val="0"/>
-          <w:color w:val="0000FF"/>
-          <w:sz w:val="24"/>
-          <w:u w:val="single"/>
-        </w:rPr>
-        <w:hyperlink r:id="rId20" w:history="1">
-          <w:r>
-            <w:rPr>
-              <w:rStyle w:val="Hyperlink"/>
-            </w:rPr>
-            <w:t>van</w:t>
-          </w:r>
-        </w:hyperlink>
-      </w:r>
-      <w:r>
-        <w:rPr>
-          <w:rFonts w:ascii="Charis SIL Regular" w:hAnsi="Charis SIL Regular" w:eastAsia="Charis SIL Regular"/>
-          <w:b w:val="0"/>
-          <w:i w:val="0"/>
-          <w:color w:val="0000FF"/>
-          <w:sz w:val="24"/>
-          <w:u w:val="single"/>
-        </w:rPr>
-        <w:t xml:space="preserve"> </w:t>
-      </w:r>
-      <w:r>
-        <w:rPr>
-          <w:rFonts w:ascii="Charis SIL Regular" w:hAnsi="Charis SIL Regular" w:eastAsia="Charis SIL Regular"/>
-          <w:b w:val="0"/>
-          <w:i w:val="0"/>
-          <w:color w:val="0000FF"/>
-          <w:sz w:val="24"/>
-          <w:u w:val="single"/>
-        </w:rPr>
-        <w:hyperlink r:id="rId20" w:history="1">
-          <w:r>
-            <w:rPr>
-              <w:rStyle w:val="Hyperlink"/>
-            </w:rPr>
-            <w:t>de</w:t>
-          </w:r>
-        </w:hyperlink>
-      </w:r>
-      <w:r>
-        <w:rPr>
-          <w:rFonts w:ascii="Charis SIL Regular" w:hAnsi="Charis SIL Regular" w:eastAsia="Charis SIL Regular"/>
-          <w:b w:val="0"/>
-          <w:i w:val="0"/>
-          <w:color w:val="0000FF"/>
-          <w:sz w:val="24"/>
-          <w:u w:val="single"/>
-        </w:rPr>
-        <w:t xml:space="preserve"> </w:t>
-      </w:r>
-      <w:r>
-        <w:rPr>
-          <w:rFonts w:ascii="Charis SIL Regular" w:hAnsi="Charis SIL Regular" w:eastAsia="Charis SIL Regular"/>
-          <w:b w:val="0"/>
-          <w:i w:val="0"/>
-          <w:color w:val="0000FF"/>
-          <w:sz w:val="24"/>
-          <w:u w:val="single"/>
-        </w:rPr>
-        <w:hyperlink r:id="rId20" w:history="1">
-          <w:r>
-            <w:rPr>
-              <w:rStyle w:val="Hyperlink"/>
-            </w:rPr>
-            <w:t>Kasteele</w:t>
-          </w:r>
-        </w:hyperlink>
-      </w:r>
-      <w:r>
-        <w:rPr>
-          <w:rFonts w:ascii="Charis SIL Regular" w:hAnsi="Charis SIL Regular" w:eastAsia="Charis SIL Regular"/>
-          <w:b w:val="0"/>
-          <w:i w:val="0"/>
-          <w:color w:val="000000"/>
-          <w:sz w:val="24"/>
-        </w:rPr>
-        <w:t xml:space="preserve">, </w:t>
-      </w:r>
-      <w:r>
-        <w:rPr>
-          <w:rFonts w:ascii="Charis SIL Regular" w:hAnsi="Charis SIL Regular" w:eastAsia="Charis SIL Regular"/>
-          <w:b w:val="0"/>
-          <w:i w:val="0"/>
-          <w:color w:val="000000"/>
-          <w:sz w:val="24"/>
-        </w:rPr>
-        <w:t xml:space="preserve">disappeared after his son </w:t>
-      </w:r>
-      <w:r>
-        <w:rPr>
-          <w:rFonts w:ascii="Charis SIL Regular" w:hAnsi="Charis SIL Regular" w:eastAsia="Charis SIL Regular"/>
-          <w:b w:val="0"/>
-          <w:i w:val="0"/>
-          <w:color w:val="0000FF"/>
-          <w:sz w:val="24"/>
-          <w:u w:val="single"/>
-        </w:rPr>
-        <w:hyperlink r:id="rId21" w:history="1">
-          <w:r>
-            <w:rPr>
-              <w:rStyle w:val="Hyperlink"/>
-            </w:rPr>
-            <w:t>Abraham</w:t>
           </w:r>
         </w:hyperlink>
       </w:r>
@@ -2997,243 +2682,17 @@
           <w:color w:val="000000"/>
           <w:sz w:val="24"/>
         </w:rPr>
-        <w:t xml:space="preserve"> succeeded him</w:t>
-      </w:r>
-      <w:r>
-        <w:rPr>
-          <w:u w:val="single" w:color="0000ff"/>
+        <w:t xml:space="preserve">, </w:t>
+      </w:r>
+      <w:r>
+        <w:rPr>
           <w:rFonts w:ascii="Charis SIL Regular" w:hAnsi="Charis SIL Regular" w:eastAsia="Charis SIL Regular"/>
           <w:b w:val="0"/>
           <w:i w:val="0"/>
           <w:color w:val="000000"/>
           <w:sz w:val="24"/>
         </w:rPr>
-        <w:hyperlink r:id="rId20" w:history="1">
-          <w:r>
-            <w:rPr>
-              <w:rStyle w:val="Hyperlink"/>
-            </w:rPr>
-            <w:t xml:space="preserve"> in 184</w:t>
-          </w:r>
-        </w:hyperlink>
-      </w:r>
-      <w:r>
-        <w:rPr>
-          <w:u w:val="single" w:color="0000ff"/>
-          <w:rFonts w:ascii="Charis SIL Regular" w:hAnsi="Charis SIL Regular" w:eastAsia="Charis SIL Regular"/>
-          <w:b w:val="0"/>
-          <w:i w:val="0"/>
-          <w:color w:val="000000"/>
-          <w:sz w:val="24"/>
-        </w:rPr>
-        <w:hyperlink r:id="rId20" w:history="1">
-          <w:r>
-            <w:rPr>
-              <w:rStyle w:val="Hyperlink"/>
-            </w:rPr>
-            <w:t>0</w:t>
-          </w:r>
-        </w:hyperlink>
-      </w:r>
-      <w:r>
-        <w:rPr>
-          <w:u w:val="single" w:color="0000ff"/>
-          <w:rFonts w:ascii="Charis SIL Regular" w:hAnsi="Charis SIL Regular" w:eastAsia="Charis SIL Regular"/>
-          <w:b w:val="0"/>
-          <w:i w:val="0"/>
-          <w:color w:val="000000"/>
-          <w:sz w:val="24"/>
-        </w:rPr>
-        <w:hyperlink r:id="rId20" w:history="1">
-          <w:r>
-            <w:rPr>
-              <w:rStyle w:val="Hyperlink"/>
-            </w:rPr>
-            <w:t>. M</w:t>
-          </w:r>
-        </w:hyperlink>
-      </w:r>
-      <w:r>
-        <w:rPr>
-          <w:u w:val="single" w:color="0000ff"/>
-          <w:rFonts w:ascii="Charis SIL Regular" w:hAnsi="Charis SIL Regular" w:eastAsia="Charis SIL Regular"/>
-          <w:b w:val="0"/>
-          <w:i w:val="0"/>
-          <w:color w:val="000000"/>
-          <w:sz w:val="24"/>
-        </w:rPr>
-        <w:hyperlink r:id="rId20" w:history="1">
-          <w:r>
-            <w:rPr>
-              <w:rStyle w:val="Hyperlink"/>
-            </w:rPr>
-            <w:t>a</w:t>
-          </w:r>
-        </w:hyperlink>
-      </w:r>
-      <w:r>
-        <w:rPr>
-          <w:u w:val="single" w:color="0000ff"/>
-          <w:rFonts w:ascii="Charis SIL Regular" w:hAnsi="Charis SIL Regular" w:eastAsia="Charis SIL Regular"/>
-          <w:b w:val="0"/>
-          <w:i w:val="0"/>
-          <w:color w:val="000000"/>
-          <w:sz w:val="24"/>
-        </w:rPr>
-        <w:hyperlink r:id="rId20" w:history="1">
-          <w:r>
-            <w:rPr>
-              <w:rStyle w:val="Hyperlink"/>
-            </w:rPr>
-            <w:t>n</w:t>
-          </w:r>
-        </w:hyperlink>
-      </w:r>
-      <w:r>
-        <w:rPr>
-          <w:u w:val="single" w:color="0000ff"/>
-          <w:rFonts w:ascii="Charis SIL Regular" w:hAnsi="Charis SIL Regular" w:eastAsia="Charis SIL Regular"/>
-          <w:b w:val="0"/>
-          <w:i w:val="0"/>
-          <w:color w:val="000000"/>
-          <w:sz w:val="24"/>
-        </w:rPr>
-        <w:hyperlink r:id="rId20" w:history="1">
-          <w:r>
-            <w:rPr>
-              <w:rStyle w:val="Hyperlink"/>
-            </w:rPr>
-            <w:t>y</w:t>
-          </w:r>
-        </w:hyperlink>
-      </w:r>
-      <w:r>
-        <w:rPr>
-          <w:u w:val="single" w:color="0000ff"/>
-          <w:rFonts w:ascii="Charis SIL Regular" w:hAnsi="Charis SIL Regular" w:eastAsia="Charis SIL Regular"/>
-          <w:b w:val="0"/>
-          <w:i w:val="0"/>
-          <w:color w:val="000000"/>
-          <w:sz w:val="24"/>
-        </w:rPr>
-        <w:hyperlink r:id="rId20" w:history="1">
-          <w:r>
-            <w:rPr>
-              <w:rStyle w:val="Hyperlink"/>
-            </w:rPr>
-            <w:t xml:space="preserve"> objects </w:t>
-          </w:r>
-        </w:hyperlink>
-      </w:r>
-      <w:r>
-        <w:rPr>
-          <w:rFonts w:ascii="Charis SIL Regular" w:hAnsi="Charis SIL Regular" w:eastAsia="Charis SIL Regular"/>
-          <w:b w:val="0"/>
-          <w:i w:val="0"/>
-          <w:color w:val="000000"/>
-          <w:sz w:val="24"/>
-        </w:rPr>
-        <w:t>also went missing or were</w:t>
-      </w:r>
-      <w:r>
-        <w:rPr>
-          <w:u w:val="single" w:color="0000ff"/>
-          <w:rFonts w:ascii="Charis SIL Regular" w:hAnsi="Charis SIL Regular" w:eastAsia="Charis SIL Regular"/>
-          <w:b w:val="0"/>
-          <w:i w:val="0"/>
-          <w:color w:val="000000"/>
-          <w:sz w:val="24"/>
-        </w:rPr>
-        <w:hyperlink r:id="rId21" w:history="1">
-          <w:r>
-            <w:rPr>
-              <w:rStyle w:val="Hyperlink"/>
-            </w:rPr>
-            <w:t xml:space="preserve"> lost duri</w:t>
-          </w:r>
-        </w:hyperlink>
-      </w:r>
-      <w:r>
-        <w:rPr>
-          <w:u w:val="single" w:color="0000ff"/>
-          <w:rFonts w:ascii="Charis SIL Regular" w:hAnsi="Charis SIL Regular" w:eastAsia="Charis SIL Regular"/>
-          <w:b w:val="0"/>
-          <w:i w:val="0"/>
-          <w:color w:val="000000"/>
-          <w:sz w:val="24"/>
-        </w:rPr>
-        <w:hyperlink r:id="rId21" w:history="1">
-          <w:r>
-            <w:rPr>
-              <w:rStyle w:val="Hyperlink"/>
-            </w:rPr>
-            <w:t>ng t</w:t>
-          </w:r>
-        </w:hyperlink>
-      </w:r>
-      <w:r>
-        <w:rPr>
-          <w:u w:val="single" w:color="0000ff"/>
-          <w:rFonts w:ascii="Charis SIL Regular" w:hAnsi="Charis SIL Regular" w:eastAsia="Charis SIL Regular"/>
-          <w:b w:val="0"/>
-          <w:i w:val="0"/>
-          <w:color w:val="000000"/>
-          <w:sz w:val="24"/>
-        </w:rPr>
-        <w:hyperlink r:id="rId21" w:history="1">
-          <w:r>
-            <w:rPr>
-              <w:rStyle w:val="Hyperlink"/>
-            </w:rPr>
-            <w:t>h</w:t>
-          </w:r>
-        </w:hyperlink>
-      </w:r>
-      <w:r>
-        <w:rPr>
-          <w:u w:val="single" w:color="0000ff"/>
-          <w:rFonts w:ascii="Charis SIL Regular" w:hAnsi="Charis SIL Regular" w:eastAsia="Charis SIL Regular"/>
-          <w:b w:val="0"/>
-          <w:i w:val="0"/>
-          <w:color w:val="000000"/>
-          <w:sz w:val="24"/>
-        </w:rPr>
-        <w:hyperlink r:id="rId21" w:history="1">
-          <w:r>
-            <w:rPr>
-              <w:rStyle w:val="Hyperlink"/>
-            </w:rPr>
-            <w:t xml:space="preserve">is </w:t>
-          </w:r>
-        </w:hyperlink>
-      </w:r>
-      <w:r>
-        <w:rPr>
-          <w:u w:val="single" w:color="0000ff"/>
-          <w:rFonts w:ascii="Charis SIL Regular" w:hAnsi="Charis SIL Regular" w:eastAsia="Charis SIL Regular"/>
-          <w:b w:val="0"/>
-          <w:i w:val="0"/>
-          <w:color w:val="000000"/>
-          <w:sz w:val="24"/>
-        </w:rPr>
-        <w:hyperlink r:id="rId21" w:history="1">
-          <w:r>
-            <w:rPr>
-              <w:rStyle w:val="Hyperlink"/>
-            </w:rPr>
-            <w:t>time. Th</w:t>
-          </w:r>
-        </w:hyperlink>
-      </w:r>
-      <w:r>
-        <w:rPr>
-          <w:rFonts w:ascii="Charis SIL Regular" w:hAnsi="Charis SIL Regular" w:eastAsia="Charis SIL Regular"/>
-          <w:b w:val="0"/>
-          <w:i w:val="0"/>
-          <w:color w:val="000000"/>
-          <w:sz w:val="24"/>
-        </w:rPr>
-        <w:t xml:space="preserve">e third and final director </w:t>
+        <w:t xml:space="preserve">disappeared after his son </w:t>
       </w:r>
       <w:r>
         <w:rPr>
@@ -3249,7 +2708,7 @@
             <w:rPr>
               <w:rStyle w:val="Hyperlink"/>
             </w:rPr>
-            <w:t>David</w:t>
+            <w:t>Abraham</w:t>
           </w:r>
         </w:hyperlink>
       </w:r>
@@ -3307,6 +2766,339 @@
             <w:rPr>
               <w:rStyle w:val="Hyperlink"/>
             </w:rPr>
+            <w:t>de</w:t>
+          </w:r>
+        </w:hyperlink>
+      </w:r>
+      <w:r>
+        <w:rPr>
+          <w:rFonts w:ascii="Charis SIL Regular" w:hAnsi="Charis SIL Regular" w:eastAsia="Charis SIL Regular"/>
+          <w:b w:val="0"/>
+          <w:i w:val="0"/>
+          <w:color w:val="0000FF"/>
+          <w:sz w:val="24"/>
+          <w:u w:val="single"/>
+        </w:rPr>
+        <w:t xml:space="preserve"> </w:t>
+      </w:r>
+      <w:r>
+        <w:rPr>
+          <w:rFonts w:ascii="Charis SIL Regular" w:hAnsi="Charis SIL Regular" w:eastAsia="Charis SIL Regular"/>
+          <w:b w:val="0"/>
+          <w:i w:val="0"/>
+          <w:color w:val="0000FF"/>
+          <w:sz w:val="24"/>
+          <w:u w:val="single"/>
+        </w:rPr>
+        <w:hyperlink r:id="rId22" w:history="1">
+          <w:r>
+            <w:rPr>
+              <w:rStyle w:val="Hyperlink"/>
+            </w:rPr>
+            <w:t>Kasteele</w:t>
+          </w:r>
+        </w:hyperlink>
+      </w:r>
+      <w:r>
+        <w:rPr>
+          <w:rFonts w:ascii="Charis SIL Regular" w:hAnsi="Charis SIL Regular" w:eastAsia="Charis SIL Regular"/>
+          <w:b w:val="0"/>
+          <w:i w:val="0"/>
+          <w:color w:val="000000"/>
+          <w:sz w:val="24"/>
+        </w:rPr>
+        <w:t xml:space="preserve"> succeeded him</w:t>
+      </w:r>
+      <w:r>
+        <w:rPr>
+          <w:u w:val="single" w:color="0000ff"/>
+          <w:rFonts w:ascii="Charis SIL Regular" w:hAnsi="Charis SIL Regular" w:eastAsia="Charis SIL Regular"/>
+          <w:b w:val="0"/>
+          <w:i w:val="0"/>
+          <w:color w:val="000000"/>
+          <w:sz w:val="24"/>
+        </w:rPr>
+        <w:hyperlink r:id="rId21" w:history="1">
+          <w:r>
+            <w:rPr>
+              <w:rStyle w:val="Hyperlink"/>
+            </w:rPr>
+            <w:t xml:space="preserve"> in 184</w:t>
+          </w:r>
+        </w:hyperlink>
+      </w:r>
+      <w:r>
+        <w:rPr>
+          <w:u w:val="single" w:color="0000ff"/>
+          <w:rFonts w:ascii="Charis SIL Regular" w:hAnsi="Charis SIL Regular" w:eastAsia="Charis SIL Regular"/>
+          <w:b w:val="0"/>
+          <w:i w:val="0"/>
+          <w:color w:val="000000"/>
+          <w:sz w:val="24"/>
+        </w:rPr>
+        <w:hyperlink r:id="rId21" w:history="1">
+          <w:r>
+            <w:rPr>
+              <w:rStyle w:val="Hyperlink"/>
+            </w:rPr>
+            <w:t>0</w:t>
+          </w:r>
+        </w:hyperlink>
+      </w:r>
+      <w:r>
+        <w:rPr>
+          <w:u w:val="single" w:color="0000ff"/>
+          <w:rFonts w:ascii="Charis SIL Regular" w:hAnsi="Charis SIL Regular" w:eastAsia="Charis SIL Regular"/>
+          <w:b w:val="0"/>
+          <w:i w:val="0"/>
+          <w:color w:val="000000"/>
+          <w:sz w:val="24"/>
+        </w:rPr>
+        <w:hyperlink r:id="rId21" w:history="1">
+          <w:r>
+            <w:rPr>
+              <w:rStyle w:val="Hyperlink"/>
+            </w:rPr>
+            <w:t>. M</w:t>
+          </w:r>
+        </w:hyperlink>
+      </w:r>
+      <w:r>
+        <w:rPr>
+          <w:u w:val="single" w:color="0000ff"/>
+          <w:rFonts w:ascii="Charis SIL Regular" w:hAnsi="Charis SIL Regular" w:eastAsia="Charis SIL Regular"/>
+          <w:b w:val="0"/>
+          <w:i w:val="0"/>
+          <w:color w:val="000000"/>
+          <w:sz w:val="24"/>
+        </w:rPr>
+        <w:hyperlink r:id="rId21" w:history="1">
+          <w:r>
+            <w:rPr>
+              <w:rStyle w:val="Hyperlink"/>
+            </w:rPr>
+            <w:t>a</w:t>
+          </w:r>
+        </w:hyperlink>
+      </w:r>
+      <w:r>
+        <w:rPr>
+          <w:u w:val="single" w:color="0000ff"/>
+          <w:rFonts w:ascii="Charis SIL Regular" w:hAnsi="Charis SIL Regular" w:eastAsia="Charis SIL Regular"/>
+          <w:b w:val="0"/>
+          <w:i w:val="0"/>
+          <w:color w:val="000000"/>
+          <w:sz w:val="24"/>
+        </w:rPr>
+        <w:hyperlink r:id="rId21" w:history="1">
+          <w:r>
+            <w:rPr>
+              <w:rStyle w:val="Hyperlink"/>
+            </w:rPr>
+            <w:t>n</w:t>
+          </w:r>
+        </w:hyperlink>
+      </w:r>
+      <w:r>
+        <w:rPr>
+          <w:u w:val="single" w:color="0000ff"/>
+          <w:rFonts w:ascii="Charis SIL Regular" w:hAnsi="Charis SIL Regular" w:eastAsia="Charis SIL Regular"/>
+          <w:b w:val="0"/>
+          <w:i w:val="0"/>
+          <w:color w:val="000000"/>
+          <w:sz w:val="24"/>
+        </w:rPr>
+        <w:hyperlink r:id="rId21" w:history="1">
+          <w:r>
+            <w:rPr>
+              <w:rStyle w:val="Hyperlink"/>
+            </w:rPr>
+            <w:t>y</w:t>
+          </w:r>
+        </w:hyperlink>
+      </w:r>
+      <w:r>
+        <w:rPr>
+          <w:u w:val="single" w:color="0000ff"/>
+          <w:rFonts w:ascii="Charis SIL Regular" w:hAnsi="Charis SIL Regular" w:eastAsia="Charis SIL Regular"/>
+          <w:b w:val="0"/>
+          <w:i w:val="0"/>
+          <w:color w:val="000000"/>
+          <w:sz w:val="24"/>
+        </w:rPr>
+        <w:hyperlink r:id="rId21" w:history="1">
+          <w:r>
+            <w:rPr>
+              <w:rStyle w:val="Hyperlink"/>
+            </w:rPr>
+            <w:t xml:space="preserve"> objects </w:t>
+          </w:r>
+        </w:hyperlink>
+      </w:r>
+      <w:r>
+        <w:rPr>
+          <w:rFonts w:ascii="Charis SIL Regular" w:hAnsi="Charis SIL Regular" w:eastAsia="Charis SIL Regular"/>
+          <w:b w:val="0"/>
+          <w:i w:val="0"/>
+          <w:color w:val="000000"/>
+          <w:sz w:val="24"/>
+        </w:rPr>
+        <w:t>also went missing or were lost duri</w:t>
+      </w:r>
+      <w:r>
+        <w:rPr>
+          <w:u w:val="single" w:color="0000ff"/>
+          <w:rFonts w:ascii="Charis SIL Regular" w:hAnsi="Charis SIL Regular" w:eastAsia="Charis SIL Regular"/>
+          <w:b w:val="0"/>
+          <w:i w:val="0"/>
+          <w:color w:val="000000"/>
+          <w:sz w:val="24"/>
+        </w:rPr>
+        <w:hyperlink r:id="rId22" w:history="1">
+          <w:r>
+            <w:rPr>
+              <w:rStyle w:val="Hyperlink"/>
+            </w:rPr>
+            <w:t>ng t</w:t>
+          </w:r>
+        </w:hyperlink>
+      </w:r>
+      <w:r>
+        <w:rPr>
+          <w:u w:val="single" w:color="0000ff"/>
+          <w:rFonts w:ascii="Charis SIL Regular" w:hAnsi="Charis SIL Regular" w:eastAsia="Charis SIL Regular"/>
+          <w:b w:val="0"/>
+          <w:i w:val="0"/>
+          <w:color w:val="000000"/>
+          <w:sz w:val="24"/>
+        </w:rPr>
+        <w:hyperlink r:id="rId22" w:history="1">
+          <w:r>
+            <w:rPr>
+              <w:rStyle w:val="Hyperlink"/>
+            </w:rPr>
+            <w:t>h</w:t>
+          </w:r>
+        </w:hyperlink>
+      </w:r>
+      <w:r>
+        <w:rPr>
+          <w:u w:val="single" w:color="0000ff"/>
+          <w:rFonts w:ascii="Charis SIL Regular" w:hAnsi="Charis SIL Regular" w:eastAsia="Charis SIL Regular"/>
+          <w:b w:val="0"/>
+          <w:i w:val="0"/>
+          <w:color w:val="000000"/>
+          <w:sz w:val="24"/>
+        </w:rPr>
+        <w:hyperlink r:id="rId22" w:history="1">
+          <w:r>
+            <w:rPr>
+              <w:rStyle w:val="Hyperlink"/>
+            </w:rPr>
+            <w:t xml:space="preserve">is </w:t>
+          </w:r>
+        </w:hyperlink>
+      </w:r>
+      <w:r>
+        <w:rPr>
+          <w:u w:val="single" w:color="0000ff"/>
+          <w:rFonts w:ascii="Charis SIL Regular" w:hAnsi="Charis SIL Regular" w:eastAsia="Charis SIL Regular"/>
+          <w:b w:val="0"/>
+          <w:i w:val="0"/>
+          <w:color w:val="000000"/>
+          <w:sz w:val="24"/>
+        </w:rPr>
+        <w:hyperlink r:id="rId22" w:history="1">
+          <w:r>
+            <w:rPr>
+              <w:rStyle w:val="Hyperlink"/>
+            </w:rPr>
+            <w:t>time. Th</w:t>
+          </w:r>
+        </w:hyperlink>
+      </w:r>
+      <w:r>
+        <w:rPr>
+          <w:rFonts w:ascii="Charis SIL Regular" w:hAnsi="Charis SIL Regular" w:eastAsia="Charis SIL Regular"/>
+          <w:b w:val="0"/>
+          <w:i w:val="0"/>
+          <w:color w:val="000000"/>
+          <w:sz w:val="24"/>
+        </w:rPr>
+        <w:t xml:space="preserve">e third and final director </w:t>
+      </w:r>
+      <w:r>
+        <w:rPr>
+          <w:rFonts w:ascii="Charis SIL Regular" w:hAnsi="Charis SIL Regular" w:eastAsia="Charis SIL Regular"/>
+          <w:b w:val="0"/>
+          <w:i w:val="0"/>
+          <w:color w:val="0000FF"/>
+          <w:sz w:val="24"/>
+          <w:u w:val="single"/>
+        </w:rPr>
+        <w:hyperlink r:id="rId23" w:history="1">
+          <w:r>
+            <w:rPr>
+              <w:rStyle w:val="Hyperlink"/>
+            </w:rPr>
+            <w:t>David</w:t>
+          </w:r>
+        </w:hyperlink>
+      </w:r>
+      <w:r>
+        <w:rPr>
+          <w:rFonts w:ascii="Charis SIL Regular" w:hAnsi="Charis SIL Regular" w:eastAsia="Charis SIL Regular"/>
+          <w:b w:val="0"/>
+          <w:i w:val="0"/>
+          <w:color w:val="0000FF"/>
+          <w:sz w:val="24"/>
+          <w:u w:val="single"/>
+        </w:rPr>
+        <w:t xml:space="preserve"> </w:t>
+      </w:r>
+      <w:r>
+        <w:rPr>
+          <w:rFonts w:ascii="Charis SIL Regular" w:hAnsi="Charis SIL Regular" w:eastAsia="Charis SIL Regular"/>
+          <w:b w:val="0"/>
+          <w:i w:val="0"/>
+          <w:color w:val="0000FF"/>
+          <w:sz w:val="24"/>
+          <w:u w:val="single"/>
+        </w:rPr>
+        <w:hyperlink r:id="rId23" w:history="1">
+          <w:r>
+            <w:rPr>
+              <w:rStyle w:val="Hyperlink"/>
+            </w:rPr>
+            <w:t>van</w:t>
+          </w:r>
+        </w:hyperlink>
+      </w:r>
+      <w:r>
+        <w:rPr>
+          <w:rFonts w:ascii="Charis SIL Regular" w:hAnsi="Charis SIL Regular" w:eastAsia="Charis SIL Regular"/>
+          <w:b w:val="0"/>
+          <w:i w:val="0"/>
+          <w:color w:val="0000FF"/>
+          <w:sz w:val="24"/>
+          <w:u w:val="single"/>
+        </w:rPr>
+        <w:t xml:space="preserve"> </w:t>
+      </w:r>
+      <w:r>
+        <w:rPr>
+          <w:rFonts w:ascii="Charis SIL Regular" w:hAnsi="Charis SIL Regular" w:eastAsia="Charis SIL Regular"/>
+          <w:b w:val="0"/>
+          <w:i w:val="0"/>
+          <w:color w:val="0000FF"/>
+          <w:sz w:val="24"/>
+          <w:u w:val="single"/>
+        </w:rPr>
+        <w:hyperlink r:id="rId23" w:history="1">
+          <w:r>
+            <w:rPr>
+              <w:rStyle w:val="Hyperlink"/>
+            </w:rPr>
             <w:t xml:space="preserve">der </w:t>
           </w:r>
         </w:hyperlink>
@@ -3320,7 +3112,7 @@
           <w:sz w:val="24"/>
           <w:u w:val="single"/>
         </w:rPr>
-        <w:hyperlink r:id="rId22" w:history="1">
+        <w:hyperlink r:id="rId23" w:history="1">
           <w:r>
             <w:rPr>
               <w:rStyle w:val="Hyperlink"/>
@@ -3348,7 +3140,7 @@
           <w:color w:val="000000"/>
           <w:sz w:val="24"/>
         </w:rPr>
-        <w:hyperlink r:id="rId22" w:history="1">
+        <w:hyperlink r:id="rId23" w:history="1">
           <w:r>
             <w:rPr>
               <w:rStyle w:val="Hyperlink"/>
@@ -3366,7 +3158,7 @@
           <w:color w:val="000000"/>
           <w:sz w:val="24"/>
         </w:rPr>
-        <w:hyperlink r:id="rId22" w:history="1">
+        <w:hyperlink r:id="rId23" w:history="1">
           <w:r>
             <w:rPr>
               <w:rStyle w:val="Hyperlink"/>
@@ -3384,7 +3176,7 @@
           <w:color w:val="000000"/>
           <w:sz w:val="24"/>
         </w:rPr>
-        <w:hyperlink r:id="rId22" w:history="1">
+        <w:hyperlink r:id="rId23" w:history="1">
           <w:r>
             <w:rPr>
               <w:rStyle w:val="Hyperlink"/>
@@ -3395,6 +3187,16 @@
       </w:r>
       <w:r>
         <w:rPr>
+          <w:rFonts w:ascii="Charis SIL Regular" w:hAnsi="Charis SIL Regular" w:eastAsia="Charis SIL Regular"/>
+          <w:b w:val="0"/>
+          <w:i w:val="0"/>
+          <w:color w:val="000000"/>
+          <w:sz w:val="24"/>
+        </w:rPr>
+        <w:t>ff</w:t>
+      </w:r>
+      <w:r>
+        <w:rPr>
           <w:u w:val="single" w:color="0000ff"/>
           <w:rFonts w:ascii="Charis SIL Regular" w:hAnsi="Charis SIL Regular" w:eastAsia="Charis SIL Regular"/>
           <w:b w:val="0"/>
@@ -3402,23 +3204,12 @@
           <w:color w:val="000000"/>
           <w:sz w:val="24"/>
         </w:rPr>
-        <w:t>ff</w:t>
-      </w:r>
-      <w:r>
-        <w:rPr>
-          <w:u w:val="single" w:color="0000ff"/>
-          <w:rFonts w:ascii="Charis SIL Regular" w:hAnsi="Charis SIL Regular" w:eastAsia="Charis SIL Regular"/>
-          <w:b w:val="0"/>
-          <w:i w:val="0"/>
-          <w:color w:val="000000"/>
-          <w:sz w:val="24"/>
-        </w:rPr>
-        <w:hyperlink r:id="rId22" w:history="1">
+        <w:hyperlink r:id="rId23" w:history="1">
           <w:r>
             <w:rPr>
               <w:rStyle w:val="Hyperlink"/>
             </w:rPr>
-            <w:t>er</w:t>
+            <w:t>ert</w:t>
           </w:r>
         </w:hyperlink>
       </w:r>
@@ -3430,17 +3221,7 @@
           <w:color w:val="000000"/>
           <w:sz w:val="24"/>
         </w:rPr>
-        <w:t>t</w:t>
-      </w:r>
-      <w:r>
-        <w:rPr>
-          <w:rFonts w:ascii="Charis SIL Regular" w:hAnsi="Charis SIL Regular" w:eastAsia="Charis SIL Regular"/>
-          <w:b w:val="0"/>
-          <w:i w:val="0"/>
-          <w:color w:val="000000"/>
-          <w:sz w:val="24"/>
-        </w:rPr>
-        <w:hyperlink r:id="rId22" w:history="1">
+        <w:hyperlink r:id="rId23" w:history="1">
           <w:r>
             <w:rPr>
               <w:rStyle w:val="Hyperlink"/>
@@ -3468,7 +3249,7 @@
           <w:color w:val="000000"/>
           <w:sz w:val="24"/>
         </w:rPr>
-        <w:hyperlink r:id="rId22" w:history="1">
+        <w:hyperlink r:id="rId23" w:history="1">
           <w:r>
             <w:rPr>
               <w:rStyle w:val="Hyperlink"/>
@@ -3559,7 +3340,7 @@
           <w:sz w:val="24"/>
           <w:u w:val="single"/>
         </w:rPr>
-        <w:hyperlink r:id="rId23" w:history="1">
+        <w:hyperlink r:id="rId24" w:history="1">
           <w:r>
             <w:rPr>
               <w:rStyle w:val="Hyperlink"/>
@@ -3577,7 +3358,7 @@
           <w:sz w:val="24"/>
           <w:u w:val="single"/>
         </w:rPr>
-        <w:hyperlink r:id="rId23" w:history="1">
+        <w:hyperlink r:id="rId24" w:history="1">
           <w:r>
             <w:rPr>
               <w:rStyle w:val="Hyperlink"/>
@@ -3606,7 +3387,7 @@
           <w:sz w:val="24"/>
           <w:u w:val="single"/>
         </w:rPr>
-        <w:hyperlink r:id="rId23" w:history="1">
+        <w:hyperlink r:id="rId24" w:history="1">
           <w:r>
             <w:rPr>
               <w:rStyle w:val="Hyperlink"/>
@@ -3726,7 +3507,7 @@
           <w:sz w:val="24"/>
           <w:u w:val="single"/>
         </w:rPr>
-        <w:hyperlink r:id="rId24" w:history="1">
+        <w:hyperlink r:id="rId25" w:history="1">
           <w:r>
             <w:rPr>
               <w:rStyle w:val="Hyperlink"/>
@@ -3755,7 +3536,7 @@
           <w:sz w:val="24"/>
           <w:u w:val="single"/>
         </w:rPr>
-        <w:hyperlink r:id="rId24" w:history="1">
+        <w:hyperlink r:id="rId25" w:history="1">
           <w:r>
             <w:rPr>
               <w:rStyle w:val="Hyperlink"/>
@@ -3784,7 +3565,7 @@
           <w:sz w:val="24"/>
           <w:u w:val="single"/>
         </w:rPr>
-        <w:hyperlink r:id="rId24" w:history="1">
+        <w:hyperlink r:id="rId25" w:history="1">
           <w:r>
             <w:rPr>
               <w:rStyle w:val="Hyperlink"/>
@@ -3813,7 +3594,7 @@
           <w:sz w:val="24"/>
           <w:u w:val="single"/>
         </w:rPr>
-        <w:hyperlink r:id="rId24" w:history="1">
+        <w:hyperlink r:id="rId25" w:history="1">
           <w:r>
             <w:rPr>
               <w:rStyle w:val="Hyperlink"/>
@@ -3842,7 +3623,7 @@
           <w:sz w:val="24"/>
           <w:u w:val="single"/>
         </w:rPr>
-        <w:hyperlink r:id="rId24" w:history="1">
+        <w:hyperlink r:id="rId25" w:history="1">
           <w:r>
             <w:rPr>
               <w:rStyle w:val="Hyperlink"/>
@@ -3880,7 +3661,7 @@
           <w:color w:val="000000"/>
           <w:sz w:val="24"/>
         </w:rPr>
-        <w:hyperlink r:id="rId24" w:history="1">
+        <w:hyperlink r:id="rId25" w:history="1">
           <w:r>
             <w:rPr>
               <w:rStyle w:val="Hyperlink"/>
@@ -3898,7 +3679,7 @@
           <w:color w:val="000000"/>
           <w:sz w:val="24"/>
         </w:rPr>
-        <w:hyperlink r:id="rId24" w:history="1">
+        <w:hyperlink r:id="rId25" w:history="1">
           <w:r>
             <w:rPr>
               <w:rStyle w:val="Hyperlink"/>
@@ -3916,7 +3697,7 @@
           <w:color w:val="000000"/>
           <w:sz w:val="24"/>
         </w:rPr>
-        <w:hyperlink r:id="rId24" w:history="1">
+        <w:hyperlink r:id="rId25" w:history="1">
           <w:r>
             <w:rPr>
               <w:rStyle w:val="Hyperlink"/>
@@ -3934,7 +3715,7 @@
           <w:color w:val="000000"/>
           <w:sz w:val="24"/>
         </w:rPr>
-        <w:hyperlink r:id="rId24" w:history="1">
+        <w:hyperlink r:id="rId25" w:history="1">
           <w:r>
             <w:rPr>
               <w:rStyle w:val="Hyperlink"/>
@@ -3952,7 +3733,7 @@
           <w:color w:val="000000"/>
           <w:sz w:val="24"/>
         </w:rPr>
-        <w:hyperlink r:id="rId24" w:history="1">
+        <w:hyperlink r:id="rId25" w:history="1">
           <w:r>
             <w:rPr>
               <w:rStyle w:val="Hyperlink"/>
@@ -3970,7 +3751,7 @@
           <w:color w:val="000000"/>
           <w:sz w:val="24"/>
         </w:rPr>
-        <w:hyperlink r:id="rId24" w:history="1">
+        <w:hyperlink r:id="rId25" w:history="1">
           <w:r>
             <w:rPr>
               <w:rStyle w:val="Hyperlink"/>
@@ -3988,7 +3769,7 @@
           <w:color w:val="000000"/>
           <w:sz w:val="24"/>
         </w:rPr>
-        <w:hyperlink r:id="rId24" w:history="1">
+        <w:hyperlink r:id="rId25" w:history="1">
           <w:r>
             <w:rPr>
               <w:rStyle w:val="Hyperlink"/>
@@ -4026,7 +3807,7 @@
           <w:sz w:val="24"/>
           <w:u w:val="single"/>
         </w:rPr>
-        <w:hyperlink r:id="rId25" w:history="1">
+        <w:hyperlink r:id="rId26" w:history="1">
           <w:r>
             <w:rPr>
               <w:rStyle w:val="Hyperlink"/>
@@ -4064,7 +3845,7 @@
           <w:color w:val="000000"/>
           <w:sz w:val="24"/>
         </w:rPr>
-        <w:hyperlink r:id="rId25" w:history="1">
+        <w:hyperlink r:id="rId26" w:history="1">
           <w:r>
             <w:rPr>
               <w:rStyle w:val="Hyperlink"/>
@@ -4529,7 +4310,7 @@
           <w:color w:val="0000FF"/>
           <w:sz w:val="24"/>
         </w:rPr>
-        <w:hyperlink r:id="rId26" w:history="1">
+        <w:hyperlink r:id="rId27" w:history="1">
           <w:r>
             <w:rPr>
               <w:rStyle w:val="Hyperlink"/>
@@ -4546,7 +4327,7 @@
           <w:color w:val="0000FF"/>
           <w:sz w:val="24"/>
         </w:rPr>
-        <w:hyperlink r:id="rId26" w:history="1">
+        <w:hyperlink r:id="rId27" w:history="1">
           <w:r>
             <w:rPr>
               <w:rStyle w:val="Hyperlink"/>
@@ -4654,7 +4435,7 @@
           <w:sz w:val="24"/>
           <w:u w:val="single"/>
         </w:rPr>
-        <w:hyperlink r:id="rId27" w:history="1">
+        <w:hyperlink r:id="rId28" w:history="1">
           <w:r>
             <w:rPr>
               <w:rStyle w:val="Hyperlink"/>
@@ -4672,7 +4453,7 @@
           <w:sz w:val="24"/>
           <w:u w:val="single"/>
         </w:rPr>
-        <w:hyperlink r:id="rId27" w:history="1">
+        <w:hyperlink r:id="rId28" w:history="1">
           <w:r>
             <w:rPr>
               <w:rStyle w:val="Hyperlink"/>
@@ -4690,7 +4471,7 @@
           <w:sz w:val="24"/>
           <w:u w:val="single"/>
         </w:rPr>
-        <w:hyperlink r:id="rId27" w:history="1">
+        <w:hyperlink r:id="rId28" w:history="1">
           <w:r>
             <w:rPr>
               <w:rStyle w:val="Hyperlink"/>
@@ -4708,7 +4489,7 @@
           <w:sz w:val="24"/>
           <w:u w:val="single"/>
         </w:rPr>
-        <w:hyperlink r:id="rId27" w:history="1">
+        <w:hyperlink r:id="rId28" w:history="1">
           <w:r>
             <w:rPr>
               <w:rStyle w:val="Hyperlink"/>
@@ -4726,7 +4507,7 @@
           <w:sz w:val="24"/>
           <w:u w:val="single"/>
         </w:rPr>
-        <w:hyperlink r:id="rId27" w:history="1">
+        <w:hyperlink r:id="rId28" w:history="1">
           <w:r>
             <w:rPr>
               <w:rStyle w:val="Hyperlink"/>
@@ -4744,7 +4525,7 @@
           <w:sz w:val="24"/>
           <w:u w:val="single"/>
         </w:rPr>
-        <w:hyperlink r:id="rId27" w:history="1">
+        <w:hyperlink r:id="rId28" w:history="1">
           <w:r>
             <w:rPr>
               <w:rStyle w:val="Hyperlink"/>
@@ -4762,7 +4543,7 @@
           <w:sz w:val="24"/>
           <w:u w:val="single"/>
         </w:rPr>
-        <w:hyperlink r:id="rId27" w:history="1">
+        <w:hyperlink r:id="rId28" w:history="1">
           <w:r>
             <w:rPr>
               <w:rStyle w:val="Hyperlink"/>
@@ -4780,7 +4561,7 @@
           <w:sz w:val="24"/>
           <w:u w:val="single"/>
         </w:rPr>
-        <w:hyperlink r:id="rId27" w:history="1">
+        <w:hyperlink r:id="rId28" w:history="1">
           <w:r>
             <w:rPr>
               <w:rStyle w:val="Hyperlink"/>
@@ -4798,7 +4579,7 @@
           <w:sz w:val="24"/>
           <w:u w:val="single"/>
         </w:rPr>
-        <w:hyperlink r:id="rId27" w:history="1">
+        <w:hyperlink r:id="rId28" w:history="1">
           <w:r>
             <w:rPr>
               <w:rStyle w:val="Hyperlink"/>
@@ -4955,7 +4736,7 @@
           <w:sz w:val="24"/>
           <w:u w:val="single"/>
         </w:rPr>
-        <w:hyperlink r:id="rId28" w:history="1">
+        <w:hyperlink r:id="rId29" w:history="1">
           <w:r>
             <w:rPr>
               <w:rStyle w:val="Hyperlink"/>
@@ -4973,7 +4754,7 @@
           <w:sz w:val="24"/>
           <w:u w:val="single"/>
         </w:rPr>
-        <w:hyperlink r:id="rId28" w:history="1">
+        <w:hyperlink r:id="rId29" w:history="1">
           <w:r>
             <w:rPr>
               <w:rStyle w:val="Hyperlink"/>
@@ -4991,7 +4772,7 @@
           <w:sz w:val="24"/>
           <w:u w:val="single"/>
         </w:rPr>
-        <w:hyperlink r:id="rId28" w:history="1">
+        <w:hyperlink r:id="rId29" w:history="1">
           <w:r>
             <w:rPr>
               <w:rStyle w:val="Hyperlink"/>
@@ -5009,7 +4790,7 @@
           <w:sz w:val="24"/>
           <w:u w:val="single"/>
         </w:rPr>
-        <w:hyperlink r:id="rId28" w:history="1">
+        <w:hyperlink r:id="rId29" w:history="1">
           <w:r>
             <w:rPr>
               <w:rStyle w:val="Hyperlink"/>
@@ -5027,7 +4808,7 @@
           <w:sz w:val="24"/>
           <w:u w:val="single"/>
         </w:rPr>
-        <w:hyperlink r:id="rId28" w:history="1">
+        <w:hyperlink r:id="rId29" w:history="1">
           <w:r>
             <w:rPr>
               <w:rStyle w:val="Hyperlink"/>
@@ -5045,7 +4826,7 @@
           <w:sz w:val="24"/>
           <w:u w:val="single"/>
         </w:rPr>
-        <w:hyperlink r:id="rId28" w:history="1">
+        <w:hyperlink r:id="rId29" w:history="1">
           <w:r>
             <w:rPr>
               <w:rStyle w:val="Hyperlink"/>
@@ -5063,7 +4844,7 @@
           <w:sz w:val="24"/>
           <w:u w:val="single"/>
         </w:rPr>
-        <w:hyperlink r:id="rId28" w:history="1">
+        <w:hyperlink r:id="rId29" w:history="1">
           <w:r>
             <w:rPr>
               <w:rStyle w:val="Hyperlink"/>
@@ -5171,7 +4952,7 @@
           <w:sz w:val="24"/>
           <w:u w:val="single"/>
         </w:rPr>
-        <w:hyperlink r:id="rId29" w:history="1">
+        <w:hyperlink r:id="rId30" w:history="1">
           <w:r>
             <w:rPr>
               <w:rStyle w:val="Hyperlink"/>
@@ -5189,7 +4970,7 @@
           <w:sz w:val="24"/>
           <w:u w:val="single"/>
         </w:rPr>
-        <w:hyperlink r:id="rId29" w:history="1">
+        <w:hyperlink r:id="rId30" w:history="1">
           <w:r>
             <w:rPr>
               <w:rStyle w:val="Hyperlink"/>
@@ -5207,7 +4988,7 @@
           <w:sz w:val="24"/>
           <w:u w:val="single"/>
         </w:rPr>
-        <w:hyperlink r:id="rId29" w:history="1">
+        <w:hyperlink r:id="rId30" w:history="1">
           <w:r>
             <w:rPr>
               <w:rStyle w:val="Hyperlink"/>
@@ -5225,7 +5006,7 @@
           <w:sz w:val="24"/>
           <w:u w:val="single"/>
         </w:rPr>
-        <w:hyperlink r:id="rId29" w:history="1">
+        <w:hyperlink r:id="rId30" w:history="1">
           <w:r>
             <w:rPr>
               <w:rStyle w:val="Hyperlink"/>
@@ -5243,7 +5024,7 @@
           <w:sz w:val="24"/>
           <w:u w:val="single"/>
         </w:rPr>
-        <w:hyperlink r:id="rId29" w:history="1">
+        <w:hyperlink r:id="rId30" w:history="1">
           <w:r>
             <w:rPr>
               <w:rStyle w:val="Hyperlink"/>
@@ -5261,12 +5042,12 @@
           <w:sz w:val="24"/>
           <w:u w:val="single"/>
         </w:rPr>
-        <w:hyperlink r:id="rId29" w:history="1">
+        <w:hyperlink r:id="rId30" w:history="1">
           <w:r>
             <w:rPr>
               <w:rStyle w:val="Hyperlink"/>
             </w:rPr>
-            <w:t>fi</w:t>
+            <w:t>f</w:t>
           </w:r>
         </w:hyperlink>
       </w:r>
@@ -5279,7 +5060,25 @@
           <w:sz w:val="24"/>
           <w:u w:val="single"/>
         </w:rPr>
-        <w:hyperlink r:id="rId29" w:history="1">
+        <w:hyperlink r:id="rId30" w:history="1">
+          <w:r>
+            <w:rPr>
+              <w:rStyle w:val="Hyperlink"/>
+            </w:rPr>
+            <w:t>i</w:t>
+          </w:r>
+        </w:hyperlink>
+      </w:r>
+      <w:r>
+        <w:rPr>
+          <w:rFonts w:ascii="Charis SIL Regular" w:hAnsi="Charis SIL Regular" w:eastAsia="Charis SIL Regular"/>
+          <w:b w:val="0"/>
+          <w:i w:val="0"/>
+          <w:color w:val="0000FF"/>
+          <w:sz w:val="24"/>
+          <w:u w:val="single"/>
+        </w:rPr>
+        <w:hyperlink r:id="rId30" w:history="1">
           <w:r>
             <w:rPr>
               <w:rStyle w:val="Hyperlink"/>
@@ -5295,9 +5094,8 @@
           <w:i w:val="0"/>
           <w:color w:val="0000FF"/>
           <w:sz w:val="24"/>
-          <w:u w:val="single"/>
-        </w:rPr>
-        <w:hyperlink r:id="rId29" w:history="1">
+        </w:rPr>
+        <w:hyperlink r:id="rId30" w:history="1">
           <w:r>
             <w:rPr>
               <w:rStyle w:val="Hyperlink"/>
@@ -5313,20 +5111,19 @@
           <w:i w:val="0"/>
           <w:color w:val="0000FF"/>
           <w:sz w:val="24"/>
+        </w:rPr>
+        <w:t>/</w:t>
+      </w:r>
+      <w:r>
+        <w:rPr>
+          <w:rFonts w:ascii="Charis SIL Regular" w:hAnsi="Charis SIL Regular" w:eastAsia="Charis SIL Regular"/>
+          <w:b w:val="0"/>
+          <w:i w:val="0"/>
+          <w:color w:val="0000FF"/>
+          <w:sz w:val="24"/>
           <w:u w:val="single"/>
         </w:rPr>
-        <w:t>/</w:t>
-      </w:r>
-      <w:r>
-        <w:rPr>
-          <w:rFonts w:ascii="Charis SIL Regular" w:hAnsi="Charis SIL Regular" w:eastAsia="Charis SIL Regular"/>
-          <w:b w:val="0"/>
-          <w:i w:val="0"/>
-          <w:color w:val="0000FF"/>
-          <w:sz w:val="24"/>
-          <w:u w:val="single"/>
-        </w:rPr>
-        <w:hyperlink r:id="rId29" w:history="1">
+        <w:hyperlink r:id="rId30" w:history="1">
           <w:r>
             <w:rPr>
               <w:rStyle w:val="Hyperlink"/>
@@ -5344,24 +5141,14 @@
           <w:sz w:val="24"/>
           <w:u w:val="single"/>
         </w:rPr>
-        <w:hyperlink r:id="rId29" w:history="1">
+        <w:hyperlink r:id="rId30" w:history="1">
           <w:r>
             <w:rPr>
               <w:rStyle w:val="Hyperlink"/>
             </w:rPr>
-            <w:t>HaNA_2.04.01_4030_000</w:t>
+            <w:t>HaNA_2.04.01_4030_0001</w:t>
           </w:r>
         </w:hyperlink>
-      </w:r>
-      <w:r>
-        <w:rPr>
-          <w:rFonts w:ascii="Charis SIL Regular" w:hAnsi="Charis SIL Regular" w:eastAsia="Charis SIL Regular"/>
-          <w:b w:val="0"/>
-          <w:i w:val="0"/>
-          <w:color w:val="0000FF"/>
-          <w:sz w:val="24"/>
-        </w:rPr>
-        <w:t>1</w:t>
       </w:r>
     </w:p>
     <w:p>
@@ -5451,7 +5238,7 @@
           <w:color w:val="0000FF"/>
           <w:sz w:val="24"/>
         </w:rPr>
-        <w:hyperlink r:id="rId30" w:history="1">
+        <w:hyperlink r:id="rId31" w:history="1">
           <w:r>
             <w:rPr>
               <w:rStyle w:val="Hyperlink"/>
@@ -5468,7 +5255,7 @@
           <w:color w:val="0000FF"/>
           <w:sz w:val="24"/>
         </w:rPr>
-        <w:hyperlink r:id="rId30" w:history="1">
+        <w:hyperlink r:id="rId31" w:history="1">
           <w:r>
             <w:rPr>
               <w:rStyle w:val="Hyperlink"/>
@@ -5565,7 +5352,7 @@
           <w:color w:val="0000FF"/>
           <w:sz w:val="24"/>
         </w:rPr>
-        <w:hyperlink r:id="rId31" w:history="1">
+        <w:hyperlink r:id="rId32" w:history="1">
           <w:r>
             <w:rPr>
               <w:rStyle w:val="Hyperlink"/>
@@ -5582,7 +5369,7 @@
           <w:color w:val="0000FF"/>
           <w:sz w:val="24"/>
         </w:rPr>
-        <w:hyperlink r:id="rId31" w:history="1">
+        <w:hyperlink r:id="rId32" w:history="1">
           <w:r>
             <w:rPr>
               <w:rStyle w:val="Hyperlink"/>
@@ -5702,7 +5489,7 @@
           <w:color w:val="0000FF"/>
           <w:sz w:val="24"/>
         </w:rPr>
-        <w:hyperlink r:id="rId32" w:history="1">
+        <w:hyperlink r:id="rId33" w:history="1">
           <w:r>
             <w:rPr>
               <w:rStyle w:val="Hyperlink"/>
@@ -5719,7 +5506,7 @@
           <w:color w:val="0000FF"/>
           <w:sz w:val="24"/>
         </w:rPr>
-        <w:hyperlink r:id="rId32" w:history="1">
+        <w:hyperlink r:id="rId33" w:history="1">
           <w:r>
             <w:rPr>
               <w:rStyle w:val="Hyperlink"/>
@@ -5847,7 +5634,7 @@
           <w:sz w:val="24"/>
           <w:u w:val="single"/>
         </w:rPr>
-        <w:hyperlink r:id="rId33" w:history="1">
+        <w:hyperlink r:id="rId34" w:history="1">
           <w:r>
             <w:rPr>
               <w:rStyle w:val="Hyperlink"/>
@@ -5865,7 +5652,7 @@
           <w:sz w:val="24"/>
           <w:u w:val="single"/>
         </w:rPr>
-        <w:hyperlink r:id="rId33" w:history="1">
+        <w:hyperlink r:id="rId34" w:history="1">
           <w:r>
             <w:rPr>
               <w:rStyle w:val="Hyperlink"/>
@@ -5883,7 +5670,7 @@
           <w:sz w:val="24"/>
           <w:u w:val="single"/>
         </w:rPr>
-        <w:hyperlink r:id="rId33" w:history="1">
+        <w:hyperlink r:id="rId34" w:history="1">
           <w:r>
             <w:rPr>
               <w:rStyle w:val="Hyperlink"/>
@@ -5911,7 +5698,7 @@
           <w:sz w:val="24"/>
           <w:u w:val="single"/>
         </w:rPr>
-        <w:hyperlink r:id="rId34" w:history="1">
+        <w:hyperlink r:id="rId35" w:history="1">
           <w:r>
             <w:rPr>
               <w:rStyle w:val="Hyperlink"/>
@@ -5940,7 +5727,7 @@
           <w:sz w:val="24"/>
           <w:u w:val="single"/>
         </w:rPr>
-        <w:hyperlink r:id="rId34" w:history="1">
+        <w:hyperlink r:id="rId35" w:history="1">
           <w:r>
             <w:rPr>
               <w:rStyle w:val="Hyperlink"/>
@@ -6067,7 +5854,7 @@
           <w:sz w:val="24"/>
           <w:u w:val="single"/>
         </w:rPr>
-        <w:hyperlink r:id="rId35" w:history="1">
+        <w:hyperlink r:id="rId36" w:history="1">
           <w:r>
             <w:rPr>
               <w:rStyle w:val="Hyperlink"/>
@@ -6096,7 +5883,7 @@
           <w:sz w:val="24"/>
           <w:u w:val="single"/>
         </w:rPr>
-        <w:hyperlink r:id="rId35" w:history="1">
+        <w:hyperlink r:id="rId36" w:history="1">
           <w:r>
             <w:rPr>
               <w:rStyle w:val="Hyperlink"/>
@@ -6124,7 +5911,7 @@
           <w:sz w:val="24"/>
           <w:u w:val="single"/>
         </w:rPr>
-        <w:hyperlink r:id="rId36" w:history="1">
+        <w:hyperlink r:id="rId37" w:history="1">
           <w:r>
             <w:rPr>
               <w:rStyle w:val="Hyperlink"/>
@@ -6142,7 +5929,7 @@
           <w:sz w:val="24"/>
           <w:u w:val="single"/>
         </w:rPr>
-        <w:hyperlink r:id="rId36" w:history="1">
+        <w:hyperlink r:id="rId37" w:history="1">
           <w:r>
             <w:rPr>
               <w:rStyle w:val="Hyperlink"/>
@@ -6160,7 +5947,7 @@
           <w:sz w:val="24"/>
           <w:u w:val="single"/>
         </w:rPr>
-        <w:hyperlink r:id="rId36" w:history="1">
+        <w:hyperlink r:id="rId37" w:history="1">
           <w:r>
             <w:rPr>
               <w:rStyle w:val="Hyperlink"/>
@@ -6178,7 +5965,7 @@
           <w:sz w:val="24"/>
           <w:u w:val="single"/>
         </w:rPr>
-        <w:hyperlink r:id="rId36" w:history="1">
+        <w:hyperlink r:id="rId37" w:history="1">
           <w:r>
             <w:rPr>
               <w:rStyle w:val="Hyperlink"/>
@@ -6196,7 +5983,7 @@
           <w:sz w:val="24"/>
           <w:u w:val="single"/>
         </w:rPr>
-        <w:hyperlink r:id="rId36" w:history="1">
+        <w:hyperlink r:id="rId37" w:history="1">
           <w:r>
             <w:rPr>
               <w:rStyle w:val="Hyperlink"/>
@@ -6214,7 +6001,7 @@
           <w:sz w:val="24"/>
           <w:u w:val="single"/>
         </w:rPr>
-        <w:hyperlink r:id="rId36" w:history="1">
+        <w:hyperlink r:id="rId37" w:history="1">
           <w:r>
             <w:rPr>
               <w:rStyle w:val="Hyperlink"/>
@@ -6232,7 +6019,7 @@
           <w:sz w:val="24"/>
           <w:u w:val="single"/>
         </w:rPr>
-        <w:hyperlink r:id="rId36" w:history="1">
+        <w:hyperlink r:id="rId37" w:history="1">
           <w:r>
             <w:rPr>
               <w:rStyle w:val="Hyperlink"/>
@@ -6340,7 +6127,7 @@
           <w:sz w:val="24"/>
           <w:u w:val="single"/>
         </w:rPr>
-        <w:hyperlink r:id="rId37" w:history="1">
+        <w:hyperlink r:id="rId38" w:history="1">
           <w:r>
             <w:rPr>
               <w:rStyle w:val="Hyperlink"/>
@@ -6358,7 +6145,7 @@
           <w:sz w:val="24"/>
           <w:u w:val="single"/>
         </w:rPr>
-        <w:hyperlink r:id="rId37" w:history="1">
+        <w:hyperlink r:id="rId38" w:history="1">
           <w:r>
             <w:rPr>
               <w:rStyle w:val="Hyperlink"/>
@@ -6376,7 +6163,7 @@
           <w:sz w:val="24"/>
           <w:u w:val="single"/>
         </w:rPr>
-        <w:hyperlink r:id="rId37" w:history="1">
+        <w:hyperlink r:id="rId38" w:history="1">
           <w:r>
             <w:rPr>
               <w:rStyle w:val="Hyperlink"/>
@@ -6394,7 +6181,7 @@
           <w:sz w:val="24"/>
           <w:u w:val="single"/>
         </w:rPr>
-        <w:hyperlink r:id="rId37" w:history="1">
+        <w:hyperlink r:id="rId38" w:history="1">
           <w:r>
             <w:rPr>
               <w:rStyle w:val="Hyperlink"/>
@@ -6422,7 +6209,7 @@
           <w:sz w:val="24"/>
           <w:u w:val="single"/>
         </w:rPr>
-        <w:hyperlink r:id="rId38" w:history="1">
+        <w:hyperlink r:id="rId39" w:history="1">
           <w:r>
             <w:rPr>
               <w:rStyle w:val="Hyperlink"/>
@@ -6451,7 +6238,7 @@
           <w:sz w:val="24"/>
           <w:u w:val="single"/>
         </w:rPr>
-        <w:hyperlink r:id="rId38" w:history="1">
+        <w:hyperlink r:id="rId39" w:history="1">
           <w:r>
             <w:rPr>
               <w:rStyle w:val="Hyperlink"/>
@@ -6579,7 +6366,7 @@
           <w:sz w:val="24"/>
           <w:u w:val="single"/>
         </w:rPr>
-        <w:hyperlink r:id="rId39" w:history="1">
+        <w:hyperlink r:id="rId40" w:history="1">
           <w:r>
             <w:rPr>
               <w:rStyle w:val="Hyperlink"/>
@@ -6597,7 +6384,7 @@
           <w:sz w:val="24"/>
           <w:u w:val="single"/>
         </w:rPr>
-        <w:hyperlink r:id="rId39" w:history="1">
+        <w:hyperlink r:id="rId40" w:history="1">
           <w:r>
             <w:rPr>
               <w:rStyle w:val="Hyperlink"/>
@@ -6725,7 +6512,7 @@
           <w:sz w:val="24"/>
           <w:u w:val="single"/>
         </w:rPr>
-        <w:hyperlink r:id="rId40" w:history="1">
+        <w:hyperlink r:id="rId41" w:history="1">
           <w:r>
             <w:rPr>
               <w:rStyle w:val="Hyperlink"/>
@@ -6743,7 +6530,7 @@
           <w:sz w:val="24"/>
           <w:u w:val="single"/>
         </w:rPr>
-        <w:hyperlink r:id="rId40" w:history="1">
+        <w:hyperlink r:id="rId41" w:history="1">
           <w:r>
             <w:rPr>
               <w:rStyle w:val="Hyperlink"/>
@@ -6761,7 +6548,7 @@
           <w:sz w:val="24"/>
           <w:u w:val="single"/>
         </w:rPr>
-        <w:hyperlink r:id="rId40" w:history="1">
+        <w:hyperlink r:id="rId41" w:history="1">
           <w:r>
             <w:rPr>
               <w:rStyle w:val="Hyperlink"/>
@@ -6779,7 +6566,7 @@
           <w:sz w:val="24"/>
           <w:u w:val="single"/>
         </w:rPr>
-        <w:hyperlink r:id="rId40" w:history="1">
+        <w:hyperlink r:id="rId41" w:history="1">
           <w:r>
             <w:rPr>
               <w:rStyle w:val="Hyperlink"/>
@@ -6897,7 +6684,7 @@
           <w:sz w:val="24"/>
           <w:u w:val="single"/>
         </w:rPr>
-        <w:hyperlink r:id="rId41" w:history="1">
+        <w:hyperlink r:id="rId42" w:history="1">
           <w:r>
             <w:rPr>
               <w:rStyle w:val="Hyperlink"/>
@@ -6915,7 +6702,7 @@
           <w:sz w:val="24"/>
           <w:u w:val="single"/>
         </w:rPr>
-        <w:hyperlink r:id="rId41" w:history="1">
+        <w:hyperlink r:id="rId42" w:history="1">
           <w:r>
             <w:rPr>
               <w:rStyle w:val="Hyperlink"/>
@@ -6933,7 +6720,7 @@
           <w:sz w:val="24"/>
           <w:u w:val="single"/>
         </w:rPr>
-        <w:hyperlink r:id="rId41" w:history="1">
+        <w:hyperlink r:id="rId42" w:history="1">
           <w:r>
             <w:rPr>
               <w:rStyle w:val="Hyperlink"/>
@@ -6951,7 +6738,7 @@
           <w:sz w:val="24"/>
           <w:u w:val="single"/>
         </w:rPr>
-        <w:hyperlink r:id="rId41" w:history="1">
+        <w:hyperlink r:id="rId42" w:history="1">
           <w:r>
             <w:rPr>
               <w:rStyle w:val="Hyperlink"/>
@@ -6997,7 +6784,7 @@
           <w:sz w:val="24"/>
           <w:u w:val="single"/>
         </w:rPr>
-        <w:hyperlink r:id="rId41" w:history="1">
+        <w:hyperlink r:id="rId42" w:history="1">
           <w:r>
             <w:rPr>
               <w:rStyle w:val="Hyperlink"/>
@@ -7026,7 +6813,7 @@
           <w:sz w:val="24"/>
           <w:u w:val="single"/>
         </w:rPr>
-        <w:hyperlink r:id="rId41" w:history="1">
+        <w:hyperlink r:id="rId43" w:history="1">
           <w:r>
             <w:rPr>
               <w:rStyle w:val="Hyperlink"/>
@@ -7037,21 +6824,13 @@
       </w:r>
       <w:r>
         <w:rPr>
-          <w:u w:val="single" w:color="0000ff"/>
           <w:rFonts w:ascii="Charis SIL Regular" w:hAnsi="Charis SIL Regular" w:eastAsia="Charis SIL Regular"/>
           <w:b w:val="0"/>
           <w:i w:val="0"/>
           <w:color w:val="000000"/>
           <w:sz w:val="24"/>
         </w:rPr>
-        <w:hyperlink r:id="rId41" w:history="1">
-          <w:r>
-            <w:rPr>
-              <w:rStyle w:val="Hyperlink"/>
-            </w:rPr>
-            <w:t xml:space="preserve">, </w:t>
-          </w:r>
-        </w:hyperlink>
+        <w:t xml:space="preserve">, </w:t>
       </w:r>
       <w:r>
         <w:rPr>
@@ -7062,7 +6841,7 @@
           <w:sz w:val="24"/>
           <w:u w:val="single"/>
         </w:rPr>
-        <w:hyperlink r:id="rId41" w:history="1">
+        <w:hyperlink r:id="rId44" w:history="1">
           <w:r>
             <w:rPr>
               <w:rStyle w:val="Hyperlink"/>
@@ -7091,7 +6870,7 @@
           <w:sz w:val="24"/>
           <w:u w:val="single"/>
         </w:rPr>
-        <w:hyperlink r:id="rId41" w:history="1">
+        <w:hyperlink r:id="rId44" w:history="1">
           <w:r>
             <w:rPr>
               <w:rStyle w:val="Hyperlink"/>

--- a/EXPORTS/DOCX/published/niveau3/English/KKZ.docx
+++ b/EXPORTS/DOCX/published/niveau3/English/KKZ.docx
@@ -226,7 +226,35 @@
           <w:color w:val="000000"/>
           <w:sz w:val="24"/>
         </w:rPr>
-        <w:t xml:space="preserve">. The museum took the form of a cabinet of curiosities and its collection comprised a </w:t>
+        <w:t>. The museum took the form of a cabinet of curiosities and its collection co</w:t>
+      </w:r>
+      <w:r>
+        <w:rPr>
+          <w:u w:val="single" w:color="0000ff"/>
+          <w:rFonts w:ascii="Charis SIL Regular" w:hAnsi="Charis SIL Regular" w:eastAsia="Charis SIL Regular"/>
+          <w:b w:val="0"/>
+          <w:i w:val="0"/>
+          <w:color w:val="000000"/>
+          <w:sz w:val="24"/>
+        </w:rPr>
+        <w:hyperlink r:id="rId9" w:history="1">
+          <w:r>
+            <w:rPr>
+              <w:rStyle w:val="Hyperlink"/>
+            </w:rPr>
+            <w:t>mpri</w:t>
+          </w:r>
+        </w:hyperlink>
+      </w:r>
+      <w:r>
+        <w:rPr>
+          <w:rFonts w:ascii="Charis SIL Regular" w:hAnsi="Charis SIL Regular" w:eastAsia="Charis SIL Regular"/>
+          <w:b w:val="0"/>
+          <w:i w:val="0"/>
+          <w:color w:val="000000"/>
+          <w:sz w:val="24"/>
+        </w:rPr>
+        <w:t xml:space="preserve">sed a </w:t>
       </w:r>
       <w:r>
         <w:rPr>
@@ -570,13 +598,31 @@
       </w:r>
       <w:r>
         <w:rPr>
+          <w:u w:val="single" w:color="0000ff"/>
           <w:rFonts w:ascii="Charis SIL Regular" w:hAnsi="Charis SIL Regular" w:eastAsia="Charis SIL Regular"/>
           <w:b w:val="0"/>
           <w:i w:val="0"/>
           <w:color w:val="000000"/>
           <w:sz w:val="24"/>
         </w:rPr>
-        <w:t xml:space="preserve">Japanese peninsula </w:t>
+        <w:hyperlink r:id="rId11" w:history="1">
+          <w:r>
+            <w:rPr>
+              <w:rStyle w:val="Hyperlink"/>
+            </w:rPr>
+            <w:t>Japanese</w:t>
+          </w:r>
+        </w:hyperlink>
+      </w:r>
+      <w:r>
+        <w:rPr>
+          <w:rFonts w:ascii="Charis SIL Regular" w:hAnsi="Charis SIL Regular" w:eastAsia="Charis SIL Regular"/>
+          <w:b w:val="0"/>
+          <w:i w:val="0"/>
+          <w:color w:val="000000"/>
+          <w:sz w:val="24"/>
+        </w:rPr>
+        <w:t xml:space="preserve"> peninsula </w:t>
       </w:r>
       <w:r>
         <w:rPr>
@@ -815,7 +861,61 @@
           <w:color w:val="000000"/>
           <w:sz w:val="24"/>
         </w:rPr>
-        <w:t xml:space="preserve"> subsequently contributed the</w:t>
+        <w:t xml:space="preserve"> subse</w:t>
+      </w:r>
+      <w:r>
+        <w:rPr>
+          <w:rFonts w:ascii="Charis SIL Regular" w:hAnsi="Charis SIL Regular" w:eastAsia="Charis SIL Regular"/>
+          <w:b w:val="0"/>
+          <w:i w:val="0"/>
+          <w:color w:val="000000"/>
+          <w:sz w:val="24"/>
+        </w:rPr>
+        <w:hyperlink r:id="rId12" w:history="1">
+          <w:r>
+            <w:rPr>
+              <w:rStyle w:val="Hyperlink"/>
+            </w:rPr>
+            <w:t>quently</w:t>
+          </w:r>
+        </w:hyperlink>
+      </w:r>
+      <w:r>
+        <w:rPr>
+          <w:rFonts w:ascii="Charis SIL Regular" w:hAnsi="Charis SIL Regular" w:eastAsia="Charis SIL Regular"/>
+          <w:b w:val="0"/>
+          <w:i w:val="0"/>
+          <w:color w:val="000000"/>
+          <w:sz w:val="24"/>
+        </w:rPr>
+        <w:t xml:space="preserve"> cont</w:t>
+      </w:r>
+      <w:r>
+        <w:rPr>
+          <w:rFonts w:ascii="Charis SIL Regular" w:hAnsi="Charis SIL Regular" w:eastAsia="Charis SIL Regular"/>
+          <w:b w:val="0"/>
+          <w:i w:val="0"/>
+          <w:color w:val="000000"/>
+          <w:sz w:val="24"/>
+        </w:rPr>
+        <w:hyperlink r:id="rId13" w:history="1">
+          <w:r>
+            <w:rPr>
+              <w:rStyle w:val="Hyperlink"/>
+            </w:rPr>
+            <w:t>ribute</w:t>
+          </w:r>
+        </w:hyperlink>
+      </w:r>
+      <w:r>
+        <w:rPr>
+          <w:rFonts w:ascii="Charis SIL Regular" w:hAnsi="Charis SIL Regular" w:eastAsia="Charis SIL Regular"/>
+          <w:b w:val="0"/>
+          <w:i w:val="0"/>
+          <w:color w:val="000000"/>
+          <w:sz w:val="24"/>
+        </w:rPr>
+        <w:t>d the</w:t>
       </w:r>
       <w:r>
         <w:rPr>
@@ -1128,13 +1228,32 @@
       </w:r>
       <w:r>
         <w:rPr>
+          <w:u w:val="single" w:color="0000ff"/>
           <w:rFonts w:ascii="Charis SIL Italic" w:hAnsi="Charis SIL Italic" w:eastAsia="Charis SIL Italic"/>
           <w:b w:val="0"/>
           <w:i/>
           <w:color w:val="000000"/>
           <w:sz w:val="24"/>
         </w:rPr>
-        <w:t>RV</w:t>
+        <w:hyperlink r:id="rId14" w:history="1">
+          <w:r>
+            <w:rPr>
+              <w:rStyle w:val="Hyperlink"/>
+            </w:rPr>
+            <w:t>R</w:t>
+          </w:r>
+        </w:hyperlink>
+      </w:r>
+      <w:r>
+        <w:rPr>
+          <w:u w:val="single" w:color="0000ff"/>
+          <w:rFonts w:ascii="Charis SIL Italic" w:hAnsi="Charis SIL Italic" w:eastAsia="Charis SIL Italic"/>
+          <w:b w:val="0"/>
+          <w:i/>
+          <w:color w:val="000000"/>
+          <w:sz w:val="24"/>
+        </w:rPr>
+        <w:t>V</w:t>
       </w:r>
       <w:r>
         <w:rPr>
@@ -1382,8 +1501,16 @@
           <w:i w:val="0"/>
           <w:color w:val="0000FF"/>
           <w:sz w:val="24"/>
-        </w:rPr>
-        <w:t>Ri</w:t>
+          <w:u w:val="single"/>
+        </w:rPr>
+        <w:hyperlink r:id="rId15" w:history="1">
+          <w:r>
+            <w:rPr>
+              <w:rStyle w:val="Hyperlink"/>
+            </w:rPr>
+            <w:t>Ri</w:t>
+          </w:r>
+        </w:hyperlink>
       </w:r>
       <w:r>
         <w:rPr>
@@ -1764,14 +1891,7 @@
           <w:color w:val="000000"/>
           <w:sz w:val="24"/>
         </w:rPr>
-        <w:hyperlink r:id="rId15" w:history="1">
-          <w:r>
-            <w:rPr>
-              <w:rStyle w:val="Hyperlink"/>
-            </w:rPr>
-            <w:t xml:space="preserve">, the </w:t>
-          </w:r>
-        </w:hyperlink>
+        <w:t xml:space="preserve">, the </w:t>
       </w:r>
       <w:r>
         <w:rPr>
@@ -1981,7 +2101,7 @@
           <w:sz w:val="24"/>
           <w:u w:val="single"/>
         </w:rPr>
-        <w:hyperlink r:id="rId16" w:history="1">
+        <w:hyperlink r:id="rId17" w:history="1">
           <w:r>
             <w:rPr>
               <w:rStyle w:val="Hyperlink"/>
@@ -2028,6 +2148,193 @@
           <w:sz w:val="24"/>
           <w:u w:val="single"/>
         </w:rPr>
+        <w:hyperlink r:id="rId16" w:history="1">
+          <w:r>
+            <w:rPr>
+              <w:rStyle w:val="Hyperlink"/>
+            </w:rPr>
+            <w:t>e</w:t>
+          </w:r>
+        </w:hyperlink>
+      </w:r>
+      <w:r>
+        <w:rPr>
+          <w:rFonts w:ascii="Charis SIL Regular" w:hAnsi="Charis SIL Regular" w:eastAsia="Charis SIL Regular"/>
+          <w:b w:val="0"/>
+          <w:i w:val="0"/>
+          <w:color w:val="0000FF"/>
+          <w:sz w:val="24"/>
+          <w:u w:val="single"/>
+        </w:rPr>
+        <w:hyperlink r:id="rId16" w:history="1">
+          <w:r>
+            <w:rPr>
+              <w:rStyle w:val="Hyperlink"/>
+            </w:rPr>
+            <w:t>nen</w:t>
+          </w:r>
+        </w:hyperlink>
+      </w:r>
+      <w:r>
+        <w:rPr>
+          <w:u w:val="single" w:color="0000ff"/>
+          <w:rFonts w:ascii="Charis SIL Regular" w:hAnsi="Charis SIL Regular" w:eastAsia="Charis SIL Regular"/>
+          <w:b w:val="0"/>
+          <w:i w:val="0"/>
+          <w:color w:val="000000"/>
+          <w:sz w:val="24"/>
+        </w:rPr>
+        <w:hyperlink r:id="rId16" w:history="1">
+          <w:r>
+            <w:rPr>
+              <w:rStyle w:val="Hyperlink"/>
+            </w:rPr>
+            <w:t>, the</w:t>
+          </w:r>
+        </w:hyperlink>
+      </w:r>
+      <w:r>
+        <w:rPr>
+          <w:u w:val="single" w:color="0000ff"/>
+          <w:rFonts w:ascii="Charis SIL Regular" w:hAnsi="Charis SIL Regular" w:eastAsia="Charis SIL Regular"/>
+          <w:b w:val="0"/>
+          <w:i w:val="0"/>
+          <w:color w:val="000000"/>
+          <w:sz w:val="24"/>
+        </w:rPr>
+        <w:t xml:space="preserve"> </w:t>
+      </w:r>
+      <w:r>
+        <w:rPr>
+          <w:rFonts w:ascii="Charis SIL Regular" w:hAnsi="Charis SIL Regular" w:eastAsia="Charis SIL Regular"/>
+          <w:b w:val="0"/>
+          <w:i w:val="0"/>
+          <w:color w:val="0000FF"/>
+          <w:sz w:val="24"/>
+          <w:u w:val="single"/>
+        </w:rPr>
+        <w:hyperlink r:id="rId16" w:history="1">
+          <w:r>
+            <w:rPr>
+              <w:rStyle w:val="Hyperlink"/>
+            </w:rPr>
+            <w:t>Ri</w:t>
+          </w:r>
+        </w:hyperlink>
+      </w:r>
+      <w:r>
+        <w:rPr>
+          <w:rFonts w:ascii="Charis SIL Regular" w:hAnsi="Charis SIL Regular" w:eastAsia="Charis SIL Regular"/>
+          <w:b w:val="0"/>
+          <w:i w:val="0"/>
+          <w:color w:val="0000FF"/>
+          <w:sz w:val="24"/>
+          <w:u w:val="single"/>
+        </w:rPr>
+        <w:hyperlink r:id="rId16" w:history="1">
+          <w:r>
+            <w:rPr>
+              <w:rStyle w:val="Hyperlink"/>
+            </w:rPr>
+            <w:t>j</w:t>
+          </w:r>
+        </w:hyperlink>
+      </w:r>
+      <w:r>
+        <w:rPr>
+          <w:rFonts w:ascii="Charis SIL Regular" w:hAnsi="Charis SIL Regular" w:eastAsia="Charis SIL Regular"/>
+          <w:b w:val="0"/>
+          <w:i w:val="0"/>
+          <w:color w:val="0000FF"/>
+          <w:sz w:val="24"/>
+          <w:u w:val="single"/>
+        </w:rPr>
+        <w:hyperlink r:id="rId16" w:history="1">
+          <w:r>
+            <w:rPr>
+              <w:rStyle w:val="Hyperlink"/>
+            </w:rPr>
+            <w:t>ksmuseum</w:t>
+          </w:r>
+        </w:hyperlink>
+      </w:r>
+      <w:r>
+        <w:rPr>
+          <w:rFonts w:ascii="Charis SIL Regular" w:hAnsi="Charis SIL Regular" w:eastAsia="Charis SIL Regular"/>
+          <w:b w:val="0"/>
+          <w:i w:val="0"/>
+          <w:color w:val="0000FF"/>
+          <w:sz w:val="24"/>
+          <w:u w:val="single"/>
+        </w:rPr>
+        <w:t xml:space="preserve"> </w:t>
+      </w:r>
+      <w:r>
+        <w:rPr>
+          <w:rFonts w:ascii="Charis SIL Regular" w:hAnsi="Charis SIL Regular" w:eastAsia="Charis SIL Regular"/>
+          <w:b w:val="0"/>
+          <w:i w:val="0"/>
+          <w:color w:val="0000FF"/>
+          <w:sz w:val="24"/>
+        </w:rPr>
+        <w:t xml:space="preserve">van </w:t>
+      </w:r>
+      <w:r>
+        <w:rPr>
+          <w:rFonts w:ascii="Charis SIL Regular" w:hAnsi="Charis SIL Regular" w:eastAsia="Charis SIL Regular"/>
+          <w:b w:val="0"/>
+          <w:i w:val="0"/>
+          <w:color w:val="0000FF"/>
+          <w:sz w:val="24"/>
+          <w:u w:val="single"/>
+        </w:rPr>
+        <w:hyperlink r:id="rId17" w:history="1">
+          <w:r>
+            <w:rPr>
+              <w:rStyle w:val="Hyperlink"/>
+            </w:rPr>
+            <w:t>Natuurlijke</w:t>
+          </w:r>
+        </w:hyperlink>
+      </w:r>
+      <w:r>
+        <w:rPr>
+          <w:rFonts w:ascii="Charis SIL Regular" w:hAnsi="Charis SIL Regular" w:eastAsia="Charis SIL Regular"/>
+          <w:b w:val="0"/>
+          <w:i w:val="0"/>
+          <w:color w:val="0000FF"/>
+          <w:sz w:val="24"/>
+          <w:u w:val="single"/>
+        </w:rPr>
+        <w:t xml:space="preserve"> </w:t>
+      </w:r>
+      <w:r>
+        <w:rPr>
+          <w:rFonts w:ascii="Charis SIL Regular" w:hAnsi="Charis SIL Regular" w:eastAsia="Charis SIL Regular"/>
+          <w:b w:val="0"/>
+          <w:i w:val="0"/>
+          <w:color w:val="0000FF"/>
+          <w:sz w:val="24"/>
+          <w:u w:val="single"/>
+        </w:rPr>
+        <w:hyperlink r:id="rId17" w:history="1">
+          <w:r>
+            <w:rPr>
+              <w:rStyle w:val="Hyperlink"/>
+            </w:rPr>
+            <w:t>Histori</w:t>
+          </w:r>
+        </w:hyperlink>
+      </w:r>
+      <w:r>
+        <w:rPr>
+          <w:rFonts w:ascii="Charis SIL Regular" w:hAnsi="Charis SIL Regular" w:eastAsia="Charis SIL Regular"/>
+          <w:b w:val="0"/>
+          <w:i w:val="0"/>
+          <w:color w:val="0000FF"/>
+          <w:sz w:val="24"/>
+          <w:u w:val="single"/>
+        </w:rPr>
         <w:hyperlink r:id="rId17" w:history="1">
           <w:r>
             <w:rPr>
@@ -2039,181 +2346,30 @@
       </w:r>
       <w:r>
         <w:rPr>
-          <w:rFonts w:ascii="Charis SIL Regular" w:hAnsi="Charis SIL Regular" w:eastAsia="Charis SIL Regular"/>
-          <w:b w:val="0"/>
-          <w:i w:val="0"/>
-          <w:color w:val="0000FF"/>
-          <w:sz w:val="24"/>
-          <w:u w:val="single"/>
-        </w:rPr>
-        <w:hyperlink r:id="rId16" w:history="1">
-          <w:r>
-            <w:rPr>
-              <w:rStyle w:val="Hyperlink"/>
-            </w:rPr>
-            <w:t>nen</w:t>
-          </w:r>
-        </w:hyperlink>
-      </w:r>
-      <w:r>
-        <w:rPr>
+          <w:u w:val="single" w:color="0000ff"/>
           <w:rFonts w:ascii="Charis SIL Regular" w:hAnsi="Charis SIL Regular" w:eastAsia="Charis SIL Regular"/>
           <w:b w:val="0"/>
           <w:i w:val="0"/>
           <w:color w:val="000000"/>
           <w:sz w:val="24"/>
-        </w:rPr>
-        <w:t xml:space="preserve">, the </w:t>
-      </w:r>
-      <w:r>
-        <w:rPr>
-          <w:rFonts w:ascii="Charis SIL Regular" w:hAnsi="Charis SIL Regular" w:eastAsia="Charis SIL Regular"/>
-          <w:b w:val="0"/>
-          <w:i w:val="0"/>
-          <w:color w:val="0000FF"/>
-          <w:sz w:val="24"/>
-          <w:u w:val="single"/>
-        </w:rPr>
-        <w:hyperlink r:id="rId16" w:history="1">
-          <w:r>
-            <w:rPr>
-              <w:rStyle w:val="Hyperlink"/>
-            </w:rPr>
-            <w:t>Ri</w:t>
-          </w:r>
-        </w:hyperlink>
-      </w:r>
-      <w:r>
-        <w:rPr>
-          <w:rFonts w:ascii="Charis SIL Regular" w:hAnsi="Charis SIL Regular" w:eastAsia="Charis SIL Regular"/>
-          <w:b w:val="0"/>
-          <w:i w:val="0"/>
-          <w:color w:val="0000FF"/>
-          <w:sz w:val="24"/>
-          <w:u w:val="single"/>
-        </w:rPr>
-        <w:hyperlink r:id="rId16" w:history="1">
-          <w:r>
-            <w:rPr>
-              <w:rStyle w:val="Hyperlink"/>
-            </w:rPr>
-            <w:t>j</w:t>
-          </w:r>
-        </w:hyperlink>
-      </w:r>
-      <w:r>
-        <w:rPr>
-          <w:rFonts w:ascii="Charis SIL Regular" w:hAnsi="Charis SIL Regular" w:eastAsia="Charis SIL Regular"/>
-          <w:b w:val="0"/>
-          <w:i w:val="0"/>
-          <w:color w:val="0000FF"/>
-          <w:sz w:val="24"/>
-          <w:u w:val="single"/>
-        </w:rPr>
-        <w:hyperlink r:id="rId16" w:history="1">
-          <w:r>
-            <w:rPr>
-              <w:rStyle w:val="Hyperlink"/>
-            </w:rPr>
-            <w:t>ksmuseum</w:t>
-          </w:r>
-        </w:hyperlink>
-      </w:r>
-      <w:r>
-        <w:rPr>
-          <w:rFonts w:ascii="Charis SIL Regular" w:hAnsi="Charis SIL Regular" w:eastAsia="Charis SIL Regular"/>
-          <w:b w:val="0"/>
-          <w:i w:val="0"/>
-          <w:color w:val="0000FF"/>
-          <w:sz w:val="24"/>
-          <w:u w:val="single"/>
-        </w:rPr>
-        <w:t xml:space="preserve"> </w:t>
-      </w:r>
-      <w:r>
-        <w:rPr>
-          <w:rFonts w:ascii="Charis SIL Regular" w:hAnsi="Charis SIL Regular" w:eastAsia="Charis SIL Regular"/>
-          <w:b w:val="0"/>
-          <w:i w:val="0"/>
-          <w:color w:val="0000FF"/>
-          <w:sz w:val="24"/>
-          <w:u w:val="single"/>
-        </w:rPr>
-        <w:hyperlink r:id="rId18" w:history="1">
-          <w:r>
-            <w:rPr>
-              <w:rStyle w:val="Hyperlink"/>
-            </w:rPr>
-            <w:t>van</w:t>
-          </w:r>
-        </w:hyperlink>
-      </w:r>
-      <w:r>
-        <w:rPr>
-          <w:rFonts w:ascii="Charis SIL Regular" w:hAnsi="Charis SIL Regular" w:eastAsia="Charis SIL Regular"/>
-          <w:b w:val="0"/>
-          <w:i w:val="0"/>
-          <w:color w:val="0000FF"/>
-          <w:sz w:val="24"/>
-          <w:u w:val="single"/>
-        </w:rPr>
-        <w:t xml:space="preserve"> </w:t>
-      </w:r>
-      <w:r>
-        <w:rPr>
-          <w:rFonts w:ascii="Charis SIL Regular" w:hAnsi="Charis SIL Regular" w:eastAsia="Charis SIL Regular"/>
-          <w:b w:val="0"/>
-          <w:i w:val="0"/>
-          <w:color w:val="0000FF"/>
-          <w:sz w:val="24"/>
-          <w:u w:val="single"/>
         </w:rPr>
         <w:hyperlink r:id="rId17" w:history="1">
           <w:r>
             <w:rPr>
               <w:rStyle w:val="Hyperlink"/>
             </w:rPr>
-            <w:t>Natuurlijke</w:t>
+            <w:t>, th</w:t>
           </w:r>
         </w:hyperlink>
       </w:r>
       <w:r>
         <w:rPr>
-          <w:rFonts w:ascii="Charis SIL Regular" w:hAnsi="Charis SIL Regular" w:eastAsia="Charis SIL Regular"/>
-          <w:b w:val="0"/>
-          <w:i w:val="0"/>
-          <w:color w:val="0000FF"/>
-          <w:sz w:val="24"/>
-          <w:u w:val="single"/>
-        </w:rPr>
-        <w:t xml:space="preserve"> </w:t>
-      </w:r>
-      <w:r>
-        <w:rPr>
-          <w:rFonts w:ascii="Charis SIL Regular" w:hAnsi="Charis SIL Regular" w:eastAsia="Charis SIL Regular"/>
-          <w:b w:val="0"/>
-          <w:i w:val="0"/>
-          <w:color w:val="0000FF"/>
-          <w:sz w:val="24"/>
-          <w:u w:val="single"/>
-        </w:rPr>
-        <w:hyperlink r:id="rId17" w:history="1">
-          <w:r>
-            <w:rPr>
-              <w:rStyle w:val="Hyperlink"/>
-            </w:rPr>
-            <w:t>Histori</w:t>
-          </w:r>
-        </w:hyperlink>
-      </w:r>
-      <w:r>
-        <w:rPr>
-          <w:rFonts w:ascii="Charis SIL Regular" w:hAnsi="Charis SIL Regular" w:eastAsia="Charis SIL Regular"/>
-          <w:b w:val="0"/>
-          <w:i w:val="0"/>
-          <w:color w:val="0000FF"/>
-          <w:sz w:val="24"/>
-          <w:u w:val="single"/>
+          <w:u w:val="single" w:color="0000ff"/>
+          <w:rFonts w:ascii="Charis SIL Regular" w:hAnsi="Charis SIL Regular" w:eastAsia="Charis SIL Regular"/>
+          <w:b w:val="0"/>
+          <w:i w:val="0"/>
+          <w:color w:val="000000"/>
+          <w:sz w:val="24"/>
         </w:rPr>
         <w:hyperlink r:id="rId17" w:history="1">
           <w:r>
@@ -2233,54 +2389,18 @@
           <w:color w:val="000000"/>
           <w:sz w:val="24"/>
         </w:rPr>
+        <w:t xml:space="preserve"> </w:t>
+      </w:r>
+      <w:r>
+        <w:rPr>
+          <w:rFonts w:ascii="Charis SIL Regular" w:hAnsi="Charis SIL Regular" w:eastAsia="Charis SIL Regular"/>
+          <w:b w:val="0"/>
+          <w:i w:val="0"/>
+          <w:color w:val="0000FF"/>
+          <w:sz w:val="24"/>
+          <w:u w:val="single"/>
+        </w:rPr>
         <w:hyperlink r:id="rId17" w:history="1">
-          <w:r>
-            <w:rPr>
-              <w:rStyle w:val="Hyperlink"/>
-            </w:rPr>
-            <w:t>, th</w:t>
-          </w:r>
-        </w:hyperlink>
-      </w:r>
-      <w:r>
-        <w:rPr>
-          <w:u w:val="single" w:color="0000ff"/>
-          <w:rFonts w:ascii="Charis SIL Regular" w:hAnsi="Charis SIL Regular" w:eastAsia="Charis SIL Regular"/>
-          <w:b w:val="0"/>
-          <w:i w:val="0"/>
-          <w:color w:val="000000"/>
-          <w:sz w:val="24"/>
-        </w:rPr>
-        <w:hyperlink r:id="rId17" w:history="1">
-          <w:r>
-            <w:rPr>
-              <w:rStyle w:val="Hyperlink"/>
-            </w:rPr>
-            <w:t>e</w:t>
-          </w:r>
-        </w:hyperlink>
-      </w:r>
-      <w:r>
-        <w:rPr>
-          <w:u w:val="single" w:color="0000ff"/>
-          <w:rFonts w:ascii="Charis SIL Regular" w:hAnsi="Charis SIL Regular" w:eastAsia="Charis SIL Regular"/>
-          <w:b w:val="0"/>
-          <w:i w:val="0"/>
-          <w:color w:val="000000"/>
-          <w:sz w:val="24"/>
-        </w:rPr>
-        <w:t xml:space="preserve"> </w:t>
-      </w:r>
-      <w:r>
-        <w:rPr>
-          <w:rFonts w:ascii="Charis SIL Regular" w:hAnsi="Charis SIL Regular" w:eastAsia="Charis SIL Regular"/>
-          <w:b w:val="0"/>
-          <w:i w:val="0"/>
-          <w:color w:val="0000FF"/>
-          <w:sz w:val="24"/>
-          <w:u w:val="single"/>
-        </w:rPr>
-        <w:hyperlink r:id="rId19" w:history="1">
           <w:r>
             <w:rPr>
               <w:rStyle w:val="Hyperlink"/>
@@ -2298,7 +2418,7 @@
           <w:sz w:val="24"/>
           <w:u w:val="single"/>
         </w:rPr>
-        <w:hyperlink r:id="rId19" w:history="1">
+        <w:hyperlink r:id="rId17" w:history="1">
           <w:r>
             <w:rPr>
               <w:rStyle w:val="Hyperlink"/>
@@ -2343,13 +2463,14 @@
           <w:i w:val="0"/>
           <w:color w:val="0000FF"/>
           <w:sz w:val="24"/>
+          <w:u w:val="single"/>
         </w:rPr>
         <w:hyperlink r:id="rId17" w:history="1">
           <w:r>
             <w:rPr>
               <w:rStyle w:val="Hyperlink"/>
             </w:rPr>
-            <w:t xml:space="preserve">van </w:t>
+            <w:t>van</w:t>
           </w:r>
         </w:hyperlink>
       </w:r>
@@ -2362,12 +2483,33 @@
           <w:sz w:val="24"/>
           <w:u w:val="single"/>
         </w:rPr>
-        <w:hyperlink r:id="rId19" w:history="1">
+        <w:t xml:space="preserve"> </w:t>
+      </w:r>
+      <w:r>
+        <w:rPr>
+          <w:rFonts w:ascii="Charis SIL Regular" w:hAnsi="Charis SIL Regular" w:eastAsia="Charis SIL Regular"/>
+          <w:b w:val="0"/>
+          <w:i w:val="0"/>
+          <w:color w:val="0000FF"/>
+          <w:sz w:val="24"/>
+        </w:rPr>
+        <w:t>G</w:t>
+      </w:r>
+      <w:r>
+        <w:rPr>
+          <w:rFonts w:ascii="Charis SIL Regular" w:hAnsi="Charis SIL Regular" w:eastAsia="Charis SIL Regular"/>
+          <w:b w:val="0"/>
+          <w:i w:val="0"/>
+          <w:color w:val="0000FF"/>
+          <w:sz w:val="24"/>
+          <w:u w:val="single"/>
+        </w:rPr>
+        <w:hyperlink r:id="rId17" w:history="1">
           <w:r>
             <w:rPr>
               <w:rStyle w:val="Hyperlink"/>
             </w:rPr>
-            <w:t>Geo</w:t>
+            <w:t>eo</w:t>
           </w:r>
         </w:hyperlink>
       </w:r>
@@ -2380,7 +2522,7 @@
           <w:sz w:val="24"/>
           <w:u w:val="single"/>
         </w:rPr>
-        <w:hyperlink r:id="rId19" w:history="1">
+        <w:hyperlink r:id="rId18" w:history="1">
           <w:r>
             <w:rPr>
               <w:rStyle w:val="Hyperlink"/>
@@ -2398,7 +2540,43 @@
           <w:sz w:val="24"/>
           <w:u w:val="single"/>
         </w:rPr>
-        <w:t>en Minera</w:t>
+        <w:hyperlink r:id="rId17" w:history="1">
+          <w:r>
+            <w:rPr>
+              <w:rStyle w:val="Hyperlink"/>
+            </w:rPr>
+            <w:t>en</w:t>
+          </w:r>
+        </w:hyperlink>
+      </w:r>
+      <w:r>
+        <w:rPr>
+          <w:rFonts w:ascii="Charis SIL Regular" w:hAnsi="Charis SIL Regular" w:eastAsia="Charis SIL Regular"/>
+          <w:b w:val="0"/>
+          <w:i w:val="0"/>
+          <w:color w:val="0000FF"/>
+          <w:sz w:val="24"/>
+          <w:u w:val="single"/>
+        </w:rPr>
+        <w:t xml:space="preserve"> </w:t>
+      </w:r>
+      <w:r>
+        <w:rPr>
+          <w:rFonts w:ascii="Charis SIL Regular" w:hAnsi="Charis SIL Regular" w:eastAsia="Charis SIL Regular"/>
+          <w:b w:val="0"/>
+          <w:i w:val="0"/>
+          <w:color w:val="0000FF"/>
+          <w:sz w:val="24"/>
+          <w:u w:val="single"/>
+        </w:rPr>
+        <w:hyperlink r:id="rId17" w:history="1">
+          <w:r>
+            <w:rPr>
+              <w:rStyle w:val="Hyperlink"/>
+            </w:rPr>
+            <w:t>Minera</w:t>
+          </w:r>
+        </w:hyperlink>
       </w:r>
       <w:r>
         <w:rPr>
@@ -2448,14 +2626,13 @@
       </w:r>
       <w:r>
         <w:rPr>
-          <w:u w:val="single" w:color="0000ff"/>
           <w:rFonts w:ascii="Charis SIL Regular" w:hAnsi="Charis SIL Regular" w:eastAsia="Charis SIL Regular"/>
           <w:b w:val="0"/>
           <w:i w:val="0"/>
           <w:color w:val="000000"/>
           <w:sz w:val="24"/>
         </w:rPr>
-        <w:hyperlink r:id="rId18" w:history="1">
+        <w:hyperlink r:id="rId19" w:history="1">
           <w:r>
             <w:rPr>
               <w:rStyle w:val="Hyperlink"/>
@@ -2473,7 +2650,7 @@
           <w:sz w:val="24"/>
           <w:u w:val="single"/>
         </w:rPr>
-        <w:hyperlink r:id="rId20" w:history="1">
+        <w:hyperlink r:id="rId19" w:history="1">
           <w:r>
             <w:rPr>
               <w:rStyle w:val="Hyperlink"/>
@@ -2491,7 +2668,7 @@
           <w:sz w:val="24"/>
           <w:u w:val="single"/>
         </w:rPr>
-        <w:hyperlink r:id="rId20" w:history="1">
+        <w:hyperlink r:id="rId19" w:history="1">
           <w:r>
             <w:rPr>
               <w:rStyle w:val="Hyperlink"/>
@@ -2509,7 +2686,7 @@
           <w:sz w:val="24"/>
           <w:u w:val="single"/>
         </w:rPr>
-        <w:hyperlink r:id="rId20" w:history="1">
+        <w:hyperlink r:id="rId19" w:history="1">
           <w:r>
             <w:rPr>
               <w:rStyle w:val="Hyperlink"/>
@@ -2527,7 +2704,14 @@
           <w:color w:val="000000"/>
           <w:sz w:val="24"/>
         </w:rPr>
-        <w:t>.</w:t>
+        <w:hyperlink r:id="rId19" w:history="1">
+          <w:r>
+            <w:rPr>
+              <w:rStyle w:val="Hyperlink"/>
+            </w:rPr>
+            <w:t>.</w:t>
+          </w:r>
+        </w:hyperlink>
       </w:r>
     </w:p>
     <w:p>
@@ -2578,12 +2762,137 @@
           <w:sz w:val="24"/>
           <w:u w:val="single"/>
         </w:rPr>
+        <w:hyperlink r:id="rId20" w:history="1">
+          <w:r>
+            <w:rPr>
+              <w:rStyle w:val="Hyperlink"/>
+            </w:rPr>
+            <w:t>Reinier</w:t>
+          </w:r>
+        </w:hyperlink>
+      </w:r>
+      <w:r>
+        <w:rPr>
+          <w:rFonts w:ascii="Charis SIL Regular" w:hAnsi="Charis SIL Regular" w:eastAsia="Charis SIL Regular"/>
+          <w:b w:val="0"/>
+          <w:i w:val="0"/>
+          <w:color w:val="0000FF"/>
+          <w:sz w:val="24"/>
+          <w:u w:val="single"/>
+        </w:rPr>
+        <w:t xml:space="preserve"> </w:t>
+      </w:r>
+      <w:r>
+        <w:rPr>
+          <w:rFonts w:ascii="Charis SIL Regular" w:hAnsi="Charis SIL Regular" w:eastAsia="Charis SIL Regular"/>
+          <w:b w:val="0"/>
+          <w:i w:val="0"/>
+          <w:color w:val="0000FF"/>
+          <w:sz w:val="24"/>
+          <w:u w:val="single"/>
+        </w:rPr>
+        <w:hyperlink r:id="rId20" w:history="1">
+          <w:r>
+            <w:rPr>
+              <w:rStyle w:val="Hyperlink"/>
+            </w:rPr>
+            <w:t>van</w:t>
+          </w:r>
+        </w:hyperlink>
+      </w:r>
+      <w:r>
+        <w:rPr>
+          <w:rFonts w:ascii="Charis SIL Regular" w:hAnsi="Charis SIL Regular" w:eastAsia="Charis SIL Regular"/>
+          <w:b w:val="0"/>
+          <w:i w:val="0"/>
+          <w:color w:val="0000FF"/>
+          <w:sz w:val="24"/>
+          <w:u w:val="single"/>
+        </w:rPr>
+        <w:t xml:space="preserve"> </w:t>
+      </w:r>
+      <w:r>
+        <w:rPr>
+          <w:rFonts w:ascii="Charis SIL Regular" w:hAnsi="Charis SIL Regular" w:eastAsia="Charis SIL Regular"/>
+          <w:b w:val="0"/>
+          <w:i w:val="0"/>
+          <w:color w:val="0000FF"/>
+          <w:sz w:val="24"/>
+          <w:u w:val="single"/>
+        </w:rPr>
+        <w:hyperlink r:id="rId20" w:history="1">
+          <w:r>
+            <w:rPr>
+              <w:rStyle w:val="Hyperlink"/>
+            </w:rPr>
+            <w:t>de</w:t>
+          </w:r>
+        </w:hyperlink>
+      </w:r>
+      <w:r>
+        <w:rPr>
+          <w:rFonts w:ascii="Charis SIL Regular" w:hAnsi="Charis SIL Regular" w:eastAsia="Charis SIL Regular"/>
+          <w:b w:val="0"/>
+          <w:i w:val="0"/>
+          <w:color w:val="0000FF"/>
+          <w:sz w:val="24"/>
+          <w:u w:val="single"/>
+        </w:rPr>
+        <w:t xml:space="preserve"> </w:t>
+      </w:r>
+      <w:r>
+        <w:rPr>
+          <w:rFonts w:ascii="Charis SIL Regular" w:hAnsi="Charis SIL Regular" w:eastAsia="Charis SIL Regular"/>
+          <w:b w:val="0"/>
+          <w:i w:val="0"/>
+          <w:color w:val="0000FF"/>
+          <w:sz w:val="24"/>
+          <w:u w:val="single"/>
+        </w:rPr>
+        <w:hyperlink r:id="rId20" w:history="1">
+          <w:r>
+            <w:rPr>
+              <w:rStyle w:val="Hyperlink"/>
+            </w:rPr>
+            <w:t>Kasteele</w:t>
+          </w:r>
+        </w:hyperlink>
+      </w:r>
+      <w:r>
+        <w:rPr>
+          <w:rFonts w:ascii="Charis SIL Regular" w:hAnsi="Charis SIL Regular" w:eastAsia="Charis SIL Regular"/>
+          <w:b w:val="0"/>
+          <w:i w:val="0"/>
+          <w:color w:val="000000"/>
+          <w:sz w:val="24"/>
+        </w:rPr>
+        <w:t xml:space="preserve">, </w:t>
+      </w:r>
+      <w:r>
+        <w:rPr>
+          <w:rFonts w:ascii="Charis SIL Regular" w:hAnsi="Charis SIL Regular" w:eastAsia="Charis SIL Regular"/>
+          <w:b w:val="0"/>
+          <w:i w:val="0"/>
+          <w:color w:val="000000"/>
+          <w:sz w:val="24"/>
+        </w:rPr>
+        <w:t xml:space="preserve">disappeared after his son </w:t>
+      </w:r>
+      <w:r>
+        <w:rPr>
+          <w:rFonts w:ascii="Charis SIL Regular" w:hAnsi="Charis SIL Regular" w:eastAsia="Charis SIL Regular"/>
+          <w:b w:val="0"/>
+          <w:i w:val="0"/>
+          <w:color w:val="0000FF"/>
+          <w:sz w:val="24"/>
+          <w:u w:val="single"/>
+        </w:rPr>
         <w:hyperlink r:id="rId21" w:history="1">
           <w:r>
             <w:rPr>
               <w:rStyle w:val="Hyperlink"/>
             </w:rPr>
-            <w:t>Reinier</w:t>
+            <w:t>Abraham</w:t>
           </w:r>
         </w:hyperlink>
       </w:r>
@@ -2682,17 +2991,243 @@
           <w:color w:val="000000"/>
           <w:sz w:val="24"/>
         </w:rPr>
-        <w:t xml:space="preserve">, </w:t>
-      </w:r>
-      <w:r>
-        <w:rPr>
+        <w:t xml:space="preserve"> succeeded him</w:t>
+      </w:r>
+      <w:r>
+        <w:rPr>
+          <w:u w:val="single" w:color="0000ff"/>
           <w:rFonts w:ascii="Charis SIL Regular" w:hAnsi="Charis SIL Regular" w:eastAsia="Charis SIL Regular"/>
           <w:b w:val="0"/>
           <w:i w:val="0"/>
           <w:color w:val="000000"/>
           <w:sz w:val="24"/>
         </w:rPr>
-        <w:t xml:space="preserve">disappeared after his son </w:t>
+        <w:hyperlink r:id="rId20" w:history="1">
+          <w:r>
+            <w:rPr>
+              <w:rStyle w:val="Hyperlink"/>
+            </w:rPr>
+            <w:t xml:space="preserve"> in 184</w:t>
+          </w:r>
+        </w:hyperlink>
+      </w:r>
+      <w:r>
+        <w:rPr>
+          <w:u w:val="single" w:color="0000ff"/>
+          <w:rFonts w:ascii="Charis SIL Regular" w:hAnsi="Charis SIL Regular" w:eastAsia="Charis SIL Regular"/>
+          <w:b w:val="0"/>
+          <w:i w:val="0"/>
+          <w:color w:val="000000"/>
+          <w:sz w:val="24"/>
+        </w:rPr>
+        <w:hyperlink r:id="rId20" w:history="1">
+          <w:r>
+            <w:rPr>
+              <w:rStyle w:val="Hyperlink"/>
+            </w:rPr>
+            <w:t>0</w:t>
+          </w:r>
+        </w:hyperlink>
+      </w:r>
+      <w:r>
+        <w:rPr>
+          <w:u w:val="single" w:color="0000ff"/>
+          <w:rFonts w:ascii="Charis SIL Regular" w:hAnsi="Charis SIL Regular" w:eastAsia="Charis SIL Regular"/>
+          <w:b w:val="0"/>
+          <w:i w:val="0"/>
+          <w:color w:val="000000"/>
+          <w:sz w:val="24"/>
+        </w:rPr>
+        <w:hyperlink r:id="rId20" w:history="1">
+          <w:r>
+            <w:rPr>
+              <w:rStyle w:val="Hyperlink"/>
+            </w:rPr>
+            <w:t>. M</w:t>
+          </w:r>
+        </w:hyperlink>
+      </w:r>
+      <w:r>
+        <w:rPr>
+          <w:u w:val="single" w:color="0000ff"/>
+          <w:rFonts w:ascii="Charis SIL Regular" w:hAnsi="Charis SIL Regular" w:eastAsia="Charis SIL Regular"/>
+          <w:b w:val="0"/>
+          <w:i w:val="0"/>
+          <w:color w:val="000000"/>
+          <w:sz w:val="24"/>
+        </w:rPr>
+        <w:hyperlink r:id="rId20" w:history="1">
+          <w:r>
+            <w:rPr>
+              <w:rStyle w:val="Hyperlink"/>
+            </w:rPr>
+            <w:t>a</w:t>
+          </w:r>
+        </w:hyperlink>
+      </w:r>
+      <w:r>
+        <w:rPr>
+          <w:u w:val="single" w:color="0000ff"/>
+          <w:rFonts w:ascii="Charis SIL Regular" w:hAnsi="Charis SIL Regular" w:eastAsia="Charis SIL Regular"/>
+          <w:b w:val="0"/>
+          <w:i w:val="0"/>
+          <w:color w:val="000000"/>
+          <w:sz w:val="24"/>
+        </w:rPr>
+        <w:hyperlink r:id="rId20" w:history="1">
+          <w:r>
+            <w:rPr>
+              <w:rStyle w:val="Hyperlink"/>
+            </w:rPr>
+            <w:t>n</w:t>
+          </w:r>
+        </w:hyperlink>
+      </w:r>
+      <w:r>
+        <w:rPr>
+          <w:u w:val="single" w:color="0000ff"/>
+          <w:rFonts w:ascii="Charis SIL Regular" w:hAnsi="Charis SIL Regular" w:eastAsia="Charis SIL Regular"/>
+          <w:b w:val="0"/>
+          <w:i w:val="0"/>
+          <w:color w:val="000000"/>
+          <w:sz w:val="24"/>
+        </w:rPr>
+        <w:hyperlink r:id="rId20" w:history="1">
+          <w:r>
+            <w:rPr>
+              <w:rStyle w:val="Hyperlink"/>
+            </w:rPr>
+            <w:t>y</w:t>
+          </w:r>
+        </w:hyperlink>
+      </w:r>
+      <w:r>
+        <w:rPr>
+          <w:u w:val="single" w:color="0000ff"/>
+          <w:rFonts w:ascii="Charis SIL Regular" w:hAnsi="Charis SIL Regular" w:eastAsia="Charis SIL Regular"/>
+          <w:b w:val="0"/>
+          <w:i w:val="0"/>
+          <w:color w:val="000000"/>
+          <w:sz w:val="24"/>
+        </w:rPr>
+        <w:hyperlink r:id="rId20" w:history="1">
+          <w:r>
+            <w:rPr>
+              <w:rStyle w:val="Hyperlink"/>
+            </w:rPr>
+            <w:t xml:space="preserve"> objects </w:t>
+          </w:r>
+        </w:hyperlink>
+      </w:r>
+      <w:r>
+        <w:rPr>
+          <w:rFonts w:ascii="Charis SIL Regular" w:hAnsi="Charis SIL Regular" w:eastAsia="Charis SIL Regular"/>
+          <w:b w:val="0"/>
+          <w:i w:val="0"/>
+          <w:color w:val="000000"/>
+          <w:sz w:val="24"/>
+        </w:rPr>
+        <w:t>also went missing or were</w:t>
+      </w:r>
+      <w:r>
+        <w:rPr>
+          <w:u w:val="single" w:color="0000ff"/>
+          <w:rFonts w:ascii="Charis SIL Regular" w:hAnsi="Charis SIL Regular" w:eastAsia="Charis SIL Regular"/>
+          <w:b w:val="0"/>
+          <w:i w:val="0"/>
+          <w:color w:val="000000"/>
+          <w:sz w:val="24"/>
+        </w:rPr>
+        <w:hyperlink r:id="rId21" w:history="1">
+          <w:r>
+            <w:rPr>
+              <w:rStyle w:val="Hyperlink"/>
+            </w:rPr>
+            <w:t xml:space="preserve"> lost duri</w:t>
+          </w:r>
+        </w:hyperlink>
+      </w:r>
+      <w:r>
+        <w:rPr>
+          <w:u w:val="single" w:color="0000ff"/>
+          <w:rFonts w:ascii="Charis SIL Regular" w:hAnsi="Charis SIL Regular" w:eastAsia="Charis SIL Regular"/>
+          <w:b w:val="0"/>
+          <w:i w:val="0"/>
+          <w:color w:val="000000"/>
+          <w:sz w:val="24"/>
+        </w:rPr>
+        <w:hyperlink r:id="rId21" w:history="1">
+          <w:r>
+            <w:rPr>
+              <w:rStyle w:val="Hyperlink"/>
+            </w:rPr>
+            <w:t>ng t</w:t>
+          </w:r>
+        </w:hyperlink>
+      </w:r>
+      <w:r>
+        <w:rPr>
+          <w:u w:val="single" w:color="0000ff"/>
+          <w:rFonts w:ascii="Charis SIL Regular" w:hAnsi="Charis SIL Regular" w:eastAsia="Charis SIL Regular"/>
+          <w:b w:val="0"/>
+          <w:i w:val="0"/>
+          <w:color w:val="000000"/>
+          <w:sz w:val="24"/>
+        </w:rPr>
+        <w:hyperlink r:id="rId21" w:history="1">
+          <w:r>
+            <w:rPr>
+              <w:rStyle w:val="Hyperlink"/>
+            </w:rPr>
+            <w:t>h</w:t>
+          </w:r>
+        </w:hyperlink>
+      </w:r>
+      <w:r>
+        <w:rPr>
+          <w:u w:val="single" w:color="0000ff"/>
+          <w:rFonts w:ascii="Charis SIL Regular" w:hAnsi="Charis SIL Regular" w:eastAsia="Charis SIL Regular"/>
+          <w:b w:val="0"/>
+          <w:i w:val="0"/>
+          <w:color w:val="000000"/>
+          <w:sz w:val="24"/>
+        </w:rPr>
+        <w:hyperlink r:id="rId21" w:history="1">
+          <w:r>
+            <w:rPr>
+              <w:rStyle w:val="Hyperlink"/>
+            </w:rPr>
+            <w:t xml:space="preserve">is </w:t>
+          </w:r>
+        </w:hyperlink>
+      </w:r>
+      <w:r>
+        <w:rPr>
+          <w:u w:val="single" w:color="0000ff"/>
+          <w:rFonts w:ascii="Charis SIL Regular" w:hAnsi="Charis SIL Regular" w:eastAsia="Charis SIL Regular"/>
+          <w:b w:val="0"/>
+          <w:i w:val="0"/>
+          <w:color w:val="000000"/>
+          <w:sz w:val="24"/>
+        </w:rPr>
+        <w:hyperlink r:id="rId21" w:history="1">
+          <w:r>
+            <w:rPr>
+              <w:rStyle w:val="Hyperlink"/>
+            </w:rPr>
+            <w:t>time. Th</w:t>
+          </w:r>
+        </w:hyperlink>
+      </w:r>
+      <w:r>
+        <w:rPr>
+          <w:rFonts w:ascii="Charis SIL Regular" w:hAnsi="Charis SIL Regular" w:eastAsia="Charis SIL Regular"/>
+          <w:b w:val="0"/>
+          <w:i w:val="0"/>
+          <w:color w:val="000000"/>
+          <w:sz w:val="24"/>
+        </w:rPr>
+        <w:t xml:space="preserve">e third and final director </w:t>
       </w:r>
       <w:r>
         <w:rPr>
@@ -2708,7 +3243,7 @@
             <w:rPr>
               <w:rStyle w:val="Hyperlink"/>
             </w:rPr>
-            <w:t>Abraham</w:t>
+            <w:t>David</w:t>
           </w:r>
         </w:hyperlink>
       </w:r>
@@ -2766,339 +3301,6 @@
             <w:rPr>
               <w:rStyle w:val="Hyperlink"/>
             </w:rPr>
-            <w:t>de</w:t>
-          </w:r>
-        </w:hyperlink>
-      </w:r>
-      <w:r>
-        <w:rPr>
-          <w:rFonts w:ascii="Charis SIL Regular" w:hAnsi="Charis SIL Regular" w:eastAsia="Charis SIL Regular"/>
-          <w:b w:val="0"/>
-          <w:i w:val="0"/>
-          <w:color w:val="0000FF"/>
-          <w:sz w:val="24"/>
-          <w:u w:val="single"/>
-        </w:rPr>
-        <w:t xml:space="preserve"> </w:t>
-      </w:r>
-      <w:r>
-        <w:rPr>
-          <w:rFonts w:ascii="Charis SIL Regular" w:hAnsi="Charis SIL Regular" w:eastAsia="Charis SIL Regular"/>
-          <w:b w:val="0"/>
-          <w:i w:val="0"/>
-          <w:color w:val="0000FF"/>
-          <w:sz w:val="24"/>
-          <w:u w:val="single"/>
-        </w:rPr>
-        <w:hyperlink r:id="rId22" w:history="1">
-          <w:r>
-            <w:rPr>
-              <w:rStyle w:val="Hyperlink"/>
-            </w:rPr>
-            <w:t>Kasteele</w:t>
-          </w:r>
-        </w:hyperlink>
-      </w:r>
-      <w:r>
-        <w:rPr>
-          <w:rFonts w:ascii="Charis SIL Regular" w:hAnsi="Charis SIL Regular" w:eastAsia="Charis SIL Regular"/>
-          <w:b w:val="0"/>
-          <w:i w:val="0"/>
-          <w:color w:val="000000"/>
-          <w:sz w:val="24"/>
-        </w:rPr>
-        <w:t xml:space="preserve"> succeeded him</w:t>
-      </w:r>
-      <w:r>
-        <w:rPr>
-          <w:u w:val="single" w:color="0000ff"/>
-          <w:rFonts w:ascii="Charis SIL Regular" w:hAnsi="Charis SIL Regular" w:eastAsia="Charis SIL Regular"/>
-          <w:b w:val="0"/>
-          <w:i w:val="0"/>
-          <w:color w:val="000000"/>
-          <w:sz w:val="24"/>
-        </w:rPr>
-        <w:hyperlink r:id="rId21" w:history="1">
-          <w:r>
-            <w:rPr>
-              <w:rStyle w:val="Hyperlink"/>
-            </w:rPr>
-            <w:t xml:space="preserve"> in 184</w:t>
-          </w:r>
-        </w:hyperlink>
-      </w:r>
-      <w:r>
-        <w:rPr>
-          <w:u w:val="single" w:color="0000ff"/>
-          <w:rFonts w:ascii="Charis SIL Regular" w:hAnsi="Charis SIL Regular" w:eastAsia="Charis SIL Regular"/>
-          <w:b w:val="0"/>
-          <w:i w:val="0"/>
-          <w:color w:val="000000"/>
-          <w:sz w:val="24"/>
-        </w:rPr>
-        <w:hyperlink r:id="rId21" w:history="1">
-          <w:r>
-            <w:rPr>
-              <w:rStyle w:val="Hyperlink"/>
-            </w:rPr>
-            <w:t>0</w:t>
-          </w:r>
-        </w:hyperlink>
-      </w:r>
-      <w:r>
-        <w:rPr>
-          <w:u w:val="single" w:color="0000ff"/>
-          <w:rFonts w:ascii="Charis SIL Regular" w:hAnsi="Charis SIL Regular" w:eastAsia="Charis SIL Regular"/>
-          <w:b w:val="0"/>
-          <w:i w:val="0"/>
-          <w:color w:val="000000"/>
-          <w:sz w:val="24"/>
-        </w:rPr>
-        <w:hyperlink r:id="rId21" w:history="1">
-          <w:r>
-            <w:rPr>
-              <w:rStyle w:val="Hyperlink"/>
-            </w:rPr>
-            <w:t>. M</w:t>
-          </w:r>
-        </w:hyperlink>
-      </w:r>
-      <w:r>
-        <w:rPr>
-          <w:u w:val="single" w:color="0000ff"/>
-          <w:rFonts w:ascii="Charis SIL Regular" w:hAnsi="Charis SIL Regular" w:eastAsia="Charis SIL Regular"/>
-          <w:b w:val="0"/>
-          <w:i w:val="0"/>
-          <w:color w:val="000000"/>
-          <w:sz w:val="24"/>
-        </w:rPr>
-        <w:hyperlink r:id="rId21" w:history="1">
-          <w:r>
-            <w:rPr>
-              <w:rStyle w:val="Hyperlink"/>
-            </w:rPr>
-            <w:t>a</w:t>
-          </w:r>
-        </w:hyperlink>
-      </w:r>
-      <w:r>
-        <w:rPr>
-          <w:u w:val="single" w:color="0000ff"/>
-          <w:rFonts w:ascii="Charis SIL Regular" w:hAnsi="Charis SIL Regular" w:eastAsia="Charis SIL Regular"/>
-          <w:b w:val="0"/>
-          <w:i w:val="0"/>
-          <w:color w:val="000000"/>
-          <w:sz w:val="24"/>
-        </w:rPr>
-        <w:hyperlink r:id="rId21" w:history="1">
-          <w:r>
-            <w:rPr>
-              <w:rStyle w:val="Hyperlink"/>
-            </w:rPr>
-            <w:t>n</w:t>
-          </w:r>
-        </w:hyperlink>
-      </w:r>
-      <w:r>
-        <w:rPr>
-          <w:u w:val="single" w:color="0000ff"/>
-          <w:rFonts w:ascii="Charis SIL Regular" w:hAnsi="Charis SIL Regular" w:eastAsia="Charis SIL Regular"/>
-          <w:b w:val="0"/>
-          <w:i w:val="0"/>
-          <w:color w:val="000000"/>
-          <w:sz w:val="24"/>
-        </w:rPr>
-        <w:hyperlink r:id="rId21" w:history="1">
-          <w:r>
-            <w:rPr>
-              <w:rStyle w:val="Hyperlink"/>
-            </w:rPr>
-            <w:t>y</w:t>
-          </w:r>
-        </w:hyperlink>
-      </w:r>
-      <w:r>
-        <w:rPr>
-          <w:u w:val="single" w:color="0000ff"/>
-          <w:rFonts w:ascii="Charis SIL Regular" w:hAnsi="Charis SIL Regular" w:eastAsia="Charis SIL Regular"/>
-          <w:b w:val="0"/>
-          <w:i w:val="0"/>
-          <w:color w:val="000000"/>
-          <w:sz w:val="24"/>
-        </w:rPr>
-        <w:hyperlink r:id="rId21" w:history="1">
-          <w:r>
-            <w:rPr>
-              <w:rStyle w:val="Hyperlink"/>
-            </w:rPr>
-            <w:t xml:space="preserve"> objects </w:t>
-          </w:r>
-        </w:hyperlink>
-      </w:r>
-      <w:r>
-        <w:rPr>
-          <w:rFonts w:ascii="Charis SIL Regular" w:hAnsi="Charis SIL Regular" w:eastAsia="Charis SIL Regular"/>
-          <w:b w:val="0"/>
-          <w:i w:val="0"/>
-          <w:color w:val="000000"/>
-          <w:sz w:val="24"/>
-        </w:rPr>
-        <w:t>also went missing or were lost duri</w:t>
-      </w:r>
-      <w:r>
-        <w:rPr>
-          <w:u w:val="single" w:color="0000ff"/>
-          <w:rFonts w:ascii="Charis SIL Regular" w:hAnsi="Charis SIL Regular" w:eastAsia="Charis SIL Regular"/>
-          <w:b w:val="0"/>
-          <w:i w:val="0"/>
-          <w:color w:val="000000"/>
-          <w:sz w:val="24"/>
-        </w:rPr>
-        <w:hyperlink r:id="rId22" w:history="1">
-          <w:r>
-            <w:rPr>
-              <w:rStyle w:val="Hyperlink"/>
-            </w:rPr>
-            <w:t>ng t</w:t>
-          </w:r>
-        </w:hyperlink>
-      </w:r>
-      <w:r>
-        <w:rPr>
-          <w:u w:val="single" w:color="0000ff"/>
-          <w:rFonts w:ascii="Charis SIL Regular" w:hAnsi="Charis SIL Regular" w:eastAsia="Charis SIL Regular"/>
-          <w:b w:val="0"/>
-          <w:i w:val="0"/>
-          <w:color w:val="000000"/>
-          <w:sz w:val="24"/>
-        </w:rPr>
-        <w:hyperlink r:id="rId22" w:history="1">
-          <w:r>
-            <w:rPr>
-              <w:rStyle w:val="Hyperlink"/>
-            </w:rPr>
-            <w:t>h</w:t>
-          </w:r>
-        </w:hyperlink>
-      </w:r>
-      <w:r>
-        <w:rPr>
-          <w:u w:val="single" w:color="0000ff"/>
-          <w:rFonts w:ascii="Charis SIL Regular" w:hAnsi="Charis SIL Regular" w:eastAsia="Charis SIL Regular"/>
-          <w:b w:val="0"/>
-          <w:i w:val="0"/>
-          <w:color w:val="000000"/>
-          <w:sz w:val="24"/>
-        </w:rPr>
-        <w:hyperlink r:id="rId22" w:history="1">
-          <w:r>
-            <w:rPr>
-              <w:rStyle w:val="Hyperlink"/>
-            </w:rPr>
-            <w:t xml:space="preserve">is </w:t>
-          </w:r>
-        </w:hyperlink>
-      </w:r>
-      <w:r>
-        <w:rPr>
-          <w:u w:val="single" w:color="0000ff"/>
-          <w:rFonts w:ascii="Charis SIL Regular" w:hAnsi="Charis SIL Regular" w:eastAsia="Charis SIL Regular"/>
-          <w:b w:val="0"/>
-          <w:i w:val="0"/>
-          <w:color w:val="000000"/>
-          <w:sz w:val="24"/>
-        </w:rPr>
-        <w:hyperlink r:id="rId22" w:history="1">
-          <w:r>
-            <w:rPr>
-              <w:rStyle w:val="Hyperlink"/>
-            </w:rPr>
-            <w:t>time. Th</w:t>
-          </w:r>
-        </w:hyperlink>
-      </w:r>
-      <w:r>
-        <w:rPr>
-          <w:rFonts w:ascii="Charis SIL Regular" w:hAnsi="Charis SIL Regular" w:eastAsia="Charis SIL Regular"/>
-          <w:b w:val="0"/>
-          <w:i w:val="0"/>
-          <w:color w:val="000000"/>
-          <w:sz w:val="24"/>
-        </w:rPr>
-        <w:t xml:space="preserve">e third and final director </w:t>
-      </w:r>
-      <w:r>
-        <w:rPr>
-          <w:rFonts w:ascii="Charis SIL Regular" w:hAnsi="Charis SIL Regular" w:eastAsia="Charis SIL Regular"/>
-          <w:b w:val="0"/>
-          <w:i w:val="0"/>
-          <w:color w:val="0000FF"/>
-          <w:sz w:val="24"/>
-          <w:u w:val="single"/>
-        </w:rPr>
-        <w:hyperlink r:id="rId23" w:history="1">
-          <w:r>
-            <w:rPr>
-              <w:rStyle w:val="Hyperlink"/>
-            </w:rPr>
-            <w:t>David</w:t>
-          </w:r>
-        </w:hyperlink>
-      </w:r>
-      <w:r>
-        <w:rPr>
-          <w:rFonts w:ascii="Charis SIL Regular" w:hAnsi="Charis SIL Regular" w:eastAsia="Charis SIL Regular"/>
-          <w:b w:val="0"/>
-          <w:i w:val="0"/>
-          <w:color w:val="0000FF"/>
-          <w:sz w:val="24"/>
-          <w:u w:val="single"/>
-        </w:rPr>
-        <w:t xml:space="preserve"> </w:t>
-      </w:r>
-      <w:r>
-        <w:rPr>
-          <w:rFonts w:ascii="Charis SIL Regular" w:hAnsi="Charis SIL Regular" w:eastAsia="Charis SIL Regular"/>
-          <w:b w:val="0"/>
-          <w:i w:val="0"/>
-          <w:color w:val="0000FF"/>
-          <w:sz w:val="24"/>
-          <w:u w:val="single"/>
-        </w:rPr>
-        <w:hyperlink r:id="rId23" w:history="1">
-          <w:r>
-            <w:rPr>
-              <w:rStyle w:val="Hyperlink"/>
-            </w:rPr>
-            <w:t>van</w:t>
-          </w:r>
-        </w:hyperlink>
-      </w:r>
-      <w:r>
-        <w:rPr>
-          <w:rFonts w:ascii="Charis SIL Regular" w:hAnsi="Charis SIL Regular" w:eastAsia="Charis SIL Regular"/>
-          <w:b w:val="0"/>
-          <w:i w:val="0"/>
-          <w:color w:val="0000FF"/>
-          <w:sz w:val="24"/>
-          <w:u w:val="single"/>
-        </w:rPr>
-        <w:t xml:space="preserve"> </w:t>
-      </w:r>
-      <w:r>
-        <w:rPr>
-          <w:rFonts w:ascii="Charis SIL Regular" w:hAnsi="Charis SIL Regular" w:eastAsia="Charis SIL Regular"/>
-          <w:b w:val="0"/>
-          <w:i w:val="0"/>
-          <w:color w:val="0000FF"/>
-          <w:sz w:val="24"/>
-          <w:u w:val="single"/>
-        </w:rPr>
-        <w:hyperlink r:id="rId23" w:history="1">
-          <w:r>
-            <w:rPr>
-              <w:rStyle w:val="Hyperlink"/>
-            </w:rPr>
             <w:t xml:space="preserve">der </w:t>
           </w:r>
         </w:hyperlink>
@@ -3112,7 +3314,7 @@
           <w:sz w:val="24"/>
           <w:u w:val="single"/>
         </w:rPr>
-        <w:hyperlink r:id="rId23" w:history="1">
+        <w:hyperlink r:id="rId22" w:history="1">
           <w:r>
             <w:rPr>
               <w:rStyle w:val="Hyperlink"/>
@@ -3140,7 +3342,7 @@
           <w:color w:val="000000"/>
           <w:sz w:val="24"/>
         </w:rPr>
-        <w:hyperlink r:id="rId23" w:history="1">
+        <w:hyperlink r:id="rId22" w:history="1">
           <w:r>
             <w:rPr>
               <w:rStyle w:val="Hyperlink"/>
@@ -3158,7 +3360,7 @@
           <w:color w:val="000000"/>
           <w:sz w:val="24"/>
         </w:rPr>
-        <w:hyperlink r:id="rId23" w:history="1">
+        <w:hyperlink r:id="rId22" w:history="1">
           <w:r>
             <w:rPr>
               <w:rStyle w:val="Hyperlink"/>
@@ -3176,7 +3378,7 @@
           <w:color w:val="000000"/>
           <w:sz w:val="24"/>
         </w:rPr>
-        <w:hyperlink r:id="rId23" w:history="1">
+        <w:hyperlink r:id="rId22" w:history="1">
           <w:r>
             <w:rPr>
               <w:rStyle w:val="Hyperlink"/>
@@ -3204,7 +3406,7 @@
           <w:color w:val="000000"/>
           <w:sz w:val="24"/>
         </w:rPr>
-        <w:hyperlink r:id="rId23" w:history="1">
+        <w:hyperlink r:id="rId22" w:history="1">
           <w:r>
             <w:rPr>
               <w:rStyle w:val="Hyperlink"/>
@@ -3221,7 +3423,7 @@
           <w:color w:val="000000"/>
           <w:sz w:val="24"/>
         </w:rPr>
-        <w:hyperlink r:id="rId23" w:history="1">
+        <w:hyperlink r:id="rId22" w:history="1">
           <w:r>
             <w:rPr>
               <w:rStyle w:val="Hyperlink"/>
@@ -3249,7 +3451,7 @@
           <w:color w:val="000000"/>
           <w:sz w:val="24"/>
         </w:rPr>
-        <w:hyperlink r:id="rId23" w:history="1">
+        <w:hyperlink r:id="rId22" w:history="1">
           <w:r>
             <w:rPr>
               <w:rStyle w:val="Hyperlink"/>
@@ -3340,7 +3542,7 @@
           <w:sz w:val="24"/>
           <w:u w:val="single"/>
         </w:rPr>
-        <w:hyperlink r:id="rId24" w:history="1">
+        <w:hyperlink r:id="rId23" w:history="1">
           <w:r>
             <w:rPr>
               <w:rStyle w:val="Hyperlink"/>
@@ -3358,7 +3560,7 @@
           <w:sz w:val="24"/>
           <w:u w:val="single"/>
         </w:rPr>
-        <w:hyperlink r:id="rId24" w:history="1">
+        <w:hyperlink r:id="rId23" w:history="1">
           <w:r>
             <w:rPr>
               <w:rStyle w:val="Hyperlink"/>
@@ -3387,7 +3589,7 @@
           <w:sz w:val="24"/>
           <w:u w:val="single"/>
         </w:rPr>
-        <w:hyperlink r:id="rId24" w:history="1">
+        <w:hyperlink r:id="rId23" w:history="1">
           <w:r>
             <w:rPr>
               <w:rStyle w:val="Hyperlink"/>
@@ -3507,7 +3709,7 @@
           <w:sz w:val="24"/>
           <w:u w:val="single"/>
         </w:rPr>
-        <w:hyperlink r:id="rId25" w:history="1">
+        <w:hyperlink r:id="rId24" w:history="1">
           <w:r>
             <w:rPr>
               <w:rStyle w:val="Hyperlink"/>
@@ -3536,7 +3738,7 @@
           <w:sz w:val="24"/>
           <w:u w:val="single"/>
         </w:rPr>
-        <w:hyperlink r:id="rId25" w:history="1">
+        <w:hyperlink r:id="rId24" w:history="1">
           <w:r>
             <w:rPr>
               <w:rStyle w:val="Hyperlink"/>
@@ -3565,7 +3767,7 @@
           <w:sz w:val="24"/>
           <w:u w:val="single"/>
         </w:rPr>
-        <w:hyperlink r:id="rId25" w:history="1">
+        <w:hyperlink r:id="rId24" w:history="1">
           <w:r>
             <w:rPr>
               <w:rStyle w:val="Hyperlink"/>
@@ -3594,7 +3796,7 @@
           <w:sz w:val="24"/>
           <w:u w:val="single"/>
         </w:rPr>
-        <w:hyperlink r:id="rId25" w:history="1">
+        <w:hyperlink r:id="rId24" w:history="1">
           <w:r>
             <w:rPr>
               <w:rStyle w:val="Hyperlink"/>
@@ -3623,7 +3825,7 @@
           <w:sz w:val="24"/>
           <w:u w:val="single"/>
         </w:rPr>
-        <w:hyperlink r:id="rId25" w:history="1">
+        <w:hyperlink r:id="rId24" w:history="1">
           <w:r>
             <w:rPr>
               <w:rStyle w:val="Hyperlink"/>
@@ -3650,7 +3852,7 @@
           <w:color w:val="000000"/>
           <w:sz w:val="24"/>
         </w:rPr>
-        <w:t>by officials of the Ministry of the Interior that a</w:t>
+        <w:t>by officials of the Ministry of the Interior that are relevant to research in</w:t>
       </w:r>
       <w:r>
         <w:rPr>
@@ -3661,115 +3863,7 @@
           <w:color w:val="000000"/>
           <w:sz w:val="24"/>
         </w:rPr>
-        <w:hyperlink r:id="rId25" w:history="1">
-          <w:r>
-            <w:rPr>
-              <w:rStyle w:val="Hyperlink"/>
-            </w:rPr>
-            <w:t>re releva</w:t>
-          </w:r>
-        </w:hyperlink>
-      </w:r>
-      <w:r>
-        <w:rPr>
-          <w:u w:val="single" w:color="0000ff"/>
-          <w:rFonts w:ascii="Charis SIL Regular" w:hAnsi="Charis SIL Regular" w:eastAsia="Charis SIL Regular"/>
-          <w:b w:val="0"/>
-          <w:i w:val="0"/>
-          <w:color w:val="000000"/>
-          <w:sz w:val="24"/>
-        </w:rPr>
-        <w:hyperlink r:id="rId25" w:history="1">
-          <w:r>
-            <w:rPr>
-              <w:rStyle w:val="Hyperlink"/>
-            </w:rPr>
-            <w:t>n</w:t>
-          </w:r>
-        </w:hyperlink>
-      </w:r>
-      <w:r>
-        <w:rPr>
-          <w:u w:val="single" w:color="0000ff"/>
-          <w:rFonts w:ascii="Charis SIL Regular" w:hAnsi="Charis SIL Regular" w:eastAsia="Charis SIL Regular"/>
-          <w:b w:val="0"/>
-          <w:i w:val="0"/>
-          <w:color w:val="000000"/>
-          <w:sz w:val="24"/>
-        </w:rPr>
-        <w:hyperlink r:id="rId25" w:history="1">
-          <w:r>
-            <w:rPr>
-              <w:rStyle w:val="Hyperlink"/>
-            </w:rPr>
-            <w:t>t to rese</w:t>
-          </w:r>
-        </w:hyperlink>
-      </w:r>
-      <w:r>
-        <w:rPr>
-          <w:u w:val="single" w:color="0000ff"/>
-          <w:rFonts w:ascii="Charis SIL Regular" w:hAnsi="Charis SIL Regular" w:eastAsia="Charis SIL Regular"/>
-          <w:b w:val="0"/>
-          <w:i w:val="0"/>
-          <w:color w:val="000000"/>
-          <w:sz w:val="24"/>
-        </w:rPr>
-        <w:hyperlink r:id="rId25" w:history="1">
-          <w:r>
-            <w:rPr>
-              <w:rStyle w:val="Hyperlink"/>
-            </w:rPr>
-            <w:t>a</w:t>
-          </w:r>
-        </w:hyperlink>
-      </w:r>
-      <w:r>
-        <w:rPr>
-          <w:u w:val="single" w:color="0000ff"/>
-          <w:rFonts w:ascii="Charis SIL Regular" w:hAnsi="Charis SIL Regular" w:eastAsia="Charis SIL Regular"/>
-          <w:b w:val="0"/>
-          <w:i w:val="0"/>
-          <w:color w:val="000000"/>
-          <w:sz w:val="24"/>
-        </w:rPr>
-        <w:hyperlink r:id="rId25" w:history="1">
-          <w:r>
-            <w:rPr>
-              <w:rStyle w:val="Hyperlink"/>
-            </w:rPr>
-            <w:t>rc</w:t>
-          </w:r>
-        </w:hyperlink>
-      </w:r>
-      <w:r>
-        <w:rPr>
-          <w:u w:val="single" w:color="0000ff"/>
-          <w:rFonts w:ascii="Charis SIL Regular" w:hAnsi="Charis SIL Regular" w:eastAsia="Charis SIL Regular"/>
-          <w:b w:val="0"/>
-          <w:i w:val="0"/>
-          <w:color w:val="000000"/>
-          <w:sz w:val="24"/>
-        </w:rPr>
-        <w:hyperlink r:id="rId25" w:history="1">
-          <w:r>
-            <w:rPr>
-              <w:rStyle w:val="Hyperlink"/>
-            </w:rPr>
-            <w:t>h in</w:t>
-          </w:r>
-        </w:hyperlink>
-      </w:r>
-      <w:r>
-        <w:rPr>
-          <w:u w:val="single" w:color="0000ff"/>
-          <w:rFonts w:ascii="Charis SIL Regular" w:hAnsi="Charis SIL Regular" w:eastAsia="Charis SIL Regular"/>
-          <w:b w:val="0"/>
-          <w:i w:val="0"/>
-          <w:color w:val="000000"/>
-          <w:sz w:val="24"/>
-        </w:rPr>
-        <w:hyperlink r:id="rId25" w:history="1">
+        <w:hyperlink r:id="rId24" w:history="1">
           <w:r>
             <w:rPr>
               <w:rStyle w:val="Hyperlink"/>
@@ -3807,7 +3901,7 @@
           <w:sz w:val="24"/>
           <w:u w:val="single"/>
         </w:rPr>
-        <w:hyperlink r:id="rId26" w:history="1">
+        <w:hyperlink r:id="rId25" w:history="1">
           <w:r>
             <w:rPr>
               <w:rStyle w:val="Hyperlink"/>
@@ -3845,7 +3939,7 @@
           <w:color w:val="000000"/>
           <w:sz w:val="24"/>
         </w:rPr>
-        <w:hyperlink r:id="rId26" w:history="1">
+        <w:hyperlink r:id="rId25" w:history="1">
           <w:r>
             <w:rPr>
               <w:rStyle w:val="Hyperlink"/>
@@ -4310,7 +4404,7 @@
           <w:color w:val="0000FF"/>
           <w:sz w:val="24"/>
         </w:rPr>
-        <w:hyperlink r:id="rId27" w:history="1">
+        <w:hyperlink r:id="rId26" w:history="1">
           <w:r>
             <w:rPr>
               <w:rStyle w:val="Hyperlink"/>
@@ -4327,7 +4421,7 @@
           <w:color w:val="0000FF"/>
           <w:sz w:val="24"/>
         </w:rPr>
-        <w:hyperlink r:id="rId27" w:history="1">
+        <w:hyperlink r:id="rId26" w:history="1">
           <w:r>
             <w:rPr>
               <w:rStyle w:val="Hyperlink"/>
@@ -4435,7 +4529,7 @@
           <w:sz w:val="24"/>
           <w:u w:val="single"/>
         </w:rPr>
-        <w:hyperlink r:id="rId28" w:history="1">
+        <w:hyperlink r:id="rId27" w:history="1">
           <w:r>
             <w:rPr>
               <w:rStyle w:val="Hyperlink"/>
@@ -4453,7 +4547,7 @@
           <w:sz w:val="24"/>
           <w:u w:val="single"/>
         </w:rPr>
-        <w:hyperlink r:id="rId28" w:history="1">
+        <w:hyperlink r:id="rId27" w:history="1">
           <w:r>
             <w:rPr>
               <w:rStyle w:val="Hyperlink"/>
@@ -4471,7 +4565,7 @@
           <w:sz w:val="24"/>
           <w:u w:val="single"/>
         </w:rPr>
-        <w:hyperlink r:id="rId28" w:history="1">
+        <w:hyperlink r:id="rId27" w:history="1">
           <w:r>
             <w:rPr>
               <w:rStyle w:val="Hyperlink"/>
@@ -4489,7 +4583,7 @@
           <w:sz w:val="24"/>
           <w:u w:val="single"/>
         </w:rPr>
-        <w:hyperlink r:id="rId28" w:history="1">
+        <w:hyperlink r:id="rId27" w:history="1">
           <w:r>
             <w:rPr>
               <w:rStyle w:val="Hyperlink"/>
@@ -4507,7 +4601,7 @@
           <w:sz w:val="24"/>
           <w:u w:val="single"/>
         </w:rPr>
-        <w:hyperlink r:id="rId28" w:history="1">
+        <w:hyperlink r:id="rId27" w:history="1">
           <w:r>
             <w:rPr>
               <w:rStyle w:val="Hyperlink"/>
@@ -4525,7 +4619,7 @@
           <w:sz w:val="24"/>
           <w:u w:val="single"/>
         </w:rPr>
-        <w:hyperlink r:id="rId28" w:history="1">
+        <w:hyperlink r:id="rId27" w:history="1">
           <w:r>
             <w:rPr>
               <w:rStyle w:val="Hyperlink"/>
@@ -4543,7 +4637,7 @@
           <w:sz w:val="24"/>
           <w:u w:val="single"/>
         </w:rPr>
-        <w:hyperlink r:id="rId28" w:history="1">
+        <w:hyperlink r:id="rId27" w:history="1">
           <w:r>
             <w:rPr>
               <w:rStyle w:val="Hyperlink"/>
@@ -4561,7 +4655,7 @@
           <w:sz w:val="24"/>
           <w:u w:val="single"/>
         </w:rPr>
-        <w:hyperlink r:id="rId28" w:history="1">
+        <w:hyperlink r:id="rId27" w:history="1">
           <w:r>
             <w:rPr>
               <w:rStyle w:val="Hyperlink"/>
@@ -4579,7 +4673,7 @@
           <w:sz w:val="24"/>
           <w:u w:val="single"/>
         </w:rPr>
-        <w:hyperlink r:id="rId28" w:history="1">
+        <w:hyperlink r:id="rId27" w:history="1">
           <w:r>
             <w:rPr>
               <w:rStyle w:val="Hyperlink"/>
@@ -4736,7 +4830,7 @@
           <w:sz w:val="24"/>
           <w:u w:val="single"/>
         </w:rPr>
-        <w:hyperlink r:id="rId29" w:history="1">
+        <w:hyperlink r:id="rId28" w:history="1">
           <w:r>
             <w:rPr>
               <w:rStyle w:val="Hyperlink"/>
@@ -4754,7 +4848,7 @@
           <w:sz w:val="24"/>
           <w:u w:val="single"/>
         </w:rPr>
-        <w:hyperlink r:id="rId29" w:history="1">
+        <w:hyperlink r:id="rId28" w:history="1">
           <w:r>
             <w:rPr>
               <w:rStyle w:val="Hyperlink"/>
@@ -4772,7 +4866,7 @@
           <w:sz w:val="24"/>
           <w:u w:val="single"/>
         </w:rPr>
-        <w:hyperlink r:id="rId29" w:history="1">
+        <w:hyperlink r:id="rId28" w:history="1">
           <w:r>
             <w:rPr>
               <w:rStyle w:val="Hyperlink"/>
@@ -4790,7 +4884,7 @@
           <w:sz w:val="24"/>
           <w:u w:val="single"/>
         </w:rPr>
-        <w:hyperlink r:id="rId29" w:history="1">
+        <w:hyperlink r:id="rId28" w:history="1">
           <w:r>
             <w:rPr>
               <w:rStyle w:val="Hyperlink"/>
@@ -4808,7 +4902,7 @@
           <w:sz w:val="24"/>
           <w:u w:val="single"/>
         </w:rPr>
-        <w:hyperlink r:id="rId29" w:history="1">
+        <w:hyperlink r:id="rId28" w:history="1">
           <w:r>
             <w:rPr>
               <w:rStyle w:val="Hyperlink"/>
@@ -4826,7 +4920,7 @@
           <w:sz w:val="24"/>
           <w:u w:val="single"/>
         </w:rPr>
-        <w:hyperlink r:id="rId29" w:history="1">
+        <w:hyperlink r:id="rId28" w:history="1">
           <w:r>
             <w:rPr>
               <w:rStyle w:val="Hyperlink"/>
@@ -4844,7 +4938,7 @@
           <w:sz w:val="24"/>
           <w:u w:val="single"/>
         </w:rPr>
-        <w:hyperlink r:id="rId29" w:history="1">
+        <w:hyperlink r:id="rId28" w:history="1">
           <w:r>
             <w:rPr>
               <w:rStyle w:val="Hyperlink"/>
@@ -4952,7 +5046,7 @@
           <w:sz w:val="24"/>
           <w:u w:val="single"/>
         </w:rPr>
-        <w:hyperlink r:id="rId30" w:history="1">
+        <w:hyperlink r:id="rId29" w:history="1">
           <w:r>
             <w:rPr>
               <w:rStyle w:val="Hyperlink"/>
@@ -4970,7 +5064,7 @@
           <w:sz w:val="24"/>
           <w:u w:val="single"/>
         </w:rPr>
-        <w:hyperlink r:id="rId30" w:history="1">
+        <w:hyperlink r:id="rId29" w:history="1">
           <w:r>
             <w:rPr>
               <w:rStyle w:val="Hyperlink"/>
@@ -4988,7 +5082,7 @@
           <w:sz w:val="24"/>
           <w:u w:val="single"/>
         </w:rPr>
-        <w:hyperlink r:id="rId30" w:history="1">
+        <w:hyperlink r:id="rId29" w:history="1">
           <w:r>
             <w:rPr>
               <w:rStyle w:val="Hyperlink"/>
@@ -5006,7 +5100,7 @@
           <w:sz w:val="24"/>
           <w:u w:val="single"/>
         </w:rPr>
-        <w:hyperlink r:id="rId30" w:history="1">
+        <w:hyperlink r:id="rId29" w:history="1">
           <w:r>
             <w:rPr>
               <w:rStyle w:val="Hyperlink"/>
@@ -5024,7 +5118,7 @@
           <w:sz w:val="24"/>
           <w:u w:val="single"/>
         </w:rPr>
-        <w:hyperlink r:id="rId30" w:history="1">
+        <w:hyperlink r:id="rId29" w:history="1">
           <w:r>
             <w:rPr>
               <w:rStyle w:val="Hyperlink"/>
@@ -5042,12 +5136,12 @@
           <w:sz w:val="24"/>
           <w:u w:val="single"/>
         </w:rPr>
-        <w:hyperlink r:id="rId30" w:history="1">
+        <w:hyperlink r:id="rId29" w:history="1">
           <w:r>
             <w:rPr>
               <w:rStyle w:val="Hyperlink"/>
             </w:rPr>
-            <w:t>f</w:t>
+            <w:t>fi</w:t>
           </w:r>
         </w:hyperlink>
       </w:r>
@@ -5060,25 +5154,7 @@
           <w:sz w:val="24"/>
           <w:u w:val="single"/>
         </w:rPr>
-        <w:hyperlink r:id="rId30" w:history="1">
-          <w:r>
-            <w:rPr>
-              <w:rStyle w:val="Hyperlink"/>
-            </w:rPr>
-            <w:t>i</w:t>
-          </w:r>
-        </w:hyperlink>
-      </w:r>
-      <w:r>
-        <w:rPr>
-          <w:rFonts w:ascii="Charis SIL Regular" w:hAnsi="Charis SIL Regular" w:eastAsia="Charis SIL Regular"/>
-          <w:b w:val="0"/>
-          <w:i w:val="0"/>
-          <w:color w:val="0000FF"/>
-          <w:sz w:val="24"/>
-          <w:u w:val="single"/>
-        </w:rPr>
-        <w:hyperlink r:id="rId30" w:history="1">
+        <w:hyperlink r:id="rId29" w:history="1">
           <w:r>
             <w:rPr>
               <w:rStyle w:val="Hyperlink"/>
@@ -5094,8 +5170,9 @@
           <w:i w:val="0"/>
           <w:color w:val="0000FF"/>
           <w:sz w:val="24"/>
-        </w:rPr>
-        <w:hyperlink r:id="rId30" w:history="1">
+          <w:u w:val="single"/>
+        </w:rPr>
+        <w:hyperlink r:id="rId29" w:history="1">
           <w:r>
             <w:rPr>
               <w:rStyle w:val="Hyperlink"/>
@@ -5111,6 +5188,7 @@
           <w:i w:val="0"/>
           <w:color w:val="0000FF"/>
           <w:sz w:val="24"/>
+          <w:u w:val="single"/>
         </w:rPr>
         <w:t>/</w:t>
       </w:r>
@@ -5123,12 +5201,12 @@
           <w:sz w:val="24"/>
           <w:u w:val="single"/>
         </w:rPr>
-        <w:hyperlink r:id="rId30" w:history="1">
+        <w:hyperlink r:id="rId29" w:history="1">
           <w:r>
             <w:rPr>
               <w:rStyle w:val="Hyperlink"/>
             </w:rPr>
-            <w:t>NL-</w:t>
+            <w:t>NL</w:t>
           </w:r>
         </w:hyperlink>
       </w:r>
@@ -5139,9 +5217,19 @@
           <w:i w:val="0"/>
           <w:color w:val="0000FF"/>
           <w:sz w:val="24"/>
+        </w:rPr>
+        <w:t>-</w:t>
+      </w:r>
+      <w:r>
+        <w:rPr>
+          <w:rFonts w:ascii="Charis SIL Regular" w:hAnsi="Charis SIL Regular" w:eastAsia="Charis SIL Regular"/>
+          <w:b w:val="0"/>
+          <w:i w:val="0"/>
+          <w:color w:val="0000FF"/>
+          <w:sz w:val="24"/>
           <w:u w:val="single"/>
         </w:rPr>
-        <w:hyperlink r:id="rId30" w:history="1">
+        <w:hyperlink r:id="rId29" w:history="1">
           <w:r>
             <w:rPr>
               <w:rStyle w:val="Hyperlink"/>
@@ -5238,7 +5326,7 @@
           <w:color w:val="0000FF"/>
           <w:sz w:val="24"/>
         </w:rPr>
-        <w:hyperlink r:id="rId31" w:history="1">
+        <w:hyperlink r:id="rId30" w:history="1">
           <w:r>
             <w:rPr>
               <w:rStyle w:val="Hyperlink"/>
@@ -5255,7 +5343,7 @@
           <w:color w:val="0000FF"/>
           <w:sz w:val="24"/>
         </w:rPr>
-        <w:hyperlink r:id="rId31" w:history="1">
+        <w:hyperlink r:id="rId30" w:history="1">
           <w:r>
             <w:rPr>
               <w:rStyle w:val="Hyperlink"/>
@@ -5352,7 +5440,7 @@
           <w:color w:val="0000FF"/>
           <w:sz w:val="24"/>
         </w:rPr>
-        <w:hyperlink r:id="rId32" w:history="1">
+        <w:hyperlink r:id="rId31" w:history="1">
           <w:r>
             <w:rPr>
               <w:rStyle w:val="Hyperlink"/>
@@ -5369,7 +5457,7 @@
           <w:color w:val="0000FF"/>
           <w:sz w:val="24"/>
         </w:rPr>
-        <w:hyperlink r:id="rId32" w:history="1">
+        <w:hyperlink r:id="rId31" w:history="1">
           <w:r>
             <w:rPr>
               <w:rStyle w:val="Hyperlink"/>
@@ -5489,7 +5577,7 @@
           <w:color w:val="0000FF"/>
           <w:sz w:val="24"/>
         </w:rPr>
-        <w:hyperlink r:id="rId33" w:history="1">
+        <w:hyperlink r:id="rId32" w:history="1">
           <w:r>
             <w:rPr>
               <w:rStyle w:val="Hyperlink"/>
@@ -5506,7 +5594,7 @@
           <w:color w:val="0000FF"/>
           <w:sz w:val="24"/>
         </w:rPr>
-        <w:hyperlink r:id="rId33" w:history="1">
+        <w:hyperlink r:id="rId32" w:history="1">
           <w:r>
             <w:rPr>
               <w:rStyle w:val="Hyperlink"/>
@@ -5634,7 +5722,7 @@
           <w:sz w:val="24"/>
           <w:u w:val="single"/>
         </w:rPr>
-        <w:hyperlink r:id="rId34" w:history="1">
+        <w:hyperlink r:id="rId33" w:history="1">
           <w:r>
             <w:rPr>
               <w:rStyle w:val="Hyperlink"/>
@@ -5652,7 +5740,7 @@
           <w:sz w:val="24"/>
           <w:u w:val="single"/>
         </w:rPr>
-        <w:hyperlink r:id="rId34" w:history="1">
+        <w:hyperlink r:id="rId33" w:history="1">
           <w:r>
             <w:rPr>
               <w:rStyle w:val="Hyperlink"/>
@@ -5670,7 +5758,7 @@
           <w:sz w:val="24"/>
           <w:u w:val="single"/>
         </w:rPr>
-        <w:hyperlink r:id="rId34" w:history="1">
+        <w:hyperlink r:id="rId33" w:history="1">
           <w:r>
             <w:rPr>
               <w:rStyle w:val="Hyperlink"/>
@@ -5698,7 +5786,7 @@
           <w:sz w:val="24"/>
           <w:u w:val="single"/>
         </w:rPr>
-        <w:hyperlink r:id="rId35" w:history="1">
+        <w:hyperlink r:id="rId34" w:history="1">
           <w:r>
             <w:rPr>
               <w:rStyle w:val="Hyperlink"/>
@@ -5727,7 +5815,7 @@
           <w:sz w:val="24"/>
           <w:u w:val="single"/>
         </w:rPr>
-        <w:hyperlink r:id="rId35" w:history="1">
+        <w:hyperlink r:id="rId34" w:history="1">
           <w:r>
             <w:rPr>
               <w:rStyle w:val="Hyperlink"/>
@@ -5854,7 +5942,7 @@
           <w:sz w:val="24"/>
           <w:u w:val="single"/>
         </w:rPr>
-        <w:hyperlink r:id="rId36" w:history="1">
+        <w:hyperlink r:id="rId35" w:history="1">
           <w:r>
             <w:rPr>
               <w:rStyle w:val="Hyperlink"/>
@@ -5883,7 +5971,7 @@
           <w:sz w:val="24"/>
           <w:u w:val="single"/>
         </w:rPr>
-        <w:hyperlink r:id="rId36" w:history="1">
+        <w:hyperlink r:id="rId35" w:history="1">
           <w:r>
             <w:rPr>
               <w:rStyle w:val="Hyperlink"/>
@@ -5911,7 +5999,7 @@
           <w:sz w:val="24"/>
           <w:u w:val="single"/>
         </w:rPr>
-        <w:hyperlink r:id="rId37" w:history="1">
+        <w:hyperlink r:id="rId36" w:history="1">
           <w:r>
             <w:rPr>
               <w:rStyle w:val="Hyperlink"/>
@@ -5929,7 +6017,7 @@
           <w:sz w:val="24"/>
           <w:u w:val="single"/>
         </w:rPr>
-        <w:hyperlink r:id="rId37" w:history="1">
+        <w:hyperlink r:id="rId36" w:history="1">
           <w:r>
             <w:rPr>
               <w:rStyle w:val="Hyperlink"/>
@@ -5947,7 +6035,7 @@
           <w:sz w:val="24"/>
           <w:u w:val="single"/>
         </w:rPr>
-        <w:hyperlink r:id="rId37" w:history="1">
+        <w:hyperlink r:id="rId36" w:history="1">
           <w:r>
             <w:rPr>
               <w:rStyle w:val="Hyperlink"/>
@@ -5965,7 +6053,7 @@
           <w:sz w:val="24"/>
           <w:u w:val="single"/>
         </w:rPr>
-        <w:hyperlink r:id="rId37" w:history="1">
+        <w:hyperlink r:id="rId36" w:history="1">
           <w:r>
             <w:rPr>
               <w:rStyle w:val="Hyperlink"/>
@@ -5983,7 +6071,7 @@
           <w:sz w:val="24"/>
           <w:u w:val="single"/>
         </w:rPr>
-        <w:hyperlink r:id="rId37" w:history="1">
+        <w:hyperlink r:id="rId36" w:history="1">
           <w:r>
             <w:rPr>
               <w:rStyle w:val="Hyperlink"/>
@@ -6001,7 +6089,7 @@
           <w:sz w:val="24"/>
           <w:u w:val="single"/>
         </w:rPr>
-        <w:hyperlink r:id="rId37" w:history="1">
+        <w:hyperlink r:id="rId36" w:history="1">
           <w:r>
             <w:rPr>
               <w:rStyle w:val="Hyperlink"/>
@@ -6019,7 +6107,7 @@
           <w:sz w:val="24"/>
           <w:u w:val="single"/>
         </w:rPr>
-        <w:hyperlink r:id="rId37" w:history="1">
+        <w:hyperlink r:id="rId36" w:history="1">
           <w:r>
             <w:rPr>
               <w:rStyle w:val="Hyperlink"/>
@@ -6127,7 +6215,7 @@
           <w:sz w:val="24"/>
           <w:u w:val="single"/>
         </w:rPr>
-        <w:hyperlink r:id="rId38" w:history="1">
+        <w:hyperlink r:id="rId37" w:history="1">
           <w:r>
             <w:rPr>
               <w:rStyle w:val="Hyperlink"/>
@@ -6145,7 +6233,7 @@
           <w:sz w:val="24"/>
           <w:u w:val="single"/>
         </w:rPr>
-        <w:hyperlink r:id="rId38" w:history="1">
+        <w:hyperlink r:id="rId37" w:history="1">
           <w:r>
             <w:rPr>
               <w:rStyle w:val="Hyperlink"/>
@@ -6163,7 +6251,7 @@
           <w:sz w:val="24"/>
           <w:u w:val="single"/>
         </w:rPr>
-        <w:hyperlink r:id="rId38" w:history="1">
+        <w:hyperlink r:id="rId37" w:history="1">
           <w:r>
             <w:rPr>
               <w:rStyle w:val="Hyperlink"/>
@@ -6181,7 +6269,7 @@
           <w:sz w:val="24"/>
           <w:u w:val="single"/>
         </w:rPr>
-        <w:hyperlink r:id="rId38" w:history="1">
+        <w:hyperlink r:id="rId37" w:history="1">
           <w:r>
             <w:rPr>
               <w:rStyle w:val="Hyperlink"/>
@@ -6209,7 +6297,7 @@
           <w:sz w:val="24"/>
           <w:u w:val="single"/>
         </w:rPr>
-        <w:hyperlink r:id="rId39" w:history="1">
+        <w:hyperlink r:id="rId38" w:history="1">
           <w:r>
             <w:rPr>
               <w:rStyle w:val="Hyperlink"/>
@@ -6238,7 +6326,7 @@
           <w:sz w:val="24"/>
           <w:u w:val="single"/>
         </w:rPr>
-        <w:hyperlink r:id="rId39" w:history="1">
+        <w:hyperlink r:id="rId38" w:history="1">
           <w:r>
             <w:rPr>
               <w:rStyle w:val="Hyperlink"/>
@@ -6366,7 +6454,7 @@
           <w:sz w:val="24"/>
           <w:u w:val="single"/>
         </w:rPr>
-        <w:hyperlink r:id="rId40" w:history="1">
+        <w:hyperlink r:id="rId39" w:history="1">
           <w:r>
             <w:rPr>
               <w:rStyle w:val="Hyperlink"/>
@@ -6384,7 +6472,7 @@
           <w:sz w:val="24"/>
           <w:u w:val="single"/>
         </w:rPr>
-        <w:hyperlink r:id="rId40" w:history="1">
+        <w:hyperlink r:id="rId39" w:history="1">
           <w:r>
             <w:rPr>
               <w:rStyle w:val="Hyperlink"/>
@@ -6512,7 +6600,7 @@
           <w:sz w:val="24"/>
           <w:u w:val="single"/>
         </w:rPr>
-        <w:hyperlink r:id="rId41" w:history="1">
+        <w:hyperlink r:id="rId40" w:history="1">
           <w:r>
             <w:rPr>
               <w:rStyle w:val="Hyperlink"/>
@@ -6530,7 +6618,7 @@
           <w:sz w:val="24"/>
           <w:u w:val="single"/>
         </w:rPr>
-        <w:hyperlink r:id="rId41" w:history="1">
+        <w:hyperlink r:id="rId40" w:history="1">
           <w:r>
             <w:rPr>
               <w:rStyle w:val="Hyperlink"/>
@@ -6548,7 +6636,7 @@
           <w:sz w:val="24"/>
           <w:u w:val="single"/>
         </w:rPr>
-        <w:hyperlink r:id="rId41" w:history="1">
+        <w:hyperlink r:id="rId40" w:history="1">
           <w:r>
             <w:rPr>
               <w:rStyle w:val="Hyperlink"/>
@@ -6566,7 +6654,7 @@
           <w:sz w:val="24"/>
           <w:u w:val="single"/>
         </w:rPr>
-        <w:hyperlink r:id="rId41" w:history="1">
+        <w:hyperlink r:id="rId40" w:history="1">
           <w:r>
             <w:rPr>
               <w:rStyle w:val="Hyperlink"/>
@@ -6684,7 +6772,7 @@
           <w:sz w:val="24"/>
           <w:u w:val="single"/>
         </w:rPr>
-        <w:hyperlink r:id="rId42" w:history="1">
+        <w:hyperlink r:id="rId41" w:history="1">
           <w:r>
             <w:rPr>
               <w:rStyle w:val="Hyperlink"/>
@@ -6702,7 +6790,7 @@
           <w:sz w:val="24"/>
           <w:u w:val="single"/>
         </w:rPr>
-        <w:hyperlink r:id="rId42" w:history="1">
+        <w:hyperlink r:id="rId41" w:history="1">
           <w:r>
             <w:rPr>
               <w:rStyle w:val="Hyperlink"/>
@@ -6720,7 +6808,7 @@
           <w:sz w:val="24"/>
           <w:u w:val="single"/>
         </w:rPr>
-        <w:hyperlink r:id="rId42" w:history="1">
+        <w:hyperlink r:id="rId41" w:history="1">
           <w:r>
             <w:rPr>
               <w:rStyle w:val="Hyperlink"/>
@@ -6738,7 +6826,7 @@
           <w:sz w:val="24"/>
           <w:u w:val="single"/>
         </w:rPr>
-        <w:hyperlink r:id="rId42" w:history="1">
+        <w:hyperlink r:id="rId41" w:history="1">
           <w:r>
             <w:rPr>
               <w:rStyle w:val="Hyperlink"/>
@@ -6766,7 +6854,7 @@
           <w:sz w:val="24"/>
           <w:u w:val="single"/>
         </w:rPr>
-        <w:hyperlink r:id="rId42" w:history="1">
+        <w:hyperlink r:id="rId41" w:history="1">
           <w:r>
             <w:rPr>
               <w:rStyle w:val="Hyperlink"/>
@@ -6784,7 +6872,7 @@
           <w:sz w:val="24"/>
           <w:u w:val="single"/>
         </w:rPr>
-        <w:hyperlink r:id="rId42" w:history="1">
+        <w:hyperlink r:id="rId41" w:history="1">
           <w:r>
             <w:rPr>
               <w:rStyle w:val="Hyperlink"/>
@@ -6813,7 +6901,7 @@
           <w:sz w:val="24"/>
           <w:u w:val="single"/>
         </w:rPr>
-        <w:hyperlink r:id="rId43" w:history="1">
+        <w:hyperlink r:id="rId42" w:history="1">
           <w:r>
             <w:rPr>
               <w:rStyle w:val="Hyperlink"/>
@@ -6824,13 +6912,21 @@
       </w:r>
       <w:r>
         <w:rPr>
+          <w:u w:val="single" w:color="0000ff"/>
           <w:rFonts w:ascii="Charis SIL Regular" w:hAnsi="Charis SIL Regular" w:eastAsia="Charis SIL Regular"/>
           <w:b w:val="0"/>
           <w:i w:val="0"/>
           <w:color w:val="000000"/>
           <w:sz w:val="24"/>
         </w:rPr>
-        <w:t xml:space="preserve">, </w:t>
+        <w:hyperlink r:id="rId41" w:history="1">
+          <w:r>
+            <w:rPr>
+              <w:rStyle w:val="Hyperlink"/>
+            </w:rPr>
+            <w:t xml:space="preserve">, </w:t>
+          </w:r>
+        </w:hyperlink>
       </w:r>
       <w:r>
         <w:rPr>
@@ -6841,7 +6937,7 @@
           <w:sz w:val="24"/>
           <w:u w:val="single"/>
         </w:rPr>
-        <w:hyperlink r:id="rId44" w:history="1">
+        <w:hyperlink r:id="rId41" w:history="1">
           <w:r>
             <w:rPr>
               <w:rStyle w:val="Hyperlink"/>
@@ -6870,7 +6966,7 @@
           <w:sz w:val="24"/>
           <w:u w:val="single"/>
         </w:rPr>
-        <w:hyperlink r:id="rId44" w:history="1">
+        <w:hyperlink r:id="rId43" w:history="1">
           <w:r>
             <w:rPr>
               <w:rStyle w:val="Hyperlink"/>

--- a/EXPORTS/DOCX/published/niveau3/English/KKZ.docx
+++ b/EXPORTS/DOCX/published/niveau3/English/KKZ.docx
@@ -915,7 +915,31 @@
           <w:color w:val="000000"/>
           <w:sz w:val="24"/>
         </w:rPr>
-        <w:t>d the</w:t>
+        <w:hyperlink r:id="rId13" w:history="1">
+          <w:r>
+            <w:rPr>
+              <w:rStyle w:val="Hyperlink"/>
+            </w:rPr>
+            <w:t>d</w:t>
+          </w:r>
+        </w:hyperlink>
+      </w:r>
+      <w:r>
+        <w:rPr>
+          <w:rFonts w:ascii="Charis SIL Regular" w:hAnsi="Charis SIL Regular" w:eastAsia="Charis SIL Regular"/>
+          <w:b w:val="0"/>
+          <w:i w:val="0"/>
+          <w:color w:val="000000"/>
+          <w:sz w:val="24"/>
+        </w:rPr>
+        <w:hyperlink r:id="rId13" w:history="1">
+          <w:r>
+            <w:rPr>
+              <w:rStyle w:val="Hyperlink"/>
+            </w:rPr>
+            <w:t xml:space="preserve"> the</w:t>
+          </w:r>
+        </w:hyperlink>
       </w:r>
       <w:r>
         <w:rPr>
@@ -1759,7 +1783,6 @@
           <w:i w:val="0"/>
           <w:color w:val="0000FF"/>
           <w:sz w:val="24"/>
-          <w:u w:val="single"/>
         </w:rPr>
         <w:hyperlink r:id="rId16" w:history="1">
           <w:r>
@@ -1779,7 +1802,7 @@
           <w:sz w:val="24"/>
           <w:u w:val="single"/>
         </w:rPr>
-        <w:hyperlink r:id="rId16" w:history="1">
+        <w:hyperlink r:id="rId15" w:history="1">
           <w:r>
             <w:rPr>
               <w:rStyle w:val="Hyperlink"/>
@@ -1808,7 +1831,7 @@
           <w:sz w:val="24"/>
           <w:u w:val="single"/>
         </w:rPr>
-        <w:hyperlink r:id="rId16" w:history="1">
+        <w:hyperlink r:id="rId15" w:history="1">
           <w:r>
             <w:rPr>
               <w:rStyle w:val="Hyperlink"/>
@@ -1837,7 +1860,7 @@
           <w:sz w:val="24"/>
           <w:u w:val="single"/>
         </w:rPr>
-        <w:hyperlink r:id="rId16" w:history="1">
+        <w:hyperlink r:id="rId15" w:history="1">
           <w:r>
             <w:rPr>
               <w:rStyle w:val="Hyperlink"/>
@@ -1855,7 +1878,7 @@
           <w:sz w:val="24"/>
           <w:u w:val="single"/>
         </w:rPr>
-        <w:hyperlink r:id="rId16" w:history="1">
+        <w:hyperlink r:id="rId15" w:history="1">
           <w:r>
             <w:rPr>
               <w:rStyle w:val="Hyperlink"/>
@@ -1873,7 +1896,7 @@
           <w:sz w:val="24"/>
           <w:u w:val="single"/>
         </w:rPr>
-        <w:hyperlink r:id="rId16" w:history="1">
+        <w:hyperlink r:id="rId15" w:history="1">
           <w:r>
             <w:rPr>
               <w:rStyle w:val="Hyperlink"/>
@@ -1891,7 +1914,14 @@
           <w:color w:val="000000"/>
           <w:sz w:val="24"/>
         </w:rPr>
-        <w:t xml:space="preserve">, the </w:t>
+        <w:hyperlink r:id="rId15" w:history="1">
+          <w:r>
+            <w:rPr>
+              <w:rStyle w:val="Hyperlink"/>
+            </w:rPr>
+            <w:t xml:space="preserve">, the </w:t>
+          </w:r>
+        </w:hyperlink>
       </w:r>
       <w:r>
         <w:rPr>
@@ -1902,7 +1932,7 @@
           <w:sz w:val="24"/>
           <w:u w:val="single"/>
         </w:rPr>
-        <w:hyperlink r:id="rId17" w:history="1">
+        <w:hyperlink r:id="rId15" w:history="1">
           <w:r>
             <w:rPr>
               <w:rStyle w:val="Hyperlink"/>
@@ -2101,7 +2131,7 @@
           <w:sz w:val="24"/>
           <w:u w:val="single"/>
         </w:rPr>
-        <w:hyperlink r:id="rId17" w:history="1">
+        <w:hyperlink r:id="rId16" w:history="1">
           <w:r>
             <w:rPr>
               <w:rStyle w:val="Hyperlink"/>
@@ -2130,7 +2160,7 @@
           <w:sz w:val="24"/>
           <w:u w:val="single"/>
         </w:rPr>
-        <w:hyperlink r:id="rId17" w:history="1">
+        <w:hyperlink r:id="rId16" w:history="1">
           <w:r>
             <w:rPr>
               <w:rStyle w:val="Hyperlink"/>
@@ -2177,32 +2207,13 @@
       </w:r>
       <w:r>
         <w:rPr>
-          <w:u w:val="single" w:color="0000ff"/>
           <w:rFonts w:ascii="Charis SIL Regular" w:hAnsi="Charis SIL Regular" w:eastAsia="Charis SIL Regular"/>
           <w:b w:val="0"/>
           <w:i w:val="0"/>
           <w:color w:val="000000"/>
           <w:sz w:val="24"/>
         </w:rPr>
-        <w:hyperlink r:id="rId16" w:history="1">
-          <w:r>
-            <w:rPr>
-              <w:rStyle w:val="Hyperlink"/>
-            </w:rPr>
-            <w:t>, the</w:t>
-          </w:r>
-        </w:hyperlink>
-      </w:r>
-      <w:r>
-        <w:rPr>
-          <w:u w:val="single" w:color="0000ff"/>
-          <w:rFonts w:ascii="Charis SIL Regular" w:hAnsi="Charis SIL Regular" w:eastAsia="Charis SIL Regular"/>
-          <w:b w:val="0"/>
-          <w:i w:val="0"/>
-          <w:color w:val="000000"/>
-          <w:sz w:val="24"/>
-        </w:rPr>
-        <w:t xml:space="preserve"> </w:t>
+        <w:t xml:space="preserve">, the </w:t>
       </w:r>
       <w:r>
         <w:rPr>
@@ -2276,8 +2287,27 @@
           <w:i w:val="0"/>
           <w:color w:val="0000FF"/>
           <w:sz w:val="24"/>
-        </w:rPr>
-        <w:t xml:space="preserve">van </w:t>
+          <w:u w:val="single"/>
+        </w:rPr>
+        <w:hyperlink r:id="rId18" w:history="1">
+          <w:r>
+            <w:rPr>
+              <w:rStyle w:val="Hyperlink"/>
+            </w:rPr>
+            <w:t>van</w:t>
+          </w:r>
+        </w:hyperlink>
+      </w:r>
+      <w:r>
+        <w:rPr>
+          <w:rFonts w:ascii="Charis SIL Regular" w:hAnsi="Charis SIL Regular" w:eastAsia="Charis SIL Regular"/>
+          <w:b w:val="0"/>
+          <w:i w:val="0"/>
+          <w:color w:val="0000FF"/>
+          <w:sz w:val="24"/>
+          <w:u w:val="single"/>
+        </w:rPr>
+        <w:t xml:space="preserve"> </w:t>
       </w:r>
       <w:r>
         <w:rPr>
@@ -2364,32 +2394,13 @@
       </w:r>
       <w:r>
         <w:rPr>
-          <w:u w:val="single" w:color="0000ff"/>
           <w:rFonts w:ascii="Charis SIL Regular" w:hAnsi="Charis SIL Regular" w:eastAsia="Charis SIL Regular"/>
           <w:b w:val="0"/>
           <w:i w:val="0"/>
           <w:color w:val="000000"/>
           <w:sz w:val="24"/>
         </w:rPr>
-        <w:hyperlink r:id="rId17" w:history="1">
-          <w:r>
-            <w:rPr>
-              <w:rStyle w:val="Hyperlink"/>
-            </w:rPr>
-            <w:t>e</w:t>
-          </w:r>
-        </w:hyperlink>
-      </w:r>
-      <w:r>
-        <w:rPr>
-          <w:u w:val="single" w:color="0000ff"/>
-          <w:rFonts w:ascii="Charis SIL Regular" w:hAnsi="Charis SIL Regular" w:eastAsia="Charis SIL Regular"/>
-          <w:b w:val="0"/>
-          <w:i w:val="0"/>
-          <w:color w:val="000000"/>
-          <w:sz w:val="24"/>
-        </w:rPr>
-        <w:t xml:space="preserve"> </w:t>
+        <w:t xml:space="preserve">e </w:t>
       </w:r>
       <w:r>
         <w:rPr>
@@ -2492,6 +2503,7 @@
           <w:i w:val="0"/>
           <w:color w:val="0000FF"/>
           <w:sz w:val="24"/>
+          <w:u w:val="single"/>
         </w:rPr>
         <w:t>G</w:t>
       </w:r>
@@ -2522,7 +2534,7 @@
           <w:sz w:val="24"/>
           <w:u w:val="single"/>
         </w:rPr>
-        <w:hyperlink r:id="rId18" w:history="1">
+        <w:hyperlink r:id="rId19" w:history="1">
           <w:r>
             <w:rPr>
               <w:rStyle w:val="Hyperlink"/>
@@ -2626,13 +2638,14 @@
       </w:r>
       <w:r>
         <w:rPr>
+          <w:u w:val="single" w:color="0000ff"/>
           <w:rFonts w:ascii="Charis SIL Regular" w:hAnsi="Charis SIL Regular" w:eastAsia="Charis SIL Regular"/>
           <w:b w:val="0"/>
           <w:i w:val="0"/>
           <w:color w:val="000000"/>
           <w:sz w:val="24"/>
         </w:rPr>
-        <w:hyperlink r:id="rId19" w:history="1">
+        <w:hyperlink r:id="rId18" w:history="1">
           <w:r>
             <w:rPr>
               <w:rStyle w:val="Hyperlink"/>
@@ -2650,7 +2663,7 @@
           <w:sz w:val="24"/>
           <w:u w:val="single"/>
         </w:rPr>
-        <w:hyperlink r:id="rId19" w:history="1">
+        <w:hyperlink r:id="rId18" w:history="1">
           <w:r>
             <w:rPr>
               <w:rStyle w:val="Hyperlink"/>
@@ -2668,7 +2681,7 @@
           <w:sz w:val="24"/>
           <w:u w:val="single"/>
         </w:rPr>
-        <w:hyperlink r:id="rId19" w:history="1">
+        <w:hyperlink r:id="rId18" w:history="1">
           <w:r>
             <w:rPr>
               <w:rStyle w:val="Hyperlink"/>
@@ -2686,7 +2699,7 @@
           <w:sz w:val="24"/>
           <w:u w:val="single"/>
         </w:rPr>
-        <w:hyperlink r:id="rId19" w:history="1">
+        <w:hyperlink r:id="rId18" w:history="1">
           <w:r>
             <w:rPr>
               <w:rStyle w:val="Hyperlink"/>
@@ -2704,7 +2717,7 @@
           <w:color w:val="000000"/>
           <w:sz w:val="24"/>
         </w:rPr>
-        <w:hyperlink r:id="rId19" w:history="1">
+        <w:hyperlink r:id="rId18" w:history="1">
           <w:r>
             <w:rPr>
               <w:rStyle w:val="Hyperlink"/>
@@ -3389,6 +3402,7 @@
       </w:r>
       <w:r>
         <w:rPr>
+          <w:u w:val="single" w:color="0000ff"/>
           <w:rFonts w:ascii="Charis SIL Regular" w:hAnsi="Charis SIL Regular" w:eastAsia="Charis SIL Regular"/>
           <w:b w:val="0"/>
           <w:i w:val="0"/>
@@ -3411,9 +3425,19 @@
             <w:rPr>
               <w:rStyle w:val="Hyperlink"/>
             </w:rPr>
-            <w:t>ert</w:t>
+            <w:t>er</w:t>
           </w:r>
         </w:hyperlink>
+      </w:r>
+      <w:r>
+        <w:rPr>
+          <w:rFonts w:ascii="Charis SIL Regular" w:hAnsi="Charis SIL Regular" w:eastAsia="Charis SIL Regular"/>
+          <w:b w:val="0"/>
+          <w:i w:val="0"/>
+          <w:color w:val="000000"/>
+          <w:sz w:val="24"/>
+        </w:rPr>
+        <w:t>t</w:t>
       </w:r>
       <w:r>
         <w:rPr>
@@ -3852,7 +3876,115 @@
           <w:color w:val="000000"/>
           <w:sz w:val="24"/>
         </w:rPr>
-        <w:t>by officials of the Ministry of the Interior that are relevant to research in</w:t>
+        <w:t>by officials of the Ministry of the Interior that a</w:t>
+      </w:r>
+      <w:r>
+        <w:rPr>
+          <w:u w:val="single" w:color="0000ff"/>
+          <w:rFonts w:ascii="Charis SIL Regular" w:hAnsi="Charis SIL Regular" w:eastAsia="Charis SIL Regular"/>
+          <w:b w:val="0"/>
+          <w:i w:val="0"/>
+          <w:color w:val="000000"/>
+          <w:sz w:val="24"/>
+        </w:rPr>
+        <w:hyperlink r:id="rId24" w:history="1">
+          <w:r>
+            <w:rPr>
+              <w:rStyle w:val="Hyperlink"/>
+            </w:rPr>
+            <w:t>re releva</w:t>
+          </w:r>
+        </w:hyperlink>
+      </w:r>
+      <w:r>
+        <w:rPr>
+          <w:u w:val="single" w:color="0000ff"/>
+          <w:rFonts w:ascii="Charis SIL Regular" w:hAnsi="Charis SIL Regular" w:eastAsia="Charis SIL Regular"/>
+          <w:b w:val="0"/>
+          <w:i w:val="0"/>
+          <w:color w:val="000000"/>
+          <w:sz w:val="24"/>
+        </w:rPr>
+        <w:hyperlink r:id="rId24" w:history="1">
+          <w:r>
+            <w:rPr>
+              <w:rStyle w:val="Hyperlink"/>
+            </w:rPr>
+            <w:t>n</w:t>
+          </w:r>
+        </w:hyperlink>
+      </w:r>
+      <w:r>
+        <w:rPr>
+          <w:u w:val="single" w:color="0000ff"/>
+          <w:rFonts w:ascii="Charis SIL Regular" w:hAnsi="Charis SIL Regular" w:eastAsia="Charis SIL Regular"/>
+          <w:b w:val="0"/>
+          <w:i w:val="0"/>
+          <w:color w:val="000000"/>
+          <w:sz w:val="24"/>
+        </w:rPr>
+        <w:hyperlink r:id="rId24" w:history="1">
+          <w:r>
+            <w:rPr>
+              <w:rStyle w:val="Hyperlink"/>
+            </w:rPr>
+            <w:t>t to rese</w:t>
+          </w:r>
+        </w:hyperlink>
+      </w:r>
+      <w:r>
+        <w:rPr>
+          <w:u w:val="single" w:color="0000ff"/>
+          <w:rFonts w:ascii="Charis SIL Regular" w:hAnsi="Charis SIL Regular" w:eastAsia="Charis SIL Regular"/>
+          <w:b w:val="0"/>
+          <w:i w:val="0"/>
+          <w:color w:val="000000"/>
+          <w:sz w:val="24"/>
+        </w:rPr>
+        <w:hyperlink r:id="rId24" w:history="1">
+          <w:r>
+            <w:rPr>
+              <w:rStyle w:val="Hyperlink"/>
+            </w:rPr>
+            <w:t>a</w:t>
+          </w:r>
+        </w:hyperlink>
+      </w:r>
+      <w:r>
+        <w:rPr>
+          <w:u w:val="single" w:color="0000ff"/>
+          <w:rFonts w:ascii="Charis SIL Regular" w:hAnsi="Charis SIL Regular" w:eastAsia="Charis SIL Regular"/>
+          <w:b w:val="0"/>
+          <w:i w:val="0"/>
+          <w:color w:val="000000"/>
+          <w:sz w:val="24"/>
+        </w:rPr>
+        <w:hyperlink r:id="rId24" w:history="1">
+          <w:r>
+            <w:rPr>
+              <w:rStyle w:val="Hyperlink"/>
+            </w:rPr>
+            <w:t>rc</w:t>
+          </w:r>
+        </w:hyperlink>
+      </w:r>
+      <w:r>
+        <w:rPr>
+          <w:u w:val="single" w:color="0000ff"/>
+          <w:rFonts w:ascii="Charis SIL Regular" w:hAnsi="Charis SIL Regular" w:eastAsia="Charis SIL Regular"/>
+          <w:b w:val="0"/>
+          <w:i w:val="0"/>
+          <w:color w:val="000000"/>
+          <w:sz w:val="24"/>
+        </w:rPr>
+        <w:hyperlink r:id="rId24" w:history="1">
+          <w:r>
+            <w:rPr>
+              <w:rStyle w:val="Hyperlink"/>
+            </w:rPr>
+            <w:t>h in</w:t>
+          </w:r>
+        </w:hyperlink>
       </w:r>
       <w:r>
         <w:rPr>
@@ -5206,19 +5338,9 @@
             <w:rPr>
               <w:rStyle w:val="Hyperlink"/>
             </w:rPr>
-            <w:t>NL</w:t>
+            <w:t>NL-</w:t>
           </w:r>
         </w:hyperlink>
-      </w:r>
-      <w:r>
-        <w:rPr>
-          <w:rFonts w:ascii="Charis SIL Regular" w:hAnsi="Charis SIL Regular" w:eastAsia="Charis SIL Regular"/>
-          <w:b w:val="0"/>
-          <w:i w:val="0"/>
-          <w:color w:val="0000FF"/>
-          <w:sz w:val="24"/>
-        </w:rPr>
-        <w:t>-</w:t>
       </w:r>
       <w:r>
         <w:rPr>
@@ -5234,9 +5356,19 @@
             <w:rPr>
               <w:rStyle w:val="Hyperlink"/>
             </w:rPr>
-            <w:t>HaNA_2.04.01_4030_0001</w:t>
+            <w:t>HaNA_2.04.01_4030_000</w:t>
           </w:r>
         </w:hyperlink>
+      </w:r>
+      <w:r>
+        <w:rPr>
+          <w:rFonts w:ascii="Charis SIL Regular" w:hAnsi="Charis SIL Regular" w:eastAsia="Charis SIL Regular"/>
+          <w:b w:val="0"/>
+          <w:i w:val="0"/>
+          <w:color w:val="0000FF"/>
+          <w:sz w:val="24"/>
+        </w:rPr>
+        <w:t>1</w:t>
       </w:r>
     </w:p>
     <w:p>
@@ -6854,7 +6986,7 @@
           <w:sz w:val="24"/>
           <w:u w:val="single"/>
         </w:rPr>
-        <w:hyperlink r:id="rId41" w:history="1">
+        <w:hyperlink r:id="rId42" w:history="1">
           <w:r>
             <w:rPr>
               <w:rStyle w:val="Hyperlink"/>
@@ -6901,7 +7033,7 @@
           <w:sz w:val="24"/>
           <w:u w:val="single"/>
         </w:rPr>
-        <w:hyperlink r:id="rId42" w:history="1">
+        <w:hyperlink r:id="rId41" w:history="1">
           <w:r>
             <w:rPr>
               <w:rStyle w:val="Hyperlink"/>
@@ -6966,7 +7098,7 @@
           <w:sz w:val="24"/>
           <w:u w:val="single"/>
         </w:rPr>
-        <w:hyperlink r:id="rId43" w:history="1">
+        <w:hyperlink r:id="rId41" w:history="1">
           <w:r>
             <w:rPr>
               <w:rStyle w:val="Hyperlink"/>

--- a/EXPORTS/DOCX/published/niveau3/English/KKZ.docx
+++ b/EXPORTS/DOCX/published/niveau3/English/KKZ.docx
@@ -1525,81 +1525,8 @@
           <w:i w:val="0"/>
           <w:color w:val="0000FF"/>
           <w:sz w:val="24"/>
-          <w:u w:val="single"/>
-        </w:rPr>
-        <w:hyperlink r:id="rId15" w:history="1">
-          <w:r>
-            <w:rPr>
-              <w:rStyle w:val="Hyperlink"/>
-            </w:rPr>
-            <w:t>Ri</w:t>
-          </w:r>
-        </w:hyperlink>
-      </w:r>
-      <w:r>
-        <w:rPr>
-          <w:rFonts w:ascii="Charis SIL Regular" w:hAnsi="Charis SIL Regular" w:eastAsia="Charis SIL Regular"/>
-          <w:b w:val="0"/>
-          <w:i w:val="0"/>
-          <w:color w:val="0000FF"/>
-          <w:sz w:val="24"/>
-          <w:u w:val="single"/>
-        </w:rPr>
-        <w:hyperlink r:id="rId15" w:history="1">
-          <w:r>
-            <w:rPr>
-              <w:rStyle w:val="Hyperlink"/>
-            </w:rPr>
-            <w:t>jksmuseum</w:t>
-          </w:r>
-        </w:hyperlink>
-      </w:r>
-      <w:r>
-        <w:rPr>
-          <w:rFonts w:ascii="Charis SIL Regular" w:hAnsi="Charis SIL Regular" w:eastAsia="Charis SIL Regular"/>
-          <w:b w:val="0"/>
-          <w:i w:val="0"/>
-          <w:color w:val="0000FF"/>
-          <w:sz w:val="24"/>
-          <w:u w:val="single"/>
-        </w:rPr>
-        <w:t xml:space="preserve"> </w:t>
-      </w:r>
-      <w:r>
-        <w:rPr>
-          <w:rFonts w:ascii="Charis SIL Regular" w:hAnsi="Charis SIL Regular" w:eastAsia="Charis SIL Regular"/>
-          <w:b w:val="0"/>
-          <w:i w:val="0"/>
-          <w:color w:val="0000FF"/>
-          <w:sz w:val="24"/>
-          <w:u w:val="single"/>
-        </w:rPr>
-        <w:hyperlink r:id="rId15" w:history="1">
-          <w:r>
-            <w:rPr>
-              <w:rStyle w:val="Hyperlink"/>
-            </w:rPr>
-            <w:t>A</w:t>
-          </w:r>
-        </w:hyperlink>
-      </w:r>
-      <w:r>
-        <w:rPr>
-          <w:rFonts w:ascii="Charis SIL Regular" w:hAnsi="Charis SIL Regular" w:eastAsia="Charis SIL Regular"/>
-          <w:b w:val="0"/>
-          <w:i w:val="0"/>
-          <w:color w:val="0000FF"/>
-          <w:sz w:val="24"/>
-          <w:u w:val="single"/>
-        </w:rPr>
-        <w:hyperlink r:id="rId15" w:history="1">
-          <w:r>
-            <w:rPr>
-              <w:rStyle w:val="Hyperlink"/>
-            </w:rPr>
-            <w:t>msterdam</w:t>
-          </w:r>
-        </w:hyperlink>
+        </w:rPr>
+        <w:t>Rijksmuseum Amsterdam</w:t>
       </w:r>
       <w:r>
         <w:rPr>
@@ -1907,7 +1834,6 @@
       </w:r>
       <w:r>
         <w:rPr>
-          <w:u w:val="single" w:color="0000ff"/>
           <w:rFonts w:ascii="Charis SIL Regular" w:hAnsi="Charis SIL Regular" w:eastAsia="Charis SIL Regular"/>
           <w:b w:val="0"/>
           <w:i w:val="0"/>
@@ -5273,7 +5199,7 @@
             <w:rPr>
               <w:rStyle w:val="Hyperlink"/>
             </w:rPr>
-            <w:t>fi</w:t>
+            <w:t>f</w:t>
           </w:r>
         </w:hyperlink>
       </w:r>
@@ -5291,7 +5217,7 @@
             <w:rPr>
               <w:rStyle w:val="Hyperlink"/>
             </w:rPr>
-            <w:t>l</w:t>
+            <w:t>i</w:t>
           </w:r>
         </w:hyperlink>
       </w:r>
@@ -5304,14 +5230,7 @@
           <w:sz w:val="24"/>
           <w:u w:val="single"/>
         </w:rPr>
-        <w:hyperlink r:id="rId29" w:history="1">
-          <w:r>
-            <w:rPr>
-              <w:rStyle w:val="Hyperlink"/>
-            </w:rPr>
-            <w:t>e</w:t>
-          </w:r>
-        </w:hyperlink>
+        <w:t>l</w:t>
       </w:r>
       <w:r>
         <w:rPr>
@@ -5321,6 +5240,16 @@
           <w:color w:val="0000FF"/>
           <w:sz w:val="24"/>
           <w:u w:val="single"/>
+        </w:rPr>
+        <w:t>e</w:t>
+      </w:r>
+      <w:r>
+        <w:rPr>
+          <w:rFonts w:ascii="Charis SIL Regular" w:hAnsi="Charis SIL Regular" w:eastAsia="Charis SIL Regular"/>
+          <w:b w:val="0"/>
+          <w:i w:val="0"/>
+          <w:color w:val="0000FF"/>
+          <w:sz w:val="24"/>
         </w:rPr>
         <w:t>/</w:t>
       </w:r>
@@ -5349,26 +5278,8 @@
           <w:i w:val="0"/>
           <w:color w:val="0000FF"/>
           <w:sz w:val="24"/>
-          <w:u w:val="single"/>
-        </w:rPr>
-        <w:hyperlink r:id="rId29" w:history="1">
-          <w:r>
-            <w:rPr>
-              <w:rStyle w:val="Hyperlink"/>
-            </w:rPr>
-            <w:t>HaNA_2.04.01_4030_000</w:t>
-          </w:r>
-        </w:hyperlink>
-      </w:r>
-      <w:r>
-        <w:rPr>
-          <w:rFonts w:ascii="Charis SIL Regular" w:hAnsi="Charis SIL Regular" w:eastAsia="Charis SIL Regular"/>
-          <w:b w:val="0"/>
-          <w:i w:val="0"/>
-          <w:color w:val="0000FF"/>
-          <w:sz w:val="24"/>
-        </w:rPr>
-        <w:t>1</w:t>
+        </w:rPr>
+        <w:t>HaNA_2.04.01_4030_0001</w:t>
       </w:r>
     </w:p>
     <w:p>
@@ -6239,7 +6150,7 @@
           <w:sz w:val="24"/>
           <w:u w:val="single"/>
         </w:rPr>
-        <w:hyperlink r:id="rId36" w:history="1">
+        <w:hyperlink r:id="rId35" w:history="1">
           <w:r>
             <w:rPr>
               <w:rStyle w:val="Hyperlink"/>
@@ -7004,7 +6915,7 @@
           <w:sz w:val="24"/>
           <w:u w:val="single"/>
         </w:rPr>
-        <w:hyperlink r:id="rId41" w:history="1">
+        <w:hyperlink r:id="rId42" w:history="1">
           <w:r>
             <w:rPr>
               <w:rStyle w:val="Hyperlink"/>
@@ -7044,7 +6955,6 @@
       </w:r>
       <w:r>
         <w:rPr>
-          <w:u w:val="single" w:color="0000ff"/>
           <w:rFonts w:ascii="Charis SIL Regular" w:hAnsi="Charis SIL Regular" w:eastAsia="Charis SIL Regular"/>
           <w:b w:val="0"/>
           <w:i w:val="0"/>
@@ -7098,7 +7008,7 @@
           <w:sz w:val="24"/>
           <w:u w:val="single"/>
         </w:rPr>
-        <w:hyperlink r:id="rId41" w:history="1">
+        <w:hyperlink r:id="rId43" w:history="1">
           <w:r>
             <w:rPr>
               <w:rStyle w:val="Hyperlink"/>

--- a/EXPORTS/DOCX/published/niveau3/English/KKZ.docx
+++ b/EXPORTS/DOCX/published/niveau3/English/KKZ.docx
@@ -1525,8 +1525,81 @@
           <w:i w:val="0"/>
           <w:color w:val="0000FF"/>
           <w:sz w:val="24"/>
-        </w:rPr>
-        <w:t>Rijksmuseum Amsterdam</w:t>
+          <w:u w:val="single"/>
+        </w:rPr>
+        <w:hyperlink r:id="rId15" w:history="1">
+          <w:r>
+            <w:rPr>
+              <w:rStyle w:val="Hyperlink"/>
+            </w:rPr>
+            <w:t>Ri</w:t>
+          </w:r>
+        </w:hyperlink>
+      </w:r>
+      <w:r>
+        <w:rPr>
+          <w:rFonts w:ascii="Charis SIL Regular" w:hAnsi="Charis SIL Regular" w:eastAsia="Charis SIL Regular"/>
+          <w:b w:val="0"/>
+          <w:i w:val="0"/>
+          <w:color w:val="0000FF"/>
+          <w:sz w:val="24"/>
+          <w:u w:val="single"/>
+        </w:rPr>
+        <w:hyperlink r:id="rId15" w:history="1">
+          <w:r>
+            <w:rPr>
+              <w:rStyle w:val="Hyperlink"/>
+            </w:rPr>
+            <w:t>jksmuseum</w:t>
+          </w:r>
+        </w:hyperlink>
+      </w:r>
+      <w:r>
+        <w:rPr>
+          <w:rFonts w:ascii="Charis SIL Regular" w:hAnsi="Charis SIL Regular" w:eastAsia="Charis SIL Regular"/>
+          <w:b w:val="0"/>
+          <w:i w:val="0"/>
+          <w:color w:val="0000FF"/>
+          <w:sz w:val="24"/>
+          <w:u w:val="single"/>
+        </w:rPr>
+        <w:t xml:space="preserve"> </w:t>
+      </w:r>
+      <w:r>
+        <w:rPr>
+          <w:rFonts w:ascii="Charis SIL Regular" w:hAnsi="Charis SIL Regular" w:eastAsia="Charis SIL Regular"/>
+          <w:b w:val="0"/>
+          <w:i w:val="0"/>
+          <w:color w:val="0000FF"/>
+          <w:sz w:val="24"/>
+          <w:u w:val="single"/>
+        </w:rPr>
+        <w:hyperlink r:id="rId15" w:history="1">
+          <w:r>
+            <w:rPr>
+              <w:rStyle w:val="Hyperlink"/>
+            </w:rPr>
+            <w:t>A</w:t>
+          </w:r>
+        </w:hyperlink>
+      </w:r>
+      <w:r>
+        <w:rPr>
+          <w:rFonts w:ascii="Charis SIL Regular" w:hAnsi="Charis SIL Regular" w:eastAsia="Charis SIL Regular"/>
+          <w:b w:val="0"/>
+          <w:i w:val="0"/>
+          <w:color w:val="0000FF"/>
+          <w:sz w:val="24"/>
+          <w:u w:val="single"/>
+        </w:rPr>
+        <w:hyperlink r:id="rId15" w:history="1">
+          <w:r>
+            <w:rPr>
+              <w:rStyle w:val="Hyperlink"/>
+            </w:rPr>
+            <w:t>msterdam</w:t>
+          </w:r>
+        </w:hyperlink>
       </w:r>
       <w:r>
         <w:rPr>
@@ -1834,6 +1907,7 @@
       </w:r>
       <w:r>
         <w:rPr>
+          <w:u w:val="single" w:color="0000ff"/>
           <w:rFonts w:ascii="Charis SIL Regular" w:hAnsi="Charis SIL Regular" w:eastAsia="Charis SIL Regular"/>
           <w:b w:val="0"/>
           <w:i w:val="0"/>
@@ -5192,94 +5266,8 @@
           <w:i w:val="0"/>
           <w:color w:val="0000FF"/>
           <w:sz w:val="24"/>
-          <w:u w:val="single"/>
-        </w:rPr>
-        <w:hyperlink r:id="rId29" w:history="1">
-          <w:r>
-            <w:rPr>
-              <w:rStyle w:val="Hyperlink"/>
-            </w:rPr>
-            <w:t>f</w:t>
-          </w:r>
-        </w:hyperlink>
-      </w:r>
-      <w:r>
-        <w:rPr>
-          <w:rFonts w:ascii="Charis SIL Regular" w:hAnsi="Charis SIL Regular" w:eastAsia="Charis SIL Regular"/>
-          <w:b w:val="0"/>
-          <w:i w:val="0"/>
-          <w:color w:val="0000FF"/>
-          <w:sz w:val="24"/>
-          <w:u w:val="single"/>
-        </w:rPr>
-        <w:hyperlink r:id="rId29" w:history="1">
-          <w:r>
-            <w:rPr>
-              <w:rStyle w:val="Hyperlink"/>
-            </w:rPr>
-            <w:t>i</w:t>
-          </w:r>
-        </w:hyperlink>
-      </w:r>
-      <w:r>
-        <w:rPr>
-          <w:rFonts w:ascii="Charis SIL Regular" w:hAnsi="Charis SIL Regular" w:eastAsia="Charis SIL Regular"/>
-          <w:b w:val="0"/>
-          <w:i w:val="0"/>
-          <w:color w:val="0000FF"/>
-          <w:sz w:val="24"/>
-          <w:u w:val="single"/>
-        </w:rPr>
-        <w:t>l</w:t>
-      </w:r>
-      <w:r>
-        <w:rPr>
-          <w:rFonts w:ascii="Charis SIL Regular" w:hAnsi="Charis SIL Regular" w:eastAsia="Charis SIL Regular"/>
-          <w:b w:val="0"/>
-          <w:i w:val="0"/>
-          <w:color w:val="0000FF"/>
-          <w:sz w:val="24"/>
-          <w:u w:val="single"/>
-        </w:rPr>
-        <w:t>e</w:t>
-      </w:r>
-      <w:r>
-        <w:rPr>
-          <w:rFonts w:ascii="Charis SIL Regular" w:hAnsi="Charis SIL Regular" w:eastAsia="Charis SIL Regular"/>
-          <w:b w:val="0"/>
-          <w:i w:val="0"/>
-          <w:color w:val="0000FF"/>
-          <w:sz w:val="24"/>
-        </w:rPr>
-        <w:t>/</w:t>
-      </w:r>
-      <w:r>
-        <w:rPr>
-          <w:rFonts w:ascii="Charis SIL Regular" w:hAnsi="Charis SIL Regular" w:eastAsia="Charis SIL Regular"/>
-          <w:b w:val="0"/>
-          <w:i w:val="0"/>
-          <w:color w:val="0000FF"/>
-          <w:sz w:val="24"/>
-          <w:u w:val="single"/>
-        </w:rPr>
-        <w:hyperlink r:id="rId29" w:history="1">
-          <w:r>
-            <w:rPr>
-              <w:rStyle w:val="Hyperlink"/>
-            </w:rPr>
-            <w:t>NL-</w:t>
-          </w:r>
-        </w:hyperlink>
-      </w:r>
-      <w:r>
-        <w:rPr>
-          <w:rFonts w:ascii="Charis SIL Regular" w:hAnsi="Charis SIL Regular" w:eastAsia="Charis SIL Regular"/>
-          <w:b w:val="0"/>
-          <w:i w:val="0"/>
-          <w:color w:val="0000FF"/>
-          <w:sz w:val="24"/>
-        </w:rPr>
-        <w:t>HaNA_2.04.01_4030_0001</w:t>
+        </w:rPr>
+        <w:t>file/NL-HaNA_2.04.01_4030_0001</w:t>
       </w:r>
     </w:p>
     <w:p>
@@ -6150,7 +6138,7 @@
           <w:sz w:val="24"/>
           <w:u w:val="single"/>
         </w:rPr>
-        <w:hyperlink r:id="rId35" w:history="1">
+        <w:hyperlink r:id="rId36" w:history="1">
           <w:r>
             <w:rPr>
               <w:rStyle w:val="Hyperlink"/>
@@ -6944,7 +6932,7 @@
           <w:sz w:val="24"/>
           <w:u w:val="single"/>
         </w:rPr>
-        <w:hyperlink r:id="rId41" w:history="1">
+        <w:hyperlink r:id="rId42" w:history="1">
           <w:r>
             <w:rPr>
               <w:rStyle w:val="Hyperlink"/>
@@ -6955,20 +6943,14 @@
       </w:r>
       <w:r>
         <w:rPr>
+          <w:u w:val="single" w:color="0000ff"/>
           <w:rFonts w:ascii="Charis SIL Regular" w:hAnsi="Charis SIL Regular" w:eastAsia="Charis SIL Regular"/>
           <w:b w:val="0"/>
           <w:i w:val="0"/>
           <w:color w:val="000000"/>
           <w:sz w:val="24"/>
         </w:rPr>
-        <w:hyperlink r:id="rId41" w:history="1">
-          <w:r>
-            <w:rPr>
-              <w:rStyle w:val="Hyperlink"/>
-            </w:rPr>
-            <w:t xml:space="preserve">, </w:t>
-          </w:r>
-        </w:hyperlink>
+        <w:t xml:space="preserve">, </w:t>
       </w:r>
       <w:r>
         <w:rPr>
@@ -6979,7 +6961,7 @@
           <w:sz w:val="24"/>
           <w:u w:val="single"/>
         </w:rPr>
-        <w:hyperlink r:id="rId41" w:history="1">
+        <w:hyperlink r:id="rId43" w:history="1">
           <w:r>
             <w:rPr>
               <w:rStyle w:val="Hyperlink"/>
@@ -7008,7 +6990,7 @@
           <w:sz w:val="24"/>
           <w:u w:val="single"/>
         </w:rPr>
-        <w:hyperlink r:id="rId43" w:history="1">
+        <w:hyperlink r:id="rId41" w:history="1">
           <w:r>
             <w:rPr>
               <w:rStyle w:val="Hyperlink"/>

--- a/EXPORTS/DOCX/published/niveau3/English/KKZ.docx
+++ b/EXPORTS/DOCX/published/niveau3/English/KKZ.docx
@@ -226,35 +226,7 @@
           <w:color w:val="000000"/>
           <w:sz w:val="24"/>
         </w:rPr>
-        <w:t>. The museum took the form of a cabinet of curiosities and its collection co</w:t>
-      </w:r>
-      <w:r>
-        <w:rPr>
-          <w:u w:val="single" w:color="0000ff"/>
-          <w:rFonts w:ascii="Charis SIL Regular" w:hAnsi="Charis SIL Regular" w:eastAsia="Charis SIL Regular"/>
-          <w:b w:val="0"/>
-          <w:i w:val="0"/>
-          <w:color w:val="000000"/>
-          <w:sz w:val="24"/>
-        </w:rPr>
-        <w:hyperlink r:id="rId9" w:history="1">
-          <w:r>
-            <w:rPr>
-              <w:rStyle w:val="Hyperlink"/>
-            </w:rPr>
-            <w:t>mpri</w:t>
-          </w:r>
-        </w:hyperlink>
-      </w:r>
-      <w:r>
-        <w:rPr>
-          <w:rFonts w:ascii="Charis SIL Regular" w:hAnsi="Charis SIL Regular" w:eastAsia="Charis SIL Regular"/>
-          <w:b w:val="0"/>
-          <w:i w:val="0"/>
-          <w:color w:val="000000"/>
-          <w:sz w:val="24"/>
-        </w:rPr>
-        <w:t xml:space="preserve">sed a </w:t>
+        <w:t xml:space="preserve">. The museum took the form of a cabinet of curiosities and its collection comprised a </w:t>
       </w:r>
       <w:r>
         <w:rPr>
@@ -861,85 +833,7 @@
           <w:color w:val="000000"/>
           <w:sz w:val="24"/>
         </w:rPr>
-        <w:t xml:space="preserve"> subse</w:t>
-      </w:r>
-      <w:r>
-        <w:rPr>
-          <w:rFonts w:ascii="Charis SIL Regular" w:hAnsi="Charis SIL Regular" w:eastAsia="Charis SIL Regular"/>
-          <w:b w:val="0"/>
-          <w:i w:val="0"/>
-          <w:color w:val="000000"/>
-          <w:sz w:val="24"/>
-        </w:rPr>
-        <w:hyperlink r:id="rId12" w:history="1">
-          <w:r>
-            <w:rPr>
-              <w:rStyle w:val="Hyperlink"/>
-            </w:rPr>
-            <w:t>quently</w:t>
-          </w:r>
-        </w:hyperlink>
-      </w:r>
-      <w:r>
-        <w:rPr>
-          <w:rFonts w:ascii="Charis SIL Regular" w:hAnsi="Charis SIL Regular" w:eastAsia="Charis SIL Regular"/>
-          <w:b w:val="0"/>
-          <w:i w:val="0"/>
-          <w:color w:val="000000"/>
-          <w:sz w:val="24"/>
-        </w:rPr>
-        <w:t xml:space="preserve"> cont</w:t>
-      </w:r>
-      <w:r>
-        <w:rPr>
-          <w:rFonts w:ascii="Charis SIL Regular" w:hAnsi="Charis SIL Regular" w:eastAsia="Charis SIL Regular"/>
-          <w:b w:val="0"/>
-          <w:i w:val="0"/>
-          <w:color w:val="000000"/>
-          <w:sz w:val="24"/>
-        </w:rPr>
-        <w:hyperlink r:id="rId13" w:history="1">
-          <w:r>
-            <w:rPr>
-              <w:rStyle w:val="Hyperlink"/>
-            </w:rPr>
-            <w:t>ribute</w:t>
-          </w:r>
-        </w:hyperlink>
-      </w:r>
-      <w:r>
-        <w:rPr>
-          <w:rFonts w:ascii="Charis SIL Regular" w:hAnsi="Charis SIL Regular" w:eastAsia="Charis SIL Regular"/>
-          <w:b w:val="0"/>
-          <w:i w:val="0"/>
-          <w:color w:val="000000"/>
-          <w:sz w:val="24"/>
-        </w:rPr>
-        <w:hyperlink r:id="rId13" w:history="1">
-          <w:r>
-            <w:rPr>
-              <w:rStyle w:val="Hyperlink"/>
-            </w:rPr>
-            <w:t>d</w:t>
-          </w:r>
-        </w:hyperlink>
-      </w:r>
-      <w:r>
-        <w:rPr>
-          <w:rFonts w:ascii="Charis SIL Regular" w:hAnsi="Charis SIL Regular" w:eastAsia="Charis SIL Regular"/>
-          <w:b w:val="0"/>
-          <w:i w:val="0"/>
-          <w:color w:val="000000"/>
-          <w:sz w:val="24"/>
-        </w:rPr>
-        <w:hyperlink r:id="rId13" w:history="1">
-          <w:r>
-            <w:rPr>
-              <w:rStyle w:val="Hyperlink"/>
-            </w:rPr>
-            <w:t xml:space="preserve"> the</w:t>
-          </w:r>
-        </w:hyperlink>
+        <w:t xml:space="preserve"> subsequently contributed the</w:t>
       </w:r>
       <w:r>
         <w:rPr>
@@ -1259,25 +1153,7 @@
           <w:color w:val="000000"/>
           <w:sz w:val="24"/>
         </w:rPr>
-        <w:hyperlink r:id="rId14" w:history="1">
-          <w:r>
-            <w:rPr>
-              <w:rStyle w:val="Hyperlink"/>
-            </w:rPr>
-            <w:t>R</w:t>
-          </w:r>
-        </w:hyperlink>
-      </w:r>
-      <w:r>
-        <w:rPr>
-          <w:u w:val="single" w:color="0000ff"/>
-          <w:rFonts w:ascii="Charis SIL Italic" w:hAnsi="Charis SIL Italic" w:eastAsia="Charis SIL Italic"/>
-          <w:b w:val="0"/>
-          <w:i/>
-          <w:color w:val="000000"/>
-          <w:sz w:val="24"/>
-        </w:rPr>
-        <w:t>V</w:t>
+        <w:t>RV</w:t>
       </w:r>
       <w:r>
         <w:rPr>
@@ -1525,16 +1401,8 @@
           <w:i w:val="0"/>
           <w:color w:val="0000FF"/>
           <w:sz w:val="24"/>
-          <w:u w:val="single"/>
-        </w:rPr>
-        <w:hyperlink r:id="rId15" w:history="1">
-          <w:r>
-            <w:rPr>
-              <w:rStyle w:val="Hyperlink"/>
-            </w:rPr>
-            <w:t>Ri</w:t>
-          </w:r>
-        </w:hyperlink>
+        </w:rPr>
+        <w:t xml:space="preserve">Rijksmuseum </w:t>
       </w:r>
       <w:r>
         <w:rPr>
@@ -1543,36 +1411,6 @@
           <w:i w:val="0"/>
           <w:color w:val="0000FF"/>
           <w:sz w:val="24"/>
-          <w:u w:val="single"/>
-        </w:rPr>
-        <w:hyperlink r:id="rId15" w:history="1">
-          <w:r>
-            <w:rPr>
-              <w:rStyle w:val="Hyperlink"/>
-            </w:rPr>
-            <w:t>jksmuseum</w:t>
-          </w:r>
-        </w:hyperlink>
-      </w:r>
-      <w:r>
-        <w:rPr>
-          <w:rFonts w:ascii="Charis SIL Regular" w:hAnsi="Charis SIL Regular" w:eastAsia="Charis SIL Regular"/>
-          <w:b w:val="0"/>
-          <w:i w:val="0"/>
-          <w:color w:val="0000FF"/>
-          <w:sz w:val="24"/>
-          <w:u w:val="single"/>
-        </w:rPr>
-        <w:t xml:space="preserve"> </w:t>
-      </w:r>
-      <w:r>
-        <w:rPr>
-          <w:rFonts w:ascii="Charis SIL Regular" w:hAnsi="Charis SIL Regular" w:eastAsia="Charis SIL Regular"/>
-          <w:b w:val="0"/>
-          <w:i w:val="0"/>
-          <w:color w:val="0000FF"/>
-          <w:sz w:val="24"/>
-          <w:u w:val="single"/>
         </w:rPr>
         <w:hyperlink r:id="rId15" w:history="1">
           <w:r>
@@ -1772,26 +1610,8 @@
           <w:i w:val="0"/>
           <w:color w:val="0000FF"/>
           <w:sz w:val="24"/>
-          <w:u w:val="single"/>
-        </w:rPr>
-        <w:t xml:space="preserve"> </w:t>
-      </w:r>
-      <w:r>
-        <w:rPr>
-          <w:rFonts w:ascii="Charis SIL Regular" w:hAnsi="Charis SIL Regular" w:eastAsia="Charis SIL Regular"/>
-          <w:b w:val="0"/>
-          <w:i w:val="0"/>
-          <w:color w:val="0000FF"/>
-          <w:sz w:val="24"/>
-        </w:rPr>
-        <w:hyperlink r:id="rId16" w:history="1">
-          <w:r>
-            <w:rPr>
-              <w:rStyle w:val="Hyperlink"/>
-            </w:rPr>
-            <w:t>Museu</w:t>
-          </w:r>
-        </w:hyperlink>
+        </w:rPr>
+        <w:t xml:space="preserve"> Museu</w:t>
       </w:r>
       <w:r>
         <w:rPr>
@@ -2160,7 +1980,7 @@
           <w:sz w:val="24"/>
           <w:u w:val="single"/>
         </w:rPr>
-        <w:hyperlink r:id="rId16" w:history="1">
+        <w:hyperlink r:id="rId17" w:history="1">
           <w:r>
             <w:rPr>
               <w:rStyle w:val="Hyperlink"/>
@@ -2178,7 +1998,7 @@
           <w:sz w:val="24"/>
           <w:u w:val="single"/>
         </w:rPr>
-        <w:hyperlink r:id="rId16" w:history="1">
+        <w:hyperlink r:id="rId17" w:history="1">
           <w:r>
             <w:rPr>
               <w:rStyle w:val="Hyperlink"/>
@@ -2196,7 +2016,7 @@
           <w:sz w:val="24"/>
           <w:u w:val="single"/>
         </w:rPr>
-        <w:hyperlink r:id="rId16" w:history="1">
+        <w:hyperlink r:id="rId17" w:history="1">
           <w:r>
             <w:rPr>
               <w:rStyle w:val="Hyperlink"/>
@@ -2207,13 +2027,31 @@
       </w:r>
       <w:r>
         <w:rPr>
+          <w:u w:val="single" w:color="0000ff"/>
           <w:rFonts w:ascii="Charis SIL Regular" w:hAnsi="Charis SIL Regular" w:eastAsia="Charis SIL Regular"/>
           <w:b w:val="0"/>
           <w:i w:val="0"/>
           <w:color w:val="000000"/>
           <w:sz w:val="24"/>
         </w:rPr>
-        <w:t xml:space="preserve">, the </w:t>
+        <w:hyperlink r:id="rId16" w:history="1">
+          <w:r>
+            <w:rPr>
+              <w:rStyle w:val="Hyperlink"/>
+            </w:rPr>
+            <w:t>, the</w:t>
+          </w:r>
+        </w:hyperlink>
+      </w:r>
+      <w:r>
+        <w:rPr>
+          <w:rFonts w:ascii="Charis SIL Regular" w:hAnsi="Charis SIL Regular" w:eastAsia="Charis SIL Regular"/>
+          <w:b w:val="0"/>
+          <w:i w:val="0"/>
+          <w:color w:val="000000"/>
+          <w:sz w:val="24"/>
+        </w:rPr>
+        <w:t xml:space="preserve"> </w:t>
       </w:r>
       <w:r>
         <w:rPr>
@@ -2224,7 +2062,7 @@
           <w:sz w:val="24"/>
           <w:u w:val="single"/>
         </w:rPr>
-        <w:hyperlink r:id="rId16" w:history="1">
+        <w:hyperlink r:id="rId18" w:history="1">
           <w:r>
             <w:rPr>
               <w:rStyle w:val="Hyperlink"/>
@@ -2242,7 +2080,7 @@
           <w:sz w:val="24"/>
           <w:u w:val="single"/>
         </w:rPr>
-        <w:hyperlink r:id="rId16" w:history="1">
+        <w:hyperlink r:id="rId18" w:history="1">
           <w:r>
             <w:rPr>
               <w:rStyle w:val="Hyperlink"/>
@@ -2260,7 +2098,7 @@
           <w:sz w:val="24"/>
           <w:u w:val="single"/>
         </w:rPr>
-        <w:hyperlink r:id="rId16" w:history="1">
+        <w:hyperlink r:id="rId18" w:history="1">
           <w:r>
             <w:rPr>
               <w:rStyle w:val="Hyperlink"/>
@@ -2318,7 +2156,7 @@
           <w:sz w:val="24"/>
           <w:u w:val="single"/>
         </w:rPr>
-        <w:hyperlink r:id="rId17" w:history="1">
+        <w:hyperlink r:id="rId18" w:history="1">
           <w:r>
             <w:rPr>
               <w:rStyle w:val="Hyperlink"/>
@@ -2347,7 +2185,7 @@
           <w:sz w:val="24"/>
           <w:u w:val="single"/>
         </w:rPr>
-        <w:hyperlink r:id="rId17" w:history="1">
+        <w:hyperlink r:id="rId18" w:history="1">
           <w:r>
             <w:rPr>
               <w:rStyle w:val="Hyperlink"/>
@@ -2364,6 +2202,42 @@
           <w:color w:val="0000FF"/>
           <w:sz w:val="24"/>
           <w:u w:val="single"/>
+        </w:rPr>
+        <w:hyperlink r:id="rId18" w:history="1">
+          <w:r>
+            <w:rPr>
+              <w:rStyle w:val="Hyperlink"/>
+            </w:rPr>
+            <w:t>e</w:t>
+          </w:r>
+        </w:hyperlink>
+      </w:r>
+      <w:r>
+        <w:rPr>
+          <w:u w:val="single" w:color="0000ff"/>
+          <w:rFonts w:ascii="Charis SIL Regular" w:hAnsi="Charis SIL Regular" w:eastAsia="Charis SIL Regular"/>
+          <w:b w:val="0"/>
+          <w:i w:val="0"/>
+          <w:color w:val="000000"/>
+          <w:sz w:val="24"/>
+        </w:rPr>
+        <w:hyperlink r:id="rId17" w:history="1">
+          <w:r>
+            <w:rPr>
+              <w:rStyle w:val="Hyperlink"/>
+            </w:rPr>
+            <w:t>, th</w:t>
+          </w:r>
+        </w:hyperlink>
+      </w:r>
+      <w:r>
+        <w:rPr>
+          <w:u w:val="single" w:color="0000ff"/>
+          <w:rFonts w:ascii="Charis SIL Regular" w:hAnsi="Charis SIL Regular" w:eastAsia="Charis SIL Regular"/>
+          <w:b w:val="0"/>
+          <w:i w:val="0"/>
+          <w:color w:val="000000"/>
+          <w:sz w:val="24"/>
         </w:rPr>
         <w:hyperlink r:id="rId17" w:history="1">
           <w:r>
@@ -2376,31 +2250,13 @@
       </w:r>
       <w:r>
         <w:rPr>
-          <w:u w:val="single" w:color="0000ff"/>
           <w:rFonts w:ascii="Charis SIL Regular" w:hAnsi="Charis SIL Regular" w:eastAsia="Charis SIL Regular"/>
           <w:b w:val="0"/>
           <w:i w:val="0"/>
           <w:color w:val="000000"/>
           <w:sz w:val="24"/>
         </w:rPr>
-        <w:hyperlink r:id="rId17" w:history="1">
-          <w:r>
-            <w:rPr>
-              <w:rStyle w:val="Hyperlink"/>
-            </w:rPr>
-            <w:t>, th</w:t>
-          </w:r>
-        </w:hyperlink>
-      </w:r>
-      <w:r>
-        <w:rPr>
-          <w:rFonts w:ascii="Charis SIL Regular" w:hAnsi="Charis SIL Regular" w:eastAsia="Charis SIL Regular"/>
-          <w:b w:val="0"/>
-          <w:i w:val="0"/>
-          <w:color w:val="000000"/>
-          <w:sz w:val="24"/>
-        </w:rPr>
-        <w:t xml:space="preserve">e </w:t>
+        <w:t xml:space="preserve"> </w:t>
       </w:r>
       <w:r>
         <w:rPr>
@@ -2411,7 +2267,7 @@
           <w:sz w:val="24"/>
           <w:u w:val="single"/>
         </w:rPr>
-        <w:hyperlink r:id="rId17" w:history="1">
+        <w:hyperlink r:id="rId19" w:history="1">
           <w:r>
             <w:rPr>
               <w:rStyle w:val="Hyperlink"/>
@@ -2447,7 +2303,7 @@
           <w:sz w:val="24"/>
           <w:u w:val="single"/>
         </w:rPr>
-        <w:hyperlink r:id="rId17" w:history="1">
+        <w:hyperlink r:id="rId19" w:history="1">
           <w:r>
             <w:rPr>
               <w:rStyle w:val="Hyperlink"/>
@@ -2476,7 +2332,7 @@
           <w:sz w:val="24"/>
           <w:u w:val="single"/>
         </w:rPr>
-        <w:hyperlink r:id="rId17" w:history="1">
+        <w:hyperlink r:id="rId19" w:history="1">
           <w:r>
             <w:rPr>
               <w:rStyle w:val="Hyperlink"/>
@@ -2503,20 +2359,26 @@
           <w:i w:val="0"/>
           <w:color w:val="0000FF"/>
           <w:sz w:val="24"/>
+        </w:rPr>
+        <w:hyperlink r:id="rId19" w:history="1">
+          <w:r>
+            <w:rPr>
+              <w:rStyle w:val="Hyperlink"/>
+            </w:rPr>
+            <w:t>G</w:t>
+          </w:r>
+        </w:hyperlink>
+      </w:r>
+      <w:r>
+        <w:rPr>
+          <w:rFonts w:ascii="Charis SIL Regular" w:hAnsi="Charis SIL Regular" w:eastAsia="Charis SIL Regular"/>
+          <w:b w:val="0"/>
+          <w:i w:val="0"/>
+          <w:color w:val="0000FF"/>
+          <w:sz w:val="24"/>
           <w:u w:val="single"/>
         </w:rPr>
-        <w:t>G</w:t>
-      </w:r>
-      <w:r>
-        <w:rPr>
-          <w:rFonts w:ascii="Charis SIL Regular" w:hAnsi="Charis SIL Regular" w:eastAsia="Charis SIL Regular"/>
-          <w:b w:val="0"/>
-          <w:i w:val="0"/>
-          <w:color w:val="0000FF"/>
-          <w:sz w:val="24"/>
-          <w:u w:val="single"/>
-        </w:rPr>
-        <w:hyperlink r:id="rId17" w:history="1">
+        <w:hyperlink r:id="rId19" w:history="1">
           <w:r>
             <w:rPr>
               <w:rStyle w:val="Hyperlink"/>
@@ -2552,7 +2414,7 @@
           <w:sz w:val="24"/>
           <w:u w:val="single"/>
         </w:rPr>
-        <w:hyperlink r:id="rId17" w:history="1">
+        <w:hyperlink r:id="rId19" w:history="1">
           <w:r>
             <w:rPr>
               <w:rStyle w:val="Hyperlink"/>
@@ -2581,7 +2443,7 @@
           <w:sz w:val="24"/>
           <w:u w:val="single"/>
         </w:rPr>
-        <w:hyperlink r:id="rId17" w:history="1">
+        <w:hyperlink r:id="rId19" w:history="1">
           <w:r>
             <w:rPr>
               <w:rStyle w:val="Hyperlink"/>
@@ -2599,7 +2461,7 @@
           <w:sz w:val="24"/>
           <w:u w:val="single"/>
         </w:rPr>
-        <w:hyperlink r:id="rId17" w:history="1">
+        <w:hyperlink r:id="rId19" w:history="1">
           <w:r>
             <w:rPr>
               <w:rStyle w:val="Hyperlink"/>
@@ -2663,7 +2525,7 @@
           <w:sz w:val="24"/>
           <w:u w:val="single"/>
         </w:rPr>
-        <w:hyperlink r:id="rId18" w:history="1">
+        <w:hyperlink r:id="rId20" w:history="1">
           <w:r>
             <w:rPr>
               <w:rStyle w:val="Hyperlink"/>
@@ -2681,7 +2543,7 @@
           <w:sz w:val="24"/>
           <w:u w:val="single"/>
         </w:rPr>
-        <w:hyperlink r:id="rId18" w:history="1">
+        <w:hyperlink r:id="rId20" w:history="1">
           <w:r>
             <w:rPr>
               <w:rStyle w:val="Hyperlink"/>
@@ -2699,7 +2561,7 @@
           <w:sz w:val="24"/>
           <w:u w:val="single"/>
         </w:rPr>
-        <w:hyperlink r:id="rId18" w:history="1">
+        <w:hyperlink r:id="rId20" w:history="1">
           <w:r>
             <w:rPr>
               <w:rStyle w:val="Hyperlink"/>
@@ -2717,14 +2579,7 @@
           <w:color w:val="000000"/>
           <w:sz w:val="24"/>
         </w:rPr>
-        <w:hyperlink r:id="rId18" w:history="1">
-          <w:r>
-            <w:rPr>
-              <w:rStyle w:val="Hyperlink"/>
-            </w:rPr>
-            <w:t>.</w:t>
-          </w:r>
-        </w:hyperlink>
+        <w:t>.</w:t>
       </w:r>
     </w:p>
     <w:p>
@@ -2775,137 +2630,12 @@
           <w:sz w:val="24"/>
           <w:u w:val="single"/>
         </w:rPr>
-        <w:hyperlink r:id="rId20" w:history="1">
+        <w:hyperlink r:id="rId21" w:history="1">
           <w:r>
             <w:rPr>
               <w:rStyle w:val="Hyperlink"/>
             </w:rPr>
             <w:t>Reinier</w:t>
-          </w:r>
-        </w:hyperlink>
-      </w:r>
-      <w:r>
-        <w:rPr>
-          <w:rFonts w:ascii="Charis SIL Regular" w:hAnsi="Charis SIL Regular" w:eastAsia="Charis SIL Regular"/>
-          <w:b w:val="0"/>
-          <w:i w:val="0"/>
-          <w:color w:val="0000FF"/>
-          <w:sz w:val="24"/>
-          <w:u w:val="single"/>
-        </w:rPr>
-        <w:t xml:space="preserve"> </w:t>
-      </w:r>
-      <w:r>
-        <w:rPr>
-          <w:rFonts w:ascii="Charis SIL Regular" w:hAnsi="Charis SIL Regular" w:eastAsia="Charis SIL Regular"/>
-          <w:b w:val="0"/>
-          <w:i w:val="0"/>
-          <w:color w:val="0000FF"/>
-          <w:sz w:val="24"/>
-          <w:u w:val="single"/>
-        </w:rPr>
-        <w:hyperlink r:id="rId20" w:history="1">
-          <w:r>
-            <w:rPr>
-              <w:rStyle w:val="Hyperlink"/>
-            </w:rPr>
-            <w:t>van</w:t>
-          </w:r>
-        </w:hyperlink>
-      </w:r>
-      <w:r>
-        <w:rPr>
-          <w:rFonts w:ascii="Charis SIL Regular" w:hAnsi="Charis SIL Regular" w:eastAsia="Charis SIL Regular"/>
-          <w:b w:val="0"/>
-          <w:i w:val="0"/>
-          <w:color w:val="0000FF"/>
-          <w:sz w:val="24"/>
-          <w:u w:val="single"/>
-        </w:rPr>
-        <w:t xml:space="preserve"> </w:t>
-      </w:r>
-      <w:r>
-        <w:rPr>
-          <w:rFonts w:ascii="Charis SIL Regular" w:hAnsi="Charis SIL Regular" w:eastAsia="Charis SIL Regular"/>
-          <w:b w:val="0"/>
-          <w:i w:val="0"/>
-          <w:color w:val="0000FF"/>
-          <w:sz w:val="24"/>
-          <w:u w:val="single"/>
-        </w:rPr>
-        <w:hyperlink r:id="rId20" w:history="1">
-          <w:r>
-            <w:rPr>
-              <w:rStyle w:val="Hyperlink"/>
-            </w:rPr>
-            <w:t>de</w:t>
-          </w:r>
-        </w:hyperlink>
-      </w:r>
-      <w:r>
-        <w:rPr>
-          <w:rFonts w:ascii="Charis SIL Regular" w:hAnsi="Charis SIL Regular" w:eastAsia="Charis SIL Regular"/>
-          <w:b w:val="0"/>
-          <w:i w:val="0"/>
-          <w:color w:val="0000FF"/>
-          <w:sz w:val="24"/>
-          <w:u w:val="single"/>
-        </w:rPr>
-        <w:t xml:space="preserve"> </w:t>
-      </w:r>
-      <w:r>
-        <w:rPr>
-          <w:rFonts w:ascii="Charis SIL Regular" w:hAnsi="Charis SIL Regular" w:eastAsia="Charis SIL Regular"/>
-          <w:b w:val="0"/>
-          <w:i w:val="0"/>
-          <w:color w:val="0000FF"/>
-          <w:sz w:val="24"/>
-          <w:u w:val="single"/>
-        </w:rPr>
-        <w:hyperlink r:id="rId20" w:history="1">
-          <w:r>
-            <w:rPr>
-              <w:rStyle w:val="Hyperlink"/>
-            </w:rPr>
-            <w:t>Kasteele</w:t>
-          </w:r>
-        </w:hyperlink>
-      </w:r>
-      <w:r>
-        <w:rPr>
-          <w:rFonts w:ascii="Charis SIL Regular" w:hAnsi="Charis SIL Regular" w:eastAsia="Charis SIL Regular"/>
-          <w:b w:val="0"/>
-          <w:i w:val="0"/>
-          <w:color w:val="000000"/>
-          <w:sz w:val="24"/>
-        </w:rPr>
-        <w:t xml:space="preserve">, </w:t>
-      </w:r>
-      <w:r>
-        <w:rPr>
-          <w:rFonts w:ascii="Charis SIL Regular" w:hAnsi="Charis SIL Regular" w:eastAsia="Charis SIL Regular"/>
-          <w:b w:val="0"/>
-          <w:i w:val="0"/>
-          <w:color w:val="000000"/>
-          <w:sz w:val="24"/>
-        </w:rPr>
-        <w:t xml:space="preserve">disappeared after his son </w:t>
-      </w:r>
-      <w:r>
-        <w:rPr>
-          <w:rFonts w:ascii="Charis SIL Regular" w:hAnsi="Charis SIL Regular" w:eastAsia="Charis SIL Regular"/>
-          <w:b w:val="0"/>
-          <w:i w:val="0"/>
-          <w:color w:val="0000FF"/>
-          <w:sz w:val="24"/>
-          <w:u w:val="single"/>
-        </w:rPr>
-        <w:hyperlink r:id="rId21" w:history="1">
-          <w:r>
-            <w:rPr>
-              <w:rStyle w:val="Hyperlink"/>
-            </w:rPr>
-            <w:t>Abraham</w:t>
           </w:r>
         </w:hyperlink>
       </w:r>
@@ -3004,243 +2734,17 @@
           <w:color w:val="000000"/>
           <w:sz w:val="24"/>
         </w:rPr>
-        <w:t xml:space="preserve"> succeeded him</w:t>
-      </w:r>
-      <w:r>
-        <w:rPr>
-          <w:u w:val="single" w:color="0000ff"/>
+        <w:t xml:space="preserve">, </w:t>
+      </w:r>
+      <w:r>
+        <w:rPr>
           <w:rFonts w:ascii="Charis SIL Regular" w:hAnsi="Charis SIL Regular" w:eastAsia="Charis SIL Regular"/>
           <w:b w:val="0"/>
           <w:i w:val="0"/>
           <w:color w:val="000000"/>
           <w:sz w:val="24"/>
         </w:rPr>
-        <w:hyperlink r:id="rId20" w:history="1">
-          <w:r>
-            <w:rPr>
-              <w:rStyle w:val="Hyperlink"/>
-            </w:rPr>
-            <w:t xml:space="preserve"> in 184</w:t>
-          </w:r>
-        </w:hyperlink>
-      </w:r>
-      <w:r>
-        <w:rPr>
-          <w:u w:val="single" w:color="0000ff"/>
-          <w:rFonts w:ascii="Charis SIL Regular" w:hAnsi="Charis SIL Regular" w:eastAsia="Charis SIL Regular"/>
-          <w:b w:val="0"/>
-          <w:i w:val="0"/>
-          <w:color w:val="000000"/>
-          <w:sz w:val="24"/>
-        </w:rPr>
-        <w:hyperlink r:id="rId20" w:history="1">
-          <w:r>
-            <w:rPr>
-              <w:rStyle w:val="Hyperlink"/>
-            </w:rPr>
-            <w:t>0</w:t>
-          </w:r>
-        </w:hyperlink>
-      </w:r>
-      <w:r>
-        <w:rPr>
-          <w:u w:val="single" w:color="0000ff"/>
-          <w:rFonts w:ascii="Charis SIL Regular" w:hAnsi="Charis SIL Regular" w:eastAsia="Charis SIL Regular"/>
-          <w:b w:val="0"/>
-          <w:i w:val="0"/>
-          <w:color w:val="000000"/>
-          <w:sz w:val="24"/>
-        </w:rPr>
-        <w:hyperlink r:id="rId20" w:history="1">
-          <w:r>
-            <w:rPr>
-              <w:rStyle w:val="Hyperlink"/>
-            </w:rPr>
-            <w:t>. M</w:t>
-          </w:r>
-        </w:hyperlink>
-      </w:r>
-      <w:r>
-        <w:rPr>
-          <w:u w:val="single" w:color="0000ff"/>
-          <w:rFonts w:ascii="Charis SIL Regular" w:hAnsi="Charis SIL Regular" w:eastAsia="Charis SIL Regular"/>
-          <w:b w:val="0"/>
-          <w:i w:val="0"/>
-          <w:color w:val="000000"/>
-          <w:sz w:val="24"/>
-        </w:rPr>
-        <w:hyperlink r:id="rId20" w:history="1">
-          <w:r>
-            <w:rPr>
-              <w:rStyle w:val="Hyperlink"/>
-            </w:rPr>
-            <w:t>a</w:t>
-          </w:r>
-        </w:hyperlink>
-      </w:r>
-      <w:r>
-        <w:rPr>
-          <w:u w:val="single" w:color="0000ff"/>
-          <w:rFonts w:ascii="Charis SIL Regular" w:hAnsi="Charis SIL Regular" w:eastAsia="Charis SIL Regular"/>
-          <w:b w:val="0"/>
-          <w:i w:val="0"/>
-          <w:color w:val="000000"/>
-          <w:sz w:val="24"/>
-        </w:rPr>
-        <w:hyperlink r:id="rId20" w:history="1">
-          <w:r>
-            <w:rPr>
-              <w:rStyle w:val="Hyperlink"/>
-            </w:rPr>
-            <w:t>n</w:t>
-          </w:r>
-        </w:hyperlink>
-      </w:r>
-      <w:r>
-        <w:rPr>
-          <w:u w:val="single" w:color="0000ff"/>
-          <w:rFonts w:ascii="Charis SIL Regular" w:hAnsi="Charis SIL Regular" w:eastAsia="Charis SIL Regular"/>
-          <w:b w:val="0"/>
-          <w:i w:val="0"/>
-          <w:color w:val="000000"/>
-          <w:sz w:val="24"/>
-        </w:rPr>
-        <w:hyperlink r:id="rId20" w:history="1">
-          <w:r>
-            <w:rPr>
-              <w:rStyle w:val="Hyperlink"/>
-            </w:rPr>
-            <w:t>y</w:t>
-          </w:r>
-        </w:hyperlink>
-      </w:r>
-      <w:r>
-        <w:rPr>
-          <w:u w:val="single" w:color="0000ff"/>
-          <w:rFonts w:ascii="Charis SIL Regular" w:hAnsi="Charis SIL Regular" w:eastAsia="Charis SIL Regular"/>
-          <w:b w:val="0"/>
-          <w:i w:val="0"/>
-          <w:color w:val="000000"/>
-          <w:sz w:val="24"/>
-        </w:rPr>
-        <w:hyperlink r:id="rId20" w:history="1">
-          <w:r>
-            <w:rPr>
-              <w:rStyle w:val="Hyperlink"/>
-            </w:rPr>
-            <w:t xml:space="preserve"> objects </w:t>
-          </w:r>
-        </w:hyperlink>
-      </w:r>
-      <w:r>
-        <w:rPr>
-          <w:rFonts w:ascii="Charis SIL Regular" w:hAnsi="Charis SIL Regular" w:eastAsia="Charis SIL Regular"/>
-          <w:b w:val="0"/>
-          <w:i w:val="0"/>
-          <w:color w:val="000000"/>
-          <w:sz w:val="24"/>
-        </w:rPr>
-        <w:t>also went missing or were</w:t>
-      </w:r>
-      <w:r>
-        <w:rPr>
-          <w:u w:val="single" w:color="0000ff"/>
-          <w:rFonts w:ascii="Charis SIL Regular" w:hAnsi="Charis SIL Regular" w:eastAsia="Charis SIL Regular"/>
-          <w:b w:val="0"/>
-          <w:i w:val="0"/>
-          <w:color w:val="000000"/>
-          <w:sz w:val="24"/>
-        </w:rPr>
-        <w:hyperlink r:id="rId21" w:history="1">
-          <w:r>
-            <w:rPr>
-              <w:rStyle w:val="Hyperlink"/>
-            </w:rPr>
-            <w:t xml:space="preserve"> lost duri</w:t>
-          </w:r>
-        </w:hyperlink>
-      </w:r>
-      <w:r>
-        <w:rPr>
-          <w:u w:val="single" w:color="0000ff"/>
-          <w:rFonts w:ascii="Charis SIL Regular" w:hAnsi="Charis SIL Regular" w:eastAsia="Charis SIL Regular"/>
-          <w:b w:val="0"/>
-          <w:i w:val="0"/>
-          <w:color w:val="000000"/>
-          <w:sz w:val="24"/>
-        </w:rPr>
-        <w:hyperlink r:id="rId21" w:history="1">
-          <w:r>
-            <w:rPr>
-              <w:rStyle w:val="Hyperlink"/>
-            </w:rPr>
-            <w:t>ng t</w:t>
-          </w:r>
-        </w:hyperlink>
-      </w:r>
-      <w:r>
-        <w:rPr>
-          <w:u w:val="single" w:color="0000ff"/>
-          <w:rFonts w:ascii="Charis SIL Regular" w:hAnsi="Charis SIL Regular" w:eastAsia="Charis SIL Regular"/>
-          <w:b w:val="0"/>
-          <w:i w:val="0"/>
-          <w:color w:val="000000"/>
-          <w:sz w:val="24"/>
-        </w:rPr>
-        <w:hyperlink r:id="rId21" w:history="1">
-          <w:r>
-            <w:rPr>
-              <w:rStyle w:val="Hyperlink"/>
-            </w:rPr>
-            <w:t>h</w:t>
-          </w:r>
-        </w:hyperlink>
-      </w:r>
-      <w:r>
-        <w:rPr>
-          <w:u w:val="single" w:color="0000ff"/>
-          <w:rFonts w:ascii="Charis SIL Regular" w:hAnsi="Charis SIL Regular" w:eastAsia="Charis SIL Regular"/>
-          <w:b w:val="0"/>
-          <w:i w:val="0"/>
-          <w:color w:val="000000"/>
-          <w:sz w:val="24"/>
-        </w:rPr>
-        <w:hyperlink r:id="rId21" w:history="1">
-          <w:r>
-            <w:rPr>
-              <w:rStyle w:val="Hyperlink"/>
-            </w:rPr>
-            <w:t xml:space="preserve">is </w:t>
-          </w:r>
-        </w:hyperlink>
-      </w:r>
-      <w:r>
-        <w:rPr>
-          <w:u w:val="single" w:color="0000ff"/>
-          <w:rFonts w:ascii="Charis SIL Regular" w:hAnsi="Charis SIL Regular" w:eastAsia="Charis SIL Regular"/>
-          <w:b w:val="0"/>
-          <w:i w:val="0"/>
-          <w:color w:val="000000"/>
-          <w:sz w:val="24"/>
-        </w:rPr>
-        <w:hyperlink r:id="rId21" w:history="1">
-          <w:r>
-            <w:rPr>
-              <w:rStyle w:val="Hyperlink"/>
-            </w:rPr>
-            <w:t>time. Th</w:t>
-          </w:r>
-        </w:hyperlink>
-      </w:r>
-      <w:r>
-        <w:rPr>
-          <w:rFonts w:ascii="Charis SIL Regular" w:hAnsi="Charis SIL Regular" w:eastAsia="Charis SIL Regular"/>
-          <w:b w:val="0"/>
-          <w:i w:val="0"/>
-          <w:color w:val="000000"/>
-          <w:sz w:val="24"/>
-        </w:rPr>
-        <w:t xml:space="preserve">e third and final director </w:t>
+        <w:t xml:space="preserve">disappeared after his son </w:t>
       </w:r>
       <w:r>
         <w:rPr>
@@ -3256,7 +2760,7 @@
             <w:rPr>
               <w:rStyle w:val="Hyperlink"/>
             </w:rPr>
-            <w:t>David</w:t>
+            <w:t>Abraham</w:t>
           </w:r>
         </w:hyperlink>
       </w:r>
@@ -3314,6 +2818,313 @@
             <w:rPr>
               <w:rStyle w:val="Hyperlink"/>
             </w:rPr>
+            <w:t>de</w:t>
+          </w:r>
+        </w:hyperlink>
+      </w:r>
+      <w:r>
+        <w:rPr>
+          <w:rFonts w:ascii="Charis SIL Regular" w:hAnsi="Charis SIL Regular" w:eastAsia="Charis SIL Regular"/>
+          <w:b w:val="0"/>
+          <w:i w:val="0"/>
+          <w:color w:val="0000FF"/>
+          <w:sz w:val="24"/>
+          <w:u w:val="single"/>
+        </w:rPr>
+        <w:t xml:space="preserve"> </w:t>
+      </w:r>
+      <w:r>
+        <w:rPr>
+          <w:rFonts w:ascii="Charis SIL Regular" w:hAnsi="Charis SIL Regular" w:eastAsia="Charis SIL Regular"/>
+          <w:b w:val="0"/>
+          <w:i w:val="0"/>
+          <w:color w:val="0000FF"/>
+          <w:sz w:val="24"/>
+          <w:u w:val="single"/>
+        </w:rPr>
+        <w:hyperlink r:id="rId22" w:history="1">
+          <w:r>
+            <w:rPr>
+              <w:rStyle w:val="Hyperlink"/>
+            </w:rPr>
+            <w:t>Kasteele</w:t>
+          </w:r>
+        </w:hyperlink>
+      </w:r>
+      <w:r>
+        <w:rPr>
+          <w:rFonts w:ascii="Charis SIL Regular" w:hAnsi="Charis SIL Regular" w:eastAsia="Charis SIL Regular"/>
+          <w:b w:val="0"/>
+          <w:i w:val="0"/>
+          <w:color w:val="000000"/>
+          <w:sz w:val="24"/>
+        </w:rPr>
+        <w:t xml:space="preserve"> succeeded him</w:t>
+      </w:r>
+      <w:r>
+        <w:rPr>
+          <w:u w:val="single" w:color="0000ff"/>
+          <w:rFonts w:ascii="Charis SIL Regular" w:hAnsi="Charis SIL Regular" w:eastAsia="Charis SIL Regular"/>
+          <w:b w:val="0"/>
+          <w:i w:val="0"/>
+          <w:color w:val="000000"/>
+          <w:sz w:val="24"/>
+        </w:rPr>
+        <w:hyperlink r:id="rId21" w:history="1">
+          <w:r>
+            <w:rPr>
+              <w:rStyle w:val="Hyperlink"/>
+            </w:rPr>
+            <w:t xml:space="preserve"> in 184</w:t>
+          </w:r>
+        </w:hyperlink>
+      </w:r>
+      <w:r>
+        <w:rPr>
+          <w:u w:val="single" w:color="0000ff"/>
+          <w:rFonts w:ascii="Charis SIL Regular" w:hAnsi="Charis SIL Regular" w:eastAsia="Charis SIL Regular"/>
+          <w:b w:val="0"/>
+          <w:i w:val="0"/>
+          <w:color w:val="000000"/>
+          <w:sz w:val="24"/>
+        </w:rPr>
+        <w:hyperlink r:id="rId21" w:history="1">
+          <w:r>
+            <w:rPr>
+              <w:rStyle w:val="Hyperlink"/>
+            </w:rPr>
+            <w:t>0</w:t>
+          </w:r>
+        </w:hyperlink>
+      </w:r>
+      <w:r>
+        <w:rPr>
+          <w:u w:val="single" w:color="0000ff"/>
+          <w:rFonts w:ascii="Charis SIL Regular" w:hAnsi="Charis SIL Regular" w:eastAsia="Charis SIL Regular"/>
+          <w:b w:val="0"/>
+          <w:i w:val="0"/>
+          <w:color w:val="000000"/>
+          <w:sz w:val="24"/>
+        </w:rPr>
+        <w:hyperlink r:id="rId21" w:history="1">
+          <w:r>
+            <w:rPr>
+              <w:rStyle w:val="Hyperlink"/>
+            </w:rPr>
+            <w:t>. M</w:t>
+          </w:r>
+        </w:hyperlink>
+      </w:r>
+      <w:r>
+        <w:rPr>
+          <w:u w:val="single" w:color="0000ff"/>
+          <w:rFonts w:ascii="Charis SIL Regular" w:hAnsi="Charis SIL Regular" w:eastAsia="Charis SIL Regular"/>
+          <w:b w:val="0"/>
+          <w:i w:val="0"/>
+          <w:color w:val="000000"/>
+          <w:sz w:val="24"/>
+        </w:rPr>
+        <w:hyperlink r:id="rId21" w:history="1">
+          <w:r>
+            <w:rPr>
+              <w:rStyle w:val="Hyperlink"/>
+            </w:rPr>
+            <w:t>a</w:t>
+          </w:r>
+        </w:hyperlink>
+      </w:r>
+      <w:r>
+        <w:rPr>
+          <w:u w:val="single" w:color="0000ff"/>
+          <w:rFonts w:ascii="Charis SIL Regular" w:hAnsi="Charis SIL Regular" w:eastAsia="Charis SIL Regular"/>
+          <w:b w:val="0"/>
+          <w:i w:val="0"/>
+          <w:color w:val="000000"/>
+          <w:sz w:val="24"/>
+        </w:rPr>
+        <w:hyperlink r:id="rId21" w:history="1">
+          <w:r>
+            <w:rPr>
+              <w:rStyle w:val="Hyperlink"/>
+            </w:rPr>
+            <w:t>n</w:t>
+          </w:r>
+        </w:hyperlink>
+      </w:r>
+      <w:r>
+        <w:rPr>
+          <w:u w:val="single" w:color="0000ff"/>
+          <w:rFonts w:ascii="Charis SIL Regular" w:hAnsi="Charis SIL Regular" w:eastAsia="Charis SIL Regular"/>
+          <w:b w:val="0"/>
+          <w:i w:val="0"/>
+          <w:color w:val="000000"/>
+          <w:sz w:val="24"/>
+        </w:rPr>
+        <w:hyperlink r:id="rId21" w:history="1">
+          <w:r>
+            <w:rPr>
+              <w:rStyle w:val="Hyperlink"/>
+            </w:rPr>
+            <w:t>y</w:t>
+          </w:r>
+        </w:hyperlink>
+      </w:r>
+      <w:r>
+        <w:rPr>
+          <w:u w:val="single" w:color="0000ff"/>
+          <w:rFonts w:ascii="Charis SIL Regular" w:hAnsi="Charis SIL Regular" w:eastAsia="Charis SIL Regular"/>
+          <w:b w:val="0"/>
+          <w:i w:val="0"/>
+          <w:color w:val="000000"/>
+          <w:sz w:val="24"/>
+        </w:rPr>
+        <w:hyperlink r:id="rId21" w:history="1">
+          <w:r>
+            <w:rPr>
+              <w:rStyle w:val="Hyperlink"/>
+            </w:rPr>
+            <w:t xml:space="preserve"> objects </w:t>
+          </w:r>
+        </w:hyperlink>
+      </w:r>
+      <w:r>
+        <w:rPr>
+          <w:rFonts w:ascii="Charis SIL Regular" w:hAnsi="Charis SIL Regular" w:eastAsia="Charis SIL Regular"/>
+          <w:b w:val="0"/>
+          <w:i w:val="0"/>
+          <w:color w:val="000000"/>
+          <w:sz w:val="24"/>
+        </w:rPr>
+        <w:t>also went missing or were lost duri</w:t>
+      </w:r>
+      <w:r>
+        <w:rPr>
+          <w:u w:val="single" w:color="0000ff"/>
+          <w:rFonts w:ascii="Charis SIL Regular" w:hAnsi="Charis SIL Regular" w:eastAsia="Charis SIL Regular"/>
+          <w:b w:val="0"/>
+          <w:i w:val="0"/>
+          <w:color w:val="000000"/>
+          <w:sz w:val="24"/>
+        </w:rPr>
+        <w:hyperlink r:id="rId22" w:history="1">
+          <w:r>
+            <w:rPr>
+              <w:rStyle w:val="Hyperlink"/>
+            </w:rPr>
+            <w:t>ng t</w:t>
+          </w:r>
+        </w:hyperlink>
+      </w:r>
+      <w:r>
+        <w:rPr>
+          <w:rFonts w:ascii="Charis SIL Regular" w:hAnsi="Charis SIL Regular" w:eastAsia="Charis SIL Regular"/>
+          <w:b w:val="0"/>
+          <w:i w:val="0"/>
+          <w:color w:val="000000"/>
+          <w:sz w:val="24"/>
+        </w:rPr>
+        <w:t xml:space="preserve">his </w:t>
+      </w:r>
+      <w:r>
+        <w:rPr>
+          <w:u w:val="single" w:color="0000ff"/>
+          <w:rFonts w:ascii="Charis SIL Regular" w:hAnsi="Charis SIL Regular" w:eastAsia="Charis SIL Regular"/>
+          <w:b w:val="0"/>
+          <w:i w:val="0"/>
+          <w:color w:val="000000"/>
+          <w:sz w:val="24"/>
+        </w:rPr>
+        <w:hyperlink r:id="rId22" w:history="1">
+          <w:r>
+            <w:rPr>
+              <w:rStyle w:val="Hyperlink"/>
+            </w:rPr>
+            <w:t>time. Th</w:t>
+          </w:r>
+        </w:hyperlink>
+      </w:r>
+      <w:r>
+        <w:rPr>
+          <w:rFonts w:ascii="Charis SIL Regular" w:hAnsi="Charis SIL Regular" w:eastAsia="Charis SIL Regular"/>
+          <w:b w:val="0"/>
+          <w:i w:val="0"/>
+          <w:color w:val="000000"/>
+          <w:sz w:val="24"/>
+        </w:rPr>
+        <w:t xml:space="preserve">e third and final director </w:t>
+      </w:r>
+      <w:r>
+        <w:rPr>
+          <w:rFonts w:ascii="Charis SIL Regular" w:hAnsi="Charis SIL Regular" w:eastAsia="Charis SIL Regular"/>
+          <w:b w:val="0"/>
+          <w:i w:val="0"/>
+          <w:color w:val="0000FF"/>
+          <w:sz w:val="24"/>
+          <w:u w:val="single"/>
+        </w:rPr>
+        <w:hyperlink r:id="rId23" w:history="1">
+          <w:r>
+            <w:rPr>
+              <w:rStyle w:val="Hyperlink"/>
+            </w:rPr>
+            <w:t>David</w:t>
+          </w:r>
+        </w:hyperlink>
+      </w:r>
+      <w:r>
+        <w:rPr>
+          <w:rFonts w:ascii="Charis SIL Regular" w:hAnsi="Charis SIL Regular" w:eastAsia="Charis SIL Regular"/>
+          <w:b w:val="0"/>
+          <w:i w:val="0"/>
+          <w:color w:val="0000FF"/>
+          <w:sz w:val="24"/>
+          <w:u w:val="single"/>
+        </w:rPr>
+        <w:t xml:space="preserve"> </w:t>
+      </w:r>
+      <w:r>
+        <w:rPr>
+          <w:rFonts w:ascii="Charis SIL Regular" w:hAnsi="Charis SIL Regular" w:eastAsia="Charis SIL Regular"/>
+          <w:b w:val="0"/>
+          <w:i w:val="0"/>
+          <w:color w:val="0000FF"/>
+          <w:sz w:val="24"/>
+          <w:u w:val="single"/>
+        </w:rPr>
+        <w:hyperlink r:id="rId23" w:history="1">
+          <w:r>
+            <w:rPr>
+              <w:rStyle w:val="Hyperlink"/>
+            </w:rPr>
+            <w:t>van</w:t>
+          </w:r>
+        </w:hyperlink>
+      </w:r>
+      <w:r>
+        <w:rPr>
+          <w:rFonts w:ascii="Charis SIL Regular" w:hAnsi="Charis SIL Regular" w:eastAsia="Charis SIL Regular"/>
+          <w:b w:val="0"/>
+          <w:i w:val="0"/>
+          <w:color w:val="0000FF"/>
+          <w:sz w:val="24"/>
+          <w:u w:val="single"/>
+        </w:rPr>
+        <w:t xml:space="preserve"> </w:t>
+      </w:r>
+      <w:r>
+        <w:rPr>
+          <w:rFonts w:ascii="Charis SIL Regular" w:hAnsi="Charis SIL Regular" w:eastAsia="Charis SIL Regular"/>
+          <w:b w:val="0"/>
+          <w:i w:val="0"/>
+          <w:color w:val="0000FF"/>
+          <w:sz w:val="24"/>
+          <w:u w:val="single"/>
+        </w:rPr>
+        <w:hyperlink r:id="rId23" w:history="1">
+          <w:r>
+            <w:rPr>
+              <w:rStyle w:val="Hyperlink"/>
+            </w:rPr>
             <w:t xml:space="preserve">der </w:t>
           </w:r>
         </w:hyperlink>
@@ -3327,7 +3138,7 @@
           <w:sz w:val="24"/>
           <w:u w:val="single"/>
         </w:rPr>
-        <w:hyperlink r:id="rId22" w:history="1">
+        <w:hyperlink r:id="rId23" w:history="1">
           <w:r>
             <w:rPr>
               <w:rStyle w:val="Hyperlink"/>
@@ -3355,14 +3166,7 @@
           <w:color w:val="000000"/>
           <w:sz w:val="24"/>
         </w:rPr>
-        <w:hyperlink r:id="rId22" w:history="1">
-          <w:r>
-            <w:rPr>
-              <w:rStyle w:val="Hyperlink"/>
-            </w:rPr>
-            <w:t>n Rud</w:t>
-          </w:r>
-        </w:hyperlink>
+        <w:t>n Rudolf Eff</w:t>
       </w:r>
       <w:r>
         <w:rPr>
@@ -3373,54 +3177,7 @@
           <w:color w:val="000000"/>
           <w:sz w:val="24"/>
         </w:rPr>
-        <w:hyperlink r:id="rId22" w:history="1">
-          <w:r>
-            <w:rPr>
-              <w:rStyle w:val="Hyperlink"/>
-            </w:rPr>
-            <w:t>o</w:t>
-          </w:r>
-        </w:hyperlink>
-      </w:r>
-      <w:r>
-        <w:rPr>
-          <w:u w:val="single" w:color="0000ff"/>
-          <w:rFonts w:ascii="Charis SIL Regular" w:hAnsi="Charis SIL Regular" w:eastAsia="Charis SIL Regular"/>
-          <w:b w:val="0"/>
-          <w:i w:val="0"/>
-          <w:color w:val="000000"/>
-          <w:sz w:val="24"/>
-        </w:rPr>
-        <w:hyperlink r:id="rId22" w:history="1">
-          <w:r>
-            <w:rPr>
-              <w:rStyle w:val="Hyperlink"/>
-            </w:rPr>
-            <w:t>lf E</w:t>
-          </w:r>
-        </w:hyperlink>
-      </w:r>
-      <w:r>
-        <w:rPr>
-          <w:u w:val="single" w:color="0000ff"/>
-          <w:rFonts w:ascii="Charis SIL Regular" w:hAnsi="Charis SIL Regular" w:eastAsia="Charis SIL Regular"/>
-          <w:b w:val="0"/>
-          <w:i w:val="0"/>
-          <w:color w:val="000000"/>
-          <w:sz w:val="24"/>
-        </w:rPr>
-        <w:t>ff</w:t>
-      </w:r>
-      <w:r>
-        <w:rPr>
-          <w:u w:val="single" w:color="0000ff"/>
-          <w:rFonts w:ascii="Charis SIL Regular" w:hAnsi="Charis SIL Regular" w:eastAsia="Charis SIL Regular"/>
-          <w:b w:val="0"/>
-          <w:i w:val="0"/>
-          <w:color w:val="000000"/>
-          <w:sz w:val="24"/>
-        </w:rPr>
-        <w:hyperlink r:id="rId22" w:history="1">
+        <w:hyperlink r:id="rId23" w:history="1">
           <w:r>
             <w:rPr>
               <w:rStyle w:val="Hyperlink"/>
@@ -3447,7 +3204,7 @@
           <w:color w:val="000000"/>
           <w:sz w:val="24"/>
         </w:rPr>
-        <w:hyperlink r:id="rId22" w:history="1">
+        <w:hyperlink r:id="rId23" w:history="1">
           <w:r>
             <w:rPr>
               <w:rStyle w:val="Hyperlink"/>
@@ -3475,7 +3232,7 @@
           <w:color w:val="000000"/>
           <w:sz w:val="24"/>
         </w:rPr>
-        <w:hyperlink r:id="rId22" w:history="1">
+        <w:hyperlink r:id="rId23" w:history="1">
           <w:r>
             <w:rPr>
               <w:rStyle w:val="Hyperlink"/>
@@ -3566,7 +3323,7 @@
           <w:sz w:val="24"/>
           <w:u w:val="single"/>
         </w:rPr>
-        <w:hyperlink r:id="rId23" w:history="1">
+        <w:hyperlink r:id="rId24" w:history="1">
           <w:r>
             <w:rPr>
               <w:rStyle w:val="Hyperlink"/>
@@ -3584,7 +3341,7 @@
           <w:sz w:val="24"/>
           <w:u w:val="single"/>
         </w:rPr>
-        <w:hyperlink r:id="rId23" w:history="1">
+        <w:hyperlink r:id="rId24" w:history="1">
           <w:r>
             <w:rPr>
               <w:rStyle w:val="Hyperlink"/>
@@ -3613,7 +3370,7 @@
           <w:sz w:val="24"/>
           <w:u w:val="single"/>
         </w:rPr>
-        <w:hyperlink r:id="rId23" w:history="1">
+        <w:hyperlink r:id="rId24" w:history="1">
           <w:r>
             <w:rPr>
               <w:rStyle w:val="Hyperlink"/>
@@ -3733,7 +3490,7 @@
           <w:sz w:val="24"/>
           <w:u w:val="single"/>
         </w:rPr>
-        <w:hyperlink r:id="rId24" w:history="1">
+        <w:hyperlink r:id="rId25" w:history="1">
           <w:r>
             <w:rPr>
               <w:rStyle w:val="Hyperlink"/>
@@ -3762,7 +3519,7 @@
           <w:sz w:val="24"/>
           <w:u w:val="single"/>
         </w:rPr>
-        <w:hyperlink r:id="rId24" w:history="1">
+        <w:hyperlink r:id="rId25" w:history="1">
           <w:r>
             <w:rPr>
               <w:rStyle w:val="Hyperlink"/>
@@ -3791,7 +3548,7 @@
           <w:sz w:val="24"/>
           <w:u w:val="single"/>
         </w:rPr>
-        <w:hyperlink r:id="rId24" w:history="1">
+        <w:hyperlink r:id="rId25" w:history="1">
           <w:r>
             <w:rPr>
               <w:rStyle w:val="Hyperlink"/>
@@ -3820,7 +3577,7 @@
           <w:sz w:val="24"/>
           <w:u w:val="single"/>
         </w:rPr>
-        <w:hyperlink r:id="rId24" w:history="1">
+        <w:hyperlink r:id="rId25" w:history="1">
           <w:r>
             <w:rPr>
               <w:rStyle w:val="Hyperlink"/>
@@ -3849,7 +3606,7 @@
           <w:sz w:val="24"/>
           <w:u w:val="single"/>
         </w:rPr>
-        <w:hyperlink r:id="rId24" w:history="1">
+        <w:hyperlink r:id="rId25" w:history="1">
           <w:r>
             <w:rPr>
               <w:rStyle w:val="Hyperlink"/>
@@ -3887,7 +3644,7 @@
           <w:color w:val="000000"/>
           <w:sz w:val="24"/>
         </w:rPr>
-        <w:hyperlink r:id="rId24" w:history="1">
+        <w:hyperlink r:id="rId25" w:history="1">
           <w:r>
             <w:rPr>
               <w:rStyle w:val="Hyperlink"/>
@@ -3905,7 +3662,7 @@
           <w:color w:val="000000"/>
           <w:sz w:val="24"/>
         </w:rPr>
-        <w:hyperlink r:id="rId24" w:history="1">
+        <w:hyperlink r:id="rId25" w:history="1">
           <w:r>
             <w:rPr>
               <w:rStyle w:val="Hyperlink"/>
@@ -3923,7 +3680,7 @@
           <w:color w:val="000000"/>
           <w:sz w:val="24"/>
         </w:rPr>
-        <w:hyperlink r:id="rId24" w:history="1">
+        <w:hyperlink r:id="rId25" w:history="1">
           <w:r>
             <w:rPr>
               <w:rStyle w:val="Hyperlink"/>
@@ -3941,7 +3698,7 @@
           <w:color w:val="000000"/>
           <w:sz w:val="24"/>
         </w:rPr>
-        <w:hyperlink r:id="rId24" w:history="1">
+        <w:hyperlink r:id="rId25" w:history="1">
           <w:r>
             <w:rPr>
               <w:rStyle w:val="Hyperlink"/>
@@ -3959,14 +3716,7 @@
           <w:color w:val="000000"/>
           <w:sz w:val="24"/>
         </w:rPr>
-        <w:hyperlink r:id="rId24" w:history="1">
-          <w:r>
-            <w:rPr>
-              <w:rStyle w:val="Hyperlink"/>
-            </w:rPr>
-            <w:t>rc</w:t>
-          </w:r>
-        </w:hyperlink>
+        <w:t>rch in</w:t>
       </w:r>
       <w:r>
         <w:rPr>
@@ -3977,25 +3727,7 @@
           <w:color w:val="000000"/>
           <w:sz w:val="24"/>
         </w:rPr>
-        <w:hyperlink r:id="rId24" w:history="1">
-          <w:r>
-            <w:rPr>
-              <w:rStyle w:val="Hyperlink"/>
-            </w:rPr>
-            <w:t>h in</w:t>
-          </w:r>
-        </w:hyperlink>
-      </w:r>
-      <w:r>
-        <w:rPr>
-          <w:u w:val="single" w:color="0000ff"/>
-          <w:rFonts w:ascii="Charis SIL Regular" w:hAnsi="Charis SIL Regular" w:eastAsia="Charis SIL Regular"/>
-          <w:b w:val="0"/>
-          <w:i w:val="0"/>
-          <w:color w:val="000000"/>
-          <w:sz w:val="24"/>
-        </w:rPr>
-        <w:hyperlink r:id="rId24" w:history="1">
+        <w:hyperlink r:id="rId25" w:history="1">
           <w:r>
             <w:rPr>
               <w:rStyle w:val="Hyperlink"/>
@@ -4033,7 +3765,7 @@
           <w:sz w:val="24"/>
           <w:u w:val="single"/>
         </w:rPr>
-        <w:hyperlink r:id="rId25" w:history="1">
+        <w:hyperlink r:id="rId26" w:history="1">
           <w:r>
             <w:rPr>
               <w:rStyle w:val="Hyperlink"/>
@@ -4071,7 +3803,7 @@
           <w:color w:val="000000"/>
           <w:sz w:val="24"/>
         </w:rPr>
-        <w:hyperlink r:id="rId25" w:history="1">
+        <w:hyperlink r:id="rId26" w:history="1">
           <w:r>
             <w:rPr>
               <w:rStyle w:val="Hyperlink"/>
@@ -4536,7 +4268,7 @@
           <w:color w:val="0000FF"/>
           <w:sz w:val="24"/>
         </w:rPr>
-        <w:hyperlink r:id="rId26" w:history="1">
+        <w:hyperlink r:id="rId27" w:history="1">
           <w:r>
             <w:rPr>
               <w:rStyle w:val="Hyperlink"/>
@@ -4553,7 +4285,7 @@
           <w:color w:val="0000FF"/>
           <w:sz w:val="24"/>
         </w:rPr>
-        <w:hyperlink r:id="rId26" w:history="1">
+        <w:hyperlink r:id="rId27" w:history="1">
           <w:r>
             <w:rPr>
               <w:rStyle w:val="Hyperlink"/>
@@ -4661,7 +4393,7 @@
           <w:sz w:val="24"/>
           <w:u w:val="single"/>
         </w:rPr>
-        <w:hyperlink r:id="rId27" w:history="1">
+        <w:hyperlink r:id="rId28" w:history="1">
           <w:r>
             <w:rPr>
               <w:rStyle w:val="Hyperlink"/>
@@ -4679,7 +4411,7 @@
           <w:sz w:val="24"/>
           <w:u w:val="single"/>
         </w:rPr>
-        <w:hyperlink r:id="rId27" w:history="1">
+        <w:hyperlink r:id="rId28" w:history="1">
           <w:r>
             <w:rPr>
               <w:rStyle w:val="Hyperlink"/>
@@ -4697,7 +4429,7 @@
           <w:sz w:val="24"/>
           <w:u w:val="single"/>
         </w:rPr>
-        <w:hyperlink r:id="rId27" w:history="1">
+        <w:hyperlink r:id="rId28" w:history="1">
           <w:r>
             <w:rPr>
               <w:rStyle w:val="Hyperlink"/>
@@ -4715,7 +4447,7 @@
           <w:sz w:val="24"/>
           <w:u w:val="single"/>
         </w:rPr>
-        <w:hyperlink r:id="rId27" w:history="1">
+        <w:hyperlink r:id="rId28" w:history="1">
           <w:r>
             <w:rPr>
               <w:rStyle w:val="Hyperlink"/>
@@ -4733,7 +4465,7 @@
           <w:sz w:val="24"/>
           <w:u w:val="single"/>
         </w:rPr>
-        <w:hyperlink r:id="rId27" w:history="1">
+        <w:hyperlink r:id="rId28" w:history="1">
           <w:r>
             <w:rPr>
               <w:rStyle w:val="Hyperlink"/>
@@ -4751,7 +4483,7 @@
           <w:sz w:val="24"/>
           <w:u w:val="single"/>
         </w:rPr>
-        <w:hyperlink r:id="rId27" w:history="1">
+        <w:hyperlink r:id="rId28" w:history="1">
           <w:r>
             <w:rPr>
               <w:rStyle w:val="Hyperlink"/>
@@ -4769,7 +4501,7 @@
           <w:sz w:val="24"/>
           <w:u w:val="single"/>
         </w:rPr>
-        <w:hyperlink r:id="rId27" w:history="1">
+        <w:hyperlink r:id="rId28" w:history="1">
           <w:r>
             <w:rPr>
               <w:rStyle w:val="Hyperlink"/>
@@ -4787,7 +4519,7 @@
           <w:sz w:val="24"/>
           <w:u w:val="single"/>
         </w:rPr>
-        <w:hyperlink r:id="rId27" w:history="1">
+        <w:hyperlink r:id="rId28" w:history="1">
           <w:r>
             <w:rPr>
               <w:rStyle w:val="Hyperlink"/>
@@ -4805,7 +4537,7 @@
           <w:sz w:val="24"/>
           <w:u w:val="single"/>
         </w:rPr>
-        <w:hyperlink r:id="rId27" w:history="1">
+        <w:hyperlink r:id="rId28" w:history="1">
           <w:r>
             <w:rPr>
               <w:rStyle w:val="Hyperlink"/>
@@ -4962,7 +4694,7 @@
           <w:sz w:val="24"/>
           <w:u w:val="single"/>
         </w:rPr>
-        <w:hyperlink r:id="rId28" w:history="1">
+        <w:hyperlink r:id="rId29" w:history="1">
           <w:r>
             <w:rPr>
               <w:rStyle w:val="Hyperlink"/>
@@ -4980,7 +4712,7 @@
           <w:sz w:val="24"/>
           <w:u w:val="single"/>
         </w:rPr>
-        <w:hyperlink r:id="rId28" w:history="1">
+        <w:hyperlink r:id="rId29" w:history="1">
           <w:r>
             <w:rPr>
               <w:rStyle w:val="Hyperlink"/>
@@ -4998,7 +4730,7 @@
           <w:sz w:val="24"/>
           <w:u w:val="single"/>
         </w:rPr>
-        <w:hyperlink r:id="rId28" w:history="1">
+        <w:hyperlink r:id="rId29" w:history="1">
           <w:r>
             <w:rPr>
               <w:rStyle w:val="Hyperlink"/>
@@ -5016,7 +4748,7 @@
           <w:sz w:val="24"/>
           <w:u w:val="single"/>
         </w:rPr>
-        <w:hyperlink r:id="rId28" w:history="1">
+        <w:hyperlink r:id="rId29" w:history="1">
           <w:r>
             <w:rPr>
               <w:rStyle w:val="Hyperlink"/>
@@ -5034,7 +4766,7 @@
           <w:sz w:val="24"/>
           <w:u w:val="single"/>
         </w:rPr>
-        <w:hyperlink r:id="rId28" w:history="1">
+        <w:hyperlink r:id="rId29" w:history="1">
           <w:r>
             <w:rPr>
               <w:rStyle w:val="Hyperlink"/>
@@ -5052,7 +4784,7 @@
           <w:sz w:val="24"/>
           <w:u w:val="single"/>
         </w:rPr>
-        <w:hyperlink r:id="rId28" w:history="1">
+        <w:hyperlink r:id="rId29" w:history="1">
           <w:r>
             <w:rPr>
               <w:rStyle w:val="Hyperlink"/>
@@ -5070,7 +4802,7 @@
           <w:sz w:val="24"/>
           <w:u w:val="single"/>
         </w:rPr>
-        <w:hyperlink r:id="rId28" w:history="1">
+        <w:hyperlink r:id="rId29" w:history="1">
           <w:r>
             <w:rPr>
               <w:rStyle w:val="Hyperlink"/>
@@ -5178,7 +4910,7 @@
           <w:sz w:val="24"/>
           <w:u w:val="single"/>
         </w:rPr>
-        <w:hyperlink r:id="rId29" w:history="1">
+        <w:hyperlink r:id="rId30" w:history="1">
           <w:r>
             <w:rPr>
               <w:rStyle w:val="Hyperlink"/>
@@ -5196,7 +4928,7 @@
           <w:sz w:val="24"/>
           <w:u w:val="single"/>
         </w:rPr>
-        <w:hyperlink r:id="rId29" w:history="1">
+        <w:hyperlink r:id="rId30" w:history="1">
           <w:r>
             <w:rPr>
               <w:rStyle w:val="Hyperlink"/>
@@ -5214,7 +4946,7 @@
           <w:sz w:val="24"/>
           <w:u w:val="single"/>
         </w:rPr>
-        <w:hyperlink r:id="rId29" w:history="1">
+        <w:hyperlink r:id="rId30" w:history="1">
           <w:r>
             <w:rPr>
               <w:rStyle w:val="Hyperlink"/>
@@ -5232,7 +4964,7 @@
           <w:sz w:val="24"/>
           <w:u w:val="single"/>
         </w:rPr>
-        <w:hyperlink r:id="rId29" w:history="1">
+        <w:hyperlink r:id="rId30" w:history="1">
           <w:r>
             <w:rPr>
               <w:rStyle w:val="Hyperlink"/>
@@ -5250,7 +4982,7 @@
           <w:sz w:val="24"/>
           <w:u w:val="single"/>
         </w:rPr>
-        <w:hyperlink r:id="rId29" w:history="1">
+        <w:hyperlink r:id="rId30" w:history="1">
           <w:r>
             <w:rPr>
               <w:rStyle w:val="Hyperlink"/>
@@ -5266,8 +4998,115 @@
           <w:i w:val="0"/>
           <w:color w:val="0000FF"/>
           <w:sz w:val="24"/>
-        </w:rPr>
-        <w:t>file/NL-HaNA_2.04.01_4030_0001</w:t>
+          <w:u w:val="single"/>
+        </w:rPr>
+        <w:hyperlink r:id="rId30" w:history="1">
+          <w:r>
+            <w:rPr>
+              <w:rStyle w:val="Hyperlink"/>
+            </w:rPr>
+            <w:t>fil</w:t>
+          </w:r>
+        </w:hyperlink>
+      </w:r>
+      <w:r>
+        <w:rPr>
+          <w:rFonts w:ascii="Charis SIL Regular" w:hAnsi="Charis SIL Regular" w:eastAsia="Charis SIL Regular"/>
+          <w:b w:val="0"/>
+          <w:i w:val="0"/>
+          <w:color w:val="0000FF"/>
+          <w:sz w:val="24"/>
+          <w:u w:val="single"/>
+        </w:rPr>
+        <w:hyperlink r:id="rId30" w:history="1">
+          <w:r>
+            <w:rPr>
+              <w:rStyle w:val="Hyperlink"/>
+            </w:rPr>
+            <w:t>e</w:t>
+          </w:r>
+        </w:hyperlink>
+      </w:r>
+      <w:r>
+        <w:rPr>
+          <w:rFonts w:ascii="Charis SIL Regular" w:hAnsi="Charis SIL Regular" w:eastAsia="Charis SIL Regular"/>
+          <w:b w:val="0"/>
+          <w:i w:val="0"/>
+          <w:color w:val="0000FF"/>
+          <w:sz w:val="24"/>
+          <w:u w:val="single"/>
+        </w:rPr>
+        <w:hyperlink r:id="rId30" w:history="1">
+          <w:r>
+            <w:rPr>
+              <w:rStyle w:val="Hyperlink"/>
+            </w:rPr>
+            <w:t>/</w:t>
+          </w:r>
+        </w:hyperlink>
+      </w:r>
+      <w:r>
+        <w:rPr>
+          <w:rFonts w:ascii="Charis SIL Regular" w:hAnsi="Charis SIL Regular" w:eastAsia="Charis SIL Regular"/>
+          <w:b w:val="0"/>
+          <w:i w:val="0"/>
+          <w:color w:val="0000FF"/>
+          <w:sz w:val="24"/>
+          <w:u w:val="single"/>
+        </w:rPr>
+        <w:hyperlink r:id="rId30" w:history="1">
+          <w:r>
+            <w:rPr>
+              <w:rStyle w:val="Hyperlink"/>
+            </w:rPr>
+            <w:t>N</w:t>
+          </w:r>
+        </w:hyperlink>
+      </w:r>
+      <w:r>
+        <w:rPr>
+          <w:rFonts w:ascii="Charis SIL Regular" w:hAnsi="Charis SIL Regular" w:eastAsia="Charis SIL Regular"/>
+          <w:b w:val="0"/>
+          <w:i w:val="0"/>
+          <w:color w:val="0000FF"/>
+          <w:sz w:val="24"/>
+        </w:rPr>
+        <w:hyperlink r:id="rId30" w:history="1">
+          <w:r>
+            <w:rPr>
+              <w:rStyle w:val="Hyperlink"/>
+            </w:rPr>
+            <w:t>L</w:t>
+          </w:r>
+        </w:hyperlink>
+      </w:r>
+      <w:r>
+        <w:rPr>
+          <w:rFonts w:ascii="Charis SIL Regular" w:hAnsi="Charis SIL Regular" w:eastAsia="Charis SIL Regular"/>
+          <w:b w:val="0"/>
+          <w:i w:val="0"/>
+          <w:color w:val="0000FF"/>
+          <w:sz w:val="24"/>
+        </w:rPr>
+        <w:t>-</w:t>
+      </w:r>
+      <w:r>
+        <w:rPr>
+          <w:rFonts w:ascii="Charis SIL Regular" w:hAnsi="Charis SIL Regular" w:eastAsia="Charis SIL Regular"/>
+          <w:b w:val="0"/>
+          <w:i w:val="0"/>
+          <w:color w:val="0000FF"/>
+          <w:sz w:val="24"/>
+          <w:u w:val="single"/>
+        </w:rPr>
+        <w:hyperlink r:id="rId30" w:history="1">
+          <w:r>
+            <w:rPr>
+              <w:rStyle w:val="Hyperlink"/>
+            </w:rPr>
+            <w:t>HaNA_2.04.01_4030_0001</w:t>
+          </w:r>
+        </w:hyperlink>
       </w:r>
     </w:p>
     <w:p>
@@ -5357,7 +5196,7 @@
           <w:color w:val="0000FF"/>
           <w:sz w:val="24"/>
         </w:rPr>
-        <w:hyperlink r:id="rId30" w:history="1">
+        <w:hyperlink r:id="rId31" w:history="1">
           <w:r>
             <w:rPr>
               <w:rStyle w:val="Hyperlink"/>
@@ -5374,7 +5213,7 @@
           <w:color w:val="0000FF"/>
           <w:sz w:val="24"/>
         </w:rPr>
-        <w:hyperlink r:id="rId30" w:history="1">
+        <w:hyperlink r:id="rId31" w:history="1">
           <w:r>
             <w:rPr>
               <w:rStyle w:val="Hyperlink"/>
@@ -5471,7 +5310,7 @@
           <w:color w:val="0000FF"/>
           <w:sz w:val="24"/>
         </w:rPr>
-        <w:hyperlink r:id="rId31" w:history="1">
+        <w:hyperlink r:id="rId32" w:history="1">
           <w:r>
             <w:rPr>
               <w:rStyle w:val="Hyperlink"/>
@@ -5488,7 +5327,7 @@
           <w:color w:val="0000FF"/>
           <w:sz w:val="24"/>
         </w:rPr>
-        <w:hyperlink r:id="rId31" w:history="1">
+        <w:hyperlink r:id="rId32" w:history="1">
           <w:r>
             <w:rPr>
               <w:rStyle w:val="Hyperlink"/>
@@ -5608,7 +5447,7 @@
           <w:color w:val="0000FF"/>
           <w:sz w:val="24"/>
         </w:rPr>
-        <w:hyperlink r:id="rId32" w:history="1">
+        <w:hyperlink r:id="rId33" w:history="1">
           <w:r>
             <w:rPr>
               <w:rStyle w:val="Hyperlink"/>
@@ -5625,7 +5464,7 @@
           <w:color w:val="0000FF"/>
           <w:sz w:val="24"/>
         </w:rPr>
-        <w:hyperlink r:id="rId32" w:history="1">
+        <w:hyperlink r:id="rId33" w:history="1">
           <w:r>
             <w:rPr>
               <w:rStyle w:val="Hyperlink"/>
@@ -5753,7 +5592,7 @@
           <w:sz w:val="24"/>
           <w:u w:val="single"/>
         </w:rPr>
-        <w:hyperlink r:id="rId33" w:history="1">
+        <w:hyperlink r:id="rId34" w:history="1">
           <w:r>
             <w:rPr>
               <w:rStyle w:val="Hyperlink"/>
@@ -5771,7 +5610,7 @@
           <w:sz w:val="24"/>
           <w:u w:val="single"/>
         </w:rPr>
-        <w:hyperlink r:id="rId33" w:history="1">
+        <w:hyperlink r:id="rId34" w:history="1">
           <w:r>
             <w:rPr>
               <w:rStyle w:val="Hyperlink"/>
@@ -5789,7 +5628,7 @@
           <w:sz w:val="24"/>
           <w:u w:val="single"/>
         </w:rPr>
-        <w:hyperlink r:id="rId33" w:history="1">
+        <w:hyperlink r:id="rId34" w:history="1">
           <w:r>
             <w:rPr>
               <w:rStyle w:val="Hyperlink"/>
@@ -5817,7 +5656,7 @@
           <w:sz w:val="24"/>
           <w:u w:val="single"/>
         </w:rPr>
-        <w:hyperlink r:id="rId34" w:history="1">
+        <w:hyperlink r:id="rId35" w:history="1">
           <w:r>
             <w:rPr>
               <w:rStyle w:val="Hyperlink"/>
@@ -5846,7 +5685,7 @@
           <w:sz w:val="24"/>
           <w:u w:val="single"/>
         </w:rPr>
-        <w:hyperlink r:id="rId34" w:history="1">
+        <w:hyperlink r:id="rId35" w:history="1">
           <w:r>
             <w:rPr>
               <w:rStyle w:val="Hyperlink"/>
@@ -5973,7 +5812,7 @@
           <w:sz w:val="24"/>
           <w:u w:val="single"/>
         </w:rPr>
-        <w:hyperlink r:id="rId35" w:history="1">
+        <w:hyperlink r:id="rId36" w:history="1">
           <w:r>
             <w:rPr>
               <w:rStyle w:val="Hyperlink"/>
@@ -6002,7 +5841,7 @@
           <w:sz w:val="24"/>
           <w:u w:val="single"/>
         </w:rPr>
-        <w:hyperlink r:id="rId35" w:history="1">
+        <w:hyperlink r:id="rId36" w:history="1">
           <w:r>
             <w:rPr>
               <w:rStyle w:val="Hyperlink"/>
@@ -6030,7 +5869,7 @@
           <w:sz w:val="24"/>
           <w:u w:val="single"/>
         </w:rPr>
-        <w:hyperlink r:id="rId36" w:history="1">
+        <w:hyperlink r:id="rId37" w:history="1">
           <w:r>
             <w:rPr>
               <w:rStyle w:val="Hyperlink"/>
@@ -6048,7 +5887,7 @@
           <w:sz w:val="24"/>
           <w:u w:val="single"/>
         </w:rPr>
-        <w:hyperlink r:id="rId36" w:history="1">
+        <w:hyperlink r:id="rId37" w:history="1">
           <w:r>
             <w:rPr>
               <w:rStyle w:val="Hyperlink"/>
@@ -6066,7 +5905,7 @@
           <w:sz w:val="24"/>
           <w:u w:val="single"/>
         </w:rPr>
-        <w:hyperlink r:id="rId36" w:history="1">
+        <w:hyperlink r:id="rId37" w:history="1">
           <w:r>
             <w:rPr>
               <w:rStyle w:val="Hyperlink"/>
@@ -6084,7 +5923,7 @@
           <w:sz w:val="24"/>
           <w:u w:val="single"/>
         </w:rPr>
-        <w:hyperlink r:id="rId36" w:history="1">
+        <w:hyperlink r:id="rId37" w:history="1">
           <w:r>
             <w:rPr>
               <w:rStyle w:val="Hyperlink"/>
@@ -6102,7 +5941,7 @@
           <w:sz w:val="24"/>
           <w:u w:val="single"/>
         </w:rPr>
-        <w:hyperlink r:id="rId36" w:history="1">
+        <w:hyperlink r:id="rId37" w:history="1">
           <w:r>
             <w:rPr>
               <w:rStyle w:val="Hyperlink"/>
@@ -6120,7 +5959,7 @@
           <w:sz w:val="24"/>
           <w:u w:val="single"/>
         </w:rPr>
-        <w:hyperlink r:id="rId36" w:history="1">
+        <w:hyperlink r:id="rId37" w:history="1">
           <w:r>
             <w:rPr>
               <w:rStyle w:val="Hyperlink"/>
@@ -6138,7 +5977,7 @@
           <w:sz w:val="24"/>
           <w:u w:val="single"/>
         </w:rPr>
-        <w:hyperlink r:id="rId36" w:history="1">
+        <w:hyperlink r:id="rId37" w:history="1">
           <w:r>
             <w:rPr>
               <w:rStyle w:val="Hyperlink"/>
@@ -6246,7 +6085,7 @@
           <w:sz w:val="24"/>
           <w:u w:val="single"/>
         </w:rPr>
-        <w:hyperlink r:id="rId37" w:history="1">
+        <w:hyperlink r:id="rId38" w:history="1">
           <w:r>
             <w:rPr>
               <w:rStyle w:val="Hyperlink"/>
@@ -6264,7 +6103,7 @@
           <w:sz w:val="24"/>
           <w:u w:val="single"/>
         </w:rPr>
-        <w:hyperlink r:id="rId37" w:history="1">
+        <w:hyperlink r:id="rId38" w:history="1">
           <w:r>
             <w:rPr>
               <w:rStyle w:val="Hyperlink"/>
@@ -6282,7 +6121,7 @@
           <w:sz w:val="24"/>
           <w:u w:val="single"/>
         </w:rPr>
-        <w:hyperlink r:id="rId37" w:history="1">
+        <w:hyperlink r:id="rId38" w:history="1">
           <w:r>
             <w:rPr>
               <w:rStyle w:val="Hyperlink"/>
@@ -6300,7 +6139,7 @@
           <w:sz w:val="24"/>
           <w:u w:val="single"/>
         </w:rPr>
-        <w:hyperlink r:id="rId37" w:history="1">
+        <w:hyperlink r:id="rId38" w:history="1">
           <w:r>
             <w:rPr>
               <w:rStyle w:val="Hyperlink"/>
@@ -6328,7 +6167,7 @@
           <w:sz w:val="24"/>
           <w:u w:val="single"/>
         </w:rPr>
-        <w:hyperlink r:id="rId38" w:history="1">
+        <w:hyperlink r:id="rId39" w:history="1">
           <w:r>
             <w:rPr>
               <w:rStyle w:val="Hyperlink"/>
@@ -6357,7 +6196,7 @@
           <w:sz w:val="24"/>
           <w:u w:val="single"/>
         </w:rPr>
-        <w:hyperlink r:id="rId38" w:history="1">
+        <w:hyperlink r:id="rId39" w:history="1">
           <w:r>
             <w:rPr>
               <w:rStyle w:val="Hyperlink"/>
@@ -6485,7 +6324,7 @@
           <w:sz w:val="24"/>
           <w:u w:val="single"/>
         </w:rPr>
-        <w:hyperlink r:id="rId39" w:history="1">
+        <w:hyperlink r:id="rId40" w:history="1">
           <w:r>
             <w:rPr>
               <w:rStyle w:val="Hyperlink"/>
@@ -6503,7 +6342,7 @@
           <w:sz w:val="24"/>
           <w:u w:val="single"/>
         </w:rPr>
-        <w:hyperlink r:id="rId39" w:history="1">
+        <w:hyperlink r:id="rId40" w:history="1">
           <w:r>
             <w:rPr>
               <w:rStyle w:val="Hyperlink"/>
@@ -6631,7 +6470,7 @@
           <w:sz w:val="24"/>
           <w:u w:val="single"/>
         </w:rPr>
-        <w:hyperlink r:id="rId40" w:history="1">
+        <w:hyperlink r:id="rId41" w:history="1">
           <w:r>
             <w:rPr>
               <w:rStyle w:val="Hyperlink"/>
@@ -6649,7 +6488,7 @@
           <w:sz w:val="24"/>
           <w:u w:val="single"/>
         </w:rPr>
-        <w:hyperlink r:id="rId40" w:history="1">
+        <w:hyperlink r:id="rId41" w:history="1">
           <w:r>
             <w:rPr>
               <w:rStyle w:val="Hyperlink"/>
@@ -6667,7 +6506,7 @@
           <w:sz w:val="24"/>
           <w:u w:val="single"/>
         </w:rPr>
-        <w:hyperlink r:id="rId40" w:history="1">
+        <w:hyperlink r:id="rId41" w:history="1">
           <w:r>
             <w:rPr>
               <w:rStyle w:val="Hyperlink"/>
@@ -6685,7 +6524,7 @@
           <w:sz w:val="24"/>
           <w:u w:val="single"/>
         </w:rPr>
-        <w:hyperlink r:id="rId40" w:history="1">
+        <w:hyperlink r:id="rId41" w:history="1">
           <w:r>
             <w:rPr>
               <w:rStyle w:val="Hyperlink"/>
@@ -6803,7 +6642,7 @@
           <w:sz w:val="24"/>
           <w:u w:val="single"/>
         </w:rPr>
-        <w:hyperlink r:id="rId41" w:history="1">
+        <w:hyperlink r:id="rId42" w:history="1">
           <w:r>
             <w:rPr>
               <w:rStyle w:val="Hyperlink"/>
@@ -6821,7 +6660,7 @@
           <w:sz w:val="24"/>
           <w:u w:val="single"/>
         </w:rPr>
-        <w:hyperlink r:id="rId41" w:history="1">
+        <w:hyperlink r:id="rId42" w:history="1">
           <w:r>
             <w:rPr>
               <w:rStyle w:val="Hyperlink"/>
@@ -6839,7 +6678,7 @@
           <w:sz w:val="24"/>
           <w:u w:val="single"/>
         </w:rPr>
-        <w:hyperlink r:id="rId41" w:history="1">
+        <w:hyperlink r:id="rId42" w:history="1">
           <w:r>
             <w:rPr>
               <w:rStyle w:val="Hyperlink"/>
@@ -6857,7 +6696,7 @@
           <w:sz w:val="24"/>
           <w:u w:val="single"/>
         </w:rPr>
-        <w:hyperlink r:id="rId41" w:history="1">
+        <w:hyperlink r:id="rId42" w:history="1">
           <w:r>
             <w:rPr>
               <w:rStyle w:val="Hyperlink"/>
@@ -6885,7 +6724,7 @@
           <w:sz w:val="24"/>
           <w:u w:val="single"/>
         </w:rPr>
-        <w:hyperlink r:id="rId42" w:history="1">
+        <w:hyperlink r:id="rId43" w:history="1">
           <w:r>
             <w:rPr>
               <w:rStyle w:val="Hyperlink"/>
@@ -6903,7 +6742,7 @@
           <w:sz w:val="24"/>
           <w:u w:val="single"/>
         </w:rPr>
-        <w:hyperlink r:id="rId42" w:history="1">
+        <w:hyperlink r:id="rId43" w:history="1">
           <w:r>
             <w:rPr>
               <w:rStyle w:val="Hyperlink"/>
@@ -6932,7 +6771,7 @@
           <w:sz w:val="24"/>
           <w:u w:val="single"/>
         </w:rPr>
-        <w:hyperlink r:id="rId42" w:history="1">
+        <w:hyperlink r:id="rId43" w:history="1">
           <w:r>
             <w:rPr>
               <w:rStyle w:val="Hyperlink"/>
@@ -6961,7 +6800,7 @@
           <w:sz w:val="24"/>
           <w:u w:val="single"/>
         </w:rPr>
-        <w:hyperlink r:id="rId43" w:history="1">
+        <w:hyperlink r:id="rId44" w:history="1">
           <w:r>
             <w:rPr>
               <w:rStyle w:val="Hyperlink"/>
@@ -6990,7 +6829,7 @@
           <w:sz w:val="24"/>
           <w:u w:val="single"/>
         </w:rPr>
-        <w:hyperlink r:id="rId41" w:history="1">
+        <w:hyperlink r:id="rId44" w:history="1">
           <w:r>
             <w:rPr>
               <w:rStyle w:val="Hyperlink"/>

--- a/EXPORTS/DOCX/published/niveau3/English/KKZ.docx
+++ b/EXPORTS/DOCX/published/niveau3/English/KKZ.docx
@@ -226,7 +226,35 @@
           <w:color w:val="000000"/>
           <w:sz w:val="24"/>
         </w:rPr>
-        <w:t xml:space="preserve">. The museum took the form of a cabinet of curiosities and its collection comprised a </w:t>
+        <w:t>. The museum took the form of a cabinet of curiosities and its collection co</w:t>
+      </w:r>
+      <w:r>
+        <w:rPr>
+          <w:u w:val="single" w:color="0000ff"/>
+          <w:rFonts w:ascii="Charis SIL Regular" w:hAnsi="Charis SIL Regular" w:eastAsia="Charis SIL Regular"/>
+          <w:b w:val="0"/>
+          <w:i w:val="0"/>
+          <w:color w:val="000000"/>
+          <w:sz w:val="24"/>
+        </w:rPr>
+        <w:hyperlink r:id="rId9" w:history="1">
+          <w:r>
+            <w:rPr>
+              <w:rStyle w:val="Hyperlink"/>
+            </w:rPr>
+            <w:t>mpri</w:t>
+          </w:r>
+        </w:hyperlink>
+      </w:r>
+      <w:r>
+        <w:rPr>
+          <w:rFonts w:ascii="Charis SIL Regular" w:hAnsi="Charis SIL Regular" w:eastAsia="Charis SIL Regular"/>
+          <w:b w:val="0"/>
+          <w:i w:val="0"/>
+          <w:color w:val="000000"/>
+          <w:sz w:val="24"/>
+        </w:rPr>
+        <w:t xml:space="preserve">sed a </w:t>
       </w:r>
       <w:r>
         <w:rPr>
@@ -833,7 +861,85 @@
           <w:color w:val="000000"/>
           <w:sz w:val="24"/>
         </w:rPr>
-        <w:t xml:space="preserve"> subsequently contributed the</w:t>
+        <w:t xml:space="preserve"> subse</w:t>
+      </w:r>
+      <w:r>
+        <w:rPr>
+          <w:rFonts w:ascii="Charis SIL Regular" w:hAnsi="Charis SIL Regular" w:eastAsia="Charis SIL Regular"/>
+          <w:b w:val="0"/>
+          <w:i w:val="0"/>
+          <w:color w:val="000000"/>
+          <w:sz w:val="24"/>
+        </w:rPr>
+        <w:hyperlink r:id="rId12" w:history="1">
+          <w:r>
+            <w:rPr>
+              <w:rStyle w:val="Hyperlink"/>
+            </w:rPr>
+            <w:t>quently</w:t>
+          </w:r>
+        </w:hyperlink>
+      </w:r>
+      <w:r>
+        <w:rPr>
+          <w:rFonts w:ascii="Charis SIL Regular" w:hAnsi="Charis SIL Regular" w:eastAsia="Charis SIL Regular"/>
+          <w:b w:val="0"/>
+          <w:i w:val="0"/>
+          <w:color w:val="000000"/>
+          <w:sz w:val="24"/>
+        </w:rPr>
+        <w:t xml:space="preserve"> cont</w:t>
+      </w:r>
+      <w:r>
+        <w:rPr>
+          <w:rFonts w:ascii="Charis SIL Regular" w:hAnsi="Charis SIL Regular" w:eastAsia="Charis SIL Regular"/>
+          <w:b w:val="0"/>
+          <w:i w:val="0"/>
+          <w:color w:val="000000"/>
+          <w:sz w:val="24"/>
+        </w:rPr>
+        <w:hyperlink r:id="rId13" w:history="1">
+          <w:r>
+            <w:rPr>
+              <w:rStyle w:val="Hyperlink"/>
+            </w:rPr>
+            <w:t>ribute</w:t>
+          </w:r>
+        </w:hyperlink>
+      </w:r>
+      <w:r>
+        <w:rPr>
+          <w:rFonts w:ascii="Charis SIL Regular" w:hAnsi="Charis SIL Regular" w:eastAsia="Charis SIL Regular"/>
+          <w:b w:val="0"/>
+          <w:i w:val="0"/>
+          <w:color w:val="000000"/>
+          <w:sz w:val="24"/>
+        </w:rPr>
+        <w:hyperlink r:id="rId13" w:history="1">
+          <w:r>
+            <w:rPr>
+              <w:rStyle w:val="Hyperlink"/>
+            </w:rPr>
+            <w:t>d</w:t>
+          </w:r>
+        </w:hyperlink>
+      </w:r>
+      <w:r>
+        <w:rPr>
+          <w:rFonts w:ascii="Charis SIL Regular" w:hAnsi="Charis SIL Regular" w:eastAsia="Charis SIL Regular"/>
+          <w:b w:val="0"/>
+          <w:i w:val="0"/>
+          <w:color w:val="000000"/>
+          <w:sz w:val="24"/>
+        </w:rPr>
+        <w:hyperlink r:id="rId13" w:history="1">
+          <w:r>
+            <w:rPr>
+              <w:rStyle w:val="Hyperlink"/>
+            </w:rPr>
+            <w:t xml:space="preserve"> the</w:t>
+          </w:r>
+        </w:hyperlink>
       </w:r>
       <w:r>
         <w:rPr>
@@ -1153,7 +1259,24 @@
           <w:color w:val="000000"/>
           <w:sz w:val="24"/>
         </w:rPr>
-        <w:t>RV</w:t>
+        <w:hyperlink r:id="rId14" w:history="1">
+          <w:r>
+            <w:rPr>
+              <w:rStyle w:val="Hyperlink"/>
+            </w:rPr>
+            <w:t>R</w:t>
+          </w:r>
+        </w:hyperlink>
+      </w:r>
+      <w:r>
+        <w:rPr>
+          <w:rFonts w:ascii="Charis SIL Italic" w:hAnsi="Charis SIL Italic" w:eastAsia="Charis SIL Italic"/>
+          <w:b w:val="0"/>
+          <w:i/>
+          <w:color w:val="000000"/>
+          <w:sz w:val="24"/>
+        </w:rPr>
+        <w:t>V</w:t>
       </w:r>
       <w:r>
         <w:rPr>
@@ -1402,7 +1525,14 @@
           <w:color w:val="0000FF"/>
           <w:sz w:val="24"/>
         </w:rPr>
-        <w:t xml:space="preserve">Rijksmuseum </w:t>
+        <w:hyperlink r:id="rId15" w:history="1">
+          <w:r>
+            <w:rPr>
+              <w:rStyle w:val="Hyperlink"/>
+            </w:rPr>
+            <w:t>Ri</w:t>
+          </w:r>
+        </w:hyperlink>
       </w:r>
       <w:r>
         <w:rPr>
@@ -1411,6 +1541,36 @@
           <w:i w:val="0"/>
           <w:color w:val="0000FF"/>
           <w:sz w:val="24"/>
+          <w:u w:val="single"/>
+        </w:rPr>
+        <w:hyperlink r:id="rId15" w:history="1">
+          <w:r>
+            <w:rPr>
+              <w:rStyle w:val="Hyperlink"/>
+            </w:rPr>
+            <w:t>jksmuseum</w:t>
+          </w:r>
+        </w:hyperlink>
+      </w:r>
+      <w:r>
+        <w:rPr>
+          <w:rFonts w:ascii="Charis SIL Regular" w:hAnsi="Charis SIL Regular" w:eastAsia="Charis SIL Regular"/>
+          <w:b w:val="0"/>
+          <w:i w:val="0"/>
+          <w:color w:val="0000FF"/>
+          <w:sz w:val="24"/>
+          <w:u w:val="single"/>
+        </w:rPr>
+        <w:t xml:space="preserve"> </w:t>
+      </w:r>
+      <w:r>
+        <w:rPr>
+          <w:rFonts w:ascii="Charis SIL Regular" w:hAnsi="Charis SIL Regular" w:eastAsia="Charis SIL Regular"/>
+          <w:b w:val="0"/>
+          <w:i w:val="0"/>
+          <w:color w:val="0000FF"/>
+          <w:sz w:val="24"/>
+          <w:u w:val="single"/>
         </w:rPr>
         <w:hyperlink r:id="rId15" w:history="1">
           <w:r>
@@ -1610,8 +1770,27 @@
           <w:i w:val="0"/>
           <w:color w:val="0000FF"/>
           <w:sz w:val="24"/>
-        </w:rPr>
-        <w:t xml:space="preserve"> Museu</w:t>
+          <w:u w:val="single"/>
+        </w:rPr>
+        <w:t xml:space="preserve"> </w:t>
+      </w:r>
+      <w:r>
+        <w:rPr>
+          <w:rFonts w:ascii="Charis SIL Regular" w:hAnsi="Charis SIL Regular" w:eastAsia="Charis SIL Regular"/>
+          <w:b w:val="0"/>
+          <w:i w:val="0"/>
+          <w:color w:val="0000FF"/>
+          <w:sz w:val="24"/>
+          <w:u w:val="single"/>
+        </w:rPr>
+        <w:hyperlink r:id="rId16" w:history="1">
+          <w:r>
+            <w:rPr>
+              <w:rStyle w:val="Hyperlink"/>
+            </w:rPr>
+            <w:t>Museu</w:t>
+          </w:r>
+        </w:hyperlink>
       </w:r>
       <w:r>
         <w:rPr>
@@ -1727,21 +1906,13 @@
       </w:r>
       <w:r>
         <w:rPr>
-          <w:u w:val="single" w:color="0000ff"/>
           <w:rFonts w:ascii="Charis SIL Regular" w:hAnsi="Charis SIL Regular" w:eastAsia="Charis SIL Regular"/>
           <w:b w:val="0"/>
           <w:i w:val="0"/>
           <w:color w:val="000000"/>
           <w:sz w:val="24"/>
         </w:rPr>
-        <w:hyperlink r:id="rId15" w:history="1">
-          <w:r>
-            <w:rPr>
-              <w:rStyle w:val="Hyperlink"/>
-            </w:rPr>
-            <w:t xml:space="preserve">, the </w:t>
-          </w:r>
-        </w:hyperlink>
+        <w:t xml:space="preserve">, the </w:t>
       </w:r>
       <w:r>
         <w:rPr>
@@ -2034,24 +2205,7 @@
           <w:color w:val="000000"/>
           <w:sz w:val="24"/>
         </w:rPr>
-        <w:hyperlink r:id="rId16" w:history="1">
-          <w:r>
-            <w:rPr>
-              <w:rStyle w:val="Hyperlink"/>
-            </w:rPr>
-            <w:t>, the</w:t>
-          </w:r>
-        </w:hyperlink>
-      </w:r>
-      <w:r>
-        <w:rPr>
-          <w:rFonts w:ascii="Charis SIL Regular" w:hAnsi="Charis SIL Regular" w:eastAsia="Charis SIL Regular"/>
-          <w:b w:val="0"/>
-          <w:i w:val="0"/>
-          <w:color w:val="000000"/>
-          <w:sz w:val="24"/>
-        </w:rPr>
-        <w:t xml:space="preserve"> </w:t>
+        <w:t xml:space="preserve">, the </w:t>
       </w:r>
       <w:r>
         <w:rPr>
@@ -2239,24 +2393,7 @@
           <w:color w:val="000000"/>
           <w:sz w:val="24"/>
         </w:rPr>
-        <w:hyperlink r:id="rId17" w:history="1">
-          <w:r>
-            <w:rPr>
-              <w:rStyle w:val="Hyperlink"/>
-            </w:rPr>
-            <w:t>e</w:t>
-          </w:r>
-        </w:hyperlink>
-      </w:r>
-      <w:r>
-        <w:rPr>
-          <w:rFonts w:ascii="Charis SIL Regular" w:hAnsi="Charis SIL Regular" w:eastAsia="Charis SIL Regular"/>
-          <w:b w:val="0"/>
-          <w:i w:val="0"/>
-          <w:color w:val="000000"/>
-          <w:sz w:val="24"/>
-        </w:rPr>
-        <w:t xml:space="preserve"> </w:t>
+        <w:t xml:space="preserve">e </w:t>
       </w:r>
       <w:r>
         <w:rPr>
@@ -2285,7 +2422,7 @@
           <w:sz w:val="24"/>
           <w:u w:val="single"/>
         </w:rPr>
-        <w:hyperlink r:id="rId17" w:history="1">
+        <w:hyperlink r:id="rId19" w:history="1">
           <w:r>
             <w:rPr>
               <w:rStyle w:val="Hyperlink"/>
@@ -2359,6 +2496,7 @@
           <w:i w:val="0"/>
           <w:color w:val="0000FF"/>
           <w:sz w:val="24"/>
+          <w:u w:val="single"/>
         </w:rPr>
         <w:hyperlink r:id="rId19" w:history="1">
           <w:r>
@@ -2414,14 +2552,7 @@
           <w:sz w:val="24"/>
           <w:u w:val="single"/>
         </w:rPr>
-        <w:hyperlink r:id="rId19" w:history="1">
-          <w:r>
-            <w:rPr>
-              <w:rStyle w:val="Hyperlink"/>
-            </w:rPr>
-            <w:t>en</w:t>
-          </w:r>
-        </w:hyperlink>
+        <w:t>en Minera</w:t>
       </w:r>
       <w:r>
         <w:rPr>
@@ -2432,36 +2563,7 @@
           <w:sz w:val="24"/>
           <w:u w:val="single"/>
         </w:rPr>
-        <w:t xml:space="preserve"> </w:t>
-      </w:r>
-      <w:r>
-        <w:rPr>
-          <w:rFonts w:ascii="Charis SIL Regular" w:hAnsi="Charis SIL Regular" w:eastAsia="Charis SIL Regular"/>
-          <w:b w:val="0"/>
-          <w:i w:val="0"/>
-          <w:color w:val="0000FF"/>
-          <w:sz w:val="24"/>
-          <w:u w:val="single"/>
-        </w:rPr>
-        <w:hyperlink r:id="rId19" w:history="1">
-          <w:r>
-            <w:rPr>
-              <w:rStyle w:val="Hyperlink"/>
-            </w:rPr>
-            <w:t>Minera</w:t>
-          </w:r>
-        </w:hyperlink>
-      </w:r>
-      <w:r>
-        <w:rPr>
-          <w:rFonts w:ascii="Charis SIL Regular" w:hAnsi="Charis SIL Regular" w:eastAsia="Charis SIL Regular"/>
-          <w:b w:val="0"/>
-          <w:i w:val="0"/>
-          <w:color w:val="0000FF"/>
-          <w:sz w:val="24"/>
-          <w:u w:val="single"/>
-        </w:rPr>
-        <w:hyperlink r:id="rId19" w:history="1">
+        <w:hyperlink r:id="rId17" w:history="1">
           <w:r>
             <w:rPr>
               <w:rStyle w:val="Hyperlink"/>
@@ -2500,7 +2602,6 @@
       </w:r>
       <w:r>
         <w:rPr>
-          <w:u w:val="single" w:color="0000ff"/>
           <w:rFonts w:ascii="Charis SIL Regular" w:hAnsi="Charis SIL Regular" w:eastAsia="Charis SIL Regular"/>
           <w:b w:val="0"/>
           <w:i w:val="0"/>
@@ -2525,7 +2626,7 @@
           <w:sz w:val="24"/>
           <w:u w:val="single"/>
         </w:rPr>
-        <w:hyperlink r:id="rId20" w:history="1">
+        <w:hyperlink r:id="rId18" w:history="1">
           <w:r>
             <w:rPr>
               <w:rStyle w:val="Hyperlink"/>
@@ -2543,7 +2644,7 @@
           <w:sz w:val="24"/>
           <w:u w:val="single"/>
         </w:rPr>
-        <w:hyperlink r:id="rId20" w:history="1">
+        <w:hyperlink r:id="rId18" w:history="1">
           <w:r>
             <w:rPr>
               <w:rStyle w:val="Hyperlink"/>
@@ -2561,7 +2662,7 @@
           <w:sz w:val="24"/>
           <w:u w:val="single"/>
         </w:rPr>
-        <w:hyperlink r:id="rId20" w:history="1">
+        <w:hyperlink r:id="rId18" w:history="1">
           <w:r>
             <w:rPr>
               <w:rStyle w:val="Hyperlink"/>
@@ -2579,7 +2680,14 @@
           <w:color w:val="000000"/>
           <w:sz w:val="24"/>
         </w:rPr>
-        <w:t>.</w:t>
+        <w:hyperlink r:id="rId18" w:history="1">
+          <w:r>
+            <w:rPr>
+              <w:rStyle w:val="Hyperlink"/>
+            </w:rPr>
+            <w:t>.</w:t>
+          </w:r>
+        </w:hyperlink>
       </w:r>
     </w:p>
     <w:p>
@@ -2630,12 +2738,137 @@
           <w:sz w:val="24"/>
           <w:u w:val="single"/>
         </w:rPr>
+        <w:hyperlink r:id="rId20" w:history="1">
+          <w:r>
+            <w:rPr>
+              <w:rStyle w:val="Hyperlink"/>
+            </w:rPr>
+            <w:t>Reinier</w:t>
+          </w:r>
+        </w:hyperlink>
+      </w:r>
+      <w:r>
+        <w:rPr>
+          <w:rFonts w:ascii="Charis SIL Regular" w:hAnsi="Charis SIL Regular" w:eastAsia="Charis SIL Regular"/>
+          <w:b w:val="0"/>
+          <w:i w:val="0"/>
+          <w:color w:val="0000FF"/>
+          <w:sz w:val="24"/>
+          <w:u w:val="single"/>
+        </w:rPr>
+        <w:t xml:space="preserve"> </w:t>
+      </w:r>
+      <w:r>
+        <w:rPr>
+          <w:rFonts w:ascii="Charis SIL Regular" w:hAnsi="Charis SIL Regular" w:eastAsia="Charis SIL Regular"/>
+          <w:b w:val="0"/>
+          <w:i w:val="0"/>
+          <w:color w:val="0000FF"/>
+          <w:sz w:val="24"/>
+          <w:u w:val="single"/>
+        </w:rPr>
+        <w:hyperlink r:id="rId20" w:history="1">
+          <w:r>
+            <w:rPr>
+              <w:rStyle w:val="Hyperlink"/>
+            </w:rPr>
+            <w:t>van</w:t>
+          </w:r>
+        </w:hyperlink>
+      </w:r>
+      <w:r>
+        <w:rPr>
+          <w:rFonts w:ascii="Charis SIL Regular" w:hAnsi="Charis SIL Regular" w:eastAsia="Charis SIL Regular"/>
+          <w:b w:val="0"/>
+          <w:i w:val="0"/>
+          <w:color w:val="0000FF"/>
+          <w:sz w:val="24"/>
+          <w:u w:val="single"/>
+        </w:rPr>
+        <w:t xml:space="preserve"> </w:t>
+      </w:r>
+      <w:r>
+        <w:rPr>
+          <w:rFonts w:ascii="Charis SIL Regular" w:hAnsi="Charis SIL Regular" w:eastAsia="Charis SIL Regular"/>
+          <w:b w:val="0"/>
+          <w:i w:val="0"/>
+          <w:color w:val="0000FF"/>
+          <w:sz w:val="24"/>
+          <w:u w:val="single"/>
+        </w:rPr>
+        <w:hyperlink r:id="rId20" w:history="1">
+          <w:r>
+            <w:rPr>
+              <w:rStyle w:val="Hyperlink"/>
+            </w:rPr>
+            <w:t>de</w:t>
+          </w:r>
+        </w:hyperlink>
+      </w:r>
+      <w:r>
+        <w:rPr>
+          <w:rFonts w:ascii="Charis SIL Regular" w:hAnsi="Charis SIL Regular" w:eastAsia="Charis SIL Regular"/>
+          <w:b w:val="0"/>
+          <w:i w:val="0"/>
+          <w:color w:val="0000FF"/>
+          <w:sz w:val="24"/>
+          <w:u w:val="single"/>
+        </w:rPr>
+        <w:t xml:space="preserve"> </w:t>
+      </w:r>
+      <w:r>
+        <w:rPr>
+          <w:rFonts w:ascii="Charis SIL Regular" w:hAnsi="Charis SIL Regular" w:eastAsia="Charis SIL Regular"/>
+          <w:b w:val="0"/>
+          <w:i w:val="0"/>
+          <w:color w:val="0000FF"/>
+          <w:sz w:val="24"/>
+          <w:u w:val="single"/>
+        </w:rPr>
+        <w:hyperlink r:id="rId20" w:history="1">
+          <w:r>
+            <w:rPr>
+              <w:rStyle w:val="Hyperlink"/>
+            </w:rPr>
+            <w:t>Kasteele</w:t>
+          </w:r>
+        </w:hyperlink>
+      </w:r>
+      <w:r>
+        <w:rPr>
+          <w:rFonts w:ascii="Charis SIL Regular" w:hAnsi="Charis SIL Regular" w:eastAsia="Charis SIL Regular"/>
+          <w:b w:val="0"/>
+          <w:i w:val="0"/>
+          <w:color w:val="000000"/>
+          <w:sz w:val="24"/>
+        </w:rPr>
+        <w:t xml:space="preserve">, </w:t>
+      </w:r>
+      <w:r>
+        <w:rPr>
+          <w:rFonts w:ascii="Charis SIL Regular" w:hAnsi="Charis SIL Regular" w:eastAsia="Charis SIL Regular"/>
+          <w:b w:val="0"/>
+          <w:i w:val="0"/>
+          <w:color w:val="000000"/>
+          <w:sz w:val="24"/>
+        </w:rPr>
+        <w:t xml:space="preserve">disappeared after his son </w:t>
+      </w:r>
+      <w:r>
+        <w:rPr>
+          <w:rFonts w:ascii="Charis SIL Regular" w:hAnsi="Charis SIL Regular" w:eastAsia="Charis SIL Regular"/>
+          <w:b w:val="0"/>
+          <w:i w:val="0"/>
+          <w:color w:val="0000FF"/>
+          <w:sz w:val="24"/>
+          <w:u w:val="single"/>
+        </w:rPr>
         <w:hyperlink r:id="rId21" w:history="1">
           <w:r>
             <w:rPr>
               <w:rStyle w:val="Hyperlink"/>
             </w:rPr>
-            <w:t>Reinier</w:t>
+            <w:t>Abraham</w:t>
           </w:r>
         </w:hyperlink>
       </w:r>
@@ -2734,17 +2967,243 @@
           <w:color w:val="000000"/>
           <w:sz w:val="24"/>
         </w:rPr>
-        <w:t xml:space="preserve">, </w:t>
-      </w:r>
-      <w:r>
-        <w:rPr>
+        <w:t xml:space="preserve"> succeeded him</w:t>
+      </w:r>
+      <w:r>
+        <w:rPr>
+          <w:u w:val="single" w:color="0000ff"/>
           <w:rFonts w:ascii="Charis SIL Regular" w:hAnsi="Charis SIL Regular" w:eastAsia="Charis SIL Regular"/>
           <w:b w:val="0"/>
           <w:i w:val="0"/>
           <w:color w:val="000000"/>
           <w:sz w:val="24"/>
         </w:rPr>
-        <w:t xml:space="preserve">disappeared after his son </w:t>
+        <w:hyperlink r:id="rId20" w:history="1">
+          <w:r>
+            <w:rPr>
+              <w:rStyle w:val="Hyperlink"/>
+            </w:rPr>
+            <w:t xml:space="preserve"> in 184</w:t>
+          </w:r>
+        </w:hyperlink>
+      </w:r>
+      <w:r>
+        <w:rPr>
+          <w:u w:val="single" w:color="0000ff"/>
+          <w:rFonts w:ascii="Charis SIL Regular" w:hAnsi="Charis SIL Regular" w:eastAsia="Charis SIL Regular"/>
+          <w:b w:val="0"/>
+          <w:i w:val="0"/>
+          <w:color w:val="000000"/>
+          <w:sz w:val="24"/>
+        </w:rPr>
+        <w:hyperlink r:id="rId20" w:history="1">
+          <w:r>
+            <w:rPr>
+              <w:rStyle w:val="Hyperlink"/>
+            </w:rPr>
+            <w:t>0</w:t>
+          </w:r>
+        </w:hyperlink>
+      </w:r>
+      <w:r>
+        <w:rPr>
+          <w:u w:val="single" w:color="0000ff"/>
+          <w:rFonts w:ascii="Charis SIL Regular" w:hAnsi="Charis SIL Regular" w:eastAsia="Charis SIL Regular"/>
+          <w:b w:val="0"/>
+          <w:i w:val="0"/>
+          <w:color w:val="000000"/>
+          <w:sz w:val="24"/>
+        </w:rPr>
+        <w:hyperlink r:id="rId20" w:history="1">
+          <w:r>
+            <w:rPr>
+              <w:rStyle w:val="Hyperlink"/>
+            </w:rPr>
+            <w:t>. M</w:t>
+          </w:r>
+        </w:hyperlink>
+      </w:r>
+      <w:r>
+        <w:rPr>
+          <w:u w:val="single" w:color="0000ff"/>
+          <w:rFonts w:ascii="Charis SIL Regular" w:hAnsi="Charis SIL Regular" w:eastAsia="Charis SIL Regular"/>
+          <w:b w:val="0"/>
+          <w:i w:val="0"/>
+          <w:color w:val="000000"/>
+          <w:sz w:val="24"/>
+        </w:rPr>
+        <w:hyperlink r:id="rId20" w:history="1">
+          <w:r>
+            <w:rPr>
+              <w:rStyle w:val="Hyperlink"/>
+            </w:rPr>
+            <w:t>a</w:t>
+          </w:r>
+        </w:hyperlink>
+      </w:r>
+      <w:r>
+        <w:rPr>
+          <w:u w:val="single" w:color="0000ff"/>
+          <w:rFonts w:ascii="Charis SIL Regular" w:hAnsi="Charis SIL Regular" w:eastAsia="Charis SIL Regular"/>
+          <w:b w:val="0"/>
+          <w:i w:val="0"/>
+          <w:color w:val="000000"/>
+          <w:sz w:val="24"/>
+        </w:rPr>
+        <w:hyperlink r:id="rId20" w:history="1">
+          <w:r>
+            <w:rPr>
+              <w:rStyle w:val="Hyperlink"/>
+            </w:rPr>
+            <w:t>n</w:t>
+          </w:r>
+        </w:hyperlink>
+      </w:r>
+      <w:r>
+        <w:rPr>
+          <w:u w:val="single" w:color="0000ff"/>
+          <w:rFonts w:ascii="Charis SIL Regular" w:hAnsi="Charis SIL Regular" w:eastAsia="Charis SIL Regular"/>
+          <w:b w:val="0"/>
+          <w:i w:val="0"/>
+          <w:color w:val="000000"/>
+          <w:sz w:val="24"/>
+        </w:rPr>
+        <w:hyperlink r:id="rId20" w:history="1">
+          <w:r>
+            <w:rPr>
+              <w:rStyle w:val="Hyperlink"/>
+            </w:rPr>
+            <w:t>y</w:t>
+          </w:r>
+        </w:hyperlink>
+      </w:r>
+      <w:r>
+        <w:rPr>
+          <w:u w:val="single" w:color="0000ff"/>
+          <w:rFonts w:ascii="Charis SIL Regular" w:hAnsi="Charis SIL Regular" w:eastAsia="Charis SIL Regular"/>
+          <w:b w:val="0"/>
+          <w:i w:val="0"/>
+          <w:color w:val="000000"/>
+          <w:sz w:val="24"/>
+        </w:rPr>
+        <w:hyperlink r:id="rId20" w:history="1">
+          <w:r>
+            <w:rPr>
+              <w:rStyle w:val="Hyperlink"/>
+            </w:rPr>
+            <w:t xml:space="preserve"> objects </w:t>
+          </w:r>
+        </w:hyperlink>
+      </w:r>
+      <w:r>
+        <w:rPr>
+          <w:rFonts w:ascii="Charis SIL Regular" w:hAnsi="Charis SIL Regular" w:eastAsia="Charis SIL Regular"/>
+          <w:b w:val="0"/>
+          <w:i w:val="0"/>
+          <w:color w:val="000000"/>
+          <w:sz w:val="24"/>
+        </w:rPr>
+        <w:t>also went missing or were</w:t>
+      </w:r>
+      <w:r>
+        <w:rPr>
+          <w:u w:val="single" w:color="0000ff"/>
+          <w:rFonts w:ascii="Charis SIL Regular" w:hAnsi="Charis SIL Regular" w:eastAsia="Charis SIL Regular"/>
+          <w:b w:val="0"/>
+          <w:i w:val="0"/>
+          <w:color w:val="000000"/>
+          <w:sz w:val="24"/>
+        </w:rPr>
+        <w:hyperlink r:id="rId21" w:history="1">
+          <w:r>
+            <w:rPr>
+              <w:rStyle w:val="Hyperlink"/>
+            </w:rPr>
+            <w:t xml:space="preserve"> lost duri</w:t>
+          </w:r>
+        </w:hyperlink>
+      </w:r>
+      <w:r>
+        <w:rPr>
+          <w:u w:val="single" w:color="0000ff"/>
+          <w:rFonts w:ascii="Charis SIL Regular" w:hAnsi="Charis SIL Regular" w:eastAsia="Charis SIL Regular"/>
+          <w:b w:val="0"/>
+          <w:i w:val="0"/>
+          <w:color w:val="000000"/>
+          <w:sz w:val="24"/>
+        </w:rPr>
+        <w:hyperlink r:id="rId21" w:history="1">
+          <w:r>
+            <w:rPr>
+              <w:rStyle w:val="Hyperlink"/>
+            </w:rPr>
+            <w:t>ng t</w:t>
+          </w:r>
+        </w:hyperlink>
+      </w:r>
+      <w:r>
+        <w:rPr>
+          <w:u w:val="single" w:color="0000ff"/>
+          <w:rFonts w:ascii="Charis SIL Regular" w:hAnsi="Charis SIL Regular" w:eastAsia="Charis SIL Regular"/>
+          <w:b w:val="0"/>
+          <w:i w:val="0"/>
+          <w:color w:val="000000"/>
+          <w:sz w:val="24"/>
+        </w:rPr>
+        <w:hyperlink r:id="rId21" w:history="1">
+          <w:r>
+            <w:rPr>
+              <w:rStyle w:val="Hyperlink"/>
+            </w:rPr>
+            <w:t>h</w:t>
+          </w:r>
+        </w:hyperlink>
+      </w:r>
+      <w:r>
+        <w:rPr>
+          <w:u w:val="single" w:color="0000ff"/>
+          <w:rFonts w:ascii="Charis SIL Regular" w:hAnsi="Charis SIL Regular" w:eastAsia="Charis SIL Regular"/>
+          <w:b w:val="0"/>
+          <w:i w:val="0"/>
+          <w:color w:val="000000"/>
+          <w:sz w:val="24"/>
+        </w:rPr>
+        <w:hyperlink r:id="rId21" w:history="1">
+          <w:r>
+            <w:rPr>
+              <w:rStyle w:val="Hyperlink"/>
+            </w:rPr>
+            <w:t xml:space="preserve">is </w:t>
+          </w:r>
+        </w:hyperlink>
+      </w:r>
+      <w:r>
+        <w:rPr>
+          <w:u w:val="single" w:color="0000ff"/>
+          <w:rFonts w:ascii="Charis SIL Regular" w:hAnsi="Charis SIL Regular" w:eastAsia="Charis SIL Regular"/>
+          <w:b w:val="0"/>
+          <w:i w:val="0"/>
+          <w:color w:val="000000"/>
+          <w:sz w:val="24"/>
+        </w:rPr>
+        <w:hyperlink r:id="rId21" w:history="1">
+          <w:r>
+            <w:rPr>
+              <w:rStyle w:val="Hyperlink"/>
+            </w:rPr>
+            <w:t>time. Th</w:t>
+          </w:r>
+        </w:hyperlink>
+      </w:r>
+      <w:r>
+        <w:rPr>
+          <w:rFonts w:ascii="Charis SIL Regular" w:hAnsi="Charis SIL Regular" w:eastAsia="Charis SIL Regular"/>
+          <w:b w:val="0"/>
+          <w:i w:val="0"/>
+          <w:color w:val="000000"/>
+          <w:sz w:val="24"/>
+        </w:rPr>
+        <w:t xml:space="preserve">e third and final director </w:t>
       </w:r>
       <w:r>
         <w:rPr>
@@ -2760,7 +3219,7 @@
             <w:rPr>
               <w:rStyle w:val="Hyperlink"/>
             </w:rPr>
-            <w:t>Abraham</w:t>
+            <w:t>David</w:t>
           </w:r>
         </w:hyperlink>
       </w:r>
@@ -2818,313 +3277,6 @@
             <w:rPr>
               <w:rStyle w:val="Hyperlink"/>
             </w:rPr>
-            <w:t>de</w:t>
-          </w:r>
-        </w:hyperlink>
-      </w:r>
-      <w:r>
-        <w:rPr>
-          <w:rFonts w:ascii="Charis SIL Regular" w:hAnsi="Charis SIL Regular" w:eastAsia="Charis SIL Regular"/>
-          <w:b w:val="0"/>
-          <w:i w:val="0"/>
-          <w:color w:val="0000FF"/>
-          <w:sz w:val="24"/>
-          <w:u w:val="single"/>
-        </w:rPr>
-        <w:t xml:space="preserve"> </w:t>
-      </w:r>
-      <w:r>
-        <w:rPr>
-          <w:rFonts w:ascii="Charis SIL Regular" w:hAnsi="Charis SIL Regular" w:eastAsia="Charis SIL Regular"/>
-          <w:b w:val="0"/>
-          <w:i w:val="0"/>
-          <w:color w:val="0000FF"/>
-          <w:sz w:val="24"/>
-          <w:u w:val="single"/>
-        </w:rPr>
-        <w:hyperlink r:id="rId22" w:history="1">
-          <w:r>
-            <w:rPr>
-              <w:rStyle w:val="Hyperlink"/>
-            </w:rPr>
-            <w:t>Kasteele</w:t>
-          </w:r>
-        </w:hyperlink>
-      </w:r>
-      <w:r>
-        <w:rPr>
-          <w:rFonts w:ascii="Charis SIL Regular" w:hAnsi="Charis SIL Regular" w:eastAsia="Charis SIL Regular"/>
-          <w:b w:val="0"/>
-          <w:i w:val="0"/>
-          <w:color w:val="000000"/>
-          <w:sz w:val="24"/>
-        </w:rPr>
-        <w:t xml:space="preserve"> succeeded him</w:t>
-      </w:r>
-      <w:r>
-        <w:rPr>
-          <w:u w:val="single" w:color="0000ff"/>
-          <w:rFonts w:ascii="Charis SIL Regular" w:hAnsi="Charis SIL Regular" w:eastAsia="Charis SIL Regular"/>
-          <w:b w:val="0"/>
-          <w:i w:val="0"/>
-          <w:color w:val="000000"/>
-          <w:sz w:val="24"/>
-        </w:rPr>
-        <w:hyperlink r:id="rId21" w:history="1">
-          <w:r>
-            <w:rPr>
-              <w:rStyle w:val="Hyperlink"/>
-            </w:rPr>
-            <w:t xml:space="preserve"> in 184</w:t>
-          </w:r>
-        </w:hyperlink>
-      </w:r>
-      <w:r>
-        <w:rPr>
-          <w:u w:val="single" w:color="0000ff"/>
-          <w:rFonts w:ascii="Charis SIL Regular" w:hAnsi="Charis SIL Regular" w:eastAsia="Charis SIL Regular"/>
-          <w:b w:val="0"/>
-          <w:i w:val="0"/>
-          <w:color w:val="000000"/>
-          <w:sz w:val="24"/>
-        </w:rPr>
-        <w:hyperlink r:id="rId21" w:history="1">
-          <w:r>
-            <w:rPr>
-              <w:rStyle w:val="Hyperlink"/>
-            </w:rPr>
-            <w:t>0</w:t>
-          </w:r>
-        </w:hyperlink>
-      </w:r>
-      <w:r>
-        <w:rPr>
-          <w:u w:val="single" w:color="0000ff"/>
-          <w:rFonts w:ascii="Charis SIL Regular" w:hAnsi="Charis SIL Regular" w:eastAsia="Charis SIL Regular"/>
-          <w:b w:val="0"/>
-          <w:i w:val="0"/>
-          <w:color w:val="000000"/>
-          <w:sz w:val="24"/>
-        </w:rPr>
-        <w:hyperlink r:id="rId21" w:history="1">
-          <w:r>
-            <w:rPr>
-              <w:rStyle w:val="Hyperlink"/>
-            </w:rPr>
-            <w:t>. M</w:t>
-          </w:r>
-        </w:hyperlink>
-      </w:r>
-      <w:r>
-        <w:rPr>
-          <w:u w:val="single" w:color="0000ff"/>
-          <w:rFonts w:ascii="Charis SIL Regular" w:hAnsi="Charis SIL Regular" w:eastAsia="Charis SIL Regular"/>
-          <w:b w:val="0"/>
-          <w:i w:val="0"/>
-          <w:color w:val="000000"/>
-          <w:sz w:val="24"/>
-        </w:rPr>
-        <w:hyperlink r:id="rId21" w:history="1">
-          <w:r>
-            <w:rPr>
-              <w:rStyle w:val="Hyperlink"/>
-            </w:rPr>
-            <w:t>a</w:t>
-          </w:r>
-        </w:hyperlink>
-      </w:r>
-      <w:r>
-        <w:rPr>
-          <w:u w:val="single" w:color="0000ff"/>
-          <w:rFonts w:ascii="Charis SIL Regular" w:hAnsi="Charis SIL Regular" w:eastAsia="Charis SIL Regular"/>
-          <w:b w:val="0"/>
-          <w:i w:val="0"/>
-          <w:color w:val="000000"/>
-          <w:sz w:val="24"/>
-        </w:rPr>
-        <w:hyperlink r:id="rId21" w:history="1">
-          <w:r>
-            <w:rPr>
-              <w:rStyle w:val="Hyperlink"/>
-            </w:rPr>
-            <w:t>n</w:t>
-          </w:r>
-        </w:hyperlink>
-      </w:r>
-      <w:r>
-        <w:rPr>
-          <w:u w:val="single" w:color="0000ff"/>
-          <w:rFonts w:ascii="Charis SIL Regular" w:hAnsi="Charis SIL Regular" w:eastAsia="Charis SIL Regular"/>
-          <w:b w:val="0"/>
-          <w:i w:val="0"/>
-          <w:color w:val="000000"/>
-          <w:sz w:val="24"/>
-        </w:rPr>
-        <w:hyperlink r:id="rId21" w:history="1">
-          <w:r>
-            <w:rPr>
-              <w:rStyle w:val="Hyperlink"/>
-            </w:rPr>
-            <w:t>y</w:t>
-          </w:r>
-        </w:hyperlink>
-      </w:r>
-      <w:r>
-        <w:rPr>
-          <w:u w:val="single" w:color="0000ff"/>
-          <w:rFonts w:ascii="Charis SIL Regular" w:hAnsi="Charis SIL Regular" w:eastAsia="Charis SIL Regular"/>
-          <w:b w:val="0"/>
-          <w:i w:val="0"/>
-          <w:color w:val="000000"/>
-          <w:sz w:val="24"/>
-        </w:rPr>
-        <w:hyperlink r:id="rId21" w:history="1">
-          <w:r>
-            <w:rPr>
-              <w:rStyle w:val="Hyperlink"/>
-            </w:rPr>
-            <w:t xml:space="preserve"> objects </w:t>
-          </w:r>
-        </w:hyperlink>
-      </w:r>
-      <w:r>
-        <w:rPr>
-          <w:rFonts w:ascii="Charis SIL Regular" w:hAnsi="Charis SIL Regular" w:eastAsia="Charis SIL Regular"/>
-          <w:b w:val="0"/>
-          <w:i w:val="0"/>
-          <w:color w:val="000000"/>
-          <w:sz w:val="24"/>
-        </w:rPr>
-        <w:t>also went missing or were lost duri</w:t>
-      </w:r>
-      <w:r>
-        <w:rPr>
-          <w:u w:val="single" w:color="0000ff"/>
-          <w:rFonts w:ascii="Charis SIL Regular" w:hAnsi="Charis SIL Regular" w:eastAsia="Charis SIL Regular"/>
-          <w:b w:val="0"/>
-          <w:i w:val="0"/>
-          <w:color w:val="000000"/>
-          <w:sz w:val="24"/>
-        </w:rPr>
-        <w:hyperlink r:id="rId22" w:history="1">
-          <w:r>
-            <w:rPr>
-              <w:rStyle w:val="Hyperlink"/>
-            </w:rPr>
-            <w:t>ng t</w:t>
-          </w:r>
-        </w:hyperlink>
-      </w:r>
-      <w:r>
-        <w:rPr>
-          <w:rFonts w:ascii="Charis SIL Regular" w:hAnsi="Charis SIL Regular" w:eastAsia="Charis SIL Regular"/>
-          <w:b w:val="0"/>
-          <w:i w:val="0"/>
-          <w:color w:val="000000"/>
-          <w:sz w:val="24"/>
-        </w:rPr>
-        <w:t xml:space="preserve">his </w:t>
-      </w:r>
-      <w:r>
-        <w:rPr>
-          <w:u w:val="single" w:color="0000ff"/>
-          <w:rFonts w:ascii="Charis SIL Regular" w:hAnsi="Charis SIL Regular" w:eastAsia="Charis SIL Regular"/>
-          <w:b w:val="0"/>
-          <w:i w:val="0"/>
-          <w:color w:val="000000"/>
-          <w:sz w:val="24"/>
-        </w:rPr>
-        <w:hyperlink r:id="rId22" w:history="1">
-          <w:r>
-            <w:rPr>
-              <w:rStyle w:val="Hyperlink"/>
-            </w:rPr>
-            <w:t>time. Th</w:t>
-          </w:r>
-        </w:hyperlink>
-      </w:r>
-      <w:r>
-        <w:rPr>
-          <w:rFonts w:ascii="Charis SIL Regular" w:hAnsi="Charis SIL Regular" w:eastAsia="Charis SIL Regular"/>
-          <w:b w:val="0"/>
-          <w:i w:val="0"/>
-          <w:color w:val="000000"/>
-          <w:sz w:val="24"/>
-        </w:rPr>
-        <w:t xml:space="preserve">e third and final director </w:t>
-      </w:r>
-      <w:r>
-        <w:rPr>
-          <w:rFonts w:ascii="Charis SIL Regular" w:hAnsi="Charis SIL Regular" w:eastAsia="Charis SIL Regular"/>
-          <w:b w:val="0"/>
-          <w:i w:val="0"/>
-          <w:color w:val="0000FF"/>
-          <w:sz w:val="24"/>
-          <w:u w:val="single"/>
-        </w:rPr>
-        <w:hyperlink r:id="rId23" w:history="1">
-          <w:r>
-            <w:rPr>
-              <w:rStyle w:val="Hyperlink"/>
-            </w:rPr>
-            <w:t>David</w:t>
-          </w:r>
-        </w:hyperlink>
-      </w:r>
-      <w:r>
-        <w:rPr>
-          <w:rFonts w:ascii="Charis SIL Regular" w:hAnsi="Charis SIL Regular" w:eastAsia="Charis SIL Regular"/>
-          <w:b w:val="0"/>
-          <w:i w:val="0"/>
-          <w:color w:val="0000FF"/>
-          <w:sz w:val="24"/>
-          <w:u w:val="single"/>
-        </w:rPr>
-        <w:t xml:space="preserve"> </w:t>
-      </w:r>
-      <w:r>
-        <w:rPr>
-          <w:rFonts w:ascii="Charis SIL Regular" w:hAnsi="Charis SIL Regular" w:eastAsia="Charis SIL Regular"/>
-          <w:b w:val="0"/>
-          <w:i w:val="0"/>
-          <w:color w:val="0000FF"/>
-          <w:sz w:val="24"/>
-          <w:u w:val="single"/>
-        </w:rPr>
-        <w:hyperlink r:id="rId23" w:history="1">
-          <w:r>
-            <w:rPr>
-              <w:rStyle w:val="Hyperlink"/>
-            </w:rPr>
-            <w:t>van</w:t>
-          </w:r>
-        </w:hyperlink>
-      </w:r>
-      <w:r>
-        <w:rPr>
-          <w:rFonts w:ascii="Charis SIL Regular" w:hAnsi="Charis SIL Regular" w:eastAsia="Charis SIL Regular"/>
-          <w:b w:val="0"/>
-          <w:i w:val="0"/>
-          <w:color w:val="0000FF"/>
-          <w:sz w:val="24"/>
-          <w:u w:val="single"/>
-        </w:rPr>
-        <w:t xml:space="preserve"> </w:t>
-      </w:r>
-      <w:r>
-        <w:rPr>
-          <w:rFonts w:ascii="Charis SIL Regular" w:hAnsi="Charis SIL Regular" w:eastAsia="Charis SIL Regular"/>
-          <w:b w:val="0"/>
-          <w:i w:val="0"/>
-          <w:color w:val="0000FF"/>
-          <w:sz w:val="24"/>
-          <w:u w:val="single"/>
-        </w:rPr>
-        <w:hyperlink r:id="rId23" w:history="1">
-          <w:r>
-            <w:rPr>
-              <w:rStyle w:val="Hyperlink"/>
-            </w:rPr>
             <w:t xml:space="preserve">der </w:t>
           </w:r>
         </w:hyperlink>
@@ -3138,7 +3290,7 @@
           <w:sz w:val="24"/>
           <w:u w:val="single"/>
         </w:rPr>
-        <w:hyperlink r:id="rId23" w:history="1">
+        <w:hyperlink r:id="rId22" w:history="1">
           <w:r>
             <w:rPr>
               <w:rStyle w:val="Hyperlink"/>
@@ -3166,7 +3318,14 @@
           <w:color w:val="000000"/>
           <w:sz w:val="24"/>
         </w:rPr>
-        <w:t>n Rudolf Eff</w:t>
+        <w:hyperlink r:id="rId22" w:history="1">
+          <w:r>
+            <w:rPr>
+              <w:rStyle w:val="Hyperlink"/>
+            </w:rPr>
+            <w:t>n Rud</w:t>
+          </w:r>
+        </w:hyperlink>
       </w:r>
       <w:r>
         <w:rPr>
@@ -3177,7 +3336,54 @@
           <w:color w:val="000000"/>
           <w:sz w:val="24"/>
         </w:rPr>
-        <w:hyperlink r:id="rId23" w:history="1">
+        <w:hyperlink r:id="rId22" w:history="1">
+          <w:r>
+            <w:rPr>
+              <w:rStyle w:val="Hyperlink"/>
+            </w:rPr>
+            <w:t>o</w:t>
+          </w:r>
+        </w:hyperlink>
+      </w:r>
+      <w:r>
+        <w:rPr>
+          <w:u w:val="single" w:color="0000ff"/>
+          <w:rFonts w:ascii="Charis SIL Regular" w:hAnsi="Charis SIL Regular" w:eastAsia="Charis SIL Regular"/>
+          <w:b w:val="0"/>
+          <w:i w:val="0"/>
+          <w:color w:val="000000"/>
+          <w:sz w:val="24"/>
+        </w:rPr>
+        <w:hyperlink r:id="rId22" w:history="1">
+          <w:r>
+            <w:rPr>
+              <w:rStyle w:val="Hyperlink"/>
+            </w:rPr>
+            <w:t>lf E</w:t>
+          </w:r>
+        </w:hyperlink>
+      </w:r>
+      <w:r>
+        <w:rPr>
+          <w:u w:val="single" w:color="0000ff"/>
+          <w:rFonts w:ascii="Charis SIL Regular" w:hAnsi="Charis SIL Regular" w:eastAsia="Charis SIL Regular"/>
+          <w:b w:val="0"/>
+          <w:i w:val="0"/>
+          <w:color w:val="000000"/>
+          <w:sz w:val="24"/>
+        </w:rPr>
+        <w:t>ff</w:t>
+      </w:r>
+      <w:r>
+        <w:rPr>
+          <w:u w:val="single" w:color="0000ff"/>
+          <w:rFonts w:ascii="Charis SIL Regular" w:hAnsi="Charis SIL Regular" w:eastAsia="Charis SIL Regular"/>
+          <w:b w:val="0"/>
+          <w:i w:val="0"/>
+          <w:color w:val="000000"/>
+          <w:sz w:val="24"/>
+        </w:rPr>
+        <w:hyperlink r:id="rId22" w:history="1">
           <w:r>
             <w:rPr>
               <w:rStyle w:val="Hyperlink"/>
@@ -3204,7 +3410,7 @@
           <w:color w:val="000000"/>
           <w:sz w:val="24"/>
         </w:rPr>
-        <w:hyperlink r:id="rId23" w:history="1">
+        <w:hyperlink r:id="rId22" w:history="1">
           <w:r>
             <w:rPr>
               <w:rStyle w:val="Hyperlink"/>
@@ -3232,7 +3438,7 @@
           <w:color w:val="000000"/>
           <w:sz w:val="24"/>
         </w:rPr>
-        <w:hyperlink r:id="rId23" w:history="1">
+        <w:hyperlink r:id="rId22" w:history="1">
           <w:r>
             <w:rPr>
               <w:rStyle w:val="Hyperlink"/>
@@ -3323,7 +3529,7 @@
           <w:sz w:val="24"/>
           <w:u w:val="single"/>
         </w:rPr>
-        <w:hyperlink r:id="rId24" w:history="1">
+        <w:hyperlink r:id="rId23" w:history="1">
           <w:r>
             <w:rPr>
               <w:rStyle w:val="Hyperlink"/>
@@ -3341,7 +3547,7 @@
           <w:sz w:val="24"/>
           <w:u w:val="single"/>
         </w:rPr>
-        <w:hyperlink r:id="rId24" w:history="1">
+        <w:hyperlink r:id="rId23" w:history="1">
           <w:r>
             <w:rPr>
               <w:rStyle w:val="Hyperlink"/>
@@ -3370,7 +3576,7 @@
           <w:sz w:val="24"/>
           <w:u w:val="single"/>
         </w:rPr>
-        <w:hyperlink r:id="rId24" w:history="1">
+        <w:hyperlink r:id="rId23" w:history="1">
           <w:r>
             <w:rPr>
               <w:rStyle w:val="Hyperlink"/>
@@ -3490,7 +3696,7 @@
           <w:sz w:val="24"/>
           <w:u w:val="single"/>
         </w:rPr>
-        <w:hyperlink r:id="rId25" w:history="1">
+        <w:hyperlink r:id="rId24" w:history="1">
           <w:r>
             <w:rPr>
               <w:rStyle w:val="Hyperlink"/>
@@ -3519,7 +3725,7 @@
           <w:sz w:val="24"/>
           <w:u w:val="single"/>
         </w:rPr>
-        <w:hyperlink r:id="rId25" w:history="1">
+        <w:hyperlink r:id="rId24" w:history="1">
           <w:r>
             <w:rPr>
               <w:rStyle w:val="Hyperlink"/>
@@ -3548,7 +3754,7 @@
           <w:sz w:val="24"/>
           <w:u w:val="single"/>
         </w:rPr>
-        <w:hyperlink r:id="rId25" w:history="1">
+        <w:hyperlink r:id="rId24" w:history="1">
           <w:r>
             <w:rPr>
               <w:rStyle w:val="Hyperlink"/>
@@ -3577,7 +3783,7 @@
           <w:sz w:val="24"/>
           <w:u w:val="single"/>
         </w:rPr>
-        <w:hyperlink r:id="rId25" w:history="1">
+        <w:hyperlink r:id="rId24" w:history="1">
           <w:r>
             <w:rPr>
               <w:rStyle w:val="Hyperlink"/>
@@ -3606,7 +3812,7 @@
           <w:sz w:val="24"/>
           <w:u w:val="single"/>
         </w:rPr>
-        <w:hyperlink r:id="rId25" w:history="1">
+        <w:hyperlink r:id="rId24" w:history="1">
           <w:r>
             <w:rPr>
               <w:rStyle w:val="Hyperlink"/>
@@ -3644,7 +3850,7 @@
           <w:color w:val="000000"/>
           <w:sz w:val="24"/>
         </w:rPr>
-        <w:hyperlink r:id="rId25" w:history="1">
+        <w:hyperlink r:id="rId24" w:history="1">
           <w:r>
             <w:rPr>
               <w:rStyle w:val="Hyperlink"/>
@@ -3662,7 +3868,7 @@
           <w:color w:val="000000"/>
           <w:sz w:val="24"/>
         </w:rPr>
-        <w:hyperlink r:id="rId25" w:history="1">
+        <w:hyperlink r:id="rId24" w:history="1">
           <w:r>
             <w:rPr>
               <w:rStyle w:val="Hyperlink"/>
@@ -3680,7 +3886,7 @@
           <w:color w:val="000000"/>
           <w:sz w:val="24"/>
         </w:rPr>
-        <w:hyperlink r:id="rId25" w:history="1">
+        <w:hyperlink r:id="rId24" w:history="1">
           <w:r>
             <w:rPr>
               <w:rStyle w:val="Hyperlink"/>
@@ -3698,7 +3904,7 @@
           <w:color w:val="000000"/>
           <w:sz w:val="24"/>
         </w:rPr>
-        <w:hyperlink r:id="rId25" w:history="1">
+        <w:hyperlink r:id="rId24" w:history="1">
           <w:r>
             <w:rPr>
               <w:rStyle w:val="Hyperlink"/>
@@ -3716,7 +3922,14 @@
           <w:color w:val="000000"/>
           <w:sz w:val="24"/>
         </w:rPr>
-        <w:t>rch in</w:t>
+        <w:hyperlink r:id="rId24" w:history="1">
+          <w:r>
+            <w:rPr>
+              <w:rStyle w:val="Hyperlink"/>
+            </w:rPr>
+            <w:t>rc</w:t>
+          </w:r>
+        </w:hyperlink>
       </w:r>
       <w:r>
         <w:rPr>
@@ -3727,7 +3940,25 @@
           <w:color w:val="000000"/>
           <w:sz w:val="24"/>
         </w:rPr>
-        <w:hyperlink r:id="rId25" w:history="1">
+        <w:hyperlink r:id="rId24" w:history="1">
+          <w:r>
+            <w:rPr>
+              <w:rStyle w:val="Hyperlink"/>
+            </w:rPr>
+            <w:t>h in</w:t>
+          </w:r>
+        </w:hyperlink>
+      </w:r>
+      <w:r>
+        <w:rPr>
+          <w:u w:val="single" w:color="0000ff"/>
+          <w:rFonts w:ascii="Charis SIL Regular" w:hAnsi="Charis SIL Regular" w:eastAsia="Charis SIL Regular"/>
+          <w:b w:val="0"/>
+          <w:i w:val="0"/>
+          <w:color w:val="000000"/>
+          <w:sz w:val="24"/>
+        </w:rPr>
+        <w:hyperlink r:id="rId24" w:history="1">
           <w:r>
             <w:rPr>
               <w:rStyle w:val="Hyperlink"/>
@@ -3765,7 +3996,7 @@
           <w:sz w:val="24"/>
           <w:u w:val="single"/>
         </w:rPr>
-        <w:hyperlink r:id="rId26" w:history="1">
+        <w:hyperlink r:id="rId25" w:history="1">
           <w:r>
             <w:rPr>
               <w:rStyle w:val="Hyperlink"/>
@@ -3803,7 +4034,7 @@
           <w:color w:val="000000"/>
           <w:sz w:val="24"/>
         </w:rPr>
-        <w:hyperlink r:id="rId26" w:history="1">
+        <w:hyperlink r:id="rId25" w:history="1">
           <w:r>
             <w:rPr>
               <w:rStyle w:val="Hyperlink"/>
@@ -4268,7 +4499,7 @@
           <w:color w:val="0000FF"/>
           <w:sz w:val="24"/>
         </w:rPr>
-        <w:hyperlink r:id="rId27" w:history="1">
+        <w:hyperlink r:id="rId26" w:history="1">
           <w:r>
             <w:rPr>
               <w:rStyle w:val="Hyperlink"/>
@@ -4285,7 +4516,7 @@
           <w:color w:val="0000FF"/>
           <w:sz w:val="24"/>
         </w:rPr>
-        <w:hyperlink r:id="rId27" w:history="1">
+        <w:hyperlink r:id="rId26" w:history="1">
           <w:r>
             <w:rPr>
               <w:rStyle w:val="Hyperlink"/>
@@ -4393,7 +4624,7 @@
           <w:sz w:val="24"/>
           <w:u w:val="single"/>
         </w:rPr>
-        <w:hyperlink r:id="rId28" w:history="1">
+        <w:hyperlink r:id="rId27" w:history="1">
           <w:r>
             <w:rPr>
               <w:rStyle w:val="Hyperlink"/>
@@ -4411,7 +4642,7 @@
           <w:sz w:val="24"/>
           <w:u w:val="single"/>
         </w:rPr>
-        <w:hyperlink r:id="rId28" w:history="1">
+        <w:hyperlink r:id="rId27" w:history="1">
           <w:r>
             <w:rPr>
               <w:rStyle w:val="Hyperlink"/>
@@ -4429,7 +4660,7 @@
           <w:sz w:val="24"/>
           <w:u w:val="single"/>
         </w:rPr>
-        <w:hyperlink r:id="rId28" w:history="1">
+        <w:hyperlink r:id="rId27" w:history="1">
           <w:r>
             <w:rPr>
               <w:rStyle w:val="Hyperlink"/>
@@ -4447,7 +4678,7 @@
           <w:sz w:val="24"/>
           <w:u w:val="single"/>
         </w:rPr>
-        <w:hyperlink r:id="rId28" w:history="1">
+        <w:hyperlink r:id="rId27" w:history="1">
           <w:r>
             <w:rPr>
               <w:rStyle w:val="Hyperlink"/>
@@ -4465,7 +4696,7 @@
           <w:sz w:val="24"/>
           <w:u w:val="single"/>
         </w:rPr>
-        <w:hyperlink r:id="rId28" w:history="1">
+        <w:hyperlink r:id="rId27" w:history="1">
           <w:r>
             <w:rPr>
               <w:rStyle w:val="Hyperlink"/>
@@ -4483,7 +4714,7 @@
           <w:sz w:val="24"/>
           <w:u w:val="single"/>
         </w:rPr>
-        <w:hyperlink r:id="rId28" w:history="1">
+        <w:hyperlink r:id="rId27" w:history="1">
           <w:r>
             <w:rPr>
               <w:rStyle w:val="Hyperlink"/>
@@ -4501,7 +4732,7 @@
           <w:sz w:val="24"/>
           <w:u w:val="single"/>
         </w:rPr>
-        <w:hyperlink r:id="rId28" w:history="1">
+        <w:hyperlink r:id="rId27" w:history="1">
           <w:r>
             <w:rPr>
               <w:rStyle w:val="Hyperlink"/>
@@ -4519,7 +4750,7 @@
           <w:sz w:val="24"/>
           <w:u w:val="single"/>
         </w:rPr>
-        <w:hyperlink r:id="rId28" w:history="1">
+        <w:hyperlink r:id="rId27" w:history="1">
           <w:r>
             <w:rPr>
               <w:rStyle w:val="Hyperlink"/>
@@ -4537,7 +4768,7 @@
           <w:sz w:val="24"/>
           <w:u w:val="single"/>
         </w:rPr>
-        <w:hyperlink r:id="rId28" w:history="1">
+        <w:hyperlink r:id="rId27" w:history="1">
           <w:r>
             <w:rPr>
               <w:rStyle w:val="Hyperlink"/>
@@ -4694,7 +4925,7 @@
           <w:sz w:val="24"/>
           <w:u w:val="single"/>
         </w:rPr>
-        <w:hyperlink r:id="rId29" w:history="1">
+        <w:hyperlink r:id="rId28" w:history="1">
           <w:r>
             <w:rPr>
               <w:rStyle w:val="Hyperlink"/>
@@ -4712,7 +4943,7 @@
           <w:sz w:val="24"/>
           <w:u w:val="single"/>
         </w:rPr>
-        <w:hyperlink r:id="rId29" w:history="1">
+        <w:hyperlink r:id="rId28" w:history="1">
           <w:r>
             <w:rPr>
               <w:rStyle w:val="Hyperlink"/>
@@ -4730,7 +4961,7 @@
           <w:sz w:val="24"/>
           <w:u w:val="single"/>
         </w:rPr>
-        <w:hyperlink r:id="rId29" w:history="1">
+        <w:hyperlink r:id="rId28" w:history="1">
           <w:r>
             <w:rPr>
               <w:rStyle w:val="Hyperlink"/>
@@ -4748,7 +4979,7 @@
           <w:sz w:val="24"/>
           <w:u w:val="single"/>
         </w:rPr>
-        <w:hyperlink r:id="rId29" w:history="1">
+        <w:hyperlink r:id="rId28" w:history="1">
           <w:r>
             <w:rPr>
               <w:rStyle w:val="Hyperlink"/>
@@ -4766,7 +4997,7 @@
           <w:sz w:val="24"/>
           <w:u w:val="single"/>
         </w:rPr>
-        <w:hyperlink r:id="rId29" w:history="1">
+        <w:hyperlink r:id="rId28" w:history="1">
           <w:r>
             <w:rPr>
               <w:rStyle w:val="Hyperlink"/>
@@ -4784,7 +5015,7 @@
           <w:sz w:val="24"/>
           <w:u w:val="single"/>
         </w:rPr>
-        <w:hyperlink r:id="rId29" w:history="1">
+        <w:hyperlink r:id="rId28" w:history="1">
           <w:r>
             <w:rPr>
               <w:rStyle w:val="Hyperlink"/>
@@ -4802,7 +5033,7 @@
           <w:sz w:val="24"/>
           <w:u w:val="single"/>
         </w:rPr>
-        <w:hyperlink r:id="rId29" w:history="1">
+        <w:hyperlink r:id="rId28" w:history="1">
           <w:r>
             <w:rPr>
               <w:rStyle w:val="Hyperlink"/>
@@ -4910,7 +5141,7 @@
           <w:sz w:val="24"/>
           <w:u w:val="single"/>
         </w:rPr>
-        <w:hyperlink r:id="rId30" w:history="1">
+        <w:hyperlink r:id="rId29" w:history="1">
           <w:r>
             <w:rPr>
               <w:rStyle w:val="Hyperlink"/>
@@ -4928,7 +5159,7 @@
           <w:sz w:val="24"/>
           <w:u w:val="single"/>
         </w:rPr>
-        <w:hyperlink r:id="rId30" w:history="1">
+        <w:hyperlink r:id="rId29" w:history="1">
           <w:r>
             <w:rPr>
               <w:rStyle w:val="Hyperlink"/>
@@ -4946,7 +5177,7 @@
           <w:sz w:val="24"/>
           <w:u w:val="single"/>
         </w:rPr>
-        <w:hyperlink r:id="rId30" w:history="1">
+        <w:hyperlink r:id="rId29" w:history="1">
           <w:r>
             <w:rPr>
               <w:rStyle w:val="Hyperlink"/>
@@ -4964,7 +5195,7 @@
           <w:sz w:val="24"/>
           <w:u w:val="single"/>
         </w:rPr>
-        <w:hyperlink r:id="rId30" w:history="1">
+        <w:hyperlink r:id="rId29" w:history="1">
           <w:r>
             <w:rPr>
               <w:rStyle w:val="Hyperlink"/>
@@ -4982,7 +5213,7 @@
           <w:sz w:val="24"/>
           <w:u w:val="single"/>
         </w:rPr>
-        <w:hyperlink r:id="rId30" w:history="1">
+        <w:hyperlink r:id="rId29" w:history="1">
           <w:r>
             <w:rPr>
               <w:rStyle w:val="Hyperlink"/>
@@ -5000,12 +5231,12 @@
           <w:sz w:val="24"/>
           <w:u w:val="single"/>
         </w:rPr>
-        <w:hyperlink r:id="rId30" w:history="1">
+        <w:hyperlink r:id="rId29" w:history="1">
           <w:r>
             <w:rPr>
               <w:rStyle w:val="Hyperlink"/>
             </w:rPr>
-            <w:t>fil</w:t>
+            <w:t>fi</w:t>
           </w:r>
         </w:hyperlink>
       </w:r>
@@ -5018,7 +5249,25 @@
           <w:sz w:val="24"/>
           <w:u w:val="single"/>
         </w:rPr>
-        <w:hyperlink r:id="rId30" w:history="1">
+        <w:hyperlink r:id="rId29" w:history="1">
+          <w:r>
+            <w:rPr>
+              <w:rStyle w:val="Hyperlink"/>
+            </w:rPr>
+            <w:t>l</w:t>
+          </w:r>
+        </w:hyperlink>
+      </w:r>
+      <w:r>
+        <w:rPr>
+          <w:rFonts w:ascii="Charis SIL Regular" w:hAnsi="Charis SIL Regular" w:eastAsia="Charis SIL Regular"/>
+          <w:b w:val="0"/>
+          <w:i w:val="0"/>
+          <w:color w:val="0000FF"/>
+          <w:sz w:val="24"/>
+          <w:u w:val="single"/>
+        </w:rPr>
+        <w:hyperlink r:id="rId29" w:history="1">
           <w:r>
             <w:rPr>
               <w:rStyle w:val="Hyperlink"/>
@@ -5036,12 +5285,23 @@
           <w:sz w:val="24"/>
           <w:u w:val="single"/>
         </w:rPr>
-        <w:hyperlink r:id="rId30" w:history="1">
+        <w:t>/</w:t>
+      </w:r>
+      <w:r>
+        <w:rPr>
+          <w:rFonts w:ascii="Charis SIL Regular" w:hAnsi="Charis SIL Regular" w:eastAsia="Charis SIL Regular"/>
+          <w:b w:val="0"/>
+          <w:i w:val="0"/>
+          <w:color w:val="0000FF"/>
+          <w:sz w:val="24"/>
+          <w:u w:val="single"/>
+        </w:rPr>
+        <w:hyperlink r:id="rId29" w:history="1">
           <w:r>
             <w:rPr>
               <w:rStyle w:val="Hyperlink"/>
             </w:rPr>
-            <w:t>/</w:t>
+            <w:t>NL-</w:t>
           </w:r>
         </w:hyperlink>
       </w:r>
@@ -5054,12 +5314,12 @@
           <w:sz w:val="24"/>
           <w:u w:val="single"/>
         </w:rPr>
-        <w:hyperlink r:id="rId30" w:history="1">
+        <w:hyperlink r:id="rId29" w:history="1">
           <w:r>
             <w:rPr>
               <w:rStyle w:val="Hyperlink"/>
             </w:rPr>
-            <w:t>N</w:t>
+            <w:t>HaNA_2.04.01_4030_000</w:t>
           </w:r>
         </w:hyperlink>
       </w:r>
@@ -5071,42 +5331,7 @@
           <w:color w:val="0000FF"/>
           <w:sz w:val="24"/>
         </w:rPr>
-        <w:hyperlink r:id="rId30" w:history="1">
-          <w:r>
-            <w:rPr>
-              <w:rStyle w:val="Hyperlink"/>
-            </w:rPr>
-            <w:t>L</w:t>
-          </w:r>
-        </w:hyperlink>
-      </w:r>
-      <w:r>
-        <w:rPr>
-          <w:rFonts w:ascii="Charis SIL Regular" w:hAnsi="Charis SIL Regular" w:eastAsia="Charis SIL Regular"/>
-          <w:b w:val="0"/>
-          <w:i w:val="0"/>
-          <w:color w:val="0000FF"/>
-          <w:sz w:val="24"/>
-        </w:rPr>
-        <w:t>-</w:t>
-      </w:r>
-      <w:r>
-        <w:rPr>
-          <w:rFonts w:ascii="Charis SIL Regular" w:hAnsi="Charis SIL Regular" w:eastAsia="Charis SIL Regular"/>
-          <w:b w:val="0"/>
-          <w:i w:val="0"/>
-          <w:color w:val="0000FF"/>
-          <w:sz w:val="24"/>
-          <w:u w:val="single"/>
-        </w:rPr>
-        <w:hyperlink r:id="rId30" w:history="1">
-          <w:r>
-            <w:rPr>
-              <w:rStyle w:val="Hyperlink"/>
-            </w:rPr>
-            <w:t>HaNA_2.04.01_4030_0001</w:t>
-          </w:r>
-        </w:hyperlink>
+        <w:t>1</w:t>
       </w:r>
     </w:p>
     <w:p>
@@ -5196,7 +5421,7 @@
           <w:color w:val="0000FF"/>
           <w:sz w:val="24"/>
         </w:rPr>
-        <w:hyperlink r:id="rId31" w:history="1">
+        <w:hyperlink r:id="rId30" w:history="1">
           <w:r>
             <w:rPr>
               <w:rStyle w:val="Hyperlink"/>
@@ -5213,7 +5438,7 @@
           <w:color w:val="0000FF"/>
           <w:sz w:val="24"/>
         </w:rPr>
-        <w:hyperlink r:id="rId31" w:history="1">
+        <w:hyperlink r:id="rId30" w:history="1">
           <w:r>
             <w:rPr>
               <w:rStyle w:val="Hyperlink"/>
@@ -5310,7 +5535,7 @@
           <w:color w:val="0000FF"/>
           <w:sz w:val="24"/>
         </w:rPr>
-        <w:hyperlink r:id="rId32" w:history="1">
+        <w:hyperlink r:id="rId31" w:history="1">
           <w:r>
             <w:rPr>
               <w:rStyle w:val="Hyperlink"/>
@@ -5327,7 +5552,7 @@
           <w:color w:val="0000FF"/>
           <w:sz w:val="24"/>
         </w:rPr>
-        <w:hyperlink r:id="rId32" w:history="1">
+        <w:hyperlink r:id="rId31" w:history="1">
           <w:r>
             <w:rPr>
               <w:rStyle w:val="Hyperlink"/>
@@ -5447,7 +5672,7 @@
           <w:color w:val="0000FF"/>
           <w:sz w:val="24"/>
         </w:rPr>
-        <w:hyperlink r:id="rId33" w:history="1">
+        <w:hyperlink r:id="rId32" w:history="1">
           <w:r>
             <w:rPr>
               <w:rStyle w:val="Hyperlink"/>
@@ -5464,7 +5689,7 @@
           <w:color w:val="0000FF"/>
           <w:sz w:val="24"/>
         </w:rPr>
-        <w:hyperlink r:id="rId33" w:history="1">
+        <w:hyperlink r:id="rId32" w:history="1">
           <w:r>
             <w:rPr>
               <w:rStyle w:val="Hyperlink"/>
@@ -5592,7 +5817,7 @@
           <w:sz w:val="24"/>
           <w:u w:val="single"/>
         </w:rPr>
-        <w:hyperlink r:id="rId34" w:history="1">
+        <w:hyperlink r:id="rId33" w:history="1">
           <w:r>
             <w:rPr>
               <w:rStyle w:val="Hyperlink"/>
@@ -5610,7 +5835,7 @@
           <w:sz w:val="24"/>
           <w:u w:val="single"/>
         </w:rPr>
-        <w:hyperlink r:id="rId34" w:history="1">
+        <w:hyperlink r:id="rId33" w:history="1">
           <w:r>
             <w:rPr>
               <w:rStyle w:val="Hyperlink"/>
@@ -5628,7 +5853,7 @@
           <w:sz w:val="24"/>
           <w:u w:val="single"/>
         </w:rPr>
-        <w:hyperlink r:id="rId34" w:history="1">
+        <w:hyperlink r:id="rId33" w:history="1">
           <w:r>
             <w:rPr>
               <w:rStyle w:val="Hyperlink"/>
@@ -5656,7 +5881,7 @@
           <w:sz w:val="24"/>
           <w:u w:val="single"/>
         </w:rPr>
-        <w:hyperlink r:id="rId35" w:history="1">
+        <w:hyperlink r:id="rId34" w:history="1">
           <w:r>
             <w:rPr>
               <w:rStyle w:val="Hyperlink"/>
@@ -5685,7 +5910,7 @@
           <w:sz w:val="24"/>
           <w:u w:val="single"/>
         </w:rPr>
-        <w:hyperlink r:id="rId35" w:history="1">
+        <w:hyperlink r:id="rId34" w:history="1">
           <w:r>
             <w:rPr>
               <w:rStyle w:val="Hyperlink"/>
@@ -5812,7 +6037,7 @@
           <w:sz w:val="24"/>
           <w:u w:val="single"/>
         </w:rPr>
-        <w:hyperlink r:id="rId36" w:history="1">
+        <w:hyperlink r:id="rId35" w:history="1">
           <w:r>
             <w:rPr>
               <w:rStyle w:val="Hyperlink"/>
@@ -5841,7 +6066,7 @@
           <w:sz w:val="24"/>
           <w:u w:val="single"/>
         </w:rPr>
-        <w:hyperlink r:id="rId36" w:history="1">
+        <w:hyperlink r:id="rId35" w:history="1">
           <w:r>
             <w:rPr>
               <w:rStyle w:val="Hyperlink"/>
@@ -5869,7 +6094,7 @@
           <w:sz w:val="24"/>
           <w:u w:val="single"/>
         </w:rPr>
-        <w:hyperlink r:id="rId37" w:history="1">
+        <w:hyperlink r:id="rId36" w:history="1">
           <w:r>
             <w:rPr>
               <w:rStyle w:val="Hyperlink"/>
@@ -5887,7 +6112,7 @@
           <w:sz w:val="24"/>
           <w:u w:val="single"/>
         </w:rPr>
-        <w:hyperlink r:id="rId37" w:history="1">
+        <w:hyperlink r:id="rId36" w:history="1">
           <w:r>
             <w:rPr>
               <w:rStyle w:val="Hyperlink"/>
@@ -5905,7 +6130,7 @@
           <w:sz w:val="24"/>
           <w:u w:val="single"/>
         </w:rPr>
-        <w:hyperlink r:id="rId37" w:history="1">
+        <w:hyperlink r:id="rId36" w:history="1">
           <w:r>
             <w:rPr>
               <w:rStyle w:val="Hyperlink"/>
@@ -5923,7 +6148,7 @@
           <w:sz w:val="24"/>
           <w:u w:val="single"/>
         </w:rPr>
-        <w:hyperlink r:id="rId37" w:history="1">
+        <w:hyperlink r:id="rId36" w:history="1">
           <w:r>
             <w:rPr>
               <w:rStyle w:val="Hyperlink"/>
@@ -5941,7 +6166,7 @@
           <w:sz w:val="24"/>
           <w:u w:val="single"/>
         </w:rPr>
-        <w:hyperlink r:id="rId37" w:history="1">
+        <w:hyperlink r:id="rId36" w:history="1">
           <w:r>
             <w:rPr>
               <w:rStyle w:val="Hyperlink"/>
@@ -5959,7 +6184,7 @@
           <w:sz w:val="24"/>
           <w:u w:val="single"/>
         </w:rPr>
-        <w:hyperlink r:id="rId37" w:history="1">
+        <w:hyperlink r:id="rId36" w:history="1">
           <w:r>
             <w:rPr>
               <w:rStyle w:val="Hyperlink"/>
@@ -5977,7 +6202,7 @@
           <w:sz w:val="24"/>
           <w:u w:val="single"/>
         </w:rPr>
-        <w:hyperlink r:id="rId37" w:history="1">
+        <w:hyperlink r:id="rId36" w:history="1">
           <w:r>
             <w:rPr>
               <w:rStyle w:val="Hyperlink"/>
@@ -6085,7 +6310,7 @@
           <w:sz w:val="24"/>
           <w:u w:val="single"/>
         </w:rPr>
-        <w:hyperlink r:id="rId38" w:history="1">
+        <w:hyperlink r:id="rId37" w:history="1">
           <w:r>
             <w:rPr>
               <w:rStyle w:val="Hyperlink"/>
@@ -6103,7 +6328,7 @@
           <w:sz w:val="24"/>
           <w:u w:val="single"/>
         </w:rPr>
-        <w:hyperlink r:id="rId38" w:history="1">
+        <w:hyperlink r:id="rId37" w:history="1">
           <w:r>
             <w:rPr>
               <w:rStyle w:val="Hyperlink"/>
@@ -6121,7 +6346,7 @@
           <w:sz w:val="24"/>
           <w:u w:val="single"/>
         </w:rPr>
-        <w:hyperlink r:id="rId38" w:history="1">
+        <w:hyperlink r:id="rId37" w:history="1">
           <w:r>
             <w:rPr>
               <w:rStyle w:val="Hyperlink"/>
@@ -6139,7 +6364,7 @@
           <w:sz w:val="24"/>
           <w:u w:val="single"/>
         </w:rPr>
-        <w:hyperlink r:id="rId38" w:history="1">
+        <w:hyperlink r:id="rId37" w:history="1">
           <w:r>
             <w:rPr>
               <w:rStyle w:val="Hyperlink"/>
@@ -6167,7 +6392,7 @@
           <w:sz w:val="24"/>
           <w:u w:val="single"/>
         </w:rPr>
-        <w:hyperlink r:id="rId39" w:history="1">
+        <w:hyperlink r:id="rId38" w:history="1">
           <w:r>
             <w:rPr>
               <w:rStyle w:val="Hyperlink"/>
@@ -6196,7 +6421,7 @@
           <w:sz w:val="24"/>
           <w:u w:val="single"/>
         </w:rPr>
-        <w:hyperlink r:id="rId39" w:history="1">
+        <w:hyperlink r:id="rId38" w:history="1">
           <w:r>
             <w:rPr>
               <w:rStyle w:val="Hyperlink"/>
@@ -6324,7 +6549,7 @@
           <w:sz w:val="24"/>
           <w:u w:val="single"/>
         </w:rPr>
-        <w:hyperlink r:id="rId40" w:history="1">
+        <w:hyperlink r:id="rId39" w:history="1">
           <w:r>
             <w:rPr>
               <w:rStyle w:val="Hyperlink"/>
@@ -6342,7 +6567,7 @@
           <w:sz w:val="24"/>
           <w:u w:val="single"/>
         </w:rPr>
-        <w:hyperlink r:id="rId40" w:history="1">
+        <w:hyperlink r:id="rId39" w:history="1">
           <w:r>
             <w:rPr>
               <w:rStyle w:val="Hyperlink"/>
@@ -6470,7 +6695,7 @@
           <w:sz w:val="24"/>
           <w:u w:val="single"/>
         </w:rPr>
-        <w:hyperlink r:id="rId41" w:history="1">
+        <w:hyperlink r:id="rId40" w:history="1">
           <w:r>
             <w:rPr>
               <w:rStyle w:val="Hyperlink"/>
@@ -6488,7 +6713,7 @@
           <w:sz w:val="24"/>
           <w:u w:val="single"/>
         </w:rPr>
-        <w:hyperlink r:id="rId41" w:history="1">
+        <w:hyperlink r:id="rId40" w:history="1">
           <w:r>
             <w:rPr>
               <w:rStyle w:val="Hyperlink"/>
@@ -6506,7 +6731,7 @@
           <w:sz w:val="24"/>
           <w:u w:val="single"/>
         </w:rPr>
-        <w:hyperlink r:id="rId41" w:history="1">
+        <w:hyperlink r:id="rId40" w:history="1">
           <w:r>
             <w:rPr>
               <w:rStyle w:val="Hyperlink"/>
@@ -6524,7 +6749,7 @@
           <w:sz w:val="24"/>
           <w:u w:val="single"/>
         </w:rPr>
-        <w:hyperlink r:id="rId41" w:history="1">
+        <w:hyperlink r:id="rId40" w:history="1">
           <w:r>
             <w:rPr>
               <w:rStyle w:val="Hyperlink"/>
@@ -6642,7 +6867,7 @@
           <w:sz w:val="24"/>
           <w:u w:val="single"/>
         </w:rPr>
-        <w:hyperlink r:id="rId42" w:history="1">
+        <w:hyperlink r:id="rId41" w:history="1">
           <w:r>
             <w:rPr>
               <w:rStyle w:val="Hyperlink"/>
@@ -6660,7 +6885,7 @@
           <w:sz w:val="24"/>
           <w:u w:val="single"/>
         </w:rPr>
-        <w:hyperlink r:id="rId42" w:history="1">
+        <w:hyperlink r:id="rId41" w:history="1">
           <w:r>
             <w:rPr>
               <w:rStyle w:val="Hyperlink"/>
@@ -6678,7 +6903,7 @@
           <w:sz w:val="24"/>
           <w:u w:val="single"/>
         </w:rPr>
-        <w:hyperlink r:id="rId42" w:history="1">
+        <w:hyperlink r:id="rId41" w:history="1">
           <w:r>
             <w:rPr>
               <w:rStyle w:val="Hyperlink"/>
@@ -6696,7 +6921,7 @@
           <w:sz w:val="24"/>
           <w:u w:val="single"/>
         </w:rPr>
-        <w:hyperlink r:id="rId42" w:history="1">
+        <w:hyperlink r:id="rId41" w:history="1">
           <w:r>
             <w:rPr>
               <w:rStyle w:val="Hyperlink"/>
@@ -6724,7 +6949,7 @@
           <w:sz w:val="24"/>
           <w:u w:val="single"/>
         </w:rPr>
-        <w:hyperlink r:id="rId43" w:history="1">
+        <w:hyperlink r:id="rId42" w:history="1">
           <w:r>
             <w:rPr>
               <w:rStyle w:val="Hyperlink"/>
@@ -6742,7 +6967,7 @@
           <w:sz w:val="24"/>
           <w:u w:val="single"/>
         </w:rPr>
-        <w:hyperlink r:id="rId43" w:history="1">
+        <w:hyperlink r:id="rId42" w:history="1">
           <w:r>
             <w:rPr>
               <w:rStyle w:val="Hyperlink"/>
@@ -6771,7 +6996,7 @@
           <w:sz w:val="24"/>
           <w:u w:val="single"/>
         </w:rPr>
-        <w:hyperlink r:id="rId43" w:history="1">
+        <w:hyperlink r:id="rId42" w:history="1">
           <w:r>
             <w:rPr>
               <w:rStyle w:val="Hyperlink"/>
@@ -6800,7 +7025,7 @@
           <w:sz w:val="24"/>
           <w:u w:val="single"/>
         </w:rPr>
-        <w:hyperlink r:id="rId44" w:history="1">
+        <w:hyperlink r:id="rId43" w:history="1">
           <w:r>
             <w:rPr>
               <w:rStyle w:val="Hyperlink"/>
@@ -6829,7 +7054,7 @@
           <w:sz w:val="24"/>
           <w:u w:val="single"/>
         </w:rPr>
-        <w:hyperlink r:id="rId44" w:history="1">
+        <w:hyperlink r:id="rId43" w:history="1">
           <w:r>
             <w:rPr>
               <w:rStyle w:val="Hyperlink"/>

--- a/EXPORTS/DOCX/published/niveau3/English/KKZ.docx
+++ b/EXPORTS/DOCX/published/niveau3/English/KKZ.docx
@@ -1259,24 +1259,7 @@
           <w:color w:val="000000"/>
           <w:sz w:val="24"/>
         </w:rPr>
-        <w:hyperlink r:id="rId14" w:history="1">
-          <w:r>
-            <w:rPr>
-              <w:rStyle w:val="Hyperlink"/>
-            </w:rPr>
-            <w:t>R</w:t>
-          </w:r>
-        </w:hyperlink>
-      </w:r>
-      <w:r>
-        <w:rPr>
-          <w:rFonts w:ascii="Charis SIL Italic" w:hAnsi="Charis SIL Italic" w:eastAsia="Charis SIL Italic"/>
-          <w:b w:val="0"/>
-          <w:i/>
-          <w:color w:val="000000"/>
-          <w:sz w:val="24"/>
-        </w:rPr>
-        <w:t>V</w:t>
+        <w:t>RV</w:t>
       </w:r>
       <w:r>
         <w:rPr>
@@ -1524,6 +1507,7 @@
           <w:i w:val="0"/>
           <w:color w:val="0000FF"/>
           <w:sz w:val="24"/>
+          <w:u w:val="single"/>
         </w:rPr>
         <w:hyperlink r:id="rId15" w:history="1">
           <w:r>
@@ -1781,7 +1765,6 @@
           <w:i w:val="0"/>
           <w:color w:val="0000FF"/>
           <w:sz w:val="24"/>
-          <w:u w:val="single"/>
         </w:rPr>
         <w:hyperlink r:id="rId16" w:history="1">
           <w:r>
@@ -1906,13 +1889,21 @@
       </w:r>
       <w:r>
         <w:rPr>
+          <w:u w:val="single" w:color="0000ff"/>
           <w:rFonts w:ascii="Charis SIL Regular" w:hAnsi="Charis SIL Regular" w:eastAsia="Charis SIL Regular"/>
           <w:b w:val="0"/>
           <w:i w:val="0"/>
           <w:color w:val="000000"/>
           <w:sz w:val="24"/>
         </w:rPr>
-        <w:t xml:space="preserve">, the </w:t>
+        <w:hyperlink r:id="rId15" w:history="1">
+          <w:r>
+            <w:rPr>
+              <w:rStyle w:val="Hyperlink"/>
+            </w:rPr>
+            <w:t xml:space="preserve">, the </w:t>
+          </w:r>
+        </w:hyperlink>
       </w:r>
       <w:r>
         <w:rPr>
@@ -2151,7 +2142,7 @@
           <w:sz w:val="24"/>
           <w:u w:val="single"/>
         </w:rPr>
-        <w:hyperlink r:id="rId17" w:history="1">
+        <w:hyperlink r:id="rId16" w:history="1">
           <w:r>
             <w:rPr>
               <w:rStyle w:val="Hyperlink"/>
@@ -2168,6 +2159,247 @@
           <w:color w:val="0000FF"/>
           <w:sz w:val="24"/>
           <w:u w:val="single"/>
+        </w:rPr>
+        <w:hyperlink r:id="rId16" w:history="1">
+          <w:r>
+            <w:rPr>
+              <w:rStyle w:val="Hyperlink"/>
+            </w:rPr>
+            <w:t>e</w:t>
+          </w:r>
+        </w:hyperlink>
+      </w:r>
+      <w:r>
+        <w:rPr>
+          <w:rFonts w:ascii="Charis SIL Regular" w:hAnsi="Charis SIL Regular" w:eastAsia="Charis SIL Regular"/>
+          <w:b w:val="0"/>
+          <w:i w:val="0"/>
+          <w:color w:val="0000FF"/>
+          <w:sz w:val="24"/>
+          <w:u w:val="single"/>
+        </w:rPr>
+        <w:hyperlink r:id="rId16" w:history="1">
+          <w:r>
+            <w:rPr>
+              <w:rStyle w:val="Hyperlink"/>
+            </w:rPr>
+            <w:t>nen</w:t>
+          </w:r>
+        </w:hyperlink>
+      </w:r>
+      <w:r>
+        <w:rPr>
+          <w:u w:val="single" w:color="0000ff"/>
+          <w:rFonts w:ascii="Charis SIL Regular" w:hAnsi="Charis SIL Regular" w:eastAsia="Charis SIL Regular"/>
+          <w:b w:val="0"/>
+          <w:i w:val="0"/>
+          <w:color w:val="000000"/>
+          <w:sz w:val="24"/>
+        </w:rPr>
+        <w:hyperlink r:id="rId16" w:history="1">
+          <w:r>
+            <w:rPr>
+              <w:rStyle w:val="Hyperlink"/>
+            </w:rPr>
+            <w:t>, the</w:t>
+          </w:r>
+        </w:hyperlink>
+      </w:r>
+      <w:r>
+        <w:rPr>
+          <w:rFonts w:ascii="Charis SIL Regular" w:hAnsi="Charis SIL Regular" w:eastAsia="Charis SIL Regular"/>
+          <w:b w:val="0"/>
+          <w:i w:val="0"/>
+          <w:color w:val="000000"/>
+          <w:sz w:val="24"/>
+        </w:rPr>
+        <w:t xml:space="preserve"> </w:t>
+      </w:r>
+      <w:r>
+        <w:rPr>
+          <w:rFonts w:ascii="Charis SIL Regular" w:hAnsi="Charis SIL Regular" w:eastAsia="Charis SIL Regular"/>
+          <w:b w:val="0"/>
+          <w:i w:val="0"/>
+          <w:color w:val="0000FF"/>
+          <w:sz w:val="24"/>
+          <w:u w:val="single"/>
+        </w:rPr>
+        <w:hyperlink r:id="rId16" w:history="1">
+          <w:r>
+            <w:rPr>
+              <w:rStyle w:val="Hyperlink"/>
+            </w:rPr>
+            <w:t>Ri</w:t>
+          </w:r>
+        </w:hyperlink>
+      </w:r>
+      <w:r>
+        <w:rPr>
+          <w:rFonts w:ascii="Charis SIL Regular" w:hAnsi="Charis SIL Regular" w:eastAsia="Charis SIL Regular"/>
+          <w:b w:val="0"/>
+          <w:i w:val="0"/>
+          <w:color w:val="0000FF"/>
+          <w:sz w:val="24"/>
+          <w:u w:val="single"/>
+        </w:rPr>
+        <w:hyperlink r:id="rId16" w:history="1">
+          <w:r>
+            <w:rPr>
+              <w:rStyle w:val="Hyperlink"/>
+            </w:rPr>
+            <w:t>j</w:t>
+          </w:r>
+        </w:hyperlink>
+      </w:r>
+      <w:r>
+        <w:rPr>
+          <w:rFonts w:ascii="Charis SIL Regular" w:hAnsi="Charis SIL Regular" w:eastAsia="Charis SIL Regular"/>
+          <w:b w:val="0"/>
+          <w:i w:val="0"/>
+          <w:color w:val="0000FF"/>
+          <w:sz w:val="24"/>
+          <w:u w:val="single"/>
+        </w:rPr>
+        <w:hyperlink r:id="rId16" w:history="1">
+          <w:r>
+            <w:rPr>
+              <w:rStyle w:val="Hyperlink"/>
+            </w:rPr>
+            <w:t>ksmuseum</w:t>
+          </w:r>
+        </w:hyperlink>
+      </w:r>
+      <w:r>
+        <w:rPr>
+          <w:rFonts w:ascii="Charis SIL Regular" w:hAnsi="Charis SIL Regular" w:eastAsia="Charis SIL Regular"/>
+          <w:b w:val="0"/>
+          <w:i w:val="0"/>
+          <w:color w:val="0000FF"/>
+          <w:sz w:val="24"/>
+          <w:u w:val="single"/>
+        </w:rPr>
+        <w:t xml:space="preserve"> </w:t>
+      </w:r>
+      <w:r>
+        <w:rPr>
+          <w:rFonts w:ascii="Charis SIL Regular" w:hAnsi="Charis SIL Regular" w:eastAsia="Charis SIL Regular"/>
+          <w:b w:val="0"/>
+          <w:i w:val="0"/>
+          <w:color w:val="0000FF"/>
+          <w:sz w:val="24"/>
+          <w:u w:val="single"/>
+        </w:rPr>
+        <w:hyperlink r:id="rId18" w:history="1">
+          <w:r>
+            <w:rPr>
+              <w:rStyle w:val="Hyperlink"/>
+            </w:rPr>
+            <w:t>van</w:t>
+          </w:r>
+        </w:hyperlink>
+      </w:r>
+      <w:r>
+        <w:rPr>
+          <w:rFonts w:ascii="Charis SIL Regular" w:hAnsi="Charis SIL Regular" w:eastAsia="Charis SIL Regular"/>
+          <w:b w:val="0"/>
+          <w:i w:val="0"/>
+          <w:color w:val="0000FF"/>
+          <w:sz w:val="24"/>
+          <w:u w:val="single"/>
+        </w:rPr>
+        <w:t xml:space="preserve"> </w:t>
+      </w:r>
+      <w:r>
+        <w:rPr>
+          <w:rFonts w:ascii="Charis SIL Regular" w:hAnsi="Charis SIL Regular" w:eastAsia="Charis SIL Regular"/>
+          <w:b w:val="0"/>
+          <w:i w:val="0"/>
+          <w:color w:val="0000FF"/>
+          <w:sz w:val="24"/>
+          <w:u w:val="single"/>
+        </w:rPr>
+        <w:hyperlink r:id="rId17" w:history="1">
+          <w:r>
+            <w:rPr>
+              <w:rStyle w:val="Hyperlink"/>
+            </w:rPr>
+            <w:t>Natuurlijke</w:t>
+          </w:r>
+        </w:hyperlink>
+      </w:r>
+      <w:r>
+        <w:rPr>
+          <w:rFonts w:ascii="Charis SIL Regular" w:hAnsi="Charis SIL Regular" w:eastAsia="Charis SIL Regular"/>
+          <w:b w:val="0"/>
+          <w:i w:val="0"/>
+          <w:color w:val="0000FF"/>
+          <w:sz w:val="24"/>
+          <w:u w:val="single"/>
+        </w:rPr>
+        <w:t xml:space="preserve"> </w:t>
+      </w:r>
+      <w:r>
+        <w:rPr>
+          <w:rFonts w:ascii="Charis SIL Regular" w:hAnsi="Charis SIL Regular" w:eastAsia="Charis SIL Regular"/>
+          <w:b w:val="0"/>
+          <w:i w:val="0"/>
+          <w:color w:val="0000FF"/>
+          <w:sz w:val="24"/>
+          <w:u w:val="single"/>
+        </w:rPr>
+        <w:hyperlink r:id="rId18" w:history="1">
+          <w:r>
+            <w:rPr>
+              <w:rStyle w:val="Hyperlink"/>
+            </w:rPr>
+            <w:t>Histori</w:t>
+          </w:r>
+        </w:hyperlink>
+      </w:r>
+      <w:r>
+        <w:rPr>
+          <w:rFonts w:ascii="Charis SIL Regular" w:hAnsi="Charis SIL Regular" w:eastAsia="Charis SIL Regular"/>
+          <w:b w:val="0"/>
+          <w:i w:val="0"/>
+          <w:color w:val="0000FF"/>
+          <w:sz w:val="24"/>
+          <w:u w:val="single"/>
+        </w:rPr>
+        <w:hyperlink r:id="rId18" w:history="1">
+          <w:r>
+            <w:rPr>
+              <w:rStyle w:val="Hyperlink"/>
+            </w:rPr>
+            <w:t>e</w:t>
+          </w:r>
+        </w:hyperlink>
+      </w:r>
+      <w:r>
+        <w:rPr>
+          <w:u w:val="single" w:color="0000ff"/>
+          <w:rFonts w:ascii="Charis SIL Regular" w:hAnsi="Charis SIL Regular" w:eastAsia="Charis SIL Regular"/>
+          <w:b w:val="0"/>
+          <w:i w:val="0"/>
+          <w:color w:val="000000"/>
+          <w:sz w:val="24"/>
+        </w:rPr>
+        <w:hyperlink r:id="rId17" w:history="1">
+          <w:r>
+            <w:rPr>
+              <w:rStyle w:val="Hyperlink"/>
+            </w:rPr>
+            <w:t>, th</w:t>
+          </w:r>
+        </w:hyperlink>
+      </w:r>
+      <w:r>
+        <w:rPr>
+          <w:u w:val="single" w:color="0000ff"/>
+          <w:rFonts w:ascii="Charis SIL Regular" w:hAnsi="Charis SIL Regular" w:eastAsia="Charis SIL Regular"/>
+          <w:b w:val="0"/>
+          <w:i w:val="0"/>
+          <w:color w:val="000000"/>
+          <w:sz w:val="24"/>
         </w:rPr>
         <w:hyperlink r:id="rId17" w:history="1">
           <w:r>
@@ -2183,6 +2415,16 @@
           <w:rFonts w:ascii="Charis SIL Regular" w:hAnsi="Charis SIL Regular" w:eastAsia="Charis SIL Regular"/>
           <w:b w:val="0"/>
           <w:i w:val="0"/>
+          <w:color w:val="000000"/>
+          <w:sz w:val="24"/>
+        </w:rPr>
+        <w:t xml:space="preserve"> </w:t>
+      </w:r>
+      <w:r>
+        <w:rPr>
+          <w:rFonts w:ascii="Charis SIL Regular" w:hAnsi="Charis SIL Regular" w:eastAsia="Charis SIL Regular"/>
+          <w:b w:val="0"/>
+          <w:i w:val="0"/>
           <w:color w:val="0000FF"/>
           <w:sz w:val="24"/>
           <w:u w:val="single"/>
@@ -2192,23 +2434,12 @@
             <w:rPr>
               <w:rStyle w:val="Hyperlink"/>
             </w:rPr>
-            <w:t>nen</w:t>
+            <w:t>Rijksm</w:t>
           </w:r>
         </w:hyperlink>
       </w:r>
       <w:r>
         <w:rPr>
-          <w:u w:val="single" w:color="0000ff"/>
-          <w:rFonts w:ascii="Charis SIL Regular" w:hAnsi="Charis SIL Regular" w:eastAsia="Charis SIL Regular"/>
-          <w:b w:val="0"/>
-          <w:i w:val="0"/>
-          <w:color w:val="000000"/>
-          <w:sz w:val="24"/>
-        </w:rPr>
-        <w:t xml:space="preserve">, the </w:t>
-      </w:r>
-      <w:r>
-        <w:rPr>
           <w:rFonts w:ascii="Charis SIL Regular" w:hAnsi="Charis SIL Regular" w:eastAsia="Charis SIL Regular"/>
           <w:b w:val="0"/>
           <w:i w:val="0"/>
@@ -2216,12 +2447,12 @@
           <w:sz w:val="24"/>
           <w:u w:val="single"/>
         </w:rPr>
-        <w:hyperlink r:id="rId18" w:history="1">
+        <w:hyperlink r:id="rId17" w:history="1">
           <w:r>
             <w:rPr>
               <w:rStyle w:val="Hyperlink"/>
             </w:rPr>
-            <w:t>Ri</w:t>
+            <w:t>u</w:t>
           </w:r>
         </w:hyperlink>
       </w:r>
@@ -2234,12 +2465,12 @@
           <w:sz w:val="24"/>
           <w:u w:val="single"/>
         </w:rPr>
-        <w:hyperlink r:id="rId18" w:history="1">
+        <w:hyperlink r:id="rId17" w:history="1">
           <w:r>
             <w:rPr>
               <w:rStyle w:val="Hyperlink"/>
             </w:rPr>
-            <w:t>j</w:t>
+            <w:t>seum</w:t>
           </w:r>
         </w:hyperlink>
       </w:r>
@@ -2252,14 +2483,7 @@
           <w:sz w:val="24"/>
           <w:u w:val="single"/>
         </w:rPr>
-        <w:hyperlink r:id="rId18" w:history="1">
-          <w:r>
-            <w:rPr>
-              <w:rStyle w:val="Hyperlink"/>
-            </w:rPr>
-            <w:t>ksmuseum</w:t>
-          </w:r>
-        </w:hyperlink>
+        <w:t xml:space="preserve"> </w:t>
       </w:r>
       <w:r>
         <w:rPr>
@@ -2270,18 +2494,7 @@
           <w:sz w:val="24"/>
           <w:u w:val="single"/>
         </w:rPr>
-        <w:t xml:space="preserve"> </w:t>
-      </w:r>
-      <w:r>
-        <w:rPr>
-          <w:rFonts w:ascii="Charis SIL Regular" w:hAnsi="Charis SIL Regular" w:eastAsia="Charis SIL Regular"/>
-          <w:b w:val="0"/>
-          <w:i w:val="0"/>
-          <w:color w:val="0000FF"/>
-          <w:sz w:val="24"/>
-          <w:u w:val="single"/>
-        </w:rPr>
-        <w:hyperlink r:id="rId18" w:history="1">
+        <w:hyperlink r:id="rId17" w:history="1">
           <w:r>
             <w:rPr>
               <w:rStyle w:val="Hyperlink"/>
@@ -2310,14 +2523,7 @@
           <w:sz w:val="24"/>
           <w:u w:val="single"/>
         </w:rPr>
-        <w:hyperlink r:id="rId18" w:history="1">
-          <w:r>
-            <w:rPr>
-              <w:rStyle w:val="Hyperlink"/>
-            </w:rPr>
-            <w:t>Natuurlijke</w:t>
-          </w:r>
-        </w:hyperlink>
+        <w:t>G</w:t>
       </w:r>
       <w:r>
         <w:rPr>
@@ -2328,195 +2534,7 @@
           <w:sz w:val="24"/>
           <w:u w:val="single"/>
         </w:rPr>
-        <w:t xml:space="preserve"> </w:t>
-      </w:r>
-      <w:r>
-        <w:rPr>
-          <w:rFonts w:ascii="Charis SIL Regular" w:hAnsi="Charis SIL Regular" w:eastAsia="Charis SIL Regular"/>
-          <w:b w:val="0"/>
-          <w:i w:val="0"/>
-          <w:color w:val="0000FF"/>
-          <w:sz w:val="24"/>
-          <w:u w:val="single"/>
-        </w:rPr>
-        <w:hyperlink r:id="rId18" w:history="1">
-          <w:r>
-            <w:rPr>
-              <w:rStyle w:val="Hyperlink"/>
-            </w:rPr>
-            <w:t>Histori</w:t>
-          </w:r>
-        </w:hyperlink>
-      </w:r>
-      <w:r>
-        <w:rPr>
-          <w:rFonts w:ascii="Charis SIL Regular" w:hAnsi="Charis SIL Regular" w:eastAsia="Charis SIL Regular"/>
-          <w:b w:val="0"/>
-          <w:i w:val="0"/>
-          <w:color w:val="0000FF"/>
-          <w:sz w:val="24"/>
-          <w:u w:val="single"/>
-        </w:rPr>
-        <w:hyperlink r:id="rId18" w:history="1">
-          <w:r>
-            <w:rPr>
-              <w:rStyle w:val="Hyperlink"/>
-            </w:rPr>
-            <w:t>e</w:t>
-          </w:r>
-        </w:hyperlink>
-      </w:r>
-      <w:r>
-        <w:rPr>
-          <w:u w:val="single" w:color="0000ff"/>
-          <w:rFonts w:ascii="Charis SIL Regular" w:hAnsi="Charis SIL Regular" w:eastAsia="Charis SIL Regular"/>
-          <w:b w:val="0"/>
-          <w:i w:val="0"/>
-          <w:color w:val="000000"/>
-          <w:sz w:val="24"/>
-        </w:rPr>
         <w:hyperlink r:id="rId17" w:history="1">
-          <w:r>
-            <w:rPr>
-              <w:rStyle w:val="Hyperlink"/>
-            </w:rPr>
-            <w:t>, th</w:t>
-          </w:r>
-        </w:hyperlink>
-      </w:r>
-      <w:r>
-        <w:rPr>
-          <w:u w:val="single" w:color="0000ff"/>
-          <w:rFonts w:ascii="Charis SIL Regular" w:hAnsi="Charis SIL Regular" w:eastAsia="Charis SIL Regular"/>
-          <w:b w:val="0"/>
-          <w:i w:val="0"/>
-          <w:color w:val="000000"/>
-          <w:sz w:val="24"/>
-        </w:rPr>
-        <w:t xml:space="preserve">e </w:t>
-      </w:r>
-      <w:r>
-        <w:rPr>
-          <w:rFonts w:ascii="Charis SIL Regular" w:hAnsi="Charis SIL Regular" w:eastAsia="Charis SIL Regular"/>
-          <w:b w:val="0"/>
-          <w:i w:val="0"/>
-          <w:color w:val="0000FF"/>
-          <w:sz w:val="24"/>
-          <w:u w:val="single"/>
-        </w:rPr>
-        <w:hyperlink r:id="rId19" w:history="1">
-          <w:r>
-            <w:rPr>
-              <w:rStyle w:val="Hyperlink"/>
-            </w:rPr>
-            <w:t>Rijksm</w:t>
-          </w:r>
-        </w:hyperlink>
-      </w:r>
-      <w:r>
-        <w:rPr>
-          <w:rFonts w:ascii="Charis SIL Regular" w:hAnsi="Charis SIL Regular" w:eastAsia="Charis SIL Regular"/>
-          <w:b w:val="0"/>
-          <w:i w:val="0"/>
-          <w:color w:val="0000FF"/>
-          <w:sz w:val="24"/>
-          <w:u w:val="single"/>
-        </w:rPr>
-        <w:hyperlink r:id="rId19" w:history="1">
-          <w:r>
-            <w:rPr>
-              <w:rStyle w:val="Hyperlink"/>
-            </w:rPr>
-            <w:t>u</w:t>
-          </w:r>
-        </w:hyperlink>
-      </w:r>
-      <w:r>
-        <w:rPr>
-          <w:rFonts w:ascii="Charis SIL Regular" w:hAnsi="Charis SIL Regular" w:eastAsia="Charis SIL Regular"/>
-          <w:b w:val="0"/>
-          <w:i w:val="0"/>
-          <w:color w:val="0000FF"/>
-          <w:sz w:val="24"/>
-          <w:u w:val="single"/>
-        </w:rPr>
-        <w:hyperlink r:id="rId19" w:history="1">
-          <w:r>
-            <w:rPr>
-              <w:rStyle w:val="Hyperlink"/>
-            </w:rPr>
-            <w:t>seum</w:t>
-          </w:r>
-        </w:hyperlink>
-      </w:r>
-      <w:r>
-        <w:rPr>
-          <w:rFonts w:ascii="Charis SIL Regular" w:hAnsi="Charis SIL Regular" w:eastAsia="Charis SIL Regular"/>
-          <w:b w:val="0"/>
-          <w:i w:val="0"/>
-          <w:color w:val="0000FF"/>
-          <w:sz w:val="24"/>
-          <w:u w:val="single"/>
-        </w:rPr>
-        <w:t xml:space="preserve"> </w:t>
-      </w:r>
-      <w:r>
-        <w:rPr>
-          <w:rFonts w:ascii="Charis SIL Regular" w:hAnsi="Charis SIL Regular" w:eastAsia="Charis SIL Regular"/>
-          <w:b w:val="0"/>
-          <w:i w:val="0"/>
-          <w:color w:val="0000FF"/>
-          <w:sz w:val="24"/>
-          <w:u w:val="single"/>
-        </w:rPr>
-        <w:hyperlink r:id="rId19" w:history="1">
-          <w:r>
-            <w:rPr>
-              <w:rStyle w:val="Hyperlink"/>
-            </w:rPr>
-            <w:t>van</w:t>
-          </w:r>
-        </w:hyperlink>
-      </w:r>
-      <w:r>
-        <w:rPr>
-          <w:rFonts w:ascii="Charis SIL Regular" w:hAnsi="Charis SIL Regular" w:eastAsia="Charis SIL Regular"/>
-          <w:b w:val="0"/>
-          <w:i w:val="0"/>
-          <w:color w:val="0000FF"/>
-          <w:sz w:val="24"/>
-          <w:u w:val="single"/>
-        </w:rPr>
-        <w:t xml:space="preserve"> </w:t>
-      </w:r>
-      <w:r>
-        <w:rPr>
-          <w:rFonts w:ascii="Charis SIL Regular" w:hAnsi="Charis SIL Regular" w:eastAsia="Charis SIL Regular"/>
-          <w:b w:val="0"/>
-          <w:i w:val="0"/>
-          <w:color w:val="0000FF"/>
-          <w:sz w:val="24"/>
-          <w:u w:val="single"/>
-        </w:rPr>
-        <w:hyperlink r:id="rId19" w:history="1">
-          <w:r>
-            <w:rPr>
-              <w:rStyle w:val="Hyperlink"/>
-            </w:rPr>
-            <w:t>G</w:t>
-          </w:r>
-        </w:hyperlink>
-      </w:r>
-      <w:r>
-        <w:rPr>
-          <w:rFonts w:ascii="Charis SIL Regular" w:hAnsi="Charis SIL Regular" w:eastAsia="Charis SIL Regular"/>
-          <w:b w:val="0"/>
-          <w:i w:val="0"/>
-          <w:color w:val="0000FF"/>
-          <w:sz w:val="24"/>
-          <w:u w:val="single"/>
-        </w:rPr>
-        <w:hyperlink r:id="rId19" w:history="1">
           <w:r>
             <w:rPr>
               <w:rStyle w:val="Hyperlink"/>
@@ -2552,7 +2570,14 @@
           <w:sz w:val="24"/>
           <w:u w:val="single"/>
         </w:rPr>
-        <w:t>en Minera</w:t>
+        <w:hyperlink r:id="rId19" w:history="1">
+          <w:r>
+            <w:rPr>
+              <w:rStyle w:val="Hyperlink"/>
+            </w:rPr>
+            <w:t>en</w:t>
+          </w:r>
+        </w:hyperlink>
       </w:r>
       <w:r>
         <w:rPr>
@@ -2563,7 +2588,36 @@
           <w:sz w:val="24"/>
           <w:u w:val="single"/>
         </w:rPr>
-        <w:hyperlink r:id="rId17" w:history="1">
+        <w:t xml:space="preserve"> </w:t>
+      </w:r>
+      <w:r>
+        <w:rPr>
+          <w:rFonts w:ascii="Charis SIL Regular" w:hAnsi="Charis SIL Regular" w:eastAsia="Charis SIL Regular"/>
+          <w:b w:val="0"/>
+          <w:i w:val="0"/>
+          <w:color w:val="0000FF"/>
+          <w:sz w:val="24"/>
+          <w:u w:val="single"/>
+        </w:rPr>
+        <w:hyperlink r:id="rId19" w:history="1">
+          <w:r>
+            <w:rPr>
+              <w:rStyle w:val="Hyperlink"/>
+            </w:rPr>
+            <w:t>Minera</w:t>
+          </w:r>
+        </w:hyperlink>
+      </w:r>
+      <w:r>
+        <w:rPr>
+          <w:rFonts w:ascii="Charis SIL Regular" w:hAnsi="Charis SIL Regular" w:eastAsia="Charis SIL Regular"/>
+          <w:b w:val="0"/>
+          <w:i w:val="0"/>
+          <w:color w:val="0000FF"/>
+          <w:sz w:val="24"/>
+          <w:u w:val="single"/>
+        </w:rPr>
+        <w:hyperlink r:id="rId19" w:history="1">
           <w:r>
             <w:rPr>
               <w:rStyle w:val="Hyperlink"/>
@@ -2602,20 +2656,14 @@
       </w:r>
       <w:r>
         <w:rPr>
+          <w:u w:val="single" w:color="0000ff"/>
           <w:rFonts w:ascii="Charis SIL Regular" w:hAnsi="Charis SIL Regular" w:eastAsia="Charis SIL Regular"/>
           <w:b w:val="0"/>
           <w:i w:val="0"/>
           <w:color w:val="000000"/>
           <w:sz w:val="24"/>
         </w:rPr>
-        <w:hyperlink r:id="rId18" w:history="1">
-          <w:r>
-            <w:rPr>
-              <w:rStyle w:val="Hyperlink"/>
-            </w:rPr>
-            <w:t xml:space="preserve">e </w:t>
-          </w:r>
-        </w:hyperlink>
+        <w:t xml:space="preserve">e </w:t>
       </w:r>
       <w:r>
         <w:rPr>
@@ -2680,14 +2728,7 @@
           <w:color w:val="000000"/>
           <w:sz w:val="24"/>
         </w:rPr>
-        <w:hyperlink r:id="rId18" w:history="1">
-          <w:r>
-            <w:rPr>
-              <w:rStyle w:val="Hyperlink"/>
-            </w:rPr>
-            <w:t>.</w:t>
-          </w:r>
-        </w:hyperlink>
+        <w:t>.</w:t>
       </w:r>
     </w:p>
     <w:p>
@@ -7054,7 +7095,7 @@
           <w:sz w:val="24"/>
           <w:u w:val="single"/>
         </w:rPr>
-        <w:hyperlink r:id="rId43" w:history="1">
+        <w:hyperlink r:id="rId41" w:history="1">
           <w:r>
             <w:rPr>
               <w:rStyle w:val="Hyperlink"/>

--- a/EXPORTS/DOCX/published/niveau3/English/KKZ.docx
+++ b/EXPORTS/DOCX/published/niveau3/English/KKZ.docx
@@ -861,85 +861,7 @@
           <w:color w:val="000000"/>
           <w:sz w:val="24"/>
         </w:rPr>
-        <w:t xml:space="preserve"> subse</w:t>
-      </w:r>
-      <w:r>
-        <w:rPr>
-          <w:rFonts w:ascii="Charis SIL Regular" w:hAnsi="Charis SIL Regular" w:eastAsia="Charis SIL Regular"/>
-          <w:b w:val="0"/>
-          <w:i w:val="0"/>
-          <w:color w:val="000000"/>
-          <w:sz w:val="24"/>
-        </w:rPr>
-        <w:hyperlink r:id="rId12" w:history="1">
-          <w:r>
-            <w:rPr>
-              <w:rStyle w:val="Hyperlink"/>
-            </w:rPr>
-            <w:t>quently</w:t>
-          </w:r>
-        </w:hyperlink>
-      </w:r>
-      <w:r>
-        <w:rPr>
-          <w:rFonts w:ascii="Charis SIL Regular" w:hAnsi="Charis SIL Regular" w:eastAsia="Charis SIL Regular"/>
-          <w:b w:val="0"/>
-          <w:i w:val="0"/>
-          <w:color w:val="000000"/>
-          <w:sz w:val="24"/>
-        </w:rPr>
-        <w:t xml:space="preserve"> cont</w:t>
-      </w:r>
-      <w:r>
-        <w:rPr>
-          <w:rFonts w:ascii="Charis SIL Regular" w:hAnsi="Charis SIL Regular" w:eastAsia="Charis SIL Regular"/>
-          <w:b w:val="0"/>
-          <w:i w:val="0"/>
-          <w:color w:val="000000"/>
-          <w:sz w:val="24"/>
-        </w:rPr>
-        <w:hyperlink r:id="rId13" w:history="1">
-          <w:r>
-            <w:rPr>
-              <w:rStyle w:val="Hyperlink"/>
-            </w:rPr>
-            <w:t>ribute</w:t>
-          </w:r>
-        </w:hyperlink>
-      </w:r>
-      <w:r>
-        <w:rPr>
-          <w:rFonts w:ascii="Charis SIL Regular" w:hAnsi="Charis SIL Regular" w:eastAsia="Charis SIL Regular"/>
-          <w:b w:val="0"/>
-          <w:i w:val="0"/>
-          <w:color w:val="000000"/>
-          <w:sz w:val="24"/>
-        </w:rPr>
-        <w:hyperlink r:id="rId13" w:history="1">
-          <w:r>
-            <w:rPr>
-              <w:rStyle w:val="Hyperlink"/>
-            </w:rPr>
-            <w:t>d</w:t>
-          </w:r>
-        </w:hyperlink>
-      </w:r>
-      <w:r>
-        <w:rPr>
-          <w:rFonts w:ascii="Charis SIL Regular" w:hAnsi="Charis SIL Regular" w:eastAsia="Charis SIL Regular"/>
-          <w:b w:val="0"/>
-          <w:i w:val="0"/>
-          <w:color w:val="000000"/>
-          <w:sz w:val="24"/>
-        </w:rPr>
-        <w:hyperlink r:id="rId13" w:history="1">
-          <w:r>
-            <w:rPr>
-              <w:rStyle w:val="Hyperlink"/>
-            </w:rPr>
-            <w:t xml:space="preserve"> the</w:t>
-          </w:r>
-        </w:hyperlink>
+        <w:t xml:space="preserve"> subsequently contributed the</w:t>
       </w:r>
       <w:r>
         <w:rPr>
@@ -1259,7 +1181,24 @@
           <w:color w:val="000000"/>
           <w:sz w:val="24"/>
         </w:rPr>
-        <w:t>RV</w:t>
+        <w:hyperlink r:id="rId14" w:history="1">
+          <w:r>
+            <w:rPr>
+              <w:rStyle w:val="Hyperlink"/>
+            </w:rPr>
+            <w:t>R</w:t>
+          </w:r>
+        </w:hyperlink>
+      </w:r>
+      <w:r>
+        <w:rPr>
+          <w:rFonts w:ascii="Charis SIL Italic" w:hAnsi="Charis SIL Italic" w:eastAsia="Charis SIL Italic"/>
+          <w:b w:val="0"/>
+          <w:i/>
+          <w:color w:val="000000"/>
+          <w:sz w:val="24"/>
+        </w:rPr>
+        <w:t>V</w:t>
       </w:r>
       <w:r>
         <w:rPr>
@@ -1507,7 +1446,6 @@
           <w:i w:val="0"/>
           <w:color w:val="0000FF"/>
           <w:sz w:val="24"/>
-          <w:u w:val="single"/>
         </w:rPr>
         <w:hyperlink r:id="rId15" w:history="1">
           <w:r>
@@ -1889,21 +1827,13 @@
       </w:r>
       <w:r>
         <w:rPr>
-          <w:u w:val="single" w:color="0000ff"/>
           <w:rFonts w:ascii="Charis SIL Regular" w:hAnsi="Charis SIL Regular" w:eastAsia="Charis SIL Regular"/>
           <w:b w:val="0"/>
           <w:i w:val="0"/>
           <w:color w:val="000000"/>
           <w:sz w:val="24"/>
         </w:rPr>
-        <w:hyperlink r:id="rId15" w:history="1">
-          <w:r>
-            <w:rPr>
-              <w:rStyle w:val="Hyperlink"/>
-            </w:rPr>
-            <w:t xml:space="preserve">, the </w:t>
-          </w:r>
-        </w:hyperlink>
+        <w:t xml:space="preserve">, the </w:t>
       </w:r>
       <w:r>
         <w:rPr>
@@ -2189,31 +2119,13 @@
       </w:r>
       <w:r>
         <w:rPr>
-          <w:u w:val="single" w:color="0000ff"/>
           <w:rFonts w:ascii="Charis SIL Regular" w:hAnsi="Charis SIL Regular" w:eastAsia="Charis SIL Regular"/>
           <w:b w:val="0"/>
           <w:i w:val="0"/>
           <w:color w:val="000000"/>
           <w:sz w:val="24"/>
         </w:rPr>
-        <w:hyperlink r:id="rId16" w:history="1">
-          <w:r>
-            <w:rPr>
-              <w:rStyle w:val="Hyperlink"/>
-            </w:rPr>
-            <w:t>, the</w:t>
-          </w:r>
-        </w:hyperlink>
-      </w:r>
-      <w:r>
-        <w:rPr>
-          <w:rFonts w:ascii="Charis SIL Regular" w:hAnsi="Charis SIL Regular" w:eastAsia="Charis SIL Regular"/>
-          <w:b w:val="0"/>
-          <w:i w:val="0"/>
-          <w:color w:val="000000"/>
-          <w:sz w:val="24"/>
-        </w:rPr>
-        <w:t xml:space="preserve"> </w:t>
+        <w:t xml:space="preserve">, the </w:t>
       </w:r>
       <w:r>
         <w:rPr>
@@ -2347,7 +2259,7 @@
           <w:sz w:val="24"/>
           <w:u w:val="single"/>
         </w:rPr>
-        <w:hyperlink r:id="rId18" w:history="1">
+        <w:hyperlink r:id="rId17" w:history="1">
           <w:r>
             <w:rPr>
               <w:rStyle w:val="Hyperlink"/>
@@ -2365,7 +2277,7 @@
           <w:sz w:val="24"/>
           <w:u w:val="single"/>
         </w:rPr>
-        <w:hyperlink r:id="rId18" w:history="1">
+        <w:hyperlink r:id="rId17" w:history="1">
           <w:r>
             <w:rPr>
               <w:rStyle w:val="Hyperlink"/>
@@ -2401,24 +2313,7 @@
           <w:color w:val="000000"/>
           <w:sz w:val="24"/>
         </w:rPr>
-        <w:hyperlink r:id="rId17" w:history="1">
-          <w:r>
-            <w:rPr>
-              <w:rStyle w:val="Hyperlink"/>
-            </w:rPr>
-            <w:t>e</w:t>
-          </w:r>
-        </w:hyperlink>
-      </w:r>
-      <w:r>
-        <w:rPr>
-          <w:rFonts w:ascii="Charis SIL Regular" w:hAnsi="Charis SIL Regular" w:eastAsia="Charis SIL Regular"/>
-          <w:b w:val="0"/>
-          <w:i w:val="0"/>
-          <w:color w:val="000000"/>
-          <w:sz w:val="24"/>
-        </w:rPr>
-        <w:t xml:space="preserve"> </w:t>
+        <w:t xml:space="preserve">e </w:t>
       </w:r>
       <w:r>
         <w:rPr>
@@ -2523,7 +2418,14 @@
           <w:sz w:val="24"/>
           <w:u w:val="single"/>
         </w:rPr>
-        <w:t>G</w:t>
+        <w:hyperlink r:id="rId19" w:history="1">
+          <w:r>
+            <w:rPr>
+              <w:rStyle w:val="Hyperlink"/>
+            </w:rPr>
+            <w:t>G</w:t>
+          </w:r>
+        </w:hyperlink>
       </w:r>
       <w:r>
         <w:rPr>
@@ -2534,7 +2436,7 @@
           <w:sz w:val="24"/>
           <w:u w:val="single"/>
         </w:rPr>
-        <w:hyperlink r:id="rId17" w:history="1">
+        <w:hyperlink r:id="rId19" w:history="1">
           <w:r>
             <w:rPr>
               <w:rStyle w:val="Hyperlink"/>
@@ -2663,7 +2565,14 @@
           <w:color w:val="000000"/>
           <w:sz w:val="24"/>
         </w:rPr>
-        <w:t xml:space="preserve">e </w:t>
+        <w:hyperlink r:id="rId18" w:history="1">
+          <w:r>
+            <w:rPr>
+              <w:rStyle w:val="Hyperlink"/>
+            </w:rPr>
+            <w:t xml:space="preserve">e </w:t>
+          </w:r>
+        </w:hyperlink>
       </w:r>
       <w:r>
         <w:rPr>
@@ -2674,7 +2583,7 @@
           <w:sz w:val="24"/>
           <w:u w:val="single"/>
         </w:rPr>
-        <w:hyperlink r:id="rId18" w:history="1">
+        <w:hyperlink r:id="rId20" w:history="1">
           <w:r>
             <w:rPr>
               <w:rStyle w:val="Hyperlink"/>
@@ -2692,7 +2601,7 @@
           <w:sz w:val="24"/>
           <w:u w:val="single"/>
         </w:rPr>
-        <w:hyperlink r:id="rId18" w:history="1">
+        <w:hyperlink r:id="rId20" w:history="1">
           <w:r>
             <w:rPr>
               <w:rStyle w:val="Hyperlink"/>
@@ -2710,7 +2619,7 @@
           <w:sz w:val="24"/>
           <w:u w:val="single"/>
         </w:rPr>
-        <w:hyperlink r:id="rId18" w:history="1">
+        <w:hyperlink r:id="rId20" w:history="1">
           <w:r>
             <w:rPr>
               <w:rStyle w:val="Hyperlink"/>
@@ -2728,7 +2637,14 @@
           <w:color w:val="000000"/>
           <w:sz w:val="24"/>
         </w:rPr>
-        <w:t>.</w:t>
+        <w:hyperlink r:id="rId18" w:history="1">
+          <w:r>
+            <w:rPr>
+              <w:rStyle w:val="Hyperlink"/>
+            </w:rPr>
+            <w:t>.</w:t>
+          </w:r>
+        </w:hyperlink>
       </w:r>
     </w:p>
     <w:p>
@@ -2779,137 +2695,12 @@
           <w:sz w:val="24"/>
           <w:u w:val="single"/>
         </w:rPr>
-        <w:hyperlink r:id="rId20" w:history="1">
+        <w:hyperlink r:id="rId21" w:history="1">
           <w:r>
             <w:rPr>
               <w:rStyle w:val="Hyperlink"/>
             </w:rPr>
             <w:t>Reinier</w:t>
-          </w:r>
-        </w:hyperlink>
-      </w:r>
-      <w:r>
-        <w:rPr>
-          <w:rFonts w:ascii="Charis SIL Regular" w:hAnsi="Charis SIL Regular" w:eastAsia="Charis SIL Regular"/>
-          <w:b w:val="0"/>
-          <w:i w:val="0"/>
-          <w:color w:val="0000FF"/>
-          <w:sz w:val="24"/>
-          <w:u w:val="single"/>
-        </w:rPr>
-        <w:t xml:space="preserve"> </w:t>
-      </w:r>
-      <w:r>
-        <w:rPr>
-          <w:rFonts w:ascii="Charis SIL Regular" w:hAnsi="Charis SIL Regular" w:eastAsia="Charis SIL Regular"/>
-          <w:b w:val="0"/>
-          <w:i w:val="0"/>
-          <w:color w:val="0000FF"/>
-          <w:sz w:val="24"/>
-          <w:u w:val="single"/>
-        </w:rPr>
-        <w:hyperlink r:id="rId20" w:history="1">
-          <w:r>
-            <w:rPr>
-              <w:rStyle w:val="Hyperlink"/>
-            </w:rPr>
-            <w:t>van</w:t>
-          </w:r>
-        </w:hyperlink>
-      </w:r>
-      <w:r>
-        <w:rPr>
-          <w:rFonts w:ascii="Charis SIL Regular" w:hAnsi="Charis SIL Regular" w:eastAsia="Charis SIL Regular"/>
-          <w:b w:val="0"/>
-          <w:i w:val="0"/>
-          <w:color w:val="0000FF"/>
-          <w:sz w:val="24"/>
-          <w:u w:val="single"/>
-        </w:rPr>
-        <w:t xml:space="preserve"> </w:t>
-      </w:r>
-      <w:r>
-        <w:rPr>
-          <w:rFonts w:ascii="Charis SIL Regular" w:hAnsi="Charis SIL Regular" w:eastAsia="Charis SIL Regular"/>
-          <w:b w:val="0"/>
-          <w:i w:val="0"/>
-          <w:color w:val="0000FF"/>
-          <w:sz w:val="24"/>
-          <w:u w:val="single"/>
-        </w:rPr>
-        <w:hyperlink r:id="rId20" w:history="1">
-          <w:r>
-            <w:rPr>
-              <w:rStyle w:val="Hyperlink"/>
-            </w:rPr>
-            <w:t>de</w:t>
-          </w:r>
-        </w:hyperlink>
-      </w:r>
-      <w:r>
-        <w:rPr>
-          <w:rFonts w:ascii="Charis SIL Regular" w:hAnsi="Charis SIL Regular" w:eastAsia="Charis SIL Regular"/>
-          <w:b w:val="0"/>
-          <w:i w:val="0"/>
-          <w:color w:val="0000FF"/>
-          <w:sz w:val="24"/>
-          <w:u w:val="single"/>
-        </w:rPr>
-        <w:t xml:space="preserve"> </w:t>
-      </w:r>
-      <w:r>
-        <w:rPr>
-          <w:rFonts w:ascii="Charis SIL Regular" w:hAnsi="Charis SIL Regular" w:eastAsia="Charis SIL Regular"/>
-          <w:b w:val="0"/>
-          <w:i w:val="0"/>
-          <w:color w:val="0000FF"/>
-          <w:sz w:val="24"/>
-          <w:u w:val="single"/>
-        </w:rPr>
-        <w:hyperlink r:id="rId20" w:history="1">
-          <w:r>
-            <w:rPr>
-              <w:rStyle w:val="Hyperlink"/>
-            </w:rPr>
-            <w:t>Kasteele</w:t>
-          </w:r>
-        </w:hyperlink>
-      </w:r>
-      <w:r>
-        <w:rPr>
-          <w:rFonts w:ascii="Charis SIL Regular" w:hAnsi="Charis SIL Regular" w:eastAsia="Charis SIL Regular"/>
-          <w:b w:val="0"/>
-          <w:i w:val="0"/>
-          <w:color w:val="000000"/>
-          <w:sz w:val="24"/>
-        </w:rPr>
-        <w:t xml:space="preserve">, </w:t>
-      </w:r>
-      <w:r>
-        <w:rPr>
-          <w:rFonts w:ascii="Charis SIL Regular" w:hAnsi="Charis SIL Regular" w:eastAsia="Charis SIL Regular"/>
-          <w:b w:val="0"/>
-          <w:i w:val="0"/>
-          <w:color w:val="000000"/>
-          <w:sz w:val="24"/>
-        </w:rPr>
-        <w:t xml:space="preserve">disappeared after his son </w:t>
-      </w:r>
-      <w:r>
-        <w:rPr>
-          <w:rFonts w:ascii="Charis SIL Regular" w:hAnsi="Charis SIL Regular" w:eastAsia="Charis SIL Regular"/>
-          <w:b w:val="0"/>
-          <w:i w:val="0"/>
-          <w:color w:val="0000FF"/>
-          <w:sz w:val="24"/>
-          <w:u w:val="single"/>
-        </w:rPr>
-        <w:hyperlink r:id="rId21" w:history="1">
-          <w:r>
-            <w:rPr>
-              <w:rStyle w:val="Hyperlink"/>
-            </w:rPr>
-            <w:t>Abraham</w:t>
           </w:r>
         </w:hyperlink>
       </w:r>
@@ -3008,243 +2799,17 @@
           <w:color w:val="000000"/>
           <w:sz w:val="24"/>
         </w:rPr>
-        <w:t xml:space="preserve"> succeeded him</w:t>
-      </w:r>
-      <w:r>
-        <w:rPr>
-          <w:u w:val="single" w:color="0000ff"/>
+        <w:t xml:space="preserve">, </w:t>
+      </w:r>
+      <w:r>
+        <w:rPr>
           <w:rFonts w:ascii="Charis SIL Regular" w:hAnsi="Charis SIL Regular" w:eastAsia="Charis SIL Regular"/>
           <w:b w:val="0"/>
           <w:i w:val="0"/>
           <w:color w:val="000000"/>
           <w:sz w:val="24"/>
         </w:rPr>
-        <w:hyperlink r:id="rId20" w:history="1">
-          <w:r>
-            <w:rPr>
-              <w:rStyle w:val="Hyperlink"/>
-            </w:rPr>
-            <w:t xml:space="preserve"> in 184</w:t>
-          </w:r>
-        </w:hyperlink>
-      </w:r>
-      <w:r>
-        <w:rPr>
-          <w:u w:val="single" w:color="0000ff"/>
-          <w:rFonts w:ascii="Charis SIL Regular" w:hAnsi="Charis SIL Regular" w:eastAsia="Charis SIL Regular"/>
-          <w:b w:val="0"/>
-          <w:i w:val="0"/>
-          <w:color w:val="000000"/>
-          <w:sz w:val="24"/>
-        </w:rPr>
-        <w:hyperlink r:id="rId20" w:history="1">
-          <w:r>
-            <w:rPr>
-              <w:rStyle w:val="Hyperlink"/>
-            </w:rPr>
-            <w:t>0</w:t>
-          </w:r>
-        </w:hyperlink>
-      </w:r>
-      <w:r>
-        <w:rPr>
-          <w:u w:val="single" w:color="0000ff"/>
-          <w:rFonts w:ascii="Charis SIL Regular" w:hAnsi="Charis SIL Regular" w:eastAsia="Charis SIL Regular"/>
-          <w:b w:val="0"/>
-          <w:i w:val="0"/>
-          <w:color w:val="000000"/>
-          <w:sz w:val="24"/>
-        </w:rPr>
-        <w:hyperlink r:id="rId20" w:history="1">
-          <w:r>
-            <w:rPr>
-              <w:rStyle w:val="Hyperlink"/>
-            </w:rPr>
-            <w:t>. M</w:t>
-          </w:r>
-        </w:hyperlink>
-      </w:r>
-      <w:r>
-        <w:rPr>
-          <w:u w:val="single" w:color="0000ff"/>
-          <w:rFonts w:ascii="Charis SIL Regular" w:hAnsi="Charis SIL Regular" w:eastAsia="Charis SIL Regular"/>
-          <w:b w:val="0"/>
-          <w:i w:val="0"/>
-          <w:color w:val="000000"/>
-          <w:sz w:val="24"/>
-        </w:rPr>
-        <w:hyperlink r:id="rId20" w:history="1">
-          <w:r>
-            <w:rPr>
-              <w:rStyle w:val="Hyperlink"/>
-            </w:rPr>
-            <w:t>a</w:t>
-          </w:r>
-        </w:hyperlink>
-      </w:r>
-      <w:r>
-        <w:rPr>
-          <w:u w:val="single" w:color="0000ff"/>
-          <w:rFonts w:ascii="Charis SIL Regular" w:hAnsi="Charis SIL Regular" w:eastAsia="Charis SIL Regular"/>
-          <w:b w:val="0"/>
-          <w:i w:val="0"/>
-          <w:color w:val="000000"/>
-          <w:sz w:val="24"/>
-        </w:rPr>
-        <w:hyperlink r:id="rId20" w:history="1">
-          <w:r>
-            <w:rPr>
-              <w:rStyle w:val="Hyperlink"/>
-            </w:rPr>
-            <w:t>n</w:t>
-          </w:r>
-        </w:hyperlink>
-      </w:r>
-      <w:r>
-        <w:rPr>
-          <w:u w:val="single" w:color="0000ff"/>
-          <w:rFonts w:ascii="Charis SIL Regular" w:hAnsi="Charis SIL Regular" w:eastAsia="Charis SIL Regular"/>
-          <w:b w:val="0"/>
-          <w:i w:val="0"/>
-          <w:color w:val="000000"/>
-          <w:sz w:val="24"/>
-        </w:rPr>
-        <w:hyperlink r:id="rId20" w:history="1">
-          <w:r>
-            <w:rPr>
-              <w:rStyle w:val="Hyperlink"/>
-            </w:rPr>
-            <w:t>y</w:t>
-          </w:r>
-        </w:hyperlink>
-      </w:r>
-      <w:r>
-        <w:rPr>
-          <w:u w:val="single" w:color="0000ff"/>
-          <w:rFonts w:ascii="Charis SIL Regular" w:hAnsi="Charis SIL Regular" w:eastAsia="Charis SIL Regular"/>
-          <w:b w:val="0"/>
-          <w:i w:val="0"/>
-          <w:color w:val="000000"/>
-          <w:sz w:val="24"/>
-        </w:rPr>
-        <w:hyperlink r:id="rId20" w:history="1">
-          <w:r>
-            <w:rPr>
-              <w:rStyle w:val="Hyperlink"/>
-            </w:rPr>
-            <w:t xml:space="preserve"> objects </w:t>
-          </w:r>
-        </w:hyperlink>
-      </w:r>
-      <w:r>
-        <w:rPr>
-          <w:rFonts w:ascii="Charis SIL Regular" w:hAnsi="Charis SIL Regular" w:eastAsia="Charis SIL Regular"/>
-          <w:b w:val="0"/>
-          <w:i w:val="0"/>
-          <w:color w:val="000000"/>
-          <w:sz w:val="24"/>
-        </w:rPr>
-        <w:t>also went missing or were</w:t>
-      </w:r>
-      <w:r>
-        <w:rPr>
-          <w:u w:val="single" w:color="0000ff"/>
-          <w:rFonts w:ascii="Charis SIL Regular" w:hAnsi="Charis SIL Regular" w:eastAsia="Charis SIL Regular"/>
-          <w:b w:val="0"/>
-          <w:i w:val="0"/>
-          <w:color w:val="000000"/>
-          <w:sz w:val="24"/>
-        </w:rPr>
-        <w:hyperlink r:id="rId21" w:history="1">
-          <w:r>
-            <w:rPr>
-              <w:rStyle w:val="Hyperlink"/>
-            </w:rPr>
-            <w:t xml:space="preserve"> lost duri</w:t>
-          </w:r>
-        </w:hyperlink>
-      </w:r>
-      <w:r>
-        <w:rPr>
-          <w:u w:val="single" w:color="0000ff"/>
-          <w:rFonts w:ascii="Charis SIL Regular" w:hAnsi="Charis SIL Regular" w:eastAsia="Charis SIL Regular"/>
-          <w:b w:val="0"/>
-          <w:i w:val="0"/>
-          <w:color w:val="000000"/>
-          <w:sz w:val="24"/>
-        </w:rPr>
-        <w:hyperlink r:id="rId21" w:history="1">
-          <w:r>
-            <w:rPr>
-              <w:rStyle w:val="Hyperlink"/>
-            </w:rPr>
-            <w:t>ng t</w:t>
-          </w:r>
-        </w:hyperlink>
-      </w:r>
-      <w:r>
-        <w:rPr>
-          <w:u w:val="single" w:color="0000ff"/>
-          <w:rFonts w:ascii="Charis SIL Regular" w:hAnsi="Charis SIL Regular" w:eastAsia="Charis SIL Regular"/>
-          <w:b w:val="0"/>
-          <w:i w:val="0"/>
-          <w:color w:val="000000"/>
-          <w:sz w:val="24"/>
-        </w:rPr>
-        <w:hyperlink r:id="rId21" w:history="1">
-          <w:r>
-            <w:rPr>
-              <w:rStyle w:val="Hyperlink"/>
-            </w:rPr>
-            <w:t>h</w:t>
-          </w:r>
-        </w:hyperlink>
-      </w:r>
-      <w:r>
-        <w:rPr>
-          <w:u w:val="single" w:color="0000ff"/>
-          <w:rFonts w:ascii="Charis SIL Regular" w:hAnsi="Charis SIL Regular" w:eastAsia="Charis SIL Regular"/>
-          <w:b w:val="0"/>
-          <w:i w:val="0"/>
-          <w:color w:val="000000"/>
-          <w:sz w:val="24"/>
-        </w:rPr>
-        <w:hyperlink r:id="rId21" w:history="1">
-          <w:r>
-            <w:rPr>
-              <w:rStyle w:val="Hyperlink"/>
-            </w:rPr>
-            <w:t xml:space="preserve">is </w:t>
-          </w:r>
-        </w:hyperlink>
-      </w:r>
-      <w:r>
-        <w:rPr>
-          <w:u w:val="single" w:color="0000ff"/>
-          <w:rFonts w:ascii="Charis SIL Regular" w:hAnsi="Charis SIL Regular" w:eastAsia="Charis SIL Regular"/>
-          <w:b w:val="0"/>
-          <w:i w:val="0"/>
-          <w:color w:val="000000"/>
-          <w:sz w:val="24"/>
-        </w:rPr>
-        <w:hyperlink r:id="rId21" w:history="1">
-          <w:r>
-            <w:rPr>
-              <w:rStyle w:val="Hyperlink"/>
-            </w:rPr>
-            <w:t>time. Th</w:t>
-          </w:r>
-        </w:hyperlink>
-      </w:r>
-      <w:r>
-        <w:rPr>
-          <w:rFonts w:ascii="Charis SIL Regular" w:hAnsi="Charis SIL Regular" w:eastAsia="Charis SIL Regular"/>
-          <w:b w:val="0"/>
-          <w:i w:val="0"/>
-          <w:color w:val="000000"/>
-          <w:sz w:val="24"/>
-        </w:rPr>
-        <w:t xml:space="preserve">e third and final director </w:t>
+        <w:t xml:space="preserve">disappeared after his son </w:t>
       </w:r>
       <w:r>
         <w:rPr>
@@ -3260,7 +2825,7 @@
             <w:rPr>
               <w:rStyle w:val="Hyperlink"/>
             </w:rPr>
-            <w:t>David</w:t>
+            <w:t>Abraham</w:t>
           </w:r>
         </w:hyperlink>
       </w:r>
@@ -3318,6 +2883,357 @@
             <w:rPr>
               <w:rStyle w:val="Hyperlink"/>
             </w:rPr>
+            <w:t>de</w:t>
+          </w:r>
+        </w:hyperlink>
+      </w:r>
+      <w:r>
+        <w:rPr>
+          <w:rFonts w:ascii="Charis SIL Regular" w:hAnsi="Charis SIL Regular" w:eastAsia="Charis SIL Regular"/>
+          <w:b w:val="0"/>
+          <w:i w:val="0"/>
+          <w:color w:val="0000FF"/>
+          <w:sz w:val="24"/>
+          <w:u w:val="single"/>
+        </w:rPr>
+        <w:t xml:space="preserve"> </w:t>
+      </w:r>
+      <w:r>
+        <w:rPr>
+          <w:rFonts w:ascii="Charis SIL Regular" w:hAnsi="Charis SIL Regular" w:eastAsia="Charis SIL Regular"/>
+          <w:b w:val="0"/>
+          <w:i w:val="0"/>
+          <w:color w:val="0000FF"/>
+          <w:sz w:val="24"/>
+          <w:u w:val="single"/>
+        </w:rPr>
+        <w:hyperlink r:id="rId22" w:history="1">
+          <w:r>
+            <w:rPr>
+              <w:rStyle w:val="Hyperlink"/>
+            </w:rPr>
+            <w:t>Kasteele</w:t>
+          </w:r>
+        </w:hyperlink>
+      </w:r>
+      <w:r>
+        <w:rPr>
+          <w:rFonts w:ascii="Charis SIL Regular" w:hAnsi="Charis SIL Regular" w:eastAsia="Charis SIL Regular"/>
+          <w:b w:val="0"/>
+          <w:i w:val="0"/>
+          <w:color w:val="000000"/>
+          <w:sz w:val="24"/>
+        </w:rPr>
+        <w:t xml:space="preserve"> succeeded him</w:t>
+      </w:r>
+      <w:r>
+        <w:rPr>
+          <w:u w:val="single" w:color="0000ff"/>
+          <w:rFonts w:ascii="Charis SIL Regular" w:hAnsi="Charis SIL Regular" w:eastAsia="Charis SIL Regular"/>
+          <w:b w:val="0"/>
+          <w:i w:val="0"/>
+          <w:color w:val="000000"/>
+          <w:sz w:val="24"/>
+        </w:rPr>
+        <w:hyperlink r:id="rId21" w:history="1">
+          <w:r>
+            <w:rPr>
+              <w:rStyle w:val="Hyperlink"/>
+            </w:rPr>
+            <w:t xml:space="preserve"> in 184</w:t>
+          </w:r>
+        </w:hyperlink>
+      </w:r>
+      <w:r>
+        <w:rPr>
+          <w:u w:val="single" w:color="0000ff"/>
+          <w:rFonts w:ascii="Charis SIL Regular" w:hAnsi="Charis SIL Regular" w:eastAsia="Charis SIL Regular"/>
+          <w:b w:val="0"/>
+          <w:i w:val="0"/>
+          <w:color w:val="000000"/>
+          <w:sz w:val="24"/>
+        </w:rPr>
+        <w:hyperlink r:id="rId21" w:history="1">
+          <w:r>
+            <w:rPr>
+              <w:rStyle w:val="Hyperlink"/>
+            </w:rPr>
+            <w:t>0</w:t>
+          </w:r>
+        </w:hyperlink>
+      </w:r>
+      <w:r>
+        <w:rPr>
+          <w:u w:val="single" w:color="0000ff"/>
+          <w:rFonts w:ascii="Charis SIL Regular" w:hAnsi="Charis SIL Regular" w:eastAsia="Charis SIL Regular"/>
+          <w:b w:val="0"/>
+          <w:i w:val="0"/>
+          <w:color w:val="000000"/>
+          <w:sz w:val="24"/>
+        </w:rPr>
+        <w:hyperlink r:id="rId21" w:history="1">
+          <w:r>
+            <w:rPr>
+              <w:rStyle w:val="Hyperlink"/>
+            </w:rPr>
+            <w:t>. M</w:t>
+          </w:r>
+        </w:hyperlink>
+      </w:r>
+      <w:r>
+        <w:rPr>
+          <w:u w:val="single" w:color="0000ff"/>
+          <w:rFonts w:ascii="Charis SIL Regular" w:hAnsi="Charis SIL Regular" w:eastAsia="Charis SIL Regular"/>
+          <w:b w:val="0"/>
+          <w:i w:val="0"/>
+          <w:color w:val="000000"/>
+          <w:sz w:val="24"/>
+        </w:rPr>
+        <w:hyperlink r:id="rId21" w:history="1">
+          <w:r>
+            <w:rPr>
+              <w:rStyle w:val="Hyperlink"/>
+            </w:rPr>
+            <w:t>a</w:t>
+          </w:r>
+        </w:hyperlink>
+      </w:r>
+      <w:r>
+        <w:rPr>
+          <w:u w:val="single" w:color="0000ff"/>
+          <w:rFonts w:ascii="Charis SIL Regular" w:hAnsi="Charis SIL Regular" w:eastAsia="Charis SIL Regular"/>
+          <w:b w:val="0"/>
+          <w:i w:val="0"/>
+          <w:color w:val="000000"/>
+          <w:sz w:val="24"/>
+        </w:rPr>
+        <w:hyperlink r:id="rId21" w:history="1">
+          <w:r>
+            <w:rPr>
+              <w:rStyle w:val="Hyperlink"/>
+            </w:rPr>
+            <w:t>n</w:t>
+          </w:r>
+        </w:hyperlink>
+      </w:r>
+      <w:r>
+        <w:rPr>
+          <w:u w:val="single" w:color="0000ff"/>
+          <w:rFonts w:ascii="Charis SIL Regular" w:hAnsi="Charis SIL Regular" w:eastAsia="Charis SIL Regular"/>
+          <w:b w:val="0"/>
+          <w:i w:val="0"/>
+          <w:color w:val="000000"/>
+          <w:sz w:val="24"/>
+        </w:rPr>
+        <w:hyperlink r:id="rId21" w:history="1">
+          <w:r>
+            <w:rPr>
+              <w:rStyle w:val="Hyperlink"/>
+            </w:rPr>
+            <w:t>y</w:t>
+          </w:r>
+        </w:hyperlink>
+      </w:r>
+      <w:r>
+        <w:rPr>
+          <w:u w:val="single" w:color="0000ff"/>
+          <w:rFonts w:ascii="Charis SIL Regular" w:hAnsi="Charis SIL Regular" w:eastAsia="Charis SIL Regular"/>
+          <w:b w:val="0"/>
+          <w:i w:val="0"/>
+          <w:color w:val="000000"/>
+          <w:sz w:val="24"/>
+        </w:rPr>
+        <w:hyperlink r:id="rId21" w:history="1">
+          <w:r>
+            <w:rPr>
+              <w:rStyle w:val="Hyperlink"/>
+            </w:rPr>
+            <w:t xml:space="preserve"> objects </w:t>
+          </w:r>
+        </w:hyperlink>
+      </w:r>
+      <w:r>
+        <w:rPr>
+          <w:rFonts w:ascii="Charis SIL Regular" w:hAnsi="Charis SIL Regular" w:eastAsia="Charis SIL Regular"/>
+          <w:b w:val="0"/>
+          <w:i w:val="0"/>
+          <w:color w:val="000000"/>
+          <w:sz w:val="24"/>
+        </w:rPr>
+        <w:t>also went missing or were</w:t>
+      </w:r>
+      <w:r>
+        <w:rPr>
+          <w:u w:val="single" w:color="0000ff"/>
+          <w:rFonts w:ascii="Charis SIL Regular" w:hAnsi="Charis SIL Regular" w:eastAsia="Charis SIL Regular"/>
+          <w:b w:val="0"/>
+          <w:i w:val="0"/>
+          <w:color w:val="000000"/>
+          <w:sz w:val="24"/>
+        </w:rPr>
+        <w:hyperlink r:id="rId22" w:history="1">
+          <w:r>
+            <w:rPr>
+              <w:rStyle w:val="Hyperlink"/>
+            </w:rPr>
+            <w:t xml:space="preserve"> lost duri</w:t>
+          </w:r>
+        </w:hyperlink>
+      </w:r>
+      <w:r>
+        <w:rPr>
+          <w:u w:val="single" w:color="0000ff"/>
+          <w:rFonts w:ascii="Charis SIL Regular" w:hAnsi="Charis SIL Regular" w:eastAsia="Charis SIL Regular"/>
+          <w:b w:val="0"/>
+          <w:i w:val="0"/>
+          <w:color w:val="000000"/>
+          <w:sz w:val="24"/>
+        </w:rPr>
+        <w:hyperlink r:id="rId22" w:history="1">
+          <w:r>
+            <w:rPr>
+              <w:rStyle w:val="Hyperlink"/>
+            </w:rPr>
+            <w:t>ng t</w:t>
+          </w:r>
+        </w:hyperlink>
+      </w:r>
+      <w:r>
+        <w:rPr>
+          <w:u w:val="single" w:color="0000ff"/>
+          <w:rFonts w:ascii="Charis SIL Regular" w:hAnsi="Charis SIL Regular" w:eastAsia="Charis SIL Regular"/>
+          <w:b w:val="0"/>
+          <w:i w:val="0"/>
+          <w:color w:val="000000"/>
+          <w:sz w:val="24"/>
+        </w:rPr>
+        <w:hyperlink r:id="rId22" w:history="1">
+          <w:r>
+            <w:rPr>
+              <w:rStyle w:val="Hyperlink"/>
+            </w:rPr>
+            <w:t>h</w:t>
+          </w:r>
+        </w:hyperlink>
+      </w:r>
+      <w:r>
+        <w:rPr>
+          <w:u w:val="single" w:color="0000ff"/>
+          <w:rFonts w:ascii="Charis SIL Regular" w:hAnsi="Charis SIL Regular" w:eastAsia="Charis SIL Regular"/>
+          <w:b w:val="0"/>
+          <w:i w:val="0"/>
+          <w:color w:val="000000"/>
+          <w:sz w:val="24"/>
+        </w:rPr>
+        <w:hyperlink r:id="rId22" w:history="1">
+          <w:r>
+            <w:rPr>
+              <w:rStyle w:val="Hyperlink"/>
+            </w:rPr>
+            <w:t xml:space="preserve">is </w:t>
+          </w:r>
+        </w:hyperlink>
+      </w:r>
+      <w:r>
+        <w:rPr>
+          <w:u w:val="single" w:color="0000ff"/>
+          <w:rFonts w:ascii="Charis SIL Regular" w:hAnsi="Charis SIL Regular" w:eastAsia="Charis SIL Regular"/>
+          <w:b w:val="0"/>
+          <w:i w:val="0"/>
+          <w:color w:val="000000"/>
+          <w:sz w:val="24"/>
+        </w:rPr>
+        <w:hyperlink r:id="rId22" w:history="1">
+          <w:r>
+            <w:rPr>
+              <w:rStyle w:val="Hyperlink"/>
+            </w:rPr>
+            <w:t>time. Th</w:t>
+          </w:r>
+        </w:hyperlink>
+      </w:r>
+      <w:r>
+        <w:rPr>
+          <w:rFonts w:ascii="Charis SIL Regular" w:hAnsi="Charis SIL Regular" w:eastAsia="Charis SIL Regular"/>
+          <w:b w:val="0"/>
+          <w:i w:val="0"/>
+          <w:color w:val="000000"/>
+          <w:sz w:val="24"/>
+        </w:rPr>
+        <w:t xml:space="preserve">e third and final director </w:t>
+      </w:r>
+      <w:r>
+        <w:rPr>
+          <w:rFonts w:ascii="Charis SIL Regular" w:hAnsi="Charis SIL Regular" w:eastAsia="Charis SIL Regular"/>
+          <w:b w:val="0"/>
+          <w:i w:val="0"/>
+          <w:color w:val="0000FF"/>
+          <w:sz w:val="24"/>
+          <w:u w:val="single"/>
+        </w:rPr>
+        <w:hyperlink r:id="rId23" w:history="1">
+          <w:r>
+            <w:rPr>
+              <w:rStyle w:val="Hyperlink"/>
+            </w:rPr>
+            <w:t>David</w:t>
+          </w:r>
+        </w:hyperlink>
+      </w:r>
+      <w:r>
+        <w:rPr>
+          <w:rFonts w:ascii="Charis SIL Regular" w:hAnsi="Charis SIL Regular" w:eastAsia="Charis SIL Regular"/>
+          <w:b w:val="0"/>
+          <w:i w:val="0"/>
+          <w:color w:val="0000FF"/>
+          <w:sz w:val="24"/>
+          <w:u w:val="single"/>
+        </w:rPr>
+        <w:t xml:space="preserve"> </w:t>
+      </w:r>
+      <w:r>
+        <w:rPr>
+          <w:rFonts w:ascii="Charis SIL Regular" w:hAnsi="Charis SIL Regular" w:eastAsia="Charis SIL Regular"/>
+          <w:b w:val="0"/>
+          <w:i w:val="0"/>
+          <w:color w:val="0000FF"/>
+          <w:sz w:val="24"/>
+          <w:u w:val="single"/>
+        </w:rPr>
+        <w:hyperlink r:id="rId23" w:history="1">
+          <w:r>
+            <w:rPr>
+              <w:rStyle w:val="Hyperlink"/>
+            </w:rPr>
+            <w:t>van</w:t>
+          </w:r>
+        </w:hyperlink>
+      </w:r>
+      <w:r>
+        <w:rPr>
+          <w:rFonts w:ascii="Charis SIL Regular" w:hAnsi="Charis SIL Regular" w:eastAsia="Charis SIL Regular"/>
+          <w:b w:val="0"/>
+          <w:i w:val="0"/>
+          <w:color w:val="0000FF"/>
+          <w:sz w:val="24"/>
+          <w:u w:val="single"/>
+        </w:rPr>
+        <w:t xml:space="preserve"> </w:t>
+      </w:r>
+      <w:r>
+        <w:rPr>
+          <w:rFonts w:ascii="Charis SIL Regular" w:hAnsi="Charis SIL Regular" w:eastAsia="Charis SIL Regular"/>
+          <w:b w:val="0"/>
+          <w:i w:val="0"/>
+          <w:color w:val="0000FF"/>
+          <w:sz w:val="24"/>
+          <w:u w:val="single"/>
+        </w:rPr>
+        <w:hyperlink r:id="rId23" w:history="1">
+          <w:r>
+            <w:rPr>
+              <w:rStyle w:val="Hyperlink"/>
+            </w:rPr>
             <w:t xml:space="preserve">der </w:t>
           </w:r>
         </w:hyperlink>
@@ -3331,7 +3247,7 @@
           <w:sz w:val="24"/>
           <w:u w:val="single"/>
         </w:rPr>
-        <w:hyperlink r:id="rId22" w:history="1">
+        <w:hyperlink r:id="rId23" w:history="1">
           <w:r>
             <w:rPr>
               <w:rStyle w:val="Hyperlink"/>
@@ -3359,7 +3275,7 @@
           <w:color w:val="000000"/>
           <w:sz w:val="24"/>
         </w:rPr>
-        <w:hyperlink r:id="rId22" w:history="1">
+        <w:hyperlink r:id="rId23" w:history="1">
           <w:r>
             <w:rPr>
               <w:rStyle w:val="Hyperlink"/>
@@ -3377,7 +3293,7 @@
           <w:color w:val="000000"/>
           <w:sz w:val="24"/>
         </w:rPr>
-        <w:hyperlink r:id="rId22" w:history="1">
+        <w:hyperlink r:id="rId23" w:history="1">
           <w:r>
             <w:rPr>
               <w:rStyle w:val="Hyperlink"/>
@@ -3395,7 +3311,7 @@
           <w:color w:val="000000"/>
           <w:sz w:val="24"/>
         </w:rPr>
-        <w:hyperlink r:id="rId22" w:history="1">
+        <w:hyperlink r:id="rId23" w:history="1">
           <w:r>
             <w:rPr>
               <w:rStyle w:val="Hyperlink"/>
@@ -3424,7 +3340,7 @@
           <w:color w:val="000000"/>
           <w:sz w:val="24"/>
         </w:rPr>
-        <w:hyperlink r:id="rId22" w:history="1">
+        <w:hyperlink r:id="rId23" w:history="1">
           <w:r>
             <w:rPr>
               <w:rStyle w:val="Hyperlink"/>
@@ -3451,7 +3367,7 @@
           <w:color w:val="000000"/>
           <w:sz w:val="24"/>
         </w:rPr>
-        <w:hyperlink r:id="rId22" w:history="1">
+        <w:hyperlink r:id="rId23" w:history="1">
           <w:r>
             <w:rPr>
               <w:rStyle w:val="Hyperlink"/>
@@ -3479,7 +3395,7 @@
           <w:color w:val="000000"/>
           <w:sz w:val="24"/>
         </w:rPr>
-        <w:hyperlink r:id="rId22" w:history="1">
+        <w:hyperlink r:id="rId23" w:history="1">
           <w:r>
             <w:rPr>
               <w:rStyle w:val="Hyperlink"/>
@@ -3570,7 +3486,7 @@
           <w:sz w:val="24"/>
           <w:u w:val="single"/>
         </w:rPr>
-        <w:hyperlink r:id="rId23" w:history="1">
+        <w:hyperlink r:id="rId24" w:history="1">
           <w:r>
             <w:rPr>
               <w:rStyle w:val="Hyperlink"/>
@@ -3588,7 +3504,7 @@
           <w:sz w:val="24"/>
           <w:u w:val="single"/>
         </w:rPr>
-        <w:hyperlink r:id="rId23" w:history="1">
+        <w:hyperlink r:id="rId24" w:history="1">
           <w:r>
             <w:rPr>
               <w:rStyle w:val="Hyperlink"/>
@@ -3617,7 +3533,7 @@
           <w:sz w:val="24"/>
           <w:u w:val="single"/>
         </w:rPr>
-        <w:hyperlink r:id="rId23" w:history="1">
+        <w:hyperlink r:id="rId24" w:history="1">
           <w:r>
             <w:rPr>
               <w:rStyle w:val="Hyperlink"/>
@@ -3737,7 +3653,7 @@
           <w:sz w:val="24"/>
           <w:u w:val="single"/>
         </w:rPr>
-        <w:hyperlink r:id="rId24" w:history="1">
+        <w:hyperlink r:id="rId25" w:history="1">
           <w:r>
             <w:rPr>
               <w:rStyle w:val="Hyperlink"/>
@@ -3766,7 +3682,7 @@
           <w:sz w:val="24"/>
           <w:u w:val="single"/>
         </w:rPr>
-        <w:hyperlink r:id="rId24" w:history="1">
+        <w:hyperlink r:id="rId25" w:history="1">
           <w:r>
             <w:rPr>
               <w:rStyle w:val="Hyperlink"/>
@@ -3795,7 +3711,7 @@
           <w:sz w:val="24"/>
           <w:u w:val="single"/>
         </w:rPr>
-        <w:hyperlink r:id="rId24" w:history="1">
+        <w:hyperlink r:id="rId25" w:history="1">
           <w:r>
             <w:rPr>
               <w:rStyle w:val="Hyperlink"/>
@@ -3824,7 +3740,7 @@
           <w:sz w:val="24"/>
           <w:u w:val="single"/>
         </w:rPr>
-        <w:hyperlink r:id="rId24" w:history="1">
+        <w:hyperlink r:id="rId25" w:history="1">
           <w:r>
             <w:rPr>
               <w:rStyle w:val="Hyperlink"/>
@@ -3853,7 +3769,7 @@
           <w:sz w:val="24"/>
           <w:u w:val="single"/>
         </w:rPr>
-        <w:hyperlink r:id="rId24" w:history="1">
+        <w:hyperlink r:id="rId25" w:history="1">
           <w:r>
             <w:rPr>
               <w:rStyle w:val="Hyperlink"/>
@@ -3891,14 +3807,7 @@
           <w:color w:val="000000"/>
           <w:sz w:val="24"/>
         </w:rPr>
-        <w:hyperlink r:id="rId24" w:history="1">
-          <w:r>
-            <w:rPr>
-              <w:rStyle w:val="Hyperlink"/>
-            </w:rPr>
-            <w:t>re releva</w:t>
-          </w:r>
-        </w:hyperlink>
+        <w:t>re relevant to researc</w:t>
       </w:r>
       <w:r>
         <w:rPr>
@@ -3909,79 +3818,7 @@
           <w:color w:val="000000"/>
           <w:sz w:val="24"/>
         </w:rPr>
-        <w:hyperlink r:id="rId24" w:history="1">
-          <w:r>
-            <w:rPr>
-              <w:rStyle w:val="Hyperlink"/>
-            </w:rPr>
-            <w:t>n</w:t>
-          </w:r>
-        </w:hyperlink>
-      </w:r>
-      <w:r>
-        <w:rPr>
-          <w:u w:val="single" w:color="0000ff"/>
-          <w:rFonts w:ascii="Charis SIL Regular" w:hAnsi="Charis SIL Regular" w:eastAsia="Charis SIL Regular"/>
-          <w:b w:val="0"/>
-          <w:i w:val="0"/>
-          <w:color w:val="000000"/>
-          <w:sz w:val="24"/>
-        </w:rPr>
-        <w:hyperlink r:id="rId24" w:history="1">
-          <w:r>
-            <w:rPr>
-              <w:rStyle w:val="Hyperlink"/>
-            </w:rPr>
-            <w:t>t to rese</w:t>
-          </w:r>
-        </w:hyperlink>
-      </w:r>
-      <w:r>
-        <w:rPr>
-          <w:u w:val="single" w:color="0000ff"/>
-          <w:rFonts w:ascii="Charis SIL Regular" w:hAnsi="Charis SIL Regular" w:eastAsia="Charis SIL Regular"/>
-          <w:b w:val="0"/>
-          <w:i w:val="0"/>
-          <w:color w:val="000000"/>
-          <w:sz w:val="24"/>
-        </w:rPr>
-        <w:hyperlink r:id="rId24" w:history="1">
-          <w:r>
-            <w:rPr>
-              <w:rStyle w:val="Hyperlink"/>
-            </w:rPr>
-            <w:t>a</w:t>
-          </w:r>
-        </w:hyperlink>
-      </w:r>
-      <w:r>
-        <w:rPr>
-          <w:u w:val="single" w:color="0000ff"/>
-          <w:rFonts w:ascii="Charis SIL Regular" w:hAnsi="Charis SIL Regular" w:eastAsia="Charis SIL Regular"/>
-          <w:b w:val="0"/>
-          <w:i w:val="0"/>
-          <w:color w:val="000000"/>
-          <w:sz w:val="24"/>
-        </w:rPr>
-        <w:hyperlink r:id="rId24" w:history="1">
-          <w:r>
-            <w:rPr>
-              <w:rStyle w:val="Hyperlink"/>
-            </w:rPr>
-            <w:t>rc</w:t>
-          </w:r>
-        </w:hyperlink>
-      </w:r>
-      <w:r>
-        <w:rPr>
-          <w:u w:val="single" w:color="0000ff"/>
-          <w:rFonts w:ascii="Charis SIL Regular" w:hAnsi="Charis SIL Regular" w:eastAsia="Charis SIL Regular"/>
-          <w:b w:val="0"/>
-          <w:i w:val="0"/>
-          <w:color w:val="000000"/>
-          <w:sz w:val="24"/>
-        </w:rPr>
-        <w:hyperlink r:id="rId24" w:history="1">
+        <w:hyperlink r:id="rId25" w:history="1">
           <w:r>
             <w:rPr>
               <w:rStyle w:val="Hyperlink"/>
@@ -3999,7 +3836,7 @@
           <w:color w:val="000000"/>
           <w:sz w:val="24"/>
         </w:rPr>
-        <w:hyperlink r:id="rId24" w:history="1">
+        <w:hyperlink r:id="rId25" w:history="1">
           <w:r>
             <w:rPr>
               <w:rStyle w:val="Hyperlink"/>
@@ -4037,7 +3874,7 @@
           <w:sz w:val="24"/>
           <w:u w:val="single"/>
         </w:rPr>
-        <w:hyperlink r:id="rId25" w:history="1">
+        <w:hyperlink r:id="rId26" w:history="1">
           <w:r>
             <w:rPr>
               <w:rStyle w:val="Hyperlink"/>
@@ -4075,7 +3912,7 @@
           <w:color w:val="000000"/>
           <w:sz w:val="24"/>
         </w:rPr>
-        <w:hyperlink r:id="rId25" w:history="1">
+        <w:hyperlink r:id="rId26" w:history="1">
           <w:r>
             <w:rPr>
               <w:rStyle w:val="Hyperlink"/>
@@ -4540,7 +4377,7 @@
           <w:color w:val="0000FF"/>
           <w:sz w:val="24"/>
         </w:rPr>
-        <w:hyperlink r:id="rId26" w:history="1">
+        <w:hyperlink r:id="rId27" w:history="1">
           <w:r>
             <w:rPr>
               <w:rStyle w:val="Hyperlink"/>
@@ -4557,7 +4394,7 @@
           <w:color w:val="0000FF"/>
           <w:sz w:val="24"/>
         </w:rPr>
-        <w:hyperlink r:id="rId26" w:history="1">
+        <w:hyperlink r:id="rId27" w:history="1">
           <w:r>
             <w:rPr>
               <w:rStyle w:val="Hyperlink"/>
@@ -4665,7 +4502,7 @@
           <w:sz w:val="24"/>
           <w:u w:val="single"/>
         </w:rPr>
-        <w:hyperlink r:id="rId27" w:history="1">
+        <w:hyperlink r:id="rId28" w:history="1">
           <w:r>
             <w:rPr>
               <w:rStyle w:val="Hyperlink"/>
@@ -4683,7 +4520,7 @@
           <w:sz w:val="24"/>
           <w:u w:val="single"/>
         </w:rPr>
-        <w:hyperlink r:id="rId27" w:history="1">
+        <w:hyperlink r:id="rId28" w:history="1">
           <w:r>
             <w:rPr>
               <w:rStyle w:val="Hyperlink"/>
@@ -4701,7 +4538,7 @@
           <w:sz w:val="24"/>
           <w:u w:val="single"/>
         </w:rPr>
-        <w:hyperlink r:id="rId27" w:history="1">
+        <w:hyperlink r:id="rId28" w:history="1">
           <w:r>
             <w:rPr>
               <w:rStyle w:val="Hyperlink"/>
@@ -4719,7 +4556,7 @@
           <w:sz w:val="24"/>
           <w:u w:val="single"/>
         </w:rPr>
-        <w:hyperlink r:id="rId27" w:history="1">
+        <w:hyperlink r:id="rId28" w:history="1">
           <w:r>
             <w:rPr>
               <w:rStyle w:val="Hyperlink"/>
@@ -4737,7 +4574,7 @@
           <w:sz w:val="24"/>
           <w:u w:val="single"/>
         </w:rPr>
-        <w:hyperlink r:id="rId27" w:history="1">
+        <w:hyperlink r:id="rId28" w:history="1">
           <w:r>
             <w:rPr>
               <w:rStyle w:val="Hyperlink"/>
@@ -4755,7 +4592,7 @@
           <w:sz w:val="24"/>
           <w:u w:val="single"/>
         </w:rPr>
-        <w:hyperlink r:id="rId27" w:history="1">
+        <w:hyperlink r:id="rId28" w:history="1">
           <w:r>
             <w:rPr>
               <w:rStyle w:val="Hyperlink"/>
@@ -4773,7 +4610,7 @@
           <w:sz w:val="24"/>
           <w:u w:val="single"/>
         </w:rPr>
-        <w:hyperlink r:id="rId27" w:history="1">
+        <w:hyperlink r:id="rId28" w:history="1">
           <w:r>
             <w:rPr>
               <w:rStyle w:val="Hyperlink"/>
@@ -4791,7 +4628,7 @@
           <w:sz w:val="24"/>
           <w:u w:val="single"/>
         </w:rPr>
-        <w:hyperlink r:id="rId27" w:history="1">
+        <w:hyperlink r:id="rId28" w:history="1">
           <w:r>
             <w:rPr>
               <w:rStyle w:val="Hyperlink"/>
@@ -4809,7 +4646,7 @@
           <w:sz w:val="24"/>
           <w:u w:val="single"/>
         </w:rPr>
-        <w:hyperlink r:id="rId27" w:history="1">
+        <w:hyperlink r:id="rId28" w:history="1">
           <w:r>
             <w:rPr>
               <w:rStyle w:val="Hyperlink"/>
@@ -4966,7 +4803,7 @@
           <w:sz w:val="24"/>
           <w:u w:val="single"/>
         </w:rPr>
-        <w:hyperlink r:id="rId28" w:history="1">
+        <w:hyperlink r:id="rId29" w:history="1">
           <w:r>
             <w:rPr>
               <w:rStyle w:val="Hyperlink"/>
@@ -4984,7 +4821,7 @@
           <w:sz w:val="24"/>
           <w:u w:val="single"/>
         </w:rPr>
-        <w:hyperlink r:id="rId28" w:history="1">
+        <w:hyperlink r:id="rId29" w:history="1">
           <w:r>
             <w:rPr>
               <w:rStyle w:val="Hyperlink"/>
@@ -5002,7 +4839,7 @@
           <w:sz w:val="24"/>
           <w:u w:val="single"/>
         </w:rPr>
-        <w:hyperlink r:id="rId28" w:history="1">
+        <w:hyperlink r:id="rId29" w:history="1">
           <w:r>
             <w:rPr>
               <w:rStyle w:val="Hyperlink"/>
@@ -5020,7 +4857,7 @@
           <w:sz w:val="24"/>
           <w:u w:val="single"/>
         </w:rPr>
-        <w:hyperlink r:id="rId28" w:history="1">
+        <w:hyperlink r:id="rId29" w:history="1">
           <w:r>
             <w:rPr>
               <w:rStyle w:val="Hyperlink"/>
@@ -5038,7 +4875,7 @@
           <w:sz w:val="24"/>
           <w:u w:val="single"/>
         </w:rPr>
-        <w:hyperlink r:id="rId28" w:history="1">
+        <w:hyperlink r:id="rId29" w:history="1">
           <w:r>
             <w:rPr>
               <w:rStyle w:val="Hyperlink"/>
@@ -5056,7 +4893,7 @@
           <w:sz w:val="24"/>
           <w:u w:val="single"/>
         </w:rPr>
-        <w:hyperlink r:id="rId28" w:history="1">
+        <w:hyperlink r:id="rId29" w:history="1">
           <w:r>
             <w:rPr>
               <w:rStyle w:val="Hyperlink"/>
@@ -5074,7 +4911,7 @@
           <w:sz w:val="24"/>
           <w:u w:val="single"/>
         </w:rPr>
-        <w:hyperlink r:id="rId28" w:history="1">
+        <w:hyperlink r:id="rId29" w:history="1">
           <w:r>
             <w:rPr>
               <w:rStyle w:val="Hyperlink"/>
@@ -5182,7 +5019,7 @@
           <w:sz w:val="24"/>
           <w:u w:val="single"/>
         </w:rPr>
-        <w:hyperlink r:id="rId29" w:history="1">
+        <w:hyperlink r:id="rId30" w:history="1">
           <w:r>
             <w:rPr>
               <w:rStyle w:val="Hyperlink"/>
@@ -5200,7 +5037,7 @@
           <w:sz w:val="24"/>
           <w:u w:val="single"/>
         </w:rPr>
-        <w:hyperlink r:id="rId29" w:history="1">
+        <w:hyperlink r:id="rId30" w:history="1">
           <w:r>
             <w:rPr>
               <w:rStyle w:val="Hyperlink"/>
@@ -5218,7 +5055,7 @@
           <w:sz w:val="24"/>
           <w:u w:val="single"/>
         </w:rPr>
-        <w:hyperlink r:id="rId29" w:history="1">
+        <w:hyperlink r:id="rId30" w:history="1">
           <w:r>
             <w:rPr>
               <w:rStyle w:val="Hyperlink"/>
@@ -5236,7 +5073,7 @@
           <w:sz w:val="24"/>
           <w:u w:val="single"/>
         </w:rPr>
-        <w:hyperlink r:id="rId29" w:history="1">
+        <w:hyperlink r:id="rId30" w:history="1">
           <w:r>
             <w:rPr>
               <w:rStyle w:val="Hyperlink"/>
@@ -5254,7 +5091,7 @@
           <w:sz w:val="24"/>
           <w:u w:val="single"/>
         </w:rPr>
-        <w:hyperlink r:id="rId29" w:history="1">
+        <w:hyperlink r:id="rId30" w:history="1">
           <w:r>
             <w:rPr>
               <w:rStyle w:val="Hyperlink"/>
@@ -5272,12 +5109,12 @@
           <w:sz w:val="24"/>
           <w:u w:val="single"/>
         </w:rPr>
-        <w:hyperlink r:id="rId29" w:history="1">
+        <w:hyperlink r:id="rId30" w:history="1">
           <w:r>
             <w:rPr>
               <w:rStyle w:val="Hyperlink"/>
             </w:rPr>
-            <w:t>fi</w:t>
+            <w:t>file</w:t>
           </w:r>
         </w:hyperlink>
       </w:r>
@@ -5290,12 +5127,12 @@
           <w:sz w:val="24"/>
           <w:u w:val="single"/>
         </w:rPr>
-        <w:hyperlink r:id="rId29" w:history="1">
+        <w:hyperlink r:id="rId30" w:history="1">
           <w:r>
             <w:rPr>
               <w:rStyle w:val="Hyperlink"/>
             </w:rPr>
-            <w:t>l</w:t>
+            <w:t>/</w:t>
           </w:r>
         </w:hyperlink>
       </w:r>
@@ -5308,12 +5145,12 @@
           <w:sz w:val="24"/>
           <w:u w:val="single"/>
         </w:rPr>
-        <w:hyperlink r:id="rId29" w:history="1">
+        <w:hyperlink r:id="rId30" w:history="1">
           <w:r>
             <w:rPr>
               <w:rStyle w:val="Hyperlink"/>
             </w:rPr>
-            <w:t>e</w:t>
+            <w:t>NL</w:t>
           </w:r>
         </w:hyperlink>
       </w:r>
@@ -5326,7 +5163,7 @@
           <w:sz w:val="24"/>
           <w:u w:val="single"/>
         </w:rPr>
-        <w:t>/</w:t>
+        <w:t>-</w:t>
       </w:r>
       <w:r>
         <w:rPr>
@@ -5337,12 +5174,12 @@
           <w:sz w:val="24"/>
           <w:u w:val="single"/>
         </w:rPr>
-        <w:hyperlink r:id="rId29" w:history="1">
+        <w:hyperlink r:id="rId30" w:history="1">
           <w:r>
             <w:rPr>
               <w:rStyle w:val="Hyperlink"/>
             </w:rPr>
-            <w:t>NL-</w:t>
+            <w:t>HaNA_2.04.01_4030_00</w:t>
           </w:r>
         </w:hyperlink>
       </w:r>
@@ -5355,14 +5192,7 @@
           <w:sz w:val="24"/>
           <w:u w:val="single"/>
         </w:rPr>
-        <w:hyperlink r:id="rId29" w:history="1">
-          <w:r>
-            <w:rPr>
-              <w:rStyle w:val="Hyperlink"/>
-            </w:rPr>
-            <w:t>HaNA_2.04.01_4030_000</w:t>
-          </w:r>
-        </w:hyperlink>
+        <w:t>0</w:t>
       </w:r>
       <w:r>
         <w:rPr>
@@ -5462,7 +5292,7 @@
           <w:color w:val="0000FF"/>
           <w:sz w:val="24"/>
         </w:rPr>
-        <w:hyperlink r:id="rId30" w:history="1">
+        <w:hyperlink r:id="rId31" w:history="1">
           <w:r>
             <w:rPr>
               <w:rStyle w:val="Hyperlink"/>
@@ -5479,7 +5309,7 @@
           <w:color w:val="0000FF"/>
           <w:sz w:val="24"/>
         </w:rPr>
-        <w:hyperlink r:id="rId30" w:history="1">
+        <w:hyperlink r:id="rId31" w:history="1">
           <w:r>
             <w:rPr>
               <w:rStyle w:val="Hyperlink"/>
@@ -5576,7 +5406,7 @@
           <w:color w:val="0000FF"/>
           <w:sz w:val="24"/>
         </w:rPr>
-        <w:hyperlink r:id="rId31" w:history="1">
+        <w:hyperlink r:id="rId32" w:history="1">
           <w:r>
             <w:rPr>
               <w:rStyle w:val="Hyperlink"/>
@@ -5593,7 +5423,7 @@
           <w:color w:val="0000FF"/>
           <w:sz w:val="24"/>
         </w:rPr>
-        <w:hyperlink r:id="rId31" w:history="1">
+        <w:hyperlink r:id="rId32" w:history="1">
           <w:r>
             <w:rPr>
               <w:rStyle w:val="Hyperlink"/>
@@ -5713,7 +5543,7 @@
           <w:color w:val="0000FF"/>
           <w:sz w:val="24"/>
         </w:rPr>
-        <w:hyperlink r:id="rId32" w:history="1">
+        <w:hyperlink r:id="rId33" w:history="1">
           <w:r>
             <w:rPr>
               <w:rStyle w:val="Hyperlink"/>
@@ -5730,7 +5560,7 @@
           <w:color w:val="0000FF"/>
           <w:sz w:val="24"/>
         </w:rPr>
-        <w:hyperlink r:id="rId32" w:history="1">
+        <w:hyperlink r:id="rId33" w:history="1">
           <w:r>
             <w:rPr>
               <w:rStyle w:val="Hyperlink"/>
@@ -5858,7 +5688,7 @@
           <w:sz w:val="24"/>
           <w:u w:val="single"/>
         </w:rPr>
-        <w:hyperlink r:id="rId33" w:history="1">
+        <w:hyperlink r:id="rId34" w:history="1">
           <w:r>
             <w:rPr>
               <w:rStyle w:val="Hyperlink"/>
@@ -5876,7 +5706,7 @@
           <w:sz w:val="24"/>
           <w:u w:val="single"/>
         </w:rPr>
-        <w:hyperlink r:id="rId33" w:history="1">
+        <w:hyperlink r:id="rId34" w:history="1">
           <w:r>
             <w:rPr>
               <w:rStyle w:val="Hyperlink"/>
@@ -5894,7 +5724,7 @@
           <w:sz w:val="24"/>
           <w:u w:val="single"/>
         </w:rPr>
-        <w:hyperlink r:id="rId33" w:history="1">
+        <w:hyperlink r:id="rId34" w:history="1">
           <w:r>
             <w:rPr>
               <w:rStyle w:val="Hyperlink"/>
@@ -5922,7 +5752,7 @@
           <w:sz w:val="24"/>
           <w:u w:val="single"/>
         </w:rPr>
-        <w:hyperlink r:id="rId34" w:history="1">
+        <w:hyperlink r:id="rId35" w:history="1">
           <w:r>
             <w:rPr>
               <w:rStyle w:val="Hyperlink"/>
@@ -5951,7 +5781,7 @@
           <w:sz w:val="24"/>
           <w:u w:val="single"/>
         </w:rPr>
-        <w:hyperlink r:id="rId34" w:history="1">
+        <w:hyperlink r:id="rId35" w:history="1">
           <w:r>
             <w:rPr>
               <w:rStyle w:val="Hyperlink"/>
@@ -6078,7 +5908,7 @@
           <w:sz w:val="24"/>
           <w:u w:val="single"/>
         </w:rPr>
-        <w:hyperlink r:id="rId35" w:history="1">
+        <w:hyperlink r:id="rId36" w:history="1">
           <w:r>
             <w:rPr>
               <w:rStyle w:val="Hyperlink"/>
@@ -6107,7 +5937,7 @@
           <w:sz w:val="24"/>
           <w:u w:val="single"/>
         </w:rPr>
-        <w:hyperlink r:id="rId35" w:history="1">
+        <w:hyperlink r:id="rId36" w:history="1">
           <w:r>
             <w:rPr>
               <w:rStyle w:val="Hyperlink"/>
@@ -6135,7 +5965,7 @@
           <w:sz w:val="24"/>
           <w:u w:val="single"/>
         </w:rPr>
-        <w:hyperlink r:id="rId36" w:history="1">
+        <w:hyperlink r:id="rId37" w:history="1">
           <w:r>
             <w:rPr>
               <w:rStyle w:val="Hyperlink"/>
@@ -6153,7 +5983,7 @@
           <w:sz w:val="24"/>
           <w:u w:val="single"/>
         </w:rPr>
-        <w:hyperlink r:id="rId36" w:history="1">
+        <w:hyperlink r:id="rId37" w:history="1">
           <w:r>
             <w:rPr>
               <w:rStyle w:val="Hyperlink"/>
@@ -6171,7 +6001,7 @@
           <w:sz w:val="24"/>
           <w:u w:val="single"/>
         </w:rPr>
-        <w:hyperlink r:id="rId36" w:history="1">
+        <w:hyperlink r:id="rId37" w:history="1">
           <w:r>
             <w:rPr>
               <w:rStyle w:val="Hyperlink"/>
@@ -6189,7 +6019,7 @@
           <w:sz w:val="24"/>
           <w:u w:val="single"/>
         </w:rPr>
-        <w:hyperlink r:id="rId36" w:history="1">
+        <w:hyperlink r:id="rId37" w:history="1">
           <w:r>
             <w:rPr>
               <w:rStyle w:val="Hyperlink"/>
@@ -6207,7 +6037,7 @@
           <w:sz w:val="24"/>
           <w:u w:val="single"/>
         </w:rPr>
-        <w:hyperlink r:id="rId36" w:history="1">
+        <w:hyperlink r:id="rId37" w:history="1">
           <w:r>
             <w:rPr>
               <w:rStyle w:val="Hyperlink"/>
@@ -6225,7 +6055,7 @@
           <w:sz w:val="24"/>
           <w:u w:val="single"/>
         </w:rPr>
-        <w:hyperlink r:id="rId36" w:history="1">
+        <w:hyperlink r:id="rId37" w:history="1">
           <w:r>
             <w:rPr>
               <w:rStyle w:val="Hyperlink"/>
@@ -6243,7 +6073,7 @@
           <w:sz w:val="24"/>
           <w:u w:val="single"/>
         </w:rPr>
-        <w:hyperlink r:id="rId36" w:history="1">
+        <w:hyperlink r:id="rId37" w:history="1">
           <w:r>
             <w:rPr>
               <w:rStyle w:val="Hyperlink"/>
@@ -6351,7 +6181,7 @@
           <w:sz w:val="24"/>
           <w:u w:val="single"/>
         </w:rPr>
-        <w:hyperlink r:id="rId37" w:history="1">
+        <w:hyperlink r:id="rId38" w:history="1">
           <w:r>
             <w:rPr>
               <w:rStyle w:val="Hyperlink"/>
@@ -6369,7 +6199,7 @@
           <w:sz w:val="24"/>
           <w:u w:val="single"/>
         </w:rPr>
-        <w:hyperlink r:id="rId37" w:history="1">
+        <w:hyperlink r:id="rId38" w:history="1">
           <w:r>
             <w:rPr>
               <w:rStyle w:val="Hyperlink"/>
@@ -6387,7 +6217,7 @@
           <w:sz w:val="24"/>
           <w:u w:val="single"/>
         </w:rPr>
-        <w:hyperlink r:id="rId37" w:history="1">
+        <w:hyperlink r:id="rId38" w:history="1">
           <w:r>
             <w:rPr>
               <w:rStyle w:val="Hyperlink"/>
@@ -6405,7 +6235,7 @@
           <w:sz w:val="24"/>
           <w:u w:val="single"/>
         </w:rPr>
-        <w:hyperlink r:id="rId37" w:history="1">
+        <w:hyperlink r:id="rId38" w:history="1">
           <w:r>
             <w:rPr>
               <w:rStyle w:val="Hyperlink"/>
@@ -6433,7 +6263,7 @@
           <w:sz w:val="24"/>
           <w:u w:val="single"/>
         </w:rPr>
-        <w:hyperlink r:id="rId38" w:history="1">
+        <w:hyperlink r:id="rId39" w:history="1">
           <w:r>
             <w:rPr>
               <w:rStyle w:val="Hyperlink"/>
@@ -6462,7 +6292,7 @@
           <w:sz w:val="24"/>
           <w:u w:val="single"/>
         </w:rPr>
-        <w:hyperlink r:id="rId38" w:history="1">
+        <w:hyperlink r:id="rId39" w:history="1">
           <w:r>
             <w:rPr>
               <w:rStyle w:val="Hyperlink"/>
@@ -6590,7 +6420,7 @@
           <w:sz w:val="24"/>
           <w:u w:val="single"/>
         </w:rPr>
-        <w:hyperlink r:id="rId39" w:history="1">
+        <w:hyperlink r:id="rId40" w:history="1">
           <w:r>
             <w:rPr>
               <w:rStyle w:val="Hyperlink"/>
@@ -6608,7 +6438,7 @@
           <w:sz w:val="24"/>
           <w:u w:val="single"/>
         </w:rPr>
-        <w:hyperlink r:id="rId39" w:history="1">
+        <w:hyperlink r:id="rId40" w:history="1">
           <w:r>
             <w:rPr>
               <w:rStyle w:val="Hyperlink"/>
@@ -6736,7 +6566,7 @@
           <w:sz w:val="24"/>
           <w:u w:val="single"/>
         </w:rPr>
-        <w:hyperlink r:id="rId40" w:history="1">
+        <w:hyperlink r:id="rId41" w:history="1">
           <w:r>
             <w:rPr>
               <w:rStyle w:val="Hyperlink"/>
@@ -6754,7 +6584,7 @@
           <w:sz w:val="24"/>
           <w:u w:val="single"/>
         </w:rPr>
-        <w:hyperlink r:id="rId40" w:history="1">
+        <w:hyperlink r:id="rId41" w:history="1">
           <w:r>
             <w:rPr>
               <w:rStyle w:val="Hyperlink"/>
@@ -6772,7 +6602,7 @@
           <w:sz w:val="24"/>
           <w:u w:val="single"/>
         </w:rPr>
-        <w:hyperlink r:id="rId40" w:history="1">
+        <w:hyperlink r:id="rId41" w:history="1">
           <w:r>
             <w:rPr>
               <w:rStyle w:val="Hyperlink"/>
@@ -6790,7 +6620,7 @@
           <w:sz w:val="24"/>
           <w:u w:val="single"/>
         </w:rPr>
-        <w:hyperlink r:id="rId40" w:history="1">
+        <w:hyperlink r:id="rId41" w:history="1">
           <w:r>
             <w:rPr>
               <w:rStyle w:val="Hyperlink"/>
@@ -6908,7 +6738,7 @@
           <w:sz w:val="24"/>
           <w:u w:val="single"/>
         </w:rPr>
-        <w:hyperlink r:id="rId41" w:history="1">
+        <w:hyperlink r:id="rId42" w:history="1">
           <w:r>
             <w:rPr>
               <w:rStyle w:val="Hyperlink"/>
@@ -6926,7 +6756,7 @@
           <w:sz w:val="24"/>
           <w:u w:val="single"/>
         </w:rPr>
-        <w:hyperlink r:id="rId41" w:history="1">
+        <w:hyperlink r:id="rId42" w:history="1">
           <w:r>
             <w:rPr>
               <w:rStyle w:val="Hyperlink"/>
@@ -6944,7 +6774,7 @@
           <w:sz w:val="24"/>
           <w:u w:val="single"/>
         </w:rPr>
-        <w:hyperlink r:id="rId41" w:history="1">
+        <w:hyperlink r:id="rId42" w:history="1">
           <w:r>
             <w:rPr>
               <w:rStyle w:val="Hyperlink"/>
@@ -6962,7 +6792,7 @@
           <w:sz w:val="24"/>
           <w:u w:val="single"/>
         </w:rPr>
-        <w:hyperlink r:id="rId41" w:history="1">
+        <w:hyperlink r:id="rId42" w:history="1">
           <w:r>
             <w:rPr>
               <w:rStyle w:val="Hyperlink"/>
@@ -6990,7 +6820,7 @@
           <w:sz w:val="24"/>
           <w:u w:val="single"/>
         </w:rPr>
-        <w:hyperlink r:id="rId42" w:history="1">
+        <w:hyperlink r:id="rId43" w:history="1">
           <w:r>
             <w:rPr>
               <w:rStyle w:val="Hyperlink"/>
@@ -7008,7 +6838,7 @@
           <w:sz w:val="24"/>
           <w:u w:val="single"/>
         </w:rPr>
-        <w:hyperlink r:id="rId42" w:history="1">
+        <w:hyperlink r:id="rId43" w:history="1">
           <w:r>
             <w:rPr>
               <w:rStyle w:val="Hyperlink"/>
@@ -7037,7 +6867,7 @@
           <w:sz w:val="24"/>
           <w:u w:val="single"/>
         </w:rPr>
-        <w:hyperlink r:id="rId42" w:history="1">
+        <w:hyperlink r:id="rId43" w:history="1">
           <w:r>
             <w:rPr>
               <w:rStyle w:val="Hyperlink"/>
@@ -7066,7 +6896,7 @@
           <w:sz w:val="24"/>
           <w:u w:val="single"/>
         </w:rPr>
-        <w:hyperlink r:id="rId43" w:history="1">
+        <w:hyperlink r:id="rId44" w:history="1">
           <w:r>
             <w:rPr>
               <w:rStyle w:val="Hyperlink"/>
@@ -7095,7 +6925,7 @@
           <w:sz w:val="24"/>
           <w:u w:val="single"/>
         </w:rPr>
-        <w:hyperlink r:id="rId41" w:history="1">
+        <w:hyperlink r:id="rId42" w:history="1">
           <w:r>
             <w:rPr>
               <w:rStyle w:val="Hyperlink"/>

--- a/EXPORTS/DOCX/published/niveau3/English/KKZ.docx
+++ b/EXPORTS/DOCX/published/niveau3/English/KKZ.docx
@@ -226,35 +226,7 @@
           <w:color w:val="000000"/>
           <w:sz w:val="24"/>
         </w:rPr>
-        <w:t>. The museum took the form of a cabinet of curiosities and its collection co</w:t>
-      </w:r>
-      <w:r>
-        <w:rPr>
-          <w:u w:val="single" w:color="0000ff"/>
-          <w:rFonts w:ascii="Charis SIL Regular" w:hAnsi="Charis SIL Regular" w:eastAsia="Charis SIL Regular"/>
-          <w:b w:val="0"/>
-          <w:i w:val="0"/>
-          <w:color w:val="000000"/>
-          <w:sz w:val="24"/>
-        </w:rPr>
-        <w:hyperlink r:id="rId9" w:history="1">
-          <w:r>
-            <w:rPr>
-              <w:rStyle w:val="Hyperlink"/>
-            </w:rPr>
-            <w:t>mpri</w:t>
-          </w:r>
-        </w:hyperlink>
-      </w:r>
-      <w:r>
-        <w:rPr>
-          <w:rFonts w:ascii="Charis SIL Regular" w:hAnsi="Charis SIL Regular" w:eastAsia="Charis SIL Regular"/>
-          <w:b w:val="0"/>
-          <w:i w:val="0"/>
-          <w:color w:val="000000"/>
-          <w:sz w:val="24"/>
-        </w:rPr>
-        <w:t xml:space="preserve">sed a </w:t>
+        <w:t xml:space="preserve">. The museum took the form of a cabinet of curiosities and its collection comprised a </w:t>
       </w:r>
       <w:r>
         <w:rPr>
@@ -861,7 +833,61 @@
           <w:color w:val="000000"/>
           <w:sz w:val="24"/>
         </w:rPr>
-        <w:t xml:space="preserve"> subsequently contributed the</w:t>
+        <w:t xml:space="preserve"> subse</w:t>
+      </w:r>
+      <w:r>
+        <w:rPr>
+          <w:rFonts w:ascii="Charis SIL Regular" w:hAnsi="Charis SIL Regular" w:eastAsia="Charis SIL Regular"/>
+          <w:b w:val="0"/>
+          <w:i w:val="0"/>
+          <w:color w:val="000000"/>
+          <w:sz w:val="24"/>
+        </w:rPr>
+        <w:hyperlink r:id="rId12" w:history="1">
+          <w:r>
+            <w:rPr>
+              <w:rStyle w:val="Hyperlink"/>
+            </w:rPr>
+            <w:t>quently</w:t>
+          </w:r>
+        </w:hyperlink>
+      </w:r>
+      <w:r>
+        <w:rPr>
+          <w:rFonts w:ascii="Charis SIL Regular" w:hAnsi="Charis SIL Regular" w:eastAsia="Charis SIL Regular"/>
+          <w:b w:val="0"/>
+          <w:i w:val="0"/>
+          <w:color w:val="000000"/>
+          <w:sz w:val="24"/>
+        </w:rPr>
+        <w:t xml:space="preserve"> cont</w:t>
+      </w:r>
+      <w:r>
+        <w:rPr>
+          <w:rFonts w:ascii="Charis SIL Regular" w:hAnsi="Charis SIL Regular" w:eastAsia="Charis SIL Regular"/>
+          <w:b w:val="0"/>
+          <w:i w:val="0"/>
+          <w:color w:val="000000"/>
+          <w:sz w:val="24"/>
+        </w:rPr>
+        <w:hyperlink r:id="rId13" w:history="1">
+          <w:r>
+            <w:rPr>
+              <w:rStyle w:val="Hyperlink"/>
+            </w:rPr>
+            <w:t>ribute</w:t>
+          </w:r>
+        </w:hyperlink>
+      </w:r>
+      <w:r>
+        <w:rPr>
+          <w:rFonts w:ascii="Charis SIL Regular" w:hAnsi="Charis SIL Regular" w:eastAsia="Charis SIL Regular"/>
+          <w:b w:val="0"/>
+          <w:i w:val="0"/>
+          <w:color w:val="000000"/>
+          <w:sz w:val="24"/>
+        </w:rPr>
+        <w:t>d the</w:t>
       </w:r>
       <w:r>
         <w:rPr>
@@ -1174,31 +1200,13 @@
       </w:r>
       <w:r>
         <w:rPr>
-          <w:u w:val="single" w:color="0000ff"/>
           <w:rFonts w:ascii="Charis SIL Italic" w:hAnsi="Charis SIL Italic" w:eastAsia="Charis SIL Italic"/>
           <w:b w:val="0"/>
           <w:i/>
           <w:color w:val="000000"/>
           <w:sz w:val="24"/>
         </w:rPr>
-        <w:hyperlink r:id="rId14" w:history="1">
-          <w:r>
-            <w:rPr>
-              <w:rStyle w:val="Hyperlink"/>
-            </w:rPr>
-            <w:t>R</w:t>
-          </w:r>
-        </w:hyperlink>
-      </w:r>
-      <w:r>
-        <w:rPr>
-          <w:rFonts w:ascii="Charis SIL Italic" w:hAnsi="Charis SIL Italic" w:eastAsia="Charis SIL Italic"/>
-          <w:b w:val="0"/>
-          <w:i/>
-          <w:color w:val="000000"/>
-          <w:sz w:val="24"/>
-        </w:rPr>
-        <w:t>V</w:t>
+        <w:t>RV</w:t>
       </w:r>
       <w:r>
         <w:rPr>
@@ -1446,6 +1454,7 @@
           <w:i w:val="0"/>
           <w:color w:val="0000FF"/>
           <w:sz w:val="24"/>
+          <w:u w:val="single"/>
         </w:rPr>
         <w:hyperlink r:id="rId15" w:history="1">
           <w:r>
@@ -1674,44 +1683,8 @@
           <w:i w:val="0"/>
           <w:color w:val="0000FF"/>
           <w:sz w:val="24"/>
-          <w:u w:val="single"/>
-        </w:rPr>
-        <w:hyperlink r:id="rId16" w:history="1">
-          <w:r>
-            <w:rPr>
-              <w:rStyle w:val="Hyperlink"/>
-            </w:rPr>
-            <w:t>National</w:t>
-          </w:r>
-        </w:hyperlink>
-      </w:r>
-      <w:r>
-        <w:rPr>
-          <w:rFonts w:ascii="Charis SIL Regular" w:hAnsi="Charis SIL Regular" w:eastAsia="Charis SIL Regular"/>
-          <w:b w:val="0"/>
-          <w:i w:val="0"/>
-          <w:color w:val="0000FF"/>
-          <w:sz w:val="24"/>
-          <w:u w:val="single"/>
-        </w:rPr>
-        <w:t xml:space="preserve"> </w:t>
-      </w:r>
-      <w:r>
-        <w:rPr>
-          <w:rFonts w:ascii="Charis SIL Regular" w:hAnsi="Charis SIL Regular" w:eastAsia="Charis SIL Regular"/>
-          <w:b w:val="0"/>
-          <w:i w:val="0"/>
-          <w:color w:val="0000FF"/>
-          <w:sz w:val="24"/>
-        </w:rPr>
-        <w:hyperlink r:id="rId16" w:history="1">
-          <w:r>
-            <w:rPr>
-              <w:rStyle w:val="Hyperlink"/>
-            </w:rPr>
-            <w:t>Museu</w:t>
-          </w:r>
-        </w:hyperlink>
+        </w:rPr>
+        <w:t>National Museu</w:t>
       </w:r>
       <w:r>
         <w:rPr>
@@ -1827,6 +1800,7 @@
       </w:r>
       <w:r>
         <w:rPr>
+          <w:u w:val="single" w:color="0000ff"/>
           <w:rFonts w:ascii="Charis SIL Regular" w:hAnsi="Charis SIL Regular" w:eastAsia="Charis SIL Regular"/>
           <w:b w:val="0"/>
           <w:i w:val="0"/>
@@ -1844,7 +1818,7 @@
           <w:sz w:val="24"/>
           <w:u w:val="single"/>
         </w:rPr>
-        <w:hyperlink r:id="rId15" w:history="1">
+        <w:hyperlink r:id="rId16" w:history="1">
           <w:r>
             <w:rPr>
               <w:rStyle w:val="Hyperlink"/>
@@ -1862,7 +1836,7 @@
           <w:sz w:val="24"/>
           <w:u w:val="single"/>
         </w:rPr>
-        <w:hyperlink r:id="rId17" w:history="1">
+        <w:hyperlink r:id="rId16" w:history="1">
           <w:r>
             <w:rPr>
               <w:rStyle w:val="Hyperlink"/>
@@ -1891,7 +1865,7 @@
           <w:sz w:val="24"/>
           <w:u w:val="single"/>
         </w:rPr>
-        <w:hyperlink r:id="rId17" w:history="1">
+        <w:hyperlink r:id="rId16" w:history="1">
           <w:r>
             <w:rPr>
               <w:rStyle w:val="Hyperlink"/>
@@ -1920,7 +1894,7 @@
           <w:sz w:val="24"/>
           <w:u w:val="single"/>
         </w:rPr>
-        <w:hyperlink r:id="rId17" w:history="1">
+        <w:hyperlink r:id="rId16" w:history="1">
           <w:r>
             <w:rPr>
               <w:rStyle w:val="Hyperlink"/>
@@ -1949,7 +1923,7 @@
           <w:sz w:val="24"/>
           <w:u w:val="single"/>
         </w:rPr>
-        <w:hyperlink r:id="rId17" w:history="1">
+        <w:hyperlink r:id="rId16" w:history="1">
           <w:r>
             <w:rPr>
               <w:rStyle w:val="Hyperlink"/>
@@ -1978,7 +1952,7 @@
           <w:sz w:val="24"/>
           <w:u w:val="single"/>
         </w:rPr>
-        <w:hyperlink r:id="rId17" w:history="1">
+        <w:hyperlink r:id="rId16" w:history="1">
           <w:r>
             <w:rPr>
               <w:rStyle w:val="Hyperlink"/>
@@ -2007,7 +1981,7 @@
           <w:sz w:val="24"/>
           <w:u w:val="single"/>
         </w:rPr>
-        <w:hyperlink r:id="rId17" w:history="1">
+        <w:hyperlink r:id="rId16" w:history="1">
           <w:r>
             <w:rPr>
               <w:rStyle w:val="Hyperlink"/>
@@ -2025,7 +1999,7 @@
           <w:sz w:val="24"/>
           <w:u w:val="single"/>
         </w:rPr>
-        <w:hyperlink r:id="rId17" w:history="1">
+        <w:hyperlink r:id="rId16" w:history="1">
           <w:r>
             <w:rPr>
               <w:rStyle w:val="Hyperlink"/>
@@ -2119,13 +2093,31 @@
       </w:r>
       <w:r>
         <w:rPr>
+          <w:u w:val="single" w:color="0000ff"/>
           <w:rFonts w:ascii="Charis SIL Regular" w:hAnsi="Charis SIL Regular" w:eastAsia="Charis SIL Regular"/>
           <w:b w:val="0"/>
           <w:i w:val="0"/>
           <w:color w:val="000000"/>
           <w:sz w:val="24"/>
         </w:rPr>
-        <w:t xml:space="preserve">, the </w:t>
+        <w:hyperlink r:id="rId17" w:history="1">
+          <w:r>
+            <w:rPr>
+              <w:rStyle w:val="Hyperlink"/>
+            </w:rPr>
+            <w:t>, the</w:t>
+          </w:r>
+        </w:hyperlink>
+      </w:r>
+      <w:r>
+        <w:rPr>
+          <w:rFonts w:ascii="Charis SIL Regular" w:hAnsi="Charis SIL Regular" w:eastAsia="Charis SIL Regular"/>
+          <w:b w:val="0"/>
+          <w:i w:val="0"/>
+          <w:color w:val="000000"/>
+          <w:sz w:val="24"/>
+        </w:rPr>
+        <w:t xml:space="preserve"> </w:t>
       </w:r>
       <w:r>
         <w:rPr>
@@ -2136,7 +2128,7 @@
           <w:sz w:val="24"/>
           <w:u w:val="single"/>
         </w:rPr>
-        <w:hyperlink r:id="rId16" w:history="1">
+        <w:hyperlink r:id="rId17" w:history="1">
           <w:r>
             <w:rPr>
               <w:rStyle w:val="Hyperlink"/>
@@ -2154,7 +2146,7 @@
           <w:sz w:val="24"/>
           <w:u w:val="single"/>
         </w:rPr>
-        <w:hyperlink r:id="rId16" w:history="1">
+        <w:hyperlink r:id="rId17" w:history="1">
           <w:r>
             <w:rPr>
               <w:rStyle w:val="Hyperlink"/>
@@ -2172,7 +2164,7 @@
           <w:sz w:val="24"/>
           <w:u w:val="single"/>
         </w:rPr>
-        <w:hyperlink r:id="rId16" w:history="1">
+        <w:hyperlink r:id="rId18" w:history="1">
           <w:r>
             <w:rPr>
               <w:rStyle w:val="Hyperlink"/>
@@ -2201,7 +2193,188 @@
           <w:sz w:val="24"/>
           <w:u w:val="single"/>
         </w:rPr>
-        <w:hyperlink r:id="rId18" w:history="1">
+        <w:t xml:space="preserve">van </w:t>
+      </w:r>
+      <w:r>
+        <w:rPr>
+          <w:rFonts w:ascii="Charis SIL Regular" w:hAnsi="Charis SIL Regular" w:eastAsia="Charis SIL Regular"/>
+          <w:b w:val="0"/>
+          <w:i w:val="0"/>
+          <w:color w:val="0000FF"/>
+          <w:sz w:val="24"/>
+          <w:u w:val="single"/>
+        </w:rPr>
+        <w:hyperlink r:id="rId16" w:history="1">
+          <w:r>
+            <w:rPr>
+              <w:rStyle w:val="Hyperlink"/>
+            </w:rPr>
+            <w:t>Natuurlijke</w:t>
+          </w:r>
+        </w:hyperlink>
+      </w:r>
+      <w:r>
+        <w:rPr>
+          <w:rFonts w:ascii="Charis SIL Regular" w:hAnsi="Charis SIL Regular" w:eastAsia="Charis SIL Regular"/>
+          <w:b w:val="0"/>
+          <w:i w:val="0"/>
+          <w:color w:val="0000FF"/>
+          <w:sz w:val="24"/>
+          <w:u w:val="single"/>
+        </w:rPr>
+        <w:t xml:space="preserve"> </w:t>
+      </w:r>
+      <w:r>
+        <w:rPr>
+          <w:rFonts w:ascii="Charis SIL Regular" w:hAnsi="Charis SIL Regular" w:eastAsia="Charis SIL Regular"/>
+          <w:b w:val="0"/>
+          <w:i w:val="0"/>
+          <w:color w:val="0000FF"/>
+          <w:sz w:val="24"/>
+          <w:u w:val="single"/>
+        </w:rPr>
+        <w:hyperlink r:id="rId16" w:history="1">
+          <w:r>
+            <w:rPr>
+              <w:rStyle w:val="Hyperlink"/>
+            </w:rPr>
+            <w:t>Histori</w:t>
+          </w:r>
+        </w:hyperlink>
+      </w:r>
+      <w:r>
+        <w:rPr>
+          <w:rFonts w:ascii="Charis SIL Regular" w:hAnsi="Charis SIL Regular" w:eastAsia="Charis SIL Regular"/>
+          <w:b w:val="0"/>
+          <w:i w:val="0"/>
+          <w:color w:val="0000FF"/>
+          <w:sz w:val="24"/>
+          <w:u w:val="single"/>
+        </w:rPr>
+        <w:t>e</w:t>
+      </w:r>
+      <w:r>
+        <w:rPr>
+          <w:u w:val="single" w:color="0000ff"/>
+          <w:rFonts w:ascii="Charis SIL Regular" w:hAnsi="Charis SIL Regular" w:eastAsia="Charis SIL Regular"/>
+          <w:b w:val="0"/>
+          <w:i w:val="0"/>
+          <w:color w:val="000000"/>
+          <w:sz w:val="24"/>
+        </w:rPr>
+        <w:hyperlink r:id="rId16" w:history="1">
+          <w:r>
+            <w:rPr>
+              <w:rStyle w:val="Hyperlink"/>
+            </w:rPr>
+            <w:t>, th</w:t>
+          </w:r>
+        </w:hyperlink>
+      </w:r>
+      <w:r>
+        <w:rPr>
+          <w:u w:val="single" w:color="0000ff"/>
+          <w:rFonts w:ascii="Charis SIL Regular" w:hAnsi="Charis SIL Regular" w:eastAsia="Charis SIL Regular"/>
+          <w:b w:val="0"/>
+          <w:i w:val="0"/>
+          <w:color w:val="000000"/>
+          <w:sz w:val="24"/>
+        </w:rPr>
+        <w:hyperlink r:id="rId16" w:history="1">
+          <w:r>
+            <w:rPr>
+              <w:rStyle w:val="Hyperlink"/>
+            </w:rPr>
+            <w:t>e</w:t>
+          </w:r>
+        </w:hyperlink>
+      </w:r>
+      <w:r>
+        <w:rPr>
+          <w:u w:val="single" w:color="0000ff"/>
+          <w:rFonts w:ascii="Charis SIL Regular" w:hAnsi="Charis SIL Regular" w:eastAsia="Charis SIL Regular"/>
+          <w:b w:val="0"/>
+          <w:i w:val="0"/>
+          <w:color w:val="000000"/>
+          <w:sz w:val="24"/>
+        </w:rPr>
+        <w:t xml:space="preserve"> </w:t>
+      </w:r>
+      <w:r>
+        <w:rPr>
+          <w:rFonts w:ascii="Charis SIL Regular" w:hAnsi="Charis SIL Regular" w:eastAsia="Charis SIL Regular"/>
+          <w:b w:val="0"/>
+          <w:i w:val="0"/>
+          <w:color w:val="0000FF"/>
+          <w:sz w:val="24"/>
+          <w:u w:val="single"/>
+        </w:rPr>
+        <w:hyperlink r:id="rId16" w:history="1">
+          <w:r>
+            <w:rPr>
+              <w:rStyle w:val="Hyperlink"/>
+            </w:rPr>
+            <w:t>Rijksm</w:t>
+          </w:r>
+        </w:hyperlink>
+      </w:r>
+      <w:r>
+        <w:rPr>
+          <w:rFonts w:ascii="Charis SIL Regular" w:hAnsi="Charis SIL Regular" w:eastAsia="Charis SIL Regular"/>
+          <w:b w:val="0"/>
+          <w:i w:val="0"/>
+          <w:color w:val="0000FF"/>
+          <w:sz w:val="24"/>
+          <w:u w:val="single"/>
+        </w:rPr>
+        <w:hyperlink r:id="rId16" w:history="1">
+          <w:r>
+            <w:rPr>
+              <w:rStyle w:val="Hyperlink"/>
+            </w:rPr>
+            <w:t>u</w:t>
+          </w:r>
+        </w:hyperlink>
+      </w:r>
+      <w:r>
+        <w:rPr>
+          <w:rFonts w:ascii="Charis SIL Regular" w:hAnsi="Charis SIL Regular" w:eastAsia="Charis SIL Regular"/>
+          <w:b w:val="0"/>
+          <w:i w:val="0"/>
+          <w:color w:val="0000FF"/>
+          <w:sz w:val="24"/>
+          <w:u w:val="single"/>
+        </w:rPr>
+        <w:hyperlink r:id="rId16" w:history="1">
+          <w:r>
+            <w:rPr>
+              <w:rStyle w:val="Hyperlink"/>
+            </w:rPr>
+            <w:t>seum</w:t>
+          </w:r>
+        </w:hyperlink>
+      </w:r>
+      <w:r>
+        <w:rPr>
+          <w:rFonts w:ascii="Charis SIL Regular" w:hAnsi="Charis SIL Regular" w:eastAsia="Charis SIL Regular"/>
+          <w:b w:val="0"/>
+          <w:i w:val="0"/>
+          <w:color w:val="0000FF"/>
+          <w:sz w:val="24"/>
+          <w:u w:val="single"/>
+        </w:rPr>
+        <w:t xml:space="preserve"> </w:t>
+      </w:r>
+      <w:r>
+        <w:rPr>
+          <w:rFonts w:ascii="Charis SIL Regular" w:hAnsi="Charis SIL Regular" w:eastAsia="Charis SIL Regular"/>
+          <w:b w:val="0"/>
+          <w:i w:val="0"/>
+          <w:color w:val="0000FF"/>
+          <w:sz w:val="24"/>
+          <w:u w:val="single"/>
+        </w:rPr>
+        <w:hyperlink r:id="rId16" w:history="1">
           <w:r>
             <w:rPr>
               <w:rStyle w:val="Hyperlink"/>
@@ -2228,215 +2401,19 @@
           <w:i w:val="0"/>
           <w:color w:val="0000FF"/>
           <w:sz w:val="24"/>
+        </w:rPr>
+        <w:t>G</w:t>
+      </w:r>
+      <w:r>
+        <w:rPr>
+          <w:rFonts w:ascii="Charis SIL Regular" w:hAnsi="Charis SIL Regular" w:eastAsia="Charis SIL Regular"/>
+          <w:b w:val="0"/>
+          <w:i w:val="0"/>
+          <w:color w:val="0000FF"/>
+          <w:sz w:val="24"/>
           <w:u w:val="single"/>
         </w:rPr>
-        <w:hyperlink r:id="rId17" w:history="1">
-          <w:r>
-            <w:rPr>
-              <w:rStyle w:val="Hyperlink"/>
-            </w:rPr>
-            <w:t>Natuurlijke</w:t>
-          </w:r>
-        </w:hyperlink>
-      </w:r>
-      <w:r>
-        <w:rPr>
-          <w:rFonts w:ascii="Charis SIL Regular" w:hAnsi="Charis SIL Regular" w:eastAsia="Charis SIL Regular"/>
-          <w:b w:val="0"/>
-          <w:i w:val="0"/>
-          <w:color w:val="0000FF"/>
-          <w:sz w:val="24"/>
-          <w:u w:val="single"/>
-        </w:rPr>
-        <w:t xml:space="preserve"> </w:t>
-      </w:r>
-      <w:r>
-        <w:rPr>
-          <w:rFonts w:ascii="Charis SIL Regular" w:hAnsi="Charis SIL Regular" w:eastAsia="Charis SIL Regular"/>
-          <w:b w:val="0"/>
-          <w:i w:val="0"/>
-          <w:color w:val="0000FF"/>
-          <w:sz w:val="24"/>
-          <w:u w:val="single"/>
-        </w:rPr>
-        <w:hyperlink r:id="rId17" w:history="1">
-          <w:r>
-            <w:rPr>
-              <w:rStyle w:val="Hyperlink"/>
-            </w:rPr>
-            <w:t>Histori</w:t>
-          </w:r>
-        </w:hyperlink>
-      </w:r>
-      <w:r>
-        <w:rPr>
-          <w:rFonts w:ascii="Charis SIL Regular" w:hAnsi="Charis SIL Regular" w:eastAsia="Charis SIL Regular"/>
-          <w:b w:val="0"/>
-          <w:i w:val="0"/>
-          <w:color w:val="0000FF"/>
-          <w:sz w:val="24"/>
-          <w:u w:val="single"/>
-        </w:rPr>
-        <w:hyperlink r:id="rId17" w:history="1">
-          <w:r>
-            <w:rPr>
-              <w:rStyle w:val="Hyperlink"/>
-            </w:rPr>
-            <w:t>e</w:t>
-          </w:r>
-        </w:hyperlink>
-      </w:r>
-      <w:r>
-        <w:rPr>
-          <w:u w:val="single" w:color="0000ff"/>
-          <w:rFonts w:ascii="Charis SIL Regular" w:hAnsi="Charis SIL Regular" w:eastAsia="Charis SIL Regular"/>
-          <w:b w:val="0"/>
-          <w:i w:val="0"/>
-          <w:color w:val="000000"/>
-          <w:sz w:val="24"/>
-        </w:rPr>
-        <w:hyperlink r:id="rId17" w:history="1">
-          <w:r>
-            <w:rPr>
-              <w:rStyle w:val="Hyperlink"/>
-            </w:rPr>
-            <w:t>, th</w:t>
-          </w:r>
-        </w:hyperlink>
-      </w:r>
-      <w:r>
-        <w:rPr>
-          <w:u w:val="single" w:color="0000ff"/>
-          <w:rFonts w:ascii="Charis SIL Regular" w:hAnsi="Charis SIL Regular" w:eastAsia="Charis SIL Regular"/>
-          <w:b w:val="0"/>
-          <w:i w:val="0"/>
-          <w:color w:val="000000"/>
-          <w:sz w:val="24"/>
-        </w:rPr>
-        <w:t xml:space="preserve">e </w:t>
-      </w:r>
-      <w:r>
-        <w:rPr>
-          <w:rFonts w:ascii="Charis SIL Regular" w:hAnsi="Charis SIL Regular" w:eastAsia="Charis SIL Regular"/>
-          <w:b w:val="0"/>
-          <w:i w:val="0"/>
-          <w:color w:val="0000FF"/>
-          <w:sz w:val="24"/>
-          <w:u w:val="single"/>
-        </w:rPr>
-        <w:hyperlink r:id="rId17" w:history="1">
-          <w:r>
-            <w:rPr>
-              <w:rStyle w:val="Hyperlink"/>
-            </w:rPr>
-            <w:t>Rijksm</w:t>
-          </w:r>
-        </w:hyperlink>
-      </w:r>
-      <w:r>
-        <w:rPr>
-          <w:rFonts w:ascii="Charis SIL Regular" w:hAnsi="Charis SIL Regular" w:eastAsia="Charis SIL Regular"/>
-          <w:b w:val="0"/>
-          <w:i w:val="0"/>
-          <w:color w:val="0000FF"/>
-          <w:sz w:val="24"/>
-          <w:u w:val="single"/>
-        </w:rPr>
-        <w:hyperlink r:id="rId17" w:history="1">
-          <w:r>
-            <w:rPr>
-              <w:rStyle w:val="Hyperlink"/>
-            </w:rPr>
-            <w:t>u</w:t>
-          </w:r>
-        </w:hyperlink>
-      </w:r>
-      <w:r>
-        <w:rPr>
-          <w:rFonts w:ascii="Charis SIL Regular" w:hAnsi="Charis SIL Regular" w:eastAsia="Charis SIL Regular"/>
-          <w:b w:val="0"/>
-          <w:i w:val="0"/>
-          <w:color w:val="0000FF"/>
-          <w:sz w:val="24"/>
-          <w:u w:val="single"/>
-        </w:rPr>
-        <w:hyperlink r:id="rId17" w:history="1">
-          <w:r>
-            <w:rPr>
-              <w:rStyle w:val="Hyperlink"/>
-            </w:rPr>
-            <w:t>seum</w:t>
-          </w:r>
-        </w:hyperlink>
-      </w:r>
-      <w:r>
-        <w:rPr>
-          <w:rFonts w:ascii="Charis SIL Regular" w:hAnsi="Charis SIL Regular" w:eastAsia="Charis SIL Regular"/>
-          <w:b w:val="0"/>
-          <w:i w:val="0"/>
-          <w:color w:val="0000FF"/>
-          <w:sz w:val="24"/>
-          <w:u w:val="single"/>
-        </w:rPr>
-        <w:t xml:space="preserve"> </w:t>
-      </w:r>
-      <w:r>
-        <w:rPr>
-          <w:rFonts w:ascii="Charis SIL Regular" w:hAnsi="Charis SIL Regular" w:eastAsia="Charis SIL Regular"/>
-          <w:b w:val="0"/>
-          <w:i w:val="0"/>
-          <w:color w:val="0000FF"/>
-          <w:sz w:val="24"/>
-          <w:u w:val="single"/>
-        </w:rPr>
-        <w:hyperlink r:id="rId17" w:history="1">
-          <w:r>
-            <w:rPr>
-              <w:rStyle w:val="Hyperlink"/>
-            </w:rPr>
-            <w:t>van</w:t>
-          </w:r>
-        </w:hyperlink>
-      </w:r>
-      <w:r>
-        <w:rPr>
-          <w:rFonts w:ascii="Charis SIL Regular" w:hAnsi="Charis SIL Regular" w:eastAsia="Charis SIL Regular"/>
-          <w:b w:val="0"/>
-          <w:i w:val="0"/>
-          <w:color w:val="0000FF"/>
-          <w:sz w:val="24"/>
-          <w:u w:val="single"/>
-        </w:rPr>
-        <w:t xml:space="preserve"> </w:t>
-      </w:r>
-      <w:r>
-        <w:rPr>
-          <w:rFonts w:ascii="Charis SIL Regular" w:hAnsi="Charis SIL Regular" w:eastAsia="Charis SIL Regular"/>
-          <w:b w:val="0"/>
-          <w:i w:val="0"/>
-          <w:color w:val="0000FF"/>
-          <w:sz w:val="24"/>
-          <w:u w:val="single"/>
-        </w:rPr>
-        <w:hyperlink r:id="rId19" w:history="1">
-          <w:r>
-            <w:rPr>
-              <w:rStyle w:val="Hyperlink"/>
-            </w:rPr>
-            <w:t>G</w:t>
-          </w:r>
-        </w:hyperlink>
-      </w:r>
-      <w:r>
-        <w:rPr>
-          <w:rFonts w:ascii="Charis SIL Regular" w:hAnsi="Charis SIL Regular" w:eastAsia="Charis SIL Regular"/>
-          <w:b w:val="0"/>
-          <w:i w:val="0"/>
-          <w:color w:val="0000FF"/>
-          <w:sz w:val="24"/>
-          <w:u w:val="single"/>
-        </w:rPr>
-        <w:hyperlink r:id="rId19" w:history="1">
+        <w:hyperlink r:id="rId16" w:history="1">
           <w:r>
             <w:rPr>
               <w:rStyle w:val="Hyperlink"/>
@@ -2472,7 +2449,7 @@
           <w:sz w:val="24"/>
           <w:u w:val="single"/>
         </w:rPr>
-        <w:hyperlink r:id="rId19" w:history="1">
+        <w:hyperlink r:id="rId16" w:history="1">
           <w:r>
             <w:rPr>
               <w:rStyle w:val="Hyperlink"/>
@@ -2537,7 +2514,7 @@
           <w:color w:val="000000"/>
           <w:sz w:val="24"/>
         </w:rPr>
-        <w:hyperlink r:id="rId17" w:history="1">
+        <w:hyperlink r:id="rId16" w:history="1">
           <w:r>
             <w:rPr>
               <w:rStyle w:val="Hyperlink"/>
@@ -2565,14 +2542,7 @@
           <w:color w:val="000000"/>
           <w:sz w:val="24"/>
         </w:rPr>
-        <w:hyperlink r:id="rId18" w:history="1">
-          <w:r>
-            <w:rPr>
-              <w:rStyle w:val="Hyperlink"/>
-            </w:rPr>
-            <w:t xml:space="preserve">e </w:t>
-          </w:r>
-        </w:hyperlink>
+        <w:t xml:space="preserve">e </w:t>
       </w:r>
       <w:r>
         <w:rPr>
@@ -2601,7 +2571,7 @@
           <w:sz w:val="24"/>
           <w:u w:val="single"/>
         </w:rPr>
-        <w:hyperlink r:id="rId20" w:history="1">
+        <w:hyperlink r:id="rId18" w:history="1">
           <w:r>
             <w:rPr>
               <w:rStyle w:val="Hyperlink"/>
@@ -3071,68 +3041,7 @@
           <w:color w:val="000000"/>
           <w:sz w:val="24"/>
         </w:rPr>
-        <w:hyperlink r:id="rId22" w:history="1">
-          <w:r>
-            <w:rPr>
-              <w:rStyle w:val="Hyperlink"/>
-            </w:rPr>
-            <w:t xml:space="preserve"> lost duri</w:t>
-          </w:r>
-        </w:hyperlink>
-      </w:r>
-      <w:r>
-        <w:rPr>
-          <w:u w:val="single" w:color="0000ff"/>
-          <w:rFonts w:ascii="Charis SIL Regular" w:hAnsi="Charis SIL Regular" w:eastAsia="Charis SIL Regular"/>
-          <w:b w:val="0"/>
-          <w:i w:val="0"/>
-          <w:color w:val="000000"/>
-          <w:sz w:val="24"/>
-        </w:rPr>
-        <w:hyperlink r:id="rId22" w:history="1">
-          <w:r>
-            <w:rPr>
-              <w:rStyle w:val="Hyperlink"/>
-            </w:rPr>
-            <w:t>ng t</w:t>
-          </w:r>
-        </w:hyperlink>
-      </w:r>
-      <w:r>
-        <w:rPr>
-          <w:u w:val="single" w:color="0000ff"/>
-          <w:rFonts w:ascii="Charis SIL Regular" w:hAnsi="Charis SIL Regular" w:eastAsia="Charis SIL Regular"/>
-          <w:b w:val="0"/>
-          <w:i w:val="0"/>
-          <w:color w:val="000000"/>
-          <w:sz w:val="24"/>
-        </w:rPr>
-        <w:hyperlink r:id="rId22" w:history="1">
-          <w:r>
-            <w:rPr>
-              <w:rStyle w:val="Hyperlink"/>
-            </w:rPr>
-            <w:t>h</w:t>
-          </w:r>
-        </w:hyperlink>
-      </w:r>
-      <w:r>
-        <w:rPr>
-          <w:u w:val="single" w:color="0000ff"/>
-          <w:rFonts w:ascii="Charis SIL Regular" w:hAnsi="Charis SIL Regular" w:eastAsia="Charis SIL Regular"/>
-          <w:b w:val="0"/>
-          <w:i w:val="0"/>
-          <w:color w:val="000000"/>
-          <w:sz w:val="24"/>
-        </w:rPr>
-        <w:hyperlink r:id="rId22" w:history="1">
-          <w:r>
-            <w:rPr>
-              <w:rStyle w:val="Hyperlink"/>
-            </w:rPr>
-            <w:t xml:space="preserve">is </w:t>
-          </w:r>
-        </w:hyperlink>
+        <w:t xml:space="preserve"> lost during this </w:t>
       </w:r>
       <w:r>
         <w:rPr>
@@ -3304,6 +3213,16 @@
       </w:r>
       <w:r>
         <w:rPr>
+          <w:rFonts w:ascii="Charis SIL Regular" w:hAnsi="Charis SIL Regular" w:eastAsia="Charis SIL Regular"/>
+          <w:b w:val="0"/>
+          <w:i w:val="0"/>
+          <w:color w:val="000000"/>
+          <w:sz w:val="24"/>
+        </w:rPr>
+        <w:t>lf Eff</w:t>
+      </w:r>
+      <w:r>
+        <w:rPr>
           <w:u w:val="single" w:color="0000ff"/>
           <w:rFonts w:ascii="Charis SIL Regular" w:hAnsi="Charis SIL Regular" w:eastAsia="Charis SIL Regular"/>
           <w:b w:val="0"/>
@@ -3316,48 +3235,9 @@
             <w:rPr>
               <w:rStyle w:val="Hyperlink"/>
             </w:rPr>
-            <w:t>lf E</w:t>
+            <w:t>ert</w:t>
           </w:r>
         </w:hyperlink>
-      </w:r>
-      <w:r>
-        <w:rPr>
-          <w:u w:val="single" w:color="0000ff"/>
-          <w:rFonts w:ascii="Charis SIL Regular" w:hAnsi="Charis SIL Regular" w:eastAsia="Charis SIL Regular"/>
-          <w:b w:val="0"/>
-          <w:i w:val="0"/>
-          <w:color w:val="000000"/>
-          <w:sz w:val="24"/>
-        </w:rPr>
-        <w:t>ff</w:t>
-      </w:r>
-      <w:r>
-        <w:rPr>
-          <w:u w:val="single" w:color="0000ff"/>
-          <w:rFonts w:ascii="Charis SIL Regular" w:hAnsi="Charis SIL Regular" w:eastAsia="Charis SIL Regular"/>
-          <w:b w:val="0"/>
-          <w:i w:val="0"/>
-          <w:color w:val="000000"/>
-          <w:sz w:val="24"/>
-        </w:rPr>
-        <w:hyperlink r:id="rId23" w:history="1">
-          <w:r>
-            <w:rPr>
-              <w:rStyle w:val="Hyperlink"/>
-            </w:rPr>
-            <w:t>er</w:t>
-          </w:r>
-        </w:hyperlink>
-      </w:r>
-      <w:r>
-        <w:rPr>
-          <w:rFonts w:ascii="Charis SIL Regular" w:hAnsi="Charis SIL Regular" w:eastAsia="Charis SIL Regular"/>
-          <w:b w:val="0"/>
-          <w:i w:val="0"/>
-          <w:color w:val="000000"/>
-          <w:sz w:val="24"/>
-        </w:rPr>
-        <w:t>t</w:t>
       </w:r>
       <w:r>
         <w:rPr>
@@ -3807,25 +3687,79 @@
           <w:color w:val="000000"/>
           <w:sz w:val="24"/>
         </w:rPr>
-        <w:t>re relevant to researc</w:t>
-      </w:r>
-      <w:r>
-        <w:rPr>
-          <w:u w:val="single" w:color="0000ff"/>
-          <w:rFonts w:ascii="Charis SIL Regular" w:hAnsi="Charis SIL Regular" w:eastAsia="Charis SIL Regular"/>
-          <w:b w:val="0"/>
-          <w:i w:val="0"/>
-          <w:color w:val="000000"/>
-          <w:sz w:val="24"/>
-        </w:rPr>
         <w:hyperlink r:id="rId25" w:history="1">
           <w:r>
             <w:rPr>
               <w:rStyle w:val="Hyperlink"/>
             </w:rPr>
-            <w:t>h in</w:t>
+            <w:t>re releva</w:t>
           </w:r>
         </w:hyperlink>
+      </w:r>
+      <w:r>
+        <w:rPr>
+          <w:u w:val="single" w:color="0000ff"/>
+          <w:rFonts w:ascii="Charis SIL Regular" w:hAnsi="Charis SIL Regular" w:eastAsia="Charis SIL Regular"/>
+          <w:b w:val="0"/>
+          <w:i w:val="0"/>
+          <w:color w:val="000000"/>
+          <w:sz w:val="24"/>
+        </w:rPr>
+        <w:hyperlink r:id="rId25" w:history="1">
+          <w:r>
+            <w:rPr>
+              <w:rStyle w:val="Hyperlink"/>
+            </w:rPr>
+            <w:t>n</w:t>
+          </w:r>
+        </w:hyperlink>
+      </w:r>
+      <w:r>
+        <w:rPr>
+          <w:u w:val="single" w:color="0000ff"/>
+          <w:rFonts w:ascii="Charis SIL Regular" w:hAnsi="Charis SIL Regular" w:eastAsia="Charis SIL Regular"/>
+          <w:b w:val="0"/>
+          <w:i w:val="0"/>
+          <w:color w:val="000000"/>
+          <w:sz w:val="24"/>
+        </w:rPr>
+        <w:hyperlink r:id="rId25" w:history="1">
+          <w:r>
+            <w:rPr>
+              <w:rStyle w:val="Hyperlink"/>
+            </w:rPr>
+            <w:t>t to rese</w:t>
+          </w:r>
+        </w:hyperlink>
+      </w:r>
+      <w:r>
+        <w:rPr>
+          <w:u w:val="single" w:color="0000ff"/>
+          <w:rFonts w:ascii="Charis SIL Regular" w:hAnsi="Charis SIL Regular" w:eastAsia="Charis SIL Regular"/>
+          <w:b w:val="0"/>
+          <w:i w:val="0"/>
+          <w:color w:val="000000"/>
+          <w:sz w:val="24"/>
+        </w:rPr>
+        <w:hyperlink r:id="rId25" w:history="1">
+          <w:r>
+            <w:rPr>
+              <w:rStyle w:val="Hyperlink"/>
+            </w:rPr>
+            <w:t>a</w:t>
+          </w:r>
+        </w:hyperlink>
+      </w:r>
+      <w:r>
+        <w:rPr>
+          <w:u w:val="single" w:color="0000ff"/>
+          <w:rFonts w:ascii="Charis SIL Regular" w:hAnsi="Charis SIL Regular" w:eastAsia="Charis SIL Regular"/>
+          <w:b w:val="0"/>
+          <w:i w:val="0"/>
+          <w:color w:val="000000"/>
+          <w:sz w:val="24"/>
+        </w:rPr>
+        <w:t>rch in</w:t>
       </w:r>
       <w:r>
         <w:rPr>
@@ -5107,102 +5041,8 @@
           <w:i w:val="0"/>
           <w:color w:val="0000FF"/>
           <w:sz w:val="24"/>
-          <w:u w:val="single"/>
-        </w:rPr>
-        <w:hyperlink r:id="rId30" w:history="1">
-          <w:r>
-            <w:rPr>
-              <w:rStyle w:val="Hyperlink"/>
-            </w:rPr>
-            <w:t>file</w:t>
-          </w:r>
-        </w:hyperlink>
-      </w:r>
-      <w:r>
-        <w:rPr>
-          <w:rFonts w:ascii="Charis SIL Regular" w:hAnsi="Charis SIL Regular" w:eastAsia="Charis SIL Regular"/>
-          <w:b w:val="0"/>
-          <w:i w:val="0"/>
-          <w:color w:val="0000FF"/>
-          <w:sz w:val="24"/>
-          <w:u w:val="single"/>
-        </w:rPr>
-        <w:hyperlink r:id="rId30" w:history="1">
-          <w:r>
-            <w:rPr>
-              <w:rStyle w:val="Hyperlink"/>
-            </w:rPr>
-            <w:t>/</w:t>
-          </w:r>
-        </w:hyperlink>
-      </w:r>
-      <w:r>
-        <w:rPr>
-          <w:rFonts w:ascii="Charis SIL Regular" w:hAnsi="Charis SIL Regular" w:eastAsia="Charis SIL Regular"/>
-          <w:b w:val="0"/>
-          <w:i w:val="0"/>
-          <w:color w:val="0000FF"/>
-          <w:sz w:val="24"/>
-          <w:u w:val="single"/>
-        </w:rPr>
-        <w:hyperlink r:id="rId30" w:history="1">
-          <w:r>
-            <w:rPr>
-              <w:rStyle w:val="Hyperlink"/>
-            </w:rPr>
-            <w:t>NL</w:t>
-          </w:r>
-        </w:hyperlink>
-      </w:r>
-      <w:r>
-        <w:rPr>
-          <w:rFonts w:ascii="Charis SIL Regular" w:hAnsi="Charis SIL Regular" w:eastAsia="Charis SIL Regular"/>
-          <w:b w:val="0"/>
-          <w:i w:val="0"/>
-          <w:color w:val="0000FF"/>
-          <w:sz w:val="24"/>
-          <w:u w:val="single"/>
-        </w:rPr>
-        <w:t>-</w:t>
-      </w:r>
-      <w:r>
-        <w:rPr>
-          <w:rFonts w:ascii="Charis SIL Regular" w:hAnsi="Charis SIL Regular" w:eastAsia="Charis SIL Regular"/>
-          <w:b w:val="0"/>
-          <w:i w:val="0"/>
-          <w:color w:val="0000FF"/>
-          <w:sz w:val="24"/>
-          <w:u w:val="single"/>
-        </w:rPr>
-        <w:hyperlink r:id="rId30" w:history="1">
-          <w:r>
-            <w:rPr>
-              <w:rStyle w:val="Hyperlink"/>
-            </w:rPr>
-            <w:t>HaNA_2.04.01_4030_00</w:t>
-          </w:r>
-        </w:hyperlink>
-      </w:r>
-      <w:r>
-        <w:rPr>
-          <w:rFonts w:ascii="Charis SIL Regular" w:hAnsi="Charis SIL Regular" w:eastAsia="Charis SIL Regular"/>
-          <w:b w:val="0"/>
-          <w:i w:val="0"/>
-          <w:color w:val="0000FF"/>
-          <w:sz w:val="24"/>
-          <w:u w:val="single"/>
-        </w:rPr>
-        <w:t>0</w:t>
-      </w:r>
-      <w:r>
-        <w:rPr>
-          <w:rFonts w:ascii="Charis SIL Regular" w:hAnsi="Charis SIL Regular" w:eastAsia="Charis SIL Regular"/>
-          <w:b w:val="0"/>
-          <w:i w:val="0"/>
-          <w:color w:val="0000FF"/>
-          <w:sz w:val="24"/>
-        </w:rPr>
-        <w:t>1</w:t>
+        </w:rPr>
+        <w:t>file/NL-HaNA_2.04.01_4030_0001</w:t>
       </w:r>
     </w:p>
     <w:p>
@@ -6878,7 +6718,6 @@
       </w:r>
       <w:r>
         <w:rPr>
-          <w:u w:val="single" w:color="0000ff"/>
           <w:rFonts w:ascii="Charis SIL Regular" w:hAnsi="Charis SIL Regular" w:eastAsia="Charis SIL Regular"/>
           <w:b w:val="0"/>
           <w:i w:val="0"/>
@@ -6896,7 +6735,7 @@
           <w:sz w:val="24"/>
           <w:u w:val="single"/>
         </w:rPr>
-        <w:hyperlink r:id="rId44" w:history="1">
+        <w:hyperlink r:id="rId42" w:history="1">
           <w:r>
             <w:rPr>
               <w:rStyle w:val="Hyperlink"/>

--- a/EXPORTS/DOCX/published/niveau3/English/KKZ.docx
+++ b/EXPORTS/DOCX/published/niveau3/English/KKZ.docx
@@ -226,7 +226,35 @@
           <w:color w:val="000000"/>
           <w:sz w:val="24"/>
         </w:rPr>
-        <w:t xml:space="preserve">. The museum took the form of a cabinet of curiosities and its collection comprised a </w:t>
+        <w:t>. The museum took the form of a cabinet of curiosities and its collection co</w:t>
+      </w:r>
+      <w:r>
+        <w:rPr>
+          <w:u w:val="single" w:color="0000ff"/>
+          <w:rFonts w:ascii="Charis SIL Regular" w:hAnsi="Charis SIL Regular" w:eastAsia="Charis SIL Regular"/>
+          <w:b w:val="0"/>
+          <w:i w:val="0"/>
+          <w:color w:val="000000"/>
+          <w:sz w:val="24"/>
+        </w:rPr>
+        <w:hyperlink r:id="rId9" w:history="1">
+          <w:r>
+            <w:rPr>
+              <w:rStyle w:val="Hyperlink"/>
+            </w:rPr>
+            <w:t>mpri</w:t>
+          </w:r>
+        </w:hyperlink>
+      </w:r>
+      <w:r>
+        <w:rPr>
+          <w:rFonts w:ascii="Charis SIL Regular" w:hAnsi="Charis SIL Regular" w:eastAsia="Charis SIL Regular"/>
+          <w:b w:val="0"/>
+          <w:i w:val="0"/>
+          <w:color w:val="000000"/>
+          <w:sz w:val="24"/>
+        </w:rPr>
+        <w:t xml:space="preserve">sed a </w:t>
       </w:r>
       <w:r>
         <w:rPr>
@@ -887,7 +915,31 @@
           <w:color w:val="000000"/>
           <w:sz w:val="24"/>
         </w:rPr>
-        <w:t>d the</w:t>
+        <w:hyperlink r:id="rId13" w:history="1">
+          <w:r>
+            <w:rPr>
+              <w:rStyle w:val="Hyperlink"/>
+            </w:rPr>
+            <w:t>d</w:t>
+          </w:r>
+        </w:hyperlink>
+      </w:r>
+      <w:r>
+        <w:rPr>
+          <w:rFonts w:ascii="Charis SIL Regular" w:hAnsi="Charis SIL Regular" w:eastAsia="Charis SIL Regular"/>
+          <w:b w:val="0"/>
+          <w:i w:val="0"/>
+          <w:color w:val="000000"/>
+          <w:sz w:val="24"/>
+        </w:rPr>
+        <w:hyperlink r:id="rId13" w:history="1">
+          <w:r>
+            <w:rPr>
+              <w:rStyle w:val="Hyperlink"/>
+            </w:rPr>
+            <w:t xml:space="preserve"> the</w:t>
+          </w:r>
+        </w:hyperlink>
       </w:r>
       <w:r>
         <w:rPr>
@@ -1200,13 +1252,32 @@
       </w:r>
       <w:r>
         <w:rPr>
+          <w:u w:val="single" w:color="0000ff"/>
           <w:rFonts w:ascii="Charis SIL Italic" w:hAnsi="Charis SIL Italic" w:eastAsia="Charis SIL Italic"/>
           <w:b w:val="0"/>
           <w:i/>
           <w:color w:val="000000"/>
           <w:sz w:val="24"/>
         </w:rPr>
-        <w:t>RV</w:t>
+        <w:hyperlink r:id="rId14" w:history="1">
+          <w:r>
+            <w:rPr>
+              <w:rStyle w:val="Hyperlink"/>
+            </w:rPr>
+            <w:t>R</w:t>
+          </w:r>
+        </w:hyperlink>
+      </w:r>
+      <w:r>
+        <w:rPr>
+          <w:u w:val="single" w:color="0000ff"/>
+          <w:rFonts w:ascii="Charis SIL Italic" w:hAnsi="Charis SIL Italic" w:eastAsia="Charis SIL Italic"/>
+          <w:b w:val="0"/>
+          <w:i/>
+          <w:color w:val="000000"/>
+          <w:sz w:val="24"/>
+        </w:rPr>
+        <w:t>V</w:t>
       </w:r>
       <w:r>
         <w:rPr>
@@ -1683,8 +1754,45 @@
           <w:i w:val="0"/>
           <w:color w:val="0000FF"/>
           <w:sz w:val="24"/>
-        </w:rPr>
-        <w:t>National Museu</w:t>
+          <w:u w:val="single"/>
+        </w:rPr>
+        <w:hyperlink r:id="rId16" w:history="1">
+          <w:r>
+            <w:rPr>
+              <w:rStyle w:val="Hyperlink"/>
+            </w:rPr>
+            <w:t>National</w:t>
+          </w:r>
+        </w:hyperlink>
+      </w:r>
+      <w:r>
+        <w:rPr>
+          <w:rFonts w:ascii="Charis SIL Regular" w:hAnsi="Charis SIL Regular" w:eastAsia="Charis SIL Regular"/>
+          <w:b w:val="0"/>
+          <w:i w:val="0"/>
+          <w:color w:val="0000FF"/>
+          <w:sz w:val="24"/>
+          <w:u w:val="single"/>
+        </w:rPr>
+        <w:t xml:space="preserve"> </w:t>
+      </w:r>
+      <w:r>
+        <w:rPr>
+          <w:rFonts w:ascii="Charis SIL Regular" w:hAnsi="Charis SIL Regular" w:eastAsia="Charis SIL Regular"/>
+          <w:b w:val="0"/>
+          <w:i w:val="0"/>
+          <w:color w:val="0000FF"/>
+          <w:sz w:val="24"/>
+          <w:u w:val="single"/>
+        </w:rPr>
+        <w:hyperlink r:id="rId16" w:history="1">
+          <w:r>
+            <w:rPr>
+              <w:rStyle w:val="Hyperlink"/>
+            </w:rPr>
+            <w:t>Museu</w:t>
+          </w:r>
+        </w:hyperlink>
       </w:r>
       <w:r>
         <w:rPr>
@@ -1807,7 +1915,14 @@
           <w:color w:val="000000"/>
           <w:sz w:val="24"/>
         </w:rPr>
-        <w:t xml:space="preserve">, the </w:t>
+        <w:hyperlink r:id="rId15" w:history="1">
+          <w:r>
+            <w:rPr>
+              <w:rStyle w:val="Hyperlink"/>
+            </w:rPr>
+            <w:t xml:space="preserve">, the </w:t>
+          </w:r>
+        </w:hyperlink>
       </w:r>
       <w:r>
         <w:rPr>
@@ -1818,7 +1933,7 @@
           <w:sz w:val="24"/>
           <w:u w:val="single"/>
         </w:rPr>
-        <w:hyperlink r:id="rId16" w:history="1">
+        <w:hyperlink r:id="rId15" w:history="1">
           <w:r>
             <w:rPr>
               <w:rStyle w:val="Hyperlink"/>
@@ -1836,7 +1951,7 @@
           <w:sz w:val="24"/>
           <w:u w:val="single"/>
         </w:rPr>
-        <w:hyperlink r:id="rId16" w:history="1">
+        <w:hyperlink r:id="rId17" w:history="1">
           <w:r>
             <w:rPr>
               <w:rStyle w:val="Hyperlink"/>
@@ -1865,7 +1980,7 @@
           <w:sz w:val="24"/>
           <w:u w:val="single"/>
         </w:rPr>
-        <w:hyperlink r:id="rId16" w:history="1">
+        <w:hyperlink r:id="rId17" w:history="1">
           <w:r>
             <w:rPr>
               <w:rStyle w:val="Hyperlink"/>
@@ -1894,7 +2009,7 @@
           <w:sz w:val="24"/>
           <w:u w:val="single"/>
         </w:rPr>
-        <w:hyperlink r:id="rId16" w:history="1">
+        <w:hyperlink r:id="rId17" w:history="1">
           <w:r>
             <w:rPr>
               <w:rStyle w:val="Hyperlink"/>
@@ -1923,7 +2038,7 @@
           <w:sz w:val="24"/>
           <w:u w:val="single"/>
         </w:rPr>
-        <w:hyperlink r:id="rId16" w:history="1">
+        <w:hyperlink r:id="rId17" w:history="1">
           <w:r>
             <w:rPr>
               <w:rStyle w:val="Hyperlink"/>
@@ -1952,7 +2067,7 @@
           <w:sz w:val="24"/>
           <w:u w:val="single"/>
         </w:rPr>
-        <w:hyperlink r:id="rId16" w:history="1">
+        <w:hyperlink r:id="rId17" w:history="1">
           <w:r>
             <w:rPr>
               <w:rStyle w:val="Hyperlink"/>
@@ -1981,7 +2096,7 @@
           <w:sz w:val="24"/>
           <w:u w:val="single"/>
         </w:rPr>
-        <w:hyperlink r:id="rId16" w:history="1">
+        <w:hyperlink r:id="rId17" w:history="1">
           <w:r>
             <w:rPr>
               <w:rStyle w:val="Hyperlink"/>
@@ -1999,7 +2114,7 @@
           <w:sz w:val="24"/>
           <w:u w:val="single"/>
         </w:rPr>
-        <w:hyperlink r:id="rId16" w:history="1">
+        <w:hyperlink r:id="rId17" w:history="1">
           <w:r>
             <w:rPr>
               <w:rStyle w:val="Hyperlink"/>
@@ -2017,7 +2132,7 @@
           <w:sz w:val="24"/>
           <w:u w:val="single"/>
         </w:rPr>
-        <w:hyperlink r:id="rId16" w:history="1">
+        <w:hyperlink r:id="rId17" w:history="1">
           <w:r>
             <w:rPr>
               <w:rStyle w:val="Hyperlink"/>
@@ -2046,7 +2161,7 @@
           <w:sz w:val="24"/>
           <w:u w:val="single"/>
         </w:rPr>
-        <w:hyperlink r:id="rId16" w:history="1">
+        <w:hyperlink r:id="rId17" w:history="1">
           <w:r>
             <w:rPr>
               <w:rStyle w:val="Hyperlink"/>
@@ -2064,7 +2179,7 @@
           <w:sz w:val="24"/>
           <w:u w:val="single"/>
         </w:rPr>
-        <w:hyperlink r:id="rId16" w:history="1">
+        <w:hyperlink r:id="rId17" w:history="1">
           <w:r>
             <w:rPr>
               <w:rStyle w:val="Hyperlink"/>
@@ -2082,7 +2197,7 @@
           <w:sz w:val="24"/>
           <w:u w:val="single"/>
         </w:rPr>
-        <w:hyperlink r:id="rId16" w:history="1">
+        <w:hyperlink r:id="rId17" w:history="1">
           <w:r>
             <w:rPr>
               <w:rStyle w:val="Hyperlink"/>
@@ -2100,24 +2215,7 @@
           <w:color w:val="000000"/>
           <w:sz w:val="24"/>
         </w:rPr>
-        <w:hyperlink r:id="rId17" w:history="1">
-          <w:r>
-            <w:rPr>
-              <w:rStyle w:val="Hyperlink"/>
-            </w:rPr>
-            <w:t>, the</w:t>
-          </w:r>
-        </w:hyperlink>
-      </w:r>
-      <w:r>
-        <w:rPr>
-          <w:rFonts w:ascii="Charis SIL Regular" w:hAnsi="Charis SIL Regular" w:eastAsia="Charis SIL Regular"/>
-          <w:b w:val="0"/>
-          <w:i w:val="0"/>
-          <w:color w:val="000000"/>
-          <w:sz w:val="24"/>
-        </w:rPr>
-        <w:t xml:space="preserve"> </w:t>
+        <w:t xml:space="preserve">, the </w:t>
       </w:r>
       <w:r>
         <w:rPr>
@@ -2128,7 +2226,7 @@
           <w:sz w:val="24"/>
           <w:u w:val="single"/>
         </w:rPr>
-        <w:hyperlink r:id="rId17" w:history="1">
+        <w:hyperlink r:id="rId18" w:history="1">
           <w:r>
             <w:rPr>
               <w:rStyle w:val="Hyperlink"/>
@@ -2146,7 +2244,7 @@
           <w:sz w:val="24"/>
           <w:u w:val="single"/>
         </w:rPr>
-        <w:hyperlink r:id="rId17" w:history="1">
+        <w:hyperlink r:id="rId18" w:history="1">
           <w:r>
             <w:rPr>
               <w:rStyle w:val="Hyperlink"/>
@@ -2193,7 +2291,14 @@
           <w:sz w:val="24"/>
           <w:u w:val="single"/>
         </w:rPr>
-        <w:t xml:space="preserve">van </w:t>
+        <w:hyperlink r:id="rId18" w:history="1">
+          <w:r>
+            <w:rPr>
+              <w:rStyle w:val="Hyperlink"/>
+            </w:rPr>
+            <w:t>van</w:t>
+          </w:r>
+        </w:hyperlink>
       </w:r>
       <w:r>
         <w:rPr>
@@ -2204,7 +2309,18 @@
           <w:sz w:val="24"/>
           <w:u w:val="single"/>
         </w:rPr>
-        <w:hyperlink r:id="rId16" w:history="1">
+        <w:t xml:space="preserve"> </w:t>
+      </w:r>
+      <w:r>
+        <w:rPr>
+          <w:rFonts w:ascii="Charis SIL Regular" w:hAnsi="Charis SIL Regular" w:eastAsia="Charis SIL Regular"/>
+          <w:b w:val="0"/>
+          <w:i w:val="0"/>
+          <w:color w:val="0000FF"/>
+          <w:sz w:val="24"/>
+          <w:u w:val="single"/>
+        </w:rPr>
+        <w:hyperlink r:id="rId18" w:history="1">
           <w:r>
             <w:rPr>
               <w:rStyle w:val="Hyperlink"/>
@@ -2233,7 +2349,7 @@
           <w:sz w:val="24"/>
           <w:u w:val="single"/>
         </w:rPr>
-        <w:hyperlink r:id="rId16" w:history="1">
+        <w:hyperlink r:id="rId18" w:history="1">
           <w:r>
             <w:rPr>
               <w:rStyle w:val="Hyperlink"/>
@@ -2251,7 +2367,14 @@
           <w:sz w:val="24"/>
           <w:u w:val="single"/>
         </w:rPr>
-        <w:t>e</w:t>
+        <w:hyperlink r:id="rId18" w:history="1">
+          <w:r>
+            <w:rPr>
+              <w:rStyle w:val="Hyperlink"/>
+            </w:rPr>
+            <w:t>e</w:t>
+          </w:r>
+        </w:hyperlink>
       </w:r>
       <w:r>
         <w:rPr>
@@ -2262,7 +2385,7 @@
           <w:color w:val="000000"/>
           <w:sz w:val="24"/>
         </w:rPr>
-        <w:hyperlink r:id="rId16" w:history="1">
+        <w:hyperlink r:id="rId17" w:history="1">
           <w:r>
             <w:rPr>
               <w:rStyle w:val="Hyperlink"/>
@@ -2280,25 +2403,7 @@
           <w:color w:val="000000"/>
           <w:sz w:val="24"/>
         </w:rPr>
-        <w:hyperlink r:id="rId16" w:history="1">
-          <w:r>
-            <w:rPr>
-              <w:rStyle w:val="Hyperlink"/>
-            </w:rPr>
-            <w:t>e</w:t>
-          </w:r>
-        </w:hyperlink>
-      </w:r>
-      <w:r>
-        <w:rPr>
-          <w:u w:val="single" w:color="0000ff"/>
-          <w:rFonts w:ascii="Charis SIL Regular" w:hAnsi="Charis SIL Regular" w:eastAsia="Charis SIL Regular"/>
-          <w:b w:val="0"/>
-          <w:i w:val="0"/>
-          <w:color w:val="000000"/>
-          <w:sz w:val="24"/>
-        </w:rPr>
-        <w:t xml:space="preserve"> </w:t>
+        <w:t xml:space="preserve">e </w:t>
       </w:r>
       <w:r>
         <w:rPr>
@@ -2309,7 +2414,7 @@
           <w:sz w:val="24"/>
           <w:u w:val="single"/>
         </w:rPr>
-        <w:hyperlink r:id="rId16" w:history="1">
+        <w:hyperlink r:id="rId19" w:history="1">
           <w:r>
             <w:rPr>
               <w:rStyle w:val="Hyperlink"/>
@@ -2327,7 +2432,7 @@
           <w:sz w:val="24"/>
           <w:u w:val="single"/>
         </w:rPr>
-        <w:hyperlink r:id="rId16" w:history="1">
+        <w:hyperlink r:id="rId19" w:history="1">
           <w:r>
             <w:rPr>
               <w:rStyle w:val="Hyperlink"/>
@@ -2345,7 +2450,7 @@
           <w:sz w:val="24"/>
           <w:u w:val="single"/>
         </w:rPr>
-        <w:hyperlink r:id="rId16" w:history="1">
+        <w:hyperlink r:id="rId17" w:history="1">
           <w:r>
             <w:rPr>
               <w:rStyle w:val="Hyperlink"/>
@@ -2374,7 +2479,7 @@
           <w:sz w:val="24"/>
           <w:u w:val="single"/>
         </w:rPr>
-        <w:hyperlink r:id="rId16" w:history="1">
+        <w:hyperlink r:id="rId17" w:history="1">
           <w:r>
             <w:rPr>
               <w:rStyle w:val="Hyperlink"/>
@@ -2413,7 +2518,7 @@
           <w:sz w:val="24"/>
           <w:u w:val="single"/>
         </w:rPr>
-        <w:hyperlink r:id="rId16" w:history="1">
+        <w:hyperlink r:id="rId17" w:history="1">
           <w:r>
             <w:rPr>
               <w:rStyle w:val="Hyperlink"/>
@@ -2449,7 +2554,7 @@
           <w:sz w:val="24"/>
           <w:u w:val="single"/>
         </w:rPr>
-        <w:hyperlink r:id="rId16" w:history="1">
+        <w:hyperlink r:id="rId17" w:history="1">
           <w:r>
             <w:rPr>
               <w:rStyle w:val="Hyperlink"/>
@@ -2478,7 +2583,7 @@
           <w:sz w:val="24"/>
           <w:u w:val="single"/>
         </w:rPr>
-        <w:hyperlink r:id="rId19" w:history="1">
+        <w:hyperlink r:id="rId17" w:history="1">
           <w:r>
             <w:rPr>
               <w:rStyle w:val="Hyperlink"/>
@@ -2496,7 +2601,7 @@
           <w:sz w:val="24"/>
           <w:u w:val="single"/>
         </w:rPr>
-        <w:hyperlink r:id="rId19" w:history="1">
+        <w:hyperlink r:id="rId17" w:history="1">
           <w:r>
             <w:rPr>
               <w:rStyle w:val="Hyperlink"/>
@@ -2514,7 +2619,7 @@
           <w:color w:val="000000"/>
           <w:sz w:val="24"/>
         </w:rPr>
-        <w:hyperlink r:id="rId16" w:history="1">
+        <w:hyperlink r:id="rId17" w:history="1">
           <w:r>
             <w:rPr>
               <w:rStyle w:val="Hyperlink"/>
@@ -2535,14 +2640,20 @@
       </w:r>
       <w:r>
         <w:rPr>
-          <w:u w:val="single" w:color="0000ff"/>
           <w:rFonts w:ascii="Charis SIL Regular" w:hAnsi="Charis SIL Regular" w:eastAsia="Charis SIL Regular"/>
           <w:b w:val="0"/>
           <w:i w:val="0"/>
           <w:color w:val="000000"/>
           <w:sz w:val="24"/>
         </w:rPr>
-        <w:t xml:space="preserve">e </w:t>
+        <w:hyperlink r:id="rId18" w:history="1">
+          <w:r>
+            <w:rPr>
+              <w:rStyle w:val="Hyperlink"/>
+            </w:rPr>
+            <w:t xml:space="preserve">e </w:t>
+          </w:r>
+        </w:hyperlink>
       </w:r>
       <w:r>
         <w:rPr>
@@ -2553,7 +2664,7 @@
           <w:sz w:val="24"/>
           <w:u w:val="single"/>
         </w:rPr>
-        <w:hyperlink r:id="rId20" w:history="1">
+        <w:hyperlink r:id="rId18" w:history="1">
           <w:r>
             <w:rPr>
               <w:rStyle w:val="Hyperlink"/>
@@ -2589,7 +2700,7 @@
           <w:sz w:val="24"/>
           <w:u w:val="single"/>
         </w:rPr>
-        <w:hyperlink r:id="rId20" w:history="1">
+        <w:hyperlink r:id="rId18" w:history="1">
           <w:r>
             <w:rPr>
               <w:rStyle w:val="Hyperlink"/>
@@ -2665,12 +2776,137 @@
           <w:sz w:val="24"/>
           <w:u w:val="single"/>
         </w:rPr>
+        <w:hyperlink r:id="rId20" w:history="1">
+          <w:r>
+            <w:rPr>
+              <w:rStyle w:val="Hyperlink"/>
+            </w:rPr>
+            <w:t>Reinier</w:t>
+          </w:r>
+        </w:hyperlink>
+      </w:r>
+      <w:r>
+        <w:rPr>
+          <w:rFonts w:ascii="Charis SIL Regular" w:hAnsi="Charis SIL Regular" w:eastAsia="Charis SIL Regular"/>
+          <w:b w:val="0"/>
+          <w:i w:val="0"/>
+          <w:color w:val="0000FF"/>
+          <w:sz w:val="24"/>
+          <w:u w:val="single"/>
+        </w:rPr>
+        <w:t xml:space="preserve"> </w:t>
+      </w:r>
+      <w:r>
+        <w:rPr>
+          <w:rFonts w:ascii="Charis SIL Regular" w:hAnsi="Charis SIL Regular" w:eastAsia="Charis SIL Regular"/>
+          <w:b w:val="0"/>
+          <w:i w:val="0"/>
+          <w:color w:val="0000FF"/>
+          <w:sz w:val="24"/>
+          <w:u w:val="single"/>
+        </w:rPr>
+        <w:hyperlink r:id="rId20" w:history="1">
+          <w:r>
+            <w:rPr>
+              <w:rStyle w:val="Hyperlink"/>
+            </w:rPr>
+            <w:t>van</w:t>
+          </w:r>
+        </w:hyperlink>
+      </w:r>
+      <w:r>
+        <w:rPr>
+          <w:rFonts w:ascii="Charis SIL Regular" w:hAnsi="Charis SIL Regular" w:eastAsia="Charis SIL Regular"/>
+          <w:b w:val="0"/>
+          <w:i w:val="0"/>
+          <w:color w:val="0000FF"/>
+          <w:sz w:val="24"/>
+          <w:u w:val="single"/>
+        </w:rPr>
+        <w:t xml:space="preserve"> </w:t>
+      </w:r>
+      <w:r>
+        <w:rPr>
+          <w:rFonts w:ascii="Charis SIL Regular" w:hAnsi="Charis SIL Regular" w:eastAsia="Charis SIL Regular"/>
+          <w:b w:val="0"/>
+          <w:i w:val="0"/>
+          <w:color w:val="0000FF"/>
+          <w:sz w:val="24"/>
+          <w:u w:val="single"/>
+        </w:rPr>
+        <w:hyperlink r:id="rId20" w:history="1">
+          <w:r>
+            <w:rPr>
+              <w:rStyle w:val="Hyperlink"/>
+            </w:rPr>
+            <w:t>de</w:t>
+          </w:r>
+        </w:hyperlink>
+      </w:r>
+      <w:r>
+        <w:rPr>
+          <w:rFonts w:ascii="Charis SIL Regular" w:hAnsi="Charis SIL Regular" w:eastAsia="Charis SIL Regular"/>
+          <w:b w:val="0"/>
+          <w:i w:val="0"/>
+          <w:color w:val="0000FF"/>
+          <w:sz w:val="24"/>
+          <w:u w:val="single"/>
+        </w:rPr>
+        <w:t xml:space="preserve"> </w:t>
+      </w:r>
+      <w:r>
+        <w:rPr>
+          <w:rFonts w:ascii="Charis SIL Regular" w:hAnsi="Charis SIL Regular" w:eastAsia="Charis SIL Regular"/>
+          <w:b w:val="0"/>
+          <w:i w:val="0"/>
+          <w:color w:val="0000FF"/>
+          <w:sz w:val="24"/>
+          <w:u w:val="single"/>
+        </w:rPr>
+        <w:hyperlink r:id="rId20" w:history="1">
+          <w:r>
+            <w:rPr>
+              <w:rStyle w:val="Hyperlink"/>
+            </w:rPr>
+            <w:t>Kasteele</w:t>
+          </w:r>
+        </w:hyperlink>
+      </w:r>
+      <w:r>
+        <w:rPr>
+          <w:rFonts w:ascii="Charis SIL Regular" w:hAnsi="Charis SIL Regular" w:eastAsia="Charis SIL Regular"/>
+          <w:b w:val="0"/>
+          <w:i w:val="0"/>
+          <w:color w:val="000000"/>
+          <w:sz w:val="24"/>
+        </w:rPr>
+        <w:t xml:space="preserve">, </w:t>
+      </w:r>
+      <w:r>
+        <w:rPr>
+          <w:rFonts w:ascii="Charis SIL Regular" w:hAnsi="Charis SIL Regular" w:eastAsia="Charis SIL Regular"/>
+          <w:b w:val="0"/>
+          <w:i w:val="0"/>
+          <w:color w:val="000000"/>
+          <w:sz w:val="24"/>
+        </w:rPr>
+        <w:t xml:space="preserve">disappeared after his son </w:t>
+      </w:r>
+      <w:r>
+        <w:rPr>
+          <w:rFonts w:ascii="Charis SIL Regular" w:hAnsi="Charis SIL Regular" w:eastAsia="Charis SIL Regular"/>
+          <w:b w:val="0"/>
+          <w:i w:val="0"/>
+          <w:color w:val="0000FF"/>
+          <w:sz w:val="24"/>
+          <w:u w:val="single"/>
+        </w:rPr>
         <w:hyperlink r:id="rId21" w:history="1">
           <w:r>
             <w:rPr>
               <w:rStyle w:val="Hyperlink"/>
             </w:rPr>
-            <w:t>Reinier</w:t>
+            <w:t>Abraham</w:t>
           </w:r>
         </w:hyperlink>
       </w:r>
@@ -2769,17 +3005,243 @@
           <w:color w:val="000000"/>
           <w:sz w:val="24"/>
         </w:rPr>
-        <w:t xml:space="preserve">, </w:t>
-      </w:r>
-      <w:r>
-        <w:rPr>
+        <w:t xml:space="preserve"> succeeded him</w:t>
+      </w:r>
+      <w:r>
+        <w:rPr>
+          <w:u w:val="single" w:color="0000ff"/>
           <w:rFonts w:ascii="Charis SIL Regular" w:hAnsi="Charis SIL Regular" w:eastAsia="Charis SIL Regular"/>
           <w:b w:val="0"/>
           <w:i w:val="0"/>
           <w:color w:val="000000"/>
           <w:sz w:val="24"/>
         </w:rPr>
-        <w:t xml:space="preserve">disappeared after his son </w:t>
+        <w:hyperlink r:id="rId20" w:history="1">
+          <w:r>
+            <w:rPr>
+              <w:rStyle w:val="Hyperlink"/>
+            </w:rPr>
+            <w:t xml:space="preserve"> in 184</w:t>
+          </w:r>
+        </w:hyperlink>
+      </w:r>
+      <w:r>
+        <w:rPr>
+          <w:u w:val="single" w:color="0000ff"/>
+          <w:rFonts w:ascii="Charis SIL Regular" w:hAnsi="Charis SIL Regular" w:eastAsia="Charis SIL Regular"/>
+          <w:b w:val="0"/>
+          <w:i w:val="0"/>
+          <w:color w:val="000000"/>
+          <w:sz w:val="24"/>
+        </w:rPr>
+        <w:hyperlink r:id="rId20" w:history="1">
+          <w:r>
+            <w:rPr>
+              <w:rStyle w:val="Hyperlink"/>
+            </w:rPr>
+            <w:t>0</w:t>
+          </w:r>
+        </w:hyperlink>
+      </w:r>
+      <w:r>
+        <w:rPr>
+          <w:u w:val="single" w:color="0000ff"/>
+          <w:rFonts w:ascii="Charis SIL Regular" w:hAnsi="Charis SIL Regular" w:eastAsia="Charis SIL Regular"/>
+          <w:b w:val="0"/>
+          <w:i w:val="0"/>
+          <w:color w:val="000000"/>
+          <w:sz w:val="24"/>
+        </w:rPr>
+        <w:hyperlink r:id="rId20" w:history="1">
+          <w:r>
+            <w:rPr>
+              <w:rStyle w:val="Hyperlink"/>
+            </w:rPr>
+            <w:t>. M</w:t>
+          </w:r>
+        </w:hyperlink>
+      </w:r>
+      <w:r>
+        <w:rPr>
+          <w:u w:val="single" w:color="0000ff"/>
+          <w:rFonts w:ascii="Charis SIL Regular" w:hAnsi="Charis SIL Regular" w:eastAsia="Charis SIL Regular"/>
+          <w:b w:val="0"/>
+          <w:i w:val="0"/>
+          <w:color w:val="000000"/>
+          <w:sz w:val="24"/>
+        </w:rPr>
+        <w:hyperlink r:id="rId20" w:history="1">
+          <w:r>
+            <w:rPr>
+              <w:rStyle w:val="Hyperlink"/>
+            </w:rPr>
+            <w:t>a</w:t>
+          </w:r>
+        </w:hyperlink>
+      </w:r>
+      <w:r>
+        <w:rPr>
+          <w:u w:val="single" w:color="0000ff"/>
+          <w:rFonts w:ascii="Charis SIL Regular" w:hAnsi="Charis SIL Regular" w:eastAsia="Charis SIL Regular"/>
+          <w:b w:val="0"/>
+          <w:i w:val="0"/>
+          <w:color w:val="000000"/>
+          <w:sz w:val="24"/>
+        </w:rPr>
+        <w:hyperlink r:id="rId20" w:history="1">
+          <w:r>
+            <w:rPr>
+              <w:rStyle w:val="Hyperlink"/>
+            </w:rPr>
+            <w:t>n</w:t>
+          </w:r>
+        </w:hyperlink>
+      </w:r>
+      <w:r>
+        <w:rPr>
+          <w:u w:val="single" w:color="0000ff"/>
+          <w:rFonts w:ascii="Charis SIL Regular" w:hAnsi="Charis SIL Regular" w:eastAsia="Charis SIL Regular"/>
+          <w:b w:val="0"/>
+          <w:i w:val="0"/>
+          <w:color w:val="000000"/>
+          <w:sz w:val="24"/>
+        </w:rPr>
+        <w:hyperlink r:id="rId20" w:history="1">
+          <w:r>
+            <w:rPr>
+              <w:rStyle w:val="Hyperlink"/>
+            </w:rPr>
+            <w:t>y</w:t>
+          </w:r>
+        </w:hyperlink>
+      </w:r>
+      <w:r>
+        <w:rPr>
+          <w:u w:val="single" w:color="0000ff"/>
+          <w:rFonts w:ascii="Charis SIL Regular" w:hAnsi="Charis SIL Regular" w:eastAsia="Charis SIL Regular"/>
+          <w:b w:val="0"/>
+          <w:i w:val="0"/>
+          <w:color w:val="000000"/>
+          <w:sz w:val="24"/>
+        </w:rPr>
+        <w:hyperlink r:id="rId20" w:history="1">
+          <w:r>
+            <w:rPr>
+              <w:rStyle w:val="Hyperlink"/>
+            </w:rPr>
+            <w:t xml:space="preserve"> objects </w:t>
+          </w:r>
+        </w:hyperlink>
+      </w:r>
+      <w:r>
+        <w:rPr>
+          <w:rFonts w:ascii="Charis SIL Regular" w:hAnsi="Charis SIL Regular" w:eastAsia="Charis SIL Regular"/>
+          <w:b w:val="0"/>
+          <w:i w:val="0"/>
+          <w:color w:val="000000"/>
+          <w:sz w:val="24"/>
+        </w:rPr>
+        <w:t>also went missing or were</w:t>
+      </w:r>
+      <w:r>
+        <w:rPr>
+          <w:u w:val="single" w:color="0000ff"/>
+          <w:rFonts w:ascii="Charis SIL Regular" w:hAnsi="Charis SIL Regular" w:eastAsia="Charis SIL Regular"/>
+          <w:b w:val="0"/>
+          <w:i w:val="0"/>
+          <w:color w:val="000000"/>
+          <w:sz w:val="24"/>
+        </w:rPr>
+        <w:hyperlink r:id="rId21" w:history="1">
+          <w:r>
+            <w:rPr>
+              <w:rStyle w:val="Hyperlink"/>
+            </w:rPr>
+            <w:t xml:space="preserve"> lost duri</w:t>
+          </w:r>
+        </w:hyperlink>
+      </w:r>
+      <w:r>
+        <w:rPr>
+          <w:u w:val="single" w:color="0000ff"/>
+          <w:rFonts w:ascii="Charis SIL Regular" w:hAnsi="Charis SIL Regular" w:eastAsia="Charis SIL Regular"/>
+          <w:b w:val="0"/>
+          <w:i w:val="0"/>
+          <w:color w:val="000000"/>
+          <w:sz w:val="24"/>
+        </w:rPr>
+        <w:hyperlink r:id="rId21" w:history="1">
+          <w:r>
+            <w:rPr>
+              <w:rStyle w:val="Hyperlink"/>
+            </w:rPr>
+            <w:t>ng t</w:t>
+          </w:r>
+        </w:hyperlink>
+      </w:r>
+      <w:r>
+        <w:rPr>
+          <w:u w:val="single" w:color="0000ff"/>
+          <w:rFonts w:ascii="Charis SIL Regular" w:hAnsi="Charis SIL Regular" w:eastAsia="Charis SIL Regular"/>
+          <w:b w:val="0"/>
+          <w:i w:val="0"/>
+          <w:color w:val="000000"/>
+          <w:sz w:val="24"/>
+        </w:rPr>
+        <w:hyperlink r:id="rId21" w:history="1">
+          <w:r>
+            <w:rPr>
+              <w:rStyle w:val="Hyperlink"/>
+            </w:rPr>
+            <w:t>h</w:t>
+          </w:r>
+        </w:hyperlink>
+      </w:r>
+      <w:r>
+        <w:rPr>
+          <w:u w:val="single" w:color="0000ff"/>
+          <w:rFonts w:ascii="Charis SIL Regular" w:hAnsi="Charis SIL Regular" w:eastAsia="Charis SIL Regular"/>
+          <w:b w:val="0"/>
+          <w:i w:val="0"/>
+          <w:color w:val="000000"/>
+          <w:sz w:val="24"/>
+        </w:rPr>
+        <w:hyperlink r:id="rId21" w:history="1">
+          <w:r>
+            <w:rPr>
+              <w:rStyle w:val="Hyperlink"/>
+            </w:rPr>
+            <w:t xml:space="preserve">is </w:t>
+          </w:r>
+        </w:hyperlink>
+      </w:r>
+      <w:r>
+        <w:rPr>
+          <w:u w:val="single" w:color="0000ff"/>
+          <w:rFonts w:ascii="Charis SIL Regular" w:hAnsi="Charis SIL Regular" w:eastAsia="Charis SIL Regular"/>
+          <w:b w:val="0"/>
+          <w:i w:val="0"/>
+          <w:color w:val="000000"/>
+          <w:sz w:val="24"/>
+        </w:rPr>
+        <w:hyperlink r:id="rId21" w:history="1">
+          <w:r>
+            <w:rPr>
+              <w:rStyle w:val="Hyperlink"/>
+            </w:rPr>
+            <w:t>time. Th</w:t>
+          </w:r>
+        </w:hyperlink>
+      </w:r>
+      <w:r>
+        <w:rPr>
+          <w:rFonts w:ascii="Charis SIL Regular" w:hAnsi="Charis SIL Regular" w:eastAsia="Charis SIL Regular"/>
+          <w:b w:val="0"/>
+          <w:i w:val="0"/>
+          <w:color w:val="000000"/>
+          <w:sz w:val="24"/>
+        </w:rPr>
+        <w:t xml:space="preserve">e third and final director </w:t>
       </w:r>
       <w:r>
         <w:rPr>
@@ -2795,7 +3257,7 @@
             <w:rPr>
               <w:rStyle w:val="Hyperlink"/>
             </w:rPr>
-            <w:t>Abraham</w:t>
+            <w:t>David</w:t>
           </w:r>
         </w:hyperlink>
       </w:r>
@@ -2853,296 +3315,6 @@
             <w:rPr>
               <w:rStyle w:val="Hyperlink"/>
             </w:rPr>
-            <w:t>de</w:t>
-          </w:r>
-        </w:hyperlink>
-      </w:r>
-      <w:r>
-        <w:rPr>
-          <w:rFonts w:ascii="Charis SIL Regular" w:hAnsi="Charis SIL Regular" w:eastAsia="Charis SIL Regular"/>
-          <w:b w:val="0"/>
-          <w:i w:val="0"/>
-          <w:color w:val="0000FF"/>
-          <w:sz w:val="24"/>
-          <w:u w:val="single"/>
-        </w:rPr>
-        <w:t xml:space="preserve"> </w:t>
-      </w:r>
-      <w:r>
-        <w:rPr>
-          <w:rFonts w:ascii="Charis SIL Regular" w:hAnsi="Charis SIL Regular" w:eastAsia="Charis SIL Regular"/>
-          <w:b w:val="0"/>
-          <w:i w:val="0"/>
-          <w:color w:val="0000FF"/>
-          <w:sz w:val="24"/>
-          <w:u w:val="single"/>
-        </w:rPr>
-        <w:hyperlink r:id="rId22" w:history="1">
-          <w:r>
-            <w:rPr>
-              <w:rStyle w:val="Hyperlink"/>
-            </w:rPr>
-            <w:t>Kasteele</w:t>
-          </w:r>
-        </w:hyperlink>
-      </w:r>
-      <w:r>
-        <w:rPr>
-          <w:rFonts w:ascii="Charis SIL Regular" w:hAnsi="Charis SIL Regular" w:eastAsia="Charis SIL Regular"/>
-          <w:b w:val="0"/>
-          <w:i w:val="0"/>
-          <w:color w:val="000000"/>
-          <w:sz w:val="24"/>
-        </w:rPr>
-        <w:t xml:space="preserve"> succeeded him</w:t>
-      </w:r>
-      <w:r>
-        <w:rPr>
-          <w:u w:val="single" w:color="0000ff"/>
-          <w:rFonts w:ascii="Charis SIL Regular" w:hAnsi="Charis SIL Regular" w:eastAsia="Charis SIL Regular"/>
-          <w:b w:val="0"/>
-          <w:i w:val="0"/>
-          <w:color w:val="000000"/>
-          <w:sz w:val="24"/>
-        </w:rPr>
-        <w:hyperlink r:id="rId21" w:history="1">
-          <w:r>
-            <w:rPr>
-              <w:rStyle w:val="Hyperlink"/>
-            </w:rPr>
-            <w:t xml:space="preserve"> in 184</w:t>
-          </w:r>
-        </w:hyperlink>
-      </w:r>
-      <w:r>
-        <w:rPr>
-          <w:u w:val="single" w:color="0000ff"/>
-          <w:rFonts w:ascii="Charis SIL Regular" w:hAnsi="Charis SIL Regular" w:eastAsia="Charis SIL Regular"/>
-          <w:b w:val="0"/>
-          <w:i w:val="0"/>
-          <w:color w:val="000000"/>
-          <w:sz w:val="24"/>
-        </w:rPr>
-        <w:hyperlink r:id="rId21" w:history="1">
-          <w:r>
-            <w:rPr>
-              <w:rStyle w:val="Hyperlink"/>
-            </w:rPr>
-            <w:t>0</w:t>
-          </w:r>
-        </w:hyperlink>
-      </w:r>
-      <w:r>
-        <w:rPr>
-          <w:u w:val="single" w:color="0000ff"/>
-          <w:rFonts w:ascii="Charis SIL Regular" w:hAnsi="Charis SIL Regular" w:eastAsia="Charis SIL Regular"/>
-          <w:b w:val="0"/>
-          <w:i w:val="0"/>
-          <w:color w:val="000000"/>
-          <w:sz w:val="24"/>
-        </w:rPr>
-        <w:hyperlink r:id="rId21" w:history="1">
-          <w:r>
-            <w:rPr>
-              <w:rStyle w:val="Hyperlink"/>
-            </w:rPr>
-            <w:t>. M</w:t>
-          </w:r>
-        </w:hyperlink>
-      </w:r>
-      <w:r>
-        <w:rPr>
-          <w:u w:val="single" w:color="0000ff"/>
-          <w:rFonts w:ascii="Charis SIL Regular" w:hAnsi="Charis SIL Regular" w:eastAsia="Charis SIL Regular"/>
-          <w:b w:val="0"/>
-          <w:i w:val="0"/>
-          <w:color w:val="000000"/>
-          <w:sz w:val="24"/>
-        </w:rPr>
-        <w:hyperlink r:id="rId21" w:history="1">
-          <w:r>
-            <w:rPr>
-              <w:rStyle w:val="Hyperlink"/>
-            </w:rPr>
-            <w:t>a</w:t>
-          </w:r>
-        </w:hyperlink>
-      </w:r>
-      <w:r>
-        <w:rPr>
-          <w:u w:val="single" w:color="0000ff"/>
-          <w:rFonts w:ascii="Charis SIL Regular" w:hAnsi="Charis SIL Regular" w:eastAsia="Charis SIL Regular"/>
-          <w:b w:val="0"/>
-          <w:i w:val="0"/>
-          <w:color w:val="000000"/>
-          <w:sz w:val="24"/>
-        </w:rPr>
-        <w:hyperlink r:id="rId21" w:history="1">
-          <w:r>
-            <w:rPr>
-              <w:rStyle w:val="Hyperlink"/>
-            </w:rPr>
-            <w:t>n</w:t>
-          </w:r>
-        </w:hyperlink>
-      </w:r>
-      <w:r>
-        <w:rPr>
-          <w:u w:val="single" w:color="0000ff"/>
-          <w:rFonts w:ascii="Charis SIL Regular" w:hAnsi="Charis SIL Regular" w:eastAsia="Charis SIL Regular"/>
-          <w:b w:val="0"/>
-          <w:i w:val="0"/>
-          <w:color w:val="000000"/>
-          <w:sz w:val="24"/>
-        </w:rPr>
-        <w:hyperlink r:id="rId21" w:history="1">
-          <w:r>
-            <w:rPr>
-              <w:rStyle w:val="Hyperlink"/>
-            </w:rPr>
-            <w:t>y</w:t>
-          </w:r>
-        </w:hyperlink>
-      </w:r>
-      <w:r>
-        <w:rPr>
-          <w:u w:val="single" w:color="0000ff"/>
-          <w:rFonts w:ascii="Charis SIL Regular" w:hAnsi="Charis SIL Regular" w:eastAsia="Charis SIL Regular"/>
-          <w:b w:val="0"/>
-          <w:i w:val="0"/>
-          <w:color w:val="000000"/>
-          <w:sz w:val="24"/>
-        </w:rPr>
-        <w:hyperlink r:id="rId21" w:history="1">
-          <w:r>
-            <w:rPr>
-              <w:rStyle w:val="Hyperlink"/>
-            </w:rPr>
-            <w:t xml:space="preserve"> objects </w:t>
-          </w:r>
-        </w:hyperlink>
-      </w:r>
-      <w:r>
-        <w:rPr>
-          <w:rFonts w:ascii="Charis SIL Regular" w:hAnsi="Charis SIL Regular" w:eastAsia="Charis SIL Regular"/>
-          <w:b w:val="0"/>
-          <w:i w:val="0"/>
-          <w:color w:val="000000"/>
-          <w:sz w:val="24"/>
-        </w:rPr>
-        <w:t>also went missing or were</w:t>
-      </w:r>
-      <w:r>
-        <w:rPr>
-          <w:u w:val="single" w:color="0000ff"/>
-          <w:rFonts w:ascii="Charis SIL Regular" w:hAnsi="Charis SIL Regular" w:eastAsia="Charis SIL Regular"/>
-          <w:b w:val="0"/>
-          <w:i w:val="0"/>
-          <w:color w:val="000000"/>
-          <w:sz w:val="24"/>
-        </w:rPr>
-        <w:t xml:space="preserve"> lost during this </w:t>
-      </w:r>
-      <w:r>
-        <w:rPr>
-          <w:u w:val="single" w:color="0000ff"/>
-          <w:rFonts w:ascii="Charis SIL Regular" w:hAnsi="Charis SIL Regular" w:eastAsia="Charis SIL Regular"/>
-          <w:b w:val="0"/>
-          <w:i w:val="0"/>
-          <w:color w:val="000000"/>
-          <w:sz w:val="24"/>
-        </w:rPr>
-        <w:hyperlink r:id="rId22" w:history="1">
-          <w:r>
-            <w:rPr>
-              <w:rStyle w:val="Hyperlink"/>
-            </w:rPr>
-            <w:t>time. Th</w:t>
-          </w:r>
-        </w:hyperlink>
-      </w:r>
-      <w:r>
-        <w:rPr>
-          <w:rFonts w:ascii="Charis SIL Regular" w:hAnsi="Charis SIL Regular" w:eastAsia="Charis SIL Regular"/>
-          <w:b w:val="0"/>
-          <w:i w:val="0"/>
-          <w:color w:val="000000"/>
-          <w:sz w:val="24"/>
-        </w:rPr>
-        <w:t xml:space="preserve">e third and final director </w:t>
-      </w:r>
-      <w:r>
-        <w:rPr>
-          <w:rFonts w:ascii="Charis SIL Regular" w:hAnsi="Charis SIL Regular" w:eastAsia="Charis SIL Regular"/>
-          <w:b w:val="0"/>
-          <w:i w:val="0"/>
-          <w:color w:val="0000FF"/>
-          <w:sz w:val="24"/>
-          <w:u w:val="single"/>
-        </w:rPr>
-        <w:hyperlink r:id="rId23" w:history="1">
-          <w:r>
-            <w:rPr>
-              <w:rStyle w:val="Hyperlink"/>
-            </w:rPr>
-            <w:t>David</w:t>
-          </w:r>
-        </w:hyperlink>
-      </w:r>
-      <w:r>
-        <w:rPr>
-          <w:rFonts w:ascii="Charis SIL Regular" w:hAnsi="Charis SIL Regular" w:eastAsia="Charis SIL Regular"/>
-          <w:b w:val="0"/>
-          <w:i w:val="0"/>
-          <w:color w:val="0000FF"/>
-          <w:sz w:val="24"/>
-          <w:u w:val="single"/>
-        </w:rPr>
-        <w:t xml:space="preserve"> </w:t>
-      </w:r>
-      <w:r>
-        <w:rPr>
-          <w:rFonts w:ascii="Charis SIL Regular" w:hAnsi="Charis SIL Regular" w:eastAsia="Charis SIL Regular"/>
-          <w:b w:val="0"/>
-          <w:i w:val="0"/>
-          <w:color w:val="0000FF"/>
-          <w:sz w:val="24"/>
-          <w:u w:val="single"/>
-        </w:rPr>
-        <w:hyperlink r:id="rId23" w:history="1">
-          <w:r>
-            <w:rPr>
-              <w:rStyle w:val="Hyperlink"/>
-            </w:rPr>
-            <w:t>van</w:t>
-          </w:r>
-        </w:hyperlink>
-      </w:r>
-      <w:r>
-        <w:rPr>
-          <w:rFonts w:ascii="Charis SIL Regular" w:hAnsi="Charis SIL Regular" w:eastAsia="Charis SIL Regular"/>
-          <w:b w:val="0"/>
-          <w:i w:val="0"/>
-          <w:color w:val="0000FF"/>
-          <w:sz w:val="24"/>
-          <w:u w:val="single"/>
-        </w:rPr>
-        <w:t xml:space="preserve"> </w:t>
-      </w:r>
-      <w:r>
-        <w:rPr>
-          <w:rFonts w:ascii="Charis SIL Regular" w:hAnsi="Charis SIL Regular" w:eastAsia="Charis SIL Regular"/>
-          <w:b w:val="0"/>
-          <w:i w:val="0"/>
-          <w:color w:val="0000FF"/>
-          <w:sz w:val="24"/>
-          <w:u w:val="single"/>
-        </w:rPr>
-        <w:hyperlink r:id="rId23" w:history="1">
-          <w:r>
-            <w:rPr>
-              <w:rStyle w:val="Hyperlink"/>
-            </w:rPr>
             <w:t xml:space="preserve">der </w:t>
           </w:r>
         </w:hyperlink>
@@ -3156,7 +3328,7 @@
           <w:sz w:val="24"/>
           <w:u w:val="single"/>
         </w:rPr>
-        <w:hyperlink r:id="rId23" w:history="1">
+        <w:hyperlink r:id="rId22" w:history="1">
           <w:r>
             <w:rPr>
               <w:rStyle w:val="Hyperlink"/>
@@ -3184,7 +3356,7 @@
           <w:color w:val="000000"/>
           <w:sz w:val="24"/>
         </w:rPr>
-        <w:hyperlink r:id="rId23" w:history="1">
+        <w:hyperlink r:id="rId22" w:history="1">
           <w:r>
             <w:rPr>
               <w:rStyle w:val="Hyperlink"/>
@@ -3202,7 +3374,7 @@
           <w:color w:val="000000"/>
           <w:sz w:val="24"/>
         </w:rPr>
-        <w:hyperlink r:id="rId23" w:history="1">
+        <w:hyperlink r:id="rId22" w:history="1">
           <w:r>
             <w:rPr>
               <w:rStyle w:val="Hyperlink"/>
@@ -3213,41 +3385,70 @@
       </w:r>
       <w:r>
         <w:rPr>
+          <w:u w:val="single" w:color="0000ff"/>
           <w:rFonts w:ascii="Charis SIL Regular" w:hAnsi="Charis SIL Regular" w:eastAsia="Charis SIL Regular"/>
           <w:b w:val="0"/>
           <w:i w:val="0"/>
           <w:color w:val="000000"/>
           <w:sz w:val="24"/>
         </w:rPr>
-        <w:t>lf Eff</w:t>
-      </w:r>
-      <w:r>
-        <w:rPr>
-          <w:u w:val="single" w:color="0000ff"/>
-          <w:rFonts w:ascii="Charis SIL Regular" w:hAnsi="Charis SIL Regular" w:eastAsia="Charis SIL Regular"/>
-          <w:b w:val="0"/>
-          <w:i w:val="0"/>
-          <w:color w:val="000000"/>
-          <w:sz w:val="24"/>
-        </w:rPr>
-        <w:hyperlink r:id="rId23" w:history="1">
+        <w:hyperlink r:id="rId22" w:history="1">
           <w:r>
             <w:rPr>
               <w:rStyle w:val="Hyperlink"/>
             </w:rPr>
-            <w:t>ert</w:t>
+            <w:t>lf E</w:t>
           </w:r>
         </w:hyperlink>
       </w:r>
       <w:r>
         <w:rPr>
+          <w:u w:val="single" w:color="0000ff"/>
           <w:rFonts w:ascii="Charis SIL Regular" w:hAnsi="Charis SIL Regular" w:eastAsia="Charis SIL Regular"/>
           <w:b w:val="0"/>
           <w:i w:val="0"/>
           <w:color w:val="000000"/>
           <w:sz w:val="24"/>
         </w:rPr>
-        <w:hyperlink r:id="rId23" w:history="1">
+        <w:t>ff</w:t>
+      </w:r>
+      <w:r>
+        <w:rPr>
+          <w:u w:val="single" w:color="0000ff"/>
+          <w:rFonts w:ascii="Charis SIL Regular" w:hAnsi="Charis SIL Regular" w:eastAsia="Charis SIL Regular"/>
+          <w:b w:val="0"/>
+          <w:i w:val="0"/>
+          <w:color w:val="000000"/>
+          <w:sz w:val="24"/>
+        </w:rPr>
+        <w:hyperlink r:id="rId22" w:history="1">
+          <w:r>
+            <w:rPr>
+              <w:rStyle w:val="Hyperlink"/>
+            </w:rPr>
+            <w:t>er</w:t>
+          </w:r>
+        </w:hyperlink>
+      </w:r>
+      <w:r>
+        <w:rPr>
+          <w:rFonts w:ascii="Charis SIL Regular" w:hAnsi="Charis SIL Regular" w:eastAsia="Charis SIL Regular"/>
+          <w:b w:val="0"/>
+          <w:i w:val="0"/>
+          <w:color w:val="000000"/>
+          <w:sz w:val="24"/>
+        </w:rPr>
+        <w:t>t</w:t>
+      </w:r>
+      <w:r>
+        <w:rPr>
+          <w:rFonts w:ascii="Charis SIL Regular" w:hAnsi="Charis SIL Regular" w:eastAsia="Charis SIL Regular"/>
+          <w:b w:val="0"/>
+          <w:i w:val="0"/>
+          <w:color w:val="000000"/>
+          <w:sz w:val="24"/>
+        </w:rPr>
+        <w:hyperlink r:id="rId22" w:history="1">
           <w:r>
             <w:rPr>
               <w:rStyle w:val="Hyperlink"/>
@@ -3275,7 +3476,7 @@
           <w:color w:val="000000"/>
           <w:sz w:val="24"/>
         </w:rPr>
-        <w:hyperlink r:id="rId23" w:history="1">
+        <w:hyperlink r:id="rId22" w:history="1">
           <w:r>
             <w:rPr>
               <w:rStyle w:val="Hyperlink"/>
@@ -3366,7 +3567,7 @@
           <w:sz w:val="24"/>
           <w:u w:val="single"/>
         </w:rPr>
-        <w:hyperlink r:id="rId24" w:history="1">
+        <w:hyperlink r:id="rId23" w:history="1">
           <w:r>
             <w:rPr>
               <w:rStyle w:val="Hyperlink"/>
@@ -3384,7 +3585,7 @@
           <w:sz w:val="24"/>
           <w:u w:val="single"/>
         </w:rPr>
-        <w:hyperlink r:id="rId24" w:history="1">
+        <w:hyperlink r:id="rId23" w:history="1">
           <w:r>
             <w:rPr>
               <w:rStyle w:val="Hyperlink"/>
@@ -3413,7 +3614,7 @@
           <w:sz w:val="24"/>
           <w:u w:val="single"/>
         </w:rPr>
-        <w:hyperlink r:id="rId24" w:history="1">
+        <w:hyperlink r:id="rId23" w:history="1">
           <w:r>
             <w:rPr>
               <w:rStyle w:val="Hyperlink"/>
@@ -3533,7 +3734,7 @@
           <w:sz w:val="24"/>
           <w:u w:val="single"/>
         </w:rPr>
-        <w:hyperlink r:id="rId25" w:history="1">
+        <w:hyperlink r:id="rId24" w:history="1">
           <w:r>
             <w:rPr>
               <w:rStyle w:val="Hyperlink"/>
@@ -3562,7 +3763,7 @@
           <w:sz w:val="24"/>
           <w:u w:val="single"/>
         </w:rPr>
-        <w:hyperlink r:id="rId25" w:history="1">
+        <w:hyperlink r:id="rId24" w:history="1">
           <w:r>
             <w:rPr>
               <w:rStyle w:val="Hyperlink"/>
@@ -3591,7 +3792,7 @@
           <w:sz w:val="24"/>
           <w:u w:val="single"/>
         </w:rPr>
-        <w:hyperlink r:id="rId25" w:history="1">
+        <w:hyperlink r:id="rId24" w:history="1">
           <w:r>
             <w:rPr>
               <w:rStyle w:val="Hyperlink"/>
@@ -3620,7 +3821,7 @@
           <w:sz w:val="24"/>
           <w:u w:val="single"/>
         </w:rPr>
-        <w:hyperlink r:id="rId25" w:history="1">
+        <w:hyperlink r:id="rId24" w:history="1">
           <w:r>
             <w:rPr>
               <w:rStyle w:val="Hyperlink"/>
@@ -3649,7 +3850,7 @@
           <w:sz w:val="24"/>
           <w:u w:val="single"/>
         </w:rPr>
-        <w:hyperlink r:id="rId25" w:history="1">
+        <w:hyperlink r:id="rId24" w:history="1">
           <w:r>
             <w:rPr>
               <w:rStyle w:val="Hyperlink"/>
@@ -3687,7 +3888,7 @@
           <w:color w:val="000000"/>
           <w:sz w:val="24"/>
         </w:rPr>
-        <w:hyperlink r:id="rId25" w:history="1">
+        <w:hyperlink r:id="rId24" w:history="1">
           <w:r>
             <w:rPr>
               <w:rStyle w:val="Hyperlink"/>
@@ -3705,7 +3906,7 @@
           <w:color w:val="000000"/>
           <w:sz w:val="24"/>
         </w:rPr>
-        <w:hyperlink r:id="rId25" w:history="1">
+        <w:hyperlink r:id="rId24" w:history="1">
           <w:r>
             <w:rPr>
               <w:rStyle w:val="Hyperlink"/>
@@ -3723,7 +3924,7 @@
           <w:color w:val="000000"/>
           <w:sz w:val="24"/>
         </w:rPr>
-        <w:hyperlink r:id="rId25" w:history="1">
+        <w:hyperlink r:id="rId24" w:history="1">
           <w:r>
             <w:rPr>
               <w:rStyle w:val="Hyperlink"/>
@@ -3741,7 +3942,7 @@
           <w:color w:val="000000"/>
           <w:sz w:val="24"/>
         </w:rPr>
-        <w:hyperlink r:id="rId25" w:history="1">
+        <w:hyperlink r:id="rId24" w:history="1">
           <w:r>
             <w:rPr>
               <w:rStyle w:val="Hyperlink"/>
@@ -3759,7 +3960,14 @@
           <w:color w:val="000000"/>
           <w:sz w:val="24"/>
         </w:rPr>
-        <w:t>rch in</w:t>
+        <w:hyperlink r:id="rId24" w:history="1">
+          <w:r>
+            <w:rPr>
+              <w:rStyle w:val="Hyperlink"/>
+            </w:rPr>
+            <w:t>rc</w:t>
+          </w:r>
+        </w:hyperlink>
       </w:r>
       <w:r>
         <w:rPr>
@@ -3770,7 +3978,25 @@
           <w:color w:val="000000"/>
           <w:sz w:val="24"/>
         </w:rPr>
-        <w:hyperlink r:id="rId25" w:history="1">
+        <w:hyperlink r:id="rId24" w:history="1">
+          <w:r>
+            <w:rPr>
+              <w:rStyle w:val="Hyperlink"/>
+            </w:rPr>
+            <w:t>h in</w:t>
+          </w:r>
+        </w:hyperlink>
+      </w:r>
+      <w:r>
+        <w:rPr>
+          <w:u w:val="single" w:color="0000ff"/>
+          <w:rFonts w:ascii="Charis SIL Regular" w:hAnsi="Charis SIL Regular" w:eastAsia="Charis SIL Regular"/>
+          <w:b w:val="0"/>
+          <w:i w:val="0"/>
+          <w:color w:val="000000"/>
+          <w:sz w:val="24"/>
+        </w:rPr>
+        <w:hyperlink r:id="rId24" w:history="1">
           <w:r>
             <w:rPr>
               <w:rStyle w:val="Hyperlink"/>
@@ -3808,7 +4034,7 @@
           <w:sz w:val="24"/>
           <w:u w:val="single"/>
         </w:rPr>
-        <w:hyperlink r:id="rId26" w:history="1">
+        <w:hyperlink r:id="rId25" w:history="1">
           <w:r>
             <w:rPr>
               <w:rStyle w:val="Hyperlink"/>
@@ -3846,7 +4072,7 @@
           <w:color w:val="000000"/>
           <w:sz w:val="24"/>
         </w:rPr>
-        <w:hyperlink r:id="rId26" w:history="1">
+        <w:hyperlink r:id="rId25" w:history="1">
           <w:r>
             <w:rPr>
               <w:rStyle w:val="Hyperlink"/>
@@ -4311,7 +4537,7 @@
           <w:color w:val="0000FF"/>
           <w:sz w:val="24"/>
         </w:rPr>
-        <w:hyperlink r:id="rId27" w:history="1">
+        <w:hyperlink r:id="rId26" w:history="1">
           <w:r>
             <w:rPr>
               <w:rStyle w:val="Hyperlink"/>
@@ -4328,7 +4554,7 @@
           <w:color w:val="0000FF"/>
           <w:sz w:val="24"/>
         </w:rPr>
-        <w:hyperlink r:id="rId27" w:history="1">
+        <w:hyperlink r:id="rId26" w:history="1">
           <w:r>
             <w:rPr>
               <w:rStyle w:val="Hyperlink"/>
@@ -4436,7 +4662,7 @@
           <w:sz w:val="24"/>
           <w:u w:val="single"/>
         </w:rPr>
-        <w:hyperlink r:id="rId28" w:history="1">
+        <w:hyperlink r:id="rId27" w:history="1">
           <w:r>
             <w:rPr>
               <w:rStyle w:val="Hyperlink"/>
@@ -4454,7 +4680,7 @@
           <w:sz w:val="24"/>
           <w:u w:val="single"/>
         </w:rPr>
-        <w:hyperlink r:id="rId28" w:history="1">
+        <w:hyperlink r:id="rId27" w:history="1">
           <w:r>
             <w:rPr>
               <w:rStyle w:val="Hyperlink"/>
@@ -4472,7 +4698,7 @@
           <w:sz w:val="24"/>
           <w:u w:val="single"/>
         </w:rPr>
-        <w:hyperlink r:id="rId28" w:history="1">
+        <w:hyperlink r:id="rId27" w:history="1">
           <w:r>
             <w:rPr>
               <w:rStyle w:val="Hyperlink"/>
@@ -4490,7 +4716,7 @@
           <w:sz w:val="24"/>
           <w:u w:val="single"/>
         </w:rPr>
-        <w:hyperlink r:id="rId28" w:history="1">
+        <w:hyperlink r:id="rId27" w:history="1">
           <w:r>
             <w:rPr>
               <w:rStyle w:val="Hyperlink"/>
@@ -4508,7 +4734,7 @@
           <w:sz w:val="24"/>
           <w:u w:val="single"/>
         </w:rPr>
-        <w:hyperlink r:id="rId28" w:history="1">
+        <w:hyperlink r:id="rId27" w:history="1">
           <w:r>
             <w:rPr>
               <w:rStyle w:val="Hyperlink"/>
@@ -4526,7 +4752,7 @@
           <w:sz w:val="24"/>
           <w:u w:val="single"/>
         </w:rPr>
-        <w:hyperlink r:id="rId28" w:history="1">
+        <w:hyperlink r:id="rId27" w:history="1">
           <w:r>
             <w:rPr>
               <w:rStyle w:val="Hyperlink"/>
@@ -4544,7 +4770,7 @@
           <w:sz w:val="24"/>
           <w:u w:val="single"/>
         </w:rPr>
-        <w:hyperlink r:id="rId28" w:history="1">
+        <w:hyperlink r:id="rId27" w:history="1">
           <w:r>
             <w:rPr>
               <w:rStyle w:val="Hyperlink"/>
@@ -4562,7 +4788,7 @@
           <w:sz w:val="24"/>
           <w:u w:val="single"/>
         </w:rPr>
-        <w:hyperlink r:id="rId28" w:history="1">
+        <w:hyperlink r:id="rId27" w:history="1">
           <w:r>
             <w:rPr>
               <w:rStyle w:val="Hyperlink"/>
@@ -4580,7 +4806,7 @@
           <w:sz w:val="24"/>
           <w:u w:val="single"/>
         </w:rPr>
-        <w:hyperlink r:id="rId28" w:history="1">
+        <w:hyperlink r:id="rId27" w:history="1">
           <w:r>
             <w:rPr>
               <w:rStyle w:val="Hyperlink"/>
@@ -4737,7 +4963,7 @@
           <w:sz w:val="24"/>
           <w:u w:val="single"/>
         </w:rPr>
-        <w:hyperlink r:id="rId29" w:history="1">
+        <w:hyperlink r:id="rId28" w:history="1">
           <w:r>
             <w:rPr>
               <w:rStyle w:val="Hyperlink"/>
@@ -4755,7 +4981,7 @@
           <w:sz w:val="24"/>
           <w:u w:val="single"/>
         </w:rPr>
-        <w:hyperlink r:id="rId29" w:history="1">
+        <w:hyperlink r:id="rId28" w:history="1">
           <w:r>
             <w:rPr>
               <w:rStyle w:val="Hyperlink"/>
@@ -4773,7 +4999,7 @@
           <w:sz w:val="24"/>
           <w:u w:val="single"/>
         </w:rPr>
-        <w:hyperlink r:id="rId29" w:history="1">
+        <w:hyperlink r:id="rId28" w:history="1">
           <w:r>
             <w:rPr>
               <w:rStyle w:val="Hyperlink"/>
@@ -4791,7 +5017,7 @@
           <w:sz w:val="24"/>
           <w:u w:val="single"/>
         </w:rPr>
-        <w:hyperlink r:id="rId29" w:history="1">
+        <w:hyperlink r:id="rId28" w:history="1">
           <w:r>
             <w:rPr>
               <w:rStyle w:val="Hyperlink"/>
@@ -4809,7 +5035,7 @@
           <w:sz w:val="24"/>
           <w:u w:val="single"/>
         </w:rPr>
-        <w:hyperlink r:id="rId29" w:history="1">
+        <w:hyperlink r:id="rId28" w:history="1">
           <w:r>
             <w:rPr>
               <w:rStyle w:val="Hyperlink"/>
@@ -4827,7 +5053,7 @@
           <w:sz w:val="24"/>
           <w:u w:val="single"/>
         </w:rPr>
-        <w:hyperlink r:id="rId29" w:history="1">
+        <w:hyperlink r:id="rId28" w:history="1">
           <w:r>
             <w:rPr>
               <w:rStyle w:val="Hyperlink"/>
@@ -4845,7 +5071,7 @@
           <w:sz w:val="24"/>
           <w:u w:val="single"/>
         </w:rPr>
-        <w:hyperlink r:id="rId29" w:history="1">
+        <w:hyperlink r:id="rId28" w:history="1">
           <w:r>
             <w:rPr>
               <w:rStyle w:val="Hyperlink"/>
@@ -4953,7 +5179,7 @@
           <w:sz w:val="24"/>
           <w:u w:val="single"/>
         </w:rPr>
-        <w:hyperlink r:id="rId30" w:history="1">
+        <w:hyperlink r:id="rId29" w:history="1">
           <w:r>
             <w:rPr>
               <w:rStyle w:val="Hyperlink"/>
@@ -4971,7 +5197,7 @@
           <w:sz w:val="24"/>
           <w:u w:val="single"/>
         </w:rPr>
-        <w:hyperlink r:id="rId30" w:history="1">
+        <w:hyperlink r:id="rId29" w:history="1">
           <w:r>
             <w:rPr>
               <w:rStyle w:val="Hyperlink"/>
@@ -4989,7 +5215,7 @@
           <w:sz w:val="24"/>
           <w:u w:val="single"/>
         </w:rPr>
-        <w:hyperlink r:id="rId30" w:history="1">
+        <w:hyperlink r:id="rId29" w:history="1">
           <w:r>
             <w:rPr>
               <w:rStyle w:val="Hyperlink"/>
@@ -5007,7 +5233,7 @@
           <w:sz w:val="24"/>
           <w:u w:val="single"/>
         </w:rPr>
-        <w:hyperlink r:id="rId30" w:history="1">
+        <w:hyperlink r:id="rId29" w:history="1">
           <w:r>
             <w:rPr>
               <w:rStyle w:val="Hyperlink"/>
@@ -5025,7 +5251,7 @@
           <w:sz w:val="24"/>
           <w:u w:val="single"/>
         </w:rPr>
-        <w:hyperlink r:id="rId30" w:history="1">
+        <w:hyperlink r:id="rId29" w:history="1">
           <w:r>
             <w:rPr>
               <w:rStyle w:val="Hyperlink"/>
@@ -5132,7 +5358,7 @@
           <w:color w:val="0000FF"/>
           <w:sz w:val="24"/>
         </w:rPr>
-        <w:hyperlink r:id="rId31" w:history="1">
+        <w:hyperlink r:id="rId30" w:history="1">
           <w:r>
             <w:rPr>
               <w:rStyle w:val="Hyperlink"/>
@@ -5149,7 +5375,7 @@
           <w:color w:val="0000FF"/>
           <w:sz w:val="24"/>
         </w:rPr>
-        <w:hyperlink r:id="rId31" w:history="1">
+        <w:hyperlink r:id="rId30" w:history="1">
           <w:r>
             <w:rPr>
               <w:rStyle w:val="Hyperlink"/>
@@ -5246,7 +5472,7 @@
           <w:color w:val="0000FF"/>
           <w:sz w:val="24"/>
         </w:rPr>
-        <w:hyperlink r:id="rId32" w:history="1">
+        <w:hyperlink r:id="rId31" w:history="1">
           <w:r>
             <w:rPr>
               <w:rStyle w:val="Hyperlink"/>
@@ -5263,7 +5489,7 @@
           <w:color w:val="0000FF"/>
           <w:sz w:val="24"/>
         </w:rPr>
-        <w:hyperlink r:id="rId32" w:history="1">
+        <w:hyperlink r:id="rId31" w:history="1">
           <w:r>
             <w:rPr>
               <w:rStyle w:val="Hyperlink"/>
@@ -5383,7 +5609,7 @@
           <w:color w:val="0000FF"/>
           <w:sz w:val="24"/>
         </w:rPr>
-        <w:hyperlink r:id="rId33" w:history="1">
+        <w:hyperlink r:id="rId32" w:history="1">
           <w:r>
             <w:rPr>
               <w:rStyle w:val="Hyperlink"/>
@@ -5400,7 +5626,7 @@
           <w:color w:val="0000FF"/>
           <w:sz w:val="24"/>
         </w:rPr>
-        <w:hyperlink r:id="rId33" w:history="1">
+        <w:hyperlink r:id="rId32" w:history="1">
           <w:r>
             <w:rPr>
               <w:rStyle w:val="Hyperlink"/>
@@ -5528,7 +5754,7 @@
           <w:sz w:val="24"/>
           <w:u w:val="single"/>
         </w:rPr>
-        <w:hyperlink r:id="rId34" w:history="1">
+        <w:hyperlink r:id="rId33" w:history="1">
           <w:r>
             <w:rPr>
               <w:rStyle w:val="Hyperlink"/>
@@ -5546,7 +5772,7 @@
           <w:sz w:val="24"/>
           <w:u w:val="single"/>
         </w:rPr>
-        <w:hyperlink r:id="rId34" w:history="1">
+        <w:hyperlink r:id="rId33" w:history="1">
           <w:r>
             <w:rPr>
               <w:rStyle w:val="Hyperlink"/>
@@ -5564,7 +5790,7 @@
           <w:sz w:val="24"/>
           <w:u w:val="single"/>
         </w:rPr>
-        <w:hyperlink r:id="rId34" w:history="1">
+        <w:hyperlink r:id="rId33" w:history="1">
           <w:r>
             <w:rPr>
               <w:rStyle w:val="Hyperlink"/>
@@ -5592,7 +5818,7 @@
           <w:sz w:val="24"/>
           <w:u w:val="single"/>
         </w:rPr>
-        <w:hyperlink r:id="rId35" w:history="1">
+        <w:hyperlink r:id="rId34" w:history="1">
           <w:r>
             <w:rPr>
               <w:rStyle w:val="Hyperlink"/>
@@ -5621,7 +5847,7 @@
           <w:sz w:val="24"/>
           <w:u w:val="single"/>
         </w:rPr>
-        <w:hyperlink r:id="rId35" w:history="1">
+        <w:hyperlink r:id="rId34" w:history="1">
           <w:r>
             <w:rPr>
               <w:rStyle w:val="Hyperlink"/>
@@ -5748,7 +5974,7 @@
           <w:sz w:val="24"/>
           <w:u w:val="single"/>
         </w:rPr>
-        <w:hyperlink r:id="rId36" w:history="1">
+        <w:hyperlink r:id="rId35" w:history="1">
           <w:r>
             <w:rPr>
               <w:rStyle w:val="Hyperlink"/>
@@ -5777,7 +6003,7 @@
           <w:sz w:val="24"/>
           <w:u w:val="single"/>
         </w:rPr>
-        <w:hyperlink r:id="rId36" w:history="1">
+        <w:hyperlink r:id="rId35" w:history="1">
           <w:r>
             <w:rPr>
               <w:rStyle w:val="Hyperlink"/>
@@ -5805,7 +6031,7 @@
           <w:sz w:val="24"/>
           <w:u w:val="single"/>
         </w:rPr>
-        <w:hyperlink r:id="rId37" w:history="1">
+        <w:hyperlink r:id="rId36" w:history="1">
           <w:r>
             <w:rPr>
               <w:rStyle w:val="Hyperlink"/>
@@ -5823,7 +6049,7 @@
           <w:sz w:val="24"/>
           <w:u w:val="single"/>
         </w:rPr>
-        <w:hyperlink r:id="rId37" w:history="1">
+        <w:hyperlink r:id="rId36" w:history="1">
           <w:r>
             <w:rPr>
               <w:rStyle w:val="Hyperlink"/>
@@ -5841,7 +6067,7 @@
           <w:sz w:val="24"/>
           <w:u w:val="single"/>
         </w:rPr>
-        <w:hyperlink r:id="rId37" w:history="1">
+        <w:hyperlink r:id="rId36" w:history="1">
           <w:r>
             <w:rPr>
               <w:rStyle w:val="Hyperlink"/>
@@ -5859,7 +6085,7 @@
           <w:sz w:val="24"/>
           <w:u w:val="single"/>
         </w:rPr>
-        <w:hyperlink r:id="rId37" w:history="1">
+        <w:hyperlink r:id="rId36" w:history="1">
           <w:r>
             <w:rPr>
               <w:rStyle w:val="Hyperlink"/>
@@ -5877,7 +6103,7 @@
           <w:sz w:val="24"/>
           <w:u w:val="single"/>
         </w:rPr>
-        <w:hyperlink r:id="rId37" w:history="1">
+        <w:hyperlink r:id="rId36" w:history="1">
           <w:r>
             <w:rPr>
               <w:rStyle w:val="Hyperlink"/>
@@ -5895,7 +6121,7 @@
           <w:sz w:val="24"/>
           <w:u w:val="single"/>
         </w:rPr>
-        <w:hyperlink r:id="rId37" w:history="1">
+        <w:hyperlink r:id="rId36" w:history="1">
           <w:r>
             <w:rPr>
               <w:rStyle w:val="Hyperlink"/>
@@ -5913,7 +6139,7 @@
           <w:sz w:val="24"/>
           <w:u w:val="single"/>
         </w:rPr>
-        <w:hyperlink r:id="rId37" w:history="1">
+        <w:hyperlink r:id="rId36" w:history="1">
           <w:r>
             <w:rPr>
               <w:rStyle w:val="Hyperlink"/>
@@ -6021,7 +6247,7 @@
           <w:sz w:val="24"/>
           <w:u w:val="single"/>
         </w:rPr>
-        <w:hyperlink r:id="rId38" w:history="1">
+        <w:hyperlink r:id="rId37" w:history="1">
           <w:r>
             <w:rPr>
               <w:rStyle w:val="Hyperlink"/>
@@ -6039,7 +6265,7 @@
           <w:sz w:val="24"/>
           <w:u w:val="single"/>
         </w:rPr>
-        <w:hyperlink r:id="rId38" w:history="1">
+        <w:hyperlink r:id="rId37" w:history="1">
           <w:r>
             <w:rPr>
               <w:rStyle w:val="Hyperlink"/>
@@ -6057,7 +6283,7 @@
           <w:sz w:val="24"/>
           <w:u w:val="single"/>
         </w:rPr>
-        <w:hyperlink r:id="rId38" w:history="1">
+        <w:hyperlink r:id="rId37" w:history="1">
           <w:r>
             <w:rPr>
               <w:rStyle w:val="Hyperlink"/>
@@ -6075,7 +6301,7 @@
           <w:sz w:val="24"/>
           <w:u w:val="single"/>
         </w:rPr>
-        <w:hyperlink r:id="rId38" w:history="1">
+        <w:hyperlink r:id="rId37" w:history="1">
           <w:r>
             <w:rPr>
               <w:rStyle w:val="Hyperlink"/>
@@ -6103,7 +6329,7 @@
           <w:sz w:val="24"/>
           <w:u w:val="single"/>
         </w:rPr>
-        <w:hyperlink r:id="rId39" w:history="1">
+        <w:hyperlink r:id="rId38" w:history="1">
           <w:r>
             <w:rPr>
               <w:rStyle w:val="Hyperlink"/>
@@ -6132,7 +6358,7 @@
           <w:sz w:val="24"/>
           <w:u w:val="single"/>
         </w:rPr>
-        <w:hyperlink r:id="rId39" w:history="1">
+        <w:hyperlink r:id="rId38" w:history="1">
           <w:r>
             <w:rPr>
               <w:rStyle w:val="Hyperlink"/>
@@ -6260,7 +6486,7 @@
           <w:sz w:val="24"/>
           <w:u w:val="single"/>
         </w:rPr>
-        <w:hyperlink r:id="rId40" w:history="1">
+        <w:hyperlink r:id="rId39" w:history="1">
           <w:r>
             <w:rPr>
               <w:rStyle w:val="Hyperlink"/>
@@ -6278,7 +6504,7 @@
           <w:sz w:val="24"/>
           <w:u w:val="single"/>
         </w:rPr>
-        <w:hyperlink r:id="rId40" w:history="1">
+        <w:hyperlink r:id="rId39" w:history="1">
           <w:r>
             <w:rPr>
               <w:rStyle w:val="Hyperlink"/>
@@ -6406,7 +6632,7 @@
           <w:sz w:val="24"/>
           <w:u w:val="single"/>
         </w:rPr>
-        <w:hyperlink r:id="rId41" w:history="1">
+        <w:hyperlink r:id="rId40" w:history="1">
           <w:r>
             <w:rPr>
               <w:rStyle w:val="Hyperlink"/>
@@ -6424,7 +6650,7 @@
           <w:sz w:val="24"/>
           <w:u w:val="single"/>
         </w:rPr>
-        <w:hyperlink r:id="rId41" w:history="1">
+        <w:hyperlink r:id="rId40" w:history="1">
           <w:r>
             <w:rPr>
               <w:rStyle w:val="Hyperlink"/>
@@ -6442,7 +6668,7 @@
           <w:sz w:val="24"/>
           <w:u w:val="single"/>
         </w:rPr>
-        <w:hyperlink r:id="rId41" w:history="1">
+        <w:hyperlink r:id="rId40" w:history="1">
           <w:r>
             <w:rPr>
               <w:rStyle w:val="Hyperlink"/>
@@ -6460,7 +6686,7 @@
           <w:sz w:val="24"/>
           <w:u w:val="single"/>
         </w:rPr>
-        <w:hyperlink r:id="rId41" w:history="1">
+        <w:hyperlink r:id="rId40" w:history="1">
           <w:r>
             <w:rPr>
               <w:rStyle w:val="Hyperlink"/>
@@ -6578,7 +6804,7 @@
           <w:sz w:val="24"/>
           <w:u w:val="single"/>
         </w:rPr>
-        <w:hyperlink r:id="rId42" w:history="1">
+        <w:hyperlink r:id="rId41" w:history="1">
           <w:r>
             <w:rPr>
               <w:rStyle w:val="Hyperlink"/>
@@ -6596,7 +6822,7 @@
           <w:sz w:val="24"/>
           <w:u w:val="single"/>
         </w:rPr>
-        <w:hyperlink r:id="rId42" w:history="1">
+        <w:hyperlink r:id="rId41" w:history="1">
           <w:r>
             <w:rPr>
               <w:rStyle w:val="Hyperlink"/>
@@ -6614,7 +6840,7 @@
           <w:sz w:val="24"/>
           <w:u w:val="single"/>
         </w:rPr>
-        <w:hyperlink r:id="rId42" w:history="1">
+        <w:hyperlink r:id="rId41" w:history="1">
           <w:r>
             <w:rPr>
               <w:rStyle w:val="Hyperlink"/>
@@ -6632,7 +6858,7 @@
           <w:sz w:val="24"/>
           <w:u w:val="single"/>
         </w:rPr>
-        <w:hyperlink r:id="rId42" w:history="1">
+        <w:hyperlink r:id="rId41" w:history="1">
           <w:r>
             <w:rPr>
               <w:rStyle w:val="Hyperlink"/>
@@ -6660,7 +6886,7 @@
           <w:sz w:val="24"/>
           <w:u w:val="single"/>
         </w:rPr>
-        <w:hyperlink r:id="rId43" w:history="1">
+        <w:hyperlink r:id="rId42" w:history="1">
           <w:r>
             <w:rPr>
               <w:rStyle w:val="Hyperlink"/>
@@ -6678,7 +6904,7 @@
           <w:sz w:val="24"/>
           <w:u w:val="single"/>
         </w:rPr>
-        <w:hyperlink r:id="rId43" w:history="1">
+        <w:hyperlink r:id="rId42" w:history="1">
           <w:r>
             <w:rPr>
               <w:rStyle w:val="Hyperlink"/>
@@ -6707,7 +6933,7 @@
           <w:sz w:val="24"/>
           <w:u w:val="single"/>
         </w:rPr>
-        <w:hyperlink r:id="rId43" w:history="1">
+        <w:hyperlink r:id="rId42" w:history="1">
           <w:r>
             <w:rPr>
               <w:rStyle w:val="Hyperlink"/>
@@ -6718,6 +6944,7 @@
       </w:r>
       <w:r>
         <w:rPr>
+          <w:u w:val="single" w:color="0000ff"/>
           <w:rFonts w:ascii="Charis SIL Regular" w:hAnsi="Charis SIL Regular" w:eastAsia="Charis SIL Regular"/>
           <w:b w:val="0"/>
           <w:i w:val="0"/>
@@ -6735,7 +6962,7 @@
           <w:sz w:val="24"/>
           <w:u w:val="single"/>
         </w:rPr>
-        <w:hyperlink r:id="rId42" w:history="1">
+        <w:hyperlink r:id="rId43" w:history="1">
           <w:r>
             <w:rPr>
               <w:rStyle w:val="Hyperlink"/>
@@ -6764,7 +6991,7 @@
           <w:sz w:val="24"/>
           <w:u w:val="single"/>
         </w:rPr>
-        <w:hyperlink r:id="rId42" w:history="1">
+        <w:hyperlink r:id="rId41" w:history="1">
           <w:r>
             <w:rPr>
               <w:rStyle w:val="Hyperlink"/>

--- a/EXPORTS/DOCX/published/niveau3/English/KKZ.docx
+++ b/EXPORTS/DOCX/published/niveau3/English/KKZ.docx
@@ -237,14 +237,7 @@
           <w:color w:val="000000"/>
           <w:sz w:val="24"/>
         </w:rPr>
-        <w:hyperlink r:id="rId9" w:history="1">
-          <w:r>
-            <w:rPr>
-              <w:rStyle w:val="Hyperlink"/>
-            </w:rPr>
-            <w:t>mpri</w:t>
-          </w:r>
-        </w:hyperlink>
+        <w:t>mpri</w:t>
       </w:r>
       <w:r>
         <w:rPr>
@@ -1803,7 +1796,7 @@
           <w:sz w:val="24"/>
           <w:u w:val="single"/>
         </w:rPr>
-        <w:hyperlink r:id="rId15" w:history="1">
+        <w:hyperlink r:id="rId16" w:history="1">
           <w:r>
             <w:rPr>
               <w:rStyle w:val="Hyperlink"/>
@@ -1832,7 +1825,7 @@
           <w:sz w:val="24"/>
           <w:u w:val="single"/>
         </w:rPr>
-        <w:hyperlink r:id="rId15" w:history="1">
+        <w:hyperlink r:id="rId16" w:history="1">
           <w:r>
             <w:rPr>
               <w:rStyle w:val="Hyperlink"/>
@@ -1861,7 +1854,7 @@
           <w:sz w:val="24"/>
           <w:u w:val="single"/>
         </w:rPr>
-        <w:hyperlink r:id="rId15" w:history="1">
+        <w:hyperlink r:id="rId16" w:history="1">
           <w:r>
             <w:rPr>
               <w:rStyle w:val="Hyperlink"/>
@@ -1879,7 +1872,7 @@
           <w:sz w:val="24"/>
           <w:u w:val="single"/>
         </w:rPr>
-        <w:hyperlink r:id="rId15" w:history="1">
+        <w:hyperlink r:id="rId16" w:history="1">
           <w:r>
             <w:rPr>
               <w:rStyle w:val="Hyperlink"/>
@@ -1897,7 +1890,7 @@
           <w:sz w:val="24"/>
           <w:u w:val="single"/>
         </w:rPr>
-        <w:hyperlink r:id="rId15" w:history="1">
+        <w:hyperlink r:id="rId16" w:history="1">
           <w:r>
             <w:rPr>
               <w:rStyle w:val="Hyperlink"/>
@@ -1915,14 +1908,7 @@
           <w:color w:val="000000"/>
           <w:sz w:val="24"/>
         </w:rPr>
-        <w:hyperlink r:id="rId15" w:history="1">
-          <w:r>
-            <w:rPr>
-              <w:rStyle w:val="Hyperlink"/>
-            </w:rPr>
-            <w:t xml:space="preserve">, the </w:t>
-          </w:r>
-        </w:hyperlink>
+        <w:t xml:space="preserve">, the </w:t>
       </w:r>
       <w:r>
         <w:rPr>
@@ -1933,7 +1919,7 @@
           <w:sz w:val="24"/>
           <w:u w:val="single"/>
         </w:rPr>
-        <w:hyperlink r:id="rId15" w:history="1">
+        <w:hyperlink r:id="rId17" w:history="1">
           <w:r>
             <w:rPr>
               <w:rStyle w:val="Hyperlink"/>
@@ -2132,7 +2118,7 @@
           <w:sz w:val="24"/>
           <w:u w:val="single"/>
         </w:rPr>
-        <w:hyperlink r:id="rId17" w:history="1">
+        <w:hyperlink r:id="rId16" w:history="1">
           <w:r>
             <w:rPr>
               <w:rStyle w:val="Hyperlink"/>
@@ -2161,12 +2147,181 @@
           <w:sz w:val="24"/>
           <w:u w:val="single"/>
         </w:rPr>
+        <w:hyperlink r:id="rId16" w:history="1">
+          <w:r>
+            <w:rPr>
+              <w:rStyle w:val="Hyperlink"/>
+            </w:rPr>
+            <w:t>St</w:t>
+          </w:r>
+        </w:hyperlink>
+      </w:r>
+      <w:r>
+        <w:rPr>
+          <w:rFonts w:ascii="Charis SIL Regular" w:hAnsi="Charis SIL Regular" w:eastAsia="Charis SIL Regular"/>
+          <w:b w:val="0"/>
+          <w:i w:val="0"/>
+          <w:color w:val="0000FF"/>
+          <w:sz w:val="24"/>
+          <w:u w:val="single"/>
+        </w:rPr>
+        <w:hyperlink r:id="rId16" w:history="1">
+          <w:r>
+            <w:rPr>
+              <w:rStyle w:val="Hyperlink"/>
+            </w:rPr>
+            <w:t>e</w:t>
+          </w:r>
+        </w:hyperlink>
+      </w:r>
+      <w:r>
+        <w:rPr>
+          <w:rFonts w:ascii="Charis SIL Regular" w:hAnsi="Charis SIL Regular" w:eastAsia="Charis SIL Regular"/>
+          <w:b w:val="0"/>
+          <w:i w:val="0"/>
+          <w:color w:val="0000FF"/>
+          <w:sz w:val="24"/>
+          <w:u w:val="single"/>
+        </w:rPr>
+        <w:hyperlink r:id="rId16" w:history="1">
+          <w:r>
+            <w:rPr>
+              <w:rStyle w:val="Hyperlink"/>
+            </w:rPr>
+            <w:t>nen</w:t>
+          </w:r>
+        </w:hyperlink>
+      </w:r>
+      <w:r>
+        <w:rPr>
+          <w:u w:val="single" w:color="0000ff"/>
+          <w:rFonts w:ascii="Charis SIL Regular" w:hAnsi="Charis SIL Regular" w:eastAsia="Charis SIL Regular"/>
+          <w:b w:val="0"/>
+          <w:i w:val="0"/>
+          <w:color w:val="000000"/>
+          <w:sz w:val="24"/>
+        </w:rPr>
+        <w:hyperlink r:id="rId16" w:history="1">
+          <w:r>
+            <w:rPr>
+              <w:rStyle w:val="Hyperlink"/>
+            </w:rPr>
+            <w:t>, the</w:t>
+          </w:r>
+        </w:hyperlink>
+      </w:r>
+      <w:r>
+        <w:rPr>
+          <w:u w:val="single" w:color="0000ff"/>
+          <w:rFonts w:ascii="Charis SIL Regular" w:hAnsi="Charis SIL Regular" w:eastAsia="Charis SIL Regular"/>
+          <w:b w:val="0"/>
+          <w:i w:val="0"/>
+          <w:color w:val="000000"/>
+          <w:sz w:val="24"/>
+        </w:rPr>
+        <w:t xml:space="preserve"> </w:t>
+      </w:r>
+      <w:r>
+        <w:rPr>
+          <w:rFonts w:ascii="Charis SIL Regular" w:hAnsi="Charis SIL Regular" w:eastAsia="Charis SIL Regular"/>
+          <w:b w:val="0"/>
+          <w:i w:val="0"/>
+          <w:color w:val="0000FF"/>
+          <w:sz w:val="24"/>
+          <w:u w:val="single"/>
+        </w:rPr>
+        <w:hyperlink r:id="rId16" w:history="1">
+          <w:r>
+            <w:rPr>
+              <w:rStyle w:val="Hyperlink"/>
+            </w:rPr>
+            <w:t>Ri</w:t>
+          </w:r>
+        </w:hyperlink>
+      </w:r>
+      <w:r>
+        <w:rPr>
+          <w:rFonts w:ascii="Charis SIL Regular" w:hAnsi="Charis SIL Regular" w:eastAsia="Charis SIL Regular"/>
+          <w:b w:val="0"/>
+          <w:i w:val="0"/>
+          <w:color w:val="0000FF"/>
+          <w:sz w:val="24"/>
+          <w:u w:val="single"/>
+        </w:rPr>
+        <w:hyperlink r:id="rId18" w:history="1">
+          <w:r>
+            <w:rPr>
+              <w:rStyle w:val="Hyperlink"/>
+            </w:rPr>
+            <w:t>j</w:t>
+          </w:r>
+        </w:hyperlink>
+      </w:r>
+      <w:r>
+        <w:rPr>
+          <w:rFonts w:ascii="Charis SIL Regular" w:hAnsi="Charis SIL Regular" w:eastAsia="Charis SIL Regular"/>
+          <w:b w:val="0"/>
+          <w:i w:val="0"/>
+          <w:color w:val="0000FF"/>
+          <w:sz w:val="24"/>
+          <w:u w:val="single"/>
+        </w:rPr>
+        <w:hyperlink r:id="rId16" w:history="1">
+          <w:r>
+            <w:rPr>
+              <w:rStyle w:val="Hyperlink"/>
+            </w:rPr>
+            <w:t>ksmuseum</w:t>
+          </w:r>
+        </w:hyperlink>
+      </w:r>
+      <w:r>
+        <w:rPr>
+          <w:rFonts w:ascii="Charis SIL Regular" w:hAnsi="Charis SIL Regular" w:eastAsia="Charis SIL Regular"/>
+          <w:b w:val="0"/>
+          <w:i w:val="0"/>
+          <w:color w:val="0000FF"/>
+          <w:sz w:val="24"/>
+          <w:u w:val="single"/>
+        </w:rPr>
+        <w:t xml:space="preserve"> </w:t>
+      </w:r>
+      <w:r>
+        <w:rPr>
+          <w:rFonts w:ascii="Charis SIL Regular" w:hAnsi="Charis SIL Regular" w:eastAsia="Charis SIL Regular"/>
+          <w:b w:val="0"/>
+          <w:i w:val="0"/>
+          <w:color w:val="0000FF"/>
+          <w:sz w:val="24"/>
+        </w:rPr>
+        <w:t>van Natuurlijke</w:t>
+      </w:r>
+      <w:r>
+        <w:rPr>
+          <w:rFonts w:ascii="Charis SIL Regular" w:hAnsi="Charis SIL Regular" w:eastAsia="Charis SIL Regular"/>
+          <w:b w:val="0"/>
+          <w:i w:val="0"/>
+          <w:color w:val="0000FF"/>
+          <w:sz w:val="24"/>
+          <w:u w:val="single"/>
+        </w:rPr>
+        <w:t xml:space="preserve"> </w:t>
+      </w:r>
+      <w:r>
+        <w:rPr>
+          <w:rFonts w:ascii="Charis SIL Regular" w:hAnsi="Charis SIL Regular" w:eastAsia="Charis SIL Regular"/>
+          <w:b w:val="0"/>
+          <w:i w:val="0"/>
+          <w:color w:val="0000FF"/>
+          <w:sz w:val="24"/>
+          <w:u w:val="single"/>
+        </w:rPr>
         <w:hyperlink r:id="rId17" w:history="1">
           <w:r>
             <w:rPr>
               <w:rStyle w:val="Hyperlink"/>
             </w:rPr>
-            <w:t>St</w:t>
+            <w:t>Histori</w:t>
           </w:r>
         </w:hyperlink>
       </w:r>
@@ -2193,228 +2348,21 @@
           <w:rFonts w:ascii="Charis SIL Regular" w:hAnsi="Charis SIL Regular" w:eastAsia="Charis SIL Regular"/>
           <w:b w:val="0"/>
           <w:i w:val="0"/>
+          <w:color w:val="000000"/>
+          <w:sz w:val="24"/>
+        </w:rPr>
+        <w:t xml:space="preserve">, the </w:t>
+      </w:r>
+      <w:r>
+        <w:rPr>
+          <w:rFonts w:ascii="Charis SIL Regular" w:hAnsi="Charis SIL Regular" w:eastAsia="Charis SIL Regular"/>
+          <w:b w:val="0"/>
+          <w:i w:val="0"/>
           <w:color w:val="0000FF"/>
           <w:sz w:val="24"/>
           <w:u w:val="single"/>
         </w:rPr>
         <w:hyperlink r:id="rId17" w:history="1">
-          <w:r>
-            <w:rPr>
-              <w:rStyle w:val="Hyperlink"/>
-            </w:rPr>
-            <w:t>nen</w:t>
-          </w:r>
-        </w:hyperlink>
-      </w:r>
-      <w:r>
-        <w:rPr>
-          <w:u w:val="single" w:color="0000ff"/>
-          <w:rFonts w:ascii="Charis SIL Regular" w:hAnsi="Charis SIL Regular" w:eastAsia="Charis SIL Regular"/>
-          <w:b w:val="0"/>
-          <w:i w:val="0"/>
-          <w:color w:val="000000"/>
-          <w:sz w:val="24"/>
-        </w:rPr>
-        <w:t xml:space="preserve">, the </w:t>
-      </w:r>
-      <w:r>
-        <w:rPr>
-          <w:rFonts w:ascii="Charis SIL Regular" w:hAnsi="Charis SIL Regular" w:eastAsia="Charis SIL Regular"/>
-          <w:b w:val="0"/>
-          <w:i w:val="0"/>
-          <w:color w:val="0000FF"/>
-          <w:sz w:val="24"/>
-          <w:u w:val="single"/>
-        </w:rPr>
-        <w:hyperlink r:id="rId18" w:history="1">
-          <w:r>
-            <w:rPr>
-              <w:rStyle w:val="Hyperlink"/>
-            </w:rPr>
-            <w:t>Ri</w:t>
-          </w:r>
-        </w:hyperlink>
-      </w:r>
-      <w:r>
-        <w:rPr>
-          <w:rFonts w:ascii="Charis SIL Regular" w:hAnsi="Charis SIL Regular" w:eastAsia="Charis SIL Regular"/>
-          <w:b w:val="0"/>
-          <w:i w:val="0"/>
-          <w:color w:val="0000FF"/>
-          <w:sz w:val="24"/>
-          <w:u w:val="single"/>
-        </w:rPr>
-        <w:hyperlink r:id="rId18" w:history="1">
-          <w:r>
-            <w:rPr>
-              <w:rStyle w:val="Hyperlink"/>
-            </w:rPr>
-            <w:t>j</w:t>
-          </w:r>
-        </w:hyperlink>
-      </w:r>
-      <w:r>
-        <w:rPr>
-          <w:rFonts w:ascii="Charis SIL Regular" w:hAnsi="Charis SIL Regular" w:eastAsia="Charis SIL Regular"/>
-          <w:b w:val="0"/>
-          <w:i w:val="0"/>
-          <w:color w:val="0000FF"/>
-          <w:sz w:val="24"/>
-          <w:u w:val="single"/>
-        </w:rPr>
-        <w:hyperlink r:id="rId18" w:history="1">
-          <w:r>
-            <w:rPr>
-              <w:rStyle w:val="Hyperlink"/>
-            </w:rPr>
-            <w:t>ksmuseum</w:t>
-          </w:r>
-        </w:hyperlink>
-      </w:r>
-      <w:r>
-        <w:rPr>
-          <w:rFonts w:ascii="Charis SIL Regular" w:hAnsi="Charis SIL Regular" w:eastAsia="Charis SIL Regular"/>
-          <w:b w:val="0"/>
-          <w:i w:val="0"/>
-          <w:color w:val="0000FF"/>
-          <w:sz w:val="24"/>
-          <w:u w:val="single"/>
-        </w:rPr>
-        <w:t xml:space="preserve"> </w:t>
-      </w:r>
-      <w:r>
-        <w:rPr>
-          <w:rFonts w:ascii="Charis SIL Regular" w:hAnsi="Charis SIL Regular" w:eastAsia="Charis SIL Regular"/>
-          <w:b w:val="0"/>
-          <w:i w:val="0"/>
-          <w:color w:val="0000FF"/>
-          <w:sz w:val="24"/>
-          <w:u w:val="single"/>
-        </w:rPr>
-        <w:hyperlink r:id="rId18" w:history="1">
-          <w:r>
-            <w:rPr>
-              <w:rStyle w:val="Hyperlink"/>
-            </w:rPr>
-            <w:t>van</w:t>
-          </w:r>
-        </w:hyperlink>
-      </w:r>
-      <w:r>
-        <w:rPr>
-          <w:rFonts w:ascii="Charis SIL Regular" w:hAnsi="Charis SIL Regular" w:eastAsia="Charis SIL Regular"/>
-          <w:b w:val="0"/>
-          <w:i w:val="0"/>
-          <w:color w:val="0000FF"/>
-          <w:sz w:val="24"/>
-          <w:u w:val="single"/>
-        </w:rPr>
-        <w:t xml:space="preserve"> </w:t>
-      </w:r>
-      <w:r>
-        <w:rPr>
-          <w:rFonts w:ascii="Charis SIL Regular" w:hAnsi="Charis SIL Regular" w:eastAsia="Charis SIL Regular"/>
-          <w:b w:val="0"/>
-          <w:i w:val="0"/>
-          <w:color w:val="0000FF"/>
-          <w:sz w:val="24"/>
-          <w:u w:val="single"/>
-        </w:rPr>
-        <w:hyperlink r:id="rId18" w:history="1">
-          <w:r>
-            <w:rPr>
-              <w:rStyle w:val="Hyperlink"/>
-            </w:rPr>
-            <w:t>Natuurlijke</w:t>
-          </w:r>
-        </w:hyperlink>
-      </w:r>
-      <w:r>
-        <w:rPr>
-          <w:rFonts w:ascii="Charis SIL Regular" w:hAnsi="Charis SIL Regular" w:eastAsia="Charis SIL Regular"/>
-          <w:b w:val="0"/>
-          <w:i w:val="0"/>
-          <w:color w:val="0000FF"/>
-          <w:sz w:val="24"/>
-          <w:u w:val="single"/>
-        </w:rPr>
-        <w:t xml:space="preserve"> </w:t>
-      </w:r>
-      <w:r>
-        <w:rPr>
-          <w:rFonts w:ascii="Charis SIL Regular" w:hAnsi="Charis SIL Regular" w:eastAsia="Charis SIL Regular"/>
-          <w:b w:val="0"/>
-          <w:i w:val="0"/>
-          <w:color w:val="0000FF"/>
-          <w:sz w:val="24"/>
-          <w:u w:val="single"/>
-        </w:rPr>
-        <w:hyperlink r:id="rId18" w:history="1">
-          <w:r>
-            <w:rPr>
-              <w:rStyle w:val="Hyperlink"/>
-            </w:rPr>
-            <w:t>Histori</w:t>
-          </w:r>
-        </w:hyperlink>
-      </w:r>
-      <w:r>
-        <w:rPr>
-          <w:rFonts w:ascii="Charis SIL Regular" w:hAnsi="Charis SIL Regular" w:eastAsia="Charis SIL Regular"/>
-          <w:b w:val="0"/>
-          <w:i w:val="0"/>
-          <w:color w:val="0000FF"/>
-          <w:sz w:val="24"/>
-          <w:u w:val="single"/>
-        </w:rPr>
-        <w:hyperlink r:id="rId18" w:history="1">
-          <w:r>
-            <w:rPr>
-              <w:rStyle w:val="Hyperlink"/>
-            </w:rPr>
-            <w:t>e</w:t>
-          </w:r>
-        </w:hyperlink>
-      </w:r>
-      <w:r>
-        <w:rPr>
-          <w:u w:val="single" w:color="0000ff"/>
-          <w:rFonts w:ascii="Charis SIL Regular" w:hAnsi="Charis SIL Regular" w:eastAsia="Charis SIL Regular"/>
-          <w:b w:val="0"/>
-          <w:i w:val="0"/>
-          <w:color w:val="000000"/>
-          <w:sz w:val="24"/>
-        </w:rPr>
-        <w:hyperlink r:id="rId17" w:history="1">
-          <w:r>
-            <w:rPr>
-              <w:rStyle w:val="Hyperlink"/>
-            </w:rPr>
-            <w:t>, th</w:t>
-          </w:r>
-        </w:hyperlink>
-      </w:r>
-      <w:r>
-        <w:rPr>
-          <w:u w:val="single" w:color="0000ff"/>
-          <w:rFonts w:ascii="Charis SIL Regular" w:hAnsi="Charis SIL Regular" w:eastAsia="Charis SIL Regular"/>
-          <w:b w:val="0"/>
-          <w:i w:val="0"/>
-          <w:color w:val="000000"/>
-          <w:sz w:val="24"/>
-        </w:rPr>
-        <w:t xml:space="preserve">e </w:t>
-      </w:r>
-      <w:r>
-        <w:rPr>
-          <w:rFonts w:ascii="Charis SIL Regular" w:hAnsi="Charis SIL Regular" w:eastAsia="Charis SIL Regular"/>
-          <w:b w:val="0"/>
-          <w:i w:val="0"/>
-          <w:color w:val="0000FF"/>
-          <w:sz w:val="24"/>
-          <w:u w:val="single"/>
-        </w:rPr>
-        <w:hyperlink r:id="rId19" w:history="1">
           <w:r>
             <w:rPr>
               <w:rStyle w:val="Hyperlink"/>
@@ -2450,7 +2398,7 @@
           <w:sz w:val="24"/>
           <w:u w:val="single"/>
         </w:rPr>
-        <w:hyperlink r:id="rId17" w:history="1">
+        <w:hyperlink r:id="rId19" w:history="1">
           <w:r>
             <w:rPr>
               <w:rStyle w:val="Hyperlink"/>
@@ -2479,7 +2427,7 @@
           <w:sz w:val="24"/>
           <w:u w:val="single"/>
         </w:rPr>
-        <w:hyperlink r:id="rId17" w:history="1">
+        <w:hyperlink r:id="rId19" w:history="1">
           <w:r>
             <w:rPr>
               <w:rStyle w:val="Hyperlink"/>
@@ -2506,6 +2454,7 @@
           <w:i w:val="0"/>
           <w:color w:val="0000FF"/>
           <w:sz w:val="24"/>
+          <w:u w:val="single"/>
         </w:rPr>
         <w:t>G</w:t>
       </w:r>
@@ -2554,14 +2503,7 @@
           <w:sz w:val="24"/>
           <w:u w:val="single"/>
         </w:rPr>
-        <w:hyperlink r:id="rId17" w:history="1">
-          <w:r>
-            <w:rPr>
-              <w:rStyle w:val="Hyperlink"/>
-            </w:rPr>
-            <w:t>en</w:t>
-          </w:r>
-        </w:hyperlink>
+        <w:t xml:space="preserve">en </w:t>
       </w:r>
       <w:r>
         <w:rPr>
@@ -2572,18 +2514,7 @@
           <w:sz w:val="24"/>
           <w:u w:val="single"/>
         </w:rPr>
-        <w:t xml:space="preserve"> </w:t>
-      </w:r>
-      <w:r>
-        <w:rPr>
-          <w:rFonts w:ascii="Charis SIL Regular" w:hAnsi="Charis SIL Regular" w:eastAsia="Charis SIL Regular"/>
-          <w:b w:val="0"/>
-          <w:i w:val="0"/>
-          <w:color w:val="0000FF"/>
-          <w:sz w:val="24"/>
-          <w:u w:val="single"/>
-        </w:rPr>
-        <w:hyperlink r:id="rId17" w:history="1">
+        <w:hyperlink r:id="rId19" w:history="1">
           <w:r>
             <w:rPr>
               <w:rStyle w:val="Hyperlink"/>
@@ -2601,7 +2532,7 @@
           <w:sz w:val="24"/>
           <w:u w:val="single"/>
         </w:rPr>
-        <w:hyperlink r:id="rId17" w:history="1">
+        <w:hyperlink r:id="rId19" w:history="1">
           <w:r>
             <w:rPr>
               <w:rStyle w:val="Hyperlink"/>
@@ -2612,48 +2543,13 @@
       </w:r>
       <w:r>
         <w:rPr>
-          <w:u w:val="single" w:color="0000ff"/>
           <w:rFonts w:ascii="Charis SIL Regular" w:hAnsi="Charis SIL Regular" w:eastAsia="Charis SIL Regular"/>
           <w:b w:val="0"/>
           <w:i w:val="0"/>
           <w:color w:val="000000"/>
           <w:sz w:val="24"/>
         </w:rPr>
-        <w:hyperlink r:id="rId17" w:history="1">
-          <w:r>
-            <w:rPr>
-              <w:rStyle w:val="Hyperlink"/>
-            </w:rPr>
-            <w:t xml:space="preserve"> a</w:t>
-          </w:r>
-        </w:hyperlink>
-      </w:r>
-      <w:r>
-        <w:rPr>
-          <w:rFonts w:ascii="Charis SIL Regular" w:hAnsi="Charis SIL Regular" w:eastAsia="Charis SIL Regular"/>
-          <w:b w:val="0"/>
-          <w:i w:val="0"/>
-          <w:color w:val="000000"/>
-          <w:sz w:val="24"/>
-        </w:rPr>
-        <w:t>nd th</w:t>
-      </w:r>
-      <w:r>
-        <w:rPr>
-          <w:rFonts w:ascii="Charis SIL Regular" w:hAnsi="Charis SIL Regular" w:eastAsia="Charis SIL Regular"/>
-          <w:b w:val="0"/>
-          <w:i w:val="0"/>
-          <w:color w:val="000000"/>
-          <w:sz w:val="24"/>
-        </w:rPr>
-        <w:hyperlink r:id="rId18" w:history="1">
-          <w:r>
-            <w:rPr>
-              <w:rStyle w:val="Hyperlink"/>
-            </w:rPr>
-            <w:t xml:space="preserve">e </w:t>
-          </w:r>
-        </w:hyperlink>
+        <w:t xml:space="preserve"> and the </w:t>
       </w:r>
       <w:r>
         <w:rPr>
@@ -2664,7 +2560,7 @@
           <w:sz w:val="24"/>
           <w:u w:val="single"/>
         </w:rPr>
-        <w:hyperlink r:id="rId18" w:history="1">
+        <w:hyperlink r:id="rId20" w:history="1">
           <w:r>
             <w:rPr>
               <w:rStyle w:val="Hyperlink"/>
@@ -2700,7 +2596,7 @@
           <w:sz w:val="24"/>
           <w:u w:val="single"/>
         </w:rPr>
-        <w:hyperlink r:id="rId18" w:history="1">
+        <w:hyperlink r:id="rId20" w:history="1">
           <w:r>
             <w:rPr>
               <w:rStyle w:val="Hyperlink"/>
@@ -2711,21 +2607,13 @@
       </w:r>
       <w:r>
         <w:rPr>
-          <w:u w:val="single" w:color="0000ff"/>
           <w:rFonts w:ascii="Charis SIL Regular" w:hAnsi="Charis SIL Regular" w:eastAsia="Charis SIL Regular"/>
           <w:b w:val="0"/>
           <w:i w:val="0"/>
           <w:color w:val="000000"/>
           <w:sz w:val="24"/>
         </w:rPr>
-        <w:hyperlink r:id="rId18" w:history="1">
-          <w:r>
-            <w:rPr>
-              <w:rStyle w:val="Hyperlink"/>
-            </w:rPr>
-            <w:t>.</w:t>
-          </w:r>
-        </w:hyperlink>
+        <w:t>.</w:t>
       </w:r>
     </w:p>
     <w:p>
@@ -2776,137 +2664,12 @@
           <w:sz w:val="24"/>
           <w:u w:val="single"/>
         </w:rPr>
-        <w:hyperlink r:id="rId20" w:history="1">
+        <w:hyperlink r:id="rId21" w:history="1">
           <w:r>
             <w:rPr>
               <w:rStyle w:val="Hyperlink"/>
             </w:rPr>
             <w:t>Reinier</w:t>
-          </w:r>
-        </w:hyperlink>
-      </w:r>
-      <w:r>
-        <w:rPr>
-          <w:rFonts w:ascii="Charis SIL Regular" w:hAnsi="Charis SIL Regular" w:eastAsia="Charis SIL Regular"/>
-          <w:b w:val="0"/>
-          <w:i w:val="0"/>
-          <w:color w:val="0000FF"/>
-          <w:sz w:val="24"/>
-          <w:u w:val="single"/>
-        </w:rPr>
-        <w:t xml:space="preserve"> </w:t>
-      </w:r>
-      <w:r>
-        <w:rPr>
-          <w:rFonts w:ascii="Charis SIL Regular" w:hAnsi="Charis SIL Regular" w:eastAsia="Charis SIL Regular"/>
-          <w:b w:val="0"/>
-          <w:i w:val="0"/>
-          <w:color w:val="0000FF"/>
-          <w:sz w:val="24"/>
-          <w:u w:val="single"/>
-        </w:rPr>
-        <w:hyperlink r:id="rId20" w:history="1">
-          <w:r>
-            <w:rPr>
-              <w:rStyle w:val="Hyperlink"/>
-            </w:rPr>
-            <w:t>van</w:t>
-          </w:r>
-        </w:hyperlink>
-      </w:r>
-      <w:r>
-        <w:rPr>
-          <w:rFonts w:ascii="Charis SIL Regular" w:hAnsi="Charis SIL Regular" w:eastAsia="Charis SIL Regular"/>
-          <w:b w:val="0"/>
-          <w:i w:val="0"/>
-          <w:color w:val="0000FF"/>
-          <w:sz w:val="24"/>
-          <w:u w:val="single"/>
-        </w:rPr>
-        <w:t xml:space="preserve"> </w:t>
-      </w:r>
-      <w:r>
-        <w:rPr>
-          <w:rFonts w:ascii="Charis SIL Regular" w:hAnsi="Charis SIL Regular" w:eastAsia="Charis SIL Regular"/>
-          <w:b w:val="0"/>
-          <w:i w:val="0"/>
-          <w:color w:val="0000FF"/>
-          <w:sz w:val="24"/>
-          <w:u w:val="single"/>
-        </w:rPr>
-        <w:hyperlink r:id="rId20" w:history="1">
-          <w:r>
-            <w:rPr>
-              <w:rStyle w:val="Hyperlink"/>
-            </w:rPr>
-            <w:t>de</w:t>
-          </w:r>
-        </w:hyperlink>
-      </w:r>
-      <w:r>
-        <w:rPr>
-          <w:rFonts w:ascii="Charis SIL Regular" w:hAnsi="Charis SIL Regular" w:eastAsia="Charis SIL Regular"/>
-          <w:b w:val="0"/>
-          <w:i w:val="0"/>
-          <w:color w:val="0000FF"/>
-          <w:sz w:val="24"/>
-          <w:u w:val="single"/>
-        </w:rPr>
-        <w:t xml:space="preserve"> </w:t>
-      </w:r>
-      <w:r>
-        <w:rPr>
-          <w:rFonts w:ascii="Charis SIL Regular" w:hAnsi="Charis SIL Regular" w:eastAsia="Charis SIL Regular"/>
-          <w:b w:val="0"/>
-          <w:i w:val="0"/>
-          <w:color w:val="0000FF"/>
-          <w:sz w:val="24"/>
-          <w:u w:val="single"/>
-        </w:rPr>
-        <w:hyperlink r:id="rId20" w:history="1">
-          <w:r>
-            <w:rPr>
-              <w:rStyle w:val="Hyperlink"/>
-            </w:rPr>
-            <w:t>Kasteele</w:t>
-          </w:r>
-        </w:hyperlink>
-      </w:r>
-      <w:r>
-        <w:rPr>
-          <w:rFonts w:ascii="Charis SIL Regular" w:hAnsi="Charis SIL Regular" w:eastAsia="Charis SIL Regular"/>
-          <w:b w:val="0"/>
-          <w:i w:val="0"/>
-          <w:color w:val="000000"/>
-          <w:sz w:val="24"/>
-        </w:rPr>
-        <w:t xml:space="preserve">, </w:t>
-      </w:r>
-      <w:r>
-        <w:rPr>
-          <w:rFonts w:ascii="Charis SIL Regular" w:hAnsi="Charis SIL Regular" w:eastAsia="Charis SIL Regular"/>
-          <w:b w:val="0"/>
-          <w:i w:val="0"/>
-          <w:color w:val="000000"/>
-          <w:sz w:val="24"/>
-        </w:rPr>
-        <w:t xml:space="preserve">disappeared after his son </w:t>
-      </w:r>
-      <w:r>
-        <w:rPr>
-          <w:rFonts w:ascii="Charis SIL Regular" w:hAnsi="Charis SIL Regular" w:eastAsia="Charis SIL Regular"/>
-          <w:b w:val="0"/>
-          <w:i w:val="0"/>
-          <w:color w:val="0000FF"/>
-          <w:sz w:val="24"/>
-          <w:u w:val="single"/>
-        </w:rPr>
-        <w:hyperlink r:id="rId21" w:history="1">
-          <w:r>
-            <w:rPr>
-              <w:rStyle w:val="Hyperlink"/>
-            </w:rPr>
-            <w:t>Abraham</w:t>
           </w:r>
         </w:hyperlink>
       </w:r>
@@ -3005,243 +2768,17 @@
           <w:color w:val="000000"/>
           <w:sz w:val="24"/>
         </w:rPr>
-        <w:t xml:space="preserve"> succeeded him</w:t>
-      </w:r>
-      <w:r>
-        <w:rPr>
-          <w:u w:val="single" w:color="0000ff"/>
+        <w:t xml:space="preserve">, </w:t>
+      </w:r>
+      <w:r>
+        <w:rPr>
           <w:rFonts w:ascii="Charis SIL Regular" w:hAnsi="Charis SIL Regular" w:eastAsia="Charis SIL Regular"/>
           <w:b w:val="0"/>
           <w:i w:val="0"/>
           <w:color w:val="000000"/>
           <w:sz w:val="24"/>
         </w:rPr>
-        <w:hyperlink r:id="rId20" w:history="1">
-          <w:r>
-            <w:rPr>
-              <w:rStyle w:val="Hyperlink"/>
-            </w:rPr>
-            <w:t xml:space="preserve"> in 184</w:t>
-          </w:r>
-        </w:hyperlink>
-      </w:r>
-      <w:r>
-        <w:rPr>
-          <w:u w:val="single" w:color="0000ff"/>
-          <w:rFonts w:ascii="Charis SIL Regular" w:hAnsi="Charis SIL Regular" w:eastAsia="Charis SIL Regular"/>
-          <w:b w:val="0"/>
-          <w:i w:val="0"/>
-          <w:color w:val="000000"/>
-          <w:sz w:val="24"/>
-        </w:rPr>
-        <w:hyperlink r:id="rId20" w:history="1">
-          <w:r>
-            <w:rPr>
-              <w:rStyle w:val="Hyperlink"/>
-            </w:rPr>
-            <w:t>0</w:t>
-          </w:r>
-        </w:hyperlink>
-      </w:r>
-      <w:r>
-        <w:rPr>
-          <w:u w:val="single" w:color="0000ff"/>
-          <w:rFonts w:ascii="Charis SIL Regular" w:hAnsi="Charis SIL Regular" w:eastAsia="Charis SIL Regular"/>
-          <w:b w:val="0"/>
-          <w:i w:val="0"/>
-          <w:color w:val="000000"/>
-          <w:sz w:val="24"/>
-        </w:rPr>
-        <w:hyperlink r:id="rId20" w:history="1">
-          <w:r>
-            <w:rPr>
-              <w:rStyle w:val="Hyperlink"/>
-            </w:rPr>
-            <w:t>. M</w:t>
-          </w:r>
-        </w:hyperlink>
-      </w:r>
-      <w:r>
-        <w:rPr>
-          <w:u w:val="single" w:color="0000ff"/>
-          <w:rFonts w:ascii="Charis SIL Regular" w:hAnsi="Charis SIL Regular" w:eastAsia="Charis SIL Regular"/>
-          <w:b w:val="0"/>
-          <w:i w:val="0"/>
-          <w:color w:val="000000"/>
-          <w:sz w:val="24"/>
-        </w:rPr>
-        <w:hyperlink r:id="rId20" w:history="1">
-          <w:r>
-            <w:rPr>
-              <w:rStyle w:val="Hyperlink"/>
-            </w:rPr>
-            <w:t>a</w:t>
-          </w:r>
-        </w:hyperlink>
-      </w:r>
-      <w:r>
-        <w:rPr>
-          <w:u w:val="single" w:color="0000ff"/>
-          <w:rFonts w:ascii="Charis SIL Regular" w:hAnsi="Charis SIL Regular" w:eastAsia="Charis SIL Regular"/>
-          <w:b w:val="0"/>
-          <w:i w:val="0"/>
-          <w:color w:val="000000"/>
-          <w:sz w:val="24"/>
-        </w:rPr>
-        <w:hyperlink r:id="rId20" w:history="1">
-          <w:r>
-            <w:rPr>
-              <w:rStyle w:val="Hyperlink"/>
-            </w:rPr>
-            <w:t>n</w:t>
-          </w:r>
-        </w:hyperlink>
-      </w:r>
-      <w:r>
-        <w:rPr>
-          <w:u w:val="single" w:color="0000ff"/>
-          <w:rFonts w:ascii="Charis SIL Regular" w:hAnsi="Charis SIL Regular" w:eastAsia="Charis SIL Regular"/>
-          <w:b w:val="0"/>
-          <w:i w:val="0"/>
-          <w:color w:val="000000"/>
-          <w:sz w:val="24"/>
-        </w:rPr>
-        <w:hyperlink r:id="rId20" w:history="1">
-          <w:r>
-            <w:rPr>
-              <w:rStyle w:val="Hyperlink"/>
-            </w:rPr>
-            <w:t>y</w:t>
-          </w:r>
-        </w:hyperlink>
-      </w:r>
-      <w:r>
-        <w:rPr>
-          <w:u w:val="single" w:color="0000ff"/>
-          <w:rFonts w:ascii="Charis SIL Regular" w:hAnsi="Charis SIL Regular" w:eastAsia="Charis SIL Regular"/>
-          <w:b w:val="0"/>
-          <w:i w:val="0"/>
-          <w:color w:val="000000"/>
-          <w:sz w:val="24"/>
-        </w:rPr>
-        <w:hyperlink r:id="rId20" w:history="1">
-          <w:r>
-            <w:rPr>
-              <w:rStyle w:val="Hyperlink"/>
-            </w:rPr>
-            <w:t xml:space="preserve"> objects </w:t>
-          </w:r>
-        </w:hyperlink>
-      </w:r>
-      <w:r>
-        <w:rPr>
-          <w:rFonts w:ascii="Charis SIL Regular" w:hAnsi="Charis SIL Regular" w:eastAsia="Charis SIL Regular"/>
-          <w:b w:val="0"/>
-          <w:i w:val="0"/>
-          <w:color w:val="000000"/>
-          <w:sz w:val="24"/>
-        </w:rPr>
-        <w:t>also went missing or were</w:t>
-      </w:r>
-      <w:r>
-        <w:rPr>
-          <w:u w:val="single" w:color="0000ff"/>
-          <w:rFonts w:ascii="Charis SIL Regular" w:hAnsi="Charis SIL Regular" w:eastAsia="Charis SIL Regular"/>
-          <w:b w:val="0"/>
-          <w:i w:val="0"/>
-          <w:color w:val="000000"/>
-          <w:sz w:val="24"/>
-        </w:rPr>
-        <w:hyperlink r:id="rId21" w:history="1">
-          <w:r>
-            <w:rPr>
-              <w:rStyle w:val="Hyperlink"/>
-            </w:rPr>
-            <w:t xml:space="preserve"> lost duri</w:t>
-          </w:r>
-        </w:hyperlink>
-      </w:r>
-      <w:r>
-        <w:rPr>
-          <w:u w:val="single" w:color="0000ff"/>
-          <w:rFonts w:ascii="Charis SIL Regular" w:hAnsi="Charis SIL Regular" w:eastAsia="Charis SIL Regular"/>
-          <w:b w:val="0"/>
-          <w:i w:val="0"/>
-          <w:color w:val="000000"/>
-          <w:sz w:val="24"/>
-        </w:rPr>
-        <w:hyperlink r:id="rId21" w:history="1">
-          <w:r>
-            <w:rPr>
-              <w:rStyle w:val="Hyperlink"/>
-            </w:rPr>
-            <w:t>ng t</w:t>
-          </w:r>
-        </w:hyperlink>
-      </w:r>
-      <w:r>
-        <w:rPr>
-          <w:u w:val="single" w:color="0000ff"/>
-          <w:rFonts w:ascii="Charis SIL Regular" w:hAnsi="Charis SIL Regular" w:eastAsia="Charis SIL Regular"/>
-          <w:b w:val="0"/>
-          <w:i w:val="0"/>
-          <w:color w:val="000000"/>
-          <w:sz w:val="24"/>
-        </w:rPr>
-        <w:hyperlink r:id="rId21" w:history="1">
-          <w:r>
-            <w:rPr>
-              <w:rStyle w:val="Hyperlink"/>
-            </w:rPr>
-            <w:t>h</w:t>
-          </w:r>
-        </w:hyperlink>
-      </w:r>
-      <w:r>
-        <w:rPr>
-          <w:u w:val="single" w:color="0000ff"/>
-          <w:rFonts w:ascii="Charis SIL Regular" w:hAnsi="Charis SIL Regular" w:eastAsia="Charis SIL Regular"/>
-          <w:b w:val="0"/>
-          <w:i w:val="0"/>
-          <w:color w:val="000000"/>
-          <w:sz w:val="24"/>
-        </w:rPr>
-        <w:hyperlink r:id="rId21" w:history="1">
-          <w:r>
-            <w:rPr>
-              <w:rStyle w:val="Hyperlink"/>
-            </w:rPr>
-            <w:t xml:space="preserve">is </w:t>
-          </w:r>
-        </w:hyperlink>
-      </w:r>
-      <w:r>
-        <w:rPr>
-          <w:u w:val="single" w:color="0000ff"/>
-          <w:rFonts w:ascii="Charis SIL Regular" w:hAnsi="Charis SIL Regular" w:eastAsia="Charis SIL Regular"/>
-          <w:b w:val="0"/>
-          <w:i w:val="0"/>
-          <w:color w:val="000000"/>
-          <w:sz w:val="24"/>
-        </w:rPr>
-        <w:hyperlink r:id="rId21" w:history="1">
-          <w:r>
-            <w:rPr>
-              <w:rStyle w:val="Hyperlink"/>
-            </w:rPr>
-            <w:t>time. Th</w:t>
-          </w:r>
-        </w:hyperlink>
-      </w:r>
-      <w:r>
-        <w:rPr>
-          <w:rFonts w:ascii="Charis SIL Regular" w:hAnsi="Charis SIL Regular" w:eastAsia="Charis SIL Regular"/>
-          <w:b w:val="0"/>
-          <w:i w:val="0"/>
-          <w:color w:val="000000"/>
-          <w:sz w:val="24"/>
-        </w:rPr>
-        <w:t xml:space="preserve">e third and final director </w:t>
+        <w:t xml:space="preserve">disappeared after his son </w:t>
       </w:r>
       <w:r>
         <w:rPr>
@@ -3257,7 +2794,7 @@
             <w:rPr>
               <w:rStyle w:val="Hyperlink"/>
             </w:rPr>
-            <w:t>David</w:t>
+            <w:t>Abraham</w:t>
           </w:r>
         </w:hyperlink>
       </w:r>
@@ -3315,6 +2852,285 @@
             <w:rPr>
               <w:rStyle w:val="Hyperlink"/>
             </w:rPr>
+            <w:t>de</w:t>
+          </w:r>
+        </w:hyperlink>
+      </w:r>
+      <w:r>
+        <w:rPr>
+          <w:rFonts w:ascii="Charis SIL Regular" w:hAnsi="Charis SIL Regular" w:eastAsia="Charis SIL Regular"/>
+          <w:b w:val="0"/>
+          <w:i w:val="0"/>
+          <w:color w:val="0000FF"/>
+          <w:sz w:val="24"/>
+          <w:u w:val="single"/>
+        </w:rPr>
+        <w:t xml:space="preserve"> </w:t>
+      </w:r>
+      <w:r>
+        <w:rPr>
+          <w:rFonts w:ascii="Charis SIL Regular" w:hAnsi="Charis SIL Regular" w:eastAsia="Charis SIL Regular"/>
+          <w:b w:val="0"/>
+          <w:i w:val="0"/>
+          <w:color w:val="0000FF"/>
+          <w:sz w:val="24"/>
+          <w:u w:val="single"/>
+        </w:rPr>
+        <w:hyperlink r:id="rId22" w:history="1">
+          <w:r>
+            <w:rPr>
+              <w:rStyle w:val="Hyperlink"/>
+            </w:rPr>
+            <w:t>Kasteele</w:t>
+          </w:r>
+        </w:hyperlink>
+      </w:r>
+      <w:r>
+        <w:rPr>
+          <w:rFonts w:ascii="Charis SIL Regular" w:hAnsi="Charis SIL Regular" w:eastAsia="Charis SIL Regular"/>
+          <w:b w:val="0"/>
+          <w:i w:val="0"/>
+          <w:color w:val="000000"/>
+          <w:sz w:val="24"/>
+        </w:rPr>
+        <w:t xml:space="preserve"> succeeded him</w:t>
+      </w:r>
+      <w:r>
+        <w:rPr>
+          <w:u w:val="single" w:color="0000ff"/>
+          <w:rFonts w:ascii="Charis SIL Regular" w:hAnsi="Charis SIL Regular" w:eastAsia="Charis SIL Regular"/>
+          <w:b w:val="0"/>
+          <w:i w:val="0"/>
+          <w:color w:val="000000"/>
+          <w:sz w:val="24"/>
+        </w:rPr>
+        <w:hyperlink r:id="rId21" w:history="1">
+          <w:r>
+            <w:rPr>
+              <w:rStyle w:val="Hyperlink"/>
+            </w:rPr>
+            <w:t xml:space="preserve"> in 184</w:t>
+          </w:r>
+        </w:hyperlink>
+      </w:r>
+      <w:r>
+        <w:rPr>
+          <w:u w:val="single" w:color="0000ff"/>
+          <w:rFonts w:ascii="Charis SIL Regular" w:hAnsi="Charis SIL Regular" w:eastAsia="Charis SIL Regular"/>
+          <w:b w:val="0"/>
+          <w:i w:val="0"/>
+          <w:color w:val="000000"/>
+          <w:sz w:val="24"/>
+        </w:rPr>
+        <w:hyperlink r:id="rId21" w:history="1">
+          <w:r>
+            <w:rPr>
+              <w:rStyle w:val="Hyperlink"/>
+            </w:rPr>
+            <w:t>0</w:t>
+          </w:r>
+        </w:hyperlink>
+      </w:r>
+      <w:r>
+        <w:rPr>
+          <w:u w:val="single" w:color="0000ff"/>
+          <w:rFonts w:ascii="Charis SIL Regular" w:hAnsi="Charis SIL Regular" w:eastAsia="Charis SIL Regular"/>
+          <w:b w:val="0"/>
+          <w:i w:val="0"/>
+          <w:color w:val="000000"/>
+          <w:sz w:val="24"/>
+        </w:rPr>
+        <w:hyperlink r:id="rId21" w:history="1">
+          <w:r>
+            <w:rPr>
+              <w:rStyle w:val="Hyperlink"/>
+            </w:rPr>
+            <w:t>. M</w:t>
+          </w:r>
+        </w:hyperlink>
+      </w:r>
+      <w:r>
+        <w:rPr>
+          <w:u w:val="single" w:color="0000ff"/>
+          <w:rFonts w:ascii="Charis SIL Regular" w:hAnsi="Charis SIL Regular" w:eastAsia="Charis SIL Regular"/>
+          <w:b w:val="0"/>
+          <w:i w:val="0"/>
+          <w:color w:val="000000"/>
+          <w:sz w:val="24"/>
+        </w:rPr>
+        <w:hyperlink r:id="rId21" w:history="1">
+          <w:r>
+            <w:rPr>
+              <w:rStyle w:val="Hyperlink"/>
+            </w:rPr>
+            <w:t>a</w:t>
+          </w:r>
+        </w:hyperlink>
+      </w:r>
+      <w:r>
+        <w:rPr>
+          <w:u w:val="single" w:color="0000ff"/>
+          <w:rFonts w:ascii="Charis SIL Regular" w:hAnsi="Charis SIL Regular" w:eastAsia="Charis SIL Regular"/>
+          <w:b w:val="0"/>
+          <w:i w:val="0"/>
+          <w:color w:val="000000"/>
+          <w:sz w:val="24"/>
+        </w:rPr>
+        <w:hyperlink r:id="rId21" w:history="1">
+          <w:r>
+            <w:rPr>
+              <w:rStyle w:val="Hyperlink"/>
+            </w:rPr>
+            <w:t>n</w:t>
+          </w:r>
+        </w:hyperlink>
+      </w:r>
+      <w:r>
+        <w:rPr>
+          <w:u w:val="single" w:color="0000ff"/>
+          <w:rFonts w:ascii="Charis SIL Regular" w:hAnsi="Charis SIL Regular" w:eastAsia="Charis SIL Regular"/>
+          <w:b w:val="0"/>
+          <w:i w:val="0"/>
+          <w:color w:val="000000"/>
+          <w:sz w:val="24"/>
+        </w:rPr>
+        <w:hyperlink r:id="rId21" w:history="1">
+          <w:r>
+            <w:rPr>
+              <w:rStyle w:val="Hyperlink"/>
+            </w:rPr>
+            <w:t>y</w:t>
+          </w:r>
+        </w:hyperlink>
+      </w:r>
+      <w:r>
+        <w:rPr>
+          <w:u w:val="single" w:color="0000ff"/>
+          <w:rFonts w:ascii="Charis SIL Regular" w:hAnsi="Charis SIL Regular" w:eastAsia="Charis SIL Regular"/>
+          <w:b w:val="0"/>
+          <w:i w:val="0"/>
+          <w:color w:val="000000"/>
+          <w:sz w:val="24"/>
+        </w:rPr>
+        <w:hyperlink r:id="rId21" w:history="1">
+          <w:r>
+            <w:rPr>
+              <w:rStyle w:val="Hyperlink"/>
+            </w:rPr>
+            <w:t xml:space="preserve"> objects </w:t>
+          </w:r>
+        </w:hyperlink>
+      </w:r>
+      <w:r>
+        <w:rPr>
+          <w:rFonts w:ascii="Charis SIL Regular" w:hAnsi="Charis SIL Regular" w:eastAsia="Charis SIL Regular"/>
+          <w:b w:val="0"/>
+          <w:i w:val="0"/>
+          <w:color w:val="000000"/>
+          <w:sz w:val="24"/>
+        </w:rPr>
+        <w:t xml:space="preserve">also went missing or were lost during this </w:t>
+      </w:r>
+      <w:r>
+        <w:rPr>
+          <w:u w:val="single" w:color="0000ff"/>
+          <w:rFonts w:ascii="Charis SIL Regular" w:hAnsi="Charis SIL Regular" w:eastAsia="Charis SIL Regular"/>
+          <w:b w:val="0"/>
+          <w:i w:val="0"/>
+          <w:color w:val="000000"/>
+          <w:sz w:val="24"/>
+        </w:rPr>
+        <w:hyperlink r:id="rId22" w:history="1">
+          <w:r>
+            <w:rPr>
+              <w:rStyle w:val="Hyperlink"/>
+            </w:rPr>
+            <w:t>time. Th</w:t>
+          </w:r>
+        </w:hyperlink>
+      </w:r>
+      <w:r>
+        <w:rPr>
+          <w:rFonts w:ascii="Charis SIL Regular" w:hAnsi="Charis SIL Regular" w:eastAsia="Charis SIL Regular"/>
+          <w:b w:val="0"/>
+          <w:i w:val="0"/>
+          <w:color w:val="000000"/>
+          <w:sz w:val="24"/>
+        </w:rPr>
+        <w:t xml:space="preserve">e third and final director </w:t>
+      </w:r>
+      <w:r>
+        <w:rPr>
+          <w:rFonts w:ascii="Charis SIL Regular" w:hAnsi="Charis SIL Regular" w:eastAsia="Charis SIL Regular"/>
+          <w:b w:val="0"/>
+          <w:i w:val="0"/>
+          <w:color w:val="0000FF"/>
+          <w:sz w:val="24"/>
+          <w:u w:val="single"/>
+        </w:rPr>
+        <w:hyperlink r:id="rId23" w:history="1">
+          <w:r>
+            <w:rPr>
+              <w:rStyle w:val="Hyperlink"/>
+            </w:rPr>
+            <w:t>David</w:t>
+          </w:r>
+        </w:hyperlink>
+      </w:r>
+      <w:r>
+        <w:rPr>
+          <w:rFonts w:ascii="Charis SIL Regular" w:hAnsi="Charis SIL Regular" w:eastAsia="Charis SIL Regular"/>
+          <w:b w:val="0"/>
+          <w:i w:val="0"/>
+          <w:color w:val="0000FF"/>
+          <w:sz w:val="24"/>
+          <w:u w:val="single"/>
+        </w:rPr>
+        <w:t xml:space="preserve"> </w:t>
+      </w:r>
+      <w:r>
+        <w:rPr>
+          <w:rFonts w:ascii="Charis SIL Regular" w:hAnsi="Charis SIL Regular" w:eastAsia="Charis SIL Regular"/>
+          <w:b w:val="0"/>
+          <w:i w:val="0"/>
+          <w:color w:val="0000FF"/>
+          <w:sz w:val="24"/>
+          <w:u w:val="single"/>
+        </w:rPr>
+        <w:hyperlink r:id="rId23" w:history="1">
+          <w:r>
+            <w:rPr>
+              <w:rStyle w:val="Hyperlink"/>
+            </w:rPr>
+            <w:t>van</w:t>
+          </w:r>
+        </w:hyperlink>
+      </w:r>
+      <w:r>
+        <w:rPr>
+          <w:rFonts w:ascii="Charis SIL Regular" w:hAnsi="Charis SIL Regular" w:eastAsia="Charis SIL Regular"/>
+          <w:b w:val="0"/>
+          <w:i w:val="0"/>
+          <w:color w:val="0000FF"/>
+          <w:sz w:val="24"/>
+          <w:u w:val="single"/>
+        </w:rPr>
+        <w:t xml:space="preserve"> </w:t>
+      </w:r>
+      <w:r>
+        <w:rPr>
+          <w:rFonts w:ascii="Charis SIL Regular" w:hAnsi="Charis SIL Regular" w:eastAsia="Charis SIL Regular"/>
+          <w:b w:val="0"/>
+          <w:i w:val="0"/>
+          <w:color w:val="0000FF"/>
+          <w:sz w:val="24"/>
+          <w:u w:val="single"/>
+        </w:rPr>
+        <w:hyperlink r:id="rId23" w:history="1">
+          <w:r>
+            <w:rPr>
+              <w:rStyle w:val="Hyperlink"/>
+            </w:rPr>
             <w:t xml:space="preserve">der </w:t>
           </w:r>
         </w:hyperlink>
@@ -3328,7 +3144,7 @@
           <w:sz w:val="24"/>
           <w:u w:val="single"/>
         </w:rPr>
-        <w:hyperlink r:id="rId22" w:history="1">
+        <w:hyperlink r:id="rId23" w:history="1">
           <w:r>
             <w:rPr>
               <w:rStyle w:val="Hyperlink"/>
@@ -3356,7 +3172,7 @@
           <w:color w:val="000000"/>
           <w:sz w:val="24"/>
         </w:rPr>
-        <w:hyperlink r:id="rId22" w:history="1">
+        <w:hyperlink r:id="rId23" w:history="1">
           <w:r>
             <w:rPr>
               <w:rStyle w:val="Hyperlink"/>
@@ -3374,7 +3190,7 @@
           <w:color w:val="000000"/>
           <w:sz w:val="24"/>
         </w:rPr>
-        <w:hyperlink r:id="rId22" w:history="1">
+        <w:hyperlink r:id="rId23" w:history="1">
           <w:r>
             <w:rPr>
               <w:rStyle w:val="Hyperlink"/>
@@ -3392,7 +3208,7 @@
           <w:color w:val="000000"/>
           <w:sz w:val="24"/>
         </w:rPr>
-        <w:hyperlink r:id="rId22" w:history="1">
+        <w:hyperlink r:id="rId23" w:history="1">
           <w:r>
             <w:rPr>
               <w:rStyle w:val="Hyperlink"/>
@@ -3403,6 +3219,16 @@
       </w:r>
       <w:r>
         <w:rPr>
+          <w:rFonts w:ascii="Charis SIL Regular" w:hAnsi="Charis SIL Regular" w:eastAsia="Charis SIL Regular"/>
+          <w:b w:val="0"/>
+          <w:i w:val="0"/>
+          <w:color w:val="000000"/>
+          <w:sz w:val="24"/>
+        </w:rPr>
+        <w:t>ff</w:t>
+      </w:r>
+      <w:r>
+        <w:rPr>
           <w:u w:val="single" w:color="0000ff"/>
           <w:rFonts w:ascii="Charis SIL Regular" w:hAnsi="Charis SIL Regular" w:eastAsia="Charis SIL Regular"/>
           <w:b w:val="0"/>
@@ -3410,23 +3236,12 @@
           <w:color w:val="000000"/>
           <w:sz w:val="24"/>
         </w:rPr>
-        <w:t>ff</w:t>
-      </w:r>
-      <w:r>
-        <w:rPr>
-          <w:u w:val="single" w:color="0000ff"/>
-          <w:rFonts w:ascii="Charis SIL Regular" w:hAnsi="Charis SIL Regular" w:eastAsia="Charis SIL Regular"/>
-          <w:b w:val="0"/>
-          <w:i w:val="0"/>
-          <w:color w:val="000000"/>
-          <w:sz w:val="24"/>
-        </w:rPr>
-        <w:hyperlink r:id="rId22" w:history="1">
+        <w:hyperlink r:id="rId23" w:history="1">
           <w:r>
             <w:rPr>
               <w:rStyle w:val="Hyperlink"/>
             </w:rPr>
-            <w:t>er</w:t>
+            <w:t>ert</w:t>
           </w:r>
         </w:hyperlink>
       </w:r>
@@ -3438,17 +3253,7 @@
           <w:color w:val="000000"/>
           <w:sz w:val="24"/>
         </w:rPr>
-        <w:t>t</w:t>
-      </w:r>
-      <w:r>
-        <w:rPr>
-          <w:rFonts w:ascii="Charis SIL Regular" w:hAnsi="Charis SIL Regular" w:eastAsia="Charis SIL Regular"/>
-          <w:b w:val="0"/>
-          <w:i w:val="0"/>
-          <w:color w:val="000000"/>
-          <w:sz w:val="24"/>
-        </w:rPr>
-        <w:hyperlink r:id="rId22" w:history="1">
+        <w:hyperlink r:id="rId23" w:history="1">
           <w:r>
             <w:rPr>
               <w:rStyle w:val="Hyperlink"/>
@@ -3476,7 +3281,7 @@
           <w:color w:val="000000"/>
           <w:sz w:val="24"/>
         </w:rPr>
-        <w:hyperlink r:id="rId22" w:history="1">
+        <w:hyperlink r:id="rId23" w:history="1">
           <w:r>
             <w:rPr>
               <w:rStyle w:val="Hyperlink"/>
@@ -3567,7 +3372,7 @@
           <w:sz w:val="24"/>
           <w:u w:val="single"/>
         </w:rPr>
-        <w:hyperlink r:id="rId23" w:history="1">
+        <w:hyperlink r:id="rId24" w:history="1">
           <w:r>
             <w:rPr>
               <w:rStyle w:val="Hyperlink"/>
@@ -3585,7 +3390,7 @@
           <w:sz w:val="24"/>
           <w:u w:val="single"/>
         </w:rPr>
-        <w:hyperlink r:id="rId23" w:history="1">
+        <w:hyperlink r:id="rId24" w:history="1">
           <w:r>
             <w:rPr>
               <w:rStyle w:val="Hyperlink"/>
@@ -3614,7 +3419,7 @@
           <w:sz w:val="24"/>
           <w:u w:val="single"/>
         </w:rPr>
-        <w:hyperlink r:id="rId23" w:history="1">
+        <w:hyperlink r:id="rId24" w:history="1">
           <w:r>
             <w:rPr>
               <w:rStyle w:val="Hyperlink"/>
@@ -3734,7 +3539,7 @@
           <w:sz w:val="24"/>
           <w:u w:val="single"/>
         </w:rPr>
-        <w:hyperlink r:id="rId24" w:history="1">
+        <w:hyperlink r:id="rId25" w:history="1">
           <w:r>
             <w:rPr>
               <w:rStyle w:val="Hyperlink"/>
@@ -3763,7 +3568,7 @@
           <w:sz w:val="24"/>
           <w:u w:val="single"/>
         </w:rPr>
-        <w:hyperlink r:id="rId24" w:history="1">
+        <w:hyperlink r:id="rId25" w:history="1">
           <w:r>
             <w:rPr>
               <w:rStyle w:val="Hyperlink"/>
@@ -3792,7 +3597,7 @@
           <w:sz w:val="24"/>
           <w:u w:val="single"/>
         </w:rPr>
-        <w:hyperlink r:id="rId24" w:history="1">
+        <w:hyperlink r:id="rId25" w:history="1">
           <w:r>
             <w:rPr>
               <w:rStyle w:val="Hyperlink"/>
@@ -3821,7 +3626,7 @@
           <w:sz w:val="24"/>
           <w:u w:val="single"/>
         </w:rPr>
-        <w:hyperlink r:id="rId24" w:history="1">
+        <w:hyperlink r:id="rId25" w:history="1">
           <w:r>
             <w:rPr>
               <w:rStyle w:val="Hyperlink"/>
@@ -3850,7 +3655,7 @@
           <w:sz w:val="24"/>
           <w:u w:val="single"/>
         </w:rPr>
-        <w:hyperlink r:id="rId24" w:history="1">
+        <w:hyperlink r:id="rId25" w:history="1">
           <w:r>
             <w:rPr>
               <w:rStyle w:val="Hyperlink"/>
@@ -3877,7 +3682,7 @@
           <w:color w:val="000000"/>
           <w:sz w:val="24"/>
         </w:rPr>
-        <w:t>by officials of the Ministry of the Interior that a</w:t>
+        <w:t>by officials of the Ministry of the Interior that are relevant to research in</w:t>
       </w:r>
       <w:r>
         <w:rPr>
@@ -3888,115 +3693,7 @@
           <w:color w:val="000000"/>
           <w:sz w:val="24"/>
         </w:rPr>
-        <w:hyperlink r:id="rId24" w:history="1">
-          <w:r>
-            <w:rPr>
-              <w:rStyle w:val="Hyperlink"/>
-            </w:rPr>
-            <w:t>re releva</w:t>
-          </w:r>
-        </w:hyperlink>
-      </w:r>
-      <w:r>
-        <w:rPr>
-          <w:u w:val="single" w:color="0000ff"/>
-          <w:rFonts w:ascii="Charis SIL Regular" w:hAnsi="Charis SIL Regular" w:eastAsia="Charis SIL Regular"/>
-          <w:b w:val="0"/>
-          <w:i w:val="0"/>
-          <w:color w:val="000000"/>
-          <w:sz w:val="24"/>
-        </w:rPr>
-        <w:hyperlink r:id="rId24" w:history="1">
-          <w:r>
-            <w:rPr>
-              <w:rStyle w:val="Hyperlink"/>
-            </w:rPr>
-            <w:t>n</w:t>
-          </w:r>
-        </w:hyperlink>
-      </w:r>
-      <w:r>
-        <w:rPr>
-          <w:u w:val="single" w:color="0000ff"/>
-          <w:rFonts w:ascii="Charis SIL Regular" w:hAnsi="Charis SIL Regular" w:eastAsia="Charis SIL Regular"/>
-          <w:b w:val="0"/>
-          <w:i w:val="0"/>
-          <w:color w:val="000000"/>
-          <w:sz w:val="24"/>
-        </w:rPr>
-        <w:hyperlink r:id="rId24" w:history="1">
-          <w:r>
-            <w:rPr>
-              <w:rStyle w:val="Hyperlink"/>
-            </w:rPr>
-            <w:t>t to rese</w:t>
-          </w:r>
-        </w:hyperlink>
-      </w:r>
-      <w:r>
-        <w:rPr>
-          <w:u w:val="single" w:color="0000ff"/>
-          <w:rFonts w:ascii="Charis SIL Regular" w:hAnsi="Charis SIL Regular" w:eastAsia="Charis SIL Regular"/>
-          <w:b w:val="0"/>
-          <w:i w:val="0"/>
-          <w:color w:val="000000"/>
-          <w:sz w:val="24"/>
-        </w:rPr>
-        <w:hyperlink r:id="rId24" w:history="1">
-          <w:r>
-            <w:rPr>
-              <w:rStyle w:val="Hyperlink"/>
-            </w:rPr>
-            <w:t>a</w:t>
-          </w:r>
-        </w:hyperlink>
-      </w:r>
-      <w:r>
-        <w:rPr>
-          <w:u w:val="single" w:color="0000ff"/>
-          <w:rFonts w:ascii="Charis SIL Regular" w:hAnsi="Charis SIL Regular" w:eastAsia="Charis SIL Regular"/>
-          <w:b w:val="0"/>
-          <w:i w:val="0"/>
-          <w:color w:val="000000"/>
-          <w:sz w:val="24"/>
-        </w:rPr>
-        <w:hyperlink r:id="rId24" w:history="1">
-          <w:r>
-            <w:rPr>
-              <w:rStyle w:val="Hyperlink"/>
-            </w:rPr>
-            <w:t>rc</w:t>
-          </w:r>
-        </w:hyperlink>
-      </w:r>
-      <w:r>
-        <w:rPr>
-          <w:u w:val="single" w:color="0000ff"/>
-          <w:rFonts w:ascii="Charis SIL Regular" w:hAnsi="Charis SIL Regular" w:eastAsia="Charis SIL Regular"/>
-          <w:b w:val="0"/>
-          <w:i w:val="0"/>
-          <w:color w:val="000000"/>
-          <w:sz w:val="24"/>
-        </w:rPr>
-        <w:hyperlink r:id="rId24" w:history="1">
-          <w:r>
-            <w:rPr>
-              <w:rStyle w:val="Hyperlink"/>
-            </w:rPr>
-            <w:t>h in</w:t>
-          </w:r>
-        </w:hyperlink>
-      </w:r>
-      <w:r>
-        <w:rPr>
-          <w:u w:val="single" w:color="0000ff"/>
-          <w:rFonts w:ascii="Charis SIL Regular" w:hAnsi="Charis SIL Regular" w:eastAsia="Charis SIL Regular"/>
-          <w:b w:val="0"/>
-          <w:i w:val="0"/>
-          <w:color w:val="000000"/>
-          <w:sz w:val="24"/>
-        </w:rPr>
-        <w:hyperlink r:id="rId24" w:history="1">
+        <w:hyperlink r:id="rId25" w:history="1">
           <w:r>
             <w:rPr>
               <w:rStyle w:val="Hyperlink"/>
@@ -4034,7 +3731,7 @@
           <w:sz w:val="24"/>
           <w:u w:val="single"/>
         </w:rPr>
-        <w:hyperlink r:id="rId25" w:history="1">
+        <w:hyperlink r:id="rId26" w:history="1">
           <w:r>
             <w:rPr>
               <w:rStyle w:val="Hyperlink"/>
@@ -4072,7 +3769,7 @@
           <w:color w:val="000000"/>
           <w:sz w:val="24"/>
         </w:rPr>
-        <w:hyperlink r:id="rId25" w:history="1">
+        <w:hyperlink r:id="rId26" w:history="1">
           <w:r>
             <w:rPr>
               <w:rStyle w:val="Hyperlink"/>
@@ -4537,7 +4234,7 @@
           <w:color w:val="0000FF"/>
           <w:sz w:val="24"/>
         </w:rPr>
-        <w:hyperlink r:id="rId26" w:history="1">
+        <w:hyperlink r:id="rId27" w:history="1">
           <w:r>
             <w:rPr>
               <w:rStyle w:val="Hyperlink"/>
@@ -4554,7 +4251,7 @@
           <w:color w:val="0000FF"/>
           <w:sz w:val="24"/>
         </w:rPr>
-        <w:hyperlink r:id="rId26" w:history="1">
+        <w:hyperlink r:id="rId27" w:history="1">
           <w:r>
             <w:rPr>
               <w:rStyle w:val="Hyperlink"/>
@@ -4662,7 +4359,7 @@
           <w:sz w:val="24"/>
           <w:u w:val="single"/>
         </w:rPr>
-        <w:hyperlink r:id="rId27" w:history="1">
+        <w:hyperlink r:id="rId28" w:history="1">
           <w:r>
             <w:rPr>
               <w:rStyle w:val="Hyperlink"/>
@@ -4680,7 +4377,7 @@
           <w:sz w:val="24"/>
           <w:u w:val="single"/>
         </w:rPr>
-        <w:hyperlink r:id="rId27" w:history="1">
+        <w:hyperlink r:id="rId28" w:history="1">
           <w:r>
             <w:rPr>
               <w:rStyle w:val="Hyperlink"/>
@@ -4698,7 +4395,7 @@
           <w:sz w:val="24"/>
           <w:u w:val="single"/>
         </w:rPr>
-        <w:hyperlink r:id="rId27" w:history="1">
+        <w:hyperlink r:id="rId28" w:history="1">
           <w:r>
             <w:rPr>
               <w:rStyle w:val="Hyperlink"/>
@@ -4716,7 +4413,7 @@
           <w:sz w:val="24"/>
           <w:u w:val="single"/>
         </w:rPr>
-        <w:hyperlink r:id="rId27" w:history="1">
+        <w:hyperlink r:id="rId28" w:history="1">
           <w:r>
             <w:rPr>
               <w:rStyle w:val="Hyperlink"/>
@@ -4734,7 +4431,7 @@
           <w:sz w:val="24"/>
           <w:u w:val="single"/>
         </w:rPr>
-        <w:hyperlink r:id="rId27" w:history="1">
+        <w:hyperlink r:id="rId28" w:history="1">
           <w:r>
             <w:rPr>
               <w:rStyle w:val="Hyperlink"/>
@@ -4752,7 +4449,7 @@
           <w:sz w:val="24"/>
           <w:u w:val="single"/>
         </w:rPr>
-        <w:hyperlink r:id="rId27" w:history="1">
+        <w:hyperlink r:id="rId28" w:history="1">
           <w:r>
             <w:rPr>
               <w:rStyle w:val="Hyperlink"/>
@@ -4770,7 +4467,7 @@
           <w:sz w:val="24"/>
           <w:u w:val="single"/>
         </w:rPr>
-        <w:hyperlink r:id="rId27" w:history="1">
+        <w:hyperlink r:id="rId28" w:history="1">
           <w:r>
             <w:rPr>
               <w:rStyle w:val="Hyperlink"/>
@@ -4788,7 +4485,7 @@
           <w:sz w:val="24"/>
           <w:u w:val="single"/>
         </w:rPr>
-        <w:hyperlink r:id="rId27" w:history="1">
+        <w:hyperlink r:id="rId28" w:history="1">
           <w:r>
             <w:rPr>
               <w:rStyle w:val="Hyperlink"/>
@@ -4806,7 +4503,7 @@
           <w:sz w:val="24"/>
           <w:u w:val="single"/>
         </w:rPr>
-        <w:hyperlink r:id="rId27" w:history="1">
+        <w:hyperlink r:id="rId28" w:history="1">
           <w:r>
             <w:rPr>
               <w:rStyle w:val="Hyperlink"/>
@@ -4963,7 +4660,7 @@
           <w:sz w:val="24"/>
           <w:u w:val="single"/>
         </w:rPr>
-        <w:hyperlink r:id="rId28" w:history="1">
+        <w:hyperlink r:id="rId29" w:history="1">
           <w:r>
             <w:rPr>
               <w:rStyle w:val="Hyperlink"/>
@@ -4981,7 +4678,7 @@
           <w:sz w:val="24"/>
           <w:u w:val="single"/>
         </w:rPr>
-        <w:hyperlink r:id="rId28" w:history="1">
+        <w:hyperlink r:id="rId29" w:history="1">
           <w:r>
             <w:rPr>
               <w:rStyle w:val="Hyperlink"/>
@@ -4999,7 +4696,7 @@
           <w:sz w:val="24"/>
           <w:u w:val="single"/>
         </w:rPr>
-        <w:hyperlink r:id="rId28" w:history="1">
+        <w:hyperlink r:id="rId29" w:history="1">
           <w:r>
             <w:rPr>
               <w:rStyle w:val="Hyperlink"/>
@@ -5017,7 +4714,7 @@
           <w:sz w:val="24"/>
           <w:u w:val="single"/>
         </w:rPr>
-        <w:hyperlink r:id="rId28" w:history="1">
+        <w:hyperlink r:id="rId29" w:history="1">
           <w:r>
             <w:rPr>
               <w:rStyle w:val="Hyperlink"/>
@@ -5035,7 +4732,7 @@
           <w:sz w:val="24"/>
           <w:u w:val="single"/>
         </w:rPr>
-        <w:hyperlink r:id="rId28" w:history="1">
+        <w:hyperlink r:id="rId29" w:history="1">
           <w:r>
             <w:rPr>
               <w:rStyle w:val="Hyperlink"/>
@@ -5053,7 +4750,7 @@
           <w:sz w:val="24"/>
           <w:u w:val="single"/>
         </w:rPr>
-        <w:hyperlink r:id="rId28" w:history="1">
+        <w:hyperlink r:id="rId29" w:history="1">
           <w:r>
             <w:rPr>
               <w:rStyle w:val="Hyperlink"/>
@@ -5071,7 +4768,7 @@
           <w:sz w:val="24"/>
           <w:u w:val="single"/>
         </w:rPr>
-        <w:hyperlink r:id="rId28" w:history="1">
+        <w:hyperlink r:id="rId29" w:history="1">
           <w:r>
             <w:rPr>
               <w:rStyle w:val="Hyperlink"/>
@@ -5179,7 +4876,7 @@
           <w:sz w:val="24"/>
           <w:u w:val="single"/>
         </w:rPr>
-        <w:hyperlink r:id="rId29" w:history="1">
+        <w:hyperlink r:id="rId30" w:history="1">
           <w:r>
             <w:rPr>
               <w:rStyle w:val="Hyperlink"/>
@@ -5197,7 +4894,7 @@
           <w:sz w:val="24"/>
           <w:u w:val="single"/>
         </w:rPr>
-        <w:hyperlink r:id="rId29" w:history="1">
+        <w:hyperlink r:id="rId30" w:history="1">
           <w:r>
             <w:rPr>
               <w:rStyle w:val="Hyperlink"/>
@@ -5215,7 +4912,7 @@
           <w:sz w:val="24"/>
           <w:u w:val="single"/>
         </w:rPr>
-        <w:hyperlink r:id="rId29" w:history="1">
+        <w:hyperlink r:id="rId30" w:history="1">
           <w:r>
             <w:rPr>
               <w:rStyle w:val="Hyperlink"/>
@@ -5233,7 +4930,7 @@
           <w:sz w:val="24"/>
           <w:u w:val="single"/>
         </w:rPr>
-        <w:hyperlink r:id="rId29" w:history="1">
+        <w:hyperlink r:id="rId30" w:history="1">
           <w:r>
             <w:rPr>
               <w:rStyle w:val="Hyperlink"/>
@@ -5251,7 +4948,7 @@
           <w:sz w:val="24"/>
           <w:u w:val="single"/>
         </w:rPr>
-        <w:hyperlink r:id="rId29" w:history="1">
+        <w:hyperlink r:id="rId30" w:history="1">
           <w:r>
             <w:rPr>
               <w:rStyle w:val="Hyperlink"/>
@@ -5267,8 +4964,109 @@
           <w:i w:val="0"/>
           <w:color w:val="0000FF"/>
           <w:sz w:val="24"/>
-        </w:rPr>
-        <w:t>file/NL-HaNA_2.04.01_4030_0001</w:t>
+          <w:u w:val="single"/>
+        </w:rPr>
+        <w:hyperlink r:id="rId30" w:history="1">
+          <w:r>
+            <w:rPr>
+              <w:rStyle w:val="Hyperlink"/>
+            </w:rPr>
+            <w:t>fi</w:t>
+          </w:r>
+        </w:hyperlink>
+      </w:r>
+      <w:r>
+        <w:rPr>
+          <w:rFonts w:ascii="Charis SIL Regular" w:hAnsi="Charis SIL Regular" w:eastAsia="Charis SIL Regular"/>
+          <w:b w:val="0"/>
+          <w:i w:val="0"/>
+          <w:color w:val="0000FF"/>
+          <w:sz w:val="24"/>
+          <w:u w:val="single"/>
+        </w:rPr>
+        <w:hyperlink r:id="rId30" w:history="1">
+          <w:r>
+            <w:rPr>
+              <w:rStyle w:val="Hyperlink"/>
+            </w:rPr>
+            <w:t>l</w:t>
+          </w:r>
+        </w:hyperlink>
+      </w:r>
+      <w:r>
+        <w:rPr>
+          <w:rFonts w:ascii="Charis SIL Regular" w:hAnsi="Charis SIL Regular" w:eastAsia="Charis SIL Regular"/>
+          <w:b w:val="0"/>
+          <w:i w:val="0"/>
+          <w:color w:val="0000FF"/>
+          <w:sz w:val="24"/>
+          <w:u w:val="single"/>
+        </w:rPr>
+        <w:hyperlink r:id="rId30" w:history="1">
+          <w:r>
+            <w:rPr>
+              <w:rStyle w:val="Hyperlink"/>
+            </w:rPr>
+            <w:t>e</w:t>
+          </w:r>
+        </w:hyperlink>
+      </w:r>
+      <w:r>
+        <w:rPr>
+          <w:rFonts w:ascii="Charis SIL Regular" w:hAnsi="Charis SIL Regular" w:eastAsia="Charis SIL Regular"/>
+          <w:b w:val="0"/>
+          <w:i w:val="0"/>
+          <w:color w:val="0000FF"/>
+          <w:sz w:val="24"/>
+          <w:u w:val="single"/>
+        </w:rPr>
+        <w:t>/</w:t>
+      </w:r>
+      <w:r>
+        <w:rPr>
+          <w:rFonts w:ascii="Charis SIL Regular" w:hAnsi="Charis SIL Regular" w:eastAsia="Charis SIL Regular"/>
+          <w:b w:val="0"/>
+          <w:i w:val="0"/>
+          <w:color w:val="0000FF"/>
+          <w:sz w:val="24"/>
+          <w:u w:val="single"/>
+        </w:rPr>
+        <w:hyperlink r:id="rId30" w:history="1">
+          <w:r>
+            <w:rPr>
+              <w:rStyle w:val="Hyperlink"/>
+            </w:rPr>
+            <w:t>NL</w:t>
+          </w:r>
+        </w:hyperlink>
+      </w:r>
+      <w:r>
+        <w:rPr>
+          <w:rFonts w:ascii="Charis SIL Regular" w:hAnsi="Charis SIL Regular" w:eastAsia="Charis SIL Regular"/>
+          <w:b w:val="0"/>
+          <w:i w:val="0"/>
+          <w:color w:val="0000FF"/>
+          <w:sz w:val="24"/>
+        </w:rPr>
+        <w:t>-</w:t>
+      </w:r>
+      <w:r>
+        <w:rPr>
+          <w:rFonts w:ascii="Charis SIL Regular" w:hAnsi="Charis SIL Regular" w:eastAsia="Charis SIL Regular"/>
+          <w:b w:val="0"/>
+          <w:i w:val="0"/>
+          <w:color w:val="0000FF"/>
+          <w:sz w:val="24"/>
+          <w:u w:val="single"/>
+        </w:rPr>
+        <w:hyperlink r:id="rId30" w:history="1">
+          <w:r>
+            <w:rPr>
+              <w:rStyle w:val="Hyperlink"/>
+            </w:rPr>
+            <w:t>HaNA_2.04.01_4030_0001</w:t>
+          </w:r>
+        </w:hyperlink>
       </w:r>
     </w:p>
     <w:p>
@@ -5358,7 +5156,7 @@
           <w:color w:val="0000FF"/>
           <w:sz w:val="24"/>
         </w:rPr>
-        <w:hyperlink r:id="rId30" w:history="1">
+        <w:hyperlink r:id="rId31" w:history="1">
           <w:r>
             <w:rPr>
               <w:rStyle w:val="Hyperlink"/>
@@ -5375,7 +5173,7 @@
           <w:color w:val="0000FF"/>
           <w:sz w:val="24"/>
         </w:rPr>
-        <w:hyperlink r:id="rId30" w:history="1">
+        <w:hyperlink r:id="rId31" w:history="1">
           <w:r>
             <w:rPr>
               <w:rStyle w:val="Hyperlink"/>
@@ -5472,7 +5270,7 @@
           <w:color w:val="0000FF"/>
           <w:sz w:val="24"/>
         </w:rPr>
-        <w:hyperlink r:id="rId31" w:history="1">
+        <w:hyperlink r:id="rId32" w:history="1">
           <w:r>
             <w:rPr>
               <w:rStyle w:val="Hyperlink"/>
@@ -5489,7 +5287,7 @@
           <w:color w:val="0000FF"/>
           <w:sz w:val="24"/>
         </w:rPr>
-        <w:hyperlink r:id="rId31" w:history="1">
+        <w:hyperlink r:id="rId32" w:history="1">
           <w:r>
             <w:rPr>
               <w:rStyle w:val="Hyperlink"/>
@@ -5609,7 +5407,7 @@
           <w:color w:val="0000FF"/>
           <w:sz w:val="24"/>
         </w:rPr>
-        <w:hyperlink r:id="rId32" w:history="1">
+        <w:hyperlink r:id="rId33" w:history="1">
           <w:r>
             <w:rPr>
               <w:rStyle w:val="Hyperlink"/>
@@ -5626,7 +5424,7 @@
           <w:color w:val="0000FF"/>
           <w:sz w:val="24"/>
         </w:rPr>
-        <w:hyperlink r:id="rId32" w:history="1">
+        <w:hyperlink r:id="rId33" w:history="1">
           <w:r>
             <w:rPr>
               <w:rStyle w:val="Hyperlink"/>
@@ -5754,7 +5552,7 @@
           <w:sz w:val="24"/>
           <w:u w:val="single"/>
         </w:rPr>
-        <w:hyperlink r:id="rId33" w:history="1">
+        <w:hyperlink r:id="rId34" w:history="1">
           <w:r>
             <w:rPr>
               <w:rStyle w:val="Hyperlink"/>
@@ -5772,7 +5570,7 @@
           <w:sz w:val="24"/>
           <w:u w:val="single"/>
         </w:rPr>
-        <w:hyperlink r:id="rId33" w:history="1">
+        <w:hyperlink r:id="rId34" w:history="1">
           <w:r>
             <w:rPr>
               <w:rStyle w:val="Hyperlink"/>
@@ -5790,7 +5588,7 @@
           <w:sz w:val="24"/>
           <w:u w:val="single"/>
         </w:rPr>
-        <w:hyperlink r:id="rId33" w:history="1">
+        <w:hyperlink r:id="rId34" w:history="1">
           <w:r>
             <w:rPr>
               <w:rStyle w:val="Hyperlink"/>
@@ -5818,7 +5616,7 @@
           <w:sz w:val="24"/>
           <w:u w:val="single"/>
         </w:rPr>
-        <w:hyperlink r:id="rId34" w:history="1">
+        <w:hyperlink r:id="rId35" w:history="1">
           <w:r>
             <w:rPr>
               <w:rStyle w:val="Hyperlink"/>
@@ -5847,7 +5645,7 @@
           <w:sz w:val="24"/>
           <w:u w:val="single"/>
         </w:rPr>
-        <w:hyperlink r:id="rId34" w:history="1">
+        <w:hyperlink r:id="rId35" w:history="1">
           <w:r>
             <w:rPr>
               <w:rStyle w:val="Hyperlink"/>
@@ -5974,7 +5772,7 @@
           <w:sz w:val="24"/>
           <w:u w:val="single"/>
         </w:rPr>
-        <w:hyperlink r:id="rId35" w:history="1">
+        <w:hyperlink r:id="rId36" w:history="1">
           <w:r>
             <w:rPr>
               <w:rStyle w:val="Hyperlink"/>
@@ -6003,7 +5801,7 @@
           <w:sz w:val="24"/>
           <w:u w:val="single"/>
         </w:rPr>
-        <w:hyperlink r:id="rId35" w:history="1">
+        <w:hyperlink r:id="rId36" w:history="1">
           <w:r>
             <w:rPr>
               <w:rStyle w:val="Hyperlink"/>
@@ -6031,7 +5829,7 @@
           <w:sz w:val="24"/>
           <w:u w:val="single"/>
         </w:rPr>
-        <w:hyperlink r:id="rId36" w:history="1">
+        <w:hyperlink r:id="rId37" w:history="1">
           <w:r>
             <w:rPr>
               <w:rStyle w:val="Hyperlink"/>
@@ -6049,7 +5847,7 @@
           <w:sz w:val="24"/>
           <w:u w:val="single"/>
         </w:rPr>
-        <w:hyperlink r:id="rId36" w:history="1">
+        <w:hyperlink r:id="rId37" w:history="1">
           <w:r>
             <w:rPr>
               <w:rStyle w:val="Hyperlink"/>
@@ -6067,7 +5865,7 @@
           <w:sz w:val="24"/>
           <w:u w:val="single"/>
         </w:rPr>
-        <w:hyperlink r:id="rId36" w:history="1">
+        <w:hyperlink r:id="rId37" w:history="1">
           <w:r>
             <w:rPr>
               <w:rStyle w:val="Hyperlink"/>
@@ -6085,7 +5883,7 @@
           <w:sz w:val="24"/>
           <w:u w:val="single"/>
         </w:rPr>
-        <w:hyperlink r:id="rId36" w:history="1">
+        <w:hyperlink r:id="rId37" w:history="1">
           <w:r>
             <w:rPr>
               <w:rStyle w:val="Hyperlink"/>
@@ -6103,7 +5901,7 @@
           <w:sz w:val="24"/>
           <w:u w:val="single"/>
         </w:rPr>
-        <w:hyperlink r:id="rId36" w:history="1">
+        <w:hyperlink r:id="rId37" w:history="1">
           <w:r>
             <w:rPr>
               <w:rStyle w:val="Hyperlink"/>
@@ -6121,7 +5919,7 @@
           <w:sz w:val="24"/>
           <w:u w:val="single"/>
         </w:rPr>
-        <w:hyperlink r:id="rId36" w:history="1">
+        <w:hyperlink r:id="rId37" w:history="1">
           <w:r>
             <w:rPr>
               <w:rStyle w:val="Hyperlink"/>
@@ -6139,7 +5937,7 @@
           <w:sz w:val="24"/>
           <w:u w:val="single"/>
         </w:rPr>
-        <w:hyperlink r:id="rId36" w:history="1">
+        <w:hyperlink r:id="rId37" w:history="1">
           <w:r>
             <w:rPr>
               <w:rStyle w:val="Hyperlink"/>
@@ -6247,7 +6045,7 @@
           <w:sz w:val="24"/>
           <w:u w:val="single"/>
         </w:rPr>
-        <w:hyperlink r:id="rId37" w:history="1">
+        <w:hyperlink r:id="rId38" w:history="1">
           <w:r>
             <w:rPr>
               <w:rStyle w:val="Hyperlink"/>
@@ -6265,7 +6063,7 @@
           <w:sz w:val="24"/>
           <w:u w:val="single"/>
         </w:rPr>
-        <w:hyperlink r:id="rId37" w:history="1">
+        <w:hyperlink r:id="rId38" w:history="1">
           <w:r>
             <w:rPr>
               <w:rStyle w:val="Hyperlink"/>
@@ -6283,7 +6081,7 @@
           <w:sz w:val="24"/>
           <w:u w:val="single"/>
         </w:rPr>
-        <w:hyperlink r:id="rId37" w:history="1">
+        <w:hyperlink r:id="rId38" w:history="1">
           <w:r>
             <w:rPr>
               <w:rStyle w:val="Hyperlink"/>
@@ -6301,7 +6099,7 @@
           <w:sz w:val="24"/>
           <w:u w:val="single"/>
         </w:rPr>
-        <w:hyperlink r:id="rId37" w:history="1">
+        <w:hyperlink r:id="rId38" w:history="1">
           <w:r>
             <w:rPr>
               <w:rStyle w:val="Hyperlink"/>
@@ -6329,7 +6127,7 @@
           <w:sz w:val="24"/>
           <w:u w:val="single"/>
         </w:rPr>
-        <w:hyperlink r:id="rId38" w:history="1">
+        <w:hyperlink r:id="rId39" w:history="1">
           <w:r>
             <w:rPr>
               <w:rStyle w:val="Hyperlink"/>
@@ -6358,7 +6156,7 @@
           <w:sz w:val="24"/>
           <w:u w:val="single"/>
         </w:rPr>
-        <w:hyperlink r:id="rId38" w:history="1">
+        <w:hyperlink r:id="rId39" w:history="1">
           <w:r>
             <w:rPr>
               <w:rStyle w:val="Hyperlink"/>
@@ -6486,7 +6284,7 @@
           <w:sz w:val="24"/>
           <w:u w:val="single"/>
         </w:rPr>
-        <w:hyperlink r:id="rId39" w:history="1">
+        <w:hyperlink r:id="rId40" w:history="1">
           <w:r>
             <w:rPr>
               <w:rStyle w:val="Hyperlink"/>
@@ -6504,7 +6302,7 @@
           <w:sz w:val="24"/>
           <w:u w:val="single"/>
         </w:rPr>
-        <w:hyperlink r:id="rId39" w:history="1">
+        <w:hyperlink r:id="rId40" w:history="1">
           <w:r>
             <w:rPr>
               <w:rStyle w:val="Hyperlink"/>
@@ -6632,7 +6430,7 @@
           <w:sz w:val="24"/>
           <w:u w:val="single"/>
         </w:rPr>
-        <w:hyperlink r:id="rId40" w:history="1">
+        <w:hyperlink r:id="rId41" w:history="1">
           <w:r>
             <w:rPr>
               <w:rStyle w:val="Hyperlink"/>
@@ -6650,7 +6448,7 @@
           <w:sz w:val="24"/>
           <w:u w:val="single"/>
         </w:rPr>
-        <w:hyperlink r:id="rId40" w:history="1">
+        <w:hyperlink r:id="rId41" w:history="1">
           <w:r>
             <w:rPr>
               <w:rStyle w:val="Hyperlink"/>
@@ -6668,7 +6466,7 @@
           <w:sz w:val="24"/>
           <w:u w:val="single"/>
         </w:rPr>
-        <w:hyperlink r:id="rId40" w:history="1">
+        <w:hyperlink r:id="rId41" w:history="1">
           <w:r>
             <w:rPr>
               <w:rStyle w:val="Hyperlink"/>
@@ -6686,7 +6484,7 @@
           <w:sz w:val="24"/>
           <w:u w:val="single"/>
         </w:rPr>
-        <w:hyperlink r:id="rId40" w:history="1">
+        <w:hyperlink r:id="rId41" w:history="1">
           <w:r>
             <w:rPr>
               <w:rStyle w:val="Hyperlink"/>
@@ -6804,7 +6602,7 @@
           <w:sz w:val="24"/>
           <w:u w:val="single"/>
         </w:rPr>
-        <w:hyperlink r:id="rId41" w:history="1">
+        <w:hyperlink r:id="rId42" w:history="1">
           <w:r>
             <w:rPr>
               <w:rStyle w:val="Hyperlink"/>
@@ -6822,7 +6620,7 @@
           <w:sz w:val="24"/>
           <w:u w:val="single"/>
         </w:rPr>
-        <w:hyperlink r:id="rId41" w:history="1">
+        <w:hyperlink r:id="rId42" w:history="1">
           <w:r>
             <w:rPr>
               <w:rStyle w:val="Hyperlink"/>
@@ -6840,7 +6638,7 @@
           <w:sz w:val="24"/>
           <w:u w:val="single"/>
         </w:rPr>
-        <w:hyperlink r:id="rId41" w:history="1">
+        <w:hyperlink r:id="rId42" w:history="1">
           <w:r>
             <w:rPr>
               <w:rStyle w:val="Hyperlink"/>
@@ -6858,7 +6656,7 @@
           <w:sz w:val="24"/>
           <w:u w:val="single"/>
         </w:rPr>
-        <w:hyperlink r:id="rId41" w:history="1">
+        <w:hyperlink r:id="rId42" w:history="1">
           <w:r>
             <w:rPr>
               <w:rStyle w:val="Hyperlink"/>
@@ -6886,7 +6684,7 @@
           <w:sz w:val="24"/>
           <w:u w:val="single"/>
         </w:rPr>
-        <w:hyperlink r:id="rId42" w:history="1">
+        <w:hyperlink r:id="rId43" w:history="1">
           <w:r>
             <w:rPr>
               <w:rStyle w:val="Hyperlink"/>
@@ -6904,7 +6702,7 @@
           <w:sz w:val="24"/>
           <w:u w:val="single"/>
         </w:rPr>
-        <w:hyperlink r:id="rId42" w:history="1">
+        <w:hyperlink r:id="rId43" w:history="1">
           <w:r>
             <w:rPr>
               <w:rStyle w:val="Hyperlink"/>
@@ -6933,7 +6731,7 @@
           <w:sz w:val="24"/>
           <w:u w:val="single"/>
         </w:rPr>
-        <w:hyperlink r:id="rId42" w:history="1">
+        <w:hyperlink r:id="rId43" w:history="1">
           <w:r>
             <w:rPr>
               <w:rStyle w:val="Hyperlink"/>
@@ -6962,7 +6760,7 @@
           <w:sz w:val="24"/>
           <w:u w:val="single"/>
         </w:rPr>
-        <w:hyperlink r:id="rId43" w:history="1">
+        <w:hyperlink r:id="rId44" w:history="1">
           <w:r>
             <w:rPr>
               <w:rStyle w:val="Hyperlink"/>
@@ -6991,7 +6789,7 @@
           <w:sz w:val="24"/>
           <w:u w:val="single"/>
         </w:rPr>
-        <w:hyperlink r:id="rId41" w:history="1">
+        <w:hyperlink r:id="rId42" w:history="1">
           <w:r>
             <w:rPr>
               <w:rStyle w:val="Hyperlink"/>

--- a/EXPORTS/DOCX/published/niveau3/English/KKZ.docx
+++ b/EXPORTS/DOCX/published/niveau3/English/KKZ.docx
@@ -237,35 +237,34 @@
           <w:color w:val="000000"/>
           <w:sz w:val="24"/>
         </w:rPr>
-        <w:t>mpri</w:t>
-      </w:r>
-      <w:r>
-        <w:rPr>
-          <w:rFonts w:ascii="Charis SIL Regular" w:hAnsi="Charis SIL Regular" w:eastAsia="Charis SIL Regular"/>
-          <w:b w:val="0"/>
-          <w:i w:val="0"/>
-          <w:color w:val="000000"/>
-          <w:sz w:val="24"/>
-        </w:rPr>
-        <w:t xml:space="preserve">sed a </w:t>
-      </w:r>
-      <w:r>
-        <w:rPr>
-          <w:u w:val="single" w:color="0000ff"/>
-          <w:rFonts w:ascii="Charis SIL Regular" w:hAnsi="Charis SIL Regular" w:eastAsia="Charis SIL Regular"/>
-          <w:b w:val="0"/>
-          <w:i w:val="0"/>
-          <w:color w:val="000000"/>
-          <w:sz w:val="24"/>
-        </w:rPr>
         <w:hyperlink r:id="rId9" w:history="1">
           <w:r>
             <w:rPr>
               <w:rStyle w:val="Hyperlink"/>
             </w:rPr>
-            <w:t>wide ar</w:t>
+            <w:t>mpri</w:t>
           </w:r>
         </w:hyperlink>
+      </w:r>
+      <w:r>
+        <w:rPr>
+          <w:rFonts w:ascii="Charis SIL Regular" w:hAnsi="Charis SIL Regular" w:eastAsia="Charis SIL Regular"/>
+          <w:b w:val="0"/>
+          <w:i w:val="0"/>
+          <w:color w:val="000000"/>
+          <w:sz w:val="24"/>
+        </w:rPr>
+        <w:t xml:space="preserve">sed a </w:t>
+      </w:r>
+      <w:r>
+        <w:rPr>
+          <w:rFonts w:ascii="Charis SIL Regular" w:hAnsi="Charis SIL Regular" w:eastAsia="Charis SIL Regular"/>
+          <w:b w:val="0"/>
+          <w:i w:val="0"/>
+          <w:color w:val="000000"/>
+          <w:sz w:val="24"/>
+        </w:rPr>
+        <w:t>wide ar</w:t>
       </w:r>
       <w:r>
         <w:rPr>
@@ -591,31 +590,13 @@
       </w:r>
       <w:r>
         <w:rPr>
-          <w:u w:val="single" w:color="0000ff"/>
           <w:rFonts w:ascii="Charis SIL Regular" w:hAnsi="Charis SIL Regular" w:eastAsia="Charis SIL Regular"/>
           <w:b w:val="0"/>
           <w:i w:val="0"/>
           <w:color w:val="000000"/>
           <w:sz w:val="24"/>
         </w:rPr>
-        <w:hyperlink r:id="rId11" w:history="1">
-          <w:r>
-            <w:rPr>
-              <w:rStyle w:val="Hyperlink"/>
-            </w:rPr>
-            <w:t>Japanese</w:t>
-          </w:r>
-        </w:hyperlink>
-      </w:r>
-      <w:r>
-        <w:rPr>
-          <w:rFonts w:ascii="Charis SIL Regular" w:hAnsi="Charis SIL Regular" w:eastAsia="Charis SIL Regular"/>
-          <w:b w:val="0"/>
-          <w:i w:val="0"/>
-          <w:color w:val="000000"/>
-          <w:sz w:val="24"/>
-        </w:rPr>
-        <w:t xml:space="preserve"> peninsula </w:t>
+        <w:t xml:space="preserve">Japanese peninsula </w:t>
       </w:r>
       <w:r>
         <w:rPr>
@@ -925,14 +906,7 @@
           <w:color w:val="000000"/>
           <w:sz w:val="24"/>
         </w:rPr>
-        <w:hyperlink r:id="rId13" w:history="1">
-          <w:r>
-            <w:rPr>
-              <w:rStyle w:val="Hyperlink"/>
-            </w:rPr>
-            <w:t xml:space="preserve"> the</w:t>
-          </w:r>
-        </w:hyperlink>
+        <w:t xml:space="preserve"> the</w:t>
       </w:r>
       <w:r>
         <w:rPr>
@@ -1245,32 +1219,13 @@
       </w:r>
       <w:r>
         <w:rPr>
-          <w:u w:val="single" w:color="0000ff"/>
           <w:rFonts w:ascii="Charis SIL Italic" w:hAnsi="Charis SIL Italic" w:eastAsia="Charis SIL Italic"/>
           <w:b w:val="0"/>
           <w:i/>
           <w:color w:val="000000"/>
           <w:sz w:val="24"/>
         </w:rPr>
-        <w:hyperlink r:id="rId14" w:history="1">
-          <w:r>
-            <w:rPr>
-              <w:rStyle w:val="Hyperlink"/>
-            </w:rPr>
-            <w:t>R</w:t>
-          </w:r>
-        </w:hyperlink>
-      </w:r>
-      <w:r>
-        <w:rPr>
-          <w:u w:val="single" w:color="0000ff"/>
-          <w:rFonts w:ascii="Charis SIL Italic" w:hAnsi="Charis SIL Italic" w:eastAsia="Charis SIL Italic"/>
-          <w:b w:val="0"/>
-          <w:i/>
-          <w:color w:val="000000"/>
-          <w:sz w:val="24"/>
-        </w:rPr>
-        <w:t>V</w:t>
+        <w:t>RV</w:t>
       </w:r>
       <w:r>
         <w:rPr>
@@ -1556,25 +1511,7 @@
           <w:sz w:val="24"/>
           <w:u w:val="single"/>
         </w:rPr>
-        <w:t xml:space="preserve"> </w:t>
-      </w:r>
-      <w:r>
-        <w:rPr>
-          <w:rFonts w:ascii="Charis SIL Regular" w:hAnsi="Charis SIL Regular" w:eastAsia="Charis SIL Regular"/>
-          <w:b w:val="0"/>
-          <w:i w:val="0"/>
-          <w:color w:val="0000FF"/>
-          <w:sz w:val="24"/>
-          <w:u w:val="single"/>
-        </w:rPr>
-        <w:hyperlink r:id="rId15" w:history="1">
-          <w:r>
-            <w:rPr>
-              <w:rStyle w:val="Hyperlink"/>
-            </w:rPr>
-            <w:t>A</w:t>
-          </w:r>
-        </w:hyperlink>
+        <w:t xml:space="preserve"> A</w:t>
       </w:r>
       <w:r>
         <w:rPr>
@@ -1796,7 +1733,7 @@
           <w:sz w:val="24"/>
           <w:u w:val="single"/>
         </w:rPr>
-        <w:hyperlink r:id="rId16" w:history="1">
+        <w:hyperlink r:id="rId15" w:history="1">
           <w:r>
             <w:rPr>
               <w:rStyle w:val="Hyperlink"/>
@@ -1901,14 +1838,20 @@
       </w:r>
       <w:r>
         <w:rPr>
-          <w:u w:val="single" w:color="0000ff"/>
           <w:rFonts w:ascii="Charis SIL Regular" w:hAnsi="Charis SIL Regular" w:eastAsia="Charis SIL Regular"/>
           <w:b w:val="0"/>
           <w:i w:val="0"/>
           <w:color w:val="000000"/>
           <w:sz w:val="24"/>
         </w:rPr>
-        <w:t xml:space="preserve">, the </w:t>
+        <w:hyperlink r:id="rId15" w:history="1">
+          <w:r>
+            <w:rPr>
+              <w:rStyle w:val="Hyperlink"/>
+            </w:rPr>
+            <w:t xml:space="preserve">, the </w:t>
+          </w:r>
+        </w:hyperlink>
       </w:r>
       <w:r>
         <w:rPr>
@@ -2212,7 +2155,6 @@
       </w:r>
       <w:r>
         <w:rPr>
-          <w:u w:val="single" w:color="0000ff"/>
           <w:rFonts w:ascii="Charis SIL Regular" w:hAnsi="Charis SIL Regular" w:eastAsia="Charis SIL Regular"/>
           <w:b w:val="0"/>
           <w:i w:val="0"/>
@@ -2248,7 +2190,7 @@
           <w:sz w:val="24"/>
           <w:u w:val="single"/>
         </w:rPr>
-        <w:hyperlink r:id="rId18" w:history="1">
+        <w:hyperlink r:id="rId16" w:history="1">
           <w:r>
             <w:rPr>
               <w:rStyle w:val="Hyperlink"/>
@@ -2264,7 +2206,6 @@
           <w:i w:val="0"/>
           <w:color w:val="0000FF"/>
           <w:sz w:val="24"/>
-          <w:u w:val="single"/>
         </w:rPr>
         <w:hyperlink r:id="rId16" w:history="1">
           <w:r>
@@ -2293,8 +2234,16 @@
           <w:i w:val="0"/>
           <w:color w:val="0000FF"/>
           <w:sz w:val="24"/>
-        </w:rPr>
-        <w:t>van Natuurlijke</w:t>
+          <w:u w:val="single"/>
+        </w:rPr>
+        <w:hyperlink r:id="rId18" w:history="1">
+          <w:r>
+            <w:rPr>
+              <w:rStyle w:val="Hyperlink"/>
+            </w:rPr>
+            <w:t>van</w:t>
+          </w:r>
+        </w:hyperlink>
       </w:r>
       <w:r>
         <w:rPr>
@@ -2321,7 +2270,7 @@
             <w:rPr>
               <w:rStyle w:val="Hyperlink"/>
             </w:rPr>
-            <w:t>Histori</w:t>
+            <w:t>Natuurlijke</w:t>
           </w:r>
         </w:hyperlink>
       </w:r>
@@ -2332,7 +2281,35 @@
           <w:i w:val="0"/>
           <w:color w:val="0000FF"/>
           <w:sz w:val="24"/>
-          <w:u w:val="single"/>
+        </w:rPr>
+        <w:t xml:space="preserve"> Historie</w:t>
+      </w:r>
+      <w:r>
+        <w:rPr>
+          <w:u w:val="single" w:color="0000ff"/>
+          <w:rFonts w:ascii="Charis SIL Regular" w:hAnsi="Charis SIL Regular" w:eastAsia="Charis SIL Regular"/>
+          <w:b w:val="0"/>
+          <w:i w:val="0"/>
+          <w:color w:val="000000"/>
+          <w:sz w:val="24"/>
+        </w:rPr>
+        <w:hyperlink r:id="rId17" w:history="1">
+          <w:r>
+            <w:rPr>
+              <w:rStyle w:val="Hyperlink"/>
+            </w:rPr>
+            <w:t>, th</w:t>
+          </w:r>
+        </w:hyperlink>
+      </w:r>
+      <w:r>
+        <w:rPr>
+          <w:u w:val="single" w:color="0000ff"/>
+          <w:rFonts w:ascii="Charis SIL Regular" w:hAnsi="Charis SIL Regular" w:eastAsia="Charis SIL Regular"/>
+          <w:b w:val="0"/>
+          <w:i w:val="0"/>
+          <w:color w:val="000000"/>
+          <w:sz w:val="24"/>
         </w:rPr>
         <w:hyperlink r:id="rId17" w:history="1">
           <w:r>
@@ -2351,7 +2328,7 @@
           <w:color w:val="000000"/>
           <w:sz w:val="24"/>
         </w:rPr>
-        <w:t xml:space="preserve">, the </w:t>
+        <w:t xml:space="preserve"> </w:t>
       </w:r>
       <w:r>
         <w:rPr>
@@ -2362,7 +2339,7 @@
           <w:sz w:val="24"/>
           <w:u w:val="single"/>
         </w:rPr>
-        <w:hyperlink r:id="rId17" w:history="1">
+        <w:hyperlink r:id="rId19" w:history="1">
           <w:r>
             <w:rPr>
               <w:rStyle w:val="Hyperlink"/>
@@ -2454,9 +2431,15 @@
           <w:i w:val="0"/>
           <w:color w:val="0000FF"/>
           <w:sz w:val="24"/>
-          <w:u w:val="single"/>
-        </w:rPr>
-        <w:t>G</w:t>
+        </w:rPr>
+        <w:hyperlink r:id="rId19" w:history="1">
+          <w:r>
+            <w:rPr>
+              <w:rStyle w:val="Hyperlink"/>
+            </w:rPr>
+            <w:t>G</w:t>
+          </w:r>
+        </w:hyperlink>
       </w:r>
       <w:r>
         <w:rPr>
@@ -2503,7 +2486,14 @@
           <w:sz w:val="24"/>
           <w:u w:val="single"/>
         </w:rPr>
-        <w:t xml:space="preserve">en </w:t>
+        <w:hyperlink r:id="rId17" w:history="1">
+          <w:r>
+            <w:rPr>
+              <w:rStyle w:val="Hyperlink"/>
+            </w:rPr>
+            <w:t>en</w:t>
+          </w:r>
+        </w:hyperlink>
       </w:r>
       <w:r>
         <w:rPr>
@@ -2514,7 +2504,18 @@
           <w:sz w:val="24"/>
           <w:u w:val="single"/>
         </w:rPr>
-        <w:hyperlink r:id="rId19" w:history="1">
+        <w:t xml:space="preserve"> </w:t>
+      </w:r>
+      <w:r>
+        <w:rPr>
+          <w:rFonts w:ascii="Charis SIL Regular" w:hAnsi="Charis SIL Regular" w:eastAsia="Charis SIL Regular"/>
+          <w:b w:val="0"/>
+          <w:i w:val="0"/>
+          <w:color w:val="0000FF"/>
+          <w:sz w:val="24"/>
+          <w:u w:val="single"/>
+        </w:rPr>
+        <w:hyperlink r:id="rId17" w:history="1">
           <w:r>
             <w:rPr>
               <w:rStyle w:val="Hyperlink"/>
@@ -2560,7 +2561,7 @@
           <w:sz w:val="24"/>
           <w:u w:val="single"/>
         </w:rPr>
-        <w:hyperlink r:id="rId20" w:history="1">
+        <w:hyperlink r:id="rId18" w:history="1">
           <w:r>
             <w:rPr>
               <w:rStyle w:val="Hyperlink"/>
@@ -3029,7 +3030,71 @@
           <w:color w:val="000000"/>
           <w:sz w:val="24"/>
         </w:rPr>
-        <w:t xml:space="preserve">also went missing or were lost during this </w:t>
+        <w:t>also went missing or were</w:t>
+      </w:r>
+      <w:r>
+        <w:rPr>
+          <w:u w:val="single" w:color="0000ff"/>
+          <w:rFonts w:ascii="Charis SIL Regular" w:hAnsi="Charis SIL Regular" w:eastAsia="Charis SIL Regular"/>
+          <w:b w:val="0"/>
+          <w:i w:val="0"/>
+          <w:color w:val="000000"/>
+          <w:sz w:val="24"/>
+        </w:rPr>
+        <w:hyperlink r:id="rId22" w:history="1">
+          <w:r>
+            <w:rPr>
+              <w:rStyle w:val="Hyperlink"/>
+            </w:rPr>
+            <w:t xml:space="preserve"> lost duri</w:t>
+          </w:r>
+        </w:hyperlink>
+      </w:r>
+      <w:r>
+        <w:rPr>
+          <w:u w:val="single" w:color="0000ff"/>
+          <w:rFonts w:ascii="Charis SIL Regular" w:hAnsi="Charis SIL Regular" w:eastAsia="Charis SIL Regular"/>
+          <w:b w:val="0"/>
+          <w:i w:val="0"/>
+          <w:color w:val="000000"/>
+          <w:sz w:val="24"/>
+        </w:rPr>
+        <w:hyperlink r:id="rId22" w:history="1">
+          <w:r>
+            <w:rPr>
+              <w:rStyle w:val="Hyperlink"/>
+            </w:rPr>
+            <w:t>ng t</w:t>
+          </w:r>
+        </w:hyperlink>
+      </w:r>
+      <w:r>
+        <w:rPr>
+          <w:u w:val="single" w:color="0000ff"/>
+          <w:rFonts w:ascii="Charis SIL Regular" w:hAnsi="Charis SIL Regular" w:eastAsia="Charis SIL Regular"/>
+          <w:b w:val="0"/>
+          <w:i w:val="0"/>
+          <w:color w:val="000000"/>
+          <w:sz w:val="24"/>
+        </w:rPr>
+        <w:hyperlink r:id="rId22" w:history="1">
+          <w:r>
+            <w:rPr>
+              <w:rStyle w:val="Hyperlink"/>
+            </w:rPr>
+            <w:t>h</w:t>
+          </w:r>
+        </w:hyperlink>
+      </w:r>
+      <w:r>
+        <w:rPr>
+          <w:rFonts w:ascii="Charis SIL Regular" w:hAnsi="Charis SIL Regular" w:eastAsia="Charis SIL Regular"/>
+          <w:b w:val="0"/>
+          <w:i w:val="0"/>
+          <w:color w:val="000000"/>
+          <w:sz w:val="24"/>
+        </w:rPr>
+        <w:t xml:space="preserve">is </w:t>
       </w:r>
       <w:r>
         <w:rPr>
@@ -3161,71 +3226,7 @@
           <w:color w:val="000000"/>
           <w:sz w:val="24"/>
         </w:rPr>
-        <w:t>, who took office in 1876, had to put things in order. As can be read i</w:t>
-      </w:r>
-      <w:r>
-        <w:rPr>
-          <w:u w:val="single" w:color="0000ff"/>
-          <w:rFonts w:ascii="Charis SIL Regular" w:hAnsi="Charis SIL Regular" w:eastAsia="Charis SIL Regular"/>
-          <w:b w:val="0"/>
-          <w:i w:val="0"/>
-          <w:color w:val="000000"/>
-          <w:sz w:val="24"/>
-        </w:rPr>
-        <w:hyperlink r:id="rId23" w:history="1">
-          <w:r>
-            <w:rPr>
-              <w:rStyle w:val="Hyperlink"/>
-            </w:rPr>
-            <w:t>n Rud</w:t>
-          </w:r>
-        </w:hyperlink>
-      </w:r>
-      <w:r>
-        <w:rPr>
-          <w:u w:val="single" w:color="0000ff"/>
-          <w:rFonts w:ascii="Charis SIL Regular" w:hAnsi="Charis SIL Regular" w:eastAsia="Charis SIL Regular"/>
-          <w:b w:val="0"/>
-          <w:i w:val="0"/>
-          <w:color w:val="000000"/>
-          <w:sz w:val="24"/>
-        </w:rPr>
-        <w:hyperlink r:id="rId23" w:history="1">
-          <w:r>
-            <w:rPr>
-              <w:rStyle w:val="Hyperlink"/>
-            </w:rPr>
-            <w:t>o</w:t>
-          </w:r>
-        </w:hyperlink>
-      </w:r>
-      <w:r>
-        <w:rPr>
-          <w:u w:val="single" w:color="0000ff"/>
-          <w:rFonts w:ascii="Charis SIL Regular" w:hAnsi="Charis SIL Regular" w:eastAsia="Charis SIL Regular"/>
-          <w:b w:val="0"/>
-          <w:i w:val="0"/>
-          <w:color w:val="000000"/>
-          <w:sz w:val="24"/>
-        </w:rPr>
-        <w:hyperlink r:id="rId23" w:history="1">
-          <w:r>
-            <w:rPr>
-              <w:rStyle w:val="Hyperlink"/>
-            </w:rPr>
-            <w:t>lf E</w:t>
-          </w:r>
-        </w:hyperlink>
-      </w:r>
-      <w:r>
-        <w:rPr>
-          <w:rFonts w:ascii="Charis SIL Regular" w:hAnsi="Charis SIL Regular" w:eastAsia="Charis SIL Regular"/>
-          <w:b w:val="0"/>
-          <w:i w:val="0"/>
-          <w:color w:val="000000"/>
-          <w:sz w:val="24"/>
-        </w:rPr>
-        <w:t>ff</w:t>
+        <w:t>, who took office in 1876, had to put things in order. As can be read in Rudolf Eff</w:t>
       </w:r>
       <w:r>
         <w:rPr>
@@ -3682,7 +3683,115 @@
           <w:color w:val="000000"/>
           <w:sz w:val="24"/>
         </w:rPr>
-        <w:t>by officials of the Ministry of the Interior that are relevant to research in</w:t>
+        <w:t>by officials of the Ministry of the Interior that a</w:t>
+      </w:r>
+      <w:r>
+        <w:rPr>
+          <w:u w:val="single" w:color="0000ff"/>
+          <w:rFonts w:ascii="Charis SIL Regular" w:hAnsi="Charis SIL Regular" w:eastAsia="Charis SIL Regular"/>
+          <w:b w:val="0"/>
+          <w:i w:val="0"/>
+          <w:color w:val="000000"/>
+          <w:sz w:val="24"/>
+        </w:rPr>
+        <w:hyperlink r:id="rId25" w:history="1">
+          <w:r>
+            <w:rPr>
+              <w:rStyle w:val="Hyperlink"/>
+            </w:rPr>
+            <w:t>re releva</w:t>
+          </w:r>
+        </w:hyperlink>
+      </w:r>
+      <w:r>
+        <w:rPr>
+          <w:u w:val="single" w:color="0000ff"/>
+          <w:rFonts w:ascii="Charis SIL Regular" w:hAnsi="Charis SIL Regular" w:eastAsia="Charis SIL Regular"/>
+          <w:b w:val="0"/>
+          <w:i w:val="0"/>
+          <w:color w:val="000000"/>
+          <w:sz w:val="24"/>
+        </w:rPr>
+        <w:hyperlink r:id="rId25" w:history="1">
+          <w:r>
+            <w:rPr>
+              <w:rStyle w:val="Hyperlink"/>
+            </w:rPr>
+            <w:t>n</w:t>
+          </w:r>
+        </w:hyperlink>
+      </w:r>
+      <w:r>
+        <w:rPr>
+          <w:u w:val="single" w:color="0000ff"/>
+          <w:rFonts w:ascii="Charis SIL Regular" w:hAnsi="Charis SIL Regular" w:eastAsia="Charis SIL Regular"/>
+          <w:b w:val="0"/>
+          <w:i w:val="0"/>
+          <w:color w:val="000000"/>
+          <w:sz w:val="24"/>
+        </w:rPr>
+        <w:hyperlink r:id="rId25" w:history="1">
+          <w:r>
+            <w:rPr>
+              <w:rStyle w:val="Hyperlink"/>
+            </w:rPr>
+            <w:t>t to rese</w:t>
+          </w:r>
+        </w:hyperlink>
+      </w:r>
+      <w:r>
+        <w:rPr>
+          <w:u w:val="single" w:color="0000ff"/>
+          <w:rFonts w:ascii="Charis SIL Regular" w:hAnsi="Charis SIL Regular" w:eastAsia="Charis SIL Regular"/>
+          <w:b w:val="0"/>
+          <w:i w:val="0"/>
+          <w:color w:val="000000"/>
+          <w:sz w:val="24"/>
+        </w:rPr>
+        <w:hyperlink r:id="rId25" w:history="1">
+          <w:r>
+            <w:rPr>
+              <w:rStyle w:val="Hyperlink"/>
+            </w:rPr>
+            <w:t>a</w:t>
+          </w:r>
+        </w:hyperlink>
+      </w:r>
+      <w:r>
+        <w:rPr>
+          <w:u w:val="single" w:color="0000ff"/>
+          <w:rFonts w:ascii="Charis SIL Regular" w:hAnsi="Charis SIL Regular" w:eastAsia="Charis SIL Regular"/>
+          <w:b w:val="0"/>
+          <w:i w:val="0"/>
+          <w:color w:val="000000"/>
+          <w:sz w:val="24"/>
+        </w:rPr>
+        <w:hyperlink r:id="rId25" w:history="1">
+          <w:r>
+            <w:rPr>
+              <w:rStyle w:val="Hyperlink"/>
+            </w:rPr>
+            <w:t>rc</w:t>
+          </w:r>
+        </w:hyperlink>
+      </w:r>
+      <w:r>
+        <w:rPr>
+          <w:u w:val="single" w:color="0000ff"/>
+          <w:rFonts w:ascii="Charis SIL Regular" w:hAnsi="Charis SIL Regular" w:eastAsia="Charis SIL Regular"/>
+          <w:b w:val="0"/>
+          <w:i w:val="0"/>
+          <w:color w:val="000000"/>
+          <w:sz w:val="24"/>
+        </w:rPr>
+        <w:hyperlink r:id="rId25" w:history="1">
+          <w:r>
+            <w:rPr>
+              <w:rStyle w:val="Hyperlink"/>
+            </w:rPr>
+            <w:t>h in</w:t>
+          </w:r>
+        </w:hyperlink>
       </w:r>
       <w:r>
         <w:rPr>
@@ -4971,7 +5080,25 @@
             <w:rPr>
               <w:rStyle w:val="Hyperlink"/>
             </w:rPr>
-            <w:t>fi</w:t>
+            <w:t>f</w:t>
+          </w:r>
+        </w:hyperlink>
+      </w:r>
+      <w:r>
+        <w:rPr>
+          <w:rFonts w:ascii="Charis SIL Regular" w:hAnsi="Charis SIL Regular" w:eastAsia="Charis SIL Regular"/>
+          <w:b w:val="0"/>
+          <w:i w:val="0"/>
+          <w:color w:val="0000FF"/>
+          <w:sz w:val="24"/>
+          <w:u w:val="single"/>
+        </w:rPr>
+        <w:hyperlink r:id="rId30" w:history="1">
+          <w:r>
+            <w:rPr>
+              <w:rStyle w:val="Hyperlink"/>
+            </w:rPr>
+            <w:t>i</w:t>
           </w:r>
         </w:hyperlink>
       </w:r>
@@ -5000,7 +5127,6 @@
           <w:i w:val="0"/>
           <w:color w:val="0000FF"/>
           <w:sz w:val="24"/>
-          <w:u w:val="single"/>
         </w:rPr>
         <w:hyperlink r:id="rId30" w:history="1">
           <w:r>
@@ -5036,19 +5162,9 @@
             <w:rPr>
               <w:rStyle w:val="Hyperlink"/>
             </w:rPr>
-            <w:t>NL</w:t>
+            <w:t>NL-</w:t>
           </w:r>
         </w:hyperlink>
-      </w:r>
-      <w:r>
-        <w:rPr>
-          <w:rFonts w:ascii="Charis SIL Regular" w:hAnsi="Charis SIL Regular" w:eastAsia="Charis SIL Regular"/>
-          <w:b w:val="0"/>
-          <w:i w:val="0"/>
-          <w:color w:val="0000FF"/>
-          <w:sz w:val="24"/>
-        </w:rPr>
-        <w:t>-</w:t>
       </w:r>
       <w:r>
         <w:rPr>
@@ -6789,7 +6905,7 @@
           <w:sz w:val="24"/>
           <w:u w:val="single"/>
         </w:rPr>
-        <w:hyperlink r:id="rId42" w:history="1">
+        <w:hyperlink r:id="rId44" w:history="1">
           <w:r>
             <w:rPr>
               <w:rStyle w:val="Hyperlink"/>

--- a/EXPORTS/DOCX/published/niveau3/English/KKZ.docx
+++ b/EXPORTS/DOCX/published/niveau3/English/KKZ.docx
@@ -258,13 +258,21 @@
       </w:r>
       <w:r>
         <w:rPr>
+          <w:u w:val="single" w:color="0000ff"/>
           <w:rFonts w:ascii="Charis SIL Regular" w:hAnsi="Charis SIL Regular" w:eastAsia="Charis SIL Regular"/>
           <w:b w:val="0"/>
           <w:i w:val="0"/>
           <w:color w:val="000000"/>
           <w:sz w:val="24"/>
         </w:rPr>
-        <w:t>wide ar</w:t>
+        <w:hyperlink r:id="rId9" w:history="1">
+          <w:r>
+            <w:rPr>
+              <w:rStyle w:val="Hyperlink"/>
+            </w:rPr>
+            <w:t>wide ar</w:t>
+          </w:r>
+        </w:hyperlink>
       </w:r>
       <w:r>
         <w:rPr>
@@ -590,13 +598,31 @@
       </w:r>
       <w:r>
         <w:rPr>
+          <w:u w:val="single" w:color="0000ff"/>
           <w:rFonts w:ascii="Charis SIL Regular" w:hAnsi="Charis SIL Regular" w:eastAsia="Charis SIL Regular"/>
           <w:b w:val="0"/>
           <w:i w:val="0"/>
           <w:color w:val="000000"/>
           <w:sz w:val="24"/>
         </w:rPr>
-        <w:t xml:space="preserve">Japanese peninsula </w:t>
+        <w:hyperlink r:id="rId11" w:history="1">
+          <w:r>
+            <w:rPr>
+              <w:rStyle w:val="Hyperlink"/>
+            </w:rPr>
+            <w:t>Japanese</w:t>
+          </w:r>
+        </w:hyperlink>
+      </w:r>
+      <w:r>
+        <w:rPr>
+          <w:rFonts w:ascii="Charis SIL Regular" w:hAnsi="Charis SIL Regular" w:eastAsia="Charis SIL Regular"/>
+          <w:b w:val="0"/>
+          <w:i w:val="0"/>
+          <w:color w:val="000000"/>
+          <w:sz w:val="24"/>
+        </w:rPr>
+        <w:t xml:space="preserve"> peninsula </w:t>
       </w:r>
       <w:r>
         <w:rPr>
@@ -906,7 +932,14 @@
           <w:color w:val="000000"/>
           <w:sz w:val="24"/>
         </w:rPr>
-        <w:t xml:space="preserve"> the</w:t>
+        <w:hyperlink r:id="rId13" w:history="1">
+          <w:r>
+            <w:rPr>
+              <w:rStyle w:val="Hyperlink"/>
+            </w:rPr>
+            <w:t xml:space="preserve"> the</w:t>
+          </w:r>
+        </w:hyperlink>
       </w:r>
       <w:r>
         <w:rPr>
@@ -1219,13 +1252,31 @@
       </w:r>
       <w:r>
         <w:rPr>
+          <w:u w:val="single" w:color="0000ff"/>
           <w:rFonts w:ascii="Charis SIL Italic" w:hAnsi="Charis SIL Italic" w:eastAsia="Charis SIL Italic"/>
           <w:b w:val="0"/>
           <w:i/>
           <w:color w:val="000000"/>
           <w:sz w:val="24"/>
         </w:rPr>
-        <w:t>RV</w:t>
+        <w:hyperlink r:id="rId14" w:history="1">
+          <w:r>
+            <w:rPr>
+              <w:rStyle w:val="Hyperlink"/>
+            </w:rPr>
+            <w:t>R</w:t>
+          </w:r>
+        </w:hyperlink>
+      </w:r>
+      <w:r>
+        <w:rPr>
+          <w:rFonts w:ascii="Charis SIL Italic" w:hAnsi="Charis SIL Italic" w:eastAsia="Charis SIL Italic"/>
+          <w:b w:val="0"/>
+          <w:i/>
+          <w:color w:val="000000"/>
+          <w:sz w:val="24"/>
+        </w:rPr>
+        <w:t>V</w:t>
       </w:r>
       <w:r>
         <w:rPr>
@@ -1473,7 +1524,6 @@
           <w:i w:val="0"/>
           <w:color w:val="0000FF"/>
           <w:sz w:val="24"/>
-          <w:u w:val="single"/>
         </w:rPr>
         <w:hyperlink r:id="rId15" w:history="1">
           <w:r>
@@ -1511,7 +1561,25 @@
           <w:sz w:val="24"/>
           <w:u w:val="single"/>
         </w:rPr>
-        <w:t xml:space="preserve"> A</w:t>
+        <w:t xml:space="preserve"> </w:t>
+      </w:r>
+      <w:r>
+        <w:rPr>
+          <w:rFonts w:ascii="Charis SIL Regular" w:hAnsi="Charis SIL Regular" w:eastAsia="Charis SIL Regular"/>
+          <w:b w:val="0"/>
+          <w:i w:val="0"/>
+          <w:color w:val="0000FF"/>
+          <w:sz w:val="24"/>
+          <w:u w:val="single"/>
+        </w:rPr>
+        <w:hyperlink r:id="rId15" w:history="1">
+          <w:r>
+            <w:rPr>
+              <w:rStyle w:val="Hyperlink"/>
+            </w:rPr>
+            <w:t>A</w:t>
+          </w:r>
+        </w:hyperlink>
       </w:r>
       <w:r>
         <w:rPr>
@@ -1713,7 +1781,6 @@
           <w:i w:val="0"/>
           <w:color w:val="0000FF"/>
           <w:sz w:val="24"/>
-          <w:u w:val="single"/>
         </w:rPr>
         <w:hyperlink r:id="rId16" w:history="1">
           <w:r>
@@ -1762,7 +1829,7 @@
           <w:sz w:val="24"/>
           <w:u w:val="single"/>
         </w:rPr>
-        <w:hyperlink r:id="rId16" w:history="1">
+        <w:hyperlink r:id="rId15" w:history="1">
           <w:r>
             <w:rPr>
               <w:rStyle w:val="Hyperlink"/>
@@ -1791,7 +1858,7 @@
           <w:sz w:val="24"/>
           <w:u w:val="single"/>
         </w:rPr>
-        <w:hyperlink r:id="rId16" w:history="1">
+        <w:hyperlink r:id="rId15" w:history="1">
           <w:r>
             <w:rPr>
               <w:rStyle w:val="Hyperlink"/>
@@ -1809,7 +1876,7 @@
           <w:sz w:val="24"/>
           <w:u w:val="single"/>
         </w:rPr>
-        <w:hyperlink r:id="rId16" w:history="1">
+        <w:hyperlink r:id="rId15" w:history="1">
           <w:r>
             <w:rPr>
               <w:rStyle w:val="Hyperlink"/>
@@ -1827,7 +1894,7 @@
           <w:sz w:val="24"/>
           <w:u w:val="single"/>
         </w:rPr>
-        <w:hyperlink r:id="rId16" w:history="1">
+        <w:hyperlink r:id="rId15" w:history="1">
           <w:r>
             <w:rPr>
               <w:rStyle w:val="Hyperlink"/>
@@ -1844,25 +1911,18 @@
           <w:color w:val="000000"/>
           <w:sz w:val="24"/>
         </w:rPr>
+        <w:t xml:space="preserve">, the </w:t>
+      </w:r>
+      <w:r>
+        <w:rPr>
+          <w:rFonts w:ascii="Charis SIL Regular" w:hAnsi="Charis SIL Regular" w:eastAsia="Charis SIL Regular"/>
+          <w:b w:val="0"/>
+          <w:i w:val="0"/>
+          <w:color w:val="0000FF"/>
+          <w:sz w:val="24"/>
+          <w:u w:val="single"/>
+        </w:rPr>
         <w:hyperlink r:id="rId15" w:history="1">
-          <w:r>
-            <w:rPr>
-              <w:rStyle w:val="Hyperlink"/>
-            </w:rPr>
-            <w:t xml:space="preserve">, the </w:t>
-          </w:r>
-        </w:hyperlink>
-      </w:r>
-      <w:r>
-        <w:rPr>
-          <w:rFonts w:ascii="Charis SIL Regular" w:hAnsi="Charis SIL Regular" w:eastAsia="Charis SIL Regular"/>
-          <w:b w:val="0"/>
-          <w:i w:val="0"/>
-          <w:color w:val="0000FF"/>
-          <w:sz w:val="24"/>
-          <w:u w:val="single"/>
-        </w:rPr>
-        <w:hyperlink r:id="rId17" w:history="1">
           <w:r>
             <w:rPr>
               <w:rStyle w:val="Hyperlink"/>
@@ -2137,31 +2197,13 @@
       </w:r>
       <w:r>
         <w:rPr>
-          <w:u w:val="single" w:color="0000ff"/>
           <w:rFonts w:ascii="Charis SIL Regular" w:hAnsi="Charis SIL Regular" w:eastAsia="Charis SIL Regular"/>
           <w:b w:val="0"/>
           <w:i w:val="0"/>
           <w:color w:val="000000"/>
           <w:sz w:val="24"/>
         </w:rPr>
-        <w:hyperlink r:id="rId16" w:history="1">
-          <w:r>
-            <w:rPr>
-              <w:rStyle w:val="Hyperlink"/>
-            </w:rPr>
-            <w:t>, the</w:t>
-          </w:r>
-        </w:hyperlink>
-      </w:r>
-      <w:r>
-        <w:rPr>
-          <w:rFonts w:ascii="Charis SIL Regular" w:hAnsi="Charis SIL Regular" w:eastAsia="Charis SIL Regular"/>
-          <w:b w:val="0"/>
-          <w:i w:val="0"/>
-          <w:color w:val="000000"/>
-          <w:sz w:val="24"/>
-        </w:rPr>
-        <w:t xml:space="preserve"> </w:t>
+        <w:t xml:space="preserve">, the </w:t>
       </w:r>
       <w:r>
         <w:rPr>
@@ -2206,6 +2248,7 @@
           <w:i w:val="0"/>
           <w:color w:val="0000FF"/>
           <w:sz w:val="24"/>
+          <w:u w:val="single"/>
         </w:rPr>
         <w:hyperlink r:id="rId16" w:history="1">
           <w:r>
@@ -2265,7 +2308,7 @@
           <w:sz w:val="24"/>
           <w:u w:val="single"/>
         </w:rPr>
-        <w:hyperlink r:id="rId17" w:history="1">
+        <w:hyperlink r:id="rId18" w:history="1">
           <w:r>
             <w:rPr>
               <w:rStyle w:val="Hyperlink"/>
@@ -2281,8 +2324,45 @@
           <w:i w:val="0"/>
           <w:color w:val="0000FF"/>
           <w:sz w:val="24"/>
-        </w:rPr>
-        <w:t xml:space="preserve"> Historie</w:t>
+          <w:u w:val="single"/>
+        </w:rPr>
+        <w:t xml:space="preserve"> </w:t>
+      </w:r>
+      <w:r>
+        <w:rPr>
+          <w:rFonts w:ascii="Charis SIL Regular" w:hAnsi="Charis SIL Regular" w:eastAsia="Charis SIL Regular"/>
+          <w:b w:val="0"/>
+          <w:i w:val="0"/>
+          <w:color w:val="0000FF"/>
+          <w:sz w:val="24"/>
+          <w:u w:val="single"/>
+        </w:rPr>
+        <w:hyperlink r:id="rId18" w:history="1">
+          <w:r>
+            <w:rPr>
+              <w:rStyle w:val="Hyperlink"/>
+            </w:rPr>
+            <w:t>Histori</w:t>
+          </w:r>
+        </w:hyperlink>
+      </w:r>
+      <w:r>
+        <w:rPr>
+          <w:rFonts w:ascii="Charis SIL Regular" w:hAnsi="Charis SIL Regular" w:eastAsia="Charis SIL Regular"/>
+          <w:b w:val="0"/>
+          <w:i w:val="0"/>
+          <w:color w:val="0000FF"/>
+          <w:sz w:val="24"/>
+          <w:u w:val="single"/>
+        </w:rPr>
+        <w:hyperlink r:id="rId18" w:history="1">
+          <w:r>
+            <w:rPr>
+              <w:rStyle w:val="Hyperlink"/>
+            </w:rPr>
+            <w:t>e</w:t>
+          </w:r>
+        </w:hyperlink>
       </w:r>
       <w:r>
         <w:rPr>
@@ -2311,24 +2391,7 @@
           <w:color w:val="000000"/>
           <w:sz w:val="24"/>
         </w:rPr>
-        <w:hyperlink r:id="rId17" w:history="1">
-          <w:r>
-            <w:rPr>
-              <w:rStyle w:val="Hyperlink"/>
-            </w:rPr>
-            <w:t>e</w:t>
-          </w:r>
-        </w:hyperlink>
-      </w:r>
-      <w:r>
-        <w:rPr>
-          <w:rFonts w:ascii="Charis SIL Regular" w:hAnsi="Charis SIL Regular" w:eastAsia="Charis SIL Regular"/>
-          <w:b w:val="0"/>
-          <w:i w:val="0"/>
-          <w:color w:val="000000"/>
-          <w:sz w:val="24"/>
-        </w:rPr>
-        <w:t xml:space="preserve"> </w:t>
+        <w:t xml:space="preserve">e </w:t>
       </w:r>
       <w:r>
         <w:rPr>
@@ -2431,6 +2494,7 @@
           <w:i w:val="0"/>
           <w:color w:val="0000FF"/>
           <w:sz w:val="24"/>
+          <w:u w:val="single"/>
         </w:rPr>
         <w:hyperlink r:id="rId19" w:history="1">
           <w:r>
@@ -2450,7 +2514,7 @@
           <w:sz w:val="24"/>
           <w:u w:val="single"/>
         </w:rPr>
-        <w:hyperlink r:id="rId17" w:history="1">
+        <w:hyperlink r:id="rId19" w:history="1">
           <w:r>
             <w:rPr>
               <w:rStyle w:val="Hyperlink"/>
@@ -2486,7 +2550,7 @@
           <w:sz w:val="24"/>
           <w:u w:val="single"/>
         </w:rPr>
-        <w:hyperlink r:id="rId17" w:history="1">
+        <w:hyperlink r:id="rId19" w:history="1">
           <w:r>
             <w:rPr>
               <w:rStyle w:val="Hyperlink"/>
@@ -2515,7 +2579,7 @@
           <w:sz w:val="24"/>
           <w:u w:val="single"/>
         </w:rPr>
-        <w:hyperlink r:id="rId17" w:history="1">
+        <w:hyperlink r:id="rId19" w:history="1">
           <w:r>
             <w:rPr>
               <w:rStyle w:val="Hyperlink"/>
@@ -2561,7 +2625,7 @@
           <w:sz w:val="24"/>
           <w:u w:val="single"/>
         </w:rPr>
-        <w:hyperlink r:id="rId18" w:history="1">
+        <w:hyperlink r:id="rId20" w:history="1">
           <w:r>
             <w:rPr>
               <w:rStyle w:val="Hyperlink"/>
@@ -2597,7 +2661,7 @@
           <w:sz w:val="24"/>
           <w:u w:val="single"/>
         </w:rPr>
-        <w:hyperlink r:id="rId20" w:history="1">
+        <w:hyperlink r:id="rId18" w:history="1">
           <w:r>
             <w:rPr>
               <w:rStyle w:val="Hyperlink"/>
@@ -2608,13 +2672,21 @@
       </w:r>
       <w:r>
         <w:rPr>
+          <w:u w:val="single" w:color="0000ff"/>
           <w:rFonts w:ascii="Charis SIL Regular" w:hAnsi="Charis SIL Regular" w:eastAsia="Charis SIL Regular"/>
           <w:b w:val="0"/>
           <w:i w:val="0"/>
           <w:color w:val="000000"/>
           <w:sz w:val="24"/>
         </w:rPr>
-        <w:t>.</w:t>
+        <w:hyperlink r:id="rId18" w:history="1">
+          <w:r>
+            <w:rPr>
+              <w:rStyle w:val="Hyperlink"/>
+            </w:rPr>
+            <w:t>.</w:t>
+          </w:r>
+        </w:hyperlink>
       </w:r>
     </w:p>
     <w:p>
@@ -3088,13 +3160,21 @@
       </w:r>
       <w:r>
         <w:rPr>
+          <w:u w:val="single" w:color="0000ff"/>
           <w:rFonts w:ascii="Charis SIL Regular" w:hAnsi="Charis SIL Regular" w:eastAsia="Charis SIL Regular"/>
           <w:b w:val="0"/>
           <w:i w:val="0"/>
           <w:color w:val="000000"/>
           <w:sz w:val="24"/>
         </w:rPr>
-        <w:t xml:space="preserve">is </w:t>
+        <w:hyperlink r:id="rId22" w:history="1">
+          <w:r>
+            <w:rPr>
+              <w:rStyle w:val="Hyperlink"/>
+            </w:rPr>
+            <w:t xml:space="preserve">is </w:t>
+          </w:r>
+        </w:hyperlink>
       </w:r>
       <w:r>
         <w:rPr>
@@ -3226,7 +3306,7 @@
           <w:color w:val="000000"/>
           <w:sz w:val="24"/>
         </w:rPr>
-        <w:t>, who took office in 1876, had to put things in order. As can be read in Rudolf Eff</w:t>
+        <w:t>, who took office in 1876, had to put things in order. As can be read i</w:t>
       </w:r>
       <w:r>
         <w:rPr>
@@ -3242,9 +3322,84 @@
             <w:rPr>
               <w:rStyle w:val="Hyperlink"/>
             </w:rPr>
-            <w:t>ert</w:t>
+            <w:t>n Rud</w:t>
           </w:r>
         </w:hyperlink>
+      </w:r>
+      <w:r>
+        <w:rPr>
+          <w:u w:val="single" w:color="0000ff"/>
+          <w:rFonts w:ascii="Charis SIL Regular" w:hAnsi="Charis SIL Regular" w:eastAsia="Charis SIL Regular"/>
+          <w:b w:val="0"/>
+          <w:i w:val="0"/>
+          <w:color w:val="000000"/>
+          <w:sz w:val="24"/>
+        </w:rPr>
+        <w:hyperlink r:id="rId23" w:history="1">
+          <w:r>
+            <w:rPr>
+              <w:rStyle w:val="Hyperlink"/>
+            </w:rPr>
+            <w:t>o</w:t>
+          </w:r>
+        </w:hyperlink>
+      </w:r>
+      <w:r>
+        <w:rPr>
+          <w:u w:val="single" w:color="0000ff"/>
+          <w:rFonts w:ascii="Charis SIL Regular" w:hAnsi="Charis SIL Regular" w:eastAsia="Charis SIL Regular"/>
+          <w:b w:val="0"/>
+          <w:i w:val="0"/>
+          <w:color w:val="000000"/>
+          <w:sz w:val="24"/>
+        </w:rPr>
+        <w:hyperlink r:id="rId23" w:history="1">
+          <w:r>
+            <w:rPr>
+              <w:rStyle w:val="Hyperlink"/>
+            </w:rPr>
+            <w:t>lf E</w:t>
+          </w:r>
+        </w:hyperlink>
+      </w:r>
+      <w:r>
+        <w:rPr>
+          <w:u w:val="single" w:color="0000ff"/>
+          <w:rFonts w:ascii="Charis SIL Regular" w:hAnsi="Charis SIL Regular" w:eastAsia="Charis SIL Regular"/>
+          <w:b w:val="0"/>
+          <w:i w:val="0"/>
+          <w:color w:val="000000"/>
+          <w:sz w:val="24"/>
+        </w:rPr>
+        <w:t>ff</w:t>
+      </w:r>
+      <w:r>
+        <w:rPr>
+          <w:u w:val="single" w:color="0000ff"/>
+          <w:rFonts w:ascii="Charis SIL Regular" w:hAnsi="Charis SIL Regular" w:eastAsia="Charis SIL Regular"/>
+          <w:b w:val="0"/>
+          <w:i w:val="0"/>
+          <w:color w:val="000000"/>
+          <w:sz w:val="24"/>
+        </w:rPr>
+        <w:hyperlink r:id="rId23" w:history="1">
+          <w:r>
+            <w:rPr>
+              <w:rStyle w:val="Hyperlink"/>
+            </w:rPr>
+            <w:t>er</w:t>
+          </w:r>
+        </w:hyperlink>
+      </w:r>
+      <w:r>
+        <w:rPr>
+          <w:rFonts w:ascii="Charis SIL Regular" w:hAnsi="Charis SIL Regular" w:eastAsia="Charis SIL Regular"/>
+          <w:b w:val="0"/>
+          <w:i w:val="0"/>
+          <w:color w:val="000000"/>
+          <w:sz w:val="24"/>
+        </w:rPr>
+        <w:t>t</w:t>
       </w:r>
       <w:r>
         <w:rPr>
@@ -5080,7 +5235,7 @@
             <w:rPr>
               <w:rStyle w:val="Hyperlink"/>
             </w:rPr>
-            <w:t>f</w:t>
+            <w:t>fil</w:t>
           </w:r>
         </w:hyperlink>
       </w:r>
@@ -5092,41 +5247,6 @@
           <w:color w:val="0000FF"/>
           <w:sz w:val="24"/>
           <w:u w:val="single"/>
-        </w:rPr>
-        <w:hyperlink r:id="rId30" w:history="1">
-          <w:r>
-            <w:rPr>
-              <w:rStyle w:val="Hyperlink"/>
-            </w:rPr>
-            <w:t>i</w:t>
-          </w:r>
-        </w:hyperlink>
-      </w:r>
-      <w:r>
-        <w:rPr>
-          <w:rFonts w:ascii="Charis SIL Regular" w:hAnsi="Charis SIL Regular" w:eastAsia="Charis SIL Regular"/>
-          <w:b w:val="0"/>
-          <w:i w:val="0"/>
-          <w:color w:val="0000FF"/>
-          <w:sz w:val="24"/>
-          <w:u w:val="single"/>
-        </w:rPr>
-        <w:hyperlink r:id="rId30" w:history="1">
-          <w:r>
-            <w:rPr>
-              <w:rStyle w:val="Hyperlink"/>
-            </w:rPr>
-            <w:t>l</w:t>
-          </w:r>
-        </w:hyperlink>
-      </w:r>
-      <w:r>
-        <w:rPr>
-          <w:rFonts w:ascii="Charis SIL Regular" w:hAnsi="Charis SIL Regular" w:eastAsia="Charis SIL Regular"/>
-          <w:b w:val="0"/>
-          <w:i w:val="0"/>
-          <w:color w:val="0000FF"/>
-          <w:sz w:val="24"/>
         </w:rPr>
         <w:hyperlink r:id="rId30" w:history="1">
           <w:r>
@@ -5146,25 +5266,59 @@
           <w:sz w:val="24"/>
           <w:u w:val="single"/>
         </w:rPr>
-        <w:t>/</w:t>
-      </w:r>
-      <w:r>
-        <w:rPr>
-          <w:rFonts w:ascii="Charis SIL Regular" w:hAnsi="Charis SIL Regular" w:eastAsia="Charis SIL Regular"/>
-          <w:b w:val="0"/>
-          <w:i w:val="0"/>
-          <w:color w:val="0000FF"/>
-          <w:sz w:val="24"/>
-          <w:u w:val="single"/>
-        </w:rPr>
         <w:hyperlink r:id="rId30" w:history="1">
           <w:r>
             <w:rPr>
               <w:rStyle w:val="Hyperlink"/>
             </w:rPr>
-            <w:t>NL-</w:t>
+            <w:t>/</w:t>
           </w:r>
         </w:hyperlink>
+      </w:r>
+      <w:r>
+        <w:rPr>
+          <w:rFonts w:ascii="Charis SIL Regular" w:hAnsi="Charis SIL Regular" w:eastAsia="Charis SIL Regular"/>
+          <w:b w:val="0"/>
+          <w:i w:val="0"/>
+          <w:color w:val="0000FF"/>
+          <w:sz w:val="24"/>
+          <w:u w:val="single"/>
+        </w:rPr>
+        <w:hyperlink r:id="rId30" w:history="1">
+          <w:r>
+            <w:rPr>
+              <w:rStyle w:val="Hyperlink"/>
+            </w:rPr>
+            <w:t>N</w:t>
+          </w:r>
+        </w:hyperlink>
+      </w:r>
+      <w:r>
+        <w:rPr>
+          <w:rFonts w:ascii="Charis SIL Regular" w:hAnsi="Charis SIL Regular" w:eastAsia="Charis SIL Regular"/>
+          <w:b w:val="0"/>
+          <w:i w:val="0"/>
+          <w:color w:val="0000FF"/>
+          <w:sz w:val="24"/>
+        </w:rPr>
+        <w:hyperlink r:id="rId30" w:history="1">
+          <w:r>
+            <w:rPr>
+              <w:rStyle w:val="Hyperlink"/>
+            </w:rPr>
+            <w:t>L</w:t>
+          </w:r>
+        </w:hyperlink>
+      </w:r>
+      <w:r>
+        <w:rPr>
+          <w:rFonts w:ascii="Charis SIL Regular" w:hAnsi="Charis SIL Regular" w:eastAsia="Charis SIL Regular"/>
+          <w:b w:val="0"/>
+          <w:i w:val="0"/>
+          <w:color w:val="0000FF"/>
+          <w:sz w:val="24"/>
+        </w:rPr>
+        <w:t>-</w:t>
       </w:r>
       <w:r>
         <w:rPr>
@@ -6035,7 +6189,7 @@
           <w:sz w:val="24"/>
           <w:u w:val="single"/>
         </w:rPr>
-        <w:hyperlink r:id="rId37" w:history="1">
+        <w:hyperlink r:id="rId36" w:history="1">
           <w:r>
             <w:rPr>
               <w:rStyle w:val="Hyperlink"/>

--- a/EXPORTS/DOCX/published/niveau3/English/KKZ.docx
+++ b/EXPORTS/DOCX/published/niveau3/English/KKZ.docx
@@ -1524,6 +1524,7 @@
           <w:i w:val="0"/>
           <w:color w:val="0000FF"/>
           <w:sz w:val="24"/>
+          <w:u w:val="single"/>
         </w:rPr>
         <w:hyperlink r:id="rId15" w:history="1">
           <w:r>
@@ -1905,13 +1906,21 @@
       </w:r>
       <w:r>
         <w:rPr>
+          <w:u w:val="single" w:color="0000ff"/>
           <w:rFonts w:ascii="Charis SIL Regular" w:hAnsi="Charis SIL Regular" w:eastAsia="Charis SIL Regular"/>
           <w:b w:val="0"/>
           <w:i w:val="0"/>
           <w:color w:val="000000"/>
           <w:sz w:val="24"/>
         </w:rPr>
-        <w:t xml:space="preserve">, the </w:t>
+        <w:hyperlink r:id="rId15" w:history="1">
+          <w:r>
+            <w:rPr>
+              <w:rStyle w:val="Hyperlink"/>
+            </w:rPr>
+            <w:t xml:space="preserve">, the </w:t>
+          </w:r>
+        </w:hyperlink>
       </w:r>
       <w:r>
         <w:rPr>
@@ -2101,7 +2110,6 @@
           <w:i w:val="0"/>
           <w:color w:val="0000FF"/>
           <w:sz w:val="24"/>
-          <w:u w:val="single"/>
         </w:rPr>
         <w:hyperlink r:id="rId17" w:history="1">
           <w:r>
@@ -2308,7 +2316,7 @@
           <w:sz w:val="24"/>
           <w:u w:val="single"/>
         </w:rPr>
-        <w:hyperlink r:id="rId18" w:history="1">
+        <w:hyperlink r:id="rId17" w:history="1">
           <w:r>
             <w:rPr>
               <w:rStyle w:val="Hyperlink"/>
@@ -2337,7 +2345,7 @@
           <w:sz w:val="24"/>
           <w:u w:val="single"/>
         </w:rPr>
-        <w:hyperlink r:id="rId18" w:history="1">
+        <w:hyperlink r:id="rId17" w:history="1">
           <w:r>
             <w:rPr>
               <w:rStyle w:val="Hyperlink"/>
@@ -2355,7 +2363,7 @@
           <w:sz w:val="24"/>
           <w:u w:val="single"/>
         </w:rPr>
-        <w:hyperlink r:id="rId18" w:history="1">
+        <w:hyperlink r:id="rId17" w:history="1">
           <w:r>
             <w:rPr>
               <w:rStyle w:val="Hyperlink"/>
@@ -2384,7 +2392,6 @@
       </w:r>
       <w:r>
         <w:rPr>
-          <w:u w:val="single" w:color="0000ff"/>
           <w:rFonts w:ascii="Charis SIL Regular" w:hAnsi="Charis SIL Regular" w:eastAsia="Charis SIL Regular"/>
           <w:b w:val="0"/>
           <w:i w:val="0"/>
@@ -2402,7 +2409,7 @@
           <w:sz w:val="24"/>
           <w:u w:val="single"/>
         </w:rPr>
-        <w:hyperlink r:id="rId19" w:history="1">
+        <w:hyperlink r:id="rId17" w:history="1">
           <w:r>
             <w:rPr>
               <w:rStyle w:val="Hyperlink"/>
@@ -2420,7 +2427,7 @@
           <w:sz w:val="24"/>
           <w:u w:val="single"/>
         </w:rPr>
-        <w:hyperlink r:id="rId19" w:history="1">
+        <w:hyperlink r:id="rId17" w:history="1">
           <w:r>
             <w:rPr>
               <w:rStyle w:val="Hyperlink"/>
@@ -2438,7 +2445,7 @@
           <w:sz w:val="24"/>
           <w:u w:val="single"/>
         </w:rPr>
-        <w:hyperlink r:id="rId19" w:history="1">
+        <w:hyperlink r:id="rId17" w:history="1">
           <w:r>
             <w:rPr>
               <w:rStyle w:val="Hyperlink"/>
@@ -2467,7 +2474,7 @@
           <w:sz w:val="24"/>
           <w:u w:val="single"/>
         </w:rPr>
-        <w:hyperlink r:id="rId19" w:history="1">
+        <w:hyperlink r:id="rId17" w:history="1">
           <w:r>
             <w:rPr>
               <w:rStyle w:val="Hyperlink"/>
@@ -2496,14 +2503,7 @@
           <w:sz w:val="24"/>
           <w:u w:val="single"/>
         </w:rPr>
-        <w:hyperlink r:id="rId19" w:history="1">
-          <w:r>
-            <w:rPr>
-              <w:rStyle w:val="Hyperlink"/>
-            </w:rPr>
-            <w:t>G</w:t>
-          </w:r>
-        </w:hyperlink>
+        <w:t>G</w:t>
       </w:r>
       <w:r>
         <w:rPr>
@@ -2514,7 +2514,7 @@
           <w:sz w:val="24"/>
           <w:u w:val="single"/>
         </w:rPr>
-        <w:hyperlink r:id="rId19" w:history="1">
+        <w:hyperlink r:id="rId17" w:history="1">
           <w:r>
             <w:rPr>
               <w:rStyle w:val="Hyperlink"/>
@@ -2550,7 +2550,7 @@
           <w:sz w:val="24"/>
           <w:u w:val="single"/>
         </w:rPr>
-        <w:hyperlink r:id="rId19" w:history="1">
+        <w:hyperlink r:id="rId17" w:history="1">
           <w:r>
             <w:rPr>
               <w:rStyle w:val="Hyperlink"/>
@@ -2579,7 +2579,7 @@
           <w:sz w:val="24"/>
           <w:u w:val="single"/>
         </w:rPr>
-        <w:hyperlink r:id="rId19" w:history="1">
+        <w:hyperlink r:id="rId17" w:history="1">
           <w:r>
             <w:rPr>
               <w:rStyle w:val="Hyperlink"/>
@@ -2597,7 +2597,7 @@
           <w:sz w:val="24"/>
           <w:u w:val="single"/>
         </w:rPr>
-        <w:hyperlink r:id="rId19" w:history="1">
+        <w:hyperlink r:id="rId17" w:history="1">
           <w:r>
             <w:rPr>
               <w:rStyle w:val="Hyperlink"/>
@@ -2608,13 +2608,49 @@
       </w:r>
       <w:r>
         <w:rPr>
+          <w:u w:val="single" w:color="0000ff"/>
           <w:rFonts w:ascii="Charis SIL Regular" w:hAnsi="Charis SIL Regular" w:eastAsia="Charis SIL Regular"/>
           <w:b w:val="0"/>
           <w:i w:val="0"/>
           <w:color w:val="000000"/>
           <w:sz w:val="24"/>
         </w:rPr>
-        <w:t xml:space="preserve"> and the </w:t>
+        <w:hyperlink r:id="rId17" w:history="1">
+          <w:r>
+            <w:rPr>
+              <w:rStyle w:val="Hyperlink"/>
+            </w:rPr>
+            <w:t xml:space="preserve"> a</w:t>
+          </w:r>
+        </w:hyperlink>
+      </w:r>
+      <w:r>
+        <w:rPr>
+          <w:rFonts w:ascii="Charis SIL Regular" w:hAnsi="Charis SIL Regular" w:eastAsia="Charis SIL Regular"/>
+          <w:b w:val="0"/>
+          <w:i w:val="0"/>
+          <w:color w:val="000000"/>
+          <w:sz w:val="24"/>
+        </w:rPr>
+        <w:t>nd th</w:t>
+      </w:r>
+      <w:r>
+        <w:rPr>
+          <w:u w:val="single" w:color="0000ff"/>
+          <w:rFonts w:ascii="Charis SIL Regular" w:hAnsi="Charis SIL Regular" w:eastAsia="Charis SIL Regular"/>
+          <w:b w:val="0"/>
+          <w:i w:val="0"/>
+          <w:color w:val="000000"/>
+          <w:sz w:val="24"/>
+        </w:rPr>
+        <w:hyperlink r:id="rId18" w:history="1">
+          <w:r>
+            <w:rPr>
+              <w:rStyle w:val="Hyperlink"/>
+            </w:rPr>
+            <w:t xml:space="preserve">e </w:t>
+          </w:r>
+        </w:hyperlink>
       </w:r>
       <w:r>
         <w:rPr>
@@ -2625,7 +2661,7 @@
           <w:sz w:val="24"/>
           <w:u w:val="single"/>
         </w:rPr>
-        <w:hyperlink r:id="rId20" w:history="1">
+        <w:hyperlink r:id="rId18" w:history="1">
           <w:r>
             <w:rPr>
               <w:rStyle w:val="Hyperlink"/>
@@ -2737,12 +2773,137 @@
           <w:sz w:val="24"/>
           <w:u w:val="single"/>
         </w:rPr>
+        <w:hyperlink r:id="rId20" w:history="1">
+          <w:r>
+            <w:rPr>
+              <w:rStyle w:val="Hyperlink"/>
+            </w:rPr>
+            <w:t>Reinier</w:t>
+          </w:r>
+        </w:hyperlink>
+      </w:r>
+      <w:r>
+        <w:rPr>
+          <w:rFonts w:ascii="Charis SIL Regular" w:hAnsi="Charis SIL Regular" w:eastAsia="Charis SIL Regular"/>
+          <w:b w:val="0"/>
+          <w:i w:val="0"/>
+          <w:color w:val="0000FF"/>
+          <w:sz w:val="24"/>
+          <w:u w:val="single"/>
+        </w:rPr>
+        <w:t xml:space="preserve"> </w:t>
+      </w:r>
+      <w:r>
+        <w:rPr>
+          <w:rFonts w:ascii="Charis SIL Regular" w:hAnsi="Charis SIL Regular" w:eastAsia="Charis SIL Regular"/>
+          <w:b w:val="0"/>
+          <w:i w:val="0"/>
+          <w:color w:val="0000FF"/>
+          <w:sz w:val="24"/>
+          <w:u w:val="single"/>
+        </w:rPr>
+        <w:hyperlink r:id="rId20" w:history="1">
+          <w:r>
+            <w:rPr>
+              <w:rStyle w:val="Hyperlink"/>
+            </w:rPr>
+            <w:t>van</w:t>
+          </w:r>
+        </w:hyperlink>
+      </w:r>
+      <w:r>
+        <w:rPr>
+          <w:rFonts w:ascii="Charis SIL Regular" w:hAnsi="Charis SIL Regular" w:eastAsia="Charis SIL Regular"/>
+          <w:b w:val="0"/>
+          <w:i w:val="0"/>
+          <w:color w:val="0000FF"/>
+          <w:sz w:val="24"/>
+          <w:u w:val="single"/>
+        </w:rPr>
+        <w:t xml:space="preserve"> </w:t>
+      </w:r>
+      <w:r>
+        <w:rPr>
+          <w:rFonts w:ascii="Charis SIL Regular" w:hAnsi="Charis SIL Regular" w:eastAsia="Charis SIL Regular"/>
+          <w:b w:val="0"/>
+          <w:i w:val="0"/>
+          <w:color w:val="0000FF"/>
+          <w:sz w:val="24"/>
+          <w:u w:val="single"/>
+        </w:rPr>
+        <w:hyperlink r:id="rId20" w:history="1">
+          <w:r>
+            <w:rPr>
+              <w:rStyle w:val="Hyperlink"/>
+            </w:rPr>
+            <w:t>de</w:t>
+          </w:r>
+        </w:hyperlink>
+      </w:r>
+      <w:r>
+        <w:rPr>
+          <w:rFonts w:ascii="Charis SIL Regular" w:hAnsi="Charis SIL Regular" w:eastAsia="Charis SIL Regular"/>
+          <w:b w:val="0"/>
+          <w:i w:val="0"/>
+          <w:color w:val="0000FF"/>
+          <w:sz w:val="24"/>
+          <w:u w:val="single"/>
+        </w:rPr>
+        <w:t xml:space="preserve"> </w:t>
+      </w:r>
+      <w:r>
+        <w:rPr>
+          <w:rFonts w:ascii="Charis SIL Regular" w:hAnsi="Charis SIL Regular" w:eastAsia="Charis SIL Regular"/>
+          <w:b w:val="0"/>
+          <w:i w:val="0"/>
+          <w:color w:val="0000FF"/>
+          <w:sz w:val="24"/>
+          <w:u w:val="single"/>
+        </w:rPr>
+        <w:hyperlink r:id="rId20" w:history="1">
+          <w:r>
+            <w:rPr>
+              <w:rStyle w:val="Hyperlink"/>
+            </w:rPr>
+            <w:t>Kasteele</w:t>
+          </w:r>
+        </w:hyperlink>
+      </w:r>
+      <w:r>
+        <w:rPr>
+          <w:rFonts w:ascii="Charis SIL Regular" w:hAnsi="Charis SIL Regular" w:eastAsia="Charis SIL Regular"/>
+          <w:b w:val="0"/>
+          <w:i w:val="0"/>
+          <w:color w:val="000000"/>
+          <w:sz w:val="24"/>
+        </w:rPr>
+        <w:t xml:space="preserve">, </w:t>
+      </w:r>
+      <w:r>
+        <w:rPr>
+          <w:rFonts w:ascii="Charis SIL Regular" w:hAnsi="Charis SIL Regular" w:eastAsia="Charis SIL Regular"/>
+          <w:b w:val="0"/>
+          <w:i w:val="0"/>
+          <w:color w:val="000000"/>
+          <w:sz w:val="24"/>
+        </w:rPr>
+        <w:t xml:space="preserve">disappeared after his son </w:t>
+      </w:r>
+      <w:r>
+        <w:rPr>
+          <w:rFonts w:ascii="Charis SIL Regular" w:hAnsi="Charis SIL Regular" w:eastAsia="Charis SIL Regular"/>
+          <w:b w:val="0"/>
+          <w:i w:val="0"/>
+          <w:color w:val="0000FF"/>
+          <w:sz w:val="24"/>
+          <w:u w:val="single"/>
+        </w:rPr>
         <w:hyperlink r:id="rId21" w:history="1">
           <w:r>
             <w:rPr>
               <w:rStyle w:val="Hyperlink"/>
             </w:rPr>
-            <w:t>Reinier</w:t>
+            <w:t>Abraham</w:t>
           </w:r>
         </w:hyperlink>
       </w:r>
@@ -2841,17 +3002,243 @@
           <w:color w:val="000000"/>
           <w:sz w:val="24"/>
         </w:rPr>
-        <w:t xml:space="preserve">, </w:t>
-      </w:r>
-      <w:r>
-        <w:rPr>
+        <w:t xml:space="preserve"> succeeded him</w:t>
+      </w:r>
+      <w:r>
+        <w:rPr>
+          <w:u w:val="single" w:color="0000ff"/>
           <w:rFonts w:ascii="Charis SIL Regular" w:hAnsi="Charis SIL Regular" w:eastAsia="Charis SIL Regular"/>
           <w:b w:val="0"/>
           <w:i w:val="0"/>
           <w:color w:val="000000"/>
           <w:sz w:val="24"/>
         </w:rPr>
-        <w:t xml:space="preserve">disappeared after his son </w:t>
+        <w:hyperlink r:id="rId20" w:history="1">
+          <w:r>
+            <w:rPr>
+              <w:rStyle w:val="Hyperlink"/>
+            </w:rPr>
+            <w:t xml:space="preserve"> in 184</w:t>
+          </w:r>
+        </w:hyperlink>
+      </w:r>
+      <w:r>
+        <w:rPr>
+          <w:u w:val="single" w:color="0000ff"/>
+          <w:rFonts w:ascii="Charis SIL Regular" w:hAnsi="Charis SIL Regular" w:eastAsia="Charis SIL Regular"/>
+          <w:b w:val="0"/>
+          <w:i w:val="0"/>
+          <w:color w:val="000000"/>
+          <w:sz w:val="24"/>
+        </w:rPr>
+        <w:hyperlink r:id="rId20" w:history="1">
+          <w:r>
+            <w:rPr>
+              <w:rStyle w:val="Hyperlink"/>
+            </w:rPr>
+            <w:t>0</w:t>
+          </w:r>
+        </w:hyperlink>
+      </w:r>
+      <w:r>
+        <w:rPr>
+          <w:u w:val="single" w:color="0000ff"/>
+          <w:rFonts w:ascii="Charis SIL Regular" w:hAnsi="Charis SIL Regular" w:eastAsia="Charis SIL Regular"/>
+          <w:b w:val="0"/>
+          <w:i w:val="0"/>
+          <w:color w:val="000000"/>
+          <w:sz w:val="24"/>
+        </w:rPr>
+        <w:hyperlink r:id="rId20" w:history="1">
+          <w:r>
+            <w:rPr>
+              <w:rStyle w:val="Hyperlink"/>
+            </w:rPr>
+            <w:t>. M</w:t>
+          </w:r>
+        </w:hyperlink>
+      </w:r>
+      <w:r>
+        <w:rPr>
+          <w:u w:val="single" w:color="0000ff"/>
+          <w:rFonts w:ascii="Charis SIL Regular" w:hAnsi="Charis SIL Regular" w:eastAsia="Charis SIL Regular"/>
+          <w:b w:val="0"/>
+          <w:i w:val="0"/>
+          <w:color w:val="000000"/>
+          <w:sz w:val="24"/>
+        </w:rPr>
+        <w:hyperlink r:id="rId20" w:history="1">
+          <w:r>
+            <w:rPr>
+              <w:rStyle w:val="Hyperlink"/>
+            </w:rPr>
+            <w:t>a</w:t>
+          </w:r>
+        </w:hyperlink>
+      </w:r>
+      <w:r>
+        <w:rPr>
+          <w:u w:val="single" w:color="0000ff"/>
+          <w:rFonts w:ascii="Charis SIL Regular" w:hAnsi="Charis SIL Regular" w:eastAsia="Charis SIL Regular"/>
+          <w:b w:val="0"/>
+          <w:i w:val="0"/>
+          <w:color w:val="000000"/>
+          <w:sz w:val="24"/>
+        </w:rPr>
+        <w:hyperlink r:id="rId20" w:history="1">
+          <w:r>
+            <w:rPr>
+              <w:rStyle w:val="Hyperlink"/>
+            </w:rPr>
+            <w:t>n</w:t>
+          </w:r>
+        </w:hyperlink>
+      </w:r>
+      <w:r>
+        <w:rPr>
+          <w:u w:val="single" w:color="0000ff"/>
+          <w:rFonts w:ascii="Charis SIL Regular" w:hAnsi="Charis SIL Regular" w:eastAsia="Charis SIL Regular"/>
+          <w:b w:val="0"/>
+          <w:i w:val="0"/>
+          <w:color w:val="000000"/>
+          <w:sz w:val="24"/>
+        </w:rPr>
+        <w:hyperlink r:id="rId20" w:history="1">
+          <w:r>
+            <w:rPr>
+              <w:rStyle w:val="Hyperlink"/>
+            </w:rPr>
+            <w:t>y</w:t>
+          </w:r>
+        </w:hyperlink>
+      </w:r>
+      <w:r>
+        <w:rPr>
+          <w:u w:val="single" w:color="0000ff"/>
+          <w:rFonts w:ascii="Charis SIL Regular" w:hAnsi="Charis SIL Regular" w:eastAsia="Charis SIL Regular"/>
+          <w:b w:val="0"/>
+          <w:i w:val="0"/>
+          <w:color w:val="000000"/>
+          <w:sz w:val="24"/>
+        </w:rPr>
+        <w:hyperlink r:id="rId20" w:history="1">
+          <w:r>
+            <w:rPr>
+              <w:rStyle w:val="Hyperlink"/>
+            </w:rPr>
+            <w:t xml:space="preserve"> objects </w:t>
+          </w:r>
+        </w:hyperlink>
+      </w:r>
+      <w:r>
+        <w:rPr>
+          <w:rFonts w:ascii="Charis SIL Regular" w:hAnsi="Charis SIL Regular" w:eastAsia="Charis SIL Regular"/>
+          <w:b w:val="0"/>
+          <w:i w:val="0"/>
+          <w:color w:val="000000"/>
+          <w:sz w:val="24"/>
+        </w:rPr>
+        <w:t>also went missing or were</w:t>
+      </w:r>
+      <w:r>
+        <w:rPr>
+          <w:u w:val="single" w:color="0000ff"/>
+          <w:rFonts w:ascii="Charis SIL Regular" w:hAnsi="Charis SIL Regular" w:eastAsia="Charis SIL Regular"/>
+          <w:b w:val="0"/>
+          <w:i w:val="0"/>
+          <w:color w:val="000000"/>
+          <w:sz w:val="24"/>
+        </w:rPr>
+        <w:hyperlink r:id="rId21" w:history="1">
+          <w:r>
+            <w:rPr>
+              <w:rStyle w:val="Hyperlink"/>
+            </w:rPr>
+            <w:t xml:space="preserve"> lost duri</w:t>
+          </w:r>
+        </w:hyperlink>
+      </w:r>
+      <w:r>
+        <w:rPr>
+          <w:u w:val="single" w:color="0000ff"/>
+          <w:rFonts w:ascii="Charis SIL Regular" w:hAnsi="Charis SIL Regular" w:eastAsia="Charis SIL Regular"/>
+          <w:b w:val="0"/>
+          <w:i w:val="0"/>
+          <w:color w:val="000000"/>
+          <w:sz w:val="24"/>
+        </w:rPr>
+        <w:hyperlink r:id="rId21" w:history="1">
+          <w:r>
+            <w:rPr>
+              <w:rStyle w:val="Hyperlink"/>
+            </w:rPr>
+            <w:t>ng t</w:t>
+          </w:r>
+        </w:hyperlink>
+      </w:r>
+      <w:r>
+        <w:rPr>
+          <w:u w:val="single" w:color="0000ff"/>
+          <w:rFonts w:ascii="Charis SIL Regular" w:hAnsi="Charis SIL Regular" w:eastAsia="Charis SIL Regular"/>
+          <w:b w:val="0"/>
+          <w:i w:val="0"/>
+          <w:color w:val="000000"/>
+          <w:sz w:val="24"/>
+        </w:rPr>
+        <w:hyperlink r:id="rId21" w:history="1">
+          <w:r>
+            <w:rPr>
+              <w:rStyle w:val="Hyperlink"/>
+            </w:rPr>
+            <w:t>h</w:t>
+          </w:r>
+        </w:hyperlink>
+      </w:r>
+      <w:r>
+        <w:rPr>
+          <w:u w:val="single" w:color="0000ff"/>
+          <w:rFonts w:ascii="Charis SIL Regular" w:hAnsi="Charis SIL Regular" w:eastAsia="Charis SIL Regular"/>
+          <w:b w:val="0"/>
+          <w:i w:val="0"/>
+          <w:color w:val="000000"/>
+          <w:sz w:val="24"/>
+        </w:rPr>
+        <w:hyperlink r:id="rId21" w:history="1">
+          <w:r>
+            <w:rPr>
+              <w:rStyle w:val="Hyperlink"/>
+            </w:rPr>
+            <w:t xml:space="preserve">is </w:t>
+          </w:r>
+        </w:hyperlink>
+      </w:r>
+      <w:r>
+        <w:rPr>
+          <w:u w:val="single" w:color="0000ff"/>
+          <w:rFonts w:ascii="Charis SIL Regular" w:hAnsi="Charis SIL Regular" w:eastAsia="Charis SIL Regular"/>
+          <w:b w:val="0"/>
+          <w:i w:val="0"/>
+          <w:color w:val="000000"/>
+          <w:sz w:val="24"/>
+        </w:rPr>
+        <w:hyperlink r:id="rId21" w:history="1">
+          <w:r>
+            <w:rPr>
+              <w:rStyle w:val="Hyperlink"/>
+            </w:rPr>
+            <w:t>time. Th</w:t>
+          </w:r>
+        </w:hyperlink>
+      </w:r>
+      <w:r>
+        <w:rPr>
+          <w:rFonts w:ascii="Charis SIL Regular" w:hAnsi="Charis SIL Regular" w:eastAsia="Charis SIL Regular"/>
+          <w:b w:val="0"/>
+          <w:i w:val="0"/>
+          <w:color w:val="000000"/>
+          <w:sz w:val="24"/>
+        </w:rPr>
+        <w:t xml:space="preserve">e third and final director </w:t>
       </w:r>
       <w:r>
         <w:rPr>
@@ -2867,7 +3254,7 @@
             <w:rPr>
               <w:rStyle w:val="Hyperlink"/>
             </w:rPr>
-            <w:t>Abraham</w:t>
+            <w:t>David</w:t>
           </w:r>
         </w:hyperlink>
       </w:r>
@@ -2925,357 +3312,6 @@
             <w:rPr>
               <w:rStyle w:val="Hyperlink"/>
             </w:rPr>
-            <w:t>de</w:t>
-          </w:r>
-        </w:hyperlink>
-      </w:r>
-      <w:r>
-        <w:rPr>
-          <w:rFonts w:ascii="Charis SIL Regular" w:hAnsi="Charis SIL Regular" w:eastAsia="Charis SIL Regular"/>
-          <w:b w:val="0"/>
-          <w:i w:val="0"/>
-          <w:color w:val="0000FF"/>
-          <w:sz w:val="24"/>
-          <w:u w:val="single"/>
-        </w:rPr>
-        <w:t xml:space="preserve"> </w:t>
-      </w:r>
-      <w:r>
-        <w:rPr>
-          <w:rFonts w:ascii="Charis SIL Regular" w:hAnsi="Charis SIL Regular" w:eastAsia="Charis SIL Regular"/>
-          <w:b w:val="0"/>
-          <w:i w:val="0"/>
-          <w:color w:val="0000FF"/>
-          <w:sz w:val="24"/>
-          <w:u w:val="single"/>
-        </w:rPr>
-        <w:hyperlink r:id="rId22" w:history="1">
-          <w:r>
-            <w:rPr>
-              <w:rStyle w:val="Hyperlink"/>
-            </w:rPr>
-            <w:t>Kasteele</w:t>
-          </w:r>
-        </w:hyperlink>
-      </w:r>
-      <w:r>
-        <w:rPr>
-          <w:rFonts w:ascii="Charis SIL Regular" w:hAnsi="Charis SIL Regular" w:eastAsia="Charis SIL Regular"/>
-          <w:b w:val="0"/>
-          <w:i w:val="0"/>
-          <w:color w:val="000000"/>
-          <w:sz w:val="24"/>
-        </w:rPr>
-        <w:t xml:space="preserve"> succeeded him</w:t>
-      </w:r>
-      <w:r>
-        <w:rPr>
-          <w:u w:val="single" w:color="0000ff"/>
-          <w:rFonts w:ascii="Charis SIL Regular" w:hAnsi="Charis SIL Regular" w:eastAsia="Charis SIL Regular"/>
-          <w:b w:val="0"/>
-          <w:i w:val="0"/>
-          <w:color w:val="000000"/>
-          <w:sz w:val="24"/>
-        </w:rPr>
-        <w:hyperlink r:id="rId21" w:history="1">
-          <w:r>
-            <w:rPr>
-              <w:rStyle w:val="Hyperlink"/>
-            </w:rPr>
-            <w:t xml:space="preserve"> in 184</w:t>
-          </w:r>
-        </w:hyperlink>
-      </w:r>
-      <w:r>
-        <w:rPr>
-          <w:u w:val="single" w:color="0000ff"/>
-          <w:rFonts w:ascii="Charis SIL Regular" w:hAnsi="Charis SIL Regular" w:eastAsia="Charis SIL Regular"/>
-          <w:b w:val="0"/>
-          <w:i w:val="0"/>
-          <w:color w:val="000000"/>
-          <w:sz w:val="24"/>
-        </w:rPr>
-        <w:hyperlink r:id="rId21" w:history="1">
-          <w:r>
-            <w:rPr>
-              <w:rStyle w:val="Hyperlink"/>
-            </w:rPr>
-            <w:t>0</w:t>
-          </w:r>
-        </w:hyperlink>
-      </w:r>
-      <w:r>
-        <w:rPr>
-          <w:u w:val="single" w:color="0000ff"/>
-          <w:rFonts w:ascii="Charis SIL Regular" w:hAnsi="Charis SIL Regular" w:eastAsia="Charis SIL Regular"/>
-          <w:b w:val="0"/>
-          <w:i w:val="0"/>
-          <w:color w:val="000000"/>
-          <w:sz w:val="24"/>
-        </w:rPr>
-        <w:hyperlink r:id="rId21" w:history="1">
-          <w:r>
-            <w:rPr>
-              <w:rStyle w:val="Hyperlink"/>
-            </w:rPr>
-            <w:t>. M</w:t>
-          </w:r>
-        </w:hyperlink>
-      </w:r>
-      <w:r>
-        <w:rPr>
-          <w:u w:val="single" w:color="0000ff"/>
-          <w:rFonts w:ascii="Charis SIL Regular" w:hAnsi="Charis SIL Regular" w:eastAsia="Charis SIL Regular"/>
-          <w:b w:val="0"/>
-          <w:i w:val="0"/>
-          <w:color w:val="000000"/>
-          <w:sz w:val="24"/>
-        </w:rPr>
-        <w:hyperlink r:id="rId21" w:history="1">
-          <w:r>
-            <w:rPr>
-              <w:rStyle w:val="Hyperlink"/>
-            </w:rPr>
-            <w:t>a</w:t>
-          </w:r>
-        </w:hyperlink>
-      </w:r>
-      <w:r>
-        <w:rPr>
-          <w:u w:val="single" w:color="0000ff"/>
-          <w:rFonts w:ascii="Charis SIL Regular" w:hAnsi="Charis SIL Regular" w:eastAsia="Charis SIL Regular"/>
-          <w:b w:val="0"/>
-          <w:i w:val="0"/>
-          <w:color w:val="000000"/>
-          <w:sz w:val="24"/>
-        </w:rPr>
-        <w:hyperlink r:id="rId21" w:history="1">
-          <w:r>
-            <w:rPr>
-              <w:rStyle w:val="Hyperlink"/>
-            </w:rPr>
-            <w:t>n</w:t>
-          </w:r>
-        </w:hyperlink>
-      </w:r>
-      <w:r>
-        <w:rPr>
-          <w:u w:val="single" w:color="0000ff"/>
-          <w:rFonts w:ascii="Charis SIL Regular" w:hAnsi="Charis SIL Regular" w:eastAsia="Charis SIL Regular"/>
-          <w:b w:val="0"/>
-          <w:i w:val="0"/>
-          <w:color w:val="000000"/>
-          <w:sz w:val="24"/>
-        </w:rPr>
-        <w:hyperlink r:id="rId21" w:history="1">
-          <w:r>
-            <w:rPr>
-              <w:rStyle w:val="Hyperlink"/>
-            </w:rPr>
-            <w:t>y</w:t>
-          </w:r>
-        </w:hyperlink>
-      </w:r>
-      <w:r>
-        <w:rPr>
-          <w:u w:val="single" w:color="0000ff"/>
-          <w:rFonts w:ascii="Charis SIL Regular" w:hAnsi="Charis SIL Regular" w:eastAsia="Charis SIL Regular"/>
-          <w:b w:val="0"/>
-          <w:i w:val="0"/>
-          <w:color w:val="000000"/>
-          <w:sz w:val="24"/>
-        </w:rPr>
-        <w:hyperlink r:id="rId21" w:history="1">
-          <w:r>
-            <w:rPr>
-              <w:rStyle w:val="Hyperlink"/>
-            </w:rPr>
-            <w:t xml:space="preserve"> objects </w:t>
-          </w:r>
-        </w:hyperlink>
-      </w:r>
-      <w:r>
-        <w:rPr>
-          <w:rFonts w:ascii="Charis SIL Regular" w:hAnsi="Charis SIL Regular" w:eastAsia="Charis SIL Regular"/>
-          <w:b w:val="0"/>
-          <w:i w:val="0"/>
-          <w:color w:val="000000"/>
-          <w:sz w:val="24"/>
-        </w:rPr>
-        <w:t>also went missing or were</w:t>
-      </w:r>
-      <w:r>
-        <w:rPr>
-          <w:u w:val="single" w:color="0000ff"/>
-          <w:rFonts w:ascii="Charis SIL Regular" w:hAnsi="Charis SIL Regular" w:eastAsia="Charis SIL Regular"/>
-          <w:b w:val="0"/>
-          <w:i w:val="0"/>
-          <w:color w:val="000000"/>
-          <w:sz w:val="24"/>
-        </w:rPr>
-        <w:hyperlink r:id="rId22" w:history="1">
-          <w:r>
-            <w:rPr>
-              <w:rStyle w:val="Hyperlink"/>
-            </w:rPr>
-            <w:t xml:space="preserve"> lost duri</w:t>
-          </w:r>
-        </w:hyperlink>
-      </w:r>
-      <w:r>
-        <w:rPr>
-          <w:u w:val="single" w:color="0000ff"/>
-          <w:rFonts w:ascii="Charis SIL Regular" w:hAnsi="Charis SIL Regular" w:eastAsia="Charis SIL Regular"/>
-          <w:b w:val="0"/>
-          <w:i w:val="0"/>
-          <w:color w:val="000000"/>
-          <w:sz w:val="24"/>
-        </w:rPr>
-        <w:hyperlink r:id="rId22" w:history="1">
-          <w:r>
-            <w:rPr>
-              <w:rStyle w:val="Hyperlink"/>
-            </w:rPr>
-            <w:t>ng t</w:t>
-          </w:r>
-        </w:hyperlink>
-      </w:r>
-      <w:r>
-        <w:rPr>
-          <w:u w:val="single" w:color="0000ff"/>
-          <w:rFonts w:ascii="Charis SIL Regular" w:hAnsi="Charis SIL Regular" w:eastAsia="Charis SIL Regular"/>
-          <w:b w:val="0"/>
-          <w:i w:val="0"/>
-          <w:color w:val="000000"/>
-          <w:sz w:val="24"/>
-        </w:rPr>
-        <w:hyperlink r:id="rId22" w:history="1">
-          <w:r>
-            <w:rPr>
-              <w:rStyle w:val="Hyperlink"/>
-            </w:rPr>
-            <w:t>h</w:t>
-          </w:r>
-        </w:hyperlink>
-      </w:r>
-      <w:r>
-        <w:rPr>
-          <w:u w:val="single" w:color="0000ff"/>
-          <w:rFonts w:ascii="Charis SIL Regular" w:hAnsi="Charis SIL Regular" w:eastAsia="Charis SIL Regular"/>
-          <w:b w:val="0"/>
-          <w:i w:val="0"/>
-          <w:color w:val="000000"/>
-          <w:sz w:val="24"/>
-        </w:rPr>
-        <w:hyperlink r:id="rId22" w:history="1">
-          <w:r>
-            <w:rPr>
-              <w:rStyle w:val="Hyperlink"/>
-            </w:rPr>
-            <w:t xml:space="preserve">is </w:t>
-          </w:r>
-        </w:hyperlink>
-      </w:r>
-      <w:r>
-        <w:rPr>
-          <w:u w:val="single" w:color="0000ff"/>
-          <w:rFonts w:ascii="Charis SIL Regular" w:hAnsi="Charis SIL Regular" w:eastAsia="Charis SIL Regular"/>
-          <w:b w:val="0"/>
-          <w:i w:val="0"/>
-          <w:color w:val="000000"/>
-          <w:sz w:val="24"/>
-        </w:rPr>
-        <w:hyperlink r:id="rId22" w:history="1">
-          <w:r>
-            <w:rPr>
-              <w:rStyle w:val="Hyperlink"/>
-            </w:rPr>
-            <w:t>time. Th</w:t>
-          </w:r>
-        </w:hyperlink>
-      </w:r>
-      <w:r>
-        <w:rPr>
-          <w:rFonts w:ascii="Charis SIL Regular" w:hAnsi="Charis SIL Regular" w:eastAsia="Charis SIL Regular"/>
-          <w:b w:val="0"/>
-          <w:i w:val="0"/>
-          <w:color w:val="000000"/>
-          <w:sz w:val="24"/>
-        </w:rPr>
-        <w:t xml:space="preserve">e third and final director </w:t>
-      </w:r>
-      <w:r>
-        <w:rPr>
-          <w:rFonts w:ascii="Charis SIL Regular" w:hAnsi="Charis SIL Regular" w:eastAsia="Charis SIL Regular"/>
-          <w:b w:val="0"/>
-          <w:i w:val="0"/>
-          <w:color w:val="0000FF"/>
-          <w:sz w:val="24"/>
-          <w:u w:val="single"/>
-        </w:rPr>
-        <w:hyperlink r:id="rId23" w:history="1">
-          <w:r>
-            <w:rPr>
-              <w:rStyle w:val="Hyperlink"/>
-            </w:rPr>
-            <w:t>David</w:t>
-          </w:r>
-        </w:hyperlink>
-      </w:r>
-      <w:r>
-        <w:rPr>
-          <w:rFonts w:ascii="Charis SIL Regular" w:hAnsi="Charis SIL Regular" w:eastAsia="Charis SIL Regular"/>
-          <w:b w:val="0"/>
-          <w:i w:val="0"/>
-          <w:color w:val="0000FF"/>
-          <w:sz w:val="24"/>
-          <w:u w:val="single"/>
-        </w:rPr>
-        <w:t xml:space="preserve"> </w:t>
-      </w:r>
-      <w:r>
-        <w:rPr>
-          <w:rFonts w:ascii="Charis SIL Regular" w:hAnsi="Charis SIL Regular" w:eastAsia="Charis SIL Regular"/>
-          <w:b w:val="0"/>
-          <w:i w:val="0"/>
-          <w:color w:val="0000FF"/>
-          <w:sz w:val="24"/>
-          <w:u w:val="single"/>
-        </w:rPr>
-        <w:hyperlink r:id="rId23" w:history="1">
-          <w:r>
-            <w:rPr>
-              <w:rStyle w:val="Hyperlink"/>
-            </w:rPr>
-            <w:t>van</w:t>
-          </w:r>
-        </w:hyperlink>
-      </w:r>
-      <w:r>
-        <w:rPr>
-          <w:rFonts w:ascii="Charis SIL Regular" w:hAnsi="Charis SIL Regular" w:eastAsia="Charis SIL Regular"/>
-          <w:b w:val="0"/>
-          <w:i w:val="0"/>
-          <w:color w:val="0000FF"/>
-          <w:sz w:val="24"/>
-          <w:u w:val="single"/>
-        </w:rPr>
-        <w:t xml:space="preserve"> </w:t>
-      </w:r>
-      <w:r>
-        <w:rPr>
-          <w:rFonts w:ascii="Charis SIL Regular" w:hAnsi="Charis SIL Regular" w:eastAsia="Charis SIL Regular"/>
-          <w:b w:val="0"/>
-          <w:i w:val="0"/>
-          <w:color w:val="0000FF"/>
-          <w:sz w:val="24"/>
-          <w:u w:val="single"/>
-        </w:rPr>
-        <w:hyperlink r:id="rId23" w:history="1">
-          <w:r>
-            <w:rPr>
-              <w:rStyle w:val="Hyperlink"/>
-            </w:rPr>
             <w:t xml:space="preserve">der </w:t>
           </w:r>
         </w:hyperlink>
@@ -3289,7 +3325,7 @@
           <w:sz w:val="24"/>
           <w:u w:val="single"/>
         </w:rPr>
-        <w:hyperlink r:id="rId23" w:history="1">
+        <w:hyperlink r:id="rId22" w:history="1">
           <w:r>
             <w:rPr>
               <w:rStyle w:val="Hyperlink"/>
@@ -3317,7 +3353,7 @@
           <w:color w:val="000000"/>
           <w:sz w:val="24"/>
         </w:rPr>
-        <w:hyperlink r:id="rId23" w:history="1">
+        <w:hyperlink r:id="rId22" w:history="1">
           <w:r>
             <w:rPr>
               <w:rStyle w:val="Hyperlink"/>
@@ -3335,7 +3371,7 @@
           <w:color w:val="000000"/>
           <w:sz w:val="24"/>
         </w:rPr>
-        <w:hyperlink r:id="rId23" w:history="1">
+        <w:hyperlink r:id="rId22" w:history="1">
           <w:r>
             <w:rPr>
               <w:rStyle w:val="Hyperlink"/>
@@ -3353,7 +3389,7 @@
           <w:color w:val="000000"/>
           <w:sz w:val="24"/>
         </w:rPr>
-        <w:hyperlink r:id="rId23" w:history="1">
+        <w:hyperlink r:id="rId22" w:history="1">
           <w:r>
             <w:rPr>
               <w:rStyle w:val="Hyperlink"/>
@@ -3382,7 +3418,7 @@
           <w:color w:val="000000"/>
           <w:sz w:val="24"/>
         </w:rPr>
-        <w:hyperlink r:id="rId23" w:history="1">
+        <w:hyperlink r:id="rId22" w:history="1">
           <w:r>
             <w:rPr>
               <w:rStyle w:val="Hyperlink"/>
@@ -3409,7 +3445,7 @@
           <w:color w:val="000000"/>
           <w:sz w:val="24"/>
         </w:rPr>
-        <w:hyperlink r:id="rId23" w:history="1">
+        <w:hyperlink r:id="rId22" w:history="1">
           <w:r>
             <w:rPr>
               <w:rStyle w:val="Hyperlink"/>
@@ -3437,7 +3473,7 @@
           <w:color w:val="000000"/>
           <w:sz w:val="24"/>
         </w:rPr>
-        <w:hyperlink r:id="rId23" w:history="1">
+        <w:hyperlink r:id="rId22" w:history="1">
           <w:r>
             <w:rPr>
               <w:rStyle w:val="Hyperlink"/>
@@ -3528,7 +3564,7 @@
           <w:sz w:val="24"/>
           <w:u w:val="single"/>
         </w:rPr>
-        <w:hyperlink r:id="rId24" w:history="1">
+        <w:hyperlink r:id="rId23" w:history="1">
           <w:r>
             <w:rPr>
               <w:rStyle w:val="Hyperlink"/>
@@ -3546,7 +3582,7 @@
           <w:sz w:val="24"/>
           <w:u w:val="single"/>
         </w:rPr>
-        <w:hyperlink r:id="rId24" w:history="1">
+        <w:hyperlink r:id="rId23" w:history="1">
           <w:r>
             <w:rPr>
               <w:rStyle w:val="Hyperlink"/>
@@ -3575,7 +3611,7 @@
           <w:sz w:val="24"/>
           <w:u w:val="single"/>
         </w:rPr>
-        <w:hyperlink r:id="rId24" w:history="1">
+        <w:hyperlink r:id="rId23" w:history="1">
           <w:r>
             <w:rPr>
               <w:rStyle w:val="Hyperlink"/>
@@ -3695,7 +3731,7 @@
           <w:sz w:val="24"/>
           <w:u w:val="single"/>
         </w:rPr>
-        <w:hyperlink r:id="rId25" w:history="1">
+        <w:hyperlink r:id="rId24" w:history="1">
           <w:r>
             <w:rPr>
               <w:rStyle w:val="Hyperlink"/>
@@ -3724,7 +3760,7 @@
           <w:sz w:val="24"/>
           <w:u w:val="single"/>
         </w:rPr>
-        <w:hyperlink r:id="rId25" w:history="1">
+        <w:hyperlink r:id="rId24" w:history="1">
           <w:r>
             <w:rPr>
               <w:rStyle w:val="Hyperlink"/>
@@ -3753,7 +3789,7 @@
           <w:sz w:val="24"/>
           <w:u w:val="single"/>
         </w:rPr>
-        <w:hyperlink r:id="rId25" w:history="1">
+        <w:hyperlink r:id="rId24" w:history="1">
           <w:r>
             <w:rPr>
               <w:rStyle w:val="Hyperlink"/>
@@ -3782,7 +3818,7 @@
           <w:sz w:val="24"/>
           <w:u w:val="single"/>
         </w:rPr>
-        <w:hyperlink r:id="rId25" w:history="1">
+        <w:hyperlink r:id="rId24" w:history="1">
           <w:r>
             <w:rPr>
               <w:rStyle w:val="Hyperlink"/>
@@ -3811,7 +3847,7 @@
           <w:sz w:val="24"/>
           <w:u w:val="single"/>
         </w:rPr>
-        <w:hyperlink r:id="rId25" w:history="1">
+        <w:hyperlink r:id="rId24" w:history="1">
           <w:r>
             <w:rPr>
               <w:rStyle w:val="Hyperlink"/>
@@ -3849,7 +3885,7 @@
           <w:color w:val="000000"/>
           <w:sz w:val="24"/>
         </w:rPr>
-        <w:hyperlink r:id="rId25" w:history="1">
+        <w:hyperlink r:id="rId24" w:history="1">
           <w:r>
             <w:rPr>
               <w:rStyle w:val="Hyperlink"/>
@@ -3867,7 +3903,7 @@
           <w:color w:val="000000"/>
           <w:sz w:val="24"/>
         </w:rPr>
-        <w:hyperlink r:id="rId25" w:history="1">
+        <w:hyperlink r:id="rId24" w:history="1">
           <w:r>
             <w:rPr>
               <w:rStyle w:val="Hyperlink"/>
@@ -3885,7 +3921,7 @@
           <w:color w:val="000000"/>
           <w:sz w:val="24"/>
         </w:rPr>
-        <w:hyperlink r:id="rId25" w:history="1">
+        <w:hyperlink r:id="rId24" w:history="1">
           <w:r>
             <w:rPr>
               <w:rStyle w:val="Hyperlink"/>
@@ -3903,7 +3939,7 @@
           <w:color w:val="000000"/>
           <w:sz w:val="24"/>
         </w:rPr>
-        <w:hyperlink r:id="rId25" w:history="1">
+        <w:hyperlink r:id="rId24" w:history="1">
           <w:r>
             <w:rPr>
               <w:rStyle w:val="Hyperlink"/>
@@ -3921,7 +3957,7 @@
           <w:color w:val="000000"/>
           <w:sz w:val="24"/>
         </w:rPr>
-        <w:hyperlink r:id="rId25" w:history="1">
+        <w:hyperlink r:id="rId24" w:history="1">
           <w:r>
             <w:rPr>
               <w:rStyle w:val="Hyperlink"/>
@@ -3939,7 +3975,7 @@
           <w:color w:val="000000"/>
           <w:sz w:val="24"/>
         </w:rPr>
-        <w:hyperlink r:id="rId25" w:history="1">
+        <w:hyperlink r:id="rId24" w:history="1">
           <w:r>
             <w:rPr>
               <w:rStyle w:val="Hyperlink"/>
@@ -3957,7 +3993,7 @@
           <w:color w:val="000000"/>
           <w:sz w:val="24"/>
         </w:rPr>
-        <w:hyperlink r:id="rId25" w:history="1">
+        <w:hyperlink r:id="rId24" w:history="1">
           <w:r>
             <w:rPr>
               <w:rStyle w:val="Hyperlink"/>
@@ -3995,7 +4031,7 @@
           <w:sz w:val="24"/>
           <w:u w:val="single"/>
         </w:rPr>
-        <w:hyperlink r:id="rId26" w:history="1">
+        <w:hyperlink r:id="rId25" w:history="1">
           <w:r>
             <w:rPr>
               <w:rStyle w:val="Hyperlink"/>
@@ -4033,7 +4069,7 @@
           <w:color w:val="000000"/>
           <w:sz w:val="24"/>
         </w:rPr>
-        <w:hyperlink r:id="rId26" w:history="1">
+        <w:hyperlink r:id="rId25" w:history="1">
           <w:r>
             <w:rPr>
               <w:rStyle w:val="Hyperlink"/>
@@ -4498,7 +4534,7 @@
           <w:color w:val="0000FF"/>
           <w:sz w:val="24"/>
         </w:rPr>
-        <w:hyperlink r:id="rId27" w:history="1">
+        <w:hyperlink r:id="rId26" w:history="1">
           <w:r>
             <w:rPr>
               <w:rStyle w:val="Hyperlink"/>
@@ -4515,7 +4551,7 @@
           <w:color w:val="0000FF"/>
           <w:sz w:val="24"/>
         </w:rPr>
-        <w:hyperlink r:id="rId27" w:history="1">
+        <w:hyperlink r:id="rId26" w:history="1">
           <w:r>
             <w:rPr>
               <w:rStyle w:val="Hyperlink"/>
@@ -4623,7 +4659,7 @@
           <w:sz w:val="24"/>
           <w:u w:val="single"/>
         </w:rPr>
-        <w:hyperlink r:id="rId28" w:history="1">
+        <w:hyperlink r:id="rId27" w:history="1">
           <w:r>
             <w:rPr>
               <w:rStyle w:val="Hyperlink"/>
@@ -4641,7 +4677,7 @@
           <w:sz w:val="24"/>
           <w:u w:val="single"/>
         </w:rPr>
-        <w:hyperlink r:id="rId28" w:history="1">
+        <w:hyperlink r:id="rId27" w:history="1">
           <w:r>
             <w:rPr>
               <w:rStyle w:val="Hyperlink"/>
@@ -4659,7 +4695,7 @@
           <w:sz w:val="24"/>
           <w:u w:val="single"/>
         </w:rPr>
-        <w:hyperlink r:id="rId28" w:history="1">
+        <w:hyperlink r:id="rId27" w:history="1">
           <w:r>
             <w:rPr>
               <w:rStyle w:val="Hyperlink"/>
@@ -4677,7 +4713,7 @@
           <w:sz w:val="24"/>
           <w:u w:val="single"/>
         </w:rPr>
-        <w:hyperlink r:id="rId28" w:history="1">
+        <w:hyperlink r:id="rId27" w:history="1">
           <w:r>
             <w:rPr>
               <w:rStyle w:val="Hyperlink"/>
@@ -4695,7 +4731,7 @@
           <w:sz w:val="24"/>
           <w:u w:val="single"/>
         </w:rPr>
-        <w:hyperlink r:id="rId28" w:history="1">
+        <w:hyperlink r:id="rId27" w:history="1">
           <w:r>
             <w:rPr>
               <w:rStyle w:val="Hyperlink"/>
@@ -4713,7 +4749,7 @@
           <w:sz w:val="24"/>
           <w:u w:val="single"/>
         </w:rPr>
-        <w:hyperlink r:id="rId28" w:history="1">
+        <w:hyperlink r:id="rId27" w:history="1">
           <w:r>
             <w:rPr>
               <w:rStyle w:val="Hyperlink"/>
@@ -4731,7 +4767,7 @@
           <w:sz w:val="24"/>
           <w:u w:val="single"/>
         </w:rPr>
-        <w:hyperlink r:id="rId28" w:history="1">
+        <w:hyperlink r:id="rId27" w:history="1">
           <w:r>
             <w:rPr>
               <w:rStyle w:val="Hyperlink"/>
@@ -4749,7 +4785,7 @@
           <w:sz w:val="24"/>
           <w:u w:val="single"/>
         </w:rPr>
-        <w:hyperlink r:id="rId28" w:history="1">
+        <w:hyperlink r:id="rId27" w:history="1">
           <w:r>
             <w:rPr>
               <w:rStyle w:val="Hyperlink"/>
@@ -4767,7 +4803,7 @@
           <w:sz w:val="24"/>
           <w:u w:val="single"/>
         </w:rPr>
-        <w:hyperlink r:id="rId28" w:history="1">
+        <w:hyperlink r:id="rId27" w:history="1">
           <w:r>
             <w:rPr>
               <w:rStyle w:val="Hyperlink"/>
@@ -4924,7 +4960,7 @@
           <w:sz w:val="24"/>
           <w:u w:val="single"/>
         </w:rPr>
-        <w:hyperlink r:id="rId29" w:history="1">
+        <w:hyperlink r:id="rId28" w:history="1">
           <w:r>
             <w:rPr>
               <w:rStyle w:val="Hyperlink"/>
@@ -4942,7 +4978,7 @@
           <w:sz w:val="24"/>
           <w:u w:val="single"/>
         </w:rPr>
-        <w:hyperlink r:id="rId29" w:history="1">
+        <w:hyperlink r:id="rId28" w:history="1">
           <w:r>
             <w:rPr>
               <w:rStyle w:val="Hyperlink"/>
@@ -4960,7 +4996,7 @@
           <w:sz w:val="24"/>
           <w:u w:val="single"/>
         </w:rPr>
-        <w:hyperlink r:id="rId29" w:history="1">
+        <w:hyperlink r:id="rId28" w:history="1">
           <w:r>
             <w:rPr>
               <w:rStyle w:val="Hyperlink"/>
@@ -4978,7 +5014,7 @@
           <w:sz w:val="24"/>
           <w:u w:val="single"/>
         </w:rPr>
-        <w:hyperlink r:id="rId29" w:history="1">
+        <w:hyperlink r:id="rId28" w:history="1">
           <w:r>
             <w:rPr>
               <w:rStyle w:val="Hyperlink"/>
@@ -4996,7 +5032,7 @@
           <w:sz w:val="24"/>
           <w:u w:val="single"/>
         </w:rPr>
-        <w:hyperlink r:id="rId29" w:history="1">
+        <w:hyperlink r:id="rId28" w:history="1">
           <w:r>
             <w:rPr>
               <w:rStyle w:val="Hyperlink"/>
@@ -5014,7 +5050,7 @@
           <w:sz w:val="24"/>
           <w:u w:val="single"/>
         </w:rPr>
-        <w:hyperlink r:id="rId29" w:history="1">
+        <w:hyperlink r:id="rId28" w:history="1">
           <w:r>
             <w:rPr>
               <w:rStyle w:val="Hyperlink"/>
@@ -5032,7 +5068,7 @@
           <w:sz w:val="24"/>
           <w:u w:val="single"/>
         </w:rPr>
-        <w:hyperlink r:id="rId29" w:history="1">
+        <w:hyperlink r:id="rId28" w:history="1">
           <w:r>
             <w:rPr>
               <w:rStyle w:val="Hyperlink"/>
@@ -5140,7 +5176,7 @@
           <w:sz w:val="24"/>
           <w:u w:val="single"/>
         </w:rPr>
-        <w:hyperlink r:id="rId30" w:history="1">
+        <w:hyperlink r:id="rId29" w:history="1">
           <w:r>
             <w:rPr>
               <w:rStyle w:val="Hyperlink"/>
@@ -5158,7 +5194,7 @@
           <w:sz w:val="24"/>
           <w:u w:val="single"/>
         </w:rPr>
-        <w:hyperlink r:id="rId30" w:history="1">
+        <w:hyperlink r:id="rId29" w:history="1">
           <w:r>
             <w:rPr>
               <w:rStyle w:val="Hyperlink"/>
@@ -5176,7 +5212,7 @@
           <w:sz w:val="24"/>
           <w:u w:val="single"/>
         </w:rPr>
-        <w:hyperlink r:id="rId30" w:history="1">
+        <w:hyperlink r:id="rId29" w:history="1">
           <w:r>
             <w:rPr>
               <w:rStyle w:val="Hyperlink"/>
@@ -5194,7 +5230,7 @@
           <w:sz w:val="24"/>
           <w:u w:val="single"/>
         </w:rPr>
-        <w:hyperlink r:id="rId30" w:history="1">
+        <w:hyperlink r:id="rId29" w:history="1">
           <w:r>
             <w:rPr>
               <w:rStyle w:val="Hyperlink"/>
@@ -5212,7 +5248,7 @@
           <w:sz w:val="24"/>
           <w:u w:val="single"/>
         </w:rPr>
-        <w:hyperlink r:id="rId30" w:history="1">
+        <w:hyperlink r:id="rId29" w:history="1">
           <w:r>
             <w:rPr>
               <w:rStyle w:val="Hyperlink"/>
@@ -5230,12 +5266,12 @@
           <w:sz w:val="24"/>
           <w:u w:val="single"/>
         </w:rPr>
-        <w:hyperlink r:id="rId30" w:history="1">
+        <w:hyperlink r:id="rId29" w:history="1">
           <w:r>
             <w:rPr>
               <w:rStyle w:val="Hyperlink"/>
             </w:rPr>
-            <w:t>fil</w:t>
+            <w:t>f</w:t>
           </w:r>
         </w:hyperlink>
       </w:r>
@@ -5248,7 +5284,42 @@
           <w:sz w:val="24"/>
           <w:u w:val="single"/>
         </w:rPr>
-        <w:hyperlink r:id="rId30" w:history="1">
+        <w:hyperlink r:id="rId29" w:history="1">
+          <w:r>
+            <w:rPr>
+              <w:rStyle w:val="Hyperlink"/>
+            </w:rPr>
+            <w:t>i</w:t>
+          </w:r>
+        </w:hyperlink>
+      </w:r>
+      <w:r>
+        <w:rPr>
+          <w:rFonts w:ascii="Charis SIL Regular" w:hAnsi="Charis SIL Regular" w:eastAsia="Charis SIL Regular"/>
+          <w:b w:val="0"/>
+          <w:i w:val="0"/>
+          <w:color w:val="0000FF"/>
+          <w:sz w:val="24"/>
+          <w:u w:val="single"/>
+        </w:rPr>
+        <w:hyperlink r:id="rId29" w:history="1">
+          <w:r>
+            <w:rPr>
+              <w:rStyle w:val="Hyperlink"/>
+            </w:rPr>
+            <w:t>l</w:t>
+          </w:r>
+        </w:hyperlink>
+      </w:r>
+      <w:r>
+        <w:rPr>
+          <w:rFonts w:ascii="Charis SIL Regular" w:hAnsi="Charis SIL Regular" w:eastAsia="Charis SIL Regular"/>
+          <w:b w:val="0"/>
+          <w:i w:val="0"/>
+          <w:color w:val="0000FF"/>
+          <w:sz w:val="24"/>
+        </w:rPr>
+        <w:hyperlink r:id="rId29" w:history="1">
           <w:r>
             <w:rPr>
               <w:rStyle w:val="Hyperlink"/>
@@ -5266,12 +5337,23 @@
           <w:sz w:val="24"/>
           <w:u w:val="single"/>
         </w:rPr>
-        <w:hyperlink r:id="rId30" w:history="1">
+        <w:t>/</w:t>
+      </w:r>
+      <w:r>
+        <w:rPr>
+          <w:rFonts w:ascii="Charis SIL Regular" w:hAnsi="Charis SIL Regular" w:eastAsia="Charis SIL Regular"/>
+          <w:b w:val="0"/>
+          <w:i w:val="0"/>
+          <w:color w:val="0000FF"/>
+          <w:sz w:val="24"/>
+          <w:u w:val="single"/>
+        </w:rPr>
+        <w:hyperlink r:id="rId29" w:history="1">
           <w:r>
             <w:rPr>
               <w:rStyle w:val="Hyperlink"/>
             </w:rPr>
-            <w:t>/</w:t>
+            <w:t>NL-</w:t>
           </w:r>
         </w:hyperlink>
       </w:r>
@@ -5284,52 +5366,7 @@
           <w:sz w:val="24"/>
           <w:u w:val="single"/>
         </w:rPr>
-        <w:hyperlink r:id="rId30" w:history="1">
-          <w:r>
-            <w:rPr>
-              <w:rStyle w:val="Hyperlink"/>
-            </w:rPr>
-            <w:t>N</w:t>
-          </w:r>
-        </w:hyperlink>
-      </w:r>
-      <w:r>
-        <w:rPr>
-          <w:rFonts w:ascii="Charis SIL Regular" w:hAnsi="Charis SIL Regular" w:eastAsia="Charis SIL Regular"/>
-          <w:b w:val="0"/>
-          <w:i w:val="0"/>
-          <w:color w:val="0000FF"/>
-          <w:sz w:val="24"/>
-        </w:rPr>
-        <w:hyperlink r:id="rId30" w:history="1">
-          <w:r>
-            <w:rPr>
-              <w:rStyle w:val="Hyperlink"/>
-            </w:rPr>
-            <w:t>L</w:t>
-          </w:r>
-        </w:hyperlink>
-      </w:r>
-      <w:r>
-        <w:rPr>
-          <w:rFonts w:ascii="Charis SIL Regular" w:hAnsi="Charis SIL Regular" w:eastAsia="Charis SIL Regular"/>
-          <w:b w:val="0"/>
-          <w:i w:val="0"/>
-          <w:color w:val="0000FF"/>
-          <w:sz w:val="24"/>
-        </w:rPr>
-        <w:t>-</w:t>
-      </w:r>
-      <w:r>
-        <w:rPr>
-          <w:rFonts w:ascii="Charis SIL Regular" w:hAnsi="Charis SIL Regular" w:eastAsia="Charis SIL Regular"/>
-          <w:b w:val="0"/>
-          <w:i w:val="0"/>
-          <w:color w:val="0000FF"/>
-          <w:sz w:val="24"/>
-          <w:u w:val="single"/>
-        </w:rPr>
-        <w:hyperlink r:id="rId30" w:history="1">
+        <w:hyperlink r:id="rId29" w:history="1">
           <w:r>
             <w:rPr>
               <w:rStyle w:val="Hyperlink"/>
@@ -5426,7 +5463,7 @@
           <w:color w:val="0000FF"/>
           <w:sz w:val="24"/>
         </w:rPr>
-        <w:hyperlink r:id="rId31" w:history="1">
+        <w:hyperlink r:id="rId30" w:history="1">
           <w:r>
             <w:rPr>
               <w:rStyle w:val="Hyperlink"/>
@@ -5443,7 +5480,7 @@
           <w:color w:val="0000FF"/>
           <w:sz w:val="24"/>
         </w:rPr>
-        <w:hyperlink r:id="rId31" w:history="1">
+        <w:hyperlink r:id="rId30" w:history="1">
           <w:r>
             <w:rPr>
               <w:rStyle w:val="Hyperlink"/>
@@ -5540,7 +5577,7 @@
           <w:color w:val="0000FF"/>
           <w:sz w:val="24"/>
         </w:rPr>
-        <w:hyperlink r:id="rId32" w:history="1">
+        <w:hyperlink r:id="rId31" w:history="1">
           <w:r>
             <w:rPr>
               <w:rStyle w:val="Hyperlink"/>
@@ -5557,7 +5594,7 @@
           <w:color w:val="0000FF"/>
           <w:sz w:val="24"/>
         </w:rPr>
-        <w:hyperlink r:id="rId32" w:history="1">
+        <w:hyperlink r:id="rId31" w:history="1">
           <w:r>
             <w:rPr>
               <w:rStyle w:val="Hyperlink"/>
@@ -5677,7 +5714,7 @@
           <w:color w:val="0000FF"/>
           <w:sz w:val="24"/>
         </w:rPr>
-        <w:hyperlink r:id="rId33" w:history="1">
+        <w:hyperlink r:id="rId32" w:history="1">
           <w:r>
             <w:rPr>
               <w:rStyle w:val="Hyperlink"/>
@@ -5694,7 +5731,7 @@
           <w:color w:val="0000FF"/>
           <w:sz w:val="24"/>
         </w:rPr>
-        <w:hyperlink r:id="rId33" w:history="1">
+        <w:hyperlink r:id="rId32" w:history="1">
           <w:r>
             <w:rPr>
               <w:rStyle w:val="Hyperlink"/>
@@ -5822,7 +5859,7 @@
           <w:sz w:val="24"/>
           <w:u w:val="single"/>
         </w:rPr>
-        <w:hyperlink r:id="rId34" w:history="1">
+        <w:hyperlink r:id="rId33" w:history="1">
           <w:r>
             <w:rPr>
               <w:rStyle w:val="Hyperlink"/>
@@ -5840,7 +5877,7 @@
           <w:sz w:val="24"/>
           <w:u w:val="single"/>
         </w:rPr>
-        <w:hyperlink r:id="rId34" w:history="1">
+        <w:hyperlink r:id="rId33" w:history="1">
           <w:r>
             <w:rPr>
               <w:rStyle w:val="Hyperlink"/>
@@ -5858,7 +5895,7 @@
           <w:sz w:val="24"/>
           <w:u w:val="single"/>
         </w:rPr>
-        <w:hyperlink r:id="rId34" w:history="1">
+        <w:hyperlink r:id="rId33" w:history="1">
           <w:r>
             <w:rPr>
               <w:rStyle w:val="Hyperlink"/>
@@ -5886,7 +5923,7 @@
           <w:sz w:val="24"/>
           <w:u w:val="single"/>
         </w:rPr>
-        <w:hyperlink r:id="rId35" w:history="1">
+        <w:hyperlink r:id="rId34" w:history="1">
           <w:r>
             <w:rPr>
               <w:rStyle w:val="Hyperlink"/>
@@ -5915,7 +5952,7 @@
           <w:sz w:val="24"/>
           <w:u w:val="single"/>
         </w:rPr>
-        <w:hyperlink r:id="rId35" w:history="1">
+        <w:hyperlink r:id="rId34" w:history="1">
           <w:r>
             <w:rPr>
               <w:rStyle w:val="Hyperlink"/>
@@ -6042,7 +6079,7 @@
           <w:sz w:val="24"/>
           <w:u w:val="single"/>
         </w:rPr>
-        <w:hyperlink r:id="rId36" w:history="1">
+        <w:hyperlink r:id="rId35" w:history="1">
           <w:r>
             <w:rPr>
               <w:rStyle w:val="Hyperlink"/>
@@ -6071,7 +6108,7 @@
           <w:sz w:val="24"/>
           <w:u w:val="single"/>
         </w:rPr>
-        <w:hyperlink r:id="rId36" w:history="1">
+        <w:hyperlink r:id="rId35" w:history="1">
           <w:r>
             <w:rPr>
               <w:rStyle w:val="Hyperlink"/>
@@ -6099,7 +6136,7 @@
           <w:sz w:val="24"/>
           <w:u w:val="single"/>
         </w:rPr>
-        <w:hyperlink r:id="rId37" w:history="1">
+        <w:hyperlink r:id="rId36" w:history="1">
           <w:r>
             <w:rPr>
               <w:rStyle w:val="Hyperlink"/>
@@ -6117,7 +6154,7 @@
           <w:sz w:val="24"/>
           <w:u w:val="single"/>
         </w:rPr>
-        <w:hyperlink r:id="rId37" w:history="1">
+        <w:hyperlink r:id="rId36" w:history="1">
           <w:r>
             <w:rPr>
               <w:rStyle w:val="Hyperlink"/>
@@ -6135,7 +6172,7 @@
           <w:sz w:val="24"/>
           <w:u w:val="single"/>
         </w:rPr>
-        <w:hyperlink r:id="rId37" w:history="1">
+        <w:hyperlink r:id="rId36" w:history="1">
           <w:r>
             <w:rPr>
               <w:rStyle w:val="Hyperlink"/>
@@ -6153,7 +6190,7 @@
           <w:sz w:val="24"/>
           <w:u w:val="single"/>
         </w:rPr>
-        <w:hyperlink r:id="rId37" w:history="1">
+        <w:hyperlink r:id="rId36" w:history="1">
           <w:r>
             <w:rPr>
               <w:rStyle w:val="Hyperlink"/>
@@ -6171,7 +6208,7 @@
           <w:sz w:val="24"/>
           <w:u w:val="single"/>
         </w:rPr>
-        <w:hyperlink r:id="rId37" w:history="1">
+        <w:hyperlink r:id="rId36" w:history="1">
           <w:r>
             <w:rPr>
               <w:rStyle w:val="Hyperlink"/>
@@ -6207,7 +6244,7 @@
           <w:sz w:val="24"/>
           <w:u w:val="single"/>
         </w:rPr>
-        <w:hyperlink r:id="rId37" w:history="1">
+        <w:hyperlink r:id="rId36" w:history="1">
           <w:r>
             <w:rPr>
               <w:rStyle w:val="Hyperlink"/>
@@ -6315,7 +6352,7 @@
           <w:sz w:val="24"/>
           <w:u w:val="single"/>
         </w:rPr>
-        <w:hyperlink r:id="rId38" w:history="1">
+        <w:hyperlink r:id="rId37" w:history="1">
           <w:r>
             <w:rPr>
               <w:rStyle w:val="Hyperlink"/>
@@ -6333,7 +6370,7 @@
           <w:sz w:val="24"/>
           <w:u w:val="single"/>
         </w:rPr>
-        <w:hyperlink r:id="rId38" w:history="1">
+        <w:hyperlink r:id="rId37" w:history="1">
           <w:r>
             <w:rPr>
               <w:rStyle w:val="Hyperlink"/>
@@ -6351,7 +6388,7 @@
           <w:sz w:val="24"/>
           <w:u w:val="single"/>
         </w:rPr>
-        <w:hyperlink r:id="rId38" w:history="1">
+        <w:hyperlink r:id="rId37" w:history="1">
           <w:r>
             <w:rPr>
               <w:rStyle w:val="Hyperlink"/>
@@ -6369,7 +6406,7 @@
           <w:sz w:val="24"/>
           <w:u w:val="single"/>
         </w:rPr>
-        <w:hyperlink r:id="rId38" w:history="1">
+        <w:hyperlink r:id="rId37" w:history="1">
           <w:r>
             <w:rPr>
               <w:rStyle w:val="Hyperlink"/>
@@ -6397,7 +6434,7 @@
           <w:sz w:val="24"/>
           <w:u w:val="single"/>
         </w:rPr>
-        <w:hyperlink r:id="rId39" w:history="1">
+        <w:hyperlink r:id="rId38" w:history="1">
           <w:r>
             <w:rPr>
               <w:rStyle w:val="Hyperlink"/>
@@ -6426,7 +6463,7 @@
           <w:sz w:val="24"/>
           <w:u w:val="single"/>
         </w:rPr>
-        <w:hyperlink r:id="rId39" w:history="1">
+        <w:hyperlink r:id="rId38" w:history="1">
           <w:r>
             <w:rPr>
               <w:rStyle w:val="Hyperlink"/>
@@ -6554,7 +6591,7 @@
           <w:sz w:val="24"/>
           <w:u w:val="single"/>
         </w:rPr>
-        <w:hyperlink r:id="rId40" w:history="1">
+        <w:hyperlink r:id="rId39" w:history="1">
           <w:r>
             <w:rPr>
               <w:rStyle w:val="Hyperlink"/>
@@ -6572,7 +6609,7 @@
           <w:sz w:val="24"/>
           <w:u w:val="single"/>
         </w:rPr>
-        <w:hyperlink r:id="rId40" w:history="1">
+        <w:hyperlink r:id="rId39" w:history="1">
           <w:r>
             <w:rPr>
               <w:rStyle w:val="Hyperlink"/>
@@ -6700,7 +6737,7 @@
           <w:sz w:val="24"/>
           <w:u w:val="single"/>
         </w:rPr>
-        <w:hyperlink r:id="rId41" w:history="1">
+        <w:hyperlink r:id="rId40" w:history="1">
           <w:r>
             <w:rPr>
               <w:rStyle w:val="Hyperlink"/>
@@ -6718,7 +6755,7 @@
           <w:sz w:val="24"/>
           <w:u w:val="single"/>
         </w:rPr>
-        <w:hyperlink r:id="rId41" w:history="1">
+        <w:hyperlink r:id="rId40" w:history="1">
           <w:r>
             <w:rPr>
               <w:rStyle w:val="Hyperlink"/>
@@ -6736,7 +6773,7 @@
           <w:sz w:val="24"/>
           <w:u w:val="single"/>
         </w:rPr>
-        <w:hyperlink r:id="rId41" w:history="1">
+        <w:hyperlink r:id="rId40" w:history="1">
           <w:r>
             <w:rPr>
               <w:rStyle w:val="Hyperlink"/>
@@ -6754,7 +6791,7 @@
           <w:sz w:val="24"/>
           <w:u w:val="single"/>
         </w:rPr>
-        <w:hyperlink r:id="rId41" w:history="1">
+        <w:hyperlink r:id="rId40" w:history="1">
           <w:r>
             <w:rPr>
               <w:rStyle w:val="Hyperlink"/>
@@ -6872,7 +6909,7 @@
           <w:sz w:val="24"/>
           <w:u w:val="single"/>
         </w:rPr>
-        <w:hyperlink r:id="rId42" w:history="1">
+        <w:hyperlink r:id="rId41" w:history="1">
           <w:r>
             <w:rPr>
               <w:rStyle w:val="Hyperlink"/>
@@ -6890,7 +6927,7 @@
           <w:sz w:val="24"/>
           <w:u w:val="single"/>
         </w:rPr>
-        <w:hyperlink r:id="rId42" w:history="1">
+        <w:hyperlink r:id="rId41" w:history="1">
           <w:r>
             <w:rPr>
               <w:rStyle w:val="Hyperlink"/>
@@ -6908,7 +6945,7 @@
           <w:sz w:val="24"/>
           <w:u w:val="single"/>
         </w:rPr>
-        <w:hyperlink r:id="rId42" w:history="1">
+        <w:hyperlink r:id="rId41" w:history="1">
           <w:r>
             <w:rPr>
               <w:rStyle w:val="Hyperlink"/>
@@ -6926,7 +6963,7 @@
           <w:sz w:val="24"/>
           <w:u w:val="single"/>
         </w:rPr>
-        <w:hyperlink r:id="rId42" w:history="1">
+        <w:hyperlink r:id="rId41" w:history="1">
           <w:r>
             <w:rPr>
               <w:rStyle w:val="Hyperlink"/>
@@ -6954,7 +6991,7 @@
           <w:sz w:val="24"/>
           <w:u w:val="single"/>
         </w:rPr>
-        <w:hyperlink r:id="rId43" w:history="1">
+        <w:hyperlink r:id="rId42" w:history="1">
           <w:r>
             <w:rPr>
               <w:rStyle w:val="Hyperlink"/>
@@ -6972,7 +7009,7 @@
           <w:sz w:val="24"/>
           <w:u w:val="single"/>
         </w:rPr>
-        <w:hyperlink r:id="rId43" w:history="1">
+        <w:hyperlink r:id="rId41" w:history="1">
           <w:r>
             <w:rPr>
               <w:rStyle w:val="Hyperlink"/>
@@ -7001,7 +7038,7 @@
           <w:sz w:val="24"/>
           <w:u w:val="single"/>
         </w:rPr>
-        <w:hyperlink r:id="rId43" w:history="1">
+        <w:hyperlink r:id="rId41" w:history="1">
           <w:r>
             <w:rPr>
               <w:rStyle w:val="Hyperlink"/>
@@ -7019,7 +7056,14 @@
           <w:color w:val="000000"/>
           <w:sz w:val="24"/>
         </w:rPr>
-        <w:t xml:space="preserve">, </w:t>
+        <w:hyperlink r:id="rId41" w:history="1">
+          <w:r>
+            <w:rPr>
+              <w:rStyle w:val="Hyperlink"/>
+            </w:rPr>
+            <w:t xml:space="preserve">, </w:t>
+          </w:r>
+        </w:hyperlink>
       </w:r>
       <w:r>
         <w:rPr>
@@ -7030,7 +7074,7 @@
           <w:sz w:val="24"/>
           <w:u w:val="single"/>
         </w:rPr>
-        <w:hyperlink r:id="rId44" w:history="1">
+        <w:hyperlink r:id="rId41" w:history="1">
           <w:r>
             <w:rPr>
               <w:rStyle w:val="Hyperlink"/>
@@ -7059,7 +7103,7 @@
           <w:sz w:val="24"/>
           <w:u w:val="single"/>
         </w:rPr>
-        <w:hyperlink r:id="rId44" w:history="1">
+        <w:hyperlink r:id="rId41" w:history="1">
           <w:r>
             <w:rPr>
               <w:rStyle w:val="Hyperlink"/>

--- a/EXPORTS/DOCX/published/niveau3/English/KKZ.docx
+++ b/EXPORTS/DOCX/published/niveau3/English/KKZ.docx
@@ -1524,7 +1524,6 @@
           <w:i w:val="0"/>
           <w:color w:val="0000FF"/>
           <w:sz w:val="24"/>
-          <w:u w:val="single"/>
         </w:rPr>
         <w:hyperlink r:id="rId15" w:history="1">
           <w:r>
@@ -1906,21 +1905,13 @@
       </w:r>
       <w:r>
         <w:rPr>
-          <w:u w:val="single" w:color="0000ff"/>
           <w:rFonts w:ascii="Charis SIL Regular" w:hAnsi="Charis SIL Regular" w:eastAsia="Charis SIL Regular"/>
           <w:b w:val="0"/>
           <w:i w:val="0"/>
           <w:color w:val="000000"/>
           <w:sz w:val="24"/>
         </w:rPr>
-        <w:hyperlink r:id="rId15" w:history="1">
-          <w:r>
-            <w:rPr>
-              <w:rStyle w:val="Hyperlink"/>
-            </w:rPr>
-            <w:t xml:space="preserve">, the </w:t>
-          </w:r>
-        </w:hyperlink>
+        <w:t xml:space="preserve">, the </w:t>
       </w:r>
       <w:r>
         <w:rPr>
@@ -2110,6 +2101,7 @@
           <w:i w:val="0"/>
           <w:color w:val="0000FF"/>
           <w:sz w:val="24"/>
+          <w:u w:val="single"/>
         </w:rPr>
         <w:hyperlink r:id="rId17" w:history="1">
           <w:r>
@@ -2392,6 +2384,7 @@
       </w:r>
       <w:r>
         <w:rPr>
+          <w:u w:val="single" w:color="0000ff"/>
           <w:rFonts w:ascii="Charis SIL Regular" w:hAnsi="Charis SIL Regular" w:eastAsia="Charis SIL Regular"/>
           <w:b w:val="0"/>
           <w:i w:val="0"/>
@@ -2503,7 +2496,14 @@
           <w:sz w:val="24"/>
           <w:u w:val="single"/>
         </w:rPr>
-        <w:t>G</w:t>
+        <w:hyperlink r:id="rId19" w:history="1">
+          <w:r>
+            <w:rPr>
+              <w:rStyle w:val="Hyperlink"/>
+            </w:rPr>
+            <w:t>G</w:t>
+          </w:r>
+        </w:hyperlink>
       </w:r>
       <w:r>
         <w:rPr>
@@ -2514,7 +2514,7 @@
           <w:sz w:val="24"/>
           <w:u w:val="single"/>
         </w:rPr>
-        <w:hyperlink r:id="rId17" w:history="1">
+        <w:hyperlink r:id="rId19" w:history="1">
           <w:r>
             <w:rPr>
               <w:rStyle w:val="Hyperlink"/>
@@ -2550,7 +2550,7 @@
           <w:sz w:val="24"/>
           <w:u w:val="single"/>
         </w:rPr>
-        <w:hyperlink r:id="rId17" w:history="1">
+        <w:hyperlink r:id="rId19" w:history="1">
           <w:r>
             <w:rPr>
               <w:rStyle w:val="Hyperlink"/>
@@ -2579,7 +2579,7 @@
           <w:sz w:val="24"/>
           <w:u w:val="single"/>
         </w:rPr>
-        <w:hyperlink r:id="rId17" w:history="1">
+        <w:hyperlink r:id="rId19" w:history="1">
           <w:r>
             <w:rPr>
               <w:rStyle w:val="Hyperlink"/>
@@ -2597,7 +2597,7 @@
           <w:sz w:val="24"/>
           <w:u w:val="single"/>
         </w:rPr>
-        <w:hyperlink r:id="rId17" w:history="1">
+        <w:hyperlink r:id="rId19" w:history="1">
           <w:r>
             <w:rPr>
               <w:rStyle w:val="Hyperlink"/>
@@ -2661,7 +2661,7 @@
           <w:sz w:val="24"/>
           <w:u w:val="single"/>
         </w:rPr>
-        <w:hyperlink r:id="rId18" w:history="1">
+        <w:hyperlink r:id="rId20" w:history="1">
           <w:r>
             <w:rPr>
               <w:rStyle w:val="Hyperlink"/>
@@ -2679,7 +2679,7 @@
           <w:sz w:val="24"/>
           <w:u w:val="single"/>
         </w:rPr>
-        <w:hyperlink r:id="rId18" w:history="1">
+        <w:hyperlink r:id="rId20" w:history="1">
           <w:r>
             <w:rPr>
               <w:rStyle w:val="Hyperlink"/>
@@ -2697,7 +2697,7 @@
           <w:sz w:val="24"/>
           <w:u w:val="single"/>
         </w:rPr>
-        <w:hyperlink r:id="rId18" w:history="1">
+        <w:hyperlink r:id="rId20" w:history="1">
           <w:r>
             <w:rPr>
               <w:rStyle w:val="Hyperlink"/>
@@ -2773,137 +2773,12 @@
           <w:sz w:val="24"/>
           <w:u w:val="single"/>
         </w:rPr>
-        <w:hyperlink r:id="rId20" w:history="1">
+        <w:hyperlink r:id="rId21" w:history="1">
           <w:r>
             <w:rPr>
               <w:rStyle w:val="Hyperlink"/>
             </w:rPr>
             <w:t>Reinier</w:t>
-          </w:r>
-        </w:hyperlink>
-      </w:r>
-      <w:r>
-        <w:rPr>
-          <w:rFonts w:ascii="Charis SIL Regular" w:hAnsi="Charis SIL Regular" w:eastAsia="Charis SIL Regular"/>
-          <w:b w:val="0"/>
-          <w:i w:val="0"/>
-          <w:color w:val="0000FF"/>
-          <w:sz w:val="24"/>
-          <w:u w:val="single"/>
-        </w:rPr>
-        <w:t xml:space="preserve"> </w:t>
-      </w:r>
-      <w:r>
-        <w:rPr>
-          <w:rFonts w:ascii="Charis SIL Regular" w:hAnsi="Charis SIL Regular" w:eastAsia="Charis SIL Regular"/>
-          <w:b w:val="0"/>
-          <w:i w:val="0"/>
-          <w:color w:val="0000FF"/>
-          <w:sz w:val="24"/>
-          <w:u w:val="single"/>
-        </w:rPr>
-        <w:hyperlink r:id="rId20" w:history="1">
-          <w:r>
-            <w:rPr>
-              <w:rStyle w:val="Hyperlink"/>
-            </w:rPr>
-            <w:t>van</w:t>
-          </w:r>
-        </w:hyperlink>
-      </w:r>
-      <w:r>
-        <w:rPr>
-          <w:rFonts w:ascii="Charis SIL Regular" w:hAnsi="Charis SIL Regular" w:eastAsia="Charis SIL Regular"/>
-          <w:b w:val="0"/>
-          <w:i w:val="0"/>
-          <w:color w:val="0000FF"/>
-          <w:sz w:val="24"/>
-          <w:u w:val="single"/>
-        </w:rPr>
-        <w:t xml:space="preserve"> </w:t>
-      </w:r>
-      <w:r>
-        <w:rPr>
-          <w:rFonts w:ascii="Charis SIL Regular" w:hAnsi="Charis SIL Regular" w:eastAsia="Charis SIL Regular"/>
-          <w:b w:val="0"/>
-          <w:i w:val="0"/>
-          <w:color w:val="0000FF"/>
-          <w:sz w:val="24"/>
-          <w:u w:val="single"/>
-        </w:rPr>
-        <w:hyperlink r:id="rId20" w:history="1">
-          <w:r>
-            <w:rPr>
-              <w:rStyle w:val="Hyperlink"/>
-            </w:rPr>
-            <w:t>de</w:t>
-          </w:r>
-        </w:hyperlink>
-      </w:r>
-      <w:r>
-        <w:rPr>
-          <w:rFonts w:ascii="Charis SIL Regular" w:hAnsi="Charis SIL Regular" w:eastAsia="Charis SIL Regular"/>
-          <w:b w:val="0"/>
-          <w:i w:val="0"/>
-          <w:color w:val="0000FF"/>
-          <w:sz w:val="24"/>
-          <w:u w:val="single"/>
-        </w:rPr>
-        <w:t xml:space="preserve"> </w:t>
-      </w:r>
-      <w:r>
-        <w:rPr>
-          <w:rFonts w:ascii="Charis SIL Regular" w:hAnsi="Charis SIL Regular" w:eastAsia="Charis SIL Regular"/>
-          <w:b w:val="0"/>
-          <w:i w:val="0"/>
-          <w:color w:val="0000FF"/>
-          <w:sz w:val="24"/>
-          <w:u w:val="single"/>
-        </w:rPr>
-        <w:hyperlink r:id="rId20" w:history="1">
-          <w:r>
-            <w:rPr>
-              <w:rStyle w:val="Hyperlink"/>
-            </w:rPr>
-            <w:t>Kasteele</w:t>
-          </w:r>
-        </w:hyperlink>
-      </w:r>
-      <w:r>
-        <w:rPr>
-          <w:rFonts w:ascii="Charis SIL Regular" w:hAnsi="Charis SIL Regular" w:eastAsia="Charis SIL Regular"/>
-          <w:b w:val="0"/>
-          <w:i w:val="0"/>
-          <w:color w:val="000000"/>
-          <w:sz w:val="24"/>
-        </w:rPr>
-        <w:t xml:space="preserve">, </w:t>
-      </w:r>
-      <w:r>
-        <w:rPr>
-          <w:rFonts w:ascii="Charis SIL Regular" w:hAnsi="Charis SIL Regular" w:eastAsia="Charis SIL Regular"/>
-          <w:b w:val="0"/>
-          <w:i w:val="0"/>
-          <w:color w:val="000000"/>
-          <w:sz w:val="24"/>
-        </w:rPr>
-        <w:t xml:space="preserve">disappeared after his son </w:t>
-      </w:r>
-      <w:r>
-        <w:rPr>
-          <w:rFonts w:ascii="Charis SIL Regular" w:hAnsi="Charis SIL Regular" w:eastAsia="Charis SIL Regular"/>
-          <w:b w:val="0"/>
-          <w:i w:val="0"/>
-          <w:color w:val="0000FF"/>
-          <w:sz w:val="24"/>
-          <w:u w:val="single"/>
-        </w:rPr>
-        <w:hyperlink r:id="rId21" w:history="1">
-          <w:r>
-            <w:rPr>
-              <w:rStyle w:val="Hyperlink"/>
-            </w:rPr>
-            <w:t>Abraham</w:t>
           </w:r>
         </w:hyperlink>
       </w:r>
@@ -3002,243 +2877,17 @@
           <w:color w:val="000000"/>
           <w:sz w:val="24"/>
         </w:rPr>
-        <w:t xml:space="preserve"> succeeded him</w:t>
-      </w:r>
-      <w:r>
-        <w:rPr>
-          <w:u w:val="single" w:color="0000ff"/>
+        <w:t xml:space="preserve">, </w:t>
+      </w:r>
+      <w:r>
+        <w:rPr>
           <w:rFonts w:ascii="Charis SIL Regular" w:hAnsi="Charis SIL Regular" w:eastAsia="Charis SIL Regular"/>
           <w:b w:val="0"/>
           <w:i w:val="0"/>
           <w:color w:val="000000"/>
           <w:sz w:val="24"/>
         </w:rPr>
-        <w:hyperlink r:id="rId20" w:history="1">
-          <w:r>
-            <w:rPr>
-              <w:rStyle w:val="Hyperlink"/>
-            </w:rPr>
-            <w:t xml:space="preserve"> in 184</w:t>
-          </w:r>
-        </w:hyperlink>
-      </w:r>
-      <w:r>
-        <w:rPr>
-          <w:u w:val="single" w:color="0000ff"/>
-          <w:rFonts w:ascii="Charis SIL Regular" w:hAnsi="Charis SIL Regular" w:eastAsia="Charis SIL Regular"/>
-          <w:b w:val="0"/>
-          <w:i w:val="0"/>
-          <w:color w:val="000000"/>
-          <w:sz w:val="24"/>
-        </w:rPr>
-        <w:hyperlink r:id="rId20" w:history="1">
-          <w:r>
-            <w:rPr>
-              <w:rStyle w:val="Hyperlink"/>
-            </w:rPr>
-            <w:t>0</w:t>
-          </w:r>
-        </w:hyperlink>
-      </w:r>
-      <w:r>
-        <w:rPr>
-          <w:u w:val="single" w:color="0000ff"/>
-          <w:rFonts w:ascii="Charis SIL Regular" w:hAnsi="Charis SIL Regular" w:eastAsia="Charis SIL Regular"/>
-          <w:b w:val="0"/>
-          <w:i w:val="0"/>
-          <w:color w:val="000000"/>
-          <w:sz w:val="24"/>
-        </w:rPr>
-        <w:hyperlink r:id="rId20" w:history="1">
-          <w:r>
-            <w:rPr>
-              <w:rStyle w:val="Hyperlink"/>
-            </w:rPr>
-            <w:t>. M</w:t>
-          </w:r>
-        </w:hyperlink>
-      </w:r>
-      <w:r>
-        <w:rPr>
-          <w:u w:val="single" w:color="0000ff"/>
-          <w:rFonts w:ascii="Charis SIL Regular" w:hAnsi="Charis SIL Regular" w:eastAsia="Charis SIL Regular"/>
-          <w:b w:val="0"/>
-          <w:i w:val="0"/>
-          <w:color w:val="000000"/>
-          <w:sz w:val="24"/>
-        </w:rPr>
-        <w:hyperlink r:id="rId20" w:history="1">
-          <w:r>
-            <w:rPr>
-              <w:rStyle w:val="Hyperlink"/>
-            </w:rPr>
-            <w:t>a</w:t>
-          </w:r>
-        </w:hyperlink>
-      </w:r>
-      <w:r>
-        <w:rPr>
-          <w:u w:val="single" w:color="0000ff"/>
-          <w:rFonts w:ascii="Charis SIL Regular" w:hAnsi="Charis SIL Regular" w:eastAsia="Charis SIL Regular"/>
-          <w:b w:val="0"/>
-          <w:i w:val="0"/>
-          <w:color w:val="000000"/>
-          <w:sz w:val="24"/>
-        </w:rPr>
-        <w:hyperlink r:id="rId20" w:history="1">
-          <w:r>
-            <w:rPr>
-              <w:rStyle w:val="Hyperlink"/>
-            </w:rPr>
-            <w:t>n</w:t>
-          </w:r>
-        </w:hyperlink>
-      </w:r>
-      <w:r>
-        <w:rPr>
-          <w:u w:val="single" w:color="0000ff"/>
-          <w:rFonts w:ascii="Charis SIL Regular" w:hAnsi="Charis SIL Regular" w:eastAsia="Charis SIL Regular"/>
-          <w:b w:val="0"/>
-          <w:i w:val="0"/>
-          <w:color w:val="000000"/>
-          <w:sz w:val="24"/>
-        </w:rPr>
-        <w:hyperlink r:id="rId20" w:history="1">
-          <w:r>
-            <w:rPr>
-              <w:rStyle w:val="Hyperlink"/>
-            </w:rPr>
-            <w:t>y</w:t>
-          </w:r>
-        </w:hyperlink>
-      </w:r>
-      <w:r>
-        <w:rPr>
-          <w:u w:val="single" w:color="0000ff"/>
-          <w:rFonts w:ascii="Charis SIL Regular" w:hAnsi="Charis SIL Regular" w:eastAsia="Charis SIL Regular"/>
-          <w:b w:val="0"/>
-          <w:i w:val="0"/>
-          <w:color w:val="000000"/>
-          <w:sz w:val="24"/>
-        </w:rPr>
-        <w:hyperlink r:id="rId20" w:history="1">
-          <w:r>
-            <w:rPr>
-              <w:rStyle w:val="Hyperlink"/>
-            </w:rPr>
-            <w:t xml:space="preserve"> objects </w:t>
-          </w:r>
-        </w:hyperlink>
-      </w:r>
-      <w:r>
-        <w:rPr>
-          <w:rFonts w:ascii="Charis SIL Regular" w:hAnsi="Charis SIL Regular" w:eastAsia="Charis SIL Regular"/>
-          <w:b w:val="0"/>
-          <w:i w:val="0"/>
-          <w:color w:val="000000"/>
-          <w:sz w:val="24"/>
-        </w:rPr>
-        <w:t>also went missing or were</w:t>
-      </w:r>
-      <w:r>
-        <w:rPr>
-          <w:u w:val="single" w:color="0000ff"/>
-          <w:rFonts w:ascii="Charis SIL Regular" w:hAnsi="Charis SIL Regular" w:eastAsia="Charis SIL Regular"/>
-          <w:b w:val="0"/>
-          <w:i w:val="0"/>
-          <w:color w:val="000000"/>
-          <w:sz w:val="24"/>
-        </w:rPr>
-        <w:hyperlink r:id="rId21" w:history="1">
-          <w:r>
-            <w:rPr>
-              <w:rStyle w:val="Hyperlink"/>
-            </w:rPr>
-            <w:t xml:space="preserve"> lost duri</w:t>
-          </w:r>
-        </w:hyperlink>
-      </w:r>
-      <w:r>
-        <w:rPr>
-          <w:u w:val="single" w:color="0000ff"/>
-          <w:rFonts w:ascii="Charis SIL Regular" w:hAnsi="Charis SIL Regular" w:eastAsia="Charis SIL Regular"/>
-          <w:b w:val="0"/>
-          <w:i w:val="0"/>
-          <w:color w:val="000000"/>
-          <w:sz w:val="24"/>
-        </w:rPr>
-        <w:hyperlink r:id="rId21" w:history="1">
-          <w:r>
-            <w:rPr>
-              <w:rStyle w:val="Hyperlink"/>
-            </w:rPr>
-            <w:t>ng t</w:t>
-          </w:r>
-        </w:hyperlink>
-      </w:r>
-      <w:r>
-        <w:rPr>
-          <w:u w:val="single" w:color="0000ff"/>
-          <w:rFonts w:ascii="Charis SIL Regular" w:hAnsi="Charis SIL Regular" w:eastAsia="Charis SIL Regular"/>
-          <w:b w:val="0"/>
-          <w:i w:val="0"/>
-          <w:color w:val="000000"/>
-          <w:sz w:val="24"/>
-        </w:rPr>
-        <w:hyperlink r:id="rId21" w:history="1">
-          <w:r>
-            <w:rPr>
-              <w:rStyle w:val="Hyperlink"/>
-            </w:rPr>
-            <w:t>h</w:t>
-          </w:r>
-        </w:hyperlink>
-      </w:r>
-      <w:r>
-        <w:rPr>
-          <w:u w:val="single" w:color="0000ff"/>
-          <w:rFonts w:ascii="Charis SIL Regular" w:hAnsi="Charis SIL Regular" w:eastAsia="Charis SIL Regular"/>
-          <w:b w:val="0"/>
-          <w:i w:val="0"/>
-          <w:color w:val="000000"/>
-          <w:sz w:val="24"/>
-        </w:rPr>
-        <w:hyperlink r:id="rId21" w:history="1">
-          <w:r>
-            <w:rPr>
-              <w:rStyle w:val="Hyperlink"/>
-            </w:rPr>
-            <w:t xml:space="preserve">is </w:t>
-          </w:r>
-        </w:hyperlink>
-      </w:r>
-      <w:r>
-        <w:rPr>
-          <w:u w:val="single" w:color="0000ff"/>
-          <w:rFonts w:ascii="Charis SIL Regular" w:hAnsi="Charis SIL Regular" w:eastAsia="Charis SIL Regular"/>
-          <w:b w:val="0"/>
-          <w:i w:val="0"/>
-          <w:color w:val="000000"/>
-          <w:sz w:val="24"/>
-        </w:rPr>
-        <w:hyperlink r:id="rId21" w:history="1">
-          <w:r>
-            <w:rPr>
-              <w:rStyle w:val="Hyperlink"/>
-            </w:rPr>
-            <w:t>time. Th</w:t>
-          </w:r>
-        </w:hyperlink>
-      </w:r>
-      <w:r>
-        <w:rPr>
-          <w:rFonts w:ascii="Charis SIL Regular" w:hAnsi="Charis SIL Regular" w:eastAsia="Charis SIL Regular"/>
-          <w:b w:val="0"/>
-          <w:i w:val="0"/>
-          <w:color w:val="000000"/>
-          <w:sz w:val="24"/>
-        </w:rPr>
-        <w:t xml:space="preserve">e third and final director </w:t>
+        <w:t xml:space="preserve">disappeared after his son </w:t>
       </w:r>
       <w:r>
         <w:rPr>
@@ -3254,7 +2903,7 @@
             <w:rPr>
               <w:rStyle w:val="Hyperlink"/>
             </w:rPr>
-            <w:t>David</w:t>
+            <w:t>Abraham</w:t>
           </w:r>
         </w:hyperlink>
       </w:r>
@@ -3312,6 +2961,357 @@
             <w:rPr>
               <w:rStyle w:val="Hyperlink"/>
             </w:rPr>
+            <w:t>de</w:t>
+          </w:r>
+        </w:hyperlink>
+      </w:r>
+      <w:r>
+        <w:rPr>
+          <w:rFonts w:ascii="Charis SIL Regular" w:hAnsi="Charis SIL Regular" w:eastAsia="Charis SIL Regular"/>
+          <w:b w:val="0"/>
+          <w:i w:val="0"/>
+          <w:color w:val="0000FF"/>
+          <w:sz w:val="24"/>
+          <w:u w:val="single"/>
+        </w:rPr>
+        <w:t xml:space="preserve"> </w:t>
+      </w:r>
+      <w:r>
+        <w:rPr>
+          <w:rFonts w:ascii="Charis SIL Regular" w:hAnsi="Charis SIL Regular" w:eastAsia="Charis SIL Regular"/>
+          <w:b w:val="0"/>
+          <w:i w:val="0"/>
+          <w:color w:val="0000FF"/>
+          <w:sz w:val="24"/>
+          <w:u w:val="single"/>
+        </w:rPr>
+        <w:hyperlink r:id="rId22" w:history="1">
+          <w:r>
+            <w:rPr>
+              <w:rStyle w:val="Hyperlink"/>
+            </w:rPr>
+            <w:t>Kasteele</w:t>
+          </w:r>
+        </w:hyperlink>
+      </w:r>
+      <w:r>
+        <w:rPr>
+          <w:rFonts w:ascii="Charis SIL Regular" w:hAnsi="Charis SIL Regular" w:eastAsia="Charis SIL Regular"/>
+          <w:b w:val="0"/>
+          <w:i w:val="0"/>
+          <w:color w:val="000000"/>
+          <w:sz w:val="24"/>
+        </w:rPr>
+        <w:t xml:space="preserve"> succeeded him</w:t>
+      </w:r>
+      <w:r>
+        <w:rPr>
+          <w:u w:val="single" w:color="0000ff"/>
+          <w:rFonts w:ascii="Charis SIL Regular" w:hAnsi="Charis SIL Regular" w:eastAsia="Charis SIL Regular"/>
+          <w:b w:val="0"/>
+          <w:i w:val="0"/>
+          <w:color w:val="000000"/>
+          <w:sz w:val="24"/>
+        </w:rPr>
+        <w:hyperlink r:id="rId21" w:history="1">
+          <w:r>
+            <w:rPr>
+              <w:rStyle w:val="Hyperlink"/>
+            </w:rPr>
+            <w:t xml:space="preserve"> in 184</w:t>
+          </w:r>
+        </w:hyperlink>
+      </w:r>
+      <w:r>
+        <w:rPr>
+          <w:u w:val="single" w:color="0000ff"/>
+          <w:rFonts w:ascii="Charis SIL Regular" w:hAnsi="Charis SIL Regular" w:eastAsia="Charis SIL Regular"/>
+          <w:b w:val="0"/>
+          <w:i w:val="0"/>
+          <w:color w:val="000000"/>
+          <w:sz w:val="24"/>
+        </w:rPr>
+        <w:hyperlink r:id="rId21" w:history="1">
+          <w:r>
+            <w:rPr>
+              <w:rStyle w:val="Hyperlink"/>
+            </w:rPr>
+            <w:t>0</w:t>
+          </w:r>
+        </w:hyperlink>
+      </w:r>
+      <w:r>
+        <w:rPr>
+          <w:u w:val="single" w:color="0000ff"/>
+          <w:rFonts w:ascii="Charis SIL Regular" w:hAnsi="Charis SIL Regular" w:eastAsia="Charis SIL Regular"/>
+          <w:b w:val="0"/>
+          <w:i w:val="0"/>
+          <w:color w:val="000000"/>
+          <w:sz w:val="24"/>
+        </w:rPr>
+        <w:hyperlink r:id="rId21" w:history="1">
+          <w:r>
+            <w:rPr>
+              <w:rStyle w:val="Hyperlink"/>
+            </w:rPr>
+            <w:t>. M</w:t>
+          </w:r>
+        </w:hyperlink>
+      </w:r>
+      <w:r>
+        <w:rPr>
+          <w:u w:val="single" w:color="0000ff"/>
+          <w:rFonts w:ascii="Charis SIL Regular" w:hAnsi="Charis SIL Regular" w:eastAsia="Charis SIL Regular"/>
+          <w:b w:val="0"/>
+          <w:i w:val="0"/>
+          <w:color w:val="000000"/>
+          <w:sz w:val="24"/>
+        </w:rPr>
+        <w:hyperlink r:id="rId21" w:history="1">
+          <w:r>
+            <w:rPr>
+              <w:rStyle w:val="Hyperlink"/>
+            </w:rPr>
+            <w:t>a</w:t>
+          </w:r>
+        </w:hyperlink>
+      </w:r>
+      <w:r>
+        <w:rPr>
+          <w:u w:val="single" w:color="0000ff"/>
+          <w:rFonts w:ascii="Charis SIL Regular" w:hAnsi="Charis SIL Regular" w:eastAsia="Charis SIL Regular"/>
+          <w:b w:val="0"/>
+          <w:i w:val="0"/>
+          <w:color w:val="000000"/>
+          <w:sz w:val="24"/>
+        </w:rPr>
+        <w:hyperlink r:id="rId21" w:history="1">
+          <w:r>
+            <w:rPr>
+              <w:rStyle w:val="Hyperlink"/>
+            </w:rPr>
+            <w:t>n</w:t>
+          </w:r>
+        </w:hyperlink>
+      </w:r>
+      <w:r>
+        <w:rPr>
+          <w:u w:val="single" w:color="0000ff"/>
+          <w:rFonts w:ascii="Charis SIL Regular" w:hAnsi="Charis SIL Regular" w:eastAsia="Charis SIL Regular"/>
+          <w:b w:val="0"/>
+          <w:i w:val="0"/>
+          <w:color w:val="000000"/>
+          <w:sz w:val="24"/>
+        </w:rPr>
+        <w:hyperlink r:id="rId21" w:history="1">
+          <w:r>
+            <w:rPr>
+              <w:rStyle w:val="Hyperlink"/>
+            </w:rPr>
+            <w:t>y</w:t>
+          </w:r>
+        </w:hyperlink>
+      </w:r>
+      <w:r>
+        <w:rPr>
+          <w:u w:val="single" w:color="0000ff"/>
+          <w:rFonts w:ascii="Charis SIL Regular" w:hAnsi="Charis SIL Regular" w:eastAsia="Charis SIL Regular"/>
+          <w:b w:val="0"/>
+          <w:i w:val="0"/>
+          <w:color w:val="000000"/>
+          <w:sz w:val="24"/>
+        </w:rPr>
+        <w:hyperlink r:id="rId21" w:history="1">
+          <w:r>
+            <w:rPr>
+              <w:rStyle w:val="Hyperlink"/>
+            </w:rPr>
+            <w:t xml:space="preserve"> objects </w:t>
+          </w:r>
+        </w:hyperlink>
+      </w:r>
+      <w:r>
+        <w:rPr>
+          <w:rFonts w:ascii="Charis SIL Regular" w:hAnsi="Charis SIL Regular" w:eastAsia="Charis SIL Regular"/>
+          <w:b w:val="0"/>
+          <w:i w:val="0"/>
+          <w:color w:val="000000"/>
+          <w:sz w:val="24"/>
+        </w:rPr>
+        <w:t>also went missing or were</w:t>
+      </w:r>
+      <w:r>
+        <w:rPr>
+          <w:u w:val="single" w:color="0000ff"/>
+          <w:rFonts w:ascii="Charis SIL Regular" w:hAnsi="Charis SIL Regular" w:eastAsia="Charis SIL Regular"/>
+          <w:b w:val="0"/>
+          <w:i w:val="0"/>
+          <w:color w:val="000000"/>
+          <w:sz w:val="24"/>
+        </w:rPr>
+        <w:hyperlink r:id="rId22" w:history="1">
+          <w:r>
+            <w:rPr>
+              <w:rStyle w:val="Hyperlink"/>
+            </w:rPr>
+            <w:t xml:space="preserve"> lost duri</w:t>
+          </w:r>
+        </w:hyperlink>
+      </w:r>
+      <w:r>
+        <w:rPr>
+          <w:u w:val="single" w:color="0000ff"/>
+          <w:rFonts w:ascii="Charis SIL Regular" w:hAnsi="Charis SIL Regular" w:eastAsia="Charis SIL Regular"/>
+          <w:b w:val="0"/>
+          <w:i w:val="0"/>
+          <w:color w:val="000000"/>
+          <w:sz w:val="24"/>
+        </w:rPr>
+        <w:hyperlink r:id="rId22" w:history="1">
+          <w:r>
+            <w:rPr>
+              <w:rStyle w:val="Hyperlink"/>
+            </w:rPr>
+            <w:t>ng t</w:t>
+          </w:r>
+        </w:hyperlink>
+      </w:r>
+      <w:r>
+        <w:rPr>
+          <w:u w:val="single" w:color="0000ff"/>
+          <w:rFonts w:ascii="Charis SIL Regular" w:hAnsi="Charis SIL Regular" w:eastAsia="Charis SIL Regular"/>
+          <w:b w:val="0"/>
+          <w:i w:val="0"/>
+          <w:color w:val="000000"/>
+          <w:sz w:val="24"/>
+        </w:rPr>
+        <w:hyperlink r:id="rId22" w:history="1">
+          <w:r>
+            <w:rPr>
+              <w:rStyle w:val="Hyperlink"/>
+            </w:rPr>
+            <w:t>h</w:t>
+          </w:r>
+        </w:hyperlink>
+      </w:r>
+      <w:r>
+        <w:rPr>
+          <w:u w:val="single" w:color="0000ff"/>
+          <w:rFonts w:ascii="Charis SIL Regular" w:hAnsi="Charis SIL Regular" w:eastAsia="Charis SIL Regular"/>
+          <w:b w:val="0"/>
+          <w:i w:val="0"/>
+          <w:color w:val="000000"/>
+          <w:sz w:val="24"/>
+        </w:rPr>
+        <w:hyperlink r:id="rId22" w:history="1">
+          <w:r>
+            <w:rPr>
+              <w:rStyle w:val="Hyperlink"/>
+            </w:rPr>
+            <w:t xml:space="preserve">is </w:t>
+          </w:r>
+        </w:hyperlink>
+      </w:r>
+      <w:r>
+        <w:rPr>
+          <w:u w:val="single" w:color="0000ff"/>
+          <w:rFonts w:ascii="Charis SIL Regular" w:hAnsi="Charis SIL Regular" w:eastAsia="Charis SIL Regular"/>
+          <w:b w:val="0"/>
+          <w:i w:val="0"/>
+          <w:color w:val="000000"/>
+          <w:sz w:val="24"/>
+        </w:rPr>
+        <w:hyperlink r:id="rId22" w:history="1">
+          <w:r>
+            <w:rPr>
+              <w:rStyle w:val="Hyperlink"/>
+            </w:rPr>
+            <w:t>time. Th</w:t>
+          </w:r>
+        </w:hyperlink>
+      </w:r>
+      <w:r>
+        <w:rPr>
+          <w:rFonts w:ascii="Charis SIL Regular" w:hAnsi="Charis SIL Regular" w:eastAsia="Charis SIL Regular"/>
+          <w:b w:val="0"/>
+          <w:i w:val="0"/>
+          <w:color w:val="000000"/>
+          <w:sz w:val="24"/>
+        </w:rPr>
+        <w:t xml:space="preserve">e third and final director </w:t>
+      </w:r>
+      <w:r>
+        <w:rPr>
+          <w:rFonts w:ascii="Charis SIL Regular" w:hAnsi="Charis SIL Regular" w:eastAsia="Charis SIL Regular"/>
+          <w:b w:val="0"/>
+          <w:i w:val="0"/>
+          <w:color w:val="0000FF"/>
+          <w:sz w:val="24"/>
+          <w:u w:val="single"/>
+        </w:rPr>
+        <w:hyperlink r:id="rId23" w:history="1">
+          <w:r>
+            <w:rPr>
+              <w:rStyle w:val="Hyperlink"/>
+            </w:rPr>
+            <w:t>David</w:t>
+          </w:r>
+        </w:hyperlink>
+      </w:r>
+      <w:r>
+        <w:rPr>
+          <w:rFonts w:ascii="Charis SIL Regular" w:hAnsi="Charis SIL Regular" w:eastAsia="Charis SIL Regular"/>
+          <w:b w:val="0"/>
+          <w:i w:val="0"/>
+          <w:color w:val="0000FF"/>
+          <w:sz w:val="24"/>
+          <w:u w:val="single"/>
+        </w:rPr>
+        <w:t xml:space="preserve"> </w:t>
+      </w:r>
+      <w:r>
+        <w:rPr>
+          <w:rFonts w:ascii="Charis SIL Regular" w:hAnsi="Charis SIL Regular" w:eastAsia="Charis SIL Regular"/>
+          <w:b w:val="0"/>
+          <w:i w:val="0"/>
+          <w:color w:val="0000FF"/>
+          <w:sz w:val="24"/>
+          <w:u w:val="single"/>
+        </w:rPr>
+        <w:hyperlink r:id="rId23" w:history="1">
+          <w:r>
+            <w:rPr>
+              <w:rStyle w:val="Hyperlink"/>
+            </w:rPr>
+            <w:t>van</w:t>
+          </w:r>
+        </w:hyperlink>
+      </w:r>
+      <w:r>
+        <w:rPr>
+          <w:rFonts w:ascii="Charis SIL Regular" w:hAnsi="Charis SIL Regular" w:eastAsia="Charis SIL Regular"/>
+          <w:b w:val="0"/>
+          <w:i w:val="0"/>
+          <w:color w:val="0000FF"/>
+          <w:sz w:val="24"/>
+          <w:u w:val="single"/>
+        </w:rPr>
+        <w:t xml:space="preserve"> </w:t>
+      </w:r>
+      <w:r>
+        <w:rPr>
+          <w:rFonts w:ascii="Charis SIL Regular" w:hAnsi="Charis SIL Regular" w:eastAsia="Charis SIL Regular"/>
+          <w:b w:val="0"/>
+          <w:i w:val="0"/>
+          <w:color w:val="0000FF"/>
+          <w:sz w:val="24"/>
+          <w:u w:val="single"/>
+        </w:rPr>
+        <w:hyperlink r:id="rId23" w:history="1">
+          <w:r>
+            <w:rPr>
+              <w:rStyle w:val="Hyperlink"/>
+            </w:rPr>
             <w:t xml:space="preserve">der </w:t>
           </w:r>
         </w:hyperlink>
@@ -3325,7 +3325,7 @@
           <w:sz w:val="24"/>
           <w:u w:val="single"/>
         </w:rPr>
-        <w:hyperlink r:id="rId22" w:history="1">
+        <w:hyperlink r:id="rId23" w:history="1">
           <w:r>
             <w:rPr>
               <w:rStyle w:val="Hyperlink"/>
@@ -3353,7 +3353,7 @@
           <w:color w:val="000000"/>
           <w:sz w:val="24"/>
         </w:rPr>
-        <w:hyperlink r:id="rId22" w:history="1">
+        <w:hyperlink r:id="rId23" w:history="1">
           <w:r>
             <w:rPr>
               <w:rStyle w:val="Hyperlink"/>
@@ -3371,7 +3371,7 @@
           <w:color w:val="000000"/>
           <w:sz w:val="24"/>
         </w:rPr>
-        <w:hyperlink r:id="rId22" w:history="1">
+        <w:hyperlink r:id="rId23" w:history="1">
           <w:r>
             <w:rPr>
               <w:rStyle w:val="Hyperlink"/>
@@ -3389,7 +3389,7 @@
           <w:color w:val="000000"/>
           <w:sz w:val="24"/>
         </w:rPr>
-        <w:hyperlink r:id="rId22" w:history="1">
+        <w:hyperlink r:id="rId23" w:history="1">
           <w:r>
             <w:rPr>
               <w:rStyle w:val="Hyperlink"/>
@@ -3418,7 +3418,7 @@
           <w:color w:val="000000"/>
           <w:sz w:val="24"/>
         </w:rPr>
-        <w:hyperlink r:id="rId22" w:history="1">
+        <w:hyperlink r:id="rId23" w:history="1">
           <w:r>
             <w:rPr>
               <w:rStyle w:val="Hyperlink"/>
@@ -3445,7 +3445,7 @@
           <w:color w:val="000000"/>
           <w:sz w:val="24"/>
         </w:rPr>
-        <w:hyperlink r:id="rId22" w:history="1">
+        <w:hyperlink r:id="rId23" w:history="1">
           <w:r>
             <w:rPr>
               <w:rStyle w:val="Hyperlink"/>
@@ -3473,7 +3473,7 @@
           <w:color w:val="000000"/>
           <w:sz w:val="24"/>
         </w:rPr>
-        <w:hyperlink r:id="rId22" w:history="1">
+        <w:hyperlink r:id="rId23" w:history="1">
           <w:r>
             <w:rPr>
               <w:rStyle w:val="Hyperlink"/>
@@ -3564,7 +3564,7 @@
           <w:sz w:val="24"/>
           <w:u w:val="single"/>
         </w:rPr>
-        <w:hyperlink r:id="rId23" w:history="1">
+        <w:hyperlink r:id="rId24" w:history="1">
           <w:r>
             <w:rPr>
               <w:rStyle w:val="Hyperlink"/>
@@ -3582,7 +3582,7 @@
           <w:sz w:val="24"/>
           <w:u w:val="single"/>
         </w:rPr>
-        <w:hyperlink r:id="rId23" w:history="1">
+        <w:hyperlink r:id="rId24" w:history="1">
           <w:r>
             <w:rPr>
               <w:rStyle w:val="Hyperlink"/>
@@ -3611,7 +3611,7 @@
           <w:sz w:val="24"/>
           <w:u w:val="single"/>
         </w:rPr>
-        <w:hyperlink r:id="rId23" w:history="1">
+        <w:hyperlink r:id="rId24" w:history="1">
           <w:r>
             <w:rPr>
               <w:rStyle w:val="Hyperlink"/>
@@ -3731,7 +3731,7 @@
           <w:sz w:val="24"/>
           <w:u w:val="single"/>
         </w:rPr>
-        <w:hyperlink r:id="rId24" w:history="1">
+        <w:hyperlink r:id="rId25" w:history="1">
           <w:r>
             <w:rPr>
               <w:rStyle w:val="Hyperlink"/>
@@ -3760,7 +3760,7 @@
           <w:sz w:val="24"/>
           <w:u w:val="single"/>
         </w:rPr>
-        <w:hyperlink r:id="rId24" w:history="1">
+        <w:hyperlink r:id="rId25" w:history="1">
           <w:r>
             <w:rPr>
               <w:rStyle w:val="Hyperlink"/>
@@ -3789,7 +3789,7 @@
           <w:sz w:val="24"/>
           <w:u w:val="single"/>
         </w:rPr>
-        <w:hyperlink r:id="rId24" w:history="1">
+        <w:hyperlink r:id="rId25" w:history="1">
           <w:r>
             <w:rPr>
               <w:rStyle w:val="Hyperlink"/>
@@ -3818,7 +3818,7 @@
           <w:sz w:val="24"/>
           <w:u w:val="single"/>
         </w:rPr>
-        <w:hyperlink r:id="rId24" w:history="1">
+        <w:hyperlink r:id="rId25" w:history="1">
           <w:r>
             <w:rPr>
               <w:rStyle w:val="Hyperlink"/>
@@ -3847,7 +3847,7 @@
           <w:sz w:val="24"/>
           <w:u w:val="single"/>
         </w:rPr>
-        <w:hyperlink r:id="rId24" w:history="1">
+        <w:hyperlink r:id="rId25" w:history="1">
           <w:r>
             <w:rPr>
               <w:rStyle w:val="Hyperlink"/>
@@ -3874,7 +3874,7 @@
           <w:color w:val="000000"/>
           <w:sz w:val="24"/>
         </w:rPr>
-        <w:t>by officials of the Ministry of the Interior that a</w:t>
+        <w:t>by officials of the Ministry of the Interior that are relevant to researc</w:t>
       </w:r>
       <w:r>
         <w:rPr>
@@ -3885,97 +3885,7 @@
           <w:color w:val="000000"/>
           <w:sz w:val="24"/>
         </w:rPr>
-        <w:hyperlink r:id="rId24" w:history="1">
-          <w:r>
-            <w:rPr>
-              <w:rStyle w:val="Hyperlink"/>
-            </w:rPr>
-            <w:t>re releva</w:t>
-          </w:r>
-        </w:hyperlink>
-      </w:r>
-      <w:r>
-        <w:rPr>
-          <w:u w:val="single" w:color="0000ff"/>
-          <w:rFonts w:ascii="Charis SIL Regular" w:hAnsi="Charis SIL Regular" w:eastAsia="Charis SIL Regular"/>
-          <w:b w:val="0"/>
-          <w:i w:val="0"/>
-          <w:color w:val="000000"/>
-          <w:sz w:val="24"/>
-        </w:rPr>
-        <w:hyperlink r:id="rId24" w:history="1">
-          <w:r>
-            <w:rPr>
-              <w:rStyle w:val="Hyperlink"/>
-            </w:rPr>
-            <w:t>n</w:t>
-          </w:r>
-        </w:hyperlink>
-      </w:r>
-      <w:r>
-        <w:rPr>
-          <w:u w:val="single" w:color="0000ff"/>
-          <w:rFonts w:ascii="Charis SIL Regular" w:hAnsi="Charis SIL Regular" w:eastAsia="Charis SIL Regular"/>
-          <w:b w:val="0"/>
-          <w:i w:val="0"/>
-          <w:color w:val="000000"/>
-          <w:sz w:val="24"/>
-        </w:rPr>
-        <w:hyperlink r:id="rId24" w:history="1">
-          <w:r>
-            <w:rPr>
-              <w:rStyle w:val="Hyperlink"/>
-            </w:rPr>
-            <w:t>t to rese</w:t>
-          </w:r>
-        </w:hyperlink>
-      </w:r>
-      <w:r>
-        <w:rPr>
-          <w:u w:val="single" w:color="0000ff"/>
-          <w:rFonts w:ascii="Charis SIL Regular" w:hAnsi="Charis SIL Regular" w:eastAsia="Charis SIL Regular"/>
-          <w:b w:val="0"/>
-          <w:i w:val="0"/>
-          <w:color w:val="000000"/>
-          <w:sz w:val="24"/>
-        </w:rPr>
-        <w:hyperlink r:id="rId24" w:history="1">
-          <w:r>
-            <w:rPr>
-              <w:rStyle w:val="Hyperlink"/>
-            </w:rPr>
-            <w:t>a</w:t>
-          </w:r>
-        </w:hyperlink>
-      </w:r>
-      <w:r>
-        <w:rPr>
-          <w:u w:val="single" w:color="0000ff"/>
-          <w:rFonts w:ascii="Charis SIL Regular" w:hAnsi="Charis SIL Regular" w:eastAsia="Charis SIL Regular"/>
-          <w:b w:val="0"/>
-          <w:i w:val="0"/>
-          <w:color w:val="000000"/>
-          <w:sz w:val="24"/>
-        </w:rPr>
-        <w:hyperlink r:id="rId24" w:history="1">
-          <w:r>
-            <w:rPr>
-              <w:rStyle w:val="Hyperlink"/>
-            </w:rPr>
-            <w:t>rc</w:t>
-          </w:r>
-        </w:hyperlink>
-      </w:r>
-      <w:r>
-        <w:rPr>
-          <w:u w:val="single" w:color="0000ff"/>
-          <w:rFonts w:ascii="Charis SIL Regular" w:hAnsi="Charis SIL Regular" w:eastAsia="Charis SIL Regular"/>
-          <w:b w:val="0"/>
-          <w:i w:val="0"/>
-          <w:color w:val="000000"/>
-          <w:sz w:val="24"/>
-        </w:rPr>
-        <w:hyperlink r:id="rId24" w:history="1">
+        <w:hyperlink r:id="rId25" w:history="1">
           <w:r>
             <w:rPr>
               <w:rStyle w:val="Hyperlink"/>
@@ -3993,7 +3903,7 @@
           <w:color w:val="000000"/>
           <w:sz w:val="24"/>
         </w:rPr>
-        <w:hyperlink r:id="rId24" w:history="1">
+        <w:hyperlink r:id="rId25" w:history="1">
           <w:r>
             <w:rPr>
               <w:rStyle w:val="Hyperlink"/>
@@ -4031,7 +3941,7 @@
           <w:sz w:val="24"/>
           <w:u w:val="single"/>
         </w:rPr>
-        <w:hyperlink r:id="rId25" w:history="1">
+        <w:hyperlink r:id="rId26" w:history="1">
           <w:r>
             <w:rPr>
               <w:rStyle w:val="Hyperlink"/>
@@ -4069,7 +3979,7 @@
           <w:color w:val="000000"/>
           <w:sz w:val="24"/>
         </w:rPr>
-        <w:hyperlink r:id="rId25" w:history="1">
+        <w:hyperlink r:id="rId26" w:history="1">
           <w:r>
             <w:rPr>
               <w:rStyle w:val="Hyperlink"/>
@@ -4534,7 +4444,7 @@
           <w:color w:val="0000FF"/>
           <w:sz w:val="24"/>
         </w:rPr>
-        <w:hyperlink r:id="rId26" w:history="1">
+        <w:hyperlink r:id="rId27" w:history="1">
           <w:r>
             <w:rPr>
               <w:rStyle w:val="Hyperlink"/>
@@ -4551,7 +4461,7 @@
           <w:color w:val="0000FF"/>
           <w:sz w:val="24"/>
         </w:rPr>
-        <w:hyperlink r:id="rId26" w:history="1">
+        <w:hyperlink r:id="rId27" w:history="1">
           <w:r>
             <w:rPr>
               <w:rStyle w:val="Hyperlink"/>
@@ -4659,7 +4569,7 @@
           <w:sz w:val="24"/>
           <w:u w:val="single"/>
         </w:rPr>
-        <w:hyperlink r:id="rId27" w:history="1">
+        <w:hyperlink r:id="rId28" w:history="1">
           <w:r>
             <w:rPr>
               <w:rStyle w:val="Hyperlink"/>
@@ -4677,7 +4587,7 @@
           <w:sz w:val="24"/>
           <w:u w:val="single"/>
         </w:rPr>
-        <w:hyperlink r:id="rId27" w:history="1">
+        <w:hyperlink r:id="rId28" w:history="1">
           <w:r>
             <w:rPr>
               <w:rStyle w:val="Hyperlink"/>
@@ -4695,7 +4605,7 @@
           <w:sz w:val="24"/>
           <w:u w:val="single"/>
         </w:rPr>
-        <w:hyperlink r:id="rId27" w:history="1">
+        <w:hyperlink r:id="rId28" w:history="1">
           <w:r>
             <w:rPr>
               <w:rStyle w:val="Hyperlink"/>
@@ -4713,7 +4623,7 @@
           <w:sz w:val="24"/>
           <w:u w:val="single"/>
         </w:rPr>
-        <w:hyperlink r:id="rId27" w:history="1">
+        <w:hyperlink r:id="rId28" w:history="1">
           <w:r>
             <w:rPr>
               <w:rStyle w:val="Hyperlink"/>
@@ -4731,7 +4641,7 @@
           <w:sz w:val="24"/>
           <w:u w:val="single"/>
         </w:rPr>
-        <w:hyperlink r:id="rId27" w:history="1">
+        <w:hyperlink r:id="rId28" w:history="1">
           <w:r>
             <w:rPr>
               <w:rStyle w:val="Hyperlink"/>
@@ -4749,7 +4659,7 @@
           <w:sz w:val="24"/>
           <w:u w:val="single"/>
         </w:rPr>
-        <w:hyperlink r:id="rId27" w:history="1">
+        <w:hyperlink r:id="rId28" w:history="1">
           <w:r>
             <w:rPr>
               <w:rStyle w:val="Hyperlink"/>
@@ -4767,7 +4677,7 @@
           <w:sz w:val="24"/>
           <w:u w:val="single"/>
         </w:rPr>
-        <w:hyperlink r:id="rId27" w:history="1">
+        <w:hyperlink r:id="rId28" w:history="1">
           <w:r>
             <w:rPr>
               <w:rStyle w:val="Hyperlink"/>
@@ -4785,7 +4695,7 @@
           <w:sz w:val="24"/>
           <w:u w:val="single"/>
         </w:rPr>
-        <w:hyperlink r:id="rId27" w:history="1">
+        <w:hyperlink r:id="rId28" w:history="1">
           <w:r>
             <w:rPr>
               <w:rStyle w:val="Hyperlink"/>
@@ -4803,7 +4713,7 @@
           <w:sz w:val="24"/>
           <w:u w:val="single"/>
         </w:rPr>
-        <w:hyperlink r:id="rId27" w:history="1">
+        <w:hyperlink r:id="rId28" w:history="1">
           <w:r>
             <w:rPr>
               <w:rStyle w:val="Hyperlink"/>
@@ -4960,7 +4870,7 @@
           <w:sz w:val="24"/>
           <w:u w:val="single"/>
         </w:rPr>
-        <w:hyperlink r:id="rId28" w:history="1">
+        <w:hyperlink r:id="rId29" w:history="1">
           <w:r>
             <w:rPr>
               <w:rStyle w:val="Hyperlink"/>
@@ -4978,7 +4888,7 @@
           <w:sz w:val="24"/>
           <w:u w:val="single"/>
         </w:rPr>
-        <w:hyperlink r:id="rId28" w:history="1">
+        <w:hyperlink r:id="rId29" w:history="1">
           <w:r>
             <w:rPr>
               <w:rStyle w:val="Hyperlink"/>
@@ -4996,7 +4906,7 @@
           <w:sz w:val="24"/>
           <w:u w:val="single"/>
         </w:rPr>
-        <w:hyperlink r:id="rId28" w:history="1">
+        <w:hyperlink r:id="rId29" w:history="1">
           <w:r>
             <w:rPr>
               <w:rStyle w:val="Hyperlink"/>
@@ -5014,7 +4924,7 @@
           <w:sz w:val="24"/>
           <w:u w:val="single"/>
         </w:rPr>
-        <w:hyperlink r:id="rId28" w:history="1">
+        <w:hyperlink r:id="rId29" w:history="1">
           <w:r>
             <w:rPr>
               <w:rStyle w:val="Hyperlink"/>
@@ -5032,7 +4942,7 @@
           <w:sz w:val="24"/>
           <w:u w:val="single"/>
         </w:rPr>
-        <w:hyperlink r:id="rId28" w:history="1">
+        <w:hyperlink r:id="rId29" w:history="1">
           <w:r>
             <w:rPr>
               <w:rStyle w:val="Hyperlink"/>
@@ -5050,7 +4960,7 @@
           <w:sz w:val="24"/>
           <w:u w:val="single"/>
         </w:rPr>
-        <w:hyperlink r:id="rId28" w:history="1">
+        <w:hyperlink r:id="rId29" w:history="1">
           <w:r>
             <w:rPr>
               <w:rStyle w:val="Hyperlink"/>
@@ -5068,7 +4978,7 @@
           <w:sz w:val="24"/>
           <w:u w:val="single"/>
         </w:rPr>
-        <w:hyperlink r:id="rId28" w:history="1">
+        <w:hyperlink r:id="rId29" w:history="1">
           <w:r>
             <w:rPr>
               <w:rStyle w:val="Hyperlink"/>
@@ -5176,7 +5086,7 @@
           <w:sz w:val="24"/>
           <w:u w:val="single"/>
         </w:rPr>
-        <w:hyperlink r:id="rId29" w:history="1">
+        <w:hyperlink r:id="rId30" w:history="1">
           <w:r>
             <w:rPr>
               <w:rStyle w:val="Hyperlink"/>
@@ -5194,7 +5104,7 @@
           <w:sz w:val="24"/>
           <w:u w:val="single"/>
         </w:rPr>
-        <w:hyperlink r:id="rId29" w:history="1">
+        <w:hyperlink r:id="rId30" w:history="1">
           <w:r>
             <w:rPr>
               <w:rStyle w:val="Hyperlink"/>
@@ -5212,7 +5122,7 @@
           <w:sz w:val="24"/>
           <w:u w:val="single"/>
         </w:rPr>
-        <w:hyperlink r:id="rId29" w:history="1">
+        <w:hyperlink r:id="rId30" w:history="1">
           <w:r>
             <w:rPr>
               <w:rStyle w:val="Hyperlink"/>
@@ -5230,7 +5140,7 @@
           <w:sz w:val="24"/>
           <w:u w:val="single"/>
         </w:rPr>
-        <w:hyperlink r:id="rId29" w:history="1">
+        <w:hyperlink r:id="rId30" w:history="1">
           <w:r>
             <w:rPr>
               <w:rStyle w:val="Hyperlink"/>
@@ -5248,7 +5158,7 @@
           <w:sz w:val="24"/>
           <w:u w:val="single"/>
         </w:rPr>
-        <w:hyperlink r:id="rId29" w:history="1">
+        <w:hyperlink r:id="rId30" w:history="1">
           <w:r>
             <w:rPr>
               <w:rStyle w:val="Hyperlink"/>
@@ -5266,12 +5176,12 @@
           <w:sz w:val="24"/>
           <w:u w:val="single"/>
         </w:rPr>
-        <w:hyperlink r:id="rId29" w:history="1">
+        <w:hyperlink r:id="rId30" w:history="1">
           <w:r>
             <w:rPr>
               <w:rStyle w:val="Hyperlink"/>
             </w:rPr>
-            <w:t>f</w:t>
+            <w:t>fi</w:t>
           </w:r>
         </w:hyperlink>
       </w:r>
@@ -5284,25 +5194,7 @@
           <w:sz w:val="24"/>
           <w:u w:val="single"/>
         </w:rPr>
-        <w:hyperlink r:id="rId29" w:history="1">
-          <w:r>
-            <w:rPr>
-              <w:rStyle w:val="Hyperlink"/>
-            </w:rPr>
-            <w:t>i</w:t>
-          </w:r>
-        </w:hyperlink>
-      </w:r>
-      <w:r>
-        <w:rPr>
-          <w:rFonts w:ascii="Charis SIL Regular" w:hAnsi="Charis SIL Regular" w:eastAsia="Charis SIL Regular"/>
-          <w:b w:val="0"/>
-          <w:i w:val="0"/>
-          <w:color w:val="0000FF"/>
-          <w:sz w:val="24"/>
-          <w:u w:val="single"/>
-        </w:rPr>
-        <w:hyperlink r:id="rId29" w:history="1">
+        <w:hyperlink r:id="rId30" w:history="1">
           <w:r>
             <w:rPr>
               <w:rStyle w:val="Hyperlink"/>
@@ -5318,8 +5210,9 @@
           <w:i w:val="0"/>
           <w:color w:val="0000FF"/>
           <w:sz w:val="24"/>
-        </w:rPr>
-        <w:hyperlink r:id="rId29" w:history="1">
+          <w:u w:val="single"/>
+        </w:rPr>
+        <w:hyperlink r:id="rId30" w:history="1">
           <w:r>
             <w:rPr>
               <w:rStyle w:val="Hyperlink"/>
@@ -5348,7 +5241,7 @@
           <w:sz w:val="24"/>
           <w:u w:val="single"/>
         </w:rPr>
-        <w:hyperlink r:id="rId29" w:history="1">
+        <w:hyperlink r:id="rId30" w:history="1">
           <w:r>
             <w:rPr>
               <w:rStyle w:val="Hyperlink"/>
@@ -5366,14 +5259,24 @@
           <w:sz w:val="24"/>
           <w:u w:val="single"/>
         </w:rPr>
-        <w:hyperlink r:id="rId29" w:history="1">
+        <w:hyperlink r:id="rId30" w:history="1">
           <w:r>
             <w:rPr>
               <w:rStyle w:val="Hyperlink"/>
             </w:rPr>
-            <w:t>HaNA_2.04.01_4030_0001</w:t>
+            <w:t>HaNA_2.04.01_4030_000</w:t>
           </w:r>
         </w:hyperlink>
+      </w:r>
+      <w:r>
+        <w:rPr>
+          <w:rFonts w:ascii="Charis SIL Regular" w:hAnsi="Charis SIL Regular" w:eastAsia="Charis SIL Regular"/>
+          <w:b w:val="0"/>
+          <w:i w:val="0"/>
+          <w:color w:val="0000FF"/>
+          <w:sz w:val="24"/>
+        </w:rPr>
+        <w:t>1</w:t>
       </w:r>
     </w:p>
     <w:p>
@@ -5463,7 +5366,7 @@
           <w:color w:val="0000FF"/>
           <w:sz w:val="24"/>
         </w:rPr>
-        <w:hyperlink r:id="rId30" w:history="1">
+        <w:hyperlink r:id="rId31" w:history="1">
           <w:r>
             <w:rPr>
               <w:rStyle w:val="Hyperlink"/>
@@ -5480,7 +5383,7 @@
           <w:color w:val="0000FF"/>
           <w:sz w:val="24"/>
         </w:rPr>
-        <w:hyperlink r:id="rId30" w:history="1">
+        <w:hyperlink r:id="rId31" w:history="1">
           <w:r>
             <w:rPr>
               <w:rStyle w:val="Hyperlink"/>
@@ -5577,7 +5480,7 @@
           <w:color w:val="0000FF"/>
           <w:sz w:val="24"/>
         </w:rPr>
-        <w:hyperlink r:id="rId31" w:history="1">
+        <w:hyperlink r:id="rId32" w:history="1">
           <w:r>
             <w:rPr>
               <w:rStyle w:val="Hyperlink"/>
@@ -5594,7 +5497,7 @@
           <w:color w:val="0000FF"/>
           <w:sz w:val="24"/>
         </w:rPr>
-        <w:hyperlink r:id="rId31" w:history="1">
+        <w:hyperlink r:id="rId32" w:history="1">
           <w:r>
             <w:rPr>
               <w:rStyle w:val="Hyperlink"/>
@@ -5714,7 +5617,7 @@
           <w:color w:val="0000FF"/>
           <w:sz w:val="24"/>
         </w:rPr>
-        <w:hyperlink r:id="rId32" w:history="1">
+        <w:hyperlink r:id="rId33" w:history="1">
           <w:r>
             <w:rPr>
               <w:rStyle w:val="Hyperlink"/>
@@ -5731,7 +5634,7 @@
           <w:color w:val="0000FF"/>
           <w:sz w:val="24"/>
         </w:rPr>
-        <w:hyperlink r:id="rId32" w:history="1">
+        <w:hyperlink r:id="rId33" w:history="1">
           <w:r>
             <w:rPr>
               <w:rStyle w:val="Hyperlink"/>
@@ -5859,7 +5762,7 @@
           <w:sz w:val="24"/>
           <w:u w:val="single"/>
         </w:rPr>
-        <w:hyperlink r:id="rId33" w:history="1">
+        <w:hyperlink r:id="rId34" w:history="1">
           <w:r>
             <w:rPr>
               <w:rStyle w:val="Hyperlink"/>
@@ -5877,7 +5780,7 @@
           <w:sz w:val="24"/>
           <w:u w:val="single"/>
         </w:rPr>
-        <w:hyperlink r:id="rId33" w:history="1">
+        <w:hyperlink r:id="rId34" w:history="1">
           <w:r>
             <w:rPr>
               <w:rStyle w:val="Hyperlink"/>
@@ -5895,7 +5798,7 @@
           <w:sz w:val="24"/>
           <w:u w:val="single"/>
         </w:rPr>
-        <w:hyperlink r:id="rId33" w:history="1">
+        <w:hyperlink r:id="rId34" w:history="1">
           <w:r>
             <w:rPr>
               <w:rStyle w:val="Hyperlink"/>
@@ -5923,7 +5826,7 @@
           <w:sz w:val="24"/>
           <w:u w:val="single"/>
         </w:rPr>
-        <w:hyperlink r:id="rId34" w:history="1">
+        <w:hyperlink r:id="rId35" w:history="1">
           <w:r>
             <w:rPr>
               <w:rStyle w:val="Hyperlink"/>
@@ -5952,7 +5855,7 @@
           <w:sz w:val="24"/>
           <w:u w:val="single"/>
         </w:rPr>
-        <w:hyperlink r:id="rId34" w:history="1">
+        <w:hyperlink r:id="rId35" w:history="1">
           <w:r>
             <w:rPr>
               <w:rStyle w:val="Hyperlink"/>
@@ -6079,7 +5982,7 @@
           <w:sz w:val="24"/>
           <w:u w:val="single"/>
         </w:rPr>
-        <w:hyperlink r:id="rId35" w:history="1">
+        <w:hyperlink r:id="rId36" w:history="1">
           <w:r>
             <w:rPr>
               <w:rStyle w:val="Hyperlink"/>
@@ -6108,7 +6011,7 @@
           <w:sz w:val="24"/>
           <w:u w:val="single"/>
         </w:rPr>
-        <w:hyperlink r:id="rId35" w:history="1">
+        <w:hyperlink r:id="rId36" w:history="1">
           <w:r>
             <w:rPr>
               <w:rStyle w:val="Hyperlink"/>
@@ -6136,7 +6039,7 @@
           <w:sz w:val="24"/>
           <w:u w:val="single"/>
         </w:rPr>
-        <w:hyperlink r:id="rId36" w:history="1">
+        <w:hyperlink r:id="rId37" w:history="1">
           <w:r>
             <w:rPr>
               <w:rStyle w:val="Hyperlink"/>
@@ -6154,7 +6057,7 @@
           <w:sz w:val="24"/>
           <w:u w:val="single"/>
         </w:rPr>
-        <w:hyperlink r:id="rId36" w:history="1">
+        <w:hyperlink r:id="rId37" w:history="1">
           <w:r>
             <w:rPr>
               <w:rStyle w:val="Hyperlink"/>
@@ -6172,7 +6075,7 @@
           <w:sz w:val="24"/>
           <w:u w:val="single"/>
         </w:rPr>
-        <w:hyperlink r:id="rId36" w:history="1">
+        <w:hyperlink r:id="rId37" w:history="1">
           <w:r>
             <w:rPr>
               <w:rStyle w:val="Hyperlink"/>
@@ -6190,7 +6093,7 @@
           <w:sz w:val="24"/>
           <w:u w:val="single"/>
         </w:rPr>
-        <w:hyperlink r:id="rId36" w:history="1">
+        <w:hyperlink r:id="rId37" w:history="1">
           <w:r>
             <w:rPr>
               <w:rStyle w:val="Hyperlink"/>
@@ -6208,7 +6111,7 @@
           <w:sz w:val="24"/>
           <w:u w:val="single"/>
         </w:rPr>
-        <w:hyperlink r:id="rId36" w:history="1">
+        <w:hyperlink r:id="rId37" w:history="1">
           <w:r>
             <w:rPr>
               <w:rStyle w:val="Hyperlink"/>
@@ -6226,7 +6129,7 @@
           <w:sz w:val="24"/>
           <w:u w:val="single"/>
         </w:rPr>
-        <w:hyperlink r:id="rId36" w:history="1">
+        <w:hyperlink r:id="rId37" w:history="1">
           <w:r>
             <w:rPr>
               <w:rStyle w:val="Hyperlink"/>
@@ -6244,7 +6147,7 @@
           <w:sz w:val="24"/>
           <w:u w:val="single"/>
         </w:rPr>
-        <w:hyperlink r:id="rId36" w:history="1">
+        <w:hyperlink r:id="rId37" w:history="1">
           <w:r>
             <w:rPr>
               <w:rStyle w:val="Hyperlink"/>
@@ -6352,7 +6255,7 @@
           <w:sz w:val="24"/>
           <w:u w:val="single"/>
         </w:rPr>
-        <w:hyperlink r:id="rId37" w:history="1">
+        <w:hyperlink r:id="rId38" w:history="1">
           <w:r>
             <w:rPr>
               <w:rStyle w:val="Hyperlink"/>
@@ -6370,7 +6273,7 @@
           <w:sz w:val="24"/>
           <w:u w:val="single"/>
         </w:rPr>
-        <w:hyperlink r:id="rId37" w:history="1">
+        <w:hyperlink r:id="rId38" w:history="1">
           <w:r>
             <w:rPr>
               <w:rStyle w:val="Hyperlink"/>
@@ -6388,7 +6291,7 @@
           <w:sz w:val="24"/>
           <w:u w:val="single"/>
         </w:rPr>
-        <w:hyperlink r:id="rId37" w:history="1">
+        <w:hyperlink r:id="rId38" w:history="1">
           <w:r>
             <w:rPr>
               <w:rStyle w:val="Hyperlink"/>
@@ -6406,7 +6309,7 @@
           <w:sz w:val="24"/>
           <w:u w:val="single"/>
         </w:rPr>
-        <w:hyperlink r:id="rId37" w:history="1">
+        <w:hyperlink r:id="rId38" w:history="1">
           <w:r>
             <w:rPr>
               <w:rStyle w:val="Hyperlink"/>
@@ -6434,7 +6337,7 @@
           <w:sz w:val="24"/>
           <w:u w:val="single"/>
         </w:rPr>
-        <w:hyperlink r:id="rId38" w:history="1">
+        <w:hyperlink r:id="rId39" w:history="1">
           <w:r>
             <w:rPr>
               <w:rStyle w:val="Hyperlink"/>
@@ -6463,7 +6366,7 @@
           <w:sz w:val="24"/>
           <w:u w:val="single"/>
         </w:rPr>
-        <w:hyperlink r:id="rId38" w:history="1">
+        <w:hyperlink r:id="rId39" w:history="1">
           <w:r>
             <w:rPr>
               <w:rStyle w:val="Hyperlink"/>
@@ -6591,7 +6494,7 @@
           <w:sz w:val="24"/>
           <w:u w:val="single"/>
         </w:rPr>
-        <w:hyperlink r:id="rId39" w:history="1">
+        <w:hyperlink r:id="rId40" w:history="1">
           <w:r>
             <w:rPr>
               <w:rStyle w:val="Hyperlink"/>
@@ -6609,7 +6512,7 @@
           <w:sz w:val="24"/>
           <w:u w:val="single"/>
         </w:rPr>
-        <w:hyperlink r:id="rId39" w:history="1">
+        <w:hyperlink r:id="rId40" w:history="1">
           <w:r>
             <w:rPr>
               <w:rStyle w:val="Hyperlink"/>
@@ -6737,7 +6640,7 @@
           <w:sz w:val="24"/>
           <w:u w:val="single"/>
         </w:rPr>
-        <w:hyperlink r:id="rId40" w:history="1">
+        <w:hyperlink r:id="rId41" w:history="1">
           <w:r>
             <w:rPr>
               <w:rStyle w:val="Hyperlink"/>
@@ -6755,7 +6658,7 @@
           <w:sz w:val="24"/>
           <w:u w:val="single"/>
         </w:rPr>
-        <w:hyperlink r:id="rId40" w:history="1">
+        <w:hyperlink r:id="rId41" w:history="1">
           <w:r>
             <w:rPr>
               <w:rStyle w:val="Hyperlink"/>
@@ -6773,7 +6676,7 @@
           <w:sz w:val="24"/>
           <w:u w:val="single"/>
         </w:rPr>
-        <w:hyperlink r:id="rId40" w:history="1">
+        <w:hyperlink r:id="rId41" w:history="1">
           <w:r>
             <w:rPr>
               <w:rStyle w:val="Hyperlink"/>
@@ -6791,7 +6694,7 @@
           <w:sz w:val="24"/>
           <w:u w:val="single"/>
         </w:rPr>
-        <w:hyperlink r:id="rId40" w:history="1">
+        <w:hyperlink r:id="rId41" w:history="1">
           <w:r>
             <w:rPr>
               <w:rStyle w:val="Hyperlink"/>
@@ -6909,7 +6812,7 @@
           <w:sz w:val="24"/>
           <w:u w:val="single"/>
         </w:rPr>
-        <w:hyperlink r:id="rId41" w:history="1">
+        <w:hyperlink r:id="rId42" w:history="1">
           <w:r>
             <w:rPr>
               <w:rStyle w:val="Hyperlink"/>
@@ -6927,7 +6830,7 @@
           <w:sz w:val="24"/>
           <w:u w:val="single"/>
         </w:rPr>
-        <w:hyperlink r:id="rId41" w:history="1">
+        <w:hyperlink r:id="rId42" w:history="1">
           <w:r>
             <w:rPr>
               <w:rStyle w:val="Hyperlink"/>
@@ -6945,7 +6848,7 @@
           <w:sz w:val="24"/>
           <w:u w:val="single"/>
         </w:rPr>
-        <w:hyperlink r:id="rId41" w:history="1">
+        <w:hyperlink r:id="rId42" w:history="1">
           <w:r>
             <w:rPr>
               <w:rStyle w:val="Hyperlink"/>
@@ -6963,7 +6866,7 @@
           <w:sz w:val="24"/>
           <w:u w:val="single"/>
         </w:rPr>
-        <w:hyperlink r:id="rId41" w:history="1">
+        <w:hyperlink r:id="rId42" w:history="1">
           <w:r>
             <w:rPr>
               <w:rStyle w:val="Hyperlink"/>
@@ -6991,7 +6894,7 @@
           <w:sz w:val="24"/>
           <w:u w:val="single"/>
         </w:rPr>
-        <w:hyperlink r:id="rId42" w:history="1">
+        <w:hyperlink r:id="rId43" w:history="1">
           <w:r>
             <w:rPr>
               <w:rStyle w:val="Hyperlink"/>
@@ -7009,7 +6912,7 @@
           <w:sz w:val="24"/>
           <w:u w:val="single"/>
         </w:rPr>
-        <w:hyperlink r:id="rId41" w:history="1">
+        <w:hyperlink r:id="rId43" w:history="1">
           <w:r>
             <w:rPr>
               <w:rStyle w:val="Hyperlink"/>
@@ -7038,7 +6941,7 @@
           <w:sz w:val="24"/>
           <w:u w:val="single"/>
         </w:rPr>
-        <w:hyperlink r:id="rId41" w:history="1">
+        <w:hyperlink r:id="rId43" w:history="1">
           <w:r>
             <w:rPr>
               <w:rStyle w:val="Hyperlink"/>
@@ -7056,14 +6959,7 @@
           <w:color w:val="000000"/>
           <w:sz w:val="24"/>
         </w:rPr>
-        <w:hyperlink r:id="rId41" w:history="1">
-          <w:r>
-            <w:rPr>
-              <w:rStyle w:val="Hyperlink"/>
-            </w:rPr>
-            <w:t xml:space="preserve">, </w:t>
-          </w:r>
-        </w:hyperlink>
+        <w:t xml:space="preserve">, </w:t>
       </w:r>
       <w:r>
         <w:rPr>
@@ -7074,7 +6970,7 @@
           <w:sz w:val="24"/>
           <w:u w:val="single"/>
         </w:rPr>
-        <w:hyperlink r:id="rId41" w:history="1">
+        <w:hyperlink r:id="rId44" w:history="1">
           <w:r>
             <w:rPr>
               <w:rStyle w:val="Hyperlink"/>
@@ -7103,7 +6999,7 @@
           <w:sz w:val="24"/>
           <w:u w:val="single"/>
         </w:rPr>
-        <w:hyperlink r:id="rId41" w:history="1">
+        <w:hyperlink r:id="rId44" w:history="1">
           <w:r>
             <w:rPr>
               <w:rStyle w:val="Hyperlink"/>

--- a/EXPORTS/DOCX/published/niveau3/English/KKZ.docx
+++ b/EXPORTS/DOCX/published/niveau3/English/KKZ.docx
@@ -265,14 +265,7 @@
           <w:color w:val="000000"/>
           <w:sz w:val="24"/>
         </w:rPr>
-        <w:hyperlink r:id="rId9" w:history="1">
-          <w:r>
-            <w:rPr>
-              <w:rStyle w:val="Hyperlink"/>
-            </w:rPr>
-            <w:t>wide ar</w:t>
-          </w:r>
-        </w:hyperlink>
+        <w:t>wide ar</w:t>
       </w:r>
       <w:r>
         <w:rPr>
@@ -861,85 +854,7 @@
           <w:color w:val="000000"/>
           <w:sz w:val="24"/>
         </w:rPr>
-        <w:t xml:space="preserve"> subse</w:t>
-      </w:r>
-      <w:r>
-        <w:rPr>
-          <w:rFonts w:ascii="Charis SIL Regular" w:hAnsi="Charis SIL Regular" w:eastAsia="Charis SIL Regular"/>
-          <w:b w:val="0"/>
-          <w:i w:val="0"/>
-          <w:color w:val="000000"/>
-          <w:sz w:val="24"/>
-        </w:rPr>
-        <w:hyperlink r:id="rId12" w:history="1">
-          <w:r>
-            <w:rPr>
-              <w:rStyle w:val="Hyperlink"/>
-            </w:rPr>
-            <w:t>quently</w:t>
-          </w:r>
-        </w:hyperlink>
-      </w:r>
-      <w:r>
-        <w:rPr>
-          <w:rFonts w:ascii="Charis SIL Regular" w:hAnsi="Charis SIL Regular" w:eastAsia="Charis SIL Regular"/>
-          <w:b w:val="0"/>
-          <w:i w:val="0"/>
-          <w:color w:val="000000"/>
-          <w:sz w:val="24"/>
-        </w:rPr>
-        <w:t xml:space="preserve"> cont</w:t>
-      </w:r>
-      <w:r>
-        <w:rPr>
-          <w:rFonts w:ascii="Charis SIL Regular" w:hAnsi="Charis SIL Regular" w:eastAsia="Charis SIL Regular"/>
-          <w:b w:val="0"/>
-          <w:i w:val="0"/>
-          <w:color w:val="000000"/>
-          <w:sz w:val="24"/>
-        </w:rPr>
-        <w:hyperlink r:id="rId13" w:history="1">
-          <w:r>
-            <w:rPr>
-              <w:rStyle w:val="Hyperlink"/>
-            </w:rPr>
-            <w:t>ribute</w:t>
-          </w:r>
-        </w:hyperlink>
-      </w:r>
-      <w:r>
-        <w:rPr>
-          <w:rFonts w:ascii="Charis SIL Regular" w:hAnsi="Charis SIL Regular" w:eastAsia="Charis SIL Regular"/>
-          <w:b w:val="0"/>
-          <w:i w:val="0"/>
-          <w:color w:val="000000"/>
-          <w:sz w:val="24"/>
-        </w:rPr>
-        <w:hyperlink r:id="rId13" w:history="1">
-          <w:r>
-            <w:rPr>
-              <w:rStyle w:val="Hyperlink"/>
-            </w:rPr>
-            <w:t>d</w:t>
-          </w:r>
-        </w:hyperlink>
-      </w:r>
-      <w:r>
-        <w:rPr>
-          <w:rFonts w:ascii="Charis SIL Regular" w:hAnsi="Charis SIL Regular" w:eastAsia="Charis SIL Regular"/>
-          <w:b w:val="0"/>
-          <w:i w:val="0"/>
-          <w:color w:val="000000"/>
-          <w:sz w:val="24"/>
-        </w:rPr>
-        <w:hyperlink r:id="rId13" w:history="1">
-          <w:r>
-            <w:rPr>
-              <w:rStyle w:val="Hyperlink"/>
-            </w:rPr>
-            <w:t xml:space="preserve"> the</w:t>
-          </w:r>
-        </w:hyperlink>
+        <w:t xml:space="preserve"> subsequently contributed the</w:t>
       </w:r>
       <w:r>
         <w:rPr>
@@ -1270,6 +1185,7 @@
       </w:r>
       <w:r>
         <w:rPr>
+          <w:u w:val="single" w:color="0000ff"/>
           <w:rFonts w:ascii="Charis SIL Italic" w:hAnsi="Charis SIL Italic" w:eastAsia="Charis SIL Italic"/>
           <w:b w:val="0"/>
           <w:i/>
@@ -1524,6 +1440,7 @@
           <w:i w:val="0"/>
           <w:color w:val="0000FF"/>
           <w:sz w:val="24"/>
+          <w:u w:val="single"/>
         </w:rPr>
         <w:hyperlink r:id="rId15" w:history="1">
           <w:r>
@@ -1781,6 +1698,7 @@
           <w:i w:val="0"/>
           <w:color w:val="0000FF"/>
           <w:sz w:val="24"/>
+          <w:u w:val="single"/>
         </w:rPr>
         <w:hyperlink r:id="rId16" w:history="1">
           <w:r>
@@ -1800,7 +1718,7 @@
           <w:sz w:val="24"/>
           <w:u w:val="single"/>
         </w:rPr>
-        <w:hyperlink r:id="rId15" w:history="1">
+        <w:hyperlink r:id="rId16" w:history="1">
           <w:r>
             <w:rPr>
               <w:rStyle w:val="Hyperlink"/>
@@ -1829,7 +1747,7 @@
           <w:sz w:val="24"/>
           <w:u w:val="single"/>
         </w:rPr>
-        <w:hyperlink r:id="rId15" w:history="1">
+        <w:hyperlink r:id="rId16" w:history="1">
           <w:r>
             <w:rPr>
               <w:rStyle w:val="Hyperlink"/>
@@ -1858,7 +1776,7 @@
           <w:sz w:val="24"/>
           <w:u w:val="single"/>
         </w:rPr>
-        <w:hyperlink r:id="rId15" w:history="1">
+        <w:hyperlink r:id="rId16" w:history="1">
           <w:r>
             <w:rPr>
               <w:rStyle w:val="Hyperlink"/>
@@ -1911,7 +1829,14 @@
           <w:color w:val="000000"/>
           <w:sz w:val="24"/>
         </w:rPr>
-        <w:t xml:space="preserve">, the </w:t>
+        <w:hyperlink r:id="rId15" w:history="1">
+          <w:r>
+            <w:rPr>
+              <w:rStyle w:val="Hyperlink"/>
+            </w:rPr>
+            <w:t xml:space="preserve">, the </w:t>
+          </w:r>
+        </w:hyperlink>
       </w:r>
       <w:r>
         <w:rPr>
@@ -2150,7 +2075,7 @@
           <w:sz w:val="24"/>
           <w:u w:val="single"/>
         </w:rPr>
-        <w:hyperlink r:id="rId16" w:history="1">
+        <w:hyperlink r:id="rId17" w:history="1">
           <w:r>
             <w:rPr>
               <w:rStyle w:val="Hyperlink"/>
@@ -2186,7 +2111,7 @@
           <w:sz w:val="24"/>
           <w:u w:val="single"/>
         </w:rPr>
-        <w:hyperlink r:id="rId16" w:history="1">
+        <w:hyperlink r:id="rId17" w:history="1">
           <w:r>
             <w:rPr>
               <w:rStyle w:val="Hyperlink"/>
@@ -2197,13 +2122,32 @@
       </w:r>
       <w:r>
         <w:rPr>
+          <w:u w:val="single" w:color="0000ff"/>
           <w:rFonts w:ascii="Charis SIL Regular" w:hAnsi="Charis SIL Regular" w:eastAsia="Charis SIL Regular"/>
           <w:b w:val="0"/>
           <w:i w:val="0"/>
           <w:color w:val="000000"/>
           <w:sz w:val="24"/>
         </w:rPr>
-        <w:t xml:space="preserve">, the </w:t>
+        <w:hyperlink r:id="rId16" w:history="1">
+          <w:r>
+            <w:rPr>
+              <w:rStyle w:val="Hyperlink"/>
+            </w:rPr>
+            <w:t>, the</w:t>
+          </w:r>
+        </w:hyperlink>
+      </w:r>
+      <w:r>
+        <w:rPr>
+          <w:u w:val="single" w:color="0000ff"/>
+          <w:rFonts w:ascii="Charis SIL Regular" w:hAnsi="Charis SIL Regular" w:eastAsia="Charis SIL Regular"/>
+          <w:b w:val="0"/>
+          <w:i w:val="0"/>
+          <w:color w:val="000000"/>
+          <w:sz w:val="24"/>
+        </w:rPr>
+        <w:t xml:space="preserve"> </w:t>
       </w:r>
       <w:r>
         <w:rPr>
@@ -2232,7 +2176,7 @@
           <w:sz w:val="24"/>
           <w:u w:val="single"/>
         </w:rPr>
-        <w:hyperlink r:id="rId16" w:history="1">
+        <w:hyperlink r:id="rId18" w:history="1">
           <w:r>
             <w:rPr>
               <w:rStyle w:val="Hyperlink"/>
@@ -2308,52 +2252,63 @@
           <w:sz w:val="24"/>
           <w:u w:val="single"/>
         </w:rPr>
+        <w:t>Natuurlijke</w:t>
+      </w:r>
+      <w:r>
+        <w:rPr>
+          <w:rFonts w:ascii="Charis SIL Regular" w:hAnsi="Charis SIL Regular" w:eastAsia="Charis SIL Regular"/>
+          <w:b w:val="0"/>
+          <w:i w:val="0"/>
+          <w:color w:val="0000FF"/>
+          <w:sz w:val="24"/>
+          <w:u w:val="single"/>
+        </w:rPr>
+        <w:t xml:space="preserve"> </w:t>
+      </w:r>
+      <w:r>
+        <w:rPr>
+          <w:rFonts w:ascii="Charis SIL Regular" w:hAnsi="Charis SIL Regular" w:eastAsia="Charis SIL Regular"/>
+          <w:b w:val="0"/>
+          <w:i w:val="0"/>
+          <w:color w:val="0000FF"/>
+          <w:sz w:val="24"/>
+          <w:u w:val="single"/>
+        </w:rPr>
+        <w:hyperlink r:id="rId18" w:history="1">
+          <w:r>
+            <w:rPr>
+              <w:rStyle w:val="Hyperlink"/>
+            </w:rPr>
+            <w:t>Historie</w:t>
+          </w:r>
+        </w:hyperlink>
+      </w:r>
+      <w:r>
+        <w:rPr>
+          <w:u w:val="single" w:color="0000ff"/>
+          <w:rFonts w:ascii="Charis SIL Regular" w:hAnsi="Charis SIL Regular" w:eastAsia="Charis SIL Regular"/>
+          <w:b w:val="0"/>
+          <w:i w:val="0"/>
+          <w:color w:val="000000"/>
+          <w:sz w:val="24"/>
+        </w:rPr>
         <w:hyperlink r:id="rId17" w:history="1">
           <w:r>
             <w:rPr>
               <w:rStyle w:val="Hyperlink"/>
             </w:rPr>
-            <w:t>Natuurlijke</w:t>
+            <w:t>, th</w:t>
           </w:r>
         </w:hyperlink>
       </w:r>
       <w:r>
         <w:rPr>
-          <w:rFonts w:ascii="Charis SIL Regular" w:hAnsi="Charis SIL Regular" w:eastAsia="Charis SIL Regular"/>
-          <w:b w:val="0"/>
-          <w:i w:val="0"/>
-          <w:color w:val="0000FF"/>
-          <w:sz w:val="24"/>
-          <w:u w:val="single"/>
-        </w:rPr>
-        <w:t xml:space="preserve"> </w:t>
-      </w:r>
-      <w:r>
-        <w:rPr>
-          <w:rFonts w:ascii="Charis SIL Regular" w:hAnsi="Charis SIL Regular" w:eastAsia="Charis SIL Regular"/>
-          <w:b w:val="0"/>
-          <w:i w:val="0"/>
-          <w:color w:val="0000FF"/>
-          <w:sz w:val="24"/>
-          <w:u w:val="single"/>
-        </w:rPr>
-        <w:hyperlink r:id="rId17" w:history="1">
-          <w:r>
-            <w:rPr>
-              <w:rStyle w:val="Hyperlink"/>
-            </w:rPr>
-            <w:t>Histori</w:t>
-          </w:r>
-        </w:hyperlink>
-      </w:r>
-      <w:r>
-        <w:rPr>
-          <w:rFonts w:ascii="Charis SIL Regular" w:hAnsi="Charis SIL Regular" w:eastAsia="Charis SIL Regular"/>
-          <w:b w:val="0"/>
-          <w:i w:val="0"/>
-          <w:color w:val="0000FF"/>
-          <w:sz w:val="24"/>
-          <w:u w:val="single"/>
+          <w:u w:val="single" w:color="0000ff"/>
+          <w:rFonts w:ascii="Charis SIL Regular" w:hAnsi="Charis SIL Regular" w:eastAsia="Charis SIL Regular"/>
+          <w:b w:val="0"/>
+          <w:i w:val="0"/>
+          <w:color w:val="000000"/>
+          <w:sz w:val="24"/>
         </w:rPr>
         <w:hyperlink r:id="rId17" w:history="1">
           <w:r>
@@ -2366,32 +2321,13 @@
       </w:r>
       <w:r>
         <w:rPr>
-          <w:u w:val="single" w:color="0000ff"/>
           <w:rFonts w:ascii="Charis SIL Regular" w:hAnsi="Charis SIL Regular" w:eastAsia="Charis SIL Regular"/>
           <w:b w:val="0"/>
           <w:i w:val="0"/>
           <w:color w:val="000000"/>
           <w:sz w:val="24"/>
         </w:rPr>
-        <w:hyperlink r:id="rId17" w:history="1">
-          <w:r>
-            <w:rPr>
-              <w:rStyle w:val="Hyperlink"/>
-            </w:rPr>
-            <w:t>, th</w:t>
-          </w:r>
-        </w:hyperlink>
-      </w:r>
-      <w:r>
-        <w:rPr>
-          <w:u w:val="single" w:color="0000ff"/>
-          <w:rFonts w:ascii="Charis SIL Regular" w:hAnsi="Charis SIL Regular" w:eastAsia="Charis SIL Regular"/>
-          <w:b w:val="0"/>
-          <w:i w:val="0"/>
-          <w:color w:val="000000"/>
-          <w:sz w:val="24"/>
-        </w:rPr>
-        <w:t xml:space="preserve">e </w:t>
+        <w:t xml:space="preserve"> </w:t>
       </w:r>
       <w:r>
         <w:rPr>
@@ -2550,7 +2486,7 @@
           <w:sz w:val="24"/>
           <w:u w:val="single"/>
         </w:rPr>
-        <w:hyperlink r:id="rId19" w:history="1">
+        <w:hyperlink r:id="rId17" w:history="1">
           <w:r>
             <w:rPr>
               <w:rStyle w:val="Hyperlink"/>
@@ -2579,7 +2515,7 @@
           <w:sz w:val="24"/>
           <w:u w:val="single"/>
         </w:rPr>
-        <w:hyperlink r:id="rId19" w:history="1">
+        <w:hyperlink r:id="rId17" w:history="1">
           <w:r>
             <w:rPr>
               <w:rStyle w:val="Hyperlink"/>
@@ -2597,7 +2533,7 @@
           <w:sz w:val="24"/>
           <w:u w:val="single"/>
         </w:rPr>
-        <w:hyperlink r:id="rId19" w:history="1">
+        <w:hyperlink r:id="rId17" w:history="1">
           <w:r>
             <w:rPr>
               <w:rStyle w:val="Hyperlink"/>
@@ -2632,25 +2568,7 @@
           <w:color w:val="000000"/>
           <w:sz w:val="24"/>
         </w:rPr>
-        <w:t>nd th</w:t>
-      </w:r>
-      <w:r>
-        <w:rPr>
-          <w:u w:val="single" w:color="0000ff"/>
-          <w:rFonts w:ascii="Charis SIL Regular" w:hAnsi="Charis SIL Regular" w:eastAsia="Charis SIL Regular"/>
-          <w:b w:val="0"/>
-          <w:i w:val="0"/>
-          <w:color w:val="000000"/>
-          <w:sz w:val="24"/>
-        </w:rPr>
-        <w:hyperlink r:id="rId18" w:history="1">
-          <w:r>
-            <w:rPr>
-              <w:rStyle w:val="Hyperlink"/>
-            </w:rPr>
-            <w:t xml:space="preserve">e </w:t>
-          </w:r>
-        </w:hyperlink>
+        <w:t xml:space="preserve">nd the </w:t>
       </w:r>
       <w:r>
         <w:rPr>
@@ -3160,57 +3078,13 @@
       </w:r>
       <w:r>
         <w:rPr>
-          <w:u w:val="single" w:color="0000ff"/>
           <w:rFonts w:ascii="Charis SIL Regular" w:hAnsi="Charis SIL Regular" w:eastAsia="Charis SIL Regular"/>
           <w:b w:val="0"/>
           <w:i w:val="0"/>
           <w:color w:val="000000"/>
           <w:sz w:val="24"/>
         </w:rPr>
-        <w:hyperlink r:id="rId22" w:history="1">
-          <w:r>
-            <w:rPr>
-              <w:rStyle w:val="Hyperlink"/>
-            </w:rPr>
-            <w:t>ng t</w:t>
-          </w:r>
-        </w:hyperlink>
-      </w:r>
-      <w:r>
-        <w:rPr>
-          <w:u w:val="single" w:color="0000ff"/>
-          <w:rFonts w:ascii="Charis SIL Regular" w:hAnsi="Charis SIL Regular" w:eastAsia="Charis SIL Regular"/>
-          <w:b w:val="0"/>
-          <w:i w:val="0"/>
-          <w:color w:val="000000"/>
-          <w:sz w:val="24"/>
-        </w:rPr>
-        <w:hyperlink r:id="rId22" w:history="1">
-          <w:r>
-            <w:rPr>
-              <w:rStyle w:val="Hyperlink"/>
-            </w:rPr>
-            <w:t>h</w:t>
-          </w:r>
-        </w:hyperlink>
-      </w:r>
-      <w:r>
-        <w:rPr>
-          <w:u w:val="single" w:color="0000ff"/>
-          <w:rFonts w:ascii="Charis SIL Regular" w:hAnsi="Charis SIL Regular" w:eastAsia="Charis SIL Regular"/>
-          <w:b w:val="0"/>
-          <w:i w:val="0"/>
-          <w:color w:val="000000"/>
-          <w:sz w:val="24"/>
-        </w:rPr>
-        <w:hyperlink r:id="rId22" w:history="1">
-          <w:r>
-            <w:rPr>
-              <w:rStyle w:val="Hyperlink"/>
-            </w:rPr>
-            <w:t xml:space="preserve">is </w:t>
-          </w:r>
-        </w:hyperlink>
+        <w:t xml:space="preserve">ng this </w:t>
       </w:r>
       <w:r>
         <w:rPr>
@@ -3400,7 +3274,6 @@
       </w:r>
       <w:r>
         <w:rPr>
-          <w:u w:val="single" w:color="0000ff"/>
           <w:rFonts w:ascii="Charis SIL Regular" w:hAnsi="Charis SIL Regular" w:eastAsia="Charis SIL Regular"/>
           <w:b w:val="0"/>
           <w:i w:val="0"/>
@@ -3423,19 +3296,9 @@
             <w:rPr>
               <w:rStyle w:val="Hyperlink"/>
             </w:rPr>
-            <w:t>er</w:t>
+            <w:t>ert</w:t>
           </w:r>
         </w:hyperlink>
-      </w:r>
-      <w:r>
-        <w:rPr>
-          <w:rFonts w:ascii="Charis SIL Regular" w:hAnsi="Charis SIL Regular" w:eastAsia="Charis SIL Regular"/>
-          <w:b w:val="0"/>
-          <w:i w:val="0"/>
-          <w:color w:val="000000"/>
-          <w:sz w:val="24"/>
-        </w:rPr>
-        <w:t>t</w:t>
       </w:r>
       <w:r>
         <w:rPr>
@@ -3874,7 +3737,97 @@
           <w:color w:val="000000"/>
           <w:sz w:val="24"/>
         </w:rPr>
-        <w:t>by officials of the Ministry of the Interior that are relevant to researc</w:t>
+        <w:t>by officials of the Ministry of the Interior that a</w:t>
+      </w:r>
+      <w:r>
+        <w:rPr>
+          <w:u w:val="single" w:color="0000ff"/>
+          <w:rFonts w:ascii="Charis SIL Regular" w:hAnsi="Charis SIL Regular" w:eastAsia="Charis SIL Regular"/>
+          <w:b w:val="0"/>
+          <w:i w:val="0"/>
+          <w:color w:val="000000"/>
+          <w:sz w:val="24"/>
+        </w:rPr>
+        <w:hyperlink r:id="rId25" w:history="1">
+          <w:r>
+            <w:rPr>
+              <w:rStyle w:val="Hyperlink"/>
+            </w:rPr>
+            <w:t>re releva</w:t>
+          </w:r>
+        </w:hyperlink>
+      </w:r>
+      <w:r>
+        <w:rPr>
+          <w:u w:val="single" w:color="0000ff"/>
+          <w:rFonts w:ascii="Charis SIL Regular" w:hAnsi="Charis SIL Regular" w:eastAsia="Charis SIL Regular"/>
+          <w:b w:val="0"/>
+          <w:i w:val="0"/>
+          <w:color w:val="000000"/>
+          <w:sz w:val="24"/>
+        </w:rPr>
+        <w:hyperlink r:id="rId25" w:history="1">
+          <w:r>
+            <w:rPr>
+              <w:rStyle w:val="Hyperlink"/>
+            </w:rPr>
+            <w:t>n</w:t>
+          </w:r>
+        </w:hyperlink>
+      </w:r>
+      <w:r>
+        <w:rPr>
+          <w:u w:val="single" w:color="0000ff"/>
+          <w:rFonts w:ascii="Charis SIL Regular" w:hAnsi="Charis SIL Regular" w:eastAsia="Charis SIL Regular"/>
+          <w:b w:val="0"/>
+          <w:i w:val="0"/>
+          <w:color w:val="000000"/>
+          <w:sz w:val="24"/>
+        </w:rPr>
+        <w:hyperlink r:id="rId25" w:history="1">
+          <w:r>
+            <w:rPr>
+              <w:rStyle w:val="Hyperlink"/>
+            </w:rPr>
+            <w:t>t to rese</w:t>
+          </w:r>
+        </w:hyperlink>
+      </w:r>
+      <w:r>
+        <w:rPr>
+          <w:u w:val="single" w:color="0000ff"/>
+          <w:rFonts w:ascii="Charis SIL Regular" w:hAnsi="Charis SIL Regular" w:eastAsia="Charis SIL Regular"/>
+          <w:b w:val="0"/>
+          <w:i w:val="0"/>
+          <w:color w:val="000000"/>
+          <w:sz w:val="24"/>
+        </w:rPr>
+        <w:hyperlink r:id="rId25" w:history="1">
+          <w:r>
+            <w:rPr>
+              <w:rStyle w:val="Hyperlink"/>
+            </w:rPr>
+            <w:t>a</w:t>
+          </w:r>
+        </w:hyperlink>
+      </w:r>
+      <w:r>
+        <w:rPr>
+          <w:u w:val="single" w:color="0000ff"/>
+          <w:rFonts w:ascii="Charis SIL Regular" w:hAnsi="Charis SIL Regular" w:eastAsia="Charis SIL Regular"/>
+          <w:b w:val="0"/>
+          <w:i w:val="0"/>
+          <w:color w:val="000000"/>
+          <w:sz w:val="24"/>
+        </w:rPr>
+        <w:hyperlink r:id="rId25" w:history="1">
+          <w:r>
+            <w:rPr>
+              <w:rStyle w:val="Hyperlink"/>
+            </w:rPr>
+            <w:t>rc</w:t>
+          </w:r>
+        </w:hyperlink>
       </w:r>
       <w:r>
         <w:rPr>
@@ -5174,109 +5127,8 @@
           <w:i w:val="0"/>
           <w:color w:val="0000FF"/>
           <w:sz w:val="24"/>
-          <w:u w:val="single"/>
-        </w:rPr>
-        <w:hyperlink r:id="rId30" w:history="1">
-          <w:r>
-            <w:rPr>
-              <w:rStyle w:val="Hyperlink"/>
-            </w:rPr>
-            <w:t>fi</w:t>
-          </w:r>
-        </w:hyperlink>
-      </w:r>
-      <w:r>
-        <w:rPr>
-          <w:rFonts w:ascii="Charis SIL Regular" w:hAnsi="Charis SIL Regular" w:eastAsia="Charis SIL Regular"/>
-          <w:b w:val="0"/>
-          <w:i w:val="0"/>
-          <w:color w:val="0000FF"/>
-          <w:sz w:val="24"/>
-          <w:u w:val="single"/>
-        </w:rPr>
-        <w:hyperlink r:id="rId30" w:history="1">
-          <w:r>
-            <w:rPr>
-              <w:rStyle w:val="Hyperlink"/>
-            </w:rPr>
-            <w:t>l</w:t>
-          </w:r>
-        </w:hyperlink>
-      </w:r>
-      <w:r>
-        <w:rPr>
-          <w:rFonts w:ascii="Charis SIL Regular" w:hAnsi="Charis SIL Regular" w:eastAsia="Charis SIL Regular"/>
-          <w:b w:val="0"/>
-          <w:i w:val="0"/>
-          <w:color w:val="0000FF"/>
-          <w:sz w:val="24"/>
-          <w:u w:val="single"/>
-        </w:rPr>
-        <w:hyperlink r:id="rId30" w:history="1">
-          <w:r>
-            <w:rPr>
-              <w:rStyle w:val="Hyperlink"/>
-            </w:rPr>
-            <w:t>e</w:t>
-          </w:r>
-        </w:hyperlink>
-      </w:r>
-      <w:r>
-        <w:rPr>
-          <w:rFonts w:ascii="Charis SIL Regular" w:hAnsi="Charis SIL Regular" w:eastAsia="Charis SIL Regular"/>
-          <w:b w:val="0"/>
-          <w:i w:val="0"/>
-          <w:color w:val="0000FF"/>
-          <w:sz w:val="24"/>
-          <w:u w:val="single"/>
-        </w:rPr>
-        <w:t>/</w:t>
-      </w:r>
-      <w:r>
-        <w:rPr>
-          <w:rFonts w:ascii="Charis SIL Regular" w:hAnsi="Charis SIL Regular" w:eastAsia="Charis SIL Regular"/>
-          <w:b w:val="0"/>
-          <w:i w:val="0"/>
-          <w:color w:val="0000FF"/>
-          <w:sz w:val="24"/>
-          <w:u w:val="single"/>
-        </w:rPr>
-        <w:hyperlink r:id="rId30" w:history="1">
-          <w:r>
-            <w:rPr>
-              <w:rStyle w:val="Hyperlink"/>
-            </w:rPr>
-            <w:t>NL-</w:t>
-          </w:r>
-        </w:hyperlink>
-      </w:r>
-      <w:r>
-        <w:rPr>
-          <w:rFonts w:ascii="Charis SIL Regular" w:hAnsi="Charis SIL Regular" w:eastAsia="Charis SIL Regular"/>
-          <w:b w:val="0"/>
-          <w:i w:val="0"/>
-          <w:color w:val="0000FF"/>
-          <w:sz w:val="24"/>
-          <w:u w:val="single"/>
-        </w:rPr>
-        <w:hyperlink r:id="rId30" w:history="1">
-          <w:r>
-            <w:rPr>
-              <w:rStyle w:val="Hyperlink"/>
-            </w:rPr>
-            <w:t>HaNA_2.04.01_4030_000</w:t>
-          </w:r>
-        </w:hyperlink>
-      </w:r>
-      <w:r>
-        <w:rPr>
-          <w:rFonts w:ascii="Charis SIL Regular" w:hAnsi="Charis SIL Regular" w:eastAsia="Charis SIL Regular"/>
-          <w:b w:val="0"/>
-          <w:i w:val="0"/>
-          <w:color w:val="0000FF"/>
-          <w:sz w:val="24"/>
-        </w:rPr>
-        <w:t>1</w:t>
+        </w:rPr>
+        <w:t>file/NL-HaNA_2.04.01_4030_0001</w:t>
       </w:r>
     </w:p>
     <w:p>
@@ -6127,7 +5979,6 @@
           <w:i w:val="0"/>
           <w:color w:val="0000FF"/>
           <w:sz w:val="24"/>
-          <w:u w:val="single"/>
         </w:rPr>
         <w:hyperlink r:id="rId37" w:history="1">
           <w:r>
@@ -6912,7 +6763,7 @@
           <w:sz w:val="24"/>
           <w:u w:val="single"/>
         </w:rPr>
-        <w:hyperlink r:id="rId43" w:history="1">
+        <w:hyperlink r:id="rId42" w:history="1">
           <w:r>
             <w:rPr>
               <w:rStyle w:val="Hyperlink"/>
@@ -6941,7 +6792,7 @@
           <w:sz w:val="24"/>
           <w:u w:val="single"/>
         </w:rPr>
-        <w:hyperlink r:id="rId43" w:history="1">
+        <w:hyperlink r:id="rId42" w:history="1">
           <w:r>
             <w:rPr>
               <w:rStyle w:val="Hyperlink"/>
@@ -6959,7 +6810,14 @@
           <w:color w:val="000000"/>
           <w:sz w:val="24"/>
         </w:rPr>
-        <w:t xml:space="preserve">, </w:t>
+        <w:hyperlink r:id="rId42" w:history="1">
+          <w:r>
+            <w:rPr>
+              <w:rStyle w:val="Hyperlink"/>
+            </w:rPr>
+            <w:t xml:space="preserve">, </w:t>
+          </w:r>
+        </w:hyperlink>
       </w:r>
       <w:r>
         <w:rPr>
@@ -6970,7 +6828,7 @@
           <w:sz w:val="24"/>
           <w:u w:val="single"/>
         </w:rPr>
-        <w:hyperlink r:id="rId44" w:history="1">
+        <w:hyperlink r:id="rId42" w:history="1">
           <w:r>
             <w:rPr>
               <w:rStyle w:val="Hyperlink"/>

--- a/EXPORTS/DOCX/published/niveau3/English/KKZ.docx
+++ b/EXPORTS/DOCX/published/niveau3/English/KKZ.docx
@@ -265,7 +265,14 @@
           <w:color w:val="000000"/>
           <w:sz w:val="24"/>
         </w:rPr>
-        <w:t>wide ar</w:t>
+        <w:hyperlink r:id="rId9" w:history="1">
+          <w:r>
+            <w:rPr>
+              <w:rStyle w:val="Hyperlink"/>
+            </w:rPr>
+            <w:t>wide ar</w:t>
+          </w:r>
+        </w:hyperlink>
       </w:r>
       <w:r>
         <w:rPr>
@@ -854,7 +861,85 @@
           <w:color w:val="000000"/>
           <w:sz w:val="24"/>
         </w:rPr>
-        <w:t xml:space="preserve"> subsequently contributed the</w:t>
+        <w:t xml:space="preserve"> subse</w:t>
+      </w:r>
+      <w:r>
+        <w:rPr>
+          <w:rFonts w:ascii="Charis SIL Regular" w:hAnsi="Charis SIL Regular" w:eastAsia="Charis SIL Regular"/>
+          <w:b w:val="0"/>
+          <w:i w:val="0"/>
+          <w:color w:val="000000"/>
+          <w:sz w:val="24"/>
+        </w:rPr>
+        <w:hyperlink r:id="rId12" w:history="1">
+          <w:r>
+            <w:rPr>
+              <w:rStyle w:val="Hyperlink"/>
+            </w:rPr>
+            <w:t>quently</w:t>
+          </w:r>
+        </w:hyperlink>
+      </w:r>
+      <w:r>
+        <w:rPr>
+          <w:rFonts w:ascii="Charis SIL Regular" w:hAnsi="Charis SIL Regular" w:eastAsia="Charis SIL Regular"/>
+          <w:b w:val="0"/>
+          <w:i w:val="0"/>
+          <w:color w:val="000000"/>
+          <w:sz w:val="24"/>
+        </w:rPr>
+        <w:t xml:space="preserve"> cont</w:t>
+      </w:r>
+      <w:r>
+        <w:rPr>
+          <w:rFonts w:ascii="Charis SIL Regular" w:hAnsi="Charis SIL Regular" w:eastAsia="Charis SIL Regular"/>
+          <w:b w:val="0"/>
+          <w:i w:val="0"/>
+          <w:color w:val="000000"/>
+          <w:sz w:val="24"/>
+        </w:rPr>
+        <w:hyperlink r:id="rId13" w:history="1">
+          <w:r>
+            <w:rPr>
+              <w:rStyle w:val="Hyperlink"/>
+            </w:rPr>
+            <w:t>ribute</w:t>
+          </w:r>
+        </w:hyperlink>
+      </w:r>
+      <w:r>
+        <w:rPr>
+          <w:rFonts w:ascii="Charis SIL Regular" w:hAnsi="Charis SIL Regular" w:eastAsia="Charis SIL Regular"/>
+          <w:b w:val="0"/>
+          <w:i w:val="0"/>
+          <w:color w:val="000000"/>
+          <w:sz w:val="24"/>
+        </w:rPr>
+        <w:hyperlink r:id="rId13" w:history="1">
+          <w:r>
+            <w:rPr>
+              <w:rStyle w:val="Hyperlink"/>
+            </w:rPr>
+            <w:t>d</w:t>
+          </w:r>
+        </w:hyperlink>
+      </w:r>
+      <w:r>
+        <w:rPr>
+          <w:rFonts w:ascii="Charis SIL Regular" w:hAnsi="Charis SIL Regular" w:eastAsia="Charis SIL Regular"/>
+          <w:b w:val="0"/>
+          <w:i w:val="0"/>
+          <w:color w:val="000000"/>
+          <w:sz w:val="24"/>
+        </w:rPr>
+        <w:hyperlink r:id="rId13" w:history="1">
+          <w:r>
+            <w:rPr>
+              <w:rStyle w:val="Hyperlink"/>
+            </w:rPr>
+            <w:t xml:space="preserve"> the</w:t>
+          </w:r>
+        </w:hyperlink>
       </w:r>
       <w:r>
         <w:rPr>
@@ -1185,7 +1270,6 @@
       </w:r>
       <w:r>
         <w:rPr>
-          <w:u w:val="single" w:color="0000ff"/>
           <w:rFonts w:ascii="Charis SIL Italic" w:hAnsi="Charis SIL Italic" w:eastAsia="Charis SIL Italic"/>
           <w:b w:val="0"/>
           <w:i/>
@@ -1794,7 +1878,7 @@
           <w:sz w:val="24"/>
           <w:u w:val="single"/>
         </w:rPr>
-        <w:hyperlink r:id="rId15" w:history="1">
+        <w:hyperlink r:id="rId16" w:history="1">
           <w:r>
             <w:rPr>
               <w:rStyle w:val="Hyperlink"/>
@@ -1812,7 +1896,7 @@
           <w:sz w:val="24"/>
           <w:u w:val="single"/>
         </w:rPr>
-        <w:hyperlink r:id="rId15" w:history="1">
+        <w:hyperlink r:id="rId16" w:history="1">
           <w:r>
             <w:rPr>
               <w:rStyle w:val="Hyperlink"/>
@@ -1823,20 +1907,14 @@
       </w:r>
       <w:r>
         <w:rPr>
+          <w:u w:val="single" w:color="0000ff"/>
           <w:rFonts w:ascii="Charis SIL Regular" w:hAnsi="Charis SIL Regular" w:eastAsia="Charis SIL Regular"/>
           <w:b w:val="0"/>
           <w:i w:val="0"/>
           <w:color w:val="000000"/>
           <w:sz w:val="24"/>
         </w:rPr>
-        <w:hyperlink r:id="rId15" w:history="1">
-          <w:r>
-            <w:rPr>
-              <w:rStyle w:val="Hyperlink"/>
-            </w:rPr>
-            <w:t xml:space="preserve">, the </w:t>
-          </w:r>
-        </w:hyperlink>
+        <w:t xml:space="preserve">, the </w:t>
       </w:r>
       <w:r>
         <w:rPr>
@@ -1847,7 +1925,7 @@
           <w:sz w:val="24"/>
           <w:u w:val="single"/>
         </w:rPr>
-        <w:hyperlink r:id="rId15" w:history="1">
+        <w:hyperlink r:id="rId17" w:history="1">
           <w:r>
             <w:rPr>
               <w:rStyle w:val="Hyperlink"/>
@@ -2028,14 +2106,7 @@
           <w:sz w:val="24"/>
           <w:u w:val="single"/>
         </w:rPr>
-        <w:hyperlink r:id="rId17" w:history="1">
-          <w:r>
-            <w:rPr>
-              <w:rStyle w:val="Hyperlink"/>
-            </w:rPr>
-            <w:t>Ges</w:t>
-          </w:r>
-        </w:hyperlink>
+        <w:t>Ges</w:t>
       </w:r>
       <w:r>
         <w:rPr>
@@ -2075,7 +2146,7 @@
           <w:sz w:val="24"/>
           <w:u w:val="single"/>
         </w:rPr>
-        <w:hyperlink r:id="rId17" w:history="1">
+        <w:hyperlink r:id="rId16" w:history="1">
           <w:r>
             <w:rPr>
               <w:rStyle w:val="Hyperlink"/>
@@ -2111,7 +2182,7 @@
           <w:sz w:val="24"/>
           <w:u w:val="single"/>
         </w:rPr>
-        <w:hyperlink r:id="rId17" w:history="1">
+        <w:hyperlink r:id="rId16" w:history="1">
           <w:r>
             <w:rPr>
               <w:rStyle w:val="Hyperlink"/>
@@ -2176,7 +2247,7 @@
           <w:sz w:val="24"/>
           <w:u w:val="single"/>
         </w:rPr>
-        <w:hyperlink r:id="rId18" w:history="1">
+        <w:hyperlink r:id="rId16" w:history="1">
           <w:r>
             <w:rPr>
               <w:rStyle w:val="Hyperlink"/>
@@ -2252,34 +2323,59 @@
           <w:sz w:val="24"/>
           <w:u w:val="single"/>
         </w:rPr>
-        <w:t>Natuurlijke</w:t>
-      </w:r>
-      <w:r>
-        <w:rPr>
-          <w:rFonts w:ascii="Charis SIL Regular" w:hAnsi="Charis SIL Regular" w:eastAsia="Charis SIL Regular"/>
-          <w:b w:val="0"/>
-          <w:i w:val="0"/>
-          <w:color w:val="0000FF"/>
-          <w:sz w:val="24"/>
-          <w:u w:val="single"/>
-        </w:rPr>
-        <w:t xml:space="preserve"> </w:t>
-      </w:r>
-      <w:r>
-        <w:rPr>
-          <w:rFonts w:ascii="Charis SIL Regular" w:hAnsi="Charis SIL Regular" w:eastAsia="Charis SIL Regular"/>
-          <w:b w:val="0"/>
-          <w:i w:val="0"/>
-          <w:color w:val="0000FF"/>
-          <w:sz w:val="24"/>
-          <w:u w:val="single"/>
-        </w:rPr>
-        <w:hyperlink r:id="rId18" w:history="1">
+        <w:hyperlink r:id="rId17" w:history="1">
           <w:r>
             <w:rPr>
               <w:rStyle w:val="Hyperlink"/>
             </w:rPr>
-            <w:t>Historie</w:t>
+            <w:t>Natuurlijke</w:t>
+          </w:r>
+        </w:hyperlink>
+      </w:r>
+      <w:r>
+        <w:rPr>
+          <w:rFonts w:ascii="Charis SIL Regular" w:hAnsi="Charis SIL Regular" w:eastAsia="Charis SIL Regular"/>
+          <w:b w:val="0"/>
+          <w:i w:val="0"/>
+          <w:color w:val="0000FF"/>
+          <w:sz w:val="24"/>
+          <w:u w:val="single"/>
+        </w:rPr>
+        <w:t xml:space="preserve"> </w:t>
+      </w:r>
+      <w:r>
+        <w:rPr>
+          <w:rFonts w:ascii="Charis SIL Regular" w:hAnsi="Charis SIL Regular" w:eastAsia="Charis SIL Regular"/>
+          <w:b w:val="0"/>
+          <w:i w:val="0"/>
+          <w:color w:val="0000FF"/>
+          <w:sz w:val="24"/>
+          <w:u w:val="single"/>
+        </w:rPr>
+        <w:hyperlink r:id="rId17" w:history="1">
+          <w:r>
+            <w:rPr>
+              <w:rStyle w:val="Hyperlink"/>
+            </w:rPr>
+            <w:t>Histori</w:t>
+          </w:r>
+        </w:hyperlink>
+      </w:r>
+      <w:r>
+        <w:rPr>
+          <w:rFonts w:ascii="Charis SIL Regular" w:hAnsi="Charis SIL Regular" w:eastAsia="Charis SIL Regular"/>
+          <w:b w:val="0"/>
+          <w:i w:val="0"/>
+          <w:color w:val="0000FF"/>
+          <w:sz w:val="24"/>
+          <w:u w:val="single"/>
+        </w:rPr>
+        <w:hyperlink r:id="rId17" w:history="1">
+          <w:r>
+            <w:rPr>
+              <w:rStyle w:val="Hyperlink"/>
+            </w:rPr>
+            <w:t>e</w:t>
           </w:r>
         </w:hyperlink>
       </w:r>
@@ -2430,27 +2526,19 @@
           <w:i w:val="0"/>
           <w:color w:val="0000FF"/>
           <w:sz w:val="24"/>
+        </w:rPr>
+        <w:t>G</w:t>
+      </w:r>
+      <w:r>
+        <w:rPr>
+          <w:rFonts w:ascii="Charis SIL Regular" w:hAnsi="Charis SIL Regular" w:eastAsia="Charis SIL Regular"/>
+          <w:b w:val="0"/>
+          <w:i w:val="0"/>
+          <w:color w:val="0000FF"/>
+          <w:sz w:val="24"/>
           <w:u w:val="single"/>
         </w:rPr>
-        <w:hyperlink r:id="rId19" w:history="1">
-          <w:r>
-            <w:rPr>
-              <w:rStyle w:val="Hyperlink"/>
-            </w:rPr>
-            <w:t>G</w:t>
-          </w:r>
-        </w:hyperlink>
-      </w:r>
-      <w:r>
-        <w:rPr>
-          <w:rFonts w:ascii="Charis SIL Regular" w:hAnsi="Charis SIL Regular" w:eastAsia="Charis SIL Regular"/>
-          <w:b w:val="0"/>
-          <w:i w:val="0"/>
-          <w:color w:val="0000FF"/>
-          <w:sz w:val="24"/>
-          <w:u w:val="single"/>
-        </w:rPr>
-        <w:hyperlink r:id="rId19" w:history="1">
+        <w:hyperlink r:id="rId17" w:history="1">
           <w:r>
             <w:rPr>
               <w:rStyle w:val="Hyperlink"/>
@@ -2568,7 +2656,24 @@
           <w:color w:val="000000"/>
           <w:sz w:val="24"/>
         </w:rPr>
-        <w:t xml:space="preserve">nd the </w:t>
+        <w:t>nd th</w:t>
+      </w:r>
+      <w:r>
+        <w:rPr>
+          <w:rFonts w:ascii="Charis SIL Regular" w:hAnsi="Charis SIL Regular" w:eastAsia="Charis SIL Regular"/>
+          <w:b w:val="0"/>
+          <w:i w:val="0"/>
+          <w:color w:val="000000"/>
+          <w:sz w:val="24"/>
+        </w:rPr>
+        <w:hyperlink r:id="rId18" w:history="1">
+          <w:r>
+            <w:rPr>
+              <w:rStyle w:val="Hyperlink"/>
+            </w:rPr>
+            <w:t xml:space="preserve">e </w:t>
+          </w:r>
+        </w:hyperlink>
       </w:r>
       <w:r>
         <w:rPr>
@@ -2579,7 +2684,7 @@
           <w:sz w:val="24"/>
           <w:u w:val="single"/>
         </w:rPr>
-        <w:hyperlink r:id="rId20" w:history="1">
+        <w:hyperlink r:id="rId18" w:history="1">
           <w:r>
             <w:rPr>
               <w:rStyle w:val="Hyperlink"/>
@@ -2597,7 +2702,7 @@
           <w:sz w:val="24"/>
           <w:u w:val="single"/>
         </w:rPr>
-        <w:hyperlink r:id="rId20" w:history="1">
+        <w:hyperlink r:id="rId18" w:history="1">
           <w:r>
             <w:rPr>
               <w:rStyle w:val="Hyperlink"/>
@@ -2615,7 +2720,7 @@
           <w:sz w:val="24"/>
           <w:u w:val="single"/>
         </w:rPr>
-        <w:hyperlink r:id="rId20" w:history="1">
+        <w:hyperlink r:id="rId18" w:history="1">
           <w:r>
             <w:rPr>
               <w:rStyle w:val="Hyperlink"/>
@@ -2691,12 +2796,137 @@
           <w:sz w:val="24"/>
           <w:u w:val="single"/>
         </w:rPr>
+        <w:hyperlink r:id="rId20" w:history="1">
+          <w:r>
+            <w:rPr>
+              <w:rStyle w:val="Hyperlink"/>
+            </w:rPr>
+            <w:t>Reinier</w:t>
+          </w:r>
+        </w:hyperlink>
+      </w:r>
+      <w:r>
+        <w:rPr>
+          <w:rFonts w:ascii="Charis SIL Regular" w:hAnsi="Charis SIL Regular" w:eastAsia="Charis SIL Regular"/>
+          <w:b w:val="0"/>
+          <w:i w:val="0"/>
+          <w:color w:val="0000FF"/>
+          <w:sz w:val="24"/>
+          <w:u w:val="single"/>
+        </w:rPr>
+        <w:t xml:space="preserve"> </w:t>
+      </w:r>
+      <w:r>
+        <w:rPr>
+          <w:rFonts w:ascii="Charis SIL Regular" w:hAnsi="Charis SIL Regular" w:eastAsia="Charis SIL Regular"/>
+          <w:b w:val="0"/>
+          <w:i w:val="0"/>
+          <w:color w:val="0000FF"/>
+          <w:sz w:val="24"/>
+          <w:u w:val="single"/>
+        </w:rPr>
+        <w:hyperlink r:id="rId20" w:history="1">
+          <w:r>
+            <w:rPr>
+              <w:rStyle w:val="Hyperlink"/>
+            </w:rPr>
+            <w:t>van</w:t>
+          </w:r>
+        </w:hyperlink>
+      </w:r>
+      <w:r>
+        <w:rPr>
+          <w:rFonts w:ascii="Charis SIL Regular" w:hAnsi="Charis SIL Regular" w:eastAsia="Charis SIL Regular"/>
+          <w:b w:val="0"/>
+          <w:i w:val="0"/>
+          <w:color w:val="0000FF"/>
+          <w:sz w:val="24"/>
+          <w:u w:val="single"/>
+        </w:rPr>
+        <w:t xml:space="preserve"> </w:t>
+      </w:r>
+      <w:r>
+        <w:rPr>
+          <w:rFonts w:ascii="Charis SIL Regular" w:hAnsi="Charis SIL Regular" w:eastAsia="Charis SIL Regular"/>
+          <w:b w:val="0"/>
+          <w:i w:val="0"/>
+          <w:color w:val="0000FF"/>
+          <w:sz w:val="24"/>
+          <w:u w:val="single"/>
+        </w:rPr>
+        <w:hyperlink r:id="rId20" w:history="1">
+          <w:r>
+            <w:rPr>
+              <w:rStyle w:val="Hyperlink"/>
+            </w:rPr>
+            <w:t>de</w:t>
+          </w:r>
+        </w:hyperlink>
+      </w:r>
+      <w:r>
+        <w:rPr>
+          <w:rFonts w:ascii="Charis SIL Regular" w:hAnsi="Charis SIL Regular" w:eastAsia="Charis SIL Regular"/>
+          <w:b w:val="0"/>
+          <w:i w:val="0"/>
+          <w:color w:val="0000FF"/>
+          <w:sz w:val="24"/>
+          <w:u w:val="single"/>
+        </w:rPr>
+        <w:t xml:space="preserve"> </w:t>
+      </w:r>
+      <w:r>
+        <w:rPr>
+          <w:rFonts w:ascii="Charis SIL Regular" w:hAnsi="Charis SIL Regular" w:eastAsia="Charis SIL Regular"/>
+          <w:b w:val="0"/>
+          <w:i w:val="0"/>
+          <w:color w:val="0000FF"/>
+          <w:sz w:val="24"/>
+          <w:u w:val="single"/>
+        </w:rPr>
+        <w:hyperlink r:id="rId20" w:history="1">
+          <w:r>
+            <w:rPr>
+              <w:rStyle w:val="Hyperlink"/>
+            </w:rPr>
+            <w:t>Kasteele</w:t>
+          </w:r>
+        </w:hyperlink>
+      </w:r>
+      <w:r>
+        <w:rPr>
+          <w:rFonts w:ascii="Charis SIL Regular" w:hAnsi="Charis SIL Regular" w:eastAsia="Charis SIL Regular"/>
+          <w:b w:val="0"/>
+          <w:i w:val="0"/>
+          <w:color w:val="000000"/>
+          <w:sz w:val="24"/>
+        </w:rPr>
+        <w:t xml:space="preserve">, </w:t>
+      </w:r>
+      <w:r>
+        <w:rPr>
+          <w:rFonts w:ascii="Charis SIL Regular" w:hAnsi="Charis SIL Regular" w:eastAsia="Charis SIL Regular"/>
+          <w:b w:val="0"/>
+          <w:i w:val="0"/>
+          <w:color w:val="000000"/>
+          <w:sz w:val="24"/>
+        </w:rPr>
+        <w:t xml:space="preserve">disappeared after his son </w:t>
+      </w:r>
+      <w:r>
+        <w:rPr>
+          <w:rFonts w:ascii="Charis SIL Regular" w:hAnsi="Charis SIL Regular" w:eastAsia="Charis SIL Regular"/>
+          <w:b w:val="0"/>
+          <w:i w:val="0"/>
+          <w:color w:val="0000FF"/>
+          <w:sz w:val="24"/>
+          <w:u w:val="single"/>
+        </w:rPr>
         <w:hyperlink r:id="rId21" w:history="1">
           <w:r>
             <w:rPr>
               <w:rStyle w:val="Hyperlink"/>
             </w:rPr>
-            <w:t>Reinier</w:t>
+            <w:t>Abraham</w:t>
           </w:r>
         </w:hyperlink>
       </w:r>
@@ -2795,17 +3025,243 @@
           <w:color w:val="000000"/>
           <w:sz w:val="24"/>
         </w:rPr>
-        <w:t xml:space="preserve">, </w:t>
-      </w:r>
-      <w:r>
-        <w:rPr>
+        <w:t xml:space="preserve"> succeeded him</w:t>
+      </w:r>
+      <w:r>
+        <w:rPr>
+          <w:u w:val="single" w:color="0000ff"/>
           <w:rFonts w:ascii="Charis SIL Regular" w:hAnsi="Charis SIL Regular" w:eastAsia="Charis SIL Regular"/>
           <w:b w:val="0"/>
           <w:i w:val="0"/>
           <w:color w:val="000000"/>
           <w:sz w:val="24"/>
         </w:rPr>
-        <w:t xml:space="preserve">disappeared after his son </w:t>
+        <w:hyperlink r:id="rId20" w:history="1">
+          <w:r>
+            <w:rPr>
+              <w:rStyle w:val="Hyperlink"/>
+            </w:rPr>
+            <w:t xml:space="preserve"> in 184</w:t>
+          </w:r>
+        </w:hyperlink>
+      </w:r>
+      <w:r>
+        <w:rPr>
+          <w:u w:val="single" w:color="0000ff"/>
+          <w:rFonts w:ascii="Charis SIL Regular" w:hAnsi="Charis SIL Regular" w:eastAsia="Charis SIL Regular"/>
+          <w:b w:val="0"/>
+          <w:i w:val="0"/>
+          <w:color w:val="000000"/>
+          <w:sz w:val="24"/>
+        </w:rPr>
+        <w:hyperlink r:id="rId20" w:history="1">
+          <w:r>
+            <w:rPr>
+              <w:rStyle w:val="Hyperlink"/>
+            </w:rPr>
+            <w:t>0</w:t>
+          </w:r>
+        </w:hyperlink>
+      </w:r>
+      <w:r>
+        <w:rPr>
+          <w:u w:val="single" w:color="0000ff"/>
+          <w:rFonts w:ascii="Charis SIL Regular" w:hAnsi="Charis SIL Regular" w:eastAsia="Charis SIL Regular"/>
+          <w:b w:val="0"/>
+          <w:i w:val="0"/>
+          <w:color w:val="000000"/>
+          <w:sz w:val="24"/>
+        </w:rPr>
+        <w:hyperlink r:id="rId20" w:history="1">
+          <w:r>
+            <w:rPr>
+              <w:rStyle w:val="Hyperlink"/>
+            </w:rPr>
+            <w:t>. M</w:t>
+          </w:r>
+        </w:hyperlink>
+      </w:r>
+      <w:r>
+        <w:rPr>
+          <w:u w:val="single" w:color="0000ff"/>
+          <w:rFonts w:ascii="Charis SIL Regular" w:hAnsi="Charis SIL Regular" w:eastAsia="Charis SIL Regular"/>
+          <w:b w:val="0"/>
+          <w:i w:val="0"/>
+          <w:color w:val="000000"/>
+          <w:sz w:val="24"/>
+        </w:rPr>
+        <w:hyperlink r:id="rId20" w:history="1">
+          <w:r>
+            <w:rPr>
+              <w:rStyle w:val="Hyperlink"/>
+            </w:rPr>
+            <w:t>a</w:t>
+          </w:r>
+        </w:hyperlink>
+      </w:r>
+      <w:r>
+        <w:rPr>
+          <w:u w:val="single" w:color="0000ff"/>
+          <w:rFonts w:ascii="Charis SIL Regular" w:hAnsi="Charis SIL Regular" w:eastAsia="Charis SIL Regular"/>
+          <w:b w:val="0"/>
+          <w:i w:val="0"/>
+          <w:color w:val="000000"/>
+          <w:sz w:val="24"/>
+        </w:rPr>
+        <w:hyperlink r:id="rId20" w:history="1">
+          <w:r>
+            <w:rPr>
+              <w:rStyle w:val="Hyperlink"/>
+            </w:rPr>
+            <w:t>n</w:t>
+          </w:r>
+        </w:hyperlink>
+      </w:r>
+      <w:r>
+        <w:rPr>
+          <w:u w:val="single" w:color="0000ff"/>
+          <w:rFonts w:ascii="Charis SIL Regular" w:hAnsi="Charis SIL Regular" w:eastAsia="Charis SIL Regular"/>
+          <w:b w:val="0"/>
+          <w:i w:val="0"/>
+          <w:color w:val="000000"/>
+          <w:sz w:val="24"/>
+        </w:rPr>
+        <w:hyperlink r:id="rId20" w:history="1">
+          <w:r>
+            <w:rPr>
+              <w:rStyle w:val="Hyperlink"/>
+            </w:rPr>
+            <w:t>y</w:t>
+          </w:r>
+        </w:hyperlink>
+      </w:r>
+      <w:r>
+        <w:rPr>
+          <w:u w:val="single" w:color="0000ff"/>
+          <w:rFonts w:ascii="Charis SIL Regular" w:hAnsi="Charis SIL Regular" w:eastAsia="Charis SIL Regular"/>
+          <w:b w:val="0"/>
+          <w:i w:val="0"/>
+          <w:color w:val="000000"/>
+          <w:sz w:val="24"/>
+        </w:rPr>
+        <w:hyperlink r:id="rId20" w:history="1">
+          <w:r>
+            <w:rPr>
+              <w:rStyle w:val="Hyperlink"/>
+            </w:rPr>
+            <w:t xml:space="preserve"> objects </w:t>
+          </w:r>
+        </w:hyperlink>
+      </w:r>
+      <w:r>
+        <w:rPr>
+          <w:rFonts w:ascii="Charis SIL Regular" w:hAnsi="Charis SIL Regular" w:eastAsia="Charis SIL Regular"/>
+          <w:b w:val="0"/>
+          <w:i w:val="0"/>
+          <w:color w:val="000000"/>
+          <w:sz w:val="24"/>
+        </w:rPr>
+        <w:t>also went missing or were</w:t>
+      </w:r>
+      <w:r>
+        <w:rPr>
+          <w:u w:val="single" w:color="0000ff"/>
+          <w:rFonts w:ascii="Charis SIL Regular" w:hAnsi="Charis SIL Regular" w:eastAsia="Charis SIL Regular"/>
+          <w:b w:val="0"/>
+          <w:i w:val="0"/>
+          <w:color w:val="000000"/>
+          <w:sz w:val="24"/>
+        </w:rPr>
+        <w:hyperlink r:id="rId21" w:history="1">
+          <w:r>
+            <w:rPr>
+              <w:rStyle w:val="Hyperlink"/>
+            </w:rPr>
+            <w:t xml:space="preserve"> lost duri</w:t>
+          </w:r>
+        </w:hyperlink>
+      </w:r>
+      <w:r>
+        <w:rPr>
+          <w:u w:val="single" w:color="0000ff"/>
+          <w:rFonts w:ascii="Charis SIL Regular" w:hAnsi="Charis SIL Regular" w:eastAsia="Charis SIL Regular"/>
+          <w:b w:val="0"/>
+          <w:i w:val="0"/>
+          <w:color w:val="000000"/>
+          <w:sz w:val="24"/>
+        </w:rPr>
+        <w:hyperlink r:id="rId21" w:history="1">
+          <w:r>
+            <w:rPr>
+              <w:rStyle w:val="Hyperlink"/>
+            </w:rPr>
+            <w:t>ng t</w:t>
+          </w:r>
+        </w:hyperlink>
+      </w:r>
+      <w:r>
+        <w:rPr>
+          <w:u w:val="single" w:color="0000ff"/>
+          <w:rFonts w:ascii="Charis SIL Regular" w:hAnsi="Charis SIL Regular" w:eastAsia="Charis SIL Regular"/>
+          <w:b w:val="0"/>
+          <w:i w:val="0"/>
+          <w:color w:val="000000"/>
+          <w:sz w:val="24"/>
+        </w:rPr>
+        <w:hyperlink r:id="rId21" w:history="1">
+          <w:r>
+            <w:rPr>
+              <w:rStyle w:val="Hyperlink"/>
+            </w:rPr>
+            <w:t>h</w:t>
+          </w:r>
+        </w:hyperlink>
+      </w:r>
+      <w:r>
+        <w:rPr>
+          <w:u w:val="single" w:color="0000ff"/>
+          <w:rFonts w:ascii="Charis SIL Regular" w:hAnsi="Charis SIL Regular" w:eastAsia="Charis SIL Regular"/>
+          <w:b w:val="0"/>
+          <w:i w:val="0"/>
+          <w:color w:val="000000"/>
+          <w:sz w:val="24"/>
+        </w:rPr>
+        <w:hyperlink r:id="rId21" w:history="1">
+          <w:r>
+            <w:rPr>
+              <w:rStyle w:val="Hyperlink"/>
+            </w:rPr>
+            <w:t xml:space="preserve">is </w:t>
+          </w:r>
+        </w:hyperlink>
+      </w:r>
+      <w:r>
+        <w:rPr>
+          <w:u w:val="single" w:color="0000ff"/>
+          <w:rFonts w:ascii="Charis SIL Regular" w:hAnsi="Charis SIL Regular" w:eastAsia="Charis SIL Regular"/>
+          <w:b w:val="0"/>
+          <w:i w:val="0"/>
+          <w:color w:val="000000"/>
+          <w:sz w:val="24"/>
+        </w:rPr>
+        <w:hyperlink r:id="rId21" w:history="1">
+          <w:r>
+            <w:rPr>
+              <w:rStyle w:val="Hyperlink"/>
+            </w:rPr>
+            <w:t>time. Th</w:t>
+          </w:r>
+        </w:hyperlink>
+      </w:r>
+      <w:r>
+        <w:rPr>
+          <w:rFonts w:ascii="Charis SIL Regular" w:hAnsi="Charis SIL Regular" w:eastAsia="Charis SIL Regular"/>
+          <w:b w:val="0"/>
+          <w:i w:val="0"/>
+          <w:color w:val="000000"/>
+          <w:sz w:val="24"/>
+        </w:rPr>
+        <w:t xml:space="preserve">e third and final director </w:t>
       </w:r>
       <w:r>
         <w:rPr>
@@ -2821,7 +3277,7 @@
             <w:rPr>
               <w:rStyle w:val="Hyperlink"/>
             </w:rPr>
-            <w:t>Abraham</w:t>
+            <w:t>David</w:t>
           </w:r>
         </w:hyperlink>
       </w:r>
@@ -2879,313 +3335,6 @@
             <w:rPr>
               <w:rStyle w:val="Hyperlink"/>
             </w:rPr>
-            <w:t>de</w:t>
-          </w:r>
-        </w:hyperlink>
-      </w:r>
-      <w:r>
-        <w:rPr>
-          <w:rFonts w:ascii="Charis SIL Regular" w:hAnsi="Charis SIL Regular" w:eastAsia="Charis SIL Regular"/>
-          <w:b w:val="0"/>
-          <w:i w:val="0"/>
-          <w:color w:val="0000FF"/>
-          <w:sz w:val="24"/>
-          <w:u w:val="single"/>
-        </w:rPr>
-        <w:t xml:space="preserve"> </w:t>
-      </w:r>
-      <w:r>
-        <w:rPr>
-          <w:rFonts w:ascii="Charis SIL Regular" w:hAnsi="Charis SIL Regular" w:eastAsia="Charis SIL Regular"/>
-          <w:b w:val="0"/>
-          <w:i w:val="0"/>
-          <w:color w:val="0000FF"/>
-          <w:sz w:val="24"/>
-          <w:u w:val="single"/>
-        </w:rPr>
-        <w:hyperlink r:id="rId22" w:history="1">
-          <w:r>
-            <w:rPr>
-              <w:rStyle w:val="Hyperlink"/>
-            </w:rPr>
-            <w:t>Kasteele</w:t>
-          </w:r>
-        </w:hyperlink>
-      </w:r>
-      <w:r>
-        <w:rPr>
-          <w:rFonts w:ascii="Charis SIL Regular" w:hAnsi="Charis SIL Regular" w:eastAsia="Charis SIL Regular"/>
-          <w:b w:val="0"/>
-          <w:i w:val="0"/>
-          <w:color w:val="000000"/>
-          <w:sz w:val="24"/>
-        </w:rPr>
-        <w:t xml:space="preserve"> succeeded him</w:t>
-      </w:r>
-      <w:r>
-        <w:rPr>
-          <w:u w:val="single" w:color="0000ff"/>
-          <w:rFonts w:ascii="Charis SIL Regular" w:hAnsi="Charis SIL Regular" w:eastAsia="Charis SIL Regular"/>
-          <w:b w:val="0"/>
-          <w:i w:val="0"/>
-          <w:color w:val="000000"/>
-          <w:sz w:val="24"/>
-        </w:rPr>
-        <w:hyperlink r:id="rId21" w:history="1">
-          <w:r>
-            <w:rPr>
-              <w:rStyle w:val="Hyperlink"/>
-            </w:rPr>
-            <w:t xml:space="preserve"> in 184</w:t>
-          </w:r>
-        </w:hyperlink>
-      </w:r>
-      <w:r>
-        <w:rPr>
-          <w:u w:val="single" w:color="0000ff"/>
-          <w:rFonts w:ascii="Charis SIL Regular" w:hAnsi="Charis SIL Regular" w:eastAsia="Charis SIL Regular"/>
-          <w:b w:val="0"/>
-          <w:i w:val="0"/>
-          <w:color w:val="000000"/>
-          <w:sz w:val="24"/>
-        </w:rPr>
-        <w:hyperlink r:id="rId21" w:history="1">
-          <w:r>
-            <w:rPr>
-              <w:rStyle w:val="Hyperlink"/>
-            </w:rPr>
-            <w:t>0</w:t>
-          </w:r>
-        </w:hyperlink>
-      </w:r>
-      <w:r>
-        <w:rPr>
-          <w:u w:val="single" w:color="0000ff"/>
-          <w:rFonts w:ascii="Charis SIL Regular" w:hAnsi="Charis SIL Regular" w:eastAsia="Charis SIL Regular"/>
-          <w:b w:val="0"/>
-          <w:i w:val="0"/>
-          <w:color w:val="000000"/>
-          <w:sz w:val="24"/>
-        </w:rPr>
-        <w:hyperlink r:id="rId21" w:history="1">
-          <w:r>
-            <w:rPr>
-              <w:rStyle w:val="Hyperlink"/>
-            </w:rPr>
-            <w:t>. M</w:t>
-          </w:r>
-        </w:hyperlink>
-      </w:r>
-      <w:r>
-        <w:rPr>
-          <w:u w:val="single" w:color="0000ff"/>
-          <w:rFonts w:ascii="Charis SIL Regular" w:hAnsi="Charis SIL Regular" w:eastAsia="Charis SIL Regular"/>
-          <w:b w:val="0"/>
-          <w:i w:val="0"/>
-          <w:color w:val="000000"/>
-          <w:sz w:val="24"/>
-        </w:rPr>
-        <w:hyperlink r:id="rId21" w:history="1">
-          <w:r>
-            <w:rPr>
-              <w:rStyle w:val="Hyperlink"/>
-            </w:rPr>
-            <w:t>a</w:t>
-          </w:r>
-        </w:hyperlink>
-      </w:r>
-      <w:r>
-        <w:rPr>
-          <w:u w:val="single" w:color="0000ff"/>
-          <w:rFonts w:ascii="Charis SIL Regular" w:hAnsi="Charis SIL Regular" w:eastAsia="Charis SIL Regular"/>
-          <w:b w:val="0"/>
-          <w:i w:val="0"/>
-          <w:color w:val="000000"/>
-          <w:sz w:val="24"/>
-        </w:rPr>
-        <w:hyperlink r:id="rId21" w:history="1">
-          <w:r>
-            <w:rPr>
-              <w:rStyle w:val="Hyperlink"/>
-            </w:rPr>
-            <w:t>n</w:t>
-          </w:r>
-        </w:hyperlink>
-      </w:r>
-      <w:r>
-        <w:rPr>
-          <w:u w:val="single" w:color="0000ff"/>
-          <w:rFonts w:ascii="Charis SIL Regular" w:hAnsi="Charis SIL Regular" w:eastAsia="Charis SIL Regular"/>
-          <w:b w:val="0"/>
-          <w:i w:val="0"/>
-          <w:color w:val="000000"/>
-          <w:sz w:val="24"/>
-        </w:rPr>
-        <w:hyperlink r:id="rId21" w:history="1">
-          <w:r>
-            <w:rPr>
-              <w:rStyle w:val="Hyperlink"/>
-            </w:rPr>
-            <w:t>y</w:t>
-          </w:r>
-        </w:hyperlink>
-      </w:r>
-      <w:r>
-        <w:rPr>
-          <w:u w:val="single" w:color="0000ff"/>
-          <w:rFonts w:ascii="Charis SIL Regular" w:hAnsi="Charis SIL Regular" w:eastAsia="Charis SIL Regular"/>
-          <w:b w:val="0"/>
-          <w:i w:val="0"/>
-          <w:color w:val="000000"/>
-          <w:sz w:val="24"/>
-        </w:rPr>
-        <w:hyperlink r:id="rId21" w:history="1">
-          <w:r>
-            <w:rPr>
-              <w:rStyle w:val="Hyperlink"/>
-            </w:rPr>
-            <w:t xml:space="preserve"> objects </w:t>
-          </w:r>
-        </w:hyperlink>
-      </w:r>
-      <w:r>
-        <w:rPr>
-          <w:rFonts w:ascii="Charis SIL Regular" w:hAnsi="Charis SIL Regular" w:eastAsia="Charis SIL Regular"/>
-          <w:b w:val="0"/>
-          <w:i w:val="0"/>
-          <w:color w:val="000000"/>
-          <w:sz w:val="24"/>
-        </w:rPr>
-        <w:t>also went missing or were</w:t>
-      </w:r>
-      <w:r>
-        <w:rPr>
-          <w:u w:val="single" w:color="0000ff"/>
-          <w:rFonts w:ascii="Charis SIL Regular" w:hAnsi="Charis SIL Regular" w:eastAsia="Charis SIL Regular"/>
-          <w:b w:val="0"/>
-          <w:i w:val="0"/>
-          <w:color w:val="000000"/>
-          <w:sz w:val="24"/>
-        </w:rPr>
-        <w:hyperlink r:id="rId22" w:history="1">
-          <w:r>
-            <w:rPr>
-              <w:rStyle w:val="Hyperlink"/>
-            </w:rPr>
-            <w:t xml:space="preserve"> lost duri</w:t>
-          </w:r>
-        </w:hyperlink>
-      </w:r>
-      <w:r>
-        <w:rPr>
-          <w:rFonts w:ascii="Charis SIL Regular" w:hAnsi="Charis SIL Regular" w:eastAsia="Charis SIL Regular"/>
-          <w:b w:val="0"/>
-          <w:i w:val="0"/>
-          <w:color w:val="000000"/>
-          <w:sz w:val="24"/>
-        </w:rPr>
-        <w:t xml:space="preserve">ng this </w:t>
-      </w:r>
-      <w:r>
-        <w:rPr>
-          <w:u w:val="single" w:color="0000ff"/>
-          <w:rFonts w:ascii="Charis SIL Regular" w:hAnsi="Charis SIL Regular" w:eastAsia="Charis SIL Regular"/>
-          <w:b w:val="0"/>
-          <w:i w:val="0"/>
-          <w:color w:val="000000"/>
-          <w:sz w:val="24"/>
-        </w:rPr>
-        <w:hyperlink r:id="rId22" w:history="1">
-          <w:r>
-            <w:rPr>
-              <w:rStyle w:val="Hyperlink"/>
-            </w:rPr>
-            <w:t>time. Th</w:t>
-          </w:r>
-        </w:hyperlink>
-      </w:r>
-      <w:r>
-        <w:rPr>
-          <w:rFonts w:ascii="Charis SIL Regular" w:hAnsi="Charis SIL Regular" w:eastAsia="Charis SIL Regular"/>
-          <w:b w:val="0"/>
-          <w:i w:val="0"/>
-          <w:color w:val="000000"/>
-          <w:sz w:val="24"/>
-        </w:rPr>
-        <w:t xml:space="preserve">e third and final director </w:t>
-      </w:r>
-      <w:r>
-        <w:rPr>
-          <w:rFonts w:ascii="Charis SIL Regular" w:hAnsi="Charis SIL Regular" w:eastAsia="Charis SIL Regular"/>
-          <w:b w:val="0"/>
-          <w:i w:val="0"/>
-          <w:color w:val="0000FF"/>
-          <w:sz w:val="24"/>
-          <w:u w:val="single"/>
-        </w:rPr>
-        <w:hyperlink r:id="rId23" w:history="1">
-          <w:r>
-            <w:rPr>
-              <w:rStyle w:val="Hyperlink"/>
-            </w:rPr>
-            <w:t>David</w:t>
-          </w:r>
-        </w:hyperlink>
-      </w:r>
-      <w:r>
-        <w:rPr>
-          <w:rFonts w:ascii="Charis SIL Regular" w:hAnsi="Charis SIL Regular" w:eastAsia="Charis SIL Regular"/>
-          <w:b w:val="0"/>
-          <w:i w:val="0"/>
-          <w:color w:val="0000FF"/>
-          <w:sz w:val="24"/>
-          <w:u w:val="single"/>
-        </w:rPr>
-        <w:t xml:space="preserve"> </w:t>
-      </w:r>
-      <w:r>
-        <w:rPr>
-          <w:rFonts w:ascii="Charis SIL Regular" w:hAnsi="Charis SIL Regular" w:eastAsia="Charis SIL Regular"/>
-          <w:b w:val="0"/>
-          <w:i w:val="0"/>
-          <w:color w:val="0000FF"/>
-          <w:sz w:val="24"/>
-          <w:u w:val="single"/>
-        </w:rPr>
-        <w:hyperlink r:id="rId23" w:history="1">
-          <w:r>
-            <w:rPr>
-              <w:rStyle w:val="Hyperlink"/>
-            </w:rPr>
-            <w:t>van</w:t>
-          </w:r>
-        </w:hyperlink>
-      </w:r>
-      <w:r>
-        <w:rPr>
-          <w:rFonts w:ascii="Charis SIL Regular" w:hAnsi="Charis SIL Regular" w:eastAsia="Charis SIL Regular"/>
-          <w:b w:val="0"/>
-          <w:i w:val="0"/>
-          <w:color w:val="0000FF"/>
-          <w:sz w:val="24"/>
-          <w:u w:val="single"/>
-        </w:rPr>
-        <w:t xml:space="preserve"> </w:t>
-      </w:r>
-      <w:r>
-        <w:rPr>
-          <w:rFonts w:ascii="Charis SIL Regular" w:hAnsi="Charis SIL Regular" w:eastAsia="Charis SIL Regular"/>
-          <w:b w:val="0"/>
-          <w:i w:val="0"/>
-          <w:color w:val="0000FF"/>
-          <w:sz w:val="24"/>
-          <w:u w:val="single"/>
-        </w:rPr>
-        <w:hyperlink r:id="rId23" w:history="1">
-          <w:r>
-            <w:rPr>
-              <w:rStyle w:val="Hyperlink"/>
-            </w:rPr>
             <w:t xml:space="preserve">der </w:t>
           </w:r>
         </w:hyperlink>
@@ -3199,7 +3348,7 @@
           <w:sz w:val="24"/>
           <w:u w:val="single"/>
         </w:rPr>
-        <w:hyperlink r:id="rId23" w:history="1">
+        <w:hyperlink r:id="rId22" w:history="1">
           <w:r>
             <w:rPr>
               <w:rStyle w:val="Hyperlink"/>
@@ -3227,7 +3376,7 @@
           <w:color w:val="000000"/>
           <w:sz w:val="24"/>
         </w:rPr>
-        <w:hyperlink r:id="rId23" w:history="1">
+        <w:hyperlink r:id="rId22" w:history="1">
           <w:r>
             <w:rPr>
               <w:rStyle w:val="Hyperlink"/>
@@ -3245,7 +3394,7 @@
           <w:color w:val="000000"/>
           <w:sz w:val="24"/>
         </w:rPr>
-        <w:hyperlink r:id="rId23" w:history="1">
+        <w:hyperlink r:id="rId22" w:history="1">
           <w:r>
             <w:rPr>
               <w:rStyle w:val="Hyperlink"/>
@@ -3263,14 +3412,7 @@
           <w:color w:val="000000"/>
           <w:sz w:val="24"/>
         </w:rPr>
-        <w:hyperlink r:id="rId23" w:history="1">
-          <w:r>
-            <w:rPr>
-              <w:rStyle w:val="Hyperlink"/>
-            </w:rPr>
-            <w:t>lf E</w:t>
-          </w:r>
-        </w:hyperlink>
+        <w:t>lf Effer</w:t>
       </w:r>
       <w:r>
         <w:rPr>
@@ -3280,35 +3422,17 @@
           <w:color w:val="000000"/>
           <w:sz w:val="24"/>
         </w:rPr>
-        <w:t>ff</w:t>
-      </w:r>
-      <w:r>
-        <w:rPr>
-          <w:u w:val="single" w:color="0000ff"/>
+        <w:t>t</w:t>
+      </w:r>
+      <w:r>
+        <w:rPr>
           <w:rFonts w:ascii="Charis SIL Regular" w:hAnsi="Charis SIL Regular" w:eastAsia="Charis SIL Regular"/>
           <w:b w:val="0"/>
           <w:i w:val="0"/>
           <w:color w:val="000000"/>
           <w:sz w:val="24"/>
         </w:rPr>
-        <w:hyperlink r:id="rId23" w:history="1">
-          <w:r>
-            <w:rPr>
-              <w:rStyle w:val="Hyperlink"/>
-            </w:rPr>
-            <w:t>ert</w:t>
-          </w:r>
-        </w:hyperlink>
-      </w:r>
-      <w:r>
-        <w:rPr>
-          <w:rFonts w:ascii="Charis SIL Regular" w:hAnsi="Charis SIL Regular" w:eastAsia="Charis SIL Regular"/>
-          <w:b w:val="0"/>
-          <w:i w:val="0"/>
-          <w:color w:val="000000"/>
-          <w:sz w:val="24"/>
-        </w:rPr>
-        <w:hyperlink r:id="rId23" w:history="1">
+        <w:hyperlink r:id="rId22" w:history="1">
           <w:r>
             <w:rPr>
               <w:rStyle w:val="Hyperlink"/>
@@ -3336,7 +3460,7 @@
           <w:color w:val="000000"/>
           <w:sz w:val="24"/>
         </w:rPr>
-        <w:hyperlink r:id="rId23" w:history="1">
+        <w:hyperlink r:id="rId22" w:history="1">
           <w:r>
             <w:rPr>
               <w:rStyle w:val="Hyperlink"/>
@@ -3427,7 +3551,7 @@
           <w:sz w:val="24"/>
           <w:u w:val="single"/>
         </w:rPr>
-        <w:hyperlink r:id="rId24" w:history="1">
+        <w:hyperlink r:id="rId23" w:history="1">
           <w:r>
             <w:rPr>
               <w:rStyle w:val="Hyperlink"/>
@@ -3445,7 +3569,7 @@
           <w:sz w:val="24"/>
           <w:u w:val="single"/>
         </w:rPr>
-        <w:hyperlink r:id="rId24" w:history="1">
+        <w:hyperlink r:id="rId23" w:history="1">
           <w:r>
             <w:rPr>
               <w:rStyle w:val="Hyperlink"/>
@@ -3474,7 +3598,7 @@
           <w:sz w:val="24"/>
           <w:u w:val="single"/>
         </w:rPr>
-        <w:hyperlink r:id="rId24" w:history="1">
+        <w:hyperlink r:id="rId23" w:history="1">
           <w:r>
             <w:rPr>
               <w:rStyle w:val="Hyperlink"/>
@@ -3594,7 +3718,7 @@
           <w:sz w:val="24"/>
           <w:u w:val="single"/>
         </w:rPr>
-        <w:hyperlink r:id="rId25" w:history="1">
+        <w:hyperlink r:id="rId24" w:history="1">
           <w:r>
             <w:rPr>
               <w:rStyle w:val="Hyperlink"/>
@@ -3623,7 +3747,7 @@
           <w:sz w:val="24"/>
           <w:u w:val="single"/>
         </w:rPr>
-        <w:hyperlink r:id="rId25" w:history="1">
+        <w:hyperlink r:id="rId24" w:history="1">
           <w:r>
             <w:rPr>
               <w:rStyle w:val="Hyperlink"/>
@@ -3652,7 +3776,7 @@
           <w:sz w:val="24"/>
           <w:u w:val="single"/>
         </w:rPr>
-        <w:hyperlink r:id="rId25" w:history="1">
+        <w:hyperlink r:id="rId24" w:history="1">
           <w:r>
             <w:rPr>
               <w:rStyle w:val="Hyperlink"/>
@@ -3681,7 +3805,7 @@
           <w:sz w:val="24"/>
           <w:u w:val="single"/>
         </w:rPr>
-        <w:hyperlink r:id="rId25" w:history="1">
+        <w:hyperlink r:id="rId24" w:history="1">
           <w:r>
             <w:rPr>
               <w:rStyle w:val="Hyperlink"/>
@@ -3710,7 +3834,7 @@
           <w:sz w:val="24"/>
           <w:u w:val="single"/>
         </w:rPr>
-        <w:hyperlink r:id="rId25" w:history="1">
+        <w:hyperlink r:id="rId24" w:history="1">
           <w:r>
             <w:rPr>
               <w:rStyle w:val="Hyperlink"/>
@@ -3748,7 +3872,7 @@
           <w:color w:val="000000"/>
           <w:sz w:val="24"/>
         </w:rPr>
-        <w:hyperlink r:id="rId25" w:history="1">
+        <w:hyperlink r:id="rId24" w:history="1">
           <w:r>
             <w:rPr>
               <w:rStyle w:val="Hyperlink"/>
@@ -3766,7 +3890,7 @@
           <w:color w:val="000000"/>
           <w:sz w:val="24"/>
         </w:rPr>
-        <w:hyperlink r:id="rId25" w:history="1">
+        <w:hyperlink r:id="rId24" w:history="1">
           <w:r>
             <w:rPr>
               <w:rStyle w:val="Hyperlink"/>
@@ -3784,7 +3908,7 @@
           <w:color w:val="000000"/>
           <w:sz w:val="24"/>
         </w:rPr>
-        <w:hyperlink r:id="rId25" w:history="1">
+        <w:hyperlink r:id="rId24" w:history="1">
           <w:r>
             <w:rPr>
               <w:rStyle w:val="Hyperlink"/>
@@ -3802,7 +3926,7 @@
           <w:color w:val="000000"/>
           <w:sz w:val="24"/>
         </w:rPr>
-        <w:hyperlink r:id="rId25" w:history="1">
+        <w:hyperlink r:id="rId24" w:history="1">
           <w:r>
             <w:rPr>
               <w:rStyle w:val="Hyperlink"/>
@@ -3820,7 +3944,7 @@
           <w:color w:val="000000"/>
           <w:sz w:val="24"/>
         </w:rPr>
-        <w:hyperlink r:id="rId25" w:history="1">
+        <w:hyperlink r:id="rId24" w:history="1">
           <w:r>
             <w:rPr>
               <w:rStyle w:val="Hyperlink"/>
@@ -3838,7 +3962,7 @@
           <w:color w:val="000000"/>
           <w:sz w:val="24"/>
         </w:rPr>
-        <w:hyperlink r:id="rId25" w:history="1">
+        <w:hyperlink r:id="rId24" w:history="1">
           <w:r>
             <w:rPr>
               <w:rStyle w:val="Hyperlink"/>
@@ -3856,7 +3980,7 @@
           <w:color w:val="000000"/>
           <w:sz w:val="24"/>
         </w:rPr>
-        <w:hyperlink r:id="rId25" w:history="1">
+        <w:hyperlink r:id="rId24" w:history="1">
           <w:r>
             <w:rPr>
               <w:rStyle w:val="Hyperlink"/>
@@ -3894,7 +4018,7 @@
           <w:sz w:val="24"/>
           <w:u w:val="single"/>
         </w:rPr>
-        <w:hyperlink r:id="rId26" w:history="1">
+        <w:hyperlink r:id="rId25" w:history="1">
           <w:r>
             <w:rPr>
               <w:rStyle w:val="Hyperlink"/>
@@ -3932,7 +4056,7 @@
           <w:color w:val="000000"/>
           <w:sz w:val="24"/>
         </w:rPr>
-        <w:hyperlink r:id="rId26" w:history="1">
+        <w:hyperlink r:id="rId25" w:history="1">
           <w:r>
             <w:rPr>
               <w:rStyle w:val="Hyperlink"/>
@@ -4397,7 +4521,7 @@
           <w:color w:val="0000FF"/>
           <w:sz w:val="24"/>
         </w:rPr>
-        <w:hyperlink r:id="rId27" w:history="1">
+        <w:hyperlink r:id="rId26" w:history="1">
           <w:r>
             <w:rPr>
               <w:rStyle w:val="Hyperlink"/>
@@ -4414,7 +4538,7 @@
           <w:color w:val="0000FF"/>
           <w:sz w:val="24"/>
         </w:rPr>
-        <w:hyperlink r:id="rId27" w:history="1">
+        <w:hyperlink r:id="rId26" w:history="1">
           <w:r>
             <w:rPr>
               <w:rStyle w:val="Hyperlink"/>
@@ -4522,7 +4646,7 @@
           <w:sz w:val="24"/>
           <w:u w:val="single"/>
         </w:rPr>
-        <w:hyperlink r:id="rId28" w:history="1">
+        <w:hyperlink r:id="rId27" w:history="1">
           <w:r>
             <w:rPr>
               <w:rStyle w:val="Hyperlink"/>
@@ -4540,7 +4664,7 @@
           <w:sz w:val="24"/>
           <w:u w:val="single"/>
         </w:rPr>
-        <w:hyperlink r:id="rId28" w:history="1">
+        <w:hyperlink r:id="rId27" w:history="1">
           <w:r>
             <w:rPr>
               <w:rStyle w:val="Hyperlink"/>
@@ -4558,7 +4682,7 @@
           <w:sz w:val="24"/>
           <w:u w:val="single"/>
         </w:rPr>
-        <w:hyperlink r:id="rId28" w:history="1">
+        <w:hyperlink r:id="rId27" w:history="1">
           <w:r>
             <w:rPr>
               <w:rStyle w:val="Hyperlink"/>
@@ -4576,7 +4700,7 @@
           <w:sz w:val="24"/>
           <w:u w:val="single"/>
         </w:rPr>
-        <w:hyperlink r:id="rId28" w:history="1">
+        <w:hyperlink r:id="rId27" w:history="1">
           <w:r>
             <w:rPr>
               <w:rStyle w:val="Hyperlink"/>
@@ -4594,7 +4718,7 @@
           <w:sz w:val="24"/>
           <w:u w:val="single"/>
         </w:rPr>
-        <w:hyperlink r:id="rId28" w:history="1">
+        <w:hyperlink r:id="rId27" w:history="1">
           <w:r>
             <w:rPr>
               <w:rStyle w:val="Hyperlink"/>
@@ -4612,7 +4736,7 @@
           <w:sz w:val="24"/>
           <w:u w:val="single"/>
         </w:rPr>
-        <w:hyperlink r:id="rId28" w:history="1">
+        <w:hyperlink r:id="rId27" w:history="1">
           <w:r>
             <w:rPr>
               <w:rStyle w:val="Hyperlink"/>
@@ -4630,7 +4754,7 @@
           <w:sz w:val="24"/>
           <w:u w:val="single"/>
         </w:rPr>
-        <w:hyperlink r:id="rId28" w:history="1">
+        <w:hyperlink r:id="rId27" w:history="1">
           <w:r>
             <w:rPr>
               <w:rStyle w:val="Hyperlink"/>
@@ -4648,7 +4772,7 @@
           <w:sz w:val="24"/>
           <w:u w:val="single"/>
         </w:rPr>
-        <w:hyperlink r:id="rId28" w:history="1">
+        <w:hyperlink r:id="rId27" w:history="1">
           <w:r>
             <w:rPr>
               <w:rStyle w:val="Hyperlink"/>
@@ -4666,7 +4790,7 @@
           <w:sz w:val="24"/>
           <w:u w:val="single"/>
         </w:rPr>
-        <w:hyperlink r:id="rId28" w:history="1">
+        <w:hyperlink r:id="rId27" w:history="1">
           <w:r>
             <w:rPr>
               <w:rStyle w:val="Hyperlink"/>
@@ -4823,7 +4947,7 @@
           <w:sz w:val="24"/>
           <w:u w:val="single"/>
         </w:rPr>
-        <w:hyperlink r:id="rId29" w:history="1">
+        <w:hyperlink r:id="rId28" w:history="1">
           <w:r>
             <w:rPr>
               <w:rStyle w:val="Hyperlink"/>
@@ -4841,7 +4965,7 @@
           <w:sz w:val="24"/>
           <w:u w:val="single"/>
         </w:rPr>
-        <w:hyperlink r:id="rId29" w:history="1">
+        <w:hyperlink r:id="rId28" w:history="1">
           <w:r>
             <w:rPr>
               <w:rStyle w:val="Hyperlink"/>
@@ -4859,7 +4983,7 @@
           <w:sz w:val="24"/>
           <w:u w:val="single"/>
         </w:rPr>
-        <w:hyperlink r:id="rId29" w:history="1">
+        <w:hyperlink r:id="rId28" w:history="1">
           <w:r>
             <w:rPr>
               <w:rStyle w:val="Hyperlink"/>
@@ -4877,7 +5001,7 @@
           <w:sz w:val="24"/>
           <w:u w:val="single"/>
         </w:rPr>
-        <w:hyperlink r:id="rId29" w:history="1">
+        <w:hyperlink r:id="rId28" w:history="1">
           <w:r>
             <w:rPr>
               <w:rStyle w:val="Hyperlink"/>
@@ -4895,7 +5019,7 @@
           <w:sz w:val="24"/>
           <w:u w:val="single"/>
         </w:rPr>
-        <w:hyperlink r:id="rId29" w:history="1">
+        <w:hyperlink r:id="rId28" w:history="1">
           <w:r>
             <w:rPr>
               <w:rStyle w:val="Hyperlink"/>
@@ -4913,7 +5037,7 @@
           <w:sz w:val="24"/>
           <w:u w:val="single"/>
         </w:rPr>
-        <w:hyperlink r:id="rId29" w:history="1">
+        <w:hyperlink r:id="rId28" w:history="1">
           <w:r>
             <w:rPr>
               <w:rStyle w:val="Hyperlink"/>
@@ -4931,7 +5055,7 @@
           <w:sz w:val="24"/>
           <w:u w:val="single"/>
         </w:rPr>
-        <w:hyperlink r:id="rId29" w:history="1">
+        <w:hyperlink r:id="rId28" w:history="1">
           <w:r>
             <w:rPr>
               <w:rStyle w:val="Hyperlink"/>
@@ -5039,7 +5163,7 @@
           <w:sz w:val="24"/>
           <w:u w:val="single"/>
         </w:rPr>
-        <w:hyperlink r:id="rId30" w:history="1">
+        <w:hyperlink r:id="rId29" w:history="1">
           <w:r>
             <w:rPr>
               <w:rStyle w:val="Hyperlink"/>
@@ -5057,7 +5181,7 @@
           <w:sz w:val="24"/>
           <w:u w:val="single"/>
         </w:rPr>
-        <w:hyperlink r:id="rId30" w:history="1">
+        <w:hyperlink r:id="rId29" w:history="1">
           <w:r>
             <w:rPr>
               <w:rStyle w:val="Hyperlink"/>
@@ -5075,7 +5199,7 @@
           <w:sz w:val="24"/>
           <w:u w:val="single"/>
         </w:rPr>
-        <w:hyperlink r:id="rId30" w:history="1">
+        <w:hyperlink r:id="rId29" w:history="1">
           <w:r>
             <w:rPr>
               <w:rStyle w:val="Hyperlink"/>
@@ -5093,7 +5217,7 @@
           <w:sz w:val="24"/>
           <w:u w:val="single"/>
         </w:rPr>
-        <w:hyperlink r:id="rId30" w:history="1">
+        <w:hyperlink r:id="rId29" w:history="1">
           <w:r>
             <w:rPr>
               <w:rStyle w:val="Hyperlink"/>
@@ -5111,7 +5235,7 @@
           <w:sz w:val="24"/>
           <w:u w:val="single"/>
         </w:rPr>
-        <w:hyperlink r:id="rId30" w:history="1">
+        <w:hyperlink r:id="rId29" w:history="1">
           <w:r>
             <w:rPr>
               <w:rStyle w:val="Hyperlink"/>
@@ -5127,8 +5251,116 @@
           <w:i w:val="0"/>
           <w:color w:val="0000FF"/>
           <w:sz w:val="24"/>
-        </w:rPr>
-        <w:t>file/NL-HaNA_2.04.01_4030_0001</w:t>
+          <w:u w:val="single"/>
+        </w:rPr>
+        <w:hyperlink r:id="rId29" w:history="1">
+          <w:r>
+            <w:rPr>
+              <w:rStyle w:val="Hyperlink"/>
+            </w:rPr>
+            <w:t>f</w:t>
+          </w:r>
+        </w:hyperlink>
+      </w:r>
+      <w:r>
+        <w:rPr>
+          <w:rFonts w:ascii="Charis SIL Regular" w:hAnsi="Charis SIL Regular" w:eastAsia="Charis SIL Regular"/>
+          <w:b w:val="0"/>
+          <w:i w:val="0"/>
+          <w:color w:val="0000FF"/>
+          <w:sz w:val="24"/>
+          <w:u w:val="single"/>
+        </w:rPr>
+        <w:hyperlink r:id="rId29" w:history="1">
+          <w:r>
+            <w:rPr>
+              <w:rStyle w:val="Hyperlink"/>
+            </w:rPr>
+            <w:t>i</w:t>
+          </w:r>
+        </w:hyperlink>
+      </w:r>
+      <w:r>
+        <w:rPr>
+          <w:rFonts w:ascii="Charis SIL Regular" w:hAnsi="Charis SIL Regular" w:eastAsia="Charis SIL Regular"/>
+          <w:b w:val="0"/>
+          <w:i w:val="0"/>
+          <w:color w:val="0000FF"/>
+          <w:sz w:val="24"/>
+          <w:u w:val="single"/>
+        </w:rPr>
+        <w:hyperlink r:id="rId29" w:history="1">
+          <w:r>
+            <w:rPr>
+              <w:rStyle w:val="Hyperlink"/>
+            </w:rPr>
+            <w:t>l</w:t>
+          </w:r>
+        </w:hyperlink>
+      </w:r>
+      <w:r>
+        <w:rPr>
+          <w:rFonts w:ascii="Charis SIL Regular" w:hAnsi="Charis SIL Regular" w:eastAsia="Charis SIL Regular"/>
+          <w:b w:val="0"/>
+          <w:i w:val="0"/>
+          <w:color w:val="0000FF"/>
+          <w:sz w:val="24"/>
+        </w:rPr>
+        <w:hyperlink r:id="rId29" w:history="1">
+          <w:r>
+            <w:rPr>
+              <w:rStyle w:val="Hyperlink"/>
+            </w:rPr>
+            <w:t>e</w:t>
+          </w:r>
+        </w:hyperlink>
+      </w:r>
+      <w:r>
+        <w:rPr>
+          <w:rFonts w:ascii="Charis SIL Regular" w:hAnsi="Charis SIL Regular" w:eastAsia="Charis SIL Regular"/>
+          <w:b w:val="0"/>
+          <w:i w:val="0"/>
+          <w:color w:val="0000FF"/>
+          <w:sz w:val="24"/>
+          <w:u w:val="single"/>
+        </w:rPr>
+        <w:t>/</w:t>
+      </w:r>
+      <w:r>
+        <w:rPr>
+          <w:rFonts w:ascii="Charis SIL Regular" w:hAnsi="Charis SIL Regular" w:eastAsia="Charis SIL Regular"/>
+          <w:b w:val="0"/>
+          <w:i w:val="0"/>
+          <w:color w:val="0000FF"/>
+          <w:sz w:val="24"/>
+          <w:u w:val="single"/>
+        </w:rPr>
+        <w:hyperlink r:id="rId29" w:history="1">
+          <w:r>
+            <w:rPr>
+              <w:rStyle w:val="Hyperlink"/>
+            </w:rPr>
+            <w:t>NL-</w:t>
+          </w:r>
+        </w:hyperlink>
+      </w:r>
+      <w:r>
+        <w:rPr>
+          <w:rFonts w:ascii="Charis SIL Regular" w:hAnsi="Charis SIL Regular" w:eastAsia="Charis SIL Regular"/>
+          <w:b w:val="0"/>
+          <w:i w:val="0"/>
+          <w:color w:val="0000FF"/>
+          <w:sz w:val="24"/>
+          <w:u w:val="single"/>
+        </w:rPr>
+        <w:hyperlink r:id="rId29" w:history="1">
+          <w:r>
+            <w:rPr>
+              <w:rStyle w:val="Hyperlink"/>
+            </w:rPr>
+            <w:t>HaNA_2.04.01_4030_0001</w:t>
+          </w:r>
+        </w:hyperlink>
       </w:r>
     </w:p>
     <w:p>
@@ -5218,7 +5450,7 @@
           <w:color w:val="0000FF"/>
           <w:sz w:val="24"/>
         </w:rPr>
-        <w:hyperlink r:id="rId31" w:history="1">
+        <w:hyperlink r:id="rId30" w:history="1">
           <w:r>
             <w:rPr>
               <w:rStyle w:val="Hyperlink"/>
@@ -5235,7 +5467,7 @@
           <w:color w:val="0000FF"/>
           <w:sz w:val="24"/>
         </w:rPr>
-        <w:hyperlink r:id="rId31" w:history="1">
+        <w:hyperlink r:id="rId30" w:history="1">
           <w:r>
             <w:rPr>
               <w:rStyle w:val="Hyperlink"/>
@@ -5332,7 +5564,7 @@
           <w:color w:val="0000FF"/>
           <w:sz w:val="24"/>
         </w:rPr>
-        <w:hyperlink r:id="rId32" w:history="1">
+        <w:hyperlink r:id="rId31" w:history="1">
           <w:r>
             <w:rPr>
               <w:rStyle w:val="Hyperlink"/>
@@ -5349,7 +5581,7 @@
           <w:color w:val="0000FF"/>
           <w:sz w:val="24"/>
         </w:rPr>
-        <w:hyperlink r:id="rId32" w:history="1">
+        <w:hyperlink r:id="rId31" w:history="1">
           <w:r>
             <w:rPr>
               <w:rStyle w:val="Hyperlink"/>
@@ -5469,7 +5701,7 @@
           <w:color w:val="0000FF"/>
           <w:sz w:val="24"/>
         </w:rPr>
-        <w:hyperlink r:id="rId33" w:history="1">
+        <w:hyperlink r:id="rId32" w:history="1">
           <w:r>
             <w:rPr>
               <w:rStyle w:val="Hyperlink"/>
@@ -5486,7 +5718,7 @@
           <w:color w:val="0000FF"/>
           <w:sz w:val="24"/>
         </w:rPr>
-        <w:hyperlink r:id="rId33" w:history="1">
+        <w:hyperlink r:id="rId32" w:history="1">
           <w:r>
             <w:rPr>
               <w:rStyle w:val="Hyperlink"/>
@@ -5614,7 +5846,7 @@
           <w:sz w:val="24"/>
           <w:u w:val="single"/>
         </w:rPr>
-        <w:hyperlink r:id="rId34" w:history="1">
+        <w:hyperlink r:id="rId33" w:history="1">
           <w:r>
             <w:rPr>
               <w:rStyle w:val="Hyperlink"/>
@@ -5632,7 +5864,7 @@
           <w:sz w:val="24"/>
           <w:u w:val="single"/>
         </w:rPr>
-        <w:hyperlink r:id="rId34" w:history="1">
+        <w:hyperlink r:id="rId33" w:history="1">
           <w:r>
             <w:rPr>
               <w:rStyle w:val="Hyperlink"/>
@@ -5650,7 +5882,7 @@
           <w:sz w:val="24"/>
           <w:u w:val="single"/>
         </w:rPr>
-        <w:hyperlink r:id="rId34" w:history="1">
+        <w:hyperlink r:id="rId33" w:history="1">
           <w:r>
             <w:rPr>
               <w:rStyle w:val="Hyperlink"/>
@@ -5678,7 +5910,7 @@
           <w:sz w:val="24"/>
           <w:u w:val="single"/>
         </w:rPr>
-        <w:hyperlink r:id="rId35" w:history="1">
+        <w:hyperlink r:id="rId34" w:history="1">
           <w:r>
             <w:rPr>
               <w:rStyle w:val="Hyperlink"/>
@@ -5707,7 +5939,7 @@
           <w:sz w:val="24"/>
           <w:u w:val="single"/>
         </w:rPr>
-        <w:hyperlink r:id="rId35" w:history="1">
+        <w:hyperlink r:id="rId34" w:history="1">
           <w:r>
             <w:rPr>
               <w:rStyle w:val="Hyperlink"/>
@@ -5834,7 +6066,7 @@
           <w:sz w:val="24"/>
           <w:u w:val="single"/>
         </w:rPr>
-        <w:hyperlink r:id="rId36" w:history="1">
+        <w:hyperlink r:id="rId35" w:history="1">
           <w:r>
             <w:rPr>
               <w:rStyle w:val="Hyperlink"/>
@@ -5863,7 +6095,7 @@
           <w:sz w:val="24"/>
           <w:u w:val="single"/>
         </w:rPr>
-        <w:hyperlink r:id="rId36" w:history="1">
+        <w:hyperlink r:id="rId35" w:history="1">
           <w:r>
             <w:rPr>
               <w:rStyle w:val="Hyperlink"/>
@@ -5891,7 +6123,7 @@
           <w:sz w:val="24"/>
           <w:u w:val="single"/>
         </w:rPr>
-        <w:hyperlink r:id="rId37" w:history="1">
+        <w:hyperlink r:id="rId36" w:history="1">
           <w:r>
             <w:rPr>
               <w:rStyle w:val="Hyperlink"/>
@@ -5909,7 +6141,7 @@
           <w:sz w:val="24"/>
           <w:u w:val="single"/>
         </w:rPr>
-        <w:hyperlink r:id="rId37" w:history="1">
+        <w:hyperlink r:id="rId36" w:history="1">
           <w:r>
             <w:rPr>
               <w:rStyle w:val="Hyperlink"/>
@@ -5927,7 +6159,7 @@
           <w:sz w:val="24"/>
           <w:u w:val="single"/>
         </w:rPr>
-        <w:hyperlink r:id="rId37" w:history="1">
+        <w:hyperlink r:id="rId36" w:history="1">
           <w:r>
             <w:rPr>
               <w:rStyle w:val="Hyperlink"/>
@@ -5945,7 +6177,7 @@
           <w:sz w:val="24"/>
           <w:u w:val="single"/>
         </w:rPr>
-        <w:hyperlink r:id="rId37" w:history="1">
+        <w:hyperlink r:id="rId36" w:history="1">
           <w:r>
             <w:rPr>
               <w:rStyle w:val="Hyperlink"/>
@@ -5963,7 +6195,7 @@
           <w:sz w:val="24"/>
           <w:u w:val="single"/>
         </w:rPr>
-        <w:hyperlink r:id="rId37" w:history="1">
+        <w:hyperlink r:id="rId36" w:history="1">
           <w:r>
             <w:rPr>
               <w:rStyle w:val="Hyperlink"/>
@@ -5979,8 +6211,9 @@
           <w:i w:val="0"/>
           <w:color w:val="0000FF"/>
           <w:sz w:val="24"/>
-        </w:rPr>
-        <w:hyperlink r:id="rId37" w:history="1">
+          <w:u w:val="single"/>
+        </w:rPr>
+        <w:hyperlink r:id="rId36" w:history="1">
           <w:r>
             <w:rPr>
               <w:rStyle w:val="Hyperlink"/>
@@ -5998,7 +6231,7 @@
           <w:sz w:val="24"/>
           <w:u w:val="single"/>
         </w:rPr>
-        <w:hyperlink r:id="rId37" w:history="1">
+        <w:hyperlink r:id="rId35" w:history="1">
           <w:r>
             <w:rPr>
               <w:rStyle w:val="Hyperlink"/>
@@ -6106,7 +6339,7 @@
           <w:sz w:val="24"/>
           <w:u w:val="single"/>
         </w:rPr>
-        <w:hyperlink r:id="rId38" w:history="1">
+        <w:hyperlink r:id="rId37" w:history="1">
           <w:r>
             <w:rPr>
               <w:rStyle w:val="Hyperlink"/>
@@ -6124,7 +6357,7 @@
           <w:sz w:val="24"/>
           <w:u w:val="single"/>
         </w:rPr>
-        <w:hyperlink r:id="rId38" w:history="1">
+        <w:hyperlink r:id="rId37" w:history="1">
           <w:r>
             <w:rPr>
               <w:rStyle w:val="Hyperlink"/>
@@ -6142,7 +6375,7 @@
           <w:sz w:val="24"/>
           <w:u w:val="single"/>
         </w:rPr>
-        <w:hyperlink r:id="rId38" w:history="1">
+        <w:hyperlink r:id="rId37" w:history="1">
           <w:r>
             <w:rPr>
               <w:rStyle w:val="Hyperlink"/>
@@ -6160,7 +6393,7 @@
           <w:sz w:val="24"/>
           <w:u w:val="single"/>
         </w:rPr>
-        <w:hyperlink r:id="rId38" w:history="1">
+        <w:hyperlink r:id="rId37" w:history="1">
           <w:r>
             <w:rPr>
               <w:rStyle w:val="Hyperlink"/>
@@ -6188,7 +6421,7 @@
           <w:sz w:val="24"/>
           <w:u w:val="single"/>
         </w:rPr>
-        <w:hyperlink r:id="rId39" w:history="1">
+        <w:hyperlink r:id="rId38" w:history="1">
           <w:r>
             <w:rPr>
               <w:rStyle w:val="Hyperlink"/>
@@ -6217,7 +6450,7 @@
           <w:sz w:val="24"/>
           <w:u w:val="single"/>
         </w:rPr>
-        <w:hyperlink r:id="rId39" w:history="1">
+        <w:hyperlink r:id="rId38" w:history="1">
           <w:r>
             <w:rPr>
               <w:rStyle w:val="Hyperlink"/>
@@ -6345,7 +6578,7 @@
           <w:sz w:val="24"/>
           <w:u w:val="single"/>
         </w:rPr>
-        <w:hyperlink r:id="rId40" w:history="1">
+        <w:hyperlink r:id="rId39" w:history="1">
           <w:r>
             <w:rPr>
               <w:rStyle w:val="Hyperlink"/>
@@ -6363,7 +6596,7 @@
           <w:sz w:val="24"/>
           <w:u w:val="single"/>
         </w:rPr>
-        <w:hyperlink r:id="rId40" w:history="1">
+        <w:hyperlink r:id="rId39" w:history="1">
           <w:r>
             <w:rPr>
               <w:rStyle w:val="Hyperlink"/>
@@ -6491,7 +6724,7 @@
           <w:sz w:val="24"/>
           <w:u w:val="single"/>
         </w:rPr>
-        <w:hyperlink r:id="rId41" w:history="1">
+        <w:hyperlink r:id="rId40" w:history="1">
           <w:r>
             <w:rPr>
               <w:rStyle w:val="Hyperlink"/>
@@ -6509,7 +6742,7 @@
           <w:sz w:val="24"/>
           <w:u w:val="single"/>
         </w:rPr>
-        <w:hyperlink r:id="rId41" w:history="1">
+        <w:hyperlink r:id="rId40" w:history="1">
           <w:r>
             <w:rPr>
               <w:rStyle w:val="Hyperlink"/>
@@ -6527,7 +6760,7 @@
           <w:sz w:val="24"/>
           <w:u w:val="single"/>
         </w:rPr>
-        <w:hyperlink r:id="rId41" w:history="1">
+        <w:hyperlink r:id="rId40" w:history="1">
           <w:r>
             <w:rPr>
               <w:rStyle w:val="Hyperlink"/>
@@ -6545,7 +6778,7 @@
           <w:sz w:val="24"/>
           <w:u w:val="single"/>
         </w:rPr>
-        <w:hyperlink r:id="rId41" w:history="1">
+        <w:hyperlink r:id="rId40" w:history="1">
           <w:r>
             <w:rPr>
               <w:rStyle w:val="Hyperlink"/>
@@ -6663,7 +6896,7 @@
           <w:sz w:val="24"/>
           <w:u w:val="single"/>
         </w:rPr>
-        <w:hyperlink r:id="rId42" w:history="1">
+        <w:hyperlink r:id="rId41" w:history="1">
           <w:r>
             <w:rPr>
               <w:rStyle w:val="Hyperlink"/>
@@ -6681,7 +6914,7 @@
           <w:sz w:val="24"/>
           <w:u w:val="single"/>
         </w:rPr>
-        <w:hyperlink r:id="rId42" w:history="1">
+        <w:hyperlink r:id="rId41" w:history="1">
           <w:r>
             <w:rPr>
               <w:rStyle w:val="Hyperlink"/>
@@ -6699,7 +6932,7 @@
           <w:sz w:val="24"/>
           <w:u w:val="single"/>
         </w:rPr>
-        <w:hyperlink r:id="rId42" w:history="1">
+        <w:hyperlink r:id="rId41" w:history="1">
           <w:r>
             <w:rPr>
               <w:rStyle w:val="Hyperlink"/>
@@ -6717,7 +6950,7 @@
           <w:sz w:val="24"/>
           <w:u w:val="single"/>
         </w:rPr>
-        <w:hyperlink r:id="rId42" w:history="1">
+        <w:hyperlink r:id="rId41" w:history="1">
           <w:r>
             <w:rPr>
               <w:rStyle w:val="Hyperlink"/>
@@ -6745,7 +6978,7 @@
           <w:sz w:val="24"/>
           <w:u w:val="single"/>
         </w:rPr>
-        <w:hyperlink r:id="rId43" w:history="1">
+        <w:hyperlink r:id="rId41" w:history="1">
           <w:r>
             <w:rPr>
               <w:rStyle w:val="Hyperlink"/>
@@ -6763,7 +6996,7 @@
           <w:sz w:val="24"/>
           <w:u w:val="single"/>
         </w:rPr>
-        <w:hyperlink r:id="rId42" w:history="1">
+        <w:hyperlink r:id="rId41" w:history="1">
           <w:r>
             <w:rPr>
               <w:rStyle w:val="Hyperlink"/>
@@ -6792,7 +7025,7 @@
           <w:sz w:val="24"/>
           <w:u w:val="single"/>
         </w:rPr>
-        <w:hyperlink r:id="rId42" w:history="1">
+        <w:hyperlink r:id="rId41" w:history="1">
           <w:r>
             <w:rPr>
               <w:rStyle w:val="Hyperlink"/>
@@ -6803,21 +7036,13 @@
       </w:r>
       <w:r>
         <w:rPr>
-          <w:u w:val="single" w:color="0000ff"/>
           <w:rFonts w:ascii="Charis SIL Regular" w:hAnsi="Charis SIL Regular" w:eastAsia="Charis SIL Regular"/>
           <w:b w:val="0"/>
           <w:i w:val="0"/>
           <w:color w:val="000000"/>
           <w:sz w:val="24"/>
         </w:rPr>
-        <w:hyperlink r:id="rId42" w:history="1">
-          <w:r>
-            <w:rPr>
-              <w:rStyle w:val="Hyperlink"/>
-            </w:rPr>
-            <w:t xml:space="preserve">, </w:t>
-          </w:r>
-        </w:hyperlink>
+        <w:t xml:space="preserve">, </w:t>
       </w:r>
       <w:r>
         <w:rPr>
@@ -6828,7 +7053,7 @@
           <w:sz w:val="24"/>
           <w:u w:val="single"/>
         </w:rPr>
-        <w:hyperlink r:id="rId42" w:history="1">
+        <w:hyperlink r:id="rId41" w:history="1">
           <w:r>
             <w:rPr>
               <w:rStyle w:val="Hyperlink"/>
@@ -6857,7 +7082,7 @@
           <w:sz w:val="24"/>
           <w:u w:val="single"/>
         </w:rPr>
-        <w:hyperlink r:id="rId44" w:history="1">
+        <w:hyperlink r:id="rId41" w:history="1">
           <w:r>
             <w:rPr>
               <w:rStyle w:val="Hyperlink"/>

--- a/EXPORTS/DOCX/published/niveau3/English/KKZ.docx
+++ b/EXPORTS/DOCX/published/niveau3/English/KKZ.docx
@@ -1270,6 +1270,7 @@
       </w:r>
       <w:r>
         <w:rPr>
+          <w:u w:val="single" w:color="0000ff"/>
           <w:rFonts w:ascii="Charis SIL Italic" w:hAnsi="Charis SIL Italic" w:eastAsia="Charis SIL Italic"/>
           <w:b w:val="0"/>
           <w:i/>
@@ -1782,7 +1783,6 @@
           <w:i w:val="0"/>
           <w:color w:val="0000FF"/>
           <w:sz w:val="24"/>
-          <w:u w:val="single"/>
         </w:rPr>
         <w:hyperlink r:id="rId16" w:history="1">
           <w:r>
@@ -1802,7 +1802,7 @@
           <w:sz w:val="24"/>
           <w:u w:val="single"/>
         </w:rPr>
-        <w:hyperlink r:id="rId16" w:history="1">
+        <w:hyperlink r:id="rId15" w:history="1">
           <w:r>
             <w:rPr>
               <w:rStyle w:val="Hyperlink"/>
@@ -1831,7 +1831,7 @@
           <w:sz w:val="24"/>
           <w:u w:val="single"/>
         </w:rPr>
-        <w:hyperlink r:id="rId16" w:history="1">
+        <w:hyperlink r:id="rId15" w:history="1">
           <w:r>
             <w:rPr>
               <w:rStyle w:val="Hyperlink"/>
@@ -1860,7 +1860,7 @@
           <w:sz w:val="24"/>
           <w:u w:val="single"/>
         </w:rPr>
-        <w:hyperlink r:id="rId16" w:history="1">
+        <w:hyperlink r:id="rId15" w:history="1">
           <w:r>
             <w:rPr>
               <w:rStyle w:val="Hyperlink"/>
@@ -1878,7 +1878,7 @@
           <w:sz w:val="24"/>
           <w:u w:val="single"/>
         </w:rPr>
-        <w:hyperlink r:id="rId16" w:history="1">
+        <w:hyperlink r:id="rId15" w:history="1">
           <w:r>
             <w:rPr>
               <w:rStyle w:val="Hyperlink"/>
@@ -1896,7 +1896,7 @@
           <w:sz w:val="24"/>
           <w:u w:val="single"/>
         </w:rPr>
-        <w:hyperlink r:id="rId16" w:history="1">
+        <w:hyperlink r:id="rId15" w:history="1">
           <w:r>
             <w:rPr>
               <w:rStyle w:val="Hyperlink"/>
@@ -1914,7 +1914,14 @@
           <w:color w:val="000000"/>
           <w:sz w:val="24"/>
         </w:rPr>
-        <w:t xml:space="preserve">, the </w:t>
+        <w:hyperlink r:id="rId15" w:history="1">
+          <w:r>
+            <w:rPr>
+              <w:rStyle w:val="Hyperlink"/>
+            </w:rPr>
+            <w:t xml:space="preserve">, the </w:t>
+          </w:r>
+        </w:hyperlink>
       </w:r>
       <w:r>
         <w:rPr>
@@ -1925,7 +1932,7 @@
           <w:sz w:val="24"/>
           <w:u w:val="single"/>
         </w:rPr>
-        <w:hyperlink r:id="rId17" w:history="1">
+        <w:hyperlink r:id="rId15" w:history="1">
           <w:r>
             <w:rPr>
               <w:rStyle w:val="Hyperlink"/>
@@ -2106,7 +2113,14 @@
           <w:sz w:val="24"/>
           <w:u w:val="single"/>
         </w:rPr>
-        <w:t>Ges</w:t>
+        <w:hyperlink r:id="rId17" w:history="1">
+          <w:r>
+            <w:rPr>
+              <w:rStyle w:val="Hyperlink"/>
+            </w:rPr>
+            <w:t>Ges</w:t>
+          </w:r>
+        </w:hyperlink>
       </w:r>
       <w:r>
         <w:rPr>
@@ -2193,32 +2207,13 @@
       </w:r>
       <w:r>
         <w:rPr>
-          <w:u w:val="single" w:color="0000ff"/>
           <w:rFonts w:ascii="Charis SIL Regular" w:hAnsi="Charis SIL Regular" w:eastAsia="Charis SIL Regular"/>
           <w:b w:val="0"/>
           <w:i w:val="0"/>
           <w:color w:val="000000"/>
           <w:sz w:val="24"/>
         </w:rPr>
-        <w:hyperlink r:id="rId16" w:history="1">
-          <w:r>
-            <w:rPr>
-              <w:rStyle w:val="Hyperlink"/>
-            </w:rPr>
-            <w:t>, the</w:t>
-          </w:r>
-        </w:hyperlink>
-      </w:r>
-      <w:r>
-        <w:rPr>
-          <w:u w:val="single" w:color="0000ff"/>
-          <w:rFonts w:ascii="Charis SIL Regular" w:hAnsi="Charis SIL Regular" w:eastAsia="Charis SIL Regular"/>
-          <w:b w:val="0"/>
-          <w:i w:val="0"/>
-          <w:color w:val="000000"/>
-          <w:sz w:val="24"/>
-        </w:rPr>
-        <w:t xml:space="preserve"> </w:t>
+        <w:t xml:space="preserve">, the </w:t>
       </w:r>
       <w:r>
         <w:rPr>
@@ -2399,31 +2394,13 @@
       </w:r>
       <w:r>
         <w:rPr>
-          <w:u w:val="single" w:color="0000ff"/>
           <w:rFonts w:ascii="Charis SIL Regular" w:hAnsi="Charis SIL Regular" w:eastAsia="Charis SIL Regular"/>
           <w:b w:val="0"/>
           <w:i w:val="0"/>
           <w:color w:val="000000"/>
           <w:sz w:val="24"/>
         </w:rPr>
-        <w:hyperlink r:id="rId17" w:history="1">
-          <w:r>
-            <w:rPr>
-              <w:rStyle w:val="Hyperlink"/>
-            </w:rPr>
-            <w:t>e</w:t>
-          </w:r>
-        </w:hyperlink>
-      </w:r>
-      <w:r>
-        <w:rPr>
-          <w:rFonts w:ascii="Charis SIL Regular" w:hAnsi="Charis SIL Regular" w:eastAsia="Charis SIL Regular"/>
-          <w:b w:val="0"/>
-          <w:i w:val="0"/>
-          <w:color w:val="000000"/>
-          <w:sz w:val="24"/>
-        </w:rPr>
-        <w:t xml:space="preserve"> </w:t>
+        <w:t xml:space="preserve">e </w:t>
       </w:r>
       <w:r>
         <w:rPr>
@@ -2526,6 +2503,7 @@
           <w:i w:val="0"/>
           <w:color w:val="0000FF"/>
           <w:sz w:val="24"/>
+          <w:u w:val="single"/>
         </w:rPr>
         <w:t>G</w:t>
       </w:r>
@@ -2660,6 +2638,7 @@
       </w:r>
       <w:r>
         <w:rPr>
+          <w:u w:val="single" w:color="0000ff"/>
           <w:rFonts w:ascii="Charis SIL Regular" w:hAnsi="Charis SIL Regular" w:eastAsia="Charis SIL Regular"/>
           <w:b w:val="0"/>
           <w:i w:val="0"/>
@@ -3412,7 +3391,43 @@
           <w:color w:val="000000"/>
           <w:sz w:val="24"/>
         </w:rPr>
-        <w:t>lf Effer</w:t>
+        <w:hyperlink r:id="rId22" w:history="1">
+          <w:r>
+            <w:rPr>
+              <w:rStyle w:val="Hyperlink"/>
+            </w:rPr>
+            <w:t>lf E</w:t>
+          </w:r>
+        </w:hyperlink>
+      </w:r>
+      <w:r>
+        <w:rPr>
+          <w:u w:val="single" w:color="0000ff"/>
+          <w:rFonts w:ascii="Charis SIL Regular" w:hAnsi="Charis SIL Regular" w:eastAsia="Charis SIL Regular"/>
+          <w:b w:val="0"/>
+          <w:i w:val="0"/>
+          <w:color w:val="000000"/>
+          <w:sz w:val="24"/>
+        </w:rPr>
+        <w:t>ff</w:t>
+      </w:r>
+      <w:r>
+        <w:rPr>
+          <w:u w:val="single" w:color="0000ff"/>
+          <w:rFonts w:ascii="Charis SIL Regular" w:hAnsi="Charis SIL Regular" w:eastAsia="Charis SIL Regular"/>
+          <w:b w:val="0"/>
+          <w:i w:val="0"/>
+          <w:color w:val="000000"/>
+          <w:sz w:val="24"/>
+        </w:rPr>
+        <w:hyperlink r:id="rId22" w:history="1">
+          <w:r>
+            <w:rPr>
+              <w:rStyle w:val="Hyperlink"/>
+            </w:rPr>
+            <w:t>er</w:t>
+          </w:r>
+        </w:hyperlink>
       </w:r>
       <w:r>
         <w:rPr>
@@ -5258,7 +5273,7 @@
             <w:rPr>
               <w:rStyle w:val="Hyperlink"/>
             </w:rPr>
-            <w:t>f</w:t>
+            <w:t>file</w:t>
           </w:r>
         </w:hyperlink>
       </w:r>
@@ -5276,7 +5291,7 @@
             <w:rPr>
               <w:rStyle w:val="Hyperlink"/>
             </w:rPr>
-            <w:t>i</w:t>
+            <w:t>/</w:t>
           </w:r>
         </w:hyperlink>
       </w:r>
@@ -5294,7 +5309,7 @@
             <w:rPr>
               <w:rStyle w:val="Hyperlink"/>
             </w:rPr>
-            <w:t>l</w:t>
+            <w:t>N</w:t>
           </w:r>
         </w:hyperlink>
       </w:r>
@@ -5311,7 +5326,7 @@
             <w:rPr>
               <w:rStyle w:val="Hyperlink"/>
             </w:rPr>
-            <w:t>e</w:t>
+            <w:t>L</w:t>
           </w:r>
         </w:hyperlink>
       </w:r>
@@ -5322,27 +5337,8 @@
           <w:i w:val="0"/>
           <w:color w:val="0000FF"/>
           <w:sz w:val="24"/>
-          <w:u w:val="single"/>
-        </w:rPr>
-        <w:t>/</w:t>
-      </w:r>
-      <w:r>
-        <w:rPr>
-          <w:rFonts w:ascii="Charis SIL Regular" w:hAnsi="Charis SIL Regular" w:eastAsia="Charis SIL Regular"/>
-          <w:b w:val="0"/>
-          <w:i w:val="0"/>
-          <w:color w:val="0000FF"/>
-          <w:sz w:val="24"/>
-          <w:u w:val="single"/>
-        </w:rPr>
-        <w:hyperlink r:id="rId29" w:history="1">
-          <w:r>
-            <w:rPr>
-              <w:rStyle w:val="Hyperlink"/>
-            </w:rPr>
-            <w:t>NL-</w:t>
-          </w:r>
-        </w:hyperlink>
+        </w:rPr>
+        <w:t>-</w:t>
       </w:r>
       <w:r>
         <w:rPr>
@@ -6231,7 +6227,7 @@
           <w:sz w:val="24"/>
           <w:u w:val="single"/>
         </w:rPr>
-        <w:hyperlink r:id="rId35" w:history="1">
+        <w:hyperlink r:id="rId36" w:history="1">
           <w:r>
             <w:rPr>
               <w:rStyle w:val="Hyperlink"/>

--- a/EXPORTS/DOCX/published/niveau3/English/KKZ.docx
+++ b/EXPORTS/DOCX/published/niveau3/English/KKZ.docx
@@ -237,14 +237,7 @@
           <w:color w:val="000000"/>
           <w:sz w:val="24"/>
         </w:rPr>
-        <w:hyperlink r:id="rId9" w:history="1">
-          <w:r>
-            <w:rPr>
-              <w:rStyle w:val="Hyperlink"/>
-            </w:rPr>
-            <w:t>mpri</w:t>
-          </w:r>
-        </w:hyperlink>
+        <w:t>mpri</w:t>
       </w:r>
       <w:r>
         <w:rPr>
@@ -1545,61 +1538,7 @@
           <w:sz w:val="24"/>
           <w:u w:val="single"/>
         </w:rPr>
-        <w:hyperlink r:id="rId15" w:history="1">
-          <w:r>
-            <w:rPr>
-              <w:rStyle w:val="Hyperlink"/>
-            </w:rPr>
-            <w:t>jksmuseum</w:t>
-          </w:r>
-        </w:hyperlink>
-      </w:r>
-      <w:r>
-        <w:rPr>
-          <w:rFonts w:ascii="Charis SIL Regular" w:hAnsi="Charis SIL Regular" w:eastAsia="Charis SIL Regular"/>
-          <w:b w:val="0"/>
-          <w:i w:val="0"/>
-          <w:color w:val="0000FF"/>
-          <w:sz w:val="24"/>
-          <w:u w:val="single"/>
-        </w:rPr>
-        <w:t xml:space="preserve"> </w:t>
-      </w:r>
-      <w:r>
-        <w:rPr>
-          <w:rFonts w:ascii="Charis SIL Regular" w:hAnsi="Charis SIL Regular" w:eastAsia="Charis SIL Regular"/>
-          <w:b w:val="0"/>
-          <w:i w:val="0"/>
-          <w:color w:val="0000FF"/>
-          <w:sz w:val="24"/>
-          <w:u w:val="single"/>
-        </w:rPr>
-        <w:hyperlink r:id="rId15" w:history="1">
-          <w:r>
-            <w:rPr>
-              <w:rStyle w:val="Hyperlink"/>
-            </w:rPr>
-            <w:t>A</w:t>
-          </w:r>
-        </w:hyperlink>
-      </w:r>
-      <w:r>
-        <w:rPr>
-          <w:rFonts w:ascii="Charis SIL Regular" w:hAnsi="Charis SIL Regular" w:eastAsia="Charis SIL Regular"/>
-          <w:b w:val="0"/>
-          <w:i w:val="0"/>
-          <w:color w:val="0000FF"/>
-          <w:sz w:val="24"/>
-          <w:u w:val="single"/>
-        </w:rPr>
-        <w:hyperlink r:id="rId15" w:history="1">
-          <w:r>
-            <w:rPr>
-              <w:rStyle w:val="Hyperlink"/>
-            </w:rPr>
-            <w:t>msterdam</w:t>
-          </w:r>
-        </w:hyperlink>
+        <w:t>jksmuseum Amsterdam</w:t>
       </w:r>
       <w:r>
         <w:rPr>
@@ -1783,6 +1722,7 @@
           <w:i w:val="0"/>
           <w:color w:val="0000FF"/>
           <w:sz w:val="24"/>
+          <w:u w:val="single"/>
         </w:rPr>
         <w:hyperlink r:id="rId16" w:history="1">
           <w:r>
@@ -1831,7 +1771,7 @@
           <w:sz w:val="24"/>
           <w:u w:val="single"/>
         </w:rPr>
-        <w:hyperlink r:id="rId15" w:history="1">
+        <w:hyperlink r:id="rId16" w:history="1">
           <w:r>
             <w:rPr>
               <w:rStyle w:val="Hyperlink"/>
@@ -1860,7 +1800,7 @@
           <w:sz w:val="24"/>
           <w:u w:val="single"/>
         </w:rPr>
-        <w:hyperlink r:id="rId15" w:history="1">
+        <w:hyperlink r:id="rId16" w:history="1">
           <w:r>
             <w:rPr>
               <w:rStyle w:val="Hyperlink"/>
@@ -1896,7 +1836,7 @@
           <w:sz w:val="24"/>
           <w:u w:val="single"/>
         </w:rPr>
-        <w:hyperlink r:id="rId15" w:history="1">
+        <w:hyperlink r:id="rId16" w:history="1">
           <w:r>
             <w:rPr>
               <w:rStyle w:val="Hyperlink"/>
@@ -1932,7 +1872,7 @@
           <w:sz w:val="24"/>
           <w:u w:val="single"/>
         </w:rPr>
-        <w:hyperlink r:id="rId15" w:history="1">
+        <w:hyperlink r:id="rId17" w:history="1">
           <w:r>
             <w:rPr>
               <w:rStyle w:val="Hyperlink"/>
@@ -2113,14 +2053,7 @@
           <w:sz w:val="24"/>
           <w:u w:val="single"/>
         </w:rPr>
-        <w:hyperlink r:id="rId17" w:history="1">
-          <w:r>
-            <w:rPr>
-              <w:rStyle w:val="Hyperlink"/>
-            </w:rPr>
-            <w:t>Ges</w:t>
-          </w:r>
-        </w:hyperlink>
+        <w:t>Ges</w:t>
       </w:r>
       <w:r>
         <w:rPr>
@@ -2178,7 +2111,7 @@
           <w:sz w:val="24"/>
           <w:u w:val="single"/>
         </w:rPr>
-        <w:hyperlink r:id="rId16" w:history="1">
+        <w:hyperlink r:id="rId17" w:history="1">
           <w:r>
             <w:rPr>
               <w:rStyle w:val="Hyperlink"/>
@@ -2196,7 +2129,7 @@
           <w:sz w:val="24"/>
           <w:u w:val="single"/>
         </w:rPr>
-        <w:hyperlink r:id="rId16" w:history="1">
+        <w:hyperlink r:id="rId17" w:history="1">
           <w:r>
             <w:rPr>
               <w:rStyle w:val="Hyperlink"/>
@@ -2318,7 +2251,7 @@
           <w:sz w:val="24"/>
           <w:u w:val="single"/>
         </w:rPr>
-        <w:hyperlink r:id="rId17" w:history="1">
+        <w:hyperlink r:id="rId18" w:history="1">
           <w:r>
             <w:rPr>
               <w:rStyle w:val="Hyperlink"/>
@@ -2347,23 +2280,41 @@
           <w:sz w:val="24"/>
           <w:u w:val="single"/>
         </w:rPr>
+        <w:hyperlink r:id="rId18" w:history="1">
+          <w:r>
+            <w:rPr>
+              <w:rStyle w:val="Hyperlink"/>
+            </w:rPr>
+            <w:t>Historie</w:t>
+          </w:r>
+        </w:hyperlink>
+      </w:r>
+      <w:r>
+        <w:rPr>
+          <w:u w:val="single" w:color="0000ff"/>
+          <w:rFonts w:ascii="Charis SIL Regular" w:hAnsi="Charis SIL Regular" w:eastAsia="Charis SIL Regular"/>
+          <w:b w:val="0"/>
+          <w:i w:val="0"/>
+          <w:color w:val="000000"/>
+          <w:sz w:val="24"/>
+        </w:rPr>
         <w:hyperlink r:id="rId17" w:history="1">
           <w:r>
             <w:rPr>
               <w:rStyle w:val="Hyperlink"/>
             </w:rPr>
-            <w:t>Histori</w:t>
+            <w:t>, th</w:t>
           </w:r>
         </w:hyperlink>
       </w:r>
       <w:r>
         <w:rPr>
-          <w:rFonts w:ascii="Charis SIL Regular" w:hAnsi="Charis SIL Regular" w:eastAsia="Charis SIL Regular"/>
-          <w:b w:val="0"/>
-          <w:i w:val="0"/>
-          <w:color w:val="0000FF"/>
-          <w:sz w:val="24"/>
-          <w:u w:val="single"/>
+          <w:u w:val="single" w:color="0000ff"/>
+          <w:rFonts w:ascii="Charis SIL Regular" w:hAnsi="Charis SIL Regular" w:eastAsia="Charis SIL Regular"/>
+          <w:b w:val="0"/>
+          <w:i w:val="0"/>
+          <w:color w:val="000000"/>
+          <w:sz w:val="24"/>
         </w:rPr>
         <w:hyperlink r:id="rId17" w:history="1">
           <w:r>
@@ -2376,31 +2327,13 @@
       </w:r>
       <w:r>
         <w:rPr>
-          <w:u w:val="single" w:color="0000ff"/>
           <w:rFonts w:ascii="Charis SIL Regular" w:hAnsi="Charis SIL Regular" w:eastAsia="Charis SIL Regular"/>
           <w:b w:val="0"/>
           <w:i w:val="0"/>
           <w:color w:val="000000"/>
           <w:sz w:val="24"/>
         </w:rPr>
-        <w:hyperlink r:id="rId17" w:history="1">
-          <w:r>
-            <w:rPr>
-              <w:rStyle w:val="Hyperlink"/>
-            </w:rPr>
-            <w:t>, th</w:t>
-          </w:r>
-        </w:hyperlink>
-      </w:r>
-      <w:r>
-        <w:rPr>
-          <w:rFonts w:ascii="Charis SIL Regular" w:hAnsi="Charis SIL Regular" w:eastAsia="Charis SIL Regular"/>
-          <w:b w:val="0"/>
-          <w:i w:val="0"/>
-          <w:color w:val="000000"/>
-          <w:sz w:val="24"/>
-        </w:rPr>
-        <w:t xml:space="preserve">e </w:t>
+        <w:t xml:space="preserve"> </w:t>
       </w:r>
       <w:r>
         <w:rPr>
@@ -2411,7 +2344,7 @@
           <w:sz w:val="24"/>
           <w:u w:val="single"/>
         </w:rPr>
-        <w:hyperlink r:id="rId17" w:history="1">
+        <w:hyperlink r:id="rId19" w:history="1">
           <w:r>
             <w:rPr>
               <w:rStyle w:val="Hyperlink"/>
@@ -2429,7 +2362,7 @@
           <w:sz w:val="24"/>
           <w:u w:val="single"/>
         </w:rPr>
-        <w:hyperlink r:id="rId17" w:history="1">
+        <w:hyperlink r:id="rId19" w:history="1">
           <w:r>
             <w:rPr>
               <w:rStyle w:val="Hyperlink"/>
@@ -2447,7 +2380,7 @@
           <w:sz w:val="24"/>
           <w:u w:val="single"/>
         </w:rPr>
-        <w:hyperlink r:id="rId17" w:history="1">
+        <w:hyperlink r:id="rId19" w:history="1">
           <w:r>
             <w:rPr>
               <w:rStyle w:val="Hyperlink"/>
@@ -2476,7 +2409,7 @@
           <w:sz w:val="24"/>
           <w:u w:val="single"/>
         </w:rPr>
-        <w:hyperlink r:id="rId17" w:history="1">
+        <w:hyperlink r:id="rId19" w:history="1">
           <w:r>
             <w:rPr>
               <w:rStyle w:val="Hyperlink"/>
@@ -2503,20 +2436,26 @@
           <w:i w:val="0"/>
           <w:color w:val="0000FF"/>
           <w:sz w:val="24"/>
+        </w:rPr>
+        <w:hyperlink r:id="rId19" w:history="1">
+          <w:r>
+            <w:rPr>
+              <w:rStyle w:val="Hyperlink"/>
+            </w:rPr>
+            <w:t>G</w:t>
+          </w:r>
+        </w:hyperlink>
+      </w:r>
+      <w:r>
+        <w:rPr>
+          <w:rFonts w:ascii="Charis SIL Regular" w:hAnsi="Charis SIL Regular" w:eastAsia="Charis SIL Regular"/>
+          <w:b w:val="0"/>
+          <w:i w:val="0"/>
+          <w:color w:val="0000FF"/>
+          <w:sz w:val="24"/>
           <w:u w:val="single"/>
         </w:rPr>
-        <w:t>G</w:t>
-      </w:r>
-      <w:r>
-        <w:rPr>
-          <w:rFonts w:ascii="Charis SIL Regular" w:hAnsi="Charis SIL Regular" w:eastAsia="Charis SIL Regular"/>
-          <w:b w:val="0"/>
-          <w:i w:val="0"/>
-          <w:color w:val="0000FF"/>
-          <w:sz w:val="24"/>
-          <w:u w:val="single"/>
-        </w:rPr>
-        <w:hyperlink r:id="rId17" w:history="1">
+        <w:hyperlink r:id="rId19" w:history="1">
           <w:r>
             <w:rPr>
               <w:rStyle w:val="Hyperlink"/>
@@ -2581,7 +2520,7 @@
           <w:sz w:val="24"/>
           <w:u w:val="single"/>
         </w:rPr>
-        <w:hyperlink r:id="rId17" w:history="1">
+        <w:hyperlink r:id="rId19" w:history="1">
           <w:r>
             <w:rPr>
               <w:rStyle w:val="Hyperlink"/>
@@ -2599,7 +2538,7 @@
           <w:sz w:val="24"/>
           <w:u w:val="single"/>
         </w:rPr>
-        <w:hyperlink r:id="rId17" w:history="1">
+        <w:hyperlink r:id="rId19" w:history="1">
           <w:r>
             <w:rPr>
               <w:rStyle w:val="Hyperlink"/>
@@ -2645,14 +2584,7 @@
           <w:color w:val="000000"/>
           <w:sz w:val="24"/>
         </w:rPr>
-        <w:hyperlink r:id="rId18" w:history="1">
-          <w:r>
-            <w:rPr>
-              <w:rStyle w:val="Hyperlink"/>
-            </w:rPr>
-            <w:t xml:space="preserve">e </w:t>
-          </w:r>
-        </w:hyperlink>
+        <w:t xml:space="preserve">e </w:t>
       </w:r>
       <w:r>
         <w:rPr>
@@ -2663,7 +2595,7 @@
           <w:sz w:val="24"/>
           <w:u w:val="single"/>
         </w:rPr>
-        <w:hyperlink r:id="rId18" w:history="1">
+        <w:hyperlink r:id="rId20" w:history="1">
           <w:r>
             <w:rPr>
               <w:rStyle w:val="Hyperlink"/>
@@ -2681,7 +2613,7 @@
           <w:sz w:val="24"/>
           <w:u w:val="single"/>
         </w:rPr>
-        <w:hyperlink r:id="rId18" w:history="1">
+        <w:hyperlink r:id="rId20" w:history="1">
           <w:r>
             <w:rPr>
               <w:rStyle w:val="Hyperlink"/>
@@ -2699,7 +2631,7 @@
           <w:sz w:val="24"/>
           <w:u w:val="single"/>
         </w:rPr>
-        <w:hyperlink r:id="rId18" w:history="1">
+        <w:hyperlink r:id="rId20" w:history="1">
           <w:r>
             <w:rPr>
               <w:rStyle w:val="Hyperlink"/>
@@ -2710,21 +2642,13 @@
       </w:r>
       <w:r>
         <w:rPr>
-          <w:u w:val="single" w:color="0000ff"/>
           <w:rFonts w:ascii="Charis SIL Regular" w:hAnsi="Charis SIL Regular" w:eastAsia="Charis SIL Regular"/>
           <w:b w:val="0"/>
           <w:i w:val="0"/>
           <w:color w:val="000000"/>
           <w:sz w:val="24"/>
         </w:rPr>
-        <w:hyperlink r:id="rId18" w:history="1">
-          <w:r>
-            <w:rPr>
-              <w:rStyle w:val="Hyperlink"/>
-            </w:rPr>
-            <w:t>.</w:t>
-          </w:r>
-        </w:hyperlink>
+        <w:t>.</w:t>
       </w:r>
     </w:p>
     <w:p>
@@ -2775,137 +2699,12 @@
           <w:sz w:val="24"/>
           <w:u w:val="single"/>
         </w:rPr>
-        <w:hyperlink r:id="rId20" w:history="1">
+        <w:hyperlink r:id="rId21" w:history="1">
           <w:r>
             <w:rPr>
               <w:rStyle w:val="Hyperlink"/>
             </w:rPr>
             <w:t>Reinier</w:t>
-          </w:r>
-        </w:hyperlink>
-      </w:r>
-      <w:r>
-        <w:rPr>
-          <w:rFonts w:ascii="Charis SIL Regular" w:hAnsi="Charis SIL Regular" w:eastAsia="Charis SIL Regular"/>
-          <w:b w:val="0"/>
-          <w:i w:val="0"/>
-          <w:color w:val="0000FF"/>
-          <w:sz w:val="24"/>
-          <w:u w:val="single"/>
-        </w:rPr>
-        <w:t xml:space="preserve"> </w:t>
-      </w:r>
-      <w:r>
-        <w:rPr>
-          <w:rFonts w:ascii="Charis SIL Regular" w:hAnsi="Charis SIL Regular" w:eastAsia="Charis SIL Regular"/>
-          <w:b w:val="0"/>
-          <w:i w:val="0"/>
-          <w:color w:val="0000FF"/>
-          <w:sz w:val="24"/>
-          <w:u w:val="single"/>
-        </w:rPr>
-        <w:hyperlink r:id="rId20" w:history="1">
-          <w:r>
-            <w:rPr>
-              <w:rStyle w:val="Hyperlink"/>
-            </w:rPr>
-            <w:t>van</w:t>
-          </w:r>
-        </w:hyperlink>
-      </w:r>
-      <w:r>
-        <w:rPr>
-          <w:rFonts w:ascii="Charis SIL Regular" w:hAnsi="Charis SIL Regular" w:eastAsia="Charis SIL Regular"/>
-          <w:b w:val="0"/>
-          <w:i w:val="0"/>
-          <w:color w:val="0000FF"/>
-          <w:sz w:val="24"/>
-          <w:u w:val="single"/>
-        </w:rPr>
-        <w:t xml:space="preserve"> </w:t>
-      </w:r>
-      <w:r>
-        <w:rPr>
-          <w:rFonts w:ascii="Charis SIL Regular" w:hAnsi="Charis SIL Regular" w:eastAsia="Charis SIL Regular"/>
-          <w:b w:val="0"/>
-          <w:i w:val="0"/>
-          <w:color w:val="0000FF"/>
-          <w:sz w:val="24"/>
-          <w:u w:val="single"/>
-        </w:rPr>
-        <w:hyperlink r:id="rId20" w:history="1">
-          <w:r>
-            <w:rPr>
-              <w:rStyle w:val="Hyperlink"/>
-            </w:rPr>
-            <w:t>de</w:t>
-          </w:r>
-        </w:hyperlink>
-      </w:r>
-      <w:r>
-        <w:rPr>
-          <w:rFonts w:ascii="Charis SIL Regular" w:hAnsi="Charis SIL Regular" w:eastAsia="Charis SIL Regular"/>
-          <w:b w:val="0"/>
-          <w:i w:val="0"/>
-          <w:color w:val="0000FF"/>
-          <w:sz w:val="24"/>
-          <w:u w:val="single"/>
-        </w:rPr>
-        <w:t xml:space="preserve"> </w:t>
-      </w:r>
-      <w:r>
-        <w:rPr>
-          <w:rFonts w:ascii="Charis SIL Regular" w:hAnsi="Charis SIL Regular" w:eastAsia="Charis SIL Regular"/>
-          <w:b w:val="0"/>
-          <w:i w:val="0"/>
-          <w:color w:val="0000FF"/>
-          <w:sz w:val="24"/>
-          <w:u w:val="single"/>
-        </w:rPr>
-        <w:hyperlink r:id="rId20" w:history="1">
-          <w:r>
-            <w:rPr>
-              <w:rStyle w:val="Hyperlink"/>
-            </w:rPr>
-            <w:t>Kasteele</w:t>
-          </w:r>
-        </w:hyperlink>
-      </w:r>
-      <w:r>
-        <w:rPr>
-          <w:rFonts w:ascii="Charis SIL Regular" w:hAnsi="Charis SIL Regular" w:eastAsia="Charis SIL Regular"/>
-          <w:b w:val="0"/>
-          <w:i w:val="0"/>
-          <w:color w:val="000000"/>
-          <w:sz w:val="24"/>
-        </w:rPr>
-        <w:t xml:space="preserve">, </w:t>
-      </w:r>
-      <w:r>
-        <w:rPr>
-          <w:rFonts w:ascii="Charis SIL Regular" w:hAnsi="Charis SIL Regular" w:eastAsia="Charis SIL Regular"/>
-          <w:b w:val="0"/>
-          <w:i w:val="0"/>
-          <w:color w:val="000000"/>
-          <w:sz w:val="24"/>
-        </w:rPr>
-        <w:t xml:space="preserve">disappeared after his son </w:t>
-      </w:r>
-      <w:r>
-        <w:rPr>
-          <w:rFonts w:ascii="Charis SIL Regular" w:hAnsi="Charis SIL Regular" w:eastAsia="Charis SIL Regular"/>
-          <w:b w:val="0"/>
-          <w:i w:val="0"/>
-          <w:color w:val="0000FF"/>
-          <w:sz w:val="24"/>
-          <w:u w:val="single"/>
-        </w:rPr>
-        <w:hyperlink r:id="rId21" w:history="1">
-          <w:r>
-            <w:rPr>
-              <w:rStyle w:val="Hyperlink"/>
-            </w:rPr>
-            <w:t>Abraham</w:t>
           </w:r>
         </w:hyperlink>
       </w:r>
@@ -3004,243 +2803,17 @@
           <w:color w:val="000000"/>
           <w:sz w:val="24"/>
         </w:rPr>
-        <w:t xml:space="preserve"> succeeded him</w:t>
-      </w:r>
-      <w:r>
-        <w:rPr>
-          <w:u w:val="single" w:color="0000ff"/>
+        <w:t xml:space="preserve">, </w:t>
+      </w:r>
+      <w:r>
+        <w:rPr>
           <w:rFonts w:ascii="Charis SIL Regular" w:hAnsi="Charis SIL Regular" w:eastAsia="Charis SIL Regular"/>
           <w:b w:val="0"/>
           <w:i w:val="0"/>
           <w:color w:val="000000"/>
           <w:sz w:val="24"/>
         </w:rPr>
-        <w:hyperlink r:id="rId20" w:history="1">
-          <w:r>
-            <w:rPr>
-              <w:rStyle w:val="Hyperlink"/>
-            </w:rPr>
-            <w:t xml:space="preserve"> in 184</w:t>
-          </w:r>
-        </w:hyperlink>
-      </w:r>
-      <w:r>
-        <w:rPr>
-          <w:u w:val="single" w:color="0000ff"/>
-          <w:rFonts w:ascii="Charis SIL Regular" w:hAnsi="Charis SIL Regular" w:eastAsia="Charis SIL Regular"/>
-          <w:b w:val="0"/>
-          <w:i w:val="0"/>
-          <w:color w:val="000000"/>
-          <w:sz w:val="24"/>
-        </w:rPr>
-        <w:hyperlink r:id="rId20" w:history="1">
-          <w:r>
-            <w:rPr>
-              <w:rStyle w:val="Hyperlink"/>
-            </w:rPr>
-            <w:t>0</w:t>
-          </w:r>
-        </w:hyperlink>
-      </w:r>
-      <w:r>
-        <w:rPr>
-          <w:u w:val="single" w:color="0000ff"/>
-          <w:rFonts w:ascii="Charis SIL Regular" w:hAnsi="Charis SIL Regular" w:eastAsia="Charis SIL Regular"/>
-          <w:b w:val="0"/>
-          <w:i w:val="0"/>
-          <w:color w:val="000000"/>
-          <w:sz w:val="24"/>
-        </w:rPr>
-        <w:hyperlink r:id="rId20" w:history="1">
-          <w:r>
-            <w:rPr>
-              <w:rStyle w:val="Hyperlink"/>
-            </w:rPr>
-            <w:t>. M</w:t>
-          </w:r>
-        </w:hyperlink>
-      </w:r>
-      <w:r>
-        <w:rPr>
-          <w:u w:val="single" w:color="0000ff"/>
-          <w:rFonts w:ascii="Charis SIL Regular" w:hAnsi="Charis SIL Regular" w:eastAsia="Charis SIL Regular"/>
-          <w:b w:val="0"/>
-          <w:i w:val="0"/>
-          <w:color w:val="000000"/>
-          <w:sz w:val="24"/>
-        </w:rPr>
-        <w:hyperlink r:id="rId20" w:history="1">
-          <w:r>
-            <w:rPr>
-              <w:rStyle w:val="Hyperlink"/>
-            </w:rPr>
-            <w:t>a</w:t>
-          </w:r>
-        </w:hyperlink>
-      </w:r>
-      <w:r>
-        <w:rPr>
-          <w:u w:val="single" w:color="0000ff"/>
-          <w:rFonts w:ascii="Charis SIL Regular" w:hAnsi="Charis SIL Regular" w:eastAsia="Charis SIL Regular"/>
-          <w:b w:val="0"/>
-          <w:i w:val="0"/>
-          <w:color w:val="000000"/>
-          <w:sz w:val="24"/>
-        </w:rPr>
-        <w:hyperlink r:id="rId20" w:history="1">
-          <w:r>
-            <w:rPr>
-              <w:rStyle w:val="Hyperlink"/>
-            </w:rPr>
-            <w:t>n</w:t>
-          </w:r>
-        </w:hyperlink>
-      </w:r>
-      <w:r>
-        <w:rPr>
-          <w:u w:val="single" w:color="0000ff"/>
-          <w:rFonts w:ascii="Charis SIL Regular" w:hAnsi="Charis SIL Regular" w:eastAsia="Charis SIL Regular"/>
-          <w:b w:val="0"/>
-          <w:i w:val="0"/>
-          <w:color w:val="000000"/>
-          <w:sz w:val="24"/>
-        </w:rPr>
-        <w:hyperlink r:id="rId20" w:history="1">
-          <w:r>
-            <w:rPr>
-              <w:rStyle w:val="Hyperlink"/>
-            </w:rPr>
-            <w:t>y</w:t>
-          </w:r>
-        </w:hyperlink>
-      </w:r>
-      <w:r>
-        <w:rPr>
-          <w:u w:val="single" w:color="0000ff"/>
-          <w:rFonts w:ascii="Charis SIL Regular" w:hAnsi="Charis SIL Regular" w:eastAsia="Charis SIL Regular"/>
-          <w:b w:val="0"/>
-          <w:i w:val="0"/>
-          <w:color w:val="000000"/>
-          <w:sz w:val="24"/>
-        </w:rPr>
-        <w:hyperlink r:id="rId20" w:history="1">
-          <w:r>
-            <w:rPr>
-              <w:rStyle w:val="Hyperlink"/>
-            </w:rPr>
-            <w:t xml:space="preserve"> objects </w:t>
-          </w:r>
-        </w:hyperlink>
-      </w:r>
-      <w:r>
-        <w:rPr>
-          <w:rFonts w:ascii="Charis SIL Regular" w:hAnsi="Charis SIL Regular" w:eastAsia="Charis SIL Regular"/>
-          <w:b w:val="0"/>
-          <w:i w:val="0"/>
-          <w:color w:val="000000"/>
-          <w:sz w:val="24"/>
-        </w:rPr>
-        <w:t>also went missing or were</w:t>
-      </w:r>
-      <w:r>
-        <w:rPr>
-          <w:u w:val="single" w:color="0000ff"/>
-          <w:rFonts w:ascii="Charis SIL Regular" w:hAnsi="Charis SIL Regular" w:eastAsia="Charis SIL Regular"/>
-          <w:b w:val="0"/>
-          <w:i w:val="0"/>
-          <w:color w:val="000000"/>
-          <w:sz w:val="24"/>
-        </w:rPr>
-        <w:hyperlink r:id="rId21" w:history="1">
-          <w:r>
-            <w:rPr>
-              <w:rStyle w:val="Hyperlink"/>
-            </w:rPr>
-            <w:t xml:space="preserve"> lost duri</w:t>
-          </w:r>
-        </w:hyperlink>
-      </w:r>
-      <w:r>
-        <w:rPr>
-          <w:u w:val="single" w:color="0000ff"/>
-          <w:rFonts w:ascii="Charis SIL Regular" w:hAnsi="Charis SIL Regular" w:eastAsia="Charis SIL Regular"/>
-          <w:b w:val="0"/>
-          <w:i w:val="0"/>
-          <w:color w:val="000000"/>
-          <w:sz w:val="24"/>
-        </w:rPr>
-        <w:hyperlink r:id="rId21" w:history="1">
-          <w:r>
-            <w:rPr>
-              <w:rStyle w:val="Hyperlink"/>
-            </w:rPr>
-            <w:t>ng t</w:t>
-          </w:r>
-        </w:hyperlink>
-      </w:r>
-      <w:r>
-        <w:rPr>
-          <w:u w:val="single" w:color="0000ff"/>
-          <w:rFonts w:ascii="Charis SIL Regular" w:hAnsi="Charis SIL Regular" w:eastAsia="Charis SIL Regular"/>
-          <w:b w:val="0"/>
-          <w:i w:val="0"/>
-          <w:color w:val="000000"/>
-          <w:sz w:val="24"/>
-        </w:rPr>
-        <w:hyperlink r:id="rId21" w:history="1">
-          <w:r>
-            <w:rPr>
-              <w:rStyle w:val="Hyperlink"/>
-            </w:rPr>
-            <w:t>h</w:t>
-          </w:r>
-        </w:hyperlink>
-      </w:r>
-      <w:r>
-        <w:rPr>
-          <w:u w:val="single" w:color="0000ff"/>
-          <w:rFonts w:ascii="Charis SIL Regular" w:hAnsi="Charis SIL Regular" w:eastAsia="Charis SIL Regular"/>
-          <w:b w:val="0"/>
-          <w:i w:val="0"/>
-          <w:color w:val="000000"/>
-          <w:sz w:val="24"/>
-        </w:rPr>
-        <w:hyperlink r:id="rId21" w:history="1">
-          <w:r>
-            <w:rPr>
-              <w:rStyle w:val="Hyperlink"/>
-            </w:rPr>
-            <w:t xml:space="preserve">is </w:t>
-          </w:r>
-        </w:hyperlink>
-      </w:r>
-      <w:r>
-        <w:rPr>
-          <w:u w:val="single" w:color="0000ff"/>
-          <w:rFonts w:ascii="Charis SIL Regular" w:hAnsi="Charis SIL Regular" w:eastAsia="Charis SIL Regular"/>
-          <w:b w:val="0"/>
-          <w:i w:val="0"/>
-          <w:color w:val="000000"/>
-          <w:sz w:val="24"/>
-        </w:rPr>
-        <w:hyperlink r:id="rId21" w:history="1">
-          <w:r>
-            <w:rPr>
-              <w:rStyle w:val="Hyperlink"/>
-            </w:rPr>
-            <w:t>time. Th</w:t>
-          </w:r>
-        </w:hyperlink>
-      </w:r>
-      <w:r>
-        <w:rPr>
-          <w:rFonts w:ascii="Charis SIL Regular" w:hAnsi="Charis SIL Regular" w:eastAsia="Charis SIL Regular"/>
-          <w:b w:val="0"/>
-          <w:i w:val="0"/>
-          <w:color w:val="000000"/>
-          <w:sz w:val="24"/>
-        </w:rPr>
-        <w:t xml:space="preserve">e third and final director </w:t>
+        <w:t xml:space="preserve">disappeared after his son </w:t>
       </w:r>
       <w:r>
         <w:rPr>
@@ -3256,7 +2829,7 @@
             <w:rPr>
               <w:rStyle w:val="Hyperlink"/>
             </w:rPr>
-            <w:t>David</w:t>
+            <w:t>Abraham</w:t>
           </w:r>
         </w:hyperlink>
       </w:r>
@@ -3314,6 +2887,339 @@
             <w:rPr>
               <w:rStyle w:val="Hyperlink"/>
             </w:rPr>
+            <w:t>de</w:t>
+          </w:r>
+        </w:hyperlink>
+      </w:r>
+      <w:r>
+        <w:rPr>
+          <w:rFonts w:ascii="Charis SIL Regular" w:hAnsi="Charis SIL Regular" w:eastAsia="Charis SIL Regular"/>
+          <w:b w:val="0"/>
+          <w:i w:val="0"/>
+          <w:color w:val="0000FF"/>
+          <w:sz w:val="24"/>
+          <w:u w:val="single"/>
+        </w:rPr>
+        <w:t xml:space="preserve"> </w:t>
+      </w:r>
+      <w:r>
+        <w:rPr>
+          <w:rFonts w:ascii="Charis SIL Regular" w:hAnsi="Charis SIL Regular" w:eastAsia="Charis SIL Regular"/>
+          <w:b w:val="0"/>
+          <w:i w:val="0"/>
+          <w:color w:val="0000FF"/>
+          <w:sz w:val="24"/>
+          <w:u w:val="single"/>
+        </w:rPr>
+        <w:hyperlink r:id="rId22" w:history="1">
+          <w:r>
+            <w:rPr>
+              <w:rStyle w:val="Hyperlink"/>
+            </w:rPr>
+            <w:t>Kasteele</w:t>
+          </w:r>
+        </w:hyperlink>
+      </w:r>
+      <w:r>
+        <w:rPr>
+          <w:rFonts w:ascii="Charis SIL Regular" w:hAnsi="Charis SIL Regular" w:eastAsia="Charis SIL Regular"/>
+          <w:b w:val="0"/>
+          <w:i w:val="0"/>
+          <w:color w:val="000000"/>
+          <w:sz w:val="24"/>
+        </w:rPr>
+        <w:t xml:space="preserve"> succeeded him</w:t>
+      </w:r>
+      <w:r>
+        <w:rPr>
+          <w:u w:val="single" w:color="0000ff"/>
+          <w:rFonts w:ascii="Charis SIL Regular" w:hAnsi="Charis SIL Regular" w:eastAsia="Charis SIL Regular"/>
+          <w:b w:val="0"/>
+          <w:i w:val="0"/>
+          <w:color w:val="000000"/>
+          <w:sz w:val="24"/>
+        </w:rPr>
+        <w:hyperlink r:id="rId21" w:history="1">
+          <w:r>
+            <w:rPr>
+              <w:rStyle w:val="Hyperlink"/>
+            </w:rPr>
+            <w:t xml:space="preserve"> in 184</w:t>
+          </w:r>
+        </w:hyperlink>
+      </w:r>
+      <w:r>
+        <w:rPr>
+          <w:u w:val="single" w:color="0000ff"/>
+          <w:rFonts w:ascii="Charis SIL Regular" w:hAnsi="Charis SIL Regular" w:eastAsia="Charis SIL Regular"/>
+          <w:b w:val="0"/>
+          <w:i w:val="0"/>
+          <w:color w:val="000000"/>
+          <w:sz w:val="24"/>
+        </w:rPr>
+        <w:hyperlink r:id="rId21" w:history="1">
+          <w:r>
+            <w:rPr>
+              <w:rStyle w:val="Hyperlink"/>
+            </w:rPr>
+            <w:t>0</w:t>
+          </w:r>
+        </w:hyperlink>
+      </w:r>
+      <w:r>
+        <w:rPr>
+          <w:u w:val="single" w:color="0000ff"/>
+          <w:rFonts w:ascii="Charis SIL Regular" w:hAnsi="Charis SIL Regular" w:eastAsia="Charis SIL Regular"/>
+          <w:b w:val="0"/>
+          <w:i w:val="0"/>
+          <w:color w:val="000000"/>
+          <w:sz w:val="24"/>
+        </w:rPr>
+        <w:hyperlink r:id="rId21" w:history="1">
+          <w:r>
+            <w:rPr>
+              <w:rStyle w:val="Hyperlink"/>
+            </w:rPr>
+            <w:t>. M</w:t>
+          </w:r>
+        </w:hyperlink>
+      </w:r>
+      <w:r>
+        <w:rPr>
+          <w:u w:val="single" w:color="0000ff"/>
+          <w:rFonts w:ascii="Charis SIL Regular" w:hAnsi="Charis SIL Regular" w:eastAsia="Charis SIL Regular"/>
+          <w:b w:val="0"/>
+          <w:i w:val="0"/>
+          <w:color w:val="000000"/>
+          <w:sz w:val="24"/>
+        </w:rPr>
+        <w:hyperlink r:id="rId21" w:history="1">
+          <w:r>
+            <w:rPr>
+              <w:rStyle w:val="Hyperlink"/>
+            </w:rPr>
+            <w:t>a</w:t>
+          </w:r>
+        </w:hyperlink>
+      </w:r>
+      <w:r>
+        <w:rPr>
+          <w:u w:val="single" w:color="0000ff"/>
+          <w:rFonts w:ascii="Charis SIL Regular" w:hAnsi="Charis SIL Regular" w:eastAsia="Charis SIL Regular"/>
+          <w:b w:val="0"/>
+          <w:i w:val="0"/>
+          <w:color w:val="000000"/>
+          <w:sz w:val="24"/>
+        </w:rPr>
+        <w:hyperlink r:id="rId21" w:history="1">
+          <w:r>
+            <w:rPr>
+              <w:rStyle w:val="Hyperlink"/>
+            </w:rPr>
+            <w:t>n</w:t>
+          </w:r>
+        </w:hyperlink>
+      </w:r>
+      <w:r>
+        <w:rPr>
+          <w:u w:val="single" w:color="0000ff"/>
+          <w:rFonts w:ascii="Charis SIL Regular" w:hAnsi="Charis SIL Regular" w:eastAsia="Charis SIL Regular"/>
+          <w:b w:val="0"/>
+          <w:i w:val="0"/>
+          <w:color w:val="000000"/>
+          <w:sz w:val="24"/>
+        </w:rPr>
+        <w:hyperlink r:id="rId21" w:history="1">
+          <w:r>
+            <w:rPr>
+              <w:rStyle w:val="Hyperlink"/>
+            </w:rPr>
+            <w:t>y</w:t>
+          </w:r>
+        </w:hyperlink>
+      </w:r>
+      <w:r>
+        <w:rPr>
+          <w:u w:val="single" w:color="0000ff"/>
+          <w:rFonts w:ascii="Charis SIL Regular" w:hAnsi="Charis SIL Regular" w:eastAsia="Charis SIL Regular"/>
+          <w:b w:val="0"/>
+          <w:i w:val="0"/>
+          <w:color w:val="000000"/>
+          <w:sz w:val="24"/>
+        </w:rPr>
+        <w:hyperlink r:id="rId21" w:history="1">
+          <w:r>
+            <w:rPr>
+              <w:rStyle w:val="Hyperlink"/>
+            </w:rPr>
+            <w:t xml:space="preserve"> objects </w:t>
+          </w:r>
+        </w:hyperlink>
+      </w:r>
+      <w:r>
+        <w:rPr>
+          <w:rFonts w:ascii="Charis SIL Regular" w:hAnsi="Charis SIL Regular" w:eastAsia="Charis SIL Regular"/>
+          <w:b w:val="0"/>
+          <w:i w:val="0"/>
+          <w:color w:val="000000"/>
+          <w:sz w:val="24"/>
+        </w:rPr>
+        <w:t>also went missing or were lost duri</w:t>
+      </w:r>
+      <w:r>
+        <w:rPr>
+          <w:u w:val="single" w:color="0000ff"/>
+          <w:rFonts w:ascii="Charis SIL Regular" w:hAnsi="Charis SIL Regular" w:eastAsia="Charis SIL Regular"/>
+          <w:b w:val="0"/>
+          <w:i w:val="0"/>
+          <w:color w:val="000000"/>
+          <w:sz w:val="24"/>
+        </w:rPr>
+        <w:hyperlink r:id="rId22" w:history="1">
+          <w:r>
+            <w:rPr>
+              <w:rStyle w:val="Hyperlink"/>
+            </w:rPr>
+            <w:t>ng t</w:t>
+          </w:r>
+        </w:hyperlink>
+      </w:r>
+      <w:r>
+        <w:rPr>
+          <w:u w:val="single" w:color="0000ff"/>
+          <w:rFonts w:ascii="Charis SIL Regular" w:hAnsi="Charis SIL Regular" w:eastAsia="Charis SIL Regular"/>
+          <w:b w:val="0"/>
+          <w:i w:val="0"/>
+          <w:color w:val="000000"/>
+          <w:sz w:val="24"/>
+        </w:rPr>
+        <w:hyperlink r:id="rId22" w:history="1">
+          <w:r>
+            <w:rPr>
+              <w:rStyle w:val="Hyperlink"/>
+            </w:rPr>
+            <w:t>h</w:t>
+          </w:r>
+        </w:hyperlink>
+      </w:r>
+      <w:r>
+        <w:rPr>
+          <w:u w:val="single" w:color="0000ff"/>
+          <w:rFonts w:ascii="Charis SIL Regular" w:hAnsi="Charis SIL Regular" w:eastAsia="Charis SIL Regular"/>
+          <w:b w:val="0"/>
+          <w:i w:val="0"/>
+          <w:color w:val="000000"/>
+          <w:sz w:val="24"/>
+        </w:rPr>
+        <w:hyperlink r:id="rId22" w:history="1">
+          <w:r>
+            <w:rPr>
+              <w:rStyle w:val="Hyperlink"/>
+            </w:rPr>
+            <w:t xml:space="preserve">is </w:t>
+          </w:r>
+        </w:hyperlink>
+      </w:r>
+      <w:r>
+        <w:rPr>
+          <w:u w:val="single" w:color="0000ff"/>
+          <w:rFonts w:ascii="Charis SIL Regular" w:hAnsi="Charis SIL Regular" w:eastAsia="Charis SIL Regular"/>
+          <w:b w:val="0"/>
+          <w:i w:val="0"/>
+          <w:color w:val="000000"/>
+          <w:sz w:val="24"/>
+        </w:rPr>
+        <w:hyperlink r:id="rId22" w:history="1">
+          <w:r>
+            <w:rPr>
+              <w:rStyle w:val="Hyperlink"/>
+            </w:rPr>
+            <w:t>time. Th</w:t>
+          </w:r>
+        </w:hyperlink>
+      </w:r>
+      <w:r>
+        <w:rPr>
+          <w:rFonts w:ascii="Charis SIL Regular" w:hAnsi="Charis SIL Regular" w:eastAsia="Charis SIL Regular"/>
+          <w:b w:val="0"/>
+          <w:i w:val="0"/>
+          <w:color w:val="000000"/>
+          <w:sz w:val="24"/>
+        </w:rPr>
+        <w:t xml:space="preserve">e third and final director </w:t>
+      </w:r>
+      <w:r>
+        <w:rPr>
+          <w:rFonts w:ascii="Charis SIL Regular" w:hAnsi="Charis SIL Regular" w:eastAsia="Charis SIL Regular"/>
+          <w:b w:val="0"/>
+          <w:i w:val="0"/>
+          <w:color w:val="0000FF"/>
+          <w:sz w:val="24"/>
+          <w:u w:val="single"/>
+        </w:rPr>
+        <w:hyperlink r:id="rId23" w:history="1">
+          <w:r>
+            <w:rPr>
+              <w:rStyle w:val="Hyperlink"/>
+            </w:rPr>
+            <w:t>David</w:t>
+          </w:r>
+        </w:hyperlink>
+      </w:r>
+      <w:r>
+        <w:rPr>
+          <w:rFonts w:ascii="Charis SIL Regular" w:hAnsi="Charis SIL Regular" w:eastAsia="Charis SIL Regular"/>
+          <w:b w:val="0"/>
+          <w:i w:val="0"/>
+          <w:color w:val="0000FF"/>
+          <w:sz w:val="24"/>
+          <w:u w:val="single"/>
+        </w:rPr>
+        <w:t xml:space="preserve"> </w:t>
+      </w:r>
+      <w:r>
+        <w:rPr>
+          <w:rFonts w:ascii="Charis SIL Regular" w:hAnsi="Charis SIL Regular" w:eastAsia="Charis SIL Regular"/>
+          <w:b w:val="0"/>
+          <w:i w:val="0"/>
+          <w:color w:val="0000FF"/>
+          <w:sz w:val="24"/>
+          <w:u w:val="single"/>
+        </w:rPr>
+        <w:hyperlink r:id="rId23" w:history="1">
+          <w:r>
+            <w:rPr>
+              <w:rStyle w:val="Hyperlink"/>
+            </w:rPr>
+            <w:t>van</w:t>
+          </w:r>
+        </w:hyperlink>
+      </w:r>
+      <w:r>
+        <w:rPr>
+          <w:rFonts w:ascii="Charis SIL Regular" w:hAnsi="Charis SIL Regular" w:eastAsia="Charis SIL Regular"/>
+          <w:b w:val="0"/>
+          <w:i w:val="0"/>
+          <w:color w:val="0000FF"/>
+          <w:sz w:val="24"/>
+          <w:u w:val="single"/>
+        </w:rPr>
+        <w:t xml:space="preserve"> </w:t>
+      </w:r>
+      <w:r>
+        <w:rPr>
+          <w:rFonts w:ascii="Charis SIL Regular" w:hAnsi="Charis SIL Regular" w:eastAsia="Charis SIL Regular"/>
+          <w:b w:val="0"/>
+          <w:i w:val="0"/>
+          <w:color w:val="0000FF"/>
+          <w:sz w:val="24"/>
+          <w:u w:val="single"/>
+        </w:rPr>
+        <w:hyperlink r:id="rId23" w:history="1">
+          <w:r>
+            <w:rPr>
+              <w:rStyle w:val="Hyperlink"/>
+            </w:rPr>
             <w:t xml:space="preserve">der </w:t>
           </w:r>
         </w:hyperlink>
@@ -3327,7 +3233,7 @@
           <w:sz w:val="24"/>
           <w:u w:val="single"/>
         </w:rPr>
-        <w:hyperlink r:id="rId22" w:history="1">
+        <w:hyperlink r:id="rId23" w:history="1">
           <w:r>
             <w:rPr>
               <w:rStyle w:val="Hyperlink"/>
@@ -3355,7 +3261,7 @@
           <w:color w:val="000000"/>
           <w:sz w:val="24"/>
         </w:rPr>
-        <w:hyperlink r:id="rId22" w:history="1">
+        <w:hyperlink r:id="rId23" w:history="1">
           <w:r>
             <w:rPr>
               <w:rStyle w:val="Hyperlink"/>
@@ -3373,7 +3279,7 @@
           <w:color w:val="000000"/>
           <w:sz w:val="24"/>
         </w:rPr>
-        <w:hyperlink r:id="rId22" w:history="1">
+        <w:hyperlink r:id="rId23" w:history="1">
           <w:r>
             <w:rPr>
               <w:rStyle w:val="Hyperlink"/>
@@ -3391,7 +3297,7 @@
           <w:color w:val="000000"/>
           <w:sz w:val="24"/>
         </w:rPr>
-        <w:hyperlink r:id="rId22" w:history="1">
+        <w:hyperlink r:id="rId23" w:history="1">
           <w:r>
             <w:rPr>
               <w:rStyle w:val="Hyperlink"/>
@@ -3402,6 +3308,16 @@
       </w:r>
       <w:r>
         <w:rPr>
+          <w:rFonts w:ascii="Charis SIL Regular" w:hAnsi="Charis SIL Regular" w:eastAsia="Charis SIL Regular"/>
+          <w:b w:val="0"/>
+          <w:i w:val="0"/>
+          <w:color w:val="000000"/>
+          <w:sz w:val="24"/>
+        </w:rPr>
+        <w:t>ff</w:t>
+      </w:r>
+      <w:r>
+        <w:rPr>
           <w:u w:val="single" w:color="0000ff"/>
           <w:rFonts w:ascii="Charis SIL Regular" w:hAnsi="Charis SIL Regular" w:eastAsia="Charis SIL Regular"/>
           <w:b w:val="0"/>
@@ -3409,23 +3325,12 @@
           <w:color w:val="000000"/>
           <w:sz w:val="24"/>
         </w:rPr>
-        <w:t>ff</w:t>
-      </w:r>
-      <w:r>
-        <w:rPr>
-          <w:u w:val="single" w:color="0000ff"/>
-          <w:rFonts w:ascii="Charis SIL Regular" w:hAnsi="Charis SIL Regular" w:eastAsia="Charis SIL Regular"/>
-          <w:b w:val="0"/>
-          <w:i w:val="0"/>
-          <w:color w:val="000000"/>
-          <w:sz w:val="24"/>
-        </w:rPr>
-        <w:hyperlink r:id="rId22" w:history="1">
+        <w:hyperlink r:id="rId23" w:history="1">
           <w:r>
             <w:rPr>
               <w:rStyle w:val="Hyperlink"/>
             </w:rPr>
-            <w:t>er</w:t>
+            <w:t>ert</w:t>
           </w:r>
         </w:hyperlink>
       </w:r>
@@ -3437,17 +3342,7 @@
           <w:color w:val="000000"/>
           <w:sz w:val="24"/>
         </w:rPr>
-        <w:t>t</w:t>
-      </w:r>
-      <w:r>
-        <w:rPr>
-          <w:rFonts w:ascii="Charis SIL Regular" w:hAnsi="Charis SIL Regular" w:eastAsia="Charis SIL Regular"/>
-          <w:b w:val="0"/>
-          <w:i w:val="0"/>
-          <w:color w:val="000000"/>
-          <w:sz w:val="24"/>
-        </w:rPr>
-        <w:hyperlink r:id="rId22" w:history="1">
+        <w:hyperlink r:id="rId23" w:history="1">
           <w:r>
             <w:rPr>
               <w:rStyle w:val="Hyperlink"/>
@@ -3475,7 +3370,7 @@
           <w:color w:val="000000"/>
           <w:sz w:val="24"/>
         </w:rPr>
-        <w:hyperlink r:id="rId22" w:history="1">
+        <w:hyperlink r:id="rId23" w:history="1">
           <w:r>
             <w:rPr>
               <w:rStyle w:val="Hyperlink"/>
@@ -3566,7 +3461,7 @@
           <w:sz w:val="24"/>
           <w:u w:val="single"/>
         </w:rPr>
-        <w:hyperlink r:id="rId23" w:history="1">
+        <w:hyperlink r:id="rId24" w:history="1">
           <w:r>
             <w:rPr>
               <w:rStyle w:val="Hyperlink"/>
@@ -3584,7 +3479,7 @@
           <w:sz w:val="24"/>
           <w:u w:val="single"/>
         </w:rPr>
-        <w:hyperlink r:id="rId23" w:history="1">
+        <w:hyperlink r:id="rId24" w:history="1">
           <w:r>
             <w:rPr>
               <w:rStyle w:val="Hyperlink"/>
@@ -3613,7 +3508,7 @@
           <w:sz w:val="24"/>
           <w:u w:val="single"/>
         </w:rPr>
-        <w:hyperlink r:id="rId23" w:history="1">
+        <w:hyperlink r:id="rId24" w:history="1">
           <w:r>
             <w:rPr>
               <w:rStyle w:val="Hyperlink"/>
@@ -3733,7 +3628,7 @@
           <w:sz w:val="24"/>
           <w:u w:val="single"/>
         </w:rPr>
-        <w:hyperlink r:id="rId24" w:history="1">
+        <w:hyperlink r:id="rId25" w:history="1">
           <w:r>
             <w:rPr>
               <w:rStyle w:val="Hyperlink"/>
@@ -3762,7 +3657,7 @@
           <w:sz w:val="24"/>
           <w:u w:val="single"/>
         </w:rPr>
-        <w:hyperlink r:id="rId24" w:history="1">
+        <w:hyperlink r:id="rId25" w:history="1">
           <w:r>
             <w:rPr>
               <w:rStyle w:val="Hyperlink"/>
@@ -3791,7 +3686,7 @@
           <w:sz w:val="24"/>
           <w:u w:val="single"/>
         </w:rPr>
-        <w:hyperlink r:id="rId24" w:history="1">
+        <w:hyperlink r:id="rId25" w:history="1">
           <w:r>
             <w:rPr>
               <w:rStyle w:val="Hyperlink"/>
@@ -3820,7 +3715,7 @@
           <w:sz w:val="24"/>
           <w:u w:val="single"/>
         </w:rPr>
-        <w:hyperlink r:id="rId24" w:history="1">
+        <w:hyperlink r:id="rId25" w:history="1">
           <w:r>
             <w:rPr>
               <w:rStyle w:val="Hyperlink"/>
@@ -3849,7 +3744,7 @@
           <w:sz w:val="24"/>
           <w:u w:val="single"/>
         </w:rPr>
-        <w:hyperlink r:id="rId24" w:history="1">
+        <w:hyperlink r:id="rId25" w:history="1">
           <w:r>
             <w:rPr>
               <w:rStyle w:val="Hyperlink"/>
@@ -3887,7 +3782,7 @@
           <w:color w:val="000000"/>
           <w:sz w:val="24"/>
         </w:rPr>
-        <w:hyperlink r:id="rId24" w:history="1">
+        <w:hyperlink r:id="rId25" w:history="1">
           <w:r>
             <w:rPr>
               <w:rStyle w:val="Hyperlink"/>
@@ -3905,7 +3800,7 @@
           <w:color w:val="000000"/>
           <w:sz w:val="24"/>
         </w:rPr>
-        <w:hyperlink r:id="rId24" w:history="1">
+        <w:hyperlink r:id="rId25" w:history="1">
           <w:r>
             <w:rPr>
               <w:rStyle w:val="Hyperlink"/>
@@ -3923,7 +3818,7 @@
           <w:color w:val="000000"/>
           <w:sz w:val="24"/>
         </w:rPr>
-        <w:hyperlink r:id="rId24" w:history="1">
+        <w:hyperlink r:id="rId25" w:history="1">
           <w:r>
             <w:rPr>
               <w:rStyle w:val="Hyperlink"/>
@@ -3941,7 +3836,7 @@
           <w:color w:val="000000"/>
           <w:sz w:val="24"/>
         </w:rPr>
-        <w:hyperlink r:id="rId24" w:history="1">
+        <w:hyperlink r:id="rId25" w:history="1">
           <w:r>
             <w:rPr>
               <w:rStyle w:val="Hyperlink"/>
@@ -3959,7 +3854,7 @@
           <w:color w:val="000000"/>
           <w:sz w:val="24"/>
         </w:rPr>
-        <w:hyperlink r:id="rId24" w:history="1">
+        <w:hyperlink r:id="rId25" w:history="1">
           <w:r>
             <w:rPr>
               <w:rStyle w:val="Hyperlink"/>
@@ -3977,7 +3872,7 @@
           <w:color w:val="000000"/>
           <w:sz w:val="24"/>
         </w:rPr>
-        <w:hyperlink r:id="rId24" w:history="1">
+        <w:hyperlink r:id="rId25" w:history="1">
           <w:r>
             <w:rPr>
               <w:rStyle w:val="Hyperlink"/>
@@ -3995,7 +3890,7 @@
           <w:color w:val="000000"/>
           <w:sz w:val="24"/>
         </w:rPr>
-        <w:hyperlink r:id="rId24" w:history="1">
+        <w:hyperlink r:id="rId25" w:history="1">
           <w:r>
             <w:rPr>
               <w:rStyle w:val="Hyperlink"/>
@@ -4033,7 +3928,7 @@
           <w:sz w:val="24"/>
           <w:u w:val="single"/>
         </w:rPr>
-        <w:hyperlink r:id="rId25" w:history="1">
+        <w:hyperlink r:id="rId26" w:history="1">
           <w:r>
             <w:rPr>
               <w:rStyle w:val="Hyperlink"/>
@@ -4071,7 +3966,7 @@
           <w:color w:val="000000"/>
           <w:sz w:val="24"/>
         </w:rPr>
-        <w:hyperlink r:id="rId25" w:history="1">
+        <w:hyperlink r:id="rId26" w:history="1">
           <w:r>
             <w:rPr>
               <w:rStyle w:val="Hyperlink"/>
@@ -4536,7 +4431,7 @@
           <w:color w:val="0000FF"/>
           <w:sz w:val="24"/>
         </w:rPr>
-        <w:hyperlink r:id="rId26" w:history="1">
+        <w:hyperlink r:id="rId27" w:history="1">
           <w:r>
             <w:rPr>
               <w:rStyle w:val="Hyperlink"/>
@@ -4553,7 +4448,7 @@
           <w:color w:val="0000FF"/>
           <w:sz w:val="24"/>
         </w:rPr>
-        <w:hyperlink r:id="rId26" w:history="1">
+        <w:hyperlink r:id="rId27" w:history="1">
           <w:r>
             <w:rPr>
               <w:rStyle w:val="Hyperlink"/>
@@ -4661,7 +4556,7 @@
           <w:sz w:val="24"/>
           <w:u w:val="single"/>
         </w:rPr>
-        <w:hyperlink r:id="rId27" w:history="1">
+        <w:hyperlink r:id="rId28" w:history="1">
           <w:r>
             <w:rPr>
               <w:rStyle w:val="Hyperlink"/>
@@ -4679,7 +4574,7 @@
           <w:sz w:val="24"/>
           <w:u w:val="single"/>
         </w:rPr>
-        <w:hyperlink r:id="rId27" w:history="1">
+        <w:hyperlink r:id="rId28" w:history="1">
           <w:r>
             <w:rPr>
               <w:rStyle w:val="Hyperlink"/>
@@ -4697,7 +4592,7 @@
           <w:sz w:val="24"/>
           <w:u w:val="single"/>
         </w:rPr>
-        <w:hyperlink r:id="rId27" w:history="1">
+        <w:hyperlink r:id="rId28" w:history="1">
           <w:r>
             <w:rPr>
               <w:rStyle w:val="Hyperlink"/>
@@ -4715,7 +4610,7 @@
           <w:sz w:val="24"/>
           <w:u w:val="single"/>
         </w:rPr>
-        <w:hyperlink r:id="rId27" w:history="1">
+        <w:hyperlink r:id="rId28" w:history="1">
           <w:r>
             <w:rPr>
               <w:rStyle w:val="Hyperlink"/>
@@ -4733,7 +4628,7 @@
           <w:sz w:val="24"/>
           <w:u w:val="single"/>
         </w:rPr>
-        <w:hyperlink r:id="rId27" w:history="1">
+        <w:hyperlink r:id="rId28" w:history="1">
           <w:r>
             <w:rPr>
               <w:rStyle w:val="Hyperlink"/>
@@ -4751,7 +4646,7 @@
           <w:sz w:val="24"/>
           <w:u w:val="single"/>
         </w:rPr>
-        <w:hyperlink r:id="rId27" w:history="1">
+        <w:hyperlink r:id="rId28" w:history="1">
           <w:r>
             <w:rPr>
               <w:rStyle w:val="Hyperlink"/>
@@ -4769,7 +4664,7 @@
           <w:sz w:val="24"/>
           <w:u w:val="single"/>
         </w:rPr>
-        <w:hyperlink r:id="rId27" w:history="1">
+        <w:hyperlink r:id="rId28" w:history="1">
           <w:r>
             <w:rPr>
               <w:rStyle w:val="Hyperlink"/>
@@ -4787,7 +4682,7 @@
           <w:sz w:val="24"/>
           <w:u w:val="single"/>
         </w:rPr>
-        <w:hyperlink r:id="rId27" w:history="1">
+        <w:hyperlink r:id="rId28" w:history="1">
           <w:r>
             <w:rPr>
               <w:rStyle w:val="Hyperlink"/>
@@ -4805,7 +4700,7 @@
           <w:sz w:val="24"/>
           <w:u w:val="single"/>
         </w:rPr>
-        <w:hyperlink r:id="rId27" w:history="1">
+        <w:hyperlink r:id="rId28" w:history="1">
           <w:r>
             <w:rPr>
               <w:rStyle w:val="Hyperlink"/>
@@ -4962,7 +4857,7 @@
           <w:sz w:val="24"/>
           <w:u w:val="single"/>
         </w:rPr>
-        <w:hyperlink r:id="rId28" w:history="1">
+        <w:hyperlink r:id="rId29" w:history="1">
           <w:r>
             <w:rPr>
               <w:rStyle w:val="Hyperlink"/>
@@ -4980,7 +4875,7 @@
           <w:sz w:val="24"/>
           <w:u w:val="single"/>
         </w:rPr>
-        <w:hyperlink r:id="rId28" w:history="1">
+        <w:hyperlink r:id="rId29" w:history="1">
           <w:r>
             <w:rPr>
               <w:rStyle w:val="Hyperlink"/>
@@ -4998,7 +4893,7 @@
           <w:sz w:val="24"/>
           <w:u w:val="single"/>
         </w:rPr>
-        <w:hyperlink r:id="rId28" w:history="1">
+        <w:hyperlink r:id="rId29" w:history="1">
           <w:r>
             <w:rPr>
               <w:rStyle w:val="Hyperlink"/>
@@ -5016,7 +4911,7 @@
           <w:sz w:val="24"/>
           <w:u w:val="single"/>
         </w:rPr>
-        <w:hyperlink r:id="rId28" w:history="1">
+        <w:hyperlink r:id="rId29" w:history="1">
           <w:r>
             <w:rPr>
               <w:rStyle w:val="Hyperlink"/>
@@ -5034,7 +4929,7 @@
           <w:sz w:val="24"/>
           <w:u w:val="single"/>
         </w:rPr>
-        <w:hyperlink r:id="rId28" w:history="1">
+        <w:hyperlink r:id="rId29" w:history="1">
           <w:r>
             <w:rPr>
               <w:rStyle w:val="Hyperlink"/>
@@ -5052,7 +4947,7 @@
           <w:sz w:val="24"/>
           <w:u w:val="single"/>
         </w:rPr>
-        <w:hyperlink r:id="rId28" w:history="1">
+        <w:hyperlink r:id="rId29" w:history="1">
           <w:r>
             <w:rPr>
               <w:rStyle w:val="Hyperlink"/>
@@ -5070,7 +4965,7 @@
           <w:sz w:val="24"/>
           <w:u w:val="single"/>
         </w:rPr>
-        <w:hyperlink r:id="rId28" w:history="1">
+        <w:hyperlink r:id="rId29" w:history="1">
           <w:r>
             <w:rPr>
               <w:rStyle w:val="Hyperlink"/>
@@ -5178,7 +5073,7 @@
           <w:sz w:val="24"/>
           <w:u w:val="single"/>
         </w:rPr>
-        <w:hyperlink r:id="rId29" w:history="1">
+        <w:hyperlink r:id="rId30" w:history="1">
           <w:r>
             <w:rPr>
               <w:rStyle w:val="Hyperlink"/>
@@ -5196,7 +5091,7 @@
           <w:sz w:val="24"/>
           <w:u w:val="single"/>
         </w:rPr>
-        <w:hyperlink r:id="rId29" w:history="1">
+        <w:hyperlink r:id="rId30" w:history="1">
           <w:r>
             <w:rPr>
               <w:rStyle w:val="Hyperlink"/>
@@ -5214,7 +5109,7 @@
           <w:sz w:val="24"/>
           <w:u w:val="single"/>
         </w:rPr>
-        <w:hyperlink r:id="rId29" w:history="1">
+        <w:hyperlink r:id="rId30" w:history="1">
           <w:r>
             <w:rPr>
               <w:rStyle w:val="Hyperlink"/>
@@ -5232,7 +5127,7 @@
           <w:sz w:val="24"/>
           <w:u w:val="single"/>
         </w:rPr>
-        <w:hyperlink r:id="rId29" w:history="1">
+        <w:hyperlink r:id="rId30" w:history="1">
           <w:r>
             <w:rPr>
               <w:rStyle w:val="Hyperlink"/>
@@ -5250,7 +5145,7 @@
           <w:sz w:val="24"/>
           <w:u w:val="single"/>
         </w:rPr>
-        <w:hyperlink r:id="rId29" w:history="1">
+        <w:hyperlink r:id="rId30" w:history="1">
           <w:r>
             <w:rPr>
               <w:rStyle w:val="Hyperlink"/>
@@ -5268,12 +5163,12 @@
           <w:sz w:val="24"/>
           <w:u w:val="single"/>
         </w:rPr>
-        <w:hyperlink r:id="rId29" w:history="1">
+        <w:hyperlink r:id="rId30" w:history="1">
           <w:r>
             <w:rPr>
               <w:rStyle w:val="Hyperlink"/>
             </w:rPr>
-            <w:t>file</w:t>
+            <w:t>fi</w:t>
           </w:r>
         </w:hyperlink>
       </w:r>
@@ -5286,12 +5181,12 @@
           <w:sz w:val="24"/>
           <w:u w:val="single"/>
         </w:rPr>
-        <w:hyperlink r:id="rId29" w:history="1">
+        <w:hyperlink r:id="rId30" w:history="1">
           <w:r>
             <w:rPr>
               <w:rStyle w:val="Hyperlink"/>
             </w:rPr>
-            <w:t>/</w:t>
+            <w:t>l</w:t>
           </w:r>
         </w:hyperlink>
       </w:r>
@@ -5304,12 +5199,12 @@
           <w:sz w:val="24"/>
           <w:u w:val="single"/>
         </w:rPr>
-        <w:hyperlink r:id="rId29" w:history="1">
+        <w:hyperlink r:id="rId30" w:history="1">
           <w:r>
             <w:rPr>
               <w:rStyle w:val="Hyperlink"/>
             </w:rPr>
-            <w:t>N</w:t>
+            <w:t>e</w:t>
           </w:r>
         </w:hyperlink>
       </w:r>
@@ -5320,13 +5215,25 @@
           <w:i w:val="0"/>
           <w:color w:val="0000FF"/>
           <w:sz w:val="24"/>
-        </w:rPr>
-        <w:hyperlink r:id="rId29" w:history="1">
+          <w:u w:val="single"/>
+        </w:rPr>
+        <w:t>/</w:t>
+      </w:r>
+      <w:r>
+        <w:rPr>
+          <w:rFonts w:ascii="Charis SIL Regular" w:hAnsi="Charis SIL Regular" w:eastAsia="Charis SIL Regular"/>
+          <w:b w:val="0"/>
+          <w:i w:val="0"/>
+          <w:color w:val="0000FF"/>
+          <w:sz w:val="24"/>
+          <w:u w:val="single"/>
+        </w:rPr>
+        <w:hyperlink r:id="rId30" w:history="1">
           <w:r>
             <w:rPr>
               <w:rStyle w:val="Hyperlink"/>
             </w:rPr>
-            <w:t>L</w:t>
+            <w:t>NL</w:t>
           </w:r>
         </w:hyperlink>
       </w:r>
@@ -5349,7 +5256,7 @@
           <w:sz w:val="24"/>
           <w:u w:val="single"/>
         </w:rPr>
-        <w:hyperlink r:id="rId29" w:history="1">
+        <w:hyperlink r:id="rId30" w:history="1">
           <w:r>
             <w:rPr>
               <w:rStyle w:val="Hyperlink"/>
@@ -5446,7 +5353,7 @@
           <w:color w:val="0000FF"/>
           <w:sz w:val="24"/>
         </w:rPr>
-        <w:hyperlink r:id="rId30" w:history="1">
+        <w:hyperlink r:id="rId31" w:history="1">
           <w:r>
             <w:rPr>
               <w:rStyle w:val="Hyperlink"/>
@@ -5463,7 +5370,7 @@
           <w:color w:val="0000FF"/>
           <w:sz w:val="24"/>
         </w:rPr>
-        <w:hyperlink r:id="rId30" w:history="1">
+        <w:hyperlink r:id="rId31" w:history="1">
           <w:r>
             <w:rPr>
               <w:rStyle w:val="Hyperlink"/>
@@ -5560,7 +5467,7 @@
           <w:color w:val="0000FF"/>
           <w:sz w:val="24"/>
         </w:rPr>
-        <w:hyperlink r:id="rId31" w:history="1">
+        <w:hyperlink r:id="rId32" w:history="1">
           <w:r>
             <w:rPr>
               <w:rStyle w:val="Hyperlink"/>
@@ -5577,7 +5484,7 @@
           <w:color w:val="0000FF"/>
           <w:sz w:val="24"/>
         </w:rPr>
-        <w:hyperlink r:id="rId31" w:history="1">
+        <w:hyperlink r:id="rId32" w:history="1">
           <w:r>
             <w:rPr>
               <w:rStyle w:val="Hyperlink"/>
@@ -5697,7 +5604,7 @@
           <w:color w:val="0000FF"/>
           <w:sz w:val="24"/>
         </w:rPr>
-        <w:hyperlink r:id="rId32" w:history="1">
+        <w:hyperlink r:id="rId33" w:history="1">
           <w:r>
             <w:rPr>
               <w:rStyle w:val="Hyperlink"/>
@@ -5714,7 +5621,7 @@
           <w:color w:val="0000FF"/>
           <w:sz w:val="24"/>
         </w:rPr>
-        <w:hyperlink r:id="rId32" w:history="1">
+        <w:hyperlink r:id="rId33" w:history="1">
           <w:r>
             <w:rPr>
               <w:rStyle w:val="Hyperlink"/>
@@ -5842,7 +5749,7 @@
           <w:sz w:val="24"/>
           <w:u w:val="single"/>
         </w:rPr>
-        <w:hyperlink r:id="rId33" w:history="1">
+        <w:hyperlink r:id="rId34" w:history="1">
           <w:r>
             <w:rPr>
               <w:rStyle w:val="Hyperlink"/>
@@ -5860,7 +5767,7 @@
           <w:sz w:val="24"/>
           <w:u w:val="single"/>
         </w:rPr>
-        <w:hyperlink r:id="rId33" w:history="1">
+        <w:hyperlink r:id="rId34" w:history="1">
           <w:r>
             <w:rPr>
               <w:rStyle w:val="Hyperlink"/>
@@ -5878,7 +5785,7 @@
           <w:sz w:val="24"/>
           <w:u w:val="single"/>
         </w:rPr>
-        <w:hyperlink r:id="rId33" w:history="1">
+        <w:hyperlink r:id="rId34" w:history="1">
           <w:r>
             <w:rPr>
               <w:rStyle w:val="Hyperlink"/>
@@ -5906,7 +5813,7 @@
           <w:sz w:val="24"/>
           <w:u w:val="single"/>
         </w:rPr>
-        <w:hyperlink r:id="rId34" w:history="1">
+        <w:hyperlink r:id="rId35" w:history="1">
           <w:r>
             <w:rPr>
               <w:rStyle w:val="Hyperlink"/>
@@ -5935,7 +5842,7 @@
           <w:sz w:val="24"/>
           <w:u w:val="single"/>
         </w:rPr>
-        <w:hyperlink r:id="rId34" w:history="1">
+        <w:hyperlink r:id="rId35" w:history="1">
           <w:r>
             <w:rPr>
               <w:rStyle w:val="Hyperlink"/>
@@ -6062,7 +5969,7 @@
           <w:sz w:val="24"/>
           <w:u w:val="single"/>
         </w:rPr>
-        <w:hyperlink r:id="rId35" w:history="1">
+        <w:hyperlink r:id="rId36" w:history="1">
           <w:r>
             <w:rPr>
               <w:rStyle w:val="Hyperlink"/>
@@ -6091,7 +5998,7 @@
           <w:sz w:val="24"/>
           <w:u w:val="single"/>
         </w:rPr>
-        <w:hyperlink r:id="rId35" w:history="1">
+        <w:hyperlink r:id="rId36" w:history="1">
           <w:r>
             <w:rPr>
               <w:rStyle w:val="Hyperlink"/>
@@ -6119,7 +6026,7 @@
           <w:sz w:val="24"/>
           <w:u w:val="single"/>
         </w:rPr>
-        <w:hyperlink r:id="rId36" w:history="1">
+        <w:hyperlink r:id="rId37" w:history="1">
           <w:r>
             <w:rPr>
               <w:rStyle w:val="Hyperlink"/>
@@ -6137,7 +6044,7 @@
           <w:sz w:val="24"/>
           <w:u w:val="single"/>
         </w:rPr>
-        <w:hyperlink r:id="rId36" w:history="1">
+        <w:hyperlink r:id="rId37" w:history="1">
           <w:r>
             <w:rPr>
               <w:rStyle w:val="Hyperlink"/>
@@ -6155,7 +6062,7 @@
           <w:sz w:val="24"/>
           <w:u w:val="single"/>
         </w:rPr>
-        <w:hyperlink r:id="rId36" w:history="1">
+        <w:hyperlink r:id="rId37" w:history="1">
           <w:r>
             <w:rPr>
               <w:rStyle w:val="Hyperlink"/>
@@ -6173,7 +6080,7 @@
           <w:sz w:val="24"/>
           <w:u w:val="single"/>
         </w:rPr>
-        <w:hyperlink r:id="rId36" w:history="1">
+        <w:hyperlink r:id="rId37" w:history="1">
           <w:r>
             <w:rPr>
               <w:rStyle w:val="Hyperlink"/>
@@ -6191,7 +6098,7 @@
           <w:sz w:val="24"/>
           <w:u w:val="single"/>
         </w:rPr>
-        <w:hyperlink r:id="rId36" w:history="1">
+        <w:hyperlink r:id="rId37" w:history="1">
           <w:r>
             <w:rPr>
               <w:rStyle w:val="Hyperlink"/>
@@ -6335,7 +6242,7 @@
           <w:sz w:val="24"/>
           <w:u w:val="single"/>
         </w:rPr>
-        <w:hyperlink r:id="rId37" w:history="1">
+        <w:hyperlink r:id="rId38" w:history="1">
           <w:r>
             <w:rPr>
               <w:rStyle w:val="Hyperlink"/>
@@ -6353,7 +6260,7 @@
           <w:sz w:val="24"/>
           <w:u w:val="single"/>
         </w:rPr>
-        <w:hyperlink r:id="rId37" w:history="1">
+        <w:hyperlink r:id="rId38" w:history="1">
           <w:r>
             <w:rPr>
               <w:rStyle w:val="Hyperlink"/>
@@ -6371,7 +6278,7 @@
           <w:sz w:val="24"/>
           <w:u w:val="single"/>
         </w:rPr>
-        <w:hyperlink r:id="rId37" w:history="1">
+        <w:hyperlink r:id="rId38" w:history="1">
           <w:r>
             <w:rPr>
               <w:rStyle w:val="Hyperlink"/>
@@ -6389,7 +6296,7 @@
           <w:sz w:val="24"/>
           <w:u w:val="single"/>
         </w:rPr>
-        <w:hyperlink r:id="rId37" w:history="1">
+        <w:hyperlink r:id="rId38" w:history="1">
           <w:r>
             <w:rPr>
               <w:rStyle w:val="Hyperlink"/>
@@ -6417,7 +6324,7 @@
           <w:sz w:val="24"/>
           <w:u w:val="single"/>
         </w:rPr>
-        <w:hyperlink r:id="rId38" w:history="1">
+        <w:hyperlink r:id="rId39" w:history="1">
           <w:r>
             <w:rPr>
               <w:rStyle w:val="Hyperlink"/>
@@ -6446,7 +6353,7 @@
           <w:sz w:val="24"/>
           <w:u w:val="single"/>
         </w:rPr>
-        <w:hyperlink r:id="rId38" w:history="1">
+        <w:hyperlink r:id="rId39" w:history="1">
           <w:r>
             <w:rPr>
               <w:rStyle w:val="Hyperlink"/>
@@ -6574,7 +6481,7 @@
           <w:sz w:val="24"/>
           <w:u w:val="single"/>
         </w:rPr>
-        <w:hyperlink r:id="rId39" w:history="1">
+        <w:hyperlink r:id="rId40" w:history="1">
           <w:r>
             <w:rPr>
               <w:rStyle w:val="Hyperlink"/>
@@ -6592,7 +6499,7 @@
           <w:sz w:val="24"/>
           <w:u w:val="single"/>
         </w:rPr>
-        <w:hyperlink r:id="rId39" w:history="1">
+        <w:hyperlink r:id="rId40" w:history="1">
           <w:r>
             <w:rPr>
               <w:rStyle w:val="Hyperlink"/>
@@ -6720,7 +6627,7 @@
           <w:sz w:val="24"/>
           <w:u w:val="single"/>
         </w:rPr>
-        <w:hyperlink r:id="rId40" w:history="1">
+        <w:hyperlink r:id="rId41" w:history="1">
           <w:r>
             <w:rPr>
               <w:rStyle w:val="Hyperlink"/>
@@ -6738,7 +6645,7 @@
           <w:sz w:val="24"/>
           <w:u w:val="single"/>
         </w:rPr>
-        <w:hyperlink r:id="rId40" w:history="1">
+        <w:hyperlink r:id="rId41" w:history="1">
           <w:r>
             <w:rPr>
               <w:rStyle w:val="Hyperlink"/>
@@ -6756,7 +6663,7 @@
           <w:sz w:val="24"/>
           <w:u w:val="single"/>
         </w:rPr>
-        <w:hyperlink r:id="rId40" w:history="1">
+        <w:hyperlink r:id="rId41" w:history="1">
           <w:r>
             <w:rPr>
               <w:rStyle w:val="Hyperlink"/>
@@ -6774,7 +6681,7 @@
           <w:sz w:val="24"/>
           <w:u w:val="single"/>
         </w:rPr>
-        <w:hyperlink r:id="rId40" w:history="1">
+        <w:hyperlink r:id="rId41" w:history="1">
           <w:r>
             <w:rPr>
               <w:rStyle w:val="Hyperlink"/>
@@ -6892,7 +6799,7 @@
           <w:sz w:val="24"/>
           <w:u w:val="single"/>
         </w:rPr>
-        <w:hyperlink r:id="rId41" w:history="1">
+        <w:hyperlink r:id="rId42" w:history="1">
           <w:r>
             <w:rPr>
               <w:rStyle w:val="Hyperlink"/>
@@ -6910,7 +6817,7 @@
           <w:sz w:val="24"/>
           <w:u w:val="single"/>
         </w:rPr>
-        <w:hyperlink r:id="rId41" w:history="1">
+        <w:hyperlink r:id="rId42" w:history="1">
           <w:r>
             <w:rPr>
               <w:rStyle w:val="Hyperlink"/>
@@ -6928,7 +6835,7 @@
           <w:sz w:val="24"/>
           <w:u w:val="single"/>
         </w:rPr>
-        <w:hyperlink r:id="rId41" w:history="1">
+        <w:hyperlink r:id="rId42" w:history="1">
           <w:r>
             <w:rPr>
               <w:rStyle w:val="Hyperlink"/>
@@ -6946,7 +6853,7 @@
           <w:sz w:val="24"/>
           <w:u w:val="single"/>
         </w:rPr>
-        <w:hyperlink r:id="rId41" w:history="1">
+        <w:hyperlink r:id="rId42" w:history="1">
           <w:r>
             <w:rPr>
               <w:rStyle w:val="Hyperlink"/>
@@ -6974,7 +6881,7 @@
           <w:sz w:val="24"/>
           <w:u w:val="single"/>
         </w:rPr>
-        <w:hyperlink r:id="rId41" w:history="1">
+        <w:hyperlink r:id="rId43" w:history="1">
           <w:r>
             <w:rPr>
               <w:rStyle w:val="Hyperlink"/>
@@ -6992,7 +6899,7 @@
           <w:sz w:val="24"/>
           <w:u w:val="single"/>
         </w:rPr>
-        <w:hyperlink r:id="rId41" w:history="1">
+        <w:hyperlink r:id="rId42" w:history="1">
           <w:r>
             <w:rPr>
               <w:rStyle w:val="Hyperlink"/>
@@ -7021,7 +6928,7 @@
           <w:sz w:val="24"/>
           <w:u w:val="single"/>
         </w:rPr>
-        <w:hyperlink r:id="rId41" w:history="1">
+        <w:hyperlink r:id="rId42" w:history="1">
           <w:r>
             <w:rPr>
               <w:rStyle w:val="Hyperlink"/>
@@ -7038,7 +6945,14 @@
           <w:color w:val="000000"/>
           <w:sz w:val="24"/>
         </w:rPr>
-        <w:t xml:space="preserve">, </w:t>
+        <w:hyperlink r:id="rId42" w:history="1">
+          <w:r>
+            <w:rPr>
+              <w:rStyle w:val="Hyperlink"/>
+            </w:rPr>
+            <w:t xml:space="preserve">, </w:t>
+          </w:r>
+        </w:hyperlink>
       </w:r>
       <w:r>
         <w:rPr>
@@ -7049,7 +6963,7 @@
           <w:sz w:val="24"/>
           <w:u w:val="single"/>
         </w:rPr>
-        <w:hyperlink r:id="rId41" w:history="1">
+        <w:hyperlink r:id="rId42" w:history="1">
           <w:r>
             <w:rPr>
               <w:rStyle w:val="Hyperlink"/>
@@ -7078,7 +6992,7 @@
           <w:sz w:val="24"/>
           <w:u w:val="single"/>
         </w:rPr>
-        <w:hyperlink r:id="rId41" w:history="1">
+        <w:hyperlink r:id="rId42" w:history="1">
           <w:r>
             <w:rPr>
               <w:rStyle w:val="Hyperlink"/>

--- a/EXPORTS/DOCX/published/niveau3/English/KKZ.docx
+++ b/EXPORTS/DOCX/published/niveau3/English/KKZ.docx
@@ -226,28 +226,7 @@
           <w:color w:val="000000"/>
           <w:sz w:val="24"/>
         </w:rPr>
-        <w:t>. The museum took the form of a cabinet of curiosities and its collection co</w:t>
-      </w:r>
-      <w:r>
-        <w:rPr>
-          <w:u w:val="single" w:color="0000ff"/>
-          <w:rFonts w:ascii="Charis SIL Regular" w:hAnsi="Charis SIL Regular" w:eastAsia="Charis SIL Regular"/>
-          <w:b w:val="0"/>
-          <w:i w:val="0"/>
-          <w:color w:val="000000"/>
-          <w:sz w:val="24"/>
-        </w:rPr>
-        <w:t>mpri</w:t>
-      </w:r>
-      <w:r>
-        <w:rPr>
-          <w:rFonts w:ascii="Charis SIL Regular" w:hAnsi="Charis SIL Regular" w:eastAsia="Charis SIL Regular"/>
-          <w:b w:val="0"/>
-          <w:i w:val="0"/>
-          <w:color w:val="000000"/>
-          <w:sz w:val="24"/>
-        </w:rPr>
-        <w:t xml:space="preserve">sed a </w:t>
+        <w:t xml:space="preserve">. The museum took the form of a cabinet of curiosities and its collection comprised a </w:t>
       </w:r>
       <w:r>
         <w:rPr>
@@ -1538,7 +1517,43 @@
           <w:sz w:val="24"/>
           <w:u w:val="single"/>
         </w:rPr>
-        <w:t>jksmuseum Amsterdam</w:t>
+        <w:hyperlink r:id="rId15" w:history="1">
+          <w:r>
+            <w:rPr>
+              <w:rStyle w:val="Hyperlink"/>
+            </w:rPr>
+            <w:t>jksmuseum</w:t>
+          </w:r>
+        </w:hyperlink>
+      </w:r>
+      <w:r>
+        <w:rPr>
+          <w:rFonts w:ascii="Charis SIL Regular" w:hAnsi="Charis SIL Regular" w:eastAsia="Charis SIL Regular"/>
+          <w:b w:val="0"/>
+          <w:i w:val="0"/>
+          <w:color w:val="0000FF"/>
+          <w:sz w:val="24"/>
+          <w:u w:val="single"/>
+        </w:rPr>
+        <w:t xml:space="preserve"> </w:t>
+      </w:r>
+      <w:r>
+        <w:rPr>
+          <w:rFonts w:ascii="Charis SIL Regular" w:hAnsi="Charis SIL Regular" w:eastAsia="Charis SIL Regular"/>
+          <w:b w:val="0"/>
+          <w:i w:val="0"/>
+          <w:color w:val="0000FF"/>
+          <w:sz w:val="24"/>
+          <w:u w:val="single"/>
+        </w:rPr>
+        <w:hyperlink r:id="rId15" w:history="1">
+          <w:r>
+            <w:rPr>
+              <w:rStyle w:val="Hyperlink"/>
+            </w:rPr>
+            <w:t>Amsterdam</w:t>
+          </w:r>
+        </w:hyperlink>
       </w:r>
       <w:r>
         <w:rPr>
@@ -1722,7 +1737,6 @@
           <w:i w:val="0"/>
           <w:color w:val="0000FF"/>
           <w:sz w:val="24"/>
-          <w:u w:val="single"/>
         </w:rPr>
         <w:hyperlink r:id="rId16" w:history="1">
           <w:r>
@@ -1771,7 +1785,7 @@
           <w:sz w:val="24"/>
           <w:u w:val="single"/>
         </w:rPr>
-        <w:hyperlink r:id="rId16" w:history="1">
+        <w:hyperlink r:id="rId15" w:history="1">
           <w:r>
             <w:rPr>
               <w:rStyle w:val="Hyperlink"/>
@@ -1800,7 +1814,7 @@
           <w:sz w:val="24"/>
           <w:u w:val="single"/>
         </w:rPr>
-        <w:hyperlink r:id="rId16" w:history="1">
+        <w:hyperlink r:id="rId15" w:history="1">
           <w:r>
             <w:rPr>
               <w:rStyle w:val="Hyperlink"/>
@@ -1836,7 +1850,7 @@
           <w:sz w:val="24"/>
           <w:u w:val="single"/>
         </w:rPr>
-        <w:hyperlink r:id="rId16" w:history="1">
+        <w:hyperlink r:id="rId15" w:history="1">
           <w:r>
             <w:rPr>
               <w:rStyle w:val="Hyperlink"/>
@@ -1872,7 +1886,7 @@
           <w:sz w:val="24"/>
           <w:u w:val="single"/>
         </w:rPr>
-        <w:hyperlink r:id="rId17" w:history="1">
+        <w:hyperlink r:id="rId15" w:history="1">
           <w:r>
             <w:rPr>
               <w:rStyle w:val="Hyperlink"/>
@@ -2053,7 +2067,14 @@
           <w:sz w:val="24"/>
           <w:u w:val="single"/>
         </w:rPr>
-        <w:t>Ges</w:t>
+        <w:hyperlink r:id="rId17" w:history="1">
+          <w:r>
+            <w:rPr>
+              <w:rStyle w:val="Hyperlink"/>
+            </w:rPr>
+            <w:t>Ges</w:t>
+          </w:r>
+        </w:hyperlink>
       </w:r>
       <w:r>
         <w:rPr>
@@ -2111,6 +2132,240 @@
           <w:sz w:val="24"/>
           <w:u w:val="single"/>
         </w:rPr>
+        <w:hyperlink r:id="rId16" w:history="1">
+          <w:r>
+            <w:rPr>
+              <w:rStyle w:val="Hyperlink"/>
+            </w:rPr>
+            <w:t>e</w:t>
+          </w:r>
+        </w:hyperlink>
+      </w:r>
+      <w:r>
+        <w:rPr>
+          <w:rFonts w:ascii="Charis SIL Regular" w:hAnsi="Charis SIL Regular" w:eastAsia="Charis SIL Regular"/>
+          <w:b w:val="0"/>
+          <w:i w:val="0"/>
+          <w:color w:val="0000FF"/>
+          <w:sz w:val="24"/>
+          <w:u w:val="single"/>
+        </w:rPr>
+        <w:hyperlink r:id="rId16" w:history="1">
+          <w:r>
+            <w:rPr>
+              <w:rStyle w:val="Hyperlink"/>
+            </w:rPr>
+            <w:t>nen</w:t>
+          </w:r>
+        </w:hyperlink>
+      </w:r>
+      <w:r>
+        <w:rPr>
+          <w:u w:val="single" w:color="0000ff"/>
+          <w:rFonts w:ascii="Charis SIL Regular" w:hAnsi="Charis SIL Regular" w:eastAsia="Charis SIL Regular"/>
+          <w:b w:val="0"/>
+          <w:i w:val="0"/>
+          <w:color w:val="000000"/>
+          <w:sz w:val="24"/>
+        </w:rPr>
+        <w:hyperlink r:id="rId16" w:history="1">
+          <w:r>
+            <w:rPr>
+              <w:rStyle w:val="Hyperlink"/>
+            </w:rPr>
+            <w:t>, the</w:t>
+          </w:r>
+        </w:hyperlink>
+      </w:r>
+      <w:r>
+        <w:rPr>
+          <w:rFonts w:ascii="Charis SIL Regular" w:hAnsi="Charis SIL Regular" w:eastAsia="Charis SIL Regular"/>
+          <w:b w:val="0"/>
+          <w:i w:val="0"/>
+          <w:color w:val="000000"/>
+          <w:sz w:val="24"/>
+        </w:rPr>
+        <w:t xml:space="preserve"> </w:t>
+      </w:r>
+      <w:r>
+        <w:rPr>
+          <w:rFonts w:ascii="Charis SIL Regular" w:hAnsi="Charis SIL Regular" w:eastAsia="Charis SIL Regular"/>
+          <w:b w:val="0"/>
+          <w:i w:val="0"/>
+          <w:color w:val="0000FF"/>
+          <w:sz w:val="24"/>
+          <w:u w:val="single"/>
+        </w:rPr>
+        <w:hyperlink r:id="rId16" w:history="1">
+          <w:r>
+            <w:rPr>
+              <w:rStyle w:val="Hyperlink"/>
+            </w:rPr>
+            <w:t>Ri</w:t>
+          </w:r>
+        </w:hyperlink>
+      </w:r>
+      <w:r>
+        <w:rPr>
+          <w:rFonts w:ascii="Charis SIL Regular" w:hAnsi="Charis SIL Regular" w:eastAsia="Charis SIL Regular"/>
+          <w:b w:val="0"/>
+          <w:i w:val="0"/>
+          <w:color w:val="0000FF"/>
+          <w:sz w:val="24"/>
+          <w:u w:val="single"/>
+        </w:rPr>
+        <w:hyperlink r:id="rId16" w:history="1">
+          <w:r>
+            <w:rPr>
+              <w:rStyle w:val="Hyperlink"/>
+            </w:rPr>
+            <w:t>j</w:t>
+          </w:r>
+        </w:hyperlink>
+      </w:r>
+      <w:r>
+        <w:rPr>
+          <w:rFonts w:ascii="Charis SIL Regular" w:hAnsi="Charis SIL Regular" w:eastAsia="Charis SIL Regular"/>
+          <w:b w:val="0"/>
+          <w:i w:val="0"/>
+          <w:color w:val="0000FF"/>
+          <w:sz w:val="24"/>
+          <w:u w:val="single"/>
+        </w:rPr>
+        <w:hyperlink r:id="rId16" w:history="1">
+          <w:r>
+            <w:rPr>
+              <w:rStyle w:val="Hyperlink"/>
+            </w:rPr>
+            <w:t>ksmuseum</w:t>
+          </w:r>
+        </w:hyperlink>
+      </w:r>
+      <w:r>
+        <w:rPr>
+          <w:rFonts w:ascii="Charis SIL Regular" w:hAnsi="Charis SIL Regular" w:eastAsia="Charis SIL Regular"/>
+          <w:b w:val="0"/>
+          <w:i w:val="0"/>
+          <w:color w:val="0000FF"/>
+          <w:sz w:val="24"/>
+          <w:u w:val="single"/>
+        </w:rPr>
+        <w:t xml:space="preserve"> </w:t>
+      </w:r>
+      <w:r>
+        <w:rPr>
+          <w:rFonts w:ascii="Charis SIL Regular" w:hAnsi="Charis SIL Regular" w:eastAsia="Charis SIL Regular"/>
+          <w:b w:val="0"/>
+          <w:i w:val="0"/>
+          <w:color w:val="0000FF"/>
+          <w:sz w:val="24"/>
+          <w:u w:val="single"/>
+        </w:rPr>
+        <w:hyperlink r:id="rId18" w:history="1">
+          <w:r>
+            <w:rPr>
+              <w:rStyle w:val="Hyperlink"/>
+            </w:rPr>
+            <w:t>van</w:t>
+          </w:r>
+        </w:hyperlink>
+      </w:r>
+      <w:r>
+        <w:rPr>
+          <w:rFonts w:ascii="Charis SIL Regular" w:hAnsi="Charis SIL Regular" w:eastAsia="Charis SIL Regular"/>
+          <w:b w:val="0"/>
+          <w:i w:val="0"/>
+          <w:color w:val="0000FF"/>
+          <w:sz w:val="24"/>
+          <w:u w:val="single"/>
+        </w:rPr>
+        <w:t xml:space="preserve"> </w:t>
+      </w:r>
+      <w:r>
+        <w:rPr>
+          <w:rFonts w:ascii="Charis SIL Regular" w:hAnsi="Charis SIL Regular" w:eastAsia="Charis SIL Regular"/>
+          <w:b w:val="0"/>
+          <w:i w:val="0"/>
+          <w:color w:val="0000FF"/>
+          <w:sz w:val="24"/>
+          <w:u w:val="single"/>
+        </w:rPr>
+        <w:hyperlink r:id="rId17" w:history="1">
+          <w:r>
+            <w:rPr>
+              <w:rStyle w:val="Hyperlink"/>
+            </w:rPr>
+            <w:t>Natuurlijke</w:t>
+          </w:r>
+        </w:hyperlink>
+      </w:r>
+      <w:r>
+        <w:rPr>
+          <w:rFonts w:ascii="Charis SIL Regular" w:hAnsi="Charis SIL Regular" w:eastAsia="Charis SIL Regular"/>
+          <w:b w:val="0"/>
+          <w:i w:val="0"/>
+          <w:color w:val="0000FF"/>
+          <w:sz w:val="24"/>
+          <w:u w:val="single"/>
+        </w:rPr>
+        <w:t xml:space="preserve"> </w:t>
+      </w:r>
+      <w:r>
+        <w:rPr>
+          <w:rFonts w:ascii="Charis SIL Regular" w:hAnsi="Charis SIL Regular" w:eastAsia="Charis SIL Regular"/>
+          <w:b w:val="0"/>
+          <w:i w:val="0"/>
+          <w:color w:val="0000FF"/>
+          <w:sz w:val="24"/>
+          <w:u w:val="single"/>
+        </w:rPr>
+        <w:hyperlink r:id="rId17" w:history="1">
+          <w:r>
+            <w:rPr>
+              <w:rStyle w:val="Hyperlink"/>
+            </w:rPr>
+            <w:t>Histori</w:t>
+          </w:r>
+        </w:hyperlink>
+      </w:r>
+      <w:r>
+        <w:rPr>
+          <w:rFonts w:ascii="Charis SIL Regular" w:hAnsi="Charis SIL Regular" w:eastAsia="Charis SIL Regular"/>
+          <w:b w:val="0"/>
+          <w:i w:val="0"/>
+          <w:color w:val="0000FF"/>
+          <w:sz w:val="24"/>
+          <w:u w:val="single"/>
+        </w:rPr>
+        <w:t>e</w:t>
+      </w:r>
+      <w:r>
+        <w:rPr>
+          <w:u w:val="single" w:color="0000ff"/>
+          <w:rFonts w:ascii="Charis SIL Regular" w:hAnsi="Charis SIL Regular" w:eastAsia="Charis SIL Regular"/>
+          <w:b w:val="0"/>
+          <w:i w:val="0"/>
+          <w:color w:val="000000"/>
+          <w:sz w:val="24"/>
+        </w:rPr>
+        <w:hyperlink r:id="rId17" w:history="1">
+          <w:r>
+            <w:rPr>
+              <w:rStyle w:val="Hyperlink"/>
+            </w:rPr>
+            <w:t>, th</w:t>
+          </w:r>
+        </w:hyperlink>
+      </w:r>
+      <w:r>
+        <w:rPr>
+          <w:u w:val="single" w:color="0000ff"/>
+          <w:rFonts w:ascii="Charis SIL Regular" w:hAnsi="Charis SIL Regular" w:eastAsia="Charis SIL Regular"/>
+          <w:b w:val="0"/>
+          <w:i w:val="0"/>
+          <w:color w:val="000000"/>
+          <w:sz w:val="24"/>
+        </w:rPr>
         <w:hyperlink r:id="rId17" w:history="1">
           <w:r>
             <w:rPr>
@@ -2125,6 +2380,16 @@
           <w:rFonts w:ascii="Charis SIL Regular" w:hAnsi="Charis SIL Regular" w:eastAsia="Charis SIL Regular"/>
           <w:b w:val="0"/>
           <w:i w:val="0"/>
+          <w:color w:val="000000"/>
+          <w:sz w:val="24"/>
+        </w:rPr>
+        <w:t xml:space="preserve"> </w:t>
+      </w:r>
+      <w:r>
+        <w:rPr>
+          <w:rFonts w:ascii="Charis SIL Regular" w:hAnsi="Charis SIL Regular" w:eastAsia="Charis SIL Regular"/>
+          <w:b w:val="0"/>
+          <w:i w:val="0"/>
           <w:color w:val="0000FF"/>
           <w:sz w:val="24"/>
           <w:u w:val="single"/>
@@ -2134,7 +2399,7 @@
             <w:rPr>
               <w:rStyle w:val="Hyperlink"/>
             </w:rPr>
-            <w:t>nen</w:t>
+            <w:t>Rijksm</w:t>
           </w:r>
         </w:hyperlink>
       </w:r>
@@ -2143,26 +2408,16 @@
           <w:rFonts w:ascii="Charis SIL Regular" w:hAnsi="Charis SIL Regular" w:eastAsia="Charis SIL Regular"/>
           <w:b w:val="0"/>
           <w:i w:val="0"/>
-          <w:color w:val="000000"/>
-          <w:sz w:val="24"/>
-        </w:rPr>
-        <w:t xml:space="preserve">, the </w:t>
-      </w:r>
-      <w:r>
-        <w:rPr>
-          <w:rFonts w:ascii="Charis SIL Regular" w:hAnsi="Charis SIL Regular" w:eastAsia="Charis SIL Regular"/>
-          <w:b w:val="0"/>
-          <w:i w:val="0"/>
           <w:color w:val="0000FF"/>
           <w:sz w:val="24"/>
           <w:u w:val="single"/>
         </w:rPr>
-        <w:hyperlink r:id="rId16" w:history="1">
+        <w:hyperlink r:id="rId17" w:history="1">
           <w:r>
             <w:rPr>
               <w:rStyle w:val="Hyperlink"/>
             </w:rPr>
-            <w:t>Ri</w:t>
+            <w:t>u</w:t>
           </w:r>
         </w:hyperlink>
       </w:r>
@@ -2175,12 +2430,12 @@
           <w:sz w:val="24"/>
           <w:u w:val="single"/>
         </w:rPr>
-        <w:hyperlink r:id="rId16" w:history="1">
+        <w:hyperlink r:id="rId17" w:history="1">
           <w:r>
             <w:rPr>
               <w:rStyle w:val="Hyperlink"/>
             </w:rPr>
-            <w:t>j</w:t>
+            <w:t>seum</w:t>
           </w:r>
         </w:hyperlink>
       </w:r>
@@ -2193,14 +2448,7 @@
           <w:sz w:val="24"/>
           <w:u w:val="single"/>
         </w:rPr>
-        <w:hyperlink r:id="rId16" w:history="1">
-          <w:r>
-            <w:rPr>
-              <w:rStyle w:val="Hyperlink"/>
-            </w:rPr>
-            <w:t>ksmuseum</w:t>
-          </w:r>
-        </w:hyperlink>
+        <w:t xml:space="preserve"> </w:t>
       </w:r>
       <w:r>
         <w:rPr>
@@ -2211,18 +2459,7 @@
           <w:sz w:val="24"/>
           <w:u w:val="single"/>
         </w:rPr>
-        <w:t xml:space="preserve"> </w:t>
-      </w:r>
-      <w:r>
-        <w:rPr>
-          <w:rFonts w:ascii="Charis SIL Regular" w:hAnsi="Charis SIL Regular" w:eastAsia="Charis SIL Regular"/>
-          <w:b w:val="0"/>
-          <w:i w:val="0"/>
-          <w:color w:val="0000FF"/>
-          <w:sz w:val="24"/>
-          <w:u w:val="single"/>
-        </w:rPr>
-        <w:hyperlink r:id="rId18" w:history="1">
+        <w:hyperlink r:id="rId17" w:history="1">
           <w:r>
             <w:rPr>
               <w:rStyle w:val="Hyperlink"/>
@@ -2249,213 +2486,19 @@
           <w:i w:val="0"/>
           <w:color w:val="0000FF"/>
           <w:sz w:val="24"/>
+        </w:rPr>
+        <w:t>G</w:t>
+      </w:r>
+      <w:r>
+        <w:rPr>
+          <w:rFonts w:ascii="Charis SIL Regular" w:hAnsi="Charis SIL Regular" w:eastAsia="Charis SIL Regular"/>
+          <w:b w:val="0"/>
+          <w:i w:val="0"/>
+          <w:color w:val="0000FF"/>
+          <w:sz w:val="24"/>
           <w:u w:val="single"/>
         </w:rPr>
-        <w:hyperlink r:id="rId18" w:history="1">
-          <w:r>
-            <w:rPr>
-              <w:rStyle w:val="Hyperlink"/>
-            </w:rPr>
-            <w:t>Natuurlijke</w:t>
-          </w:r>
-        </w:hyperlink>
-      </w:r>
-      <w:r>
-        <w:rPr>
-          <w:rFonts w:ascii="Charis SIL Regular" w:hAnsi="Charis SIL Regular" w:eastAsia="Charis SIL Regular"/>
-          <w:b w:val="0"/>
-          <w:i w:val="0"/>
-          <w:color w:val="0000FF"/>
-          <w:sz w:val="24"/>
-          <w:u w:val="single"/>
-        </w:rPr>
-        <w:t xml:space="preserve"> </w:t>
-      </w:r>
-      <w:r>
-        <w:rPr>
-          <w:rFonts w:ascii="Charis SIL Regular" w:hAnsi="Charis SIL Regular" w:eastAsia="Charis SIL Regular"/>
-          <w:b w:val="0"/>
-          <w:i w:val="0"/>
-          <w:color w:val="0000FF"/>
-          <w:sz w:val="24"/>
-          <w:u w:val="single"/>
-        </w:rPr>
-        <w:hyperlink r:id="rId18" w:history="1">
-          <w:r>
-            <w:rPr>
-              <w:rStyle w:val="Hyperlink"/>
-            </w:rPr>
-            <w:t>Historie</w:t>
-          </w:r>
-        </w:hyperlink>
-      </w:r>
-      <w:r>
-        <w:rPr>
-          <w:u w:val="single" w:color="0000ff"/>
-          <w:rFonts w:ascii="Charis SIL Regular" w:hAnsi="Charis SIL Regular" w:eastAsia="Charis SIL Regular"/>
-          <w:b w:val="0"/>
-          <w:i w:val="0"/>
-          <w:color w:val="000000"/>
-          <w:sz w:val="24"/>
-        </w:rPr>
         <w:hyperlink r:id="rId17" w:history="1">
-          <w:r>
-            <w:rPr>
-              <w:rStyle w:val="Hyperlink"/>
-            </w:rPr>
-            <w:t>, th</w:t>
-          </w:r>
-        </w:hyperlink>
-      </w:r>
-      <w:r>
-        <w:rPr>
-          <w:u w:val="single" w:color="0000ff"/>
-          <w:rFonts w:ascii="Charis SIL Regular" w:hAnsi="Charis SIL Regular" w:eastAsia="Charis SIL Regular"/>
-          <w:b w:val="0"/>
-          <w:i w:val="0"/>
-          <w:color w:val="000000"/>
-          <w:sz w:val="24"/>
-        </w:rPr>
-        <w:hyperlink r:id="rId17" w:history="1">
-          <w:r>
-            <w:rPr>
-              <w:rStyle w:val="Hyperlink"/>
-            </w:rPr>
-            <w:t>e</w:t>
-          </w:r>
-        </w:hyperlink>
-      </w:r>
-      <w:r>
-        <w:rPr>
-          <w:rFonts w:ascii="Charis SIL Regular" w:hAnsi="Charis SIL Regular" w:eastAsia="Charis SIL Regular"/>
-          <w:b w:val="0"/>
-          <w:i w:val="0"/>
-          <w:color w:val="000000"/>
-          <w:sz w:val="24"/>
-        </w:rPr>
-        <w:t xml:space="preserve"> </w:t>
-      </w:r>
-      <w:r>
-        <w:rPr>
-          <w:rFonts w:ascii="Charis SIL Regular" w:hAnsi="Charis SIL Regular" w:eastAsia="Charis SIL Regular"/>
-          <w:b w:val="0"/>
-          <w:i w:val="0"/>
-          <w:color w:val="0000FF"/>
-          <w:sz w:val="24"/>
-          <w:u w:val="single"/>
-        </w:rPr>
-        <w:hyperlink r:id="rId19" w:history="1">
-          <w:r>
-            <w:rPr>
-              <w:rStyle w:val="Hyperlink"/>
-            </w:rPr>
-            <w:t>Rijksm</w:t>
-          </w:r>
-        </w:hyperlink>
-      </w:r>
-      <w:r>
-        <w:rPr>
-          <w:rFonts w:ascii="Charis SIL Regular" w:hAnsi="Charis SIL Regular" w:eastAsia="Charis SIL Regular"/>
-          <w:b w:val="0"/>
-          <w:i w:val="0"/>
-          <w:color w:val="0000FF"/>
-          <w:sz w:val="24"/>
-          <w:u w:val="single"/>
-        </w:rPr>
-        <w:hyperlink r:id="rId19" w:history="1">
-          <w:r>
-            <w:rPr>
-              <w:rStyle w:val="Hyperlink"/>
-            </w:rPr>
-            <w:t>u</w:t>
-          </w:r>
-        </w:hyperlink>
-      </w:r>
-      <w:r>
-        <w:rPr>
-          <w:rFonts w:ascii="Charis SIL Regular" w:hAnsi="Charis SIL Regular" w:eastAsia="Charis SIL Regular"/>
-          <w:b w:val="0"/>
-          <w:i w:val="0"/>
-          <w:color w:val="0000FF"/>
-          <w:sz w:val="24"/>
-          <w:u w:val="single"/>
-        </w:rPr>
-        <w:hyperlink r:id="rId19" w:history="1">
-          <w:r>
-            <w:rPr>
-              <w:rStyle w:val="Hyperlink"/>
-            </w:rPr>
-            <w:t>seum</w:t>
-          </w:r>
-        </w:hyperlink>
-      </w:r>
-      <w:r>
-        <w:rPr>
-          <w:rFonts w:ascii="Charis SIL Regular" w:hAnsi="Charis SIL Regular" w:eastAsia="Charis SIL Regular"/>
-          <w:b w:val="0"/>
-          <w:i w:val="0"/>
-          <w:color w:val="0000FF"/>
-          <w:sz w:val="24"/>
-          <w:u w:val="single"/>
-        </w:rPr>
-        <w:t xml:space="preserve"> </w:t>
-      </w:r>
-      <w:r>
-        <w:rPr>
-          <w:rFonts w:ascii="Charis SIL Regular" w:hAnsi="Charis SIL Regular" w:eastAsia="Charis SIL Regular"/>
-          <w:b w:val="0"/>
-          <w:i w:val="0"/>
-          <w:color w:val="0000FF"/>
-          <w:sz w:val="24"/>
-          <w:u w:val="single"/>
-        </w:rPr>
-        <w:hyperlink r:id="rId19" w:history="1">
-          <w:r>
-            <w:rPr>
-              <w:rStyle w:val="Hyperlink"/>
-            </w:rPr>
-            <w:t>van</w:t>
-          </w:r>
-        </w:hyperlink>
-      </w:r>
-      <w:r>
-        <w:rPr>
-          <w:rFonts w:ascii="Charis SIL Regular" w:hAnsi="Charis SIL Regular" w:eastAsia="Charis SIL Regular"/>
-          <w:b w:val="0"/>
-          <w:i w:val="0"/>
-          <w:color w:val="0000FF"/>
-          <w:sz w:val="24"/>
-          <w:u w:val="single"/>
-        </w:rPr>
-        <w:t xml:space="preserve"> </w:t>
-      </w:r>
-      <w:r>
-        <w:rPr>
-          <w:rFonts w:ascii="Charis SIL Regular" w:hAnsi="Charis SIL Regular" w:eastAsia="Charis SIL Regular"/>
-          <w:b w:val="0"/>
-          <w:i w:val="0"/>
-          <w:color w:val="0000FF"/>
-          <w:sz w:val="24"/>
-        </w:rPr>
-        <w:hyperlink r:id="rId19" w:history="1">
-          <w:r>
-            <w:rPr>
-              <w:rStyle w:val="Hyperlink"/>
-            </w:rPr>
-            <w:t>G</w:t>
-          </w:r>
-        </w:hyperlink>
-      </w:r>
-      <w:r>
-        <w:rPr>
-          <w:rFonts w:ascii="Charis SIL Regular" w:hAnsi="Charis SIL Regular" w:eastAsia="Charis SIL Regular"/>
-          <w:b w:val="0"/>
-          <w:i w:val="0"/>
-          <w:color w:val="0000FF"/>
-          <w:sz w:val="24"/>
-          <w:u w:val="single"/>
-        </w:rPr>
-        <w:hyperlink r:id="rId19" w:history="1">
           <w:r>
             <w:rPr>
               <w:rStyle w:val="Hyperlink"/>
@@ -2520,7 +2563,7 @@
           <w:sz w:val="24"/>
           <w:u w:val="single"/>
         </w:rPr>
-        <w:hyperlink r:id="rId19" w:history="1">
+        <w:hyperlink r:id="rId17" w:history="1">
           <w:r>
             <w:rPr>
               <w:rStyle w:val="Hyperlink"/>
@@ -2538,7 +2581,7 @@
           <w:sz w:val="24"/>
           <w:u w:val="single"/>
         </w:rPr>
-        <w:hyperlink r:id="rId19" w:history="1">
+        <w:hyperlink r:id="rId17" w:history="1">
           <w:r>
             <w:rPr>
               <w:rStyle w:val="Hyperlink"/>
@@ -2584,7 +2627,14 @@
           <w:color w:val="000000"/>
           <w:sz w:val="24"/>
         </w:rPr>
-        <w:t xml:space="preserve">e </w:t>
+        <w:hyperlink r:id="rId18" w:history="1">
+          <w:r>
+            <w:rPr>
+              <w:rStyle w:val="Hyperlink"/>
+            </w:rPr>
+            <w:t xml:space="preserve">e </w:t>
+          </w:r>
+        </w:hyperlink>
       </w:r>
       <w:r>
         <w:rPr>
@@ -2595,7 +2645,7 @@
           <w:sz w:val="24"/>
           <w:u w:val="single"/>
         </w:rPr>
-        <w:hyperlink r:id="rId20" w:history="1">
+        <w:hyperlink r:id="rId18" w:history="1">
           <w:r>
             <w:rPr>
               <w:rStyle w:val="Hyperlink"/>
@@ -2613,7 +2663,7 @@
           <w:sz w:val="24"/>
           <w:u w:val="single"/>
         </w:rPr>
-        <w:hyperlink r:id="rId20" w:history="1">
+        <w:hyperlink r:id="rId18" w:history="1">
           <w:r>
             <w:rPr>
               <w:rStyle w:val="Hyperlink"/>
@@ -2631,7 +2681,7 @@
           <w:sz w:val="24"/>
           <w:u w:val="single"/>
         </w:rPr>
-        <w:hyperlink r:id="rId20" w:history="1">
+        <w:hyperlink r:id="rId18" w:history="1">
           <w:r>
             <w:rPr>
               <w:rStyle w:val="Hyperlink"/>
@@ -2642,6 +2692,7 @@
       </w:r>
       <w:r>
         <w:rPr>
+          <w:u w:val="single" w:color="0000ff"/>
           <w:rFonts w:ascii="Charis SIL Regular" w:hAnsi="Charis SIL Regular" w:eastAsia="Charis SIL Regular"/>
           <w:b w:val="0"/>
           <w:i w:val="0"/>
@@ -2699,12 +2750,137 @@
           <w:sz w:val="24"/>
           <w:u w:val="single"/>
         </w:rPr>
+        <w:hyperlink r:id="rId20" w:history="1">
+          <w:r>
+            <w:rPr>
+              <w:rStyle w:val="Hyperlink"/>
+            </w:rPr>
+            <w:t>Reinier</w:t>
+          </w:r>
+        </w:hyperlink>
+      </w:r>
+      <w:r>
+        <w:rPr>
+          <w:rFonts w:ascii="Charis SIL Regular" w:hAnsi="Charis SIL Regular" w:eastAsia="Charis SIL Regular"/>
+          <w:b w:val="0"/>
+          <w:i w:val="0"/>
+          <w:color w:val="0000FF"/>
+          <w:sz w:val="24"/>
+          <w:u w:val="single"/>
+        </w:rPr>
+        <w:t xml:space="preserve"> </w:t>
+      </w:r>
+      <w:r>
+        <w:rPr>
+          <w:rFonts w:ascii="Charis SIL Regular" w:hAnsi="Charis SIL Regular" w:eastAsia="Charis SIL Regular"/>
+          <w:b w:val="0"/>
+          <w:i w:val="0"/>
+          <w:color w:val="0000FF"/>
+          <w:sz w:val="24"/>
+          <w:u w:val="single"/>
+        </w:rPr>
+        <w:hyperlink r:id="rId20" w:history="1">
+          <w:r>
+            <w:rPr>
+              <w:rStyle w:val="Hyperlink"/>
+            </w:rPr>
+            <w:t>van</w:t>
+          </w:r>
+        </w:hyperlink>
+      </w:r>
+      <w:r>
+        <w:rPr>
+          <w:rFonts w:ascii="Charis SIL Regular" w:hAnsi="Charis SIL Regular" w:eastAsia="Charis SIL Regular"/>
+          <w:b w:val="0"/>
+          <w:i w:val="0"/>
+          <w:color w:val="0000FF"/>
+          <w:sz w:val="24"/>
+          <w:u w:val="single"/>
+        </w:rPr>
+        <w:t xml:space="preserve"> </w:t>
+      </w:r>
+      <w:r>
+        <w:rPr>
+          <w:rFonts w:ascii="Charis SIL Regular" w:hAnsi="Charis SIL Regular" w:eastAsia="Charis SIL Regular"/>
+          <w:b w:val="0"/>
+          <w:i w:val="0"/>
+          <w:color w:val="0000FF"/>
+          <w:sz w:val="24"/>
+          <w:u w:val="single"/>
+        </w:rPr>
+        <w:hyperlink r:id="rId20" w:history="1">
+          <w:r>
+            <w:rPr>
+              <w:rStyle w:val="Hyperlink"/>
+            </w:rPr>
+            <w:t>de</w:t>
+          </w:r>
+        </w:hyperlink>
+      </w:r>
+      <w:r>
+        <w:rPr>
+          <w:rFonts w:ascii="Charis SIL Regular" w:hAnsi="Charis SIL Regular" w:eastAsia="Charis SIL Regular"/>
+          <w:b w:val="0"/>
+          <w:i w:val="0"/>
+          <w:color w:val="0000FF"/>
+          <w:sz w:val="24"/>
+          <w:u w:val="single"/>
+        </w:rPr>
+        <w:t xml:space="preserve"> </w:t>
+      </w:r>
+      <w:r>
+        <w:rPr>
+          <w:rFonts w:ascii="Charis SIL Regular" w:hAnsi="Charis SIL Regular" w:eastAsia="Charis SIL Regular"/>
+          <w:b w:val="0"/>
+          <w:i w:val="0"/>
+          <w:color w:val="0000FF"/>
+          <w:sz w:val="24"/>
+          <w:u w:val="single"/>
+        </w:rPr>
+        <w:hyperlink r:id="rId20" w:history="1">
+          <w:r>
+            <w:rPr>
+              <w:rStyle w:val="Hyperlink"/>
+            </w:rPr>
+            <w:t>Kasteele</w:t>
+          </w:r>
+        </w:hyperlink>
+      </w:r>
+      <w:r>
+        <w:rPr>
+          <w:rFonts w:ascii="Charis SIL Regular" w:hAnsi="Charis SIL Regular" w:eastAsia="Charis SIL Regular"/>
+          <w:b w:val="0"/>
+          <w:i w:val="0"/>
+          <w:color w:val="000000"/>
+          <w:sz w:val="24"/>
+        </w:rPr>
+        <w:t xml:space="preserve">, </w:t>
+      </w:r>
+      <w:r>
+        <w:rPr>
+          <w:rFonts w:ascii="Charis SIL Regular" w:hAnsi="Charis SIL Regular" w:eastAsia="Charis SIL Regular"/>
+          <w:b w:val="0"/>
+          <w:i w:val="0"/>
+          <w:color w:val="000000"/>
+          <w:sz w:val="24"/>
+        </w:rPr>
+        <w:t xml:space="preserve">disappeared after his son </w:t>
+      </w:r>
+      <w:r>
+        <w:rPr>
+          <w:rFonts w:ascii="Charis SIL Regular" w:hAnsi="Charis SIL Regular" w:eastAsia="Charis SIL Regular"/>
+          <w:b w:val="0"/>
+          <w:i w:val="0"/>
+          <w:color w:val="0000FF"/>
+          <w:sz w:val="24"/>
+          <w:u w:val="single"/>
+        </w:rPr>
         <w:hyperlink r:id="rId21" w:history="1">
           <w:r>
             <w:rPr>
               <w:rStyle w:val="Hyperlink"/>
             </w:rPr>
-            <w:t>Reinier</w:t>
+            <w:t>Abraham</w:t>
           </w:r>
         </w:hyperlink>
       </w:r>
@@ -2803,17 +2979,225 @@
           <w:color w:val="000000"/>
           <w:sz w:val="24"/>
         </w:rPr>
-        <w:t xml:space="preserve">, </w:t>
-      </w:r>
-      <w:r>
-        <w:rPr>
+        <w:t xml:space="preserve"> succeeded him</w:t>
+      </w:r>
+      <w:r>
+        <w:rPr>
+          <w:u w:val="single" w:color="0000ff"/>
           <w:rFonts w:ascii="Charis SIL Regular" w:hAnsi="Charis SIL Regular" w:eastAsia="Charis SIL Regular"/>
           <w:b w:val="0"/>
           <w:i w:val="0"/>
           <w:color w:val="000000"/>
           <w:sz w:val="24"/>
         </w:rPr>
-        <w:t xml:space="preserve">disappeared after his son </w:t>
+        <w:hyperlink r:id="rId20" w:history="1">
+          <w:r>
+            <w:rPr>
+              <w:rStyle w:val="Hyperlink"/>
+            </w:rPr>
+            <w:t xml:space="preserve"> in 184</w:t>
+          </w:r>
+        </w:hyperlink>
+      </w:r>
+      <w:r>
+        <w:rPr>
+          <w:u w:val="single" w:color="0000ff"/>
+          <w:rFonts w:ascii="Charis SIL Regular" w:hAnsi="Charis SIL Regular" w:eastAsia="Charis SIL Regular"/>
+          <w:b w:val="0"/>
+          <w:i w:val="0"/>
+          <w:color w:val="000000"/>
+          <w:sz w:val="24"/>
+        </w:rPr>
+        <w:hyperlink r:id="rId20" w:history="1">
+          <w:r>
+            <w:rPr>
+              <w:rStyle w:val="Hyperlink"/>
+            </w:rPr>
+            <w:t>0</w:t>
+          </w:r>
+        </w:hyperlink>
+      </w:r>
+      <w:r>
+        <w:rPr>
+          <w:u w:val="single" w:color="0000ff"/>
+          <w:rFonts w:ascii="Charis SIL Regular" w:hAnsi="Charis SIL Regular" w:eastAsia="Charis SIL Regular"/>
+          <w:b w:val="0"/>
+          <w:i w:val="0"/>
+          <w:color w:val="000000"/>
+          <w:sz w:val="24"/>
+        </w:rPr>
+        <w:hyperlink r:id="rId20" w:history="1">
+          <w:r>
+            <w:rPr>
+              <w:rStyle w:val="Hyperlink"/>
+            </w:rPr>
+            <w:t>. M</w:t>
+          </w:r>
+        </w:hyperlink>
+      </w:r>
+      <w:r>
+        <w:rPr>
+          <w:u w:val="single" w:color="0000ff"/>
+          <w:rFonts w:ascii="Charis SIL Regular" w:hAnsi="Charis SIL Regular" w:eastAsia="Charis SIL Regular"/>
+          <w:b w:val="0"/>
+          <w:i w:val="0"/>
+          <w:color w:val="000000"/>
+          <w:sz w:val="24"/>
+        </w:rPr>
+        <w:hyperlink r:id="rId20" w:history="1">
+          <w:r>
+            <w:rPr>
+              <w:rStyle w:val="Hyperlink"/>
+            </w:rPr>
+            <w:t>a</w:t>
+          </w:r>
+        </w:hyperlink>
+      </w:r>
+      <w:r>
+        <w:rPr>
+          <w:u w:val="single" w:color="0000ff"/>
+          <w:rFonts w:ascii="Charis SIL Regular" w:hAnsi="Charis SIL Regular" w:eastAsia="Charis SIL Regular"/>
+          <w:b w:val="0"/>
+          <w:i w:val="0"/>
+          <w:color w:val="000000"/>
+          <w:sz w:val="24"/>
+        </w:rPr>
+        <w:hyperlink r:id="rId20" w:history="1">
+          <w:r>
+            <w:rPr>
+              <w:rStyle w:val="Hyperlink"/>
+            </w:rPr>
+            <w:t>n</w:t>
+          </w:r>
+        </w:hyperlink>
+      </w:r>
+      <w:r>
+        <w:rPr>
+          <w:u w:val="single" w:color="0000ff"/>
+          <w:rFonts w:ascii="Charis SIL Regular" w:hAnsi="Charis SIL Regular" w:eastAsia="Charis SIL Regular"/>
+          <w:b w:val="0"/>
+          <w:i w:val="0"/>
+          <w:color w:val="000000"/>
+          <w:sz w:val="24"/>
+        </w:rPr>
+        <w:hyperlink r:id="rId20" w:history="1">
+          <w:r>
+            <w:rPr>
+              <w:rStyle w:val="Hyperlink"/>
+            </w:rPr>
+            <w:t>y</w:t>
+          </w:r>
+        </w:hyperlink>
+      </w:r>
+      <w:r>
+        <w:rPr>
+          <w:u w:val="single" w:color="0000ff"/>
+          <w:rFonts w:ascii="Charis SIL Regular" w:hAnsi="Charis SIL Regular" w:eastAsia="Charis SIL Regular"/>
+          <w:b w:val="0"/>
+          <w:i w:val="0"/>
+          <w:color w:val="000000"/>
+          <w:sz w:val="24"/>
+        </w:rPr>
+        <w:hyperlink r:id="rId20" w:history="1">
+          <w:r>
+            <w:rPr>
+              <w:rStyle w:val="Hyperlink"/>
+            </w:rPr>
+            <w:t xml:space="preserve"> objects </w:t>
+          </w:r>
+        </w:hyperlink>
+      </w:r>
+      <w:r>
+        <w:rPr>
+          <w:rFonts w:ascii="Charis SIL Regular" w:hAnsi="Charis SIL Regular" w:eastAsia="Charis SIL Regular"/>
+          <w:b w:val="0"/>
+          <w:i w:val="0"/>
+          <w:color w:val="000000"/>
+          <w:sz w:val="24"/>
+        </w:rPr>
+        <w:t>also went missing or were lost duri</w:t>
+      </w:r>
+      <w:r>
+        <w:rPr>
+          <w:u w:val="single" w:color="0000ff"/>
+          <w:rFonts w:ascii="Charis SIL Regular" w:hAnsi="Charis SIL Regular" w:eastAsia="Charis SIL Regular"/>
+          <w:b w:val="0"/>
+          <w:i w:val="0"/>
+          <w:color w:val="000000"/>
+          <w:sz w:val="24"/>
+        </w:rPr>
+        <w:hyperlink r:id="rId21" w:history="1">
+          <w:r>
+            <w:rPr>
+              <w:rStyle w:val="Hyperlink"/>
+            </w:rPr>
+            <w:t>ng t</w:t>
+          </w:r>
+        </w:hyperlink>
+      </w:r>
+      <w:r>
+        <w:rPr>
+          <w:u w:val="single" w:color="0000ff"/>
+          <w:rFonts w:ascii="Charis SIL Regular" w:hAnsi="Charis SIL Regular" w:eastAsia="Charis SIL Regular"/>
+          <w:b w:val="0"/>
+          <w:i w:val="0"/>
+          <w:color w:val="000000"/>
+          <w:sz w:val="24"/>
+        </w:rPr>
+        <w:hyperlink r:id="rId21" w:history="1">
+          <w:r>
+            <w:rPr>
+              <w:rStyle w:val="Hyperlink"/>
+            </w:rPr>
+            <w:t>h</w:t>
+          </w:r>
+        </w:hyperlink>
+      </w:r>
+      <w:r>
+        <w:rPr>
+          <w:u w:val="single" w:color="0000ff"/>
+          <w:rFonts w:ascii="Charis SIL Regular" w:hAnsi="Charis SIL Regular" w:eastAsia="Charis SIL Regular"/>
+          <w:b w:val="0"/>
+          <w:i w:val="0"/>
+          <w:color w:val="000000"/>
+          <w:sz w:val="24"/>
+        </w:rPr>
+        <w:hyperlink r:id="rId21" w:history="1">
+          <w:r>
+            <w:rPr>
+              <w:rStyle w:val="Hyperlink"/>
+            </w:rPr>
+            <w:t xml:space="preserve">is </w:t>
+          </w:r>
+        </w:hyperlink>
+      </w:r>
+      <w:r>
+        <w:rPr>
+          <w:u w:val="single" w:color="0000ff"/>
+          <w:rFonts w:ascii="Charis SIL Regular" w:hAnsi="Charis SIL Regular" w:eastAsia="Charis SIL Regular"/>
+          <w:b w:val="0"/>
+          <w:i w:val="0"/>
+          <w:color w:val="000000"/>
+          <w:sz w:val="24"/>
+        </w:rPr>
+        <w:hyperlink r:id="rId21" w:history="1">
+          <w:r>
+            <w:rPr>
+              <w:rStyle w:val="Hyperlink"/>
+            </w:rPr>
+            <w:t>time. Th</w:t>
+          </w:r>
+        </w:hyperlink>
+      </w:r>
+      <w:r>
+        <w:rPr>
+          <w:rFonts w:ascii="Charis SIL Regular" w:hAnsi="Charis SIL Regular" w:eastAsia="Charis SIL Regular"/>
+          <w:b w:val="0"/>
+          <w:i w:val="0"/>
+          <w:color w:val="000000"/>
+          <w:sz w:val="24"/>
+        </w:rPr>
+        <w:t xml:space="preserve">e third and final director </w:t>
       </w:r>
       <w:r>
         <w:rPr>
@@ -2829,7 +3213,7 @@
             <w:rPr>
               <w:rStyle w:val="Hyperlink"/>
             </w:rPr>
-            <w:t>Abraham</w:t>
+            <w:t>David</w:t>
           </w:r>
         </w:hyperlink>
       </w:r>
@@ -2887,339 +3271,6 @@
             <w:rPr>
               <w:rStyle w:val="Hyperlink"/>
             </w:rPr>
-            <w:t>de</w:t>
-          </w:r>
-        </w:hyperlink>
-      </w:r>
-      <w:r>
-        <w:rPr>
-          <w:rFonts w:ascii="Charis SIL Regular" w:hAnsi="Charis SIL Regular" w:eastAsia="Charis SIL Regular"/>
-          <w:b w:val="0"/>
-          <w:i w:val="0"/>
-          <w:color w:val="0000FF"/>
-          <w:sz w:val="24"/>
-          <w:u w:val="single"/>
-        </w:rPr>
-        <w:t xml:space="preserve"> </w:t>
-      </w:r>
-      <w:r>
-        <w:rPr>
-          <w:rFonts w:ascii="Charis SIL Regular" w:hAnsi="Charis SIL Regular" w:eastAsia="Charis SIL Regular"/>
-          <w:b w:val="0"/>
-          <w:i w:val="0"/>
-          <w:color w:val="0000FF"/>
-          <w:sz w:val="24"/>
-          <w:u w:val="single"/>
-        </w:rPr>
-        <w:hyperlink r:id="rId22" w:history="1">
-          <w:r>
-            <w:rPr>
-              <w:rStyle w:val="Hyperlink"/>
-            </w:rPr>
-            <w:t>Kasteele</w:t>
-          </w:r>
-        </w:hyperlink>
-      </w:r>
-      <w:r>
-        <w:rPr>
-          <w:rFonts w:ascii="Charis SIL Regular" w:hAnsi="Charis SIL Regular" w:eastAsia="Charis SIL Regular"/>
-          <w:b w:val="0"/>
-          <w:i w:val="0"/>
-          <w:color w:val="000000"/>
-          <w:sz w:val="24"/>
-        </w:rPr>
-        <w:t xml:space="preserve"> succeeded him</w:t>
-      </w:r>
-      <w:r>
-        <w:rPr>
-          <w:u w:val="single" w:color="0000ff"/>
-          <w:rFonts w:ascii="Charis SIL Regular" w:hAnsi="Charis SIL Regular" w:eastAsia="Charis SIL Regular"/>
-          <w:b w:val="0"/>
-          <w:i w:val="0"/>
-          <w:color w:val="000000"/>
-          <w:sz w:val="24"/>
-        </w:rPr>
-        <w:hyperlink r:id="rId21" w:history="1">
-          <w:r>
-            <w:rPr>
-              <w:rStyle w:val="Hyperlink"/>
-            </w:rPr>
-            <w:t xml:space="preserve"> in 184</w:t>
-          </w:r>
-        </w:hyperlink>
-      </w:r>
-      <w:r>
-        <w:rPr>
-          <w:u w:val="single" w:color="0000ff"/>
-          <w:rFonts w:ascii="Charis SIL Regular" w:hAnsi="Charis SIL Regular" w:eastAsia="Charis SIL Regular"/>
-          <w:b w:val="0"/>
-          <w:i w:val="0"/>
-          <w:color w:val="000000"/>
-          <w:sz w:val="24"/>
-        </w:rPr>
-        <w:hyperlink r:id="rId21" w:history="1">
-          <w:r>
-            <w:rPr>
-              <w:rStyle w:val="Hyperlink"/>
-            </w:rPr>
-            <w:t>0</w:t>
-          </w:r>
-        </w:hyperlink>
-      </w:r>
-      <w:r>
-        <w:rPr>
-          <w:u w:val="single" w:color="0000ff"/>
-          <w:rFonts w:ascii="Charis SIL Regular" w:hAnsi="Charis SIL Regular" w:eastAsia="Charis SIL Regular"/>
-          <w:b w:val="0"/>
-          <w:i w:val="0"/>
-          <w:color w:val="000000"/>
-          <w:sz w:val="24"/>
-        </w:rPr>
-        <w:hyperlink r:id="rId21" w:history="1">
-          <w:r>
-            <w:rPr>
-              <w:rStyle w:val="Hyperlink"/>
-            </w:rPr>
-            <w:t>. M</w:t>
-          </w:r>
-        </w:hyperlink>
-      </w:r>
-      <w:r>
-        <w:rPr>
-          <w:u w:val="single" w:color="0000ff"/>
-          <w:rFonts w:ascii="Charis SIL Regular" w:hAnsi="Charis SIL Regular" w:eastAsia="Charis SIL Regular"/>
-          <w:b w:val="0"/>
-          <w:i w:val="0"/>
-          <w:color w:val="000000"/>
-          <w:sz w:val="24"/>
-        </w:rPr>
-        <w:hyperlink r:id="rId21" w:history="1">
-          <w:r>
-            <w:rPr>
-              <w:rStyle w:val="Hyperlink"/>
-            </w:rPr>
-            <w:t>a</w:t>
-          </w:r>
-        </w:hyperlink>
-      </w:r>
-      <w:r>
-        <w:rPr>
-          <w:u w:val="single" w:color="0000ff"/>
-          <w:rFonts w:ascii="Charis SIL Regular" w:hAnsi="Charis SIL Regular" w:eastAsia="Charis SIL Regular"/>
-          <w:b w:val="0"/>
-          <w:i w:val="0"/>
-          <w:color w:val="000000"/>
-          <w:sz w:val="24"/>
-        </w:rPr>
-        <w:hyperlink r:id="rId21" w:history="1">
-          <w:r>
-            <w:rPr>
-              <w:rStyle w:val="Hyperlink"/>
-            </w:rPr>
-            <w:t>n</w:t>
-          </w:r>
-        </w:hyperlink>
-      </w:r>
-      <w:r>
-        <w:rPr>
-          <w:u w:val="single" w:color="0000ff"/>
-          <w:rFonts w:ascii="Charis SIL Regular" w:hAnsi="Charis SIL Regular" w:eastAsia="Charis SIL Regular"/>
-          <w:b w:val="0"/>
-          <w:i w:val="0"/>
-          <w:color w:val="000000"/>
-          <w:sz w:val="24"/>
-        </w:rPr>
-        <w:hyperlink r:id="rId21" w:history="1">
-          <w:r>
-            <w:rPr>
-              <w:rStyle w:val="Hyperlink"/>
-            </w:rPr>
-            <w:t>y</w:t>
-          </w:r>
-        </w:hyperlink>
-      </w:r>
-      <w:r>
-        <w:rPr>
-          <w:u w:val="single" w:color="0000ff"/>
-          <w:rFonts w:ascii="Charis SIL Regular" w:hAnsi="Charis SIL Regular" w:eastAsia="Charis SIL Regular"/>
-          <w:b w:val="0"/>
-          <w:i w:val="0"/>
-          <w:color w:val="000000"/>
-          <w:sz w:val="24"/>
-        </w:rPr>
-        <w:hyperlink r:id="rId21" w:history="1">
-          <w:r>
-            <w:rPr>
-              <w:rStyle w:val="Hyperlink"/>
-            </w:rPr>
-            <w:t xml:space="preserve"> objects </w:t>
-          </w:r>
-        </w:hyperlink>
-      </w:r>
-      <w:r>
-        <w:rPr>
-          <w:rFonts w:ascii="Charis SIL Regular" w:hAnsi="Charis SIL Regular" w:eastAsia="Charis SIL Regular"/>
-          <w:b w:val="0"/>
-          <w:i w:val="0"/>
-          <w:color w:val="000000"/>
-          <w:sz w:val="24"/>
-        </w:rPr>
-        <w:t>also went missing or were lost duri</w:t>
-      </w:r>
-      <w:r>
-        <w:rPr>
-          <w:u w:val="single" w:color="0000ff"/>
-          <w:rFonts w:ascii="Charis SIL Regular" w:hAnsi="Charis SIL Regular" w:eastAsia="Charis SIL Regular"/>
-          <w:b w:val="0"/>
-          <w:i w:val="0"/>
-          <w:color w:val="000000"/>
-          <w:sz w:val="24"/>
-        </w:rPr>
-        <w:hyperlink r:id="rId22" w:history="1">
-          <w:r>
-            <w:rPr>
-              <w:rStyle w:val="Hyperlink"/>
-            </w:rPr>
-            <w:t>ng t</w:t>
-          </w:r>
-        </w:hyperlink>
-      </w:r>
-      <w:r>
-        <w:rPr>
-          <w:u w:val="single" w:color="0000ff"/>
-          <w:rFonts w:ascii="Charis SIL Regular" w:hAnsi="Charis SIL Regular" w:eastAsia="Charis SIL Regular"/>
-          <w:b w:val="0"/>
-          <w:i w:val="0"/>
-          <w:color w:val="000000"/>
-          <w:sz w:val="24"/>
-        </w:rPr>
-        <w:hyperlink r:id="rId22" w:history="1">
-          <w:r>
-            <w:rPr>
-              <w:rStyle w:val="Hyperlink"/>
-            </w:rPr>
-            <w:t>h</w:t>
-          </w:r>
-        </w:hyperlink>
-      </w:r>
-      <w:r>
-        <w:rPr>
-          <w:u w:val="single" w:color="0000ff"/>
-          <w:rFonts w:ascii="Charis SIL Regular" w:hAnsi="Charis SIL Regular" w:eastAsia="Charis SIL Regular"/>
-          <w:b w:val="0"/>
-          <w:i w:val="0"/>
-          <w:color w:val="000000"/>
-          <w:sz w:val="24"/>
-        </w:rPr>
-        <w:hyperlink r:id="rId22" w:history="1">
-          <w:r>
-            <w:rPr>
-              <w:rStyle w:val="Hyperlink"/>
-            </w:rPr>
-            <w:t xml:space="preserve">is </w:t>
-          </w:r>
-        </w:hyperlink>
-      </w:r>
-      <w:r>
-        <w:rPr>
-          <w:u w:val="single" w:color="0000ff"/>
-          <w:rFonts w:ascii="Charis SIL Regular" w:hAnsi="Charis SIL Regular" w:eastAsia="Charis SIL Regular"/>
-          <w:b w:val="0"/>
-          <w:i w:val="0"/>
-          <w:color w:val="000000"/>
-          <w:sz w:val="24"/>
-        </w:rPr>
-        <w:hyperlink r:id="rId22" w:history="1">
-          <w:r>
-            <w:rPr>
-              <w:rStyle w:val="Hyperlink"/>
-            </w:rPr>
-            <w:t>time. Th</w:t>
-          </w:r>
-        </w:hyperlink>
-      </w:r>
-      <w:r>
-        <w:rPr>
-          <w:rFonts w:ascii="Charis SIL Regular" w:hAnsi="Charis SIL Regular" w:eastAsia="Charis SIL Regular"/>
-          <w:b w:val="0"/>
-          <w:i w:val="0"/>
-          <w:color w:val="000000"/>
-          <w:sz w:val="24"/>
-        </w:rPr>
-        <w:t xml:space="preserve">e third and final director </w:t>
-      </w:r>
-      <w:r>
-        <w:rPr>
-          <w:rFonts w:ascii="Charis SIL Regular" w:hAnsi="Charis SIL Regular" w:eastAsia="Charis SIL Regular"/>
-          <w:b w:val="0"/>
-          <w:i w:val="0"/>
-          <w:color w:val="0000FF"/>
-          <w:sz w:val="24"/>
-          <w:u w:val="single"/>
-        </w:rPr>
-        <w:hyperlink r:id="rId23" w:history="1">
-          <w:r>
-            <w:rPr>
-              <w:rStyle w:val="Hyperlink"/>
-            </w:rPr>
-            <w:t>David</w:t>
-          </w:r>
-        </w:hyperlink>
-      </w:r>
-      <w:r>
-        <w:rPr>
-          <w:rFonts w:ascii="Charis SIL Regular" w:hAnsi="Charis SIL Regular" w:eastAsia="Charis SIL Regular"/>
-          <w:b w:val="0"/>
-          <w:i w:val="0"/>
-          <w:color w:val="0000FF"/>
-          <w:sz w:val="24"/>
-          <w:u w:val="single"/>
-        </w:rPr>
-        <w:t xml:space="preserve"> </w:t>
-      </w:r>
-      <w:r>
-        <w:rPr>
-          <w:rFonts w:ascii="Charis SIL Regular" w:hAnsi="Charis SIL Regular" w:eastAsia="Charis SIL Regular"/>
-          <w:b w:val="0"/>
-          <w:i w:val="0"/>
-          <w:color w:val="0000FF"/>
-          <w:sz w:val="24"/>
-          <w:u w:val="single"/>
-        </w:rPr>
-        <w:hyperlink r:id="rId23" w:history="1">
-          <w:r>
-            <w:rPr>
-              <w:rStyle w:val="Hyperlink"/>
-            </w:rPr>
-            <w:t>van</w:t>
-          </w:r>
-        </w:hyperlink>
-      </w:r>
-      <w:r>
-        <w:rPr>
-          <w:rFonts w:ascii="Charis SIL Regular" w:hAnsi="Charis SIL Regular" w:eastAsia="Charis SIL Regular"/>
-          <w:b w:val="0"/>
-          <w:i w:val="0"/>
-          <w:color w:val="0000FF"/>
-          <w:sz w:val="24"/>
-          <w:u w:val="single"/>
-        </w:rPr>
-        <w:t xml:space="preserve"> </w:t>
-      </w:r>
-      <w:r>
-        <w:rPr>
-          <w:rFonts w:ascii="Charis SIL Regular" w:hAnsi="Charis SIL Regular" w:eastAsia="Charis SIL Regular"/>
-          <w:b w:val="0"/>
-          <w:i w:val="0"/>
-          <w:color w:val="0000FF"/>
-          <w:sz w:val="24"/>
-          <w:u w:val="single"/>
-        </w:rPr>
-        <w:hyperlink r:id="rId23" w:history="1">
-          <w:r>
-            <w:rPr>
-              <w:rStyle w:val="Hyperlink"/>
-            </w:rPr>
             <w:t xml:space="preserve">der </w:t>
           </w:r>
         </w:hyperlink>
@@ -3233,7 +3284,7 @@
           <w:sz w:val="24"/>
           <w:u w:val="single"/>
         </w:rPr>
-        <w:hyperlink r:id="rId23" w:history="1">
+        <w:hyperlink r:id="rId22" w:history="1">
           <w:r>
             <w:rPr>
               <w:rStyle w:val="Hyperlink"/>
@@ -3261,7 +3312,7 @@
           <w:color w:val="000000"/>
           <w:sz w:val="24"/>
         </w:rPr>
-        <w:hyperlink r:id="rId23" w:history="1">
+        <w:hyperlink r:id="rId22" w:history="1">
           <w:r>
             <w:rPr>
               <w:rStyle w:val="Hyperlink"/>
@@ -3279,7 +3330,7 @@
           <w:color w:val="000000"/>
           <w:sz w:val="24"/>
         </w:rPr>
-        <w:hyperlink r:id="rId23" w:history="1">
+        <w:hyperlink r:id="rId22" w:history="1">
           <w:r>
             <w:rPr>
               <w:rStyle w:val="Hyperlink"/>
@@ -3297,7 +3348,7 @@
           <w:color w:val="000000"/>
           <w:sz w:val="24"/>
         </w:rPr>
-        <w:hyperlink r:id="rId23" w:history="1">
+        <w:hyperlink r:id="rId22" w:history="1">
           <w:r>
             <w:rPr>
               <w:rStyle w:val="Hyperlink"/>
@@ -3325,7 +3376,7 @@
           <w:color w:val="000000"/>
           <w:sz w:val="24"/>
         </w:rPr>
-        <w:hyperlink r:id="rId23" w:history="1">
+        <w:hyperlink r:id="rId22" w:history="1">
           <w:r>
             <w:rPr>
               <w:rStyle w:val="Hyperlink"/>
@@ -3342,7 +3393,7 @@
           <w:color w:val="000000"/>
           <w:sz w:val="24"/>
         </w:rPr>
-        <w:hyperlink r:id="rId23" w:history="1">
+        <w:hyperlink r:id="rId22" w:history="1">
           <w:r>
             <w:rPr>
               <w:rStyle w:val="Hyperlink"/>
@@ -3370,7 +3421,7 @@
           <w:color w:val="000000"/>
           <w:sz w:val="24"/>
         </w:rPr>
-        <w:hyperlink r:id="rId23" w:history="1">
+        <w:hyperlink r:id="rId22" w:history="1">
           <w:r>
             <w:rPr>
               <w:rStyle w:val="Hyperlink"/>
@@ -3461,7 +3512,7 @@
           <w:sz w:val="24"/>
           <w:u w:val="single"/>
         </w:rPr>
-        <w:hyperlink r:id="rId24" w:history="1">
+        <w:hyperlink r:id="rId23" w:history="1">
           <w:r>
             <w:rPr>
               <w:rStyle w:val="Hyperlink"/>
@@ -3479,7 +3530,7 @@
           <w:sz w:val="24"/>
           <w:u w:val="single"/>
         </w:rPr>
-        <w:hyperlink r:id="rId24" w:history="1">
+        <w:hyperlink r:id="rId23" w:history="1">
           <w:r>
             <w:rPr>
               <w:rStyle w:val="Hyperlink"/>
@@ -3508,7 +3559,7 @@
           <w:sz w:val="24"/>
           <w:u w:val="single"/>
         </w:rPr>
-        <w:hyperlink r:id="rId24" w:history="1">
+        <w:hyperlink r:id="rId23" w:history="1">
           <w:r>
             <w:rPr>
               <w:rStyle w:val="Hyperlink"/>
@@ -3628,7 +3679,7 @@
           <w:sz w:val="24"/>
           <w:u w:val="single"/>
         </w:rPr>
-        <w:hyperlink r:id="rId25" w:history="1">
+        <w:hyperlink r:id="rId24" w:history="1">
           <w:r>
             <w:rPr>
               <w:rStyle w:val="Hyperlink"/>
@@ -3657,7 +3708,7 @@
           <w:sz w:val="24"/>
           <w:u w:val="single"/>
         </w:rPr>
-        <w:hyperlink r:id="rId25" w:history="1">
+        <w:hyperlink r:id="rId24" w:history="1">
           <w:r>
             <w:rPr>
               <w:rStyle w:val="Hyperlink"/>
@@ -3686,7 +3737,7 @@
           <w:sz w:val="24"/>
           <w:u w:val="single"/>
         </w:rPr>
-        <w:hyperlink r:id="rId25" w:history="1">
+        <w:hyperlink r:id="rId24" w:history="1">
           <w:r>
             <w:rPr>
               <w:rStyle w:val="Hyperlink"/>
@@ -3715,7 +3766,7 @@
           <w:sz w:val="24"/>
           <w:u w:val="single"/>
         </w:rPr>
-        <w:hyperlink r:id="rId25" w:history="1">
+        <w:hyperlink r:id="rId24" w:history="1">
           <w:r>
             <w:rPr>
               <w:rStyle w:val="Hyperlink"/>
@@ -3744,7 +3795,7 @@
           <w:sz w:val="24"/>
           <w:u w:val="single"/>
         </w:rPr>
-        <w:hyperlink r:id="rId25" w:history="1">
+        <w:hyperlink r:id="rId24" w:history="1">
           <w:r>
             <w:rPr>
               <w:rStyle w:val="Hyperlink"/>
@@ -3782,7 +3833,7 @@
           <w:color w:val="000000"/>
           <w:sz w:val="24"/>
         </w:rPr>
-        <w:hyperlink r:id="rId25" w:history="1">
+        <w:hyperlink r:id="rId24" w:history="1">
           <w:r>
             <w:rPr>
               <w:rStyle w:val="Hyperlink"/>
@@ -3800,7 +3851,7 @@
           <w:color w:val="000000"/>
           <w:sz w:val="24"/>
         </w:rPr>
-        <w:hyperlink r:id="rId25" w:history="1">
+        <w:hyperlink r:id="rId24" w:history="1">
           <w:r>
             <w:rPr>
               <w:rStyle w:val="Hyperlink"/>
@@ -3818,7 +3869,7 @@
           <w:color w:val="000000"/>
           <w:sz w:val="24"/>
         </w:rPr>
-        <w:hyperlink r:id="rId25" w:history="1">
+        <w:hyperlink r:id="rId24" w:history="1">
           <w:r>
             <w:rPr>
               <w:rStyle w:val="Hyperlink"/>
@@ -3836,7 +3887,7 @@
           <w:color w:val="000000"/>
           <w:sz w:val="24"/>
         </w:rPr>
-        <w:hyperlink r:id="rId25" w:history="1">
+        <w:hyperlink r:id="rId24" w:history="1">
           <w:r>
             <w:rPr>
               <w:rStyle w:val="Hyperlink"/>
@@ -3854,7 +3905,7 @@
           <w:color w:val="000000"/>
           <w:sz w:val="24"/>
         </w:rPr>
-        <w:hyperlink r:id="rId25" w:history="1">
+        <w:hyperlink r:id="rId24" w:history="1">
           <w:r>
             <w:rPr>
               <w:rStyle w:val="Hyperlink"/>
@@ -3872,7 +3923,7 @@
           <w:color w:val="000000"/>
           <w:sz w:val="24"/>
         </w:rPr>
-        <w:hyperlink r:id="rId25" w:history="1">
+        <w:hyperlink r:id="rId24" w:history="1">
           <w:r>
             <w:rPr>
               <w:rStyle w:val="Hyperlink"/>
@@ -3890,7 +3941,7 @@
           <w:color w:val="000000"/>
           <w:sz w:val="24"/>
         </w:rPr>
-        <w:hyperlink r:id="rId25" w:history="1">
+        <w:hyperlink r:id="rId24" w:history="1">
           <w:r>
             <w:rPr>
               <w:rStyle w:val="Hyperlink"/>
@@ -3928,7 +3979,7 @@
           <w:sz w:val="24"/>
           <w:u w:val="single"/>
         </w:rPr>
-        <w:hyperlink r:id="rId26" w:history="1">
+        <w:hyperlink r:id="rId25" w:history="1">
           <w:r>
             <w:rPr>
               <w:rStyle w:val="Hyperlink"/>
@@ -3966,7 +4017,7 @@
           <w:color w:val="000000"/>
           <w:sz w:val="24"/>
         </w:rPr>
-        <w:hyperlink r:id="rId26" w:history="1">
+        <w:hyperlink r:id="rId25" w:history="1">
           <w:r>
             <w:rPr>
               <w:rStyle w:val="Hyperlink"/>
@@ -4431,7 +4482,7 @@
           <w:color w:val="0000FF"/>
           <w:sz w:val="24"/>
         </w:rPr>
-        <w:hyperlink r:id="rId27" w:history="1">
+        <w:hyperlink r:id="rId26" w:history="1">
           <w:r>
             <w:rPr>
               <w:rStyle w:val="Hyperlink"/>
@@ -4448,7 +4499,7 @@
           <w:color w:val="0000FF"/>
           <w:sz w:val="24"/>
         </w:rPr>
-        <w:hyperlink r:id="rId27" w:history="1">
+        <w:hyperlink r:id="rId26" w:history="1">
           <w:r>
             <w:rPr>
               <w:rStyle w:val="Hyperlink"/>
@@ -4556,7 +4607,7 @@
           <w:sz w:val="24"/>
           <w:u w:val="single"/>
         </w:rPr>
-        <w:hyperlink r:id="rId28" w:history="1">
+        <w:hyperlink r:id="rId27" w:history="1">
           <w:r>
             <w:rPr>
               <w:rStyle w:val="Hyperlink"/>
@@ -4574,7 +4625,7 @@
           <w:sz w:val="24"/>
           <w:u w:val="single"/>
         </w:rPr>
-        <w:hyperlink r:id="rId28" w:history="1">
+        <w:hyperlink r:id="rId27" w:history="1">
           <w:r>
             <w:rPr>
               <w:rStyle w:val="Hyperlink"/>
@@ -4592,7 +4643,7 @@
           <w:sz w:val="24"/>
           <w:u w:val="single"/>
         </w:rPr>
-        <w:hyperlink r:id="rId28" w:history="1">
+        <w:hyperlink r:id="rId27" w:history="1">
           <w:r>
             <w:rPr>
               <w:rStyle w:val="Hyperlink"/>
@@ -4610,7 +4661,7 @@
           <w:sz w:val="24"/>
           <w:u w:val="single"/>
         </w:rPr>
-        <w:hyperlink r:id="rId28" w:history="1">
+        <w:hyperlink r:id="rId27" w:history="1">
           <w:r>
             <w:rPr>
               <w:rStyle w:val="Hyperlink"/>
@@ -4628,7 +4679,7 @@
           <w:sz w:val="24"/>
           <w:u w:val="single"/>
         </w:rPr>
-        <w:hyperlink r:id="rId28" w:history="1">
+        <w:hyperlink r:id="rId27" w:history="1">
           <w:r>
             <w:rPr>
               <w:rStyle w:val="Hyperlink"/>
@@ -4646,7 +4697,7 @@
           <w:sz w:val="24"/>
           <w:u w:val="single"/>
         </w:rPr>
-        <w:hyperlink r:id="rId28" w:history="1">
+        <w:hyperlink r:id="rId27" w:history="1">
           <w:r>
             <w:rPr>
               <w:rStyle w:val="Hyperlink"/>
@@ -4664,7 +4715,7 @@
           <w:sz w:val="24"/>
           <w:u w:val="single"/>
         </w:rPr>
-        <w:hyperlink r:id="rId28" w:history="1">
+        <w:hyperlink r:id="rId27" w:history="1">
           <w:r>
             <w:rPr>
               <w:rStyle w:val="Hyperlink"/>
@@ -4682,7 +4733,7 @@
           <w:sz w:val="24"/>
           <w:u w:val="single"/>
         </w:rPr>
-        <w:hyperlink r:id="rId28" w:history="1">
+        <w:hyperlink r:id="rId27" w:history="1">
           <w:r>
             <w:rPr>
               <w:rStyle w:val="Hyperlink"/>
@@ -4700,7 +4751,7 @@
           <w:sz w:val="24"/>
           <w:u w:val="single"/>
         </w:rPr>
-        <w:hyperlink r:id="rId28" w:history="1">
+        <w:hyperlink r:id="rId27" w:history="1">
           <w:r>
             <w:rPr>
               <w:rStyle w:val="Hyperlink"/>
@@ -4857,7 +4908,7 @@
           <w:sz w:val="24"/>
           <w:u w:val="single"/>
         </w:rPr>
-        <w:hyperlink r:id="rId29" w:history="1">
+        <w:hyperlink r:id="rId28" w:history="1">
           <w:r>
             <w:rPr>
               <w:rStyle w:val="Hyperlink"/>
@@ -4875,7 +4926,7 @@
           <w:sz w:val="24"/>
           <w:u w:val="single"/>
         </w:rPr>
-        <w:hyperlink r:id="rId29" w:history="1">
+        <w:hyperlink r:id="rId28" w:history="1">
           <w:r>
             <w:rPr>
               <w:rStyle w:val="Hyperlink"/>
@@ -4893,7 +4944,7 @@
           <w:sz w:val="24"/>
           <w:u w:val="single"/>
         </w:rPr>
-        <w:hyperlink r:id="rId29" w:history="1">
+        <w:hyperlink r:id="rId28" w:history="1">
           <w:r>
             <w:rPr>
               <w:rStyle w:val="Hyperlink"/>
@@ -4911,7 +4962,7 @@
           <w:sz w:val="24"/>
           <w:u w:val="single"/>
         </w:rPr>
-        <w:hyperlink r:id="rId29" w:history="1">
+        <w:hyperlink r:id="rId28" w:history="1">
           <w:r>
             <w:rPr>
               <w:rStyle w:val="Hyperlink"/>
@@ -4929,7 +4980,7 @@
           <w:sz w:val="24"/>
           <w:u w:val="single"/>
         </w:rPr>
-        <w:hyperlink r:id="rId29" w:history="1">
+        <w:hyperlink r:id="rId28" w:history="1">
           <w:r>
             <w:rPr>
               <w:rStyle w:val="Hyperlink"/>
@@ -4947,7 +4998,7 @@
           <w:sz w:val="24"/>
           <w:u w:val="single"/>
         </w:rPr>
-        <w:hyperlink r:id="rId29" w:history="1">
+        <w:hyperlink r:id="rId28" w:history="1">
           <w:r>
             <w:rPr>
               <w:rStyle w:val="Hyperlink"/>
@@ -4965,7 +5016,7 @@
           <w:sz w:val="24"/>
           <w:u w:val="single"/>
         </w:rPr>
-        <w:hyperlink r:id="rId29" w:history="1">
+        <w:hyperlink r:id="rId28" w:history="1">
           <w:r>
             <w:rPr>
               <w:rStyle w:val="Hyperlink"/>
@@ -5073,7 +5124,7 @@
           <w:sz w:val="24"/>
           <w:u w:val="single"/>
         </w:rPr>
-        <w:hyperlink r:id="rId30" w:history="1">
+        <w:hyperlink r:id="rId29" w:history="1">
           <w:r>
             <w:rPr>
               <w:rStyle w:val="Hyperlink"/>
@@ -5091,7 +5142,7 @@
           <w:sz w:val="24"/>
           <w:u w:val="single"/>
         </w:rPr>
-        <w:hyperlink r:id="rId30" w:history="1">
+        <w:hyperlink r:id="rId29" w:history="1">
           <w:r>
             <w:rPr>
               <w:rStyle w:val="Hyperlink"/>
@@ -5109,7 +5160,7 @@
           <w:sz w:val="24"/>
           <w:u w:val="single"/>
         </w:rPr>
-        <w:hyperlink r:id="rId30" w:history="1">
+        <w:hyperlink r:id="rId29" w:history="1">
           <w:r>
             <w:rPr>
               <w:rStyle w:val="Hyperlink"/>
@@ -5127,7 +5178,7 @@
           <w:sz w:val="24"/>
           <w:u w:val="single"/>
         </w:rPr>
-        <w:hyperlink r:id="rId30" w:history="1">
+        <w:hyperlink r:id="rId29" w:history="1">
           <w:r>
             <w:rPr>
               <w:rStyle w:val="Hyperlink"/>
@@ -5145,7 +5196,7 @@
           <w:sz w:val="24"/>
           <w:u w:val="single"/>
         </w:rPr>
-        <w:hyperlink r:id="rId30" w:history="1">
+        <w:hyperlink r:id="rId29" w:history="1">
           <w:r>
             <w:rPr>
               <w:rStyle w:val="Hyperlink"/>
@@ -5163,12 +5214,12 @@
           <w:sz w:val="24"/>
           <w:u w:val="single"/>
         </w:rPr>
-        <w:hyperlink r:id="rId30" w:history="1">
+        <w:hyperlink r:id="rId29" w:history="1">
           <w:r>
             <w:rPr>
               <w:rStyle w:val="Hyperlink"/>
             </w:rPr>
-            <w:t>fi</w:t>
+            <w:t>fil</w:t>
           </w:r>
         </w:hyperlink>
       </w:r>
@@ -5181,25 +5232,7 @@
           <w:sz w:val="24"/>
           <w:u w:val="single"/>
         </w:rPr>
-        <w:hyperlink r:id="rId30" w:history="1">
-          <w:r>
-            <w:rPr>
-              <w:rStyle w:val="Hyperlink"/>
-            </w:rPr>
-            <w:t>l</w:t>
-          </w:r>
-        </w:hyperlink>
-      </w:r>
-      <w:r>
-        <w:rPr>
-          <w:rFonts w:ascii="Charis SIL Regular" w:hAnsi="Charis SIL Regular" w:eastAsia="Charis SIL Regular"/>
-          <w:b w:val="0"/>
-          <w:i w:val="0"/>
-          <w:color w:val="0000FF"/>
-          <w:sz w:val="24"/>
-          <w:u w:val="single"/>
-        </w:rPr>
-        <w:hyperlink r:id="rId30" w:history="1">
+        <w:hyperlink r:id="rId29" w:history="1">
           <w:r>
             <w:rPr>
               <w:rStyle w:val="Hyperlink"/>
@@ -5217,23 +5250,12 @@
           <w:sz w:val="24"/>
           <w:u w:val="single"/>
         </w:rPr>
-        <w:t>/</w:t>
-      </w:r>
-      <w:r>
-        <w:rPr>
-          <w:rFonts w:ascii="Charis SIL Regular" w:hAnsi="Charis SIL Regular" w:eastAsia="Charis SIL Regular"/>
-          <w:b w:val="0"/>
-          <w:i w:val="0"/>
-          <w:color w:val="0000FF"/>
-          <w:sz w:val="24"/>
-          <w:u w:val="single"/>
-        </w:rPr>
-        <w:hyperlink r:id="rId30" w:history="1">
+        <w:hyperlink r:id="rId29" w:history="1">
           <w:r>
             <w:rPr>
               <w:rStyle w:val="Hyperlink"/>
             </w:rPr>
-            <w:t>NL</w:t>
+            <w:t>/</w:t>
           </w:r>
         </w:hyperlink>
       </w:r>
@@ -5244,6 +5266,41 @@
           <w:i w:val="0"/>
           <w:color w:val="0000FF"/>
           <w:sz w:val="24"/>
+          <w:u w:val="single"/>
+        </w:rPr>
+        <w:hyperlink r:id="rId29" w:history="1">
+          <w:r>
+            <w:rPr>
+              <w:rStyle w:val="Hyperlink"/>
+            </w:rPr>
+            <w:t>N</w:t>
+          </w:r>
+        </w:hyperlink>
+      </w:r>
+      <w:r>
+        <w:rPr>
+          <w:rFonts w:ascii="Charis SIL Regular" w:hAnsi="Charis SIL Regular" w:eastAsia="Charis SIL Regular"/>
+          <w:b w:val="0"/>
+          <w:i w:val="0"/>
+          <w:color w:val="0000FF"/>
+          <w:sz w:val="24"/>
+        </w:rPr>
+        <w:hyperlink r:id="rId29" w:history="1">
+          <w:r>
+            <w:rPr>
+              <w:rStyle w:val="Hyperlink"/>
+            </w:rPr>
+            <w:t>L</w:t>
+          </w:r>
+        </w:hyperlink>
+      </w:r>
+      <w:r>
+        <w:rPr>
+          <w:rFonts w:ascii="Charis SIL Regular" w:hAnsi="Charis SIL Regular" w:eastAsia="Charis SIL Regular"/>
+          <w:b w:val="0"/>
+          <w:i w:val="0"/>
+          <w:color w:val="0000FF"/>
+          <w:sz w:val="24"/>
         </w:rPr>
         <w:t>-</w:t>
       </w:r>
@@ -5256,7 +5313,7 @@
           <w:sz w:val="24"/>
           <w:u w:val="single"/>
         </w:rPr>
-        <w:hyperlink r:id="rId30" w:history="1">
+        <w:hyperlink r:id="rId29" w:history="1">
           <w:r>
             <w:rPr>
               <w:rStyle w:val="Hyperlink"/>
@@ -5353,7 +5410,7 @@
           <w:color w:val="0000FF"/>
           <w:sz w:val="24"/>
         </w:rPr>
-        <w:hyperlink r:id="rId31" w:history="1">
+        <w:hyperlink r:id="rId30" w:history="1">
           <w:r>
             <w:rPr>
               <w:rStyle w:val="Hyperlink"/>
@@ -5370,7 +5427,7 @@
           <w:color w:val="0000FF"/>
           <w:sz w:val="24"/>
         </w:rPr>
-        <w:hyperlink r:id="rId31" w:history="1">
+        <w:hyperlink r:id="rId30" w:history="1">
           <w:r>
             <w:rPr>
               <w:rStyle w:val="Hyperlink"/>
@@ -5467,7 +5524,7 @@
           <w:color w:val="0000FF"/>
           <w:sz w:val="24"/>
         </w:rPr>
-        <w:hyperlink r:id="rId32" w:history="1">
+        <w:hyperlink r:id="rId31" w:history="1">
           <w:r>
             <w:rPr>
               <w:rStyle w:val="Hyperlink"/>
@@ -5484,7 +5541,7 @@
           <w:color w:val="0000FF"/>
           <w:sz w:val="24"/>
         </w:rPr>
-        <w:hyperlink r:id="rId32" w:history="1">
+        <w:hyperlink r:id="rId31" w:history="1">
           <w:r>
             <w:rPr>
               <w:rStyle w:val="Hyperlink"/>
@@ -5604,7 +5661,7 @@
           <w:color w:val="0000FF"/>
           <w:sz w:val="24"/>
         </w:rPr>
-        <w:hyperlink r:id="rId33" w:history="1">
+        <w:hyperlink r:id="rId32" w:history="1">
           <w:r>
             <w:rPr>
               <w:rStyle w:val="Hyperlink"/>
@@ -5621,7 +5678,7 @@
           <w:color w:val="0000FF"/>
           <w:sz w:val="24"/>
         </w:rPr>
-        <w:hyperlink r:id="rId33" w:history="1">
+        <w:hyperlink r:id="rId32" w:history="1">
           <w:r>
             <w:rPr>
               <w:rStyle w:val="Hyperlink"/>
@@ -5749,7 +5806,7 @@
           <w:sz w:val="24"/>
           <w:u w:val="single"/>
         </w:rPr>
-        <w:hyperlink r:id="rId34" w:history="1">
+        <w:hyperlink r:id="rId33" w:history="1">
           <w:r>
             <w:rPr>
               <w:rStyle w:val="Hyperlink"/>
@@ -5767,7 +5824,7 @@
           <w:sz w:val="24"/>
           <w:u w:val="single"/>
         </w:rPr>
-        <w:hyperlink r:id="rId34" w:history="1">
+        <w:hyperlink r:id="rId33" w:history="1">
           <w:r>
             <w:rPr>
               <w:rStyle w:val="Hyperlink"/>
@@ -5785,7 +5842,7 @@
           <w:sz w:val="24"/>
           <w:u w:val="single"/>
         </w:rPr>
-        <w:hyperlink r:id="rId34" w:history="1">
+        <w:hyperlink r:id="rId33" w:history="1">
           <w:r>
             <w:rPr>
               <w:rStyle w:val="Hyperlink"/>
@@ -5813,7 +5870,7 @@
           <w:sz w:val="24"/>
           <w:u w:val="single"/>
         </w:rPr>
-        <w:hyperlink r:id="rId35" w:history="1">
+        <w:hyperlink r:id="rId34" w:history="1">
           <w:r>
             <w:rPr>
               <w:rStyle w:val="Hyperlink"/>
@@ -5842,7 +5899,7 @@
           <w:sz w:val="24"/>
           <w:u w:val="single"/>
         </w:rPr>
-        <w:hyperlink r:id="rId35" w:history="1">
+        <w:hyperlink r:id="rId34" w:history="1">
           <w:r>
             <w:rPr>
               <w:rStyle w:val="Hyperlink"/>
@@ -5969,7 +6026,7 @@
           <w:sz w:val="24"/>
           <w:u w:val="single"/>
         </w:rPr>
-        <w:hyperlink r:id="rId36" w:history="1">
+        <w:hyperlink r:id="rId35" w:history="1">
           <w:r>
             <w:rPr>
               <w:rStyle w:val="Hyperlink"/>
@@ -5998,7 +6055,7 @@
           <w:sz w:val="24"/>
           <w:u w:val="single"/>
         </w:rPr>
-        <w:hyperlink r:id="rId36" w:history="1">
+        <w:hyperlink r:id="rId35" w:history="1">
           <w:r>
             <w:rPr>
               <w:rStyle w:val="Hyperlink"/>
@@ -6026,7 +6083,7 @@
           <w:sz w:val="24"/>
           <w:u w:val="single"/>
         </w:rPr>
-        <w:hyperlink r:id="rId37" w:history="1">
+        <w:hyperlink r:id="rId36" w:history="1">
           <w:r>
             <w:rPr>
               <w:rStyle w:val="Hyperlink"/>
@@ -6044,7 +6101,7 @@
           <w:sz w:val="24"/>
           <w:u w:val="single"/>
         </w:rPr>
-        <w:hyperlink r:id="rId37" w:history="1">
+        <w:hyperlink r:id="rId36" w:history="1">
           <w:r>
             <w:rPr>
               <w:rStyle w:val="Hyperlink"/>
@@ -6062,7 +6119,7 @@
           <w:sz w:val="24"/>
           <w:u w:val="single"/>
         </w:rPr>
-        <w:hyperlink r:id="rId37" w:history="1">
+        <w:hyperlink r:id="rId36" w:history="1">
           <w:r>
             <w:rPr>
               <w:rStyle w:val="Hyperlink"/>
@@ -6080,7 +6137,7 @@
           <w:sz w:val="24"/>
           <w:u w:val="single"/>
         </w:rPr>
-        <w:hyperlink r:id="rId37" w:history="1">
+        <w:hyperlink r:id="rId36" w:history="1">
           <w:r>
             <w:rPr>
               <w:rStyle w:val="Hyperlink"/>
@@ -6098,7 +6155,7 @@
           <w:sz w:val="24"/>
           <w:u w:val="single"/>
         </w:rPr>
-        <w:hyperlink r:id="rId37" w:history="1">
+        <w:hyperlink r:id="rId36" w:history="1">
           <w:r>
             <w:rPr>
               <w:rStyle w:val="Hyperlink"/>
@@ -6242,7 +6299,7 @@
           <w:sz w:val="24"/>
           <w:u w:val="single"/>
         </w:rPr>
-        <w:hyperlink r:id="rId38" w:history="1">
+        <w:hyperlink r:id="rId37" w:history="1">
           <w:r>
             <w:rPr>
               <w:rStyle w:val="Hyperlink"/>
@@ -6260,7 +6317,7 @@
           <w:sz w:val="24"/>
           <w:u w:val="single"/>
         </w:rPr>
-        <w:hyperlink r:id="rId38" w:history="1">
+        <w:hyperlink r:id="rId37" w:history="1">
           <w:r>
             <w:rPr>
               <w:rStyle w:val="Hyperlink"/>
@@ -6278,7 +6335,7 @@
           <w:sz w:val="24"/>
           <w:u w:val="single"/>
         </w:rPr>
-        <w:hyperlink r:id="rId38" w:history="1">
+        <w:hyperlink r:id="rId37" w:history="1">
           <w:r>
             <w:rPr>
               <w:rStyle w:val="Hyperlink"/>
@@ -6296,7 +6353,7 @@
           <w:sz w:val="24"/>
           <w:u w:val="single"/>
         </w:rPr>
-        <w:hyperlink r:id="rId38" w:history="1">
+        <w:hyperlink r:id="rId37" w:history="1">
           <w:r>
             <w:rPr>
               <w:rStyle w:val="Hyperlink"/>
@@ -6324,7 +6381,7 @@
           <w:sz w:val="24"/>
           <w:u w:val="single"/>
         </w:rPr>
-        <w:hyperlink r:id="rId39" w:history="1">
+        <w:hyperlink r:id="rId38" w:history="1">
           <w:r>
             <w:rPr>
               <w:rStyle w:val="Hyperlink"/>
@@ -6353,7 +6410,7 @@
           <w:sz w:val="24"/>
           <w:u w:val="single"/>
         </w:rPr>
-        <w:hyperlink r:id="rId39" w:history="1">
+        <w:hyperlink r:id="rId38" w:history="1">
           <w:r>
             <w:rPr>
               <w:rStyle w:val="Hyperlink"/>
@@ -6481,7 +6538,7 @@
           <w:sz w:val="24"/>
           <w:u w:val="single"/>
         </w:rPr>
-        <w:hyperlink r:id="rId40" w:history="1">
+        <w:hyperlink r:id="rId39" w:history="1">
           <w:r>
             <w:rPr>
               <w:rStyle w:val="Hyperlink"/>
@@ -6499,7 +6556,7 @@
           <w:sz w:val="24"/>
           <w:u w:val="single"/>
         </w:rPr>
-        <w:hyperlink r:id="rId40" w:history="1">
+        <w:hyperlink r:id="rId39" w:history="1">
           <w:r>
             <w:rPr>
               <w:rStyle w:val="Hyperlink"/>
@@ -6627,7 +6684,7 @@
           <w:sz w:val="24"/>
           <w:u w:val="single"/>
         </w:rPr>
-        <w:hyperlink r:id="rId41" w:history="1">
+        <w:hyperlink r:id="rId40" w:history="1">
           <w:r>
             <w:rPr>
               <w:rStyle w:val="Hyperlink"/>
@@ -6645,7 +6702,7 @@
           <w:sz w:val="24"/>
           <w:u w:val="single"/>
         </w:rPr>
-        <w:hyperlink r:id="rId41" w:history="1">
+        <w:hyperlink r:id="rId40" w:history="1">
           <w:r>
             <w:rPr>
               <w:rStyle w:val="Hyperlink"/>
@@ -6663,7 +6720,7 @@
           <w:sz w:val="24"/>
           <w:u w:val="single"/>
         </w:rPr>
-        <w:hyperlink r:id="rId41" w:history="1">
+        <w:hyperlink r:id="rId40" w:history="1">
           <w:r>
             <w:rPr>
               <w:rStyle w:val="Hyperlink"/>
@@ -6681,7 +6738,7 @@
           <w:sz w:val="24"/>
           <w:u w:val="single"/>
         </w:rPr>
-        <w:hyperlink r:id="rId41" w:history="1">
+        <w:hyperlink r:id="rId40" w:history="1">
           <w:r>
             <w:rPr>
               <w:rStyle w:val="Hyperlink"/>
@@ -6799,7 +6856,7 @@
           <w:sz w:val="24"/>
           <w:u w:val="single"/>
         </w:rPr>
-        <w:hyperlink r:id="rId42" w:history="1">
+        <w:hyperlink r:id="rId41" w:history="1">
           <w:r>
             <w:rPr>
               <w:rStyle w:val="Hyperlink"/>
@@ -6817,7 +6874,7 @@
           <w:sz w:val="24"/>
           <w:u w:val="single"/>
         </w:rPr>
-        <w:hyperlink r:id="rId42" w:history="1">
+        <w:hyperlink r:id="rId41" w:history="1">
           <w:r>
             <w:rPr>
               <w:rStyle w:val="Hyperlink"/>
@@ -6835,7 +6892,7 @@
           <w:sz w:val="24"/>
           <w:u w:val="single"/>
         </w:rPr>
-        <w:hyperlink r:id="rId42" w:history="1">
+        <w:hyperlink r:id="rId41" w:history="1">
           <w:r>
             <w:rPr>
               <w:rStyle w:val="Hyperlink"/>
@@ -6853,7 +6910,7 @@
           <w:sz w:val="24"/>
           <w:u w:val="single"/>
         </w:rPr>
-        <w:hyperlink r:id="rId42" w:history="1">
+        <w:hyperlink r:id="rId41" w:history="1">
           <w:r>
             <w:rPr>
               <w:rStyle w:val="Hyperlink"/>
@@ -6881,7 +6938,7 @@
           <w:sz w:val="24"/>
           <w:u w:val="single"/>
         </w:rPr>
-        <w:hyperlink r:id="rId43" w:history="1">
+        <w:hyperlink r:id="rId42" w:history="1">
           <w:r>
             <w:rPr>
               <w:rStyle w:val="Hyperlink"/>
@@ -6939,20 +6996,14 @@
       </w:r>
       <w:r>
         <w:rPr>
+          <w:u w:val="single" w:color="0000ff"/>
           <w:rFonts w:ascii="Charis SIL Regular" w:hAnsi="Charis SIL Regular" w:eastAsia="Charis SIL Regular"/>
           <w:b w:val="0"/>
           <w:i w:val="0"/>
           <w:color w:val="000000"/>
           <w:sz w:val="24"/>
         </w:rPr>
-        <w:hyperlink r:id="rId42" w:history="1">
-          <w:r>
-            <w:rPr>
-              <w:rStyle w:val="Hyperlink"/>
-            </w:rPr>
-            <w:t xml:space="preserve">, </w:t>
-          </w:r>
-        </w:hyperlink>
+        <w:t xml:space="preserve">, </w:t>
       </w:r>
       <w:r>
         <w:rPr>
@@ -6963,7 +7014,7 @@
           <w:sz w:val="24"/>
           <w:u w:val="single"/>
         </w:rPr>
-        <w:hyperlink r:id="rId42" w:history="1">
+        <w:hyperlink r:id="rId43" w:history="1">
           <w:r>
             <w:rPr>
               <w:rStyle w:val="Hyperlink"/>
@@ -6992,7 +7043,7 @@
           <w:sz w:val="24"/>
           <w:u w:val="single"/>
         </w:rPr>
-        <w:hyperlink r:id="rId42" w:history="1">
+        <w:hyperlink r:id="rId41" w:history="1">
           <w:r>
             <w:rPr>
               <w:rStyle w:val="Hyperlink"/>

--- a/EXPORTS/DOCX/published/niveau3/English/KKZ.docx
+++ b/EXPORTS/DOCX/published/niveau3/English/KKZ.docx
@@ -226,7 +226,35 @@
           <w:color w:val="000000"/>
           <w:sz w:val="24"/>
         </w:rPr>
-        <w:t xml:space="preserve">. The museum took the form of a cabinet of curiosities and its collection comprised a </w:t>
+        <w:t>. The museum took the form of a cabinet of curiosities and its collection co</w:t>
+      </w:r>
+      <w:r>
+        <w:rPr>
+          <w:u w:val="single" w:color="0000ff"/>
+          <w:rFonts w:ascii="Charis SIL Regular" w:hAnsi="Charis SIL Regular" w:eastAsia="Charis SIL Regular"/>
+          <w:b w:val="0"/>
+          <w:i w:val="0"/>
+          <w:color w:val="000000"/>
+          <w:sz w:val="24"/>
+        </w:rPr>
+        <w:hyperlink r:id="rId9" w:history="1">
+          <w:r>
+            <w:rPr>
+              <w:rStyle w:val="Hyperlink"/>
+            </w:rPr>
+            <w:t>mpri</w:t>
+          </w:r>
+        </w:hyperlink>
+      </w:r>
+      <w:r>
+        <w:rPr>
+          <w:rFonts w:ascii="Charis SIL Regular" w:hAnsi="Charis SIL Regular" w:eastAsia="Charis SIL Regular"/>
+          <w:b w:val="0"/>
+          <w:i w:val="0"/>
+          <w:color w:val="000000"/>
+          <w:sz w:val="24"/>
+        </w:rPr>
+        <w:t xml:space="preserve">sed a </w:t>
       </w:r>
       <w:r>
         <w:rPr>
@@ -1242,7 +1270,6 @@
       </w:r>
       <w:r>
         <w:rPr>
-          <w:u w:val="single" w:color="0000ff"/>
           <w:rFonts w:ascii="Charis SIL Italic" w:hAnsi="Charis SIL Italic" w:eastAsia="Charis SIL Italic"/>
           <w:b w:val="0"/>
           <w:i/>
@@ -1551,7 +1578,25 @@
             <w:rPr>
               <w:rStyle w:val="Hyperlink"/>
             </w:rPr>
-            <w:t>Amsterdam</w:t>
+            <w:t>A</w:t>
+          </w:r>
+        </w:hyperlink>
+      </w:r>
+      <w:r>
+        <w:rPr>
+          <w:rFonts w:ascii="Charis SIL Regular" w:hAnsi="Charis SIL Regular" w:eastAsia="Charis SIL Regular"/>
+          <w:b w:val="0"/>
+          <w:i w:val="0"/>
+          <w:color w:val="0000FF"/>
+          <w:sz w:val="24"/>
+          <w:u w:val="single"/>
+        </w:rPr>
+        <w:hyperlink r:id="rId15" w:history="1">
+          <w:r>
+            <w:rPr>
+              <w:rStyle w:val="Hyperlink"/>
+            </w:rPr>
+            <w:t>msterdam</w:t>
           </w:r>
         </w:hyperlink>
       </w:r>
@@ -2161,31 +2206,13 @@
       </w:r>
       <w:r>
         <w:rPr>
-          <w:u w:val="single" w:color="0000ff"/>
           <w:rFonts w:ascii="Charis SIL Regular" w:hAnsi="Charis SIL Regular" w:eastAsia="Charis SIL Regular"/>
           <w:b w:val="0"/>
           <w:i w:val="0"/>
           <w:color w:val="000000"/>
           <w:sz w:val="24"/>
         </w:rPr>
-        <w:hyperlink r:id="rId16" w:history="1">
-          <w:r>
-            <w:rPr>
-              <w:rStyle w:val="Hyperlink"/>
-            </w:rPr>
-            <w:t>, the</w:t>
-          </w:r>
-        </w:hyperlink>
-      </w:r>
-      <w:r>
-        <w:rPr>
-          <w:rFonts w:ascii="Charis SIL Regular" w:hAnsi="Charis SIL Regular" w:eastAsia="Charis SIL Regular"/>
-          <w:b w:val="0"/>
-          <w:i w:val="0"/>
-          <w:color w:val="000000"/>
-          <w:sz w:val="24"/>
-        </w:rPr>
-        <w:t xml:space="preserve"> </w:t>
+        <w:t xml:space="preserve">, the </w:t>
       </w:r>
       <w:r>
         <w:rPr>
@@ -2337,7 +2364,14 @@
           <w:sz w:val="24"/>
           <w:u w:val="single"/>
         </w:rPr>
-        <w:t>e</w:t>
+        <w:hyperlink r:id="rId17" w:history="1">
+          <w:r>
+            <w:rPr>
+              <w:rStyle w:val="Hyperlink"/>
+            </w:rPr>
+            <w:t>e</w:t>
+          </w:r>
+        </w:hyperlink>
       </w:r>
       <w:r>
         <w:rPr>
@@ -2359,31 +2393,13 @@
       </w:r>
       <w:r>
         <w:rPr>
-          <w:u w:val="single" w:color="0000ff"/>
           <w:rFonts w:ascii="Charis SIL Regular" w:hAnsi="Charis SIL Regular" w:eastAsia="Charis SIL Regular"/>
           <w:b w:val="0"/>
           <w:i w:val="0"/>
           <w:color w:val="000000"/>
           <w:sz w:val="24"/>
         </w:rPr>
-        <w:hyperlink r:id="rId17" w:history="1">
-          <w:r>
-            <w:rPr>
-              <w:rStyle w:val="Hyperlink"/>
-            </w:rPr>
-            <w:t>e</w:t>
-          </w:r>
-        </w:hyperlink>
-      </w:r>
-      <w:r>
-        <w:rPr>
-          <w:rFonts w:ascii="Charis SIL Regular" w:hAnsi="Charis SIL Regular" w:eastAsia="Charis SIL Regular"/>
-          <w:b w:val="0"/>
-          <w:i w:val="0"/>
-          <w:color w:val="000000"/>
-          <w:sz w:val="24"/>
-        </w:rPr>
-        <w:t xml:space="preserve"> </w:t>
+        <w:t xml:space="preserve">e </w:t>
       </w:r>
       <w:r>
         <w:rPr>
@@ -2486,6 +2502,7 @@
           <w:i w:val="0"/>
           <w:color w:val="0000FF"/>
           <w:sz w:val="24"/>
+          <w:u w:val="single"/>
         </w:rPr>
         <w:t>G</w:t>
       </w:r>
@@ -2699,7 +2716,14 @@
           <w:color w:val="000000"/>
           <w:sz w:val="24"/>
         </w:rPr>
-        <w:t>.</w:t>
+        <w:hyperlink r:id="rId18" w:history="1">
+          <w:r>
+            <w:rPr>
+              <w:rStyle w:val="Hyperlink"/>
+            </w:rPr>
+            <w:t>.</w:t>
+          </w:r>
+        </w:hyperlink>
       </w:r>
     </w:p>
     <w:p>
@@ -3115,7 +3139,25 @@
           <w:color w:val="000000"/>
           <w:sz w:val="24"/>
         </w:rPr>
-        <w:t>also went missing or were lost duri</w:t>
+        <w:t>also went missing or were</w:t>
+      </w:r>
+      <w:r>
+        <w:rPr>
+          <w:u w:val="single" w:color="0000ff"/>
+          <w:rFonts w:ascii="Charis SIL Regular" w:hAnsi="Charis SIL Regular" w:eastAsia="Charis SIL Regular"/>
+          <w:b w:val="0"/>
+          <w:i w:val="0"/>
+          <w:color w:val="000000"/>
+          <w:sz w:val="24"/>
+        </w:rPr>
+        <w:hyperlink r:id="rId21" w:history="1">
+          <w:r>
+            <w:rPr>
+              <w:rStyle w:val="Hyperlink"/>
+            </w:rPr>
+            <w:t xml:space="preserve"> lost duri</w:t>
+          </w:r>
+        </w:hyperlink>
       </w:r>
       <w:r>
         <w:rPr>
@@ -3359,6 +3401,7 @@
       </w:r>
       <w:r>
         <w:rPr>
+          <w:u w:val="single" w:color="0000ff"/>
           <w:rFonts w:ascii="Charis SIL Regular" w:hAnsi="Charis SIL Regular" w:eastAsia="Charis SIL Regular"/>
           <w:b w:val="0"/>
           <w:i w:val="0"/>
@@ -3381,9 +3424,19 @@
             <w:rPr>
               <w:rStyle w:val="Hyperlink"/>
             </w:rPr>
-            <w:t>ert</w:t>
+            <w:t>er</w:t>
           </w:r>
         </w:hyperlink>
+      </w:r>
+      <w:r>
+        <w:rPr>
+          <w:rFonts w:ascii="Charis SIL Regular" w:hAnsi="Charis SIL Regular" w:eastAsia="Charis SIL Regular"/>
+          <w:b w:val="0"/>
+          <w:i w:val="0"/>
+          <w:color w:val="000000"/>
+          <w:sz w:val="24"/>
+        </w:rPr>
+        <w:t>t</w:t>
       </w:r>
       <w:r>
         <w:rPr>
@@ -5219,7 +5272,7 @@
             <w:rPr>
               <w:rStyle w:val="Hyperlink"/>
             </w:rPr>
-            <w:t>fil</w:t>
+            <w:t>f</w:t>
           </w:r>
         </w:hyperlink>
       </w:r>
@@ -5231,6 +5284,41 @@
           <w:color w:val="0000FF"/>
           <w:sz w:val="24"/>
           <w:u w:val="single"/>
+        </w:rPr>
+        <w:hyperlink r:id="rId29" w:history="1">
+          <w:r>
+            <w:rPr>
+              <w:rStyle w:val="Hyperlink"/>
+            </w:rPr>
+            <w:t>i</w:t>
+          </w:r>
+        </w:hyperlink>
+      </w:r>
+      <w:r>
+        <w:rPr>
+          <w:rFonts w:ascii="Charis SIL Regular" w:hAnsi="Charis SIL Regular" w:eastAsia="Charis SIL Regular"/>
+          <w:b w:val="0"/>
+          <w:i w:val="0"/>
+          <w:color w:val="0000FF"/>
+          <w:sz w:val="24"/>
+          <w:u w:val="single"/>
+        </w:rPr>
+        <w:hyperlink r:id="rId29" w:history="1">
+          <w:r>
+            <w:rPr>
+              <w:rStyle w:val="Hyperlink"/>
+            </w:rPr>
+            <w:t>l</w:t>
+          </w:r>
+        </w:hyperlink>
+      </w:r>
+      <w:r>
+        <w:rPr>
+          <w:rFonts w:ascii="Charis SIL Regular" w:hAnsi="Charis SIL Regular" w:eastAsia="Charis SIL Regular"/>
+          <w:b w:val="0"/>
+          <w:i w:val="0"/>
+          <w:color w:val="0000FF"/>
+          <w:sz w:val="24"/>
         </w:rPr>
         <w:hyperlink r:id="rId29" w:history="1">
           <w:r>
@@ -5250,59 +5338,25 @@
           <w:sz w:val="24"/>
           <w:u w:val="single"/>
         </w:rPr>
+        <w:t>/</w:t>
+      </w:r>
+      <w:r>
+        <w:rPr>
+          <w:rFonts w:ascii="Charis SIL Regular" w:hAnsi="Charis SIL Regular" w:eastAsia="Charis SIL Regular"/>
+          <w:b w:val="0"/>
+          <w:i w:val="0"/>
+          <w:color w:val="0000FF"/>
+          <w:sz w:val="24"/>
+          <w:u w:val="single"/>
+        </w:rPr>
         <w:hyperlink r:id="rId29" w:history="1">
           <w:r>
             <w:rPr>
               <w:rStyle w:val="Hyperlink"/>
             </w:rPr>
-            <w:t>/</w:t>
+            <w:t>NL-</w:t>
           </w:r>
         </w:hyperlink>
-      </w:r>
-      <w:r>
-        <w:rPr>
-          <w:rFonts w:ascii="Charis SIL Regular" w:hAnsi="Charis SIL Regular" w:eastAsia="Charis SIL Regular"/>
-          <w:b w:val="0"/>
-          <w:i w:val="0"/>
-          <w:color w:val="0000FF"/>
-          <w:sz w:val="24"/>
-          <w:u w:val="single"/>
-        </w:rPr>
-        <w:hyperlink r:id="rId29" w:history="1">
-          <w:r>
-            <w:rPr>
-              <w:rStyle w:val="Hyperlink"/>
-            </w:rPr>
-            <w:t>N</w:t>
-          </w:r>
-        </w:hyperlink>
-      </w:r>
-      <w:r>
-        <w:rPr>
-          <w:rFonts w:ascii="Charis SIL Regular" w:hAnsi="Charis SIL Regular" w:eastAsia="Charis SIL Regular"/>
-          <w:b w:val="0"/>
-          <w:i w:val="0"/>
-          <w:color w:val="0000FF"/>
-          <w:sz w:val="24"/>
-        </w:rPr>
-        <w:hyperlink r:id="rId29" w:history="1">
-          <w:r>
-            <w:rPr>
-              <w:rStyle w:val="Hyperlink"/>
-            </w:rPr>
-            <w:t>L</w:t>
-          </w:r>
-        </w:hyperlink>
-      </w:r>
-      <w:r>
-        <w:rPr>
-          <w:rFonts w:ascii="Charis SIL Regular" w:hAnsi="Charis SIL Regular" w:eastAsia="Charis SIL Regular"/>
-          <w:b w:val="0"/>
-          <w:i w:val="0"/>
-          <w:color w:val="0000FF"/>
-          <w:sz w:val="24"/>
-        </w:rPr>
-        <w:t>-</w:t>
       </w:r>
       <w:r>
         <w:rPr>
@@ -7043,7 +7097,7 @@
           <w:sz w:val="24"/>
           <w:u w:val="single"/>
         </w:rPr>
-        <w:hyperlink r:id="rId41" w:history="1">
+        <w:hyperlink r:id="rId43" w:history="1">
           <w:r>
             <w:rPr>
               <w:rStyle w:val="Hyperlink"/>

--- a/EXPORTS/DOCX/published/niveau3/English/KKZ.docx
+++ b/EXPORTS/DOCX/published/niveau3/English/KKZ.docx
@@ -1270,7 +1270,6 @@
       </w:r>
       <w:r>
         <w:rPr>
-          <w:u w:val="single" w:color="0000ff"/>
           <w:rFonts w:ascii="Charis SIL Italic" w:hAnsi="Charis SIL Italic" w:eastAsia="Charis SIL Italic"/>
           <w:b w:val="0"/>
           <w:i/>
@@ -1525,6 +1524,7 @@
           <w:i w:val="0"/>
           <w:color w:val="0000FF"/>
           <w:sz w:val="24"/>
+          <w:u w:val="single"/>
         </w:rPr>
         <w:hyperlink r:id="rId15" w:history="1">
           <w:r>
@@ -1782,6 +1782,7 @@
           <w:i w:val="0"/>
           <w:color w:val="0000FF"/>
           <w:sz w:val="24"/>
+          <w:u w:val="single"/>
         </w:rPr>
         <w:hyperlink r:id="rId16" w:history="1">
           <w:r>
@@ -1801,7 +1802,7 @@
           <w:sz w:val="24"/>
           <w:u w:val="single"/>
         </w:rPr>
-        <w:hyperlink r:id="rId15" w:history="1">
+        <w:hyperlink r:id="rId16" w:history="1">
           <w:r>
             <w:rPr>
               <w:rStyle w:val="Hyperlink"/>
@@ -1830,7 +1831,7 @@
           <w:sz w:val="24"/>
           <w:u w:val="single"/>
         </w:rPr>
-        <w:hyperlink r:id="rId15" w:history="1">
+        <w:hyperlink r:id="rId16" w:history="1">
           <w:r>
             <w:rPr>
               <w:rStyle w:val="Hyperlink"/>
@@ -1859,7 +1860,7 @@
           <w:sz w:val="24"/>
           <w:u w:val="single"/>
         </w:rPr>
-        <w:hyperlink r:id="rId15" w:history="1">
+        <w:hyperlink r:id="rId16" w:history="1">
           <w:r>
             <w:rPr>
               <w:rStyle w:val="Hyperlink"/>
@@ -1877,7 +1878,7 @@
           <w:sz w:val="24"/>
           <w:u w:val="single"/>
         </w:rPr>
-        <w:hyperlink r:id="rId15" w:history="1">
+        <w:hyperlink r:id="rId16" w:history="1">
           <w:r>
             <w:rPr>
               <w:rStyle w:val="Hyperlink"/>
@@ -2110,9 +2111,15 @@
           <w:i w:val="0"/>
           <w:color w:val="0000FF"/>
           <w:sz w:val="24"/>
-          <w:u w:val="single"/>
-        </w:rPr>
-        <w:t>Ges</w:t>
+        </w:rPr>
+        <w:hyperlink r:id="rId17" w:history="1">
+          <w:r>
+            <w:rPr>
+              <w:rStyle w:val="Hyperlink"/>
+            </w:rPr>
+            <w:t>Ges</w:t>
+          </w:r>
+        </w:hyperlink>
       </w:r>
       <w:r>
         <w:rPr>
@@ -2368,13 +2375,31 @@
       </w:r>
       <w:r>
         <w:rPr>
+          <w:u w:val="single" w:color="0000ff"/>
           <w:rFonts w:ascii="Charis SIL Regular" w:hAnsi="Charis SIL Regular" w:eastAsia="Charis SIL Regular"/>
           <w:b w:val="0"/>
           <w:i w:val="0"/>
           <w:color w:val="000000"/>
           <w:sz w:val="24"/>
         </w:rPr>
-        <w:t xml:space="preserve">, the </w:t>
+        <w:hyperlink r:id="rId17" w:history="1">
+          <w:r>
+            <w:rPr>
+              <w:rStyle w:val="Hyperlink"/>
+            </w:rPr>
+            <w:t>, th</w:t>
+          </w:r>
+        </w:hyperlink>
+      </w:r>
+      <w:r>
+        <w:rPr>
+          <w:rFonts w:ascii="Charis SIL Regular" w:hAnsi="Charis SIL Regular" w:eastAsia="Charis SIL Regular"/>
+          <w:b w:val="0"/>
+          <w:i w:val="0"/>
+          <w:color w:val="000000"/>
+          <w:sz w:val="24"/>
+        </w:rPr>
+        <w:t xml:space="preserve">e </w:t>
       </w:r>
       <w:r>
         <w:rPr>
@@ -2637,7 +2662,7 @@
           <w:sz w:val="24"/>
           <w:u w:val="single"/>
         </w:rPr>
-        <w:hyperlink r:id="rId20" w:history="1">
+        <w:hyperlink r:id="rId18" w:history="1">
           <w:r>
             <w:rPr>
               <w:rStyle w:val="Hyperlink"/>
@@ -2655,7 +2680,7 @@
           <w:sz w:val="24"/>
           <w:u w:val="single"/>
         </w:rPr>
-        <w:hyperlink r:id="rId20" w:history="1">
+        <w:hyperlink r:id="rId18" w:history="1">
           <w:r>
             <w:rPr>
               <w:rStyle w:val="Hyperlink"/>
@@ -2673,7 +2698,7 @@
           <w:sz w:val="24"/>
           <w:u w:val="single"/>
         </w:rPr>
-        <w:hyperlink r:id="rId20" w:history="1">
+        <w:hyperlink r:id="rId18" w:history="1">
           <w:r>
             <w:rPr>
               <w:rStyle w:val="Hyperlink"/>
@@ -2749,12 +2774,137 @@
           <w:sz w:val="24"/>
           <w:u w:val="single"/>
         </w:rPr>
+        <w:hyperlink r:id="rId20" w:history="1">
+          <w:r>
+            <w:rPr>
+              <w:rStyle w:val="Hyperlink"/>
+            </w:rPr>
+            <w:t>Reinier</w:t>
+          </w:r>
+        </w:hyperlink>
+      </w:r>
+      <w:r>
+        <w:rPr>
+          <w:rFonts w:ascii="Charis SIL Regular" w:hAnsi="Charis SIL Regular" w:eastAsia="Charis SIL Regular"/>
+          <w:b w:val="0"/>
+          <w:i w:val="0"/>
+          <w:color w:val="0000FF"/>
+          <w:sz w:val="24"/>
+          <w:u w:val="single"/>
+        </w:rPr>
+        <w:t xml:space="preserve"> </w:t>
+      </w:r>
+      <w:r>
+        <w:rPr>
+          <w:rFonts w:ascii="Charis SIL Regular" w:hAnsi="Charis SIL Regular" w:eastAsia="Charis SIL Regular"/>
+          <w:b w:val="0"/>
+          <w:i w:val="0"/>
+          <w:color w:val="0000FF"/>
+          <w:sz w:val="24"/>
+          <w:u w:val="single"/>
+        </w:rPr>
+        <w:hyperlink r:id="rId20" w:history="1">
+          <w:r>
+            <w:rPr>
+              <w:rStyle w:val="Hyperlink"/>
+            </w:rPr>
+            <w:t>van</w:t>
+          </w:r>
+        </w:hyperlink>
+      </w:r>
+      <w:r>
+        <w:rPr>
+          <w:rFonts w:ascii="Charis SIL Regular" w:hAnsi="Charis SIL Regular" w:eastAsia="Charis SIL Regular"/>
+          <w:b w:val="0"/>
+          <w:i w:val="0"/>
+          <w:color w:val="0000FF"/>
+          <w:sz w:val="24"/>
+          <w:u w:val="single"/>
+        </w:rPr>
+        <w:t xml:space="preserve"> </w:t>
+      </w:r>
+      <w:r>
+        <w:rPr>
+          <w:rFonts w:ascii="Charis SIL Regular" w:hAnsi="Charis SIL Regular" w:eastAsia="Charis SIL Regular"/>
+          <w:b w:val="0"/>
+          <w:i w:val="0"/>
+          <w:color w:val="0000FF"/>
+          <w:sz w:val="24"/>
+          <w:u w:val="single"/>
+        </w:rPr>
+        <w:hyperlink r:id="rId20" w:history="1">
+          <w:r>
+            <w:rPr>
+              <w:rStyle w:val="Hyperlink"/>
+            </w:rPr>
+            <w:t>de</w:t>
+          </w:r>
+        </w:hyperlink>
+      </w:r>
+      <w:r>
+        <w:rPr>
+          <w:rFonts w:ascii="Charis SIL Regular" w:hAnsi="Charis SIL Regular" w:eastAsia="Charis SIL Regular"/>
+          <w:b w:val="0"/>
+          <w:i w:val="0"/>
+          <w:color w:val="0000FF"/>
+          <w:sz w:val="24"/>
+          <w:u w:val="single"/>
+        </w:rPr>
+        <w:t xml:space="preserve"> </w:t>
+      </w:r>
+      <w:r>
+        <w:rPr>
+          <w:rFonts w:ascii="Charis SIL Regular" w:hAnsi="Charis SIL Regular" w:eastAsia="Charis SIL Regular"/>
+          <w:b w:val="0"/>
+          <w:i w:val="0"/>
+          <w:color w:val="0000FF"/>
+          <w:sz w:val="24"/>
+          <w:u w:val="single"/>
+        </w:rPr>
+        <w:hyperlink r:id="rId20" w:history="1">
+          <w:r>
+            <w:rPr>
+              <w:rStyle w:val="Hyperlink"/>
+            </w:rPr>
+            <w:t>Kasteele</w:t>
+          </w:r>
+        </w:hyperlink>
+      </w:r>
+      <w:r>
+        <w:rPr>
+          <w:rFonts w:ascii="Charis SIL Regular" w:hAnsi="Charis SIL Regular" w:eastAsia="Charis SIL Regular"/>
+          <w:b w:val="0"/>
+          <w:i w:val="0"/>
+          <w:color w:val="000000"/>
+          <w:sz w:val="24"/>
+        </w:rPr>
+        <w:t xml:space="preserve">, </w:t>
+      </w:r>
+      <w:r>
+        <w:rPr>
+          <w:rFonts w:ascii="Charis SIL Regular" w:hAnsi="Charis SIL Regular" w:eastAsia="Charis SIL Regular"/>
+          <w:b w:val="0"/>
+          <w:i w:val="0"/>
+          <w:color w:val="000000"/>
+          <w:sz w:val="24"/>
+        </w:rPr>
+        <w:t xml:space="preserve">disappeared after his son </w:t>
+      </w:r>
+      <w:r>
+        <w:rPr>
+          <w:rFonts w:ascii="Charis SIL Regular" w:hAnsi="Charis SIL Regular" w:eastAsia="Charis SIL Regular"/>
+          <w:b w:val="0"/>
+          <w:i w:val="0"/>
+          <w:color w:val="0000FF"/>
+          <w:sz w:val="24"/>
+          <w:u w:val="single"/>
+        </w:rPr>
         <w:hyperlink r:id="rId21" w:history="1">
           <w:r>
             <w:rPr>
               <w:rStyle w:val="Hyperlink"/>
             </w:rPr>
-            <w:t>Reinier</w:t>
+            <w:t>Abraham</w:t>
           </w:r>
         </w:hyperlink>
       </w:r>
@@ -2853,17 +3003,243 @@
           <w:color w:val="000000"/>
           <w:sz w:val="24"/>
         </w:rPr>
-        <w:t xml:space="preserve">, </w:t>
-      </w:r>
-      <w:r>
-        <w:rPr>
+        <w:t xml:space="preserve"> succeeded him</w:t>
+      </w:r>
+      <w:r>
+        <w:rPr>
+          <w:u w:val="single" w:color="0000ff"/>
           <w:rFonts w:ascii="Charis SIL Regular" w:hAnsi="Charis SIL Regular" w:eastAsia="Charis SIL Regular"/>
           <w:b w:val="0"/>
           <w:i w:val="0"/>
           <w:color w:val="000000"/>
           <w:sz w:val="24"/>
         </w:rPr>
-        <w:t xml:space="preserve">disappeared after his son </w:t>
+        <w:hyperlink r:id="rId20" w:history="1">
+          <w:r>
+            <w:rPr>
+              <w:rStyle w:val="Hyperlink"/>
+            </w:rPr>
+            <w:t xml:space="preserve"> in 184</w:t>
+          </w:r>
+        </w:hyperlink>
+      </w:r>
+      <w:r>
+        <w:rPr>
+          <w:u w:val="single" w:color="0000ff"/>
+          <w:rFonts w:ascii="Charis SIL Regular" w:hAnsi="Charis SIL Regular" w:eastAsia="Charis SIL Regular"/>
+          <w:b w:val="0"/>
+          <w:i w:val="0"/>
+          <w:color w:val="000000"/>
+          <w:sz w:val="24"/>
+        </w:rPr>
+        <w:hyperlink r:id="rId20" w:history="1">
+          <w:r>
+            <w:rPr>
+              <w:rStyle w:val="Hyperlink"/>
+            </w:rPr>
+            <w:t>0</w:t>
+          </w:r>
+        </w:hyperlink>
+      </w:r>
+      <w:r>
+        <w:rPr>
+          <w:u w:val="single" w:color="0000ff"/>
+          <w:rFonts w:ascii="Charis SIL Regular" w:hAnsi="Charis SIL Regular" w:eastAsia="Charis SIL Regular"/>
+          <w:b w:val="0"/>
+          <w:i w:val="0"/>
+          <w:color w:val="000000"/>
+          <w:sz w:val="24"/>
+        </w:rPr>
+        <w:hyperlink r:id="rId20" w:history="1">
+          <w:r>
+            <w:rPr>
+              <w:rStyle w:val="Hyperlink"/>
+            </w:rPr>
+            <w:t>. M</w:t>
+          </w:r>
+        </w:hyperlink>
+      </w:r>
+      <w:r>
+        <w:rPr>
+          <w:u w:val="single" w:color="0000ff"/>
+          <w:rFonts w:ascii="Charis SIL Regular" w:hAnsi="Charis SIL Regular" w:eastAsia="Charis SIL Regular"/>
+          <w:b w:val="0"/>
+          <w:i w:val="0"/>
+          <w:color w:val="000000"/>
+          <w:sz w:val="24"/>
+        </w:rPr>
+        <w:hyperlink r:id="rId20" w:history="1">
+          <w:r>
+            <w:rPr>
+              <w:rStyle w:val="Hyperlink"/>
+            </w:rPr>
+            <w:t>a</w:t>
+          </w:r>
+        </w:hyperlink>
+      </w:r>
+      <w:r>
+        <w:rPr>
+          <w:u w:val="single" w:color="0000ff"/>
+          <w:rFonts w:ascii="Charis SIL Regular" w:hAnsi="Charis SIL Regular" w:eastAsia="Charis SIL Regular"/>
+          <w:b w:val="0"/>
+          <w:i w:val="0"/>
+          <w:color w:val="000000"/>
+          <w:sz w:val="24"/>
+        </w:rPr>
+        <w:hyperlink r:id="rId20" w:history="1">
+          <w:r>
+            <w:rPr>
+              <w:rStyle w:val="Hyperlink"/>
+            </w:rPr>
+            <w:t>n</w:t>
+          </w:r>
+        </w:hyperlink>
+      </w:r>
+      <w:r>
+        <w:rPr>
+          <w:u w:val="single" w:color="0000ff"/>
+          <w:rFonts w:ascii="Charis SIL Regular" w:hAnsi="Charis SIL Regular" w:eastAsia="Charis SIL Regular"/>
+          <w:b w:val="0"/>
+          <w:i w:val="0"/>
+          <w:color w:val="000000"/>
+          <w:sz w:val="24"/>
+        </w:rPr>
+        <w:hyperlink r:id="rId20" w:history="1">
+          <w:r>
+            <w:rPr>
+              <w:rStyle w:val="Hyperlink"/>
+            </w:rPr>
+            <w:t>y</w:t>
+          </w:r>
+        </w:hyperlink>
+      </w:r>
+      <w:r>
+        <w:rPr>
+          <w:u w:val="single" w:color="0000ff"/>
+          <w:rFonts w:ascii="Charis SIL Regular" w:hAnsi="Charis SIL Regular" w:eastAsia="Charis SIL Regular"/>
+          <w:b w:val="0"/>
+          <w:i w:val="0"/>
+          <w:color w:val="000000"/>
+          <w:sz w:val="24"/>
+        </w:rPr>
+        <w:hyperlink r:id="rId20" w:history="1">
+          <w:r>
+            <w:rPr>
+              <w:rStyle w:val="Hyperlink"/>
+            </w:rPr>
+            <w:t xml:space="preserve"> objects </w:t>
+          </w:r>
+        </w:hyperlink>
+      </w:r>
+      <w:r>
+        <w:rPr>
+          <w:rFonts w:ascii="Charis SIL Regular" w:hAnsi="Charis SIL Regular" w:eastAsia="Charis SIL Regular"/>
+          <w:b w:val="0"/>
+          <w:i w:val="0"/>
+          <w:color w:val="000000"/>
+          <w:sz w:val="24"/>
+        </w:rPr>
+        <w:t>also went missing or were</w:t>
+      </w:r>
+      <w:r>
+        <w:rPr>
+          <w:u w:val="single" w:color="0000ff"/>
+          <w:rFonts w:ascii="Charis SIL Regular" w:hAnsi="Charis SIL Regular" w:eastAsia="Charis SIL Regular"/>
+          <w:b w:val="0"/>
+          <w:i w:val="0"/>
+          <w:color w:val="000000"/>
+          <w:sz w:val="24"/>
+        </w:rPr>
+        <w:hyperlink r:id="rId21" w:history="1">
+          <w:r>
+            <w:rPr>
+              <w:rStyle w:val="Hyperlink"/>
+            </w:rPr>
+            <w:t xml:space="preserve"> lost duri</w:t>
+          </w:r>
+        </w:hyperlink>
+      </w:r>
+      <w:r>
+        <w:rPr>
+          <w:u w:val="single" w:color="0000ff"/>
+          <w:rFonts w:ascii="Charis SIL Regular" w:hAnsi="Charis SIL Regular" w:eastAsia="Charis SIL Regular"/>
+          <w:b w:val="0"/>
+          <w:i w:val="0"/>
+          <w:color w:val="000000"/>
+          <w:sz w:val="24"/>
+        </w:rPr>
+        <w:hyperlink r:id="rId21" w:history="1">
+          <w:r>
+            <w:rPr>
+              <w:rStyle w:val="Hyperlink"/>
+            </w:rPr>
+            <w:t>ng t</w:t>
+          </w:r>
+        </w:hyperlink>
+      </w:r>
+      <w:r>
+        <w:rPr>
+          <w:u w:val="single" w:color="0000ff"/>
+          <w:rFonts w:ascii="Charis SIL Regular" w:hAnsi="Charis SIL Regular" w:eastAsia="Charis SIL Regular"/>
+          <w:b w:val="0"/>
+          <w:i w:val="0"/>
+          <w:color w:val="000000"/>
+          <w:sz w:val="24"/>
+        </w:rPr>
+        <w:hyperlink r:id="rId21" w:history="1">
+          <w:r>
+            <w:rPr>
+              <w:rStyle w:val="Hyperlink"/>
+            </w:rPr>
+            <w:t>h</w:t>
+          </w:r>
+        </w:hyperlink>
+      </w:r>
+      <w:r>
+        <w:rPr>
+          <w:u w:val="single" w:color="0000ff"/>
+          <w:rFonts w:ascii="Charis SIL Regular" w:hAnsi="Charis SIL Regular" w:eastAsia="Charis SIL Regular"/>
+          <w:b w:val="0"/>
+          <w:i w:val="0"/>
+          <w:color w:val="000000"/>
+          <w:sz w:val="24"/>
+        </w:rPr>
+        <w:hyperlink r:id="rId21" w:history="1">
+          <w:r>
+            <w:rPr>
+              <w:rStyle w:val="Hyperlink"/>
+            </w:rPr>
+            <w:t xml:space="preserve">is </w:t>
+          </w:r>
+        </w:hyperlink>
+      </w:r>
+      <w:r>
+        <w:rPr>
+          <w:u w:val="single" w:color="0000ff"/>
+          <w:rFonts w:ascii="Charis SIL Regular" w:hAnsi="Charis SIL Regular" w:eastAsia="Charis SIL Regular"/>
+          <w:b w:val="0"/>
+          <w:i w:val="0"/>
+          <w:color w:val="000000"/>
+          <w:sz w:val="24"/>
+        </w:rPr>
+        <w:hyperlink r:id="rId21" w:history="1">
+          <w:r>
+            <w:rPr>
+              <w:rStyle w:val="Hyperlink"/>
+            </w:rPr>
+            <w:t>time. Th</w:t>
+          </w:r>
+        </w:hyperlink>
+      </w:r>
+      <w:r>
+        <w:rPr>
+          <w:rFonts w:ascii="Charis SIL Regular" w:hAnsi="Charis SIL Regular" w:eastAsia="Charis SIL Regular"/>
+          <w:b w:val="0"/>
+          <w:i w:val="0"/>
+          <w:color w:val="000000"/>
+          <w:sz w:val="24"/>
+        </w:rPr>
+        <w:t xml:space="preserve">e third and final director </w:t>
       </w:r>
       <w:r>
         <w:rPr>
@@ -2879,7 +3255,7 @@
             <w:rPr>
               <w:rStyle w:val="Hyperlink"/>
             </w:rPr>
-            <w:t>Abraham</w:t>
+            <w:t>David</w:t>
           </w:r>
         </w:hyperlink>
       </w:r>
@@ -2937,331 +3313,6 @@
             <w:rPr>
               <w:rStyle w:val="Hyperlink"/>
             </w:rPr>
-            <w:t>de</w:t>
-          </w:r>
-        </w:hyperlink>
-      </w:r>
-      <w:r>
-        <w:rPr>
-          <w:rFonts w:ascii="Charis SIL Regular" w:hAnsi="Charis SIL Regular" w:eastAsia="Charis SIL Regular"/>
-          <w:b w:val="0"/>
-          <w:i w:val="0"/>
-          <w:color w:val="0000FF"/>
-          <w:sz w:val="24"/>
-          <w:u w:val="single"/>
-        </w:rPr>
-        <w:t xml:space="preserve"> </w:t>
-      </w:r>
-      <w:r>
-        <w:rPr>
-          <w:rFonts w:ascii="Charis SIL Regular" w:hAnsi="Charis SIL Regular" w:eastAsia="Charis SIL Regular"/>
-          <w:b w:val="0"/>
-          <w:i w:val="0"/>
-          <w:color w:val="0000FF"/>
-          <w:sz w:val="24"/>
-          <w:u w:val="single"/>
-        </w:rPr>
-        <w:hyperlink r:id="rId22" w:history="1">
-          <w:r>
-            <w:rPr>
-              <w:rStyle w:val="Hyperlink"/>
-            </w:rPr>
-            <w:t>Kasteele</w:t>
-          </w:r>
-        </w:hyperlink>
-      </w:r>
-      <w:r>
-        <w:rPr>
-          <w:rFonts w:ascii="Charis SIL Regular" w:hAnsi="Charis SIL Regular" w:eastAsia="Charis SIL Regular"/>
-          <w:b w:val="0"/>
-          <w:i w:val="0"/>
-          <w:color w:val="000000"/>
-          <w:sz w:val="24"/>
-        </w:rPr>
-        <w:t xml:space="preserve"> succeeded him</w:t>
-      </w:r>
-      <w:r>
-        <w:rPr>
-          <w:u w:val="single" w:color="0000ff"/>
-          <w:rFonts w:ascii="Charis SIL Regular" w:hAnsi="Charis SIL Regular" w:eastAsia="Charis SIL Regular"/>
-          <w:b w:val="0"/>
-          <w:i w:val="0"/>
-          <w:color w:val="000000"/>
-          <w:sz w:val="24"/>
-        </w:rPr>
-        <w:hyperlink r:id="rId21" w:history="1">
-          <w:r>
-            <w:rPr>
-              <w:rStyle w:val="Hyperlink"/>
-            </w:rPr>
-            <w:t xml:space="preserve"> in 184</w:t>
-          </w:r>
-        </w:hyperlink>
-      </w:r>
-      <w:r>
-        <w:rPr>
-          <w:u w:val="single" w:color="0000ff"/>
-          <w:rFonts w:ascii="Charis SIL Regular" w:hAnsi="Charis SIL Regular" w:eastAsia="Charis SIL Regular"/>
-          <w:b w:val="0"/>
-          <w:i w:val="0"/>
-          <w:color w:val="000000"/>
-          <w:sz w:val="24"/>
-        </w:rPr>
-        <w:hyperlink r:id="rId21" w:history="1">
-          <w:r>
-            <w:rPr>
-              <w:rStyle w:val="Hyperlink"/>
-            </w:rPr>
-            <w:t>0</w:t>
-          </w:r>
-        </w:hyperlink>
-      </w:r>
-      <w:r>
-        <w:rPr>
-          <w:u w:val="single" w:color="0000ff"/>
-          <w:rFonts w:ascii="Charis SIL Regular" w:hAnsi="Charis SIL Regular" w:eastAsia="Charis SIL Regular"/>
-          <w:b w:val="0"/>
-          <w:i w:val="0"/>
-          <w:color w:val="000000"/>
-          <w:sz w:val="24"/>
-        </w:rPr>
-        <w:hyperlink r:id="rId21" w:history="1">
-          <w:r>
-            <w:rPr>
-              <w:rStyle w:val="Hyperlink"/>
-            </w:rPr>
-            <w:t>. M</w:t>
-          </w:r>
-        </w:hyperlink>
-      </w:r>
-      <w:r>
-        <w:rPr>
-          <w:u w:val="single" w:color="0000ff"/>
-          <w:rFonts w:ascii="Charis SIL Regular" w:hAnsi="Charis SIL Regular" w:eastAsia="Charis SIL Regular"/>
-          <w:b w:val="0"/>
-          <w:i w:val="0"/>
-          <w:color w:val="000000"/>
-          <w:sz w:val="24"/>
-        </w:rPr>
-        <w:hyperlink r:id="rId21" w:history="1">
-          <w:r>
-            <w:rPr>
-              <w:rStyle w:val="Hyperlink"/>
-            </w:rPr>
-            <w:t>a</w:t>
-          </w:r>
-        </w:hyperlink>
-      </w:r>
-      <w:r>
-        <w:rPr>
-          <w:u w:val="single" w:color="0000ff"/>
-          <w:rFonts w:ascii="Charis SIL Regular" w:hAnsi="Charis SIL Regular" w:eastAsia="Charis SIL Regular"/>
-          <w:b w:val="0"/>
-          <w:i w:val="0"/>
-          <w:color w:val="000000"/>
-          <w:sz w:val="24"/>
-        </w:rPr>
-        <w:hyperlink r:id="rId21" w:history="1">
-          <w:r>
-            <w:rPr>
-              <w:rStyle w:val="Hyperlink"/>
-            </w:rPr>
-            <w:t>n</w:t>
-          </w:r>
-        </w:hyperlink>
-      </w:r>
-      <w:r>
-        <w:rPr>
-          <w:u w:val="single" w:color="0000ff"/>
-          <w:rFonts w:ascii="Charis SIL Regular" w:hAnsi="Charis SIL Regular" w:eastAsia="Charis SIL Regular"/>
-          <w:b w:val="0"/>
-          <w:i w:val="0"/>
-          <w:color w:val="000000"/>
-          <w:sz w:val="24"/>
-        </w:rPr>
-        <w:hyperlink r:id="rId21" w:history="1">
-          <w:r>
-            <w:rPr>
-              <w:rStyle w:val="Hyperlink"/>
-            </w:rPr>
-            <w:t>y</w:t>
-          </w:r>
-        </w:hyperlink>
-      </w:r>
-      <w:r>
-        <w:rPr>
-          <w:u w:val="single" w:color="0000ff"/>
-          <w:rFonts w:ascii="Charis SIL Regular" w:hAnsi="Charis SIL Regular" w:eastAsia="Charis SIL Regular"/>
-          <w:b w:val="0"/>
-          <w:i w:val="0"/>
-          <w:color w:val="000000"/>
-          <w:sz w:val="24"/>
-        </w:rPr>
-        <w:hyperlink r:id="rId21" w:history="1">
-          <w:r>
-            <w:rPr>
-              <w:rStyle w:val="Hyperlink"/>
-            </w:rPr>
-            <w:t xml:space="preserve"> objects </w:t>
-          </w:r>
-        </w:hyperlink>
-      </w:r>
-      <w:r>
-        <w:rPr>
-          <w:rFonts w:ascii="Charis SIL Regular" w:hAnsi="Charis SIL Regular" w:eastAsia="Charis SIL Regular"/>
-          <w:b w:val="0"/>
-          <w:i w:val="0"/>
-          <w:color w:val="000000"/>
-          <w:sz w:val="24"/>
-        </w:rPr>
-        <w:t>also went missing or were lost duri</w:t>
-      </w:r>
-      <w:r>
-        <w:rPr>
-          <w:u w:val="single" w:color="0000ff"/>
-          <w:rFonts w:ascii="Charis SIL Regular" w:hAnsi="Charis SIL Regular" w:eastAsia="Charis SIL Regular"/>
-          <w:b w:val="0"/>
-          <w:i w:val="0"/>
-          <w:color w:val="000000"/>
-          <w:sz w:val="24"/>
-        </w:rPr>
-        <w:hyperlink r:id="rId22" w:history="1">
-          <w:r>
-            <w:rPr>
-              <w:rStyle w:val="Hyperlink"/>
-            </w:rPr>
-            <w:t>ng t</w:t>
-          </w:r>
-        </w:hyperlink>
-      </w:r>
-      <w:r>
-        <w:rPr>
-          <w:u w:val="single" w:color="0000ff"/>
-          <w:rFonts w:ascii="Charis SIL Regular" w:hAnsi="Charis SIL Regular" w:eastAsia="Charis SIL Regular"/>
-          <w:b w:val="0"/>
-          <w:i w:val="0"/>
-          <w:color w:val="000000"/>
-          <w:sz w:val="24"/>
-        </w:rPr>
-        <w:hyperlink r:id="rId22" w:history="1">
-          <w:r>
-            <w:rPr>
-              <w:rStyle w:val="Hyperlink"/>
-            </w:rPr>
-            <w:t>h</w:t>
-          </w:r>
-        </w:hyperlink>
-      </w:r>
-      <w:r>
-        <w:rPr>
-          <w:rFonts w:ascii="Charis SIL Regular" w:hAnsi="Charis SIL Regular" w:eastAsia="Charis SIL Regular"/>
-          <w:b w:val="0"/>
-          <w:i w:val="0"/>
-          <w:color w:val="000000"/>
-          <w:sz w:val="24"/>
-        </w:rPr>
-        <w:t xml:space="preserve">is </w:t>
-      </w:r>
-      <w:r>
-        <w:rPr>
-          <w:u w:val="single" w:color="0000ff"/>
-          <w:rFonts w:ascii="Charis SIL Regular" w:hAnsi="Charis SIL Regular" w:eastAsia="Charis SIL Regular"/>
-          <w:b w:val="0"/>
-          <w:i w:val="0"/>
-          <w:color w:val="000000"/>
-          <w:sz w:val="24"/>
-        </w:rPr>
-        <w:hyperlink r:id="rId22" w:history="1">
-          <w:r>
-            <w:rPr>
-              <w:rStyle w:val="Hyperlink"/>
-            </w:rPr>
-            <w:t>time. Th</w:t>
-          </w:r>
-        </w:hyperlink>
-      </w:r>
-      <w:r>
-        <w:rPr>
-          <w:rFonts w:ascii="Charis SIL Regular" w:hAnsi="Charis SIL Regular" w:eastAsia="Charis SIL Regular"/>
-          <w:b w:val="0"/>
-          <w:i w:val="0"/>
-          <w:color w:val="000000"/>
-          <w:sz w:val="24"/>
-        </w:rPr>
-        <w:t xml:space="preserve">e third and final director </w:t>
-      </w:r>
-      <w:r>
-        <w:rPr>
-          <w:rFonts w:ascii="Charis SIL Regular" w:hAnsi="Charis SIL Regular" w:eastAsia="Charis SIL Regular"/>
-          <w:b w:val="0"/>
-          <w:i w:val="0"/>
-          <w:color w:val="0000FF"/>
-          <w:sz w:val="24"/>
-          <w:u w:val="single"/>
-        </w:rPr>
-        <w:hyperlink r:id="rId23" w:history="1">
-          <w:r>
-            <w:rPr>
-              <w:rStyle w:val="Hyperlink"/>
-            </w:rPr>
-            <w:t>David</w:t>
-          </w:r>
-        </w:hyperlink>
-      </w:r>
-      <w:r>
-        <w:rPr>
-          <w:rFonts w:ascii="Charis SIL Regular" w:hAnsi="Charis SIL Regular" w:eastAsia="Charis SIL Regular"/>
-          <w:b w:val="0"/>
-          <w:i w:val="0"/>
-          <w:color w:val="0000FF"/>
-          <w:sz w:val="24"/>
-          <w:u w:val="single"/>
-        </w:rPr>
-        <w:t xml:space="preserve"> </w:t>
-      </w:r>
-      <w:r>
-        <w:rPr>
-          <w:rFonts w:ascii="Charis SIL Regular" w:hAnsi="Charis SIL Regular" w:eastAsia="Charis SIL Regular"/>
-          <w:b w:val="0"/>
-          <w:i w:val="0"/>
-          <w:color w:val="0000FF"/>
-          <w:sz w:val="24"/>
-          <w:u w:val="single"/>
-        </w:rPr>
-        <w:hyperlink r:id="rId23" w:history="1">
-          <w:r>
-            <w:rPr>
-              <w:rStyle w:val="Hyperlink"/>
-            </w:rPr>
-            <w:t>van</w:t>
-          </w:r>
-        </w:hyperlink>
-      </w:r>
-      <w:r>
-        <w:rPr>
-          <w:rFonts w:ascii="Charis SIL Regular" w:hAnsi="Charis SIL Regular" w:eastAsia="Charis SIL Regular"/>
-          <w:b w:val="0"/>
-          <w:i w:val="0"/>
-          <w:color w:val="0000FF"/>
-          <w:sz w:val="24"/>
-          <w:u w:val="single"/>
-        </w:rPr>
-        <w:t xml:space="preserve"> </w:t>
-      </w:r>
-      <w:r>
-        <w:rPr>
-          <w:rFonts w:ascii="Charis SIL Regular" w:hAnsi="Charis SIL Regular" w:eastAsia="Charis SIL Regular"/>
-          <w:b w:val="0"/>
-          <w:i w:val="0"/>
-          <w:color w:val="0000FF"/>
-          <w:sz w:val="24"/>
-          <w:u w:val="single"/>
-        </w:rPr>
-        <w:hyperlink r:id="rId23" w:history="1">
-          <w:r>
-            <w:rPr>
-              <w:rStyle w:val="Hyperlink"/>
-            </w:rPr>
             <w:t xml:space="preserve">der </w:t>
           </w:r>
         </w:hyperlink>
@@ -3275,7 +3326,7 @@
           <w:sz w:val="24"/>
           <w:u w:val="single"/>
         </w:rPr>
-        <w:hyperlink r:id="rId23" w:history="1">
+        <w:hyperlink r:id="rId22" w:history="1">
           <w:r>
             <w:rPr>
               <w:rStyle w:val="Hyperlink"/>
@@ -3303,7 +3354,7 @@
           <w:color w:val="000000"/>
           <w:sz w:val="24"/>
         </w:rPr>
-        <w:hyperlink r:id="rId23" w:history="1">
+        <w:hyperlink r:id="rId22" w:history="1">
           <w:r>
             <w:rPr>
               <w:rStyle w:val="Hyperlink"/>
@@ -3321,7 +3372,7 @@
           <w:color w:val="000000"/>
           <w:sz w:val="24"/>
         </w:rPr>
-        <w:hyperlink r:id="rId23" w:history="1">
+        <w:hyperlink r:id="rId22" w:history="1">
           <w:r>
             <w:rPr>
               <w:rStyle w:val="Hyperlink"/>
@@ -3339,7 +3390,7 @@
           <w:color w:val="000000"/>
           <w:sz w:val="24"/>
         </w:rPr>
-        <w:hyperlink r:id="rId23" w:history="1">
+        <w:hyperlink r:id="rId22" w:history="1">
           <w:r>
             <w:rPr>
               <w:rStyle w:val="Hyperlink"/>
@@ -3378,7 +3429,7 @@
           <w:color w:val="000000"/>
           <w:sz w:val="24"/>
         </w:rPr>
-        <w:hyperlink r:id="rId23" w:history="1">
+        <w:hyperlink r:id="rId22" w:history="1">
           <w:r>
             <w:rPr>
               <w:rStyle w:val="Hyperlink"/>
@@ -3395,7 +3446,7 @@
           <w:color w:val="000000"/>
           <w:sz w:val="24"/>
         </w:rPr>
-        <w:hyperlink r:id="rId23" w:history="1">
+        <w:hyperlink r:id="rId22" w:history="1">
           <w:r>
             <w:rPr>
               <w:rStyle w:val="Hyperlink"/>
@@ -3423,7 +3474,7 @@
           <w:color w:val="000000"/>
           <w:sz w:val="24"/>
         </w:rPr>
-        <w:hyperlink r:id="rId23" w:history="1">
+        <w:hyperlink r:id="rId22" w:history="1">
           <w:r>
             <w:rPr>
               <w:rStyle w:val="Hyperlink"/>
@@ -3514,7 +3565,7 @@
           <w:sz w:val="24"/>
           <w:u w:val="single"/>
         </w:rPr>
-        <w:hyperlink r:id="rId24" w:history="1">
+        <w:hyperlink r:id="rId23" w:history="1">
           <w:r>
             <w:rPr>
               <w:rStyle w:val="Hyperlink"/>
@@ -3532,7 +3583,7 @@
           <w:sz w:val="24"/>
           <w:u w:val="single"/>
         </w:rPr>
-        <w:hyperlink r:id="rId24" w:history="1">
+        <w:hyperlink r:id="rId23" w:history="1">
           <w:r>
             <w:rPr>
               <w:rStyle w:val="Hyperlink"/>
@@ -3561,7 +3612,7 @@
           <w:sz w:val="24"/>
           <w:u w:val="single"/>
         </w:rPr>
-        <w:hyperlink r:id="rId24" w:history="1">
+        <w:hyperlink r:id="rId23" w:history="1">
           <w:r>
             <w:rPr>
               <w:rStyle w:val="Hyperlink"/>
@@ -3681,7 +3732,7 @@
           <w:sz w:val="24"/>
           <w:u w:val="single"/>
         </w:rPr>
-        <w:hyperlink r:id="rId25" w:history="1">
+        <w:hyperlink r:id="rId24" w:history="1">
           <w:r>
             <w:rPr>
               <w:rStyle w:val="Hyperlink"/>
@@ -3710,7 +3761,7 @@
           <w:sz w:val="24"/>
           <w:u w:val="single"/>
         </w:rPr>
-        <w:hyperlink r:id="rId25" w:history="1">
+        <w:hyperlink r:id="rId24" w:history="1">
           <w:r>
             <w:rPr>
               <w:rStyle w:val="Hyperlink"/>
@@ -3739,7 +3790,7 @@
           <w:sz w:val="24"/>
           <w:u w:val="single"/>
         </w:rPr>
-        <w:hyperlink r:id="rId25" w:history="1">
+        <w:hyperlink r:id="rId24" w:history="1">
           <w:r>
             <w:rPr>
               <w:rStyle w:val="Hyperlink"/>
@@ -3768,7 +3819,7 @@
           <w:sz w:val="24"/>
           <w:u w:val="single"/>
         </w:rPr>
-        <w:hyperlink r:id="rId25" w:history="1">
+        <w:hyperlink r:id="rId24" w:history="1">
           <w:r>
             <w:rPr>
               <w:rStyle w:val="Hyperlink"/>
@@ -3797,7 +3848,7 @@
           <w:sz w:val="24"/>
           <w:u w:val="single"/>
         </w:rPr>
-        <w:hyperlink r:id="rId25" w:history="1">
+        <w:hyperlink r:id="rId24" w:history="1">
           <w:r>
             <w:rPr>
               <w:rStyle w:val="Hyperlink"/>
@@ -3835,7 +3886,7 @@
           <w:color w:val="000000"/>
           <w:sz w:val="24"/>
         </w:rPr>
-        <w:hyperlink r:id="rId25" w:history="1">
+        <w:hyperlink r:id="rId24" w:history="1">
           <w:r>
             <w:rPr>
               <w:rStyle w:val="Hyperlink"/>
@@ -3853,7 +3904,7 @@
           <w:color w:val="000000"/>
           <w:sz w:val="24"/>
         </w:rPr>
-        <w:hyperlink r:id="rId25" w:history="1">
+        <w:hyperlink r:id="rId24" w:history="1">
           <w:r>
             <w:rPr>
               <w:rStyle w:val="Hyperlink"/>
@@ -3871,7 +3922,7 @@
           <w:color w:val="000000"/>
           <w:sz w:val="24"/>
         </w:rPr>
-        <w:hyperlink r:id="rId25" w:history="1">
+        <w:hyperlink r:id="rId24" w:history="1">
           <w:r>
             <w:rPr>
               <w:rStyle w:val="Hyperlink"/>
@@ -3889,7 +3940,7 @@
           <w:color w:val="000000"/>
           <w:sz w:val="24"/>
         </w:rPr>
-        <w:hyperlink r:id="rId25" w:history="1">
+        <w:hyperlink r:id="rId24" w:history="1">
           <w:r>
             <w:rPr>
               <w:rStyle w:val="Hyperlink"/>
@@ -3907,7 +3958,7 @@
           <w:color w:val="000000"/>
           <w:sz w:val="24"/>
         </w:rPr>
-        <w:hyperlink r:id="rId25" w:history="1">
+        <w:hyperlink r:id="rId24" w:history="1">
           <w:r>
             <w:rPr>
               <w:rStyle w:val="Hyperlink"/>
@@ -3925,7 +3976,7 @@
           <w:color w:val="000000"/>
           <w:sz w:val="24"/>
         </w:rPr>
-        <w:hyperlink r:id="rId25" w:history="1">
+        <w:hyperlink r:id="rId24" w:history="1">
           <w:r>
             <w:rPr>
               <w:rStyle w:val="Hyperlink"/>
@@ -3943,7 +3994,7 @@
           <w:color w:val="000000"/>
           <w:sz w:val="24"/>
         </w:rPr>
-        <w:hyperlink r:id="rId25" w:history="1">
+        <w:hyperlink r:id="rId24" w:history="1">
           <w:r>
             <w:rPr>
               <w:rStyle w:val="Hyperlink"/>
@@ -3981,7 +4032,7 @@
           <w:sz w:val="24"/>
           <w:u w:val="single"/>
         </w:rPr>
-        <w:hyperlink r:id="rId26" w:history="1">
+        <w:hyperlink r:id="rId25" w:history="1">
           <w:r>
             <w:rPr>
               <w:rStyle w:val="Hyperlink"/>
@@ -4019,7 +4070,7 @@
           <w:color w:val="000000"/>
           <w:sz w:val="24"/>
         </w:rPr>
-        <w:hyperlink r:id="rId26" w:history="1">
+        <w:hyperlink r:id="rId25" w:history="1">
           <w:r>
             <w:rPr>
               <w:rStyle w:val="Hyperlink"/>
@@ -4484,7 +4535,7 @@
           <w:color w:val="0000FF"/>
           <w:sz w:val="24"/>
         </w:rPr>
-        <w:hyperlink r:id="rId27" w:history="1">
+        <w:hyperlink r:id="rId26" w:history="1">
           <w:r>
             <w:rPr>
               <w:rStyle w:val="Hyperlink"/>
@@ -4501,7 +4552,7 @@
           <w:color w:val="0000FF"/>
           <w:sz w:val="24"/>
         </w:rPr>
-        <w:hyperlink r:id="rId27" w:history="1">
+        <w:hyperlink r:id="rId26" w:history="1">
           <w:r>
             <w:rPr>
               <w:rStyle w:val="Hyperlink"/>
@@ -4609,7 +4660,7 @@
           <w:sz w:val="24"/>
           <w:u w:val="single"/>
         </w:rPr>
-        <w:hyperlink r:id="rId28" w:history="1">
+        <w:hyperlink r:id="rId27" w:history="1">
           <w:r>
             <w:rPr>
               <w:rStyle w:val="Hyperlink"/>
@@ -4627,7 +4678,7 @@
           <w:sz w:val="24"/>
           <w:u w:val="single"/>
         </w:rPr>
-        <w:hyperlink r:id="rId28" w:history="1">
+        <w:hyperlink r:id="rId27" w:history="1">
           <w:r>
             <w:rPr>
               <w:rStyle w:val="Hyperlink"/>
@@ -4645,7 +4696,7 @@
           <w:sz w:val="24"/>
           <w:u w:val="single"/>
         </w:rPr>
-        <w:hyperlink r:id="rId28" w:history="1">
+        <w:hyperlink r:id="rId27" w:history="1">
           <w:r>
             <w:rPr>
               <w:rStyle w:val="Hyperlink"/>
@@ -4663,7 +4714,7 @@
           <w:sz w:val="24"/>
           <w:u w:val="single"/>
         </w:rPr>
-        <w:hyperlink r:id="rId28" w:history="1">
+        <w:hyperlink r:id="rId27" w:history="1">
           <w:r>
             <w:rPr>
               <w:rStyle w:val="Hyperlink"/>
@@ -4681,7 +4732,7 @@
           <w:sz w:val="24"/>
           <w:u w:val="single"/>
         </w:rPr>
-        <w:hyperlink r:id="rId28" w:history="1">
+        <w:hyperlink r:id="rId27" w:history="1">
           <w:r>
             <w:rPr>
               <w:rStyle w:val="Hyperlink"/>
@@ -4699,7 +4750,7 @@
           <w:sz w:val="24"/>
           <w:u w:val="single"/>
         </w:rPr>
-        <w:hyperlink r:id="rId28" w:history="1">
+        <w:hyperlink r:id="rId27" w:history="1">
           <w:r>
             <w:rPr>
               <w:rStyle w:val="Hyperlink"/>
@@ -4717,7 +4768,7 @@
           <w:sz w:val="24"/>
           <w:u w:val="single"/>
         </w:rPr>
-        <w:hyperlink r:id="rId28" w:history="1">
+        <w:hyperlink r:id="rId27" w:history="1">
           <w:r>
             <w:rPr>
               <w:rStyle w:val="Hyperlink"/>
@@ -4735,7 +4786,7 @@
           <w:sz w:val="24"/>
           <w:u w:val="single"/>
         </w:rPr>
-        <w:hyperlink r:id="rId28" w:history="1">
+        <w:hyperlink r:id="rId27" w:history="1">
           <w:r>
             <w:rPr>
               <w:rStyle w:val="Hyperlink"/>
@@ -4753,7 +4804,7 @@
           <w:sz w:val="24"/>
           <w:u w:val="single"/>
         </w:rPr>
-        <w:hyperlink r:id="rId28" w:history="1">
+        <w:hyperlink r:id="rId27" w:history="1">
           <w:r>
             <w:rPr>
               <w:rStyle w:val="Hyperlink"/>
@@ -4910,7 +4961,7 @@
           <w:sz w:val="24"/>
           <w:u w:val="single"/>
         </w:rPr>
-        <w:hyperlink r:id="rId29" w:history="1">
+        <w:hyperlink r:id="rId28" w:history="1">
           <w:r>
             <w:rPr>
               <w:rStyle w:val="Hyperlink"/>
@@ -4928,7 +4979,7 @@
           <w:sz w:val="24"/>
           <w:u w:val="single"/>
         </w:rPr>
-        <w:hyperlink r:id="rId29" w:history="1">
+        <w:hyperlink r:id="rId28" w:history="1">
           <w:r>
             <w:rPr>
               <w:rStyle w:val="Hyperlink"/>
@@ -4946,7 +4997,7 @@
           <w:sz w:val="24"/>
           <w:u w:val="single"/>
         </w:rPr>
-        <w:hyperlink r:id="rId29" w:history="1">
+        <w:hyperlink r:id="rId28" w:history="1">
           <w:r>
             <w:rPr>
               <w:rStyle w:val="Hyperlink"/>
@@ -4964,7 +5015,7 @@
           <w:sz w:val="24"/>
           <w:u w:val="single"/>
         </w:rPr>
-        <w:hyperlink r:id="rId29" w:history="1">
+        <w:hyperlink r:id="rId28" w:history="1">
           <w:r>
             <w:rPr>
               <w:rStyle w:val="Hyperlink"/>
@@ -4982,7 +5033,7 @@
           <w:sz w:val="24"/>
           <w:u w:val="single"/>
         </w:rPr>
-        <w:hyperlink r:id="rId29" w:history="1">
+        <w:hyperlink r:id="rId28" w:history="1">
           <w:r>
             <w:rPr>
               <w:rStyle w:val="Hyperlink"/>
@@ -5000,7 +5051,7 @@
           <w:sz w:val="24"/>
           <w:u w:val="single"/>
         </w:rPr>
-        <w:hyperlink r:id="rId29" w:history="1">
+        <w:hyperlink r:id="rId28" w:history="1">
           <w:r>
             <w:rPr>
               <w:rStyle w:val="Hyperlink"/>
@@ -5018,7 +5069,7 @@
           <w:sz w:val="24"/>
           <w:u w:val="single"/>
         </w:rPr>
-        <w:hyperlink r:id="rId29" w:history="1">
+        <w:hyperlink r:id="rId28" w:history="1">
           <w:r>
             <w:rPr>
               <w:rStyle w:val="Hyperlink"/>
@@ -5126,7 +5177,7 @@
           <w:sz w:val="24"/>
           <w:u w:val="single"/>
         </w:rPr>
-        <w:hyperlink r:id="rId30" w:history="1">
+        <w:hyperlink r:id="rId29" w:history="1">
           <w:r>
             <w:rPr>
               <w:rStyle w:val="Hyperlink"/>
@@ -5144,7 +5195,7 @@
           <w:sz w:val="24"/>
           <w:u w:val="single"/>
         </w:rPr>
-        <w:hyperlink r:id="rId30" w:history="1">
+        <w:hyperlink r:id="rId29" w:history="1">
           <w:r>
             <w:rPr>
               <w:rStyle w:val="Hyperlink"/>
@@ -5162,7 +5213,7 @@
           <w:sz w:val="24"/>
           <w:u w:val="single"/>
         </w:rPr>
-        <w:hyperlink r:id="rId30" w:history="1">
+        <w:hyperlink r:id="rId29" w:history="1">
           <w:r>
             <w:rPr>
               <w:rStyle w:val="Hyperlink"/>
@@ -5180,7 +5231,7 @@
           <w:sz w:val="24"/>
           <w:u w:val="single"/>
         </w:rPr>
-        <w:hyperlink r:id="rId30" w:history="1">
+        <w:hyperlink r:id="rId29" w:history="1">
           <w:r>
             <w:rPr>
               <w:rStyle w:val="Hyperlink"/>
@@ -5198,7 +5249,7 @@
           <w:sz w:val="24"/>
           <w:u w:val="single"/>
         </w:rPr>
-        <w:hyperlink r:id="rId30" w:history="1">
+        <w:hyperlink r:id="rId29" w:history="1">
           <w:r>
             <w:rPr>
               <w:rStyle w:val="Hyperlink"/>
@@ -5216,12 +5267,12 @@
           <w:sz w:val="24"/>
           <w:u w:val="single"/>
         </w:rPr>
-        <w:hyperlink r:id="rId30" w:history="1">
+        <w:hyperlink r:id="rId29" w:history="1">
           <w:r>
             <w:rPr>
               <w:rStyle w:val="Hyperlink"/>
             </w:rPr>
-            <w:t>f</w:t>
+            <w:t>fil</w:t>
           </w:r>
         </w:hyperlink>
       </w:r>
@@ -5234,42 +5285,7 @@
           <w:sz w:val="24"/>
           <w:u w:val="single"/>
         </w:rPr>
-        <w:hyperlink r:id="rId30" w:history="1">
-          <w:r>
-            <w:rPr>
-              <w:rStyle w:val="Hyperlink"/>
-            </w:rPr>
-            <w:t>i</w:t>
-          </w:r>
-        </w:hyperlink>
-      </w:r>
-      <w:r>
-        <w:rPr>
-          <w:rFonts w:ascii="Charis SIL Regular" w:hAnsi="Charis SIL Regular" w:eastAsia="Charis SIL Regular"/>
-          <w:b w:val="0"/>
-          <w:i w:val="0"/>
-          <w:color w:val="0000FF"/>
-          <w:sz w:val="24"/>
-          <w:u w:val="single"/>
-        </w:rPr>
-        <w:hyperlink r:id="rId30" w:history="1">
-          <w:r>
-            <w:rPr>
-              <w:rStyle w:val="Hyperlink"/>
-            </w:rPr>
-            <w:t>l</w:t>
-          </w:r>
-        </w:hyperlink>
-      </w:r>
-      <w:r>
-        <w:rPr>
-          <w:rFonts w:ascii="Charis SIL Regular" w:hAnsi="Charis SIL Regular" w:eastAsia="Charis SIL Regular"/>
-          <w:b w:val="0"/>
-          <w:i w:val="0"/>
-          <w:color w:val="0000FF"/>
-          <w:sz w:val="24"/>
-        </w:rPr>
-        <w:hyperlink r:id="rId30" w:history="1">
+        <w:hyperlink r:id="rId29" w:history="1">
           <w:r>
             <w:rPr>
               <w:rStyle w:val="Hyperlink"/>
@@ -5298,12 +5314,12 @@
           <w:sz w:val="24"/>
           <w:u w:val="single"/>
         </w:rPr>
-        <w:hyperlink r:id="rId30" w:history="1">
+        <w:hyperlink r:id="rId29" w:history="1">
           <w:r>
             <w:rPr>
               <w:rStyle w:val="Hyperlink"/>
             </w:rPr>
-            <w:t>NL-</w:t>
+            <w:t>NL</w:t>
           </w:r>
         </w:hyperlink>
       </w:r>
@@ -5316,14 +5332,35 @@
           <w:sz w:val="24"/>
           <w:u w:val="single"/>
         </w:rPr>
-        <w:hyperlink r:id="rId30" w:history="1">
+        <w:t>-</w:t>
+      </w:r>
+      <w:r>
+        <w:rPr>
+          <w:rFonts w:ascii="Charis SIL Regular" w:hAnsi="Charis SIL Regular" w:eastAsia="Charis SIL Regular"/>
+          <w:b w:val="0"/>
+          <w:i w:val="0"/>
+          <w:color w:val="0000FF"/>
+          <w:sz w:val="24"/>
+          <w:u w:val="single"/>
+        </w:rPr>
+        <w:hyperlink r:id="rId29" w:history="1">
           <w:r>
             <w:rPr>
               <w:rStyle w:val="Hyperlink"/>
             </w:rPr>
-            <w:t>HaNA_2.04.01_4030_0001</w:t>
+            <w:t>HaNA_2.04.01_4030_000</w:t>
           </w:r>
         </w:hyperlink>
+      </w:r>
+      <w:r>
+        <w:rPr>
+          <w:rFonts w:ascii="Charis SIL Regular" w:hAnsi="Charis SIL Regular" w:eastAsia="Charis SIL Regular"/>
+          <w:b w:val="0"/>
+          <w:i w:val="0"/>
+          <w:color w:val="0000FF"/>
+          <w:sz w:val="24"/>
+        </w:rPr>
+        <w:t>1</w:t>
       </w:r>
     </w:p>
     <w:p>
@@ -5413,7 +5450,7 @@
           <w:color w:val="0000FF"/>
           <w:sz w:val="24"/>
         </w:rPr>
-        <w:hyperlink r:id="rId31" w:history="1">
+        <w:hyperlink r:id="rId30" w:history="1">
           <w:r>
             <w:rPr>
               <w:rStyle w:val="Hyperlink"/>
@@ -5430,7 +5467,7 @@
           <w:color w:val="0000FF"/>
           <w:sz w:val="24"/>
         </w:rPr>
-        <w:hyperlink r:id="rId31" w:history="1">
+        <w:hyperlink r:id="rId30" w:history="1">
           <w:r>
             <w:rPr>
               <w:rStyle w:val="Hyperlink"/>
@@ -5527,7 +5564,7 @@
           <w:color w:val="0000FF"/>
           <w:sz w:val="24"/>
         </w:rPr>
-        <w:hyperlink r:id="rId32" w:history="1">
+        <w:hyperlink r:id="rId31" w:history="1">
           <w:r>
             <w:rPr>
               <w:rStyle w:val="Hyperlink"/>
@@ -5544,7 +5581,7 @@
           <w:color w:val="0000FF"/>
           <w:sz w:val="24"/>
         </w:rPr>
-        <w:hyperlink r:id="rId32" w:history="1">
+        <w:hyperlink r:id="rId31" w:history="1">
           <w:r>
             <w:rPr>
               <w:rStyle w:val="Hyperlink"/>
@@ -5664,7 +5701,7 @@
           <w:color w:val="0000FF"/>
           <w:sz w:val="24"/>
         </w:rPr>
-        <w:hyperlink r:id="rId33" w:history="1">
+        <w:hyperlink r:id="rId32" w:history="1">
           <w:r>
             <w:rPr>
               <w:rStyle w:val="Hyperlink"/>
@@ -5681,7 +5718,7 @@
           <w:color w:val="0000FF"/>
           <w:sz w:val="24"/>
         </w:rPr>
-        <w:hyperlink r:id="rId33" w:history="1">
+        <w:hyperlink r:id="rId32" w:history="1">
           <w:r>
             <w:rPr>
               <w:rStyle w:val="Hyperlink"/>
@@ -5809,7 +5846,7 @@
           <w:sz w:val="24"/>
           <w:u w:val="single"/>
         </w:rPr>
-        <w:hyperlink r:id="rId34" w:history="1">
+        <w:hyperlink r:id="rId33" w:history="1">
           <w:r>
             <w:rPr>
               <w:rStyle w:val="Hyperlink"/>
@@ -5827,7 +5864,7 @@
           <w:sz w:val="24"/>
           <w:u w:val="single"/>
         </w:rPr>
-        <w:hyperlink r:id="rId34" w:history="1">
+        <w:hyperlink r:id="rId33" w:history="1">
           <w:r>
             <w:rPr>
               <w:rStyle w:val="Hyperlink"/>
@@ -5845,7 +5882,7 @@
           <w:sz w:val="24"/>
           <w:u w:val="single"/>
         </w:rPr>
-        <w:hyperlink r:id="rId34" w:history="1">
+        <w:hyperlink r:id="rId33" w:history="1">
           <w:r>
             <w:rPr>
               <w:rStyle w:val="Hyperlink"/>
@@ -5873,7 +5910,7 @@
           <w:sz w:val="24"/>
           <w:u w:val="single"/>
         </w:rPr>
-        <w:hyperlink r:id="rId35" w:history="1">
+        <w:hyperlink r:id="rId34" w:history="1">
           <w:r>
             <w:rPr>
               <w:rStyle w:val="Hyperlink"/>
@@ -5902,7 +5939,7 @@
           <w:sz w:val="24"/>
           <w:u w:val="single"/>
         </w:rPr>
-        <w:hyperlink r:id="rId35" w:history="1">
+        <w:hyperlink r:id="rId34" w:history="1">
           <w:r>
             <w:rPr>
               <w:rStyle w:val="Hyperlink"/>
@@ -6029,7 +6066,7 @@
           <w:sz w:val="24"/>
           <w:u w:val="single"/>
         </w:rPr>
-        <w:hyperlink r:id="rId36" w:history="1">
+        <w:hyperlink r:id="rId35" w:history="1">
           <w:r>
             <w:rPr>
               <w:rStyle w:val="Hyperlink"/>
@@ -6058,7 +6095,7 @@
           <w:sz w:val="24"/>
           <w:u w:val="single"/>
         </w:rPr>
-        <w:hyperlink r:id="rId36" w:history="1">
+        <w:hyperlink r:id="rId35" w:history="1">
           <w:r>
             <w:rPr>
               <w:rStyle w:val="Hyperlink"/>
@@ -6086,7 +6123,7 @@
           <w:sz w:val="24"/>
           <w:u w:val="single"/>
         </w:rPr>
-        <w:hyperlink r:id="rId37" w:history="1">
+        <w:hyperlink r:id="rId36" w:history="1">
           <w:r>
             <w:rPr>
               <w:rStyle w:val="Hyperlink"/>
@@ -6104,7 +6141,7 @@
           <w:sz w:val="24"/>
           <w:u w:val="single"/>
         </w:rPr>
-        <w:hyperlink r:id="rId37" w:history="1">
+        <w:hyperlink r:id="rId36" w:history="1">
           <w:r>
             <w:rPr>
               <w:rStyle w:val="Hyperlink"/>
@@ -6122,7 +6159,7 @@
           <w:sz w:val="24"/>
           <w:u w:val="single"/>
         </w:rPr>
-        <w:hyperlink r:id="rId37" w:history="1">
+        <w:hyperlink r:id="rId36" w:history="1">
           <w:r>
             <w:rPr>
               <w:rStyle w:val="Hyperlink"/>
@@ -6140,7 +6177,7 @@
           <w:sz w:val="24"/>
           <w:u w:val="single"/>
         </w:rPr>
-        <w:hyperlink r:id="rId37" w:history="1">
+        <w:hyperlink r:id="rId36" w:history="1">
           <w:r>
             <w:rPr>
               <w:rStyle w:val="Hyperlink"/>
@@ -6158,7 +6195,7 @@
           <w:sz w:val="24"/>
           <w:u w:val="single"/>
         </w:rPr>
-        <w:hyperlink r:id="rId37" w:history="1">
+        <w:hyperlink r:id="rId36" w:history="1">
           <w:r>
             <w:rPr>
               <w:rStyle w:val="Hyperlink"/>
@@ -6176,7 +6213,7 @@
           <w:sz w:val="24"/>
           <w:u w:val="single"/>
         </w:rPr>
-        <w:hyperlink r:id="rId37" w:history="1">
+        <w:hyperlink r:id="rId36" w:history="1">
           <w:r>
             <w:rPr>
               <w:rStyle w:val="Hyperlink"/>
@@ -6194,7 +6231,7 @@
           <w:sz w:val="24"/>
           <w:u w:val="single"/>
         </w:rPr>
-        <w:hyperlink r:id="rId37" w:history="1">
+        <w:hyperlink r:id="rId35" w:history="1">
           <w:r>
             <w:rPr>
               <w:rStyle w:val="Hyperlink"/>
@@ -6302,7 +6339,7 @@
           <w:sz w:val="24"/>
           <w:u w:val="single"/>
         </w:rPr>
-        <w:hyperlink r:id="rId38" w:history="1">
+        <w:hyperlink r:id="rId37" w:history="1">
           <w:r>
             <w:rPr>
               <w:rStyle w:val="Hyperlink"/>
@@ -6320,7 +6357,7 @@
           <w:sz w:val="24"/>
           <w:u w:val="single"/>
         </w:rPr>
-        <w:hyperlink r:id="rId38" w:history="1">
+        <w:hyperlink r:id="rId37" w:history="1">
           <w:r>
             <w:rPr>
               <w:rStyle w:val="Hyperlink"/>
@@ -6338,7 +6375,7 @@
           <w:sz w:val="24"/>
           <w:u w:val="single"/>
         </w:rPr>
-        <w:hyperlink r:id="rId38" w:history="1">
+        <w:hyperlink r:id="rId37" w:history="1">
           <w:r>
             <w:rPr>
               <w:rStyle w:val="Hyperlink"/>
@@ -6356,7 +6393,7 @@
           <w:sz w:val="24"/>
           <w:u w:val="single"/>
         </w:rPr>
-        <w:hyperlink r:id="rId38" w:history="1">
+        <w:hyperlink r:id="rId37" w:history="1">
           <w:r>
             <w:rPr>
               <w:rStyle w:val="Hyperlink"/>
@@ -6384,7 +6421,7 @@
           <w:sz w:val="24"/>
           <w:u w:val="single"/>
         </w:rPr>
-        <w:hyperlink r:id="rId39" w:history="1">
+        <w:hyperlink r:id="rId38" w:history="1">
           <w:r>
             <w:rPr>
               <w:rStyle w:val="Hyperlink"/>
@@ -6413,7 +6450,7 @@
           <w:sz w:val="24"/>
           <w:u w:val="single"/>
         </w:rPr>
-        <w:hyperlink r:id="rId39" w:history="1">
+        <w:hyperlink r:id="rId38" w:history="1">
           <w:r>
             <w:rPr>
               <w:rStyle w:val="Hyperlink"/>
@@ -6541,7 +6578,7 @@
           <w:sz w:val="24"/>
           <w:u w:val="single"/>
         </w:rPr>
-        <w:hyperlink r:id="rId40" w:history="1">
+        <w:hyperlink r:id="rId39" w:history="1">
           <w:r>
             <w:rPr>
               <w:rStyle w:val="Hyperlink"/>
@@ -6559,7 +6596,7 @@
           <w:sz w:val="24"/>
           <w:u w:val="single"/>
         </w:rPr>
-        <w:hyperlink r:id="rId40" w:history="1">
+        <w:hyperlink r:id="rId39" w:history="1">
           <w:r>
             <w:rPr>
               <w:rStyle w:val="Hyperlink"/>
@@ -6687,7 +6724,7 @@
           <w:sz w:val="24"/>
           <w:u w:val="single"/>
         </w:rPr>
-        <w:hyperlink r:id="rId41" w:history="1">
+        <w:hyperlink r:id="rId40" w:history="1">
           <w:r>
             <w:rPr>
               <w:rStyle w:val="Hyperlink"/>
@@ -6705,7 +6742,7 @@
           <w:sz w:val="24"/>
           <w:u w:val="single"/>
         </w:rPr>
-        <w:hyperlink r:id="rId41" w:history="1">
+        <w:hyperlink r:id="rId40" w:history="1">
           <w:r>
             <w:rPr>
               <w:rStyle w:val="Hyperlink"/>
@@ -6723,7 +6760,7 @@
           <w:sz w:val="24"/>
           <w:u w:val="single"/>
         </w:rPr>
-        <w:hyperlink r:id="rId41" w:history="1">
+        <w:hyperlink r:id="rId40" w:history="1">
           <w:r>
             <w:rPr>
               <w:rStyle w:val="Hyperlink"/>
@@ -6741,7 +6778,7 @@
           <w:sz w:val="24"/>
           <w:u w:val="single"/>
         </w:rPr>
-        <w:hyperlink r:id="rId41" w:history="1">
+        <w:hyperlink r:id="rId40" w:history="1">
           <w:r>
             <w:rPr>
               <w:rStyle w:val="Hyperlink"/>
@@ -6859,7 +6896,7 @@
           <w:sz w:val="24"/>
           <w:u w:val="single"/>
         </w:rPr>
-        <w:hyperlink r:id="rId42" w:history="1">
+        <w:hyperlink r:id="rId41" w:history="1">
           <w:r>
             <w:rPr>
               <w:rStyle w:val="Hyperlink"/>
@@ -6877,7 +6914,7 @@
           <w:sz w:val="24"/>
           <w:u w:val="single"/>
         </w:rPr>
-        <w:hyperlink r:id="rId42" w:history="1">
+        <w:hyperlink r:id="rId41" w:history="1">
           <w:r>
             <w:rPr>
               <w:rStyle w:val="Hyperlink"/>
@@ -6895,7 +6932,7 @@
           <w:sz w:val="24"/>
           <w:u w:val="single"/>
         </w:rPr>
-        <w:hyperlink r:id="rId42" w:history="1">
+        <w:hyperlink r:id="rId41" w:history="1">
           <w:r>
             <w:rPr>
               <w:rStyle w:val="Hyperlink"/>
@@ -6913,7 +6950,7 @@
           <w:sz w:val="24"/>
           <w:u w:val="single"/>
         </w:rPr>
-        <w:hyperlink r:id="rId42" w:history="1">
+        <w:hyperlink r:id="rId41" w:history="1">
           <w:r>
             <w:rPr>
               <w:rStyle w:val="Hyperlink"/>
@@ -6941,7 +6978,7 @@
           <w:sz w:val="24"/>
           <w:u w:val="single"/>
         </w:rPr>
-        <w:hyperlink r:id="rId43" w:history="1">
+        <w:hyperlink r:id="rId41" w:history="1">
           <w:r>
             <w:rPr>
               <w:rStyle w:val="Hyperlink"/>
@@ -6959,7 +6996,7 @@
           <w:sz w:val="24"/>
           <w:u w:val="single"/>
         </w:rPr>
-        <w:hyperlink r:id="rId42" w:history="1">
+        <w:hyperlink r:id="rId41" w:history="1">
           <w:r>
             <w:rPr>
               <w:rStyle w:val="Hyperlink"/>
@@ -6988,7 +7025,7 @@
           <w:sz w:val="24"/>
           <w:u w:val="single"/>
         </w:rPr>
-        <w:hyperlink r:id="rId42" w:history="1">
+        <w:hyperlink r:id="rId41" w:history="1">
           <w:r>
             <w:rPr>
               <w:rStyle w:val="Hyperlink"/>
@@ -6999,21 +7036,13 @@
       </w:r>
       <w:r>
         <w:rPr>
-          <w:u w:val="single" w:color="0000ff"/>
           <w:rFonts w:ascii="Charis SIL Regular" w:hAnsi="Charis SIL Regular" w:eastAsia="Charis SIL Regular"/>
           <w:b w:val="0"/>
           <w:i w:val="0"/>
           <w:color w:val="000000"/>
           <w:sz w:val="24"/>
         </w:rPr>
-        <w:hyperlink r:id="rId42" w:history="1">
-          <w:r>
-            <w:rPr>
-              <w:rStyle w:val="Hyperlink"/>
-            </w:rPr>
-            <w:t xml:space="preserve">, </w:t>
-          </w:r>
-        </w:hyperlink>
+        <w:t xml:space="preserve">, </w:t>
       </w:r>
       <w:r>
         <w:rPr>
@@ -7024,7 +7053,7 @@
           <w:sz w:val="24"/>
           <w:u w:val="single"/>
         </w:rPr>
-        <w:hyperlink r:id="rId42" w:history="1">
+        <w:hyperlink r:id="rId41" w:history="1">
           <w:r>
             <w:rPr>
               <w:rStyle w:val="Hyperlink"/>

--- a/EXPORTS/DOCX/published/niveau3/English/KKZ.docx
+++ b/EXPORTS/DOCX/published/niveau3/English/KKZ.docx
@@ -598,31 +598,13 @@
       </w:r>
       <w:r>
         <w:rPr>
-          <w:u w:val="single" w:color="0000ff"/>
           <w:rFonts w:ascii="Charis SIL Regular" w:hAnsi="Charis SIL Regular" w:eastAsia="Charis SIL Regular"/>
           <w:b w:val="0"/>
           <w:i w:val="0"/>
           <w:color w:val="000000"/>
           <w:sz w:val="24"/>
         </w:rPr>
-        <w:hyperlink r:id="rId11" w:history="1">
-          <w:r>
-            <w:rPr>
-              <w:rStyle w:val="Hyperlink"/>
-            </w:rPr>
-            <w:t>Japanese</w:t>
-          </w:r>
-        </w:hyperlink>
-      </w:r>
-      <w:r>
-        <w:rPr>
-          <w:rFonts w:ascii="Charis SIL Regular" w:hAnsi="Charis SIL Regular" w:eastAsia="Charis SIL Regular"/>
-          <w:b w:val="0"/>
-          <w:i w:val="0"/>
-          <w:color w:val="000000"/>
-          <w:sz w:val="24"/>
-        </w:rPr>
-        <w:t xml:space="preserve"> peninsula </w:t>
+        <w:t xml:space="preserve">Japanese peninsula </w:t>
       </w:r>
       <w:r>
         <w:rPr>
@@ -1270,6 +1252,7 @@
       </w:r>
       <w:r>
         <w:rPr>
+          <w:u w:val="single" w:color="0000ff"/>
           <w:rFonts w:ascii="Charis SIL Italic" w:hAnsi="Charis SIL Italic" w:eastAsia="Charis SIL Italic"/>
           <w:b w:val="0"/>
           <w:i/>
@@ -1526,14 +1509,7 @@
           <w:sz w:val="24"/>
           <w:u w:val="single"/>
         </w:rPr>
-        <w:hyperlink r:id="rId15" w:history="1">
-          <w:r>
-            <w:rPr>
-              <w:rStyle w:val="Hyperlink"/>
-            </w:rPr>
-            <w:t>Ri</w:t>
-          </w:r>
-        </w:hyperlink>
+        <w:t>Ri</w:t>
       </w:r>
       <w:r>
         <w:rPr>
@@ -1878,7 +1854,7 @@
           <w:sz w:val="24"/>
           <w:u w:val="single"/>
         </w:rPr>
-        <w:hyperlink r:id="rId16" w:history="1">
+        <w:hyperlink r:id="rId15" w:history="1">
           <w:r>
             <w:rPr>
               <w:rStyle w:val="Hyperlink"/>
@@ -1907,21 +1883,13 @@
       </w:r>
       <w:r>
         <w:rPr>
-          <w:u w:val="single" w:color="0000ff"/>
           <w:rFonts w:ascii="Charis SIL Regular" w:hAnsi="Charis SIL Regular" w:eastAsia="Charis SIL Regular"/>
           <w:b w:val="0"/>
           <w:i w:val="0"/>
           <w:color w:val="000000"/>
           <w:sz w:val="24"/>
         </w:rPr>
-        <w:hyperlink r:id="rId15" w:history="1">
-          <w:r>
-            <w:rPr>
-              <w:rStyle w:val="Hyperlink"/>
-            </w:rPr>
-            <w:t xml:space="preserve">, the </w:t>
-          </w:r>
-        </w:hyperlink>
+        <w:t xml:space="preserve">, the </w:t>
       </w:r>
       <w:r>
         <w:rPr>
@@ -2111,6 +2079,7 @@
           <w:i w:val="0"/>
           <w:color w:val="0000FF"/>
           <w:sz w:val="24"/>
+          <w:u w:val="single"/>
         </w:rPr>
         <w:hyperlink r:id="rId17" w:history="1">
           <w:r>
@@ -2130,7 +2099,7 @@
           <w:sz w:val="24"/>
           <w:u w:val="single"/>
         </w:rPr>
-        <w:hyperlink r:id="rId16" w:history="1">
+        <w:hyperlink r:id="rId17" w:history="1">
           <w:r>
             <w:rPr>
               <w:rStyle w:val="Hyperlink"/>
@@ -2159,7 +2128,7 @@
           <w:sz w:val="24"/>
           <w:u w:val="single"/>
         </w:rPr>
-        <w:hyperlink r:id="rId16" w:history="1">
+        <w:hyperlink r:id="rId17" w:history="1">
           <w:r>
             <w:rPr>
               <w:rStyle w:val="Hyperlink"/>
@@ -2177,7 +2146,7 @@
           <w:sz w:val="24"/>
           <w:u w:val="single"/>
         </w:rPr>
-        <w:hyperlink r:id="rId16" w:history="1">
+        <w:hyperlink r:id="rId17" w:history="1">
           <w:r>
             <w:rPr>
               <w:rStyle w:val="Hyperlink"/>
@@ -2195,7 +2164,7 @@
           <w:sz w:val="24"/>
           <w:u w:val="single"/>
         </w:rPr>
-        <w:hyperlink r:id="rId16" w:history="1">
+        <w:hyperlink r:id="rId17" w:history="1">
           <w:r>
             <w:rPr>
               <w:rStyle w:val="Hyperlink"/>
@@ -2223,7 +2192,7 @@
           <w:sz w:val="24"/>
           <w:u w:val="single"/>
         </w:rPr>
-        <w:hyperlink r:id="rId16" w:history="1">
+        <w:hyperlink r:id="rId18" w:history="1">
           <w:r>
             <w:rPr>
               <w:rStyle w:val="Hyperlink"/>
@@ -2241,7 +2210,7 @@
           <w:sz w:val="24"/>
           <w:u w:val="single"/>
         </w:rPr>
-        <w:hyperlink r:id="rId16" w:history="1">
+        <w:hyperlink r:id="rId18" w:history="1">
           <w:r>
             <w:rPr>
               <w:rStyle w:val="Hyperlink"/>
@@ -2259,7 +2228,7 @@
           <w:sz w:val="24"/>
           <w:u w:val="single"/>
         </w:rPr>
-        <w:hyperlink r:id="rId16" w:history="1">
+        <w:hyperlink r:id="rId18" w:history="1">
           <w:r>
             <w:rPr>
               <w:rStyle w:val="Hyperlink"/>
@@ -2317,7 +2286,7 @@
           <w:sz w:val="24"/>
           <w:u w:val="single"/>
         </w:rPr>
-        <w:hyperlink r:id="rId17" w:history="1">
+        <w:hyperlink r:id="rId18" w:history="1">
           <w:r>
             <w:rPr>
               <w:rStyle w:val="Hyperlink"/>
@@ -2346,7 +2315,7 @@
           <w:sz w:val="24"/>
           <w:u w:val="single"/>
         </w:rPr>
-        <w:hyperlink r:id="rId17" w:history="1">
+        <w:hyperlink r:id="rId18" w:history="1">
           <w:r>
             <w:rPr>
               <w:rStyle w:val="Hyperlink"/>
@@ -2393,13 +2362,32 @@
       </w:r>
       <w:r>
         <w:rPr>
+          <w:u w:val="single" w:color="0000ff"/>
           <w:rFonts w:ascii="Charis SIL Regular" w:hAnsi="Charis SIL Regular" w:eastAsia="Charis SIL Regular"/>
           <w:b w:val="0"/>
           <w:i w:val="0"/>
           <w:color w:val="000000"/>
           <w:sz w:val="24"/>
         </w:rPr>
-        <w:t xml:space="preserve">e </w:t>
+        <w:hyperlink r:id="rId17" w:history="1">
+          <w:r>
+            <w:rPr>
+              <w:rStyle w:val="Hyperlink"/>
+            </w:rPr>
+            <w:t>e</w:t>
+          </w:r>
+        </w:hyperlink>
+      </w:r>
+      <w:r>
+        <w:rPr>
+          <w:u w:val="single" w:color="0000ff"/>
+          <w:rFonts w:ascii="Charis SIL Regular" w:hAnsi="Charis SIL Regular" w:eastAsia="Charis SIL Regular"/>
+          <w:b w:val="0"/>
+          <w:i w:val="0"/>
+          <w:color w:val="000000"/>
+          <w:sz w:val="24"/>
+        </w:rPr>
+        <w:t xml:space="preserve"> </w:t>
       </w:r>
       <w:r>
         <w:rPr>
@@ -2410,7 +2398,7 @@
           <w:sz w:val="24"/>
           <w:u w:val="single"/>
         </w:rPr>
-        <w:hyperlink r:id="rId17" w:history="1">
+        <w:hyperlink r:id="rId19" w:history="1">
           <w:r>
             <w:rPr>
               <w:rStyle w:val="Hyperlink"/>
@@ -2428,7 +2416,7 @@
           <w:sz w:val="24"/>
           <w:u w:val="single"/>
         </w:rPr>
-        <w:hyperlink r:id="rId17" w:history="1">
+        <w:hyperlink r:id="rId19" w:history="1">
           <w:r>
             <w:rPr>
               <w:rStyle w:val="Hyperlink"/>
@@ -2446,7 +2434,7 @@
           <w:sz w:val="24"/>
           <w:u w:val="single"/>
         </w:rPr>
-        <w:hyperlink r:id="rId17" w:history="1">
+        <w:hyperlink r:id="rId19" w:history="1">
           <w:r>
             <w:rPr>
               <w:rStyle w:val="Hyperlink"/>
@@ -2475,7 +2463,7 @@
           <w:sz w:val="24"/>
           <w:u w:val="single"/>
         </w:rPr>
-        <w:hyperlink r:id="rId17" w:history="1">
+        <w:hyperlink r:id="rId19" w:history="1">
           <w:r>
             <w:rPr>
               <w:rStyle w:val="Hyperlink"/>
@@ -2491,31 +2479,36 @@
           <w:i w:val="0"/>
           <w:color w:val="0000FF"/>
           <w:sz w:val="24"/>
+        </w:rPr>
+        <w:t xml:space="preserve"> </w:t>
+      </w:r>
+      <w:r>
+        <w:rPr>
+          <w:rFonts w:ascii="Charis SIL Regular" w:hAnsi="Charis SIL Regular" w:eastAsia="Charis SIL Regular"/>
+          <w:b w:val="0"/>
+          <w:i w:val="0"/>
+          <w:color w:val="0000FF"/>
+          <w:sz w:val="24"/>
+        </w:rPr>
+        <w:hyperlink r:id="rId19" w:history="1">
+          <w:r>
+            <w:rPr>
+              <w:rStyle w:val="Hyperlink"/>
+            </w:rPr>
+            <w:t>G</w:t>
+          </w:r>
+        </w:hyperlink>
+      </w:r>
+      <w:r>
+        <w:rPr>
+          <w:rFonts w:ascii="Charis SIL Regular" w:hAnsi="Charis SIL Regular" w:eastAsia="Charis SIL Regular"/>
+          <w:b w:val="0"/>
+          <w:i w:val="0"/>
+          <w:color w:val="0000FF"/>
+          <w:sz w:val="24"/>
           <w:u w:val="single"/>
         </w:rPr>
-        <w:t xml:space="preserve"> </w:t>
-      </w:r>
-      <w:r>
-        <w:rPr>
-          <w:rFonts w:ascii="Charis SIL Regular" w:hAnsi="Charis SIL Regular" w:eastAsia="Charis SIL Regular"/>
-          <w:b w:val="0"/>
-          <w:i w:val="0"/>
-          <w:color w:val="0000FF"/>
-          <w:sz w:val="24"/>
-          <w:u w:val="single"/>
-        </w:rPr>
-        <w:t>G</w:t>
-      </w:r>
-      <w:r>
-        <w:rPr>
-          <w:rFonts w:ascii="Charis SIL Regular" w:hAnsi="Charis SIL Regular" w:eastAsia="Charis SIL Regular"/>
-          <w:b w:val="0"/>
-          <w:i w:val="0"/>
-          <w:color w:val="0000FF"/>
-          <w:sz w:val="24"/>
-          <w:u w:val="single"/>
-        </w:rPr>
-        <w:hyperlink r:id="rId17" w:history="1">
+        <w:hyperlink r:id="rId19" w:history="1">
           <w:r>
             <w:rPr>
               <w:rStyle w:val="Hyperlink"/>
@@ -3150,14 +3143,7 @@
           <w:color w:val="000000"/>
           <w:sz w:val="24"/>
         </w:rPr>
-        <w:hyperlink r:id="rId21" w:history="1">
-          <w:r>
-            <w:rPr>
-              <w:rStyle w:val="Hyperlink"/>
-            </w:rPr>
-            <w:t xml:space="preserve"> lost duri</w:t>
-          </w:r>
-        </w:hyperlink>
+        <w:t xml:space="preserve"> lost duri</w:t>
       </w:r>
       <w:r>
         <w:rPr>
@@ -3204,14 +3190,7 @@
           <w:color w:val="000000"/>
           <w:sz w:val="24"/>
         </w:rPr>
-        <w:hyperlink r:id="rId21" w:history="1">
-          <w:r>
-            <w:rPr>
-              <w:rStyle w:val="Hyperlink"/>
-            </w:rPr>
-            <w:t xml:space="preserve">is </w:t>
-          </w:r>
-        </w:hyperlink>
+        <w:t xml:space="preserve">is </w:t>
       </w:r>
       <w:r>
         <w:rPr>
@@ -3372,71 +3351,17 @@
           <w:color w:val="000000"/>
           <w:sz w:val="24"/>
         </w:rPr>
-        <w:hyperlink r:id="rId22" w:history="1">
-          <w:r>
-            <w:rPr>
-              <w:rStyle w:val="Hyperlink"/>
-            </w:rPr>
-            <w:t>o</w:t>
-          </w:r>
-        </w:hyperlink>
-      </w:r>
-      <w:r>
-        <w:rPr>
-          <w:u w:val="single" w:color="0000ff"/>
+        <w:t>olf Effer</w:t>
+      </w:r>
+      <w:r>
+        <w:rPr>
           <w:rFonts w:ascii="Charis SIL Regular" w:hAnsi="Charis SIL Regular" w:eastAsia="Charis SIL Regular"/>
           <w:b w:val="0"/>
           <w:i w:val="0"/>
           <w:color w:val="000000"/>
           <w:sz w:val="24"/>
         </w:rPr>
-        <w:hyperlink r:id="rId22" w:history="1">
-          <w:r>
-            <w:rPr>
-              <w:rStyle w:val="Hyperlink"/>
-            </w:rPr>
-            <w:t>lf E</w:t>
-          </w:r>
-        </w:hyperlink>
-      </w:r>
-      <w:r>
-        <w:rPr>
-          <w:u w:val="single" w:color="0000ff"/>
-          <w:rFonts w:ascii="Charis SIL Regular" w:hAnsi="Charis SIL Regular" w:eastAsia="Charis SIL Regular"/>
-          <w:b w:val="0"/>
-          <w:i w:val="0"/>
-          <w:color w:val="000000"/>
-          <w:sz w:val="24"/>
-        </w:rPr>
-        <w:t>f</w:t>
-      </w:r>
-      <w:r>
-        <w:rPr>
-          <w:rFonts w:ascii="Charis SIL Regular" w:hAnsi="Charis SIL Regular" w:eastAsia="Charis SIL Regular"/>
-          <w:b w:val="0"/>
-          <w:i w:val="0"/>
-          <w:color w:val="000000"/>
-          <w:sz w:val="24"/>
-        </w:rPr>
-        <w:t>f</w:t>
-      </w:r>
-      <w:r>
-        <w:rPr>
-          <w:u w:val="single" w:color="0000ff"/>
-          <w:rFonts w:ascii="Charis SIL Regular" w:hAnsi="Charis SIL Regular" w:eastAsia="Charis SIL Regular"/>
-          <w:b w:val="0"/>
-          <w:i w:val="0"/>
-          <w:color w:val="000000"/>
-          <w:sz w:val="24"/>
-        </w:rPr>
-        <w:hyperlink r:id="rId22" w:history="1">
-          <w:r>
-            <w:rPr>
-              <w:rStyle w:val="Hyperlink"/>
-            </w:rPr>
-            <w:t>ert</w:t>
-          </w:r>
-        </w:hyperlink>
+        <w:t>t</w:t>
       </w:r>
       <w:r>
         <w:rPr>
@@ -5265,102 +5190,8 @@
           <w:i w:val="0"/>
           <w:color w:val="0000FF"/>
           <w:sz w:val="24"/>
-          <w:u w:val="single"/>
-        </w:rPr>
-        <w:hyperlink r:id="rId29" w:history="1">
-          <w:r>
-            <w:rPr>
-              <w:rStyle w:val="Hyperlink"/>
-            </w:rPr>
-            <w:t>fil</w:t>
-          </w:r>
-        </w:hyperlink>
-      </w:r>
-      <w:r>
-        <w:rPr>
-          <w:rFonts w:ascii="Charis SIL Regular" w:hAnsi="Charis SIL Regular" w:eastAsia="Charis SIL Regular"/>
-          <w:b w:val="0"/>
-          <w:i w:val="0"/>
-          <w:color w:val="0000FF"/>
-          <w:sz w:val="24"/>
-          <w:u w:val="single"/>
-        </w:rPr>
-        <w:hyperlink r:id="rId29" w:history="1">
-          <w:r>
-            <w:rPr>
-              <w:rStyle w:val="Hyperlink"/>
-            </w:rPr>
-            <w:t>e</w:t>
-          </w:r>
-        </w:hyperlink>
-      </w:r>
-      <w:r>
-        <w:rPr>
-          <w:rFonts w:ascii="Charis SIL Regular" w:hAnsi="Charis SIL Regular" w:eastAsia="Charis SIL Regular"/>
-          <w:b w:val="0"/>
-          <w:i w:val="0"/>
-          <w:color w:val="0000FF"/>
-          <w:sz w:val="24"/>
-          <w:u w:val="single"/>
-        </w:rPr>
-        <w:t>/</w:t>
-      </w:r>
-      <w:r>
-        <w:rPr>
-          <w:rFonts w:ascii="Charis SIL Regular" w:hAnsi="Charis SIL Regular" w:eastAsia="Charis SIL Regular"/>
-          <w:b w:val="0"/>
-          <w:i w:val="0"/>
-          <w:color w:val="0000FF"/>
-          <w:sz w:val="24"/>
-          <w:u w:val="single"/>
-        </w:rPr>
-        <w:hyperlink r:id="rId29" w:history="1">
-          <w:r>
-            <w:rPr>
-              <w:rStyle w:val="Hyperlink"/>
-            </w:rPr>
-            <w:t>NL</w:t>
-          </w:r>
-        </w:hyperlink>
-      </w:r>
-      <w:r>
-        <w:rPr>
-          <w:rFonts w:ascii="Charis SIL Regular" w:hAnsi="Charis SIL Regular" w:eastAsia="Charis SIL Regular"/>
-          <w:b w:val="0"/>
-          <w:i w:val="0"/>
-          <w:color w:val="0000FF"/>
-          <w:sz w:val="24"/>
-          <w:u w:val="single"/>
-        </w:rPr>
-        <w:t>-</w:t>
-      </w:r>
-      <w:r>
-        <w:rPr>
-          <w:rFonts w:ascii="Charis SIL Regular" w:hAnsi="Charis SIL Regular" w:eastAsia="Charis SIL Regular"/>
-          <w:b w:val="0"/>
-          <w:i w:val="0"/>
-          <w:color w:val="0000FF"/>
-          <w:sz w:val="24"/>
-          <w:u w:val="single"/>
-        </w:rPr>
-        <w:hyperlink r:id="rId29" w:history="1">
-          <w:r>
-            <w:rPr>
-              <w:rStyle w:val="Hyperlink"/>
-            </w:rPr>
-            <w:t>HaNA_2.04.01_4030_000</w:t>
-          </w:r>
-        </w:hyperlink>
-      </w:r>
-      <w:r>
-        <w:rPr>
-          <w:rFonts w:ascii="Charis SIL Regular" w:hAnsi="Charis SIL Regular" w:eastAsia="Charis SIL Regular"/>
-          <w:b w:val="0"/>
-          <w:i w:val="0"/>
-          <w:color w:val="0000FF"/>
-          <w:sz w:val="24"/>
-        </w:rPr>
-        <w:t>1</w:t>
+        </w:rPr>
+        <w:t>file/NL-HaNA_2.04.01_4030_0001</w:t>
       </w:r>
     </w:p>
     <w:p>
@@ -6231,7 +6062,7 @@
           <w:sz w:val="24"/>
           <w:u w:val="single"/>
         </w:rPr>
-        <w:hyperlink r:id="rId35" w:history="1">
+        <w:hyperlink r:id="rId36" w:history="1">
           <w:r>
             <w:rPr>
               <w:rStyle w:val="Hyperlink"/>
@@ -6978,7 +6809,7 @@
           <w:sz w:val="24"/>
           <w:u w:val="single"/>
         </w:rPr>
-        <w:hyperlink r:id="rId41" w:history="1">
+        <w:hyperlink r:id="rId42" w:history="1">
           <w:r>
             <w:rPr>
               <w:rStyle w:val="Hyperlink"/>
@@ -7082,7 +6913,7 @@
           <w:sz w:val="24"/>
           <w:u w:val="single"/>
         </w:rPr>
-        <w:hyperlink r:id="rId42" w:history="1">
+        <w:hyperlink r:id="rId41" w:history="1">
           <w:r>
             <w:rPr>
               <w:rStyle w:val="Hyperlink"/>

--- a/EXPORTS/DOCX/published/niveau3/English/KKZ.docx
+++ b/EXPORTS/DOCX/published/niveau3/English/KKZ.docx
@@ -598,13 +598,31 @@
       </w:r>
       <w:r>
         <w:rPr>
+          <w:u w:val="single" w:color="0000ff"/>
           <w:rFonts w:ascii="Charis SIL Regular" w:hAnsi="Charis SIL Regular" w:eastAsia="Charis SIL Regular"/>
           <w:b w:val="0"/>
           <w:i w:val="0"/>
           <w:color w:val="000000"/>
           <w:sz w:val="24"/>
         </w:rPr>
-        <w:t xml:space="preserve">Japanese peninsula </w:t>
+        <w:hyperlink r:id="rId11" w:history="1">
+          <w:r>
+            <w:rPr>
+              <w:rStyle w:val="Hyperlink"/>
+            </w:rPr>
+            <w:t>Japanese</w:t>
+          </w:r>
+        </w:hyperlink>
+      </w:r>
+      <w:r>
+        <w:rPr>
+          <w:rFonts w:ascii="Charis SIL Regular" w:hAnsi="Charis SIL Regular" w:eastAsia="Charis SIL Regular"/>
+          <w:b w:val="0"/>
+          <w:i w:val="0"/>
+          <w:color w:val="000000"/>
+          <w:sz w:val="24"/>
+        </w:rPr>
+        <w:t xml:space="preserve"> peninsula </w:t>
       </w:r>
       <w:r>
         <w:rPr>
@@ -1252,7 +1270,6 @@
       </w:r>
       <w:r>
         <w:rPr>
-          <w:u w:val="single" w:color="0000ff"/>
           <w:rFonts w:ascii="Charis SIL Italic" w:hAnsi="Charis SIL Italic" w:eastAsia="Charis SIL Italic"/>
           <w:b w:val="0"/>
           <w:i/>
@@ -1509,7 +1526,14 @@
           <w:sz w:val="24"/>
           <w:u w:val="single"/>
         </w:rPr>
-        <w:t>Ri</w:t>
+        <w:hyperlink r:id="rId15" w:history="1">
+          <w:r>
+            <w:rPr>
+              <w:rStyle w:val="Hyperlink"/>
+            </w:rPr>
+            <w:t>Ri</w:t>
+          </w:r>
+        </w:hyperlink>
       </w:r>
       <w:r>
         <w:rPr>
@@ -1758,7 +1782,6 @@
           <w:i w:val="0"/>
           <w:color w:val="0000FF"/>
           <w:sz w:val="24"/>
-          <w:u w:val="single"/>
         </w:rPr>
         <w:hyperlink r:id="rId16" w:history="1">
           <w:r>
@@ -1854,7 +1877,7 @@
           <w:sz w:val="24"/>
           <w:u w:val="single"/>
         </w:rPr>
-        <w:hyperlink r:id="rId15" w:history="1">
+        <w:hyperlink r:id="rId16" w:history="1">
           <w:r>
             <w:rPr>
               <w:rStyle w:val="Hyperlink"/>
@@ -1883,13 +1906,21 @@
       </w:r>
       <w:r>
         <w:rPr>
+          <w:u w:val="single" w:color="0000ff"/>
           <w:rFonts w:ascii="Charis SIL Regular" w:hAnsi="Charis SIL Regular" w:eastAsia="Charis SIL Regular"/>
           <w:b w:val="0"/>
           <w:i w:val="0"/>
           <w:color w:val="000000"/>
           <w:sz w:val="24"/>
         </w:rPr>
-        <w:t xml:space="preserve">, the </w:t>
+        <w:hyperlink r:id="rId15" w:history="1">
+          <w:r>
+            <w:rPr>
+              <w:rStyle w:val="Hyperlink"/>
+            </w:rPr>
+            <w:t xml:space="preserve">, the </w:t>
+          </w:r>
+        </w:hyperlink>
       </w:r>
       <w:r>
         <w:rPr>
@@ -2079,7 +2110,6 @@
           <w:i w:val="0"/>
           <w:color w:val="0000FF"/>
           <w:sz w:val="24"/>
-          <w:u w:val="single"/>
         </w:rPr>
         <w:hyperlink r:id="rId17" w:history="1">
           <w:r>
@@ -2099,7 +2129,7 @@
           <w:sz w:val="24"/>
           <w:u w:val="single"/>
         </w:rPr>
-        <w:hyperlink r:id="rId17" w:history="1">
+        <w:hyperlink r:id="rId16" w:history="1">
           <w:r>
             <w:rPr>
               <w:rStyle w:val="Hyperlink"/>
@@ -2128,12 +2158,217 @@
           <w:sz w:val="24"/>
           <w:u w:val="single"/>
         </w:rPr>
+        <w:hyperlink r:id="rId16" w:history="1">
+          <w:r>
+            <w:rPr>
+              <w:rStyle w:val="Hyperlink"/>
+            </w:rPr>
+            <w:t>St</w:t>
+          </w:r>
+        </w:hyperlink>
+      </w:r>
+      <w:r>
+        <w:rPr>
+          <w:rFonts w:ascii="Charis SIL Regular" w:hAnsi="Charis SIL Regular" w:eastAsia="Charis SIL Regular"/>
+          <w:b w:val="0"/>
+          <w:i w:val="0"/>
+          <w:color w:val="0000FF"/>
+          <w:sz w:val="24"/>
+          <w:u w:val="single"/>
+        </w:rPr>
+        <w:hyperlink r:id="rId16" w:history="1">
+          <w:r>
+            <w:rPr>
+              <w:rStyle w:val="Hyperlink"/>
+            </w:rPr>
+            <w:t>e</w:t>
+          </w:r>
+        </w:hyperlink>
+      </w:r>
+      <w:r>
+        <w:rPr>
+          <w:rFonts w:ascii="Charis SIL Regular" w:hAnsi="Charis SIL Regular" w:eastAsia="Charis SIL Regular"/>
+          <w:b w:val="0"/>
+          <w:i w:val="0"/>
+          <w:color w:val="0000FF"/>
+          <w:sz w:val="24"/>
+          <w:u w:val="single"/>
+        </w:rPr>
+        <w:hyperlink r:id="rId16" w:history="1">
+          <w:r>
+            <w:rPr>
+              <w:rStyle w:val="Hyperlink"/>
+            </w:rPr>
+            <w:t>nen</w:t>
+          </w:r>
+        </w:hyperlink>
+      </w:r>
+      <w:r>
+        <w:rPr>
+          <w:u w:val="single" w:color="0000ff"/>
+          <w:rFonts w:ascii="Charis SIL Regular" w:hAnsi="Charis SIL Regular" w:eastAsia="Charis SIL Regular"/>
+          <w:b w:val="0"/>
+          <w:i w:val="0"/>
+          <w:color w:val="000000"/>
+          <w:sz w:val="24"/>
+        </w:rPr>
+        <w:hyperlink r:id="rId16" w:history="1">
+          <w:r>
+            <w:rPr>
+              <w:rStyle w:val="Hyperlink"/>
+            </w:rPr>
+            <w:t>, the</w:t>
+          </w:r>
+        </w:hyperlink>
+      </w:r>
+      <w:r>
+        <w:rPr>
+          <w:rFonts w:ascii="Charis SIL Regular" w:hAnsi="Charis SIL Regular" w:eastAsia="Charis SIL Regular"/>
+          <w:b w:val="0"/>
+          <w:i w:val="0"/>
+          <w:color w:val="000000"/>
+          <w:sz w:val="24"/>
+        </w:rPr>
+        <w:t xml:space="preserve"> </w:t>
+      </w:r>
+      <w:r>
+        <w:rPr>
+          <w:rFonts w:ascii="Charis SIL Regular" w:hAnsi="Charis SIL Regular" w:eastAsia="Charis SIL Regular"/>
+          <w:b w:val="0"/>
+          <w:i w:val="0"/>
+          <w:color w:val="0000FF"/>
+          <w:sz w:val="24"/>
+          <w:u w:val="single"/>
+        </w:rPr>
+        <w:hyperlink r:id="rId16" w:history="1">
+          <w:r>
+            <w:rPr>
+              <w:rStyle w:val="Hyperlink"/>
+            </w:rPr>
+            <w:t>Ri</w:t>
+          </w:r>
+        </w:hyperlink>
+      </w:r>
+      <w:r>
+        <w:rPr>
+          <w:rFonts w:ascii="Charis SIL Regular" w:hAnsi="Charis SIL Regular" w:eastAsia="Charis SIL Regular"/>
+          <w:b w:val="0"/>
+          <w:i w:val="0"/>
+          <w:color w:val="0000FF"/>
+          <w:sz w:val="24"/>
+          <w:u w:val="single"/>
+        </w:rPr>
+        <w:hyperlink r:id="rId16" w:history="1">
+          <w:r>
+            <w:rPr>
+              <w:rStyle w:val="Hyperlink"/>
+            </w:rPr>
+            <w:t>j</w:t>
+          </w:r>
+        </w:hyperlink>
+      </w:r>
+      <w:r>
+        <w:rPr>
+          <w:rFonts w:ascii="Charis SIL Regular" w:hAnsi="Charis SIL Regular" w:eastAsia="Charis SIL Regular"/>
+          <w:b w:val="0"/>
+          <w:i w:val="0"/>
+          <w:color w:val="0000FF"/>
+          <w:sz w:val="24"/>
+          <w:u w:val="single"/>
+        </w:rPr>
+        <w:hyperlink r:id="rId16" w:history="1">
+          <w:r>
+            <w:rPr>
+              <w:rStyle w:val="Hyperlink"/>
+            </w:rPr>
+            <w:t>ksmuseum</w:t>
+          </w:r>
+        </w:hyperlink>
+      </w:r>
+      <w:r>
+        <w:rPr>
+          <w:rFonts w:ascii="Charis SIL Regular" w:hAnsi="Charis SIL Regular" w:eastAsia="Charis SIL Regular"/>
+          <w:b w:val="0"/>
+          <w:i w:val="0"/>
+          <w:color w:val="0000FF"/>
+          <w:sz w:val="24"/>
+          <w:u w:val="single"/>
+        </w:rPr>
+        <w:t xml:space="preserve"> </w:t>
+      </w:r>
+      <w:r>
+        <w:rPr>
+          <w:rFonts w:ascii="Charis SIL Regular" w:hAnsi="Charis SIL Regular" w:eastAsia="Charis SIL Regular"/>
+          <w:b w:val="0"/>
+          <w:i w:val="0"/>
+          <w:color w:val="0000FF"/>
+          <w:sz w:val="24"/>
+          <w:u w:val="single"/>
+        </w:rPr>
+        <w:hyperlink r:id="rId18" w:history="1">
+          <w:r>
+            <w:rPr>
+              <w:rStyle w:val="Hyperlink"/>
+            </w:rPr>
+            <w:t>van</w:t>
+          </w:r>
+        </w:hyperlink>
+      </w:r>
+      <w:r>
+        <w:rPr>
+          <w:rFonts w:ascii="Charis SIL Regular" w:hAnsi="Charis SIL Regular" w:eastAsia="Charis SIL Regular"/>
+          <w:b w:val="0"/>
+          <w:i w:val="0"/>
+          <w:color w:val="0000FF"/>
+          <w:sz w:val="24"/>
+          <w:u w:val="single"/>
+        </w:rPr>
+        <w:t xml:space="preserve"> </w:t>
+      </w:r>
+      <w:r>
+        <w:rPr>
+          <w:rFonts w:ascii="Charis SIL Regular" w:hAnsi="Charis SIL Regular" w:eastAsia="Charis SIL Regular"/>
+          <w:b w:val="0"/>
+          <w:i w:val="0"/>
+          <w:color w:val="0000FF"/>
+          <w:sz w:val="24"/>
+          <w:u w:val="single"/>
+        </w:rPr>
         <w:hyperlink r:id="rId17" w:history="1">
           <w:r>
             <w:rPr>
               <w:rStyle w:val="Hyperlink"/>
             </w:rPr>
-            <w:t>St</w:t>
+            <w:t>Natuurlijke</w:t>
+          </w:r>
+        </w:hyperlink>
+      </w:r>
+      <w:r>
+        <w:rPr>
+          <w:rFonts w:ascii="Charis SIL Regular" w:hAnsi="Charis SIL Regular" w:eastAsia="Charis SIL Regular"/>
+          <w:b w:val="0"/>
+          <w:i w:val="0"/>
+          <w:color w:val="0000FF"/>
+          <w:sz w:val="24"/>
+          <w:u w:val="single"/>
+        </w:rPr>
+        <w:t xml:space="preserve"> </w:t>
+      </w:r>
+      <w:r>
+        <w:rPr>
+          <w:rFonts w:ascii="Charis SIL Regular" w:hAnsi="Charis SIL Regular" w:eastAsia="Charis SIL Regular"/>
+          <w:b w:val="0"/>
+          <w:i w:val="0"/>
+          <w:color w:val="0000FF"/>
+          <w:sz w:val="24"/>
+          <w:u w:val="single"/>
+        </w:rPr>
+        <w:hyperlink r:id="rId17" w:history="1">
+          <w:r>
+            <w:rPr>
+              <w:rStyle w:val="Hyperlink"/>
+            </w:rPr>
+            <w:t>Histori</w:t>
           </w:r>
         </w:hyperlink>
       </w:r>
@@ -2160,6 +2395,16 @@
           <w:rFonts w:ascii="Charis SIL Regular" w:hAnsi="Charis SIL Regular" w:eastAsia="Charis SIL Regular"/>
           <w:b w:val="0"/>
           <w:i w:val="0"/>
+          <w:color w:val="000000"/>
+          <w:sz w:val="24"/>
+        </w:rPr>
+        <w:t xml:space="preserve">, the </w:t>
+      </w:r>
+      <w:r>
+        <w:rPr>
+          <w:rFonts w:ascii="Charis SIL Regular" w:hAnsi="Charis SIL Regular" w:eastAsia="Charis SIL Regular"/>
+          <w:b w:val="0"/>
+          <w:i w:val="0"/>
           <w:color w:val="0000FF"/>
           <w:sz w:val="24"/>
           <w:u w:val="single"/>
@@ -2169,7 +2414,7 @@
             <w:rPr>
               <w:rStyle w:val="Hyperlink"/>
             </w:rPr>
-            <w:t>nen</w:t>
+            <w:t>Rijksm</w:t>
           </w:r>
         </w:hyperlink>
       </w:r>
@@ -2178,26 +2423,16 @@
           <w:rFonts w:ascii="Charis SIL Regular" w:hAnsi="Charis SIL Regular" w:eastAsia="Charis SIL Regular"/>
           <w:b w:val="0"/>
           <w:i w:val="0"/>
-          <w:color w:val="000000"/>
-          <w:sz w:val="24"/>
-        </w:rPr>
-        <w:t xml:space="preserve">, the </w:t>
-      </w:r>
-      <w:r>
-        <w:rPr>
-          <w:rFonts w:ascii="Charis SIL Regular" w:hAnsi="Charis SIL Regular" w:eastAsia="Charis SIL Regular"/>
-          <w:b w:val="0"/>
-          <w:i w:val="0"/>
           <w:color w:val="0000FF"/>
           <w:sz w:val="24"/>
           <w:u w:val="single"/>
         </w:rPr>
-        <w:hyperlink r:id="rId18" w:history="1">
+        <w:hyperlink r:id="rId17" w:history="1">
           <w:r>
             <w:rPr>
               <w:rStyle w:val="Hyperlink"/>
             </w:rPr>
-            <w:t>Ri</w:t>
+            <w:t>u</w:t>
           </w:r>
         </w:hyperlink>
       </w:r>
@@ -2210,12 +2445,12 @@
           <w:sz w:val="24"/>
           <w:u w:val="single"/>
         </w:rPr>
-        <w:hyperlink r:id="rId18" w:history="1">
+        <w:hyperlink r:id="rId17" w:history="1">
           <w:r>
             <w:rPr>
               <w:rStyle w:val="Hyperlink"/>
             </w:rPr>
-            <w:t>j</w:t>
+            <w:t>seum</w:t>
           </w:r>
         </w:hyperlink>
       </w:r>
@@ -2228,14 +2463,7 @@
           <w:sz w:val="24"/>
           <w:u w:val="single"/>
         </w:rPr>
-        <w:hyperlink r:id="rId18" w:history="1">
-          <w:r>
-            <w:rPr>
-              <w:rStyle w:val="Hyperlink"/>
-            </w:rPr>
-            <w:t>ksmuseum</w:t>
-          </w:r>
-        </w:hyperlink>
+        <w:t xml:space="preserve"> </w:t>
       </w:r>
       <w:r>
         <w:rPr>
@@ -2246,18 +2474,7 @@
           <w:sz w:val="24"/>
           <w:u w:val="single"/>
         </w:rPr>
-        <w:t xml:space="preserve"> </w:t>
-      </w:r>
-      <w:r>
-        <w:rPr>
-          <w:rFonts w:ascii="Charis SIL Regular" w:hAnsi="Charis SIL Regular" w:eastAsia="Charis SIL Regular"/>
-          <w:b w:val="0"/>
-          <w:i w:val="0"/>
-          <w:color w:val="0000FF"/>
-          <w:sz w:val="24"/>
-          <w:u w:val="single"/>
-        </w:rPr>
-        <w:hyperlink r:id="rId18" w:history="1">
+        <w:hyperlink r:id="rId17" w:history="1">
           <w:r>
             <w:rPr>
               <w:rStyle w:val="Hyperlink"/>
@@ -2286,14 +2503,7 @@
           <w:sz w:val="24"/>
           <w:u w:val="single"/>
         </w:rPr>
-        <w:hyperlink r:id="rId18" w:history="1">
-          <w:r>
-            <w:rPr>
-              <w:rStyle w:val="Hyperlink"/>
-            </w:rPr>
-            <w:t>Natuurlijke</w:t>
-          </w:r>
-        </w:hyperlink>
+        <w:t>G</w:t>
       </w:r>
       <w:r>
         <w:rPr>
@@ -2304,211 +2514,7 @@
           <w:sz w:val="24"/>
           <w:u w:val="single"/>
         </w:rPr>
-        <w:t xml:space="preserve"> </w:t>
-      </w:r>
-      <w:r>
-        <w:rPr>
-          <w:rFonts w:ascii="Charis SIL Regular" w:hAnsi="Charis SIL Regular" w:eastAsia="Charis SIL Regular"/>
-          <w:b w:val="0"/>
-          <w:i w:val="0"/>
-          <w:color w:val="0000FF"/>
-          <w:sz w:val="24"/>
-          <w:u w:val="single"/>
-        </w:rPr>
-        <w:hyperlink r:id="rId18" w:history="1">
-          <w:r>
-            <w:rPr>
-              <w:rStyle w:val="Hyperlink"/>
-            </w:rPr>
-            <w:t>Histori</w:t>
-          </w:r>
-        </w:hyperlink>
-      </w:r>
-      <w:r>
-        <w:rPr>
-          <w:rFonts w:ascii="Charis SIL Regular" w:hAnsi="Charis SIL Regular" w:eastAsia="Charis SIL Regular"/>
-          <w:b w:val="0"/>
-          <w:i w:val="0"/>
-          <w:color w:val="0000FF"/>
-          <w:sz w:val="24"/>
-          <w:u w:val="single"/>
-        </w:rPr>
         <w:hyperlink r:id="rId17" w:history="1">
-          <w:r>
-            <w:rPr>
-              <w:rStyle w:val="Hyperlink"/>
-            </w:rPr>
-            <w:t>e</w:t>
-          </w:r>
-        </w:hyperlink>
-      </w:r>
-      <w:r>
-        <w:rPr>
-          <w:u w:val="single" w:color="0000ff"/>
-          <w:rFonts w:ascii="Charis SIL Regular" w:hAnsi="Charis SIL Regular" w:eastAsia="Charis SIL Regular"/>
-          <w:b w:val="0"/>
-          <w:i w:val="0"/>
-          <w:color w:val="000000"/>
-          <w:sz w:val="24"/>
-        </w:rPr>
-        <w:hyperlink r:id="rId17" w:history="1">
-          <w:r>
-            <w:rPr>
-              <w:rStyle w:val="Hyperlink"/>
-            </w:rPr>
-            <w:t>, th</w:t>
-          </w:r>
-        </w:hyperlink>
-      </w:r>
-      <w:r>
-        <w:rPr>
-          <w:u w:val="single" w:color="0000ff"/>
-          <w:rFonts w:ascii="Charis SIL Regular" w:hAnsi="Charis SIL Regular" w:eastAsia="Charis SIL Regular"/>
-          <w:b w:val="0"/>
-          <w:i w:val="0"/>
-          <w:color w:val="000000"/>
-          <w:sz w:val="24"/>
-        </w:rPr>
-        <w:hyperlink r:id="rId17" w:history="1">
-          <w:r>
-            <w:rPr>
-              <w:rStyle w:val="Hyperlink"/>
-            </w:rPr>
-            <w:t>e</w:t>
-          </w:r>
-        </w:hyperlink>
-      </w:r>
-      <w:r>
-        <w:rPr>
-          <w:u w:val="single" w:color="0000ff"/>
-          <w:rFonts w:ascii="Charis SIL Regular" w:hAnsi="Charis SIL Regular" w:eastAsia="Charis SIL Regular"/>
-          <w:b w:val="0"/>
-          <w:i w:val="0"/>
-          <w:color w:val="000000"/>
-          <w:sz w:val="24"/>
-        </w:rPr>
-        <w:t xml:space="preserve"> </w:t>
-      </w:r>
-      <w:r>
-        <w:rPr>
-          <w:rFonts w:ascii="Charis SIL Regular" w:hAnsi="Charis SIL Regular" w:eastAsia="Charis SIL Regular"/>
-          <w:b w:val="0"/>
-          <w:i w:val="0"/>
-          <w:color w:val="0000FF"/>
-          <w:sz w:val="24"/>
-          <w:u w:val="single"/>
-        </w:rPr>
-        <w:hyperlink r:id="rId19" w:history="1">
-          <w:r>
-            <w:rPr>
-              <w:rStyle w:val="Hyperlink"/>
-            </w:rPr>
-            <w:t>Rijksm</w:t>
-          </w:r>
-        </w:hyperlink>
-      </w:r>
-      <w:r>
-        <w:rPr>
-          <w:rFonts w:ascii="Charis SIL Regular" w:hAnsi="Charis SIL Regular" w:eastAsia="Charis SIL Regular"/>
-          <w:b w:val="0"/>
-          <w:i w:val="0"/>
-          <w:color w:val="0000FF"/>
-          <w:sz w:val="24"/>
-          <w:u w:val="single"/>
-        </w:rPr>
-        <w:hyperlink r:id="rId19" w:history="1">
-          <w:r>
-            <w:rPr>
-              <w:rStyle w:val="Hyperlink"/>
-            </w:rPr>
-            <w:t>u</w:t>
-          </w:r>
-        </w:hyperlink>
-      </w:r>
-      <w:r>
-        <w:rPr>
-          <w:rFonts w:ascii="Charis SIL Regular" w:hAnsi="Charis SIL Regular" w:eastAsia="Charis SIL Regular"/>
-          <w:b w:val="0"/>
-          <w:i w:val="0"/>
-          <w:color w:val="0000FF"/>
-          <w:sz w:val="24"/>
-          <w:u w:val="single"/>
-        </w:rPr>
-        <w:hyperlink r:id="rId19" w:history="1">
-          <w:r>
-            <w:rPr>
-              <w:rStyle w:val="Hyperlink"/>
-            </w:rPr>
-            <w:t>seum</w:t>
-          </w:r>
-        </w:hyperlink>
-      </w:r>
-      <w:r>
-        <w:rPr>
-          <w:rFonts w:ascii="Charis SIL Regular" w:hAnsi="Charis SIL Regular" w:eastAsia="Charis SIL Regular"/>
-          <w:b w:val="0"/>
-          <w:i w:val="0"/>
-          <w:color w:val="0000FF"/>
-          <w:sz w:val="24"/>
-          <w:u w:val="single"/>
-        </w:rPr>
-        <w:t xml:space="preserve"> </w:t>
-      </w:r>
-      <w:r>
-        <w:rPr>
-          <w:rFonts w:ascii="Charis SIL Regular" w:hAnsi="Charis SIL Regular" w:eastAsia="Charis SIL Regular"/>
-          <w:b w:val="0"/>
-          <w:i w:val="0"/>
-          <w:color w:val="0000FF"/>
-          <w:sz w:val="24"/>
-          <w:u w:val="single"/>
-        </w:rPr>
-        <w:hyperlink r:id="rId19" w:history="1">
-          <w:r>
-            <w:rPr>
-              <w:rStyle w:val="Hyperlink"/>
-            </w:rPr>
-            <w:t>van</w:t>
-          </w:r>
-        </w:hyperlink>
-      </w:r>
-      <w:r>
-        <w:rPr>
-          <w:rFonts w:ascii="Charis SIL Regular" w:hAnsi="Charis SIL Regular" w:eastAsia="Charis SIL Regular"/>
-          <w:b w:val="0"/>
-          <w:i w:val="0"/>
-          <w:color w:val="0000FF"/>
-          <w:sz w:val="24"/>
-        </w:rPr>
-        <w:t xml:space="preserve"> </w:t>
-      </w:r>
-      <w:r>
-        <w:rPr>
-          <w:rFonts w:ascii="Charis SIL Regular" w:hAnsi="Charis SIL Regular" w:eastAsia="Charis SIL Regular"/>
-          <w:b w:val="0"/>
-          <w:i w:val="0"/>
-          <w:color w:val="0000FF"/>
-          <w:sz w:val="24"/>
-        </w:rPr>
-        <w:hyperlink r:id="rId19" w:history="1">
-          <w:r>
-            <w:rPr>
-              <w:rStyle w:val="Hyperlink"/>
-            </w:rPr>
-            <w:t>G</w:t>
-          </w:r>
-        </w:hyperlink>
-      </w:r>
-      <w:r>
-        <w:rPr>
-          <w:rFonts w:ascii="Charis SIL Regular" w:hAnsi="Charis SIL Regular" w:eastAsia="Charis SIL Regular"/>
-          <w:b w:val="0"/>
-          <w:i w:val="0"/>
-          <w:color w:val="0000FF"/>
-          <w:sz w:val="24"/>
-          <w:u w:val="single"/>
-        </w:rPr>
-        <w:hyperlink r:id="rId19" w:history="1">
           <w:r>
             <w:rPr>
               <w:rStyle w:val="Hyperlink"/>
@@ -3190,7 +3196,14 @@
           <w:color w:val="000000"/>
           <w:sz w:val="24"/>
         </w:rPr>
-        <w:t xml:space="preserve">is </w:t>
+        <w:hyperlink r:id="rId21" w:history="1">
+          <w:r>
+            <w:rPr>
+              <w:rStyle w:val="Hyperlink"/>
+            </w:rPr>
+            <w:t xml:space="preserve">is </w:t>
+          </w:r>
+        </w:hyperlink>
       </w:r>
       <w:r>
         <w:rPr>
@@ -3351,7 +3364,61 @@
           <w:color w:val="000000"/>
           <w:sz w:val="24"/>
         </w:rPr>
-        <w:t>olf Effer</w:t>
+        <w:hyperlink r:id="rId22" w:history="1">
+          <w:r>
+            <w:rPr>
+              <w:rStyle w:val="Hyperlink"/>
+            </w:rPr>
+            <w:t>o</w:t>
+          </w:r>
+        </w:hyperlink>
+      </w:r>
+      <w:r>
+        <w:rPr>
+          <w:u w:val="single" w:color="0000ff"/>
+          <w:rFonts w:ascii="Charis SIL Regular" w:hAnsi="Charis SIL Regular" w:eastAsia="Charis SIL Regular"/>
+          <w:b w:val="0"/>
+          <w:i w:val="0"/>
+          <w:color w:val="000000"/>
+          <w:sz w:val="24"/>
+        </w:rPr>
+        <w:hyperlink r:id="rId22" w:history="1">
+          <w:r>
+            <w:rPr>
+              <w:rStyle w:val="Hyperlink"/>
+            </w:rPr>
+            <w:t>lf E</w:t>
+          </w:r>
+        </w:hyperlink>
+      </w:r>
+      <w:r>
+        <w:rPr>
+          <w:u w:val="single" w:color="0000ff"/>
+          <w:rFonts w:ascii="Charis SIL Regular" w:hAnsi="Charis SIL Regular" w:eastAsia="Charis SIL Regular"/>
+          <w:b w:val="0"/>
+          <w:i w:val="0"/>
+          <w:color w:val="000000"/>
+          <w:sz w:val="24"/>
+        </w:rPr>
+        <w:t>ff</w:t>
+      </w:r>
+      <w:r>
+        <w:rPr>
+          <w:u w:val="single" w:color="0000ff"/>
+          <w:rFonts w:ascii="Charis SIL Regular" w:hAnsi="Charis SIL Regular" w:eastAsia="Charis SIL Regular"/>
+          <w:b w:val="0"/>
+          <w:i w:val="0"/>
+          <w:color w:val="000000"/>
+          <w:sz w:val="24"/>
+        </w:rPr>
+        <w:hyperlink r:id="rId22" w:history="1">
+          <w:r>
+            <w:rPr>
+              <w:rStyle w:val="Hyperlink"/>
+            </w:rPr>
+            <w:t>er</w:t>
+          </w:r>
+        </w:hyperlink>
       </w:r>
       <w:r>
         <w:rPr>
@@ -3800,115 +3867,7 @@
           <w:color w:val="000000"/>
           <w:sz w:val="24"/>
         </w:rPr>
-        <w:t>by officials of the Ministry of the Interior that a</w:t>
-      </w:r>
-      <w:r>
-        <w:rPr>
-          <w:u w:val="single" w:color="0000ff"/>
-          <w:rFonts w:ascii="Charis SIL Regular" w:hAnsi="Charis SIL Regular" w:eastAsia="Charis SIL Regular"/>
-          <w:b w:val="0"/>
-          <w:i w:val="0"/>
-          <w:color w:val="000000"/>
-          <w:sz w:val="24"/>
-        </w:rPr>
-        <w:hyperlink r:id="rId24" w:history="1">
-          <w:r>
-            <w:rPr>
-              <w:rStyle w:val="Hyperlink"/>
-            </w:rPr>
-            <w:t>re releva</w:t>
-          </w:r>
-        </w:hyperlink>
-      </w:r>
-      <w:r>
-        <w:rPr>
-          <w:u w:val="single" w:color="0000ff"/>
-          <w:rFonts w:ascii="Charis SIL Regular" w:hAnsi="Charis SIL Regular" w:eastAsia="Charis SIL Regular"/>
-          <w:b w:val="0"/>
-          <w:i w:val="0"/>
-          <w:color w:val="000000"/>
-          <w:sz w:val="24"/>
-        </w:rPr>
-        <w:hyperlink r:id="rId24" w:history="1">
-          <w:r>
-            <w:rPr>
-              <w:rStyle w:val="Hyperlink"/>
-            </w:rPr>
-            <w:t>n</w:t>
-          </w:r>
-        </w:hyperlink>
-      </w:r>
-      <w:r>
-        <w:rPr>
-          <w:u w:val="single" w:color="0000ff"/>
-          <w:rFonts w:ascii="Charis SIL Regular" w:hAnsi="Charis SIL Regular" w:eastAsia="Charis SIL Regular"/>
-          <w:b w:val="0"/>
-          <w:i w:val="0"/>
-          <w:color w:val="000000"/>
-          <w:sz w:val="24"/>
-        </w:rPr>
-        <w:hyperlink r:id="rId24" w:history="1">
-          <w:r>
-            <w:rPr>
-              <w:rStyle w:val="Hyperlink"/>
-            </w:rPr>
-            <w:t>t to rese</w:t>
-          </w:r>
-        </w:hyperlink>
-      </w:r>
-      <w:r>
-        <w:rPr>
-          <w:u w:val="single" w:color="0000ff"/>
-          <w:rFonts w:ascii="Charis SIL Regular" w:hAnsi="Charis SIL Regular" w:eastAsia="Charis SIL Regular"/>
-          <w:b w:val="0"/>
-          <w:i w:val="0"/>
-          <w:color w:val="000000"/>
-          <w:sz w:val="24"/>
-        </w:rPr>
-        <w:hyperlink r:id="rId24" w:history="1">
-          <w:r>
-            <w:rPr>
-              <w:rStyle w:val="Hyperlink"/>
-            </w:rPr>
-            <w:t>a</w:t>
-          </w:r>
-        </w:hyperlink>
-      </w:r>
-      <w:r>
-        <w:rPr>
-          <w:u w:val="single" w:color="0000ff"/>
-          <w:rFonts w:ascii="Charis SIL Regular" w:hAnsi="Charis SIL Regular" w:eastAsia="Charis SIL Regular"/>
-          <w:b w:val="0"/>
-          <w:i w:val="0"/>
-          <w:color w:val="000000"/>
-          <w:sz w:val="24"/>
-        </w:rPr>
-        <w:hyperlink r:id="rId24" w:history="1">
-          <w:r>
-            <w:rPr>
-              <w:rStyle w:val="Hyperlink"/>
-            </w:rPr>
-            <w:t>rc</w:t>
-          </w:r>
-        </w:hyperlink>
-      </w:r>
-      <w:r>
-        <w:rPr>
-          <w:u w:val="single" w:color="0000ff"/>
-          <w:rFonts w:ascii="Charis SIL Regular" w:hAnsi="Charis SIL Regular" w:eastAsia="Charis SIL Regular"/>
-          <w:b w:val="0"/>
-          <w:i w:val="0"/>
-          <w:color w:val="000000"/>
-          <w:sz w:val="24"/>
-        </w:rPr>
-        <w:hyperlink r:id="rId24" w:history="1">
-          <w:r>
-            <w:rPr>
-              <w:rStyle w:val="Hyperlink"/>
-            </w:rPr>
-            <w:t>h in</w:t>
-          </w:r>
-        </w:hyperlink>
+        <w:t>by officials of the Ministry of the Interior that are relevant to research in</w:t>
       </w:r>
       <w:r>
         <w:rPr>
@@ -5190,8 +5149,116 @@
           <w:i w:val="0"/>
           <w:color w:val="0000FF"/>
           <w:sz w:val="24"/>
-        </w:rPr>
-        <w:t>file/NL-HaNA_2.04.01_4030_0001</w:t>
+          <w:u w:val="single"/>
+        </w:rPr>
+        <w:hyperlink r:id="rId29" w:history="1">
+          <w:r>
+            <w:rPr>
+              <w:rStyle w:val="Hyperlink"/>
+            </w:rPr>
+            <w:t>f</w:t>
+          </w:r>
+        </w:hyperlink>
+      </w:r>
+      <w:r>
+        <w:rPr>
+          <w:rFonts w:ascii="Charis SIL Regular" w:hAnsi="Charis SIL Regular" w:eastAsia="Charis SIL Regular"/>
+          <w:b w:val="0"/>
+          <w:i w:val="0"/>
+          <w:color w:val="0000FF"/>
+          <w:sz w:val="24"/>
+          <w:u w:val="single"/>
+        </w:rPr>
+        <w:hyperlink r:id="rId29" w:history="1">
+          <w:r>
+            <w:rPr>
+              <w:rStyle w:val="Hyperlink"/>
+            </w:rPr>
+            <w:t>i</w:t>
+          </w:r>
+        </w:hyperlink>
+      </w:r>
+      <w:r>
+        <w:rPr>
+          <w:rFonts w:ascii="Charis SIL Regular" w:hAnsi="Charis SIL Regular" w:eastAsia="Charis SIL Regular"/>
+          <w:b w:val="0"/>
+          <w:i w:val="0"/>
+          <w:color w:val="0000FF"/>
+          <w:sz w:val="24"/>
+          <w:u w:val="single"/>
+        </w:rPr>
+        <w:hyperlink r:id="rId29" w:history="1">
+          <w:r>
+            <w:rPr>
+              <w:rStyle w:val="Hyperlink"/>
+            </w:rPr>
+            <w:t>l</w:t>
+          </w:r>
+        </w:hyperlink>
+      </w:r>
+      <w:r>
+        <w:rPr>
+          <w:rFonts w:ascii="Charis SIL Regular" w:hAnsi="Charis SIL Regular" w:eastAsia="Charis SIL Regular"/>
+          <w:b w:val="0"/>
+          <w:i w:val="0"/>
+          <w:color w:val="0000FF"/>
+          <w:sz w:val="24"/>
+        </w:rPr>
+        <w:hyperlink r:id="rId29" w:history="1">
+          <w:r>
+            <w:rPr>
+              <w:rStyle w:val="Hyperlink"/>
+            </w:rPr>
+            <w:t>e</w:t>
+          </w:r>
+        </w:hyperlink>
+      </w:r>
+      <w:r>
+        <w:rPr>
+          <w:rFonts w:ascii="Charis SIL Regular" w:hAnsi="Charis SIL Regular" w:eastAsia="Charis SIL Regular"/>
+          <w:b w:val="0"/>
+          <w:i w:val="0"/>
+          <w:color w:val="0000FF"/>
+          <w:sz w:val="24"/>
+          <w:u w:val="single"/>
+        </w:rPr>
+        <w:t>/</w:t>
+      </w:r>
+      <w:r>
+        <w:rPr>
+          <w:rFonts w:ascii="Charis SIL Regular" w:hAnsi="Charis SIL Regular" w:eastAsia="Charis SIL Regular"/>
+          <w:b w:val="0"/>
+          <w:i w:val="0"/>
+          <w:color w:val="0000FF"/>
+          <w:sz w:val="24"/>
+          <w:u w:val="single"/>
+        </w:rPr>
+        <w:hyperlink r:id="rId29" w:history="1">
+          <w:r>
+            <w:rPr>
+              <w:rStyle w:val="Hyperlink"/>
+            </w:rPr>
+            <w:t>NL-</w:t>
+          </w:r>
+        </w:hyperlink>
+      </w:r>
+      <w:r>
+        <w:rPr>
+          <w:rFonts w:ascii="Charis SIL Regular" w:hAnsi="Charis SIL Regular" w:eastAsia="Charis SIL Regular"/>
+          <w:b w:val="0"/>
+          <w:i w:val="0"/>
+          <w:color w:val="0000FF"/>
+          <w:sz w:val="24"/>
+          <w:u w:val="single"/>
+        </w:rPr>
+        <w:hyperlink r:id="rId29" w:history="1">
+          <w:r>
+            <w:rPr>
+              <w:rStyle w:val="Hyperlink"/>
+            </w:rPr>
+            <w:t>HaNA_2.04.01_4030_0001</w:t>
+          </w:r>
+        </w:hyperlink>
       </w:r>
     </w:p>
     <w:p>
@@ -6827,7 +6894,7 @@
           <w:sz w:val="24"/>
           <w:u w:val="single"/>
         </w:rPr>
-        <w:hyperlink r:id="rId41" w:history="1">
+        <w:hyperlink r:id="rId42" w:history="1">
           <w:r>
             <w:rPr>
               <w:rStyle w:val="Hyperlink"/>
@@ -6856,7 +6923,7 @@
           <w:sz w:val="24"/>
           <w:u w:val="single"/>
         </w:rPr>
-        <w:hyperlink r:id="rId41" w:history="1">
+        <w:hyperlink r:id="rId42" w:history="1">
           <w:r>
             <w:rPr>
               <w:rStyle w:val="Hyperlink"/>
@@ -6867,6 +6934,7 @@
       </w:r>
       <w:r>
         <w:rPr>
+          <w:u w:val="single" w:color="0000ff"/>
           <w:rFonts w:ascii="Charis SIL Regular" w:hAnsi="Charis SIL Regular" w:eastAsia="Charis SIL Regular"/>
           <w:b w:val="0"/>
           <w:i w:val="0"/>
@@ -6884,7 +6952,7 @@
           <w:sz w:val="24"/>
           <w:u w:val="single"/>
         </w:rPr>
-        <w:hyperlink r:id="rId41" w:history="1">
+        <w:hyperlink r:id="rId43" w:history="1">
           <w:r>
             <w:rPr>
               <w:rStyle w:val="Hyperlink"/>
@@ -6913,7 +6981,7 @@
           <w:sz w:val="24"/>
           <w:u w:val="single"/>
         </w:rPr>
-        <w:hyperlink r:id="rId41" w:history="1">
+        <w:hyperlink r:id="rId43" w:history="1">
           <w:r>
             <w:rPr>
               <w:rStyle w:val="Hyperlink"/>

--- a/EXPORTS/DOCX/published/niveau3/English/KKZ.docx
+++ b/EXPORTS/DOCX/published/niveau3/English/KKZ.docx
@@ -265,14 +265,7 @@
           <w:color w:val="000000"/>
           <w:sz w:val="24"/>
         </w:rPr>
-        <w:hyperlink r:id="rId9" w:history="1">
-          <w:r>
-            <w:rPr>
-              <w:rStyle w:val="Hyperlink"/>
-            </w:rPr>
-            <w:t>wide ar</w:t>
-          </w:r>
-        </w:hyperlink>
+        <w:t>wide ar</w:t>
       </w:r>
       <w:r>
         <w:rPr>
@@ -598,31 +591,13 @@
       </w:r>
       <w:r>
         <w:rPr>
-          <w:u w:val="single" w:color="0000ff"/>
           <w:rFonts w:ascii="Charis SIL Regular" w:hAnsi="Charis SIL Regular" w:eastAsia="Charis SIL Regular"/>
           <w:b w:val="0"/>
           <w:i w:val="0"/>
           <w:color w:val="000000"/>
           <w:sz w:val="24"/>
         </w:rPr>
-        <w:hyperlink r:id="rId11" w:history="1">
-          <w:r>
-            <w:rPr>
-              <w:rStyle w:val="Hyperlink"/>
-            </w:rPr>
-            <w:t>Japanese</w:t>
-          </w:r>
-        </w:hyperlink>
-      </w:r>
-      <w:r>
-        <w:rPr>
-          <w:rFonts w:ascii="Charis SIL Regular" w:hAnsi="Charis SIL Regular" w:eastAsia="Charis SIL Regular"/>
-          <w:b w:val="0"/>
-          <w:i w:val="0"/>
-          <w:color w:val="000000"/>
-          <w:sz w:val="24"/>
-        </w:rPr>
-        <w:t xml:space="preserve"> peninsula </w:t>
+        <w:t xml:space="preserve">Japanese peninsula </w:t>
       </w:r>
       <w:r>
         <w:rPr>
@@ -1259,24 +1234,7 @@
           <w:color w:val="000000"/>
           <w:sz w:val="24"/>
         </w:rPr>
-        <w:hyperlink r:id="rId14" w:history="1">
-          <w:r>
-            <w:rPr>
-              <w:rStyle w:val="Hyperlink"/>
-            </w:rPr>
-            <w:t>R</w:t>
-          </w:r>
-        </w:hyperlink>
-      </w:r>
-      <w:r>
-        <w:rPr>
-          <w:rFonts w:ascii="Charis SIL Italic" w:hAnsi="Charis SIL Italic" w:eastAsia="Charis SIL Italic"/>
-          <w:b w:val="0"/>
-          <w:i/>
-          <w:color w:val="000000"/>
-          <w:sz w:val="24"/>
-        </w:rPr>
-        <w:t>V</w:t>
+        <w:t>RV</w:t>
       </w:r>
       <w:r>
         <w:rPr>
@@ -1524,16 +1482,8 @@
           <w:i w:val="0"/>
           <w:color w:val="0000FF"/>
           <w:sz w:val="24"/>
-          <w:u w:val="single"/>
-        </w:rPr>
-        <w:hyperlink r:id="rId15" w:history="1">
-          <w:r>
-            <w:rPr>
-              <w:rStyle w:val="Hyperlink"/>
-            </w:rPr>
-            <w:t>Ri</w:t>
-          </w:r>
-        </w:hyperlink>
+        </w:rPr>
+        <w:t>Ri</w:t>
       </w:r>
       <w:r>
         <w:rPr>
@@ -1589,7 +1539,6 @@
           <w:i w:val="0"/>
           <w:color w:val="0000FF"/>
           <w:sz w:val="24"/>
-          <w:u w:val="single"/>
         </w:rPr>
         <w:hyperlink r:id="rId15" w:history="1">
           <w:r>
@@ -1782,6 +1731,7 @@
           <w:i w:val="0"/>
           <w:color w:val="0000FF"/>
           <w:sz w:val="24"/>
+          <w:u w:val="single"/>
         </w:rPr>
         <w:hyperlink r:id="rId16" w:history="1">
           <w:r>
@@ -1830,7 +1780,7 @@
           <w:sz w:val="24"/>
           <w:u w:val="single"/>
         </w:rPr>
-        <w:hyperlink r:id="rId16" w:history="1">
+        <w:hyperlink r:id="rId15" w:history="1">
           <w:r>
             <w:rPr>
               <w:rStyle w:val="Hyperlink"/>
@@ -1877,7 +1827,7 @@
           <w:sz w:val="24"/>
           <w:u w:val="single"/>
         </w:rPr>
-        <w:hyperlink r:id="rId16" w:history="1">
+        <w:hyperlink r:id="rId15" w:history="1">
           <w:r>
             <w:rPr>
               <w:rStyle w:val="Hyperlink"/>
@@ -2110,6 +2060,7 @@
           <w:i w:val="0"/>
           <w:color w:val="0000FF"/>
           <w:sz w:val="24"/>
+          <w:u w:val="single"/>
         </w:rPr>
         <w:hyperlink r:id="rId17" w:history="1">
           <w:r>
@@ -2129,7 +2080,7 @@
           <w:sz w:val="24"/>
           <w:u w:val="single"/>
         </w:rPr>
-        <w:hyperlink r:id="rId16" w:history="1">
+        <w:hyperlink r:id="rId17" w:history="1">
           <w:r>
             <w:rPr>
               <w:rStyle w:val="Hyperlink"/>
@@ -2158,7 +2109,7 @@
           <w:sz w:val="24"/>
           <w:u w:val="single"/>
         </w:rPr>
-        <w:hyperlink r:id="rId16" w:history="1">
+        <w:hyperlink r:id="rId17" w:history="1">
           <w:r>
             <w:rPr>
               <w:rStyle w:val="Hyperlink"/>
@@ -2205,31 +2156,13 @@
       </w:r>
       <w:r>
         <w:rPr>
-          <w:u w:val="single" w:color="0000ff"/>
           <w:rFonts w:ascii="Charis SIL Regular" w:hAnsi="Charis SIL Regular" w:eastAsia="Charis SIL Regular"/>
           <w:b w:val="0"/>
           <w:i w:val="0"/>
           <w:color w:val="000000"/>
           <w:sz w:val="24"/>
         </w:rPr>
-        <w:hyperlink r:id="rId16" w:history="1">
-          <w:r>
-            <w:rPr>
-              <w:rStyle w:val="Hyperlink"/>
-            </w:rPr>
-            <w:t>, the</w:t>
-          </w:r>
-        </w:hyperlink>
-      </w:r>
-      <w:r>
-        <w:rPr>
-          <w:rFonts w:ascii="Charis SIL Regular" w:hAnsi="Charis SIL Regular" w:eastAsia="Charis SIL Regular"/>
-          <w:b w:val="0"/>
-          <w:i w:val="0"/>
-          <w:color w:val="000000"/>
-          <w:sz w:val="24"/>
-        </w:rPr>
-        <w:t xml:space="preserve"> </w:t>
+        <w:t xml:space="preserve">, the </w:t>
       </w:r>
       <w:r>
         <w:rPr>
@@ -2240,7 +2173,7 @@
           <w:sz w:val="24"/>
           <w:u w:val="single"/>
         </w:rPr>
-        <w:hyperlink r:id="rId16" w:history="1">
+        <w:hyperlink r:id="rId18" w:history="1">
           <w:r>
             <w:rPr>
               <w:rStyle w:val="Hyperlink"/>
@@ -2258,7 +2191,7 @@
           <w:sz w:val="24"/>
           <w:u w:val="single"/>
         </w:rPr>
-        <w:hyperlink r:id="rId16" w:history="1">
+        <w:hyperlink r:id="rId18" w:history="1">
           <w:r>
             <w:rPr>
               <w:rStyle w:val="Hyperlink"/>
@@ -2276,7 +2209,7 @@
           <w:sz w:val="24"/>
           <w:u w:val="single"/>
         </w:rPr>
-        <w:hyperlink r:id="rId16" w:history="1">
+        <w:hyperlink r:id="rId18" w:history="1">
           <w:r>
             <w:rPr>
               <w:rStyle w:val="Hyperlink"/>
@@ -2334,7 +2267,7 @@
           <w:sz w:val="24"/>
           <w:u w:val="single"/>
         </w:rPr>
-        <w:hyperlink r:id="rId17" w:history="1">
+        <w:hyperlink r:id="rId18" w:history="1">
           <w:r>
             <w:rPr>
               <w:rStyle w:val="Hyperlink"/>
@@ -2392,13 +2325,49 @@
       </w:r>
       <w:r>
         <w:rPr>
+          <w:u w:val="single" w:color="0000ff"/>
           <w:rFonts w:ascii="Charis SIL Regular" w:hAnsi="Charis SIL Regular" w:eastAsia="Charis SIL Regular"/>
           <w:b w:val="0"/>
           <w:i w:val="0"/>
           <w:color w:val="000000"/>
           <w:sz w:val="24"/>
         </w:rPr>
-        <w:t xml:space="preserve">, the </w:t>
+        <w:hyperlink r:id="rId17" w:history="1">
+          <w:r>
+            <w:rPr>
+              <w:rStyle w:val="Hyperlink"/>
+            </w:rPr>
+            <w:t>, th</w:t>
+          </w:r>
+        </w:hyperlink>
+      </w:r>
+      <w:r>
+        <w:rPr>
+          <w:u w:val="single" w:color="0000ff"/>
+          <w:rFonts w:ascii="Charis SIL Regular" w:hAnsi="Charis SIL Regular" w:eastAsia="Charis SIL Regular"/>
+          <w:b w:val="0"/>
+          <w:i w:val="0"/>
+          <w:color w:val="000000"/>
+          <w:sz w:val="24"/>
+        </w:rPr>
+        <w:hyperlink r:id="rId17" w:history="1">
+          <w:r>
+            <w:rPr>
+              <w:rStyle w:val="Hyperlink"/>
+            </w:rPr>
+            <w:t>e</w:t>
+          </w:r>
+        </w:hyperlink>
+      </w:r>
+      <w:r>
+        <w:rPr>
+          <w:rFonts w:ascii="Charis SIL Regular" w:hAnsi="Charis SIL Regular" w:eastAsia="Charis SIL Regular"/>
+          <w:b w:val="0"/>
+          <w:i w:val="0"/>
+          <w:color w:val="000000"/>
+          <w:sz w:val="24"/>
+        </w:rPr>
+        <w:t xml:space="preserve"> </w:t>
       </w:r>
       <w:r>
         <w:rPr>
@@ -2409,7 +2378,7 @@
           <w:sz w:val="24"/>
           <w:u w:val="single"/>
         </w:rPr>
-        <w:hyperlink r:id="rId17" w:history="1">
+        <w:hyperlink r:id="rId19" w:history="1">
           <w:r>
             <w:rPr>
               <w:rStyle w:val="Hyperlink"/>
@@ -2427,7 +2396,7 @@
           <w:sz w:val="24"/>
           <w:u w:val="single"/>
         </w:rPr>
-        <w:hyperlink r:id="rId17" w:history="1">
+        <w:hyperlink r:id="rId19" w:history="1">
           <w:r>
             <w:rPr>
               <w:rStyle w:val="Hyperlink"/>
@@ -2445,7 +2414,7 @@
           <w:sz w:val="24"/>
           <w:u w:val="single"/>
         </w:rPr>
-        <w:hyperlink r:id="rId17" w:history="1">
+        <w:hyperlink r:id="rId19" w:history="1">
           <w:r>
             <w:rPr>
               <w:rStyle w:val="Hyperlink"/>
@@ -2503,41 +2472,12 @@
           <w:sz w:val="24"/>
           <w:u w:val="single"/>
         </w:rPr>
-        <w:t>G</w:t>
-      </w:r>
-      <w:r>
-        <w:rPr>
-          <w:rFonts w:ascii="Charis SIL Regular" w:hAnsi="Charis SIL Regular" w:eastAsia="Charis SIL Regular"/>
-          <w:b w:val="0"/>
-          <w:i w:val="0"/>
-          <w:color w:val="0000FF"/>
-          <w:sz w:val="24"/>
-          <w:u w:val="single"/>
-        </w:rPr>
-        <w:hyperlink r:id="rId17" w:history="1">
-          <w:r>
-            <w:rPr>
-              <w:rStyle w:val="Hyperlink"/>
-            </w:rPr>
-            <w:t>eo</w:t>
-          </w:r>
-        </w:hyperlink>
-      </w:r>
-      <w:r>
-        <w:rPr>
-          <w:rFonts w:ascii="Charis SIL Regular" w:hAnsi="Charis SIL Regular" w:eastAsia="Charis SIL Regular"/>
-          <w:b w:val="0"/>
-          <w:i w:val="0"/>
-          <w:color w:val="0000FF"/>
-          <w:sz w:val="24"/>
-          <w:u w:val="single"/>
-        </w:rPr>
         <w:hyperlink r:id="rId19" w:history="1">
           <w:r>
             <w:rPr>
               <w:rStyle w:val="Hyperlink"/>
             </w:rPr>
-            <w:t xml:space="preserve">logie </w:t>
+            <w:t xml:space="preserve">Geologie </w:t>
           </w:r>
         </w:hyperlink>
       </w:r>
@@ -2597,7 +2537,7 @@
           <w:sz w:val="24"/>
           <w:u w:val="single"/>
         </w:rPr>
-        <w:hyperlink r:id="rId17" w:history="1">
+        <w:hyperlink r:id="rId19" w:history="1">
           <w:r>
             <w:rPr>
               <w:rStyle w:val="Hyperlink"/>
@@ -2679,7 +2619,7 @@
           <w:sz w:val="24"/>
           <w:u w:val="single"/>
         </w:rPr>
-        <w:hyperlink r:id="rId18" w:history="1">
+        <w:hyperlink r:id="rId20" w:history="1">
           <w:r>
             <w:rPr>
               <w:rStyle w:val="Hyperlink"/>
@@ -2697,7 +2637,7 @@
           <w:sz w:val="24"/>
           <w:u w:val="single"/>
         </w:rPr>
-        <w:hyperlink r:id="rId18" w:history="1">
+        <w:hyperlink r:id="rId20" w:history="1">
           <w:r>
             <w:rPr>
               <w:rStyle w:val="Hyperlink"/>
@@ -2773,137 +2713,12 @@
           <w:sz w:val="24"/>
           <w:u w:val="single"/>
         </w:rPr>
-        <w:hyperlink r:id="rId20" w:history="1">
+        <w:hyperlink r:id="rId21" w:history="1">
           <w:r>
             <w:rPr>
               <w:rStyle w:val="Hyperlink"/>
             </w:rPr>
             <w:t>Reinier</w:t>
-          </w:r>
-        </w:hyperlink>
-      </w:r>
-      <w:r>
-        <w:rPr>
-          <w:rFonts w:ascii="Charis SIL Regular" w:hAnsi="Charis SIL Regular" w:eastAsia="Charis SIL Regular"/>
-          <w:b w:val="0"/>
-          <w:i w:val="0"/>
-          <w:color w:val="0000FF"/>
-          <w:sz w:val="24"/>
-          <w:u w:val="single"/>
-        </w:rPr>
-        <w:t xml:space="preserve"> </w:t>
-      </w:r>
-      <w:r>
-        <w:rPr>
-          <w:rFonts w:ascii="Charis SIL Regular" w:hAnsi="Charis SIL Regular" w:eastAsia="Charis SIL Regular"/>
-          <w:b w:val="0"/>
-          <w:i w:val="0"/>
-          <w:color w:val="0000FF"/>
-          <w:sz w:val="24"/>
-          <w:u w:val="single"/>
-        </w:rPr>
-        <w:hyperlink r:id="rId20" w:history="1">
-          <w:r>
-            <w:rPr>
-              <w:rStyle w:val="Hyperlink"/>
-            </w:rPr>
-            <w:t>van</w:t>
-          </w:r>
-        </w:hyperlink>
-      </w:r>
-      <w:r>
-        <w:rPr>
-          <w:rFonts w:ascii="Charis SIL Regular" w:hAnsi="Charis SIL Regular" w:eastAsia="Charis SIL Regular"/>
-          <w:b w:val="0"/>
-          <w:i w:val="0"/>
-          <w:color w:val="0000FF"/>
-          <w:sz w:val="24"/>
-          <w:u w:val="single"/>
-        </w:rPr>
-        <w:t xml:space="preserve"> </w:t>
-      </w:r>
-      <w:r>
-        <w:rPr>
-          <w:rFonts w:ascii="Charis SIL Regular" w:hAnsi="Charis SIL Regular" w:eastAsia="Charis SIL Regular"/>
-          <w:b w:val="0"/>
-          <w:i w:val="0"/>
-          <w:color w:val="0000FF"/>
-          <w:sz w:val="24"/>
-          <w:u w:val="single"/>
-        </w:rPr>
-        <w:hyperlink r:id="rId20" w:history="1">
-          <w:r>
-            <w:rPr>
-              <w:rStyle w:val="Hyperlink"/>
-            </w:rPr>
-            <w:t>de</w:t>
-          </w:r>
-        </w:hyperlink>
-      </w:r>
-      <w:r>
-        <w:rPr>
-          <w:rFonts w:ascii="Charis SIL Regular" w:hAnsi="Charis SIL Regular" w:eastAsia="Charis SIL Regular"/>
-          <w:b w:val="0"/>
-          <w:i w:val="0"/>
-          <w:color w:val="0000FF"/>
-          <w:sz w:val="24"/>
-          <w:u w:val="single"/>
-        </w:rPr>
-        <w:t xml:space="preserve"> </w:t>
-      </w:r>
-      <w:r>
-        <w:rPr>
-          <w:rFonts w:ascii="Charis SIL Regular" w:hAnsi="Charis SIL Regular" w:eastAsia="Charis SIL Regular"/>
-          <w:b w:val="0"/>
-          <w:i w:val="0"/>
-          <w:color w:val="0000FF"/>
-          <w:sz w:val="24"/>
-          <w:u w:val="single"/>
-        </w:rPr>
-        <w:hyperlink r:id="rId20" w:history="1">
-          <w:r>
-            <w:rPr>
-              <w:rStyle w:val="Hyperlink"/>
-            </w:rPr>
-            <w:t>Kasteele</w:t>
-          </w:r>
-        </w:hyperlink>
-      </w:r>
-      <w:r>
-        <w:rPr>
-          <w:rFonts w:ascii="Charis SIL Regular" w:hAnsi="Charis SIL Regular" w:eastAsia="Charis SIL Regular"/>
-          <w:b w:val="0"/>
-          <w:i w:val="0"/>
-          <w:color w:val="000000"/>
-          <w:sz w:val="24"/>
-        </w:rPr>
-        <w:t xml:space="preserve">, </w:t>
-      </w:r>
-      <w:r>
-        <w:rPr>
-          <w:rFonts w:ascii="Charis SIL Regular" w:hAnsi="Charis SIL Regular" w:eastAsia="Charis SIL Regular"/>
-          <w:b w:val="0"/>
-          <w:i w:val="0"/>
-          <w:color w:val="000000"/>
-          <w:sz w:val="24"/>
-        </w:rPr>
-        <w:t xml:space="preserve">disappeared after his son </w:t>
-      </w:r>
-      <w:r>
-        <w:rPr>
-          <w:rFonts w:ascii="Charis SIL Regular" w:hAnsi="Charis SIL Regular" w:eastAsia="Charis SIL Regular"/>
-          <w:b w:val="0"/>
-          <w:i w:val="0"/>
-          <w:color w:val="0000FF"/>
-          <w:sz w:val="24"/>
-          <w:u w:val="single"/>
-        </w:rPr>
-        <w:hyperlink r:id="rId21" w:history="1">
-          <w:r>
-            <w:rPr>
-              <w:rStyle w:val="Hyperlink"/>
-            </w:rPr>
-            <w:t>Abraham</w:t>
           </w:r>
         </w:hyperlink>
       </w:r>
@@ -3002,236 +2817,17 @@
           <w:color w:val="000000"/>
           <w:sz w:val="24"/>
         </w:rPr>
-        <w:t xml:space="preserve"> succeeded him</w:t>
-      </w:r>
-      <w:r>
-        <w:rPr>
-          <w:u w:val="single" w:color="0000ff"/>
+        <w:t xml:space="preserve">, </w:t>
+      </w:r>
+      <w:r>
+        <w:rPr>
           <w:rFonts w:ascii="Charis SIL Regular" w:hAnsi="Charis SIL Regular" w:eastAsia="Charis SIL Regular"/>
           <w:b w:val="0"/>
           <w:i w:val="0"/>
           <w:color w:val="000000"/>
           <w:sz w:val="24"/>
         </w:rPr>
-        <w:hyperlink r:id="rId20" w:history="1">
-          <w:r>
-            <w:rPr>
-              <w:rStyle w:val="Hyperlink"/>
-            </w:rPr>
-            <w:t xml:space="preserve"> in 184</w:t>
-          </w:r>
-        </w:hyperlink>
-      </w:r>
-      <w:r>
-        <w:rPr>
-          <w:u w:val="single" w:color="0000ff"/>
-          <w:rFonts w:ascii="Charis SIL Regular" w:hAnsi="Charis SIL Regular" w:eastAsia="Charis SIL Regular"/>
-          <w:b w:val="0"/>
-          <w:i w:val="0"/>
-          <w:color w:val="000000"/>
-          <w:sz w:val="24"/>
-        </w:rPr>
-        <w:hyperlink r:id="rId20" w:history="1">
-          <w:r>
-            <w:rPr>
-              <w:rStyle w:val="Hyperlink"/>
-            </w:rPr>
-            <w:t>0</w:t>
-          </w:r>
-        </w:hyperlink>
-      </w:r>
-      <w:r>
-        <w:rPr>
-          <w:u w:val="single" w:color="0000ff"/>
-          <w:rFonts w:ascii="Charis SIL Regular" w:hAnsi="Charis SIL Regular" w:eastAsia="Charis SIL Regular"/>
-          <w:b w:val="0"/>
-          <w:i w:val="0"/>
-          <w:color w:val="000000"/>
-          <w:sz w:val="24"/>
-        </w:rPr>
-        <w:hyperlink r:id="rId20" w:history="1">
-          <w:r>
-            <w:rPr>
-              <w:rStyle w:val="Hyperlink"/>
-            </w:rPr>
-            <w:t>. M</w:t>
-          </w:r>
-        </w:hyperlink>
-      </w:r>
-      <w:r>
-        <w:rPr>
-          <w:u w:val="single" w:color="0000ff"/>
-          <w:rFonts w:ascii="Charis SIL Regular" w:hAnsi="Charis SIL Regular" w:eastAsia="Charis SIL Regular"/>
-          <w:b w:val="0"/>
-          <w:i w:val="0"/>
-          <w:color w:val="000000"/>
-          <w:sz w:val="24"/>
-        </w:rPr>
-        <w:hyperlink r:id="rId20" w:history="1">
-          <w:r>
-            <w:rPr>
-              <w:rStyle w:val="Hyperlink"/>
-            </w:rPr>
-            <w:t>a</w:t>
-          </w:r>
-        </w:hyperlink>
-      </w:r>
-      <w:r>
-        <w:rPr>
-          <w:u w:val="single" w:color="0000ff"/>
-          <w:rFonts w:ascii="Charis SIL Regular" w:hAnsi="Charis SIL Regular" w:eastAsia="Charis SIL Regular"/>
-          <w:b w:val="0"/>
-          <w:i w:val="0"/>
-          <w:color w:val="000000"/>
-          <w:sz w:val="24"/>
-        </w:rPr>
-        <w:hyperlink r:id="rId20" w:history="1">
-          <w:r>
-            <w:rPr>
-              <w:rStyle w:val="Hyperlink"/>
-            </w:rPr>
-            <w:t>n</w:t>
-          </w:r>
-        </w:hyperlink>
-      </w:r>
-      <w:r>
-        <w:rPr>
-          <w:u w:val="single" w:color="0000ff"/>
-          <w:rFonts w:ascii="Charis SIL Regular" w:hAnsi="Charis SIL Regular" w:eastAsia="Charis SIL Regular"/>
-          <w:b w:val="0"/>
-          <w:i w:val="0"/>
-          <w:color w:val="000000"/>
-          <w:sz w:val="24"/>
-        </w:rPr>
-        <w:hyperlink r:id="rId20" w:history="1">
-          <w:r>
-            <w:rPr>
-              <w:rStyle w:val="Hyperlink"/>
-            </w:rPr>
-            <w:t>y</w:t>
-          </w:r>
-        </w:hyperlink>
-      </w:r>
-      <w:r>
-        <w:rPr>
-          <w:u w:val="single" w:color="0000ff"/>
-          <w:rFonts w:ascii="Charis SIL Regular" w:hAnsi="Charis SIL Regular" w:eastAsia="Charis SIL Regular"/>
-          <w:b w:val="0"/>
-          <w:i w:val="0"/>
-          <w:color w:val="000000"/>
-          <w:sz w:val="24"/>
-        </w:rPr>
-        <w:hyperlink r:id="rId20" w:history="1">
-          <w:r>
-            <w:rPr>
-              <w:rStyle w:val="Hyperlink"/>
-            </w:rPr>
-            <w:t xml:space="preserve"> objects </w:t>
-          </w:r>
-        </w:hyperlink>
-      </w:r>
-      <w:r>
-        <w:rPr>
-          <w:rFonts w:ascii="Charis SIL Regular" w:hAnsi="Charis SIL Regular" w:eastAsia="Charis SIL Regular"/>
-          <w:b w:val="0"/>
-          <w:i w:val="0"/>
-          <w:color w:val="000000"/>
-          <w:sz w:val="24"/>
-        </w:rPr>
-        <w:t>also went missing or were</w:t>
-      </w:r>
-      <w:r>
-        <w:rPr>
-          <w:u w:val="single" w:color="0000ff"/>
-          <w:rFonts w:ascii="Charis SIL Regular" w:hAnsi="Charis SIL Regular" w:eastAsia="Charis SIL Regular"/>
-          <w:b w:val="0"/>
-          <w:i w:val="0"/>
-          <w:color w:val="000000"/>
-          <w:sz w:val="24"/>
-        </w:rPr>
-        <w:t xml:space="preserve"> lost duri</w:t>
-      </w:r>
-      <w:r>
-        <w:rPr>
-          <w:u w:val="single" w:color="0000ff"/>
-          <w:rFonts w:ascii="Charis SIL Regular" w:hAnsi="Charis SIL Regular" w:eastAsia="Charis SIL Regular"/>
-          <w:b w:val="0"/>
-          <w:i w:val="0"/>
-          <w:color w:val="000000"/>
-          <w:sz w:val="24"/>
-        </w:rPr>
-        <w:hyperlink r:id="rId21" w:history="1">
-          <w:r>
-            <w:rPr>
-              <w:rStyle w:val="Hyperlink"/>
-            </w:rPr>
-            <w:t>ng t</w:t>
-          </w:r>
-        </w:hyperlink>
-      </w:r>
-      <w:r>
-        <w:rPr>
-          <w:u w:val="single" w:color="0000ff"/>
-          <w:rFonts w:ascii="Charis SIL Regular" w:hAnsi="Charis SIL Regular" w:eastAsia="Charis SIL Regular"/>
-          <w:b w:val="0"/>
-          <w:i w:val="0"/>
-          <w:color w:val="000000"/>
-          <w:sz w:val="24"/>
-        </w:rPr>
-        <w:hyperlink r:id="rId21" w:history="1">
-          <w:r>
-            <w:rPr>
-              <w:rStyle w:val="Hyperlink"/>
-            </w:rPr>
-            <w:t>h</w:t>
-          </w:r>
-        </w:hyperlink>
-      </w:r>
-      <w:r>
-        <w:rPr>
-          <w:u w:val="single" w:color="0000ff"/>
-          <w:rFonts w:ascii="Charis SIL Regular" w:hAnsi="Charis SIL Regular" w:eastAsia="Charis SIL Regular"/>
-          <w:b w:val="0"/>
-          <w:i w:val="0"/>
-          <w:color w:val="000000"/>
-          <w:sz w:val="24"/>
-        </w:rPr>
-        <w:hyperlink r:id="rId21" w:history="1">
-          <w:r>
-            <w:rPr>
-              <w:rStyle w:val="Hyperlink"/>
-            </w:rPr>
-            <w:t xml:space="preserve">is </w:t>
-          </w:r>
-        </w:hyperlink>
-      </w:r>
-      <w:r>
-        <w:rPr>
-          <w:u w:val="single" w:color="0000ff"/>
-          <w:rFonts w:ascii="Charis SIL Regular" w:hAnsi="Charis SIL Regular" w:eastAsia="Charis SIL Regular"/>
-          <w:b w:val="0"/>
-          <w:i w:val="0"/>
-          <w:color w:val="000000"/>
-          <w:sz w:val="24"/>
-        </w:rPr>
-        <w:hyperlink r:id="rId21" w:history="1">
-          <w:r>
-            <w:rPr>
-              <w:rStyle w:val="Hyperlink"/>
-            </w:rPr>
-            <w:t>time. Th</w:t>
-          </w:r>
-        </w:hyperlink>
-      </w:r>
-      <w:r>
-        <w:rPr>
-          <w:rFonts w:ascii="Charis SIL Regular" w:hAnsi="Charis SIL Regular" w:eastAsia="Charis SIL Regular"/>
-          <w:b w:val="0"/>
-          <w:i w:val="0"/>
-          <w:color w:val="000000"/>
-          <w:sz w:val="24"/>
-        </w:rPr>
-        <w:t xml:space="preserve">e third and final director </w:t>
+        <w:t xml:space="preserve">disappeared after his son </w:t>
       </w:r>
       <w:r>
         <w:rPr>
@@ -3247,7 +2843,7 @@
             <w:rPr>
               <w:rStyle w:val="Hyperlink"/>
             </w:rPr>
-            <w:t>David</w:t>
+            <w:t>Abraham</w:t>
           </w:r>
         </w:hyperlink>
       </w:r>
@@ -3305,6 +2901,350 @@
             <w:rPr>
               <w:rStyle w:val="Hyperlink"/>
             </w:rPr>
+            <w:t>de</w:t>
+          </w:r>
+        </w:hyperlink>
+      </w:r>
+      <w:r>
+        <w:rPr>
+          <w:rFonts w:ascii="Charis SIL Regular" w:hAnsi="Charis SIL Regular" w:eastAsia="Charis SIL Regular"/>
+          <w:b w:val="0"/>
+          <w:i w:val="0"/>
+          <w:color w:val="0000FF"/>
+          <w:sz w:val="24"/>
+          <w:u w:val="single"/>
+        </w:rPr>
+        <w:t xml:space="preserve"> </w:t>
+      </w:r>
+      <w:r>
+        <w:rPr>
+          <w:rFonts w:ascii="Charis SIL Regular" w:hAnsi="Charis SIL Regular" w:eastAsia="Charis SIL Regular"/>
+          <w:b w:val="0"/>
+          <w:i w:val="0"/>
+          <w:color w:val="0000FF"/>
+          <w:sz w:val="24"/>
+          <w:u w:val="single"/>
+        </w:rPr>
+        <w:hyperlink r:id="rId22" w:history="1">
+          <w:r>
+            <w:rPr>
+              <w:rStyle w:val="Hyperlink"/>
+            </w:rPr>
+            <w:t>Kasteele</w:t>
+          </w:r>
+        </w:hyperlink>
+      </w:r>
+      <w:r>
+        <w:rPr>
+          <w:rFonts w:ascii="Charis SIL Regular" w:hAnsi="Charis SIL Regular" w:eastAsia="Charis SIL Regular"/>
+          <w:b w:val="0"/>
+          <w:i w:val="0"/>
+          <w:color w:val="000000"/>
+          <w:sz w:val="24"/>
+        </w:rPr>
+        <w:t xml:space="preserve"> succeeded him</w:t>
+      </w:r>
+      <w:r>
+        <w:rPr>
+          <w:u w:val="single" w:color="0000ff"/>
+          <w:rFonts w:ascii="Charis SIL Regular" w:hAnsi="Charis SIL Regular" w:eastAsia="Charis SIL Regular"/>
+          <w:b w:val="0"/>
+          <w:i w:val="0"/>
+          <w:color w:val="000000"/>
+          <w:sz w:val="24"/>
+        </w:rPr>
+        <w:hyperlink r:id="rId21" w:history="1">
+          <w:r>
+            <w:rPr>
+              <w:rStyle w:val="Hyperlink"/>
+            </w:rPr>
+            <w:t xml:space="preserve"> in 184</w:t>
+          </w:r>
+        </w:hyperlink>
+      </w:r>
+      <w:r>
+        <w:rPr>
+          <w:u w:val="single" w:color="0000ff"/>
+          <w:rFonts w:ascii="Charis SIL Regular" w:hAnsi="Charis SIL Regular" w:eastAsia="Charis SIL Regular"/>
+          <w:b w:val="0"/>
+          <w:i w:val="0"/>
+          <w:color w:val="000000"/>
+          <w:sz w:val="24"/>
+        </w:rPr>
+        <w:hyperlink r:id="rId21" w:history="1">
+          <w:r>
+            <w:rPr>
+              <w:rStyle w:val="Hyperlink"/>
+            </w:rPr>
+            <w:t>0</w:t>
+          </w:r>
+        </w:hyperlink>
+      </w:r>
+      <w:r>
+        <w:rPr>
+          <w:u w:val="single" w:color="0000ff"/>
+          <w:rFonts w:ascii="Charis SIL Regular" w:hAnsi="Charis SIL Regular" w:eastAsia="Charis SIL Regular"/>
+          <w:b w:val="0"/>
+          <w:i w:val="0"/>
+          <w:color w:val="000000"/>
+          <w:sz w:val="24"/>
+        </w:rPr>
+        <w:hyperlink r:id="rId21" w:history="1">
+          <w:r>
+            <w:rPr>
+              <w:rStyle w:val="Hyperlink"/>
+            </w:rPr>
+            <w:t>. M</w:t>
+          </w:r>
+        </w:hyperlink>
+      </w:r>
+      <w:r>
+        <w:rPr>
+          <w:u w:val="single" w:color="0000ff"/>
+          <w:rFonts w:ascii="Charis SIL Regular" w:hAnsi="Charis SIL Regular" w:eastAsia="Charis SIL Regular"/>
+          <w:b w:val="0"/>
+          <w:i w:val="0"/>
+          <w:color w:val="000000"/>
+          <w:sz w:val="24"/>
+        </w:rPr>
+        <w:hyperlink r:id="rId21" w:history="1">
+          <w:r>
+            <w:rPr>
+              <w:rStyle w:val="Hyperlink"/>
+            </w:rPr>
+            <w:t>a</w:t>
+          </w:r>
+        </w:hyperlink>
+      </w:r>
+      <w:r>
+        <w:rPr>
+          <w:u w:val="single" w:color="0000ff"/>
+          <w:rFonts w:ascii="Charis SIL Regular" w:hAnsi="Charis SIL Regular" w:eastAsia="Charis SIL Regular"/>
+          <w:b w:val="0"/>
+          <w:i w:val="0"/>
+          <w:color w:val="000000"/>
+          <w:sz w:val="24"/>
+        </w:rPr>
+        <w:hyperlink r:id="rId21" w:history="1">
+          <w:r>
+            <w:rPr>
+              <w:rStyle w:val="Hyperlink"/>
+            </w:rPr>
+            <w:t>n</w:t>
+          </w:r>
+        </w:hyperlink>
+      </w:r>
+      <w:r>
+        <w:rPr>
+          <w:u w:val="single" w:color="0000ff"/>
+          <w:rFonts w:ascii="Charis SIL Regular" w:hAnsi="Charis SIL Regular" w:eastAsia="Charis SIL Regular"/>
+          <w:b w:val="0"/>
+          <w:i w:val="0"/>
+          <w:color w:val="000000"/>
+          <w:sz w:val="24"/>
+        </w:rPr>
+        <w:hyperlink r:id="rId21" w:history="1">
+          <w:r>
+            <w:rPr>
+              <w:rStyle w:val="Hyperlink"/>
+            </w:rPr>
+            <w:t>y</w:t>
+          </w:r>
+        </w:hyperlink>
+      </w:r>
+      <w:r>
+        <w:rPr>
+          <w:u w:val="single" w:color="0000ff"/>
+          <w:rFonts w:ascii="Charis SIL Regular" w:hAnsi="Charis SIL Regular" w:eastAsia="Charis SIL Regular"/>
+          <w:b w:val="0"/>
+          <w:i w:val="0"/>
+          <w:color w:val="000000"/>
+          <w:sz w:val="24"/>
+        </w:rPr>
+        <w:hyperlink r:id="rId21" w:history="1">
+          <w:r>
+            <w:rPr>
+              <w:rStyle w:val="Hyperlink"/>
+            </w:rPr>
+            <w:t xml:space="preserve"> objects </w:t>
+          </w:r>
+        </w:hyperlink>
+      </w:r>
+      <w:r>
+        <w:rPr>
+          <w:rFonts w:ascii="Charis SIL Regular" w:hAnsi="Charis SIL Regular" w:eastAsia="Charis SIL Regular"/>
+          <w:b w:val="0"/>
+          <w:i w:val="0"/>
+          <w:color w:val="000000"/>
+          <w:sz w:val="24"/>
+        </w:rPr>
+        <w:t>also went missing or were</w:t>
+      </w:r>
+      <w:r>
+        <w:rPr>
+          <w:u w:val="single" w:color="0000ff"/>
+          <w:rFonts w:ascii="Charis SIL Regular" w:hAnsi="Charis SIL Regular" w:eastAsia="Charis SIL Regular"/>
+          <w:b w:val="0"/>
+          <w:i w:val="0"/>
+          <w:color w:val="000000"/>
+          <w:sz w:val="24"/>
+        </w:rPr>
+        <w:hyperlink r:id="rId22" w:history="1">
+          <w:r>
+            <w:rPr>
+              <w:rStyle w:val="Hyperlink"/>
+            </w:rPr>
+            <w:t xml:space="preserve"> lost duri</w:t>
+          </w:r>
+        </w:hyperlink>
+      </w:r>
+      <w:r>
+        <w:rPr>
+          <w:u w:val="single" w:color="0000ff"/>
+          <w:rFonts w:ascii="Charis SIL Regular" w:hAnsi="Charis SIL Regular" w:eastAsia="Charis SIL Regular"/>
+          <w:b w:val="0"/>
+          <w:i w:val="0"/>
+          <w:color w:val="000000"/>
+          <w:sz w:val="24"/>
+        </w:rPr>
+        <w:hyperlink r:id="rId22" w:history="1">
+          <w:r>
+            <w:rPr>
+              <w:rStyle w:val="Hyperlink"/>
+            </w:rPr>
+            <w:t>ng t</w:t>
+          </w:r>
+        </w:hyperlink>
+      </w:r>
+      <w:r>
+        <w:rPr>
+          <w:u w:val="single" w:color="0000ff"/>
+          <w:rFonts w:ascii="Charis SIL Regular" w:hAnsi="Charis SIL Regular" w:eastAsia="Charis SIL Regular"/>
+          <w:b w:val="0"/>
+          <w:i w:val="0"/>
+          <w:color w:val="000000"/>
+          <w:sz w:val="24"/>
+        </w:rPr>
+        <w:hyperlink r:id="rId22" w:history="1">
+          <w:r>
+            <w:rPr>
+              <w:rStyle w:val="Hyperlink"/>
+            </w:rPr>
+            <w:t>h</w:t>
+          </w:r>
+        </w:hyperlink>
+      </w:r>
+      <w:r>
+        <w:rPr>
+          <w:u w:val="single" w:color="0000ff"/>
+          <w:rFonts w:ascii="Charis SIL Regular" w:hAnsi="Charis SIL Regular" w:eastAsia="Charis SIL Regular"/>
+          <w:b w:val="0"/>
+          <w:i w:val="0"/>
+          <w:color w:val="000000"/>
+          <w:sz w:val="24"/>
+        </w:rPr>
+        <w:t xml:space="preserve">is </w:t>
+      </w:r>
+      <w:r>
+        <w:rPr>
+          <w:u w:val="single" w:color="0000ff"/>
+          <w:rFonts w:ascii="Charis SIL Regular" w:hAnsi="Charis SIL Regular" w:eastAsia="Charis SIL Regular"/>
+          <w:b w:val="0"/>
+          <w:i w:val="0"/>
+          <w:color w:val="000000"/>
+          <w:sz w:val="24"/>
+        </w:rPr>
+        <w:hyperlink r:id="rId22" w:history="1">
+          <w:r>
+            <w:rPr>
+              <w:rStyle w:val="Hyperlink"/>
+            </w:rPr>
+            <w:t>time. Th</w:t>
+          </w:r>
+        </w:hyperlink>
+      </w:r>
+      <w:r>
+        <w:rPr>
+          <w:rFonts w:ascii="Charis SIL Regular" w:hAnsi="Charis SIL Regular" w:eastAsia="Charis SIL Regular"/>
+          <w:b w:val="0"/>
+          <w:i w:val="0"/>
+          <w:color w:val="000000"/>
+          <w:sz w:val="24"/>
+        </w:rPr>
+        <w:t xml:space="preserve">e third and final director </w:t>
+      </w:r>
+      <w:r>
+        <w:rPr>
+          <w:rFonts w:ascii="Charis SIL Regular" w:hAnsi="Charis SIL Regular" w:eastAsia="Charis SIL Regular"/>
+          <w:b w:val="0"/>
+          <w:i w:val="0"/>
+          <w:color w:val="0000FF"/>
+          <w:sz w:val="24"/>
+          <w:u w:val="single"/>
+        </w:rPr>
+        <w:hyperlink r:id="rId23" w:history="1">
+          <w:r>
+            <w:rPr>
+              <w:rStyle w:val="Hyperlink"/>
+            </w:rPr>
+            <w:t>David</w:t>
+          </w:r>
+        </w:hyperlink>
+      </w:r>
+      <w:r>
+        <w:rPr>
+          <w:rFonts w:ascii="Charis SIL Regular" w:hAnsi="Charis SIL Regular" w:eastAsia="Charis SIL Regular"/>
+          <w:b w:val="0"/>
+          <w:i w:val="0"/>
+          <w:color w:val="0000FF"/>
+          <w:sz w:val="24"/>
+          <w:u w:val="single"/>
+        </w:rPr>
+        <w:t xml:space="preserve"> </w:t>
+      </w:r>
+      <w:r>
+        <w:rPr>
+          <w:rFonts w:ascii="Charis SIL Regular" w:hAnsi="Charis SIL Regular" w:eastAsia="Charis SIL Regular"/>
+          <w:b w:val="0"/>
+          <w:i w:val="0"/>
+          <w:color w:val="0000FF"/>
+          <w:sz w:val="24"/>
+          <w:u w:val="single"/>
+        </w:rPr>
+        <w:hyperlink r:id="rId23" w:history="1">
+          <w:r>
+            <w:rPr>
+              <w:rStyle w:val="Hyperlink"/>
+            </w:rPr>
+            <w:t>van</w:t>
+          </w:r>
+        </w:hyperlink>
+      </w:r>
+      <w:r>
+        <w:rPr>
+          <w:rFonts w:ascii="Charis SIL Regular" w:hAnsi="Charis SIL Regular" w:eastAsia="Charis SIL Regular"/>
+          <w:b w:val="0"/>
+          <w:i w:val="0"/>
+          <w:color w:val="0000FF"/>
+          <w:sz w:val="24"/>
+          <w:u w:val="single"/>
+        </w:rPr>
+        <w:t xml:space="preserve"> </w:t>
+      </w:r>
+      <w:r>
+        <w:rPr>
+          <w:rFonts w:ascii="Charis SIL Regular" w:hAnsi="Charis SIL Regular" w:eastAsia="Charis SIL Regular"/>
+          <w:b w:val="0"/>
+          <w:i w:val="0"/>
+          <w:color w:val="0000FF"/>
+          <w:sz w:val="24"/>
+          <w:u w:val="single"/>
+        </w:rPr>
+        <w:hyperlink r:id="rId23" w:history="1">
+          <w:r>
+            <w:rPr>
+              <w:rStyle w:val="Hyperlink"/>
+            </w:rPr>
             <w:t xml:space="preserve">der </w:t>
           </w:r>
         </w:hyperlink>
@@ -3318,7 +3258,7 @@
           <w:sz w:val="24"/>
           <w:u w:val="single"/>
         </w:rPr>
-        <w:hyperlink r:id="rId22" w:history="1">
+        <w:hyperlink r:id="rId23" w:history="1">
           <w:r>
             <w:rPr>
               <w:rStyle w:val="Hyperlink"/>
@@ -3346,7 +3286,7 @@
           <w:color w:val="000000"/>
           <w:sz w:val="24"/>
         </w:rPr>
-        <w:hyperlink r:id="rId22" w:history="1">
+        <w:hyperlink r:id="rId23" w:history="1">
           <w:r>
             <w:rPr>
               <w:rStyle w:val="Hyperlink"/>
@@ -3364,7 +3304,7 @@
           <w:color w:val="000000"/>
           <w:sz w:val="24"/>
         </w:rPr>
-        <w:hyperlink r:id="rId22" w:history="1">
+        <w:hyperlink r:id="rId23" w:history="1">
           <w:r>
             <w:rPr>
               <w:rStyle w:val="Hyperlink"/>
@@ -3375,6 +3315,16 @@
       </w:r>
       <w:r>
         <w:rPr>
+          <w:rFonts w:ascii="Charis SIL Regular" w:hAnsi="Charis SIL Regular" w:eastAsia="Charis SIL Regular"/>
+          <w:b w:val="0"/>
+          <w:i w:val="0"/>
+          <w:color w:val="000000"/>
+          <w:sz w:val="24"/>
+        </w:rPr>
+        <w:t>lf Eff</w:t>
+      </w:r>
+      <w:r>
+        <w:rPr>
           <w:u w:val="single" w:color="0000ff"/>
           <w:rFonts w:ascii="Charis SIL Regular" w:hAnsi="Charis SIL Regular" w:eastAsia="Charis SIL Regular"/>
           <w:b w:val="0"/>
@@ -3382,63 +3332,24 @@
           <w:color w:val="000000"/>
           <w:sz w:val="24"/>
         </w:rPr>
-        <w:hyperlink r:id="rId22" w:history="1">
+        <w:hyperlink r:id="rId23" w:history="1">
           <w:r>
             <w:rPr>
               <w:rStyle w:val="Hyperlink"/>
             </w:rPr>
-            <w:t>lf E</w:t>
+            <w:t>ert</w:t>
           </w:r>
         </w:hyperlink>
       </w:r>
       <w:r>
         <w:rPr>
-          <w:u w:val="single" w:color="0000ff"/>
           <w:rFonts w:ascii="Charis SIL Regular" w:hAnsi="Charis SIL Regular" w:eastAsia="Charis SIL Regular"/>
           <w:b w:val="0"/>
           <w:i w:val="0"/>
           <w:color w:val="000000"/>
           <w:sz w:val="24"/>
         </w:rPr>
-        <w:t>ff</w:t>
-      </w:r>
-      <w:r>
-        <w:rPr>
-          <w:u w:val="single" w:color="0000ff"/>
-          <w:rFonts w:ascii="Charis SIL Regular" w:hAnsi="Charis SIL Regular" w:eastAsia="Charis SIL Regular"/>
-          <w:b w:val="0"/>
-          <w:i w:val="0"/>
-          <w:color w:val="000000"/>
-          <w:sz w:val="24"/>
-        </w:rPr>
-        <w:hyperlink r:id="rId22" w:history="1">
-          <w:r>
-            <w:rPr>
-              <w:rStyle w:val="Hyperlink"/>
-            </w:rPr>
-            <w:t>er</w:t>
-          </w:r>
-        </w:hyperlink>
-      </w:r>
-      <w:r>
-        <w:rPr>
-          <w:rFonts w:ascii="Charis SIL Regular" w:hAnsi="Charis SIL Regular" w:eastAsia="Charis SIL Regular"/>
-          <w:b w:val="0"/>
-          <w:i w:val="0"/>
-          <w:color w:val="000000"/>
-          <w:sz w:val="24"/>
-        </w:rPr>
-        <w:t>t</w:t>
-      </w:r>
-      <w:r>
-        <w:rPr>
-          <w:rFonts w:ascii="Charis SIL Regular" w:hAnsi="Charis SIL Regular" w:eastAsia="Charis SIL Regular"/>
-          <w:b w:val="0"/>
-          <w:i w:val="0"/>
-          <w:color w:val="000000"/>
-          <w:sz w:val="24"/>
-        </w:rPr>
-        <w:hyperlink r:id="rId22" w:history="1">
+        <w:hyperlink r:id="rId23" w:history="1">
           <w:r>
             <w:rPr>
               <w:rStyle w:val="Hyperlink"/>
@@ -3466,7 +3377,7 @@
           <w:color w:val="000000"/>
           <w:sz w:val="24"/>
         </w:rPr>
-        <w:hyperlink r:id="rId22" w:history="1">
+        <w:hyperlink r:id="rId23" w:history="1">
           <w:r>
             <w:rPr>
               <w:rStyle w:val="Hyperlink"/>
@@ -3557,7 +3468,7 @@
           <w:sz w:val="24"/>
           <w:u w:val="single"/>
         </w:rPr>
-        <w:hyperlink r:id="rId23" w:history="1">
+        <w:hyperlink r:id="rId24" w:history="1">
           <w:r>
             <w:rPr>
               <w:rStyle w:val="Hyperlink"/>
@@ -3575,7 +3486,7 @@
           <w:sz w:val="24"/>
           <w:u w:val="single"/>
         </w:rPr>
-        <w:hyperlink r:id="rId23" w:history="1">
+        <w:hyperlink r:id="rId24" w:history="1">
           <w:r>
             <w:rPr>
               <w:rStyle w:val="Hyperlink"/>
@@ -3604,7 +3515,7 @@
           <w:sz w:val="24"/>
           <w:u w:val="single"/>
         </w:rPr>
-        <w:hyperlink r:id="rId23" w:history="1">
+        <w:hyperlink r:id="rId24" w:history="1">
           <w:r>
             <w:rPr>
               <w:rStyle w:val="Hyperlink"/>
@@ -3724,7 +3635,7 @@
           <w:sz w:val="24"/>
           <w:u w:val="single"/>
         </w:rPr>
-        <w:hyperlink r:id="rId24" w:history="1">
+        <w:hyperlink r:id="rId25" w:history="1">
           <w:r>
             <w:rPr>
               <w:rStyle w:val="Hyperlink"/>
@@ -3753,7 +3664,7 @@
           <w:sz w:val="24"/>
           <w:u w:val="single"/>
         </w:rPr>
-        <w:hyperlink r:id="rId24" w:history="1">
+        <w:hyperlink r:id="rId25" w:history="1">
           <w:r>
             <w:rPr>
               <w:rStyle w:val="Hyperlink"/>
@@ -3782,7 +3693,7 @@
           <w:sz w:val="24"/>
           <w:u w:val="single"/>
         </w:rPr>
-        <w:hyperlink r:id="rId24" w:history="1">
+        <w:hyperlink r:id="rId25" w:history="1">
           <w:r>
             <w:rPr>
               <w:rStyle w:val="Hyperlink"/>
@@ -3811,7 +3722,7 @@
           <w:sz w:val="24"/>
           <w:u w:val="single"/>
         </w:rPr>
-        <w:hyperlink r:id="rId24" w:history="1">
+        <w:hyperlink r:id="rId25" w:history="1">
           <w:r>
             <w:rPr>
               <w:rStyle w:val="Hyperlink"/>
@@ -3840,7 +3751,7 @@
           <w:sz w:val="24"/>
           <w:u w:val="single"/>
         </w:rPr>
-        <w:hyperlink r:id="rId24" w:history="1">
+        <w:hyperlink r:id="rId25" w:history="1">
           <w:r>
             <w:rPr>
               <w:rStyle w:val="Hyperlink"/>
@@ -3867,7 +3778,7 @@
           <w:color w:val="000000"/>
           <w:sz w:val="24"/>
         </w:rPr>
-        <w:t>by officials of the Ministry of the Interior that are relevant to research in</w:t>
+        <w:t>by officials of the Ministry of the Interior that a</w:t>
       </w:r>
       <w:r>
         <w:rPr>
@@ -3878,7 +3789,107 @@
           <w:color w:val="000000"/>
           <w:sz w:val="24"/>
         </w:rPr>
-        <w:hyperlink r:id="rId24" w:history="1">
+        <w:hyperlink r:id="rId25" w:history="1">
+          <w:r>
+            <w:rPr>
+              <w:rStyle w:val="Hyperlink"/>
+            </w:rPr>
+            <w:t>re releva</w:t>
+          </w:r>
+        </w:hyperlink>
+      </w:r>
+      <w:r>
+        <w:rPr>
+          <w:u w:val="single" w:color="0000ff"/>
+          <w:rFonts w:ascii="Charis SIL Regular" w:hAnsi="Charis SIL Regular" w:eastAsia="Charis SIL Regular"/>
+          <w:b w:val="0"/>
+          <w:i w:val="0"/>
+          <w:color w:val="000000"/>
+          <w:sz w:val="24"/>
+        </w:rPr>
+        <w:hyperlink r:id="rId25" w:history="1">
+          <w:r>
+            <w:rPr>
+              <w:rStyle w:val="Hyperlink"/>
+            </w:rPr>
+            <w:t>n</w:t>
+          </w:r>
+        </w:hyperlink>
+      </w:r>
+      <w:r>
+        <w:rPr>
+          <w:u w:val="single" w:color="0000ff"/>
+          <w:rFonts w:ascii="Charis SIL Regular" w:hAnsi="Charis SIL Regular" w:eastAsia="Charis SIL Regular"/>
+          <w:b w:val="0"/>
+          <w:i w:val="0"/>
+          <w:color w:val="000000"/>
+          <w:sz w:val="24"/>
+        </w:rPr>
+        <w:hyperlink r:id="rId25" w:history="1">
+          <w:r>
+            <w:rPr>
+              <w:rStyle w:val="Hyperlink"/>
+            </w:rPr>
+            <w:t>t to rese</w:t>
+          </w:r>
+        </w:hyperlink>
+      </w:r>
+      <w:r>
+        <w:rPr>
+          <w:u w:val="single" w:color="0000ff"/>
+          <w:rFonts w:ascii="Charis SIL Regular" w:hAnsi="Charis SIL Regular" w:eastAsia="Charis SIL Regular"/>
+          <w:b w:val="0"/>
+          <w:i w:val="0"/>
+          <w:color w:val="000000"/>
+          <w:sz w:val="24"/>
+        </w:rPr>
+        <w:hyperlink r:id="rId25" w:history="1">
+          <w:r>
+            <w:rPr>
+              <w:rStyle w:val="Hyperlink"/>
+            </w:rPr>
+            <w:t>a</w:t>
+          </w:r>
+        </w:hyperlink>
+      </w:r>
+      <w:r>
+        <w:rPr>
+          <w:rFonts w:ascii="Charis SIL Regular" w:hAnsi="Charis SIL Regular" w:eastAsia="Charis SIL Regular"/>
+          <w:b w:val="0"/>
+          <w:i w:val="0"/>
+          <w:color w:val="000000"/>
+          <w:sz w:val="24"/>
+        </w:rPr>
+        <w:t>rc</w:t>
+      </w:r>
+      <w:r>
+        <w:rPr>
+          <w:u w:val="single" w:color="0000ff"/>
+          <w:rFonts w:ascii="Charis SIL Regular" w:hAnsi="Charis SIL Regular" w:eastAsia="Charis SIL Regular"/>
+          <w:b w:val="0"/>
+          <w:i w:val="0"/>
+          <w:color w:val="000000"/>
+          <w:sz w:val="24"/>
+        </w:rPr>
+        <w:hyperlink r:id="rId25" w:history="1">
+          <w:r>
+            <w:rPr>
+              <w:rStyle w:val="Hyperlink"/>
+            </w:rPr>
+            <w:t>h in</w:t>
+          </w:r>
+        </w:hyperlink>
+      </w:r>
+      <w:r>
+        <w:rPr>
+          <w:u w:val="single" w:color="0000ff"/>
+          <w:rFonts w:ascii="Charis SIL Regular" w:hAnsi="Charis SIL Regular" w:eastAsia="Charis SIL Regular"/>
+          <w:b w:val="0"/>
+          <w:i w:val="0"/>
+          <w:color w:val="000000"/>
+          <w:sz w:val="24"/>
+        </w:rPr>
+        <w:hyperlink r:id="rId25" w:history="1">
           <w:r>
             <w:rPr>
               <w:rStyle w:val="Hyperlink"/>
@@ -3916,7 +3927,7 @@
           <w:sz w:val="24"/>
           <w:u w:val="single"/>
         </w:rPr>
-        <w:hyperlink r:id="rId25" w:history="1">
+        <w:hyperlink r:id="rId26" w:history="1">
           <w:r>
             <w:rPr>
               <w:rStyle w:val="Hyperlink"/>
@@ -3954,7 +3965,7 @@
           <w:color w:val="000000"/>
           <w:sz w:val="24"/>
         </w:rPr>
-        <w:hyperlink r:id="rId25" w:history="1">
+        <w:hyperlink r:id="rId26" w:history="1">
           <w:r>
             <w:rPr>
               <w:rStyle w:val="Hyperlink"/>
@@ -4419,7 +4430,7 @@
           <w:color w:val="0000FF"/>
           <w:sz w:val="24"/>
         </w:rPr>
-        <w:hyperlink r:id="rId26" w:history="1">
+        <w:hyperlink r:id="rId27" w:history="1">
           <w:r>
             <w:rPr>
               <w:rStyle w:val="Hyperlink"/>
@@ -4436,7 +4447,7 @@
           <w:color w:val="0000FF"/>
           <w:sz w:val="24"/>
         </w:rPr>
-        <w:hyperlink r:id="rId26" w:history="1">
+        <w:hyperlink r:id="rId27" w:history="1">
           <w:r>
             <w:rPr>
               <w:rStyle w:val="Hyperlink"/>
@@ -4544,7 +4555,7 @@
           <w:sz w:val="24"/>
           <w:u w:val="single"/>
         </w:rPr>
-        <w:hyperlink r:id="rId27" w:history="1">
+        <w:hyperlink r:id="rId28" w:history="1">
           <w:r>
             <w:rPr>
               <w:rStyle w:val="Hyperlink"/>
@@ -4562,7 +4573,7 @@
           <w:sz w:val="24"/>
           <w:u w:val="single"/>
         </w:rPr>
-        <w:hyperlink r:id="rId27" w:history="1">
+        <w:hyperlink r:id="rId28" w:history="1">
           <w:r>
             <w:rPr>
               <w:rStyle w:val="Hyperlink"/>
@@ -4580,7 +4591,7 @@
           <w:sz w:val="24"/>
           <w:u w:val="single"/>
         </w:rPr>
-        <w:hyperlink r:id="rId27" w:history="1">
+        <w:hyperlink r:id="rId28" w:history="1">
           <w:r>
             <w:rPr>
               <w:rStyle w:val="Hyperlink"/>
@@ -4598,7 +4609,7 @@
           <w:sz w:val="24"/>
           <w:u w:val="single"/>
         </w:rPr>
-        <w:hyperlink r:id="rId27" w:history="1">
+        <w:hyperlink r:id="rId28" w:history="1">
           <w:r>
             <w:rPr>
               <w:rStyle w:val="Hyperlink"/>
@@ -4616,7 +4627,7 @@
           <w:sz w:val="24"/>
           <w:u w:val="single"/>
         </w:rPr>
-        <w:hyperlink r:id="rId27" w:history="1">
+        <w:hyperlink r:id="rId28" w:history="1">
           <w:r>
             <w:rPr>
               <w:rStyle w:val="Hyperlink"/>
@@ -4634,7 +4645,7 @@
           <w:sz w:val="24"/>
           <w:u w:val="single"/>
         </w:rPr>
-        <w:hyperlink r:id="rId27" w:history="1">
+        <w:hyperlink r:id="rId28" w:history="1">
           <w:r>
             <w:rPr>
               <w:rStyle w:val="Hyperlink"/>
@@ -4652,7 +4663,7 @@
           <w:sz w:val="24"/>
           <w:u w:val="single"/>
         </w:rPr>
-        <w:hyperlink r:id="rId27" w:history="1">
+        <w:hyperlink r:id="rId28" w:history="1">
           <w:r>
             <w:rPr>
               <w:rStyle w:val="Hyperlink"/>
@@ -4670,7 +4681,7 @@
           <w:sz w:val="24"/>
           <w:u w:val="single"/>
         </w:rPr>
-        <w:hyperlink r:id="rId27" w:history="1">
+        <w:hyperlink r:id="rId28" w:history="1">
           <w:r>
             <w:rPr>
               <w:rStyle w:val="Hyperlink"/>
@@ -4688,7 +4699,7 @@
           <w:sz w:val="24"/>
           <w:u w:val="single"/>
         </w:rPr>
-        <w:hyperlink r:id="rId27" w:history="1">
+        <w:hyperlink r:id="rId28" w:history="1">
           <w:r>
             <w:rPr>
               <w:rStyle w:val="Hyperlink"/>
@@ -4845,7 +4856,7 @@
           <w:sz w:val="24"/>
           <w:u w:val="single"/>
         </w:rPr>
-        <w:hyperlink r:id="rId28" w:history="1">
+        <w:hyperlink r:id="rId29" w:history="1">
           <w:r>
             <w:rPr>
               <w:rStyle w:val="Hyperlink"/>
@@ -4863,7 +4874,7 @@
           <w:sz w:val="24"/>
           <w:u w:val="single"/>
         </w:rPr>
-        <w:hyperlink r:id="rId28" w:history="1">
+        <w:hyperlink r:id="rId29" w:history="1">
           <w:r>
             <w:rPr>
               <w:rStyle w:val="Hyperlink"/>
@@ -4881,7 +4892,7 @@
           <w:sz w:val="24"/>
           <w:u w:val="single"/>
         </w:rPr>
-        <w:hyperlink r:id="rId28" w:history="1">
+        <w:hyperlink r:id="rId29" w:history="1">
           <w:r>
             <w:rPr>
               <w:rStyle w:val="Hyperlink"/>
@@ -4899,7 +4910,7 @@
           <w:sz w:val="24"/>
           <w:u w:val="single"/>
         </w:rPr>
-        <w:hyperlink r:id="rId28" w:history="1">
+        <w:hyperlink r:id="rId29" w:history="1">
           <w:r>
             <w:rPr>
               <w:rStyle w:val="Hyperlink"/>
@@ -4917,7 +4928,7 @@
           <w:sz w:val="24"/>
           <w:u w:val="single"/>
         </w:rPr>
-        <w:hyperlink r:id="rId28" w:history="1">
+        <w:hyperlink r:id="rId29" w:history="1">
           <w:r>
             <w:rPr>
               <w:rStyle w:val="Hyperlink"/>
@@ -4935,7 +4946,7 @@
           <w:sz w:val="24"/>
           <w:u w:val="single"/>
         </w:rPr>
-        <w:hyperlink r:id="rId28" w:history="1">
+        <w:hyperlink r:id="rId29" w:history="1">
           <w:r>
             <w:rPr>
               <w:rStyle w:val="Hyperlink"/>
@@ -4953,7 +4964,7 @@
           <w:sz w:val="24"/>
           <w:u w:val="single"/>
         </w:rPr>
-        <w:hyperlink r:id="rId28" w:history="1">
+        <w:hyperlink r:id="rId29" w:history="1">
           <w:r>
             <w:rPr>
               <w:rStyle w:val="Hyperlink"/>
@@ -5061,7 +5072,7 @@
           <w:sz w:val="24"/>
           <w:u w:val="single"/>
         </w:rPr>
-        <w:hyperlink r:id="rId29" w:history="1">
+        <w:hyperlink r:id="rId30" w:history="1">
           <w:r>
             <w:rPr>
               <w:rStyle w:val="Hyperlink"/>
@@ -5079,7 +5090,7 @@
           <w:sz w:val="24"/>
           <w:u w:val="single"/>
         </w:rPr>
-        <w:hyperlink r:id="rId29" w:history="1">
+        <w:hyperlink r:id="rId30" w:history="1">
           <w:r>
             <w:rPr>
               <w:rStyle w:val="Hyperlink"/>
@@ -5097,7 +5108,7 @@
           <w:sz w:val="24"/>
           <w:u w:val="single"/>
         </w:rPr>
-        <w:hyperlink r:id="rId29" w:history="1">
+        <w:hyperlink r:id="rId30" w:history="1">
           <w:r>
             <w:rPr>
               <w:rStyle w:val="Hyperlink"/>
@@ -5115,7 +5126,7 @@
           <w:sz w:val="24"/>
           <w:u w:val="single"/>
         </w:rPr>
-        <w:hyperlink r:id="rId29" w:history="1">
+        <w:hyperlink r:id="rId30" w:history="1">
           <w:r>
             <w:rPr>
               <w:rStyle w:val="Hyperlink"/>
@@ -5133,7 +5144,7 @@
           <w:sz w:val="24"/>
           <w:u w:val="single"/>
         </w:rPr>
-        <w:hyperlink r:id="rId29" w:history="1">
+        <w:hyperlink r:id="rId30" w:history="1">
           <w:r>
             <w:rPr>
               <w:rStyle w:val="Hyperlink"/>
@@ -5151,12 +5162,12 @@
           <w:sz w:val="24"/>
           <w:u w:val="single"/>
         </w:rPr>
-        <w:hyperlink r:id="rId29" w:history="1">
+        <w:hyperlink r:id="rId30" w:history="1">
           <w:r>
             <w:rPr>
               <w:rStyle w:val="Hyperlink"/>
             </w:rPr>
-            <w:t>f</w:t>
+            <w:t>fil</w:t>
           </w:r>
         </w:hyperlink>
       </w:r>
@@ -5169,42 +5180,7 @@
           <w:sz w:val="24"/>
           <w:u w:val="single"/>
         </w:rPr>
-        <w:hyperlink r:id="rId29" w:history="1">
-          <w:r>
-            <w:rPr>
-              <w:rStyle w:val="Hyperlink"/>
-            </w:rPr>
-            <w:t>i</w:t>
-          </w:r>
-        </w:hyperlink>
-      </w:r>
-      <w:r>
-        <w:rPr>
-          <w:rFonts w:ascii="Charis SIL Regular" w:hAnsi="Charis SIL Regular" w:eastAsia="Charis SIL Regular"/>
-          <w:b w:val="0"/>
-          <w:i w:val="0"/>
-          <w:color w:val="0000FF"/>
-          <w:sz w:val="24"/>
-          <w:u w:val="single"/>
-        </w:rPr>
-        <w:hyperlink r:id="rId29" w:history="1">
-          <w:r>
-            <w:rPr>
-              <w:rStyle w:val="Hyperlink"/>
-            </w:rPr>
-            <w:t>l</w:t>
-          </w:r>
-        </w:hyperlink>
-      </w:r>
-      <w:r>
-        <w:rPr>
-          <w:rFonts w:ascii="Charis SIL Regular" w:hAnsi="Charis SIL Regular" w:eastAsia="Charis SIL Regular"/>
-          <w:b w:val="0"/>
-          <w:i w:val="0"/>
-          <w:color w:val="0000FF"/>
-          <w:sz w:val="24"/>
-        </w:rPr>
-        <w:hyperlink r:id="rId29" w:history="1">
+        <w:hyperlink r:id="rId30" w:history="1">
           <w:r>
             <w:rPr>
               <w:rStyle w:val="Hyperlink"/>
@@ -5222,23 +5198,12 @@
           <w:sz w:val="24"/>
           <w:u w:val="single"/>
         </w:rPr>
-        <w:t>/</w:t>
-      </w:r>
-      <w:r>
-        <w:rPr>
-          <w:rFonts w:ascii="Charis SIL Regular" w:hAnsi="Charis SIL Regular" w:eastAsia="Charis SIL Regular"/>
-          <w:b w:val="0"/>
-          <w:i w:val="0"/>
-          <w:color w:val="0000FF"/>
-          <w:sz w:val="24"/>
-          <w:u w:val="single"/>
-        </w:rPr>
-        <w:hyperlink r:id="rId29" w:history="1">
+        <w:hyperlink r:id="rId30" w:history="1">
           <w:r>
             <w:rPr>
               <w:rStyle w:val="Hyperlink"/>
             </w:rPr>
-            <w:t>NL-</w:t>
+            <w:t>/</w:t>
           </w:r>
         </w:hyperlink>
       </w:r>
@@ -5251,7 +5216,46 @@
           <w:sz w:val="24"/>
           <w:u w:val="single"/>
         </w:rPr>
-        <w:hyperlink r:id="rId29" w:history="1">
+        <w:hyperlink r:id="rId30" w:history="1">
+          <w:r>
+            <w:rPr>
+              <w:rStyle w:val="Hyperlink"/>
+            </w:rPr>
+            <w:t>N</w:t>
+          </w:r>
+        </w:hyperlink>
+      </w:r>
+      <w:r>
+        <w:rPr>
+          <w:rFonts w:ascii="Charis SIL Regular" w:hAnsi="Charis SIL Regular" w:eastAsia="Charis SIL Regular"/>
+          <w:b w:val="0"/>
+          <w:i w:val="0"/>
+          <w:color w:val="0000FF"/>
+          <w:sz w:val="24"/>
+          <w:u w:val="single"/>
+        </w:rPr>
+        <w:t>L</w:t>
+      </w:r>
+      <w:r>
+        <w:rPr>
+          <w:rFonts w:ascii="Charis SIL Regular" w:hAnsi="Charis SIL Regular" w:eastAsia="Charis SIL Regular"/>
+          <w:b w:val="0"/>
+          <w:i w:val="0"/>
+          <w:color w:val="0000FF"/>
+          <w:sz w:val="24"/>
+        </w:rPr>
+        <w:t>-</w:t>
+      </w:r>
+      <w:r>
+        <w:rPr>
+          <w:rFonts w:ascii="Charis SIL Regular" w:hAnsi="Charis SIL Regular" w:eastAsia="Charis SIL Regular"/>
+          <w:b w:val="0"/>
+          <w:i w:val="0"/>
+          <w:color w:val="0000FF"/>
+          <w:sz w:val="24"/>
+          <w:u w:val="single"/>
+        </w:rPr>
+        <w:hyperlink r:id="rId30" w:history="1">
           <w:r>
             <w:rPr>
               <w:rStyle w:val="Hyperlink"/>
@@ -5348,7 +5352,7 @@
           <w:color w:val="0000FF"/>
           <w:sz w:val="24"/>
         </w:rPr>
-        <w:hyperlink r:id="rId30" w:history="1">
+        <w:hyperlink r:id="rId31" w:history="1">
           <w:r>
             <w:rPr>
               <w:rStyle w:val="Hyperlink"/>
@@ -5365,7 +5369,7 @@
           <w:color w:val="0000FF"/>
           <w:sz w:val="24"/>
         </w:rPr>
-        <w:hyperlink r:id="rId30" w:history="1">
+        <w:hyperlink r:id="rId31" w:history="1">
           <w:r>
             <w:rPr>
               <w:rStyle w:val="Hyperlink"/>
@@ -5462,7 +5466,7 @@
           <w:color w:val="0000FF"/>
           <w:sz w:val="24"/>
         </w:rPr>
-        <w:hyperlink r:id="rId31" w:history="1">
+        <w:hyperlink r:id="rId32" w:history="1">
           <w:r>
             <w:rPr>
               <w:rStyle w:val="Hyperlink"/>
@@ -5479,7 +5483,7 @@
           <w:color w:val="0000FF"/>
           <w:sz w:val="24"/>
         </w:rPr>
-        <w:hyperlink r:id="rId31" w:history="1">
+        <w:hyperlink r:id="rId32" w:history="1">
           <w:r>
             <w:rPr>
               <w:rStyle w:val="Hyperlink"/>
@@ -5599,7 +5603,7 @@
           <w:color w:val="0000FF"/>
           <w:sz w:val="24"/>
         </w:rPr>
-        <w:hyperlink r:id="rId32" w:history="1">
+        <w:hyperlink r:id="rId33" w:history="1">
           <w:r>
             <w:rPr>
               <w:rStyle w:val="Hyperlink"/>
@@ -5616,7 +5620,7 @@
           <w:color w:val="0000FF"/>
           <w:sz w:val="24"/>
         </w:rPr>
-        <w:hyperlink r:id="rId32" w:history="1">
+        <w:hyperlink r:id="rId33" w:history="1">
           <w:r>
             <w:rPr>
               <w:rStyle w:val="Hyperlink"/>
@@ -5744,7 +5748,7 @@
           <w:sz w:val="24"/>
           <w:u w:val="single"/>
         </w:rPr>
-        <w:hyperlink r:id="rId33" w:history="1">
+        <w:hyperlink r:id="rId34" w:history="1">
           <w:r>
             <w:rPr>
               <w:rStyle w:val="Hyperlink"/>
@@ -5762,7 +5766,7 @@
           <w:sz w:val="24"/>
           <w:u w:val="single"/>
         </w:rPr>
-        <w:hyperlink r:id="rId33" w:history="1">
+        <w:hyperlink r:id="rId34" w:history="1">
           <w:r>
             <w:rPr>
               <w:rStyle w:val="Hyperlink"/>
@@ -5780,7 +5784,7 @@
           <w:sz w:val="24"/>
           <w:u w:val="single"/>
         </w:rPr>
-        <w:hyperlink r:id="rId33" w:history="1">
+        <w:hyperlink r:id="rId34" w:history="1">
           <w:r>
             <w:rPr>
               <w:rStyle w:val="Hyperlink"/>
@@ -5808,7 +5812,7 @@
           <w:sz w:val="24"/>
           <w:u w:val="single"/>
         </w:rPr>
-        <w:hyperlink r:id="rId34" w:history="1">
+        <w:hyperlink r:id="rId35" w:history="1">
           <w:r>
             <w:rPr>
               <w:rStyle w:val="Hyperlink"/>
@@ -5837,7 +5841,7 @@
           <w:sz w:val="24"/>
           <w:u w:val="single"/>
         </w:rPr>
-        <w:hyperlink r:id="rId34" w:history="1">
+        <w:hyperlink r:id="rId35" w:history="1">
           <w:r>
             <w:rPr>
               <w:rStyle w:val="Hyperlink"/>
@@ -5964,7 +5968,7 @@
           <w:sz w:val="24"/>
           <w:u w:val="single"/>
         </w:rPr>
-        <w:hyperlink r:id="rId35" w:history="1">
+        <w:hyperlink r:id="rId36" w:history="1">
           <w:r>
             <w:rPr>
               <w:rStyle w:val="Hyperlink"/>
@@ -5993,7 +5997,7 @@
           <w:sz w:val="24"/>
           <w:u w:val="single"/>
         </w:rPr>
-        <w:hyperlink r:id="rId35" w:history="1">
+        <w:hyperlink r:id="rId36" w:history="1">
           <w:r>
             <w:rPr>
               <w:rStyle w:val="Hyperlink"/>
@@ -6021,7 +6025,7 @@
           <w:sz w:val="24"/>
           <w:u w:val="single"/>
         </w:rPr>
-        <w:hyperlink r:id="rId36" w:history="1">
+        <w:hyperlink r:id="rId37" w:history="1">
           <w:r>
             <w:rPr>
               <w:rStyle w:val="Hyperlink"/>
@@ -6039,7 +6043,7 @@
           <w:sz w:val="24"/>
           <w:u w:val="single"/>
         </w:rPr>
-        <w:hyperlink r:id="rId36" w:history="1">
+        <w:hyperlink r:id="rId37" w:history="1">
           <w:r>
             <w:rPr>
               <w:rStyle w:val="Hyperlink"/>
@@ -6057,7 +6061,7 @@
           <w:sz w:val="24"/>
           <w:u w:val="single"/>
         </w:rPr>
-        <w:hyperlink r:id="rId36" w:history="1">
+        <w:hyperlink r:id="rId37" w:history="1">
           <w:r>
             <w:rPr>
               <w:rStyle w:val="Hyperlink"/>
@@ -6075,7 +6079,7 @@
           <w:sz w:val="24"/>
           <w:u w:val="single"/>
         </w:rPr>
-        <w:hyperlink r:id="rId36" w:history="1">
+        <w:hyperlink r:id="rId37" w:history="1">
           <w:r>
             <w:rPr>
               <w:rStyle w:val="Hyperlink"/>
@@ -6093,7 +6097,7 @@
           <w:sz w:val="24"/>
           <w:u w:val="single"/>
         </w:rPr>
-        <w:hyperlink r:id="rId36" w:history="1">
+        <w:hyperlink r:id="rId37" w:history="1">
           <w:r>
             <w:rPr>
               <w:rStyle w:val="Hyperlink"/>
@@ -6111,7 +6115,7 @@
           <w:sz w:val="24"/>
           <w:u w:val="single"/>
         </w:rPr>
-        <w:hyperlink r:id="rId36" w:history="1">
+        <w:hyperlink r:id="rId37" w:history="1">
           <w:r>
             <w:rPr>
               <w:rStyle w:val="Hyperlink"/>
@@ -6237,7 +6241,7 @@
           <w:sz w:val="24"/>
           <w:u w:val="single"/>
         </w:rPr>
-        <w:hyperlink r:id="rId37" w:history="1">
+        <w:hyperlink r:id="rId38" w:history="1">
           <w:r>
             <w:rPr>
               <w:rStyle w:val="Hyperlink"/>
@@ -6255,7 +6259,7 @@
           <w:sz w:val="24"/>
           <w:u w:val="single"/>
         </w:rPr>
-        <w:hyperlink r:id="rId37" w:history="1">
+        <w:hyperlink r:id="rId38" w:history="1">
           <w:r>
             <w:rPr>
               <w:rStyle w:val="Hyperlink"/>
@@ -6273,7 +6277,7 @@
           <w:sz w:val="24"/>
           <w:u w:val="single"/>
         </w:rPr>
-        <w:hyperlink r:id="rId37" w:history="1">
+        <w:hyperlink r:id="rId38" w:history="1">
           <w:r>
             <w:rPr>
               <w:rStyle w:val="Hyperlink"/>
@@ -6291,7 +6295,7 @@
           <w:sz w:val="24"/>
           <w:u w:val="single"/>
         </w:rPr>
-        <w:hyperlink r:id="rId37" w:history="1">
+        <w:hyperlink r:id="rId38" w:history="1">
           <w:r>
             <w:rPr>
               <w:rStyle w:val="Hyperlink"/>
@@ -6319,7 +6323,7 @@
           <w:sz w:val="24"/>
           <w:u w:val="single"/>
         </w:rPr>
-        <w:hyperlink r:id="rId38" w:history="1">
+        <w:hyperlink r:id="rId39" w:history="1">
           <w:r>
             <w:rPr>
               <w:rStyle w:val="Hyperlink"/>
@@ -6348,7 +6352,7 @@
           <w:sz w:val="24"/>
           <w:u w:val="single"/>
         </w:rPr>
-        <w:hyperlink r:id="rId38" w:history="1">
+        <w:hyperlink r:id="rId39" w:history="1">
           <w:r>
             <w:rPr>
               <w:rStyle w:val="Hyperlink"/>
@@ -6476,7 +6480,7 @@
           <w:sz w:val="24"/>
           <w:u w:val="single"/>
         </w:rPr>
-        <w:hyperlink r:id="rId39" w:history="1">
+        <w:hyperlink r:id="rId40" w:history="1">
           <w:r>
             <w:rPr>
               <w:rStyle w:val="Hyperlink"/>
@@ -6494,7 +6498,7 @@
           <w:sz w:val="24"/>
           <w:u w:val="single"/>
         </w:rPr>
-        <w:hyperlink r:id="rId39" w:history="1">
+        <w:hyperlink r:id="rId40" w:history="1">
           <w:r>
             <w:rPr>
               <w:rStyle w:val="Hyperlink"/>
@@ -6622,7 +6626,7 @@
           <w:sz w:val="24"/>
           <w:u w:val="single"/>
         </w:rPr>
-        <w:hyperlink r:id="rId40" w:history="1">
+        <w:hyperlink r:id="rId41" w:history="1">
           <w:r>
             <w:rPr>
               <w:rStyle w:val="Hyperlink"/>
@@ -6640,7 +6644,7 @@
           <w:sz w:val="24"/>
           <w:u w:val="single"/>
         </w:rPr>
-        <w:hyperlink r:id="rId40" w:history="1">
+        <w:hyperlink r:id="rId41" w:history="1">
           <w:r>
             <w:rPr>
               <w:rStyle w:val="Hyperlink"/>
@@ -6658,7 +6662,7 @@
           <w:sz w:val="24"/>
           <w:u w:val="single"/>
         </w:rPr>
-        <w:hyperlink r:id="rId40" w:history="1">
+        <w:hyperlink r:id="rId41" w:history="1">
           <w:r>
             <w:rPr>
               <w:rStyle w:val="Hyperlink"/>
@@ -6676,7 +6680,7 @@
           <w:sz w:val="24"/>
           <w:u w:val="single"/>
         </w:rPr>
-        <w:hyperlink r:id="rId40" w:history="1">
+        <w:hyperlink r:id="rId41" w:history="1">
           <w:r>
             <w:rPr>
               <w:rStyle w:val="Hyperlink"/>
@@ -6794,7 +6798,7 @@
           <w:sz w:val="24"/>
           <w:u w:val="single"/>
         </w:rPr>
-        <w:hyperlink r:id="rId41" w:history="1">
+        <w:hyperlink r:id="rId42" w:history="1">
           <w:r>
             <w:rPr>
               <w:rStyle w:val="Hyperlink"/>
@@ -6812,7 +6816,7 @@
           <w:sz w:val="24"/>
           <w:u w:val="single"/>
         </w:rPr>
-        <w:hyperlink r:id="rId41" w:history="1">
+        <w:hyperlink r:id="rId42" w:history="1">
           <w:r>
             <w:rPr>
               <w:rStyle w:val="Hyperlink"/>
@@ -6830,7 +6834,7 @@
           <w:sz w:val="24"/>
           <w:u w:val="single"/>
         </w:rPr>
-        <w:hyperlink r:id="rId41" w:history="1">
+        <w:hyperlink r:id="rId42" w:history="1">
           <w:r>
             <w:rPr>
               <w:rStyle w:val="Hyperlink"/>
@@ -6848,7 +6852,7 @@
           <w:sz w:val="24"/>
           <w:u w:val="single"/>
         </w:rPr>
-        <w:hyperlink r:id="rId41" w:history="1">
+        <w:hyperlink r:id="rId42" w:history="1">
           <w:r>
             <w:rPr>
               <w:rStyle w:val="Hyperlink"/>
@@ -6934,7 +6938,6 @@
       </w:r>
       <w:r>
         <w:rPr>
-          <w:u w:val="single" w:color="0000ff"/>
           <w:rFonts w:ascii="Charis SIL Regular" w:hAnsi="Charis SIL Regular" w:eastAsia="Charis SIL Regular"/>
           <w:b w:val="0"/>
           <w:i w:val="0"/>
@@ -6952,7 +6955,7 @@
           <w:sz w:val="24"/>
           <w:u w:val="single"/>
         </w:rPr>
-        <w:hyperlink r:id="rId43" w:history="1">
+        <w:hyperlink r:id="rId42" w:history="1">
           <w:r>
             <w:rPr>
               <w:rStyle w:val="Hyperlink"/>
@@ -6981,7 +6984,7 @@
           <w:sz w:val="24"/>
           <w:u w:val="single"/>
         </w:rPr>
-        <w:hyperlink r:id="rId43" w:history="1">
+        <w:hyperlink r:id="rId42" w:history="1">
           <w:r>
             <w:rPr>
               <w:rStyle w:val="Hyperlink"/>

--- a/EXPORTS/DOCX/published/niveau3/English/KKZ.docx
+++ b/EXPORTS/DOCX/published/niveau3/English/KKZ.docx
@@ -226,7 +226,7 @@
           <w:color w:val="000000"/>
           <w:sz w:val="24"/>
         </w:rPr>
-        <w:t>. The museum took the form of a cabinet of curiosities and its collection co</w:t>
+        <w:t xml:space="preserve">. The museum took the form of a cabinet of curiosities and its collection comprised a </w:t>
       </w:r>
       <w:r>
         <w:rPr>
@@ -242,30 +242,9 @@
             <w:rPr>
               <w:rStyle w:val="Hyperlink"/>
             </w:rPr>
-            <w:t>mpri</w:t>
+            <w:t>wide ar</w:t>
           </w:r>
         </w:hyperlink>
-      </w:r>
-      <w:r>
-        <w:rPr>
-          <w:rFonts w:ascii="Charis SIL Regular" w:hAnsi="Charis SIL Regular" w:eastAsia="Charis SIL Regular"/>
-          <w:b w:val="0"/>
-          <w:i w:val="0"/>
-          <w:color w:val="000000"/>
-          <w:sz w:val="24"/>
-        </w:rPr>
-        <w:t xml:space="preserve">sed a </w:t>
-      </w:r>
-      <w:r>
-        <w:rPr>
-          <w:u w:val="single" w:color="0000ff"/>
-          <w:rFonts w:ascii="Charis SIL Regular" w:hAnsi="Charis SIL Regular" w:eastAsia="Charis SIL Regular"/>
-          <w:b w:val="0"/>
-          <w:i w:val="0"/>
-          <w:color w:val="000000"/>
-          <w:sz w:val="24"/>
-        </w:rPr>
-        <w:t>wide ar</w:t>
       </w:r>
       <w:r>
         <w:rPr>
@@ -1234,7 +1213,25 @@
           <w:color w:val="000000"/>
           <w:sz w:val="24"/>
         </w:rPr>
-        <w:t>RV</w:t>
+        <w:hyperlink r:id="rId14" w:history="1">
+          <w:r>
+            <w:rPr>
+              <w:rStyle w:val="Hyperlink"/>
+            </w:rPr>
+            <w:t>R</w:t>
+          </w:r>
+        </w:hyperlink>
+      </w:r>
+      <w:r>
+        <w:rPr>
+          <w:u w:val="single" w:color="0000ff"/>
+          <w:rFonts w:ascii="Charis SIL Italic" w:hAnsi="Charis SIL Italic" w:eastAsia="Charis SIL Italic"/>
+          <w:b w:val="0"/>
+          <w:i/>
+          <w:color w:val="000000"/>
+          <w:sz w:val="24"/>
+        </w:rPr>
+        <w:t>V</w:t>
       </w:r>
       <w:r>
         <w:rPr>
@@ -1483,71 +1480,7 @@
           <w:color w:val="0000FF"/>
           <w:sz w:val="24"/>
         </w:rPr>
-        <w:t>Ri</w:t>
-      </w:r>
-      <w:r>
-        <w:rPr>
-          <w:rFonts w:ascii="Charis SIL Regular" w:hAnsi="Charis SIL Regular" w:eastAsia="Charis SIL Regular"/>
-          <w:b w:val="0"/>
-          <w:i w:val="0"/>
-          <w:color w:val="0000FF"/>
-          <w:sz w:val="24"/>
-          <w:u w:val="single"/>
-        </w:rPr>
-        <w:hyperlink r:id="rId15" w:history="1">
-          <w:r>
-            <w:rPr>
-              <w:rStyle w:val="Hyperlink"/>
-            </w:rPr>
-            <w:t>jksmuseum</w:t>
-          </w:r>
-        </w:hyperlink>
-      </w:r>
-      <w:r>
-        <w:rPr>
-          <w:rFonts w:ascii="Charis SIL Regular" w:hAnsi="Charis SIL Regular" w:eastAsia="Charis SIL Regular"/>
-          <w:b w:val="0"/>
-          <w:i w:val="0"/>
-          <w:color w:val="0000FF"/>
-          <w:sz w:val="24"/>
-          <w:u w:val="single"/>
-        </w:rPr>
-        <w:t xml:space="preserve"> </w:t>
-      </w:r>
-      <w:r>
-        <w:rPr>
-          <w:rFonts w:ascii="Charis SIL Regular" w:hAnsi="Charis SIL Regular" w:eastAsia="Charis SIL Regular"/>
-          <w:b w:val="0"/>
-          <w:i w:val="0"/>
-          <w:color w:val="0000FF"/>
-          <w:sz w:val="24"/>
-          <w:u w:val="single"/>
-        </w:rPr>
-        <w:hyperlink r:id="rId15" w:history="1">
-          <w:r>
-            <w:rPr>
-              <w:rStyle w:val="Hyperlink"/>
-            </w:rPr>
-            <w:t>A</w:t>
-          </w:r>
-        </w:hyperlink>
-      </w:r>
-      <w:r>
-        <w:rPr>
-          <w:rFonts w:ascii="Charis SIL Regular" w:hAnsi="Charis SIL Regular" w:eastAsia="Charis SIL Regular"/>
-          <w:b w:val="0"/>
-          <w:i w:val="0"/>
-          <w:color w:val="0000FF"/>
-          <w:sz w:val="24"/>
-        </w:rPr>
-        <w:hyperlink r:id="rId15" w:history="1">
-          <w:r>
-            <w:rPr>
-              <w:rStyle w:val="Hyperlink"/>
-            </w:rPr>
-            <w:t>msterdam</w:t>
-          </w:r>
-        </w:hyperlink>
+        <w:t>Rijksmuseum Amsterdam</w:t>
       </w:r>
       <w:r>
         <w:rPr>
@@ -1751,7 +1684,7 @@
           <w:sz w:val="24"/>
           <w:u w:val="single"/>
         </w:rPr>
-        <w:hyperlink r:id="rId16" w:history="1">
+        <w:hyperlink r:id="rId15" w:history="1">
           <w:r>
             <w:rPr>
               <w:rStyle w:val="Hyperlink"/>
@@ -1780,7 +1713,7 @@
           <w:sz w:val="24"/>
           <w:u w:val="single"/>
         </w:rPr>
-        <w:hyperlink r:id="rId15" w:history="1">
+        <w:hyperlink r:id="rId16" w:history="1">
           <w:r>
             <w:rPr>
               <w:rStyle w:val="Hyperlink"/>
@@ -1809,7 +1742,7 @@
           <w:sz w:val="24"/>
           <w:u w:val="single"/>
         </w:rPr>
-        <w:hyperlink r:id="rId16" w:history="1">
+        <w:hyperlink r:id="rId15" w:history="1">
           <w:r>
             <w:rPr>
               <w:rStyle w:val="Hyperlink"/>
@@ -1856,7 +1789,6 @@
       </w:r>
       <w:r>
         <w:rPr>
-          <w:u w:val="single" w:color="0000ff"/>
           <w:rFonts w:ascii="Charis SIL Regular" w:hAnsi="Charis SIL Regular" w:eastAsia="Charis SIL Regular"/>
           <w:b w:val="0"/>
           <w:i w:val="0"/>
@@ -2062,14 +1994,7 @@
           <w:sz w:val="24"/>
           <w:u w:val="single"/>
         </w:rPr>
-        <w:hyperlink r:id="rId17" w:history="1">
-          <w:r>
-            <w:rPr>
-              <w:rStyle w:val="Hyperlink"/>
-            </w:rPr>
-            <w:t>Ges</w:t>
-          </w:r>
-        </w:hyperlink>
+        <w:t>Ges</w:t>
       </w:r>
       <w:r>
         <w:rPr>
@@ -2080,7 +2005,7 @@
           <w:sz w:val="24"/>
           <w:u w:val="single"/>
         </w:rPr>
-        <w:hyperlink r:id="rId17" w:history="1">
+        <w:hyperlink r:id="rId16" w:history="1">
           <w:r>
             <w:rPr>
               <w:rStyle w:val="Hyperlink"/>
@@ -2109,7 +2034,7 @@
           <w:sz w:val="24"/>
           <w:u w:val="single"/>
         </w:rPr>
-        <w:hyperlink r:id="rId17" w:history="1">
+        <w:hyperlink r:id="rId16" w:history="1">
           <w:r>
             <w:rPr>
               <w:rStyle w:val="Hyperlink"/>
@@ -2145,7 +2070,7 @@
           <w:sz w:val="24"/>
           <w:u w:val="single"/>
         </w:rPr>
-        <w:hyperlink r:id="rId16" w:history="1">
+        <w:hyperlink r:id="rId17" w:history="1">
           <w:r>
             <w:rPr>
               <w:rStyle w:val="Hyperlink"/>
@@ -2173,7 +2098,7 @@
           <w:sz w:val="24"/>
           <w:u w:val="single"/>
         </w:rPr>
-        <w:hyperlink r:id="rId18" w:history="1">
+        <w:hyperlink r:id="rId16" w:history="1">
           <w:r>
             <w:rPr>
               <w:rStyle w:val="Hyperlink"/>
@@ -2267,7 +2192,7 @@
           <w:sz w:val="24"/>
           <w:u w:val="single"/>
         </w:rPr>
-        <w:hyperlink r:id="rId18" w:history="1">
+        <w:hyperlink r:id="rId17" w:history="1">
           <w:r>
             <w:rPr>
               <w:rStyle w:val="Hyperlink"/>
@@ -2296,7 +2221,7 @@
           <w:sz w:val="24"/>
           <w:u w:val="single"/>
         </w:rPr>
-        <w:hyperlink r:id="rId17" w:history="1">
+        <w:hyperlink r:id="rId18" w:history="1">
           <w:r>
             <w:rPr>
               <w:rStyle w:val="Hyperlink"/>
@@ -2313,6 +2238,42 @@
           <w:color w:val="0000FF"/>
           <w:sz w:val="24"/>
           <w:u w:val="single"/>
+        </w:rPr>
+        <w:hyperlink r:id="rId18" w:history="1">
+          <w:r>
+            <w:rPr>
+              <w:rStyle w:val="Hyperlink"/>
+            </w:rPr>
+            <w:t>e</w:t>
+          </w:r>
+        </w:hyperlink>
+      </w:r>
+      <w:r>
+        <w:rPr>
+          <w:u w:val="single" w:color="0000ff"/>
+          <w:rFonts w:ascii="Charis SIL Regular" w:hAnsi="Charis SIL Regular" w:eastAsia="Charis SIL Regular"/>
+          <w:b w:val="0"/>
+          <w:i w:val="0"/>
+          <w:color w:val="000000"/>
+          <w:sz w:val="24"/>
+        </w:rPr>
+        <w:hyperlink r:id="rId17" w:history="1">
+          <w:r>
+            <w:rPr>
+              <w:rStyle w:val="Hyperlink"/>
+            </w:rPr>
+            <w:t>, th</w:t>
+          </w:r>
+        </w:hyperlink>
+      </w:r>
+      <w:r>
+        <w:rPr>
+          <w:u w:val="single" w:color="0000ff"/>
+          <w:rFonts w:ascii="Charis SIL Regular" w:hAnsi="Charis SIL Regular" w:eastAsia="Charis SIL Regular"/>
+          <w:b w:val="0"/>
+          <w:i w:val="0"/>
+          <w:color w:val="000000"/>
+          <w:sz w:val="24"/>
         </w:rPr>
         <w:hyperlink r:id="rId17" w:history="1">
           <w:r>
@@ -2332,41 +2293,6 @@
           <w:color w:val="000000"/>
           <w:sz w:val="24"/>
         </w:rPr>
-        <w:hyperlink r:id="rId17" w:history="1">
-          <w:r>
-            <w:rPr>
-              <w:rStyle w:val="Hyperlink"/>
-            </w:rPr>
-            <w:t>, th</w:t>
-          </w:r>
-        </w:hyperlink>
-      </w:r>
-      <w:r>
-        <w:rPr>
-          <w:u w:val="single" w:color="0000ff"/>
-          <w:rFonts w:ascii="Charis SIL Regular" w:hAnsi="Charis SIL Regular" w:eastAsia="Charis SIL Regular"/>
-          <w:b w:val="0"/>
-          <w:i w:val="0"/>
-          <w:color w:val="000000"/>
-          <w:sz w:val="24"/>
-        </w:rPr>
-        <w:hyperlink r:id="rId17" w:history="1">
-          <w:r>
-            <w:rPr>
-              <w:rStyle w:val="Hyperlink"/>
-            </w:rPr>
-            <w:t>e</w:t>
-          </w:r>
-        </w:hyperlink>
-      </w:r>
-      <w:r>
-        <w:rPr>
-          <w:rFonts w:ascii="Charis SIL Regular" w:hAnsi="Charis SIL Regular" w:eastAsia="Charis SIL Regular"/>
-          <w:b w:val="0"/>
-          <w:i w:val="0"/>
-          <w:color w:val="000000"/>
-          <w:sz w:val="24"/>
-        </w:rPr>
         <w:t xml:space="preserve"> </w:t>
       </w:r>
       <w:r>
@@ -2443,7 +2369,7 @@
           <w:sz w:val="24"/>
           <w:u w:val="single"/>
         </w:rPr>
-        <w:hyperlink r:id="rId17" w:history="1">
+        <w:hyperlink r:id="rId19" w:history="1">
           <w:r>
             <w:rPr>
               <w:rStyle w:val="Hyperlink"/>
@@ -2472,12 +2398,23 @@
           <w:sz w:val="24"/>
           <w:u w:val="single"/>
         </w:rPr>
+        <w:t>Geo</w:t>
+      </w:r>
+      <w:r>
+        <w:rPr>
+          <w:rFonts w:ascii="Charis SIL Regular" w:hAnsi="Charis SIL Regular" w:eastAsia="Charis SIL Regular"/>
+          <w:b w:val="0"/>
+          <w:i w:val="0"/>
+          <w:color w:val="0000FF"/>
+          <w:sz w:val="24"/>
+          <w:u w:val="single"/>
+        </w:rPr>
         <w:hyperlink r:id="rId19" w:history="1">
           <w:r>
             <w:rPr>
               <w:rStyle w:val="Hyperlink"/>
             </w:rPr>
-            <w:t xml:space="preserve">Geologie </w:t>
+            <w:t xml:space="preserve">logie </w:t>
           </w:r>
         </w:hyperlink>
       </w:r>
@@ -2490,7 +2427,7 @@
           <w:sz w:val="24"/>
           <w:u w:val="single"/>
         </w:rPr>
-        <w:hyperlink r:id="rId17" w:history="1">
+        <w:hyperlink r:id="rId19" w:history="1">
           <w:r>
             <w:rPr>
               <w:rStyle w:val="Hyperlink"/>
@@ -2519,7 +2456,7 @@
           <w:sz w:val="24"/>
           <w:u w:val="single"/>
         </w:rPr>
-        <w:hyperlink r:id="rId17" w:history="1">
+        <w:hyperlink r:id="rId19" w:history="1">
           <w:r>
             <w:rPr>
               <w:rStyle w:val="Hyperlink"/>
@@ -2572,25 +2509,7 @@
           <w:color w:val="000000"/>
           <w:sz w:val="24"/>
         </w:rPr>
-        <w:t>nd th</w:t>
-      </w:r>
-      <w:r>
-        <w:rPr>
-          <w:u w:val="single" w:color="0000ff"/>
-          <w:rFonts w:ascii="Charis SIL Regular" w:hAnsi="Charis SIL Regular" w:eastAsia="Charis SIL Regular"/>
-          <w:b w:val="0"/>
-          <w:i w:val="0"/>
-          <w:color w:val="000000"/>
-          <w:sz w:val="24"/>
-        </w:rPr>
-        <w:hyperlink r:id="rId18" w:history="1">
-          <w:r>
-            <w:rPr>
-              <w:rStyle w:val="Hyperlink"/>
-            </w:rPr>
-            <w:t xml:space="preserve">e </w:t>
-          </w:r>
-        </w:hyperlink>
+        <w:t xml:space="preserve">nd the </w:t>
       </w:r>
       <w:r>
         <w:rPr>
@@ -2601,7 +2520,7 @@
           <w:sz w:val="24"/>
           <w:u w:val="single"/>
         </w:rPr>
-        <w:hyperlink r:id="rId18" w:history="1">
+        <w:hyperlink r:id="rId20" w:history="1">
           <w:r>
             <w:rPr>
               <w:rStyle w:val="Hyperlink"/>
@@ -3089,14 +3008,7 @@
           <w:color w:val="000000"/>
           <w:sz w:val="24"/>
         </w:rPr>
-        <w:hyperlink r:id="rId22" w:history="1">
-          <w:r>
-            <w:rPr>
-              <w:rStyle w:val="Hyperlink"/>
-            </w:rPr>
-            <w:t xml:space="preserve"> lost duri</w:t>
-          </w:r>
-        </w:hyperlink>
+        <w:t xml:space="preserve"> lost duri</w:t>
       </w:r>
       <w:r>
         <w:rPr>
@@ -3143,7 +3055,14 @@
           <w:color w:val="000000"/>
           <w:sz w:val="24"/>
         </w:rPr>
-        <w:t xml:space="preserve">is </w:t>
+        <w:hyperlink r:id="rId22" w:history="1">
+          <w:r>
+            <w:rPr>
+              <w:rStyle w:val="Hyperlink"/>
+            </w:rPr>
+            <w:t xml:space="preserve">is </w:t>
+          </w:r>
+        </w:hyperlink>
       </w:r>
       <w:r>
         <w:rPr>
@@ -3286,60 +3205,17 @@
           <w:color w:val="000000"/>
           <w:sz w:val="24"/>
         </w:rPr>
-        <w:hyperlink r:id="rId23" w:history="1">
-          <w:r>
-            <w:rPr>
-              <w:rStyle w:val="Hyperlink"/>
-            </w:rPr>
-            <w:t>n Rud</w:t>
-          </w:r>
-        </w:hyperlink>
-      </w:r>
-      <w:r>
-        <w:rPr>
-          <w:u w:val="single" w:color="0000ff"/>
+        <w:t>n Rudolf Effer</w:t>
+      </w:r>
+      <w:r>
+        <w:rPr>
           <w:rFonts w:ascii="Charis SIL Regular" w:hAnsi="Charis SIL Regular" w:eastAsia="Charis SIL Regular"/>
           <w:b w:val="0"/>
           <w:i w:val="0"/>
           <w:color w:val="000000"/>
           <w:sz w:val="24"/>
         </w:rPr>
-        <w:hyperlink r:id="rId23" w:history="1">
-          <w:r>
-            <w:rPr>
-              <w:rStyle w:val="Hyperlink"/>
-            </w:rPr>
-            <w:t>o</w:t>
-          </w:r>
-        </w:hyperlink>
-      </w:r>
-      <w:r>
-        <w:rPr>
-          <w:rFonts w:ascii="Charis SIL Regular" w:hAnsi="Charis SIL Regular" w:eastAsia="Charis SIL Regular"/>
-          <w:b w:val="0"/>
-          <w:i w:val="0"/>
-          <w:color w:val="000000"/>
-          <w:sz w:val="24"/>
-        </w:rPr>
-        <w:t>lf Eff</w:t>
-      </w:r>
-      <w:r>
-        <w:rPr>
-          <w:u w:val="single" w:color="0000ff"/>
-          <w:rFonts w:ascii="Charis SIL Regular" w:hAnsi="Charis SIL Regular" w:eastAsia="Charis SIL Regular"/>
-          <w:b w:val="0"/>
-          <w:i w:val="0"/>
-          <w:color w:val="000000"/>
-          <w:sz w:val="24"/>
-        </w:rPr>
-        <w:hyperlink r:id="rId23" w:history="1">
-          <w:r>
-            <w:rPr>
-              <w:rStyle w:val="Hyperlink"/>
-            </w:rPr>
-            <w:t>ert</w:t>
-          </w:r>
-        </w:hyperlink>
+        <w:t>t</w:t>
       </w:r>
       <w:r>
         <w:rPr>
@@ -3854,13 +3730,21 @@
       </w:r>
       <w:r>
         <w:rPr>
+          <w:u w:val="single" w:color="0000ff"/>
           <w:rFonts w:ascii="Charis SIL Regular" w:hAnsi="Charis SIL Regular" w:eastAsia="Charis SIL Regular"/>
           <w:b w:val="0"/>
           <w:i w:val="0"/>
           <w:color w:val="000000"/>
           <w:sz w:val="24"/>
         </w:rPr>
-        <w:t>rc</w:t>
+        <w:hyperlink r:id="rId25" w:history="1">
+          <w:r>
+            <w:rPr>
+              <w:rStyle w:val="Hyperlink"/>
+            </w:rPr>
+            <w:t>rc</w:t>
+          </w:r>
+        </w:hyperlink>
       </w:r>
       <w:r>
         <w:rPr>
@@ -5198,14 +5082,7 @@
           <w:sz w:val="24"/>
           <w:u w:val="single"/>
         </w:rPr>
-        <w:hyperlink r:id="rId30" w:history="1">
-          <w:r>
-            <w:rPr>
-              <w:rStyle w:val="Hyperlink"/>
-            </w:rPr>
-            <w:t>/</w:t>
-          </w:r>
-        </w:hyperlink>
+        <w:t>/</w:t>
       </w:r>
       <w:r>
         <w:rPr>
@@ -6115,7 +5992,7 @@
           <w:sz w:val="24"/>
           <w:u w:val="single"/>
         </w:rPr>
-        <w:hyperlink r:id="rId37" w:history="1">
+        <w:hyperlink r:id="rId36" w:history="1">
           <w:r>
             <w:rPr>
               <w:rStyle w:val="Hyperlink"/>
@@ -6898,7 +6775,7 @@
           <w:sz w:val="24"/>
           <w:u w:val="single"/>
         </w:rPr>
-        <w:hyperlink r:id="rId42" w:history="1">
+        <w:hyperlink r:id="rId43" w:history="1">
           <w:r>
             <w:rPr>
               <w:rStyle w:val="Hyperlink"/>
@@ -6944,7 +6821,14 @@
           <w:color w:val="000000"/>
           <w:sz w:val="24"/>
         </w:rPr>
-        <w:t xml:space="preserve">, </w:t>
+        <w:hyperlink r:id="rId42" w:history="1">
+          <w:r>
+            <w:rPr>
+              <w:rStyle w:val="Hyperlink"/>
+            </w:rPr>
+            <w:t xml:space="preserve">, </w:t>
+          </w:r>
+        </w:hyperlink>
       </w:r>
       <w:r>
         <w:rPr>
@@ -6984,7 +6868,7 @@
           <w:sz w:val="24"/>
           <w:u w:val="single"/>
         </w:rPr>
-        <w:hyperlink r:id="rId42" w:history="1">
+        <w:hyperlink r:id="rId44" w:history="1">
           <w:r>
             <w:rPr>
               <w:rStyle w:val="Hyperlink"/>

--- a/EXPORTS/DOCX/published/niveau3/English/KKZ.docx
+++ b/EXPORTS/DOCX/published/niveau3/English/KKZ.docx
@@ -226,7 +226,7 @@
           <w:color w:val="000000"/>
           <w:sz w:val="24"/>
         </w:rPr>
-        <w:t xml:space="preserve">. The museum took the form of a cabinet of curiosities and its collection comprised a </w:t>
+        <w:t>. The museum took the form of a cabinet of curiosities and its collection co</w:t>
       </w:r>
       <w:r>
         <w:rPr>
@@ -242,9 +242,30 @@
             <w:rPr>
               <w:rStyle w:val="Hyperlink"/>
             </w:rPr>
-            <w:t>wide ar</w:t>
+            <w:t>mpri</w:t>
           </w:r>
         </w:hyperlink>
+      </w:r>
+      <w:r>
+        <w:rPr>
+          <w:rFonts w:ascii="Charis SIL Regular" w:hAnsi="Charis SIL Regular" w:eastAsia="Charis SIL Regular"/>
+          <w:b w:val="0"/>
+          <w:i w:val="0"/>
+          <w:color w:val="000000"/>
+          <w:sz w:val="24"/>
+        </w:rPr>
+        <w:t xml:space="preserve">sed a </w:t>
+      </w:r>
+      <w:r>
+        <w:rPr>
+          <w:u w:val="single" w:color="0000ff"/>
+          <w:rFonts w:ascii="Charis SIL Regular" w:hAnsi="Charis SIL Regular" w:eastAsia="Charis SIL Regular"/>
+          <w:b w:val="0"/>
+          <w:i w:val="0"/>
+          <w:color w:val="000000"/>
+          <w:sz w:val="24"/>
+        </w:rPr>
+        <w:t>wide ar</w:t>
       </w:r>
       <w:r>
         <w:rPr>
@@ -1479,6 +1500,7 @@
           <w:i w:val="0"/>
           <w:color w:val="0000FF"/>
           <w:sz w:val="24"/>
+          <w:u w:val="single"/>
         </w:rPr>
         <w:t>Rijksmuseum Amsterdam</w:t>
       </w:r>
@@ -1742,7 +1764,7 @@
           <w:sz w:val="24"/>
           <w:u w:val="single"/>
         </w:rPr>
-        <w:hyperlink r:id="rId15" w:history="1">
+        <w:hyperlink r:id="rId16" w:history="1">
           <w:r>
             <w:rPr>
               <w:rStyle w:val="Hyperlink"/>
@@ -1760,7 +1782,7 @@
           <w:sz w:val="24"/>
           <w:u w:val="single"/>
         </w:rPr>
-        <w:hyperlink r:id="rId15" w:history="1">
+        <w:hyperlink r:id="rId16" w:history="1">
           <w:r>
             <w:rPr>
               <w:rStyle w:val="Hyperlink"/>
@@ -1778,7 +1800,7 @@
           <w:sz w:val="24"/>
           <w:u w:val="single"/>
         </w:rPr>
-        <w:hyperlink r:id="rId15" w:history="1">
+        <w:hyperlink r:id="rId16" w:history="1">
           <w:r>
             <w:rPr>
               <w:rStyle w:val="Hyperlink"/>
@@ -1789,20 +1811,14 @@
       </w:r>
       <w:r>
         <w:rPr>
+          <w:u w:val="single" w:color="0000ff"/>
           <w:rFonts w:ascii="Charis SIL Regular" w:hAnsi="Charis SIL Regular" w:eastAsia="Charis SIL Regular"/>
           <w:b w:val="0"/>
           <w:i w:val="0"/>
           <w:color w:val="000000"/>
           <w:sz w:val="24"/>
         </w:rPr>
-        <w:hyperlink r:id="rId15" w:history="1">
-          <w:r>
-            <w:rPr>
-              <w:rStyle w:val="Hyperlink"/>
-            </w:rPr>
-            <w:t xml:space="preserve">, the </w:t>
-          </w:r>
-        </w:hyperlink>
+        <w:t xml:space="preserve">, the </w:t>
       </w:r>
       <w:r>
         <w:rPr>
@@ -1813,7 +1829,7 @@
           <w:sz w:val="24"/>
           <w:u w:val="single"/>
         </w:rPr>
-        <w:hyperlink r:id="rId15" w:history="1">
+        <w:hyperlink r:id="rId17" w:history="1">
           <w:r>
             <w:rPr>
               <w:rStyle w:val="Hyperlink"/>
@@ -1994,7 +2010,14 @@
           <w:sz w:val="24"/>
           <w:u w:val="single"/>
         </w:rPr>
-        <w:t>Ges</w:t>
+        <w:hyperlink r:id="rId17" w:history="1">
+          <w:r>
+            <w:rPr>
+              <w:rStyle w:val="Hyperlink"/>
+            </w:rPr>
+            <w:t>Ges</w:t>
+          </w:r>
+        </w:hyperlink>
       </w:r>
       <w:r>
         <w:rPr>
@@ -2005,7 +2028,7 @@
           <w:sz w:val="24"/>
           <w:u w:val="single"/>
         </w:rPr>
-        <w:hyperlink r:id="rId16" w:history="1">
+        <w:hyperlink r:id="rId17" w:history="1">
           <w:r>
             <w:rPr>
               <w:rStyle w:val="Hyperlink"/>
@@ -2034,7 +2057,7 @@
           <w:sz w:val="24"/>
           <w:u w:val="single"/>
         </w:rPr>
-        <w:hyperlink r:id="rId16" w:history="1">
+        <w:hyperlink r:id="rId17" w:history="1">
           <w:r>
             <w:rPr>
               <w:rStyle w:val="Hyperlink"/>
@@ -2052,7 +2075,7 @@
           <w:sz w:val="24"/>
           <w:u w:val="single"/>
         </w:rPr>
-        <w:hyperlink r:id="rId16" w:history="1">
+        <w:hyperlink r:id="rId17" w:history="1">
           <w:r>
             <w:rPr>
               <w:rStyle w:val="Hyperlink"/>
@@ -2098,7 +2121,7 @@
           <w:sz w:val="24"/>
           <w:u w:val="single"/>
         </w:rPr>
-        <w:hyperlink r:id="rId16" w:history="1">
+        <w:hyperlink r:id="rId18" w:history="1">
           <w:r>
             <w:rPr>
               <w:rStyle w:val="Hyperlink"/>
@@ -2116,7 +2139,7 @@
           <w:sz w:val="24"/>
           <w:u w:val="single"/>
         </w:rPr>
-        <w:hyperlink r:id="rId18" w:history="1">
+        <w:hyperlink r:id="rId16" w:history="1">
           <w:r>
             <w:rPr>
               <w:rStyle w:val="Hyperlink"/>
@@ -2190,9 +2213,8 @@
           <w:i w:val="0"/>
           <w:color w:val="0000FF"/>
           <w:sz w:val="24"/>
-          <w:u w:val="single"/>
-        </w:rPr>
-        <w:hyperlink r:id="rId17" w:history="1">
+        </w:rPr>
+        <w:hyperlink r:id="rId18" w:history="1">
           <w:r>
             <w:rPr>
               <w:rStyle w:val="Hyperlink"/>
@@ -2221,7 +2243,7 @@
           <w:sz w:val="24"/>
           <w:u w:val="single"/>
         </w:rPr>
-        <w:hyperlink r:id="rId18" w:history="1">
+        <w:hyperlink r:id="rId17" w:history="1">
           <w:r>
             <w:rPr>
               <w:rStyle w:val="Hyperlink"/>
@@ -2237,16 +2259,8 @@
           <w:i w:val="0"/>
           <w:color w:val="0000FF"/>
           <w:sz w:val="24"/>
-          <w:u w:val="single"/>
-        </w:rPr>
-        <w:hyperlink r:id="rId18" w:history="1">
-          <w:r>
-            <w:rPr>
-              <w:rStyle w:val="Hyperlink"/>
-            </w:rPr>
-            <w:t>e</w:t>
-          </w:r>
-        </w:hyperlink>
+        </w:rPr>
+        <w:t>e</w:t>
       </w:r>
       <w:r>
         <w:rPr>
@@ -2302,6 +2316,16 @@
           <w:i w:val="0"/>
           <w:color w:val="0000FF"/>
           <w:sz w:val="24"/>
+        </w:rPr>
+        <w:t xml:space="preserve">Rijksmuseum van </w:t>
+      </w:r>
+      <w:r>
+        <w:rPr>
+          <w:rFonts w:ascii="Charis SIL Regular" w:hAnsi="Charis SIL Regular" w:eastAsia="Charis SIL Regular"/>
+          <w:b w:val="0"/>
+          <w:i w:val="0"/>
+          <w:color w:val="0000FF"/>
+          <w:sz w:val="24"/>
           <w:u w:val="single"/>
         </w:rPr>
         <w:hyperlink r:id="rId19" w:history="1">
@@ -2309,7 +2333,7 @@
             <w:rPr>
               <w:rStyle w:val="Hyperlink"/>
             </w:rPr>
-            <w:t>Rijksm</w:t>
+            <w:t xml:space="preserve">Geologie </w:t>
           </w:r>
         </w:hyperlink>
       </w:r>
@@ -2322,112 +2346,7 @@
           <w:sz w:val="24"/>
           <w:u w:val="single"/>
         </w:rPr>
-        <w:hyperlink r:id="rId19" w:history="1">
-          <w:r>
-            <w:rPr>
-              <w:rStyle w:val="Hyperlink"/>
-            </w:rPr>
-            <w:t>u</w:t>
-          </w:r>
-        </w:hyperlink>
-      </w:r>
-      <w:r>
-        <w:rPr>
-          <w:rFonts w:ascii="Charis SIL Regular" w:hAnsi="Charis SIL Regular" w:eastAsia="Charis SIL Regular"/>
-          <w:b w:val="0"/>
-          <w:i w:val="0"/>
-          <w:color w:val="0000FF"/>
-          <w:sz w:val="24"/>
-          <w:u w:val="single"/>
-        </w:rPr>
-        <w:hyperlink r:id="rId19" w:history="1">
-          <w:r>
-            <w:rPr>
-              <w:rStyle w:val="Hyperlink"/>
-            </w:rPr>
-            <w:t>seum</w:t>
-          </w:r>
-        </w:hyperlink>
-      </w:r>
-      <w:r>
-        <w:rPr>
-          <w:rFonts w:ascii="Charis SIL Regular" w:hAnsi="Charis SIL Regular" w:eastAsia="Charis SIL Regular"/>
-          <w:b w:val="0"/>
-          <w:i w:val="0"/>
-          <w:color w:val="0000FF"/>
-          <w:sz w:val="24"/>
-          <w:u w:val="single"/>
-        </w:rPr>
-        <w:t xml:space="preserve"> </w:t>
-      </w:r>
-      <w:r>
-        <w:rPr>
-          <w:rFonts w:ascii="Charis SIL Regular" w:hAnsi="Charis SIL Regular" w:eastAsia="Charis SIL Regular"/>
-          <w:b w:val="0"/>
-          <w:i w:val="0"/>
-          <w:color w:val="0000FF"/>
-          <w:sz w:val="24"/>
-          <w:u w:val="single"/>
-        </w:rPr>
-        <w:hyperlink r:id="rId19" w:history="1">
-          <w:r>
-            <w:rPr>
-              <w:rStyle w:val="Hyperlink"/>
-            </w:rPr>
-            <w:t>van</w:t>
-          </w:r>
-        </w:hyperlink>
-      </w:r>
-      <w:r>
-        <w:rPr>
-          <w:rFonts w:ascii="Charis SIL Regular" w:hAnsi="Charis SIL Regular" w:eastAsia="Charis SIL Regular"/>
-          <w:b w:val="0"/>
-          <w:i w:val="0"/>
-          <w:color w:val="0000FF"/>
-          <w:sz w:val="24"/>
-          <w:u w:val="single"/>
-        </w:rPr>
-        <w:t xml:space="preserve"> </w:t>
-      </w:r>
-      <w:r>
-        <w:rPr>
-          <w:rFonts w:ascii="Charis SIL Regular" w:hAnsi="Charis SIL Regular" w:eastAsia="Charis SIL Regular"/>
-          <w:b w:val="0"/>
-          <w:i w:val="0"/>
-          <w:color w:val="0000FF"/>
-          <w:sz w:val="24"/>
-          <w:u w:val="single"/>
-        </w:rPr>
-        <w:t>Geo</w:t>
-      </w:r>
-      <w:r>
-        <w:rPr>
-          <w:rFonts w:ascii="Charis SIL Regular" w:hAnsi="Charis SIL Regular" w:eastAsia="Charis SIL Regular"/>
-          <w:b w:val="0"/>
-          <w:i w:val="0"/>
-          <w:color w:val="0000FF"/>
-          <w:sz w:val="24"/>
-          <w:u w:val="single"/>
-        </w:rPr>
-        <w:hyperlink r:id="rId19" w:history="1">
-          <w:r>
-            <w:rPr>
-              <w:rStyle w:val="Hyperlink"/>
-            </w:rPr>
-            <w:t xml:space="preserve">logie </w:t>
-          </w:r>
-        </w:hyperlink>
-      </w:r>
-      <w:r>
-        <w:rPr>
-          <w:rFonts w:ascii="Charis SIL Regular" w:hAnsi="Charis SIL Regular" w:eastAsia="Charis SIL Regular"/>
-          <w:b w:val="0"/>
-          <w:i w:val="0"/>
-          <w:color w:val="0000FF"/>
-          <w:sz w:val="24"/>
-          <w:u w:val="single"/>
-        </w:rPr>
-        <w:hyperlink r:id="rId19" w:history="1">
+        <w:hyperlink r:id="rId17" w:history="1">
           <w:r>
             <w:rPr>
               <w:rStyle w:val="Hyperlink"/>
@@ -2485,19 +2404,28 @@
       </w:r>
       <w:r>
         <w:rPr>
-          <w:u w:val="single" w:color="0000ff"/>
           <w:rFonts w:ascii="Charis SIL Regular" w:hAnsi="Charis SIL Regular" w:eastAsia="Charis SIL Regular"/>
           <w:b w:val="0"/>
           <w:i w:val="0"/>
           <w:color w:val="000000"/>
           <w:sz w:val="24"/>
         </w:rPr>
-        <w:hyperlink r:id="rId17" w:history="1">
+        <w:t xml:space="preserve"> and th</w:t>
+      </w:r>
+      <w:r>
+        <w:rPr>
+          <w:rFonts w:ascii="Charis SIL Regular" w:hAnsi="Charis SIL Regular" w:eastAsia="Charis SIL Regular"/>
+          <w:b w:val="0"/>
+          <w:i w:val="0"/>
+          <w:color w:val="000000"/>
+          <w:sz w:val="24"/>
+        </w:rPr>
+        <w:hyperlink r:id="rId18" w:history="1">
           <w:r>
             <w:rPr>
               <w:rStyle w:val="Hyperlink"/>
             </w:rPr>
-            <w:t xml:space="preserve"> a</w:t>
+            <w:t xml:space="preserve">e </w:t>
           </w:r>
         </w:hyperlink>
       </w:r>
@@ -2506,21 +2434,11 @@
           <w:rFonts w:ascii="Charis SIL Regular" w:hAnsi="Charis SIL Regular" w:eastAsia="Charis SIL Regular"/>
           <w:b w:val="0"/>
           <w:i w:val="0"/>
-          <w:color w:val="000000"/>
-          <w:sz w:val="24"/>
-        </w:rPr>
-        <w:t xml:space="preserve">nd the </w:t>
-      </w:r>
-      <w:r>
-        <w:rPr>
-          <w:rFonts w:ascii="Charis SIL Regular" w:hAnsi="Charis SIL Regular" w:eastAsia="Charis SIL Regular"/>
-          <w:b w:val="0"/>
-          <w:i w:val="0"/>
           <w:color w:val="0000FF"/>
           <w:sz w:val="24"/>
           <w:u w:val="single"/>
         </w:rPr>
-        <w:hyperlink r:id="rId20" w:history="1">
+        <w:hyperlink r:id="rId18" w:history="1">
           <w:r>
             <w:rPr>
               <w:rStyle w:val="Hyperlink"/>
@@ -2538,7 +2456,7 @@
           <w:sz w:val="24"/>
           <w:u w:val="single"/>
         </w:rPr>
-        <w:hyperlink r:id="rId20" w:history="1">
+        <w:hyperlink r:id="rId18" w:history="1">
           <w:r>
             <w:rPr>
               <w:rStyle w:val="Hyperlink"/>
@@ -2556,7 +2474,7 @@
           <w:sz w:val="24"/>
           <w:u w:val="single"/>
         </w:rPr>
-        <w:hyperlink r:id="rId20" w:history="1">
+        <w:hyperlink r:id="rId18" w:history="1">
           <w:r>
             <w:rPr>
               <w:rStyle w:val="Hyperlink"/>
@@ -2632,12 +2550,137 @@
           <w:sz w:val="24"/>
           <w:u w:val="single"/>
         </w:rPr>
+        <w:hyperlink r:id="rId20" w:history="1">
+          <w:r>
+            <w:rPr>
+              <w:rStyle w:val="Hyperlink"/>
+            </w:rPr>
+            <w:t>Reinier</w:t>
+          </w:r>
+        </w:hyperlink>
+      </w:r>
+      <w:r>
+        <w:rPr>
+          <w:rFonts w:ascii="Charis SIL Regular" w:hAnsi="Charis SIL Regular" w:eastAsia="Charis SIL Regular"/>
+          <w:b w:val="0"/>
+          <w:i w:val="0"/>
+          <w:color w:val="0000FF"/>
+          <w:sz w:val="24"/>
+          <w:u w:val="single"/>
+        </w:rPr>
+        <w:t xml:space="preserve"> </w:t>
+      </w:r>
+      <w:r>
+        <w:rPr>
+          <w:rFonts w:ascii="Charis SIL Regular" w:hAnsi="Charis SIL Regular" w:eastAsia="Charis SIL Regular"/>
+          <w:b w:val="0"/>
+          <w:i w:val="0"/>
+          <w:color w:val="0000FF"/>
+          <w:sz w:val="24"/>
+          <w:u w:val="single"/>
+        </w:rPr>
+        <w:hyperlink r:id="rId20" w:history="1">
+          <w:r>
+            <w:rPr>
+              <w:rStyle w:val="Hyperlink"/>
+            </w:rPr>
+            <w:t>van</w:t>
+          </w:r>
+        </w:hyperlink>
+      </w:r>
+      <w:r>
+        <w:rPr>
+          <w:rFonts w:ascii="Charis SIL Regular" w:hAnsi="Charis SIL Regular" w:eastAsia="Charis SIL Regular"/>
+          <w:b w:val="0"/>
+          <w:i w:val="0"/>
+          <w:color w:val="0000FF"/>
+          <w:sz w:val="24"/>
+          <w:u w:val="single"/>
+        </w:rPr>
+        <w:t xml:space="preserve"> </w:t>
+      </w:r>
+      <w:r>
+        <w:rPr>
+          <w:rFonts w:ascii="Charis SIL Regular" w:hAnsi="Charis SIL Regular" w:eastAsia="Charis SIL Regular"/>
+          <w:b w:val="0"/>
+          <w:i w:val="0"/>
+          <w:color w:val="0000FF"/>
+          <w:sz w:val="24"/>
+          <w:u w:val="single"/>
+        </w:rPr>
+        <w:hyperlink r:id="rId20" w:history="1">
+          <w:r>
+            <w:rPr>
+              <w:rStyle w:val="Hyperlink"/>
+            </w:rPr>
+            <w:t>de</w:t>
+          </w:r>
+        </w:hyperlink>
+      </w:r>
+      <w:r>
+        <w:rPr>
+          <w:rFonts w:ascii="Charis SIL Regular" w:hAnsi="Charis SIL Regular" w:eastAsia="Charis SIL Regular"/>
+          <w:b w:val="0"/>
+          <w:i w:val="0"/>
+          <w:color w:val="0000FF"/>
+          <w:sz w:val="24"/>
+          <w:u w:val="single"/>
+        </w:rPr>
+        <w:t xml:space="preserve"> </w:t>
+      </w:r>
+      <w:r>
+        <w:rPr>
+          <w:rFonts w:ascii="Charis SIL Regular" w:hAnsi="Charis SIL Regular" w:eastAsia="Charis SIL Regular"/>
+          <w:b w:val="0"/>
+          <w:i w:val="0"/>
+          <w:color w:val="0000FF"/>
+          <w:sz w:val="24"/>
+          <w:u w:val="single"/>
+        </w:rPr>
+        <w:hyperlink r:id="rId20" w:history="1">
+          <w:r>
+            <w:rPr>
+              <w:rStyle w:val="Hyperlink"/>
+            </w:rPr>
+            <w:t>Kasteele</w:t>
+          </w:r>
+        </w:hyperlink>
+      </w:r>
+      <w:r>
+        <w:rPr>
+          <w:rFonts w:ascii="Charis SIL Regular" w:hAnsi="Charis SIL Regular" w:eastAsia="Charis SIL Regular"/>
+          <w:b w:val="0"/>
+          <w:i w:val="0"/>
+          <w:color w:val="000000"/>
+          <w:sz w:val="24"/>
+        </w:rPr>
+        <w:t xml:space="preserve">, </w:t>
+      </w:r>
+      <w:r>
+        <w:rPr>
+          <w:rFonts w:ascii="Charis SIL Regular" w:hAnsi="Charis SIL Regular" w:eastAsia="Charis SIL Regular"/>
+          <w:b w:val="0"/>
+          <w:i w:val="0"/>
+          <w:color w:val="000000"/>
+          <w:sz w:val="24"/>
+        </w:rPr>
+        <w:t xml:space="preserve">disappeared after his son </w:t>
+      </w:r>
+      <w:r>
+        <w:rPr>
+          <w:rFonts w:ascii="Charis SIL Regular" w:hAnsi="Charis SIL Regular" w:eastAsia="Charis SIL Regular"/>
+          <w:b w:val="0"/>
+          <w:i w:val="0"/>
+          <w:color w:val="0000FF"/>
+          <w:sz w:val="24"/>
+          <w:u w:val="single"/>
+        </w:rPr>
         <w:hyperlink r:id="rId21" w:history="1">
           <w:r>
             <w:rPr>
               <w:rStyle w:val="Hyperlink"/>
             </w:rPr>
-            <w:t>Reinier</w:t>
+            <w:t>Abraham</w:t>
           </w:r>
         </w:hyperlink>
       </w:r>
@@ -2736,17 +2779,236 @@
           <w:color w:val="000000"/>
           <w:sz w:val="24"/>
         </w:rPr>
-        <w:t xml:space="preserve">, </w:t>
-      </w:r>
-      <w:r>
-        <w:rPr>
+        <w:t xml:space="preserve"> succeeded him</w:t>
+      </w:r>
+      <w:r>
+        <w:rPr>
+          <w:u w:val="single" w:color="0000ff"/>
           <w:rFonts w:ascii="Charis SIL Regular" w:hAnsi="Charis SIL Regular" w:eastAsia="Charis SIL Regular"/>
           <w:b w:val="0"/>
           <w:i w:val="0"/>
           <w:color w:val="000000"/>
           <w:sz w:val="24"/>
         </w:rPr>
-        <w:t xml:space="preserve">disappeared after his son </w:t>
+        <w:hyperlink r:id="rId20" w:history="1">
+          <w:r>
+            <w:rPr>
+              <w:rStyle w:val="Hyperlink"/>
+            </w:rPr>
+            <w:t xml:space="preserve"> in 184</w:t>
+          </w:r>
+        </w:hyperlink>
+      </w:r>
+      <w:r>
+        <w:rPr>
+          <w:u w:val="single" w:color="0000ff"/>
+          <w:rFonts w:ascii="Charis SIL Regular" w:hAnsi="Charis SIL Regular" w:eastAsia="Charis SIL Regular"/>
+          <w:b w:val="0"/>
+          <w:i w:val="0"/>
+          <w:color w:val="000000"/>
+          <w:sz w:val="24"/>
+        </w:rPr>
+        <w:hyperlink r:id="rId20" w:history="1">
+          <w:r>
+            <w:rPr>
+              <w:rStyle w:val="Hyperlink"/>
+            </w:rPr>
+            <w:t>0</w:t>
+          </w:r>
+        </w:hyperlink>
+      </w:r>
+      <w:r>
+        <w:rPr>
+          <w:u w:val="single" w:color="0000ff"/>
+          <w:rFonts w:ascii="Charis SIL Regular" w:hAnsi="Charis SIL Regular" w:eastAsia="Charis SIL Regular"/>
+          <w:b w:val="0"/>
+          <w:i w:val="0"/>
+          <w:color w:val="000000"/>
+          <w:sz w:val="24"/>
+        </w:rPr>
+        <w:hyperlink r:id="rId20" w:history="1">
+          <w:r>
+            <w:rPr>
+              <w:rStyle w:val="Hyperlink"/>
+            </w:rPr>
+            <w:t>. M</w:t>
+          </w:r>
+        </w:hyperlink>
+      </w:r>
+      <w:r>
+        <w:rPr>
+          <w:u w:val="single" w:color="0000ff"/>
+          <w:rFonts w:ascii="Charis SIL Regular" w:hAnsi="Charis SIL Regular" w:eastAsia="Charis SIL Regular"/>
+          <w:b w:val="0"/>
+          <w:i w:val="0"/>
+          <w:color w:val="000000"/>
+          <w:sz w:val="24"/>
+        </w:rPr>
+        <w:hyperlink r:id="rId20" w:history="1">
+          <w:r>
+            <w:rPr>
+              <w:rStyle w:val="Hyperlink"/>
+            </w:rPr>
+            <w:t>a</w:t>
+          </w:r>
+        </w:hyperlink>
+      </w:r>
+      <w:r>
+        <w:rPr>
+          <w:u w:val="single" w:color="0000ff"/>
+          <w:rFonts w:ascii="Charis SIL Regular" w:hAnsi="Charis SIL Regular" w:eastAsia="Charis SIL Regular"/>
+          <w:b w:val="0"/>
+          <w:i w:val="0"/>
+          <w:color w:val="000000"/>
+          <w:sz w:val="24"/>
+        </w:rPr>
+        <w:hyperlink r:id="rId20" w:history="1">
+          <w:r>
+            <w:rPr>
+              <w:rStyle w:val="Hyperlink"/>
+            </w:rPr>
+            <w:t>n</w:t>
+          </w:r>
+        </w:hyperlink>
+      </w:r>
+      <w:r>
+        <w:rPr>
+          <w:u w:val="single" w:color="0000ff"/>
+          <w:rFonts w:ascii="Charis SIL Regular" w:hAnsi="Charis SIL Regular" w:eastAsia="Charis SIL Regular"/>
+          <w:b w:val="0"/>
+          <w:i w:val="0"/>
+          <w:color w:val="000000"/>
+          <w:sz w:val="24"/>
+        </w:rPr>
+        <w:hyperlink r:id="rId20" w:history="1">
+          <w:r>
+            <w:rPr>
+              <w:rStyle w:val="Hyperlink"/>
+            </w:rPr>
+            <w:t>y</w:t>
+          </w:r>
+        </w:hyperlink>
+      </w:r>
+      <w:r>
+        <w:rPr>
+          <w:u w:val="single" w:color="0000ff"/>
+          <w:rFonts w:ascii="Charis SIL Regular" w:hAnsi="Charis SIL Regular" w:eastAsia="Charis SIL Regular"/>
+          <w:b w:val="0"/>
+          <w:i w:val="0"/>
+          <w:color w:val="000000"/>
+          <w:sz w:val="24"/>
+        </w:rPr>
+        <w:hyperlink r:id="rId20" w:history="1">
+          <w:r>
+            <w:rPr>
+              <w:rStyle w:val="Hyperlink"/>
+            </w:rPr>
+            <w:t xml:space="preserve"> objects </w:t>
+          </w:r>
+        </w:hyperlink>
+      </w:r>
+      <w:r>
+        <w:rPr>
+          <w:rFonts w:ascii="Charis SIL Regular" w:hAnsi="Charis SIL Regular" w:eastAsia="Charis SIL Regular"/>
+          <w:b w:val="0"/>
+          <w:i w:val="0"/>
+          <w:color w:val="000000"/>
+          <w:sz w:val="24"/>
+        </w:rPr>
+        <w:t>also went missing or were</w:t>
+      </w:r>
+      <w:r>
+        <w:rPr>
+          <w:u w:val="single" w:color="0000ff"/>
+          <w:rFonts w:ascii="Charis SIL Regular" w:hAnsi="Charis SIL Regular" w:eastAsia="Charis SIL Regular"/>
+          <w:b w:val="0"/>
+          <w:i w:val="0"/>
+          <w:color w:val="000000"/>
+          <w:sz w:val="24"/>
+        </w:rPr>
+        <w:t xml:space="preserve"> lost duri</w:t>
+      </w:r>
+      <w:r>
+        <w:rPr>
+          <w:u w:val="single" w:color="0000ff"/>
+          <w:rFonts w:ascii="Charis SIL Regular" w:hAnsi="Charis SIL Regular" w:eastAsia="Charis SIL Regular"/>
+          <w:b w:val="0"/>
+          <w:i w:val="0"/>
+          <w:color w:val="000000"/>
+          <w:sz w:val="24"/>
+        </w:rPr>
+        <w:hyperlink r:id="rId21" w:history="1">
+          <w:r>
+            <w:rPr>
+              <w:rStyle w:val="Hyperlink"/>
+            </w:rPr>
+            <w:t>ng t</w:t>
+          </w:r>
+        </w:hyperlink>
+      </w:r>
+      <w:r>
+        <w:rPr>
+          <w:u w:val="single" w:color="0000ff"/>
+          <w:rFonts w:ascii="Charis SIL Regular" w:hAnsi="Charis SIL Regular" w:eastAsia="Charis SIL Regular"/>
+          <w:b w:val="0"/>
+          <w:i w:val="0"/>
+          <w:color w:val="000000"/>
+          <w:sz w:val="24"/>
+        </w:rPr>
+        <w:hyperlink r:id="rId21" w:history="1">
+          <w:r>
+            <w:rPr>
+              <w:rStyle w:val="Hyperlink"/>
+            </w:rPr>
+            <w:t>h</w:t>
+          </w:r>
+        </w:hyperlink>
+      </w:r>
+      <w:r>
+        <w:rPr>
+          <w:u w:val="single" w:color="0000ff"/>
+          <w:rFonts w:ascii="Charis SIL Regular" w:hAnsi="Charis SIL Regular" w:eastAsia="Charis SIL Regular"/>
+          <w:b w:val="0"/>
+          <w:i w:val="0"/>
+          <w:color w:val="000000"/>
+          <w:sz w:val="24"/>
+        </w:rPr>
+        <w:hyperlink r:id="rId21" w:history="1">
+          <w:r>
+            <w:rPr>
+              <w:rStyle w:val="Hyperlink"/>
+            </w:rPr>
+            <w:t xml:space="preserve">is </w:t>
+          </w:r>
+        </w:hyperlink>
+      </w:r>
+      <w:r>
+        <w:rPr>
+          <w:u w:val="single" w:color="0000ff"/>
+          <w:rFonts w:ascii="Charis SIL Regular" w:hAnsi="Charis SIL Regular" w:eastAsia="Charis SIL Regular"/>
+          <w:b w:val="0"/>
+          <w:i w:val="0"/>
+          <w:color w:val="000000"/>
+          <w:sz w:val="24"/>
+        </w:rPr>
+        <w:hyperlink r:id="rId21" w:history="1">
+          <w:r>
+            <w:rPr>
+              <w:rStyle w:val="Hyperlink"/>
+            </w:rPr>
+            <w:t>time. Th</w:t>
+          </w:r>
+        </w:hyperlink>
+      </w:r>
+      <w:r>
+        <w:rPr>
+          <w:rFonts w:ascii="Charis SIL Regular" w:hAnsi="Charis SIL Regular" w:eastAsia="Charis SIL Regular"/>
+          <w:b w:val="0"/>
+          <w:i w:val="0"/>
+          <w:color w:val="000000"/>
+          <w:sz w:val="24"/>
+        </w:rPr>
+        <w:t xml:space="preserve">e third and final director </w:t>
       </w:r>
       <w:r>
         <w:rPr>
@@ -2762,7 +3024,7 @@
             <w:rPr>
               <w:rStyle w:val="Hyperlink"/>
             </w:rPr>
-            <w:t>Abraham</w:t>
+            <w:t>David</w:t>
           </w:r>
         </w:hyperlink>
       </w:r>
@@ -2820,350 +3082,6 @@
             <w:rPr>
               <w:rStyle w:val="Hyperlink"/>
             </w:rPr>
-            <w:t>de</w:t>
-          </w:r>
-        </w:hyperlink>
-      </w:r>
-      <w:r>
-        <w:rPr>
-          <w:rFonts w:ascii="Charis SIL Regular" w:hAnsi="Charis SIL Regular" w:eastAsia="Charis SIL Regular"/>
-          <w:b w:val="0"/>
-          <w:i w:val="0"/>
-          <w:color w:val="0000FF"/>
-          <w:sz w:val="24"/>
-          <w:u w:val="single"/>
-        </w:rPr>
-        <w:t xml:space="preserve"> </w:t>
-      </w:r>
-      <w:r>
-        <w:rPr>
-          <w:rFonts w:ascii="Charis SIL Regular" w:hAnsi="Charis SIL Regular" w:eastAsia="Charis SIL Regular"/>
-          <w:b w:val="0"/>
-          <w:i w:val="0"/>
-          <w:color w:val="0000FF"/>
-          <w:sz w:val="24"/>
-          <w:u w:val="single"/>
-        </w:rPr>
-        <w:hyperlink r:id="rId22" w:history="1">
-          <w:r>
-            <w:rPr>
-              <w:rStyle w:val="Hyperlink"/>
-            </w:rPr>
-            <w:t>Kasteele</w:t>
-          </w:r>
-        </w:hyperlink>
-      </w:r>
-      <w:r>
-        <w:rPr>
-          <w:rFonts w:ascii="Charis SIL Regular" w:hAnsi="Charis SIL Regular" w:eastAsia="Charis SIL Regular"/>
-          <w:b w:val="0"/>
-          <w:i w:val="0"/>
-          <w:color w:val="000000"/>
-          <w:sz w:val="24"/>
-        </w:rPr>
-        <w:t xml:space="preserve"> succeeded him</w:t>
-      </w:r>
-      <w:r>
-        <w:rPr>
-          <w:u w:val="single" w:color="0000ff"/>
-          <w:rFonts w:ascii="Charis SIL Regular" w:hAnsi="Charis SIL Regular" w:eastAsia="Charis SIL Regular"/>
-          <w:b w:val="0"/>
-          <w:i w:val="0"/>
-          <w:color w:val="000000"/>
-          <w:sz w:val="24"/>
-        </w:rPr>
-        <w:hyperlink r:id="rId21" w:history="1">
-          <w:r>
-            <w:rPr>
-              <w:rStyle w:val="Hyperlink"/>
-            </w:rPr>
-            <w:t xml:space="preserve"> in 184</w:t>
-          </w:r>
-        </w:hyperlink>
-      </w:r>
-      <w:r>
-        <w:rPr>
-          <w:u w:val="single" w:color="0000ff"/>
-          <w:rFonts w:ascii="Charis SIL Regular" w:hAnsi="Charis SIL Regular" w:eastAsia="Charis SIL Regular"/>
-          <w:b w:val="0"/>
-          <w:i w:val="0"/>
-          <w:color w:val="000000"/>
-          <w:sz w:val="24"/>
-        </w:rPr>
-        <w:hyperlink r:id="rId21" w:history="1">
-          <w:r>
-            <w:rPr>
-              <w:rStyle w:val="Hyperlink"/>
-            </w:rPr>
-            <w:t>0</w:t>
-          </w:r>
-        </w:hyperlink>
-      </w:r>
-      <w:r>
-        <w:rPr>
-          <w:u w:val="single" w:color="0000ff"/>
-          <w:rFonts w:ascii="Charis SIL Regular" w:hAnsi="Charis SIL Regular" w:eastAsia="Charis SIL Regular"/>
-          <w:b w:val="0"/>
-          <w:i w:val="0"/>
-          <w:color w:val="000000"/>
-          <w:sz w:val="24"/>
-        </w:rPr>
-        <w:hyperlink r:id="rId21" w:history="1">
-          <w:r>
-            <w:rPr>
-              <w:rStyle w:val="Hyperlink"/>
-            </w:rPr>
-            <w:t>. M</w:t>
-          </w:r>
-        </w:hyperlink>
-      </w:r>
-      <w:r>
-        <w:rPr>
-          <w:u w:val="single" w:color="0000ff"/>
-          <w:rFonts w:ascii="Charis SIL Regular" w:hAnsi="Charis SIL Regular" w:eastAsia="Charis SIL Regular"/>
-          <w:b w:val="0"/>
-          <w:i w:val="0"/>
-          <w:color w:val="000000"/>
-          <w:sz w:val="24"/>
-        </w:rPr>
-        <w:hyperlink r:id="rId21" w:history="1">
-          <w:r>
-            <w:rPr>
-              <w:rStyle w:val="Hyperlink"/>
-            </w:rPr>
-            <w:t>a</w:t>
-          </w:r>
-        </w:hyperlink>
-      </w:r>
-      <w:r>
-        <w:rPr>
-          <w:u w:val="single" w:color="0000ff"/>
-          <w:rFonts w:ascii="Charis SIL Regular" w:hAnsi="Charis SIL Regular" w:eastAsia="Charis SIL Regular"/>
-          <w:b w:val="0"/>
-          <w:i w:val="0"/>
-          <w:color w:val="000000"/>
-          <w:sz w:val="24"/>
-        </w:rPr>
-        <w:hyperlink r:id="rId21" w:history="1">
-          <w:r>
-            <w:rPr>
-              <w:rStyle w:val="Hyperlink"/>
-            </w:rPr>
-            <w:t>n</w:t>
-          </w:r>
-        </w:hyperlink>
-      </w:r>
-      <w:r>
-        <w:rPr>
-          <w:u w:val="single" w:color="0000ff"/>
-          <w:rFonts w:ascii="Charis SIL Regular" w:hAnsi="Charis SIL Regular" w:eastAsia="Charis SIL Regular"/>
-          <w:b w:val="0"/>
-          <w:i w:val="0"/>
-          <w:color w:val="000000"/>
-          <w:sz w:val="24"/>
-        </w:rPr>
-        <w:hyperlink r:id="rId21" w:history="1">
-          <w:r>
-            <w:rPr>
-              <w:rStyle w:val="Hyperlink"/>
-            </w:rPr>
-            <w:t>y</w:t>
-          </w:r>
-        </w:hyperlink>
-      </w:r>
-      <w:r>
-        <w:rPr>
-          <w:u w:val="single" w:color="0000ff"/>
-          <w:rFonts w:ascii="Charis SIL Regular" w:hAnsi="Charis SIL Regular" w:eastAsia="Charis SIL Regular"/>
-          <w:b w:val="0"/>
-          <w:i w:val="0"/>
-          <w:color w:val="000000"/>
-          <w:sz w:val="24"/>
-        </w:rPr>
-        <w:hyperlink r:id="rId21" w:history="1">
-          <w:r>
-            <w:rPr>
-              <w:rStyle w:val="Hyperlink"/>
-            </w:rPr>
-            <w:t xml:space="preserve"> objects </w:t>
-          </w:r>
-        </w:hyperlink>
-      </w:r>
-      <w:r>
-        <w:rPr>
-          <w:rFonts w:ascii="Charis SIL Regular" w:hAnsi="Charis SIL Regular" w:eastAsia="Charis SIL Regular"/>
-          <w:b w:val="0"/>
-          <w:i w:val="0"/>
-          <w:color w:val="000000"/>
-          <w:sz w:val="24"/>
-        </w:rPr>
-        <w:t>also went missing or were</w:t>
-      </w:r>
-      <w:r>
-        <w:rPr>
-          <w:u w:val="single" w:color="0000ff"/>
-          <w:rFonts w:ascii="Charis SIL Regular" w:hAnsi="Charis SIL Regular" w:eastAsia="Charis SIL Regular"/>
-          <w:b w:val="0"/>
-          <w:i w:val="0"/>
-          <w:color w:val="000000"/>
-          <w:sz w:val="24"/>
-        </w:rPr>
-        <w:t xml:space="preserve"> lost duri</w:t>
-      </w:r>
-      <w:r>
-        <w:rPr>
-          <w:u w:val="single" w:color="0000ff"/>
-          <w:rFonts w:ascii="Charis SIL Regular" w:hAnsi="Charis SIL Regular" w:eastAsia="Charis SIL Regular"/>
-          <w:b w:val="0"/>
-          <w:i w:val="0"/>
-          <w:color w:val="000000"/>
-          <w:sz w:val="24"/>
-        </w:rPr>
-        <w:hyperlink r:id="rId22" w:history="1">
-          <w:r>
-            <w:rPr>
-              <w:rStyle w:val="Hyperlink"/>
-            </w:rPr>
-            <w:t>ng t</w:t>
-          </w:r>
-        </w:hyperlink>
-      </w:r>
-      <w:r>
-        <w:rPr>
-          <w:u w:val="single" w:color="0000ff"/>
-          <w:rFonts w:ascii="Charis SIL Regular" w:hAnsi="Charis SIL Regular" w:eastAsia="Charis SIL Regular"/>
-          <w:b w:val="0"/>
-          <w:i w:val="0"/>
-          <w:color w:val="000000"/>
-          <w:sz w:val="24"/>
-        </w:rPr>
-        <w:hyperlink r:id="rId22" w:history="1">
-          <w:r>
-            <w:rPr>
-              <w:rStyle w:val="Hyperlink"/>
-            </w:rPr>
-            <w:t>h</w:t>
-          </w:r>
-        </w:hyperlink>
-      </w:r>
-      <w:r>
-        <w:rPr>
-          <w:u w:val="single" w:color="0000ff"/>
-          <w:rFonts w:ascii="Charis SIL Regular" w:hAnsi="Charis SIL Regular" w:eastAsia="Charis SIL Regular"/>
-          <w:b w:val="0"/>
-          <w:i w:val="0"/>
-          <w:color w:val="000000"/>
-          <w:sz w:val="24"/>
-        </w:rPr>
-        <w:hyperlink r:id="rId22" w:history="1">
-          <w:r>
-            <w:rPr>
-              <w:rStyle w:val="Hyperlink"/>
-            </w:rPr>
-            <w:t xml:space="preserve">is </w:t>
-          </w:r>
-        </w:hyperlink>
-      </w:r>
-      <w:r>
-        <w:rPr>
-          <w:u w:val="single" w:color="0000ff"/>
-          <w:rFonts w:ascii="Charis SIL Regular" w:hAnsi="Charis SIL Regular" w:eastAsia="Charis SIL Regular"/>
-          <w:b w:val="0"/>
-          <w:i w:val="0"/>
-          <w:color w:val="000000"/>
-          <w:sz w:val="24"/>
-        </w:rPr>
-        <w:hyperlink r:id="rId22" w:history="1">
-          <w:r>
-            <w:rPr>
-              <w:rStyle w:val="Hyperlink"/>
-            </w:rPr>
-            <w:t>time. Th</w:t>
-          </w:r>
-        </w:hyperlink>
-      </w:r>
-      <w:r>
-        <w:rPr>
-          <w:rFonts w:ascii="Charis SIL Regular" w:hAnsi="Charis SIL Regular" w:eastAsia="Charis SIL Regular"/>
-          <w:b w:val="0"/>
-          <w:i w:val="0"/>
-          <w:color w:val="000000"/>
-          <w:sz w:val="24"/>
-        </w:rPr>
-        <w:t xml:space="preserve">e third and final director </w:t>
-      </w:r>
-      <w:r>
-        <w:rPr>
-          <w:rFonts w:ascii="Charis SIL Regular" w:hAnsi="Charis SIL Regular" w:eastAsia="Charis SIL Regular"/>
-          <w:b w:val="0"/>
-          <w:i w:val="0"/>
-          <w:color w:val="0000FF"/>
-          <w:sz w:val="24"/>
-          <w:u w:val="single"/>
-        </w:rPr>
-        <w:hyperlink r:id="rId23" w:history="1">
-          <w:r>
-            <w:rPr>
-              <w:rStyle w:val="Hyperlink"/>
-            </w:rPr>
-            <w:t>David</w:t>
-          </w:r>
-        </w:hyperlink>
-      </w:r>
-      <w:r>
-        <w:rPr>
-          <w:rFonts w:ascii="Charis SIL Regular" w:hAnsi="Charis SIL Regular" w:eastAsia="Charis SIL Regular"/>
-          <w:b w:val="0"/>
-          <w:i w:val="0"/>
-          <w:color w:val="0000FF"/>
-          <w:sz w:val="24"/>
-          <w:u w:val="single"/>
-        </w:rPr>
-        <w:t xml:space="preserve"> </w:t>
-      </w:r>
-      <w:r>
-        <w:rPr>
-          <w:rFonts w:ascii="Charis SIL Regular" w:hAnsi="Charis SIL Regular" w:eastAsia="Charis SIL Regular"/>
-          <w:b w:val="0"/>
-          <w:i w:val="0"/>
-          <w:color w:val="0000FF"/>
-          <w:sz w:val="24"/>
-          <w:u w:val="single"/>
-        </w:rPr>
-        <w:hyperlink r:id="rId23" w:history="1">
-          <w:r>
-            <w:rPr>
-              <w:rStyle w:val="Hyperlink"/>
-            </w:rPr>
-            <w:t>van</w:t>
-          </w:r>
-        </w:hyperlink>
-      </w:r>
-      <w:r>
-        <w:rPr>
-          <w:rFonts w:ascii="Charis SIL Regular" w:hAnsi="Charis SIL Regular" w:eastAsia="Charis SIL Regular"/>
-          <w:b w:val="0"/>
-          <w:i w:val="0"/>
-          <w:color w:val="0000FF"/>
-          <w:sz w:val="24"/>
-          <w:u w:val="single"/>
-        </w:rPr>
-        <w:t xml:space="preserve"> </w:t>
-      </w:r>
-      <w:r>
-        <w:rPr>
-          <w:rFonts w:ascii="Charis SIL Regular" w:hAnsi="Charis SIL Regular" w:eastAsia="Charis SIL Regular"/>
-          <w:b w:val="0"/>
-          <w:i w:val="0"/>
-          <w:color w:val="0000FF"/>
-          <w:sz w:val="24"/>
-          <w:u w:val="single"/>
-        </w:rPr>
-        <w:hyperlink r:id="rId23" w:history="1">
-          <w:r>
-            <w:rPr>
-              <w:rStyle w:val="Hyperlink"/>
-            </w:rPr>
             <w:t xml:space="preserve">der </w:t>
           </w:r>
         </w:hyperlink>
@@ -3177,7 +3095,7 @@
           <w:sz w:val="24"/>
           <w:u w:val="single"/>
         </w:rPr>
-        <w:hyperlink r:id="rId23" w:history="1">
+        <w:hyperlink r:id="rId22" w:history="1">
           <w:r>
             <w:rPr>
               <w:rStyle w:val="Hyperlink"/>
@@ -3205,27 +3123,99 @@
           <w:color w:val="000000"/>
           <w:sz w:val="24"/>
         </w:rPr>
-        <w:t>n Rudolf Effer</w:t>
-      </w:r>
-      <w:r>
-        <w:rPr>
+        <w:hyperlink r:id="rId22" w:history="1">
+          <w:r>
+            <w:rPr>
+              <w:rStyle w:val="Hyperlink"/>
+            </w:rPr>
+            <w:t>n Rud</w:t>
+          </w:r>
+        </w:hyperlink>
+      </w:r>
+      <w:r>
+        <w:rPr>
+          <w:u w:val="single" w:color="0000ff"/>
           <w:rFonts w:ascii="Charis SIL Regular" w:hAnsi="Charis SIL Regular" w:eastAsia="Charis SIL Regular"/>
           <w:b w:val="0"/>
           <w:i w:val="0"/>
           <w:color w:val="000000"/>
           <w:sz w:val="24"/>
         </w:rPr>
-        <w:t>t</w:t>
-      </w:r>
-      <w:r>
-        <w:rPr>
+        <w:hyperlink r:id="rId22" w:history="1">
+          <w:r>
+            <w:rPr>
+              <w:rStyle w:val="Hyperlink"/>
+            </w:rPr>
+            <w:t>o</w:t>
+          </w:r>
+        </w:hyperlink>
+      </w:r>
+      <w:r>
+        <w:rPr>
+          <w:u w:val="single" w:color="0000ff"/>
           <w:rFonts w:ascii="Charis SIL Regular" w:hAnsi="Charis SIL Regular" w:eastAsia="Charis SIL Regular"/>
           <w:b w:val="0"/>
           <w:i w:val="0"/>
           <w:color w:val="000000"/>
           <w:sz w:val="24"/>
         </w:rPr>
-        <w:hyperlink r:id="rId23" w:history="1">
+        <w:hyperlink r:id="rId22" w:history="1">
+          <w:r>
+            <w:rPr>
+              <w:rStyle w:val="Hyperlink"/>
+            </w:rPr>
+            <w:t>lf E</w:t>
+          </w:r>
+        </w:hyperlink>
+      </w:r>
+      <w:r>
+        <w:rPr>
+          <w:u w:val="single" w:color="0000ff"/>
+          <w:rFonts w:ascii="Charis SIL Regular" w:hAnsi="Charis SIL Regular" w:eastAsia="Charis SIL Regular"/>
+          <w:b w:val="0"/>
+          <w:i w:val="0"/>
+          <w:color w:val="000000"/>
+          <w:sz w:val="24"/>
+        </w:rPr>
+        <w:t>f</w:t>
+      </w:r>
+      <w:r>
+        <w:rPr>
+          <w:rFonts w:ascii="Charis SIL Regular" w:hAnsi="Charis SIL Regular" w:eastAsia="Charis SIL Regular"/>
+          <w:b w:val="0"/>
+          <w:i w:val="0"/>
+          <w:color w:val="000000"/>
+          <w:sz w:val="24"/>
+        </w:rPr>
+        <w:t>f</w:t>
+      </w:r>
+      <w:r>
+        <w:rPr>
+          <w:u w:val="single" w:color="0000ff"/>
+          <w:rFonts w:ascii="Charis SIL Regular" w:hAnsi="Charis SIL Regular" w:eastAsia="Charis SIL Regular"/>
+          <w:b w:val="0"/>
+          <w:i w:val="0"/>
+          <w:color w:val="000000"/>
+          <w:sz w:val="24"/>
+        </w:rPr>
+        <w:hyperlink r:id="rId22" w:history="1">
+          <w:r>
+            <w:rPr>
+              <w:rStyle w:val="Hyperlink"/>
+            </w:rPr>
+            <w:t>ert</w:t>
+          </w:r>
+        </w:hyperlink>
+      </w:r>
+      <w:r>
+        <w:rPr>
+          <w:rFonts w:ascii="Charis SIL Regular" w:hAnsi="Charis SIL Regular" w:eastAsia="Charis SIL Regular"/>
+          <w:b w:val="0"/>
+          <w:i w:val="0"/>
+          <w:color w:val="000000"/>
+          <w:sz w:val="24"/>
+        </w:rPr>
+        <w:hyperlink r:id="rId22" w:history="1">
           <w:r>
             <w:rPr>
               <w:rStyle w:val="Hyperlink"/>
@@ -3253,7 +3243,7 @@
           <w:color w:val="000000"/>
           <w:sz w:val="24"/>
         </w:rPr>
-        <w:hyperlink r:id="rId23" w:history="1">
+        <w:hyperlink r:id="rId22" w:history="1">
           <w:r>
             <w:rPr>
               <w:rStyle w:val="Hyperlink"/>
@@ -3344,7 +3334,7 @@
           <w:sz w:val="24"/>
           <w:u w:val="single"/>
         </w:rPr>
-        <w:hyperlink r:id="rId24" w:history="1">
+        <w:hyperlink r:id="rId23" w:history="1">
           <w:r>
             <w:rPr>
               <w:rStyle w:val="Hyperlink"/>
@@ -3362,7 +3352,7 @@
           <w:sz w:val="24"/>
           <w:u w:val="single"/>
         </w:rPr>
-        <w:hyperlink r:id="rId24" w:history="1">
+        <w:hyperlink r:id="rId23" w:history="1">
           <w:r>
             <w:rPr>
               <w:rStyle w:val="Hyperlink"/>
@@ -3391,7 +3381,7 @@
           <w:sz w:val="24"/>
           <w:u w:val="single"/>
         </w:rPr>
-        <w:hyperlink r:id="rId24" w:history="1">
+        <w:hyperlink r:id="rId23" w:history="1">
           <w:r>
             <w:rPr>
               <w:rStyle w:val="Hyperlink"/>
@@ -3511,7 +3501,7 @@
           <w:sz w:val="24"/>
           <w:u w:val="single"/>
         </w:rPr>
-        <w:hyperlink r:id="rId25" w:history="1">
+        <w:hyperlink r:id="rId24" w:history="1">
           <w:r>
             <w:rPr>
               <w:rStyle w:val="Hyperlink"/>
@@ -3540,7 +3530,7 @@
           <w:sz w:val="24"/>
           <w:u w:val="single"/>
         </w:rPr>
-        <w:hyperlink r:id="rId25" w:history="1">
+        <w:hyperlink r:id="rId24" w:history="1">
           <w:r>
             <w:rPr>
               <w:rStyle w:val="Hyperlink"/>
@@ -3569,7 +3559,7 @@
           <w:sz w:val="24"/>
           <w:u w:val="single"/>
         </w:rPr>
-        <w:hyperlink r:id="rId25" w:history="1">
+        <w:hyperlink r:id="rId24" w:history="1">
           <w:r>
             <w:rPr>
               <w:rStyle w:val="Hyperlink"/>
@@ -3598,7 +3588,7 @@
           <w:sz w:val="24"/>
           <w:u w:val="single"/>
         </w:rPr>
-        <w:hyperlink r:id="rId25" w:history="1">
+        <w:hyperlink r:id="rId24" w:history="1">
           <w:r>
             <w:rPr>
               <w:rStyle w:val="Hyperlink"/>
@@ -3627,7 +3617,7 @@
           <w:sz w:val="24"/>
           <w:u w:val="single"/>
         </w:rPr>
-        <w:hyperlink r:id="rId25" w:history="1">
+        <w:hyperlink r:id="rId24" w:history="1">
           <w:r>
             <w:rPr>
               <w:rStyle w:val="Hyperlink"/>
@@ -3654,7 +3644,7 @@
           <w:color w:val="000000"/>
           <w:sz w:val="24"/>
         </w:rPr>
-        <w:t>by officials of the Ministry of the Interior that a</w:t>
+        <w:t>by officials of the Ministry of the Interior that are relevant to research in</w:t>
       </w:r>
       <w:r>
         <w:rPr>
@@ -3665,115 +3655,7 @@
           <w:color w:val="000000"/>
           <w:sz w:val="24"/>
         </w:rPr>
-        <w:hyperlink r:id="rId25" w:history="1">
-          <w:r>
-            <w:rPr>
-              <w:rStyle w:val="Hyperlink"/>
-            </w:rPr>
-            <w:t>re releva</w:t>
-          </w:r>
-        </w:hyperlink>
-      </w:r>
-      <w:r>
-        <w:rPr>
-          <w:u w:val="single" w:color="0000ff"/>
-          <w:rFonts w:ascii="Charis SIL Regular" w:hAnsi="Charis SIL Regular" w:eastAsia="Charis SIL Regular"/>
-          <w:b w:val="0"/>
-          <w:i w:val="0"/>
-          <w:color w:val="000000"/>
-          <w:sz w:val="24"/>
-        </w:rPr>
-        <w:hyperlink r:id="rId25" w:history="1">
-          <w:r>
-            <w:rPr>
-              <w:rStyle w:val="Hyperlink"/>
-            </w:rPr>
-            <w:t>n</w:t>
-          </w:r>
-        </w:hyperlink>
-      </w:r>
-      <w:r>
-        <w:rPr>
-          <w:u w:val="single" w:color="0000ff"/>
-          <w:rFonts w:ascii="Charis SIL Regular" w:hAnsi="Charis SIL Regular" w:eastAsia="Charis SIL Regular"/>
-          <w:b w:val="0"/>
-          <w:i w:val="0"/>
-          <w:color w:val="000000"/>
-          <w:sz w:val="24"/>
-        </w:rPr>
-        <w:hyperlink r:id="rId25" w:history="1">
-          <w:r>
-            <w:rPr>
-              <w:rStyle w:val="Hyperlink"/>
-            </w:rPr>
-            <w:t>t to rese</w:t>
-          </w:r>
-        </w:hyperlink>
-      </w:r>
-      <w:r>
-        <w:rPr>
-          <w:u w:val="single" w:color="0000ff"/>
-          <w:rFonts w:ascii="Charis SIL Regular" w:hAnsi="Charis SIL Regular" w:eastAsia="Charis SIL Regular"/>
-          <w:b w:val="0"/>
-          <w:i w:val="0"/>
-          <w:color w:val="000000"/>
-          <w:sz w:val="24"/>
-        </w:rPr>
-        <w:hyperlink r:id="rId25" w:history="1">
-          <w:r>
-            <w:rPr>
-              <w:rStyle w:val="Hyperlink"/>
-            </w:rPr>
-            <w:t>a</w:t>
-          </w:r>
-        </w:hyperlink>
-      </w:r>
-      <w:r>
-        <w:rPr>
-          <w:u w:val="single" w:color="0000ff"/>
-          <w:rFonts w:ascii="Charis SIL Regular" w:hAnsi="Charis SIL Regular" w:eastAsia="Charis SIL Regular"/>
-          <w:b w:val="0"/>
-          <w:i w:val="0"/>
-          <w:color w:val="000000"/>
-          <w:sz w:val="24"/>
-        </w:rPr>
-        <w:hyperlink r:id="rId25" w:history="1">
-          <w:r>
-            <w:rPr>
-              <w:rStyle w:val="Hyperlink"/>
-            </w:rPr>
-            <w:t>rc</w:t>
-          </w:r>
-        </w:hyperlink>
-      </w:r>
-      <w:r>
-        <w:rPr>
-          <w:u w:val="single" w:color="0000ff"/>
-          <w:rFonts w:ascii="Charis SIL Regular" w:hAnsi="Charis SIL Regular" w:eastAsia="Charis SIL Regular"/>
-          <w:b w:val="0"/>
-          <w:i w:val="0"/>
-          <w:color w:val="000000"/>
-          <w:sz w:val="24"/>
-        </w:rPr>
-        <w:hyperlink r:id="rId25" w:history="1">
-          <w:r>
-            <w:rPr>
-              <w:rStyle w:val="Hyperlink"/>
-            </w:rPr>
-            <w:t>h in</w:t>
-          </w:r>
-        </w:hyperlink>
-      </w:r>
-      <w:r>
-        <w:rPr>
-          <w:u w:val="single" w:color="0000ff"/>
-          <w:rFonts w:ascii="Charis SIL Regular" w:hAnsi="Charis SIL Regular" w:eastAsia="Charis SIL Regular"/>
-          <w:b w:val="0"/>
-          <w:i w:val="0"/>
-          <w:color w:val="000000"/>
-          <w:sz w:val="24"/>
-        </w:rPr>
-        <w:hyperlink r:id="rId25" w:history="1">
+        <w:hyperlink r:id="rId24" w:history="1">
           <w:r>
             <w:rPr>
               <w:rStyle w:val="Hyperlink"/>
@@ -3811,7 +3693,7 @@
           <w:sz w:val="24"/>
           <w:u w:val="single"/>
         </w:rPr>
-        <w:hyperlink r:id="rId26" w:history="1">
+        <w:hyperlink r:id="rId25" w:history="1">
           <w:r>
             <w:rPr>
               <w:rStyle w:val="Hyperlink"/>
@@ -3849,7 +3731,7 @@
           <w:color w:val="000000"/>
           <w:sz w:val="24"/>
         </w:rPr>
-        <w:hyperlink r:id="rId26" w:history="1">
+        <w:hyperlink r:id="rId25" w:history="1">
           <w:r>
             <w:rPr>
               <w:rStyle w:val="Hyperlink"/>
@@ -4314,7 +4196,7 @@
           <w:color w:val="0000FF"/>
           <w:sz w:val="24"/>
         </w:rPr>
-        <w:hyperlink r:id="rId27" w:history="1">
+        <w:hyperlink r:id="rId26" w:history="1">
           <w:r>
             <w:rPr>
               <w:rStyle w:val="Hyperlink"/>
@@ -4331,7 +4213,7 @@
           <w:color w:val="0000FF"/>
           <w:sz w:val="24"/>
         </w:rPr>
-        <w:hyperlink r:id="rId27" w:history="1">
+        <w:hyperlink r:id="rId26" w:history="1">
           <w:r>
             <w:rPr>
               <w:rStyle w:val="Hyperlink"/>
@@ -4439,7 +4321,7 @@
           <w:sz w:val="24"/>
           <w:u w:val="single"/>
         </w:rPr>
-        <w:hyperlink r:id="rId28" w:history="1">
+        <w:hyperlink r:id="rId27" w:history="1">
           <w:r>
             <w:rPr>
               <w:rStyle w:val="Hyperlink"/>
@@ -4457,7 +4339,7 @@
           <w:sz w:val="24"/>
           <w:u w:val="single"/>
         </w:rPr>
-        <w:hyperlink r:id="rId28" w:history="1">
+        <w:hyperlink r:id="rId27" w:history="1">
           <w:r>
             <w:rPr>
               <w:rStyle w:val="Hyperlink"/>
@@ -4475,7 +4357,7 @@
           <w:sz w:val="24"/>
           <w:u w:val="single"/>
         </w:rPr>
-        <w:hyperlink r:id="rId28" w:history="1">
+        <w:hyperlink r:id="rId27" w:history="1">
           <w:r>
             <w:rPr>
               <w:rStyle w:val="Hyperlink"/>
@@ -4493,7 +4375,7 @@
           <w:sz w:val="24"/>
           <w:u w:val="single"/>
         </w:rPr>
-        <w:hyperlink r:id="rId28" w:history="1">
+        <w:hyperlink r:id="rId27" w:history="1">
           <w:r>
             <w:rPr>
               <w:rStyle w:val="Hyperlink"/>
@@ -4511,7 +4393,7 @@
           <w:sz w:val="24"/>
           <w:u w:val="single"/>
         </w:rPr>
-        <w:hyperlink r:id="rId28" w:history="1">
+        <w:hyperlink r:id="rId27" w:history="1">
           <w:r>
             <w:rPr>
               <w:rStyle w:val="Hyperlink"/>
@@ -4529,7 +4411,7 @@
           <w:sz w:val="24"/>
           <w:u w:val="single"/>
         </w:rPr>
-        <w:hyperlink r:id="rId28" w:history="1">
+        <w:hyperlink r:id="rId27" w:history="1">
           <w:r>
             <w:rPr>
               <w:rStyle w:val="Hyperlink"/>
@@ -4547,7 +4429,7 @@
           <w:sz w:val="24"/>
           <w:u w:val="single"/>
         </w:rPr>
-        <w:hyperlink r:id="rId28" w:history="1">
+        <w:hyperlink r:id="rId27" w:history="1">
           <w:r>
             <w:rPr>
               <w:rStyle w:val="Hyperlink"/>
@@ -4565,7 +4447,7 @@
           <w:sz w:val="24"/>
           <w:u w:val="single"/>
         </w:rPr>
-        <w:hyperlink r:id="rId28" w:history="1">
+        <w:hyperlink r:id="rId27" w:history="1">
           <w:r>
             <w:rPr>
               <w:rStyle w:val="Hyperlink"/>
@@ -4583,7 +4465,7 @@
           <w:sz w:val="24"/>
           <w:u w:val="single"/>
         </w:rPr>
-        <w:hyperlink r:id="rId28" w:history="1">
+        <w:hyperlink r:id="rId27" w:history="1">
           <w:r>
             <w:rPr>
               <w:rStyle w:val="Hyperlink"/>
@@ -4740,7 +4622,7 @@
           <w:sz w:val="24"/>
           <w:u w:val="single"/>
         </w:rPr>
-        <w:hyperlink r:id="rId29" w:history="1">
+        <w:hyperlink r:id="rId28" w:history="1">
           <w:r>
             <w:rPr>
               <w:rStyle w:val="Hyperlink"/>
@@ -4758,7 +4640,7 @@
           <w:sz w:val="24"/>
           <w:u w:val="single"/>
         </w:rPr>
-        <w:hyperlink r:id="rId29" w:history="1">
+        <w:hyperlink r:id="rId28" w:history="1">
           <w:r>
             <w:rPr>
               <w:rStyle w:val="Hyperlink"/>
@@ -4776,7 +4658,7 @@
           <w:sz w:val="24"/>
           <w:u w:val="single"/>
         </w:rPr>
-        <w:hyperlink r:id="rId29" w:history="1">
+        <w:hyperlink r:id="rId28" w:history="1">
           <w:r>
             <w:rPr>
               <w:rStyle w:val="Hyperlink"/>
@@ -4794,7 +4676,7 @@
           <w:sz w:val="24"/>
           <w:u w:val="single"/>
         </w:rPr>
-        <w:hyperlink r:id="rId29" w:history="1">
+        <w:hyperlink r:id="rId28" w:history="1">
           <w:r>
             <w:rPr>
               <w:rStyle w:val="Hyperlink"/>
@@ -4812,7 +4694,7 @@
           <w:sz w:val="24"/>
           <w:u w:val="single"/>
         </w:rPr>
-        <w:hyperlink r:id="rId29" w:history="1">
+        <w:hyperlink r:id="rId28" w:history="1">
           <w:r>
             <w:rPr>
               <w:rStyle w:val="Hyperlink"/>
@@ -4830,7 +4712,7 @@
           <w:sz w:val="24"/>
           <w:u w:val="single"/>
         </w:rPr>
-        <w:hyperlink r:id="rId29" w:history="1">
+        <w:hyperlink r:id="rId28" w:history="1">
           <w:r>
             <w:rPr>
               <w:rStyle w:val="Hyperlink"/>
@@ -4848,7 +4730,7 @@
           <w:sz w:val="24"/>
           <w:u w:val="single"/>
         </w:rPr>
-        <w:hyperlink r:id="rId29" w:history="1">
+        <w:hyperlink r:id="rId28" w:history="1">
           <w:r>
             <w:rPr>
               <w:rStyle w:val="Hyperlink"/>
@@ -4956,7 +4838,7 @@
           <w:sz w:val="24"/>
           <w:u w:val="single"/>
         </w:rPr>
-        <w:hyperlink r:id="rId30" w:history="1">
+        <w:hyperlink r:id="rId29" w:history="1">
           <w:r>
             <w:rPr>
               <w:rStyle w:val="Hyperlink"/>
@@ -4974,7 +4856,7 @@
           <w:sz w:val="24"/>
           <w:u w:val="single"/>
         </w:rPr>
-        <w:hyperlink r:id="rId30" w:history="1">
+        <w:hyperlink r:id="rId29" w:history="1">
           <w:r>
             <w:rPr>
               <w:rStyle w:val="Hyperlink"/>
@@ -4992,7 +4874,7 @@
           <w:sz w:val="24"/>
           <w:u w:val="single"/>
         </w:rPr>
-        <w:hyperlink r:id="rId30" w:history="1">
+        <w:hyperlink r:id="rId29" w:history="1">
           <w:r>
             <w:rPr>
               <w:rStyle w:val="Hyperlink"/>
@@ -5010,7 +4892,7 @@
           <w:sz w:val="24"/>
           <w:u w:val="single"/>
         </w:rPr>
-        <w:hyperlink r:id="rId30" w:history="1">
+        <w:hyperlink r:id="rId29" w:history="1">
           <w:r>
             <w:rPr>
               <w:rStyle w:val="Hyperlink"/>
@@ -5028,7 +4910,7 @@
           <w:sz w:val="24"/>
           <w:u w:val="single"/>
         </w:rPr>
-        <w:hyperlink r:id="rId30" w:history="1">
+        <w:hyperlink r:id="rId29" w:history="1">
           <w:r>
             <w:rPr>
               <w:rStyle w:val="Hyperlink"/>
@@ -5046,7 +4928,7 @@
           <w:sz w:val="24"/>
           <w:u w:val="single"/>
         </w:rPr>
-        <w:hyperlink r:id="rId30" w:history="1">
+        <w:hyperlink r:id="rId29" w:history="1">
           <w:r>
             <w:rPr>
               <w:rStyle w:val="Hyperlink"/>
@@ -5064,7 +4946,7 @@
           <w:sz w:val="24"/>
           <w:u w:val="single"/>
         </w:rPr>
-        <w:hyperlink r:id="rId30" w:history="1">
+        <w:hyperlink r:id="rId29" w:history="1">
           <w:r>
             <w:rPr>
               <w:rStyle w:val="Hyperlink"/>
@@ -5082,7 +4964,14 @@
           <w:sz w:val="24"/>
           <w:u w:val="single"/>
         </w:rPr>
-        <w:t>/</w:t>
+        <w:hyperlink r:id="rId29" w:history="1">
+          <w:r>
+            <w:rPr>
+              <w:rStyle w:val="Hyperlink"/>
+            </w:rPr>
+            <w:t>/</w:t>
+          </w:r>
+        </w:hyperlink>
       </w:r>
       <w:r>
         <w:rPr>
@@ -5093,7 +4982,7 @@
           <w:sz w:val="24"/>
           <w:u w:val="single"/>
         </w:rPr>
-        <w:hyperlink r:id="rId30" w:history="1">
+        <w:hyperlink r:id="rId29" w:history="1">
           <w:r>
             <w:rPr>
               <w:rStyle w:val="Hyperlink"/>
@@ -5109,30 +4998,36 @@
           <w:i w:val="0"/>
           <w:color w:val="0000FF"/>
           <w:sz w:val="24"/>
+        </w:rPr>
+        <w:hyperlink r:id="rId29" w:history="1">
+          <w:r>
+            <w:rPr>
+              <w:rStyle w:val="Hyperlink"/>
+            </w:rPr>
+            <w:t>L</w:t>
+          </w:r>
+        </w:hyperlink>
+      </w:r>
+      <w:r>
+        <w:rPr>
+          <w:rFonts w:ascii="Charis SIL Regular" w:hAnsi="Charis SIL Regular" w:eastAsia="Charis SIL Regular"/>
+          <w:b w:val="0"/>
+          <w:i w:val="0"/>
+          <w:color w:val="0000FF"/>
+          <w:sz w:val="24"/>
+        </w:rPr>
+        <w:t>-</w:t>
+      </w:r>
+      <w:r>
+        <w:rPr>
+          <w:rFonts w:ascii="Charis SIL Regular" w:hAnsi="Charis SIL Regular" w:eastAsia="Charis SIL Regular"/>
+          <w:b w:val="0"/>
+          <w:i w:val="0"/>
+          <w:color w:val="0000FF"/>
+          <w:sz w:val="24"/>
           <w:u w:val="single"/>
         </w:rPr>
-        <w:t>L</w:t>
-      </w:r>
-      <w:r>
-        <w:rPr>
-          <w:rFonts w:ascii="Charis SIL Regular" w:hAnsi="Charis SIL Regular" w:eastAsia="Charis SIL Regular"/>
-          <w:b w:val="0"/>
-          <w:i w:val="0"/>
-          <w:color w:val="0000FF"/>
-          <w:sz w:val="24"/>
-        </w:rPr>
-        <w:t>-</w:t>
-      </w:r>
-      <w:r>
-        <w:rPr>
-          <w:rFonts w:ascii="Charis SIL Regular" w:hAnsi="Charis SIL Regular" w:eastAsia="Charis SIL Regular"/>
-          <w:b w:val="0"/>
-          <w:i w:val="0"/>
-          <w:color w:val="0000FF"/>
-          <w:sz w:val="24"/>
-          <w:u w:val="single"/>
-        </w:rPr>
-        <w:hyperlink r:id="rId30" w:history="1">
+        <w:hyperlink r:id="rId29" w:history="1">
           <w:r>
             <w:rPr>
               <w:rStyle w:val="Hyperlink"/>
@@ -5229,7 +5124,7 @@
           <w:color w:val="0000FF"/>
           <w:sz w:val="24"/>
         </w:rPr>
-        <w:hyperlink r:id="rId31" w:history="1">
+        <w:hyperlink r:id="rId30" w:history="1">
           <w:r>
             <w:rPr>
               <w:rStyle w:val="Hyperlink"/>
@@ -5246,7 +5141,7 @@
           <w:color w:val="0000FF"/>
           <w:sz w:val="24"/>
         </w:rPr>
-        <w:hyperlink r:id="rId31" w:history="1">
+        <w:hyperlink r:id="rId30" w:history="1">
           <w:r>
             <w:rPr>
               <w:rStyle w:val="Hyperlink"/>
@@ -5343,7 +5238,7 @@
           <w:color w:val="0000FF"/>
           <w:sz w:val="24"/>
         </w:rPr>
-        <w:hyperlink r:id="rId32" w:history="1">
+        <w:hyperlink r:id="rId31" w:history="1">
           <w:r>
             <w:rPr>
               <w:rStyle w:val="Hyperlink"/>
@@ -5360,7 +5255,7 @@
           <w:color w:val="0000FF"/>
           <w:sz w:val="24"/>
         </w:rPr>
-        <w:hyperlink r:id="rId32" w:history="1">
+        <w:hyperlink r:id="rId31" w:history="1">
           <w:r>
             <w:rPr>
               <w:rStyle w:val="Hyperlink"/>
@@ -5480,7 +5375,7 @@
           <w:color w:val="0000FF"/>
           <w:sz w:val="24"/>
         </w:rPr>
-        <w:hyperlink r:id="rId33" w:history="1">
+        <w:hyperlink r:id="rId32" w:history="1">
           <w:r>
             <w:rPr>
               <w:rStyle w:val="Hyperlink"/>
@@ -5497,7 +5392,7 @@
           <w:color w:val="0000FF"/>
           <w:sz w:val="24"/>
         </w:rPr>
-        <w:hyperlink r:id="rId33" w:history="1">
+        <w:hyperlink r:id="rId32" w:history="1">
           <w:r>
             <w:rPr>
               <w:rStyle w:val="Hyperlink"/>
@@ -5625,7 +5520,7 @@
           <w:sz w:val="24"/>
           <w:u w:val="single"/>
         </w:rPr>
-        <w:hyperlink r:id="rId34" w:history="1">
+        <w:hyperlink r:id="rId33" w:history="1">
           <w:r>
             <w:rPr>
               <w:rStyle w:val="Hyperlink"/>
@@ -5643,7 +5538,7 @@
           <w:sz w:val="24"/>
           <w:u w:val="single"/>
         </w:rPr>
-        <w:hyperlink r:id="rId34" w:history="1">
+        <w:hyperlink r:id="rId33" w:history="1">
           <w:r>
             <w:rPr>
               <w:rStyle w:val="Hyperlink"/>
@@ -5661,7 +5556,7 @@
           <w:sz w:val="24"/>
           <w:u w:val="single"/>
         </w:rPr>
-        <w:hyperlink r:id="rId34" w:history="1">
+        <w:hyperlink r:id="rId33" w:history="1">
           <w:r>
             <w:rPr>
               <w:rStyle w:val="Hyperlink"/>
@@ -5689,7 +5584,7 @@
           <w:sz w:val="24"/>
           <w:u w:val="single"/>
         </w:rPr>
-        <w:hyperlink r:id="rId35" w:history="1">
+        <w:hyperlink r:id="rId34" w:history="1">
           <w:r>
             <w:rPr>
               <w:rStyle w:val="Hyperlink"/>
@@ -5718,7 +5613,7 @@
           <w:sz w:val="24"/>
           <w:u w:val="single"/>
         </w:rPr>
-        <w:hyperlink r:id="rId35" w:history="1">
+        <w:hyperlink r:id="rId34" w:history="1">
           <w:r>
             <w:rPr>
               <w:rStyle w:val="Hyperlink"/>
@@ -5845,7 +5740,7 @@
           <w:sz w:val="24"/>
           <w:u w:val="single"/>
         </w:rPr>
-        <w:hyperlink r:id="rId36" w:history="1">
+        <w:hyperlink r:id="rId35" w:history="1">
           <w:r>
             <w:rPr>
               <w:rStyle w:val="Hyperlink"/>
@@ -5874,7 +5769,7 @@
           <w:sz w:val="24"/>
           <w:u w:val="single"/>
         </w:rPr>
-        <w:hyperlink r:id="rId36" w:history="1">
+        <w:hyperlink r:id="rId35" w:history="1">
           <w:r>
             <w:rPr>
               <w:rStyle w:val="Hyperlink"/>
@@ -5902,7 +5797,7 @@
           <w:sz w:val="24"/>
           <w:u w:val="single"/>
         </w:rPr>
-        <w:hyperlink r:id="rId37" w:history="1">
+        <w:hyperlink r:id="rId36" w:history="1">
           <w:r>
             <w:rPr>
               <w:rStyle w:val="Hyperlink"/>
@@ -5920,7 +5815,7 @@
           <w:sz w:val="24"/>
           <w:u w:val="single"/>
         </w:rPr>
-        <w:hyperlink r:id="rId37" w:history="1">
+        <w:hyperlink r:id="rId36" w:history="1">
           <w:r>
             <w:rPr>
               <w:rStyle w:val="Hyperlink"/>
@@ -5938,7 +5833,7 @@
           <w:sz w:val="24"/>
           <w:u w:val="single"/>
         </w:rPr>
-        <w:hyperlink r:id="rId37" w:history="1">
+        <w:hyperlink r:id="rId36" w:history="1">
           <w:r>
             <w:rPr>
               <w:rStyle w:val="Hyperlink"/>
@@ -5956,7 +5851,7 @@
           <w:sz w:val="24"/>
           <w:u w:val="single"/>
         </w:rPr>
-        <w:hyperlink r:id="rId37" w:history="1">
+        <w:hyperlink r:id="rId36" w:history="1">
           <w:r>
             <w:rPr>
               <w:rStyle w:val="Hyperlink"/>
@@ -5974,7 +5869,7 @@
           <w:sz w:val="24"/>
           <w:u w:val="single"/>
         </w:rPr>
-        <w:hyperlink r:id="rId37" w:history="1">
+        <w:hyperlink r:id="rId36" w:history="1">
           <w:r>
             <w:rPr>
               <w:rStyle w:val="Hyperlink"/>
@@ -6118,7 +6013,7 @@
           <w:sz w:val="24"/>
           <w:u w:val="single"/>
         </w:rPr>
-        <w:hyperlink r:id="rId38" w:history="1">
+        <w:hyperlink r:id="rId37" w:history="1">
           <w:r>
             <w:rPr>
               <w:rStyle w:val="Hyperlink"/>
@@ -6136,7 +6031,7 @@
           <w:sz w:val="24"/>
           <w:u w:val="single"/>
         </w:rPr>
-        <w:hyperlink r:id="rId38" w:history="1">
+        <w:hyperlink r:id="rId37" w:history="1">
           <w:r>
             <w:rPr>
               <w:rStyle w:val="Hyperlink"/>
@@ -6154,7 +6049,7 @@
           <w:sz w:val="24"/>
           <w:u w:val="single"/>
         </w:rPr>
-        <w:hyperlink r:id="rId38" w:history="1">
+        <w:hyperlink r:id="rId37" w:history="1">
           <w:r>
             <w:rPr>
               <w:rStyle w:val="Hyperlink"/>
@@ -6172,7 +6067,7 @@
           <w:sz w:val="24"/>
           <w:u w:val="single"/>
         </w:rPr>
-        <w:hyperlink r:id="rId38" w:history="1">
+        <w:hyperlink r:id="rId37" w:history="1">
           <w:r>
             <w:rPr>
               <w:rStyle w:val="Hyperlink"/>
@@ -6200,7 +6095,7 @@
           <w:sz w:val="24"/>
           <w:u w:val="single"/>
         </w:rPr>
-        <w:hyperlink r:id="rId39" w:history="1">
+        <w:hyperlink r:id="rId38" w:history="1">
           <w:r>
             <w:rPr>
               <w:rStyle w:val="Hyperlink"/>
@@ -6229,7 +6124,7 @@
           <w:sz w:val="24"/>
           <w:u w:val="single"/>
         </w:rPr>
-        <w:hyperlink r:id="rId39" w:history="1">
+        <w:hyperlink r:id="rId38" w:history="1">
           <w:r>
             <w:rPr>
               <w:rStyle w:val="Hyperlink"/>
@@ -6357,7 +6252,7 @@
           <w:sz w:val="24"/>
           <w:u w:val="single"/>
         </w:rPr>
-        <w:hyperlink r:id="rId40" w:history="1">
+        <w:hyperlink r:id="rId39" w:history="1">
           <w:r>
             <w:rPr>
               <w:rStyle w:val="Hyperlink"/>
@@ -6375,7 +6270,7 @@
           <w:sz w:val="24"/>
           <w:u w:val="single"/>
         </w:rPr>
-        <w:hyperlink r:id="rId40" w:history="1">
+        <w:hyperlink r:id="rId39" w:history="1">
           <w:r>
             <w:rPr>
               <w:rStyle w:val="Hyperlink"/>
@@ -6503,7 +6398,7 @@
           <w:sz w:val="24"/>
           <w:u w:val="single"/>
         </w:rPr>
-        <w:hyperlink r:id="rId41" w:history="1">
+        <w:hyperlink r:id="rId40" w:history="1">
           <w:r>
             <w:rPr>
               <w:rStyle w:val="Hyperlink"/>
@@ -6521,7 +6416,7 @@
           <w:sz w:val="24"/>
           <w:u w:val="single"/>
         </w:rPr>
-        <w:hyperlink r:id="rId41" w:history="1">
+        <w:hyperlink r:id="rId40" w:history="1">
           <w:r>
             <w:rPr>
               <w:rStyle w:val="Hyperlink"/>
@@ -6539,7 +6434,7 @@
           <w:sz w:val="24"/>
           <w:u w:val="single"/>
         </w:rPr>
-        <w:hyperlink r:id="rId41" w:history="1">
+        <w:hyperlink r:id="rId40" w:history="1">
           <w:r>
             <w:rPr>
               <w:rStyle w:val="Hyperlink"/>
@@ -6557,7 +6452,7 @@
           <w:sz w:val="24"/>
           <w:u w:val="single"/>
         </w:rPr>
-        <w:hyperlink r:id="rId41" w:history="1">
+        <w:hyperlink r:id="rId40" w:history="1">
           <w:r>
             <w:rPr>
               <w:rStyle w:val="Hyperlink"/>
@@ -6675,7 +6570,7 @@
           <w:sz w:val="24"/>
           <w:u w:val="single"/>
         </w:rPr>
-        <w:hyperlink r:id="rId42" w:history="1">
+        <w:hyperlink r:id="rId41" w:history="1">
           <w:r>
             <w:rPr>
               <w:rStyle w:val="Hyperlink"/>
@@ -6693,7 +6588,7 @@
           <w:sz w:val="24"/>
           <w:u w:val="single"/>
         </w:rPr>
-        <w:hyperlink r:id="rId42" w:history="1">
+        <w:hyperlink r:id="rId41" w:history="1">
           <w:r>
             <w:rPr>
               <w:rStyle w:val="Hyperlink"/>
@@ -6711,7 +6606,7 @@
           <w:sz w:val="24"/>
           <w:u w:val="single"/>
         </w:rPr>
-        <w:hyperlink r:id="rId42" w:history="1">
+        <w:hyperlink r:id="rId41" w:history="1">
           <w:r>
             <w:rPr>
               <w:rStyle w:val="Hyperlink"/>
@@ -6729,7 +6624,7 @@
           <w:sz w:val="24"/>
           <w:u w:val="single"/>
         </w:rPr>
-        <w:hyperlink r:id="rId42" w:history="1">
+        <w:hyperlink r:id="rId41" w:history="1">
           <w:r>
             <w:rPr>
               <w:rStyle w:val="Hyperlink"/>
@@ -6775,7 +6670,7 @@
           <w:sz w:val="24"/>
           <w:u w:val="single"/>
         </w:rPr>
-        <w:hyperlink r:id="rId43" w:history="1">
+        <w:hyperlink r:id="rId41" w:history="1">
           <w:r>
             <w:rPr>
               <w:rStyle w:val="Hyperlink"/>
@@ -6804,7 +6699,7 @@
           <w:sz w:val="24"/>
           <w:u w:val="single"/>
         </w:rPr>
-        <w:hyperlink r:id="rId42" w:history="1">
+        <w:hyperlink r:id="rId41" w:history="1">
           <w:r>
             <w:rPr>
               <w:rStyle w:val="Hyperlink"/>
@@ -6815,13 +6710,14 @@
       </w:r>
       <w:r>
         <w:rPr>
+          <w:u w:val="single" w:color="0000ff"/>
           <w:rFonts w:ascii="Charis SIL Regular" w:hAnsi="Charis SIL Regular" w:eastAsia="Charis SIL Regular"/>
           <w:b w:val="0"/>
           <w:i w:val="0"/>
           <w:color w:val="000000"/>
           <w:sz w:val="24"/>
         </w:rPr>
-        <w:hyperlink r:id="rId42" w:history="1">
+        <w:hyperlink r:id="rId41" w:history="1">
           <w:r>
             <w:rPr>
               <w:rStyle w:val="Hyperlink"/>
@@ -6839,7 +6735,7 @@
           <w:sz w:val="24"/>
           <w:u w:val="single"/>
         </w:rPr>
-        <w:hyperlink r:id="rId42" w:history="1">
+        <w:hyperlink r:id="rId41" w:history="1">
           <w:r>
             <w:rPr>
               <w:rStyle w:val="Hyperlink"/>
@@ -6868,7 +6764,7 @@
           <w:sz w:val="24"/>
           <w:u w:val="single"/>
         </w:rPr>
-        <w:hyperlink r:id="rId44" w:history="1">
+        <w:hyperlink r:id="rId41" w:history="1">
           <w:r>
             <w:rPr>
               <w:rStyle w:val="Hyperlink"/>

--- a/EXPORTS/DOCX/published/niveau3/English/KKZ.docx
+++ b/EXPORTS/DOCX/published/niveau3/English/KKZ.docx
@@ -226,7 +226,7 @@
           <w:color w:val="000000"/>
           <w:sz w:val="24"/>
         </w:rPr>
-        <w:t>. The museum took the form of a cabinet of curiosities and its collection co</w:t>
+        <w:t xml:space="preserve">. The museum took the form of a cabinet of curiosities and its collection comprised a </w:t>
       </w:r>
       <w:r>
         <w:rPr>
@@ -242,30 +242,9 @@
             <w:rPr>
               <w:rStyle w:val="Hyperlink"/>
             </w:rPr>
-            <w:t>mpri</w:t>
+            <w:t>wide ar</w:t>
           </w:r>
         </w:hyperlink>
-      </w:r>
-      <w:r>
-        <w:rPr>
-          <w:rFonts w:ascii="Charis SIL Regular" w:hAnsi="Charis SIL Regular" w:eastAsia="Charis SIL Regular"/>
-          <w:b w:val="0"/>
-          <w:i w:val="0"/>
-          <w:color w:val="000000"/>
-          <w:sz w:val="24"/>
-        </w:rPr>
-        <w:t xml:space="preserve">sed a </w:t>
-      </w:r>
-      <w:r>
-        <w:rPr>
-          <w:u w:val="single" w:color="0000ff"/>
-          <w:rFonts w:ascii="Charis SIL Regular" w:hAnsi="Charis SIL Regular" w:eastAsia="Charis SIL Regular"/>
-          <w:b w:val="0"/>
-          <w:i w:val="0"/>
-          <w:color w:val="000000"/>
-          <w:sz w:val="24"/>
-        </w:rPr>
-        <w:t>wide ar</w:t>
       </w:r>
       <w:r>
         <w:rPr>
@@ -1502,7 +1481,79 @@
           <w:sz w:val="24"/>
           <w:u w:val="single"/>
         </w:rPr>
-        <w:t>Rijksmuseum Amsterdam</w:t>
+        <w:hyperlink r:id="rId15" w:history="1">
+          <w:r>
+            <w:rPr>
+              <w:rStyle w:val="Hyperlink"/>
+            </w:rPr>
+            <w:t>Ri</w:t>
+          </w:r>
+        </w:hyperlink>
+      </w:r>
+      <w:r>
+        <w:rPr>
+          <w:rFonts w:ascii="Charis SIL Regular" w:hAnsi="Charis SIL Regular" w:eastAsia="Charis SIL Regular"/>
+          <w:b w:val="0"/>
+          <w:i w:val="0"/>
+          <w:color w:val="0000FF"/>
+          <w:sz w:val="24"/>
+          <w:u w:val="single"/>
+        </w:rPr>
+        <w:hyperlink r:id="rId15" w:history="1">
+          <w:r>
+            <w:rPr>
+              <w:rStyle w:val="Hyperlink"/>
+            </w:rPr>
+            <w:t>jksmuseum</w:t>
+          </w:r>
+        </w:hyperlink>
+      </w:r>
+      <w:r>
+        <w:rPr>
+          <w:rFonts w:ascii="Charis SIL Regular" w:hAnsi="Charis SIL Regular" w:eastAsia="Charis SIL Regular"/>
+          <w:b w:val="0"/>
+          <w:i w:val="0"/>
+          <w:color w:val="0000FF"/>
+          <w:sz w:val="24"/>
+          <w:u w:val="single"/>
+        </w:rPr>
+        <w:t xml:space="preserve"> </w:t>
+      </w:r>
+      <w:r>
+        <w:rPr>
+          <w:rFonts w:ascii="Charis SIL Regular" w:hAnsi="Charis SIL Regular" w:eastAsia="Charis SIL Regular"/>
+          <w:b w:val="0"/>
+          <w:i w:val="0"/>
+          <w:color w:val="0000FF"/>
+          <w:sz w:val="24"/>
+          <w:u w:val="single"/>
+        </w:rPr>
+        <w:hyperlink r:id="rId15" w:history="1">
+          <w:r>
+            <w:rPr>
+              <w:rStyle w:val="Hyperlink"/>
+            </w:rPr>
+            <w:t>A</w:t>
+          </w:r>
+        </w:hyperlink>
+      </w:r>
+      <w:r>
+        <w:rPr>
+          <w:rFonts w:ascii="Charis SIL Regular" w:hAnsi="Charis SIL Regular" w:eastAsia="Charis SIL Regular"/>
+          <w:b w:val="0"/>
+          <w:i w:val="0"/>
+          <w:color w:val="0000FF"/>
+          <w:sz w:val="24"/>
+          <w:u w:val="single"/>
+        </w:rPr>
+        <w:hyperlink r:id="rId15" w:history="1">
+          <w:r>
+            <w:rPr>
+              <w:rStyle w:val="Hyperlink"/>
+            </w:rPr>
+            <w:t>msterdam</w:t>
+          </w:r>
+        </w:hyperlink>
       </w:r>
       <w:r>
         <w:rPr>
@@ -1735,7 +1786,7 @@
           <w:sz w:val="24"/>
           <w:u w:val="single"/>
         </w:rPr>
-        <w:hyperlink r:id="rId16" w:history="1">
+        <w:hyperlink r:id="rId15" w:history="1">
           <w:r>
             <w:rPr>
               <w:rStyle w:val="Hyperlink"/>
@@ -1764,7 +1815,7 @@
           <w:sz w:val="24"/>
           <w:u w:val="single"/>
         </w:rPr>
-        <w:hyperlink r:id="rId16" w:history="1">
+        <w:hyperlink r:id="rId15" w:history="1">
           <w:r>
             <w:rPr>
               <w:rStyle w:val="Hyperlink"/>
@@ -1782,7 +1833,7 @@
           <w:sz w:val="24"/>
           <w:u w:val="single"/>
         </w:rPr>
-        <w:hyperlink r:id="rId16" w:history="1">
+        <w:hyperlink r:id="rId15" w:history="1">
           <w:r>
             <w:rPr>
               <w:rStyle w:val="Hyperlink"/>
@@ -1800,7 +1851,7 @@
           <w:sz w:val="24"/>
           <w:u w:val="single"/>
         </w:rPr>
-        <w:hyperlink r:id="rId16" w:history="1">
+        <w:hyperlink r:id="rId15" w:history="1">
           <w:r>
             <w:rPr>
               <w:rStyle w:val="Hyperlink"/>
@@ -1811,7 +1862,6 @@
       </w:r>
       <w:r>
         <w:rPr>
-          <w:u w:val="single" w:color="0000ff"/>
           <w:rFonts w:ascii="Charis SIL Regular" w:hAnsi="Charis SIL Regular" w:eastAsia="Charis SIL Regular"/>
           <w:b w:val="0"/>
           <w:i w:val="0"/>
@@ -1829,7 +1879,7 @@
           <w:sz w:val="24"/>
           <w:u w:val="single"/>
         </w:rPr>
-        <w:hyperlink r:id="rId17" w:history="1">
+        <w:hyperlink r:id="rId15" w:history="1">
           <w:r>
             <w:rPr>
               <w:rStyle w:val="Hyperlink"/>
@@ -2010,14 +2060,7 @@
           <w:sz w:val="24"/>
           <w:u w:val="single"/>
         </w:rPr>
-        <w:hyperlink r:id="rId17" w:history="1">
-          <w:r>
-            <w:rPr>
-              <w:rStyle w:val="Hyperlink"/>
-            </w:rPr>
-            <w:t>Ges</w:t>
-          </w:r>
-        </w:hyperlink>
+        <w:t>Ges</w:t>
       </w:r>
       <w:r>
         <w:rPr>
@@ -2028,7 +2071,7 @@
           <w:sz w:val="24"/>
           <w:u w:val="single"/>
         </w:rPr>
-        <w:hyperlink r:id="rId17" w:history="1">
+        <w:hyperlink r:id="rId16" w:history="1">
           <w:r>
             <w:rPr>
               <w:rStyle w:val="Hyperlink"/>
@@ -2057,12 +2100,217 @@
           <w:sz w:val="24"/>
           <w:u w:val="single"/>
         </w:rPr>
+        <w:hyperlink r:id="rId16" w:history="1">
+          <w:r>
+            <w:rPr>
+              <w:rStyle w:val="Hyperlink"/>
+            </w:rPr>
+            <w:t>St</w:t>
+          </w:r>
+        </w:hyperlink>
+      </w:r>
+      <w:r>
+        <w:rPr>
+          <w:rFonts w:ascii="Charis SIL Regular" w:hAnsi="Charis SIL Regular" w:eastAsia="Charis SIL Regular"/>
+          <w:b w:val="0"/>
+          <w:i w:val="0"/>
+          <w:color w:val="0000FF"/>
+          <w:sz w:val="24"/>
+          <w:u w:val="single"/>
+        </w:rPr>
+        <w:hyperlink r:id="rId16" w:history="1">
+          <w:r>
+            <w:rPr>
+              <w:rStyle w:val="Hyperlink"/>
+            </w:rPr>
+            <w:t>e</w:t>
+          </w:r>
+        </w:hyperlink>
+      </w:r>
+      <w:r>
+        <w:rPr>
+          <w:rFonts w:ascii="Charis SIL Regular" w:hAnsi="Charis SIL Regular" w:eastAsia="Charis SIL Regular"/>
+          <w:b w:val="0"/>
+          <w:i w:val="0"/>
+          <w:color w:val="0000FF"/>
+          <w:sz w:val="24"/>
+          <w:u w:val="single"/>
+        </w:rPr>
+        <w:hyperlink r:id="rId16" w:history="1">
+          <w:r>
+            <w:rPr>
+              <w:rStyle w:val="Hyperlink"/>
+            </w:rPr>
+            <w:t>nen</w:t>
+          </w:r>
+        </w:hyperlink>
+      </w:r>
+      <w:r>
+        <w:rPr>
+          <w:u w:val="single" w:color="0000ff"/>
+          <w:rFonts w:ascii="Charis SIL Regular" w:hAnsi="Charis SIL Regular" w:eastAsia="Charis SIL Regular"/>
+          <w:b w:val="0"/>
+          <w:i w:val="0"/>
+          <w:color w:val="000000"/>
+          <w:sz w:val="24"/>
+        </w:rPr>
+        <w:hyperlink r:id="rId16" w:history="1">
+          <w:r>
+            <w:rPr>
+              <w:rStyle w:val="Hyperlink"/>
+            </w:rPr>
+            <w:t>, the</w:t>
+          </w:r>
+        </w:hyperlink>
+      </w:r>
+      <w:r>
+        <w:rPr>
+          <w:rFonts w:ascii="Charis SIL Regular" w:hAnsi="Charis SIL Regular" w:eastAsia="Charis SIL Regular"/>
+          <w:b w:val="0"/>
+          <w:i w:val="0"/>
+          <w:color w:val="000000"/>
+          <w:sz w:val="24"/>
+        </w:rPr>
+        <w:t xml:space="preserve"> </w:t>
+      </w:r>
+      <w:r>
+        <w:rPr>
+          <w:rFonts w:ascii="Charis SIL Regular" w:hAnsi="Charis SIL Regular" w:eastAsia="Charis SIL Regular"/>
+          <w:b w:val="0"/>
+          <w:i w:val="0"/>
+          <w:color w:val="0000FF"/>
+          <w:sz w:val="24"/>
+          <w:u w:val="single"/>
+        </w:rPr>
+        <w:hyperlink r:id="rId18" w:history="1">
+          <w:r>
+            <w:rPr>
+              <w:rStyle w:val="Hyperlink"/>
+            </w:rPr>
+            <w:t>Ri</w:t>
+          </w:r>
+        </w:hyperlink>
+      </w:r>
+      <w:r>
+        <w:rPr>
+          <w:rFonts w:ascii="Charis SIL Regular" w:hAnsi="Charis SIL Regular" w:eastAsia="Charis SIL Regular"/>
+          <w:b w:val="0"/>
+          <w:i w:val="0"/>
+          <w:color w:val="0000FF"/>
+          <w:sz w:val="24"/>
+          <w:u w:val="single"/>
+        </w:rPr>
+        <w:hyperlink r:id="rId18" w:history="1">
+          <w:r>
+            <w:rPr>
+              <w:rStyle w:val="Hyperlink"/>
+            </w:rPr>
+            <w:t>j</w:t>
+          </w:r>
+        </w:hyperlink>
+      </w:r>
+      <w:r>
+        <w:rPr>
+          <w:rFonts w:ascii="Charis SIL Regular" w:hAnsi="Charis SIL Regular" w:eastAsia="Charis SIL Regular"/>
+          <w:b w:val="0"/>
+          <w:i w:val="0"/>
+          <w:color w:val="0000FF"/>
+          <w:sz w:val="24"/>
+          <w:u w:val="single"/>
+        </w:rPr>
+        <w:hyperlink r:id="rId18" w:history="1">
+          <w:r>
+            <w:rPr>
+              <w:rStyle w:val="Hyperlink"/>
+            </w:rPr>
+            <w:t>ksmuseum</w:t>
+          </w:r>
+        </w:hyperlink>
+      </w:r>
+      <w:r>
+        <w:rPr>
+          <w:rFonts w:ascii="Charis SIL Regular" w:hAnsi="Charis SIL Regular" w:eastAsia="Charis SIL Regular"/>
+          <w:b w:val="0"/>
+          <w:i w:val="0"/>
+          <w:color w:val="0000FF"/>
+          <w:sz w:val="24"/>
+          <w:u w:val="single"/>
+        </w:rPr>
+        <w:t xml:space="preserve"> </w:t>
+      </w:r>
+      <w:r>
+        <w:rPr>
+          <w:rFonts w:ascii="Charis SIL Regular" w:hAnsi="Charis SIL Regular" w:eastAsia="Charis SIL Regular"/>
+          <w:b w:val="0"/>
+          <w:i w:val="0"/>
+          <w:color w:val="0000FF"/>
+          <w:sz w:val="24"/>
+          <w:u w:val="single"/>
+        </w:rPr>
+        <w:hyperlink r:id="rId18" w:history="1">
+          <w:r>
+            <w:rPr>
+              <w:rStyle w:val="Hyperlink"/>
+            </w:rPr>
+            <w:t>van</w:t>
+          </w:r>
+        </w:hyperlink>
+      </w:r>
+      <w:r>
+        <w:rPr>
+          <w:rFonts w:ascii="Charis SIL Regular" w:hAnsi="Charis SIL Regular" w:eastAsia="Charis SIL Regular"/>
+          <w:b w:val="0"/>
+          <w:i w:val="0"/>
+          <w:color w:val="0000FF"/>
+          <w:sz w:val="24"/>
+          <w:u w:val="single"/>
+        </w:rPr>
+        <w:t xml:space="preserve"> </w:t>
+      </w:r>
+      <w:r>
+        <w:rPr>
+          <w:rFonts w:ascii="Charis SIL Regular" w:hAnsi="Charis SIL Regular" w:eastAsia="Charis SIL Regular"/>
+          <w:b w:val="0"/>
+          <w:i w:val="0"/>
+          <w:color w:val="0000FF"/>
+          <w:sz w:val="24"/>
+          <w:u w:val="single"/>
+        </w:rPr>
+        <w:hyperlink r:id="rId18" w:history="1">
+          <w:r>
+            <w:rPr>
+              <w:rStyle w:val="Hyperlink"/>
+            </w:rPr>
+            <w:t>Natuurlijke</w:t>
+          </w:r>
+        </w:hyperlink>
+      </w:r>
+      <w:r>
+        <w:rPr>
+          <w:rFonts w:ascii="Charis SIL Regular" w:hAnsi="Charis SIL Regular" w:eastAsia="Charis SIL Regular"/>
+          <w:b w:val="0"/>
+          <w:i w:val="0"/>
+          <w:color w:val="0000FF"/>
+          <w:sz w:val="24"/>
+          <w:u w:val="single"/>
+        </w:rPr>
+        <w:t xml:space="preserve"> </w:t>
+      </w:r>
+      <w:r>
+        <w:rPr>
+          <w:rFonts w:ascii="Charis SIL Regular" w:hAnsi="Charis SIL Regular" w:eastAsia="Charis SIL Regular"/>
+          <w:b w:val="0"/>
+          <w:i w:val="0"/>
+          <w:color w:val="0000FF"/>
+          <w:sz w:val="24"/>
+          <w:u w:val="single"/>
+        </w:rPr>
         <w:hyperlink r:id="rId17" w:history="1">
           <w:r>
             <w:rPr>
               <w:rStyle w:val="Hyperlink"/>
             </w:rPr>
-            <w:t>St</w:t>
+            <w:t>Histori</w:t>
           </w:r>
         </w:hyperlink>
       </w:r>
@@ -2089,16 +2337,26 @@
           <w:rFonts w:ascii="Charis SIL Regular" w:hAnsi="Charis SIL Regular" w:eastAsia="Charis SIL Regular"/>
           <w:b w:val="0"/>
           <w:i w:val="0"/>
+          <w:color w:val="000000"/>
+          <w:sz w:val="24"/>
+        </w:rPr>
+        <w:t xml:space="preserve">, the </w:t>
+      </w:r>
+      <w:r>
+        <w:rPr>
+          <w:rFonts w:ascii="Charis SIL Regular" w:hAnsi="Charis SIL Regular" w:eastAsia="Charis SIL Regular"/>
+          <w:b w:val="0"/>
+          <w:i w:val="0"/>
           <w:color w:val="0000FF"/>
           <w:sz w:val="24"/>
           <w:u w:val="single"/>
         </w:rPr>
-        <w:hyperlink r:id="rId17" w:history="1">
+        <w:hyperlink r:id="rId19" w:history="1">
           <w:r>
             <w:rPr>
               <w:rStyle w:val="Hyperlink"/>
             </w:rPr>
-            <w:t>nen</w:t>
+            <w:t>Rijksm</w:t>
           </w:r>
         </w:hyperlink>
       </w:r>
@@ -2107,26 +2365,16 @@
           <w:rFonts w:ascii="Charis SIL Regular" w:hAnsi="Charis SIL Regular" w:eastAsia="Charis SIL Regular"/>
           <w:b w:val="0"/>
           <w:i w:val="0"/>
-          <w:color w:val="000000"/>
-          <w:sz w:val="24"/>
-        </w:rPr>
-        <w:t xml:space="preserve">, the </w:t>
-      </w:r>
-      <w:r>
-        <w:rPr>
-          <w:rFonts w:ascii="Charis SIL Regular" w:hAnsi="Charis SIL Regular" w:eastAsia="Charis SIL Regular"/>
-          <w:b w:val="0"/>
-          <w:i w:val="0"/>
           <w:color w:val="0000FF"/>
           <w:sz w:val="24"/>
           <w:u w:val="single"/>
         </w:rPr>
-        <w:hyperlink r:id="rId18" w:history="1">
+        <w:hyperlink r:id="rId19" w:history="1">
           <w:r>
             <w:rPr>
               <w:rStyle w:val="Hyperlink"/>
             </w:rPr>
-            <w:t>Ri</w:t>
+            <w:t>u</w:t>
           </w:r>
         </w:hyperlink>
       </w:r>
@@ -2139,12 +2387,12 @@
           <w:sz w:val="24"/>
           <w:u w:val="single"/>
         </w:rPr>
-        <w:hyperlink r:id="rId16" w:history="1">
+        <w:hyperlink r:id="rId19" w:history="1">
           <w:r>
             <w:rPr>
               <w:rStyle w:val="Hyperlink"/>
             </w:rPr>
-            <w:t>j</w:t>
+            <w:t>seum</w:t>
           </w:r>
         </w:hyperlink>
       </w:r>
@@ -2157,14 +2405,7 @@
           <w:sz w:val="24"/>
           <w:u w:val="single"/>
         </w:rPr>
-        <w:hyperlink r:id="rId18" w:history="1">
-          <w:r>
-            <w:rPr>
-              <w:rStyle w:val="Hyperlink"/>
-            </w:rPr>
-            <w:t>ksmuseum</w:t>
-          </w:r>
-        </w:hyperlink>
+        <w:t xml:space="preserve"> </w:t>
       </w:r>
       <w:r>
         <w:rPr>
@@ -2175,18 +2416,7 @@
           <w:sz w:val="24"/>
           <w:u w:val="single"/>
         </w:rPr>
-        <w:t xml:space="preserve"> </w:t>
-      </w:r>
-      <w:r>
-        <w:rPr>
-          <w:rFonts w:ascii="Charis SIL Regular" w:hAnsi="Charis SIL Regular" w:eastAsia="Charis SIL Regular"/>
-          <w:b w:val="0"/>
-          <w:i w:val="0"/>
-          <w:color w:val="0000FF"/>
-          <w:sz w:val="24"/>
-          <w:u w:val="single"/>
-        </w:rPr>
-        <w:hyperlink r:id="rId18" w:history="1">
+        <w:hyperlink r:id="rId19" w:history="1">
           <w:r>
             <w:rPr>
               <w:rStyle w:val="Hyperlink"/>
@@ -2205,119 +2435,6 @@
           <w:u w:val="single"/>
         </w:rPr>
         <w:t xml:space="preserve"> </w:t>
-      </w:r>
-      <w:r>
-        <w:rPr>
-          <w:rFonts w:ascii="Charis SIL Regular" w:hAnsi="Charis SIL Regular" w:eastAsia="Charis SIL Regular"/>
-          <w:b w:val="0"/>
-          <w:i w:val="0"/>
-          <w:color w:val="0000FF"/>
-          <w:sz w:val="24"/>
-        </w:rPr>
-        <w:hyperlink r:id="rId18" w:history="1">
-          <w:r>
-            <w:rPr>
-              <w:rStyle w:val="Hyperlink"/>
-            </w:rPr>
-            <w:t>Natuurlijke</w:t>
-          </w:r>
-        </w:hyperlink>
-      </w:r>
-      <w:r>
-        <w:rPr>
-          <w:rFonts w:ascii="Charis SIL Regular" w:hAnsi="Charis SIL Regular" w:eastAsia="Charis SIL Regular"/>
-          <w:b w:val="0"/>
-          <w:i w:val="0"/>
-          <w:color w:val="0000FF"/>
-          <w:sz w:val="24"/>
-          <w:u w:val="single"/>
-        </w:rPr>
-        <w:t xml:space="preserve"> </w:t>
-      </w:r>
-      <w:r>
-        <w:rPr>
-          <w:rFonts w:ascii="Charis SIL Regular" w:hAnsi="Charis SIL Regular" w:eastAsia="Charis SIL Regular"/>
-          <w:b w:val="0"/>
-          <w:i w:val="0"/>
-          <w:color w:val="0000FF"/>
-          <w:sz w:val="24"/>
-          <w:u w:val="single"/>
-        </w:rPr>
-        <w:hyperlink r:id="rId17" w:history="1">
-          <w:r>
-            <w:rPr>
-              <w:rStyle w:val="Hyperlink"/>
-            </w:rPr>
-            <w:t>Histori</w:t>
-          </w:r>
-        </w:hyperlink>
-      </w:r>
-      <w:r>
-        <w:rPr>
-          <w:rFonts w:ascii="Charis SIL Regular" w:hAnsi="Charis SIL Regular" w:eastAsia="Charis SIL Regular"/>
-          <w:b w:val="0"/>
-          <w:i w:val="0"/>
-          <w:color w:val="0000FF"/>
-          <w:sz w:val="24"/>
-        </w:rPr>
-        <w:t>e</w:t>
-      </w:r>
-      <w:r>
-        <w:rPr>
-          <w:u w:val="single" w:color="0000ff"/>
-          <w:rFonts w:ascii="Charis SIL Regular" w:hAnsi="Charis SIL Regular" w:eastAsia="Charis SIL Regular"/>
-          <w:b w:val="0"/>
-          <w:i w:val="0"/>
-          <w:color w:val="000000"/>
-          <w:sz w:val="24"/>
-        </w:rPr>
-        <w:hyperlink r:id="rId17" w:history="1">
-          <w:r>
-            <w:rPr>
-              <w:rStyle w:val="Hyperlink"/>
-            </w:rPr>
-            <w:t>, th</w:t>
-          </w:r>
-        </w:hyperlink>
-      </w:r>
-      <w:r>
-        <w:rPr>
-          <w:u w:val="single" w:color="0000ff"/>
-          <w:rFonts w:ascii="Charis SIL Regular" w:hAnsi="Charis SIL Regular" w:eastAsia="Charis SIL Regular"/>
-          <w:b w:val="0"/>
-          <w:i w:val="0"/>
-          <w:color w:val="000000"/>
-          <w:sz w:val="24"/>
-        </w:rPr>
-        <w:hyperlink r:id="rId17" w:history="1">
-          <w:r>
-            <w:rPr>
-              <w:rStyle w:val="Hyperlink"/>
-            </w:rPr>
-            <w:t>e</w:t>
-          </w:r>
-        </w:hyperlink>
-      </w:r>
-      <w:r>
-        <w:rPr>
-          <w:u w:val="single" w:color="0000ff"/>
-          <w:rFonts w:ascii="Charis SIL Regular" w:hAnsi="Charis SIL Regular" w:eastAsia="Charis SIL Regular"/>
-          <w:b w:val="0"/>
-          <w:i w:val="0"/>
-          <w:color w:val="000000"/>
-          <w:sz w:val="24"/>
-        </w:rPr>
-        <w:t xml:space="preserve"> </w:t>
-      </w:r>
-      <w:r>
-        <w:rPr>
-          <w:rFonts w:ascii="Charis SIL Regular" w:hAnsi="Charis SIL Regular" w:eastAsia="Charis SIL Regular"/>
-          <w:b w:val="0"/>
-          <w:i w:val="0"/>
-          <w:color w:val="0000FF"/>
-          <w:sz w:val="24"/>
-        </w:rPr>
-        <w:t xml:space="preserve">Rijksmuseum van </w:t>
       </w:r>
       <w:r>
         <w:rPr>
@@ -2346,7 +2463,7 @@
           <w:sz w:val="24"/>
           <w:u w:val="single"/>
         </w:rPr>
-        <w:hyperlink r:id="rId17" w:history="1">
+        <w:hyperlink r:id="rId19" w:history="1">
           <w:r>
             <w:rPr>
               <w:rStyle w:val="Hyperlink"/>
@@ -2414,6 +2531,7 @@
       </w:r>
       <w:r>
         <w:rPr>
+          <w:u w:val="single" w:color="0000ff"/>
           <w:rFonts w:ascii="Charis SIL Regular" w:hAnsi="Charis SIL Regular" w:eastAsia="Charis SIL Regular"/>
           <w:b w:val="0"/>
           <w:i w:val="0"/>
@@ -2485,21 +2603,13 @@
       </w:r>
       <w:r>
         <w:rPr>
-          <w:u w:val="single" w:color="0000ff"/>
           <w:rFonts w:ascii="Charis SIL Regular" w:hAnsi="Charis SIL Regular" w:eastAsia="Charis SIL Regular"/>
           <w:b w:val="0"/>
           <w:i w:val="0"/>
           <w:color w:val="000000"/>
           <w:sz w:val="24"/>
         </w:rPr>
-        <w:hyperlink r:id="rId18" w:history="1">
-          <w:r>
-            <w:rPr>
-              <w:rStyle w:val="Hyperlink"/>
-            </w:rPr>
-            <w:t>.</w:t>
-          </w:r>
-        </w:hyperlink>
+        <w:t>.</w:t>
       </w:r>
     </w:p>
     <w:p>
@@ -2926,7 +3036,14 @@
           <w:color w:val="000000"/>
           <w:sz w:val="24"/>
         </w:rPr>
-        <w:t xml:space="preserve"> lost duri</w:t>
+        <w:hyperlink r:id="rId21" w:history="1">
+          <w:r>
+            <w:rPr>
+              <w:rStyle w:val="Hyperlink"/>
+            </w:rPr>
+            <w:t xml:space="preserve"> lost duri</w:t>
+          </w:r>
+        </w:hyperlink>
       </w:r>
       <w:r>
         <w:rPr>
@@ -2973,14 +3090,7 @@
           <w:color w:val="000000"/>
           <w:sz w:val="24"/>
         </w:rPr>
-        <w:hyperlink r:id="rId21" w:history="1">
-          <w:r>
-            <w:rPr>
-              <w:rStyle w:val="Hyperlink"/>
-            </w:rPr>
-            <w:t xml:space="preserve">is </w:t>
-          </w:r>
-        </w:hyperlink>
+        <w:t xml:space="preserve">is </w:t>
       </w:r>
       <w:r>
         <w:rPr>
@@ -3141,71 +3251,35 @@
           <w:color w:val="000000"/>
           <w:sz w:val="24"/>
         </w:rPr>
+        <w:t>olf Eff</w:t>
+      </w:r>
+      <w:r>
+        <w:rPr>
+          <w:u w:val="single" w:color="0000ff"/>
+          <w:rFonts w:ascii="Charis SIL Regular" w:hAnsi="Charis SIL Regular" w:eastAsia="Charis SIL Regular"/>
+          <w:b w:val="0"/>
+          <w:i w:val="0"/>
+          <w:color w:val="000000"/>
+          <w:sz w:val="24"/>
+        </w:rPr>
         <w:hyperlink r:id="rId22" w:history="1">
           <w:r>
             <w:rPr>
               <w:rStyle w:val="Hyperlink"/>
             </w:rPr>
-            <w:t>o</w:t>
+            <w:t>er</w:t>
           </w:r>
         </w:hyperlink>
       </w:r>
       <w:r>
         <w:rPr>
-          <w:u w:val="single" w:color="0000ff"/>
           <w:rFonts w:ascii="Charis SIL Regular" w:hAnsi="Charis SIL Regular" w:eastAsia="Charis SIL Regular"/>
           <w:b w:val="0"/>
           <w:i w:val="0"/>
           <w:color w:val="000000"/>
           <w:sz w:val="24"/>
         </w:rPr>
-        <w:hyperlink r:id="rId22" w:history="1">
-          <w:r>
-            <w:rPr>
-              <w:rStyle w:val="Hyperlink"/>
-            </w:rPr>
-            <w:t>lf E</w:t>
-          </w:r>
-        </w:hyperlink>
-      </w:r>
-      <w:r>
-        <w:rPr>
-          <w:u w:val="single" w:color="0000ff"/>
-          <w:rFonts w:ascii="Charis SIL Regular" w:hAnsi="Charis SIL Regular" w:eastAsia="Charis SIL Regular"/>
-          <w:b w:val="0"/>
-          <w:i w:val="0"/>
-          <w:color w:val="000000"/>
-          <w:sz w:val="24"/>
-        </w:rPr>
-        <w:t>f</w:t>
-      </w:r>
-      <w:r>
-        <w:rPr>
-          <w:rFonts w:ascii="Charis SIL Regular" w:hAnsi="Charis SIL Regular" w:eastAsia="Charis SIL Regular"/>
-          <w:b w:val="0"/>
-          <w:i w:val="0"/>
-          <w:color w:val="000000"/>
-          <w:sz w:val="24"/>
-        </w:rPr>
-        <w:t>f</w:t>
-      </w:r>
-      <w:r>
-        <w:rPr>
-          <w:u w:val="single" w:color="0000ff"/>
-          <w:rFonts w:ascii="Charis SIL Regular" w:hAnsi="Charis SIL Regular" w:eastAsia="Charis SIL Regular"/>
-          <w:b w:val="0"/>
-          <w:i w:val="0"/>
-          <w:color w:val="000000"/>
-          <w:sz w:val="24"/>
-        </w:rPr>
-        <w:hyperlink r:id="rId22" w:history="1">
-          <w:r>
-            <w:rPr>
-              <w:rStyle w:val="Hyperlink"/>
-            </w:rPr>
-            <w:t>ert</w:t>
-          </w:r>
-        </w:hyperlink>
+        <w:t>t</w:t>
       </w:r>
       <w:r>
         <w:rPr>
@@ -3644,7 +3718,18 @@
           <w:color w:val="000000"/>
           <w:sz w:val="24"/>
         </w:rPr>
-        <w:t>by officials of the Ministry of the Interior that are relevant to research in</w:t>
+        <w:t>by officials of the Ministry of the Interior that a</w:t>
+      </w:r>
+      <w:r>
+        <w:rPr>
+          <w:u w:val="single" w:color="0000ff"/>
+          <w:rFonts w:ascii="Charis SIL Regular" w:hAnsi="Charis SIL Regular" w:eastAsia="Charis SIL Regular"/>
+          <w:b w:val="0"/>
+          <w:i w:val="0"/>
+          <w:color w:val="000000"/>
+          <w:sz w:val="24"/>
+        </w:rPr>
+        <w:t>re relevant to research in</w:t>
       </w:r>
       <w:r>
         <w:rPr>
@@ -4933,7 +5018,25 @@
             <w:rPr>
               <w:rStyle w:val="Hyperlink"/>
             </w:rPr>
-            <w:t>fil</w:t>
+            <w:t>fi</w:t>
+          </w:r>
+        </w:hyperlink>
+      </w:r>
+      <w:r>
+        <w:rPr>
+          <w:rFonts w:ascii="Charis SIL Regular" w:hAnsi="Charis SIL Regular" w:eastAsia="Charis SIL Regular"/>
+          <w:b w:val="0"/>
+          <w:i w:val="0"/>
+          <w:color w:val="0000FF"/>
+          <w:sz w:val="24"/>
+          <w:u w:val="single"/>
+        </w:rPr>
+        <w:hyperlink r:id="rId29" w:history="1">
+          <w:r>
+            <w:rPr>
+              <w:rStyle w:val="Hyperlink"/>
+            </w:rPr>
+            <w:t>l</w:t>
           </w:r>
         </w:hyperlink>
       </w:r>
@@ -4964,47 +5067,23 @@
           <w:sz w:val="24"/>
           <w:u w:val="single"/>
         </w:rPr>
+        <w:t>/</w:t>
+      </w:r>
+      <w:r>
+        <w:rPr>
+          <w:rFonts w:ascii="Charis SIL Regular" w:hAnsi="Charis SIL Regular" w:eastAsia="Charis SIL Regular"/>
+          <w:b w:val="0"/>
+          <w:i w:val="0"/>
+          <w:color w:val="0000FF"/>
+          <w:sz w:val="24"/>
+          <w:u w:val="single"/>
+        </w:rPr>
         <w:hyperlink r:id="rId29" w:history="1">
           <w:r>
             <w:rPr>
               <w:rStyle w:val="Hyperlink"/>
             </w:rPr>
-            <w:t>/</w:t>
-          </w:r>
-        </w:hyperlink>
-      </w:r>
-      <w:r>
-        <w:rPr>
-          <w:rFonts w:ascii="Charis SIL Regular" w:hAnsi="Charis SIL Regular" w:eastAsia="Charis SIL Regular"/>
-          <w:b w:val="0"/>
-          <w:i w:val="0"/>
-          <w:color w:val="0000FF"/>
-          <w:sz w:val="24"/>
-          <w:u w:val="single"/>
-        </w:rPr>
-        <w:hyperlink r:id="rId29" w:history="1">
-          <w:r>
-            <w:rPr>
-              <w:rStyle w:val="Hyperlink"/>
-            </w:rPr>
-            <w:t>N</w:t>
-          </w:r>
-        </w:hyperlink>
-      </w:r>
-      <w:r>
-        <w:rPr>
-          <w:rFonts w:ascii="Charis SIL Regular" w:hAnsi="Charis SIL Regular" w:eastAsia="Charis SIL Regular"/>
-          <w:b w:val="0"/>
-          <w:i w:val="0"/>
-          <w:color w:val="0000FF"/>
-          <w:sz w:val="24"/>
-        </w:rPr>
-        <w:hyperlink r:id="rId29" w:history="1">
-          <w:r>
-            <w:rPr>
-              <w:rStyle w:val="Hyperlink"/>
-            </w:rPr>
-            <w:t>L</w:t>
+            <w:t>NL</w:t>
           </w:r>
         </w:hyperlink>
       </w:r>
@@ -6670,7 +6749,7 @@
           <w:sz w:val="24"/>
           <w:u w:val="single"/>
         </w:rPr>
-        <w:hyperlink r:id="rId41" w:history="1">
+        <w:hyperlink r:id="rId42" w:history="1">
           <w:r>
             <w:rPr>
               <w:rStyle w:val="Hyperlink"/>
@@ -6699,7 +6778,7 @@
           <w:sz w:val="24"/>
           <w:u w:val="single"/>
         </w:rPr>
-        <w:hyperlink r:id="rId41" w:history="1">
+        <w:hyperlink r:id="rId42" w:history="1">
           <w:r>
             <w:rPr>
               <w:rStyle w:val="Hyperlink"/>
@@ -6717,14 +6796,7 @@
           <w:color w:val="000000"/>
           <w:sz w:val="24"/>
         </w:rPr>
-        <w:hyperlink r:id="rId41" w:history="1">
-          <w:r>
-            <w:rPr>
-              <w:rStyle w:val="Hyperlink"/>
-            </w:rPr>
-            <w:t xml:space="preserve">, </w:t>
-          </w:r>
-        </w:hyperlink>
+        <w:t xml:space="preserve">, </w:t>
       </w:r>
       <w:r>
         <w:rPr>
@@ -6735,7 +6807,7 @@
           <w:sz w:val="24"/>
           <w:u w:val="single"/>
         </w:rPr>
-        <w:hyperlink r:id="rId41" w:history="1">
+        <w:hyperlink r:id="rId43" w:history="1">
           <w:r>
             <w:rPr>
               <w:rStyle w:val="Hyperlink"/>

--- a/EXPORTS/DOCX/published/niveau3/English/KKZ.docx
+++ b/EXPORTS/DOCX/published/niveau3/English/KKZ.docx
@@ -226,7 +226,7 @@
           <w:color w:val="000000"/>
           <w:sz w:val="24"/>
         </w:rPr>
-        <w:t xml:space="preserve">. The museum took the form of a cabinet of curiosities and its collection comprised a </w:t>
+        <w:t>. The museum took the form of a cabinet of curiosities and its collection co</w:t>
       </w:r>
       <w:r>
         <w:rPr>
@@ -237,14 +237,27 @@
           <w:color w:val="000000"/>
           <w:sz w:val="24"/>
         </w:rPr>
-        <w:hyperlink r:id="rId9" w:history="1">
-          <w:r>
-            <w:rPr>
-              <w:rStyle w:val="Hyperlink"/>
-            </w:rPr>
-            <w:t>wide ar</w:t>
-          </w:r>
-        </w:hyperlink>
+        <w:t>mpri</w:t>
+      </w:r>
+      <w:r>
+        <w:rPr>
+          <w:rFonts w:ascii="Charis SIL Regular" w:hAnsi="Charis SIL Regular" w:eastAsia="Charis SIL Regular"/>
+          <w:b w:val="0"/>
+          <w:i w:val="0"/>
+          <w:color w:val="000000"/>
+          <w:sz w:val="24"/>
+        </w:rPr>
+        <w:t xml:space="preserve">sed a </w:t>
+      </w:r>
+      <w:r>
+        <w:rPr>
+          <w:rFonts w:ascii="Charis SIL Regular" w:hAnsi="Charis SIL Regular" w:eastAsia="Charis SIL Regular"/>
+          <w:b w:val="0"/>
+          <w:i w:val="0"/>
+          <w:color w:val="000000"/>
+          <w:sz w:val="24"/>
+        </w:rPr>
+        <w:t>wide ar</w:t>
       </w:r>
       <w:r>
         <w:rPr>
@@ -570,13 +583,31 @@
       </w:r>
       <w:r>
         <w:rPr>
+          <w:u w:val="single" w:color="0000ff"/>
           <w:rFonts w:ascii="Charis SIL Regular" w:hAnsi="Charis SIL Regular" w:eastAsia="Charis SIL Regular"/>
           <w:b w:val="0"/>
           <w:i w:val="0"/>
           <w:color w:val="000000"/>
           <w:sz w:val="24"/>
         </w:rPr>
-        <w:t xml:space="preserve">Japanese peninsula </w:t>
+        <w:hyperlink r:id="rId11" w:history="1">
+          <w:r>
+            <w:rPr>
+              <w:rStyle w:val="Hyperlink"/>
+            </w:rPr>
+            <w:t>Japanese</w:t>
+          </w:r>
+        </w:hyperlink>
+      </w:r>
+      <w:r>
+        <w:rPr>
+          <w:rFonts w:ascii="Charis SIL Regular" w:hAnsi="Charis SIL Regular" w:eastAsia="Charis SIL Regular"/>
+          <w:b w:val="0"/>
+          <w:i w:val="0"/>
+          <w:color w:val="000000"/>
+          <w:sz w:val="24"/>
+        </w:rPr>
+        <w:t xml:space="preserve"> peninsula </w:t>
       </w:r>
       <w:r>
         <w:rPr>
@@ -842,58 +873,7 @@
           <w:color w:val="000000"/>
           <w:sz w:val="24"/>
         </w:rPr>
-        <w:t xml:space="preserve"> cont</w:t>
-      </w:r>
-      <w:r>
-        <w:rPr>
-          <w:rFonts w:ascii="Charis SIL Regular" w:hAnsi="Charis SIL Regular" w:eastAsia="Charis SIL Regular"/>
-          <w:b w:val="0"/>
-          <w:i w:val="0"/>
-          <w:color w:val="000000"/>
-          <w:sz w:val="24"/>
-        </w:rPr>
-        <w:hyperlink r:id="rId13" w:history="1">
-          <w:r>
-            <w:rPr>
-              <w:rStyle w:val="Hyperlink"/>
-            </w:rPr>
-            <w:t>ribute</w:t>
-          </w:r>
-        </w:hyperlink>
-      </w:r>
-      <w:r>
-        <w:rPr>
-          <w:rFonts w:ascii="Charis SIL Regular" w:hAnsi="Charis SIL Regular" w:eastAsia="Charis SIL Regular"/>
-          <w:b w:val="0"/>
-          <w:i w:val="0"/>
-          <w:color w:val="000000"/>
-          <w:sz w:val="24"/>
-        </w:rPr>
-        <w:hyperlink r:id="rId13" w:history="1">
-          <w:r>
-            <w:rPr>
-              <w:rStyle w:val="Hyperlink"/>
-            </w:rPr>
-            <w:t>d</w:t>
-          </w:r>
-        </w:hyperlink>
-      </w:r>
-      <w:r>
-        <w:rPr>
-          <w:rFonts w:ascii="Charis SIL Regular" w:hAnsi="Charis SIL Regular" w:eastAsia="Charis SIL Regular"/>
-          <w:b w:val="0"/>
-          <w:i w:val="0"/>
-          <w:color w:val="000000"/>
-          <w:sz w:val="24"/>
-        </w:rPr>
-        <w:hyperlink r:id="rId13" w:history="1">
-          <w:r>
-            <w:rPr>
-              <w:rStyle w:val="Hyperlink"/>
-            </w:rPr>
-            <w:t xml:space="preserve"> the</w:t>
-          </w:r>
-        </w:hyperlink>
+        <w:t xml:space="preserve"> contributed the</w:t>
       </w:r>
       <w:r>
         <w:rPr>
@@ -1224,7 +1204,6 @@
       </w:r>
       <w:r>
         <w:rPr>
-          <w:u w:val="single" w:color="0000ff"/>
           <w:rFonts w:ascii="Charis SIL Italic" w:hAnsi="Charis SIL Italic" w:eastAsia="Charis SIL Italic"/>
           <w:b w:val="0"/>
           <w:i/>
@@ -1479,7 +1458,6 @@
           <w:i w:val="0"/>
           <w:color w:val="0000FF"/>
           <w:sz w:val="24"/>
-          <w:u w:val="single"/>
         </w:rPr>
         <w:hyperlink r:id="rId15" w:history="1">
           <w:r>
@@ -1757,7 +1735,7 @@
           <w:sz w:val="24"/>
           <w:u w:val="single"/>
         </w:rPr>
-        <w:hyperlink r:id="rId15" w:history="1">
+        <w:hyperlink r:id="rId16" w:history="1">
           <w:r>
             <w:rPr>
               <w:rStyle w:val="Hyperlink"/>
@@ -1815,7 +1793,7 @@
           <w:sz w:val="24"/>
           <w:u w:val="single"/>
         </w:rPr>
-        <w:hyperlink r:id="rId15" w:history="1">
+        <w:hyperlink r:id="rId16" w:history="1">
           <w:r>
             <w:rPr>
               <w:rStyle w:val="Hyperlink"/>
@@ -1868,7 +1846,14 @@
           <w:color w:val="000000"/>
           <w:sz w:val="24"/>
         </w:rPr>
-        <w:t xml:space="preserve">, the </w:t>
+        <w:hyperlink r:id="rId15" w:history="1">
+          <w:r>
+            <w:rPr>
+              <w:rStyle w:val="Hyperlink"/>
+            </w:rPr>
+            <w:t xml:space="preserve">, the </w:t>
+          </w:r>
+        </w:hyperlink>
       </w:r>
       <w:r>
         <w:rPr>
@@ -1879,7 +1864,7 @@
           <w:sz w:val="24"/>
           <w:u w:val="single"/>
         </w:rPr>
-        <w:hyperlink r:id="rId15" w:history="1">
+        <w:hyperlink r:id="rId17" w:history="1">
           <w:r>
             <w:rPr>
               <w:rStyle w:val="Hyperlink"/>
@@ -2060,7 +2045,14 @@
           <w:sz w:val="24"/>
           <w:u w:val="single"/>
         </w:rPr>
-        <w:t>Ges</w:t>
+        <w:hyperlink r:id="rId17" w:history="1">
+          <w:r>
+            <w:rPr>
+              <w:rStyle w:val="Hyperlink"/>
+            </w:rPr>
+            <w:t>Ges</w:t>
+          </w:r>
+        </w:hyperlink>
       </w:r>
       <w:r>
         <w:rPr>
@@ -2147,31 +2139,13 @@
       </w:r>
       <w:r>
         <w:rPr>
-          <w:u w:val="single" w:color="0000ff"/>
           <w:rFonts w:ascii="Charis SIL Regular" w:hAnsi="Charis SIL Regular" w:eastAsia="Charis SIL Regular"/>
           <w:b w:val="0"/>
           <w:i w:val="0"/>
           <w:color w:val="000000"/>
           <w:sz w:val="24"/>
         </w:rPr>
-        <w:hyperlink r:id="rId16" w:history="1">
-          <w:r>
-            <w:rPr>
-              <w:rStyle w:val="Hyperlink"/>
-            </w:rPr>
-            <w:t>, the</w:t>
-          </w:r>
-        </w:hyperlink>
-      </w:r>
-      <w:r>
-        <w:rPr>
-          <w:rFonts w:ascii="Charis SIL Regular" w:hAnsi="Charis SIL Regular" w:eastAsia="Charis SIL Regular"/>
-          <w:b w:val="0"/>
-          <w:i w:val="0"/>
-          <w:color w:val="000000"/>
-          <w:sz w:val="24"/>
-        </w:rPr>
-        <w:t xml:space="preserve"> </w:t>
+        <w:t xml:space="preserve">, the </w:t>
       </w:r>
       <w:r>
         <w:rPr>
@@ -2200,7 +2174,7 @@
           <w:sz w:val="24"/>
           <w:u w:val="single"/>
         </w:rPr>
-        <w:hyperlink r:id="rId18" w:history="1">
+        <w:hyperlink r:id="rId16" w:history="1">
           <w:r>
             <w:rPr>
               <w:rStyle w:val="Hyperlink"/>
@@ -2218,7 +2192,7 @@
           <w:sz w:val="24"/>
           <w:u w:val="single"/>
         </w:rPr>
-        <w:hyperlink r:id="rId18" w:history="1">
+        <w:hyperlink r:id="rId16" w:history="1">
           <w:r>
             <w:rPr>
               <w:rStyle w:val="Hyperlink"/>
@@ -2236,7 +2210,7 @@
           <w:sz w:val="24"/>
           <w:u w:val="single"/>
         </w:rPr>
-        <w:t xml:space="preserve"> </w:t>
+        <w:t xml:space="preserve"> van </w:t>
       </w:r>
       <w:r>
         <w:rPr>
@@ -2247,36 +2221,7 @@
           <w:sz w:val="24"/>
           <w:u w:val="single"/>
         </w:rPr>
-        <w:hyperlink r:id="rId18" w:history="1">
-          <w:r>
-            <w:rPr>
-              <w:rStyle w:val="Hyperlink"/>
-            </w:rPr>
-            <w:t>van</w:t>
-          </w:r>
-        </w:hyperlink>
-      </w:r>
-      <w:r>
-        <w:rPr>
-          <w:rFonts w:ascii="Charis SIL Regular" w:hAnsi="Charis SIL Regular" w:eastAsia="Charis SIL Regular"/>
-          <w:b w:val="0"/>
-          <w:i w:val="0"/>
-          <w:color w:val="0000FF"/>
-          <w:sz w:val="24"/>
-          <w:u w:val="single"/>
-        </w:rPr>
-        <w:t xml:space="preserve"> </w:t>
-      </w:r>
-      <w:r>
-        <w:rPr>
-          <w:rFonts w:ascii="Charis SIL Regular" w:hAnsi="Charis SIL Regular" w:eastAsia="Charis SIL Regular"/>
-          <w:b w:val="0"/>
-          <w:i w:val="0"/>
-          <w:color w:val="0000FF"/>
-          <w:sz w:val="24"/>
-          <w:u w:val="single"/>
-        </w:rPr>
-        <w:hyperlink r:id="rId18" w:history="1">
+        <w:hyperlink r:id="rId17" w:history="1">
           <w:r>
             <w:rPr>
               <w:rStyle w:val="Hyperlink"/>
@@ -2305,30 +2250,12 @@
           <w:sz w:val="24"/>
           <w:u w:val="single"/>
         </w:rPr>
-        <w:hyperlink r:id="rId17" w:history="1">
+        <w:hyperlink r:id="rId18" w:history="1">
           <w:r>
             <w:rPr>
               <w:rStyle w:val="Hyperlink"/>
             </w:rPr>
-            <w:t>Histori</w:t>
-          </w:r>
-        </w:hyperlink>
-      </w:r>
-      <w:r>
-        <w:rPr>
-          <w:rFonts w:ascii="Charis SIL Regular" w:hAnsi="Charis SIL Regular" w:eastAsia="Charis SIL Regular"/>
-          <w:b w:val="0"/>
-          <w:i w:val="0"/>
-          <w:color w:val="0000FF"/>
-          <w:sz w:val="24"/>
-          <w:u w:val="single"/>
-        </w:rPr>
-        <w:hyperlink r:id="rId17" w:history="1">
-          <w:r>
-            <w:rPr>
-              <w:rStyle w:val="Hyperlink"/>
-            </w:rPr>
-            <w:t>e</w:t>
+            <w:t>Historie</w:t>
           </w:r>
         </w:hyperlink>
       </w:r>
@@ -2369,7 +2296,7 @@
           <w:sz w:val="24"/>
           <w:u w:val="single"/>
         </w:rPr>
-        <w:hyperlink r:id="rId19" w:history="1">
+        <w:hyperlink r:id="rId17" w:history="1">
           <w:r>
             <w:rPr>
               <w:rStyle w:val="Hyperlink"/>
@@ -2445,12 +2372,41 @@
           <w:sz w:val="24"/>
           <w:u w:val="single"/>
         </w:rPr>
+        <w:t>G</w:t>
+      </w:r>
+      <w:r>
+        <w:rPr>
+          <w:rFonts w:ascii="Charis SIL Regular" w:hAnsi="Charis SIL Regular" w:eastAsia="Charis SIL Regular"/>
+          <w:b w:val="0"/>
+          <w:i w:val="0"/>
+          <w:color w:val="0000FF"/>
+          <w:sz w:val="24"/>
+          <w:u w:val="single"/>
+        </w:rPr>
+        <w:hyperlink r:id="rId17" w:history="1">
+          <w:r>
+            <w:rPr>
+              <w:rStyle w:val="Hyperlink"/>
+            </w:rPr>
+            <w:t>eo</w:t>
+          </w:r>
+        </w:hyperlink>
+      </w:r>
+      <w:r>
+        <w:rPr>
+          <w:rFonts w:ascii="Charis SIL Regular" w:hAnsi="Charis SIL Regular" w:eastAsia="Charis SIL Regular"/>
+          <w:b w:val="0"/>
+          <w:i w:val="0"/>
+          <w:color w:val="0000FF"/>
+          <w:sz w:val="24"/>
+          <w:u w:val="single"/>
+        </w:rPr>
         <w:hyperlink r:id="rId19" w:history="1">
           <w:r>
             <w:rPr>
               <w:rStyle w:val="Hyperlink"/>
             </w:rPr>
-            <w:t xml:space="preserve">Geologie </w:t>
+            <w:t xml:space="preserve">logie </w:t>
           </w:r>
         </w:hyperlink>
       </w:r>
@@ -2463,7 +2419,7 @@
           <w:sz w:val="24"/>
           <w:u w:val="single"/>
         </w:rPr>
-        <w:hyperlink r:id="rId19" w:history="1">
+        <w:hyperlink r:id="rId17" w:history="1">
           <w:r>
             <w:rPr>
               <w:rStyle w:val="Hyperlink"/>
@@ -2492,7 +2448,7 @@
           <w:sz w:val="24"/>
           <w:u w:val="single"/>
         </w:rPr>
-        <w:hyperlink r:id="rId19" w:history="1">
+        <w:hyperlink r:id="rId17" w:history="1">
           <w:r>
             <w:rPr>
               <w:rStyle w:val="Hyperlink"/>
@@ -2510,7 +2466,7 @@
           <w:sz w:val="24"/>
           <w:u w:val="single"/>
         </w:rPr>
-        <w:hyperlink r:id="rId19" w:history="1">
+        <w:hyperlink r:id="rId17" w:history="1">
           <w:r>
             <w:rPr>
               <w:rStyle w:val="Hyperlink"/>
@@ -2521,31 +2477,42 @@
       </w:r>
       <w:r>
         <w:rPr>
+          <w:u w:val="single" w:color="0000ff"/>
           <w:rFonts w:ascii="Charis SIL Regular" w:hAnsi="Charis SIL Regular" w:eastAsia="Charis SIL Regular"/>
           <w:b w:val="0"/>
           <w:i w:val="0"/>
           <w:color w:val="000000"/>
           <w:sz w:val="24"/>
         </w:rPr>
-        <w:t xml:space="preserve"> and th</w:t>
-      </w:r>
-      <w:r>
-        <w:rPr>
-          <w:u w:val="single" w:color="0000ff"/>
-          <w:rFonts w:ascii="Charis SIL Regular" w:hAnsi="Charis SIL Regular" w:eastAsia="Charis SIL Regular"/>
-          <w:b w:val="0"/>
-          <w:i w:val="0"/>
-          <w:color w:val="000000"/>
-          <w:sz w:val="24"/>
-        </w:rPr>
-        <w:hyperlink r:id="rId18" w:history="1">
+        <w:hyperlink r:id="rId17" w:history="1">
           <w:r>
             <w:rPr>
               <w:rStyle w:val="Hyperlink"/>
             </w:rPr>
-            <w:t xml:space="preserve">e </w:t>
+            <w:t xml:space="preserve"> a</w:t>
           </w:r>
         </w:hyperlink>
+      </w:r>
+      <w:r>
+        <w:rPr>
+          <w:rFonts w:ascii="Charis SIL Regular" w:hAnsi="Charis SIL Regular" w:eastAsia="Charis SIL Regular"/>
+          <w:b w:val="0"/>
+          <w:i w:val="0"/>
+          <w:color w:val="000000"/>
+          <w:sz w:val="24"/>
+        </w:rPr>
+        <w:t>nd th</w:t>
+      </w:r>
+      <w:r>
+        <w:rPr>
+          <w:u w:val="single" w:color="0000ff"/>
+          <w:rFonts w:ascii="Charis SIL Regular" w:hAnsi="Charis SIL Regular" w:eastAsia="Charis SIL Regular"/>
+          <w:b w:val="0"/>
+          <w:i w:val="0"/>
+          <w:color w:val="000000"/>
+          <w:sz w:val="24"/>
+        </w:rPr>
+        <w:t xml:space="preserve">e </w:t>
       </w:r>
       <w:r>
         <w:rPr>
@@ -2574,7 +2541,7 @@
           <w:sz w:val="24"/>
           <w:u w:val="single"/>
         </w:rPr>
-        <w:hyperlink r:id="rId18" w:history="1">
+        <w:hyperlink r:id="rId20" w:history="1">
           <w:r>
             <w:rPr>
               <w:rStyle w:val="Hyperlink"/>
@@ -2603,13 +2570,21 @@
       </w:r>
       <w:r>
         <w:rPr>
+          <w:u w:val="single" w:color="0000ff"/>
           <w:rFonts w:ascii="Charis SIL Regular" w:hAnsi="Charis SIL Regular" w:eastAsia="Charis SIL Regular"/>
           <w:b w:val="0"/>
           <w:i w:val="0"/>
           <w:color w:val="000000"/>
           <w:sz w:val="24"/>
         </w:rPr>
-        <w:t>.</w:t>
+        <w:hyperlink r:id="rId18" w:history="1">
+          <w:r>
+            <w:rPr>
+              <w:rStyle w:val="Hyperlink"/>
+            </w:rPr>
+            <w:t>.</w:t>
+          </w:r>
+        </w:hyperlink>
       </w:r>
     </w:p>
     <w:p>
@@ -2660,137 +2635,12 @@
           <w:sz w:val="24"/>
           <w:u w:val="single"/>
         </w:rPr>
-        <w:hyperlink r:id="rId20" w:history="1">
+        <w:hyperlink r:id="rId21" w:history="1">
           <w:r>
             <w:rPr>
               <w:rStyle w:val="Hyperlink"/>
             </w:rPr>
             <w:t>Reinier</w:t>
-          </w:r>
-        </w:hyperlink>
-      </w:r>
-      <w:r>
-        <w:rPr>
-          <w:rFonts w:ascii="Charis SIL Regular" w:hAnsi="Charis SIL Regular" w:eastAsia="Charis SIL Regular"/>
-          <w:b w:val="0"/>
-          <w:i w:val="0"/>
-          <w:color w:val="0000FF"/>
-          <w:sz w:val="24"/>
-          <w:u w:val="single"/>
-        </w:rPr>
-        <w:t xml:space="preserve"> </w:t>
-      </w:r>
-      <w:r>
-        <w:rPr>
-          <w:rFonts w:ascii="Charis SIL Regular" w:hAnsi="Charis SIL Regular" w:eastAsia="Charis SIL Regular"/>
-          <w:b w:val="0"/>
-          <w:i w:val="0"/>
-          <w:color w:val="0000FF"/>
-          <w:sz w:val="24"/>
-          <w:u w:val="single"/>
-        </w:rPr>
-        <w:hyperlink r:id="rId20" w:history="1">
-          <w:r>
-            <w:rPr>
-              <w:rStyle w:val="Hyperlink"/>
-            </w:rPr>
-            <w:t>van</w:t>
-          </w:r>
-        </w:hyperlink>
-      </w:r>
-      <w:r>
-        <w:rPr>
-          <w:rFonts w:ascii="Charis SIL Regular" w:hAnsi="Charis SIL Regular" w:eastAsia="Charis SIL Regular"/>
-          <w:b w:val="0"/>
-          <w:i w:val="0"/>
-          <w:color w:val="0000FF"/>
-          <w:sz w:val="24"/>
-          <w:u w:val="single"/>
-        </w:rPr>
-        <w:t xml:space="preserve"> </w:t>
-      </w:r>
-      <w:r>
-        <w:rPr>
-          <w:rFonts w:ascii="Charis SIL Regular" w:hAnsi="Charis SIL Regular" w:eastAsia="Charis SIL Regular"/>
-          <w:b w:val="0"/>
-          <w:i w:val="0"/>
-          <w:color w:val="0000FF"/>
-          <w:sz w:val="24"/>
-          <w:u w:val="single"/>
-        </w:rPr>
-        <w:hyperlink r:id="rId20" w:history="1">
-          <w:r>
-            <w:rPr>
-              <w:rStyle w:val="Hyperlink"/>
-            </w:rPr>
-            <w:t>de</w:t>
-          </w:r>
-        </w:hyperlink>
-      </w:r>
-      <w:r>
-        <w:rPr>
-          <w:rFonts w:ascii="Charis SIL Regular" w:hAnsi="Charis SIL Regular" w:eastAsia="Charis SIL Regular"/>
-          <w:b w:val="0"/>
-          <w:i w:val="0"/>
-          <w:color w:val="0000FF"/>
-          <w:sz w:val="24"/>
-          <w:u w:val="single"/>
-        </w:rPr>
-        <w:t xml:space="preserve"> </w:t>
-      </w:r>
-      <w:r>
-        <w:rPr>
-          <w:rFonts w:ascii="Charis SIL Regular" w:hAnsi="Charis SIL Regular" w:eastAsia="Charis SIL Regular"/>
-          <w:b w:val="0"/>
-          <w:i w:val="0"/>
-          <w:color w:val="0000FF"/>
-          <w:sz w:val="24"/>
-          <w:u w:val="single"/>
-        </w:rPr>
-        <w:hyperlink r:id="rId20" w:history="1">
-          <w:r>
-            <w:rPr>
-              <w:rStyle w:val="Hyperlink"/>
-            </w:rPr>
-            <w:t>Kasteele</w:t>
-          </w:r>
-        </w:hyperlink>
-      </w:r>
-      <w:r>
-        <w:rPr>
-          <w:rFonts w:ascii="Charis SIL Regular" w:hAnsi="Charis SIL Regular" w:eastAsia="Charis SIL Regular"/>
-          <w:b w:val="0"/>
-          <w:i w:val="0"/>
-          <w:color w:val="000000"/>
-          <w:sz w:val="24"/>
-        </w:rPr>
-        <w:t xml:space="preserve">, </w:t>
-      </w:r>
-      <w:r>
-        <w:rPr>
-          <w:rFonts w:ascii="Charis SIL Regular" w:hAnsi="Charis SIL Regular" w:eastAsia="Charis SIL Regular"/>
-          <w:b w:val="0"/>
-          <w:i w:val="0"/>
-          <w:color w:val="000000"/>
-          <w:sz w:val="24"/>
-        </w:rPr>
-        <w:t xml:space="preserve">disappeared after his son </w:t>
-      </w:r>
-      <w:r>
-        <w:rPr>
-          <w:rFonts w:ascii="Charis SIL Regular" w:hAnsi="Charis SIL Regular" w:eastAsia="Charis SIL Regular"/>
-          <w:b w:val="0"/>
-          <w:i w:val="0"/>
-          <w:color w:val="0000FF"/>
-          <w:sz w:val="24"/>
-          <w:u w:val="single"/>
-        </w:rPr>
-        <w:hyperlink r:id="rId21" w:history="1">
-          <w:r>
-            <w:rPr>
-              <w:rStyle w:val="Hyperlink"/>
-            </w:rPr>
-            <w:t>Abraham</w:t>
           </w:r>
         </w:hyperlink>
       </w:r>
@@ -2889,236 +2739,17 @@
           <w:color w:val="000000"/>
           <w:sz w:val="24"/>
         </w:rPr>
-        <w:t xml:space="preserve"> succeeded him</w:t>
-      </w:r>
-      <w:r>
-        <w:rPr>
-          <w:u w:val="single" w:color="0000ff"/>
+        <w:t xml:space="preserve">, </w:t>
+      </w:r>
+      <w:r>
+        <w:rPr>
           <w:rFonts w:ascii="Charis SIL Regular" w:hAnsi="Charis SIL Regular" w:eastAsia="Charis SIL Regular"/>
           <w:b w:val="0"/>
           <w:i w:val="0"/>
           <w:color w:val="000000"/>
           <w:sz w:val="24"/>
         </w:rPr>
-        <w:hyperlink r:id="rId20" w:history="1">
-          <w:r>
-            <w:rPr>
-              <w:rStyle w:val="Hyperlink"/>
-            </w:rPr>
-            <w:t xml:space="preserve"> in 184</w:t>
-          </w:r>
-        </w:hyperlink>
-      </w:r>
-      <w:r>
-        <w:rPr>
-          <w:u w:val="single" w:color="0000ff"/>
-          <w:rFonts w:ascii="Charis SIL Regular" w:hAnsi="Charis SIL Regular" w:eastAsia="Charis SIL Regular"/>
-          <w:b w:val="0"/>
-          <w:i w:val="0"/>
-          <w:color w:val="000000"/>
-          <w:sz w:val="24"/>
-        </w:rPr>
-        <w:hyperlink r:id="rId20" w:history="1">
-          <w:r>
-            <w:rPr>
-              <w:rStyle w:val="Hyperlink"/>
-            </w:rPr>
-            <w:t>0</w:t>
-          </w:r>
-        </w:hyperlink>
-      </w:r>
-      <w:r>
-        <w:rPr>
-          <w:u w:val="single" w:color="0000ff"/>
-          <w:rFonts w:ascii="Charis SIL Regular" w:hAnsi="Charis SIL Regular" w:eastAsia="Charis SIL Regular"/>
-          <w:b w:val="0"/>
-          <w:i w:val="0"/>
-          <w:color w:val="000000"/>
-          <w:sz w:val="24"/>
-        </w:rPr>
-        <w:hyperlink r:id="rId20" w:history="1">
-          <w:r>
-            <w:rPr>
-              <w:rStyle w:val="Hyperlink"/>
-            </w:rPr>
-            <w:t>. M</w:t>
-          </w:r>
-        </w:hyperlink>
-      </w:r>
-      <w:r>
-        <w:rPr>
-          <w:u w:val="single" w:color="0000ff"/>
-          <w:rFonts w:ascii="Charis SIL Regular" w:hAnsi="Charis SIL Regular" w:eastAsia="Charis SIL Regular"/>
-          <w:b w:val="0"/>
-          <w:i w:val="0"/>
-          <w:color w:val="000000"/>
-          <w:sz w:val="24"/>
-        </w:rPr>
-        <w:hyperlink r:id="rId20" w:history="1">
-          <w:r>
-            <w:rPr>
-              <w:rStyle w:val="Hyperlink"/>
-            </w:rPr>
-            <w:t>a</w:t>
-          </w:r>
-        </w:hyperlink>
-      </w:r>
-      <w:r>
-        <w:rPr>
-          <w:u w:val="single" w:color="0000ff"/>
-          <w:rFonts w:ascii="Charis SIL Regular" w:hAnsi="Charis SIL Regular" w:eastAsia="Charis SIL Regular"/>
-          <w:b w:val="0"/>
-          <w:i w:val="0"/>
-          <w:color w:val="000000"/>
-          <w:sz w:val="24"/>
-        </w:rPr>
-        <w:hyperlink r:id="rId20" w:history="1">
-          <w:r>
-            <w:rPr>
-              <w:rStyle w:val="Hyperlink"/>
-            </w:rPr>
-            <w:t>n</w:t>
-          </w:r>
-        </w:hyperlink>
-      </w:r>
-      <w:r>
-        <w:rPr>
-          <w:u w:val="single" w:color="0000ff"/>
-          <w:rFonts w:ascii="Charis SIL Regular" w:hAnsi="Charis SIL Regular" w:eastAsia="Charis SIL Regular"/>
-          <w:b w:val="0"/>
-          <w:i w:val="0"/>
-          <w:color w:val="000000"/>
-          <w:sz w:val="24"/>
-        </w:rPr>
-        <w:hyperlink r:id="rId20" w:history="1">
-          <w:r>
-            <w:rPr>
-              <w:rStyle w:val="Hyperlink"/>
-            </w:rPr>
-            <w:t>y</w:t>
-          </w:r>
-        </w:hyperlink>
-      </w:r>
-      <w:r>
-        <w:rPr>
-          <w:u w:val="single" w:color="0000ff"/>
-          <w:rFonts w:ascii="Charis SIL Regular" w:hAnsi="Charis SIL Regular" w:eastAsia="Charis SIL Regular"/>
-          <w:b w:val="0"/>
-          <w:i w:val="0"/>
-          <w:color w:val="000000"/>
-          <w:sz w:val="24"/>
-        </w:rPr>
-        <w:hyperlink r:id="rId20" w:history="1">
-          <w:r>
-            <w:rPr>
-              <w:rStyle w:val="Hyperlink"/>
-            </w:rPr>
-            <w:t xml:space="preserve"> objects </w:t>
-          </w:r>
-        </w:hyperlink>
-      </w:r>
-      <w:r>
-        <w:rPr>
-          <w:rFonts w:ascii="Charis SIL Regular" w:hAnsi="Charis SIL Regular" w:eastAsia="Charis SIL Regular"/>
-          <w:b w:val="0"/>
-          <w:i w:val="0"/>
-          <w:color w:val="000000"/>
-          <w:sz w:val="24"/>
-        </w:rPr>
-        <w:t>also went missing or were</w:t>
-      </w:r>
-      <w:r>
-        <w:rPr>
-          <w:u w:val="single" w:color="0000ff"/>
-          <w:rFonts w:ascii="Charis SIL Regular" w:hAnsi="Charis SIL Regular" w:eastAsia="Charis SIL Regular"/>
-          <w:b w:val="0"/>
-          <w:i w:val="0"/>
-          <w:color w:val="000000"/>
-          <w:sz w:val="24"/>
-        </w:rPr>
-        <w:hyperlink r:id="rId21" w:history="1">
-          <w:r>
-            <w:rPr>
-              <w:rStyle w:val="Hyperlink"/>
-            </w:rPr>
-            <w:t xml:space="preserve"> lost duri</w:t>
-          </w:r>
-        </w:hyperlink>
-      </w:r>
-      <w:r>
-        <w:rPr>
-          <w:u w:val="single" w:color="0000ff"/>
-          <w:rFonts w:ascii="Charis SIL Regular" w:hAnsi="Charis SIL Regular" w:eastAsia="Charis SIL Regular"/>
-          <w:b w:val="0"/>
-          <w:i w:val="0"/>
-          <w:color w:val="000000"/>
-          <w:sz w:val="24"/>
-        </w:rPr>
-        <w:hyperlink r:id="rId21" w:history="1">
-          <w:r>
-            <w:rPr>
-              <w:rStyle w:val="Hyperlink"/>
-            </w:rPr>
-            <w:t>ng t</w:t>
-          </w:r>
-        </w:hyperlink>
-      </w:r>
-      <w:r>
-        <w:rPr>
-          <w:u w:val="single" w:color="0000ff"/>
-          <w:rFonts w:ascii="Charis SIL Regular" w:hAnsi="Charis SIL Regular" w:eastAsia="Charis SIL Regular"/>
-          <w:b w:val="0"/>
-          <w:i w:val="0"/>
-          <w:color w:val="000000"/>
-          <w:sz w:val="24"/>
-        </w:rPr>
-        <w:hyperlink r:id="rId21" w:history="1">
-          <w:r>
-            <w:rPr>
-              <w:rStyle w:val="Hyperlink"/>
-            </w:rPr>
-            <w:t>h</w:t>
-          </w:r>
-        </w:hyperlink>
-      </w:r>
-      <w:r>
-        <w:rPr>
-          <w:u w:val="single" w:color="0000ff"/>
-          <w:rFonts w:ascii="Charis SIL Regular" w:hAnsi="Charis SIL Regular" w:eastAsia="Charis SIL Regular"/>
-          <w:b w:val="0"/>
-          <w:i w:val="0"/>
-          <w:color w:val="000000"/>
-          <w:sz w:val="24"/>
-        </w:rPr>
-        <w:t xml:space="preserve">is </w:t>
-      </w:r>
-      <w:r>
-        <w:rPr>
-          <w:u w:val="single" w:color="0000ff"/>
-          <w:rFonts w:ascii="Charis SIL Regular" w:hAnsi="Charis SIL Regular" w:eastAsia="Charis SIL Regular"/>
-          <w:b w:val="0"/>
-          <w:i w:val="0"/>
-          <w:color w:val="000000"/>
-          <w:sz w:val="24"/>
-        </w:rPr>
-        <w:hyperlink r:id="rId21" w:history="1">
-          <w:r>
-            <w:rPr>
-              <w:rStyle w:val="Hyperlink"/>
-            </w:rPr>
-            <w:t>time. Th</w:t>
-          </w:r>
-        </w:hyperlink>
-      </w:r>
-      <w:r>
-        <w:rPr>
-          <w:rFonts w:ascii="Charis SIL Regular" w:hAnsi="Charis SIL Regular" w:eastAsia="Charis SIL Regular"/>
-          <w:b w:val="0"/>
-          <w:i w:val="0"/>
-          <w:color w:val="000000"/>
-          <w:sz w:val="24"/>
-        </w:rPr>
-        <w:t xml:space="preserve">e third and final director </w:t>
+        <w:t xml:space="preserve">disappeared after his son </w:t>
       </w:r>
       <w:r>
         <w:rPr>
@@ -3134,7 +2765,7 @@
             <w:rPr>
               <w:rStyle w:val="Hyperlink"/>
             </w:rPr>
-            <w:t>David</w:t>
+            <w:t>Abraham</w:t>
           </w:r>
         </w:hyperlink>
       </w:r>
@@ -3192,6 +2823,296 @@
             <w:rPr>
               <w:rStyle w:val="Hyperlink"/>
             </w:rPr>
+            <w:t>de</w:t>
+          </w:r>
+        </w:hyperlink>
+      </w:r>
+      <w:r>
+        <w:rPr>
+          <w:rFonts w:ascii="Charis SIL Regular" w:hAnsi="Charis SIL Regular" w:eastAsia="Charis SIL Regular"/>
+          <w:b w:val="0"/>
+          <w:i w:val="0"/>
+          <w:color w:val="0000FF"/>
+          <w:sz w:val="24"/>
+          <w:u w:val="single"/>
+        </w:rPr>
+        <w:t xml:space="preserve"> </w:t>
+      </w:r>
+      <w:r>
+        <w:rPr>
+          <w:rFonts w:ascii="Charis SIL Regular" w:hAnsi="Charis SIL Regular" w:eastAsia="Charis SIL Regular"/>
+          <w:b w:val="0"/>
+          <w:i w:val="0"/>
+          <w:color w:val="0000FF"/>
+          <w:sz w:val="24"/>
+          <w:u w:val="single"/>
+        </w:rPr>
+        <w:hyperlink r:id="rId22" w:history="1">
+          <w:r>
+            <w:rPr>
+              <w:rStyle w:val="Hyperlink"/>
+            </w:rPr>
+            <w:t>Kasteele</w:t>
+          </w:r>
+        </w:hyperlink>
+      </w:r>
+      <w:r>
+        <w:rPr>
+          <w:rFonts w:ascii="Charis SIL Regular" w:hAnsi="Charis SIL Regular" w:eastAsia="Charis SIL Regular"/>
+          <w:b w:val="0"/>
+          <w:i w:val="0"/>
+          <w:color w:val="000000"/>
+          <w:sz w:val="24"/>
+        </w:rPr>
+        <w:t xml:space="preserve"> succeeded him</w:t>
+      </w:r>
+      <w:r>
+        <w:rPr>
+          <w:u w:val="single" w:color="0000ff"/>
+          <w:rFonts w:ascii="Charis SIL Regular" w:hAnsi="Charis SIL Regular" w:eastAsia="Charis SIL Regular"/>
+          <w:b w:val="0"/>
+          <w:i w:val="0"/>
+          <w:color w:val="000000"/>
+          <w:sz w:val="24"/>
+        </w:rPr>
+        <w:hyperlink r:id="rId21" w:history="1">
+          <w:r>
+            <w:rPr>
+              <w:rStyle w:val="Hyperlink"/>
+            </w:rPr>
+            <w:t xml:space="preserve"> in 184</w:t>
+          </w:r>
+        </w:hyperlink>
+      </w:r>
+      <w:r>
+        <w:rPr>
+          <w:u w:val="single" w:color="0000ff"/>
+          <w:rFonts w:ascii="Charis SIL Regular" w:hAnsi="Charis SIL Regular" w:eastAsia="Charis SIL Regular"/>
+          <w:b w:val="0"/>
+          <w:i w:val="0"/>
+          <w:color w:val="000000"/>
+          <w:sz w:val="24"/>
+        </w:rPr>
+        <w:hyperlink r:id="rId21" w:history="1">
+          <w:r>
+            <w:rPr>
+              <w:rStyle w:val="Hyperlink"/>
+            </w:rPr>
+            <w:t>0</w:t>
+          </w:r>
+        </w:hyperlink>
+      </w:r>
+      <w:r>
+        <w:rPr>
+          <w:u w:val="single" w:color="0000ff"/>
+          <w:rFonts w:ascii="Charis SIL Regular" w:hAnsi="Charis SIL Regular" w:eastAsia="Charis SIL Regular"/>
+          <w:b w:val="0"/>
+          <w:i w:val="0"/>
+          <w:color w:val="000000"/>
+          <w:sz w:val="24"/>
+        </w:rPr>
+        <w:hyperlink r:id="rId21" w:history="1">
+          <w:r>
+            <w:rPr>
+              <w:rStyle w:val="Hyperlink"/>
+            </w:rPr>
+            <w:t>. M</w:t>
+          </w:r>
+        </w:hyperlink>
+      </w:r>
+      <w:r>
+        <w:rPr>
+          <w:u w:val="single" w:color="0000ff"/>
+          <w:rFonts w:ascii="Charis SIL Regular" w:hAnsi="Charis SIL Regular" w:eastAsia="Charis SIL Regular"/>
+          <w:b w:val="0"/>
+          <w:i w:val="0"/>
+          <w:color w:val="000000"/>
+          <w:sz w:val="24"/>
+        </w:rPr>
+        <w:hyperlink r:id="rId21" w:history="1">
+          <w:r>
+            <w:rPr>
+              <w:rStyle w:val="Hyperlink"/>
+            </w:rPr>
+            <w:t>a</w:t>
+          </w:r>
+        </w:hyperlink>
+      </w:r>
+      <w:r>
+        <w:rPr>
+          <w:u w:val="single" w:color="0000ff"/>
+          <w:rFonts w:ascii="Charis SIL Regular" w:hAnsi="Charis SIL Regular" w:eastAsia="Charis SIL Regular"/>
+          <w:b w:val="0"/>
+          <w:i w:val="0"/>
+          <w:color w:val="000000"/>
+          <w:sz w:val="24"/>
+        </w:rPr>
+        <w:hyperlink r:id="rId21" w:history="1">
+          <w:r>
+            <w:rPr>
+              <w:rStyle w:val="Hyperlink"/>
+            </w:rPr>
+            <w:t>n</w:t>
+          </w:r>
+        </w:hyperlink>
+      </w:r>
+      <w:r>
+        <w:rPr>
+          <w:u w:val="single" w:color="0000ff"/>
+          <w:rFonts w:ascii="Charis SIL Regular" w:hAnsi="Charis SIL Regular" w:eastAsia="Charis SIL Regular"/>
+          <w:b w:val="0"/>
+          <w:i w:val="0"/>
+          <w:color w:val="000000"/>
+          <w:sz w:val="24"/>
+        </w:rPr>
+        <w:hyperlink r:id="rId21" w:history="1">
+          <w:r>
+            <w:rPr>
+              <w:rStyle w:val="Hyperlink"/>
+            </w:rPr>
+            <w:t>y</w:t>
+          </w:r>
+        </w:hyperlink>
+      </w:r>
+      <w:r>
+        <w:rPr>
+          <w:u w:val="single" w:color="0000ff"/>
+          <w:rFonts w:ascii="Charis SIL Regular" w:hAnsi="Charis SIL Regular" w:eastAsia="Charis SIL Regular"/>
+          <w:b w:val="0"/>
+          <w:i w:val="0"/>
+          <w:color w:val="000000"/>
+          <w:sz w:val="24"/>
+        </w:rPr>
+        <w:hyperlink r:id="rId21" w:history="1">
+          <w:r>
+            <w:rPr>
+              <w:rStyle w:val="Hyperlink"/>
+            </w:rPr>
+            <w:t xml:space="preserve"> objects </w:t>
+          </w:r>
+        </w:hyperlink>
+      </w:r>
+      <w:r>
+        <w:rPr>
+          <w:rFonts w:ascii="Charis SIL Regular" w:hAnsi="Charis SIL Regular" w:eastAsia="Charis SIL Regular"/>
+          <w:b w:val="0"/>
+          <w:i w:val="0"/>
+          <w:color w:val="000000"/>
+          <w:sz w:val="24"/>
+        </w:rPr>
+        <w:t>also went missing or were</w:t>
+      </w:r>
+      <w:r>
+        <w:rPr>
+          <w:u w:val="single" w:color="0000ff"/>
+          <w:rFonts w:ascii="Charis SIL Regular" w:hAnsi="Charis SIL Regular" w:eastAsia="Charis SIL Regular"/>
+          <w:b w:val="0"/>
+          <w:i w:val="0"/>
+          <w:color w:val="000000"/>
+          <w:sz w:val="24"/>
+        </w:rPr>
+        <w:t xml:space="preserve"> lost during this </w:t>
+      </w:r>
+      <w:r>
+        <w:rPr>
+          <w:u w:val="single" w:color="0000ff"/>
+          <w:rFonts w:ascii="Charis SIL Regular" w:hAnsi="Charis SIL Regular" w:eastAsia="Charis SIL Regular"/>
+          <w:b w:val="0"/>
+          <w:i w:val="0"/>
+          <w:color w:val="000000"/>
+          <w:sz w:val="24"/>
+        </w:rPr>
+        <w:hyperlink r:id="rId22" w:history="1">
+          <w:r>
+            <w:rPr>
+              <w:rStyle w:val="Hyperlink"/>
+            </w:rPr>
+            <w:t>time. Th</w:t>
+          </w:r>
+        </w:hyperlink>
+      </w:r>
+      <w:r>
+        <w:rPr>
+          <w:rFonts w:ascii="Charis SIL Regular" w:hAnsi="Charis SIL Regular" w:eastAsia="Charis SIL Regular"/>
+          <w:b w:val="0"/>
+          <w:i w:val="0"/>
+          <w:color w:val="000000"/>
+          <w:sz w:val="24"/>
+        </w:rPr>
+        <w:t xml:space="preserve">e third and final director </w:t>
+      </w:r>
+      <w:r>
+        <w:rPr>
+          <w:rFonts w:ascii="Charis SIL Regular" w:hAnsi="Charis SIL Regular" w:eastAsia="Charis SIL Regular"/>
+          <w:b w:val="0"/>
+          <w:i w:val="0"/>
+          <w:color w:val="0000FF"/>
+          <w:sz w:val="24"/>
+          <w:u w:val="single"/>
+        </w:rPr>
+        <w:hyperlink r:id="rId23" w:history="1">
+          <w:r>
+            <w:rPr>
+              <w:rStyle w:val="Hyperlink"/>
+            </w:rPr>
+            <w:t>David</w:t>
+          </w:r>
+        </w:hyperlink>
+      </w:r>
+      <w:r>
+        <w:rPr>
+          <w:rFonts w:ascii="Charis SIL Regular" w:hAnsi="Charis SIL Regular" w:eastAsia="Charis SIL Regular"/>
+          <w:b w:val="0"/>
+          <w:i w:val="0"/>
+          <w:color w:val="0000FF"/>
+          <w:sz w:val="24"/>
+          <w:u w:val="single"/>
+        </w:rPr>
+        <w:t xml:space="preserve"> </w:t>
+      </w:r>
+      <w:r>
+        <w:rPr>
+          <w:rFonts w:ascii="Charis SIL Regular" w:hAnsi="Charis SIL Regular" w:eastAsia="Charis SIL Regular"/>
+          <w:b w:val="0"/>
+          <w:i w:val="0"/>
+          <w:color w:val="0000FF"/>
+          <w:sz w:val="24"/>
+          <w:u w:val="single"/>
+        </w:rPr>
+        <w:hyperlink r:id="rId23" w:history="1">
+          <w:r>
+            <w:rPr>
+              <w:rStyle w:val="Hyperlink"/>
+            </w:rPr>
+            <w:t>van</w:t>
+          </w:r>
+        </w:hyperlink>
+      </w:r>
+      <w:r>
+        <w:rPr>
+          <w:rFonts w:ascii="Charis SIL Regular" w:hAnsi="Charis SIL Regular" w:eastAsia="Charis SIL Regular"/>
+          <w:b w:val="0"/>
+          <w:i w:val="0"/>
+          <w:color w:val="0000FF"/>
+          <w:sz w:val="24"/>
+          <w:u w:val="single"/>
+        </w:rPr>
+        <w:t xml:space="preserve"> </w:t>
+      </w:r>
+      <w:r>
+        <w:rPr>
+          <w:rFonts w:ascii="Charis SIL Regular" w:hAnsi="Charis SIL Regular" w:eastAsia="Charis SIL Regular"/>
+          <w:b w:val="0"/>
+          <w:i w:val="0"/>
+          <w:color w:val="0000FF"/>
+          <w:sz w:val="24"/>
+          <w:u w:val="single"/>
+        </w:rPr>
+        <w:hyperlink r:id="rId23" w:history="1">
+          <w:r>
+            <w:rPr>
+              <w:rStyle w:val="Hyperlink"/>
+            </w:rPr>
             <w:t xml:space="preserve">der </w:t>
           </w:r>
         </w:hyperlink>
@@ -3205,7 +3126,7 @@
           <w:sz w:val="24"/>
           <w:u w:val="single"/>
         </w:rPr>
-        <w:hyperlink r:id="rId22" w:history="1">
+        <w:hyperlink r:id="rId23" w:history="1">
           <w:r>
             <w:rPr>
               <w:rStyle w:val="Hyperlink"/>
@@ -3233,7 +3154,7 @@
           <w:color w:val="000000"/>
           <w:sz w:val="24"/>
         </w:rPr>
-        <w:hyperlink r:id="rId22" w:history="1">
+        <w:hyperlink r:id="rId23" w:history="1">
           <w:r>
             <w:rPr>
               <w:rStyle w:val="Hyperlink"/>
@@ -3251,7 +3172,14 @@
           <w:color w:val="000000"/>
           <w:sz w:val="24"/>
         </w:rPr>
-        <w:t>olf Eff</w:t>
+        <w:hyperlink r:id="rId23" w:history="1">
+          <w:r>
+            <w:rPr>
+              <w:rStyle w:val="Hyperlink"/>
+            </w:rPr>
+            <w:t>o</w:t>
+          </w:r>
+        </w:hyperlink>
       </w:r>
       <w:r>
         <w:rPr>
@@ -3262,7 +3190,18 @@
           <w:color w:val="000000"/>
           <w:sz w:val="24"/>
         </w:rPr>
-        <w:hyperlink r:id="rId22" w:history="1">
+        <w:t>lf Eff</w:t>
+      </w:r>
+      <w:r>
+        <w:rPr>
+          <w:u w:val="single" w:color="0000ff"/>
+          <w:rFonts w:ascii="Charis SIL Regular" w:hAnsi="Charis SIL Regular" w:eastAsia="Charis SIL Regular"/>
+          <w:b w:val="0"/>
+          <w:i w:val="0"/>
+          <w:color w:val="000000"/>
+          <w:sz w:val="24"/>
+        </w:rPr>
+        <w:hyperlink r:id="rId23" w:history="1">
           <w:r>
             <w:rPr>
               <w:rStyle w:val="Hyperlink"/>
@@ -3289,7 +3228,7 @@
           <w:color w:val="000000"/>
           <w:sz w:val="24"/>
         </w:rPr>
-        <w:hyperlink r:id="rId22" w:history="1">
+        <w:hyperlink r:id="rId23" w:history="1">
           <w:r>
             <w:rPr>
               <w:rStyle w:val="Hyperlink"/>
@@ -3317,7 +3256,7 @@
           <w:color w:val="000000"/>
           <w:sz w:val="24"/>
         </w:rPr>
-        <w:hyperlink r:id="rId22" w:history="1">
+        <w:hyperlink r:id="rId23" w:history="1">
           <w:r>
             <w:rPr>
               <w:rStyle w:val="Hyperlink"/>
@@ -3408,7 +3347,7 @@
           <w:sz w:val="24"/>
           <w:u w:val="single"/>
         </w:rPr>
-        <w:hyperlink r:id="rId23" w:history="1">
+        <w:hyperlink r:id="rId24" w:history="1">
           <w:r>
             <w:rPr>
               <w:rStyle w:val="Hyperlink"/>
@@ -3426,7 +3365,7 @@
           <w:sz w:val="24"/>
           <w:u w:val="single"/>
         </w:rPr>
-        <w:hyperlink r:id="rId23" w:history="1">
+        <w:hyperlink r:id="rId24" w:history="1">
           <w:r>
             <w:rPr>
               <w:rStyle w:val="Hyperlink"/>
@@ -3455,7 +3394,7 @@
           <w:sz w:val="24"/>
           <w:u w:val="single"/>
         </w:rPr>
-        <w:hyperlink r:id="rId23" w:history="1">
+        <w:hyperlink r:id="rId24" w:history="1">
           <w:r>
             <w:rPr>
               <w:rStyle w:val="Hyperlink"/>
@@ -3575,7 +3514,7 @@
           <w:sz w:val="24"/>
           <w:u w:val="single"/>
         </w:rPr>
-        <w:hyperlink r:id="rId24" w:history="1">
+        <w:hyperlink r:id="rId25" w:history="1">
           <w:r>
             <w:rPr>
               <w:rStyle w:val="Hyperlink"/>
@@ -3604,7 +3543,7 @@
           <w:sz w:val="24"/>
           <w:u w:val="single"/>
         </w:rPr>
-        <w:hyperlink r:id="rId24" w:history="1">
+        <w:hyperlink r:id="rId25" w:history="1">
           <w:r>
             <w:rPr>
               <w:rStyle w:val="Hyperlink"/>
@@ -3633,7 +3572,7 @@
           <w:sz w:val="24"/>
           <w:u w:val="single"/>
         </w:rPr>
-        <w:hyperlink r:id="rId24" w:history="1">
+        <w:hyperlink r:id="rId25" w:history="1">
           <w:r>
             <w:rPr>
               <w:rStyle w:val="Hyperlink"/>
@@ -3662,7 +3601,7 @@
           <w:sz w:val="24"/>
           <w:u w:val="single"/>
         </w:rPr>
-        <w:hyperlink r:id="rId24" w:history="1">
+        <w:hyperlink r:id="rId25" w:history="1">
           <w:r>
             <w:rPr>
               <w:rStyle w:val="Hyperlink"/>
@@ -3691,7 +3630,7 @@
           <w:sz w:val="24"/>
           <w:u w:val="single"/>
         </w:rPr>
-        <w:hyperlink r:id="rId24" w:history="1">
+        <w:hyperlink r:id="rId25" w:history="1">
           <w:r>
             <w:rPr>
               <w:rStyle w:val="Hyperlink"/>
@@ -3729,7 +3668,14 @@
           <w:color w:val="000000"/>
           <w:sz w:val="24"/>
         </w:rPr>
-        <w:t>re relevant to research in</w:t>
+        <w:hyperlink r:id="rId25" w:history="1">
+          <w:r>
+            <w:rPr>
+              <w:rStyle w:val="Hyperlink"/>
+            </w:rPr>
+            <w:t>re releva</w:t>
+          </w:r>
+        </w:hyperlink>
       </w:r>
       <w:r>
         <w:rPr>
@@ -3740,7 +3686,71 @@
           <w:color w:val="000000"/>
           <w:sz w:val="24"/>
         </w:rPr>
-        <w:hyperlink r:id="rId24" w:history="1">
+        <w:hyperlink r:id="rId25" w:history="1">
+          <w:r>
+            <w:rPr>
+              <w:rStyle w:val="Hyperlink"/>
+            </w:rPr>
+            <w:t>n</w:t>
+          </w:r>
+        </w:hyperlink>
+      </w:r>
+      <w:r>
+        <w:rPr>
+          <w:u w:val="single" w:color="0000ff"/>
+          <w:rFonts w:ascii="Charis SIL Regular" w:hAnsi="Charis SIL Regular" w:eastAsia="Charis SIL Regular"/>
+          <w:b w:val="0"/>
+          <w:i w:val="0"/>
+          <w:color w:val="000000"/>
+          <w:sz w:val="24"/>
+        </w:rPr>
+        <w:hyperlink r:id="rId25" w:history="1">
+          <w:r>
+            <w:rPr>
+              <w:rStyle w:val="Hyperlink"/>
+            </w:rPr>
+            <w:t>t to rese</w:t>
+          </w:r>
+        </w:hyperlink>
+      </w:r>
+      <w:r>
+        <w:rPr>
+          <w:u w:val="single" w:color="0000ff"/>
+          <w:rFonts w:ascii="Charis SIL Regular" w:hAnsi="Charis SIL Regular" w:eastAsia="Charis SIL Regular"/>
+          <w:b w:val="0"/>
+          <w:i w:val="0"/>
+          <w:color w:val="000000"/>
+          <w:sz w:val="24"/>
+        </w:rPr>
+        <w:hyperlink r:id="rId25" w:history="1">
+          <w:r>
+            <w:rPr>
+              <w:rStyle w:val="Hyperlink"/>
+            </w:rPr>
+            <w:t>a</w:t>
+          </w:r>
+        </w:hyperlink>
+      </w:r>
+      <w:r>
+        <w:rPr>
+          <w:rFonts w:ascii="Charis SIL Regular" w:hAnsi="Charis SIL Regular" w:eastAsia="Charis SIL Regular"/>
+          <w:b w:val="0"/>
+          <w:i w:val="0"/>
+          <w:color w:val="000000"/>
+          <w:sz w:val="24"/>
+        </w:rPr>
+        <w:t>rch in</w:t>
+      </w:r>
+      <w:r>
+        <w:rPr>
+          <w:u w:val="single" w:color="0000ff"/>
+          <w:rFonts w:ascii="Charis SIL Regular" w:hAnsi="Charis SIL Regular" w:eastAsia="Charis SIL Regular"/>
+          <w:b w:val="0"/>
+          <w:i w:val="0"/>
+          <w:color w:val="000000"/>
+          <w:sz w:val="24"/>
+        </w:rPr>
+        <w:hyperlink r:id="rId25" w:history="1">
           <w:r>
             <w:rPr>
               <w:rStyle w:val="Hyperlink"/>
@@ -3778,7 +3788,7 @@
           <w:sz w:val="24"/>
           <w:u w:val="single"/>
         </w:rPr>
-        <w:hyperlink r:id="rId25" w:history="1">
+        <w:hyperlink r:id="rId26" w:history="1">
           <w:r>
             <w:rPr>
               <w:rStyle w:val="Hyperlink"/>
@@ -3816,7 +3826,7 @@
           <w:color w:val="000000"/>
           <w:sz w:val="24"/>
         </w:rPr>
-        <w:hyperlink r:id="rId25" w:history="1">
+        <w:hyperlink r:id="rId26" w:history="1">
           <w:r>
             <w:rPr>
               <w:rStyle w:val="Hyperlink"/>
@@ -4281,7 +4291,7 @@
           <w:color w:val="0000FF"/>
           <w:sz w:val="24"/>
         </w:rPr>
-        <w:hyperlink r:id="rId26" w:history="1">
+        <w:hyperlink r:id="rId27" w:history="1">
           <w:r>
             <w:rPr>
               <w:rStyle w:val="Hyperlink"/>
@@ -4298,7 +4308,7 @@
           <w:color w:val="0000FF"/>
           <w:sz w:val="24"/>
         </w:rPr>
-        <w:hyperlink r:id="rId26" w:history="1">
+        <w:hyperlink r:id="rId27" w:history="1">
           <w:r>
             <w:rPr>
               <w:rStyle w:val="Hyperlink"/>
@@ -4406,7 +4416,7 @@
           <w:sz w:val="24"/>
           <w:u w:val="single"/>
         </w:rPr>
-        <w:hyperlink r:id="rId27" w:history="1">
+        <w:hyperlink r:id="rId28" w:history="1">
           <w:r>
             <w:rPr>
               <w:rStyle w:val="Hyperlink"/>
@@ -4424,7 +4434,7 @@
           <w:sz w:val="24"/>
           <w:u w:val="single"/>
         </w:rPr>
-        <w:hyperlink r:id="rId27" w:history="1">
+        <w:hyperlink r:id="rId28" w:history="1">
           <w:r>
             <w:rPr>
               <w:rStyle w:val="Hyperlink"/>
@@ -4442,7 +4452,7 @@
           <w:sz w:val="24"/>
           <w:u w:val="single"/>
         </w:rPr>
-        <w:hyperlink r:id="rId27" w:history="1">
+        <w:hyperlink r:id="rId28" w:history="1">
           <w:r>
             <w:rPr>
               <w:rStyle w:val="Hyperlink"/>
@@ -4460,7 +4470,7 @@
           <w:sz w:val="24"/>
           <w:u w:val="single"/>
         </w:rPr>
-        <w:hyperlink r:id="rId27" w:history="1">
+        <w:hyperlink r:id="rId28" w:history="1">
           <w:r>
             <w:rPr>
               <w:rStyle w:val="Hyperlink"/>
@@ -4478,7 +4488,7 @@
           <w:sz w:val="24"/>
           <w:u w:val="single"/>
         </w:rPr>
-        <w:hyperlink r:id="rId27" w:history="1">
+        <w:hyperlink r:id="rId28" w:history="1">
           <w:r>
             <w:rPr>
               <w:rStyle w:val="Hyperlink"/>
@@ -4496,7 +4506,7 @@
           <w:sz w:val="24"/>
           <w:u w:val="single"/>
         </w:rPr>
-        <w:hyperlink r:id="rId27" w:history="1">
+        <w:hyperlink r:id="rId28" w:history="1">
           <w:r>
             <w:rPr>
               <w:rStyle w:val="Hyperlink"/>
@@ -4514,7 +4524,7 @@
           <w:sz w:val="24"/>
           <w:u w:val="single"/>
         </w:rPr>
-        <w:hyperlink r:id="rId27" w:history="1">
+        <w:hyperlink r:id="rId28" w:history="1">
           <w:r>
             <w:rPr>
               <w:rStyle w:val="Hyperlink"/>
@@ -4532,7 +4542,7 @@
           <w:sz w:val="24"/>
           <w:u w:val="single"/>
         </w:rPr>
-        <w:hyperlink r:id="rId27" w:history="1">
+        <w:hyperlink r:id="rId28" w:history="1">
           <w:r>
             <w:rPr>
               <w:rStyle w:val="Hyperlink"/>
@@ -4550,7 +4560,7 @@
           <w:sz w:val="24"/>
           <w:u w:val="single"/>
         </w:rPr>
-        <w:hyperlink r:id="rId27" w:history="1">
+        <w:hyperlink r:id="rId28" w:history="1">
           <w:r>
             <w:rPr>
               <w:rStyle w:val="Hyperlink"/>
@@ -4707,7 +4717,7 @@
           <w:sz w:val="24"/>
           <w:u w:val="single"/>
         </w:rPr>
-        <w:hyperlink r:id="rId28" w:history="1">
+        <w:hyperlink r:id="rId29" w:history="1">
           <w:r>
             <w:rPr>
               <w:rStyle w:val="Hyperlink"/>
@@ -4725,7 +4735,7 @@
           <w:sz w:val="24"/>
           <w:u w:val="single"/>
         </w:rPr>
-        <w:hyperlink r:id="rId28" w:history="1">
+        <w:hyperlink r:id="rId29" w:history="1">
           <w:r>
             <w:rPr>
               <w:rStyle w:val="Hyperlink"/>
@@ -4743,7 +4753,7 @@
           <w:sz w:val="24"/>
           <w:u w:val="single"/>
         </w:rPr>
-        <w:hyperlink r:id="rId28" w:history="1">
+        <w:hyperlink r:id="rId29" w:history="1">
           <w:r>
             <w:rPr>
               <w:rStyle w:val="Hyperlink"/>
@@ -4761,7 +4771,7 @@
           <w:sz w:val="24"/>
           <w:u w:val="single"/>
         </w:rPr>
-        <w:hyperlink r:id="rId28" w:history="1">
+        <w:hyperlink r:id="rId29" w:history="1">
           <w:r>
             <w:rPr>
               <w:rStyle w:val="Hyperlink"/>
@@ -4779,7 +4789,7 @@
           <w:sz w:val="24"/>
           <w:u w:val="single"/>
         </w:rPr>
-        <w:hyperlink r:id="rId28" w:history="1">
+        <w:hyperlink r:id="rId29" w:history="1">
           <w:r>
             <w:rPr>
               <w:rStyle w:val="Hyperlink"/>
@@ -4797,7 +4807,7 @@
           <w:sz w:val="24"/>
           <w:u w:val="single"/>
         </w:rPr>
-        <w:hyperlink r:id="rId28" w:history="1">
+        <w:hyperlink r:id="rId29" w:history="1">
           <w:r>
             <w:rPr>
               <w:rStyle w:val="Hyperlink"/>
@@ -4815,7 +4825,7 @@
           <w:sz w:val="24"/>
           <w:u w:val="single"/>
         </w:rPr>
-        <w:hyperlink r:id="rId28" w:history="1">
+        <w:hyperlink r:id="rId29" w:history="1">
           <w:r>
             <w:rPr>
               <w:rStyle w:val="Hyperlink"/>
@@ -4923,7 +4933,7 @@
           <w:sz w:val="24"/>
           <w:u w:val="single"/>
         </w:rPr>
-        <w:hyperlink r:id="rId29" w:history="1">
+        <w:hyperlink r:id="rId30" w:history="1">
           <w:r>
             <w:rPr>
               <w:rStyle w:val="Hyperlink"/>
@@ -4941,7 +4951,7 @@
           <w:sz w:val="24"/>
           <w:u w:val="single"/>
         </w:rPr>
-        <w:hyperlink r:id="rId29" w:history="1">
+        <w:hyperlink r:id="rId30" w:history="1">
           <w:r>
             <w:rPr>
               <w:rStyle w:val="Hyperlink"/>
@@ -4959,7 +4969,7 @@
           <w:sz w:val="24"/>
           <w:u w:val="single"/>
         </w:rPr>
-        <w:hyperlink r:id="rId29" w:history="1">
+        <w:hyperlink r:id="rId30" w:history="1">
           <w:r>
             <w:rPr>
               <w:rStyle w:val="Hyperlink"/>
@@ -4977,7 +4987,7 @@
           <w:sz w:val="24"/>
           <w:u w:val="single"/>
         </w:rPr>
-        <w:hyperlink r:id="rId29" w:history="1">
+        <w:hyperlink r:id="rId30" w:history="1">
           <w:r>
             <w:rPr>
               <w:rStyle w:val="Hyperlink"/>
@@ -4995,7 +5005,7 @@
           <w:sz w:val="24"/>
           <w:u w:val="single"/>
         </w:rPr>
-        <w:hyperlink r:id="rId29" w:history="1">
+        <w:hyperlink r:id="rId30" w:history="1">
           <w:r>
             <w:rPr>
               <w:rStyle w:val="Hyperlink"/>
@@ -5013,7 +5023,7 @@
           <w:sz w:val="24"/>
           <w:u w:val="single"/>
         </w:rPr>
-        <w:hyperlink r:id="rId29" w:history="1">
+        <w:hyperlink r:id="rId30" w:history="1">
           <w:r>
             <w:rPr>
               <w:rStyle w:val="Hyperlink"/>
@@ -5031,7 +5041,7 @@
           <w:sz w:val="24"/>
           <w:u w:val="single"/>
         </w:rPr>
-        <w:hyperlink r:id="rId29" w:history="1">
+        <w:hyperlink r:id="rId30" w:history="1">
           <w:r>
             <w:rPr>
               <w:rStyle w:val="Hyperlink"/>
@@ -5049,7 +5059,7 @@
           <w:sz w:val="24"/>
           <w:u w:val="single"/>
         </w:rPr>
-        <w:hyperlink r:id="rId29" w:history="1">
+        <w:hyperlink r:id="rId30" w:history="1">
           <w:r>
             <w:rPr>
               <w:rStyle w:val="Hyperlink"/>
@@ -5078,7 +5088,7 @@
           <w:sz w:val="24"/>
           <w:u w:val="single"/>
         </w:rPr>
-        <w:hyperlink r:id="rId29" w:history="1">
+        <w:hyperlink r:id="rId30" w:history="1">
           <w:r>
             <w:rPr>
               <w:rStyle w:val="Hyperlink"/>
@@ -5106,7 +5116,7 @@
           <w:sz w:val="24"/>
           <w:u w:val="single"/>
         </w:rPr>
-        <w:hyperlink r:id="rId29" w:history="1">
+        <w:hyperlink r:id="rId30" w:history="1">
           <w:r>
             <w:rPr>
               <w:rStyle w:val="Hyperlink"/>
@@ -5203,7 +5213,7 @@
           <w:color w:val="0000FF"/>
           <w:sz w:val="24"/>
         </w:rPr>
-        <w:hyperlink r:id="rId30" w:history="1">
+        <w:hyperlink r:id="rId31" w:history="1">
           <w:r>
             <w:rPr>
               <w:rStyle w:val="Hyperlink"/>
@@ -5220,7 +5230,7 @@
           <w:color w:val="0000FF"/>
           <w:sz w:val="24"/>
         </w:rPr>
-        <w:hyperlink r:id="rId30" w:history="1">
+        <w:hyperlink r:id="rId31" w:history="1">
           <w:r>
             <w:rPr>
               <w:rStyle w:val="Hyperlink"/>
@@ -5317,7 +5327,7 @@
           <w:color w:val="0000FF"/>
           <w:sz w:val="24"/>
         </w:rPr>
-        <w:hyperlink r:id="rId31" w:history="1">
+        <w:hyperlink r:id="rId32" w:history="1">
           <w:r>
             <w:rPr>
               <w:rStyle w:val="Hyperlink"/>
@@ -5334,7 +5344,7 @@
           <w:color w:val="0000FF"/>
           <w:sz w:val="24"/>
         </w:rPr>
-        <w:hyperlink r:id="rId31" w:history="1">
+        <w:hyperlink r:id="rId32" w:history="1">
           <w:r>
             <w:rPr>
               <w:rStyle w:val="Hyperlink"/>
@@ -5454,7 +5464,7 @@
           <w:color w:val="0000FF"/>
           <w:sz w:val="24"/>
         </w:rPr>
-        <w:hyperlink r:id="rId32" w:history="1">
+        <w:hyperlink r:id="rId33" w:history="1">
           <w:r>
             <w:rPr>
               <w:rStyle w:val="Hyperlink"/>
@@ -5471,7 +5481,7 @@
           <w:color w:val="0000FF"/>
           <w:sz w:val="24"/>
         </w:rPr>
-        <w:hyperlink r:id="rId32" w:history="1">
+        <w:hyperlink r:id="rId33" w:history="1">
           <w:r>
             <w:rPr>
               <w:rStyle w:val="Hyperlink"/>
@@ -5599,7 +5609,7 @@
           <w:sz w:val="24"/>
           <w:u w:val="single"/>
         </w:rPr>
-        <w:hyperlink r:id="rId33" w:history="1">
+        <w:hyperlink r:id="rId34" w:history="1">
           <w:r>
             <w:rPr>
               <w:rStyle w:val="Hyperlink"/>
@@ -5617,7 +5627,7 @@
           <w:sz w:val="24"/>
           <w:u w:val="single"/>
         </w:rPr>
-        <w:hyperlink r:id="rId33" w:history="1">
+        <w:hyperlink r:id="rId34" w:history="1">
           <w:r>
             <w:rPr>
               <w:rStyle w:val="Hyperlink"/>
@@ -5635,7 +5645,7 @@
           <w:sz w:val="24"/>
           <w:u w:val="single"/>
         </w:rPr>
-        <w:hyperlink r:id="rId33" w:history="1">
+        <w:hyperlink r:id="rId34" w:history="1">
           <w:r>
             <w:rPr>
               <w:rStyle w:val="Hyperlink"/>
@@ -5663,7 +5673,7 @@
           <w:sz w:val="24"/>
           <w:u w:val="single"/>
         </w:rPr>
-        <w:hyperlink r:id="rId34" w:history="1">
+        <w:hyperlink r:id="rId35" w:history="1">
           <w:r>
             <w:rPr>
               <w:rStyle w:val="Hyperlink"/>
@@ -5692,7 +5702,7 @@
           <w:sz w:val="24"/>
           <w:u w:val="single"/>
         </w:rPr>
-        <w:hyperlink r:id="rId34" w:history="1">
+        <w:hyperlink r:id="rId35" w:history="1">
           <w:r>
             <w:rPr>
               <w:rStyle w:val="Hyperlink"/>
@@ -5819,7 +5829,7 @@
           <w:sz w:val="24"/>
           <w:u w:val="single"/>
         </w:rPr>
-        <w:hyperlink r:id="rId35" w:history="1">
+        <w:hyperlink r:id="rId36" w:history="1">
           <w:r>
             <w:rPr>
               <w:rStyle w:val="Hyperlink"/>
@@ -5848,7 +5858,7 @@
           <w:sz w:val="24"/>
           <w:u w:val="single"/>
         </w:rPr>
-        <w:hyperlink r:id="rId35" w:history="1">
+        <w:hyperlink r:id="rId36" w:history="1">
           <w:r>
             <w:rPr>
               <w:rStyle w:val="Hyperlink"/>
@@ -5876,7 +5886,7 @@
           <w:sz w:val="24"/>
           <w:u w:val="single"/>
         </w:rPr>
-        <w:hyperlink r:id="rId36" w:history="1">
+        <w:hyperlink r:id="rId37" w:history="1">
           <w:r>
             <w:rPr>
               <w:rStyle w:val="Hyperlink"/>
@@ -5894,7 +5904,7 @@
           <w:sz w:val="24"/>
           <w:u w:val="single"/>
         </w:rPr>
-        <w:hyperlink r:id="rId36" w:history="1">
+        <w:hyperlink r:id="rId37" w:history="1">
           <w:r>
             <w:rPr>
               <w:rStyle w:val="Hyperlink"/>
@@ -5912,7 +5922,7 @@
           <w:sz w:val="24"/>
           <w:u w:val="single"/>
         </w:rPr>
-        <w:hyperlink r:id="rId36" w:history="1">
+        <w:hyperlink r:id="rId37" w:history="1">
           <w:r>
             <w:rPr>
               <w:rStyle w:val="Hyperlink"/>
@@ -5930,7 +5940,7 @@
           <w:sz w:val="24"/>
           <w:u w:val="single"/>
         </w:rPr>
-        <w:hyperlink r:id="rId36" w:history="1">
+        <w:hyperlink r:id="rId37" w:history="1">
           <w:r>
             <w:rPr>
               <w:rStyle w:val="Hyperlink"/>
@@ -5948,7 +5958,7 @@
           <w:sz w:val="24"/>
           <w:u w:val="single"/>
         </w:rPr>
-        <w:hyperlink r:id="rId36" w:history="1">
+        <w:hyperlink r:id="rId37" w:history="1">
           <w:r>
             <w:rPr>
               <w:rStyle w:val="Hyperlink"/>
@@ -5966,7 +5976,7 @@
           <w:sz w:val="24"/>
           <w:u w:val="single"/>
         </w:rPr>
-        <w:hyperlink r:id="rId36" w:history="1">
+        <w:hyperlink r:id="rId37" w:history="1">
           <w:r>
             <w:rPr>
               <w:rStyle w:val="Hyperlink"/>
@@ -5984,7 +5994,7 @@
           <w:sz w:val="24"/>
           <w:u w:val="single"/>
         </w:rPr>
-        <w:hyperlink r:id="rId36" w:history="1">
+        <w:hyperlink r:id="rId37" w:history="1">
           <w:r>
             <w:rPr>
               <w:rStyle w:val="Hyperlink"/>
@@ -6092,7 +6102,7 @@
           <w:sz w:val="24"/>
           <w:u w:val="single"/>
         </w:rPr>
-        <w:hyperlink r:id="rId37" w:history="1">
+        <w:hyperlink r:id="rId38" w:history="1">
           <w:r>
             <w:rPr>
               <w:rStyle w:val="Hyperlink"/>
@@ -6110,7 +6120,7 @@
           <w:sz w:val="24"/>
           <w:u w:val="single"/>
         </w:rPr>
-        <w:hyperlink r:id="rId37" w:history="1">
+        <w:hyperlink r:id="rId38" w:history="1">
           <w:r>
             <w:rPr>
               <w:rStyle w:val="Hyperlink"/>
@@ -6128,7 +6138,7 @@
           <w:sz w:val="24"/>
           <w:u w:val="single"/>
         </w:rPr>
-        <w:hyperlink r:id="rId37" w:history="1">
+        <w:hyperlink r:id="rId38" w:history="1">
           <w:r>
             <w:rPr>
               <w:rStyle w:val="Hyperlink"/>
@@ -6146,7 +6156,7 @@
           <w:sz w:val="24"/>
           <w:u w:val="single"/>
         </w:rPr>
-        <w:hyperlink r:id="rId37" w:history="1">
+        <w:hyperlink r:id="rId38" w:history="1">
           <w:r>
             <w:rPr>
               <w:rStyle w:val="Hyperlink"/>
@@ -6174,7 +6184,7 @@
           <w:sz w:val="24"/>
           <w:u w:val="single"/>
         </w:rPr>
-        <w:hyperlink r:id="rId38" w:history="1">
+        <w:hyperlink r:id="rId39" w:history="1">
           <w:r>
             <w:rPr>
               <w:rStyle w:val="Hyperlink"/>
@@ -6203,7 +6213,7 @@
           <w:sz w:val="24"/>
           <w:u w:val="single"/>
         </w:rPr>
-        <w:hyperlink r:id="rId38" w:history="1">
+        <w:hyperlink r:id="rId39" w:history="1">
           <w:r>
             <w:rPr>
               <w:rStyle w:val="Hyperlink"/>
@@ -6331,7 +6341,7 @@
           <w:sz w:val="24"/>
           <w:u w:val="single"/>
         </w:rPr>
-        <w:hyperlink r:id="rId39" w:history="1">
+        <w:hyperlink r:id="rId40" w:history="1">
           <w:r>
             <w:rPr>
               <w:rStyle w:val="Hyperlink"/>
@@ -6349,7 +6359,7 @@
           <w:sz w:val="24"/>
           <w:u w:val="single"/>
         </w:rPr>
-        <w:hyperlink r:id="rId39" w:history="1">
+        <w:hyperlink r:id="rId40" w:history="1">
           <w:r>
             <w:rPr>
               <w:rStyle w:val="Hyperlink"/>
@@ -6477,7 +6487,7 @@
           <w:sz w:val="24"/>
           <w:u w:val="single"/>
         </w:rPr>
-        <w:hyperlink r:id="rId40" w:history="1">
+        <w:hyperlink r:id="rId41" w:history="1">
           <w:r>
             <w:rPr>
               <w:rStyle w:val="Hyperlink"/>
@@ -6495,7 +6505,7 @@
           <w:sz w:val="24"/>
           <w:u w:val="single"/>
         </w:rPr>
-        <w:hyperlink r:id="rId40" w:history="1">
+        <w:hyperlink r:id="rId41" w:history="1">
           <w:r>
             <w:rPr>
               <w:rStyle w:val="Hyperlink"/>
@@ -6513,7 +6523,7 @@
           <w:sz w:val="24"/>
           <w:u w:val="single"/>
         </w:rPr>
-        <w:hyperlink r:id="rId40" w:history="1">
+        <w:hyperlink r:id="rId41" w:history="1">
           <w:r>
             <w:rPr>
               <w:rStyle w:val="Hyperlink"/>
@@ -6531,7 +6541,7 @@
           <w:sz w:val="24"/>
           <w:u w:val="single"/>
         </w:rPr>
-        <w:hyperlink r:id="rId40" w:history="1">
+        <w:hyperlink r:id="rId41" w:history="1">
           <w:r>
             <w:rPr>
               <w:rStyle w:val="Hyperlink"/>
@@ -6649,7 +6659,7 @@
           <w:sz w:val="24"/>
           <w:u w:val="single"/>
         </w:rPr>
-        <w:hyperlink r:id="rId41" w:history="1">
+        <w:hyperlink r:id="rId42" w:history="1">
           <w:r>
             <w:rPr>
               <w:rStyle w:val="Hyperlink"/>
@@ -6667,7 +6677,7 @@
           <w:sz w:val="24"/>
           <w:u w:val="single"/>
         </w:rPr>
-        <w:hyperlink r:id="rId41" w:history="1">
+        <w:hyperlink r:id="rId42" w:history="1">
           <w:r>
             <w:rPr>
               <w:rStyle w:val="Hyperlink"/>
@@ -6685,7 +6695,7 @@
           <w:sz w:val="24"/>
           <w:u w:val="single"/>
         </w:rPr>
-        <w:hyperlink r:id="rId41" w:history="1">
+        <w:hyperlink r:id="rId42" w:history="1">
           <w:r>
             <w:rPr>
               <w:rStyle w:val="Hyperlink"/>
@@ -6703,7 +6713,7 @@
           <w:sz w:val="24"/>
           <w:u w:val="single"/>
         </w:rPr>
-        <w:hyperlink r:id="rId41" w:history="1">
+        <w:hyperlink r:id="rId42" w:history="1">
           <w:r>
             <w:rPr>
               <w:rStyle w:val="Hyperlink"/>
@@ -6731,7 +6741,7 @@
           <w:sz w:val="24"/>
           <w:u w:val="single"/>
         </w:rPr>
-        <w:hyperlink r:id="rId42" w:history="1">
+        <w:hyperlink r:id="rId43" w:history="1">
           <w:r>
             <w:rPr>
               <w:rStyle w:val="Hyperlink"/>
@@ -6749,7 +6759,7 @@
           <w:sz w:val="24"/>
           <w:u w:val="single"/>
         </w:rPr>
-        <w:hyperlink r:id="rId42" w:history="1">
+        <w:hyperlink r:id="rId43" w:history="1">
           <w:r>
             <w:rPr>
               <w:rStyle w:val="Hyperlink"/>
@@ -6778,7 +6788,7 @@
           <w:sz w:val="24"/>
           <w:u w:val="single"/>
         </w:rPr>
-        <w:hyperlink r:id="rId42" w:history="1">
+        <w:hyperlink r:id="rId43" w:history="1">
           <w:r>
             <w:rPr>
               <w:rStyle w:val="Hyperlink"/>
@@ -6807,7 +6817,7 @@
           <w:sz w:val="24"/>
           <w:u w:val="single"/>
         </w:rPr>
-        <w:hyperlink r:id="rId43" w:history="1">
+        <w:hyperlink r:id="rId44" w:history="1">
           <w:r>
             <w:rPr>
               <w:rStyle w:val="Hyperlink"/>
@@ -6836,7 +6846,7 @@
           <w:sz w:val="24"/>
           <w:u w:val="single"/>
         </w:rPr>
-        <w:hyperlink r:id="rId41" w:history="1">
+        <w:hyperlink r:id="rId42" w:history="1">
           <w:r>
             <w:rPr>
               <w:rStyle w:val="Hyperlink"/>

--- a/EXPORTS/DOCX/published/niveau3/English/KKZ.docx
+++ b/EXPORTS/DOCX/published/niveau3/English/KKZ.docx
@@ -237,7 +237,14 @@
           <w:color w:val="000000"/>
           <w:sz w:val="24"/>
         </w:rPr>
-        <w:t>mpri</w:t>
+        <w:hyperlink r:id="rId9" w:history="1">
+          <w:r>
+            <w:rPr>
+              <w:rStyle w:val="Hyperlink"/>
+            </w:rPr>
+            <w:t>mpri</w:t>
+          </w:r>
+        </w:hyperlink>
       </w:r>
       <w:r>
         <w:rPr>
@@ -251,13 +258,21 @@
       </w:r>
       <w:r>
         <w:rPr>
+          <w:u w:val="single" w:color="0000ff"/>
           <w:rFonts w:ascii="Charis SIL Regular" w:hAnsi="Charis SIL Regular" w:eastAsia="Charis SIL Regular"/>
           <w:b w:val="0"/>
           <w:i w:val="0"/>
           <w:color w:val="000000"/>
           <w:sz w:val="24"/>
         </w:rPr>
-        <w:t>wide ar</w:t>
+        <w:hyperlink r:id="rId9" w:history="1">
+          <w:r>
+            <w:rPr>
+              <w:rStyle w:val="Hyperlink"/>
+            </w:rPr>
+            <w:t>wide ar</w:t>
+          </w:r>
+        </w:hyperlink>
       </w:r>
       <w:r>
         <w:rPr>
@@ -583,31 +598,13 @@
       </w:r>
       <w:r>
         <w:rPr>
-          <w:u w:val="single" w:color="0000ff"/>
           <w:rFonts w:ascii="Charis SIL Regular" w:hAnsi="Charis SIL Regular" w:eastAsia="Charis SIL Regular"/>
           <w:b w:val="0"/>
           <w:i w:val="0"/>
           <w:color w:val="000000"/>
           <w:sz w:val="24"/>
         </w:rPr>
-        <w:hyperlink r:id="rId11" w:history="1">
-          <w:r>
-            <w:rPr>
-              <w:rStyle w:val="Hyperlink"/>
-            </w:rPr>
-            <w:t>Japanese</w:t>
-          </w:r>
-        </w:hyperlink>
-      </w:r>
-      <w:r>
-        <w:rPr>
-          <w:rFonts w:ascii="Charis SIL Regular" w:hAnsi="Charis SIL Regular" w:eastAsia="Charis SIL Regular"/>
-          <w:b w:val="0"/>
-          <w:i w:val="0"/>
-          <w:color w:val="000000"/>
-          <w:sz w:val="24"/>
-        </w:rPr>
-        <w:t xml:space="preserve"> peninsula </w:t>
+        <w:t xml:space="preserve">Japanese peninsula </w:t>
       </w:r>
       <w:r>
         <w:rPr>
@@ -846,34 +843,7 @@
           <w:color w:val="000000"/>
           <w:sz w:val="24"/>
         </w:rPr>
-        <w:t xml:space="preserve"> subse</w:t>
-      </w:r>
-      <w:r>
-        <w:rPr>
-          <w:rFonts w:ascii="Charis SIL Regular" w:hAnsi="Charis SIL Regular" w:eastAsia="Charis SIL Regular"/>
-          <w:b w:val="0"/>
-          <w:i w:val="0"/>
-          <w:color w:val="000000"/>
-          <w:sz w:val="24"/>
-        </w:rPr>
-        <w:hyperlink r:id="rId12" w:history="1">
-          <w:r>
-            <w:rPr>
-              <w:rStyle w:val="Hyperlink"/>
-            </w:rPr>
-            <w:t>quently</w:t>
-          </w:r>
-        </w:hyperlink>
-      </w:r>
-      <w:r>
-        <w:rPr>
-          <w:rFonts w:ascii="Charis SIL Regular" w:hAnsi="Charis SIL Regular" w:eastAsia="Charis SIL Regular"/>
-          <w:b w:val="0"/>
-          <w:i w:val="0"/>
-          <w:color w:val="000000"/>
-          <w:sz w:val="24"/>
-        </w:rPr>
-        <w:t xml:space="preserve"> contributed the</w:t>
+        <w:t xml:space="preserve"> subsequently contributed the</w:t>
       </w:r>
       <w:r>
         <w:rPr>
@@ -1458,6 +1428,7 @@
           <w:i w:val="0"/>
           <w:color w:val="0000FF"/>
           <w:sz w:val="24"/>
+          <w:u w:val="single"/>
         </w:rPr>
         <w:hyperlink r:id="rId15" w:history="1">
           <w:r>
@@ -1511,25 +1482,7 @@
             <w:rPr>
               <w:rStyle w:val="Hyperlink"/>
             </w:rPr>
-            <w:t>A</w:t>
-          </w:r>
-        </w:hyperlink>
-      </w:r>
-      <w:r>
-        <w:rPr>
-          <w:rFonts w:ascii="Charis SIL Regular" w:hAnsi="Charis SIL Regular" w:eastAsia="Charis SIL Regular"/>
-          <w:b w:val="0"/>
-          <w:i w:val="0"/>
-          <w:color w:val="0000FF"/>
-          <w:sz w:val="24"/>
-          <w:u w:val="single"/>
-        </w:rPr>
-        <w:hyperlink r:id="rId15" w:history="1">
-          <w:r>
-            <w:rPr>
-              <w:rStyle w:val="Hyperlink"/>
-            </w:rPr>
-            <w:t>msterdam</w:t>
+            <w:t>Amsterdam</w:t>
           </w:r>
         </w:hyperlink>
       </w:r>
@@ -1764,7 +1717,7 @@
           <w:sz w:val="24"/>
           <w:u w:val="single"/>
         </w:rPr>
-        <w:hyperlink r:id="rId15" w:history="1">
+        <w:hyperlink r:id="rId16" w:history="1">
           <w:r>
             <w:rPr>
               <w:rStyle w:val="Hyperlink"/>
@@ -1846,25 +1799,18 @@
           <w:color w:val="000000"/>
           <w:sz w:val="24"/>
         </w:rPr>
+        <w:t xml:space="preserve">, the </w:t>
+      </w:r>
+      <w:r>
+        <w:rPr>
+          <w:rFonts w:ascii="Charis SIL Regular" w:hAnsi="Charis SIL Regular" w:eastAsia="Charis SIL Regular"/>
+          <w:b w:val="0"/>
+          <w:i w:val="0"/>
+          <w:color w:val="0000FF"/>
+          <w:sz w:val="24"/>
+          <w:u w:val="single"/>
+        </w:rPr>
         <w:hyperlink r:id="rId15" w:history="1">
-          <w:r>
-            <w:rPr>
-              <w:rStyle w:val="Hyperlink"/>
-            </w:rPr>
-            <w:t xml:space="preserve">, the </w:t>
-          </w:r>
-        </w:hyperlink>
-      </w:r>
-      <w:r>
-        <w:rPr>
-          <w:rFonts w:ascii="Charis SIL Regular" w:hAnsi="Charis SIL Regular" w:eastAsia="Charis SIL Regular"/>
-          <w:b w:val="0"/>
-          <w:i w:val="0"/>
-          <w:color w:val="0000FF"/>
-          <w:sz w:val="24"/>
-          <w:u w:val="single"/>
-        </w:rPr>
-        <w:hyperlink r:id="rId17" w:history="1">
           <w:r>
             <w:rPr>
               <w:rStyle w:val="Hyperlink"/>
@@ -2139,13 +2085,31 @@
       </w:r>
       <w:r>
         <w:rPr>
+          <w:u w:val="single" w:color="0000ff"/>
           <w:rFonts w:ascii="Charis SIL Regular" w:hAnsi="Charis SIL Regular" w:eastAsia="Charis SIL Regular"/>
           <w:b w:val="0"/>
           <w:i w:val="0"/>
           <w:color w:val="000000"/>
           <w:sz w:val="24"/>
         </w:rPr>
-        <w:t xml:space="preserve">, the </w:t>
+        <w:hyperlink r:id="rId16" w:history="1">
+          <w:r>
+            <w:rPr>
+              <w:rStyle w:val="Hyperlink"/>
+            </w:rPr>
+            <w:t>, the</w:t>
+          </w:r>
+        </w:hyperlink>
+      </w:r>
+      <w:r>
+        <w:rPr>
+          <w:rFonts w:ascii="Charis SIL Regular" w:hAnsi="Charis SIL Regular" w:eastAsia="Charis SIL Regular"/>
+          <w:b w:val="0"/>
+          <w:i w:val="0"/>
+          <w:color w:val="000000"/>
+          <w:sz w:val="24"/>
+        </w:rPr>
+        <w:t xml:space="preserve"> </w:t>
       </w:r>
       <w:r>
         <w:rPr>
@@ -2156,7 +2120,7 @@
           <w:sz w:val="24"/>
           <w:u w:val="single"/>
         </w:rPr>
-        <w:hyperlink r:id="rId18" w:history="1">
+        <w:hyperlink r:id="rId16" w:history="1">
           <w:r>
             <w:rPr>
               <w:rStyle w:val="Hyperlink"/>
@@ -2210,7 +2174,36 @@
           <w:sz w:val="24"/>
           <w:u w:val="single"/>
         </w:rPr>
-        <w:t xml:space="preserve"> van </w:t>
+        <w:t xml:space="preserve"> </w:t>
+      </w:r>
+      <w:r>
+        <w:rPr>
+          <w:rFonts w:ascii="Charis SIL Regular" w:hAnsi="Charis SIL Regular" w:eastAsia="Charis SIL Regular"/>
+          <w:b w:val="0"/>
+          <w:i w:val="0"/>
+          <w:color w:val="0000FF"/>
+          <w:sz w:val="24"/>
+          <w:u w:val="single"/>
+        </w:rPr>
+        <w:hyperlink r:id="rId18" w:history="1">
+          <w:r>
+            <w:rPr>
+              <w:rStyle w:val="Hyperlink"/>
+            </w:rPr>
+            <w:t>van</w:t>
+          </w:r>
+        </w:hyperlink>
+      </w:r>
+      <w:r>
+        <w:rPr>
+          <w:rFonts w:ascii="Charis SIL Regular" w:hAnsi="Charis SIL Regular" w:eastAsia="Charis SIL Regular"/>
+          <w:b w:val="0"/>
+          <w:i w:val="0"/>
+          <w:color w:val="0000FF"/>
+          <w:sz w:val="24"/>
+          <w:u w:val="single"/>
+        </w:rPr>
+        <w:t xml:space="preserve"> </w:t>
       </w:r>
       <w:r>
         <w:rPr>
@@ -2255,7 +2248,7 @@
             <w:rPr>
               <w:rStyle w:val="Hyperlink"/>
             </w:rPr>
-            <w:t>Historie</w:t>
+            <w:t>Histori</w:t>
           </w:r>
         </w:hyperlink>
       </w:r>
@@ -2264,6 +2257,25 @@
           <w:rFonts w:ascii="Charis SIL Regular" w:hAnsi="Charis SIL Regular" w:eastAsia="Charis SIL Regular"/>
           <w:b w:val="0"/>
           <w:i w:val="0"/>
+          <w:color w:val="0000FF"/>
+          <w:sz w:val="24"/>
+          <w:u w:val="single"/>
+        </w:rPr>
+        <w:hyperlink r:id="rId17" w:history="1">
+          <w:r>
+            <w:rPr>
+              <w:rStyle w:val="Hyperlink"/>
+            </w:rPr>
+            <w:t>e</w:t>
+          </w:r>
+        </w:hyperlink>
+      </w:r>
+      <w:r>
+        <w:rPr>
+          <w:u w:val="single" w:color="0000ff"/>
+          <w:rFonts w:ascii="Charis SIL Regular" w:hAnsi="Charis SIL Regular" w:eastAsia="Charis SIL Regular"/>
+          <w:b w:val="0"/>
+          <w:i w:val="0"/>
           <w:color w:val="000000"/>
           <w:sz w:val="24"/>
         </w:rPr>
@@ -2278,7 +2290,7 @@
           <w:sz w:val="24"/>
           <w:u w:val="single"/>
         </w:rPr>
-        <w:hyperlink r:id="rId19" w:history="1">
+        <w:hyperlink r:id="rId17" w:history="1">
           <w:r>
             <w:rPr>
               <w:rStyle w:val="Hyperlink"/>
@@ -2314,7 +2326,7 @@
           <w:sz w:val="24"/>
           <w:u w:val="single"/>
         </w:rPr>
-        <w:hyperlink r:id="rId19" w:history="1">
+        <w:hyperlink r:id="rId17" w:history="1">
           <w:r>
             <w:rPr>
               <w:rStyle w:val="Hyperlink"/>
@@ -2448,7 +2460,7 @@
           <w:sz w:val="24"/>
           <w:u w:val="single"/>
         </w:rPr>
-        <w:hyperlink r:id="rId17" w:history="1">
+        <w:hyperlink r:id="rId19" w:history="1">
           <w:r>
             <w:rPr>
               <w:rStyle w:val="Hyperlink"/>
@@ -2466,7 +2478,7 @@
           <w:sz w:val="24"/>
           <w:u w:val="single"/>
         </w:rPr>
-        <w:hyperlink r:id="rId17" w:history="1">
+        <w:hyperlink r:id="rId19" w:history="1">
           <w:r>
             <w:rPr>
               <w:rStyle w:val="Hyperlink"/>
@@ -2512,7 +2524,14 @@
           <w:color w:val="000000"/>
           <w:sz w:val="24"/>
         </w:rPr>
-        <w:t xml:space="preserve">e </w:t>
+        <w:hyperlink r:id="rId18" w:history="1">
+          <w:r>
+            <w:rPr>
+              <w:rStyle w:val="Hyperlink"/>
+            </w:rPr>
+            <w:t xml:space="preserve">e </w:t>
+          </w:r>
+        </w:hyperlink>
       </w:r>
       <w:r>
         <w:rPr>
@@ -2523,7 +2542,7 @@
           <w:sz w:val="24"/>
           <w:u w:val="single"/>
         </w:rPr>
-        <w:hyperlink r:id="rId18" w:history="1">
+        <w:hyperlink r:id="rId20" w:history="1">
           <w:r>
             <w:rPr>
               <w:rStyle w:val="Hyperlink"/>
@@ -2559,7 +2578,7 @@
           <w:sz w:val="24"/>
           <w:u w:val="single"/>
         </w:rPr>
-        <w:hyperlink r:id="rId18" w:history="1">
+        <w:hyperlink r:id="rId20" w:history="1">
           <w:r>
             <w:rPr>
               <w:rStyle w:val="Hyperlink"/>
@@ -3000,7 +3019,7 @@
           <w:color w:val="000000"/>
           <w:sz w:val="24"/>
         </w:rPr>
-        <w:t>also went missing or were</w:t>
+        <w:t>also went missing or were lost duri</w:t>
       </w:r>
       <w:r>
         <w:rPr>
@@ -3011,7 +3030,42 @@
           <w:color w:val="000000"/>
           <w:sz w:val="24"/>
         </w:rPr>
-        <w:t xml:space="preserve"> lost during this </w:t>
+        <w:hyperlink r:id="rId22" w:history="1">
+          <w:r>
+            <w:rPr>
+              <w:rStyle w:val="Hyperlink"/>
+            </w:rPr>
+            <w:t>ng t</w:t>
+          </w:r>
+        </w:hyperlink>
+      </w:r>
+      <w:r>
+        <w:rPr>
+          <w:u w:val="single" w:color="0000ff"/>
+          <w:rFonts w:ascii="Charis SIL Regular" w:hAnsi="Charis SIL Regular" w:eastAsia="Charis SIL Regular"/>
+          <w:b w:val="0"/>
+          <w:i w:val="0"/>
+          <w:color w:val="000000"/>
+          <w:sz w:val="24"/>
+        </w:rPr>
+        <w:hyperlink r:id="rId22" w:history="1">
+          <w:r>
+            <w:rPr>
+              <w:rStyle w:val="Hyperlink"/>
+            </w:rPr>
+            <w:t>h</w:t>
+          </w:r>
+        </w:hyperlink>
+      </w:r>
+      <w:r>
+        <w:rPr>
+          <w:rFonts w:ascii="Charis SIL Regular" w:hAnsi="Charis SIL Regular" w:eastAsia="Charis SIL Regular"/>
+          <w:b w:val="0"/>
+          <w:i w:val="0"/>
+          <w:color w:val="000000"/>
+          <w:sz w:val="24"/>
+        </w:rPr>
+        <w:t xml:space="preserve">is </w:t>
       </w:r>
       <w:r>
         <w:rPr>
@@ -3190,23 +3244,12 @@
           <w:color w:val="000000"/>
           <w:sz w:val="24"/>
         </w:rPr>
-        <w:t>lf Eff</w:t>
-      </w:r>
-      <w:r>
-        <w:rPr>
-          <w:u w:val="single" w:color="0000ff"/>
-          <w:rFonts w:ascii="Charis SIL Regular" w:hAnsi="Charis SIL Regular" w:eastAsia="Charis SIL Regular"/>
-          <w:b w:val="0"/>
-          <w:i w:val="0"/>
-          <w:color w:val="000000"/>
-          <w:sz w:val="24"/>
-        </w:rPr>
         <w:hyperlink r:id="rId23" w:history="1">
           <w:r>
             <w:rPr>
               <w:rStyle w:val="Hyperlink"/>
             </w:rPr>
-            <w:t>er</w:t>
+            <w:t>lf E</w:t>
           </w:r>
         </w:hyperlink>
       </w:r>
@@ -3218,7 +3261,25 @@
           <w:color w:val="000000"/>
           <w:sz w:val="24"/>
         </w:rPr>
-        <w:t>t</w:t>
+        <w:t>ff</w:t>
+      </w:r>
+      <w:r>
+        <w:rPr>
+          <w:u w:val="single" w:color="0000ff"/>
+          <w:rFonts w:ascii="Charis SIL Regular" w:hAnsi="Charis SIL Regular" w:eastAsia="Charis SIL Regular"/>
+          <w:b w:val="0"/>
+          <w:i w:val="0"/>
+          <w:color w:val="000000"/>
+          <w:sz w:val="24"/>
+        </w:rPr>
+        <w:hyperlink r:id="rId23" w:history="1">
+          <w:r>
+            <w:rPr>
+              <w:rStyle w:val="Hyperlink"/>
+            </w:rPr>
+            <w:t>ert</w:t>
+          </w:r>
+        </w:hyperlink>
       </w:r>
       <w:r>
         <w:rPr>
@@ -3733,13 +3794,39 @@
       </w:r>
       <w:r>
         <w:rPr>
+          <w:u w:val="single" w:color="0000ff"/>
           <w:rFonts w:ascii="Charis SIL Regular" w:hAnsi="Charis SIL Regular" w:eastAsia="Charis SIL Regular"/>
           <w:b w:val="0"/>
           <w:i w:val="0"/>
           <w:color w:val="000000"/>
           <w:sz w:val="24"/>
         </w:rPr>
-        <w:t>rch in</w:t>
+        <w:hyperlink r:id="rId25" w:history="1">
+          <w:r>
+            <w:rPr>
+              <w:rStyle w:val="Hyperlink"/>
+            </w:rPr>
+            <w:t>rc</w:t>
+          </w:r>
+        </w:hyperlink>
+      </w:r>
+      <w:r>
+        <w:rPr>
+          <w:u w:val="single" w:color="0000ff"/>
+          <w:rFonts w:ascii="Charis SIL Regular" w:hAnsi="Charis SIL Regular" w:eastAsia="Charis SIL Regular"/>
+          <w:b w:val="0"/>
+          <w:i w:val="0"/>
+          <w:color w:val="000000"/>
+          <w:sz w:val="24"/>
+        </w:rPr>
+        <w:hyperlink r:id="rId25" w:history="1">
+          <w:r>
+            <w:rPr>
+              <w:rStyle w:val="Hyperlink"/>
+            </w:rPr>
+            <w:t>h in</w:t>
+          </w:r>
+        </w:hyperlink>
       </w:r>
       <w:r>
         <w:rPr>
@@ -6741,7 +6828,7 @@
           <w:sz w:val="24"/>
           <w:u w:val="single"/>
         </w:rPr>
-        <w:hyperlink r:id="rId43" w:history="1">
+        <w:hyperlink r:id="rId42" w:history="1">
           <w:r>
             <w:rPr>
               <w:rStyle w:val="Hyperlink"/>
@@ -6759,7 +6846,7 @@
           <w:sz w:val="24"/>
           <w:u w:val="single"/>
         </w:rPr>
-        <w:hyperlink r:id="rId43" w:history="1">
+        <w:hyperlink r:id="rId42" w:history="1">
           <w:r>
             <w:rPr>
               <w:rStyle w:val="Hyperlink"/>
@@ -6799,7 +6886,6 @@
       </w:r>
       <w:r>
         <w:rPr>
-          <w:u w:val="single" w:color="0000ff"/>
           <w:rFonts w:ascii="Charis SIL Regular" w:hAnsi="Charis SIL Regular" w:eastAsia="Charis SIL Regular"/>
           <w:b w:val="0"/>
           <w:i w:val="0"/>
@@ -6846,7 +6932,7 @@
           <w:sz w:val="24"/>
           <w:u w:val="single"/>
         </w:rPr>
-        <w:hyperlink r:id="rId42" w:history="1">
+        <w:hyperlink r:id="rId44" w:history="1">
           <w:r>
             <w:rPr>
               <w:rStyle w:val="Hyperlink"/>

--- a/EXPORTS/DOCX/published/niveau3/English/KKZ.docx
+++ b/EXPORTS/DOCX/published/niveau3/English/KKZ.docx
@@ -598,13 +598,31 @@
       </w:r>
       <w:r>
         <w:rPr>
+          <w:u w:val="single" w:color="0000ff"/>
           <w:rFonts w:ascii="Charis SIL Regular" w:hAnsi="Charis SIL Regular" w:eastAsia="Charis SIL Regular"/>
           <w:b w:val="0"/>
           <w:i w:val="0"/>
           <w:color w:val="000000"/>
           <w:sz w:val="24"/>
         </w:rPr>
-        <w:t xml:space="preserve">Japanese peninsula </w:t>
+        <w:hyperlink r:id="rId11" w:history="1">
+          <w:r>
+            <w:rPr>
+              <w:rStyle w:val="Hyperlink"/>
+            </w:rPr>
+            <w:t>Japanese</w:t>
+          </w:r>
+        </w:hyperlink>
+      </w:r>
+      <w:r>
+        <w:rPr>
+          <w:rFonts w:ascii="Charis SIL Regular" w:hAnsi="Charis SIL Regular" w:eastAsia="Charis SIL Regular"/>
+          <w:b w:val="0"/>
+          <w:i w:val="0"/>
+          <w:color w:val="000000"/>
+          <w:sz w:val="24"/>
+        </w:rPr>
+        <w:t xml:space="preserve"> peninsula </w:t>
       </w:r>
       <w:r>
         <w:rPr>
@@ -843,7 +861,85 @@
           <w:color w:val="000000"/>
           <w:sz w:val="24"/>
         </w:rPr>
-        <w:t xml:space="preserve"> subsequently contributed the</w:t>
+        <w:t xml:space="preserve"> subse</w:t>
+      </w:r>
+      <w:r>
+        <w:rPr>
+          <w:rFonts w:ascii="Charis SIL Regular" w:hAnsi="Charis SIL Regular" w:eastAsia="Charis SIL Regular"/>
+          <w:b w:val="0"/>
+          <w:i w:val="0"/>
+          <w:color w:val="000000"/>
+          <w:sz w:val="24"/>
+        </w:rPr>
+        <w:hyperlink r:id="rId12" w:history="1">
+          <w:r>
+            <w:rPr>
+              <w:rStyle w:val="Hyperlink"/>
+            </w:rPr>
+            <w:t>quently</w:t>
+          </w:r>
+        </w:hyperlink>
+      </w:r>
+      <w:r>
+        <w:rPr>
+          <w:rFonts w:ascii="Charis SIL Regular" w:hAnsi="Charis SIL Regular" w:eastAsia="Charis SIL Regular"/>
+          <w:b w:val="0"/>
+          <w:i w:val="0"/>
+          <w:color w:val="000000"/>
+          <w:sz w:val="24"/>
+        </w:rPr>
+        <w:t xml:space="preserve"> cont</w:t>
+      </w:r>
+      <w:r>
+        <w:rPr>
+          <w:rFonts w:ascii="Charis SIL Regular" w:hAnsi="Charis SIL Regular" w:eastAsia="Charis SIL Regular"/>
+          <w:b w:val="0"/>
+          <w:i w:val="0"/>
+          <w:color w:val="000000"/>
+          <w:sz w:val="24"/>
+        </w:rPr>
+        <w:hyperlink r:id="rId13" w:history="1">
+          <w:r>
+            <w:rPr>
+              <w:rStyle w:val="Hyperlink"/>
+            </w:rPr>
+            <w:t>ribute</w:t>
+          </w:r>
+        </w:hyperlink>
+      </w:r>
+      <w:r>
+        <w:rPr>
+          <w:rFonts w:ascii="Charis SIL Regular" w:hAnsi="Charis SIL Regular" w:eastAsia="Charis SIL Regular"/>
+          <w:b w:val="0"/>
+          <w:i w:val="0"/>
+          <w:color w:val="000000"/>
+          <w:sz w:val="24"/>
+        </w:rPr>
+        <w:hyperlink r:id="rId13" w:history="1">
+          <w:r>
+            <w:rPr>
+              <w:rStyle w:val="Hyperlink"/>
+            </w:rPr>
+            <w:t>d</w:t>
+          </w:r>
+        </w:hyperlink>
+      </w:r>
+      <w:r>
+        <w:rPr>
+          <w:rFonts w:ascii="Charis SIL Regular" w:hAnsi="Charis SIL Regular" w:eastAsia="Charis SIL Regular"/>
+          <w:b w:val="0"/>
+          <w:i w:val="0"/>
+          <w:color w:val="000000"/>
+          <w:sz w:val="24"/>
+        </w:rPr>
+        <w:hyperlink r:id="rId13" w:history="1">
+          <w:r>
+            <w:rPr>
+              <w:rStyle w:val="Hyperlink"/>
+            </w:rPr>
+            <w:t xml:space="preserve"> the</w:t>
+          </w:r>
+        </w:hyperlink>
       </w:r>
       <w:r>
         <w:rPr>
@@ -1174,6 +1270,7 @@
       </w:r>
       <w:r>
         <w:rPr>
+          <w:u w:val="single" w:color="0000ff"/>
           <w:rFonts w:ascii="Charis SIL Italic" w:hAnsi="Charis SIL Italic" w:eastAsia="Charis SIL Italic"/>
           <w:b w:val="0"/>
           <w:i/>
@@ -1482,7 +1579,25 @@
             <w:rPr>
               <w:rStyle w:val="Hyperlink"/>
             </w:rPr>
-            <w:t>Amsterdam</w:t>
+            <w:t>A</w:t>
+          </w:r>
+        </w:hyperlink>
+      </w:r>
+      <w:r>
+        <w:rPr>
+          <w:rFonts w:ascii="Charis SIL Regular" w:hAnsi="Charis SIL Regular" w:eastAsia="Charis SIL Regular"/>
+          <w:b w:val="0"/>
+          <w:i w:val="0"/>
+          <w:color w:val="0000FF"/>
+          <w:sz w:val="24"/>
+          <w:u w:val="single"/>
+        </w:rPr>
+        <w:hyperlink r:id="rId15" w:history="1">
+          <w:r>
+            <w:rPr>
+              <w:rStyle w:val="Hyperlink"/>
+            </w:rPr>
+            <w:t>msterdam</w:t>
           </w:r>
         </w:hyperlink>
       </w:r>
@@ -1668,7 +1783,6 @@
           <w:i w:val="0"/>
           <w:color w:val="0000FF"/>
           <w:sz w:val="24"/>
-          <w:u w:val="single"/>
         </w:rPr>
         <w:hyperlink r:id="rId16" w:history="1">
           <w:r>
@@ -1688,7 +1802,7 @@
           <w:sz w:val="24"/>
           <w:u w:val="single"/>
         </w:rPr>
-        <w:hyperlink r:id="rId16" w:history="1">
+        <w:hyperlink r:id="rId15" w:history="1">
           <w:r>
             <w:rPr>
               <w:rStyle w:val="Hyperlink"/>
@@ -1717,7 +1831,7 @@
           <w:sz w:val="24"/>
           <w:u w:val="single"/>
         </w:rPr>
-        <w:hyperlink r:id="rId16" w:history="1">
+        <w:hyperlink r:id="rId15" w:history="1">
           <w:r>
             <w:rPr>
               <w:rStyle w:val="Hyperlink"/>
@@ -1746,7 +1860,7 @@
           <w:sz w:val="24"/>
           <w:u w:val="single"/>
         </w:rPr>
-        <w:hyperlink r:id="rId16" w:history="1">
+        <w:hyperlink r:id="rId15" w:history="1">
           <w:r>
             <w:rPr>
               <w:rStyle w:val="Hyperlink"/>
@@ -1793,13 +1907,21 @@
       </w:r>
       <w:r>
         <w:rPr>
+          <w:u w:val="single" w:color="0000ff"/>
           <w:rFonts w:ascii="Charis SIL Regular" w:hAnsi="Charis SIL Regular" w:eastAsia="Charis SIL Regular"/>
           <w:b w:val="0"/>
           <w:i w:val="0"/>
           <w:color w:val="000000"/>
           <w:sz w:val="24"/>
         </w:rPr>
-        <w:t xml:space="preserve">, the </w:t>
+        <w:hyperlink r:id="rId15" w:history="1">
+          <w:r>
+            <w:rPr>
+              <w:rStyle w:val="Hyperlink"/>
+            </w:rPr>
+            <w:t xml:space="preserve">, the </w:t>
+          </w:r>
+        </w:hyperlink>
       </w:r>
       <w:r>
         <w:rPr>
@@ -2085,31 +2207,13 @@
       </w:r>
       <w:r>
         <w:rPr>
-          <w:u w:val="single" w:color="0000ff"/>
           <w:rFonts w:ascii="Charis SIL Regular" w:hAnsi="Charis SIL Regular" w:eastAsia="Charis SIL Regular"/>
           <w:b w:val="0"/>
           <w:i w:val="0"/>
           <w:color w:val="000000"/>
           <w:sz w:val="24"/>
         </w:rPr>
-        <w:hyperlink r:id="rId16" w:history="1">
-          <w:r>
-            <w:rPr>
-              <w:rStyle w:val="Hyperlink"/>
-            </w:rPr>
-            <w:t>, the</w:t>
-          </w:r>
-        </w:hyperlink>
-      </w:r>
-      <w:r>
-        <w:rPr>
-          <w:rFonts w:ascii="Charis SIL Regular" w:hAnsi="Charis SIL Regular" w:eastAsia="Charis SIL Regular"/>
-          <w:b w:val="0"/>
-          <w:i w:val="0"/>
-          <w:color w:val="000000"/>
-          <w:sz w:val="24"/>
-        </w:rPr>
-        <w:t xml:space="preserve"> </w:t>
+        <w:t xml:space="preserve">, the </w:t>
       </w:r>
       <w:r>
         <w:rPr>
@@ -2243,7 +2347,7 @@
           <w:sz w:val="24"/>
           <w:u w:val="single"/>
         </w:rPr>
-        <w:hyperlink r:id="rId18" w:history="1">
+        <w:hyperlink r:id="rId17" w:history="1">
           <w:r>
             <w:rPr>
               <w:rStyle w:val="Hyperlink"/>
@@ -2279,7 +2383,24 @@
           <w:color w:val="000000"/>
           <w:sz w:val="24"/>
         </w:rPr>
-        <w:t xml:space="preserve">, the </w:t>
+        <w:hyperlink r:id="rId17" w:history="1">
+          <w:r>
+            <w:rPr>
+              <w:rStyle w:val="Hyperlink"/>
+            </w:rPr>
+            <w:t>, th</w:t>
+          </w:r>
+        </w:hyperlink>
+      </w:r>
+      <w:r>
+        <w:rPr>
+          <w:rFonts w:ascii="Charis SIL Regular" w:hAnsi="Charis SIL Regular" w:eastAsia="Charis SIL Regular"/>
+          <w:b w:val="0"/>
+          <w:i w:val="0"/>
+          <w:color w:val="000000"/>
+          <w:sz w:val="24"/>
+        </w:rPr>
+        <w:t xml:space="preserve">e </w:t>
       </w:r>
       <w:r>
         <w:rPr>
@@ -2355,7 +2476,7 @@
           <w:sz w:val="24"/>
           <w:u w:val="single"/>
         </w:rPr>
-        <w:hyperlink r:id="rId19" w:history="1">
+        <w:hyperlink r:id="rId17" w:history="1">
           <w:r>
             <w:rPr>
               <w:rStyle w:val="Hyperlink"/>
@@ -2460,7 +2581,7 @@
           <w:sz w:val="24"/>
           <w:u w:val="single"/>
         </w:rPr>
-        <w:hyperlink r:id="rId19" w:history="1">
+        <w:hyperlink r:id="rId17" w:history="1">
           <w:r>
             <w:rPr>
               <w:rStyle w:val="Hyperlink"/>
@@ -2478,7 +2599,7 @@
           <w:sz w:val="24"/>
           <w:u w:val="single"/>
         </w:rPr>
-        <w:hyperlink r:id="rId19" w:history="1">
+        <w:hyperlink r:id="rId17" w:history="1">
           <w:r>
             <w:rPr>
               <w:rStyle w:val="Hyperlink"/>
@@ -2542,7 +2663,7 @@
           <w:sz w:val="24"/>
           <w:u w:val="single"/>
         </w:rPr>
-        <w:hyperlink r:id="rId20" w:history="1">
+        <w:hyperlink r:id="rId18" w:history="1">
           <w:r>
             <w:rPr>
               <w:rStyle w:val="Hyperlink"/>
@@ -2560,7 +2681,7 @@
           <w:sz w:val="24"/>
           <w:u w:val="single"/>
         </w:rPr>
-        <w:hyperlink r:id="rId20" w:history="1">
+        <w:hyperlink r:id="rId18" w:history="1">
           <w:r>
             <w:rPr>
               <w:rStyle w:val="Hyperlink"/>
@@ -2578,7 +2699,7 @@
           <w:sz w:val="24"/>
           <w:u w:val="single"/>
         </w:rPr>
-        <w:hyperlink r:id="rId20" w:history="1">
+        <w:hyperlink r:id="rId18" w:history="1">
           <w:r>
             <w:rPr>
               <w:rStyle w:val="Hyperlink"/>
@@ -2654,12 +2775,137 @@
           <w:sz w:val="24"/>
           <w:u w:val="single"/>
         </w:rPr>
+        <w:hyperlink r:id="rId20" w:history="1">
+          <w:r>
+            <w:rPr>
+              <w:rStyle w:val="Hyperlink"/>
+            </w:rPr>
+            <w:t>Reinier</w:t>
+          </w:r>
+        </w:hyperlink>
+      </w:r>
+      <w:r>
+        <w:rPr>
+          <w:rFonts w:ascii="Charis SIL Regular" w:hAnsi="Charis SIL Regular" w:eastAsia="Charis SIL Regular"/>
+          <w:b w:val="0"/>
+          <w:i w:val="0"/>
+          <w:color w:val="0000FF"/>
+          <w:sz w:val="24"/>
+          <w:u w:val="single"/>
+        </w:rPr>
+        <w:t xml:space="preserve"> </w:t>
+      </w:r>
+      <w:r>
+        <w:rPr>
+          <w:rFonts w:ascii="Charis SIL Regular" w:hAnsi="Charis SIL Regular" w:eastAsia="Charis SIL Regular"/>
+          <w:b w:val="0"/>
+          <w:i w:val="0"/>
+          <w:color w:val="0000FF"/>
+          <w:sz w:val="24"/>
+          <w:u w:val="single"/>
+        </w:rPr>
+        <w:hyperlink r:id="rId20" w:history="1">
+          <w:r>
+            <w:rPr>
+              <w:rStyle w:val="Hyperlink"/>
+            </w:rPr>
+            <w:t>van</w:t>
+          </w:r>
+        </w:hyperlink>
+      </w:r>
+      <w:r>
+        <w:rPr>
+          <w:rFonts w:ascii="Charis SIL Regular" w:hAnsi="Charis SIL Regular" w:eastAsia="Charis SIL Regular"/>
+          <w:b w:val="0"/>
+          <w:i w:val="0"/>
+          <w:color w:val="0000FF"/>
+          <w:sz w:val="24"/>
+          <w:u w:val="single"/>
+        </w:rPr>
+        <w:t xml:space="preserve"> </w:t>
+      </w:r>
+      <w:r>
+        <w:rPr>
+          <w:rFonts w:ascii="Charis SIL Regular" w:hAnsi="Charis SIL Regular" w:eastAsia="Charis SIL Regular"/>
+          <w:b w:val="0"/>
+          <w:i w:val="0"/>
+          <w:color w:val="0000FF"/>
+          <w:sz w:val="24"/>
+          <w:u w:val="single"/>
+        </w:rPr>
+        <w:hyperlink r:id="rId20" w:history="1">
+          <w:r>
+            <w:rPr>
+              <w:rStyle w:val="Hyperlink"/>
+            </w:rPr>
+            <w:t>de</w:t>
+          </w:r>
+        </w:hyperlink>
+      </w:r>
+      <w:r>
+        <w:rPr>
+          <w:rFonts w:ascii="Charis SIL Regular" w:hAnsi="Charis SIL Regular" w:eastAsia="Charis SIL Regular"/>
+          <w:b w:val="0"/>
+          <w:i w:val="0"/>
+          <w:color w:val="0000FF"/>
+          <w:sz w:val="24"/>
+          <w:u w:val="single"/>
+        </w:rPr>
+        <w:t xml:space="preserve"> </w:t>
+      </w:r>
+      <w:r>
+        <w:rPr>
+          <w:rFonts w:ascii="Charis SIL Regular" w:hAnsi="Charis SIL Regular" w:eastAsia="Charis SIL Regular"/>
+          <w:b w:val="0"/>
+          <w:i w:val="0"/>
+          <w:color w:val="0000FF"/>
+          <w:sz w:val="24"/>
+          <w:u w:val="single"/>
+        </w:rPr>
+        <w:hyperlink r:id="rId20" w:history="1">
+          <w:r>
+            <w:rPr>
+              <w:rStyle w:val="Hyperlink"/>
+            </w:rPr>
+            <w:t>Kasteele</w:t>
+          </w:r>
+        </w:hyperlink>
+      </w:r>
+      <w:r>
+        <w:rPr>
+          <w:rFonts w:ascii="Charis SIL Regular" w:hAnsi="Charis SIL Regular" w:eastAsia="Charis SIL Regular"/>
+          <w:b w:val="0"/>
+          <w:i w:val="0"/>
+          <w:color w:val="000000"/>
+          <w:sz w:val="24"/>
+        </w:rPr>
+        <w:t xml:space="preserve">, </w:t>
+      </w:r>
+      <w:r>
+        <w:rPr>
+          <w:rFonts w:ascii="Charis SIL Regular" w:hAnsi="Charis SIL Regular" w:eastAsia="Charis SIL Regular"/>
+          <w:b w:val="0"/>
+          <w:i w:val="0"/>
+          <w:color w:val="000000"/>
+          <w:sz w:val="24"/>
+        </w:rPr>
+        <w:t xml:space="preserve">disappeared after his son </w:t>
+      </w:r>
+      <w:r>
+        <w:rPr>
+          <w:rFonts w:ascii="Charis SIL Regular" w:hAnsi="Charis SIL Regular" w:eastAsia="Charis SIL Regular"/>
+          <w:b w:val="0"/>
+          <w:i w:val="0"/>
+          <w:color w:val="0000FF"/>
+          <w:sz w:val="24"/>
+          <w:u w:val="single"/>
+        </w:rPr>
         <w:hyperlink r:id="rId21" w:history="1">
           <w:r>
             <w:rPr>
               <w:rStyle w:val="Hyperlink"/>
             </w:rPr>
-            <w:t>Reinier</w:t>
+            <w:t>Abraham</w:t>
           </w:r>
         </w:hyperlink>
       </w:r>
@@ -2758,17 +3004,171 @@
           <w:color w:val="000000"/>
           <w:sz w:val="24"/>
         </w:rPr>
-        <w:t xml:space="preserve">, </w:t>
-      </w:r>
-      <w:r>
-        <w:rPr>
+        <w:t xml:space="preserve"> succeeded him</w:t>
+      </w:r>
+      <w:r>
+        <w:rPr>
+          <w:u w:val="single" w:color="0000ff"/>
           <w:rFonts w:ascii="Charis SIL Regular" w:hAnsi="Charis SIL Regular" w:eastAsia="Charis SIL Regular"/>
           <w:b w:val="0"/>
           <w:i w:val="0"/>
           <w:color w:val="000000"/>
           <w:sz w:val="24"/>
         </w:rPr>
-        <w:t xml:space="preserve">disappeared after his son </w:t>
+        <w:hyperlink r:id="rId20" w:history="1">
+          <w:r>
+            <w:rPr>
+              <w:rStyle w:val="Hyperlink"/>
+            </w:rPr>
+            <w:t xml:space="preserve"> in 184</w:t>
+          </w:r>
+        </w:hyperlink>
+      </w:r>
+      <w:r>
+        <w:rPr>
+          <w:u w:val="single" w:color="0000ff"/>
+          <w:rFonts w:ascii="Charis SIL Regular" w:hAnsi="Charis SIL Regular" w:eastAsia="Charis SIL Regular"/>
+          <w:b w:val="0"/>
+          <w:i w:val="0"/>
+          <w:color w:val="000000"/>
+          <w:sz w:val="24"/>
+        </w:rPr>
+        <w:hyperlink r:id="rId20" w:history="1">
+          <w:r>
+            <w:rPr>
+              <w:rStyle w:val="Hyperlink"/>
+            </w:rPr>
+            <w:t>0</w:t>
+          </w:r>
+        </w:hyperlink>
+      </w:r>
+      <w:r>
+        <w:rPr>
+          <w:u w:val="single" w:color="0000ff"/>
+          <w:rFonts w:ascii="Charis SIL Regular" w:hAnsi="Charis SIL Regular" w:eastAsia="Charis SIL Regular"/>
+          <w:b w:val="0"/>
+          <w:i w:val="0"/>
+          <w:color w:val="000000"/>
+          <w:sz w:val="24"/>
+        </w:rPr>
+        <w:hyperlink r:id="rId20" w:history="1">
+          <w:r>
+            <w:rPr>
+              <w:rStyle w:val="Hyperlink"/>
+            </w:rPr>
+            <w:t>. M</w:t>
+          </w:r>
+        </w:hyperlink>
+      </w:r>
+      <w:r>
+        <w:rPr>
+          <w:u w:val="single" w:color="0000ff"/>
+          <w:rFonts w:ascii="Charis SIL Regular" w:hAnsi="Charis SIL Regular" w:eastAsia="Charis SIL Regular"/>
+          <w:b w:val="0"/>
+          <w:i w:val="0"/>
+          <w:color w:val="000000"/>
+          <w:sz w:val="24"/>
+        </w:rPr>
+        <w:hyperlink r:id="rId20" w:history="1">
+          <w:r>
+            <w:rPr>
+              <w:rStyle w:val="Hyperlink"/>
+            </w:rPr>
+            <w:t>a</w:t>
+          </w:r>
+        </w:hyperlink>
+      </w:r>
+      <w:r>
+        <w:rPr>
+          <w:u w:val="single" w:color="0000ff"/>
+          <w:rFonts w:ascii="Charis SIL Regular" w:hAnsi="Charis SIL Regular" w:eastAsia="Charis SIL Regular"/>
+          <w:b w:val="0"/>
+          <w:i w:val="0"/>
+          <w:color w:val="000000"/>
+          <w:sz w:val="24"/>
+        </w:rPr>
+        <w:hyperlink r:id="rId20" w:history="1">
+          <w:r>
+            <w:rPr>
+              <w:rStyle w:val="Hyperlink"/>
+            </w:rPr>
+            <w:t>n</w:t>
+          </w:r>
+        </w:hyperlink>
+      </w:r>
+      <w:r>
+        <w:rPr>
+          <w:u w:val="single" w:color="0000ff"/>
+          <w:rFonts w:ascii="Charis SIL Regular" w:hAnsi="Charis SIL Regular" w:eastAsia="Charis SIL Regular"/>
+          <w:b w:val="0"/>
+          <w:i w:val="0"/>
+          <w:color w:val="000000"/>
+          <w:sz w:val="24"/>
+        </w:rPr>
+        <w:hyperlink r:id="rId20" w:history="1">
+          <w:r>
+            <w:rPr>
+              <w:rStyle w:val="Hyperlink"/>
+            </w:rPr>
+            <w:t>y</w:t>
+          </w:r>
+        </w:hyperlink>
+      </w:r>
+      <w:r>
+        <w:rPr>
+          <w:u w:val="single" w:color="0000ff"/>
+          <w:rFonts w:ascii="Charis SIL Regular" w:hAnsi="Charis SIL Regular" w:eastAsia="Charis SIL Regular"/>
+          <w:b w:val="0"/>
+          <w:i w:val="0"/>
+          <w:color w:val="000000"/>
+          <w:sz w:val="24"/>
+        </w:rPr>
+        <w:hyperlink r:id="rId20" w:history="1">
+          <w:r>
+            <w:rPr>
+              <w:rStyle w:val="Hyperlink"/>
+            </w:rPr>
+            <w:t xml:space="preserve"> objects </w:t>
+          </w:r>
+        </w:hyperlink>
+      </w:r>
+      <w:r>
+        <w:rPr>
+          <w:rFonts w:ascii="Charis SIL Regular" w:hAnsi="Charis SIL Regular" w:eastAsia="Charis SIL Regular"/>
+          <w:b w:val="0"/>
+          <w:i w:val="0"/>
+          <w:color w:val="000000"/>
+          <w:sz w:val="24"/>
+        </w:rPr>
+        <w:t xml:space="preserve">also went missing or were lost during this </w:t>
+      </w:r>
+      <w:r>
+        <w:rPr>
+          <w:u w:val="single" w:color="0000ff"/>
+          <w:rFonts w:ascii="Charis SIL Regular" w:hAnsi="Charis SIL Regular" w:eastAsia="Charis SIL Regular"/>
+          <w:b w:val="0"/>
+          <w:i w:val="0"/>
+          <w:color w:val="000000"/>
+          <w:sz w:val="24"/>
+        </w:rPr>
+        <w:hyperlink r:id="rId21" w:history="1">
+          <w:r>
+            <w:rPr>
+              <w:rStyle w:val="Hyperlink"/>
+            </w:rPr>
+            <w:t>time. Th</w:t>
+          </w:r>
+        </w:hyperlink>
+      </w:r>
+      <w:r>
+        <w:rPr>
+          <w:rFonts w:ascii="Charis SIL Regular" w:hAnsi="Charis SIL Regular" w:eastAsia="Charis SIL Regular"/>
+          <w:b w:val="0"/>
+          <w:i w:val="0"/>
+          <w:color w:val="000000"/>
+          <w:sz w:val="24"/>
+        </w:rPr>
+        <w:t xml:space="preserve">e third and final director </w:t>
       </w:r>
       <w:r>
         <w:rPr>
@@ -2784,7 +3184,7 @@
             <w:rPr>
               <w:rStyle w:val="Hyperlink"/>
             </w:rPr>
-            <w:t>Abraham</w:t>
+            <w:t>David</w:t>
           </w:r>
         </w:hyperlink>
       </w:r>
@@ -2842,331 +3242,6 @@
             <w:rPr>
               <w:rStyle w:val="Hyperlink"/>
             </w:rPr>
-            <w:t>de</w:t>
-          </w:r>
-        </w:hyperlink>
-      </w:r>
-      <w:r>
-        <w:rPr>
-          <w:rFonts w:ascii="Charis SIL Regular" w:hAnsi="Charis SIL Regular" w:eastAsia="Charis SIL Regular"/>
-          <w:b w:val="0"/>
-          <w:i w:val="0"/>
-          <w:color w:val="0000FF"/>
-          <w:sz w:val="24"/>
-          <w:u w:val="single"/>
-        </w:rPr>
-        <w:t xml:space="preserve"> </w:t>
-      </w:r>
-      <w:r>
-        <w:rPr>
-          <w:rFonts w:ascii="Charis SIL Regular" w:hAnsi="Charis SIL Regular" w:eastAsia="Charis SIL Regular"/>
-          <w:b w:val="0"/>
-          <w:i w:val="0"/>
-          <w:color w:val="0000FF"/>
-          <w:sz w:val="24"/>
-          <w:u w:val="single"/>
-        </w:rPr>
-        <w:hyperlink r:id="rId22" w:history="1">
-          <w:r>
-            <w:rPr>
-              <w:rStyle w:val="Hyperlink"/>
-            </w:rPr>
-            <w:t>Kasteele</w:t>
-          </w:r>
-        </w:hyperlink>
-      </w:r>
-      <w:r>
-        <w:rPr>
-          <w:rFonts w:ascii="Charis SIL Regular" w:hAnsi="Charis SIL Regular" w:eastAsia="Charis SIL Regular"/>
-          <w:b w:val="0"/>
-          <w:i w:val="0"/>
-          <w:color w:val="000000"/>
-          <w:sz w:val="24"/>
-        </w:rPr>
-        <w:t xml:space="preserve"> succeeded him</w:t>
-      </w:r>
-      <w:r>
-        <w:rPr>
-          <w:u w:val="single" w:color="0000ff"/>
-          <w:rFonts w:ascii="Charis SIL Regular" w:hAnsi="Charis SIL Regular" w:eastAsia="Charis SIL Regular"/>
-          <w:b w:val="0"/>
-          <w:i w:val="0"/>
-          <w:color w:val="000000"/>
-          <w:sz w:val="24"/>
-        </w:rPr>
-        <w:hyperlink r:id="rId21" w:history="1">
-          <w:r>
-            <w:rPr>
-              <w:rStyle w:val="Hyperlink"/>
-            </w:rPr>
-            <w:t xml:space="preserve"> in 184</w:t>
-          </w:r>
-        </w:hyperlink>
-      </w:r>
-      <w:r>
-        <w:rPr>
-          <w:u w:val="single" w:color="0000ff"/>
-          <w:rFonts w:ascii="Charis SIL Regular" w:hAnsi="Charis SIL Regular" w:eastAsia="Charis SIL Regular"/>
-          <w:b w:val="0"/>
-          <w:i w:val="0"/>
-          <w:color w:val="000000"/>
-          <w:sz w:val="24"/>
-        </w:rPr>
-        <w:hyperlink r:id="rId21" w:history="1">
-          <w:r>
-            <w:rPr>
-              <w:rStyle w:val="Hyperlink"/>
-            </w:rPr>
-            <w:t>0</w:t>
-          </w:r>
-        </w:hyperlink>
-      </w:r>
-      <w:r>
-        <w:rPr>
-          <w:u w:val="single" w:color="0000ff"/>
-          <w:rFonts w:ascii="Charis SIL Regular" w:hAnsi="Charis SIL Regular" w:eastAsia="Charis SIL Regular"/>
-          <w:b w:val="0"/>
-          <w:i w:val="0"/>
-          <w:color w:val="000000"/>
-          <w:sz w:val="24"/>
-        </w:rPr>
-        <w:hyperlink r:id="rId21" w:history="1">
-          <w:r>
-            <w:rPr>
-              <w:rStyle w:val="Hyperlink"/>
-            </w:rPr>
-            <w:t>. M</w:t>
-          </w:r>
-        </w:hyperlink>
-      </w:r>
-      <w:r>
-        <w:rPr>
-          <w:u w:val="single" w:color="0000ff"/>
-          <w:rFonts w:ascii="Charis SIL Regular" w:hAnsi="Charis SIL Regular" w:eastAsia="Charis SIL Regular"/>
-          <w:b w:val="0"/>
-          <w:i w:val="0"/>
-          <w:color w:val="000000"/>
-          <w:sz w:val="24"/>
-        </w:rPr>
-        <w:hyperlink r:id="rId21" w:history="1">
-          <w:r>
-            <w:rPr>
-              <w:rStyle w:val="Hyperlink"/>
-            </w:rPr>
-            <w:t>a</w:t>
-          </w:r>
-        </w:hyperlink>
-      </w:r>
-      <w:r>
-        <w:rPr>
-          <w:u w:val="single" w:color="0000ff"/>
-          <w:rFonts w:ascii="Charis SIL Regular" w:hAnsi="Charis SIL Regular" w:eastAsia="Charis SIL Regular"/>
-          <w:b w:val="0"/>
-          <w:i w:val="0"/>
-          <w:color w:val="000000"/>
-          <w:sz w:val="24"/>
-        </w:rPr>
-        <w:hyperlink r:id="rId21" w:history="1">
-          <w:r>
-            <w:rPr>
-              <w:rStyle w:val="Hyperlink"/>
-            </w:rPr>
-            <w:t>n</w:t>
-          </w:r>
-        </w:hyperlink>
-      </w:r>
-      <w:r>
-        <w:rPr>
-          <w:u w:val="single" w:color="0000ff"/>
-          <w:rFonts w:ascii="Charis SIL Regular" w:hAnsi="Charis SIL Regular" w:eastAsia="Charis SIL Regular"/>
-          <w:b w:val="0"/>
-          <w:i w:val="0"/>
-          <w:color w:val="000000"/>
-          <w:sz w:val="24"/>
-        </w:rPr>
-        <w:hyperlink r:id="rId21" w:history="1">
-          <w:r>
-            <w:rPr>
-              <w:rStyle w:val="Hyperlink"/>
-            </w:rPr>
-            <w:t>y</w:t>
-          </w:r>
-        </w:hyperlink>
-      </w:r>
-      <w:r>
-        <w:rPr>
-          <w:u w:val="single" w:color="0000ff"/>
-          <w:rFonts w:ascii="Charis SIL Regular" w:hAnsi="Charis SIL Regular" w:eastAsia="Charis SIL Regular"/>
-          <w:b w:val="0"/>
-          <w:i w:val="0"/>
-          <w:color w:val="000000"/>
-          <w:sz w:val="24"/>
-        </w:rPr>
-        <w:hyperlink r:id="rId21" w:history="1">
-          <w:r>
-            <w:rPr>
-              <w:rStyle w:val="Hyperlink"/>
-            </w:rPr>
-            <w:t xml:space="preserve"> objects </w:t>
-          </w:r>
-        </w:hyperlink>
-      </w:r>
-      <w:r>
-        <w:rPr>
-          <w:rFonts w:ascii="Charis SIL Regular" w:hAnsi="Charis SIL Regular" w:eastAsia="Charis SIL Regular"/>
-          <w:b w:val="0"/>
-          <w:i w:val="0"/>
-          <w:color w:val="000000"/>
-          <w:sz w:val="24"/>
-        </w:rPr>
-        <w:t>also went missing or were lost duri</w:t>
-      </w:r>
-      <w:r>
-        <w:rPr>
-          <w:u w:val="single" w:color="0000ff"/>
-          <w:rFonts w:ascii="Charis SIL Regular" w:hAnsi="Charis SIL Regular" w:eastAsia="Charis SIL Regular"/>
-          <w:b w:val="0"/>
-          <w:i w:val="0"/>
-          <w:color w:val="000000"/>
-          <w:sz w:val="24"/>
-        </w:rPr>
-        <w:hyperlink r:id="rId22" w:history="1">
-          <w:r>
-            <w:rPr>
-              <w:rStyle w:val="Hyperlink"/>
-            </w:rPr>
-            <w:t>ng t</w:t>
-          </w:r>
-        </w:hyperlink>
-      </w:r>
-      <w:r>
-        <w:rPr>
-          <w:u w:val="single" w:color="0000ff"/>
-          <w:rFonts w:ascii="Charis SIL Regular" w:hAnsi="Charis SIL Regular" w:eastAsia="Charis SIL Regular"/>
-          <w:b w:val="0"/>
-          <w:i w:val="0"/>
-          <w:color w:val="000000"/>
-          <w:sz w:val="24"/>
-        </w:rPr>
-        <w:hyperlink r:id="rId22" w:history="1">
-          <w:r>
-            <w:rPr>
-              <w:rStyle w:val="Hyperlink"/>
-            </w:rPr>
-            <w:t>h</w:t>
-          </w:r>
-        </w:hyperlink>
-      </w:r>
-      <w:r>
-        <w:rPr>
-          <w:rFonts w:ascii="Charis SIL Regular" w:hAnsi="Charis SIL Regular" w:eastAsia="Charis SIL Regular"/>
-          <w:b w:val="0"/>
-          <w:i w:val="0"/>
-          <w:color w:val="000000"/>
-          <w:sz w:val="24"/>
-        </w:rPr>
-        <w:t xml:space="preserve">is </w:t>
-      </w:r>
-      <w:r>
-        <w:rPr>
-          <w:u w:val="single" w:color="0000ff"/>
-          <w:rFonts w:ascii="Charis SIL Regular" w:hAnsi="Charis SIL Regular" w:eastAsia="Charis SIL Regular"/>
-          <w:b w:val="0"/>
-          <w:i w:val="0"/>
-          <w:color w:val="000000"/>
-          <w:sz w:val="24"/>
-        </w:rPr>
-        <w:hyperlink r:id="rId22" w:history="1">
-          <w:r>
-            <w:rPr>
-              <w:rStyle w:val="Hyperlink"/>
-            </w:rPr>
-            <w:t>time. Th</w:t>
-          </w:r>
-        </w:hyperlink>
-      </w:r>
-      <w:r>
-        <w:rPr>
-          <w:rFonts w:ascii="Charis SIL Regular" w:hAnsi="Charis SIL Regular" w:eastAsia="Charis SIL Regular"/>
-          <w:b w:val="0"/>
-          <w:i w:val="0"/>
-          <w:color w:val="000000"/>
-          <w:sz w:val="24"/>
-        </w:rPr>
-        <w:t xml:space="preserve">e third and final director </w:t>
-      </w:r>
-      <w:r>
-        <w:rPr>
-          <w:rFonts w:ascii="Charis SIL Regular" w:hAnsi="Charis SIL Regular" w:eastAsia="Charis SIL Regular"/>
-          <w:b w:val="0"/>
-          <w:i w:val="0"/>
-          <w:color w:val="0000FF"/>
-          <w:sz w:val="24"/>
-          <w:u w:val="single"/>
-        </w:rPr>
-        <w:hyperlink r:id="rId23" w:history="1">
-          <w:r>
-            <w:rPr>
-              <w:rStyle w:val="Hyperlink"/>
-            </w:rPr>
-            <w:t>David</w:t>
-          </w:r>
-        </w:hyperlink>
-      </w:r>
-      <w:r>
-        <w:rPr>
-          <w:rFonts w:ascii="Charis SIL Regular" w:hAnsi="Charis SIL Regular" w:eastAsia="Charis SIL Regular"/>
-          <w:b w:val="0"/>
-          <w:i w:val="0"/>
-          <w:color w:val="0000FF"/>
-          <w:sz w:val="24"/>
-          <w:u w:val="single"/>
-        </w:rPr>
-        <w:t xml:space="preserve"> </w:t>
-      </w:r>
-      <w:r>
-        <w:rPr>
-          <w:rFonts w:ascii="Charis SIL Regular" w:hAnsi="Charis SIL Regular" w:eastAsia="Charis SIL Regular"/>
-          <w:b w:val="0"/>
-          <w:i w:val="0"/>
-          <w:color w:val="0000FF"/>
-          <w:sz w:val="24"/>
-          <w:u w:val="single"/>
-        </w:rPr>
-        <w:hyperlink r:id="rId23" w:history="1">
-          <w:r>
-            <w:rPr>
-              <w:rStyle w:val="Hyperlink"/>
-            </w:rPr>
-            <w:t>van</w:t>
-          </w:r>
-        </w:hyperlink>
-      </w:r>
-      <w:r>
-        <w:rPr>
-          <w:rFonts w:ascii="Charis SIL Regular" w:hAnsi="Charis SIL Regular" w:eastAsia="Charis SIL Regular"/>
-          <w:b w:val="0"/>
-          <w:i w:val="0"/>
-          <w:color w:val="0000FF"/>
-          <w:sz w:val="24"/>
-          <w:u w:val="single"/>
-        </w:rPr>
-        <w:t xml:space="preserve"> </w:t>
-      </w:r>
-      <w:r>
-        <w:rPr>
-          <w:rFonts w:ascii="Charis SIL Regular" w:hAnsi="Charis SIL Regular" w:eastAsia="Charis SIL Regular"/>
-          <w:b w:val="0"/>
-          <w:i w:val="0"/>
-          <w:color w:val="0000FF"/>
-          <w:sz w:val="24"/>
-          <w:u w:val="single"/>
-        </w:rPr>
-        <w:hyperlink r:id="rId23" w:history="1">
-          <w:r>
-            <w:rPr>
-              <w:rStyle w:val="Hyperlink"/>
-            </w:rPr>
             <w:t xml:space="preserve">der </w:t>
           </w:r>
         </w:hyperlink>
@@ -3180,7 +3255,7 @@
           <w:sz w:val="24"/>
           <w:u w:val="single"/>
         </w:rPr>
-        <w:hyperlink r:id="rId23" w:history="1">
+        <w:hyperlink r:id="rId22" w:history="1">
           <w:r>
             <w:rPr>
               <w:rStyle w:val="Hyperlink"/>
@@ -3208,7 +3283,7 @@
           <w:color w:val="000000"/>
           <w:sz w:val="24"/>
         </w:rPr>
-        <w:hyperlink r:id="rId23" w:history="1">
+        <w:hyperlink r:id="rId22" w:history="1">
           <w:r>
             <w:rPr>
               <w:rStyle w:val="Hyperlink"/>
@@ -3226,7 +3301,7 @@
           <w:color w:val="000000"/>
           <w:sz w:val="24"/>
         </w:rPr>
-        <w:hyperlink r:id="rId23" w:history="1">
+        <w:hyperlink r:id="rId22" w:history="1">
           <w:r>
             <w:rPr>
               <w:rStyle w:val="Hyperlink"/>
@@ -3244,7 +3319,7 @@
           <w:color w:val="000000"/>
           <w:sz w:val="24"/>
         </w:rPr>
-        <w:hyperlink r:id="rId23" w:history="1">
+        <w:hyperlink r:id="rId22" w:history="1">
           <w:r>
             <w:rPr>
               <w:rStyle w:val="Hyperlink"/>
@@ -3255,6 +3330,7 @@
       </w:r>
       <w:r>
         <w:rPr>
+          <w:u w:val="single" w:color="0000ff"/>
           <w:rFonts w:ascii="Charis SIL Regular" w:hAnsi="Charis SIL Regular" w:eastAsia="Charis SIL Regular"/>
           <w:b w:val="0"/>
           <w:i w:val="0"/>
@@ -3272,12 +3348,12 @@
           <w:color w:val="000000"/>
           <w:sz w:val="24"/>
         </w:rPr>
-        <w:hyperlink r:id="rId23" w:history="1">
+        <w:hyperlink r:id="rId22" w:history="1">
           <w:r>
             <w:rPr>
               <w:rStyle w:val="Hyperlink"/>
             </w:rPr>
-            <w:t>ert</w:t>
+            <w:t>er</w:t>
           </w:r>
         </w:hyperlink>
       </w:r>
@@ -3289,7 +3365,17 @@
           <w:color w:val="000000"/>
           <w:sz w:val="24"/>
         </w:rPr>
-        <w:hyperlink r:id="rId23" w:history="1">
+        <w:t>t</w:t>
+      </w:r>
+      <w:r>
+        <w:rPr>
+          <w:rFonts w:ascii="Charis SIL Regular" w:hAnsi="Charis SIL Regular" w:eastAsia="Charis SIL Regular"/>
+          <w:b w:val="0"/>
+          <w:i w:val="0"/>
+          <w:color w:val="000000"/>
+          <w:sz w:val="24"/>
+        </w:rPr>
+        <w:hyperlink r:id="rId22" w:history="1">
           <w:r>
             <w:rPr>
               <w:rStyle w:val="Hyperlink"/>
@@ -3317,7 +3403,7 @@
           <w:color w:val="000000"/>
           <w:sz w:val="24"/>
         </w:rPr>
-        <w:hyperlink r:id="rId23" w:history="1">
+        <w:hyperlink r:id="rId22" w:history="1">
           <w:r>
             <w:rPr>
               <w:rStyle w:val="Hyperlink"/>
@@ -3408,7 +3494,7 @@
           <w:sz w:val="24"/>
           <w:u w:val="single"/>
         </w:rPr>
-        <w:hyperlink r:id="rId24" w:history="1">
+        <w:hyperlink r:id="rId23" w:history="1">
           <w:r>
             <w:rPr>
               <w:rStyle w:val="Hyperlink"/>
@@ -3426,7 +3512,7 @@
           <w:sz w:val="24"/>
           <w:u w:val="single"/>
         </w:rPr>
-        <w:hyperlink r:id="rId24" w:history="1">
+        <w:hyperlink r:id="rId23" w:history="1">
           <w:r>
             <w:rPr>
               <w:rStyle w:val="Hyperlink"/>
@@ -3455,7 +3541,7 @@
           <w:sz w:val="24"/>
           <w:u w:val="single"/>
         </w:rPr>
-        <w:hyperlink r:id="rId24" w:history="1">
+        <w:hyperlink r:id="rId23" w:history="1">
           <w:r>
             <w:rPr>
               <w:rStyle w:val="Hyperlink"/>
@@ -3575,7 +3661,7 @@
           <w:sz w:val="24"/>
           <w:u w:val="single"/>
         </w:rPr>
-        <w:hyperlink r:id="rId25" w:history="1">
+        <w:hyperlink r:id="rId24" w:history="1">
           <w:r>
             <w:rPr>
               <w:rStyle w:val="Hyperlink"/>
@@ -3604,7 +3690,7 @@
           <w:sz w:val="24"/>
           <w:u w:val="single"/>
         </w:rPr>
-        <w:hyperlink r:id="rId25" w:history="1">
+        <w:hyperlink r:id="rId24" w:history="1">
           <w:r>
             <w:rPr>
               <w:rStyle w:val="Hyperlink"/>
@@ -3633,7 +3719,7 @@
           <w:sz w:val="24"/>
           <w:u w:val="single"/>
         </w:rPr>
-        <w:hyperlink r:id="rId25" w:history="1">
+        <w:hyperlink r:id="rId24" w:history="1">
           <w:r>
             <w:rPr>
               <w:rStyle w:val="Hyperlink"/>
@@ -3662,7 +3748,7 @@
           <w:sz w:val="24"/>
           <w:u w:val="single"/>
         </w:rPr>
-        <w:hyperlink r:id="rId25" w:history="1">
+        <w:hyperlink r:id="rId24" w:history="1">
           <w:r>
             <w:rPr>
               <w:rStyle w:val="Hyperlink"/>
@@ -3691,7 +3777,7 @@
           <w:sz w:val="24"/>
           <w:u w:val="single"/>
         </w:rPr>
-        <w:hyperlink r:id="rId25" w:history="1">
+        <w:hyperlink r:id="rId24" w:history="1">
           <w:r>
             <w:rPr>
               <w:rStyle w:val="Hyperlink"/>
@@ -3729,7 +3815,7 @@
           <w:color w:val="000000"/>
           <w:sz w:val="24"/>
         </w:rPr>
-        <w:hyperlink r:id="rId25" w:history="1">
+        <w:hyperlink r:id="rId24" w:history="1">
           <w:r>
             <w:rPr>
               <w:rStyle w:val="Hyperlink"/>
@@ -3747,7 +3833,7 @@
           <w:color w:val="000000"/>
           <w:sz w:val="24"/>
         </w:rPr>
-        <w:hyperlink r:id="rId25" w:history="1">
+        <w:hyperlink r:id="rId24" w:history="1">
           <w:r>
             <w:rPr>
               <w:rStyle w:val="Hyperlink"/>
@@ -3765,7 +3851,7 @@
           <w:color w:val="000000"/>
           <w:sz w:val="24"/>
         </w:rPr>
-        <w:hyperlink r:id="rId25" w:history="1">
+        <w:hyperlink r:id="rId24" w:history="1">
           <w:r>
             <w:rPr>
               <w:rStyle w:val="Hyperlink"/>
@@ -3783,7 +3869,7 @@
           <w:color w:val="000000"/>
           <w:sz w:val="24"/>
         </w:rPr>
-        <w:hyperlink r:id="rId25" w:history="1">
+        <w:hyperlink r:id="rId24" w:history="1">
           <w:r>
             <w:rPr>
               <w:rStyle w:val="Hyperlink"/>
@@ -3801,7 +3887,7 @@
           <w:color w:val="000000"/>
           <w:sz w:val="24"/>
         </w:rPr>
-        <w:hyperlink r:id="rId25" w:history="1">
+        <w:hyperlink r:id="rId24" w:history="1">
           <w:r>
             <w:rPr>
               <w:rStyle w:val="Hyperlink"/>
@@ -3819,7 +3905,7 @@
           <w:color w:val="000000"/>
           <w:sz w:val="24"/>
         </w:rPr>
-        <w:hyperlink r:id="rId25" w:history="1">
+        <w:hyperlink r:id="rId24" w:history="1">
           <w:r>
             <w:rPr>
               <w:rStyle w:val="Hyperlink"/>
@@ -3837,7 +3923,7 @@
           <w:color w:val="000000"/>
           <w:sz w:val="24"/>
         </w:rPr>
-        <w:hyperlink r:id="rId25" w:history="1">
+        <w:hyperlink r:id="rId24" w:history="1">
           <w:r>
             <w:rPr>
               <w:rStyle w:val="Hyperlink"/>
@@ -3875,7 +3961,7 @@
           <w:sz w:val="24"/>
           <w:u w:val="single"/>
         </w:rPr>
-        <w:hyperlink r:id="rId26" w:history="1">
+        <w:hyperlink r:id="rId25" w:history="1">
           <w:r>
             <w:rPr>
               <w:rStyle w:val="Hyperlink"/>
@@ -3913,7 +3999,7 @@
           <w:color w:val="000000"/>
           <w:sz w:val="24"/>
         </w:rPr>
-        <w:hyperlink r:id="rId26" w:history="1">
+        <w:hyperlink r:id="rId25" w:history="1">
           <w:r>
             <w:rPr>
               <w:rStyle w:val="Hyperlink"/>
@@ -4378,7 +4464,7 @@
           <w:color w:val="0000FF"/>
           <w:sz w:val="24"/>
         </w:rPr>
-        <w:hyperlink r:id="rId27" w:history="1">
+        <w:hyperlink r:id="rId26" w:history="1">
           <w:r>
             <w:rPr>
               <w:rStyle w:val="Hyperlink"/>
@@ -4395,7 +4481,7 @@
           <w:color w:val="0000FF"/>
           <w:sz w:val="24"/>
         </w:rPr>
-        <w:hyperlink r:id="rId27" w:history="1">
+        <w:hyperlink r:id="rId26" w:history="1">
           <w:r>
             <w:rPr>
               <w:rStyle w:val="Hyperlink"/>
@@ -4503,7 +4589,7 @@
           <w:sz w:val="24"/>
           <w:u w:val="single"/>
         </w:rPr>
-        <w:hyperlink r:id="rId28" w:history="1">
+        <w:hyperlink r:id="rId27" w:history="1">
           <w:r>
             <w:rPr>
               <w:rStyle w:val="Hyperlink"/>
@@ -4521,7 +4607,7 @@
           <w:sz w:val="24"/>
           <w:u w:val="single"/>
         </w:rPr>
-        <w:hyperlink r:id="rId28" w:history="1">
+        <w:hyperlink r:id="rId27" w:history="1">
           <w:r>
             <w:rPr>
               <w:rStyle w:val="Hyperlink"/>
@@ -4539,7 +4625,7 @@
           <w:sz w:val="24"/>
           <w:u w:val="single"/>
         </w:rPr>
-        <w:hyperlink r:id="rId28" w:history="1">
+        <w:hyperlink r:id="rId27" w:history="1">
           <w:r>
             <w:rPr>
               <w:rStyle w:val="Hyperlink"/>
@@ -4557,7 +4643,7 @@
           <w:sz w:val="24"/>
           <w:u w:val="single"/>
         </w:rPr>
-        <w:hyperlink r:id="rId28" w:history="1">
+        <w:hyperlink r:id="rId27" w:history="1">
           <w:r>
             <w:rPr>
               <w:rStyle w:val="Hyperlink"/>
@@ -4575,7 +4661,7 @@
           <w:sz w:val="24"/>
           <w:u w:val="single"/>
         </w:rPr>
-        <w:hyperlink r:id="rId28" w:history="1">
+        <w:hyperlink r:id="rId27" w:history="1">
           <w:r>
             <w:rPr>
               <w:rStyle w:val="Hyperlink"/>
@@ -4593,7 +4679,7 @@
           <w:sz w:val="24"/>
           <w:u w:val="single"/>
         </w:rPr>
-        <w:hyperlink r:id="rId28" w:history="1">
+        <w:hyperlink r:id="rId27" w:history="1">
           <w:r>
             <w:rPr>
               <w:rStyle w:val="Hyperlink"/>
@@ -4611,7 +4697,7 @@
           <w:sz w:val="24"/>
           <w:u w:val="single"/>
         </w:rPr>
-        <w:hyperlink r:id="rId28" w:history="1">
+        <w:hyperlink r:id="rId27" w:history="1">
           <w:r>
             <w:rPr>
               <w:rStyle w:val="Hyperlink"/>
@@ -4629,7 +4715,7 @@
           <w:sz w:val="24"/>
           <w:u w:val="single"/>
         </w:rPr>
-        <w:hyperlink r:id="rId28" w:history="1">
+        <w:hyperlink r:id="rId27" w:history="1">
           <w:r>
             <w:rPr>
               <w:rStyle w:val="Hyperlink"/>
@@ -4647,7 +4733,7 @@
           <w:sz w:val="24"/>
           <w:u w:val="single"/>
         </w:rPr>
-        <w:hyperlink r:id="rId28" w:history="1">
+        <w:hyperlink r:id="rId27" w:history="1">
           <w:r>
             <w:rPr>
               <w:rStyle w:val="Hyperlink"/>
@@ -4804,7 +4890,7 @@
           <w:sz w:val="24"/>
           <w:u w:val="single"/>
         </w:rPr>
-        <w:hyperlink r:id="rId29" w:history="1">
+        <w:hyperlink r:id="rId28" w:history="1">
           <w:r>
             <w:rPr>
               <w:rStyle w:val="Hyperlink"/>
@@ -4822,7 +4908,7 @@
           <w:sz w:val="24"/>
           <w:u w:val="single"/>
         </w:rPr>
-        <w:hyperlink r:id="rId29" w:history="1">
+        <w:hyperlink r:id="rId28" w:history="1">
           <w:r>
             <w:rPr>
               <w:rStyle w:val="Hyperlink"/>
@@ -4840,7 +4926,7 @@
           <w:sz w:val="24"/>
           <w:u w:val="single"/>
         </w:rPr>
-        <w:hyperlink r:id="rId29" w:history="1">
+        <w:hyperlink r:id="rId28" w:history="1">
           <w:r>
             <w:rPr>
               <w:rStyle w:val="Hyperlink"/>
@@ -4858,7 +4944,7 @@
           <w:sz w:val="24"/>
           <w:u w:val="single"/>
         </w:rPr>
-        <w:hyperlink r:id="rId29" w:history="1">
+        <w:hyperlink r:id="rId28" w:history="1">
           <w:r>
             <w:rPr>
               <w:rStyle w:val="Hyperlink"/>
@@ -4876,7 +4962,7 @@
           <w:sz w:val="24"/>
           <w:u w:val="single"/>
         </w:rPr>
-        <w:hyperlink r:id="rId29" w:history="1">
+        <w:hyperlink r:id="rId28" w:history="1">
           <w:r>
             <w:rPr>
               <w:rStyle w:val="Hyperlink"/>
@@ -4894,7 +4980,7 @@
           <w:sz w:val="24"/>
           <w:u w:val="single"/>
         </w:rPr>
-        <w:hyperlink r:id="rId29" w:history="1">
+        <w:hyperlink r:id="rId28" w:history="1">
           <w:r>
             <w:rPr>
               <w:rStyle w:val="Hyperlink"/>
@@ -4912,7 +4998,7 @@
           <w:sz w:val="24"/>
           <w:u w:val="single"/>
         </w:rPr>
-        <w:hyperlink r:id="rId29" w:history="1">
+        <w:hyperlink r:id="rId28" w:history="1">
           <w:r>
             <w:rPr>
               <w:rStyle w:val="Hyperlink"/>
@@ -5020,7 +5106,7 @@
           <w:sz w:val="24"/>
           <w:u w:val="single"/>
         </w:rPr>
-        <w:hyperlink r:id="rId30" w:history="1">
+        <w:hyperlink r:id="rId29" w:history="1">
           <w:r>
             <w:rPr>
               <w:rStyle w:val="Hyperlink"/>
@@ -5038,7 +5124,7 @@
           <w:sz w:val="24"/>
           <w:u w:val="single"/>
         </w:rPr>
-        <w:hyperlink r:id="rId30" w:history="1">
+        <w:hyperlink r:id="rId29" w:history="1">
           <w:r>
             <w:rPr>
               <w:rStyle w:val="Hyperlink"/>
@@ -5056,7 +5142,7 @@
           <w:sz w:val="24"/>
           <w:u w:val="single"/>
         </w:rPr>
-        <w:hyperlink r:id="rId30" w:history="1">
+        <w:hyperlink r:id="rId29" w:history="1">
           <w:r>
             <w:rPr>
               <w:rStyle w:val="Hyperlink"/>
@@ -5074,7 +5160,7 @@
           <w:sz w:val="24"/>
           <w:u w:val="single"/>
         </w:rPr>
-        <w:hyperlink r:id="rId30" w:history="1">
+        <w:hyperlink r:id="rId29" w:history="1">
           <w:r>
             <w:rPr>
               <w:rStyle w:val="Hyperlink"/>
@@ -5092,7 +5178,7 @@
           <w:sz w:val="24"/>
           <w:u w:val="single"/>
         </w:rPr>
-        <w:hyperlink r:id="rId30" w:history="1">
+        <w:hyperlink r:id="rId29" w:history="1">
           <w:r>
             <w:rPr>
               <w:rStyle w:val="Hyperlink"/>
@@ -5110,12 +5196,12 @@
           <w:sz w:val="24"/>
           <w:u w:val="single"/>
         </w:rPr>
-        <w:hyperlink r:id="rId30" w:history="1">
+        <w:hyperlink r:id="rId29" w:history="1">
           <w:r>
             <w:rPr>
               <w:rStyle w:val="Hyperlink"/>
             </w:rPr>
-            <w:t>fi</w:t>
+            <w:t>fil</w:t>
           </w:r>
         </w:hyperlink>
       </w:r>
@@ -5128,25 +5214,7 @@
           <w:sz w:val="24"/>
           <w:u w:val="single"/>
         </w:rPr>
-        <w:hyperlink r:id="rId30" w:history="1">
-          <w:r>
-            <w:rPr>
-              <w:rStyle w:val="Hyperlink"/>
-            </w:rPr>
-            <w:t>l</w:t>
-          </w:r>
-        </w:hyperlink>
-      </w:r>
-      <w:r>
-        <w:rPr>
-          <w:rFonts w:ascii="Charis SIL Regular" w:hAnsi="Charis SIL Regular" w:eastAsia="Charis SIL Regular"/>
-          <w:b w:val="0"/>
-          <w:i w:val="0"/>
-          <w:color w:val="0000FF"/>
-          <w:sz w:val="24"/>
-          <w:u w:val="single"/>
-        </w:rPr>
-        <w:hyperlink r:id="rId30" w:history="1">
+        <w:hyperlink r:id="rId29" w:history="1">
           <w:r>
             <w:rPr>
               <w:rStyle w:val="Hyperlink"/>
@@ -5164,7 +5232,14 @@
           <w:sz w:val="24"/>
           <w:u w:val="single"/>
         </w:rPr>
-        <w:t>/</w:t>
+        <w:hyperlink r:id="rId29" w:history="1">
+          <w:r>
+            <w:rPr>
+              <w:rStyle w:val="Hyperlink"/>
+            </w:rPr>
+            <w:t>/</w:t>
+          </w:r>
+        </w:hyperlink>
       </w:r>
       <w:r>
         <w:rPr>
@@ -5175,7 +5250,7 @@
           <w:sz w:val="24"/>
           <w:u w:val="single"/>
         </w:rPr>
-        <w:hyperlink r:id="rId30" w:history="1">
+        <w:hyperlink r:id="rId29" w:history="1">
           <w:r>
             <w:rPr>
               <w:rStyle w:val="Hyperlink"/>
@@ -5191,6 +5266,7 @@
           <w:i w:val="0"/>
           <w:color w:val="0000FF"/>
           <w:sz w:val="24"/>
+          <w:u w:val="single"/>
         </w:rPr>
         <w:t>-</w:t>
       </w:r>
@@ -5203,14 +5279,24 @@
           <w:sz w:val="24"/>
           <w:u w:val="single"/>
         </w:rPr>
-        <w:hyperlink r:id="rId30" w:history="1">
+        <w:hyperlink r:id="rId29" w:history="1">
           <w:r>
             <w:rPr>
               <w:rStyle w:val="Hyperlink"/>
             </w:rPr>
-            <w:t>HaNA_2.04.01_4030_0001</w:t>
+            <w:t>HaNA_2.04.01_4030_000</w:t>
           </w:r>
         </w:hyperlink>
+      </w:r>
+      <w:r>
+        <w:rPr>
+          <w:rFonts w:ascii="Charis SIL Regular" w:hAnsi="Charis SIL Regular" w:eastAsia="Charis SIL Regular"/>
+          <w:b w:val="0"/>
+          <w:i w:val="0"/>
+          <w:color w:val="0000FF"/>
+          <w:sz w:val="24"/>
+        </w:rPr>
+        <w:t>1</w:t>
       </w:r>
     </w:p>
     <w:p>
@@ -5300,7 +5386,7 @@
           <w:color w:val="0000FF"/>
           <w:sz w:val="24"/>
         </w:rPr>
-        <w:hyperlink r:id="rId31" w:history="1">
+        <w:hyperlink r:id="rId30" w:history="1">
           <w:r>
             <w:rPr>
               <w:rStyle w:val="Hyperlink"/>
@@ -5317,7 +5403,7 @@
           <w:color w:val="0000FF"/>
           <w:sz w:val="24"/>
         </w:rPr>
-        <w:hyperlink r:id="rId31" w:history="1">
+        <w:hyperlink r:id="rId30" w:history="1">
           <w:r>
             <w:rPr>
               <w:rStyle w:val="Hyperlink"/>
@@ -5414,7 +5500,7 @@
           <w:color w:val="0000FF"/>
           <w:sz w:val="24"/>
         </w:rPr>
-        <w:hyperlink r:id="rId32" w:history="1">
+        <w:hyperlink r:id="rId31" w:history="1">
           <w:r>
             <w:rPr>
               <w:rStyle w:val="Hyperlink"/>
@@ -5431,7 +5517,7 @@
           <w:color w:val="0000FF"/>
           <w:sz w:val="24"/>
         </w:rPr>
-        <w:hyperlink r:id="rId32" w:history="1">
+        <w:hyperlink r:id="rId31" w:history="1">
           <w:r>
             <w:rPr>
               <w:rStyle w:val="Hyperlink"/>
@@ -5551,7 +5637,7 @@
           <w:color w:val="0000FF"/>
           <w:sz w:val="24"/>
         </w:rPr>
-        <w:hyperlink r:id="rId33" w:history="1">
+        <w:hyperlink r:id="rId32" w:history="1">
           <w:r>
             <w:rPr>
               <w:rStyle w:val="Hyperlink"/>
@@ -5568,7 +5654,7 @@
           <w:color w:val="0000FF"/>
           <w:sz w:val="24"/>
         </w:rPr>
-        <w:hyperlink r:id="rId33" w:history="1">
+        <w:hyperlink r:id="rId32" w:history="1">
           <w:r>
             <w:rPr>
               <w:rStyle w:val="Hyperlink"/>
@@ -5696,7 +5782,7 @@
           <w:sz w:val="24"/>
           <w:u w:val="single"/>
         </w:rPr>
-        <w:hyperlink r:id="rId34" w:history="1">
+        <w:hyperlink r:id="rId33" w:history="1">
           <w:r>
             <w:rPr>
               <w:rStyle w:val="Hyperlink"/>
@@ -5714,7 +5800,7 @@
           <w:sz w:val="24"/>
           <w:u w:val="single"/>
         </w:rPr>
-        <w:hyperlink r:id="rId34" w:history="1">
+        <w:hyperlink r:id="rId33" w:history="1">
           <w:r>
             <w:rPr>
               <w:rStyle w:val="Hyperlink"/>
@@ -5732,7 +5818,7 @@
           <w:sz w:val="24"/>
           <w:u w:val="single"/>
         </w:rPr>
-        <w:hyperlink r:id="rId34" w:history="1">
+        <w:hyperlink r:id="rId33" w:history="1">
           <w:r>
             <w:rPr>
               <w:rStyle w:val="Hyperlink"/>
@@ -5760,7 +5846,7 @@
           <w:sz w:val="24"/>
           <w:u w:val="single"/>
         </w:rPr>
-        <w:hyperlink r:id="rId35" w:history="1">
+        <w:hyperlink r:id="rId34" w:history="1">
           <w:r>
             <w:rPr>
               <w:rStyle w:val="Hyperlink"/>
@@ -5789,7 +5875,7 @@
           <w:sz w:val="24"/>
           <w:u w:val="single"/>
         </w:rPr>
-        <w:hyperlink r:id="rId35" w:history="1">
+        <w:hyperlink r:id="rId34" w:history="1">
           <w:r>
             <w:rPr>
               <w:rStyle w:val="Hyperlink"/>
@@ -5916,7 +6002,7 @@
           <w:sz w:val="24"/>
           <w:u w:val="single"/>
         </w:rPr>
-        <w:hyperlink r:id="rId36" w:history="1">
+        <w:hyperlink r:id="rId35" w:history="1">
           <w:r>
             <w:rPr>
               <w:rStyle w:val="Hyperlink"/>
@@ -5945,7 +6031,7 @@
           <w:sz w:val="24"/>
           <w:u w:val="single"/>
         </w:rPr>
-        <w:hyperlink r:id="rId36" w:history="1">
+        <w:hyperlink r:id="rId35" w:history="1">
           <w:r>
             <w:rPr>
               <w:rStyle w:val="Hyperlink"/>
@@ -5973,7 +6059,7 @@
           <w:sz w:val="24"/>
           <w:u w:val="single"/>
         </w:rPr>
-        <w:hyperlink r:id="rId37" w:history="1">
+        <w:hyperlink r:id="rId36" w:history="1">
           <w:r>
             <w:rPr>
               <w:rStyle w:val="Hyperlink"/>
@@ -5991,7 +6077,7 @@
           <w:sz w:val="24"/>
           <w:u w:val="single"/>
         </w:rPr>
-        <w:hyperlink r:id="rId37" w:history="1">
+        <w:hyperlink r:id="rId36" w:history="1">
           <w:r>
             <w:rPr>
               <w:rStyle w:val="Hyperlink"/>
@@ -6009,7 +6095,7 @@
           <w:sz w:val="24"/>
           <w:u w:val="single"/>
         </w:rPr>
-        <w:hyperlink r:id="rId37" w:history="1">
+        <w:hyperlink r:id="rId36" w:history="1">
           <w:r>
             <w:rPr>
               <w:rStyle w:val="Hyperlink"/>
@@ -6027,7 +6113,7 @@
           <w:sz w:val="24"/>
           <w:u w:val="single"/>
         </w:rPr>
-        <w:hyperlink r:id="rId37" w:history="1">
+        <w:hyperlink r:id="rId36" w:history="1">
           <w:r>
             <w:rPr>
               <w:rStyle w:val="Hyperlink"/>
@@ -6045,7 +6131,7 @@
           <w:sz w:val="24"/>
           <w:u w:val="single"/>
         </w:rPr>
-        <w:hyperlink r:id="rId37" w:history="1">
+        <w:hyperlink r:id="rId36" w:history="1">
           <w:r>
             <w:rPr>
               <w:rStyle w:val="Hyperlink"/>
@@ -6063,7 +6149,7 @@
           <w:sz w:val="24"/>
           <w:u w:val="single"/>
         </w:rPr>
-        <w:hyperlink r:id="rId37" w:history="1">
+        <w:hyperlink r:id="rId35" w:history="1">
           <w:r>
             <w:rPr>
               <w:rStyle w:val="Hyperlink"/>
@@ -6081,7 +6167,7 @@
           <w:sz w:val="24"/>
           <w:u w:val="single"/>
         </w:rPr>
-        <w:hyperlink r:id="rId37" w:history="1">
+        <w:hyperlink r:id="rId35" w:history="1">
           <w:r>
             <w:rPr>
               <w:rStyle w:val="Hyperlink"/>
@@ -6189,7 +6275,7 @@
           <w:sz w:val="24"/>
           <w:u w:val="single"/>
         </w:rPr>
-        <w:hyperlink r:id="rId38" w:history="1">
+        <w:hyperlink r:id="rId37" w:history="1">
           <w:r>
             <w:rPr>
               <w:rStyle w:val="Hyperlink"/>
@@ -6207,7 +6293,7 @@
           <w:sz w:val="24"/>
           <w:u w:val="single"/>
         </w:rPr>
-        <w:hyperlink r:id="rId38" w:history="1">
+        <w:hyperlink r:id="rId37" w:history="1">
           <w:r>
             <w:rPr>
               <w:rStyle w:val="Hyperlink"/>
@@ -6225,7 +6311,7 @@
           <w:sz w:val="24"/>
           <w:u w:val="single"/>
         </w:rPr>
-        <w:hyperlink r:id="rId38" w:history="1">
+        <w:hyperlink r:id="rId37" w:history="1">
           <w:r>
             <w:rPr>
               <w:rStyle w:val="Hyperlink"/>
@@ -6243,7 +6329,7 @@
           <w:sz w:val="24"/>
           <w:u w:val="single"/>
         </w:rPr>
-        <w:hyperlink r:id="rId38" w:history="1">
+        <w:hyperlink r:id="rId37" w:history="1">
           <w:r>
             <w:rPr>
               <w:rStyle w:val="Hyperlink"/>
@@ -6271,7 +6357,7 @@
           <w:sz w:val="24"/>
           <w:u w:val="single"/>
         </w:rPr>
-        <w:hyperlink r:id="rId39" w:history="1">
+        <w:hyperlink r:id="rId38" w:history="1">
           <w:r>
             <w:rPr>
               <w:rStyle w:val="Hyperlink"/>
@@ -6300,7 +6386,7 @@
           <w:sz w:val="24"/>
           <w:u w:val="single"/>
         </w:rPr>
-        <w:hyperlink r:id="rId39" w:history="1">
+        <w:hyperlink r:id="rId38" w:history="1">
           <w:r>
             <w:rPr>
               <w:rStyle w:val="Hyperlink"/>
@@ -6428,7 +6514,7 @@
           <w:sz w:val="24"/>
           <w:u w:val="single"/>
         </w:rPr>
-        <w:hyperlink r:id="rId40" w:history="1">
+        <w:hyperlink r:id="rId39" w:history="1">
           <w:r>
             <w:rPr>
               <w:rStyle w:val="Hyperlink"/>
@@ -6446,7 +6532,7 @@
           <w:sz w:val="24"/>
           <w:u w:val="single"/>
         </w:rPr>
-        <w:hyperlink r:id="rId40" w:history="1">
+        <w:hyperlink r:id="rId39" w:history="1">
           <w:r>
             <w:rPr>
               <w:rStyle w:val="Hyperlink"/>
@@ -6574,7 +6660,7 @@
           <w:sz w:val="24"/>
           <w:u w:val="single"/>
         </w:rPr>
-        <w:hyperlink r:id="rId41" w:history="1">
+        <w:hyperlink r:id="rId40" w:history="1">
           <w:r>
             <w:rPr>
               <w:rStyle w:val="Hyperlink"/>
@@ -6592,7 +6678,7 @@
           <w:sz w:val="24"/>
           <w:u w:val="single"/>
         </w:rPr>
-        <w:hyperlink r:id="rId41" w:history="1">
+        <w:hyperlink r:id="rId40" w:history="1">
           <w:r>
             <w:rPr>
               <w:rStyle w:val="Hyperlink"/>
@@ -6610,7 +6696,7 @@
           <w:sz w:val="24"/>
           <w:u w:val="single"/>
         </w:rPr>
-        <w:hyperlink r:id="rId41" w:history="1">
+        <w:hyperlink r:id="rId40" w:history="1">
           <w:r>
             <w:rPr>
               <w:rStyle w:val="Hyperlink"/>
@@ -6628,7 +6714,7 @@
           <w:sz w:val="24"/>
           <w:u w:val="single"/>
         </w:rPr>
-        <w:hyperlink r:id="rId41" w:history="1">
+        <w:hyperlink r:id="rId40" w:history="1">
           <w:r>
             <w:rPr>
               <w:rStyle w:val="Hyperlink"/>
@@ -6746,7 +6832,7 @@
           <w:sz w:val="24"/>
           <w:u w:val="single"/>
         </w:rPr>
-        <w:hyperlink r:id="rId42" w:history="1">
+        <w:hyperlink r:id="rId41" w:history="1">
           <w:r>
             <w:rPr>
               <w:rStyle w:val="Hyperlink"/>
@@ -6764,7 +6850,7 @@
           <w:sz w:val="24"/>
           <w:u w:val="single"/>
         </w:rPr>
-        <w:hyperlink r:id="rId42" w:history="1">
+        <w:hyperlink r:id="rId41" w:history="1">
           <w:r>
             <w:rPr>
               <w:rStyle w:val="Hyperlink"/>
@@ -6782,7 +6868,7 @@
           <w:sz w:val="24"/>
           <w:u w:val="single"/>
         </w:rPr>
-        <w:hyperlink r:id="rId42" w:history="1">
+        <w:hyperlink r:id="rId41" w:history="1">
           <w:r>
             <w:rPr>
               <w:rStyle w:val="Hyperlink"/>
@@ -6800,7 +6886,7 @@
           <w:sz w:val="24"/>
           <w:u w:val="single"/>
         </w:rPr>
-        <w:hyperlink r:id="rId42" w:history="1">
+        <w:hyperlink r:id="rId41" w:history="1">
           <w:r>
             <w:rPr>
               <w:rStyle w:val="Hyperlink"/>
@@ -6828,7 +6914,7 @@
           <w:sz w:val="24"/>
           <w:u w:val="single"/>
         </w:rPr>
-        <w:hyperlink r:id="rId42" w:history="1">
+        <w:hyperlink r:id="rId41" w:history="1">
           <w:r>
             <w:rPr>
               <w:rStyle w:val="Hyperlink"/>
@@ -6846,7 +6932,7 @@
           <w:sz w:val="24"/>
           <w:u w:val="single"/>
         </w:rPr>
-        <w:hyperlink r:id="rId42" w:history="1">
+        <w:hyperlink r:id="rId41" w:history="1">
           <w:r>
             <w:rPr>
               <w:rStyle w:val="Hyperlink"/>
@@ -6875,7 +6961,7 @@
           <w:sz w:val="24"/>
           <w:u w:val="single"/>
         </w:rPr>
-        <w:hyperlink r:id="rId43" w:history="1">
+        <w:hyperlink r:id="rId41" w:history="1">
           <w:r>
             <w:rPr>
               <w:rStyle w:val="Hyperlink"/>
@@ -6903,7 +6989,7 @@
           <w:sz w:val="24"/>
           <w:u w:val="single"/>
         </w:rPr>
-        <w:hyperlink r:id="rId44" w:history="1">
+        <w:hyperlink r:id="rId41" w:history="1">
           <w:r>
             <w:rPr>
               <w:rStyle w:val="Hyperlink"/>
@@ -6932,7 +7018,7 @@
           <w:sz w:val="24"/>
           <w:u w:val="single"/>
         </w:rPr>
-        <w:hyperlink r:id="rId44" w:history="1">
+        <w:hyperlink r:id="rId42" w:history="1">
           <w:r>
             <w:rPr>
               <w:rStyle w:val="Hyperlink"/>

--- a/EXPORTS/DOCX/published/niveau3/English/KKZ.docx
+++ b/EXPORTS/DOCX/published/niveau3/English/KKZ.docx
@@ -1270,7 +1270,6 @@
       </w:r>
       <w:r>
         <w:rPr>
-          <w:u w:val="single" w:color="0000ff"/>
           <w:rFonts w:ascii="Charis SIL Italic" w:hAnsi="Charis SIL Italic" w:eastAsia="Charis SIL Italic"/>
           <w:b w:val="0"/>
           <w:i/>
@@ -1783,6 +1782,7 @@
           <w:i w:val="0"/>
           <w:color w:val="0000FF"/>
           <w:sz w:val="24"/>
+          <w:u w:val="single"/>
         </w:rPr>
         <w:hyperlink r:id="rId16" w:history="1">
           <w:r>
@@ -1914,14 +1914,7 @@
           <w:color w:val="000000"/>
           <w:sz w:val="24"/>
         </w:rPr>
-        <w:hyperlink r:id="rId15" w:history="1">
-          <w:r>
-            <w:rPr>
-              <w:rStyle w:val="Hyperlink"/>
-            </w:rPr>
-            <w:t xml:space="preserve">, the </w:t>
-          </w:r>
-        </w:hyperlink>
+        <w:t xml:space="preserve">, the </w:t>
       </w:r>
       <w:r>
         <w:rPr>
@@ -2131,7 +2124,7 @@
           <w:sz w:val="24"/>
           <w:u w:val="single"/>
         </w:rPr>
-        <w:hyperlink r:id="rId16" w:history="1">
+        <w:hyperlink r:id="rId17" w:history="1">
           <w:r>
             <w:rPr>
               <w:rStyle w:val="Hyperlink"/>
@@ -2160,7 +2153,7 @@
           <w:sz w:val="24"/>
           <w:u w:val="single"/>
         </w:rPr>
-        <w:hyperlink r:id="rId16" w:history="1">
+        <w:hyperlink r:id="rId17" w:history="1">
           <w:r>
             <w:rPr>
               <w:rStyle w:val="Hyperlink"/>
@@ -2178,7 +2171,7 @@
           <w:sz w:val="24"/>
           <w:u w:val="single"/>
         </w:rPr>
-        <w:hyperlink r:id="rId16" w:history="1">
+        <w:hyperlink r:id="rId17" w:history="1">
           <w:r>
             <w:rPr>
               <w:rStyle w:val="Hyperlink"/>
@@ -2196,7 +2189,7 @@
           <w:sz w:val="24"/>
           <w:u w:val="single"/>
         </w:rPr>
-        <w:hyperlink r:id="rId16" w:history="1">
+        <w:hyperlink r:id="rId17" w:history="1">
           <w:r>
             <w:rPr>
               <w:rStyle w:val="Hyperlink"/>
@@ -2207,6 +2200,7 @@
       </w:r>
       <w:r>
         <w:rPr>
+          <w:u w:val="single" w:color="0000ff"/>
           <w:rFonts w:ascii="Charis SIL Regular" w:hAnsi="Charis SIL Regular" w:eastAsia="Charis SIL Regular"/>
           <w:b w:val="0"/>
           <w:i w:val="0"/>
@@ -2222,110 +2216,8 @@
           <w:i w:val="0"/>
           <w:color w:val="0000FF"/>
           <w:sz w:val="24"/>
-          <w:u w:val="single"/>
-        </w:rPr>
-        <w:hyperlink r:id="rId16" w:history="1">
-          <w:r>
-            <w:rPr>
-              <w:rStyle w:val="Hyperlink"/>
-            </w:rPr>
-            <w:t>Ri</w:t>
-          </w:r>
-        </w:hyperlink>
-      </w:r>
-      <w:r>
-        <w:rPr>
-          <w:rFonts w:ascii="Charis SIL Regular" w:hAnsi="Charis SIL Regular" w:eastAsia="Charis SIL Regular"/>
-          <w:b w:val="0"/>
-          <w:i w:val="0"/>
-          <w:color w:val="0000FF"/>
-          <w:sz w:val="24"/>
-          <w:u w:val="single"/>
-        </w:rPr>
-        <w:hyperlink r:id="rId16" w:history="1">
-          <w:r>
-            <w:rPr>
-              <w:rStyle w:val="Hyperlink"/>
-            </w:rPr>
-            <w:t>j</w:t>
-          </w:r>
-        </w:hyperlink>
-      </w:r>
-      <w:r>
-        <w:rPr>
-          <w:rFonts w:ascii="Charis SIL Regular" w:hAnsi="Charis SIL Regular" w:eastAsia="Charis SIL Regular"/>
-          <w:b w:val="0"/>
-          <w:i w:val="0"/>
-          <w:color w:val="0000FF"/>
-          <w:sz w:val="24"/>
-          <w:u w:val="single"/>
-        </w:rPr>
-        <w:hyperlink r:id="rId16" w:history="1">
-          <w:r>
-            <w:rPr>
-              <w:rStyle w:val="Hyperlink"/>
-            </w:rPr>
-            <w:t>ksmuseum</w:t>
-          </w:r>
-        </w:hyperlink>
-      </w:r>
-      <w:r>
-        <w:rPr>
-          <w:rFonts w:ascii="Charis SIL Regular" w:hAnsi="Charis SIL Regular" w:eastAsia="Charis SIL Regular"/>
-          <w:b w:val="0"/>
-          <w:i w:val="0"/>
-          <w:color w:val="0000FF"/>
-          <w:sz w:val="24"/>
-          <w:u w:val="single"/>
-        </w:rPr>
-        <w:t xml:space="preserve"> </w:t>
-      </w:r>
-      <w:r>
-        <w:rPr>
-          <w:rFonts w:ascii="Charis SIL Regular" w:hAnsi="Charis SIL Regular" w:eastAsia="Charis SIL Regular"/>
-          <w:b w:val="0"/>
-          <w:i w:val="0"/>
-          <w:color w:val="0000FF"/>
-          <w:sz w:val="24"/>
-          <w:u w:val="single"/>
-        </w:rPr>
-        <w:hyperlink r:id="rId18" w:history="1">
-          <w:r>
-            <w:rPr>
-              <w:rStyle w:val="Hyperlink"/>
-            </w:rPr>
-            <w:t>van</w:t>
-          </w:r>
-        </w:hyperlink>
-      </w:r>
-      <w:r>
-        <w:rPr>
-          <w:rFonts w:ascii="Charis SIL Regular" w:hAnsi="Charis SIL Regular" w:eastAsia="Charis SIL Regular"/>
-          <w:b w:val="0"/>
-          <w:i w:val="0"/>
-          <w:color w:val="0000FF"/>
-          <w:sz w:val="24"/>
-          <w:u w:val="single"/>
-        </w:rPr>
-        <w:t xml:space="preserve"> </w:t>
-      </w:r>
-      <w:r>
-        <w:rPr>
-          <w:rFonts w:ascii="Charis SIL Regular" w:hAnsi="Charis SIL Regular" w:eastAsia="Charis SIL Regular"/>
-          <w:b w:val="0"/>
-          <w:i w:val="0"/>
-          <w:color w:val="0000FF"/>
-          <w:sz w:val="24"/>
-          <w:u w:val="single"/>
-        </w:rPr>
-        <w:hyperlink r:id="rId17" w:history="1">
-          <w:r>
-            <w:rPr>
-              <w:rStyle w:val="Hyperlink"/>
-            </w:rPr>
-            <w:t>Natuurlijke</w:t>
-          </w:r>
-        </w:hyperlink>
+        </w:rPr>
+        <w:t>Rijksmuseum van Natuurlijke</w:t>
       </w:r>
       <w:r>
         <w:rPr>
@@ -2534,7 +2426,7 @@
           <w:sz w:val="24"/>
           <w:u w:val="single"/>
         </w:rPr>
-        <w:hyperlink r:id="rId19" w:history="1">
+        <w:hyperlink r:id="rId18" w:history="1">
           <w:r>
             <w:rPr>
               <w:rStyle w:val="Hyperlink"/>
@@ -2638,14 +2530,13 @@
       </w:r>
       <w:r>
         <w:rPr>
-          <w:u w:val="single" w:color="0000ff"/>
           <w:rFonts w:ascii="Charis SIL Regular" w:hAnsi="Charis SIL Regular" w:eastAsia="Charis SIL Regular"/>
           <w:b w:val="0"/>
           <w:i w:val="0"/>
           <w:color w:val="000000"/>
           <w:sz w:val="24"/>
         </w:rPr>
-        <w:hyperlink r:id="rId18" w:history="1">
+        <w:hyperlink r:id="rId19" w:history="1">
           <w:r>
             <w:rPr>
               <w:rStyle w:val="Hyperlink"/>
@@ -2663,7 +2554,7 @@
           <w:sz w:val="24"/>
           <w:u w:val="single"/>
         </w:rPr>
-        <w:hyperlink r:id="rId18" w:history="1">
+        <w:hyperlink r:id="rId19" w:history="1">
           <w:r>
             <w:rPr>
               <w:rStyle w:val="Hyperlink"/>
@@ -2681,7 +2572,7 @@
           <w:sz w:val="24"/>
           <w:u w:val="single"/>
         </w:rPr>
-        <w:hyperlink r:id="rId18" w:history="1">
+        <w:hyperlink r:id="rId19" w:history="1">
           <w:r>
             <w:rPr>
               <w:rStyle w:val="Hyperlink"/>
@@ -2699,7 +2590,7 @@
           <w:sz w:val="24"/>
           <w:u w:val="single"/>
         </w:rPr>
-        <w:hyperlink r:id="rId18" w:history="1">
+        <w:hyperlink r:id="rId19" w:history="1">
           <w:r>
             <w:rPr>
               <w:rStyle w:val="Hyperlink"/>
@@ -2717,7 +2608,7 @@
           <w:color w:val="000000"/>
           <w:sz w:val="24"/>
         </w:rPr>
-        <w:hyperlink r:id="rId18" w:history="1">
+        <w:hyperlink r:id="rId19" w:history="1">
           <w:r>
             <w:rPr>
               <w:rStyle w:val="Hyperlink"/>
@@ -3140,7 +3031,79 @@
           <w:color w:val="000000"/>
           <w:sz w:val="24"/>
         </w:rPr>
-        <w:t xml:space="preserve">also went missing or were lost during this </w:t>
+        <w:t>also went missing or were</w:t>
+      </w:r>
+      <w:r>
+        <w:rPr>
+          <w:u w:val="single" w:color="0000ff"/>
+          <w:rFonts w:ascii="Charis SIL Regular" w:hAnsi="Charis SIL Regular" w:eastAsia="Charis SIL Regular"/>
+          <w:b w:val="0"/>
+          <w:i w:val="0"/>
+          <w:color w:val="000000"/>
+          <w:sz w:val="24"/>
+        </w:rPr>
+        <w:hyperlink r:id="rId21" w:history="1">
+          <w:r>
+            <w:rPr>
+              <w:rStyle w:val="Hyperlink"/>
+            </w:rPr>
+            <w:t xml:space="preserve"> lost duri</w:t>
+          </w:r>
+        </w:hyperlink>
+      </w:r>
+      <w:r>
+        <w:rPr>
+          <w:u w:val="single" w:color="0000ff"/>
+          <w:rFonts w:ascii="Charis SIL Regular" w:hAnsi="Charis SIL Regular" w:eastAsia="Charis SIL Regular"/>
+          <w:b w:val="0"/>
+          <w:i w:val="0"/>
+          <w:color w:val="000000"/>
+          <w:sz w:val="24"/>
+        </w:rPr>
+        <w:hyperlink r:id="rId21" w:history="1">
+          <w:r>
+            <w:rPr>
+              <w:rStyle w:val="Hyperlink"/>
+            </w:rPr>
+            <w:t>ng t</w:t>
+          </w:r>
+        </w:hyperlink>
+      </w:r>
+      <w:r>
+        <w:rPr>
+          <w:u w:val="single" w:color="0000ff"/>
+          <w:rFonts w:ascii="Charis SIL Regular" w:hAnsi="Charis SIL Regular" w:eastAsia="Charis SIL Regular"/>
+          <w:b w:val="0"/>
+          <w:i w:val="0"/>
+          <w:color w:val="000000"/>
+          <w:sz w:val="24"/>
+        </w:rPr>
+        <w:hyperlink r:id="rId21" w:history="1">
+          <w:r>
+            <w:rPr>
+              <w:rStyle w:val="Hyperlink"/>
+            </w:rPr>
+            <w:t>h</w:t>
+          </w:r>
+        </w:hyperlink>
+      </w:r>
+      <w:r>
+        <w:rPr>
+          <w:u w:val="single" w:color="0000ff"/>
+          <w:rFonts w:ascii="Charis SIL Regular" w:hAnsi="Charis SIL Regular" w:eastAsia="Charis SIL Regular"/>
+          <w:b w:val="0"/>
+          <w:i w:val="0"/>
+          <w:color w:val="000000"/>
+          <w:sz w:val="24"/>
+        </w:rPr>
+        <w:hyperlink r:id="rId21" w:history="1">
+          <w:r>
+            <w:rPr>
+              <w:rStyle w:val="Hyperlink"/>
+            </w:rPr>
+            <w:t xml:space="preserve">is </w:t>
+          </w:r>
+        </w:hyperlink>
       </w:r>
       <w:r>
         <w:rPr>
@@ -5201,7 +5164,7 @@
             <w:rPr>
               <w:rStyle w:val="Hyperlink"/>
             </w:rPr>
-            <w:t>fil</w:t>
+            <w:t>f</w:t>
           </w:r>
         </w:hyperlink>
       </w:r>
@@ -5213,6 +5176,41 @@
           <w:color w:val="0000FF"/>
           <w:sz w:val="24"/>
           <w:u w:val="single"/>
+        </w:rPr>
+        <w:hyperlink r:id="rId29" w:history="1">
+          <w:r>
+            <w:rPr>
+              <w:rStyle w:val="Hyperlink"/>
+            </w:rPr>
+            <w:t>i</w:t>
+          </w:r>
+        </w:hyperlink>
+      </w:r>
+      <w:r>
+        <w:rPr>
+          <w:rFonts w:ascii="Charis SIL Regular" w:hAnsi="Charis SIL Regular" w:eastAsia="Charis SIL Regular"/>
+          <w:b w:val="0"/>
+          <w:i w:val="0"/>
+          <w:color w:val="0000FF"/>
+          <w:sz w:val="24"/>
+          <w:u w:val="single"/>
+        </w:rPr>
+        <w:hyperlink r:id="rId29" w:history="1">
+          <w:r>
+            <w:rPr>
+              <w:rStyle w:val="Hyperlink"/>
+            </w:rPr>
+            <w:t>l</w:t>
+          </w:r>
+        </w:hyperlink>
+      </w:r>
+      <w:r>
+        <w:rPr>
+          <w:rFonts w:ascii="Charis SIL Regular" w:hAnsi="Charis SIL Regular" w:eastAsia="Charis SIL Regular"/>
+          <w:b w:val="0"/>
+          <w:i w:val="0"/>
+          <w:color w:val="0000FF"/>
+          <w:sz w:val="24"/>
         </w:rPr>
         <w:hyperlink r:id="rId29" w:history="1">
           <w:r>
@@ -5232,12 +5230,23 @@
           <w:sz w:val="24"/>
           <w:u w:val="single"/>
         </w:rPr>
+        <w:t>/</w:t>
+      </w:r>
+      <w:r>
+        <w:rPr>
+          <w:rFonts w:ascii="Charis SIL Regular" w:hAnsi="Charis SIL Regular" w:eastAsia="Charis SIL Regular"/>
+          <w:b w:val="0"/>
+          <w:i w:val="0"/>
+          <w:color w:val="0000FF"/>
+          <w:sz w:val="24"/>
+          <w:u w:val="single"/>
+        </w:rPr>
         <w:hyperlink r:id="rId29" w:history="1">
           <w:r>
             <w:rPr>
               <w:rStyle w:val="Hyperlink"/>
             </w:rPr>
-            <w:t>/</w:t>
+            <w:t>NL-</w:t>
           </w:r>
         </w:hyperlink>
       </w:r>
@@ -5255,48 +5264,9 @@
             <w:rPr>
               <w:rStyle w:val="Hyperlink"/>
             </w:rPr>
-            <w:t>NL</w:t>
+            <w:t>HaNA_2.04.01_4030_0001</w:t>
           </w:r>
         </w:hyperlink>
-      </w:r>
-      <w:r>
-        <w:rPr>
-          <w:rFonts w:ascii="Charis SIL Regular" w:hAnsi="Charis SIL Regular" w:eastAsia="Charis SIL Regular"/>
-          <w:b w:val="0"/>
-          <w:i w:val="0"/>
-          <w:color w:val="0000FF"/>
-          <w:sz w:val="24"/>
-          <w:u w:val="single"/>
-        </w:rPr>
-        <w:t>-</w:t>
-      </w:r>
-      <w:r>
-        <w:rPr>
-          <w:rFonts w:ascii="Charis SIL Regular" w:hAnsi="Charis SIL Regular" w:eastAsia="Charis SIL Regular"/>
-          <w:b w:val="0"/>
-          <w:i w:val="0"/>
-          <w:color w:val="0000FF"/>
-          <w:sz w:val="24"/>
-          <w:u w:val="single"/>
-        </w:rPr>
-        <w:hyperlink r:id="rId29" w:history="1">
-          <w:r>
-            <w:rPr>
-              <w:rStyle w:val="Hyperlink"/>
-            </w:rPr>
-            <w:t>HaNA_2.04.01_4030_000</w:t>
-          </w:r>
-        </w:hyperlink>
-      </w:r>
-      <w:r>
-        <w:rPr>
-          <w:rFonts w:ascii="Charis SIL Regular" w:hAnsi="Charis SIL Regular" w:eastAsia="Charis SIL Regular"/>
-          <w:b w:val="0"/>
-          <w:i w:val="0"/>
-          <w:color w:val="0000FF"/>
-          <w:sz w:val="24"/>
-        </w:rPr>
-        <w:t>1</w:t>
       </w:r>
     </w:p>
     <w:p>
@@ -6149,7 +6119,7 @@
           <w:sz w:val="24"/>
           <w:u w:val="single"/>
         </w:rPr>
-        <w:hyperlink r:id="rId35" w:history="1">
+        <w:hyperlink r:id="rId36" w:history="1">
           <w:r>
             <w:rPr>
               <w:rStyle w:val="Hyperlink"/>
@@ -6167,7 +6137,7 @@
           <w:sz w:val="24"/>
           <w:u w:val="single"/>
         </w:rPr>
-        <w:hyperlink r:id="rId35" w:history="1">
+        <w:hyperlink r:id="rId36" w:history="1">
           <w:r>
             <w:rPr>
               <w:rStyle w:val="Hyperlink"/>
@@ -6914,7 +6884,7 @@
           <w:sz w:val="24"/>
           <w:u w:val="single"/>
         </w:rPr>
-        <w:hyperlink r:id="rId41" w:history="1">
+        <w:hyperlink r:id="rId42" w:history="1">
           <w:r>
             <w:rPr>
               <w:rStyle w:val="Hyperlink"/>
@@ -6932,7 +6902,7 @@
           <w:sz w:val="24"/>
           <w:u w:val="single"/>
         </w:rPr>
-        <w:hyperlink r:id="rId41" w:history="1">
+        <w:hyperlink r:id="rId42" w:history="1">
           <w:r>
             <w:rPr>
               <w:rStyle w:val="Hyperlink"/>
@@ -6961,7 +6931,7 @@
           <w:sz w:val="24"/>
           <w:u w:val="single"/>
         </w:rPr>
-        <w:hyperlink r:id="rId41" w:history="1">
+        <w:hyperlink r:id="rId42" w:history="1">
           <w:r>
             <w:rPr>
               <w:rStyle w:val="Hyperlink"/>
@@ -6972,6 +6942,7 @@
       </w:r>
       <w:r>
         <w:rPr>
+          <w:u w:val="single" w:color="0000ff"/>
           <w:rFonts w:ascii="Charis SIL Regular" w:hAnsi="Charis SIL Regular" w:eastAsia="Charis SIL Regular"/>
           <w:b w:val="0"/>
           <w:i w:val="0"/>
@@ -6989,7 +6960,7 @@
           <w:sz w:val="24"/>
           <w:u w:val="single"/>
         </w:rPr>
-        <w:hyperlink r:id="rId41" w:history="1">
+        <w:hyperlink r:id="rId43" w:history="1">
           <w:r>
             <w:rPr>
               <w:rStyle w:val="Hyperlink"/>
@@ -7018,7 +6989,7 @@
           <w:sz w:val="24"/>
           <w:u w:val="single"/>
         </w:rPr>
-        <w:hyperlink r:id="rId42" w:history="1">
+        <w:hyperlink r:id="rId43" w:history="1">
           <w:r>
             <w:rPr>
               <w:rStyle w:val="Hyperlink"/>

--- a/EXPORTS/DOCX/published/niveau3/English/KKZ.docx
+++ b/EXPORTS/DOCX/published/niveau3/English/KKZ.docx
@@ -598,31 +598,13 @@
       </w:r>
       <w:r>
         <w:rPr>
-          <w:u w:val="single" w:color="0000ff"/>
           <w:rFonts w:ascii="Charis SIL Regular" w:hAnsi="Charis SIL Regular" w:eastAsia="Charis SIL Regular"/>
           <w:b w:val="0"/>
           <w:i w:val="0"/>
           <w:color w:val="000000"/>
           <w:sz w:val="24"/>
         </w:rPr>
-        <w:hyperlink r:id="rId11" w:history="1">
-          <w:r>
-            <w:rPr>
-              <w:rStyle w:val="Hyperlink"/>
-            </w:rPr>
-            <w:t>Japanese</w:t>
-          </w:r>
-        </w:hyperlink>
-      </w:r>
-      <w:r>
-        <w:rPr>
-          <w:rFonts w:ascii="Charis SIL Regular" w:hAnsi="Charis SIL Regular" w:eastAsia="Charis SIL Regular"/>
-          <w:b w:val="0"/>
-          <w:i w:val="0"/>
-          <w:color w:val="000000"/>
-          <w:sz w:val="24"/>
-        </w:rPr>
-        <w:t xml:space="preserve"> peninsula </w:t>
+        <w:t xml:space="preserve">Japanese peninsula </w:t>
       </w:r>
       <w:r>
         <w:rPr>
@@ -932,14 +914,7 @@
           <w:color w:val="000000"/>
           <w:sz w:val="24"/>
         </w:rPr>
-        <w:hyperlink r:id="rId13" w:history="1">
-          <w:r>
-            <w:rPr>
-              <w:rStyle w:val="Hyperlink"/>
-            </w:rPr>
-            <w:t xml:space="preserve"> the</w:t>
-          </w:r>
-        </w:hyperlink>
+        <w:t xml:space="preserve"> the</w:t>
       </w:r>
       <w:r>
         <w:rPr>
@@ -1259,24 +1234,7 @@
           <w:color w:val="000000"/>
           <w:sz w:val="24"/>
         </w:rPr>
-        <w:hyperlink r:id="rId14" w:history="1">
-          <w:r>
-            <w:rPr>
-              <w:rStyle w:val="Hyperlink"/>
-            </w:rPr>
-            <w:t>R</w:t>
-          </w:r>
-        </w:hyperlink>
-      </w:r>
-      <w:r>
-        <w:rPr>
-          <w:rFonts w:ascii="Charis SIL Italic" w:hAnsi="Charis SIL Italic" w:eastAsia="Charis SIL Italic"/>
-          <w:b w:val="0"/>
-          <w:i/>
-          <w:color w:val="000000"/>
-          <w:sz w:val="24"/>
-        </w:rPr>
-        <w:t>V</w:t>
+        <w:t>RV</w:t>
       </w:r>
       <w:r>
         <w:rPr>
@@ -1571,7 +1529,6 @@
           <w:i w:val="0"/>
           <w:color w:val="0000FF"/>
           <w:sz w:val="24"/>
-          <w:u w:val="single"/>
         </w:rPr>
         <w:hyperlink r:id="rId15" w:history="1">
           <w:r>
@@ -1802,7 +1759,7 @@
           <w:sz w:val="24"/>
           <w:u w:val="single"/>
         </w:rPr>
-        <w:hyperlink r:id="rId15" w:history="1">
+        <w:hyperlink r:id="rId16" w:history="1">
           <w:r>
             <w:rPr>
               <w:rStyle w:val="Hyperlink"/>
@@ -1831,7 +1788,7 @@
           <w:sz w:val="24"/>
           <w:u w:val="single"/>
         </w:rPr>
-        <w:hyperlink r:id="rId15" w:history="1">
+        <w:hyperlink r:id="rId16" w:history="1">
           <w:r>
             <w:rPr>
               <w:rStyle w:val="Hyperlink"/>
@@ -1860,7 +1817,7 @@
           <w:sz w:val="24"/>
           <w:u w:val="single"/>
         </w:rPr>
-        <w:hyperlink r:id="rId15" w:history="1">
+        <w:hyperlink r:id="rId16" w:history="1">
           <w:r>
             <w:rPr>
               <w:rStyle w:val="Hyperlink"/>
@@ -1878,7 +1835,7 @@
           <w:sz w:val="24"/>
           <w:u w:val="single"/>
         </w:rPr>
-        <w:hyperlink r:id="rId15" w:history="1">
+        <w:hyperlink r:id="rId16" w:history="1">
           <w:r>
             <w:rPr>
               <w:rStyle w:val="Hyperlink"/>
@@ -1907,14 +1864,20 @@
       </w:r>
       <w:r>
         <w:rPr>
-          <w:u w:val="single" w:color="0000ff"/>
           <w:rFonts w:ascii="Charis SIL Regular" w:hAnsi="Charis SIL Regular" w:eastAsia="Charis SIL Regular"/>
           <w:b w:val="0"/>
           <w:i w:val="0"/>
           <w:color w:val="000000"/>
           <w:sz w:val="24"/>
         </w:rPr>
-        <w:t xml:space="preserve">, the </w:t>
+        <w:hyperlink r:id="rId15" w:history="1">
+          <w:r>
+            <w:rPr>
+              <w:rStyle w:val="Hyperlink"/>
+            </w:rPr>
+            <w:t xml:space="preserve">, the </w:t>
+          </w:r>
+        </w:hyperlink>
       </w:r>
       <w:r>
         <w:rPr>
@@ -2171,6 +2134,117 @@
           <w:sz w:val="24"/>
           <w:u w:val="single"/>
         </w:rPr>
+        <w:hyperlink r:id="rId16" w:history="1">
+          <w:r>
+            <w:rPr>
+              <w:rStyle w:val="Hyperlink"/>
+            </w:rPr>
+            <w:t>e</w:t>
+          </w:r>
+        </w:hyperlink>
+      </w:r>
+      <w:r>
+        <w:rPr>
+          <w:rFonts w:ascii="Charis SIL Regular" w:hAnsi="Charis SIL Regular" w:eastAsia="Charis SIL Regular"/>
+          <w:b w:val="0"/>
+          <w:i w:val="0"/>
+          <w:color w:val="0000FF"/>
+          <w:sz w:val="24"/>
+          <w:u w:val="single"/>
+        </w:rPr>
+        <w:hyperlink r:id="rId16" w:history="1">
+          <w:r>
+            <w:rPr>
+              <w:rStyle w:val="Hyperlink"/>
+            </w:rPr>
+            <w:t>nen</w:t>
+          </w:r>
+        </w:hyperlink>
+      </w:r>
+      <w:r>
+        <w:rPr>
+          <w:u w:val="single" w:color="0000ff"/>
+          <w:rFonts w:ascii="Charis SIL Regular" w:hAnsi="Charis SIL Regular" w:eastAsia="Charis SIL Regular"/>
+          <w:b w:val="0"/>
+          <w:i w:val="0"/>
+          <w:color w:val="000000"/>
+          <w:sz w:val="24"/>
+        </w:rPr>
+        <w:hyperlink r:id="rId16" w:history="1">
+          <w:r>
+            <w:rPr>
+              <w:rStyle w:val="Hyperlink"/>
+            </w:rPr>
+            <w:t>, the</w:t>
+          </w:r>
+        </w:hyperlink>
+      </w:r>
+      <w:r>
+        <w:rPr>
+          <w:u w:val="single" w:color="0000ff"/>
+          <w:rFonts w:ascii="Charis SIL Regular" w:hAnsi="Charis SIL Regular" w:eastAsia="Charis SIL Regular"/>
+          <w:b w:val="0"/>
+          <w:i w:val="0"/>
+          <w:color w:val="000000"/>
+          <w:sz w:val="24"/>
+        </w:rPr>
+        <w:t xml:space="preserve"> </w:t>
+      </w:r>
+      <w:r>
+        <w:rPr>
+          <w:rFonts w:ascii="Charis SIL Regular" w:hAnsi="Charis SIL Regular" w:eastAsia="Charis SIL Regular"/>
+          <w:b w:val="0"/>
+          <w:i w:val="0"/>
+          <w:color w:val="0000FF"/>
+          <w:sz w:val="24"/>
+          <w:u w:val="single"/>
+        </w:rPr>
+        <w:hyperlink r:id="rId16" w:history="1">
+          <w:r>
+            <w:rPr>
+              <w:rStyle w:val="Hyperlink"/>
+            </w:rPr>
+            <w:t>Ri</w:t>
+          </w:r>
+        </w:hyperlink>
+      </w:r>
+      <w:r>
+        <w:rPr>
+          <w:rFonts w:ascii="Charis SIL Regular" w:hAnsi="Charis SIL Regular" w:eastAsia="Charis SIL Regular"/>
+          <w:b w:val="0"/>
+          <w:i w:val="0"/>
+          <w:color w:val="0000FF"/>
+          <w:sz w:val="24"/>
+        </w:rPr>
+        <w:t>jksmuseum van Natuurlijke Historie</w:t>
+      </w:r>
+      <w:r>
+        <w:rPr>
+          <w:u w:val="single" w:color="0000ff"/>
+          <w:rFonts w:ascii="Charis SIL Regular" w:hAnsi="Charis SIL Regular" w:eastAsia="Charis SIL Regular"/>
+          <w:b w:val="0"/>
+          <w:i w:val="0"/>
+          <w:color w:val="000000"/>
+          <w:sz w:val="24"/>
+        </w:rPr>
+        <w:hyperlink r:id="rId17" w:history="1">
+          <w:r>
+            <w:rPr>
+              <w:rStyle w:val="Hyperlink"/>
+            </w:rPr>
+            <w:t>, th</w:t>
+          </w:r>
+        </w:hyperlink>
+      </w:r>
+      <w:r>
+        <w:rPr>
+          <w:u w:val="single" w:color="0000ff"/>
+          <w:rFonts w:ascii="Charis SIL Regular" w:hAnsi="Charis SIL Regular" w:eastAsia="Charis SIL Regular"/>
+          <w:b w:val="0"/>
+          <w:i w:val="0"/>
+          <w:color w:val="000000"/>
+          <w:sz w:val="24"/>
+        </w:rPr>
         <w:hyperlink r:id="rId17" w:history="1">
           <w:r>
             <w:rPr>
@@ -2182,6 +2256,17 @@
       </w:r>
       <w:r>
         <w:rPr>
+          <w:u w:val="single" w:color="0000ff"/>
+          <w:rFonts w:ascii="Charis SIL Regular" w:hAnsi="Charis SIL Regular" w:eastAsia="Charis SIL Regular"/>
+          <w:b w:val="0"/>
+          <w:i w:val="0"/>
+          <w:color w:val="000000"/>
+          <w:sz w:val="24"/>
+        </w:rPr>
+        <w:t xml:space="preserve"> </w:t>
+      </w:r>
+      <w:r>
+        <w:rPr>
           <w:rFonts w:ascii="Charis SIL Regular" w:hAnsi="Charis SIL Regular" w:eastAsia="Charis SIL Regular"/>
           <w:b w:val="0"/>
           <w:i w:val="0"/>
@@ -2189,121 +2274,7 @@
           <w:sz w:val="24"/>
           <w:u w:val="single"/>
         </w:rPr>
-        <w:hyperlink r:id="rId17" w:history="1">
-          <w:r>
-            <w:rPr>
-              <w:rStyle w:val="Hyperlink"/>
-            </w:rPr>
-            <w:t>nen</w:t>
-          </w:r>
-        </w:hyperlink>
-      </w:r>
-      <w:r>
-        <w:rPr>
-          <w:u w:val="single" w:color="0000ff"/>
-          <w:rFonts w:ascii="Charis SIL Regular" w:hAnsi="Charis SIL Regular" w:eastAsia="Charis SIL Regular"/>
-          <w:b w:val="0"/>
-          <w:i w:val="0"/>
-          <w:color w:val="000000"/>
-          <w:sz w:val="24"/>
-        </w:rPr>
-        <w:t xml:space="preserve">, the </w:t>
-      </w:r>
-      <w:r>
-        <w:rPr>
-          <w:rFonts w:ascii="Charis SIL Regular" w:hAnsi="Charis SIL Regular" w:eastAsia="Charis SIL Regular"/>
-          <w:b w:val="0"/>
-          <w:i w:val="0"/>
-          <w:color w:val="0000FF"/>
-          <w:sz w:val="24"/>
-        </w:rPr>
-        <w:t>Rijksmuseum van Natuurlijke</w:t>
-      </w:r>
-      <w:r>
-        <w:rPr>
-          <w:rFonts w:ascii="Charis SIL Regular" w:hAnsi="Charis SIL Regular" w:eastAsia="Charis SIL Regular"/>
-          <w:b w:val="0"/>
-          <w:i w:val="0"/>
-          <w:color w:val="0000FF"/>
-          <w:sz w:val="24"/>
-          <w:u w:val="single"/>
-        </w:rPr>
-        <w:t xml:space="preserve"> </w:t>
-      </w:r>
-      <w:r>
-        <w:rPr>
-          <w:rFonts w:ascii="Charis SIL Regular" w:hAnsi="Charis SIL Regular" w:eastAsia="Charis SIL Regular"/>
-          <w:b w:val="0"/>
-          <w:i w:val="0"/>
-          <w:color w:val="0000FF"/>
-          <w:sz w:val="24"/>
-          <w:u w:val="single"/>
-        </w:rPr>
-        <w:hyperlink r:id="rId17" w:history="1">
-          <w:r>
-            <w:rPr>
-              <w:rStyle w:val="Hyperlink"/>
-            </w:rPr>
-            <w:t>Histori</w:t>
-          </w:r>
-        </w:hyperlink>
-      </w:r>
-      <w:r>
-        <w:rPr>
-          <w:rFonts w:ascii="Charis SIL Regular" w:hAnsi="Charis SIL Regular" w:eastAsia="Charis SIL Regular"/>
-          <w:b w:val="0"/>
-          <w:i w:val="0"/>
-          <w:color w:val="0000FF"/>
-          <w:sz w:val="24"/>
-          <w:u w:val="single"/>
-        </w:rPr>
-        <w:hyperlink r:id="rId17" w:history="1">
-          <w:r>
-            <w:rPr>
-              <w:rStyle w:val="Hyperlink"/>
-            </w:rPr>
-            <w:t>e</w:t>
-          </w:r>
-        </w:hyperlink>
-      </w:r>
-      <w:r>
-        <w:rPr>
-          <w:u w:val="single" w:color="0000ff"/>
-          <w:rFonts w:ascii="Charis SIL Regular" w:hAnsi="Charis SIL Regular" w:eastAsia="Charis SIL Regular"/>
-          <w:b w:val="0"/>
-          <w:i w:val="0"/>
-          <w:color w:val="000000"/>
-          <w:sz w:val="24"/>
-        </w:rPr>
-        <w:hyperlink r:id="rId17" w:history="1">
-          <w:r>
-            <w:rPr>
-              <w:rStyle w:val="Hyperlink"/>
-            </w:rPr>
-            <w:t>, th</w:t>
-          </w:r>
-        </w:hyperlink>
-      </w:r>
-      <w:r>
-        <w:rPr>
-          <w:rFonts w:ascii="Charis SIL Regular" w:hAnsi="Charis SIL Regular" w:eastAsia="Charis SIL Regular"/>
-          <w:b w:val="0"/>
-          <w:i w:val="0"/>
-          <w:color w:val="000000"/>
-          <w:sz w:val="24"/>
-        </w:rPr>
-        <w:t xml:space="preserve">e </w:t>
-      </w:r>
-      <w:r>
-        <w:rPr>
-          <w:rFonts w:ascii="Charis SIL Regular" w:hAnsi="Charis SIL Regular" w:eastAsia="Charis SIL Regular"/>
-          <w:b w:val="0"/>
-          <w:i w:val="0"/>
-          <w:color w:val="0000FF"/>
-          <w:sz w:val="24"/>
-          <w:u w:val="single"/>
-        </w:rPr>
-        <w:hyperlink r:id="rId17" w:history="1">
+        <w:hyperlink r:id="rId18" w:history="1">
           <w:r>
             <w:rPr>
               <w:rStyle w:val="Hyperlink"/>
@@ -2339,7 +2310,7 @@
           <w:sz w:val="24"/>
           <w:u w:val="single"/>
         </w:rPr>
-        <w:hyperlink r:id="rId17" w:history="1">
+        <w:hyperlink r:id="rId18" w:history="1">
           <w:r>
             <w:rPr>
               <w:rStyle w:val="Hyperlink"/>
@@ -2368,7 +2339,7 @@
           <w:sz w:val="24"/>
           <w:u w:val="single"/>
         </w:rPr>
-        <w:hyperlink r:id="rId17" w:history="1">
+        <w:hyperlink r:id="rId18" w:history="1">
           <w:r>
             <w:rPr>
               <w:rStyle w:val="Hyperlink"/>
@@ -2384,20 +2355,8 @@
           <w:i w:val="0"/>
           <w:color w:val="0000FF"/>
           <w:sz w:val="24"/>
-          <w:u w:val="single"/>
-        </w:rPr>
-        <w:t xml:space="preserve"> </w:t>
-      </w:r>
-      <w:r>
-        <w:rPr>
-          <w:rFonts w:ascii="Charis SIL Regular" w:hAnsi="Charis SIL Regular" w:eastAsia="Charis SIL Regular"/>
-          <w:b w:val="0"/>
-          <w:i w:val="0"/>
-          <w:color w:val="0000FF"/>
-          <w:sz w:val="24"/>
-          <w:u w:val="single"/>
-        </w:rPr>
-        <w:t>G</w:t>
+        </w:rPr>
+        <w:t xml:space="preserve"> G</w:t>
       </w:r>
       <w:r>
         <w:rPr>
@@ -2473,7 +2432,7 @@
           <w:sz w:val="24"/>
           <w:u w:val="single"/>
         </w:rPr>
-        <w:hyperlink r:id="rId17" w:history="1">
+        <w:hyperlink r:id="rId18" w:history="1">
           <w:r>
             <w:rPr>
               <w:rStyle w:val="Hyperlink"/>
@@ -2491,7 +2450,7 @@
           <w:sz w:val="24"/>
           <w:u w:val="single"/>
         </w:rPr>
-        <w:hyperlink r:id="rId17" w:history="1">
+        <w:hyperlink r:id="rId18" w:history="1">
           <w:r>
             <w:rPr>
               <w:rStyle w:val="Hyperlink"/>
@@ -2526,24 +2485,7 @@
           <w:color w:val="000000"/>
           <w:sz w:val="24"/>
         </w:rPr>
-        <w:t>nd th</w:t>
-      </w:r>
-      <w:r>
-        <w:rPr>
-          <w:rFonts w:ascii="Charis SIL Regular" w:hAnsi="Charis SIL Regular" w:eastAsia="Charis SIL Regular"/>
-          <w:b w:val="0"/>
-          <w:i w:val="0"/>
-          <w:color w:val="000000"/>
-          <w:sz w:val="24"/>
-        </w:rPr>
-        <w:hyperlink r:id="rId19" w:history="1">
-          <w:r>
-            <w:rPr>
-              <w:rStyle w:val="Hyperlink"/>
-            </w:rPr>
-            <w:t xml:space="preserve">e </w:t>
-          </w:r>
-        </w:hyperlink>
+        <w:t xml:space="preserve">nd the </w:t>
       </w:r>
       <w:r>
         <w:rPr>
@@ -2601,21 +2543,13 @@
       </w:r>
       <w:r>
         <w:rPr>
-          <w:u w:val="single" w:color="0000ff"/>
           <w:rFonts w:ascii="Charis SIL Regular" w:hAnsi="Charis SIL Regular" w:eastAsia="Charis SIL Regular"/>
           <w:b w:val="0"/>
           <w:i w:val="0"/>
           <w:color w:val="000000"/>
           <w:sz w:val="24"/>
         </w:rPr>
-        <w:hyperlink r:id="rId19" w:history="1">
-          <w:r>
-            <w:rPr>
-              <w:rStyle w:val="Hyperlink"/>
-            </w:rPr>
-            <w:t>.</w:t>
-          </w:r>
-        </w:hyperlink>
+        <w:t>.</w:t>
       </w:r>
     </w:p>
     <w:p>
@@ -3246,79 +3180,7 @@
           <w:color w:val="000000"/>
           <w:sz w:val="24"/>
         </w:rPr>
-        <w:hyperlink r:id="rId22" w:history="1">
-          <w:r>
-            <w:rPr>
-              <w:rStyle w:val="Hyperlink"/>
-            </w:rPr>
-            <w:t>n Rud</w:t>
-          </w:r>
-        </w:hyperlink>
-      </w:r>
-      <w:r>
-        <w:rPr>
-          <w:u w:val="single" w:color="0000ff"/>
-          <w:rFonts w:ascii="Charis SIL Regular" w:hAnsi="Charis SIL Regular" w:eastAsia="Charis SIL Regular"/>
-          <w:b w:val="0"/>
-          <w:i w:val="0"/>
-          <w:color w:val="000000"/>
-          <w:sz w:val="24"/>
-        </w:rPr>
-        <w:hyperlink r:id="rId22" w:history="1">
-          <w:r>
-            <w:rPr>
-              <w:rStyle w:val="Hyperlink"/>
-            </w:rPr>
-            <w:t>o</w:t>
-          </w:r>
-        </w:hyperlink>
-      </w:r>
-      <w:r>
-        <w:rPr>
-          <w:u w:val="single" w:color="0000ff"/>
-          <w:rFonts w:ascii="Charis SIL Regular" w:hAnsi="Charis SIL Regular" w:eastAsia="Charis SIL Regular"/>
-          <w:b w:val="0"/>
-          <w:i w:val="0"/>
-          <w:color w:val="000000"/>
-          <w:sz w:val="24"/>
-        </w:rPr>
-        <w:hyperlink r:id="rId22" w:history="1">
-          <w:r>
-            <w:rPr>
-              <w:rStyle w:val="Hyperlink"/>
-            </w:rPr>
-            <w:t>lf E</w:t>
-          </w:r>
-        </w:hyperlink>
-      </w:r>
-      <w:r>
-        <w:rPr>
-          <w:u w:val="single" w:color="0000ff"/>
-          <w:rFonts w:ascii="Charis SIL Regular" w:hAnsi="Charis SIL Regular" w:eastAsia="Charis SIL Regular"/>
-          <w:b w:val="0"/>
-          <w:i w:val="0"/>
-          <w:color w:val="000000"/>
-          <w:sz w:val="24"/>
-        </w:rPr>
-        <w:t>ff</w:t>
-      </w:r>
-      <w:r>
-        <w:rPr>
-          <w:u w:val="single" w:color="0000ff"/>
-          <w:rFonts w:ascii="Charis SIL Regular" w:hAnsi="Charis SIL Regular" w:eastAsia="Charis SIL Regular"/>
-          <w:b w:val="0"/>
-          <w:i w:val="0"/>
-          <w:color w:val="000000"/>
-          <w:sz w:val="24"/>
-        </w:rPr>
-        <w:hyperlink r:id="rId22" w:history="1">
-          <w:r>
-            <w:rPr>
-              <w:rStyle w:val="Hyperlink"/>
-            </w:rPr>
-            <w:t>er</w:t>
-          </w:r>
-        </w:hyperlink>
+        <w:t>n Rudolf Effer</w:t>
       </w:r>
       <w:r>
         <w:rPr>
@@ -3767,97 +3629,7 @@
           <w:color w:val="000000"/>
           <w:sz w:val="24"/>
         </w:rPr>
-        <w:t>by officials of the Ministry of the Interior that a</w:t>
-      </w:r>
-      <w:r>
-        <w:rPr>
-          <w:u w:val="single" w:color="0000ff"/>
-          <w:rFonts w:ascii="Charis SIL Regular" w:hAnsi="Charis SIL Regular" w:eastAsia="Charis SIL Regular"/>
-          <w:b w:val="0"/>
-          <w:i w:val="0"/>
-          <w:color w:val="000000"/>
-          <w:sz w:val="24"/>
-        </w:rPr>
-        <w:hyperlink r:id="rId24" w:history="1">
-          <w:r>
-            <w:rPr>
-              <w:rStyle w:val="Hyperlink"/>
-            </w:rPr>
-            <w:t>re releva</w:t>
-          </w:r>
-        </w:hyperlink>
-      </w:r>
-      <w:r>
-        <w:rPr>
-          <w:u w:val="single" w:color="0000ff"/>
-          <w:rFonts w:ascii="Charis SIL Regular" w:hAnsi="Charis SIL Regular" w:eastAsia="Charis SIL Regular"/>
-          <w:b w:val="0"/>
-          <w:i w:val="0"/>
-          <w:color w:val="000000"/>
-          <w:sz w:val="24"/>
-        </w:rPr>
-        <w:hyperlink r:id="rId24" w:history="1">
-          <w:r>
-            <w:rPr>
-              <w:rStyle w:val="Hyperlink"/>
-            </w:rPr>
-            <w:t>n</w:t>
-          </w:r>
-        </w:hyperlink>
-      </w:r>
-      <w:r>
-        <w:rPr>
-          <w:u w:val="single" w:color="0000ff"/>
-          <w:rFonts w:ascii="Charis SIL Regular" w:hAnsi="Charis SIL Regular" w:eastAsia="Charis SIL Regular"/>
-          <w:b w:val="0"/>
-          <w:i w:val="0"/>
-          <w:color w:val="000000"/>
-          <w:sz w:val="24"/>
-        </w:rPr>
-        <w:hyperlink r:id="rId24" w:history="1">
-          <w:r>
-            <w:rPr>
-              <w:rStyle w:val="Hyperlink"/>
-            </w:rPr>
-            <w:t>t to rese</w:t>
-          </w:r>
-        </w:hyperlink>
-      </w:r>
-      <w:r>
-        <w:rPr>
-          <w:u w:val="single" w:color="0000ff"/>
-          <w:rFonts w:ascii="Charis SIL Regular" w:hAnsi="Charis SIL Regular" w:eastAsia="Charis SIL Regular"/>
-          <w:b w:val="0"/>
-          <w:i w:val="0"/>
-          <w:color w:val="000000"/>
-          <w:sz w:val="24"/>
-        </w:rPr>
-        <w:hyperlink r:id="rId24" w:history="1">
-          <w:r>
-            <w:rPr>
-              <w:rStyle w:val="Hyperlink"/>
-            </w:rPr>
-            <w:t>a</w:t>
-          </w:r>
-        </w:hyperlink>
-      </w:r>
-      <w:r>
-        <w:rPr>
-          <w:u w:val="single" w:color="0000ff"/>
-          <w:rFonts w:ascii="Charis SIL Regular" w:hAnsi="Charis SIL Regular" w:eastAsia="Charis SIL Regular"/>
-          <w:b w:val="0"/>
-          <w:i w:val="0"/>
-          <w:color w:val="000000"/>
-          <w:sz w:val="24"/>
-        </w:rPr>
-        <w:hyperlink r:id="rId24" w:history="1">
-          <w:r>
-            <w:rPr>
-              <w:rStyle w:val="Hyperlink"/>
-            </w:rPr>
-            <w:t>rc</w:t>
-          </w:r>
-        </w:hyperlink>
+        <w:t>by officials of the Ministry of the Interior that are relevant to researc</w:t>
       </w:r>
       <w:r>
         <w:rPr>
@@ -5164,7 +4936,7 @@
             <w:rPr>
               <w:rStyle w:val="Hyperlink"/>
             </w:rPr>
-            <w:t>f</w:t>
+            <w:t>fil</w:t>
           </w:r>
         </w:hyperlink>
       </w:r>
@@ -5176,41 +4948,6 @@
           <w:color w:val="0000FF"/>
           <w:sz w:val="24"/>
           <w:u w:val="single"/>
-        </w:rPr>
-        <w:hyperlink r:id="rId29" w:history="1">
-          <w:r>
-            <w:rPr>
-              <w:rStyle w:val="Hyperlink"/>
-            </w:rPr>
-            <w:t>i</w:t>
-          </w:r>
-        </w:hyperlink>
-      </w:r>
-      <w:r>
-        <w:rPr>
-          <w:rFonts w:ascii="Charis SIL Regular" w:hAnsi="Charis SIL Regular" w:eastAsia="Charis SIL Regular"/>
-          <w:b w:val="0"/>
-          <w:i w:val="0"/>
-          <w:color w:val="0000FF"/>
-          <w:sz w:val="24"/>
-          <w:u w:val="single"/>
-        </w:rPr>
-        <w:hyperlink r:id="rId29" w:history="1">
-          <w:r>
-            <w:rPr>
-              <w:rStyle w:val="Hyperlink"/>
-            </w:rPr>
-            <w:t>l</w:t>
-          </w:r>
-        </w:hyperlink>
-      </w:r>
-      <w:r>
-        <w:rPr>
-          <w:rFonts w:ascii="Charis SIL Regular" w:hAnsi="Charis SIL Regular" w:eastAsia="Charis SIL Regular"/>
-          <w:b w:val="0"/>
-          <w:i w:val="0"/>
-          <w:color w:val="0000FF"/>
-          <w:sz w:val="24"/>
         </w:rPr>
         <w:hyperlink r:id="rId29" w:history="1">
           <w:r>
@@ -5230,25 +4967,59 @@
           <w:sz w:val="24"/>
           <w:u w:val="single"/>
         </w:rPr>
-        <w:t>/</w:t>
-      </w:r>
-      <w:r>
-        <w:rPr>
-          <w:rFonts w:ascii="Charis SIL Regular" w:hAnsi="Charis SIL Regular" w:eastAsia="Charis SIL Regular"/>
-          <w:b w:val="0"/>
-          <w:i w:val="0"/>
-          <w:color w:val="0000FF"/>
-          <w:sz w:val="24"/>
-          <w:u w:val="single"/>
-        </w:rPr>
         <w:hyperlink r:id="rId29" w:history="1">
           <w:r>
             <w:rPr>
               <w:rStyle w:val="Hyperlink"/>
             </w:rPr>
-            <w:t>NL-</w:t>
+            <w:t>/</w:t>
           </w:r>
         </w:hyperlink>
+      </w:r>
+      <w:r>
+        <w:rPr>
+          <w:rFonts w:ascii="Charis SIL Regular" w:hAnsi="Charis SIL Regular" w:eastAsia="Charis SIL Regular"/>
+          <w:b w:val="0"/>
+          <w:i w:val="0"/>
+          <w:color w:val="0000FF"/>
+          <w:sz w:val="24"/>
+          <w:u w:val="single"/>
+        </w:rPr>
+        <w:hyperlink r:id="rId29" w:history="1">
+          <w:r>
+            <w:rPr>
+              <w:rStyle w:val="Hyperlink"/>
+            </w:rPr>
+            <w:t>N</w:t>
+          </w:r>
+        </w:hyperlink>
+      </w:r>
+      <w:r>
+        <w:rPr>
+          <w:rFonts w:ascii="Charis SIL Regular" w:hAnsi="Charis SIL Regular" w:eastAsia="Charis SIL Regular"/>
+          <w:b w:val="0"/>
+          <w:i w:val="0"/>
+          <w:color w:val="0000FF"/>
+          <w:sz w:val="24"/>
+        </w:rPr>
+        <w:hyperlink r:id="rId29" w:history="1">
+          <w:r>
+            <w:rPr>
+              <w:rStyle w:val="Hyperlink"/>
+            </w:rPr>
+            <w:t>L</w:t>
+          </w:r>
+        </w:hyperlink>
+      </w:r>
+      <w:r>
+        <w:rPr>
+          <w:rFonts w:ascii="Charis SIL Regular" w:hAnsi="Charis SIL Regular" w:eastAsia="Charis SIL Regular"/>
+          <w:b w:val="0"/>
+          <w:i w:val="0"/>
+          <w:color w:val="0000FF"/>
+          <w:sz w:val="24"/>
+        </w:rPr>
+        <w:t>-</w:t>
       </w:r>
       <w:r>
         <w:rPr>

--- a/EXPORTS/DOCX/published/niveau3/English/KKZ.docx
+++ b/EXPORTS/DOCX/published/niveau3/English/KKZ.docx
@@ -598,13 +598,31 @@
       </w:r>
       <w:r>
         <w:rPr>
+          <w:u w:val="single" w:color="0000ff"/>
           <w:rFonts w:ascii="Charis SIL Regular" w:hAnsi="Charis SIL Regular" w:eastAsia="Charis SIL Regular"/>
           <w:b w:val="0"/>
           <w:i w:val="0"/>
           <w:color w:val="000000"/>
           <w:sz w:val="24"/>
         </w:rPr>
-        <w:t xml:space="preserve">Japanese peninsula </w:t>
+        <w:hyperlink r:id="rId11" w:history="1">
+          <w:r>
+            <w:rPr>
+              <w:rStyle w:val="Hyperlink"/>
+            </w:rPr>
+            <w:t>Japanese</w:t>
+          </w:r>
+        </w:hyperlink>
+      </w:r>
+      <w:r>
+        <w:rPr>
+          <w:rFonts w:ascii="Charis SIL Regular" w:hAnsi="Charis SIL Regular" w:eastAsia="Charis SIL Regular"/>
+          <w:b w:val="0"/>
+          <w:i w:val="0"/>
+          <w:color w:val="000000"/>
+          <w:sz w:val="24"/>
+        </w:rPr>
+        <w:t xml:space="preserve"> peninsula </w:t>
       </w:r>
       <w:r>
         <w:rPr>
@@ -914,7 +932,14 @@
           <w:color w:val="000000"/>
           <w:sz w:val="24"/>
         </w:rPr>
-        <w:t xml:space="preserve"> the</w:t>
+        <w:hyperlink r:id="rId13" w:history="1">
+          <w:r>
+            <w:rPr>
+              <w:rStyle w:val="Hyperlink"/>
+            </w:rPr>
+            <w:t xml:space="preserve"> the</w:t>
+          </w:r>
+        </w:hyperlink>
       </w:r>
       <w:r>
         <w:rPr>
@@ -1234,7 +1259,24 @@
           <w:color w:val="000000"/>
           <w:sz w:val="24"/>
         </w:rPr>
-        <w:t>RV</w:t>
+        <w:hyperlink r:id="rId14" w:history="1">
+          <w:r>
+            <w:rPr>
+              <w:rStyle w:val="Hyperlink"/>
+            </w:rPr>
+            <w:t>R</w:t>
+          </w:r>
+        </w:hyperlink>
+      </w:r>
+      <w:r>
+        <w:rPr>
+          <w:rFonts w:ascii="Charis SIL Italic" w:hAnsi="Charis SIL Italic" w:eastAsia="Charis SIL Italic"/>
+          <w:b w:val="0"/>
+          <w:i/>
+          <w:color w:val="000000"/>
+          <w:sz w:val="24"/>
+        </w:rPr>
+        <w:t>V</w:t>
       </w:r>
       <w:r>
         <w:rPr>
@@ -1482,16 +1524,8 @@
           <w:i w:val="0"/>
           <w:color w:val="0000FF"/>
           <w:sz w:val="24"/>
-          <w:u w:val="single"/>
-        </w:rPr>
-        <w:hyperlink r:id="rId15" w:history="1">
-          <w:r>
-            <w:rPr>
-              <w:rStyle w:val="Hyperlink"/>
-            </w:rPr>
-            <w:t>Ri</w:t>
-          </w:r>
-        </w:hyperlink>
+        </w:rPr>
+        <w:t>Ri</w:t>
       </w:r>
       <w:r>
         <w:rPr>
@@ -1529,6 +1563,7 @@
           <w:i w:val="0"/>
           <w:color w:val="0000FF"/>
           <w:sz w:val="24"/>
+          <w:u w:val="single"/>
         </w:rPr>
         <w:hyperlink r:id="rId15" w:history="1">
           <w:r>
@@ -1739,7 +1774,6 @@
           <w:i w:val="0"/>
           <w:color w:val="0000FF"/>
           <w:sz w:val="24"/>
-          <w:u w:val="single"/>
         </w:rPr>
         <w:hyperlink r:id="rId16" w:history="1">
           <w:r>
@@ -1759,7 +1793,7 @@
           <w:sz w:val="24"/>
           <w:u w:val="single"/>
         </w:rPr>
-        <w:hyperlink r:id="rId16" w:history="1">
+        <w:hyperlink r:id="rId15" w:history="1">
           <w:r>
             <w:rPr>
               <w:rStyle w:val="Hyperlink"/>
@@ -1788,7 +1822,7 @@
           <w:sz w:val="24"/>
           <w:u w:val="single"/>
         </w:rPr>
-        <w:hyperlink r:id="rId16" w:history="1">
+        <w:hyperlink r:id="rId15" w:history="1">
           <w:r>
             <w:rPr>
               <w:rStyle w:val="Hyperlink"/>
@@ -1817,7 +1851,7 @@
           <w:sz w:val="24"/>
           <w:u w:val="single"/>
         </w:rPr>
-        <w:hyperlink r:id="rId16" w:history="1">
+        <w:hyperlink r:id="rId15" w:history="1">
           <w:r>
             <w:rPr>
               <w:rStyle w:val="Hyperlink"/>
@@ -1835,7 +1869,7 @@
           <w:sz w:val="24"/>
           <w:u w:val="single"/>
         </w:rPr>
-        <w:hyperlink r:id="rId16" w:history="1">
+        <w:hyperlink r:id="rId15" w:history="1">
           <w:r>
             <w:rPr>
               <w:rStyle w:val="Hyperlink"/>
@@ -1864,6 +1898,7 @@
       </w:r>
       <w:r>
         <w:rPr>
+          <w:u w:val="single" w:color="0000ff"/>
           <w:rFonts w:ascii="Charis SIL Regular" w:hAnsi="Charis SIL Regular" w:eastAsia="Charis SIL Regular"/>
           <w:b w:val="0"/>
           <w:i w:val="0"/>
@@ -2069,14 +2104,7 @@
           <w:sz w:val="24"/>
           <w:u w:val="single"/>
         </w:rPr>
-        <w:hyperlink r:id="rId17" w:history="1">
-          <w:r>
-            <w:rPr>
-              <w:rStyle w:val="Hyperlink"/>
-            </w:rPr>
-            <w:t>Ges</w:t>
-          </w:r>
-        </w:hyperlink>
+        <w:t>Ges</w:t>
       </w:r>
       <w:r>
         <w:rPr>
@@ -2087,7 +2115,7 @@
           <w:sz w:val="24"/>
           <w:u w:val="single"/>
         </w:rPr>
-        <w:hyperlink r:id="rId17" w:history="1">
+        <w:hyperlink r:id="rId16" w:history="1">
           <w:r>
             <w:rPr>
               <w:rStyle w:val="Hyperlink"/>
@@ -2116,7 +2144,7 @@
           <w:sz w:val="24"/>
           <w:u w:val="single"/>
         </w:rPr>
-        <w:hyperlink r:id="rId17" w:history="1">
+        <w:hyperlink r:id="rId16" w:history="1">
           <w:r>
             <w:rPr>
               <w:rStyle w:val="Hyperlink"/>
@@ -2163,32 +2191,13 @@
       </w:r>
       <w:r>
         <w:rPr>
-          <w:u w:val="single" w:color="0000ff"/>
           <w:rFonts w:ascii="Charis SIL Regular" w:hAnsi="Charis SIL Regular" w:eastAsia="Charis SIL Regular"/>
           <w:b w:val="0"/>
           <w:i w:val="0"/>
           <w:color w:val="000000"/>
           <w:sz w:val="24"/>
         </w:rPr>
-        <w:hyperlink r:id="rId16" w:history="1">
-          <w:r>
-            <w:rPr>
-              <w:rStyle w:val="Hyperlink"/>
-            </w:rPr>
-            <w:t>, the</w:t>
-          </w:r>
-        </w:hyperlink>
-      </w:r>
-      <w:r>
-        <w:rPr>
-          <w:u w:val="single" w:color="0000ff"/>
-          <w:rFonts w:ascii="Charis SIL Regular" w:hAnsi="Charis SIL Regular" w:eastAsia="Charis SIL Regular"/>
-          <w:b w:val="0"/>
-          <w:i w:val="0"/>
-          <w:color w:val="000000"/>
-          <w:sz w:val="24"/>
-        </w:rPr>
-        <w:t xml:space="preserve"> </w:t>
+        <w:t xml:space="preserve">, the </w:t>
       </w:r>
       <w:r>
         <w:rPr>
@@ -2215,35 +2224,112 @@
           <w:i w:val="0"/>
           <w:color w:val="0000FF"/>
           <w:sz w:val="24"/>
-        </w:rPr>
-        <w:t>jksmuseum van Natuurlijke Historie</w:t>
-      </w:r>
-      <w:r>
-        <w:rPr>
-          <w:u w:val="single" w:color="0000ff"/>
-          <w:rFonts w:ascii="Charis SIL Regular" w:hAnsi="Charis SIL Regular" w:eastAsia="Charis SIL Regular"/>
-          <w:b w:val="0"/>
-          <w:i w:val="0"/>
-          <w:color w:val="000000"/>
-          <w:sz w:val="24"/>
+          <w:u w:val="single"/>
+        </w:rPr>
+        <w:hyperlink r:id="rId16" w:history="1">
+          <w:r>
+            <w:rPr>
+              <w:rStyle w:val="Hyperlink"/>
+            </w:rPr>
+            <w:t>j</w:t>
+          </w:r>
+        </w:hyperlink>
+      </w:r>
+      <w:r>
+        <w:rPr>
+          <w:rFonts w:ascii="Charis SIL Regular" w:hAnsi="Charis SIL Regular" w:eastAsia="Charis SIL Regular"/>
+          <w:b w:val="0"/>
+          <w:i w:val="0"/>
+          <w:color w:val="0000FF"/>
+          <w:sz w:val="24"/>
+          <w:u w:val="single"/>
+        </w:rPr>
+        <w:hyperlink r:id="rId16" w:history="1">
+          <w:r>
+            <w:rPr>
+              <w:rStyle w:val="Hyperlink"/>
+            </w:rPr>
+            <w:t>ksmuseum</w:t>
+          </w:r>
+        </w:hyperlink>
+      </w:r>
+      <w:r>
+        <w:rPr>
+          <w:rFonts w:ascii="Charis SIL Regular" w:hAnsi="Charis SIL Regular" w:eastAsia="Charis SIL Regular"/>
+          <w:b w:val="0"/>
+          <w:i w:val="0"/>
+          <w:color w:val="0000FF"/>
+          <w:sz w:val="24"/>
+          <w:u w:val="single"/>
+        </w:rPr>
+        <w:t xml:space="preserve"> </w:t>
+      </w:r>
+      <w:r>
+        <w:rPr>
+          <w:rFonts w:ascii="Charis SIL Regular" w:hAnsi="Charis SIL Regular" w:eastAsia="Charis SIL Regular"/>
+          <w:b w:val="0"/>
+          <w:i w:val="0"/>
+          <w:color w:val="0000FF"/>
+          <w:sz w:val="24"/>
+          <w:u w:val="single"/>
+        </w:rPr>
+        <w:t xml:space="preserve">van </w:t>
+      </w:r>
+      <w:r>
+        <w:rPr>
+          <w:rFonts w:ascii="Charis SIL Regular" w:hAnsi="Charis SIL Regular" w:eastAsia="Charis SIL Regular"/>
+          <w:b w:val="0"/>
+          <w:i w:val="0"/>
+          <w:color w:val="0000FF"/>
+          <w:sz w:val="24"/>
+          <w:u w:val="single"/>
         </w:rPr>
         <w:hyperlink r:id="rId17" w:history="1">
           <w:r>
             <w:rPr>
               <w:rStyle w:val="Hyperlink"/>
             </w:rPr>
-            <w:t>, th</w:t>
+            <w:t>Natuurlijke</w:t>
           </w:r>
         </w:hyperlink>
       </w:r>
       <w:r>
         <w:rPr>
-          <w:u w:val="single" w:color="0000ff"/>
-          <w:rFonts w:ascii="Charis SIL Regular" w:hAnsi="Charis SIL Regular" w:eastAsia="Charis SIL Regular"/>
-          <w:b w:val="0"/>
-          <w:i w:val="0"/>
-          <w:color w:val="000000"/>
-          <w:sz w:val="24"/>
+          <w:rFonts w:ascii="Charis SIL Regular" w:hAnsi="Charis SIL Regular" w:eastAsia="Charis SIL Regular"/>
+          <w:b w:val="0"/>
+          <w:i w:val="0"/>
+          <w:color w:val="0000FF"/>
+          <w:sz w:val="24"/>
+          <w:u w:val="single"/>
+        </w:rPr>
+        <w:t xml:space="preserve"> </w:t>
+      </w:r>
+      <w:r>
+        <w:rPr>
+          <w:rFonts w:ascii="Charis SIL Regular" w:hAnsi="Charis SIL Regular" w:eastAsia="Charis SIL Regular"/>
+          <w:b w:val="0"/>
+          <w:i w:val="0"/>
+          <w:color w:val="0000FF"/>
+          <w:sz w:val="24"/>
+          <w:u w:val="single"/>
+        </w:rPr>
+        <w:hyperlink r:id="rId17" w:history="1">
+          <w:r>
+            <w:rPr>
+              <w:rStyle w:val="Hyperlink"/>
+            </w:rPr>
+            <w:t>Histori</w:t>
+          </w:r>
+        </w:hyperlink>
+      </w:r>
+      <w:r>
+        <w:rPr>
+          <w:rFonts w:ascii="Charis SIL Regular" w:hAnsi="Charis SIL Regular" w:eastAsia="Charis SIL Regular"/>
+          <w:b w:val="0"/>
+          <w:i w:val="0"/>
+          <w:color w:val="0000FF"/>
+          <w:sz w:val="24"/>
+          <w:u w:val="single"/>
         </w:rPr>
         <w:hyperlink r:id="rId17" w:history="1">
           <w:r>
@@ -2256,14 +2342,13 @@
       </w:r>
       <w:r>
         <w:rPr>
-          <w:u w:val="single" w:color="0000ff"/>
           <w:rFonts w:ascii="Charis SIL Regular" w:hAnsi="Charis SIL Regular" w:eastAsia="Charis SIL Regular"/>
           <w:b w:val="0"/>
           <w:i w:val="0"/>
           <w:color w:val="000000"/>
           <w:sz w:val="24"/>
         </w:rPr>
-        <w:t xml:space="preserve"> </w:t>
+        <w:t xml:space="preserve">, the </w:t>
       </w:r>
       <w:r>
         <w:rPr>
@@ -2274,7 +2359,7 @@
           <w:sz w:val="24"/>
           <w:u w:val="single"/>
         </w:rPr>
-        <w:hyperlink r:id="rId18" w:history="1">
+        <w:hyperlink r:id="rId17" w:history="1">
           <w:r>
             <w:rPr>
               <w:rStyle w:val="Hyperlink"/>
@@ -2310,7 +2395,7 @@
           <w:sz w:val="24"/>
           <w:u w:val="single"/>
         </w:rPr>
-        <w:hyperlink r:id="rId18" w:history="1">
+        <w:hyperlink r:id="rId17" w:history="1">
           <w:r>
             <w:rPr>
               <w:rStyle w:val="Hyperlink"/>
@@ -2339,7 +2424,7 @@
           <w:sz w:val="24"/>
           <w:u w:val="single"/>
         </w:rPr>
-        <w:hyperlink r:id="rId18" w:history="1">
+        <w:hyperlink r:id="rId17" w:history="1">
           <w:r>
             <w:rPr>
               <w:rStyle w:val="Hyperlink"/>
@@ -2355,8 +2440,20 @@
           <w:i w:val="0"/>
           <w:color w:val="0000FF"/>
           <w:sz w:val="24"/>
-        </w:rPr>
-        <w:t xml:space="preserve"> G</w:t>
+          <w:u w:val="single"/>
+        </w:rPr>
+        <w:t xml:space="preserve"> </w:t>
+      </w:r>
+      <w:r>
+        <w:rPr>
+          <w:rFonts w:ascii="Charis SIL Regular" w:hAnsi="Charis SIL Regular" w:eastAsia="Charis SIL Regular"/>
+          <w:b w:val="0"/>
+          <w:i w:val="0"/>
+          <w:color w:val="0000FF"/>
+          <w:sz w:val="24"/>
+          <w:u w:val="single"/>
+        </w:rPr>
+        <w:t>G</w:t>
       </w:r>
       <w:r>
         <w:rPr>
@@ -2432,7 +2529,7 @@
           <w:sz w:val="24"/>
           <w:u w:val="single"/>
         </w:rPr>
-        <w:hyperlink r:id="rId18" w:history="1">
+        <w:hyperlink r:id="rId17" w:history="1">
           <w:r>
             <w:rPr>
               <w:rStyle w:val="Hyperlink"/>
@@ -2450,7 +2547,7 @@
           <w:sz w:val="24"/>
           <w:u w:val="single"/>
         </w:rPr>
-        <w:hyperlink r:id="rId18" w:history="1">
+        <w:hyperlink r:id="rId17" w:history="1">
           <w:r>
             <w:rPr>
               <w:rStyle w:val="Hyperlink"/>
@@ -2485,7 +2582,18 @@
           <w:color w:val="000000"/>
           <w:sz w:val="24"/>
         </w:rPr>
-        <w:t xml:space="preserve">nd the </w:t>
+        <w:t>nd th</w:t>
+      </w:r>
+      <w:r>
+        <w:rPr>
+          <w:u w:val="single" w:color="0000ff"/>
+          <w:rFonts w:ascii="Charis SIL Regular" w:hAnsi="Charis SIL Regular" w:eastAsia="Charis SIL Regular"/>
+          <w:b w:val="0"/>
+          <w:i w:val="0"/>
+          <w:color w:val="000000"/>
+          <w:sz w:val="24"/>
+        </w:rPr>
+        <w:t xml:space="preserve">e </w:t>
       </w:r>
       <w:r>
         <w:rPr>
@@ -2543,13 +2651,21 @@
       </w:r>
       <w:r>
         <w:rPr>
+          <w:u w:val="single" w:color="0000ff"/>
           <w:rFonts w:ascii="Charis SIL Regular" w:hAnsi="Charis SIL Regular" w:eastAsia="Charis SIL Regular"/>
           <w:b w:val="0"/>
           <w:i w:val="0"/>
           <w:color w:val="000000"/>
           <w:sz w:val="24"/>
         </w:rPr>
-        <w:t>.</w:t>
+        <w:hyperlink r:id="rId19" w:history="1">
+          <w:r>
+            <w:rPr>
+              <w:rStyle w:val="Hyperlink"/>
+            </w:rPr>
+            <w:t>.</w:t>
+          </w:r>
+        </w:hyperlink>
       </w:r>
     </w:p>
     <w:p>
@@ -3180,7 +3296,79 @@
           <w:color w:val="000000"/>
           <w:sz w:val="24"/>
         </w:rPr>
-        <w:t>n Rudolf Effer</w:t>
+        <w:hyperlink r:id="rId22" w:history="1">
+          <w:r>
+            <w:rPr>
+              <w:rStyle w:val="Hyperlink"/>
+            </w:rPr>
+            <w:t>n Rud</w:t>
+          </w:r>
+        </w:hyperlink>
+      </w:r>
+      <w:r>
+        <w:rPr>
+          <w:u w:val="single" w:color="0000ff"/>
+          <w:rFonts w:ascii="Charis SIL Regular" w:hAnsi="Charis SIL Regular" w:eastAsia="Charis SIL Regular"/>
+          <w:b w:val="0"/>
+          <w:i w:val="0"/>
+          <w:color w:val="000000"/>
+          <w:sz w:val="24"/>
+        </w:rPr>
+        <w:hyperlink r:id="rId22" w:history="1">
+          <w:r>
+            <w:rPr>
+              <w:rStyle w:val="Hyperlink"/>
+            </w:rPr>
+            <w:t>o</w:t>
+          </w:r>
+        </w:hyperlink>
+      </w:r>
+      <w:r>
+        <w:rPr>
+          <w:u w:val="single" w:color="0000ff"/>
+          <w:rFonts w:ascii="Charis SIL Regular" w:hAnsi="Charis SIL Regular" w:eastAsia="Charis SIL Regular"/>
+          <w:b w:val="0"/>
+          <w:i w:val="0"/>
+          <w:color w:val="000000"/>
+          <w:sz w:val="24"/>
+        </w:rPr>
+        <w:hyperlink r:id="rId22" w:history="1">
+          <w:r>
+            <w:rPr>
+              <w:rStyle w:val="Hyperlink"/>
+            </w:rPr>
+            <w:t>lf E</w:t>
+          </w:r>
+        </w:hyperlink>
+      </w:r>
+      <w:r>
+        <w:rPr>
+          <w:u w:val="single" w:color="0000ff"/>
+          <w:rFonts w:ascii="Charis SIL Regular" w:hAnsi="Charis SIL Regular" w:eastAsia="Charis SIL Regular"/>
+          <w:b w:val="0"/>
+          <w:i w:val="0"/>
+          <w:color w:val="000000"/>
+          <w:sz w:val="24"/>
+        </w:rPr>
+        <w:t>ff</w:t>
+      </w:r>
+      <w:r>
+        <w:rPr>
+          <w:u w:val="single" w:color="0000ff"/>
+          <w:rFonts w:ascii="Charis SIL Regular" w:hAnsi="Charis SIL Regular" w:eastAsia="Charis SIL Regular"/>
+          <w:b w:val="0"/>
+          <w:i w:val="0"/>
+          <w:color w:val="000000"/>
+          <w:sz w:val="24"/>
+        </w:rPr>
+        <w:hyperlink r:id="rId22" w:history="1">
+          <w:r>
+            <w:rPr>
+              <w:rStyle w:val="Hyperlink"/>
+            </w:rPr>
+            <w:t>er</w:t>
+          </w:r>
+        </w:hyperlink>
       </w:r>
       <w:r>
         <w:rPr>
@@ -3629,7 +3817,97 @@
           <w:color w:val="000000"/>
           <w:sz w:val="24"/>
         </w:rPr>
-        <w:t>by officials of the Ministry of the Interior that are relevant to researc</w:t>
+        <w:t>by officials of the Ministry of the Interior that a</w:t>
+      </w:r>
+      <w:r>
+        <w:rPr>
+          <w:u w:val="single" w:color="0000ff"/>
+          <w:rFonts w:ascii="Charis SIL Regular" w:hAnsi="Charis SIL Regular" w:eastAsia="Charis SIL Regular"/>
+          <w:b w:val="0"/>
+          <w:i w:val="0"/>
+          <w:color w:val="000000"/>
+          <w:sz w:val="24"/>
+        </w:rPr>
+        <w:hyperlink r:id="rId24" w:history="1">
+          <w:r>
+            <w:rPr>
+              <w:rStyle w:val="Hyperlink"/>
+            </w:rPr>
+            <w:t>re releva</w:t>
+          </w:r>
+        </w:hyperlink>
+      </w:r>
+      <w:r>
+        <w:rPr>
+          <w:u w:val="single" w:color="0000ff"/>
+          <w:rFonts w:ascii="Charis SIL Regular" w:hAnsi="Charis SIL Regular" w:eastAsia="Charis SIL Regular"/>
+          <w:b w:val="0"/>
+          <w:i w:val="0"/>
+          <w:color w:val="000000"/>
+          <w:sz w:val="24"/>
+        </w:rPr>
+        <w:hyperlink r:id="rId24" w:history="1">
+          <w:r>
+            <w:rPr>
+              <w:rStyle w:val="Hyperlink"/>
+            </w:rPr>
+            <w:t>n</w:t>
+          </w:r>
+        </w:hyperlink>
+      </w:r>
+      <w:r>
+        <w:rPr>
+          <w:u w:val="single" w:color="0000ff"/>
+          <w:rFonts w:ascii="Charis SIL Regular" w:hAnsi="Charis SIL Regular" w:eastAsia="Charis SIL Regular"/>
+          <w:b w:val="0"/>
+          <w:i w:val="0"/>
+          <w:color w:val="000000"/>
+          <w:sz w:val="24"/>
+        </w:rPr>
+        <w:hyperlink r:id="rId24" w:history="1">
+          <w:r>
+            <w:rPr>
+              <w:rStyle w:val="Hyperlink"/>
+            </w:rPr>
+            <w:t>t to rese</w:t>
+          </w:r>
+        </w:hyperlink>
+      </w:r>
+      <w:r>
+        <w:rPr>
+          <w:u w:val="single" w:color="0000ff"/>
+          <w:rFonts w:ascii="Charis SIL Regular" w:hAnsi="Charis SIL Regular" w:eastAsia="Charis SIL Regular"/>
+          <w:b w:val="0"/>
+          <w:i w:val="0"/>
+          <w:color w:val="000000"/>
+          <w:sz w:val="24"/>
+        </w:rPr>
+        <w:hyperlink r:id="rId24" w:history="1">
+          <w:r>
+            <w:rPr>
+              <w:rStyle w:val="Hyperlink"/>
+            </w:rPr>
+            <w:t>a</w:t>
+          </w:r>
+        </w:hyperlink>
+      </w:r>
+      <w:r>
+        <w:rPr>
+          <w:u w:val="single" w:color="0000ff"/>
+          <w:rFonts w:ascii="Charis SIL Regular" w:hAnsi="Charis SIL Regular" w:eastAsia="Charis SIL Regular"/>
+          <w:b w:val="0"/>
+          <w:i w:val="0"/>
+          <w:color w:val="000000"/>
+          <w:sz w:val="24"/>
+        </w:rPr>
+        <w:hyperlink r:id="rId24" w:history="1">
+          <w:r>
+            <w:rPr>
+              <w:rStyle w:val="Hyperlink"/>
+            </w:rPr>
+            <w:t>rc</w:t>
+          </w:r>
+        </w:hyperlink>
       </w:r>
       <w:r>
         <w:rPr>
@@ -4929,115 +5207,8 @@
           <w:i w:val="0"/>
           <w:color w:val="0000FF"/>
           <w:sz w:val="24"/>
-          <w:u w:val="single"/>
-        </w:rPr>
-        <w:hyperlink r:id="rId29" w:history="1">
-          <w:r>
-            <w:rPr>
-              <w:rStyle w:val="Hyperlink"/>
-            </w:rPr>
-            <w:t>fil</w:t>
-          </w:r>
-        </w:hyperlink>
-      </w:r>
-      <w:r>
-        <w:rPr>
-          <w:rFonts w:ascii="Charis SIL Regular" w:hAnsi="Charis SIL Regular" w:eastAsia="Charis SIL Regular"/>
-          <w:b w:val="0"/>
-          <w:i w:val="0"/>
-          <w:color w:val="0000FF"/>
-          <w:sz w:val="24"/>
-          <w:u w:val="single"/>
-        </w:rPr>
-        <w:hyperlink r:id="rId29" w:history="1">
-          <w:r>
-            <w:rPr>
-              <w:rStyle w:val="Hyperlink"/>
-            </w:rPr>
-            <w:t>e</w:t>
-          </w:r>
-        </w:hyperlink>
-      </w:r>
-      <w:r>
-        <w:rPr>
-          <w:rFonts w:ascii="Charis SIL Regular" w:hAnsi="Charis SIL Regular" w:eastAsia="Charis SIL Regular"/>
-          <w:b w:val="0"/>
-          <w:i w:val="0"/>
-          <w:color w:val="0000FF"/>
-          <w:sz w:val="24"/>
-          <w:u w:val="single"/>
-        </w:rPr>
-        <w:hyperlink r:id="rId29" w:history="1">
-          <w:r>
-            <w:rPr>
-              <w:rStyle w:val="Hyperlink"/>
-            </w:rPr>
-            <w:t>/</w:t>
-          </w:r>
-        </w:hyperlink>
-      </w:r>
-      <w:r>
-        <w:rPr>
-          <w:rFonts w:ascii="Charis SIL Regular" w:hAnsi="Charis SIL Regular" w:eastAsia="Charis SIL Regular"/>
-          <w:b w:val="0"/>
-          <w:i w:val="0"/>
-          <w:color w:val="0000FF"/>
-          <w:sz w:val="24"/>
-          <w:u w:val="single"/>
-        </w:rPr>
-        <w:hyperlink r:id="rId29" w:history="1">
-          <w:r>
-            <w:rPr>
-              <w:rStyle w:val="Hyperlink"/>
-            </w:rPr>
-            <w:t>N</w:t>
-          </w:r>
-        </w:hyperlink>
-      </w:r>
-      <w:r>
-        <w:rPr>
-          <w:rFonts w:ascii="Charis SIL Regular" w:hAnsi="Charis SIL Regular" w:eastAsia="Charis SIL Regular"/>
-          <w:b w:val="0"/>
-          <w:i w:val="0"/>
-          <w:color w:val="0000FF"/>
-          <w:sz w:val="24"/>
-        </w:rPr>
-        <w:hyperlink r:id="rId29" w:history="1">
-          <w:r>
-            <w:rPr>
-              <w:rStyle w:val="Hyperlink"/>
-            </w:rPr>
-            <w:t>L</w:t>
-          </w:r>
-        </w:hyperlink>
-      </w:r>
-      <w:r>
-        <w:rPr>
-          <w:rFonts w:ascii="Charis SIL Regular" w:hAnsi="Charis SIL Regular" w:eastAsia="Charis SIL Regular"/>
-          <w:b w:val="0"/>
-          <w:i w:val="0"/>
-          <w:color w:val="0000FF"/>
-          <w:sz w:val="24"/>
-        </w:rPr>
-        <w:t>-</w:t>
-      </w:r>
-      <w:r>
-        <w:rPr>
-          <w:rFonts w:ascii="Charis SIL Regular" w:hAnsi="Charis SIL Regular" w:eastAsia="Charis SIL Regular"/>
-          <w:b w:val="0"/>
-          <w:i w:val="0"/>
-          <w:color w:val="0000FF"/>
-          <w:sz w:val="24"/>
-          <w:u w:val="single"/>
-        </w:rPr>
-        <w:hyperlink r:id="rId29" w:history="1">
-          <w:r>
-            <w:rPr>
-              <w:rStyle w:val="Hyperlink"/>
-            </w:rPr>
-            <w:t>HaNA_2.04.01_4030_0001</w:t>
-          </w:r>
-        </w:hyperlink>
+        </w:rPr>
+        <w:t>file/NL-HaNA_2.04.01_4030_0001</w:t>
       </w:r>
     </w:p>
     <w:p>

--- a/EXPORTS/DOCX/published/niveau3/English/KKZ.docx
+++ b/EXPORTS/DOCX/published/niveau3/English/KKZ.docx
@@ -598,31 +598,13 @@
       </w:r>
       <w:r>
         <w:rPr>
-          <w:u w:val="single" w:color="0000ff"/>
           <w:rFonts w:ascii="Charis SIL Regular" w:hAnsi="Charis SIL Regular" w:eastAsia="Charis SIL Regular"/>
           <w:b w:val="0"/>
           <w:i w:val="0"/>
           <w:color w:val="000000"/>
           <w:sz w:val="24"/>
         </w:rPr>
-        <w:hyperlink r:id="rId11" w:history="1">
-          <w:r>
-            <w:rPr>
-              <w:rStyle w:val="Hyperlink"/>
-            </w:rPr>
-            <w:t>Japanese</w:t>
-          </w:r>
-        </w:hyperlink>
-      </w:r>
-      <w:r>
-        <w:rPr>
-          <w:rFonts w:ascii="Charis SIL Regular" w:hAnsi="Charis SIL Regular" w:eastAsia="Charis SIL Regular"/>
-          <w:b w:val="0"/>
-          <w:i w:val="0"/>
-          <w:color w:val="000000"/>
-          <w:sz w:val="24"/>
-        </w:rPr>
-        <w:t xml:space="preserve"> peninsula </w:t>
+        <w:t xml:space="preserve">Japanese peninsula </w:t>
       </w:r>
       <w:r>
         <w:rPr>
@@ -1259,24 +1241,7 @@
           <w:color w:val="000000"/>
           <w:sz w:val="24"/>
         </w:rPr>
-        <w:hyperlink r:id="rId14" w:history="1">
-          <w:r>
-            <w:rPr>
-              <w:rStyle w:val="Hyperlink"/>
-            </w:rPr>
-            <w:t>R</w:t>
-          </w:r>
-        </w:hyperlink>
-      </w:r>
-      <w:r>
-        <w:rPr>
-          <w:rFonts w:ascii="Charis SIL Italic" w:hAnsi="Charis SIL Italic" w:eastAsia="Charis SIL Italic"/>
-          <w:b w:val="0"/>
-          <w:i/>
-          <w:color w:val="000000"/>
-          <w:sz w:val="24"/>
-        </w:rPr>
-        <w:t>V</w:t>
+        <w:t>RV</w:t>
       </w:r>
       <w:r>
         <w:rPr>
@@ -1524,8 +1489,16 @@
           <w:i w:val="0"/>
           <w:color w:val="0000FF"/>
           <w:sz w:val="24"/>
-        </w:rPr>
-        <w:t>Ri</w:t>
+          <w:u w:val="single"/>
+        </w:rPr>
+        <w:hyperlink r:id="rId15" w:history="1">
+          <w:r>
+            <w:rPr>
+              <w:rStyle w:val="Hyperlink"/>
+            </w:rPr>
+            <w:t>Ri</w:t>
+          </w:r>
+        </w:hyperlink>
       </w:r>
       <w:r>
         <w:rPr>
@@ -1774,6 +1747,7 @@
           <w:i w:val="0"/>
           <w:color w:val="0000FF"/>
           <w:sz w:val="24"/>
+          <w:u w:val="single"/>
         </w:rPr>
         <w:hyperlink r:id="rId16" w:history="1">
           <w:r>
@@ -1851,7 +1825,7 @@
           <w:sz w:val="24"/>
           <w:u w:val="single"/>
         </w:rPr>
-        <w:hyperlink r:id="rId15" w:history="1">
+        <w:hyperlink r:id="rId16" w:history="1">
           <w:r>
             <w:rPr>
               <w:rStyle w:val="Hyperlink"/>
@@ -1869,7 +1843,7 @@
           <w:sz w:val="24"/>
           <w:u w:val="single"/>
         </w:rPr>
-        <w:hyperlink r:id="rId15" w:history="1">
+        <w:hyperlink r:id="rId16" w:history="1">
           <w:r>
             <w:rPr>
               <w:rStyle w:val="Hyperlink"/>
@@ -1887,7 +1861,7 @@
           <w:sz w:val="24"/>
           <w:u w:val="single"/>
         </w:rPr>
-        <w:hyperlink r:id="rId15" w:history="1">
+        <w:hyperlink r:id="rId16" w:history="1">
           <w:r>
             <w:rPr>
               <w:rStyle w:val="Hyperlink"/>
@@ -1905,14 +1879,7 @@
           <w:color w:val="000000"/>
           <w:sz w:val="24"/>
         </w:rPr>
-        <w:hyperlink r:id="rId15" w:history="1">
-          <w:r>
-            <w:rPr>
-              <w:rStyle w:val="Hyperlink"/>
-            </w:rPr>
-            <w:t xml:space="preserve">, the </w:t>
-          </w:r>
-        </w:hyperlink>
+        <w:t xml:space="preserve">, the </w:t>
       </w:r>
       <w:r>
         <w:rPr>
@@ -1923,7 +1890,7 @@
           <w:sz w:val="24"/>
           <w:u w:val="single"/>
         </w:rPr>
-        <w:hyperlink r:id="rId15" w:history="1">
+        <w:hyperlink r:id="rId17" w:history="1">
           <w:r>
             <w:rPr>
               <w:rStyle w:val="Hyperlink"/>
@@ -2102,20 +2069,26 @@
           <w:i w:val="0"/>
           <w:color w:val="0000FF"/>
           <w:sz w:val="24"/>
+        </w:rPr>
+        <w:hyperlink r:id="rId17" w:history="1">
+          <w:r>
+            <w:rPr>
+              <w:rStyle w:val="Hyperlink"/>
+            </w:rPr>
+            <w:t>Ges</w:t>
+          </w:r>
+        </w:hyperlink>
+      </w:r>
+      <w:r>
+        <w:rPr>
+          <w:rFonts w:ascii="Charis SIL Regular" w:hAnsi="Charis SIL Regular" w:eastAsia="Charis SIL Regular"/>
+          <w:b w:val="0"/>
+          <w:i w:val="0"/>
+          <w:color w:val="0000FF"/>
+          <w:sz w:val="24"/>
           <w:u w:val="single"/>
         </w:rPr>
-        <w:t>Ges</w:t>
-      </w:r>
-      <w:r>
-        <w:rPr>
-          <w:rFonts w:ascii="Charis SIL Regular" w:hAnsi="Charis SIL Regular" w:eastAsia="Charis SIL Regular"/>
-          <w:b w:val="0"/>
-          <w:i w:val="0"/>
-          <w:color w:val="0000FF"/>
-          <w:sz w:val="24"/>
-          <w:u w:val="single"/>
-        </w:rPr>
-        <w:hyperlink r:id="rId16" w:history="1">
+        <w:hyperlink r:id="rId17" w:history="1">
           <w:r>
             <w:rPr>
               <w:rStyle w:val="Hyperlink"/>
@@ -2162,7 +2135,7 @@
           <w:sz w:val="24"/>
           <w:u w:val="single"/>
         </w:rPr>
-        <w:hyperlink r:id="rId16" w:history="1">
+        <w:hyperlink r:id="rId17" w:history="1">
           <w:r>
             <w:rPr>
               <w:rStyle w:val="Hyperlink"/>
@@ -2180,7 +2153,7 @@
           <w:sz w:val="24"/>
           <w:u w:val="single"/>
         </w:rPr>
-        <w:hyperlink r:id="rId16" w:history="1">
+        <w:hyperlink r:id="rId17" w:history="1">
           <w:r>
             <w:rPr>
               <w:rStyle w:val="Hyperlink"/>
@@ -2191,13 +2164,32 @@
       </w:r>
       <w:r>
         <w:rPr>
+          <w:u w:val="single" w:color="0000ff"/>
           <w:rFonts w:ascii="Charis SIL Regular" w:hAnsi="Charis SIL Regular" w:eastAsia="Charis SIL Regular"/>
           <w:b w:val="0"/>
           <w:i w:val="0"/>
           <w:color w:val="000000"/>
           <w:sz w:val="24"/>
         </w:rPr>
-        <w:t xml:space="preserve">, the </w:t>
+        <w:hyperlink r:id="rId16" w:history="1">
+          <w:r>
+            <w:rPr>
+              <w:rStyle w:val="Hyperlink"/>
+            </w:rPr>
+            <w:t>, the</w:t>
+          </w:r>
+        </w:hyperlink>
+      </w:r>
+      <w:r>
+        <w:rPr>
+          <w:u w:val="single" w:color="0000ff"/>
+          <w:rFonts w:ascii="Charis SIL Regular" w:hAnsi="Charis SIL Regular" w:eastAsia="Charis SIL Regular"/>
+          <w:b w:val="0"/>
+          <w:i w:val="0"/>
+          <w:color w:val="000000"/>
+          <w:sz w:val="24"/>
+        </w:rPr>
+        <w:t xml:space="preserve"> </w:t>
       </w:r>
       <w:r>
         <w:rPr>
@@ -2208,7 +2200,7 @@
           <w:sz w:val="24"/>
           <w:u w:val="single"/>
         </w:rPr>
-        <w:hyperlink r:id="rId16" w:history="1">
+        <w:hyperlink r:id="rId18" w:history="1">
           <w:r>
             <w:rPr>
               <w:rStyle w:val="Hyperlink"/>
@@ -2226,7 +2218,7 @@
           <w:sz w:val="24"/>
           <w:u w:val="single"/>
         </w:rPr>
-        <w:hyperlink r:id="rId16" w:history="1">
+        <w:hyperlink r:id="rId18" w:history="1">
           <w:r>
             <w:rPr>
               <w:rStyle w:val="Hyperlink"/>
@@ -2244,7 +2236,7 @@
           <w:sz w:val="24"/>
           <w:u w:val="single"/>
         </w:rPr>
-        <w:hyperlink r:id="rId16" w:history="1">
+        <w:hyperlink r:id="rId18" w:history="1">
           <w:r>
             <w:rPr>
               <w:rStyle w:val="Hyperlink"/>
@@ -2273,7 +2265,24 @@
           <w:sz w:val="24"/>
           <w:u w:val="single"/>
         </w:rPr>
-        <w:t xml:space="preserve">van </w:t>
+        <w:hyperlink r:id="rId18" w:history="1">
+          <w:r>
+            <w:rPr>
+              <w:rStyle w:val="Hyperlink"/>
+            </w:rPr>
+            <w:t>van</w:t>
+          </w:r>
+        </w:hyperlink>
+      </w:r>
+      <w:r>
+        <w:rPr>
+          <w:rFonts w:ascii="Charis SIL Regular" w:hAnsi="Charis SIL Regular" w:eastAsia="Charis SIL Regular"/>
+          <w:b w:val="0"/>
+          <w:i w:val="0"/>
+          <w:color w:val="0000FF"/>
+          <w:sz w:val="24"/>
+        </w:rPr>
+        <w:t xml:space="preserve"> </w:t>
       </w:r>
       <w:r>
         <w:rPr>
@@ -2342,152 +2351,76 @@
       </w:r>
       <w:r>
         <w:rPr>
+          <w:u w:val="single" w:color="0000ff"/>
           <w:rFonts w:ascii="Charis SIL Regular" w:hAnsi="Charis SIL Regular" w:eastAsia="Charis SIL Regular"/>
           <w:b w:val="0"/>
           <w:i w:val="0"/>
           <w:color w:val="000000"/>
           <w:sz w:val="24"/>
-        </w:rPr>
-        <w:t xml:space="preserve">, the </w:t>
-      </w:r>
-      <w:r>
-        <w:rPr>
-          <w:rFonts w:ascii="Charis SIL Regular" w:hAnsi="Charis SIL Regular" w:eastAsia="Charis SIL Regular"/>
-          <w:b w:val="0"/>
-          <w:i w:val="0"/>
-          <w:color w:val="0000FF"/>
-          <w:sz w:val="24"/>
-          <w:u w:val="single"/>
         </w:rPr>
         <w:hyperlink r:id="rId17" w:history="1">
           <w:r>
             <w:rPr>
               <w:rStyle w:val="Hyperlink"/>
             </w:rPr>
-            <w:t>Rijksm</w:t>
+            <w:t>, th</w:t>
           </w:r>
         </w:hyperlink>
       </w:r>
       <w:r>
         <w:rPr>
-          <w:rFonts w:ascii="Charis SIL Regular" w:hAnsi="Charis SIL Regular" w:eastAsia="Charis SIL Regular"/>
-          <w:b w:val="0"/>
-          <w:i w:val="0"/>
-          <w:color w:val="0000FF"/>
-          <w:sz w:val="24"/>
-          <w:u w:val="single"/>
+          <w:u w:val="single" w:color="0000ff"/>
+          <w:rFonts w:ascii="Charis SIL Regular" w:hAnsi="Charis SIL Regular" w:eastAsia="Charis SIL Regular"/>
+          <w:b w:val="0"/>
+          <w:i w:val="0"/>
+          <w:color w:val="000000"/>
+          <w:sz w:val="24"/>
         </w:rPr>
         <w:hyperlink r:id="rId17" w:history="1">
           <w:r>
             <w:rPr>
               <w:rStyle w:val="Hyperlink"/>
             </w:rPr>
-            <w:t>u</w:t>
+            <w:t>e</w:t>
           </w:r>
         </w:hyperlink>
       </w:r>
       <w:r>
         <w:rPr>
+          <w:u w:val="single" w:color="0000ff"/>
+          <w:rFonts w:ascii="Charis SIL Regular" w:hAnsi="Charis SIL Regular" w:eastAsia="Charis SIL Regular"/>
+          <w:b w:val="0"/>
+          <w:i w:val="0"/>
+          <w:color w:val="000000"/>
+          <w:sz w:val="24"/>
+        </w:rPr>
+        <w:t xml:space="preserve"> </w:t>
+      </w:r>
+      <w:r>
+        <w:rPr>
           <w:rFonts w:ascii="Charis SIL Regular" w:hAnsi="Charis SIL Regular" w:eastAsia="Charis SIL Regular"/>
           <w:b w:val="0"/>
           <w:i w:val="0"/>
           <w:color w:val="0000FF"/>
           <w:sz w:val="24"/>
+        </w:rPr>
+        <w:t xml:space="preserve">Rijksmuseum van </w:t>
+      </w:r>
+      <w:r>
+        <w:rPr>
+          <w:rFonts w:ascii="Charis SIL Regular" w:hAnsi="Charis SIL Regular" w:eastAsia="Charis SIL Regular"/>
+          <w:b w:val="0"/>
+          <w:i w:val="0"/>
+          <w:color w:val="0000FF"/>
+          <w:sz w:val="24"/>
           <w:u w:val="single"/>
         </w:rPr>
-        <w:hyperlink r:id="rId17" w:history="1">
+        <w:hyperlink r:id="rId19" w:history="1">
           <w:r>
             <w:rPr>
               <w:rStyle w:val="Hyperlink"/>
             </w:rPr>
-            <w:t>seum</w:t>
-          </w:r>
-        </w:hyperlink>
-      </w:r>
-      <w:r>
-        <w:rPr>
-          <w:rFonts w:ascii="Charis SIL Regular" w:hAnsi="Charis SIL Regular" w:eastAsia="Charis SIL Regular"/>
-          <w:b w:val="0"/>
-          <w:i w:val="0"/>
-          <w:color w:val="0000FF"/>
-          <w:sz w:val="24"/>
-          <w:u w:val="single"/>
-        </w:rPr>
-        <w:t xml:space="preserve"> </w:t>
-      </w:r>
-      <w:r>
-        <w:rPr>
-          <w:rFonts w:ascii="Charis SIL Regular" w:hAnsi="Charis SIL Regular" w:eastAsia="Charis SIL Regular"/>
-          <w:b w:val="0"/>
-          <w:i w:val="0"/>
-          <w:color w:val="0000FF"/>
-          <w:sz w:val="24"/>
-          <w:u w:val="single"/>
-        </w:rPr>
-        <w:hyperlink r:id="rId17" w:history="1">
-          <w:r>
-            <w:rPr>
-              <w:rStyle w:val="Hyperlink"/>
-            </w:rPr>
-            <w:t>van</w:t>
-          </w:r>
-        </w:hyperlink>
-      </w:r>
-      <w:r>
-        <w:rPr>
-          <w:rFonts w:ascii="Charis SIL Regular" w:hAnsi="Charis SIL Regular" w:eastAsia="Charis SIL Regular"/>
-          <w:b w:val="0"/>
-          <w:i w:val="0"/>
-          <w:color w:val="0000FF"/>
-          <w:sz w:val="24"/>
-          <w:u w:val="single"/>
-        </w:rPr>
-        <w:t xml:space="preserve"> </w:t>
-      </w:r>
-      <w:r>
-        <w:rPr>
-          <w:rFonts w:ascii="Charis SIL Regular" w:hAnsi="Charis SIL Regular" w:eastAsia="Charis SIL Regular"/>
-          <w:b w:val="0"/>
-          <w:i w:val="0"/>
-          <w:color w:val="0000FF"/>
-          <w:sz w:val="24"/>
-          <w:u w:val="single"/>
-        </w:rPr>
-        <w:t>G</w:t>
-      </w:r>
-      <w:r>
-        <w:rPr>
-          <w:rFonts w:ascii="Charis SIL Regular" w:hAnsi="Charis SIL Regular" w:eastAsia="Charis SIL Regular"/>
-          <w:b w:val="0"/>
-          <w:i w:val="0"/>
-          <w:color w:val="0000FF"/>
-          <w:sz w:val="24"/>
-          <w:u w:val="single"/>
-        </w:rPr>
-        <w:hyperlink r:id="rId17" w:history="1">
-          <w:r>
-            <w:rPr>
-              <w:rStyle w:val="Hyperlink"/>
-            </w:rPr>
-            <w:t>eo</w:t>
-          </w:r>
-        </w:hyperlink>
-      </w:r>
-      <w:r>
-        <w:rPr>
-          <w:rFonts w:ascii="Charis SIL Regular" w:hAnsi="Charis SIL Regular" w:eastAsia="Charis SIL Regular"/>
-          <w:b w:val="0"/>
-          <w:i w:val="0"/>
-          <w:color w:val="0000FF"/>
-          <w:sz w:val="24"/>
-          <w:u w:val="single"/>
-        </w:rPr>
-        <w:hyperlink r:id="rId18" w:history="1">
-          <w:r>
-            <w:rPr>
-              <w:rStyle w:val="Hyperlink"/>
-            </w:rPr>
-            <w:t xml:space="preserve">logie </w:t>
+            <w:t xml:space="preserve">Geologie </w:t>
           </w:r>
         </w:hyperlink>
       </w:r>
@@ -2547,7 +2480,7 @@
           <w:sz w:val="24"/>
           <w:u w:val="single"/>
         </w:rPr>
-        <w:hyperlink r:id="rId17" w:history="1">
+        <w:hyperlink r:id="rId19" w:history="1">
           <w:r>
             <w:rPr>
               <w:rStyle w:val="Hyperlink"/>
@@ -2586,14 +2519,20 @@
       </w:r>
       <w:r>
         <w:rPr>
-          <w:u w:val="single" w:color="0000ff"/>
           <w:rFonts w:ascii="Charis SIL Regular" w:hAnsi="Charis SIL Regular" w:eastAsia="Charis SIL Regular"/>
           <w:b w:val="0"/>
           <w:i w:val="0"/>
           <w:color w:val="000000"/>
           <w:sz w:val="24"/>
         </w:rPr>
-        <w:t xml:space="preserve">e </w:t>
+        <w:hyperlink r:id="rId18" w:history="1">
+          <w:r>
+            <w:rPr>
+              <w:rStyle w:val="Hyperlink"/>
+            </w:rPr>
+            <w:t xml:space="preserve">e </w:t>
+          </w:r>
+        </w:hyperlink>
       </w:r>
       <w:r>
         <w:rPr>
@@ -2604,7 +2543,7 @@
           <w:sz w:val="24"/>
           <w:u w:val="single"/>
         </w:rPr>
-        <w:hyperlink r:id="rId19" w:history="1">
+        <w:hyperlink r:id="rId18" w:history="1">
           <w:r>
             <w:rPr>
               <w:rStyle w:val="Hyperlink"/>
@@ -2622,7 +2561,7 @@
           <w:sz w:val="24"/>
           <w:u w:val="single"/>
         </w:rPr>
-        <w:hyperlink r:id="rId19" w:history="1">
+        <w:hyperlink r:id="rId20" w:history="1">
           <w:r>
             <w:rPr>
               <w:rStyle w:val="Hyperlink"/>
@@ -2640,7 +2579,7 @@
           <w:sz w:val="24"/>
           <w:u w:val="single"/>
         </w:rPr>
-        <w:hyperlink r:id="rId19" w:history="1">
+        <w:hyperlink r:id="rId20" w:history="1">
           <w:r>
             <w:rPr>
               <w:rStyle w:val="Hyperlink"/>
@@ -2658,7 +2597,7 @@
           <w:color w:val="000000"/>
           <w:sz w:val="24"/>
         </w:rPr>
-        <w:hyperlink r:id="rId19" w:history="1">
+        <w:hyperlink r:id="rId18" w:history="1">
           <w:r>
             <w:rPr>
               <w:rStyle w:val="Hyperlink"/>
@@ -2716,137 +2655,12 @@
           <w:sz w:val="24"/>
           <w:u w:val="single"/>
         </w:rPr>
-        <w:hyperlink r:id="rId20" w:history="1">
+        <w:hyperlink r:id="rId21" w:history="1">
           <w:r>
             <w:rPr>
               <w:rStyle w:val="Hyperlink"/>
             </w:rPr>
             <w:t>Reinier</w:t>
-          </w:r>
-        </w:hyperlink>
-      </w:r>
-      <w:r>
-        <w:rPr>
-          <w:rFonts w:ascii="Charis SIL Regular" w:hAnsi="Charis SIL Regular" w:eastAsia="Charis SIL Regular"/>
-          <w:b w:val="0"/>
-          <w:i w:val="0"/>
-          <w:color w:val="0000FF"/>
-          <w:sz w:val="24"/>
-          <w:u w:val="single"/>
-        </w:rPr>
-        <w:t xml:space="preserve"> </w:t>
-      </w:r>
-      <w:r>
-        <w:rPr>
-          <w:rFonts w:ascii="Charis SIL Regular" w:hAnsi="Charis SIL Regular" w:eastAsia="Charis SIL Regular"/>
-          <w:b w:val="0"/>
-          <w:i w:val="0"/>
-          <w:color w:val="0000FF"/>
-          <w:sz w:val="24"/>
-          <w:u w:val="single"/>
-        </w:rPr>
-        <w:hyperlink r:id="rId20" w:history="1">
-          <w:r>
-            <w:rPr>
-              <w:rStyle w:val="Hyperlink"/>
-            </w:rPr>
-            <w:t>van</w:t>
-          </w:r>
-        </w:hyperlink>
-      </w:r>
-      <w:r>
-        <w:rPr>
-          <w:rFonts w:ascii="Charis SIL Regular" w:hAnsi="Charis SIL Regular" w:eastAsia="Charis SIL Regular"/>
-          <w:b w:val="0"/>
-          <w:i w:val="0"/>
-          <w:color w:val="0000FF"/>
-          <w:sz w:val="24"/>
-          <w:u w:val="single"/>
-        </w:rPr>
-        <w:t xml:space="preserve"> </w:t>
-      </w:r>
-      <w:r>
-        <w:rPr>
-          <w:rFonts w:ascii="Charis SIL Regular" w:hAnsi="Charis SIL Regular" w:eastAsia="Charis SIL Regular"/>
-          <w:b w:val="0"/>
-          <w:i w:val="0"/>
-          <w:color w:val="0000FF"/>
-          <w:sz w:val="24"/>
-          <w:u w:val="single"/>
-        </w:rPr>
-        <w:hyperlink r:id="rId20" w:history="1">
-          <w:r>
-            <w:rPr>
-              <w:rStyle w:val="Hyperlink"/>
-            </w:rPr>
-            <w:t>de</w:t>
-          </w:r>
-        </w:hyperlink>
-      </w:r>
-      <w:r>
-        <w:rPr>
-          <w:rFonts w:ascii="Charis SIL Regular" w:hAnsi="Charis SIL Regular" w:eastAsia="Charis SIL Regular"/>
-          <w:b w:val="0"/>
-          <w:i w:val="0"/>
-          <w:color w:val="0000FF"/>
-          <w:sz w:val="24"/>
-          <w:u w:val="single"/>
-        </w:rPr>
-        <w:t xml:space="preserve"> </w:t>
-      </w:r>
-      <w:r>
-        <w:rPr>
-          <w:rFonts w:ascii="Charis SIL Regular" w:hAnsi="Charis SIL Regular" w:eastAsia="Charis SIL Regular"/>
-          <w:b w:val="0"/>
-          <w:i w:val="0"/>
-          <w:color w:val="0000FF"/>
-          <w:sz w:val="24"/>
-          <w:u w:val="single"/>
-        </w:rPr>
-        <w:hyperlink r:id="rId20" w:history="1">
-          <w:r>
-            <w:rPr>
-              <w:rStyle w:val="Hyperlink"/>
-            </w:rPr>
-            <w:t>Kasteele</w:t>
-          </w:r>
-        </w:hyperlink>
-      </w:r>
-      <w:r>
-        <w:rPr>
-          <w:rFonts w:ascii="Charis SIL Regular" w:hAnsi="Charis SIL Regular" w:eastAsia="Charis SIL Regular"/>
-          <w:b w:val="0"/>
-          <w:i w:val="0"/>
-          <w:color w:val="000000"/>
-          <w:sz w:val="24"/>
-        </w:rPr>
-        <w:t xml:space="preserve">, </w:t>
-      </w:r>
-      <w:r>
-        <w:rPr>
-          <w:rFonts w:ascii="Charis SIL Regular" w:hAnsi="Charis SIL Regular" w:eastAsia="Charis SIL Regular"/>
-          <w:b w:val="0"/>
-          <w:i w:val="0"/>
-          <w:color w:val="000000"/>
-          <w:sz w:val="24"/>
-        </w:rPr>
-        <w:t xml:space="preserve">disappeared after his son </w:t>
-      </w:r>
-      <w:r>
-        <w:rPr>
-          <w:rFonts w:ascii="Charis SIL Regular" w:hAnsi="Charis SIL Regular" w:eastAsia="Charis SIL Regular"/>
-          <w:b w:val="0"/>
-          <w:i w:val="0"/>
-          <w:color w:val="0000FF"/>
-          <w:sz w:val="24"/>
-          <w:u w:val="single"/>
-        </w:rPr>
-        <w:hyperlink r:id="rId21" w:history="1">
-          <w:r>
-            <w:rPr>
-              <w:rStyle w:val="Hyperlink"/>
-            </w:rPr>
-            <w:t>Abraham</w:t>
           </w:r>
         </w:hyperlink>
       </w:r>
@@ -2945,243 +2759,17 @@
           <w:color w:val="000000"/>
           <w:sz w:val="24"/>
         </w:rPr>
-        <w:t xml:space="preserve"> succeeded him</w:t>
-      </w:r>
-      <w:r>
-        <w:rPr>
-          <w:u w:val="single" w:color="0000ff"/>
+        <w:t xml:space="preserve">, </w:t>
+      </w:r>
+      <w:r>
+        <w:rPr>
           <w:rFonts w:ascii="Charis SIL Regular" w:hAnsi="Charis SIL Regular" w:eastAsia="Charis SIL Regular"/>
           <w:b w:val="0"/>
           <w:i w:val="0"/>
           <w:color w:val="000000"/>
           <w:sz w:val="24"/>
         </w:rPr>
-        <w:hyperlink r:id="rId20" w:history="1">
-          <w:r>
-            <w:rPr>
-              <w:rStyle w:val="Hyperlink"/>
-            </w:rPr>
-            <w:t xml:space="preserve"> in 184</w:t>
-          </w:r>
-        </w:hyperlink>
-      </w:r>
-      <w:r>
-        <w:rPr>
-          <w:u w:val="single" w:color="0000ff"/>
-          <w:rFonts w:ascii="Charis SIL Regular" w:hAnsi="Charis SIL Regular" w:eastAsia="Charis SIL Regular"/>
-          <w:b w:val="0"/>
-          <w:i w:val="0"/>
-          <w:color w:val="000000"/>
-          <w:sz w:val="24"/>
-        </w:rPr>
-        <w:hyperlink r:id="rId20" w:history="1">
-          <w:r>
-            <w:rPr>
-              <w:rStyle w:val="Hyperlink"/>
-            </w:rPr>
-            <w:t>0</w:t>
-          </w:r>
-        </w:hyperlink>
-      </w:r>
-      <w:r>
-        <w:rPr>
-          <w:u w:val="single" w:color="0000ff"/>
-          <w:rFonts w:ascii="Charis SIL Regular" w:hAnsi="Charis SIL Regular" w:eastAsia="Charis SIL Regular"/>
-          <w:b w:val="0"/>
-          <w:i w:val="0"/>
-          <w:color w:val="000000"/>
-          <w:sz w:val="24"/>
-        </w:rPr>
-        <w:hyperlink r:id="rId20" w:history="1">
-          <w:r>
-            <w:rPr>
-              <w:rStyle w:val="Hyperlink"/>
-            </w:rPr>
-            <w:t>. M</w:t>
-          </w:r>
-        </w:hyperlink>
-      </w:r>
-      <w:r>
-        <w:rPr>
-          <w:u w:val="single" w:color="0000ff"/>
-          <w:rFonts w:ascii="Charis SIL Regular" w:hAnsi="Charis SIL Regular" w:eastAsia="Charis SIL Regular"/>
-          <w:b w:val="0"/>
-          <w:i w:val="0"/>
-          <w:color w:val="000000"/>
-          <w:sz w:val="24"/>
-        </w:rPr>
-        <w:hyperlink r:id="rId20" w:history="1">
-          <w:r>
-            <w:rPr>
-              <w:rStyle w:val="Hyperlink"/>
-            </w:rPr>
-            <w:t>a</w:t>
-          </w:r>
-        </w:hyperlink>
-      </w:r>
-      <w:r>
-        <w:rPr>
-          <w:u w:val="single" w:color="0000ff"/>
-          <w:rFonts w:ascii="Charis SIL Regular" w:hAnsi="Charis SIL Regular" w:eastAsia="Charis SIL Regular"/>
-          <w:b w:val="0"/>
-          <w:i w:val="0"/>
-          <w:color w:val="000000"/>
-          <w:sz w:val="24"/>
-        </w:rPr>
-        <w:hyperlink r:id="rId20" w:history="1">
-          <w:r>
-            <w:rPr>
-              <w:rStyle w:val="Hyperlink"/>
-            </w:rPr>
-            <w:t>n</w:t>
-          </w:r>
-        </w:hyperlink>
-      </w:r>
-      <w:r>
-        <w:rPr>
-          <w:u w:val="single" w:color="0000ff"/>
-          <w:rFonts w:ascii="Charis SIL Regular" w:hAnsi="Charis SIL Regular" w:eastAsia="Charis SIL Regular"/>
-          <w:b w:val="0"/>
-          <w:i w:val="0"/>
-          <w:color w:val="000000"/>
-          <w:sz w:val="24"/>
-        </w:rPr>
-        <w:hyperlink r:id="rId20" w:history="1">
-          <w:r>
-            <w:rPr>
-              <w:rStyle w:val="Hyperlink"/>
-            </w:rPr>
-            <w:t>y</w:t>
-          </w:r>
-        </w:hyperlink>
-      </w:r>
-      <w:r>
-        <w:rPr>
-          <w:u w:val="single" w:color="0000ff"/>
-          <w:rFonts w:ascii="Charis SIL Regular" w:hAnsi="Charis SIL Regular" w:eastAsia="Charis SIL Regular"/>
-          <w:b w:val="0"/>
-          <w:i w:val="0"/>
-          <w:color w:val="000000"/>
-          <w:sz w:val="24"/>
-        </w:rPr>
-        <w:hyperlink r:id="rId20" w:history="1">
-          <w:r>
-            <w:rPr>
-              <w:rStyle w:val="Hyperlink"/>
-            </w:rPr>
-            <w:t xml:space="preserve"> objects </w:t>
-          </w:r>
-        </w:hyperlink>
-      </w:r>
-      <w:r>
-        <w:rPr>
-          <w:rFonts w:ascii="Charis SIL Regular" w:hAnsi="Charis SIL Regular" w:eastAsia="Charis SIL Regular"/>
-          <w:b w:val="0"/>
-          <w:i w:val="0"/>
-          <w:color w:val="000000"/>
-          <w:sz w:val="24"/>
-        </w:rPr>
-        <w:t>also went missing or were</w:t>
-      </w:r>
-      <w:r>
-        <w:rPr>
-          <w:u w:val="single" w:color="0000ff"/>
-          <w:rFonts w:ascii="Charis SIL Regular" w:hAnsi="Charis SIL Regular" w:eastAsia="Charis SIL Regular"/>
-          <w:b w:val="0"/>
-          <w:i w:val="0"/>
-          <w:color w:val="000000"/>
-          <w:sz w:val="24"/>
-        </w:rPr>
-        <w:hyperlink r:id="rId21" w:history="1">
-          <w:r>
-            <w:rPr>
-              <w:rStyle w:val="Hyperlink"/>
-            </w:rPr>
-            <w:t xml:space="preserve"> lost duri</w:t>
-          </w:r>
-        </w:hyperlink>
-      </w:r>
-      <w:r>
-        <w:rPr>
-          <w:u w:val="single" w:color="0000ff"/>
-          <w:rFonts w:ascii="Charis SIL Regular" w:hAnsi="Charis SIL Regular" w:eastAsia="Charis SIL Regular"/>
-          <w:b w:val="0"/>
-          <w:i w:val="0"/>
-          <w:color w:val="000000"/>
-          <w:sz w:val="24"/>
-        </w:rPr>
-        <w:hyperlink r:id="rId21" w:history="1">
-          <w:r>
-            <w:rPr>
-              <w:rStyle w:val="Hyperlink"/>
-            </w:rPr>
-            <w:t>ng t</w:t>
-          </w:r>
-        </w:hyperlink>
-      </w:r>
-      <w:r>
-        <w:rPr>
-          <w:u w:val="single" w:color="0000ff"/>
-          <w:rFonts w:ascii="Charis SIL Regular" w:hAnsi="Charis SIL Regular" w:eastAsia="Charis SIL Regular"/>
-          <w:b w:val="0"/>
-          <w:i w:val="0"/>
-          <w:color w:val="000000"/>
-          <w:sz w:val="24"/>
-        </w:rPr>
-        <w:hyperlink r:id="rId21" w:history="1">
-          <w:r>
-            <w:rPr>
-              <w:rStyle w:val="Hyperlink"/>
-            </w:rPr>
-            <w:t>h</w:t>
-          </w:r>
-        </w:hyperlink>
-      </w:r>
-      <w:r>
-        <w:rPr>
-          <w:u w:val="single" w:color="0000ff"/>
-          <w:rFonts w:ascii="Charis SIL Regular" w:hAnsi="Charis SIL Regular" w:eastAsia="Charis SIL Regular"/>
-          <w:b w:val="0"/>
-          <w:i w:val="0"/>
-          <w:color w:val="000000"/>
-          <w:sz w:val="24"/>
-        </w:rPr>
-        <w:hyperlink r:id="rId21" w:history="1">
-          <w:r>
-            <w:rPr>
-              <w:rStyle w:val="Hyperlink"/>
-            </w:rPr>
-            <w:t xml:space="preserve">is </w:t>
-          </w:r>
-        </w:hyperlink>
-      </w:r>
-      <w:r>
-        <w:rPr>
-          <w:u w:val="single" w:color="0000ff"/>
-          <w:rFonts w:ascii="Charis SIL Regular" w:hAnsi="Charis SIL Regular" w:eastAsia="Charis SIL Regular"/>
-          <w:b w:val="0"/>
-          <w:i w:val="0"/>
-          <w:color w:val="000000"/>
-          <w:sz w:val="24"/>
-        </w:rPr>
-        <w:hyperlink r:id="rId21" w:history="1">
-          <w:r>
-            <w:rPr>
-              <w:rStyle w:val="Hyperlink"/>
-            </w:rPr>
-            <w:t>time. Th</w:t>
-          </w:r>
-        </w:hyperlink>
-      </w:r>
-      <w:r>
-        <w:rPr>
-          <w:rFonts w:ascii="Charis SIL Regular" w:hAnsi="Charis SIL Regular" w:eastAsia="Charis SIL Regular"/>
-          <w:b w:val="0"/>
-          <w:i w:val="0"/>
-          <w:color w:val="000000"/>
-          <w:sz w:val="24"/>
-        </w:rPr>
-        <w:t xml:space="preserve">e third and final director </w:t>
+        <w:t xml:space="preserve">disappeared after his son </w:t>
       </w:r>
       <w:r>
         <w:rPr>
@@ -3197,7 +2785,7 @@
             <w:rPr>
               <w:rStyle w:val="Hyperlink"/>
             </w:rPr>
-            <w:t>David</w:t>
+            <w:t>Abraham</w:t>
           </w:r>
         </w:hyperlink>
       </w:r>
@@ -3255,6 +2843,314 @@
             <w:rPr>
               <w:rStyle w:val="Hyperlink"/>
             </w:rPr>
+            <w:t>de</w:t>
+          </w:r>
+        </w:hyperlink>
+      </w:r>
+      <w:r>
+        <w:rPr>
+          <w:rFonts w:ascii="Charis SIL Regular" w:hAnsi="Charis SIL Regular" w:eastAsia="Charis SIL Regular"/>
+          <w:b w:val="0"/>
+          <w:i w:val="0"/>
+          <w:color w:val="0000FF"/>
+          <w:sz w:val="24"/>
+          <w:u w:val="single"/>
+        </w:rPr>
+        <w:t xml:space="preserve"> </w:t>
+      </w:r>
+      <w:r>
+        <w:rPr>
+          <w:rFonts w:ascii="Charis SIL Regular" w:hAnsi="Charis SIL Regular" w:eastAsia="Charis SIL Regular"/>
+          <w:b w:val="0"/>
+          <w:i w:val="0"/>
+          <w:color w:val="0000FF"/>
+          <w:sz w:val="24"/>
+          <w:u w:val="single"/>
+        </w:rPr>
+        <w:hyperlink r:id="rId22" w:history="1">
+          <w:r>
+            <w:rPr>
+              <w:rStyle w:val="Hyperlink"/>
+            </w:rPr>
+            <w:t>Kasteele</w:t>
+          </w:r>
+        </w:hyperlink>
+      </w:r>
+      <w:r>
+        <w:rPr>
+          <w:rFonts w:ascii="Charis SIL Regular" w:hAnsi="Charis SIL Regular" w:eastAsia="Charis SIL Regular"/>
+          <w:b w:val="0"/>
+          <w:i w:val="0"/>
+          <w:color w:val="000000"/>
+          <w:sz w:val="24"/>
+        </w:rPr>
+        <w:t xml:space="preserve"> succeeded him</w:t>
+      </w:r>
+      <w:r>
+        <w:rPr>
+          <w:u w:val="single" w:color="0000ff"/>
+          <w:rFonts w:ascii="Charis SIL Regular" w:hAnsi="Charis SIL Regular" w:eastAsia="Charis SIL Regular"/>
+          <w:b w:val="0"/>
+          <w:i w:val="0"/>
+          <w:color w:val="000000"/>
+          <w:sz w:val="24"/>
+        </w:rPr>
+        <w:hyperlink r:id="rId21" w:history="1">
+          <w:r>
+            <w:rPr>
+              <w:rStyle w:val="Hyperlink"/>
+            </w:rPr>
+            <w:t xml:space="preserve"> in 184</w:t>
+          </w:r>
+        </w:hyperlink>
+      </w:r>
+      <w:r>
+        <w:rPr>
+          <w:u w:val="single" w:color="0000ff"/>
+          <w:rFonts w:ascii="Charis SIL Regular" w:hAnsi="Charis SIL Regular" w:eastAsia="Charis SIL Regular"/>
+          <w:b w:val="0"/>
+          <w:i w:val="0"/>
+          <w:color w:val="000000"/>
+          <w:sz w:val="24"/>
+        </w:rPr>
+        <w:hyperlink r:id="rId21" w:history="1">
+          <w:r>
+            <w:rPr>
+              <w:rStyle w:val="Hyperlink"/>
+            </w:rPr>
+            <w:t>0</w:t>
+          </w:r>
+        </w:hyperlink>
+      </w:r>
+      <w:r>
+        <w:rPr>
+          <w:u w:val="single" w:color="0000ff"/>
+          <w:rFonts w:ascii="Charis SIL Regular" w:hAnsi="Charis SIL Regular" w:eastAsia="Charis SIL Regular"/>
+          <w:b w:val="0"/>
+          <w:i w:val="0"/>
+          <w:color w:val="000000"/>
+          <w:sz w:val="24"/>
+        </w:rPr>
+        <w:hyperlink r:id="rId21" w:history="1">
+          <w:r>
+            <w:rPr>
+              <w:rStyle w:val="Hyperlink"/>
+            </w:rPr>
+            <w:t>. M</w:t>
+          </w:r>
+        </w:hyperlink>
+      </w:r>
+      <w:r>
+        <w:rPr>
+          <w:u w:val="single" w:color="0000ff"/>
+          <w:rFonts w:ascii="Charis SIL Regular" w:hAnsi="Charis SIL Regular" w:eastAsia="Charis SIL Regular"/>
+          <w:b w:val="0"/>
+          <w:i w:val="0"/>
+          <w:color w:val="000000"/>
+          <w:sz w:val="24"/>
+        </w:rPr>
+        <w:hyperlink r:id="rId21" w:history="1">
+          <w:r>
+            <w:rPr>
+              <w:rStyle w:val="Hyperlink"/>
+            </w:rPr>
+            <w:t>a</w:t>
+          </w:r>
+        </w:hyperlink>
+      </w:r>
+      <w:r>
+        <w:rPr>
+          <w:u w:val="single" w:color="0000ff"/>
+          <w:rFonts w:ascii="Charis SIL Regular" w:hAnsi="Charis SIL Regular" w:eastAsia="Charis SIL Regular"/>
+          <w:b w:val="0"/>
+          <w:i w:val="0"/>
+          <w:color w:val="000000"/>
+          <w:sz w:val="24"/>
+        </w:rPr>
+        <w:hyperlink r:id="rId21" w:history="1">
+          <w:r>
+            <w:rPr>
+              <w:rStyle w:val="Hyperlink"/>
+            </w:rPr>
+            <w:t>n</w:t>
+          </w:r>
+        </w:hyperlink>
+      </w:r>
+      <w:r>
+        <w:rPr>
+          <w:u w:val="single" w:color="0000ff"/>
+          <w:rFonts w:ascii="Charis SIL Regular" w:hAnsi="Charis SIL Regular" w:eastAsia="Charis SIL Regular"/>
+          <w:b w:val="0"/>
+          <w:i w:val="0"/>
+          <w:color w:val="000000"/>
+          <w:sz w:val="24"/>
+        </w:rPr>
+        <w:hyperlink r:id="rId21" w:history="1">
+          <w:r>
+            <w:rPr>
+              <w:rStyle w:val="Hyperlink"/>
+            </w:rPr>
+            <w:t>y</w:t>
+          </w:r>
+        </w:hyperlink>
+      </w:r>
+      <w:r>
+        <w:rPr>
+          <w:u w:val="single" w:color="0000ff"/>
+          <w:rFonts w:ascii="Charis SIL Regular" w:hAnsi="Charis SIL Regular" w:eastAsia="Charis SIL Regular"/>
+          <w:b w:val="0"/>
+          <w:i w:val="0"/>
+          <w:color w:val="000000"/>
+          <w:sz w:val="24"/>
+        </w:rPr>
+        <w:hyperlink r:id="rId21" w:history="1">
+          <w:r>
+            <w:rPr>
+              <w:rStyle w:val="Hyperlink"/>
+            </w:rPr>
+            <w:t xml:space="preserve"> objects </w:t>
+          </w:r>
+        </w:hyperlink>
+      </w:r>
+      <w:r>
+        <w:rPr>
+          <w:rFonts w:ascii="Charis SIL Regular" w:hAnsi="Charis SIL Regular" w:eastAsia="Charis SIL Regular"/>
+          <w:b w:val="0"/>
+          <w:i w:val="0"/>
+          <w:color w:val="000000"/>
+          <w:sz w:val="24"/>
+        </w:rPr>
+        <w:t>also went missing or were</w:t>
+      </w:r>
+      <w:r>
+        <w:rPr>
+          <w:u w:val="single" w:color="0000ff"/>
+          <w:rFonts w:ascii="Charis SIL Regular" w:hAnsi="Charis SIL Regular" w:eastAsia="Charis SIL Regular"/>
+          <w:b w:val="0"/>
+          <w:i w:val="0"/>
+          <w:color w:val="000000"/>
+          <w:sz w:val="24"/>
+        </w:rPr>
+        <w:hyperlink r:id="rId22" w:history="1">
+          <w:r>
+            <w:rPr>
+              <w:rStyle w:val="Hyperlink"/>
+            </w:rPr>
+            <w:t xml:space="preserve"> lost duri</w:t>
+          </w:r>
+        </w:hyperlink>
+      </w:r>
+      <w:r>
+        <w:rPr>
+          <w:u w:val="single" w:color="0000ff"/>
+          <w:rFonts w:ascii="Charis SIL Regular" w:hAnsi="Charis SIL Regular" w:eastAsia="Charis SIL Regular"/>
+          <w:b w:val="0"/>
+          <w:i w:val="0"/>
+          <w:color w:val="000000"/>
+          <w:sz w:val="24"/>
+        </w:rPr>
+        <w:t xml:space="preserve">ng this </w:t>
+      </w:r>
+      <w:r>
+        <w:rPr>
+          <w:u w:val="single" w:color="0000ff"/>
+          <w:rFonts w:ascii="Charis SIL Regular" w:hAnsi="Charis SIL Regular" w:eastAsia="Charis SIL Regular"/>
+          <w:b w:val="0"/>
+          <w:i w:val="0"/>
+          <w:color w:val="000000"/>
+          <w:sz w:val="24"/>
+        </w:rPr>
+        <w:hyperlink r:id="rId22" w:history="1">
+          <w:r>
+            <w:rPr>
+              <w:rStyle w:val="Hyperlink"/>
+            </w:rPr>
+            <w:t>time. Th</w:t>
+          </w:r>
+        </w:hyperlink>
+      </w:r>
+      <w:r>
+        <w:rPr>
+          <w:rFonts w:ascii="Charis SIL Regular" w:hAnsi="Charis SIL Regular" w:eastAsia="Charis SIL Regular"/>
+          <w:b w:val="0"/>
+          <w:i w:val="0"/>
+          <w:color w:val="000000"/>
+          <w:sz w:val="24"/>
+        </w:rPr>
+        <w:t xml:space="preserve">e third and final director </w:t>
+      </w:r>
+      <w:r>
+        <w:rPr>
+          <w:rFonts w:ascii="Charis SIL Regular" w:hAnsi="Charis SIL Regular" w:eastAsia="Charis SIL Regular"/>
+          <w:b w:val="0"/>
+          <w:i w:val="0"/>
+          <w:color w:val="0000FF"/>
+          <w:sz w:val="24"/>
+          <w:u w:val="single"/>
+        </w:rPr>
+        <w:hyperlink r:id="rId23" w:history="1">
+          <w:r>
+            <w:rPr>
+              <w:rStyle w:val="Hyperlink"/>
+            </w:rPr>
+            <w:t>David</w:t>
+          </w:r>
+        </w:hyperlink>
+      </w:r>
+      <w:r>
+        <w:rPr>
+          <w:rFonts w:ascii="Charis SIL Regular" w:hAnsi="Charis SIL Regular" w:eastAsia="Charis SIL Regular"/>
+          <w:b w:val="0"/>
+          <w:i w:val="0"/>
+          <w:color w:val="0000FF"/>
+          <w:sz w:val="24"/>
+          <w:u w:val="single"/>
+        </w:rPr>
+        <w:t xml:space="preserve"> </w:t>
+      </w:r>
+      <w:r>
+        <w:rPr>
+          <w:rFonts w:ascii="Charis SIL Regular" w:hAnsi="Charis SIL Regular" w:eastAsia="Charis SIL Regular"/>
+          <w:b w:val="0"/>
+          <w:i w:val="0"/>
+          <w:color w:val="0000FF"/>
+          <w:sz w:val="24"/>
+          <w:u w:val="single"/>
+        </w:rPr>
+        <w:hyperlink r:id="rId23" w:history="1">
+          <w:r>
+            <w:rPr>
+              <w:rStyle w:val="Hyperlink"/>
+            </w:rPr>
+            <w:t>van</w:t>
+          </w:r>
+        </w:hyperlink>
+      </w:r>
+      <w:r>
+        <w:rPr>
+          <w:rFonts w:ascii="Charis SIL Regular" w:hAnsi="Charis SIL Regular" w:eastAsia="Charis SIL Regular"/>
+          <w:b w:val="0"/>
+          <w:i w:val="0"/>
+          <w:color w:val="0000FF"/>
+          <w:sz w:val="24"/>
+          <w:u w:val="single"/>
+        </w:rPr>
+        <w:t xml:space="preserve"> </w:t>
+      </w:r>
+      <w:r>
+        <w:rPr>
+          <w:rFonts w:ascii="Charis SIL Regular" w:hAnsi="Charis SIL Regular" w:eastAsia="Charis SIL Regular"/>
+          <w:b w:val="0"/>
+          <w:i w:val="0"/>
+          <w:color w:val="0000FF"/>
+          <w:sz w:val="24"/>
+          <w:u w:val="single"/>
+        </w:rPr>
+        <w:hyperlink r:id="rId23" w:history="1">
+          <w:r>
+            <w:rPr>
+              <w:rStyle w:val="Hyperlink"/>
+            </w:rPr>
             <w:t xml:space="preserve">der </w:t>
           </w:r>
         </w:hyperlink>
@@ -3268,7 +3164,7 @@
           <w:sz w:val="24"/>
           <w:u w:val="single"/>
         </w:rPr>
-        <w:hyperlink r:id="rId22" w:history="1">
+        <w:hyperlink r:id="rId23" w:history="1">
           <w:r>
             <w:rPr>
               <w:rStyle w:val="Hyperlink"/>
@@ -3296,7 +3192,7 @@
           <w:color w:val="000000"/>
           <w:sz w:val="24"/>
         </w:rPr>
-        <w:hyperlink r:id="rId22" w:history="1">
+        <w:hyperlink r:id="rId23" w:history="1">
           <w:r>
             <w:rPr>
               <w:rStyle w:val="Hyperlink"/>
@@ -3314,7 +3210,7 @@
           <w:color w:val="000000"/>
           <w:sz w:val="24"/>
         </w:rPr>
-        <w:hyperlink r:id="rId22" w:history="1">
+        <w:hyperlink r:id="rId23" w:history="1">
           <w:r>
             <w:rPr>
               <w:rStyle w:val="Hyperlink"/>
@@ -3332,7 +3228,7 @@
           <w:color w:val="000000"/>
           <w:sz w:val="24"/>
         </w:rPr>
-        <w:hyperlink r:id="rId22" w:history="1">
+        <w:hyperlink r:id="rId23" w:history="1">
           <w:r>
             <w:rPr>
               <w:rStyle w:val="Hyperlink"/>
@@ -3350,25 +3246,17 @@
           <w:color w:val="000000"/>
           <w:sz w:val="24"/>
         </w:rPr>
-        <w:t>ff</w:t>
-      </w:r>
-      <w:r>
-        <w:rPr>
-          <w:u w:val="single" w:color="0000ff"/>
+        <w:t>ffer</w:t>
+      </w:r>
+      <w:r>
+        <w:rPr>
           <w:rFonts w:ascii="Charis SIL Regular" w:hAnsi="Charis SIL Regular" w:eastAsia="Charis SIL Regular"/>
           <w:b w:val="0"/>
           <w:i w:val="0"/>
           <w:color w:val="000000"/>
           <w:sz w:val="24"/>
         </w:rPr>
-        <w:hyperlink r:id="rId22" w:history="1">
-          <w:r>
-            <w:rPr>
-              <w:rStyle w:val="Hyperlink"/>
-            </w:rPr>
-            <w:t>er</w:t>
-          </w:r>
-        </w:hyperlink>
+        <w:t>t</w:t>
       </w:r>
       <w:r>
         <w:rPr>
@@ -3378,17 +3266,7 @@
           <w:color w:val="000000"/>
           <w:sz w:val="24"/>
         </w:rPr>
-        <w:t>t</w:t>
-      </w:r>
-      <w:r>
-        <w:rPr>
-          <w:rFonts w:ascii="Charis SIL Regular" w:hAnsi="Charis SIL Regular" w:eastAsia="Charis SIL Regular"/>
-          <w:b w:val="0"/>
-          <w:i w:val="0"/>
-          <w:color w:val="000000"/>
-          <w:sz w:val="24"/>
-        </w:rPr>
-        <w:hyperlink r:id="rId22" w:history="1">
+        <w:hyperlink r:id="rId23" w:history="1">
           <w:r>
             <w:rPr>
               <w:rStyle w:val="Hyperlink"/>
@@ -3416,7 +3294,7 @@
           <w:color w:val="000000"/>
           <w:sz w:val="24"/>
         </w:rPr>
-        <w:hyperlink r:id="rId22" w:history="1">
+        <w:hyperlink r:id="rId23" w:history="1">
           <w:r>
             <w:rPr>
               <w:rStyle w:val="Hyperlink"/>
@@ -3507,7 +3385,7 @@
           <w:sz w:val="24"/>
           <w:u w:val="single"/>
         </w:rPr>
-        <w:hyperlink r:id="rId23" w:history="1">
+        <w:hyperlink r:id="rId24" w:history="1">
           <w:r>
             <w:rPr>
               <w:rStyle w:val="Hyperlink"/>
@@ -3525,7 +3403,7 @@
           <w:sz w:val="24"/>
           <w:u w:val="single"/>
         </w:rPr>
-        <w:hyperlink r:id="rId23" w:history="1">
+        <w:hyperlink r:id="rId24" w:history="1">
           <w:r>
             <w:rPr>
               <w:rStyle w:val="Hyperlink"/>
@@ -3554,7 +3432,7 @@
           <w:sz w:val="24"/>
           <w:u w:val="single"/>
         </w:rPr>
-        <w:hyperlink r:id="rId23" w:history="1">
+        <w:hyperlink r:id="rId24" w:history="1">
           <w:r>
             <w:rPr>
               <w:rStyle w:val="Hyperlink"/>
@@ -3674,7 +3552,7 @@
           <w:sz w:val="24"/>
           <w:u w:val="single"/>
         </w:rPr>
-        <w:hyperlink r:id="rId24" w:history="1">
+        <w:hyperlink r:id="rId25" w:history="1">
           <w:r>
             <w:rPr>
               <w:rStyle w:val="Hyperlink"/>
@@ -3703,7 +3581,7 @@
           <w:sz w:val="24"/>
           <w:u w:val="single"/>
         </w:rPr>
-        <w:hyperlink r:id="rId24" w:history="1">
+        <w:hyperlink r:id="rId25" w:history="1">
           <w:r>
             <w:rPr>
               <w:rStyle w:val="Hyperlink"/>
@@ -3732,7 +3610,7 @@
           <w:sz w:val="24"/>
           <w:u w:val="single"/>
         </w:rPr>
-        <w:hyperlink r:id="rId24" w:history="1">
+        <w:hyperlink r:id="rId25" w:history="1">
           <w:r>
             <w:rPr>
               <w:rStyle w:val="Hyperlink"/>
@@ -3761,7 +3639,7 @@
           <w:sz w:val="24"/>
           <w:u w:val="single"/>
         </w:rPr>
-        <w:hyperlink r:id="rId24" w:history="1">
+        <w:hyperlink r:id="rId25" w:history="1">
           <w:r>
             <w:rPr>
               <w:rStyle w:val="Hyperlink"/>
@@ -3790,7 +3668,7 @@
           <w:sz w:val="24"/>
           <w:u w:val="single"/>
         </w:rPr>
-        <w:hyperlink r:id="rId24" w:history="1">
+        <w:hyperlink r:id="rId25" w:history="1">
           <w:r>
             <w:rPr>
               <w:rStyle w:val="Hyperlink"/>
@@ -3828,7 +3706,7 @@
           <w:color w:val="000000"/>
           <w:sz w:val="24"/>
         </w:rPr>
-        <w:hyperlink r:id="rId24" w:history="1">
+        <w:hyperlink r:id="rId25" w:history="1">
           <w:r>
             <w:rPr>
               <w:rStyle w:val="Hyperlink"/>
@@ -3846,7 +3724,7 @@
           <w:color w:val="000000"/>
           <w:sz w:val="24"/>
         </w:rPr>
-        <w:hyperlink r:id="rId24" w:history="1">
+        <w:hyperlink r:id="rId25" w:history="1">
           <w:r>
             <w:rPr>
               <w:rStyle w:val="Hyperlink"/>
@@ -3864,7 +3742,7 @@
           <w:color w:val="000000"/>
           <w:sz w:val="24"/>
         </w:rPr>
-        <w:hyperlink r:id="rId24" w:history="1">
+        <w:hyperlink r:id="rId25" w:history="1">
           <w:r>
             <w:rPr>
               <w:rStyle w:val="Hyperlink"/>
@@ -3882,7 +3760,7 @@
           <w:color w:val="000000"/>
           <w:sz w:val="24"/>
         </w:rPr>
-        <w:hyperlink r:id="rId24" w:history="1">
+        <w:hyperlink r:id="rId25" w:history="1">
           <w:r>
             <w:rPr>
               <w:rStyle w:val="Hyperlink"/>
@@ -3900,7 +3778,7 @@
           <w:color w:val="000000"/>
           <w:sz w:val="24"/>
         </w:rPr>
-        <w:hyperlink r:id="rId24" w:history="1">
+        <w:hyperlink r:id="rId25" w:history="1">
           <w:r>
             <w:rPr>
               <w:rStyle w:val="Hyperlink"/>
@@ -3911,6 +3789,16 @@
       </w:r>
       <w:r>
         <w:rPr>
+          <w:rFonts w:ascii="Charis SIL Regular" w:hAnsi="Charis SIL Regular" w:eastAsia="Charis SIL Regular"/>
+          <w:b w:val="0"/>
+          <w:i w:val="0"/>
+          <w:color w:val="000000"/>
+          <w:sz w:val="24"/>
+        </w:rPr>
+        <w:t>h in</w:t>
+      </w:r>
+      <w:r>
+        <w:rPr>
           <w:u w:val="single" w:color="0000ff"/>
           <w:rFonts w:ascii="Charis SIL Regular" w:hAnsi="Charis SIL Regular" w:eastAsia="Charis SIL Regular"/>
           <w:b w:val="0"/>
@@ -3918,25 +3806,7 @@
           <w:color w:val="000000"/>
           <w:sz w:val="24"/>
         </w:rPr>
-        <w:hyperlink r:id="rId24" w:history="1">
-          <w:r>
-            <w:rPr>
-              <w:rStyle w:val="Hyperlink"/>
-            </w:rPr>
-            <w:t>h in</w:t>
-          </w:r>
-        </w:hyperlink>
-      </w:r>
-      <w:r>
-        <w:rPr>
-          <w:u w:val="single" w:color="0000ff"/>
-          <w:rFonts w:ascii="Charis SIL Regular" w:hAnsi="Charis SIL Regular" w:eastAsia="Charis SIL Regular"/>
-          <w:b w:val="0"/>
-          <w:i w:val="0"/>
-          <w:color w:val="000000"/>
-          <w:sz w:val="24"/>
-        </w:rPr>
-        <w:hyperlink r:id="rId24" w:history="1">
+        <w:hyperlink r:id="rId25" w:history="1">
           <w:r>
             <w:rPr>
               <w:rStyle w:val="Hyperlink"/>
@@ -3974,7 +3844,7 @@
           <w:sz w:val="24"/>
           <w:u w:val="single"/>
         </w:rPr>
-        <w:hyperlink r:id="rId25" w:history="1">
+        <w:hyperlink r:id="rId26" w:history="1">
           <w:r>
             <w:rPr>
               <w:rStyle w:val="Hyperlink"/>
@@ -4012,7 +3882,7 @@
           <w:color w:val="000000"/>
           <w:sz w:val="24"/>
         </w:rPr>
-        <w:hyperlink r:id="rId25" w:history="1">
+        <w:hyperlink r:id="rId26" w:history="1">
           <w:r>
             <w:rPr>
               <w:rStyle w:val="Hyperlink"/>
@@ -4477,7 +4347,7 @@
           <w:color w:val="0000FF"/>
           <w:sz w:val="24"/>
         </w:rPr>
-        <w:hyperlink r:id="rId26" w:history="1">
+        <w:hyperlink r:id="rId27" w:history="1">
           <w:r>
             <w:rPr>
               <w:rStyle w:val="Hyperlink"/>
@@ -4494,7 +4364,7 @@
           <w:color w:val="0000FF"/>
           <w:sz w:val="24"/>
         </w:rPr>
-        <w:hyperlink r:id="rId26" w:history="1">
+        <w:hyperlink r:id="rId27" w:history="1">
           <w:r>
             <w:rPr>
               <w:rStyle w:val="Hyperlink"/>
@@ -4602,7 +4472,7 @@
           <w:sz w:val="24"/>
           <w:u w:val="single"/>
         </w:rPr>
-        <w:hyperlink r:id="rId27" w:history="1">
+        <w:hyperlink r:id="rId28" w:history="1">
           <w:r>
             <w:rPr>
               <w:rStyle w:val="Hyperlink"/>
@@ -4620,7 +4490,7 @@
           <w:sz w:val="24"/>
           <w:u w:val="single"/>
         </w:rPr>
-        <w:hyperlink r:id="rId27" w:history="1">
+        <w:hyperlink r:id="rId28" w:history="1">
           <w:r>
             <w:rPr>
               <w:rStyle w:val="Hyperlink"/>
@@ -4638,7 +4508,7 @@
           <w:sz w:val="24"/>
           <w:u w:val="single"/>
         </w:rPr>
-        <w:hyperlink r:id="rId27" w:history="1">
+        <w:hyperlink r:id="rId28" w:history="1">
           <w:r>
             <w:rPr>
               <w:rStyle w:val="Hyperlink"/>
@@ -4656,7 +4526,7 @@
           <w:sz w:val="24"/>
           <w:u w:val="single"/>
         </w:rPr>
-        <w:hyperlink r:id="rId27" w:history="1">
+        <w:hyperlink r:id="rId28" w:history="1">
           <w:r>
             <w:rPr>
               <w:rStyle w:val="Hyperlink"/>
@@ -4674,7 +4544,7 @@
           <w:sz w:val="24"/>
           <w:u w:val="single"/>
         </w:rPr>
-        <w:hyperlink r:id="rId27" w:history="1">
+        <w:hyperlink r:id="rId28" w:history="1">
           <w:r>
             <w:rPr>
               <w:rStyle w:val="Hyperlink"/>
@@ -4692,7 +4562,7 @@
           <w:sz w:val="24"/>
           <w:u w:val="single"/>
         </w:rPr>
-        <w:hyperlink r:id="rId27" w:history="1">
+        <w:hyperlink r:id="rId28" w:history="1">
           <w:r>
             <w:rPr>
               <w:rStyle w:val="Hyperlink"/>
@@ -4710,7 +4580,7 @@
           <w:sz w:val="24"/>
           <w:u w:val="single"/>
         </w:rPr>
-        <w:hyperlink r:id="rId27" w:history="1">
+        <w:hyperlink r:id="rId28" w:history="1">
           <w:r>
             <w:rPr>
               <w:rStyle w:val="Hyperlink"/>
@@ -4728,7 +4598,7 @@
           <w:sz w:val="24"/>
           <w:u w:val="single"/>
         </w:rPr>
-        <w:hyperlink r:id="rId27" w:history="1">
+        <w:hyperlink r:id="rId28" w:history="1">
           <w:r>
             <w:rPr>
               <w:rStyle w:val="Hyperlink"/>
@@ -4746,7 +4616,7 @@
           <w:sz w:val="24"/>
           <w:u w:val="single"/>
         </w:rPr>
-        <w:hyperlink r:id="rId27" w:history="1">
+        <w:hyperlink r:id="rId28" w:history="1">
           <w:r>
             <w:rPr>
               <w:rStyle w:val="Hyperlink"/>
@@ -4903,7 +4773,7 @@
           <w:sz w:val="24"/>
           <w:u w:val="single"/>
         </w:rPr>
-        <w:hyperlink r:id="rId28" w:history="1">
+        <w:hyperlink r:id="rId29" w:history="1">
           <w:r>
             <w:rPr>
               <w:rStyle w:val="Hyperlink"/>
@@ -4921,7 +4791,7 @@
           <w:sz w:val="24"/>
           <w:u w:val="single"/>
         </w:rPr>
-        <w:hyperlink r:id="rId28" w:history="1">
+        <w:hyperlink r:id="rId29" w:history="1">
           <w:r>
             <w:rPr>
               <w:rStyle w:val="Hyperlink"/>
@@ -4939,7 +4809,7 @@
           <w:sz w:val="24"/>
           <w:u w:val="single"/>
         </w:rPr>
-        <w:hyperlink r:id="rId28" w:history="1">
+        <w:hyperlink r:id="rId29" w:history="1">
           <w:r>
             <w:rPr>
               <w:rStyle w:val="Hyperlink"/>
@@ -4957,7 +4827,7 @@
           <w:sz w:val="24"/>
           <w:u w:val="single"/>
         </w:rPr>
-        <w:hyperlink r:id="rId28" w:history="1">
+        <w:hyperlink r:id="rId29" w:history="1">
           <w:r>
             <w:rPr>
               <w:rStyle w:val="Hyperlink"/>
@@ -4975,7 +4845,7 @@
           <w:sz w:val="24"/>
           <w:u w:val="single"/>
         </w:rPr>
-        <w:hyperlink r:id="rId28" w:history="1">
+        <w:hyperlink r:id="rId29" w:history="1">
           <w:r>
             <w:rPr>
               <w:rStyle w:val="Hyperlink"/>
@@ -4993,7 +4863,7 @@
           <w:sz w:val="24"/>
           <w:u w:val="single"/>
         </w:rPr>
-        <w:hyperlink r:id="rId28" w:history="1">
+        <w:hyperlink r:id="rId29" w:history="1">
           <w:r>
             <w:rPr>
               <w:rStyle w:val="Hyperlink"/>
@@ -5011,7 +4881,7 @@
           <w:sz w:val="24"/>
           <w:u w:val="single"/>
         </w:rPr>
-        <w:hyperlink r:id="rId28" w:history="1">
+        <w:hyperlink r:id="rId29" w:history="1">
           <w:r>
             <w:rPr>
               <w:rStyle w:val="Hyperlink"/>
@@ -5119,7 +4989,7 @@
           <w:sz w:val="24"/>
           <w:u w:val="single"/>
         </w:rPr>
-        <w:hyperlink r:id="rId29" w:history="1">
+        <w:hyperlink r:id="rId30" w:history="1">
           <w:r>
             <w:rPr>
               <w:rStyle w:val="Hyperlink"/>
@@ -5137,7 +5007,7 @@
           <w:sz w:val="24"/>
           <w:u w:val="single"/>
         </w:rPr>
-        <w:hyperlink r:id="rId29" w:history="1">
+        <w:hyperlink r:id="rId30" w:history="1">
           <w:r>
             <w:rPr>
               <w:rStyle w:val="Hyperlink"/>
@@ -5155,7 +5025,7 @@
           <w:sz w:val="24"/>
           <w:u w:val="single"/>
         </w:rPr>
-        <w:hyperlink r:id="rId29" w:history="1">
+        <w:hyperlink r:id="rId30" w:history="1">
           <w:r>
             <w:rPr>
               <w:rStyle w:val="Hyperlink"/>
@@ -5173,7 +5043,7 @@
           <w:sz w:val="24"/>
           <w:u w:val="single"/>
         </w:rPr>
-        <w:hyperlink r:id="rId29" w:history="1">
+        <w:hyperlink r:id="rId30" w:history="1">
           <w:r>
             <w:rPr>
               <w:rStyle w:val="Hyperlink"/>
@@ -5191,7 +5061,7 @@
           <w:sz w:val="24"/>
           <w:u w:val="single"/>
         </w:rPr>
-        <w:hyperlink r:id="rId29" w:history="1">
+        <w:hyperlink r:id="rId30" w:history="1">
           <w:r>
             <w:rPr>
               <w:rStyle w:val="Hyperlink"/>
@@ -5207,8 +5077,116 @@
           <w:i w:val="0"/>
           <w:color w:val="0000FF"/>
           <w:sz w:val="24"/>
-        </w:rPr>
-        <w:t>file/NL-HaNA_2.04.01_4030_0001</w:t>
+          <w:u w:val="single"/>
+        </w:rPr>
+        <w:hyperlink r:id="rId30" w:history="1">
+          <w:r>
+            <w:rPr>
+              <w:rStyle w:val="Hyperlink"/>
+            </w:rPr>
+            <w:t>f</w:t>
+          </w:r>
+        </w:hyperlink>
+      </w:r>
+      <w:r>
+        <w:rPr>
+          <w:rFonts w:ascii="Charis SIL Regular" w:hAnsi="Charis SIL Regular" w:eastAsia="Charis SIL Regular"/>
+          <w:b w:val="0"/>
+          <w:i w:val="0"/>
+          <w:color w:val="0000FF"/>
+          <w:sz w:val="24"/>
+          <w:u w:val="single"/>
+        </w:rPr>
+        <w:hyperlink r:id="rId30" w:history="1">
+          <w:r>
+            <w:rPr>
+              <w:rStyle w:val="Hyperlink"/>
+            </w:rPr>
+            <w:t>i</w:t>
+          </w:r>
+        </w:hyperlink>
+      </w:r>
+      <w:r>
+        <w:rPr>
+          <w:rFonts w:ascii="Charis SIL Regular" w:hAnsi="Charis SIL Regular" w:eastAsia="Charis SIL Regular"/>
+          <w:b w:val="0"/>
+          <w:i w:val="0"/>
+          <w:color w:val="0000FF"/>
+          <w:sz w:val="24"/>
+          <w:u w:val="single"/>
+        </w:rPr>
+        <w:hyperlink r:id="rId30" w:history="1">
+          <w:r>
+            <w:rPr>
+              <w:rStyle w:val="Hyperlink"/>
+            </w:rPr>
+            <w:t>l</w:t>
+          </w:r>
+        </w:hyperlink>
+      </w:r>
+      <w:r>
+        <w:rPr>
+          <w:rFonts w:ascii="Charis SIL Regular" w:hAnsi="Charis SIL Regular" w:eastAsia="Charis SIL Regular"/>
+          <w:b w:val="0"/>
+          <w:i w:val="0"/>
+          <w:color w:val="0000FF"/>
+          <w:sz w:val="24"/>
+        </w:rPr>
+        <w:hyperlink r:id="rId30" w:history="1">
+          <w:r>
+            <w:rPr>
+              <w:rStyle w:val="Hyperlink"/>
+            </w:rPr>
+            <w:t>e</w:t>
+          </w:r>
+        </w:hyperlink>
+      </w:r>
+      <w:r>
+        <w:rPr>
+          <w:rFonts w:ascii="Charis SIL Regular" w:hAnsi="Charis SIL Regular" w:eastAsia="Charis SIL Regular"/>
+          <w:b w:val="0"/>
+          <w:i w:val="0"/>
+          <w:color w:val="0000FF"/>
+          <w:sz w:val="24"/>
+          <w:u w:val="single"/>
+        </w:rPr>
+        <w:t>/</w:t>
+      </w:r>
+      <w:r>
+        <w:rPr>
+          <w:rFonts w:ascii="Charis SIL Regular" w:hAnsi="Charis SIL Regular" w:eastAsia="Charis SIL Regular"/>
+          <w:b w:val="0"/>
+          <w:i w:val="0"/>
+          <w:color w:val="0000FF"/>
+          <w:sz w:val="24"/>
+          <w:u w:val="single"/>
+        </w:rPr>
+        <w:hyperlink r:id="rId30" w:history="1">
+          <w:r>
+            <w:rPr>
+              <w:rStyle w:val="Hyperlink"/>
+            </w:rPr>
+            <w:t>NL-</w:t>
+          </w:r>
+        </w:hyperlink>
+      </w:r>
+      <w:r>
+        <w:rPr>
+          <w:rFonts w:ascii="Charis SIL Regular" w:hAnsi="Charis SIL Regular" w:eastAsia="Charis SIL Regular"/>
+          <w:b w:val="0"/>
+          <w:i w:val="0"/>
+          <w:color w:val="0000FF"/>
+          <w:sz w:val="24"/>
+          <w:u w:val="single"/>
+        </w:rPr>
+        <w:hyperlink r:id="rId30" w:history="1">
+          <w:r>
+            <w:rPr>
+              <w:rStyle w:val="Hyperlink"/>
+            </w:rPr>
+            <w:t>HaNA_2.04.01_4030_0001</w:t>
+          </w:r>
+        </w:hyperlink>
       </w:r>
     </w:p>
     <w:p>
@@ -5298,7 +5276,7 @@
           <w:color w:val="0000FF"/>
           <w:sz w:val="24"/>
         </w:rPr>
-        <w:hyperlink r:id="rId30" w:history="1">
+        <w:hyperlink r:id="rId31" w:history="1">
           <w:r>
             <w:rPr>
               <w:rStyle w:val="Hyperlink"/>
@@ -5315,7 +5293,7 @@
           <w:color w:val="0000FF"/>
           <w:sz w:val="24"/>
         </w:rPr>
-        <w:hyperlink r:id="rId30" w:history="1">
+        <w:hyperlink r:id="rId31" w:history="1">
           <w:r>
             <w:rPr>
               <w:rStyle w:val="Hyperlink"/>
@@ -5412,7 +5390,7 @@
           <w:color w:val="0000FF"/>
           <w:sz w:val="24"/>
         </w:rPr>
-        <w:hyperlink r:id="rId31" w:history="1">
+        <w:hyperlink r:id="rId32" w:history="1">
           <w:r>
             <w:rPr>
               <w:rStyle w:val="Hyperlink"/>
@@ -5429,7 +5407,7 @@
           <w:color w:val="0000FF"/>
           <w:sz w:val="24"/>
         </w:rPr>
-        <w:hyperlink r:id="rId31" w:history="1">
+        <w:hyperlink r:id="rId32" w:history="1">
           <w:r>
             <w:rPr>
               <w:rStyle w:val="Hyperlink"/>
@@ -5549,7 +5527,7 @@
           <w:color w:val="0000FF"/>
           <w:sz w:val="24"/>
         </w:rPr>
-        <w:hyperlink r:id="rId32" w:history="1">
+        <w:hyperlink r:id="rId33" w:history="1">
           <w:r>
             <w:rPr>
               <w:rStyle w:val="Hyperlink"/>
@@ -5566,7 +5544,7 @@
           <w:color w:val="0000FF"/>
           <w:sz w:val="24"/>
         </w:rPr>
-        <w:hyperlink r:id="rId32" w:history="1">
+        <w:hyperlink r:id="rId33" w:history="1">
           <w:r>
             <w:rPr>
               <w:rStyle w:val="Hyperlink"/>
@@ -5694,7 +5672,7 @@
           <w:sz w:val="24"/>
           <w:u w:val="single"/>
         </w:rPr>
-        <w:hyperlink r:id="rId33" w:history="1">
+        <w:hyperlink r:id="rId34" w:history="1">
           <w:r>
             <w:rPr>
               <w:rStyle w:val="Hyperlink"/>
@@ -5712,7 +5690,7 @@
           <w:sz w:val="24"/>
           <w:u w:val="single"/>
         </w:rPr>
-        <w:hyperlink r:id="rId33" w:history="1">
+        <w:hyperlink r:id="rId34" w:history="1">
           <w:r>
             <w:rPr>
               <w:rStyle w:val="Hyperlink"/>
@@ -5730,7 +5708,7 @@
           <w:sz w:val="24"/>
           <w:u w:val="single"/>
         </w:rPr>
-        <w:hyperlink r:id="rId33" w:history="1">
+        <w:hyperlink r:id="rId34" w:history="1">
           <w:r>
             <w:rPr>
               <w:rStyle w:val="Hyperlink"/>
@@ -5758,7 +5736,7 @@
           <w:sz w:val="24"/>
           <w:u w:val="single"/>
         </w:rPr>
-        <w:hyperlink r:id="rId34" w:history="1">
+        <w:hyperlink r:id="rId35" w:history="1">
           <w:r>
             <w:rPr>
               <w:rStyle w:val="Hyperlink"/>
@@ -5787,7 +5765,7 @@
           <w:sz w:val="24"/>
           <w:u w:val="single"/>
         </w:rPr>
-        <w:hyperlink r:id="rId34" w:history="1">
+        <w:hyperlink r:id="rId35" w:history="1">
           <w:r>
             <w:rPr>
               <w:rStyle w:val="Hyperlink"/>
@@ -5914,7 +5892,7 @@
           <w:sz w:val="24"/>
           <w:u w:val="single"/>
         </w:rPr>
-        <w:hyperlink r:id="rId35" w:history="1">
+        <w:hyperlink r:id="rId36" w:history="1">
           <w:r>
             <w:rPr>
               <w:rStyle w:val="Hyperlink"/>
@@ -5943,7 +5921,7 @@
           <w:sz w:val="24"/>
           <w:u w:val="single"/>
         </w:rPr>
-        <w:hyperlink r:id="rId35" w:history="1">
+        <w:hyperlink r:id="rId36" w:history="1">
           <w:r>
             <w:rPr>
               <w:rStyle w:val="Hyperlink"/>
@@ -5971,7 +5949,7 @@
           <w:sz w:val="24"/>
           <w:u w:val="single"/>
         </w:rPr>
-        <w:hyperlink r:id="rId36" w:history="1">
+        <w:hyperlink r:id="rId37" w:history="1">
           <w:r>
             <w:rPr>
               <w:rStyle w:val="Hyperlink"/>
@@ -5989,7 +5967,7 @@
           <w:sz w:val="24"/>
           <w:u w:val="single"/>
         </w:rPr>
-        <w:hyperlink r:id="rId36" w:history="1">
+        <w:hyperlink r:id="rId37" w:history="1">
           <w:r>
             <w:rPr>
               <w:rStyle w:val="Hyperlink"/>
@@ -6007,7 +5985,7 @@
           <w:sz w:val="24"/>
           <w:u w:val="single"/>
         </w:rPr>
-        <w:hyperlink r:id="rId36" w:history="1">
+        <w:hyperlink r:id="rId37" w:history="1">
           <w:r>
             <w:rPr>
               <w:rStyle w:val="Hyperlink"/>
@@ -6025,7 +6003,7 @@
           <w:sz w:val="24"/>
           <w:u w:val="single"/>
         </w:rPr>
-        <w:hyperlink r:id="rId36" w:history="1">
+        <w:hyperlink r:id="rId37" w:history="1">
           <w:r>
             <w:rPr>
               <w:rStyle w:val="Hyperlink"/>
@@ -6043,7 +6021,7 @@
           <w:sz w:val="24"/>
           <w:u w:val="single"/>
         </w:rPr>
-        <w:hyperlink r:id="rId36" w:history="1">
+        <w:hyperlink r:id="rId37" w:history="1">
           <w:r>
             <w:rPr>
               <w:rStyle w:val="Hyperlink"/>
@@ -6079,7 +6057,7 @@
           <w:sz w:val="24"/>
           <w:u w:val="single"/>
         </w:rPr>
-        <w:hyperlink r:id="rId36" w:history="1">
+        <w:hyperlink r:id="rId37" w:history="1">
           <w:r>
             <w:rPr>
               <w:rStyle w:val="Hyperlink"/>
@@ -6187,7 +6165,7 @@
           <w:sz w:val="24"/>
           <w:u w:val="single"/>
         </w:rPr>
-        <w:hyperlink r:id="rId37" w:history="1">
+        <w:hyperlink r:id="rId38" w:history="1">
           <w:r>
             <w:rPr>
               <w:rStyle w:val="Hyperlink"/>
@@ -6205,7 +6183,7 @@
           <w:sz w:val="24"/>
           <w:u w:val="single"/>
         </w:rPr>
-        <w:hyperlink r:id="rId37" w:history="1">
+        <w:hyperlink r:id="rId38" w:history="1">
           <w:r>
             <w:rPr>
               <w:rStyle w:val="Hyperlink"/>
@@ -6223,7 +6201,7 @@
           <w:sz w:val="24"/>
           <w:u w:val="single"/>
         </w:rPr>
-        <w:hyperlink r:id="rId37" w:history="1">
+        <w:hyperlink r:id="rId38" w:history="1">
           <w:r>
             <w:rPr>
               <w:rStyle w:val="Hyperlink"/>
@@ -6241,7 +6219,7 @@
           <w:sz w:val="24"/>
           <w:u w:val="single"/>
         </w:rPr>
-        <w:hyperlink r:id="rId37" w:history="1">
+        <w:hyperlink r:id="rId38" w:history="1">
           <w:r>
             <w:rPr>
               <w:rStyle w:val="Hyperlink"/>
@@ -6269,7 +6247,7 @@
           <w:sz w:val="24"/>
           <w:u w:val="single"/>
         </w:rPr>
-        <w:hyperlink r:id="rId38" w:history="1">
+        <w:hyperlink r:id="rId39" w:history="1">
           <w:r>
             <w:rPr>
               <w:rStyle w:val="Hyperlink"/>
@@ -6298,7 +6276,7 @@
           <w:sz w:val="24"/>
           <w:u w:val="single"/>
         </w:rPr>
-        <w:hyperlink r:id="rId38" w:history="1">
+        <w:hyperlink r:id="rId39" w:history="1">
           <w:r>
             <w:rPr>
               <w:rStyle w:val="Hyperlink"/>
@@ -6426,7 +6404,7 @@
           <w:sz w:val="24"/>
           <w:u w:val="single"/>
         </w:rPr>
-        <w:hyperlink r:id="rId39" w:history="1">
+        <w:hyperlink r:id="rId40" w:history="1">
           <w:r>
             <w:rPr>
               <w:rStyle w:val="Hyperlink"/>
@@ -6444,7 +6422,7 @@
           <w:sz w:val="24"/>
           <w:u w:val="single"/>
         </w:rPr>
-        <w:hyperlink r:id="rId39" w:history="1">
+        <w:hyperlink r:id="rId40" w:history="1">
           <w:r>
             <w:rPr>
               <w:rStyle w:val="Hyperlink"/>
@@ -6572,7 +6550,7 @@
           <w:sz w:val="24"/>
           <w:u w:val="single"/>
         </w:rPr>
-        <w:hyperlink r:id="rId40" w:history="1">
+        <w:hyperlink r:id="rId41" w:history="1">
           <w:r>
             <w:rPr>
               <w:rStyle w:val="Hyperlink"/>
@@ -6590,7 +6568,7 @@
           <w:sz w:val="24"/>
           <w:u w:val="single"/>
         </w:rPr>
-        <w:hyperlink r:id="rId40" w:history="1">
+        <w:hyperlink r:id="rId41" w:history="1">
           <w:r>
             <w:rPr>
               <w:rStyle w:val="Hyperlink"/>
@@ -6608,7 +6586,7 @@
           <w:sz w:val="24"/>
           <w:u w:val="single"/>
         </w:rPr>
-        <w:hyperlink r:id="rId40" w:history="1">
+        <w:hyperlink r:id="rId41" w:history="1">
           <w:r>
             <w:rPr>
               <w:rStyle w:val="Hyperlink"/>
@@ -6626,7 +6604,7 @@
           <w:sz w:val="24"/>
           <w:u w:val="single"/>
         </w:rPr>
-        <w:hyperlink r:id="rId40" w:history="1">
+        <w:hyperlink r:id="rId41" w:history="1">
           <w:r>
             <w:rPr>
               <w:rStyle w:val="Hyperlink"/>
@@ -6744,7 +6722,7 @@
           <w:sz w:val="24"/>
           <w:u w:val="single"/>
         </w:rPr>
-        <w:hyperlink r:id="rId41" w:history="1">
+        <w:hyperlink r:id="rId42" w:history="1">
           <w:r>
             <w:rPr>
               <w:rStyle w:val="Hyperlink"/>
@@ -6762,7 +6740,7 @@
           <w:sz w:val="24"/>
           <w:u w:val="single"/>
         </w:rPr>
-        <w:hyperlink r:id="rId41" w:history="1">
+        <w:hyperlink r:id="rId42" w:history="1">
           <w:r>
             <w:rPr>
               <w:rStyle w:val="Hyperlink"/>
@@ -6780,7 +6758,7 @@
           <w:sz w:val="24"/>
           <w:u w:val="single"/>
         </w:rPr>
-        <w:hyperlink r:id="rId41" w:history="1">
+        <w:hyperlink r:id="rId42" w:history="1">
           <w:r>
             <w:rPr>
               <w:rStyle w:val="Hyperlink"/>
@@ -6798,7 +6776,7 @@
           <w:sz w:val="24"/>
           <w:u w:val="single"/>
         </w:rPr>
-        <w:hyperlink r:id="rId41" w:history="1">
+        <w:hyperlink r:id="rId42" w:history="1">
           <w:r>
             <w:rPr>
               <w:rStyle w:val="Hyperlink"/>
@@ -6826,7 +6804,7 @@
           <w:sz w:val="24"/>
           <w:u w:val="single"/>
         </w:rPr>
-        <w:hyperlink r:id="rId42" w:history="1">
+        <w:hyperlink r:id="rId43" w:history="1">
           <w:r>
             <w:rPr>
               <w:rStyle w:val="Hyperlink"/>
@@ -6884,14 +6862,20 @@
       </w:r>
       <w:r>
         <w:rPr>
-          <w:u w:val="single" w:color="0000ff"/>
           <w:rFonts w:ascii="Charis SIL Regular" w:hAnsi="Charis SIL Regular" w:eastAsia="Charis SIL Regular"/>
           <w:b w:val="0"/>
           <w:i w:val="0"/>
           <w:color w:val="000000"/>
           <w:sz w:val="24"/>
         </w:rPr>
-        <w:t xml:space="preserve">, </w:t>
+        <w:hyperlink r:id="rId42" w:history="1">
+          <w:r>
+            <w:rPr>
+              <w:rStyle w:val="Hyperlink"/>
+            </w:rPr>
+            <w:t xml:space="preserve">, </w:t>
+          </w:r>
+        </w:hyperlink>
       </w:r>
       <w:r>
         <w:rPr>
@@ -6902,7 +6886,7 @@
           <w:sz w:val="24"/>
           <w:u w:val="single"/>
         </w:rPr>
-        <w:hyperlink r:id="rId43" w:history="1">
+        <w:hyperlink r:id="rId42" w:history="1">
           <w:r>
             <w:rPr>
               <w:rStyle w:val="Hyperlink"/>
@@ -6931,7 +6915,7 @@
           <w:sz w:val="24"/>
           <w:u w:val="single"/>
         </w:rPr>
-        <w:hyperlink r:id="rId43" w:history="1">
+        <w:hyperlink r:id="rId42" w:history="1">
           <w:r>
             <w:rPr>
               <w:rStyle w:val="Hyperlink"/>

--- a/EXPORTS/DOCX/published/niveau3/English/KKZ.docx
+++ b/EXPORTS/DOCX/published/niveau3/English/KKZ.docx
@@ -1241,7 +1241,24 @@
           <w:color w:val="000000"/>
           <w:sz w:val="24"/>
         </w:rPr>
-        <w:t>RV</w:t>
+        <w:hyperlink r:id="rId14" w:history="1">
+          <w:r>
+            <w:rPr>
+              <w:rStyle w:val="Hyperlink"/>
+            </w:rPr>
+            <w:t>R</w:t>
+          </w:r>
+        </w:hyperlink>
+      </w:r>
+      <w:r>
+        <w:rPr>
+          <w:rFonts w:ascii="Charis SIL Italic" w:hAnsi="Charis SIL Italic" w:eastAsia="Charis SIL Italic"/>
+          <w:b w:val="0"/>
+          <w:i/>
+          <w:color w:val="000000"/>
+          <w:sz w:val="24"/>
+        </w:rPr>
+        <w:t>V</w:t>
       </w:r>
       <w:r>
         <w:rPr>
@@ -1489,7 +1506,6 @@
           <w:i w:val="0"/>
           <w:color w:val="0000FF"/>
           <w:sz w:val="24"/>
-          <w:u w:val="single"/>
         </w:rPr>
         <w:hyperlink r:id="rId15" w:history="1">
           <w:r>
@@ -1747,7 +1763,6 @@
           <w:i w:val="0"/>
           <w:color w:val="0000FF"/>
           <w:sz w:val="24"/>
-          <w:u w:val="single"/>
         </w:rPr>
         <w:hyperlink r:id="rId16" w:history="1">
           <w:r>
@@ -1825,7 +1840,7 @@
           <w:sz w:val="24"/>
           <w:u w:val="single"/>
         </w:rPr>
-        <w:hyperlink r:id="rId16" w:history="1">
+        <w:hyperlink r:id="rId15" w:history="1">
           <w:r>
             <w:rPr>
               <w:rStyle w:val="Hyperlink"/>
@@ -1843,7 +1858,7 @@
           <w:sz w:val="24"/>
           <w:u w:val="single"/>
         </w:rPr>
-        <w:hyperlink r:id="rId16" w:history="1">
+        <w:hyperlink r:id="rId15" w:history="1">
           <w:r>
             <w:rPr>
               <w:rStyle w:val="Hyperlink"/>
@@ -1861,7 +1876,7 @@
           <w:sz w:val="24"/>
           <w:u w:val="single"/>
         </w:rPr>
-        <w:hyperlink r:id="rId16" w:history="1">
+        <w:hyperlink r:id="rId15" w:history="1">
           <w:r>
             <w:rPr>
               <w:rStyle w:val="Hyperlink"/>
@@ -1872,7 +1887,6 @@
       </w:r>
       <w:r>
         <w:rPr>
-          <w:u w:val="single" w:color="0000ff"/>
           <w:rFonts w:ascii="Charis SIL Regular" w:hAnsi="Charis SIL Regular" w:eastAsia="Charis SIL Regular"/>
           <w:b w:val="0"/>
           <w:i w:val="0"/>
@@ -1890,7 +1904,7 @@
           <w:sz w:val="24"/>
           <w:u w:val="single"/>
         </w:rPr>
-        <w:hyperlink r:id="rId17" w:history="1">
+        <w:hyperlink r:id="rId15" w:history="1">
           <w:r>
             <w:rPr>
               <w:rStyle w:val="Hyperlink"/>
@@ -2069,6 +2083,7 @@
           <w:i w:val="0"/>
           <w:color w:val="0000FF"/>
           <w:sz w:val="24"/>
+          <w:u w:val="single"/>
         </w:rPr>
         <w:hyperlink r:id="rId17" w:history="1">
           <w:r>
@@ -2088,7 +2103,7 @@
           <w:sz w:val="24"/>
           <w:u w:val="single"/>
         </w:rPr>
-        <w:hyperlink r:id="rId17" w:history="1">
+        <w:hyperlink r:id="rId16" w:history="1">
           <w:r>
             <w:rPr>
               <w:rStyle w:val="Hyperlink"/>
@@ -2135,6 +2150,193 @@
           <w:sz w:val="24"/>
           <w:u w:val="single"/>
         </w:rPr>
+        <w:hyperlink r:id="rId16" w:history="1">
+          <w:r>
+            <w:rPr>
+              <w:rStyle w:val="Hyperlink"/>
+            </w:rPr>
+            <w:t>e</w:t>
+          </w:r>
+        </w:hyperlink>
+      </w:r>
+      <w:r>
+        <w:rPr>
+          <w:rFonts w:ascii="Charis SIL Regular" w:hAnsi="Charis SIL Regular" w:eastAsia="Charis SIL Regular"/>
+          <w:b w:val="0"/>
+          <w:i w:val="0"/>
+          <w:color w:val="0000FF"/>
+          <w:sz w:val="24"/>
+          <w:u w:val="single"/>
+        </w:rPr>
+        <w:hyperlink r:id="rId16" w:history="1">
+          <w:r>
+            <w:rPr>
+              <w:rStyle w:val="Hyperlink"/>
+            </w:rPr>
+            <w:t>nen</w:t>
+          </w:r>
+        </w:hyperlink>
+      </w:r>
+      <w:r>
+        <w:rPr>
+          <w:rFonts w:ascii="Charis SIL Regular" w:hAnsi="Charis SIL Regular" w:eastAsia="Charis SIL Regular"/>
+          <w:b w:val="0"/>
+          <w:i w:val="0"/>
+          <w:color w:val="000000"/>
+          <w:sz w:val="24"/>
+        </w:rPr>
+        <w:t xml:space="preserve">, the </w:t>
+      </w:r>
+      <w:r>
+        <w:rPr>
+          <w:rFonts w:ascii="Charis SIL Regular" w:hAnsi="Charis SIL Regular" w:eastAsia="Charis SIL Regular"/>
+          <w:b w:val="0"/>
+          <w:i w:val="0"/>
+          <w:color w:val="0000FF"/>
+          <w:sz w:val="24"/>
+          <w:u w:val="single"/>
+        </w:rPr>
+        <w:hyperlink r:id="rId16" w:history="1">
+          <w:r>
+            <w:rPr>
+              <w:rStyle w:val="Hyperlink"/>
+            </w:rPr>
+            <w:t>Ri</w:t>
+          </w:r>
+        </w:hyperlink>
+      </w:r>
+      <w:r>
+        <w:rPr>
+          <w:rFonts w:ascii="Charis SIL Regular" w:hAnsi="Charis SIL Regular" w:eastAsia="Charis SIL Regular"/>
+          <w:b w:val="0"/>
+          <w:i w:val="0"/>
+          <w:color w:val="0000FF"/>
+          <w:sz w:val="24"/>
+          <w:u w:val="single"/>
+        </w:rPr>
+        <w:hyperlink r:id="rId16" w:history="1">
+          <w:r>
+            <w:rPr>
+              <w:rStyle w:val="Hyperlink"/>
+            </w:rPr>
+            <w:t>j</w:t>
+          </w:r>
+        </w:hyperlink>
+      </w:r>
+      <w:r>
+        <w:rPr>
+          <w:rFonts w:ascii="Charis SIL Regular" w:hAnsi="Charis SIL Regular" w:eastAsia="Charis SIL Regular"/>
+          <w:b w:val="0"/>
+          <w:i w:val="0"/>
+          <w:color w:val="0000FF"/>
+          <w:sz w:val="24"/>
+          <w:u w:val="single"/>
+        </w:rPr>
+        <w:hyperlink r:id="rId16" w:history="1">
+          <w:r>
+            <w:rPr>
+              <w:rStyle w:val="Hyperlink"/>
+            </w:rPr>
+            <w:t>ksmuseum</w:t>
+          </w:r>
+        </w:hyperlink>
+      </w:r>
+      <w:r>
+        <w:rPr>
+          <w:rFonts w:ascii="Charis SIL Regular" w:hAnsi="Charis SIL Regular" w:eastAsia="Charis SIL Regular"/>
+          <w:b w:val="0"/>
+          <w:i w:val="0"/>
+          <w:color w:val="0000FF"/>
+          <w:sz w:val="24"/>
+          <w:u w:val="single"/>
+        </w:rPr>
+        <w:t xml:space="preserve"> </w:t>
+      </w:r>
+      <w:r>
+        <w:rPr>
+          <w:rFonts w:ascii="Charis SIL Regular" w:hAnsi="Charis SIL Regular" w:eastAsia="Charis SIL Regular"/>
+          <w:b w:val="0"/>
+          <w:i w:val="0"/>
+          <w:color w:val="0000FF"/>
+          <w:sz w:val="24"/>
+          <w:u w:val="single"/>
+        </w:rPr>
+        <w:hyperlink r:id="rId18" w:history="1">
+          <w:r>
+            <w:rPr>
+              <w:rStyle w:val="Hyperlink"/>
+            </w:rPr>
+            <w:t>van</w:t>
+          </w:r>
+        </w:hyperlink>
+      </w:r>
+      <w:r>
+        <w:rPr>
+          <w:rFonts w:ascii="Charis SIL Regular" w:hAnsi="Charis SIL Regular" w:eastAsia="Charis SIL Regular"/>
+          <w:b w:val="0"/>
+          <w:i w:val="0"/>
+          <w:color w:val="0000FF"/>
+          <w:sz w:val="24"/>
+          <w:u w:val="single"/>
+        </w:rPr>
+        <w:t xml:space="preserve"> </w:t>
+      </w:r>
+      <w:r>
+        <w:rPr>
+          <w:rFonts w:ascii="Charis SIL Regular" w:hAnsi="Charis SIL Regular" w:eastAsia="Charis SIL Regular"/>
+          <w:b w:val="0"/>
+          <w:i w:val="0"/>
+          <w:color w:val="0000FF"/>
+          <w:sz w:val="24"/>
+          <w:u w:val="single"/>
+        </w:rPr>
+        <w:hyperlink r:id="rId17" w:history="1">
+          <w:r>
+            <w:rPr>
+              <w:rStyle w:val="Hyperlink"/>
+            </w:rPr>
+            <w:t>Natuurlijke</w:t>
+          </w:r>
+        </w:hyperlink>
+      </w:r>
+      <w:r>
+        <w:rPr>
+          <w:rFonts w:ascii="Charis SIL Regular" w:hAnsi="Charis SIL Regular" w:eastAsia="Charis SIL Regular"/>
+          <w:b w:val="0"/>
+          <w:i w:val="0"/>
+          <w:color w:val="0000FF"/>
+          <w:sz w:val="24"/>
+          <w:u w:val="single"/>
+        </w:rPr>
+        <w:t xml:space="preserve"> </w:t>
+      </w:r>
+      <w:r>
+        <w:rPr>
+          <w:rFonts w:ascii="Charis SIL Regular" w:hAnsi="Charis SIL Regular" w:eastAsia="Charis SIL Regular"/>
+          <w:b w:val="0"/>
+          <w:i w:val="0"/>
+          <w:color w:val="0000FF"/>
+          <w:sz w:val="24"/>
+          <w:u w:val="single"/>
+        </w:rPr>
+        <w:hyperlink r:id="rId17" w:history="1">
+          <w:r>
+            <w:rPr>
+              <w:rStyle w:val="Hyperlink"/>
+            </w:rPr>
+            <w:t>Histori</w:t>
+          </w:r>
+        </w:hyperlink>
+      </w:r>
+      <w:r>
+        <w:rPr>
+          <w:rFonts w:ascii="Charis SIL Regular" w:hAnsi="Charis SIL Regular" w:eastAsia="Charis SIL Regular"/>
+          <w:b w:val="0"/>
+          <w:i w:val="0"/>
+          <w:color w:val="0000FF"/>
+          <w:sz w:val="24"/>
+          <w:u w:val="single"/>
+        </w:rPr>
         <w:hyperlink r:id="rId17" w:history="1">
           <w:r>
             <w:rPr>
@@ -2146,211 +2348,6 @@
       </w:r>
       <w:r>
         <w:rPr>
-          <w:rFonts w:ascii="Charis SIL Regular" w:hAnsi="Charis SIL Regular" w:eastAsia="Charis SIL Regular"/>
-          <w:b w:val="0"/>
-          <w:i w:val="0"/>
-          <w:color w:val="0000FF"/>
-          <w:sz w:val="24"/>
-          <w:u w:val="single"/>
-        </w:rPr>
-        <w:hyperlink r:id="rId17" w:history="1">
-          <w:r>
-            <w:rPr>
-              <w:rStyle w:val="Hyperlink"/>
-            </w:rPr>
-            <w:t>nen</w:t>
-          </w:r>
-        </w:hyperlink>
-      </w:r>
-      <w:r>
-        <w:rPr>
-          <w:u w:val="single" w:color="0000ff"/>
-          <w:rFonts w:ascii="Charis SIL Regular" w:hAnsi="Charis SIL Regular" w:eastAsia="Charis SIL Regular"/>
-          <w:b w:val="0"/>
-          <w:i w:val="0"/>
-          <w:color w:val="000000"/>
-          <w:sz w:val="24"/>
-        </w:rPr>
-        <w:hyperlink r:id="rId16" w:history="1">
-          <w:r>
-            <w:rPr>
-              <w:rStyle w:val="Hyperlink"/>
-            </w:rPr>
-            <w:t>, the</w:t>
-          </w:r>
-        </w:hyperlink>
-      </w:r>
-      <w:r>
-        <w:rPr>
-          <w:u w:val="single" w:color="0000ff"/>
-          <w:rFonts w:ascii="Charis SIL Regular" w:hAnsi="Charis SIL Regular" w:eastAsia="Charis SIL Regular"/>
-          <w:b w:val="0"/>
-          <w:i w:val="0"/>
-          <w:color w:val="000000"/>
-          <w:sz w:val="24"/>
-        </w:rPr>
-        <w:t xml:space="preserve"> </w:t>
-      </w:r>
-      <w:r>
-        <w:rPr>
-          <w:rFonts w:ascii="Charis SIL Regular" w:hAnsi="Charis SIL Regular" w:eastAsia="Charis SIL Regular"/>
-          <w:b w:val="0"/>
-          <w:i w:val="0"/>
-          <w:color w:val="0000FF"/>
-          <w:sz w:val="24"/>
-          <w:u w:val="single"/>
-        </w:rPr>
-        <w:hyperlink r:id="rId18" w:history="1">
-          <w:r>
-            <w:rPr>
-              <w:rStyle w:val="Hyperlink"/>
-            </w:rPr>
-            <w:t>Ri</w:t>
-          </w:r>
-        </w:hyperlink>
-      </w:r>
-      <w:r>
-        <w:rPr>
-          <w:rFonts w:ascii="Charis SIL Regular" w:hAnsi="Charis SIL Regular" w:eastAsia="Charis SIL Regular"/>
-          <w:b w:val="0"/>
-          <w:i w:val="0"/>
-          <w:color w:val="0000FF"/>
-          <w:sz w:val="24"/>
-          <w:u w:val="single"/>
-        </w:rPr>
-        <w:hyperlink r:id="rId18" w:history="1">
-          <w:r>
-            <w:rPr>
-              <w:rStyle w:val="Hyperlink"/>
-            </w:rPr>
-            <w:t>j</w:t>
-          </w:r>
-        </w:hyperlink>
-      </w:r>
-      <w:r>
-        <w:rPr>
-          <w:rFonts w:ascii="Charis SIL Regular" w:hAnsi="Charis SIL Regular" w:eastAsia="Charis SIL Regular"/>
-          <w:b w:val="0"/>
-          <w:i w:val="0"/>
-          <w:color w:val="0000FF"/>
-          <w:sz w:val="24"/>
-          <w:u w:val="single"/>
-        </w:rPr>
-        <w:hyperlink r:id="rId18" w:history="1">
-          <w:r>
-            <w:rPr>
-              <w:rStyle w:val="Hyperlink"/>
-            </w:rPr>
-            <w:t>ksmuseum</w:t>
-          </w:r>
-        </w:hyperlink>
-      </w:r>
-      <w:r>
-        <w:rPr>
-          <w:rFonts w:ascii="Charis SIL Regular" w:hAnsi="Charis SIL Regular" w:eastAsia="Charis SIL Regular"/>
-          <w:b w:val="0"/>
-          <w:i w:val="0"/>
-          <w:color w:val="0000FF"/>
-          <w:sz w:val="24"/>
-          <w:u w:val="single"/>
-        </w:rPr>
-        <w:t xml:space="preserve"> </w:t>
-      </w:r>
-      <w:r>
-        <w:rPr>
-          <w:rFonts w:ascii="Charis SIL Regular" w:hAnsi="Charis SIL Regular" w:eastAsia="Charis SIL Regular"/>
-          <w:b w:val="0"/>
-          <w:i w:val="0"/>
-          <w:color w:val="0000FF"/>
-          <w:sz w:val="24"/>
-          <w:u w:val="single"/>
-        </w:rPr>
-        <w:hyperlink r:id="rId18" w:history="1">
-          <w:r>
-            <w:rPr>
-              <w:rStyle w:val="Hyperlink"/>
-            </w:rPr>
-            <w:t>van</w:t>
-          </w:r>
-        </w:hyperlink>
-      </w:r>
-      <w:r>
-        <w:rPr>
-          <w:rFonts w:ascii="Charis SIL Regular" w:hAnsi="Charis SIL Regular" w:eastAsia="Charis SIL Regular"/>
-          <w:b w:val="0"/>
-          <w:i w:val="0"/>
-          <w:color w:val="0000FF"/>
-          <w:sz w:val="24"/>
-        </w:rPr>
-        <w:t xml:space="preserve"> </w:t>
-      </w:r>
-      <w:r>
-        <w:rPr>
-          <w:rFonts w:ascii="Charis SIL Regular" w:hAnsi="Charis SIL Regular" w:eastAsia="Charis SIL Regular"/>
-          <w:b w:val="0"/>
-          <w:i w:val="0"/>
-          <w:color w:val="0000FF"/>
-          <w:sz w:val="24"/>
-          <w:u w:val="single"/>
-        </w:rPr>
-        <w:hyperlink r:id="rId17" w:history="1">
-          <w:r>
-            <w:rPr>
-              <w:rStyle w:val="Hyperlink"/>
-            </w:rPr>
-            <w:t>Natuurlijke</w:t>
-          </w:r>
-        </w:hyperlink>
-      </w:r>
-      <w:r>
-        <w:rPr>
-          <w:rFonts w:ascii="Charis SIL Regular" w:hAnsi="Charis SIL Regular" w:eastAsia="Charis SIL Regular"/>
-          <w:b w:val="0"/>
-          <w:i w:val="0"/>
-          <w:color w:val="0000FF"/>
-          <w:sz w:val="24"/>
-          <w:u w:val="single"/>
-        </w:rPr>
-        <w:t xml:space="preserve"> </w:t>
-      </w:r>
-      <w:r>
-        <w:rPr>
-          <w:rFonts w:ascii="Charis SIL Regular" w:hAnsi="Charis SIL Regular" w:eastAsia="Charis SIL Regular"/>
-          <w:b w:val="0"/>
-          <w:i w:val="0"/>
-          <w:color w:val="0000FF"/>
-          <w:sz w:val="24"/>
-          <w:u w:val="single"/>
-        </w:rPr>
-        <w:hyperlink r:id="rId17" w:history="1">
-          <w:r>
-            <w:rPr>
-              <w:rStyle w:val="Hyperlink"/>
-            </w:rPr>
-            <w:t>Histori</w:t>
-          </w:r>
-        </w:hyperlink>
-      </w:r>
-      <w:r>
-        <w:rPr>
-          <w:rFonts w:ascii="Charis SIL Regular" w:hAnsi="Charis SIL Regular" w:eastAsia="Charis SIL Regular"/>
-          <w:b w:val="0"/>
-          <w:i w:val="0"/>
-          <w:color w:val="0000FF"/>
-          <w:sz w:val="24"/>
-          <w:u w:val="single"/>
-        </w:rPr>
-        <w:hyperlink r:id="rId17" w:history="1">
-          <w:r>
-            <w:rPr>
-              <w:rStyle w:val="Hyperlink"/>
-            </w:rPr>
-            <w:t>e</w:t>
-          </w:r>
-        </w:hyperlink>
-      </w:r>
-      <w:r>
-        <w:rPr>
           <w:u w:val="single" w:color="0000ff"/>
           <w:rFonts w:ascii="Charis SIL Regular" w:hAnsi="Charis SIL Regular" w:eastAsia="Charis SIL Regular"/>
           <w:b w:val="0"/>
@@ -2376,35 +2373,7 @@
           <w:color w:val="000000"/>
           <w:sz w:val="24"/>
         </w:rPr>
-        <w:hyperlink r:id="rId17" w:history="1">
-          <w:r>
-            <w:rPr>
-              <w:rStyle w:val="Hyperlink"/>
-            </w:rPr>
-            <w:t>e</w:t>
-          </w:r>
-        </w:hyperlink>
-      </w:r>
-      <w:r>
-        <w:rPr>
-          <w:u w:val="single" w:color="0000ff"/>
-          <w:rFonts w:ascii="Charis SIL Regular" w:hAnsi="Charis SIL Regular" w:eastAsia="Charis SIL Regular"/>
-          <w:b w:val="0"/>
-          <w:i w:val="0"/>
-          <w:color w:val="000000"/>
-          <w:sz w:val="24"/>
-        </w:rPr>
-        <w:t xml:space="preserve"> </w:t>
-      </w:r>
-      <w:r>
-        <w:rPr>
-          <w:rFonts w:ascii="Charis SIL Regular" w:hAnsi="Charis SIL Regular" w:eastAsia="Charis SIL Regular"/>
-          <w:b w:val="0"/>
-          <w:i w:val="0"/>
-          <w:color w:val="0000FF"/>
-          <w:sz w:val="24"/>
-        </w:rPr>
-        <w:t xml:space="preserve">Rijksmuseum van </w:t>
+        <w:t xml:space="preserve">e </w:t>
       </w:r>
       <w:r>
         <w:rPr>
@@ -2420,7 +2389,7 @@
             <w:rPr>
               <w:rStyle w:val="Hyperlink"/>
             </w:rPr>
-            <w:t xml:space="preserve">Geologie </w:t>
+            <w:t>Rijksm</w:t>
           </w:r>
         </w:hyperlink>
       </w:r>
@@ -2433,7 +2402,137 @@
           <w:sz w:val="24"/>
           <w:u w:val="single"/>
         </w:rPr>
-        <w:hyperlink r:id="rId17" w:history="1">
+        <w:hyperlink r:id="rId19" w:history="1">
+          <w:r>
+            <w:rPr>
+              <w:rStyle w:val="Hyperlink"/>
+            </w:rPr>
+            <w:t>u</w:t>
+          </w:r>
+        </w:hyperlink>
+      </w:r>
+      <w:r>
+        <w:rPr>
+          <w:rFonts w:ascii="Charis SIL Regular" w:hAnsi="Charis SIL Regular" w:eastAsia="Charis SIL Regular"/>
+          <w:b w:val="0"/>
+          <w:i w:val="0"/>
+          <w:color w:val="0000FF"/>
+          <w:sz w:val="24"/>
+          <w:u w:val="single"/>
+        </w:rPr>
+        <w:hyperlink r:id="rId19" w:history="1">
+          <w:r>
+            <w:rPr>
+              <w:rStyle w:val="Hyperlink"/>
+            </w:rPr>
+            <w:t>seum</w:t>
+          </w:r>
+        </w:hyperlink>
+      </w:r>
+      <w:r>
+        <w:rPr>
+          <w:rFonts w:ascii="Charis SIL Regular" w:hAnsi="Charis SIL Regular" w:eastAsia="Charis SIL Regular"/>
+          <w:b w:val="0"/>
+          <w:i w:val="0"/>
+          <w:color w:val="0000FF"/>
+          <w:sz w:val="24"/>
+          <w:u w:val="single"/>
+        </w:rPr>
+        <w:t xml:space="preserve"> </w:t>
+      </w:r>
+      <w:r>
+        <w:rPr>
+          <w:rFonts w:ascii="Charis SIL Regular" w:hAnsi="Charis SIL Regular" w:eastAsia="Charis SIL Regular"/>
+          <w:b w:val="0"/>
+          <w:i w:val="0"/>
+          <w:color w:val="0000FF"/>
+          <w:sz w:val="24"/>
+          <w:u w:val="single"/>
+        </w:rPr>
+        <w:hyperlink r:id="rId19" w:history="1">
+          <w:r>
+            <w:rPr>
+              <w:rStyle w:val="Hyperlink"/>
+            </w:rPr>
+            <w:t>van</w:t>
+          </w:r>
+        </w:hyperlink>
+      </w:r>
+      <w:r>
+        <w:rPr>
+          <w:rFonts w:ascii="Charis SIL Regular" w:hAnsi="Charis SIL Regular" w:eastAsia="Charis SIL Regular"/>
+          <w:b w:val="0"/>
+          <w:i w:val="0"/>
+          <w:color w:val="0000FF"/>
+          <w:sz w:val="24"/>
+          <w:u w:val="single"/>
+        </w:rPr>
+        <w:t xml:space="preserve"> </w:t>
+      </w:r>
+      <w:r>
+        <w:rPr>
+          <w:rFonts w:ascii="Charis SIL Regular" w:hAnsi="Charis SIL Regular" w:eastAsia="Charis SIL Regular"/>
+          <w:b w:val="0"/>
+          <w:i w:val="0"/>
+          <w:color w:val="0000FF"/>
+          <w:sz w:val="24"/>
+          <w:u w:val="single"/>
+        </w:rPr>
+        <w:hyperlink r:id="rId19" w:history="1">
+          <w:r>
+            <w:rPr>
+              <w:rStyle w:val="Hyperlink"/>
+            </w:rPr>
+            <w:t>G</w:t>
+          </w:r>
+        </w:hyperlink>
+      </w:r>
+      <w:r>
+        <w:rPr>
+          <w:rFonts w:ascii="Charis SIL Regular" w:hAnsi="Charis SIL Regular" w:eastAsia="Charis SIL Regular"/>
+          <w:b w:val="0"/>
+          <w:i w:val="0"/>
+          <w:color w:val="0000FF"/>
+          <w:sz w:val="24"/>
+          <w:u w:val="single"/>
+        </w:rPr>
+        <w:hyperlink r:id="rId19" w:history="1">
+          <w:r>
+            <w:rPr>
+              <w:rStyle w:val="Hyperlink"/>
+            </w:rPr>
+            <w:t>eo</w:t>
+          </w:r>
+        </w:hyperlink>
+      </w:r>
+      <w:r>
+        <w:rPr>
+          <w:rFonts w:ascii="Charis SIL Regular" w:hAnsi="Charis SIL Regular" w:eastAsia="Charis SIL Regular"/>
+          <w:b w:val="0"/>
+          <w:i w:val="0"/>
+          <w:color w:val="0000FF"/>
+          <w:sz w:val="24"/>
+          <w:u w:val="single"/>
+        </w:rPr>
+        <w:hyperlink r:id="rId19" w:history="1">
+          <w:r>
+            <w:rPr>
+              <w:rStyle w:val="Hyperlink"/>
+            </w:rPr>
+            <w:t xml:space="preserve">logie </w:t>
+          </w:r>
+        </w:hyperlink>
+      </w:r>
+      <w:r>
+        <w:rPr>
+          <w:rFonts w:ascii="Charis SIL Regular" w:hAnsi="Charis SIL Regular" w:eastAsia="Charis SIL Regular"/>
+          <w:b w:val="0"/>
+          <w:i w:val="0"/>
+          <w:color w:val="0000FF"/>
+          <w:sz w:val="24"/>
+          <w:u w:val="single"/>
+        </w:rPr>
+        <w:hyperlink r:id="rId19" w:history="1">
           <w:r>
             <w:rPr>
               <w:rStyle w:val="Hyperlink"/>
@@ -2462,7 +2561,7 @@
           <w:sz w:val="24"/>
           <w:u w:val="single"/>
         </w:rPr>
-        <w:hyperlink r:id="rId17" w:history="1">
+        <w:hyperlink r:id="rId19" w:history="1">
           <w:r>
             <w:rPr>
               <w:rStyle w:val="Hyperlink"/>
@@ -2519,6 +2618,7 @@
       </w:r>
       <w:r>
         <w:rPr>
+          <w:u w:val="single" w:color="0000ff"/>
           <w:rFonts w:ascii="Charis SIL Regular" w:hAnsi="Charis SIL Regular" w:eastAsia="Charis SIL Regular"/>
           <w:b w:val="0"/>
           <w:i w:val="0"/>
@@ -2543,7 +2643,7 @@
           <w:sz w:val="24"/>
           <w:u w:val="single"/>
         </w:rPr>
-        <w:hyperlink r:id="rId18" w:history="1">
+        <w:hyperlink r:id="rId20" w:history="1">
           <w:r>
             <w:rPr>
               <w:rStyle w:val="Hyperlink"/>
@@ -3049,7 +3149,50 @@
           <w:color w:val="000000"/>
           <w:sz w:val="24"/>
         </w:rPr>
-        <w:t xml:space="preserve">ng this </w:t>
+        <w:hyperlink r:id="rId22" w:history="1">
+          <w:r>
+            <w:rPr>
+              <w:rStyle w:val="Hyperlink"/>
+            </w:rPr>
+            <w:t>ng t</w:t>
+          </w:r>
+        </w:hyperlink>
+      </w:r>
+      <w:r>
+        <w:rPr>
+          <w:u w:val="single" w:color="0000ff"/>
+          <w:rFonts w:ascii="Charis SIL Regular" w:hAnsi="Charis SIL Regular" w:eastAsia="Charis SIL Regular"/>
+          <w:b w:val="0"/>
+          <w:i w:val="0"/>
+          <w:color w:val="000000"/>
+          <w:sz w:val="24"/>
+        </w:rPr>
+        <w:hyperlink r:id="rId22" w:history="1">
+          <w:r>
+            <w:rPr>
+              <w:rStyle w:val="Hyperlink"/>
+            </w:rPr>
+            <w:t>h</w:t>
+          </w:r>
+        </w:hyperlink>
+      </w:r>
+      <w:r>
+        <w:rPr>
+          <w:u w:val="single" w:color="0000ff"/>
+          <w:rFonts w:ascii="Charis SIL Regular" w:hAnsi="Charis SIL Regular" w:eastAsia="Charis SIL Regular"/>
+          <w:b w:val="0"/>
+          <w:i w:val="0"/>
+          <w:color w:val="000000"/>
+          <w:sz w:val="24"/>
+        </w:rPr>
+        <w:hyperlink r:id="rId22" w:history="1">
+          <w:r>
+            <w:rPr>
+              <w:rStyle w:val="Hyperlink"/>
+            </w:rPr>
+            <w:t xml:space="preserve">is </w:t>
+          </w:r>
+        </w:hyperlink>
       </w:r>
       <w:r>
         <w:rPr>
@@ -3246,7 +3389,25 @@
           <w:color w:val="000000"/>
           <w:sz w:val="24"/>
         </w:rPr>
-        <w:t>ffer</w:t>
+        <w:t>ff</w:t>
+      </w:r>
+      <w:r>
+        <w:rPr>
+          <w:u w:val="single" w:color="0000ff"/>
+          <w:rFonts w:ascii="Charis SIL Regular" w:hAnsi="Charis SIL Regular" w:eastAsia="Charis SIL Regular"/>
+          <w:b w:val="0"/>
+          <w:i w:val="0"/>
+          <w:color w:val="000000"/>
+          <w:sz w:val="24"/>
+        </w:rPr>
+        <w:hyperlink r:id="rId23" w:history="1">
+          <w:r>
+            <w:rPr>
+              <w:rStyle w:val="Hyperlink"/>
+            </w:rPr>
+            <w:t>er</w:t>
+          </w:r>
+        </w:hyperlink>
       </w:r>
       <w:r>
         <w:rPr>
@@ -3695,107 +3856,7 @@
           <w:color w:val="000000"/>
           <w:sz w:val="24"/>
         </w:rPr>
-        <w:t>by officials of the Ministry of the Interior that a</w:t>
-      </w:r>
-      <w:r>
-        <w:rPr>
-          <w:u w:val="single" w:color="0000ff"/>
-          <w:rFonts w:ascii="Charis SIL Regular" w:hAnsi="Charis SIL Regular" w:eastAsia="Charis SIL Regular"/>
-          <w:b w:val="0"/>
-          <w:i w:val="0"/>
-          <w:color w:val="000000"/>
-          <w:sz w:val="24"/>
-        </w:rPr>
-        <w:hyperlink r:id="rId25" w:history="1">
-          <w:r>
-            <w:rPr>
-              <w:rStyle w:val="Hyperlink"/>
-            </w:rPr>
-            <w:t>re releva</w:t>
-          </w:r>
-        </w:hyperlink>
-      </w:r>
-      <w:r>
-        <w:rPr>
-          <w:u w:val="single" w:color="0000ff"/>
-          <w:rFonts w:ascii="Charis SIL Regular" w:hAnsi="Charis SIL Regular" w:eastAsia="Charis SIL Regular"/>
-          <w:b w:val="0"/>
-          <w:i w:val="0"/>
-          <w:color w:val="000000"/>
-          <w:sz w:val="24"/>
-        </w:rPr>
-        <w:hyperlink r:id="rId25" w:history="1">
-          <w:r>
-            <w:rPr>
-              <w:rStyle w:val="Hyperlink"/>
-            </w:rPr>
-            <w:t>n</w:t>
-          </w:r>
-        </w:hyperlink>
-      </w:r>
-      <w:r>
-        <w:rPr>
-          <w:u w:val="single" w:color="0000ff"/>
-          <w:rFonts w:ascii="Charis SIL Regular" w:hAnsi="Charis SIL Regular" w:eastAsia="Charis SIL Regular"/>
-          <w:b w:val="0"/>
-          <w:i w:val="0"/>
-          <w:color w:val="000000"/>
-          <w:sz w:val="24"/>
-        </w:rPr>
-        <w:hyperlink r:id="rId25" w:history="1">
-          <w:r>
-            <w:rPr>
-              <w:rStyle w:val="Hyperlink"/>
-            </w:rPr>
-            <w:t>t to rese</w:t>
-          </w:r>
-        </w:hyperlink>
-      </w:r>
-      <w:r>
-        <w:rPr>
-          <w:u w:val="single" w:color="0000ff"/>
-          <w:rFonts w:ascii="Charis SIL Regular" w:hAnsi="Charis SIL Regular" w:eastAsia="Charis SIL Regular"/>
-          <w:b w:val="0"/>
-          <w:i w:val="0"/>
-          <w:color w:val="000000"/>
-          <w:sz w:val="24"/>
-        </w:rPr>
-        <w:hyperlink r:id="rId25" w:history="1">
-          <w:r>
-            <w:rPr>
-              <w:rStyle w:val="Hyperlink"/>
-            </w:rPr>
-            <w:t>a</w:t>
-          </w:r>
-        </w:hyperlink>
-      </w:r>
-      <w:r>
-        <w:rPr>
-          <w:u w:val="single" w:color="0000ff"/>
-          <w:rFonts w:ascii="Charis SIL Regular" w:hAnsi="Charis SIL Regular" w:eastAsia="Charis SIL Regular"/>
-          <w:b w:val="0"/>
-          <w:i w:val="0"/>
-          <w:color w:val="000000"/>
-          <w:sz w:val="24"/>
-        </w:rPr>
-        <w:hyperlink r:id="rId25" w:history="1">
-          <w:r>
-            <w:rPr>
-              <w:rStyle w:val="Hyperlink"/>
-            </w:rPr>
-            <w:t>rc</w:t>
-          </w:r>
-        </w:hyperlink>
-      </w:r>
-      <w:r>
-        <w:rPr>
-          <w:rFonts w:ascii="Charis SIL Regular" w:hAnsi="Charis SIL Regular" w:eastAsia="Charis SIL Regular"/>
-          <w:b w:val="0"/>
-          <w:i w:val="0"/>
-          <w:color w:val="000000"/>
-          <w:sz w:val="24"/>
-        </w:rPr>
-        <w:t>h in</w:t>
+        <w:t>by officials of the Ministry of the Interior that are relevant to research in</w:t>
       </w:r>
       <w:r>
         <w:rPr>
@@ -5084,7 +5145,7 @@
             <w:rPr>
               <w:rStyle w:val="Hyperlink"/>
             </w:rPr>
-            <w:t>f</w:t>
+            <w:t>fil</w:t>
           </w:r>
         </w:hyperlink>
       </w:r>
@@ -5096,41 +5157,6 @@
           <w:color w:val="0000FF"/>
           <w:sz w:val="24"/>
           <w:u w:val="single"/>
-        </w:rPr>
-        <w:hyperlink r:id="rId30" w:history="1">
-          <w:r>
-            <w:rPr>
-              <w:rStyle w:val="Hyperlink"/>
-            </w:rPr>
-            <w:t>i</w:t>
-          </w:r>
-        </w:hyperlink>
-      </w:r>
-      <w:r>
-        <w:rPr>
-          <w:rFonts w:ascii="Charis SIL Regular" w:hAnsi="Charis SIL Regular" w:eastAsia="Charis SIL Regular"/>
-          <w:b w:val="0"/>
-          <w:i w:val="0"/>
-          <w:color w:val="0000FF"/>
-          <w:sz w:val="24"/>
-          <w:u w:val="single"/>
-        </w:rPr>
-        <w:hyperlink r:id="rId30" w:history="1">
-          <w:r>
-            <w:rPr>
-              <w:rStyle w:val="Hyperlink"/>
-            </w:rPr>
-            <w:t>l</w:t>
-          </w:r>
-        </w:hyperlink>
-      </w:r>
-      <w:r>
-        <w:rPr>
-          <w:rFonts w:ascii="Charis SIL Regular" w:hAnsi="Charis SIL Regular" w:eastAsia="Charis SIL Regular"/>
-          <w:b w:val="0"/>
-          <w:i w:val="0"/>
-          <w:color w:val="0000FF"/>
-          <w:sz w:val="24"/>
         </w:rPr>
         <w:hyperlink r:id="rId30" w:history="1">
           <w:r>
@@ -5150,25 +5176,59 @@
           <w:sz w:val="24"/>
           <w:u w:val="single"/>
         </w:rPr>
-        <w:t>/</w:t>
-      </w:r>
-      <w:r>
-        <w:rPr>
-          <w:rFonts w:ascii="Charis SIL Regular" w:hAnsi="Charis SIL Regular" w:eastAsia="Charis SIL Regular"/>
-          <w:b w:val="0"/>
-          <w:i w:val="0"/>
-          <w:color w:val="0000FF"/>
-          <w:sz w:val="24"/>
-          <w:u w:val="single"/>
-        </w:rPr>
         <w:hyperlink r:id="rId30" w:history="1">
           <w:r>
             <w:rPr>
               <w:rStyle w:val="Hyperlink"/>
             </w:rPr>
-            <w:t>NL-</w:t>
+            <w:t>/</w:t>
           </w:r>
         </w:hyperlink>
+      </w:r>
+      <w:r>
+        <w:rPr>
+          <w:rFonts w:ascii="Charis SIL Regular" w:hAnsi="Charis SIL Regular" w:eastAsia="Charis SIL Regular"/>
+          <w:b w:val="0"/>
+          <w:i w:val="0"/>
+          <w:color w:val="0000FF"/>
+          <w:sz w:val="24"/>
+          <w:u w:val="single"/>
+        </w:rPr>
+        <w:hyperlink r:id="rId30" w:history="1">
+          <w:r>
+            <w:rPr>
+              <w:rStyle w:val="Hyperlink"/>
+            </w:rPr>
+            <w:t>N</w:t>
+          </w:r>
+        </w:hyperlink>
+      </w:r>
+      <w:r>
+        <w:rPr>
+          <w:rFonts w:ascii="Charis SIL Regular" w:hAnsi="Charis SIL Regular" w:eastAsia="Charis SIL Regular"/>
+          <w:b w:val="0"/>
+          <w:i w:val="0"/>
+          <w:color w:val="0000FF"/>
+          <w:sz w:val="24"/>
+        </w:rPr>
+        <w:hyperlink r:id="rId30" w:history="1">
+          <w:r>
+            <w:rPr>
+              <w:rStyle w:val="Hyperlink"/>
+            </w:rPr>
+            <w:t>L</w:t>
+          </w:r>
+        </w:hyperlink>
+      </w:r>
+      <w:r>
+        <w:rPr>
+          <w:rFonts w:ascii="Charis SIL Regular" w:hAnsi="Charis SIL Regular" w:eastAsia="Charis SIL Regular"/>
+          <w:b w:val="0"/>
+          <w:i w:val="0"/>
+          <w:color w:val="0000FF"/>
+          <w:sz w:val="24"/>
+        </w:rPr>
+        <w:t>-</w:t>
       </w:r>
       <w:r>
         <w:rPr>
@@ -6039,7 +6099,7 @@
           <w:sz w:val="24"/>
           <w:u w:val="single"/>
         </w:rPr>
-        <w:hyperlink r:id="rId36" w:history="1">
+        <w:hyperlink r:id="rId37" w:history="1">
           <w:r>
             <w:rPr>
               <w:rStyle w:val="Hyperlink"/>
@@ -6822,7 +6882,7 @@
           <w:sz w:val="24"/>
           <w:u w:val="single"/>
         </w:rPr>
-        <w:hyperlink r:id="rId42" w:history="1">
+        <w:hyperlink r:id="rId43" w:history="1">
           <w:r>
             <w:rPr>
               <w:rStyle w:val="Hyperlink"/>
@@ -6851,7 +6911,7 @@
           <w:sz w:val="24"/>
           <w:u w:val="single"/>
         </w:rPr>
-        <w:hyperlink r:id="rId42" w:history="1">
+        <w:hyperlink r:id="rId43" w:history="1">
           <w:r>
             <w:rPr>
               <w:rStyle w:val="Hyperlink"/>
@@ -6862,20 +6922,14 @@
       </w:r>
       <w:r>
         <w:rPr>
+          <w:u w:val="single" w:color="0000ff"/>
           <w:rFonts w:ascii="Charis SIL Regular" w:hAnsi="Charis SIL Regular" w:eastAsia="Charis SIL Regular"/>
           <w:b w:val="0"/>
           <w:i w:val="0"/>
           <w:color w:val="000000"/>
           <w:sz w:val="24"/>
         </w:rPr>
-        <w:hyperlink r:id="rId42" w:history="1">
-          <w:r>
-            <w:rPr>
-              <w:rStyle w:val="Hyperlink"/>
-            </w:rPr>
-            <w:t xml:space="preserve">, </w:t>
-          </w:r>
-        </w:hyperlink>
+        <w:t xml:space="preserve">, </w:t>
       </w:r>
       <w:r>
         <w:rPr>
@@ -6886,7 +6940,7 @@
           <w:sz w:val="24"/>
           <w:u w:val="single"/>
         </w:rPr>
-        <w:hyperlink r:id="rId42" w:history="1">
+        <w:hyperlink r:id="rId44" w:history="1">
           <w:r>
             <w:rPr>
               <w:rStyle w:val="Hyperlink"/>
@@ -6915,7 +6969,7 @@
           <w:sz w:val="24"/>
           <w:u w:val="single"/>
         </w:rPr>
-        <w:hyperlink r:id="rId42" w:history="1">
+        <w:hyperlink r:id="rId44" w:history="1">
           <w:r>
             <w:rPr>
               <w:rStyle w:val="Hyperlink"/>

--- a/EXPORTS/DOCX/published/niveau3/English/KKZ.docx
+++ b/EXPORTS/DOCX/published/niveau3/English/KKZ.docx
@@ -598,13 +598,31 @@
       </w:r>
       <w:r>
         <w:rPr>
+          <w:u w:val="single" w:color="0000ff"/>
           <w:rFonts w:ascii="Charis SIL Regular" w:hAnsi="Charis SIL Regular" w:eastAsia="Charis SIL Regular"/>
           <w:b w:val="0"/>
           <w:i w:val="0"/>
           <w:color w:val="000000"/>
           <w:sz w:val="24"/>
         </w:rPr>
-        <w:t xml:space="preserve">Japanese peninsula </w:t>
+        <w:hyperlink r:id="rId11" w:history="1">
+          <w:r>
+            <w:rPr>
+              <w:rStyle w:val="Hyperlink"/>
+            </w:rPr>
+            <w:t>Japanese</w:t>
+          </w:r>
+        </w:hyperlink>
+      </w:r>
+      <w:r>
+        <w:rPr>
+          <w:rFonts w:ascii="Charis SIL Regular" w:hAnsi="Charis SIL Regular" w:eastAsia="Charis SIL Regular"/>
+          <w:b w:val="0"/>
+          <w:i w:val="0"/>
+          <w:color w:val="000000"/>
+          <w:sz w:val="24"/>
+        </w:rPr>
+        <w:t xml:space="preserve"> peninsula </w:t>
       </w:r>
       <w:r>
         <w:rPr>
@@ -2290,7 +2308,7 @@
           <w:sz w:val="24"/>
           <w:u w:val="single"/>
         </w:rPr>
-        <w:hyperlink r:id="rId17" w:history="1">
+        <w:hyperlink r:id="rId18" w:history="1">
           <w:r>
             <w:rPr>
               <w:rStyle w:val="Hyperlink"/>
@@ -2319,7 +2337,7 @@
           <w:sz w:val="24"/>
           <w:u w:val="single"/>
         </w:rPr>
-        <w:hyperlink r:id="rId17" w:history="1">
+        <w:hyperlink r:id="rId18" w:history="1">
           <w:r>
             <w:rPr>
               <w:rStyle w:val="Hyperlink"/>
@@ -2337,7 +2355,7 @@
           <w:sz w:val="24"/>
           <w:u w:val="single"/>
         </w:rPr>
-        <w:hyperlink r:id="rId17" w:history="1">
+        <w:hyperlink r:id="rId18" w:history="1">
           <w:r>
             <w:rPr>
               <w:rStyle w:val="Hyperlink"/>
@@ -2590,49 +2608,13 @@
       </w:r>
       <w:r>
         <w:rPr>
-          <w:u w:val="single" w:color="0000ff"/>
           <w:rFonts w:ascii="Charis SIL Regular" w:hAnsi="Charis SIL Regular" w:eastAsia="Charis SIL Regular"/>
           <w:b w:val="0"/>
           <w:i w:val="0"/>
           <w:color w:val="000000"/>
           <w:sz w:val="24"/>
         </w:rPr>
-        <w:hyperlink r:id="rId17" w:history="1">
-          <w:r>
-            <w:rPr>
-              <w:rStyle w:val="Hyperlink"/>
-            </w:rPr>
-            <w:t xml:space="preserve"> a</w:t>
-          </w:r>
-        </w:hyperlink>
-      </w:r>
-      <w:r>
-        <w:rPr>
-          <w:rFonts w:ascii="Charis SIL Regular" w:hAnsi="Charis SIL Regular" w:eastAsia="Charis SIL Regular"/>
-          <w:b w:val="0"/>
-          <w:i w:val="0"/>
-          <w:color w:val="000000"/>
-          <w:sz w:val="24"/>
-        </w:rPr>
-        <w:t>nd th</w:t>
-      </w:r>
-      <w:r>
-        <w:rPr>
-          <w:u w:val="single" w:color="0000ff"/>
-          <w:rFonts w:ascii="Charis SIL Regular" w:hAnsi="Charis SIL Regular" w:eastAsia="Charis SIL Regular"/>
-          <w:b w:val="0"/>
-          <w:i w:val="0"/>
-          <w:color w:val="000000"/>
-          <w:sz w:val="24"/>
-        </w:rPr>
-        <w:hyperlink r:id="rId18" w:history="1">
-          <w:r>
-            <w:rPr>
-              <w:rStyle w:val="Hyperlink"/>
-            </w:rPr>
-            <w:t xml:space="preserve">e </w:t>
-          </w:r>
-        </w:hyperlink>
+        <w:t xml:space="preserve"> and the </w:t>
       </w:r>
       <w:r>
         <w:rPr>
@@ -2690,21 +2672,13 @@
       </w:r>
       <w:r>
         <w:rPr>
-          <w:u w:val="single" w:color="0000ff"/>
           <w:rFonts w:ascii="Charis SIL Regular" w:hAnsi="Charis SIL Regular" w:eastAsia="Charis SIL Regular"/>
           <w:b w:val="0"/>
           <w:i w:val="0"/>
           <w:color w:val="000000"/>
           <w:sz w:val="24"/>
         </w:rPr>
-        <w:hyperlink r:id="rId18" w:history="1">
-          <w:r>
-            <w:rPr>
-              <w:rStyle w:val="Hyperlink"/>
-            </w:rPr>
-            <w:t>.</w:t>
-          </w:r>
-        </w:hyperlink>
+        <w:t>.</w:t>
       </w:r>
     </w:p>
     <w:p>
@@ -3856,7 +3830,54 @@
           <w:color w:val="000000"/>
           <w:sz w:val="24"/>
         </w:rPr>
-        <w:t>by officials of the Ministry of the Interior that are relevant to research in</w:t>
+        <w:t>by officials of the Ministry of the Interior that a</w:t>
+      </w:r>
+      <w:r>
+        <w:rPr>
+          <w:u w:val="single" w:color="0000ff"/>
+          <w:rFonts w:ascii="Charis SIL Regular" w:hAnsi="Charis SIL Regular" w:eastAsia="Charis SIL Regular"/>
+          <w:b w:val="0"/>
+          <w:i w:val="0"/>
+          <w:color w:val="000000"/>
+          <w:sz w:val="24"/>
+        </w:rPr>
+        <w:hyperlink r:id="rId25" w:history="1">
+          <w:r>
+            <w:rPr>
+              <w:rStyle w:val="Hyperlink"/>
+            </w:rPr>
+            <w:t>re releva</w:t>
+          </w:r>
+        </w:hyperlink>
+      </w:r>
+      <w:r>
+        <w:rPr>
+          <w:u w:val="single" w:color="0000ff"/>
+          <w:rFonts w:ascii="Charis SIL Regular" w:hAnsi="Charis SIL Regular" w:eastAsia="Charis SIL Regular"/>
+          <w:b w:val="0"/>
+          <w:i w:val="0"/>
+          <w:color w:val="000000"/>
+          <w:sz w:val="24"/>
+        </w:rPr>
+        <w:hyperlink r:id="rId25" w:history="1">
+          <w:r>
+            <w:rPr>
+              <w:rStyle w:val="Hyperlink"/>
+            </w:rPr>
+            <w:t>n</w:t>
+          </w:r>
+        </w:hyperlink>
+      </w:r>
+      <w:r>
+        <w:rPr>
+          <w:u w:val="single" w:color="0000ff"/>
+          <w:rFonts w:ascii="Charis SIL Regular" w:hAnsi="Charis SIL Regular" w:eastAsia="Charis SIL Regular"/>
+          <w:b w:val="0"/>
+          <w:i w:val="0"/>
+          <w:color w:val="000000"/>
+          <w:sz w:val="24"/>
+        </w:rPr>
+        <w:t>t to research in</w:t>
       </w:r>
       <w:r>
         <w:rPr>
@@ -5145,7 +5166,25 @@
             <w:rPr>
               <w:rStyle w:val="Hyperlink"/>
             </w:rPr>
-            <w:t>fil</w:t>
+            <w:t>fi</w:t>
+          </w:r>
+        </w:hyperlink>
+      </w:r>
+      <w:r>
+        <w:rPr>
+          <w:rFonts w:ascii="Charis SIL Regular" w:hAnsi="Charis SIL Regular" w:eastAsia="Charis SIL Regular"/>
+          <w:b w:val="0"/>
+          <w:i w:val="0"/>
+          <w:color w:val="0000FF"/>
+          <w:sz w:val="24"/>
+          <w:u w:val="single"/>
+        </w:rPr>
+        <w:hyperlink r:id="rId30" w:history="1">
+          <w:r>
+            <w:rPr>
+              <w:rStyle w:val="Hyperlink"/>
+            </w:rPr>
+            <w:t>l</w:t>
           </w:r>
         </w:hyperlink>
       </w:r>
@@ -5176,12 +5215,23 @@
           <w:sz w:val="24"/>
           <w:u w:val="single"/>
         </w:rPr>
+        <w:t>/</w:t>
+      </w:r>
+      <w:r>
+        <w:rPr>
+          <w:rFonts w:ascii="Charis SIL Regular" w:hAnsi="Charis SIL Regular" w:eastAsia="Charis SIL Regular"/>
+          <w:b w:val="0"/>
+          <w:i w:val="0"/>
+          <w:color w:val="0000FF"/>
+          <w:sz w:val="24"/>
+          <w:u w:val="single"/>
+        </w:rPr>
         <w:hyperlink r:id="rId30" w:history="1">
           <w:r>
             <w:rPr>
               <w:rStyle w:val="Hyperlink"/>
             </w:rPr>
-            <w:t>/</w:t>
+            <w:t>NL-</w:t>
           </w:r>
         </w:hyperlink>
       </w:r>
@@ -5199,7 +5249,7 @@
             <w:rPr>
               <w:rStyle w:val="Hyperlink"/>
             </w:rPr>
-            <w:t>N</w:t>
+            <w:t>HaNA_2.04.01_4030_000</w:t>
           </w:r>
         </w:hyperlink>
       </w:r>
@@ -5211,42 +5261,7 @@
           <w:color w:val="0000FF"/>
           <w:sz w:val="24"/>
         </w:rPr>
-        <w:hyperlink r:id="rId30" w:history="1">
-          <w:r>
-            <w:rPr>
-              <w:rStyle w:val="Hyperlink"/>
-            </w:rPr>
-            <w:t>L</w:t>
-          </w:r>
-        </w:hyperlink>
-      </w:r>
-      <w:r>
-        <w:rPr>
-          <w:rFonts w:ascii="Charis SIL Regular" w:hAnsi="Charis SIL Regular" w:eastAsia="Charis SIL Regular"/>
-          <w:b w:val="0"/>
-          <w:i w:val="0"/>
-          <w:color w:val="0000FF"/>
-          <w:sz w:val="24"/>
-        </w:rPr>
-        <w:t>-</w:t>
-      </w:r>
-      <w:r>
-        <w:rPr>
-          <w:rFonts w:ascii="Charis SIL Regular" w:hAnsi="Charis SIL Regular" w:eastAsia="Charis SIL Regular"/>
-          <w:b w:val="0"/>
-          <w:i w:val="0"/>
-          <w:color w:val="0000FF"/>
-          <w:sz w:val="24"/>
-          <w:u w:val="single"/>
-        </w:rPr>
-        <w:hyperlink r:id="rId30" w:history="1">
-          <w:r>
-            <w:rPr>
-              <w:rStyle w:val="Hyperlink"/>
-            </w:rPr>
-            <w:t>HaNA_2.04.01_4030_0001</w:t>
-          </w:r>
-        </w:hyperlink>
+        <w:t>1</w:t>
       </w:r>
     </w:p>
     <w:p>
@@ -6117,7 +6132,7 @@
           <w:sz w:val="24"/>
           <w:u w:val="single"/>
         </w:rPr>
-        <w:hyperlink r:id="rId37" w:history="1">
+        <w:hyperlink r:id="rId36" w:history="1">
           <w:r>
             <w:rPr>
               <w:rStyle w:val="Hyperlink"/>
@@ -6864,7 +6879,7 @@
           <w:sz w:val="24"/>
           <w:u w:val="single"/>
         </w:rPr>
-        <w:hyperlink r:id="rId43" w:history="1">
+        <w:hyperlink r:id="rId42" w:history="1">
           <w:r>
             <w:rPr>
               <w:rStyle w:val="Hyperlink"/>
@@ -6922,7 +6937,6 @@
       </w:r>
       <w:r>
         <w:rPr>
-          <w:u w:val="single" w:color="0000ff"/>
           <w:rFonts w:ascii="Charis SIL Regular" w:hAnsi="Charis SIL Regular" w:eastAsia="Charis SIL Regular"/>
           <w:b w:val="0"/>
           <w:i w:val="0"/>
@@ -6969,7 +6983,7 @@
           <w:sz w:val="24"/>
           <w:u w:val="single"/>
         </w:rPr>
-        <w:hyperlink r:id="rId44" w:history="1">
+        <w:hyperlink r:id="rId42" w:history="1">
           <w:r>
             <w:rPr>
               <w:rStyle w:val="Hyperlink"/>

--- a/EXPORTS/DOCX/published/niveau3/English/KKZ.docx
+++ b/EXPORTS/DOCX/published/niveau3/English/KKZ.docx
@@ -598,31 +598,13 @@
       </w:r>
       <w:r>
         <w:rPr>
-          <w:u w:val="single" w:color="0000ff"/>
           <w:rFonts w:ascii="Charis SIL Regular" w:hAnsi="Charis SIL Regular" w:eastAsia="Charis SIL Regular"/>
           <w:b w:val="0"/>
           <w:i w:val="0"/>
           <w:color w:val="000000"/>
           <w:sz w:val="24"/>
         </w:rPr>
-        <w:hyperlink r:id="rId11" w:history="1">
-          <w:r>
-            <w:rPr>
-              <w:rStyle w:val="Hyperlink"/>
-            </w:rPr>
-            <w:t>Japanese</w:t>
-          </w:r>
-        </w:hyperlink>
-      </w:r>
-      <w:r>
-        <w:rPr>
-          <w:rFonts w:ascii="Charis SIL Regular" w:hAnsi="Charis SIL Regular" w:eastAsia="Charis SIL Regular"/>
-          <w:b w:val="0"/>
-          <w:i w:val="0"/>
-          <w:color w:val="000000"/>
-          <w:sz w:val="24"/>
-        </w:rPr>
-        <w:t xml:space="preserve"> peninsula </w:t>
+        <w:t xml:space="preserve">Japanese peninsula </w:t>
       </w:r>
       <w:r>
         <w:rPr>
@@ -2308,7 +2290,7 @@
           <w:sz w:val="24"/>
           <w:u w:val="single"/>
         </w:rPr>
-        <w:hyperlink r:id="rId18" w:history="1">
+        <w:hyperlink r:id="rId17" w:history="1">
           <w:r>
             <w:rPr>
               <w:rStyle w:val="Hyperlink"/>
@@ -2608,13 +2590,49 @@
       </w:r>
       <w:r>
         <w:rPr>
+          <w:u w:val="single" w:color="0000ff"/>
           <w:rFonts w:ascii="Charis SIL Regular" w:hAnsi="Charis SIL Regular" w:eastAsia="Charis SIL Regular"/>
           <w:b w:val="0"/>
           <w:i w:val="0"/>
           <w:color w:val="000000"/>
           <w:sz w:val="24"/>
         </w:rPr>
-        <w:t xml:space="preserve"> and the </w:t>
+        <w:hyperlink r:id="rId17" w:history="1">
+          <w:r>
+            <w:rPr>
+              <w:rStyle w:val="Hyperlink"/>
+            </w:rPr>
+            <w:t xml:space="preserve"> a</w:t>
+          </w:r>
+        </w:hyperlink>
+      </w:r>
+      <w:r>
+        <w:rPr>
+          <w:rFonts w:ascii="Charis SIL Regular" w:hAnsi="Charis SIL Regular" w:eastAsia="Charis SIL Regular"/>
+          <w:b w:val="0"/>
+          <w:i w:val="0"/>
+          <w:color w:val="000000"/>
+          <w:sz w:val="24"/>
+        </w:rPr>
+        <w:t>nd th</w:t>
+      </w:r>
+      <w:r>
+        <w:rPr>
+          <w:u w:val="single" w:color="0000ff"/>
+          <w:rFonts w:ascii="Charis SIL Regular" w:hAnsi="Charis SIL Regular" w:eastAsia="Charis SIL Regular"/>
+          <w:b w:val="0"/>
+          <w:i w:val="0"/>
+          <w:color w:val="000000"/>
+          <w:sz w:val="24"/>
+        </w:rPr>
+        <w:hyperlink r:id="rId18" w:history="1">
+          <w:r>
+            <w:rPr>
+              <w:rStyle w:val="Hyperlink"/>
+            </w:rPr>
+            <w:t xml:space="preserve">e </w:t>
+          </w:r>
+        </w:hyperlink>
       </w:r>
       <w:r>
         <w:rPr>
@@ -2672,13 +2690,21 @@
       </w:r>
       <w:r>
         <w:rPr>
+          <w:u w:val="single" w:color="0000ff"/>
           <w:rFonts w:ascii="Charis SIL Regular" w:hAnsi="Charis SIL Regular" w:eastAsia="Charis SIL Regular"/>
           <w:b w:val="0"/>
           <w:i w:val="0"/>
           <w:color w:val="000000"/>
           <w:sz w:val="24"/>
         </w:rPr>
-        <w:t>.</w:t>
+        <w:hyperlink r:id="rId18" w:history="1">
+          <w:r>
+            <w:rPr>
+              <w:rStyle w:val="Hyperlink"/>
+            </w:rPr>
+            <w:t>.</w:t>
+          </w:r>
+        </w:hyperlink>
       </w:r>
     </w:p>
     <w:p>
@@ -3877,7 +3903,68 @@
           <w:color w:val="000000"/>
           <w:sz w:val="24"/>
         </w:rPr>
-        <w:t>t to research in</w:t>
+        <w:hyperlink r:id="rId25" w:history="1">
+          <w:r>
+            <w:rPr>
+              <w:rStyle w:val="Hyperlink"/>
+            </w:rPr>
+            <w:t>t to rese</w:t>
+          </w:r>
+        </w:hyperlink>
+      </w:r>
+      <w:r>
+        <w:rPr>
+          <w:u w:val="single" w:color="0000ff"/>
+          <w:rFonts w:ascii="Charis SIL Regular" w:hAnsi="Charis SIL Regular" w:eastAsia="Charis SIL Regular"/>
+          <w:b w:val="0"/>
+          <w:i w:val="0"/>
+          <w:color w:val="000000"/>
+          <w:sz w:val="24"/>
+        </w:rPr>
+        <w:hyperlink r:id="rId25" w:history="1">
+          <w:r>
+            <w:rPr>
+              <w:rStyle w:val="Hyperlink"/>
+            </w:rPr>
+            <w:t>a</w:t>
+          </w:r>
+        </w:hyperlink>
+      </w:r>
+      <w:r>
+        <w:rPr>
+          <w:u w:val="single" w:color="0000ff"/>
+          <w:rFonts w:ascii="Charis SIL Regular" w:hAnsi="Charis SIL Regular" w:eastAsia="Charis SIL Regular"/>
+          <w:b w:val="0"/>
+          <w:i w:val="0"/>
+          <w:color w:val="000000"/>
+          <w:sz w:val="24"/>
+        </w:rPr>
+        <w:hyperlink r:id="rId25" w:history="1">
+          <w:r>
+            <w:rPr>
+              <w:rStyle w:val="Hyperlink"/>
+            </w:rPr>
+            <w:t>rc</w:t>
+          </w:r>
+        </w:hyperlink>
+      </w:r>
+      <w:r>
+        <w:rPr>
+          <w:u w:val="single" w:color="0000ff"/>
+          <w:rFonts w:ascii="Charis SIL Regular" w:hAnsi="Charis SIL Regular" w:eastAsia="Charis SIL Regular"/>
+          <w:b w:val="0"/>
+          <w:i w:val="0"/>
+          <w:color w:val="000000"/>
+          <w:sz w:val="24"/>
+        </w:rPr>
+        <w:hyperlink r:id="rId25" w:history="1">
+          <w:r>
+            <w:rPr>
+              <w:rStyle w:val="Hyperlink"/>
+            </w:rPr>
+            <w:t>h in</w:t>
+          </w:r>
+        </w:hyperlink>
       </w:r>
       <w:r>
         <w:rPr>
@@ -5166,25 +5253,7 @@
             <w:rPr>
               <w:rStyle w:val="Hyperlink"/>
             </w:rPr>
-            <w:t>fi</w:t>
-          </w:r>
-        </w:hyperlink>
-      </w:r>
-      <w:r>
-        <w:rPr>
-          <w:rFonts w:ascii="Charis SIL Regular" w:hAnsi="Charis SIL Regular" w:eastAsia="Charis SIL Regular"/>
-          <w:b w:val="0"/>
-          <w:i w:val="0"/>
-          <w:color w:val="0000FF"/>
-          <w:sz w:val="24"/>
-          <w:u w:val="single"/>
-        </w:rPr>
-        <w:hyperlink r:id="rId30" w:history="1">
-          <w:r>
-            <w:rPr>
-              <w:rStyle w:val="Hyperlink"/>
-            </w:rPr>
-            <w:t>l</w:t>
+            <w:t>fil</w:t>
           </w:r>
         </w:hyperlink>
       </w:r>
@@ -5215,23 +5284,12 @@
           <w:sz w:val="24"/>
           <w:u w:val="single"/>
         </w:rPr>
-        <w:t>/</w:t>
-      </w:r>
-      <w:r>
-        <w:rPr>
-          <w:rFonts w:ascii="Charis SIL Regular" w:hAnsi="Charis SIL Regular" w:eastAsia="Charis SIL Regular"/>
-          <w:b w:val="0"/>
-          <w:i w:val="0"/>
-          <w:color w:val="0000FF"/>
-          <w:sz w:val="24"/>
-          <w:u w:val="single"/>
-        </w:rPr>
         <w:hyperlink r:id="rId30" w:history="1">
           <w:r>
             <w:rPr>
               <w:rStyle w:val="Hyperlink"/>
             </w:rPr>
-            <w:t>NL-</w:t>
+            <w:t>/</w:t>
           </w:r>
         </w:hyperlink>
       </w:r>
@@ -5249,7 +5307,7 @@
             <w:rPr>
               <w:rStyle w:val="Hyperlink"/>
             </w:rPr>
-            <w:t>HaNA_2.04.01_4030_000</w:t>
+            <w:t>N</w:t>
           </w:r>
         </w:hyperlink>
       </w:r>
@@ -5261,7 +5319,42 @@
           <w:color w:val="0000FF"/>
           <w:sz w:val="24"/>
         </w:rPr>
-        <w:t>1</w:t>
+        <w:hyperlink r:id="rId30" w:history="1">
+          <w:r>
+            <w:rPr>
+              <w:rStyle w:val="Hyperlink"/>
+            </w:rPr>
+            <w:t>L</w:t>
+          </w:r>
+        </w:hyperlink>
+      </w:r>
+      <w:r>
+        <w:rPr>
+          <w:rFonts w:ascii="Charis SIL Regular" w:hAnsi="Charis SIL Regular" w:eastAsia="Charis SIL Regular"/>
+          <w:b w:val="0"/>
+          <w:i w:val="0"/>
+          <w:color w:val="0000FF"/>
+          <w:sz w:val="24"/>
+        </w:rPr>
+        <w:t>-</w:t>
+      </w:r>
+      <w:r>
+        <w:rPr>
+          <w:rFonts w:ascii="Charis SIL Regular" w:hAnsi="Charis SIL Regular" w:eastAsia="Charis SIL Regular"/>
+          <w:b w:val="0"/>
+          <w:i w:val="0"/>
+          <w:color w:val="0000FF"/>
+          <w:sz w:val="24"/>
+          <w:u w:val="single"/>
+        </w:rPr>
+        <w:hyperlink r:id="rId30" w:history="1">
+          <w:r>
+            <w:rPr>
+              <w:rStyle w:val="Hyperlink"/>
+            </w:rPr>
+            <w:t>HaNA_2.04.01_4030_0001</w:t>
+          </w:r>
+        </w:hyperlink>
       </w:r>
     </w:p>
     <w:p>
@@ -6112,16 +6205,8 @@
           <w:i w:val="0"/>
           <w:color w:val="0000FF"/>
           <w:sz w:val="24"/>
-          <w:u w:val="single"/>
-        </w:rPr>
-        <w:hyperlink r:id="rId37" w:history="1">
-          <w:r>
-            <w:rPr>
-              <w:rStyle w:val="Hyperlink"/>
-            </w:rPr>
-            <w:t>p1RAAAA</w:t>
-          </w:r>
-        </w:hyperlink>
+        </w:rPr>
+        <w:t>p1RAAAA</w:t>
       </w:r>
       <w:r>
         <w:rPr>
@@ -6879,7 +6964,7 @@
           <w:sz w:val="24"/>
           <w:u w:val="single"/>
         </w:rPr>
-        <w:hyperlink r:id="rId42" w:history="1">
+        <w:hyperlink r:id="rId43" w:history="1">
           <w:r>
             <w:rPr>
               <w:rStyle w:val="Hyperlink"/>
@@ -6897,7 +6982,7 @@
           <w:sz w:val="24"/>
           <w:u w:val="single"/>
         </w:rPr>
-        <w:hyperlink r:id="rId43" w:history="1">
+        <w:hyperlink r:id="rId42" w:history="1">
           <w:r>
             <w:rPr>
               <w:rStyle w:val="Hyperlink"/>
@@ -6926,7 +7011,7 @@
           <w:sz w:val="24"/>
           <w:u w:val="single"/>
         </w:rPr>
-        <w:hyperlink r:id="rId43" w:history="1">
+        <w:hyperlink r:id="rId42" w:history="1">
           <w:r>
             <w:rPr>
               <w:rStyle w:val="Hyperlink"/>
@@ -6943,7 +7028,14 @@
           <w:color w:val="000000"/>
           <w:sz w:val="24"/>
         </w:rPr>
-        <w:t xml:space="preserve">, </w:t>
+        <w:hyperlink r:id="rId42" w:history="1">
+          <w:r>
+            <w:rPr>
+              <w:rStyle w:val="Hyperlink"/>
+            </w:rPr>
+            <w:t xml:space="preserve">, </w:t>
+          </w:r>
+        </w:hyperlink>
       </w:r>
       <w:r>
         <w:rPr>
@@ -6954,7 +7046,7 @@
           <w:sz w:val="24"/>
           <w:u w:val="single"/>
         </w:rPr>
-        <w:hyperlink r:id="rId44" w:history="1">
+        <w:hyperlink r:id="rId42" w:history="1">
           <w:r>
             <w:rPr>
               <w:rStyle w:val="Hyperlink"/>

--- a/EXPORTS/DOCX/published/niveau3/English/KKZ.docx
+++ b/EXPORTS/DOCX/published/niveau3/English/KKZ.docx
@@ -57,7 +57,7 @@
         <w:autoSpaceDE w:val="0"/>
         <w:widowControl/>
         <w:spacing w:line="288" w:lineRule="exact" w:before="292" w:after="0"/>
-        <w:ind w:left="10" w:right="432" w:firstLine="0"/>
+        <w:ind w:left="10" w:right="0" w:firstLine="0"/>
         <w:jc w:val="left"/>
       </w:pPr>
       <w:r>
@@ -140,7 +140,7 @@
         <w:autoSpaceDE w:val="0"/>
         <w:widowControl/>
         <w:spacing w:line="288" w:lineRule="exact" w:before="274" w:after="0"/>
-        <w:ind w:left="10" w:right="288" w:firstLine="0"/>
+        <w:ind w:left="10" w:right="0" w:firstLine="0"/>
         <w:jc w:val="left"/>
       </w:pPr>
       <w:r>
@@ -319,7 +319,7 @@
         <w:autoSpaceDE w:val="0"/>
         <w:widowControl/>
         <w:spacing w:line="288" w:lineRule="exact" w:before="240" w:after="0"/>
-        <w:ind w:left="10" w:right="432" w:firstLine="0"/>
+        <w:ind w:left="10" w:right="144" w:firstLine="0"/>
         <w:jc w:val="left"/>
       </w:pPr>
       <w:r>
@@ -598,13 +598,31 @@
       </w:r>
       <w:r>
         <w:rPr>
+          <w:u w:val="single" w:color="0000ff"/>
           <w:rFonts w:ascii="Charis SIL Regular" w:hAnsi="Charis SIL Regular" w:eastAsia="Charis SIL Regular"/>
           <w:b w:val="0"/>
           <w:i w:val="0"/>
           <w:color w:val="000000"/>
           <w:sz w:val="24"/>
         </w:rPr>
-        <w:t xml:space="preserve">Japanese peninsula </w:t>
+        <w:hyperlink r:id="rId11" w:history="1">
+          <w:r>
+            <w:rPr>
+              <w:rStyle w:val="Hyperlink"/>
+            </w:rPr>
+            <w:t>Japanese</w:t>
+          </w:r>
+        </w:hyperlink>
+      </w:r>
+      <w:r>
+        <w:rPr>
+          <w:rFonts w:ascii="Charis SIL Regular" w:hAnsi="Charis SIL Regular" w:eastAsia="Charis SIL Regular"/>
+          <w:b w:val="0"/>
+          <w:i w:val="0"/>
+          <w:color w:val="000000"/>
+          <w:sz w:val="24"/>
+        </w:rPr>
+        <w:t xml:space="preserve"> peninsula </w:t>
       </w:r>
       <w:r>
         <w:rPr>
@@ -756,7 +774,7 @@
         <w:autoSpaceDE w:val="0"/>
         <w:widowControl/>
         <w:spacing w:line="288" w:lineRule="exact" w:before="64" w:after="0"/>
-        <w:ind w:left="10" w:right="432" w:firstLine="0"/>
+        <w:ind w:left="10" w:right="0" w:firstLine="0"/>
         <w:jc w:val="left"/>
       </w:pPr>
       <w:r>
@@ -1134,7 +1152,7 @@
         <w:autoSpaceDE w:val="0"/>
         <w:widowControl/>
         <w:spacing w:line="288" w:lineRule="exact" w:before="64" w:after="0"/>
-        <w:ind w:left="10" w:right="432" w:firstLine="0"/>
+        <w:ind w:left="10" w:right="0" w:firstLine="0"/>
         <w:jc w:val="left"/>
       </w:pPr>
       <w:r>
@@ -2085,14 +2103,7 @@
           <w:sz w:val="24"/>
           <w:u w:val="single"/>
         </w:rPr>
-        <w:hyperlink r:id="rId17" w:history="1">
-          <w:r>
-            <w:rPr>
-              <w:rStyle w:val="Hyperlink"/>
-            </w:rPr>
-            <w:t>Ges</w:t>
-          </w:r>
-        </w:hyperlink>
+        <w:t>Ges</w:t>
       </w:r>
       <w:r>
         <w:rPr>
@@ -2132,7 +2143,7 @@
           <w:sz w:val="24"/>
           <w:u w:val="single"/>
         </w:rPr>
-        <w:hyperlink r:id="rId16" w:history="1">
+        <w:hyperlink r:id="rId17" w:history="1">
           <w:r>
             <w:rPr>
               <w:rStyle w:val="Hyperlink"/>
@@ -2150,7 +2161,7 @@
           <w:sz w:val="24"/>
           <w:u w:val="single"/>
         </w:rPr>
-        <w:hyperlink r:id="rId16" w:history="1">
+        <w:hyperlink r:id="rId17" w:history="1">
           <w:r>
             <w:rPr>
               <w:rStyle w:val="Hyperlink"/>
@@ -2168,7 +2179,7 @@
           <w:sz w:val="24"/>
           <w:u w:val="single"/>
         </w:rPr>
-        <w:hyperlink r:id="rId16" w:history="1">
+        <w:hyperlink r:id="rId17" w:history="1">
           <w:r>
             <w:rPr>
               <w:rStyle w:val="Hyperlink"/>
@@ -2196,7 +2207,7 @@
           <w:sz w:val="24"/>
           <w:u w:val="single"/>
         </w:rPr>
-        <w:hyperlink r:id="rId16" w:history="1">
+        <w:hyperlink r:id="rId18" w:history="1">
           <w:r>
             <w:rPr>
               <w:rStyle w:val="Hyperlink"/>
@@ -2214,7 +2225,7 @@
           <w:sz w:val="24"/>
           <w:u w:val="single"/>
         </w:rPr>
-        <w:hyperlink r:id="rId16" w:history="1">
+        <w:hyperlink r:id="rId18" w:history="1">
           <w:r>
             <w:rPr>
               <w:rStyle w:val="Hyperlink"/>
@@ -2232,7 +2243,7 @@
           <w:sz w:val="24"/>
           <w:u w:val="single"/>
         </w:rPr>
-        <w:hyperlink r:id="rId16" w:history="1">
+        <w:hyperlink r:id="rId18" w:history="1">
           <w:r>
             <w:rPr>
               <w:rStyle w:val="Hyperlink"/>
@@ -2290,7 +2301,7 @@
           <w:sz w:val="24"/>
           <w:u w:val="single"/>
         </w:rPr>
-        <w:hyperlink r:id="rId17" w:history="1">
+        <w:hyperlink r:id="rId18" w:history="1">
           <w:r>
             <w:rPr>
               <w:rStyle w:val="Hyperlink"/>
@@ -2355,25 +2366,7 @@
           <w:color w:val="000000"/>
           <w:sz w:val="24"/>
         </w:rPr>
-        <w:hyperlink r:id="rId17" w:history="1">
-          <w:r>
-            <w:rPr>
-              <w:rStyle w:val="Hyperlink"/>
-            </w:rPr>
-            <w:t>, th</w:t>
-          </w:r>
-        </w:hyperlink>
-      </w:r>
-      <w:r>
-        <w:rPr>
-          <w:u w:val="single" w:color="0000ff"/>
-          <w:rFonts w:ascii="Charis SIL Regular" w:hAnsi="Charis SIL Regular" w:eastAsia="Charis SIL Regular"/>
-          <w:b w:val="0"/>
-          <w:i w:val="0"/>
-          <w:color w:val="000000"/>
-          <w:sz w:val="24"/>
-        </w:rPr>
-        <w:t xml:space="preserve">e </w:t>
+        <w:t xml:space="preserve">, the </w:t>
       </w:r>
       <w:r>
         <w:rPr>
@@ -2530,56 +2523,19 @@
           <w:i w:val="0"/>
           <w:color w:val="0000FF"/>
           <w:sz w:val="24"/>
+        </w:rPr>
+        <w:t>en Minera</w:t>
+      </w:r>
+      <w:r>
+        <w:rPr>
+          <w:rFonts w:ascii="Charis SIL Regular" w:hAnsi="Charis SIL Regular" w:eastAsia="Charis SIL Regular"/>
+          <w:b w:val="0"/>
+          <w:i w:val="0"/>
+          <w:color w:val="0000FF"/>
+          <w:sz w:val="24"/>
           <w:u w:val="single"/>
         </w:rPr>
-        <w:hyperlink r:id="rId19" w:history="1">
-          <w:r>
-            <w:rPr>
-              <w:rStyle w:val="Hyperlink"/>
-            </w:rPr>
-            <w:t>en</w:t>
-          </w:r>
-        </w:hyperlink>
-      </w:r>
-      <w:r>
-        <w:rPr>
-          <w:rFonts w:ascii="Charis SIL Regular" w:hAnsi="Charis SIL Regular" w:eastAsia="Charis SIL Regular"/>
-          <w:b w:val="0"/>
-          <w:i w:val="0"/>
-          <w:color w:val="0000FF"/>
-          <w:sz w:val="24"/>
-          <w:u w:val="single"/>
-        </w:rPr>
-        <w:t xml:space="preserve"> </w:t>
-      </w:r>
-      <w:r>
-        <w:rPr>
-          <w:rFonts w:ascii="Charis SIL Regular" w:hAnsi="Charis SIL Regular" w:eastAsia="Charis SIL Regular"/>
-          <w:b w:val="0"/>
-          <w:i w:val="0"/>
-          <w:color w:val="0000FF"/>
-          <w:sz w:val="24"/>
-          <w:u w:val="single"/>
-        </w:rPr>
-        <w:hyperlink r:id="rId19" w:history="1">
-          <w:r>
-            <w:rPr>
-              <w:rStyle w:val="Hyperlink"/>
-            </w:rPr>
-            <w:t>Minera</w:t>
-          </w:r>
-        </w:hyperlink>
-      </w:r>
-      <w:r>
-        <w:rPr>
-          <w:rFonts w:ascii="Charis SIL Regular" w:hAnsi="Charis SIL Regular" w:eastAsia="Charis SIL Regular"/>
-          <w:b w:val="0"/>
-          <w:i w:val="0"/>
-          <w:color w:val="0000FF"/>
-          <w:sz w:val="24"/>
-          <w:u w:val="single"/>
-        </w:rPr>
-        <w:hyperlink r:id="rId19" w:history="1">
+        <w:hyperlink r:id="rId17" w:history="1">
           <w:r>
             <w:rPr>
               <w:rStyle w:val="Hyperlink"/>
@@ -2590,60 +2546,24 @@
       </w:r>
       <w:r>
         <w:rPr>
-          <w:u w:val="single" w:color="0000ff"/>
           <w:rFonts w:ascii="Charis SIL Regular" w:hAnsi="Charis SIL Regular" w:eastAsia="Charis SIL Regular"/>
           <w:b w:val="0"/>
           <w:i w:val="0"/>
           <w:color w:val="000000"/>
           <w:sz w:val="24"/>
         </w:rPr>
-        <w:hyperlink r:id="rId17" w:history="1">
-          <w:r>
-            <w:rPr>
-              <w:rStyle w:val="Hyperlink"/>
-            </w:rPr>
-            <w:t xml:space="preserve"> a</w:t>
-          </w:r>
-        </w:hyperlink>
-      </w:r>
-      <w:r>
-        <w:rPr>
-          <w:rFonts w:ascii="Charis SIL Regular" w:hAnsi="Charis SIL Regular" w:eastAsia="Charis SIL Regular"/>
-          <w:b w:val="0"/>
-          <w:i w:val="0"/>
-          <w:color w:val="000000"/>
-          <w:sz w:val="24"/>
-        </w:rPr>
-        <w:t>nd th</w:t>
-      </w:r>
-      <w:r>
-        <w:rPr>
-          <w:u w:val="single" w:color="0000ff"/>
-          <w:rFonts w:ascii="Charis SIL Regular" w:hAnsi="Charis SIL Regular" w:eastAsia="Charis SIL Regular"/>
-          <w:b w:val="0"/>
-          <w:i w:val="0"/>
-          <w:color w:val="000000"/>
-          <w:sz w:val="24"/>
+        <w:t xml:space="preserve"> and the </w:t>
+      </w:r>
+      <w:r>
+        <w:rPr>
+          <w:rFonts w:ascii="Charis SIL Regular" w:hAnsi="Charis SIL Regular" w:eastAsia="Charis SIL Regular"/>
+          <w:b w:val="0"/>
+          <w:i w:val="0"/>
+          <w:color w:val="0000FF"/>
+          <w:sz w:val="24"/>
+          <w:u w:val="single"/>
         </w:rPr>
         <w:hyperlink r:id="rId18" w:history="1">
-          <w:r>
-            <w:rPr>
-              <w:rStyle w:val="Hyperlink"/>
-            </w:rPr>
-            <w:t xml:space="preserve">e </w:t>
-          </w:r>
-        </w:hyperlink>
-      </w:r>
-      <w:r>
-        <w:rPr>
-          <w:rFonts w:ascii="Charis SIL Regular" w:hAnsi="Charis SIL Regular" w:eastAsia="Charis SIL Regular"/>
-          <w:b w:val="0"/>
-          <w:i w:val="0"/>
-          <w:color w:val="0000FF"/>
-          <w:sz w:val="24"/>
-          <w:u w:val="single"/>
-        </w:rPr>
-        <w:hyperlink r:id="rId20" w:history="1">
           <w:r>
             <w:rPr>
               <w:rStyle w:val="Hyperlink"/>
@@ -2661,7 +2581,7 @@
           <w:sz w:val="24"/>
           <w:u w:val="single"/>
         </w:rPr>
-        <w:hyperlink r:id="rId20" w:history="1">
+        <w:hyperlink r:id="rId18" w:history="1">
           <w:r>
             <w:rPr>
               <w:rStyle w:val="Hyperlink"/>
@@ -2679,7 +2599,7 @@
           <w:sz w:val="24"/>
           <w:u w:val="single"/>
         </w:rPr>
-        <w:hyperlink r:id="rId20" w:history="1">
+        <w:hyperlink r:id="rId18" w:history="1">
           <w:r>
             <w:rPr>
               <w:rStyle w:val="Hyperlink"/>
@@ -2755,12 +2675,137 @@
           <w:sz w:val="24"/>
           <w:u w:val="single"/>
         </w:rPr>
+        <w:hyperlink r:id="rId20" w:history="1">
+          <w:r>
+            <w:rPr>
+              <w:rStyle w:val="Hyperlink"/>
+            </w:rPr>
+            <w:t>Reinier</w:t>
+          </w:r>
+        </w:hyperlink>
+      </w:r>
+      <w:r>
+        <w:rPr>
+          <w:rFonts w:ascii="Charis SIL Regular" w:hAnsi="Charis SIL Regular" w:eastAsia="Charis SIL Regular"/>
+          <w:b w:val="0"/>
+          <w:i w:val="0"/>
+          <w:color w:val="0000FF"/>
+          <w:sz w:val="24"/>
+          <w:u w:val="single"/>
+        </w:rPr>
+        <w:t xml:space="preserve"> </w:t>
+      </w:r>
+      <w:r>
+        <w:rPr>
+          <w:rFonts w:ascii="Charis SIL Regular" w:hAnsi="Charis SIL Regular" w:eastAsia="Charis SIL Regular"/>
+          <w:b w:val="0"/>
+          <w:i w:val="0"/>
+          <w:color w:val="0000FF"/>
+          <w:sz w:val="24"/>
+          <w:u w:val="single"/>
+        </w:rPr>
+        <w:hyperlink r:id="rId20" w:history="1">
+          <w:r>
+            <w:rPr>
+              <w:rStyle w:val="Hyperlink"/>
+            </w:rPr>
+            <w:t>van</w:t>
+          </w:r>
+        </w:hyperlink>
+      </w:r>
+      <w:r>
+        <w:rPr>
+          <w:rFonts w:ascii="Charis SIL Regular" w:hAnsi="Charis SIL Regular" w:eastAsia="Charis SIL Regular"/>
+          <w:b w:val="0"/>
+          <w:i w:val="0"/>
+          <w:color w:val="0000FF"/>
+          <w:sz w:val="24"/>
+          <w:u w:val="single"/>
+        </w:rPr>
+        <w:t xml:space="preserve"> </w:t>
+      </w:r>
+      <w:r>
+        <w:rPr>
+          <w:rFonts w:ascii="Charis SIL Regular" w:hAnsi="Charis SIL Regular" w:eastAsia="Charis SIL Regular"/>
+          <w:b w:val="0"/>
+          <w:i w:val="0"/>
+          <w:color w:val="0000FF"/>
+          <w:sz w:val="24"/>
+          <w:u w:val="single"/>
+        </w:rPr>
+        <w:hyperlink r:id="rId20" w:history="1">
+          <w:r>
+            <w:rPr>
+              <w:rStyle w:val="Hyperlink"/>
+            </w:rPr>
+            <w:t>de</w:t>
+          </w:r>
+        </w:hyperlink>
+      </w:r>
+      <w:r>
+        <w:rPr>
+          <w:rFonts w:ascii="Charis SIL Regular" w:hAnsi="Charis SIL Regular" w:eastAsia="Charis SIL Regular"/>
+          <w:b w:val="0"/>
+          <w:i w:val="0"/>
+          <w:color w:val="0000FF"/>
+          <w:sz w:val="24"/>
+          <w:u w:val="single"/>
+        </w:rPr>
+        <w:t xml:space="preserve"> </w:t>
+      </w:r>
+      <w:r>
+        <w:rPr>
+          <w:rFonts w:ascii="Charis SIL Regular" w:hAnsi="Charis SIL Regular" w:eastAsia="Charis SIL Regular"/>
+          <w:b w:val="0"/>
+          <w:i w:val="0"/>
+          <w:color w:val="0000FF"/>
+          <w:sz w:val="24"/>
+          <w:u w:val="single"/>
+        </w:rPr>
+        <w:hyperlink r:id="rId20" w:history="1">
+          <w:r>
+            <w:rPr>
+              <w:rStyle w:val="Hyperlink"/>
+            </w:rPr>
+            <w:t>Kasteele</w:t>
+          </w:r>
+        </w:hyperlink>
+      </w:r>
+      <w:r>
+        <w:rPr>
+          <w:rFonts w:ascii="Charis SIL Regular" w:hAnsi="Charis SIL Regular" w:eastAsia="Charis SIL Regular"/>
+          <w:b w:val="0"/>
+          <w:i w:val="0"/>
+          <w:color w:val="000000"/>
+          <w:sz w:val="24"/>
+        </w:rPr>
+        <w:t xml:space="preserve">, </w:t>
+      </w:r>
+      <w:r>
+        <w:rPr>
+          <w:rFonts w:ascii="Charis SIL Regular" w:hAnsi="Charis SIL Regular" w:eastAsia="Charis SIL Regular"/>
+          <w:b w:val="0"/>
+          <w:i w:val="0"/>
+          <w:color w:val="000000"/>
+          <w:sz w:val="24"/>
+        </w:rPr>
+        <w:t xml:space="preserve">disappeared after his son </w:t>
+      </w:r>
+      <w:r>
+        <w:rPr>
+          <w:rFonts w:ascii="Charis SIL Regular" w:hAnsi="Charis SIL Regular" w:eastAsia="Charis SIL Regular"/>
+          <w:b w:val="0"/>
+          <w:i w:val="0"/>
+          <w:color w:val="0000FF"/>
+          <w:sz w:val="24"/>
+          <w:u w:val="single"/>
+        </w:rPr>
         <w:hyperlink r:id="rId21" w:history="1">
           <w:r>
             <w:rPr>
               <w:rStyle w:val="Hyperlink"/>
             </w:rPr>
-            <w:t>Reinier</w:t>
+            <w:t>Abraham</w:t>
           </w:r>
         </w:hyperlink>
       </w:r>
@@ -2859,17 +2904,243 @@
           <w:color w:val="000000"/>
           <w:sz w:val="24"/>
         </w:rPr>
-        <w:t xml:space="preserve">, </w:t>
-      </w:r>
-      <w:r>
-        <w:rPr>
+        <w:t xml:space="preserve"> succeeded him</w:t>
+      </w:r>
+      <w:r>
+        <w:rPr>
+          <w:u w:val="single" w:color="0000ff"/>
           <w:rFonts w:ascii="Charis SIL Regular" w:hAnsi="Charis SIL Regular" w:eastAsia="Charis SIL Regular"/>
           <w:b w:val="0"/>
           <w:i w:val="0"/>
           <w:color w:val="000000"/>
           <w:sz w:val="24"/>
         </w:rPr>
-        <w:t xml:space="preserve">disappeared after his son </w:t>
+        <w:hyperlink r:id="rId20" w:history="1">
+          <w:r>
+            <w:rPr>
+              <w:rStyle w:val="Hyperlink"/>
+            </w:rPr>
+            <w:t xml:space="preserve"> in 184</w:t>
+          </w:r>
+        </w:hyperlink>
+      </w:r>
+      <w:r>
+        <w:rPr>
+          <w:u w:val="single" w:color="0000ff"/>
+          <w:rFonts w:ascii="Charis SIL Regular" w:hAnsi="Charis SIL Regular" w:eastAsia="Charis SIL Regular"/>
+          <w:b w:val="0"/>
+          <w:i w:val="0"/>
+          <w:color w:val="000000"/>
+          <w:sz w:val="24"/>
+        </w:rPr>
+        <w:hyperlink r:id="rId20" w:history="1">
+          <w:r>
+            <w:rPr>
+              <w:rStyle w:val="Hyperlink"/>
+            </w:rPr>
+            <w:t>0</w:t>
+          </w:r>
+        </w:hyperlink>
+      </w:r>
+      <w:r>
+        <w:rPr>
+          <w:u w:val="single" w:color="0000ff"/>
+          <w:rFonts w:ascii="Charis SIL Regular" w:hAnsi="Charis SIL Regular" w:eastAsia="Charis SIL Regular"/>
+          <w:b w:val="0"/>
+          <w:i w:val="0"/>
+          <w:color w:val="000000"/>
+          <w:sz w:val="24"/>
+        </w:rPr>
+        <w:hyperlink r:id="rId20" w:history="1">
+          <w:r>
+            <w:rPr>
+              <w:rStyle w:val="Hyperlink"/>
+            </w:rPr>
+            <w:t>. M</w:t>
+          </w:r>
+        </w:hyperlink>
+      </w:r>
+      <w:r>
+        <w:rPr>
+          <w:u w:val="single" w:color="0000ff"/>
+          <w:rFonts w:ascii="Charis SIL Regular" w:hAnsi="Charis SIL Regular" w:eastAsia="Charis SIL Regular"/>
+          <w:b w:val="0"/>
+          <w:i w:val="0"/>
+          <w:color w:val="000000"/>
+          <w:sz w:val="24"/>
+        </w:rPr>
+        <w:hyperlink r:id="rId20" w:history="1">
+          <w:r>
+            <w:rPr>
+              <w:rStyle w:val="Hyperlink"/>
+            </w:rPr>
+            <w:t>a</w:t>
+          </w:r>
+        </w:hyperlink>
+      </w:r>
+      <w:r>
+        <w:rPr>
+          <w:u w:val="single" w:color="0000ff"/>
+          <w:rFonts w:ascii="Charis SIL Regular" w:hAnsi="Charis SIL Regular" w:eastAsia="Charis SIL Regular"/>
+          <w:b w:val="0"/>
+          <w:i w:val="0"/>
+          <w:color w:val="000000"/>
+          <w:sz w:val="24"/>
+        </w:rPr>
+        <w:hyperlink r:id="rId20" w:history="1">
+          <w:r>
+            <w:rPr>
+              <w:rStyle w:val="Hyperlink"/>
+            </w:rPr>
+            <w:t>n</w:t>
+          </w:r>
+        </w:hyperlink>
+      </w:r>
+      <w:r>
+        <w:rPr>
+          <w:u w:val="single" w:color="0000ff"/>
+          <w:rFonts w:ascii="Charis SIL Regular" w:hAnsi="Charis SIL Regular" w:eastAsia="Charis SIL Regular"/>
+          <w:b w:val="0"/>
+          <w:i w:val="0"/>
+          <w:color w:val="000000"/>
+          <w:sz w:val="24"/>
+        </w:rPr>
+        <w:hyperlink r:id="rId20" w:history="1">
+          <w:r>
+            <w:rPr>
+              <w:rStyle w:val="Hyperlink"/>
+            </w:rPr>
+            <w:t>y</w:t>
+          </w:r>
+        </w:hyperlink>
+      </w:r>
+      <w:r>
+        <w:rPr>
+          <w:u w:val="single" w:color="0000ff"/>
+          <w:rFonts w:ascii="Charis SIL Regular" w:hAnsi="Charis SIL Regular" w:eastAsia="Charis SIL Regular"/>
+          <w:b w:val="0"/>
+          <w:i w:val="0"/>
+          <w:color w:val="000000"/>
+          <w:sz w:val="24"/>
+        </w:rPr>
+        <w:hyperlink r:id="rId20" w:history="1">
+          <w:r>
+            <w:rPr>
+              <w:rStyle w:val="Hyperlink"/>
+            </w:rPr>
+            <w:t xml:space="preserve"> objects </w:t>
+          </w:r>
+        </w:hyperlink>
+      </w:r>
+      <w:r>
+        <w:rPr>
+          <w:rFonts w:ascii="Charis SIL Regular" w:hAnsi="Charis SIL Regular" w:eastAsia="Charis SIL Regular"/>
+          <w:b w:val="0"/>
+          <w:i w:val="0"/>
+          <w:color w:val="000000"/>
+          <w:sz w:val="24"/>
+        </w:rPr>
+        <w:t>also went missing or were</w:t>
+      </w:r>
+      <w:r>
+        <w:rPr>
+          <w:u w:val="single" w:color="0000ff"/>
+          <w:rFonts w:ascii="Charis SIL Regular" w:hAnsi="Charis SIL Regular" w:eastAsia="Charis SIL Regular"/>
+          <w:b w:val="0"/>
+          <w:i w:val="0"/>
+          <w:color w:val="000000"/>
+          <w:sz w:val="24"/>
+        </w:rPr>
+        <w:hyperlink r:id="rId21" w:history="1">
+          <w:r>
+            <w:rPr>
+              <w:rStyle w:val="Hyperlink"/>
+            </w:rPr>
+            <w:t xml:space="preserve"> lost duri</w:t>
+          </w:r>
+        </w:hyperlink>
+      </w:r>
+      <w:r>
+        <w:rPr>
+          <w:u w:val="single" w:color="0000ff"/>
+          <w:rFonts w:ascii="Charis SIL Regular" w:hAnsi="Charis SIL Regular" w:eastAsia="Charis SIL Regular"/>
+          <w:b w:val="0"/>
+          <w:i w:val="0"/>
+          <w:color w:val="000000"/>
+          <w:sz w:val="24"/>
+        </w:rPr>
+        <w:hyperlink r:id="rId21" w:history="1">
+          <w:r>
+            <w:rPr>
+              <w:rStyle w:val="Hyperlink"/>
+            </w:rPr>
+            <w:t>ng t</w:t>
+          </w:r>
+        </w:hyperlink>
+      </w:r>
+      <w:r>
+        <w:rPr>
+          <w:u w:val="single" w:color="0000ff"/>
+          <w:rFonts w:ascii="Charis SIL Regular" w:hAnsi="Charis SIL Regular" w:eastAsia="Charis SIL Regular"/>
+          <w:b w:val="0"/>
+          <w:i w:val="0"/>
+          <w:color w:val="000000"/>
+          <w:sz w:val="24"/>
+        </w:rPr>
+        <w:hyperlink r:id="rId21" w:history="1">
+          <w:r>
+            <w:rPr>
+              <w:rStyle w:val="Hyperlink"/>
+            </w:rPr>
+            <w:t>h</w:t>
+          </w:r>
+        </w:hyperlink>
+      </w:r>
+      <w:r>
+        <w:rPr>
+          <w:u w:val="single" w:color="0000ff"/>
+          <w:rFonts w:ascii="Charis SIL Regular" w:hAnsi="Charis SIL Regular" w:eastAsia="Charis SIL Regular"/>
+          <w:b w:val="0"/>
+          <w:i w:val="0"/>
+          <w:color w:val="000000"/>
+          <w:sz w:val="24"/>
+        </w:rPr>
+        <w:hyperlink r:id="rId21" w:history="1">
+          <w:r>
+            <w:rPr>
+              <w:rStyle w:val="Hyperlink"/>
+            </w:rPr>
+            <w:t xml:space="preserve">is </w:t>
+          </w:r>
+        </w:hyperlink>
+      </w:r>
+      <w:r>
+        <w:rPr>
+          <w:u w:val="single" w:color="0000ff"/>
+          <w:rFonts w:ascii="Charis SIL Regular" w:hAnsi="Charis SIL Regular" w:eastAsia="Charis SIL Regular"/>
+          <w:b w:val="0"/>
+          <w:i w:val="0"/>
+          <w:color w:val="000000"/>
+          <w:sz w:val="24"/>
+        </w:rPr>
+        <w:hyperlink r:id="rId21" w:history="1">
+          <w:r>
+            <w:rPr>
+              <w:rStyle w:val="Hyperlink"/>
+            </w:rPr>
+            <w:t>time. Th</w:t>
+          </w:r>
+        </w:hyperlink>
+      </w:r>
+      <w:r>
+        <w:rPr>
+          <w:rFonts w:ascii="Charis SIL Regular" w:hAnsi="Charis SIL Regular" w:eastAsia="Charis SIL Regular"/>
+          <w:b w:val="0"/>
+          <w:i w:val="0"/>
+          <w:color w:val="000000"/>
+          <w:sz w:val="24"/>
+        </w:rPr>
+        <w:t xml:space="preserve">e third and final director </w:t>
       </w:r>
       <w:r>
         <w:rPr>
@@ -2885,7 +3156,7 @@
             <w:rPr>
               <w:rStyle w:val="Hyperlink"/>
             </w:rPr>
-            <w:t>Abraham</w:t>
+            <w:t>David</w:t>
           </w:r>
         </w:hyperlink>
       </w:r>
@@ -2943,357 +3214,6 @@
             <w:rPr>
               <w:rStyle w:val="Hyperlink"/>
             </w:rPr>
-            <w:t>de</w:t>
-          </w:r>
-        </w:hyperlink>
-      </w:r>
-      <w:r>
-        <w:rPr>
-          <w:rFonts w:ascii="Charis SIL Regular" w:hAnsi="Charis SIL Regular" w:eastAsia="Charis SIL Regular"/>
-          <w:b w:val="0"/>
-          <w:i w:val="0"/>
-          <w:color w:val="0000FF"/>
-          <w:sz w:val="24"/>
-          <w:u w:val="single"/>
-        </w:rPr>
-        <w:t xml:space="preserve"> </w:t>
-      </w:r>
-      <w:r>
-        <w:rPr>
-          <w:rFonts w:ascii="Charis SIL Regular" w:hAnsi="Charis SIL Regular" w:eastAsia="Charis SIL Regular"/>
-          <w:b w:val="0"/>
-          <w:i w:val="0"/>
-          <w:color w:val="0000FF"/>
-          <w:sz w:val="24"/>
-          <w:u w:val="single"/>
-        </w:rPr>
-        <w:hyperlink r:id="rId22" w:history="1">
-          <w:r>
-            <w:rPr>
-              <w:rStyle w:val="Hyperlink"/>
-            </w:rPr>
-            <w:t>Kasteele</w:t>
-          </w:r>
-        </w:hyperlink>
-      </w:r>
-      <w:r>
-        <w:rPr>
-          <w:rFonts w:ascii="Charis SIL Regular" w:hAnsi="Charis SIL Regular" w:eastAsia="Charis SIL Regular"/>
-          <w:b w:val="0"/>
-          <w:i w:val="0"/>
-          <w:color w:val="000000"/>
-          <w:sz w:val="24"/>
-        </w:rPr>
-        <w:t xml:space="preserve"> succeeded him</w:t>
-      </w:r>
-      <w:r>
-        <w:rPr>
-          <w:u w:val="single" w:color="0000ff"/>
-          <w:rFonts w:ascii="Charis SIL Regular" w:hAnsi="Charis SIL Regular" w:eastAsia="Charis SIL Regular"/>
-          <w:b w:val="0"/>
-          <w:i w:val="0"/>
-          <w:color w:val="000000"/>
-          <w:sz w:val="24"/>
-        </w:rPr>
-        <w:hyperlink r:id="rId21" w:history="1">
-          <w:r>
-            <w:rPr>
-              <w:rStyle w:val="Hyperlink"/>
-            </w:rPr>
-            <w:t xml:space="preserve"> in 184</w:t>
-          </w:r>
-        </w:hyperlink>
-      </w:r>
-      <w:r>
-        <w:rPr>
-          <w:u w:val="single" w:color="0000ff"/>
-          <w:rFonts w:ascii="Charis SIL Regular" w:hAnsi="Charis SIL Regular" w:eastAsia="Charis SIL Regular"/>
-          <w:b w:val="0"/>
-          <w:i w:val="0"/>
-          <w:color w:val="000000"/>
-          <w:sz w:val="24"/>
-        </w:rPr>
-        <w:hyperlink r:id="rId21" w:history="1">
-          <w:r>
-            <w:rPr>
-              <w:rStyle w:val="Hyperlink"/>
-            </w:rPr>
-            <w:t>0</w:t>
-          </w:r>
-        </w:hyperlink>
-      </w:r>
-      <w:r>
-        <w:rPr>
-          <w:u w:val="single" w:color="0000ff"/>
-          <w:rFonts w:ascii="Charis SIL Regular" w:hAnsi="Charis SIL Regular" w:eastAsia="Charis SIL Regular"/>
-          <w:b w:val="0"/>
-          <w:i w:val="0"/>
-          <w:color w:val="000000"/>
-          <w:sz w:val="24"/>
-        </w:rPr>
-        <w:hyperlink r:id="rId21" w:history="1">
-          <w:r>
-            <w:rPr>
-              <w:rStyle w:val="Hyperlink"/>
-            </w:rPr>
-            <w:t>. M</w:t>
-          </w:r>
-        </w:hyperlink>
-      </w:r>
-      <w:r>
-        <w:rPr>
-          <w:u w:val="single" w:color="0000ff"/>
-          <w:rFonts w:ascii="Charis SIL Regular" w:hAnsi="Charis SIL Regular" w:eastAsia="Charis SIL Regular"/>
-          <w:b w:val="0"/>
-          <w:i w:val="0"/>
-          <w:color w:val="000000"/>
-          <w:sz w:val="24"/>
-        </w:rPr>
-        <w:hyperlink r:id="rId21" w:history="1">
-          <w:r>
-            <w:rPr>
-              <w:rStyle w:val="Hyperlink"/>
-            </w:rPr>
-            <w:t>a</w:t>
-          </w:r>
-        </w:hyperlink>
-      </w:r>
-      <w:r>
-        <w:rPr>
-          <w:u w:val="single" w:color="0000ff"/>
-          <w:rFonts w:ascii="Charis SIL Regular" w:hAnsi="Charis SIL Regular" w:eastAsia="Charis SIL Regular"/>
-          <w:b w:val="0"/>
-          <w:i w:val="0"/>
-          <w:color w:val="000000"/>
-          <w:sz w:val="24"/>
-        </w:rPr>
-        <w:hyperlink r:id="rId21" w:history="1">
-          <w:r>
-            <w:rPr>
-              <w:rStyle w:val="Hyperlink"/>
-            </w:rPr>
-            <w:t>n</w:t>
-          </w:r>
-        </w:hyperlink>
-      </w:r>
-      <w:r>
-        <w:rPr>
-          <w:u w:val="single" w:color="0000ff"/>
-          <w:rFonts w:ascii="Charis SIL Regular" w:hAnsi="Charis SIL Regular" w:eastAsia="Charis SIL Regular"/>
-          <w:b w:val="0"/>
-          <w:i w:val="0"/>
-          <w:color w:val="000000"/>
-          <w:sz w:val="24"/>
-        </w:rPr>
-        <w:hyperlink r:id="rId21" w:history="1">
-          <w:r>
-            <w:rPr>
-              <w:rStyle w:val="Hyperlink"/>
-            </w:rPr>
-            <w:t>y</w:t>
-          </w:r>
-        </w:hyperlink>
-      </w:r>
-      <w:r>
-        <w:rPr>
-          <w:u w:val="single" w:color="0000ff"/>
-          <w:rFonts w:ascii="Charis SIL Regular" w:hAnsi="Charis SIL Regular" w:eastAsia="Charis SIL Regular"/>
-          <w:b w:val="0"/>
-          <w:i w:val="0"/>
-          <w:color w:val="000000"/>
-          <w:sz w:val="24"/>
-        </w:rPr>
-        <w:hyperlink r:id="rId21" w:history="1">
-          <w:r>
-            <w:rPr>
-              <w:rStyle w:val="Hyperlink"/>
-            </w:rPr>
-            <w:t xml:space="preserve"> objects </w:t>
-          </w:r>
-        </w:hyperlink>
-      </w:r>
-      <w:r>
-        <w:rPr>
-          <w:rFonts w:ascii="Charis SIL Regular" w:hAnsi="Charis SIL Regular" w:eastAsia="Charis SIL Regular"/>
-          <w:b w:val="0"/>
-          <w:i w:val="0"/>
-          <w:color w:val="000000"/>
-          <w:sz w:val="24"/>
-        </w:rPr>
-        <w:t>also went missing or were</w:t>
-      </w:r>
-      <w:r>
-        <w:rPr>
-          <w:u w:val="single" w:color="0000ff"/>
-          <w:rFonts w:ascii="Charis SIL Regular" w:hAnsi="Charis SIL Regular" w:eastAsia="Charis SIL Regular"/>
-          <w:b w:val="0"/>
-          <w:i w:val="0"/>
-          <w:color w:val="000000"/>
-          <w:sz w:val="24"/>
-        </w:rPr>
-        <w:hyperlink r:id="rId22" w:history="1">
-          <w:r>
-            <w:rPr>
-              <w:rStyle w:val="Hyperlink"/>
-            </w:rPr>
-            <w:t xml:space="preserve"> lost duri</w:t>
-          </w:r>
-        </w:hyperlink>
-      </w:r>
-      <w:r>
-        <w:rPr>
-          <w:u w:val="single" w:color="0000ff"/>
-          <w:rFonts w:ascii="Charis SIL Regular" w:hAnsi="Charis SIL Regular" w:eastAsia="Charis SIL Regular"/>
-          <w:b w:val="0"/>
-          <w:i w:val="0"/>
-          <w:color w:val="000000"/>
-          <w:sz w:val="24"/>
-        </w:rPr>
-        <w:hyperlink r:id="rId22" w:history="1">
-          <w:r>
-            <w:rPr>
-              <w:rStyle w:val="Hyperlink"/>
-            </w:rPr>
-            <w:t>ng t</w:t>
-          </w:r>
-        </w:hyperlink>
-      </w:r>
-      <w:r>
-        <w:rPr>
-          <w:u w:val="single" w:color="0000ff"/>
-          <w:rFonts w:ascii="Charis SIL Regular" w:hAnsi="Charis SIL Regular" w:eastAsia="Charis SIL Regular"/>
-          <w:b w:val="0"/>
-          <w:i w:val="0"/>
-          <w:color w:val="000000"/>
-          <w:sz w:val="24"/>
-        </w:rPr>
-        <w:hyperlink r:id="rId22" w:history="1">
-          <w:r>
-            <w:rPr>
-              <w:rStyle w:val="Hyperlink"/>
-            </w:rPr>
-            <w:t>h</w:t>
-          </w:r>
-        </w:hyperlink>
-      </w:r>
-      <w:r>
-        <w:rPr>
-          <w:u w:val="single" w:color="0000ff"/>
-          <w:rFonts w:ascii="Charis SIL Regular" w:hAnsi="Charis SIL Regular" w:eastAsia="Charis SIL Regular"/>
-          <w:b w:val="0"/>
-          <w:i w:val="0"/>
-          <w:color w:val="000000"/>
-          <w:sz w:val="24"/>
-        </w:rPr>
-        <w:hyperlink r:id="rId22" w:history="1">
-          <w:r>
-            <w:rPr>
-              <w:rStyle w:val="Hyperlink"/>
-            </w:rPr>
-            <w:t xml:space="preserve">is </w:t>
-          </w:r>
-        </w:hyperlink>
-      </w:r>
-      <w:r>
-        <w:rPr>
-          <w:u w:val="single" w:color="0000ff"/>
-          <w:rFonts w:ascii="Charis SIL Regular" w:hAnsi="Charis SIL Regular" w:eastAsia="Charis SIL Regular"/>
-          <w:b w:val="0"/>
-          <w:i w:val="0"/>
-          <w:color w:val="000000"/>
-          <w:sz w:val="24"/>
-        </w:rPr>
-        <w:hyperlink r:id="rId22" w:history="1">
-          <w:r>
-            <w:rPr>
-              <w:rStyle w:val="Hyperlink"/>
-            </w:rPr>
-            <w:t>time. Th</w:t>
-          </w:r>
-        </w:hyperlink>
-      </w:r>
-      <w:r>
-        <w:rPr>
-          <w:rFonts w:ascii="Charis SIL Regular" w:hAnsi="Charis SIL Regular" w:eastAsia="Charis SIL Regular"/>
-          <w:b w:val="0"/>
-          <w:i w:val="0"/>
-          <w:color w:val="000000"/>
-          <w:sz w:val="24"/>
-        </w:rPr>
-        <w:t xml:space="preserve">e third and final director </w:t>
-      </w:r>
-      <w:r>
-        <w:rPr>
-          <w:rFonts w:ascii="Charis SIL Regular" w:hAnsi="Charis SIL Regular" w:eastAsia="Charis SIL Regular"/>
-          <w:b w:val="0"/>
-          <w:i w:val="0"/>
-          <w:color w:val="0000FF"/>
-          <w:sz w:val="24"/>
-          <w:u w:val="single"/>
-        </w:rPr>
-        <w:hyperlink r:id="rId23" w:history="1">
-          <w:r>
-            <w:rPr>
-              <w:rStyle w:val="Hyperlink"/>
-            </w:rPr>
-            <w:t>David</w:t>
-          </w:r>
-        </w:hyperlink>
-      </w:r>
-      <w:r>
-        <w:rPr>
-          <w:rFonts w:ascii="Charis SIL Regular" w:hAnsi="Charis SIL Regular" w:eastAsia="Charis SIL Regular"/>
-          <w:b w:val="0"/>
-          <w:i w:val="0"/>
-          <w:color w:val="0000FF"/>
-          <w:sz w:val="24"/>
-          <w:u w:val="single"/>
-        </w:rPr>
-        <w:t xml:space="preserve"> </w:t>
-      </w:r>
-      <w:r>
-        <w:rPr>
-          <w:rFonts w:ascii="Charis SIL Regular" w:hAnsi="Charis SIL Regular" w:eastAsia="Charis SIL Regular"/>
-          <w:b w:val="0"/>
-          <w:i w:val="0"/>
-          <w:color w:val="0000FF"/>
-          <w:sz w:val="24"/>
-          <w:u w:val="single"/>
-        </w:rPr>
-        <w:hyperlink r:id="rId23" w:history="1">
-          <w:r>
-            <w:rPr>
-              <w:rStyle w:val="Hyperlink"/>
-            </w:rPr>
-            <w:t>van</w:t>
-          </w:r>
-        </w:hyperlink>
-      </w:r>
-      <w:r>
-        <w:rPr>
-          <w:rFonts w:ascii="Charis SIL Regular" w:hAnsi="Charis SIL Regular" w:eastAsia="Charis SIL Regular"/>
-          <w:b w:val="0"/>
-          <w:i w:val="0"/>
-          <w:color w:val="0000FF"/>
-          <w:sz w:val="24"/>
-          <w:u w:val="single"/>
-        </w:rPr>
-        <w:t xml:space="preserve"> </w:t>
-      </w:r>
-      <w:r>
-        <w:rPr>
-          <w:rFonts w:ascii="Charis SIL Regular" w:hAnsi="Charis SIL Regular" w:eastAsia="Charis SIL Regular"/>
-          <w:b w:val="0"/>
-          <w:i w:val="0"/>
-          <w:color w:val="0000FF"/>
-          <w:sz w:val="24"/>
-          <w:u w:val="single"/>
-        </w:rPr>
-        <w:hyperlink r:id="rId23" w:history="1">
-          <w:r>
-            <w:rPr>
-              <w:rStyle w:val="Hyperlink"/>
-            </w:rPr>
             <w:t xml:space="preserve">der </w:t>
           </w:r>
         </w:hyperlink>
@@ -3307,7 +3227,7 @@
           <w:sz w:val="24"/>
           <w:u w:val="single"/>
         </w:rPr>
-        <w:hyperlink r:id="rId23" w:history="1">
+        <w:hyperlink r:id="rId22" w:history="1">
           <w:r>
             <w:rPr>
               <w:rStyle w:val="Hyperlink"/>
@@ -3335,7 +3255,7 @@
           <w:color w:val="000000"/>
           <w:sz w:val="24"/>
         </w:rPr>
-        <w:hyperlink r:id="rId23" w:history="1">
+        <w:hyperlink r:id="rId22" w:history="1">
           <w:r>
             <w:rPr>
               <w:rStyle w:val="Hyperlink"/>
@@ -3353,7 +3273,7 @@
           <w:color w:val="000000"/>
           <w:sz w:val="24"/>
         </w:rPr>
-        <w:hyperlink r:id="rId23" w:history="1">
+        <w:hyperlink r:id="rId22" w:history="1">
           <w:r>
             <w:rPr>
               <w:rStyle w:val="Hyperlink"/>
@@ -3371,7 +3291,7 @@
           <w:color w:val="000000"/>
           <w:sz w:val="24"/>
         </w:rPr>
-        <w:hyperlink r:id="rId23" w:history="1">
+        <w:hyperlink r:id="rId22" w:history="1">
           <w:r>
             <w:rPr>
               <w:rStyle w:val="Hyperlink"/>
@@ -3400,7 +3320,7 @@
           <w:color w:val="000000"/>
           <w:sz w:val="24"/>
         </w:rPr>
-        <w:hyperlink r:id="rId23" w:history="1">
+        <w:hyperlink r:id="rId22" w:history="1">
           <w:r>
             <w:rPr>
               <w:rStyle w:val="Hyperlink"/>
@@ -3427,7 +3347,7 @@
           <w:color w:val="000000"/>
           <w:sz w:val="24"/>
         </w:rPr>
-        <w:hyperlink r:id="rId23" w:history="1">
+        <w:hyperlink r:id="rId22" w:history="1">
           <w:r>
             <w:rPr>
               <w:rStyle w:val="Hyperlink"/>
@@ -3455,7 +3375,7 @@
           <w:color w:val="000000"/>
           <w:sz w:val="24"/>
         </w:rPr>
-        <w:hyperlink r:id="rId23" w:history="1">
+        <w:hyperlink r:id="rId22" w:history="1">
           <w:r>
             <w:rPr>
               <w:rStyle w:val="Hyperlink"/>
@@ -3472,10 +3392,54 @@
           <w:color w:val="000000"/>
           <w:sz w:val="24"/>
         </w:rPr>
-        <w:t xml:space="preserve">see https://app.colonialcollections.nl/nl/research-aids/ </w:t>
-      </w:r>
-      <w:r>
-        <w:br/>
+        <w:t xml:space="preserve">see </w:t>
+      </w:r>
+      <w:r>
+        <w:rPr>
+          <w:rFonts w:ascii="Charis SIL Italic" w:hAnsi="Charis SIL Italic" w:eastAsia="Charis SIL Italic"/>
+          <w:b w:val="0"/>
+          <w:i/>
+          <w:color w:val="0000FF"/>
+          <w:sz w:val="24"/>
+          <w:u w:val="single"/>
+        </w:rPr>
+        <w:hyperlink r:id="rId23" w:history="1">
+          <w:r>
+            <w:rPr>
+              <w:rStyle w:val="Hyperlink"/>
+            </w:rPr>
+            <w:t>Volkenkundig</w:t>
+          </w:r>
+        </w:hyperlink>
+      </w:r>
+      <w:r>
+        <w:rPr>
+          <w:rFonts w:ascii="Charis SIL Italic" w:hAnsi="Charis SIL Italic" w:eastAsia="Charis SIL Italic"/>
+          <w:b w:val="0"/>
+          <w:i/>
+          <w:color w:val="0000FF"/>
+          <w:sz w:val="24"/>
+          <w:u w:val="single"/>
+        </w:rPr>
+        <w:t xml:space="preserve"> </w:t>
+      </w:r>
+      <w:r>
+        <w:rPr>
+          <w:rFonts w:ascii="Charis SIL Italic" w:hAnsi="Charis SIL Italic" w:eastAsia="Charis SIL Italic"/>
+          <w:b w:val="0"/>
+          <w:i/>
+          <w:color w:val="0000FF"/>
+          <w:sz w:val="24"/>
+          <w:u w:val="single"/>
+        </w:rPr>
+        <w:hyperlink r:id="rId23" w:history="1">
+          <w:r>
+            <w:rPr>
+              <w:rStyle w:val="Hyperlink"/>
+            </w:rPr>
+            <w:t>Verzamelen</w:t>
+          </w:r>
+        </w:hyperlink>
       </w:r>
       <w:r>
         <w:rPr>
@@ -3485,7 +3449,7 @@
           <w:color w:val="000000"/>
           <w:sz w:val="24"/>
         </w:rPr>
-        <w:t xml:space="preserve">https%3A%2F%2Fn2t%252Enet%2Fark%3A%2F27023%2F0d0d07f9e69d73c961b30ffd357c1e4 </w:t>
+        <w:t xml:space="preserve">, pp. 213-216), in 1876-1879 Van der Kellen drew up a </w:t>
       </w:r>
       <w:r>
         <w:rPr>
@@ -3495,27 +3459,91 @@
           <w:color w:val="000000"/>
           <w:sz w:val="24"/>
         </w:rPr>
-        <w:t xml:space="preserve">pp. 213-216), in 1876-1879 Van der Kellen drew up a new inventory of objects, in which he </w:t>
-      </w:r>
-      <w:r>
-        <w:rPr>
+        <w:t>new inven</w:t>
+      </w:r>
+      <w:r>
+        <w:rPr>
+          <w:u w:val="single" w:color="0000ff"/>
           <w:rFonts w:ascii="Charis SIL Regular" w:hAnsi="Charis SIL Regular" w:eastAsia="Charis SIL Regular"/>
           <w:b w:val="0"/>
           <w:i w:val="0"/>
           <w:color w:val="000000"/>
           <w:sz w:val="24"/>
         </w:rPr>
-        <w:t xml:space="preserve">attempted to link remaining documentation to objects in the extensive collection. He largely </w:t>
-      </w:r>
-      <w:r>
-        <w:rPr>
+        <w:hyperlink r:id="rId23" w:history="1">
+          <w:r>
+            <w:rPr>
+              <w:rStyle w:val="Hyperlink"/>
+            </w:rPr>
+            <w:t>tory of objec</w:t>
+          </w:r>
+        </w:hyperlink>
+      </w:r>
+      <w:r>
+        <w:rPr>
+          <w:u w:val="single" w:color="0000ff"/>
           <w:rFonts w:ascii="Charis SIL Regular" w:hAnsi="Charis SIL Regular" w:eastAsia="Charis SIL Regular"/>
           <w:b w:val="0"/>
           <w:i w:val="0"/>
           <w:color w:val="000000"/>
           <w:sz w:val="24"/>
         </w:rPr>
-        <w:t>succeeded, but there were also mistakes made during this process.</w:t>
+        <w:hyperlink r:id="rId23" w:history="1">
+          <w:r>
+            <w:rPr>
+              <w:rStyle w:val="Hyperlink"/>
+            </w:rPr>
+            <w:t>t</w:t>
+          </w:r>
+        </w:hyperlink>
+      </w:r>
+      <w:r>
+        <w:rPr>
+          <w:u w:val="single" w:color="0000ff"/>
+          <w:rFonts w:ascii="Charis SIL Regular" w:hAnsi="Charis SIL Regular" w:eastAsia="Charis SIL Regular"/>
+          <w:b w:val="0"/>
+          <w:i w:val="0"/>
+          <w:color w:val="000000"/>
+          <w:sz w:val="24"/>
+        </w:rPr>
+        <w:hyperlink r:id="rId23" w:history="1">
+          <w:r>
+            <w:rPr>
+              <w:rStyle w:val="Hyperlink"/>
+            </w:rPr>
+            <w:t>s, in which</w:t>
+          </w:r>
+        </w:hyperlink>
+      </w:r>
+      <w:r>
+        <w:rPr>
+          <w:rFonts w:ascii="Charis SIL Regular" w:hAnsi="Charis SIL Regular" w:eastAsia="Charis SIL Regular"/>
+          <w:b w:val="0"/>
+          <w:i w:val="0"/>
+          <w:color w:val="000000"/>
+          <w:sz w:val="24"/>
+        </w:rPr>
+        <w:t xml:space="preserve"> he attempted to link remaining documentation to objects </w:t>
+      </w:r>
+      <w:r>
+        <w:rPr>
+          <w:rFonts w:ascii="Charis SIL Regular" w:hAnsi="Charis SIL Regular" w:eastAsia="Charis SIL Regular"/>
+          <w:b w:val="0"/>
+          <w:i w:val="0"/>
+          <w:color w:val="000000"/>
+          <w:sz w:val="24"/>
+        </w:rPr>
+        <w:t xml:space="preserve">in the extensive collection. He largely succeeded, but there were also mistakes made during </w:t>
+      </w:r>
+      <w:r>
+        <w:rPr>
+          <w:rFonts w:ascii="Charis SIL Regular" w:hAnsi="Charis SIL Regular" w:eastAsia="Charis SIL Regular"/>
+          <w:b w:val="0"/>
+          <w:i w:val="0"/>
+          <w:color w:val="000000"/>
+          <w:sz w:val="24"/>
+        </w:rPr>
+        <w:t>this process.</w:t>
       </w:r>
     </w:p>
     <w:p>
@@ -3523,7 +3551,7 @@
         <w:autoSpaceDN w:val="0"/>
         <w:autoSpaceDE w:val="0"/>
         <w:widowControl/>
-        <w:spacing w:line="354" w:lineRule="exact" w:before="174" w:after="0"/>
+        <w:spacing w:line="288" w:lineRule="exact" w:before="240" w:after="0"/>
         <w:ind w:left="10" w:right="0" w:firstLine="0"/>
         <w:jc w:val="left"/>
       </w:pPr>
@@ -3610,14 +3638,78 @@
           <w:color w:val="000000"/>
           <w:sz w:val="24"/>
         </w:rPr>
-        <w:t xml:space="preserve"> as part</w:t>
+        <w:t xml:space="preserve"> as part </w:t>
+      </w:r>
+      <w:r>
+        <w:rPr>
+          <w:rFonts w:ascii="Charis SIL Regular" w:hAnsi="Charis SIL Regular" w:eastAsia="Charis SIL Regular"/>
+          <w:b w:val="0"/>
+          <w:i w:val="0"/>
+          <w:color w:val="000000"/>
+          <w:sz w:val="24"/>
+        </w:rPr>
+        <w:t>of the Rijksmuseum archive. It includes correspondence rega</w:t>
+      </w:r>
+      <w:r>
+        <w:rPr>
+          <w:u w:val="single" w:color="0000ff"/>
+          <w:rFonts w:ascii="Charis SIL Regular" w:hAnsi="Charis SIL Regular" w:eastAsia="Charis SIL Regular"/>
+          <w:b w:val="0"/>
+          <w:i w:val="0"/>
+          <w:color w:val="000000"/>
+          <w:sz w:val="24"/>
+        </w:rPr>
+        <w:hyperlink r:id="rId24" w:history="1">
+          <w:r>
+            <w:rPr>
+              <w:rStyle w:val="Hyperlink"/>
+            </w:rPr>
+            <w:t>rding d</w:t>
+          </w:r>
+        </w:hyperlink>
+      </w:r>
+      <w:r>
+        <w:rPr>
+          <w:u w:val="single" w:color="0000ff"/>
+          <w:rFonts w:ascii="Charis SIL Regular" w:hAnsi="Charis SIL Regular" w:eastAsia="Charis SIL Regular"/>
+          <w:b w:val="0"/>
+          <w:i w:val="0"/>
+          <w:color w:val="000000"/>
+          <w:sz w:val="24"/>
+        </w:rPr>
+        <w:hyperlink r:id="rId24" w:history="1">
+          <w:r>
+            <w:rPr>
+              <w:rStyle w:val="Hyperlink"/>
+            </w:rPr>
+            <w:t xml:space="preserve">onations </w:t>
+          </w:r>
+        </w:hyperlink>
+      </w:r>
+      <w:r>
+        <w:rPr>
+          <w:u w:val="single" w:color="0000ff"/>
+          <w:rFonts w:ascii="Charis SIL Regular" w:hAnsi="Charis SIL Regular" w:eastAsia="Charis SIL Regular"/>
+          <w:b w:val="0"/>
+          <w:i w:val="0"/>
+          <w:color w:val="000000"/>
+          <w:sz w:val="24"/>
+        </w:rPr>
+        <w:hyperlink r:id="rId24" w:history="1">
+          <w:r>
+            <w:rPr>
+              <w:rStyle w:val="Hyperlink"/>
+            </w:rPr>
+            <w:t>and</w:t>
+          </w:r>
+        </w:hyperlink>
       </w:r>
     </w:p>
     <w:p>
       <w:pPr>
         <w:sectPr>
           <w:pgSz w:w="11900" w:h="16840"/>
-          <w:pgMar w:top="448" w:right="646" w:bottom="502" w:left="950" w:header="720" w:footer="720" w:gutter="0"/>
+          <w:pgMar w:top="448" w:right="1000" w:bottom="502" w:left="950" w:header="720" w:footer="720" w:gutter="0"/>
           <w:cols/>
           <w:docGrid w:linePitch="360"/>
         </w:sectPr>
@@ -3649,19 +3741,6 @@
           <w:color w:val="000000"/>
           <w:sz w:val="24"/>
         </w:rPr>
-        <w:t xml:space="preserve">of the Rijksmuseum archive. It includes correspondence regarding donations and </w:t>
-      </w:r>
-      <w:r>
-        <w:br/>
-      </w:r>
-      <w:r>
-        <w:rPr>
-          <w:rFonts w:ascii="Charis SIL Regular" w:hAnsi="Charis SIL Regular" w:eastAsia="Charis SIL Regular"/>
-          <w:b w:val="0"/>
-          <w:i w:val="0"/>
-          <w:color w:val="000000"/>
-          <w:sz w:val="24"/>
-        </w:rPr>
         <w:t xml:space="preserve">acquisitions. The appendices include additional access with convenient overviews of this </w:t>
       </w:r>
       <w:r>
@@ -3856,97 +3935,7 @@
           <w:color w:val="000000"/>
           <w:sz w:val="24"/>
         </w:rPr>
-        <w:t>by officials of the Ministry of the Interior that a</w:t>
-      </w:r>
-      <w:r>
-        <w:rPr>
-          <w:u w:val="single" w:color="0000ff"/>
-          <w:rFonts w:ascii="Charis SIL Regular" w:hAnsi="Charis SIL Regular" w:eastAsia="Charis SIL Regular"/>
-          <w:b w:val="0"/>
-          <w:i w:val="0"/>
-          <w:color w:val="000000"/>
-          <w:sz w:val="24"/>
-        </w:rPr>
-        <w:hyperlink r:id="rId25" w:history="1">
-          <w:r>
-            <w:rPr>
-              <w:rStyle w:val="Hyperlink"/>
-            </w:rPr>
-            <w:t>re releva</w:t>
-          </w:r>
-        </w:hyperlink>
-      </w:r>
-      <w:r>
-        <w:rPr>
-          <w:u w:val="single" w:color="0000ff"/>
-          <w:rFonts w:ascii="Charis SIL Regular" w:hAnsi="Charis SIL Regular" w:eastAsia="Charis SIL Regular"/>
-          <w:b w:val="0"/>
-          <w:i w:val="0"/>
-          <w:color w:val="000000"/>
-          <w:sz w:val="24"/>
-        </w:rPr>
-        <w:hyperlink r:id="rId25" w:history="1">
-          <w:r>
-            <w:rPr>
-              <w:rStyle w:val="Hyperlink"/>
-            </w:rPr>
-            <w:t>n</w:t>
-          </w:r>
-        </w:hyperlink>
-      </w:r>
-      <w:r>
-        <w:rPr>
-          <w:u w:val="single" w:color="0000ff"/>
-          <w:rFonts w:ascii="Charis SIL Regular" w:hAnsi="Charis SIL Regular" w:eastAsia="Charis SIL Regular"/>
-          <w:b w:val="0"/>
-          <w:i w:val="0"/>
-          <w:color w:val="000000"/>
-          <w:sz w:val="24"/>
-        </w:rPr>
-        <w:hyperlink r:id="rId25" w:history="1">
-          <w:r>
-            <w:rPr>
-              <w:rStyle w:val="Hyperlink"/>
-            </w:rPr>
-            <w:t>t to rese</w:t>
-          </w:r>
-        </w:hyperlink>
-      </w:r>
-      <w:r>
-        <w:rPr>
-          <w:u w:val="single" w:color="0000ff"/>
-          <w:rFonts w:ascii="Charis SIL Regular" w:hAnsi="Charis SIL Regular" w:eastAsia="Charis SIL Regular"/>
-          <w:b w:val="0"/>
-          <w:i w:val="0"/>
-          <w:color w:val="000000"/>
-          <w:sz w:val="24"/>
-        </w:rPr>
-        <w:hyperlink r:id="rId25" w:history="1">
-          <w:r>
-            <w:rPr>
-              <w:rStyle w:val="Hyperlink"/>
-            </w:rPr>
-            <w:t>a</w:t>
-          </w:r>
-        </w:hyperlink>
-      </w:r>
-      <w:r>
-        <w:rPr>
-          <w:u w:val="single" w:color="0000ff"/>
-          <w:rFonts w:ascii="Charis SIL Regular" w:hAnsi="Charis SIL Regular" w:eastAsia="Charis SIL Regular"/>
-          <w:b w:val="0"/>
-          <w:i w:val="0"/>
-          <w:color w:val="000000"/>
-          <w:sz w:val="24"/>
-        </w:rPr>
-        <w:hyperlink r:id="rId25" w:history="1">
-          <w:r>
-            <w:rPr>
-              <w:rStyle w:val="Hyperlink"/>
-            </w:rPr>
-            <w:t>rc</w:t>
-          </w:r>
-        </w:hyperlink>
+        <w:t>by officials of the Ministry of the Interior that are relevant to researc</w:t>
       </w:r>
       <w:r>
         <w:rPr>
@@ -4821,7 +4810,7 @@
         <w:autoSpaceDE w:val="0"/>
         <w:widowControl/>
         <w:spacing w:line="288" w:lineRule="exact" w:before="240" w:after="0"/>
-        <w:ind w:left="800" w:right="864" w:firstLine="0"/>
+        <w:ind w:left="800" w:right="720" w:firstLine="0"/>
         <w:jc w:val="left"/>
       </w:pPr>
       <w:r>
@@ -4872,7 +4861,17 @@
           <w:color w:val="000000"/>
           <w:sz w:val="24"/>
         </w:rPr>
-        <w:t>indices of the department of Arts and Science of the Ministry of the Interior from</w:t>
+        <w:t xml:space="preserve">indices of the department of Arts and Science of the Ministry of the Interior from </w:t>
+      </w:r>
+      <w:r>
+        <w:rPr>
+          <w:rFonts w:ascii="Charis SIL Italic" w:hAnsi="Charis SIL Italic" w:eastAsia="Charis SIL Italic"/>
+          <w:b w:val="0"/>
+          <w:i/>
+          <w:color w:val="000000"/>
+          <w:sz w:val="24"/>
+        </w:rPr>
+        <w:t>1824 to 1848. Correspondence concerning acquisitions can be traced via an index.</w:t>
       </w:r>
     </w:p>
     <w:p>
@@ -4899,20 +4898,10 @@
         <w:autoSpaceDN w:val="0"/>
         <w:autoSpaceDE w:val="0"/>
         <w:widowControl/>
-        <w:spacing w:line="288" w:lineRule="exact" w:before="64" w:after="0"/>
-        <w:ind w:left="800" w:right="288" w:firstLine="0"/>
+        <w:spacing w:line="352" w:lineRule="exact" w:before="0" w:after="0"/>
+        <w:ind w:left="800" w:right="0" w:firstLine="0"/>
         <w:jc w:val="left"/>
       </w:pPr>
-      <w:r>
-        <w:rPr>
-          <w:rFonts w:ascii="Charis SIL Italic" w:hAnsi="Charis SIL Italic" w:eastAsia="Charis SIL Italic"/>
-          <w:b w:val="0"/>
-          <w:i/>
-          <w:color w:val="000000"/>
-          <w:sz w:val="24"/>
-        </w:rPr>
-        <w:t xml:space="preserve">1824 to 1848. Correspondence concerning acquisitions can be traced via an index. </w:t>
-      </w:r>
       <w:r>
         <w:rPr>
           <w:rFonts w:ascii="Charis SIL Italic" w:hAnsi="Charis SIL Italic" w:eastAsia="Charis SIL Italic"/>
@@ -4927,12 +4916,18 @@
     <w:p>
       <w:pPr>
         <w:autoSpaceDN w:val="0"/>
+        <w:tabs>
+          <w:tab w:pos="800" w:val="left"/>
+        </w:tabs>
         <w:autoSpaceDE w:val="0"/>
         <w:widowControl/>
-        <w:spacing w:line="288" w:lineRule="exact" w:before="240" w:after="0"/>
-        <w:ind w:left="800" w:right="1152" w:firstLine="0"/>
+        <w:spacing w:line="368" w:lineRule="exact" w:before="160" w:after="0"/>
+        <w:ind w:left="0" w:right="288" w:firstLine="0"/>
         <w:jc w:val="left"/>
       </w:pPr>
+      <w:r>
+        <w:tab/>
+      </w:r>
       <w:r>
         <w:rPr>
           <w:rFonts w:ascii="Charis SIL Regular" w:hAnsi="Charis SIL Regular" w:eastAsia="Charis SIL Regular"/>
@@ -5024,6 +5019,9 @@
         </w:hyperlink>
       </w:r>
       <w:r>
+        <w:tab/>
+      </w:r>
+      <w:r>
         <w:rPr>
           <w:rFonts w:ascii="Charis SIL Regular" w:hAnsi="Charis SIL Regular" w:eastAsia="Charis SIL Regular"/>
           <w:b w:val="0"/>
@@ -5055,100 +5053,104 @@
             <w:rPr>
               <w:rStyle w:val="Hyperlink"/>
             </w:rPr>
-            <w:t>4925-4954</w:t>
+            <w:t xml:space="preserve">4925-4954 </w:t>
           </w:r>
         </w:hyperlink>
+      </w:r>
+      <w:r>
+        <w:br/>
+      </w:r>
+      <w:r>
+        <w:rPr>
+          <w:rFonts w:ascii="Charis SIL Regular" w:hAnsi="Charis SIL Regular" w:eastAsia="Charis SIL Regular"/>
+          <w:b w:val="0"/>
+          <w:i w:val="0"/>
+          <w:color w:val="000000"/>
+          <w:sz w:val="24"/>
+        </w:rPr>
+        <w:t xml:space="preserve">Archive: </w:t>
+      </w:r>
+      <w:r>
+        <w:br/>
+      </w:r>
+      <w:r>
+        <w:tab/>
+      </w:r>
+      <w:r>
+        <w:rPr>
+          <w:rFonts w:ascii="Charis SIL Italic" w:hAnsi="Charis SIL Italic" w:eastAsia="Charis SIL Italic"/>
+          <w:b w:val="0"/>
+          <w:i/>
+          <w:color w:val="000000"/>
+          <w:sz w:val="24"/>
+        </w:rPr>
+        <w:t xml:space="preserve">Nationaal Archief 2.04.01 Inventaris van het archief van het Ministerie van </w:t>
+      </w:r>
+      <w:r>
+        <w:tab/>
+      </w:r>
+      <w:r>
+        <w:rPr>
+          <w:rFonts w:ascii="Charis SIL Italic" w:hAnsi="Charis SIL Italic" w:eastAsia="Charis SIL Italic"/>
+          <w:b w:val="0"/>
+          <w:i/>
+          <w:color w:val="000000"/>
+          <w:sz w:val="24"/>
+        </w:rPr>
+        <w:t>Binnenlandse Zaken, 1813-1848 (1864) - inventory number 4030</w:t>
+      </w:r>
+      <w:r>
+        <w:rPr>
+          <w:rFonts w:ascii="Charis SIL Italic" w:hAnsi="Charis SIL Italic" w:eastAsia="Charis SIL Italic"/>
+          <w:b w:val="0"/>
+          <w:i/>
+          <w:color w:val="000000"/>
+          <w:sz w:val="24"/>
+        </w:rPr>
+        <w:t xml:space="preserve">Outgoing letters </w:t>
+      </w:r>
+      <w:r>
+        <w:tab/>
+      </w:r>
+      <w:r>
+        <w:rPr>
+          <w:rFonts w:ascii="Charis SIL Italic" w:hAnsi="Charis SIL Italic" w:eastAsia="Charis SIL Italic"/>
+          <w:b w:val="0"/>
+          <w:i/>
+          <w:color w:val="000000"/>
+          <w:sz w:val="24"/>
+        </w:rPr>
+        <w:t xml:space="preserve">from the king's secretary, concerning donations and other matters. From the period </w:t>
+      </w:r>
+      <w:r>
+        <w:tab/>
+      </w:r>
+      <w:r>
+        <w:rPr>
+          <w:rFonts w:ascii="Charis SIL Italic" w:hAnsi="Charis SIL Italic" w:eastAsia="Charis SIL Italic"/>
+          <w:b w:val="0"/>
+          <w:i/>
+          <w:color w:val="000000"/>
+          <w:sz w:val="24"/>
+        </w:rPr>
+        <w:t>1815-1818, accessible online.</w:t>
       </w:r>
     </w:p>
     <w:p>
       <w:pPr>
         <w:autoSpaceDN w:val="0"/>
+        <w:tabs>
+          <w:tab w:pos="800" w:val="left"/>
+        </w:tabs>
         <w:autoSpaceDE w:val="0"/>
         <w:widowControl/>
-        <w:spacing w:line="352" w:lineRule="exact" w:before="176" w:after="0"/>
-        <w:ind w:left="0" w:right="0" w:firstLine="0"/>
+        <w:spacing w:line="408" w:lineRule="exact" w:before="120" w:after="0"/>
+        <w:ind w:left="0" w:right="288" w:firstLine="0"/>
         <w:jc w:val="left"/>
       </w:pPr>
       <w:r>
-        <w:rPr>
-          <w:rFonts w:ascii="Charis SIL Regular" w:hAnsi="Charis SIL Regular" w:eastAsia="Charis SIL Regular"/>
-          <w:b w:val="0"/>
-          <w:i w:val="0"/>
-          <w:color w:val="000000"/>
-          <w:sz w:val="24"/>
-        </w:rPr>
-        <w:t>Archive:</w:t>
-      </w:r>
-    </w:p>
-    <w:p>
-      <w:pPr>
-        <w:autoSpaceDN w:val="0"/>
-        <w:autoSpaceDE w:val="0"/>
-        <w:widowControl/>
-        <w:spacing w:line="288" w:lineRule="exact" w:before="240" w:after="0"/>
-        <w:ind w:left="800" w:right="288" w:firstLine="0"/>
-        <w:jc w:val="left"/>
-      </w:pPr>
-      <w:r>
-        <w:rPr>
-          <w:rFonts w:ascii="Charis SIL Italic" w:hAnsi="Charis SIL Italic" w:eastAsia="Charis SIL Italic"/>
-          <w:b w:val="0"/>
-          <w:i/>
-          <w:color w:val="000000"/>
-          <w:sz w:val="24"/>
-        </w:rPr>
-        <w:t xml:space="preserve">Nationaal Archief 2.04.01 Inventaris van het archief van het Ministerie van </w:t>
-      </w:r>
-      <w:r>
-        <w:rPr>
-          <w:rFonts w:ascii="Charis SIL Italic" w:hAnsi="Charis SIL Italic" w:eastAsia="Charis SIL Italic"/>
-          <w:b w:val="0"/>
-          <w:i/>
-          <w:color w:val="000000"/>
-          <w:sz w:val="24"/>
-        </w:rPr>
-        <w:t>Binnenlandse Zaken, 1813-1848 (1864) - inventory number 4030</w:t>
-      </w:r>
-      <w:r>
-        <w:rPr>
-          <w:rFonts w:ascii="Charis SIL Italic" w:hAnsi="Charis SIL Italic" w:eastAsia="Charis SIL Italic"/>
-          <w:b w:val="0"/>
-          <w:i/>
-          <w:color w:val="000000"/>
-          <w:sz w:val="24"/>
-        </w:rPr>
-        <w:t xml:space="preserve">Outgoing letters </w:t>
-      </w:r>
-      <w:r>
-        <w:rPr>
-          <w:rFonts w:ascii="Charis SIL Italic" w:hAnsi="Charis SIL Italic" w:eastAsia="Charis SIL Italic"/>
-          <w:b w:val="0"/>
-          <w:i/>
-          <w:color w:val="000000"/>
-          <w:sz w:val="24"/>
-        </w:rPr>
-        <w:t xml:space="preserve">from the king's secretary, concerning donations and other matters. From the period </w:t>
-      </w:r>
-      <w:r>
-        <w:rPr>
-          <w:rFonts w:ascii="Charis SIL Italic" w:hAnsi="Charis SIL Italic" w:eastAsia="Charis SIL Italic"/>
-          <w:b w:val="0"/>
-          <w:i/>
-          <w:color w:val="000000"/>
-          <w:sz w:val="24"/>
-        </w:rPr>
-        <w:t>1815-1818, accessible online.</w:t>
-      </w:r>
-    </w:p>
-    <w:p>
-      <w:pPr>
-        <w:autoSpaceDN w:val="0"/>
-        <w:autoSpaceDE w:val="0"/>
-        <w:widowControl/>
-        <w:spacing w:line="288" w:lineRule="exact" w:before="240" w:after="0"/>
-        <w:ind w:left="800" w:right="432" w:firstLine="0"/>
-        <w:jc w:val="left"/>
-      </w:pPr>
+        <w:tab/>
+      </w:r>
       <w:r>
         <w:rPr>
           <w:rFonts w:ascii="Charis SIL Regular" w:hAnsi="Charis SIL Regular" w:eastAsia="Charis SIL Regular"/>
@@ -5240,6 +5242,9 @@
         </w:hyperlink>
       </w:r>
       <w:r>
+        <w:tab/>
+      </w:r>
+      <w:r>
         <w:rPr>
           <w:rFonts w:ascii="Charis SIL Regular" w:hAnsi="Charis SIL Regular" w:eastAsia="Charis SIL Regular"/>
           <w:b w:val="0"/>
@@ -5253,7 +5258,25 @@
             <w:rPr>
               <w:rStyle w:val="Hyperlink"/>
             </w:rPr>
-            <w:t>fil</w:t>
+            <w:t>fi</w:t>
+          </w:r>
+        </w:hyperlink>
+      </w:r>
+      <w:r>
+        <w:rPr>
+          <w:rFonts w:ascii="Charis SIL Regular" w:hAnsi="Charis SIL Regular" w:eastAsia="Charis SIL Regular"/>
+          <w:b w:val="0"/>
+          <w:i w:val="0"/>
+          <w:color w:val="0000FF"/>
+          <w:sz w:val="24"/>
+          <w:u w:val="single"/>
+        </w:rPr>
+        <w:hyperlink r:id="rId30" w:history="1">
+          <w:r>
+            <w:rPr>
+              <w:rStyle w:val="Hyperlink"/>
+            </w:rPr>
+            <w:t>l</w:t>
           </w:r>
         </w:hyperlink>
       </w:r>
@@ -5284,14 +5307,35 @@
           <w:sz w:val="24"/>
           <w:u w:val="single"/>
         </w:rPr>
+        <w:t>/</w:t>
+      </w:r>
+      <w:r>
+        <w:rPr>
+          <w:rFonts w:ascii="Charis SIL Regular" w:hAnsi="Charis SIL Regular" w:eastAsia="Charis SIL Regular"/>
+          <w:b w:val="0"/>
+          <w:i w:val="0"/>
+          <w:color w:val="0000FF"/>
+          <w:sz w:val="24"/>
+          <w:u w:val="single"/>
+        </w:rPr>
         <w:hyperlink r:id="rId30" w:history="1">
           <w:r>
             <w:rPr>
               <w:rStyle w:val="Hyperlink"/>
             </w:rPr>
-            <w:t>/</w:t>
+            <w:t>NL</w:t>
           </w:r>
         </w:hyperlink>
+      </w:r>
+      <w:r>
+        <w:rPr>
+          <w:rFonts w:ascii="Charis SIL Regular" w:hAnsi="Charis SIL Regular" w:eastAsia="Charis SIL Regular"/>
+          <w:b w:val="0"/>
+          <w:i w:val="0"/>
+          <w:color w:val="0000FF"/>
+          <w:sz w:val="24"/>
+        </w:rPr>
+        <w:t>-</w:t>
       </w:r>
       <w:r>
         <w:rPr>
@@ -5307,11 +5351,79 @@
             <w:rPr>
               <w:rStyle w:val="Hyperlink"/>
             </w:rPr>
-            <w:t>N</w:t>
+            <w:t xml:space="preserve">HaNA_2.04.01_4030_0001 </w:t>
           </w:r>
         </w:hyperlink>
       </w:r>
       <w:r>
+        <w:br/>
+      </w:r>
+      <w:r>
+        <w:rPr>
+          <w:rFonts w:ascii="Charis SIL Regular" w:hAnsi="Charis SIL Regular" w:eastAsia="Charis SIL Regular"/>
+          <w:b w:val="0"/>
+          <w:i w:val="0"/>
+          <w:color w:val="000000"/>
+          <w:sz w:val="24"/>
+        </w:rPr>
+        <w:t xml:space="preserve">Archival document: </w:t>
+      </w:r>
+      <w:r>
+        <w:br/>
+      </w:r>
+      <w:r>
+        <w:tab/>
+      </w:r>
+      <w:r>
+        <w:rPr>
+          <w:rFonts w:ascii="Charis SIL Italic" w:hAnsi="Charis SIL Italic" w:eastAsia="Charis SIL Italic"/>
+          <w:b w:val="0"/>
+          <w:i/>
+          <w:color w:val="000000"/>
+          <w:sz w:val="24"/>
+        </w:rPr>
+        <w:t>Noord-Hollands Archief 476 Rijksmuseum en rechtsvoorgangers te Amsterdam -</w:t>
+      </w:r>
+      <w:r>
+        <w:tab/>
+      </w:r>
+      <w:r>
+        <w:rPr>
+          <w:rFonts w:ascii="Charis SIL Italic" w:hAnsi="Charis SIL Italic" w:eastAsia="Charis SIL Italic"/>
+          <w:b w:val="0"/>
+          <w:i/>
+          <w:color w:val="000000"/>
+          <w:sz w:val="24"/>
+        </w:rPr>
+        <w:t>inventory number 11.1</w:t>
+      </w:r>
+      <w:r>
+        <w:rPr>
+          <w:rFonts w:ascii="Charis SIL Italic" w:hAnsi="Charis SIL Italic" w:eastAsia="Charis SIL Italic"/>
+          <w:b w:val="0"/>
+          <w:i/>
+          <w:color w:val="000000"/>
+          <w:sz w:val="24"/>
+        </w:rPr>
+        <w:t xml:space="preserve">Access from the archives of the Rijksmuseum containing a </w:t>
+      </w:r>
+      <w:r>
+        <w:tab/>
+      </w:r>
+      <w:r>
+        <w:rPr>
+          <w:rFonts w:ascii="Charis SIL Italic" w:hAnsi="Charis SIL Italic" w:eastAsia="Charis SIL Italic"/>
+          <w:b w:val="0"/>
+          <w:i/>
+          <w:color w:val="000000"/>
+          <w:sz w:val="24"/>
+        </w:rPr>
+        <w:t xml:space="preserve">wide range of documents relating to the acquisition, loan and restoration of objects. </w:t>
+      </w:r>
+      <w:r>
+        <w:tab/>
+      </w:r>
+      <w:r>
         <w:rPr>
           <w:rFonts w:ascii="Charis SIL Regular" w:hAnsi="Charis SIL Regular" w:eastAsia="Charis SIL Regular"/>
           <w:b w:val="0"/>
@@ -5319,12 +5431,12 @@
           <w:color w:val="0000FF"/>
           <w:sz w:val="24"/>
         </w:rPr>
-        <w:hyperlink r:id="rId30" w:history="1">
+        <w:hyperlink r:id="rId31" w:history="1">
           <w:r>
             <w:rPr>
               <w:rStyle w:val="Hyperlink"/>
             </w:rPr>
-            <w:t>L</w:t>
+            <w:t>https://</w:t>
           </w:r>
         </w:hyperlink>
       </w:r>
@@ -5336,37 +5448,128 @@
           <w:color w:val="0000FF"/>
           <w:sz w:val="24"/>
         </w:rPr>
-        <w:t>-</w:t>
-      </w:r>
-      <w:r>
-        <w:rPr>
-          <w:rFonts w:ascii="Charis SIL Regular" w:hAnsi="Charis SIL Regular" w:eastAsia="Charis SIL Regular"/>
-          <w:b w:val="0"/>
-          <w:i w:val="0"/>
-          <w:color w:val="0000FF"/>
-          <w:sz w:val="24"/>
-          <w:u w:val="single"/>
-        </w:rPr>
-        <w:hyperlink r:id="rId30" w:history="1">
+        <w:hyperlink r:id="rId31" w:history="1">
           <w:r>
             <w:rPr>
               <w:rStyle w:val="Hyperlink"/>
             </w:rPr>
-            <w:t>HaNA_2.04.01_4030_0001</w:t>
+            <w:t xml:space="preserve">hdl.handle.net/21.12102/87E110A9A147458AB8E59021D9186701 </w:t>
           </w:r>
         </w:hyperlink>
+      </w:r>
+      <w:r>
+        <w:rPr>
+          <w:rFonts w:ascii="Charis SIL Regular" w:hAnsi="Charis SIL Regular" w:eastAsia="Charis SIL Regular"/>
+          <w:b w:val="0"/>
+          <w:i w:val="0"/>
+          <w:color w:val="000000"/>
+          <w:sz w:val="24"/>
+        </w:rPr>
+        <w:t xml:space="preserve">Archival document: </w:t>
+      </w:r>
+      <w:r>
+        <w:br/>
+      </w:r>
+      <w:r>
+        <w:tab/>
+      </w:r>
+      <w:r>
+        <w:rPr>
+          <w:rFonts w:ascii="Charis SIL Italic" w:hAnsi="Charis SIL Italic" w:eastAsia="Charis SIL Italic"/>
+          <w:b w:val="0"/>
+          <w:i/>
+          <w:color w:val="000000"/>
+          <w:sz w:val="24"/>
+        </w:rPr>
+        <w:t>Noord-Hollands Archief 476 Rijksmuseum en rechtsvoorgangers te Amsterdam -</w:t>
+      </w:r>
+      <w:r>
+        <w:tab/>
+      </w:r>
+      <w:r>
+        <w:rPr>
+          <w:rFonts w:ascii="Charis SIL Italic" w:hAnsi="Charis SIL Italic" w:eastAsia="Charis SIL Italic"/>
+          <w:b w:val="0"/>
+          <w:i/>
+          <w:color w:val="000000"/>
+          <w:sz w:val="24"/>
+        </w:rPr>
+        <w:t>inventory number 874-875</w:t>
+      </w:r>
+      <w:r>
+        <w:rPr>
+          <w:rFonts w:ascii="Charis SIL Italic" w:hAnsi="Charis SIL Italic" w:eastAsia="Charis SIL Italic"/>
+          <w:b w:val="0"/>
+          <w:i/>
+          <w:color w:val="000000"/>
+          <w:sz w:val="24"/>
+        </w:rPr>
+        <w:t xml:space="preserve">Contains the draft inventories of the collections of </w:t>
+      </w:r>
+      <w:r>
+        <w:tab/>
+      </w:r>
+      <w:r>
+        <w:rPr>
+          <w:rFonts w:ascii="Charis SIL Italic" w:hAnsi="Charis SIL Italic" w:eastAsia="Charis SIL Italic"/>
+          <w:b w:val="0"/>
+          <w:i/>
+          <w:color w:val="000000"/>
+          <w:sz w:val="24"/>
+        </w:rPr>
+        <w:t>Royer, Cock Blomhoff and Van Overmeer Fisscher. Accessible online.</w:t>
       </w:r>
     </w:p>
     <w:p>
       <w:pPr>
         <w:autoSpaceDN w:val="0"/>
+        <w:tabs>
+          <w:tab w:pos="800" w:val="left"/>
+        </w:tabs>
         <w:autoSpaceDE w:val="0"/>
         <w:widowControl/>
-        <w:spacing w:line="352" w:lineRule="exact" w:before="176" w:after="0"/>
-        <w:ind w:left="0" w:right="0" w:firstLine="0"/>
+        <w:spacing w:line="368" w:lineRule="exact" w:before="160" w:after="0"/>
+        <w:ind w:left="0" w:right="432" w:firstLine="0"/>
         <w:jc w:val="left"/>
       </w:pPr>
       <w:r>
+        <w:tab/>
+      </w:r>
+      <w:r>
+        <w:rPr>
+          <w:rFonts w:ascii="Charis SIL Regular" w:hAnsi="Charis SIL Regular" w:eastAsia="Charis SIL Regular"/>
+          <w:b w:val="0"/>
+          <w:i w:val="0"/>
+          <w:color w:val="0000FF"/>
+          <w:sz w:val="24"/>
+        </w:rPr>
+        <w:hyperlink r:id="rId32" w:history="1">
+          <w:r>
+            <w:rPr>
+              <w:rStyle w:val="Hyperlink"/>
+            </w:rPr>
+            <w:t>https://</w:t>
+          </w:r>
+        </w:hyperlink>
+      </w:r>
+      <w:r>
+        <w:rPr>
+          <w:rFonts w:ascii="Charis SIL Regular" w:hAnsi="Charis SIL Regular" w:eastAsia="Charis SIL Regular"/>
+          <w:b w:val="0"/>
+          <w:i w:val="0"/>
+          <w:color w:val="0000FF"/>
+          <w:sz w:val="24"/>
+        </w:rPr>
+        <w:hyperlink r:id="rId32" w:history="1">
+          <w:r>
+            <w:rPr>
+              <w:rStyle w:val="Hyperlink"/>
+            </w:rPr>
+            <w:t xml:space="preserve">hdl.handle.net/21.12102/21D672ACA1794CFC9DAABE5F116BC5BC </w:t>
+          </w:r>
+        </w:hyperlink>
+      </w:r>
+      <w:r>
         <w:rPr>
           <w:rFonts w:ascii="Charis SIL Regular" w:hAnsi="Charis SIL Regular" w:eastAsia="Charis SIL Regular"/>
           <w:b w:val="0"/>
@@ -5374,18 +5577,14 @@
           <w:color w:val="000000"/>
           <w:sz w:val="24"/>
         </w:rPr>
-        <w:t>Archival document:</w:t>
-      </w:r>
-    </w:p>
-    <w:p>
-      <w:pPr>
-        <w:autoSpaceDN w:val="0"/>
-        <w:autoSpaceDE w:val="0"/>
-        <w:widowControl/>
-        <w:spacing w:line="288" w:lineRule="exact" w:before="240" w:after="0"/>
-        <w:ind w:left="800" w:right="288" w:firstLine="0"/>
-        <w:jc w:val="left"/>
-      </w:pPr>
+        <w:t xml:space="preserve">Archival document: </w:t>
+      </w:r>
+      <w:r>
+        <w:br/>
+      </w:r>
+      <w:r>
+        <w:tab/>
+      </w:r>
       <w:r>
         <w:rPr>
           <w:rFonts w:ascii="Charis SIL Italic" w:hAnsi="Charis SIL Italic" w:eastAsia="Charis SIL Italic"/>
@@ -5397,6 +5596,9 @@
         <w:t>Noord-Hollands Archief 476 Rijksmuseum en rechtsvoorgangers te Amsterdam -</w:t>
       </w:r>
       <w:r>
+        <w:tab/>
+      </w:r>
+      <w:r>
         <w:rPr>
           <w:rFonts w:ascii="Charis SIL Italic" w:hAnsi="Charis SIL Italic" w:eastAsia="Charis SIL Italic"/>
           <w:b w:val="0"/>
@@ -5404,7 +5606,7 @@
           <w:color w:val="000000"/>
           <w:sz w:val="24"/>
         </w:rPr>
-        <w:t>inventory number 11.1</w:t>
+        <w:t>inventory number 1076</w:t>
       </w:r>
       <w:r>
         <w:rPr>
@@ -5414,7 +5616,10 @@
           <w:color w:val="000000"/>
           <w:sz w:val="24"/>
         </w:rPr>
-        <w:t xml:space="preserve">Access from the archives of the Rijksmuseum containing a </w:t>
+        <w:t xml:space="preserve">Documents concerning the handling of the distribution of </w:t>
+      </w:r>
+      <w:r>
+        <w:tab/>
       </w:r>
       <w:r>
         <w:rPr>
@@ -5424,7 +5629,36 @@
           <w:color w:val="000000"/>
           <w:sz w:val="24"/>
         </w:rPr>
-        <w:t>wide range of documents relating to the acquisition, loan and restoration of objects.</w:t>
+        <w:t xml:space="preserve">objects from the former Royal Cabinet of Curiosities between the Rijks </w:t>
+      </w:r>
+      <w:r>
+        <w:br/>
+      </w:r>
+      <w:r>
+        <w:tab/>
+      </w:r>
+      <w:r>
+        <w:rPr>
+          <w:rFonts w:ascii="Charis SIL Italic" w:hAnsi="Charis SIL Italic" w:eastAsia="Charis SIL Italic"/>
+          <w:b w:val="0"/>
+          <w:i/>
+          <w:color w:val="000000"/>
+          <w:sz w:val="24"/>
+        </w:rPr>
+        <w:t xml:space="preserve">Ethnografisch Museum in Leiden and the Nederlandsch Museum van Geschiedenis </w:t>
+      </w:r>
+      <w:r>
+        <w:tab/>
+      </w:r>
+      <w:r>
+        <w:rPr>
+          <w:rFonts w:ascii="Charis SIL Italic" w:hAnsi="Charis SIL Italic" w:eastAsia="Charis SIL Italic"/>
+          <w:b w:val="0"/>
+          <w:i/>
+          <w:color w:val="000000"/>
+          <w:sz w:val="24"/>
+        </w:rPr>
+        <w:t>en Kunst, 1885-1888.</w:t>
       </w:r>
     </w:p>
     <w:p>
@@ -5444,257 +5678,6 @@
           <w:color w:val="0000FF"/>
           <w:sz w:val="24"/>
         </w:rPr>
-        <w:hyperlink r:id="rId31" w:history="1">
-          <w:r>
-            <w:rPr>
-              <w:rStyle w:val="Hyperlink"/>
-            </w:rPr>
-            <w:t>https://</w:t>
-          </w:r>
-        </w:hyperlink>
-      </w:r>
-      <w:r>
-        <w:rPr>
-          <w:rFonts w:ascii="Charis SIL Regular" w:hAnsi="Charis SIL Regular" w:eastAsia="Charis SIL Regular"/>
-          <w:b w:val="0"/>
-          <w:i w:val="0"/>
-          <w:color w:val="0000FF"/>
-          <w:sz w:val="24"/>
-        </w:rPr>
-        <w:hyperlink r:id="rId31" w:history="1">
-          <w:r>
-            <w:rPr>
-              <w:rStyle w:val="Hyperlink"/>
-            </w:rPr>
-            <w:t>hdl.handle.net/21.12102/87E110A9A147458AB8E59021D9186701</w:t>
-          </w:r>
-        </w:hyperlink>
-      </w:r>
-    </w:p>
-    <w:p>
-      <w:pPr>
-        <w:autoSpaceDN w:val="0"/>
-        <w:autoSpaceDE w:val="0"/>
-        <w:widowControl/>
-        <w:spacing w:line="352" w:lineRule="exact" w:before="176" w:after="0"/>
-        <w:ind w:left="0" w:right="0" w:firstLine="0"/>
-        <w:jc w:val="left"/>
-      </w:pPr>
-      <w:r>
-        <w:rPr>
-          <w:rFonts w:ascii="Charis SIL Regular" w:hAnsi="Charis SIL Regular" w:eastAsia="Charis SIL Regular"/>
-          <w:b w:val="0"/>
-          <w:i w:val="0"/>
-          <w:color w:val="000000"/>
-          <w:sz w:val="24"/>
-        </w:rPr>
-        <w:t>Archival document:</w:t>
-      </w:r>
-    </w:p>
-    <w:p>
-      <w:pPr>
-        <w:autoSpaceDN w:val="0"/>
-        <w:autoSpaceDE w:val="0"/>
-        <w:widowControl/>
-        <w:spacing w:line="288" w:lineRule="exact" w:before="240" w:after="0"/>
-        <w:ind w:left="800" w:right="576" w:firstLine="0"/>
-        <w:jc w:val="left"/>
-      </w:pPr>
-      <w:r>
-        <w:rPr>
-          <w:rFonts w:ascii="Charis SIL Italic" w:hAnsi="Charis SIL Italic" w:eastAsia="Charis SIL Italic"/>
-          <w:b w:val="0"/>
-          <w:i/>
-          <w:color w:val="000000"/>
-          <w:sz w:val="24"/>
-        </w:rPr>
-        <w:t>Noord-Hollands Archief 476 Rijksmuseum en rechtsvoorgangers te Amsterdam -</w:t>
-      </w:r>
-      <w:r>
-        <w:rPr>
-          <w:rFonts w:ascii="Charis SIL Italic" w:hAnsi="Charis SIL Italic" w:eastAsia="Charis SIL Italic"/>
-          <w:b w:val="0"/>
-          <w:i/>
-          <w:color w:val="000000"/>
-          <w:sz w:val="24"/>
-        </w:rPr>
-        <w:t>inventory number 874-875</w:t>
-      </w:r>
-      <w:r>
-        <w:rPr>
-          <w:rFonts w:ascii="Charis SIL Italic" w:hAnsi="Charis SIL Italic" w:eastAsia="Charis SIL Italic"/>
-          <w:b w:val="0"/>
-          <w:i/>
-          <w:color w:val="000000"/>
-          <w:sz w:val="24"/>
-        </w:rPr>
-        <w:t xml:space="preserve">Contains the draft inventories of the collections of </w:t>
-      </w:r>
-      <w:r>
-        <w:rPr>
-          <w:rFonts w:ascii="Charis SIL Italic" w:hAnsi="Charis SIL Italic" w:eastAsia="Charis SIL Italic"/>
-          <w:b w:val="0"/>
-          <w:i/>
-          <w:color w:val="000000"/>
-          <w:sz w:val="24"/>
-        </w:rPr>
-        <w:t>Royer, Cock Blomhoff and Van Overmeer Fisscher. Accessible online.</w:t>
-      </w:r>
-    </w:p>
-    <w:p>
-      <w:pPr>
-        <w:autoSpaceDN w:val="0"/>
-        <w:autoSpaceDE w:val="0"/>
-        <w:widowControl/>
-        <w:spacing w:line="352" w:lineRule="exact" w:before="176" w:after="0"/>
-        <w:ind w:left="800" w:right="0" w:firstLine="0"/>
-        <w:jc w:val="left"/>
-      </w:pPr>
-      <w:r>
-        <w:rPr>
-          <w:rFonts w:ascii="Charis SIL Regular" w:hAnsi="Charis SIL Regular" w:eastAsia="Charis SIL Regular"/>
-          <w:b w:val="0"/>
-          <w:i w:val="0"/>
-          <w:color w:val="0000FF"/>
-          <w:sz w:val="24"/>
-        </w:rPr>
-        <w:hyperlink r:id="rId32" w:history="1">
-          <w:r>
-            <w:rPr>
-              <w:rStyle w:val="Hyperlink"/>
-            </w:rPr>
-            <w:t>https://</w:t>
-          </w:r>
-        </w:hyperlink>
-      </w:r>
-      <w:r>
-        <w:rPr>
-          <w:rFonts w:ascii="Charis SIL Regular" w:hAnsi="Charis SIL Regular" w:eastAsia="Charis SIL Regular"/>
-          <w:b w:val="0"/>
-          <w:i w:val="0"/>
-          <w:color w:val="0000FF"/>
-          <w:sz w:val="24"/>
-        </w:rPr>
-        <w:hyperlink r:id="rId32" w:history="1">
-          <w:r>
-            <w:rPr>
-              <w:rStyle w:val="Hyperlink"/>
-            </w:rPr>
-            <w:t>hdl.handle.net/21.12102/21D672ACA1794CFC9DAABE5F116BC5BC</w:t>
-          </w:r>
-        </w:hyperlink>
-      </w:r>
-    </w:p>
-    <w:p>
-      <w:pPr>
-        <w:autoSpaceDN w:val="0"/>
-        <w:autoSpaceDE w:val="0"/>
-        <w:widowControl/>
-        <w:spacing w:line="352" w:lineRule="exact" w:before="176" w:after="0"/>
-        <w:ind w:left="0" w:right="0" w:firstLine="0"/>
-        <w:jc w:val="left"/>
-      </w:pPr>
-      <w:r>
-        <w:rPr>
-          <w:rFonts w:ascii="Charis SIL Regular" w:hAnsi="Charis SIL Regular" w:eastAsia="Charis SIL Regular"/>
-          <w:b w:val="0"/>
-          <w:i w:val="0"/>
-          <w:color w:val="000000"/>
-          <w:sz w:val="24"/>
-        </w:rPr>
-        <w:t>Archival document:</w:t>
-      </w:r>
-    </w:p>
-    <w:p>
-      <w:pPr>
-        <w:autoSpaceDN w:val="0"/>
-        <w:autoSpaceDE w:val="0"/>
-        <w:widowControl/>
-        <w:spacing w:line="288" w:lineRule="exact" w:before="240" w:after="0"/>
-        <w:ind w:left="800" w:right="432" w:firstLine="0"/>
-        <w:jc w:val="left"/>
-      </w:pPr>
-      <w:r>
-        <w:rPr>
-          <w:rFonts w:ascii="Charis SIL Italic" w:hAnsi="Charis SIL Italic" w:eastAsia="Charis SIL Italic"/>
-          <w:b w:val="0"/>
-          <w:i/>
-          <w:color w:val="000000"/>
-          <w:sz w:val="24"/>
-        </w:rPr>
-        <w:t>Noord-Hollands Archief 476 Rijksmuseum en rechtsvoorgangers te Amsterdam -</w:t>
-      </w:r>
-      <w:r>
-        <w:rPr>
-          <w:rFonts w:ascii="Charis SIL Italic" w:hAnsi="Charis SIL Italic" w:eastAsia="Charis SIL Italic"/>
-          <w:b w:val="0"/>
-          <w:i/>
-          <w:color w:val="000000"/>
-          <w:sz w:val="24"/>
-        </w:rPr>
-        <w:t>inventory number 1076</w:t>
-      </w:r>
-      <w:r>
-        <w:rPr>
-          <w:rFonts w:ascii="Charis SIL Italic" w:hAnsi="Charis SIL Italic" w:eastAsia="Charis SIL Italic"/>
-          <w:b w:val="0"/>
-          <w:i/>
-          <w:color w:val="000000"/>
-          <w:sz w:val="24"/>
-        </w:rPr>
-        <w:t xml:space="preserve">Documents concerning the handling of the distribution of </w:t>
-      </w:r>
-      <w:r>
-        <w:rPr>
-          <w:rFonts w:ascii="Charis SIL Italic" w:hAnsi="Charis SIL Italic" w:eastAsia="Charis SIL Italic"/>
-          <w:b w:val="0"/>
-          <w:i/>
-          <w:color w:val="000000"/>
-          <w:sz w:val="24"/>
-        </w:rPr>
-        <w:t xml:space="preserve">objects from the former Royal Cabinet of Curiosities between the Rijks </w:t>
-      </w:r>
-      <w:r>
-        <w:br/>
-      </w:r>
-      <w:r>
-        <w:rPr>
-          <w:rFonts w:ascii="Charis SIL Italic" w:hAnsi="Charis SIL Italic" w:eastAsia="Charis SIL Italic"/>
-          <w:b w:val="0"/>
-          <w:i/>
-          <w:color w:val="000000"/>
-          <w:sz w:val="24"/>
-        </w:rPr>
-        <w:t xml:space="preserve">Ethnografisch Museum in Leiden and the Nederlandsch Museum van Geschiedenis </w:t>
-      </w:r>
-      <w:r>
-        <w:rPr>
-          <w:rFonts w:ascii="Charis SIL Italic" w:hAnsi="Charis SIL Italic" w:eastAsia="Charis SIL Italic"/>
-          <w:b w:val="0"/>
-          <w:i/>
-          <w:color w:val="000000"/>
-          <w:sz w:val="24"/>
-        </w:rPr>
-        <w:t>en Kunst, 1885-1888.</w:t>
-      </w:r>
-    </w:p>
-    <w:p>
-      <w:pPr>
-        <w:autoSpaceDN w:val="0"/>
-        <w:autoSpaceDE w:val="0"/>
-        <w:widowControl/>
-        <w:spacing w:line="352" w:lineRule="exact" w:before="176" w:after="0"/>
-        <w:ind w:left="800" w:right="0" w:firstLine="0"/>
-        <w:jc w:val="left"/>
-      </w:pPr>
-      <w:r>
-        <w:rPr>
-          <w:rFonts w:ascii="Charis SIL Regular" w:hAnsi="Charis SIL Regular" w:eastAsia="Charis SIL Regular"/>
-          <w:b w:val="0"/>
-          <w:i w:val="0"/>
-          <w:color w:val="0000FF"/>
-          <w:sz w:val="24"/>
-        </w:rPr>
         <w:hyperlink r:id="rId33" w:history="1">
           <w:r>
             <w:rPr>
@@ -5727,7 +5710,7 @@
         <w:autoSpaceDN w:val="0"/>
         <w:autoSpaceDE w:val="0"/>
         <w:widowControl/>
-        <w:spacing w:line="540" w:lineRule="exact" w:before="198" w:after="0"/>
+        <w:spacing w:line="538" w:lineRule="exact" w:before="198" w:after="0"/>
         <w:ind w:left="0" w:right="0" w:firstLine="0"/>
         <w:jc w:val="left"/>
       </w:pPr>
@@ -5747,8 +5730,8 @@
         <w:autoSpaceDN w:val="0"/>
         <w:autoSpaceDE w:val="0"/>
         <w:widowControl/>
-        <w:spacing w:line="352" w:lineRule="exact" w:before="228" w:after="0"/>
-        <w:ind w:left="0" w:right="0" w:firstLine="0"/>
+        <w:spacing w:line="348" w:lineRule="exact" w:before="234" w:after="0"/>
+        <w:ind w:left="800" w:right="288" w:hanging="800"/>
         <w:jc w:val="left"/>
       </w:pPr>
       <w:r>
@@ -5759,78 +5742,77 @@
           <w:color w:val="000000"/>
           <w:sz w:val="24"/>
         </w:rPr>
-        <w:t>Book:</w:t>
+        <w:t xml:space="preserve">Book: </w:t>
+      </w:r>
+      <w:r>
+        <w:br/>
+      </w:r>
+      <w:r>
+        <w:rPr>
+          <w:rFonts w:ascii="Charis SIL Italic" w:hAnsi="Charis SIL Italic" w:eastAsia="Charis SIL Italic"/>
+          <w:b w:val="0"/>
+          <w:i/>
+          <w:color w:val="000000"/>
+          <w:sz w:val="24"/>
+        </w:rPr>
+        <w:t xml:space="preserve">Effert, Rudolf. Royal Cabinets and Auxiliary Branches: Origins of the National </w:t>
+      </w:r>
+      <w:r>
+        <w:rPr>
+          <w:rFonts w:ascii="Charis SIL Italic" w:hAnsi="Charis SIL Italic" w:eastAsia="Charis SIL Italic"/>
+          <w:b w:val="0"/>
+          <w:i/>
+          <w:color w:val="000000"/>
+          <w:sz w:val="24"/>
+        </w:rPr>
+        <w:t>Museum of Ethnology 1816-1883. Leiden: CNWS, 2008.</w:t>
+      </w:r>
+      <w:r>
+        <w:rPr>
+          <w:rFonts w:ascii="Charis SIL Italic" w:hAnsi="Charis SIL Italic" w:eastAsia="Charis SIL Italic"/>
+          <w:b w:val="0"/>
+          <w:i/>
+          <w:color w:val="000000"/>
+          <w:sz w:val="24"/>
+        </w:rPr>
+        <w:t xml:space="preserve">Dissertation by Rudolf </w:t>
+      </w:r>
+      <w:r>
+        <w:rPr>
+          <w:rFonts w:ascii="Charis SIL Italic" w:hAnsi="Charis SIL Italic" w:eastAsia="Charis SIL Italic"/>
+          <w:b w:val="0"/>
+          <w:i/>
+          <w:color w:val="000000"/>
+          <w:sz w:val="24"/>
+        </w:rPr>
+        <w:t xml:space="preserve">Effert from 2003 about the history of the Royal Cabinet of Curiosities and the Rijks </w:t>
+      </w:r>
+      <w:r>
+        <w:rPr>
+          <w:rFonts w:ascii="Charis SIL Italic" w:hAnsi="Charis SIL Italic" w:eastAsia="Charis SIL Italic"/>
+          <w:b w:val="0"/>
+          <w:i/>
+          <w:color w:val="000000"/>
+          <w:sz w:val="24"/>
+        </w:rPr>
+        <w:t>Etnografisch Museum (now Wereldmuseum Leiden).</w:t>
       </w:r>
     </w:p>
     <w:p>
       <w:pPr>
         <w:autoSpaceDN w:val="0"/>
+        <w:tabs>
+          <w:tab w:pos="800" w:val="left"/>
+        </w:tabs>
         <w:autoSpaceDE w:val="0"/>
         <w:widowControl/>
-        <w:spacing w:line="288" w:lineRule="exact" w:before="240" w:after="0"/>
-        <w:ind w:left="800" w:right="288" w:firstLine="0"/>
+        <w:spacing w:line="528" w:lineRule="exact" w:before="0" w:after="0"/>
+        <w:ind w:left="0" w:right="576" w:firstLine="0"/>
         <w:jc w:val="left"/>
       </w:pPr>
       <w:r>
-        <w:rPr>
-          <w:rFonts w:ascii="Charis SIL Italic" w:hAnsi="Charis SIL Italic" w:eastAsia="Charis SIL Italic"/>
-          <w:b w:val="0"/>
-          <w:i/>
-          <w:color w:val="000000"/>
-          <w:sz w:val="24"/>
-        </w:rPr>
-        <w:t xml:space="preserve">Effert, Rudolf. Royal Cabinets and Auxiliary Branches: Origins of the National </w:t>
-      </w:r>
-      <w:r>
-        <w:rPr>
-          <w:rFonts w:ascii="Charis SIL Italic" w:hAnsi="Charis SIL Italic" w:eastAsia="Charis SIL Italic"/>
-          <w:b w:val="0"/>
-          <w:i/>
-          <w:color w:val="000000"/>
-          <w:sz w:val="24"/>
-        </w:rPr>
-        <w:t>Museum of Ethnology 1816-1883. Leiden: CNWS, 2008.</w:t>
-      </w:r>
-      <w:r>
-        <w:rPr>
-          <w:rFonts w:ascii="Charis SIL Italic" w:hAnsi="Charis SIL Italic" w:eastAsia="Charis SIL Italic"/>
-          <w:b w:val="0"/>
-          <w:i/>
-          <w:color w:val="000000"/>
-          <w:sz w:val="24"/>
-        </w:rPr>
-        <w:t xml:space="preserve">Dissertation by Rudolf </w:t>
-      </w:r>
-      <w:r>
-        <w:rPr>
-          <w:rFonts w:ascii="Charis SIL Italic" w:hAnsi="Charis SIL Italic" w:eastAsia="Charis SIL Italic"/>
-          <w:b w:val="0"/>
-          <w:i/>
-          <w:color w:val="000000"/>
-          <w:sz w:val="24"/>
-        </w:rPr>
-        <w:t xml:space="preserve">Effert from 2003 about the history of the Royal Cabinet of Curiosities and the Rijks </w:t>
-      </w:r>
-      <w:r>
-        <w:rPr>
-          <w:rFonts w:ascii="Charis SIL Italic" w:hAnsi="Charis SIL Italic" w:eastAsia="Charis SIL Italic"/>
-          <w:b w:val="0"/>
-          <w:i/>
-          <w:color w:val="000000"/>
-          <w:sz w:val="24"/>
-        </w:rPr>
-        <w:t>Etnografisch Museum (now Wereldmuseum Leiden).</w:t>
-      </w:r>
-    </w:p>
-    <w:p>
-      <w:pPr>
-        <w:autoSpaceDN w:val="0"/>
-        <w:autoSpaceDE w:val="0"/>
-        <w:widowControl/>
-        <w:spacing w:line="352" w:lineRule="exact" w:before="176" w:after="0"/>
-        <w:ind w:left="800" w:right="0" w:firstLine="0"/>
-        <w:jc w:val="left"/>
-      </w:pPr>
+        <w:tab/>
+      </w:r>
       <w:r>
         <w:rPr>
           <w:rFonts w:ascii="Charis SIL Regular" w:hAnsi="Charis SIL Regular" w:eastAsia="Charis SIL Regular"/>
@@ -5938,20 +5920,10 @@
             <w:rPr>
               <w:rStyle w:val="Hyperlink"/>
             </w:rPr>
-            <w:t>9789057891595</w:t>
+            <w:t xml:space="preserve">9789057891595 </w:t>
           </w:r>
         </w:hyperlink>
       </w:r>
-    </w:p>
-    <w:p>
-      <w:pPr>
-        <w:autoSpaceDN w:val="0"/>
-        <w:autoSpaceDE w:val="0"/>
-        <w:widowControl/>
-        <w:spacing w:line="352" w:lineRule="exact" w:before="176" w:after="0"/>
-        <w:ind w:left="0" w:right="0" w:firstLine="0"/>
-        <w:jc w:val="left"/>
-      </w:pPr>
       <w:r>
         <w:rPr>
           <w:rFonts w:ascii="Charis SIL Regular" w:hAnsi="Charis SIL Regular" w:eastAsia="Charis SIL Regular"/>
@@ -5960,14 +5932,30 @@
           <w:color w:val="000000"/>
           <w:sz w:val="24"/>
         </w:rPr>
-        <w:t>Catalogue:</w:t>
+        <w:t xml:space="preserve">Catalogue: </w:t>
+      </w:r>
+      <w:r>
+        <w:br/>
+      </w:r>
+      <w:r>
+        <w:tab/>
+      </w:r>
+      <w:r>
+        <w:rPr>
+          <w:rFonts w:ascii="Charis SIL Italic" w:hAnsi="Charis SIL Italic" w:eastAsia="Charis SIL Italic"/>
+          <w:b w:val="0"/>
+          <w:i/>
+          <w:color w:val="000000"/>
+          <w:sz w:val="24"/>
+        </w:rPr>
+        <w:t>Kasteele, Reinier Pieter van de. Handleiding tot de bezigtiging van het Koninklijk</w:t>
       </w:r>
     </w:p>
     <w:p>
       <w:pPr>
         <w:sectPr>
           <w:pgSz w:w="11900" w:h="16840"/>
-          <w:pgMar w:top="324" w:right="1440" w:bottom="590" w:left="960" w:header="720" w:footer="720" w:gutter="0"/>
+          <w:pgMar w:top="324" w:right="1440" w:bottom="470" w:left="960" w:header="720" w:footer="720" w:gutter="0"/>
           <w:cols/>
           <w:docGrid w:linePitch="360"/>
         </w:sectPr>
@@ -5999,16 +5987,6 @@
           <w:color w:val="000000"/>
           <w:sz w:val="24"/>
         </w:rPr>
-        <w:t xml:space="preserve">Kasteele, Reinier Pieter van de. Handleiding tot de bezigtiging van het Koninklijk </w:t>
-      </w:r>
-      <w:r>
-        <w:rPr>
-          <w:rFonts w:ascii="Charis SIL Italic" w:hAnsi="Charis SIL Italic" w:eastAsia="Charis SIL Italic"/>
-          <w:b w:val="0"/>
-          <w:i/>
-          <w:color w:val="000000"/>
-          <w:sz w:val="24"/>
-        </w:rPr>
         <w:t xml:space="preserve">Kabinet van Zeldzaamheden op Mauritshuis, in ’s-Gravenhage. ’s Gravenhage, </w:t>
       </w:r>
       <w:r>
@@ -6205,8 +6183,16 @@
           <w:i w:val="0"/>
           <w:color w:val="0000FF"/>
           <w:sz w:val="24"/>
-        </w:rPr>
-        <w:t>p1RAAAA</w:t>
+          <w:u w:val="single"/>
+        </w:rPr>
+        <w:hyperlink r:id="rId37" w:history="1">
+          <w:r>
+            <w:rPr>
+              <w:rStyle w:val="Hyperlink"/>
+            </w:rPr>
+            <w:t>p1RAAAA</w:t>
+          </w:r>
+        </w:hyperlink>
       </w:r>
       <w:r>
         <w:rPr>
@@ -6217,7 +6203,7 @@
           <w:sz w:val="24"/>
           <w:u w:val="single"/>
         </w:rPr>
-        <w:hyperlink r:id="rId36" w:history="1">
+        <w:hyperlink r:id="rId37" w:history="1">
           <w:r>
             <w:rPr>
               <w:rStyle w:val="Hyperlink"/>
@@ -6982,7 +6968,7 @@
           <w:sz w:val="24"/>
           <w:u w:val="single"/>
         </w:rPr>
-        <w:hyperlink r:id="rId42" w:history="1">
+        <w:hyperlink r:id="rId43" w:history="1">
           <w:r>
             <w:rPr>
               <w:rStyle w:val="Hyperlink"/>
@@ -7011,7 +6997,7 @@
           <w:sz w:val="24"/>
           <w:u w:val="single"/>
         </w:rPr>
-        <w:hyperlink r:id="rId42" w:history="1">
+        <w:hyperlink r:id="rId43" w:history="1">
           <w:r>
             <w:rPr>
               <w:rStyle w:val="Hyperlink"/>
@@ -7022,6 +7008,7 @@
       </w:r>
       <w:r>
         <w:rPr>
+          <w:u w:val="single" w:color="0000ff"/>
           <w:rFonts w:ascii="Charis SIL Regular" w:hAnsi="Charis SIL Regular" w:eastAsia="Charis SIL Regular"/>
           <w:b w:val="0"/>
           <w:i w:val="0"/>
@@ -7046,7 +7033,7 @@
           <w:sz w:val="24"/>
           <w:u w:val="single"/>
         </w:rPr>
-        <w:hyperlink r:id="rId42" w:history="1">
+        <w:hyperlink r:id="rId44" w:history="1">
           <w:r>
             <w:rPr>
               <w:rStyle w:val="Hyperlink"/>
@@ -7075,7 +7062,7 @@
           <w:sz w:val="24"/>
           <w:u w:val="single"/>
         </w:rPr>
-        <w:hyperlink r:id="rId42" w:history="1">
+        <w:hyperlink r:id="rId44" w:history="1">
           <w:r>
             <w:rPr>
               <w:rStyle w:val="Hyperlink"/>
@@ -7129,7 +7116,7 @@
       <w:pPr>
         <w:sectPr>
           <w:pgSz w:w="11900" w:h="16840"/>
-          <w:pgMar w:top="324" w:right="940" w:bottom="378" w:left="960" w:header="720" w:footer="720" w:gutter="0"/>
+          <w:pgMar w:top="324" w:right="940" w:bottom="520" w:left="960" w:header="720" w:footer="720" w:gutter="0"/>
           <w:cols/>
           <w:docGrid w:linePitch="360"/>
         </w:sectPr>

--- a/EXPORTS/DOCX/published/niveau3/English/KKZ.docx
+++ b/EXPORTS/DOCX/published/niveau3/English/KKZ.docx
@@ -1270,6 +1270,7 @@
       </w:r>
       <w:r>
         <w:rPr>
+          <w:u w:val="single" w:color="0000ff"/>
           <w:rFonts w:ascii="Charis SIL Italic" w:hAnsi="Charis SIL Italic" w:eastAsia="Charis SIL Italic"/>
           <w:b w:val="0"/>
           <w:i/>
@@ -1781,6 +1782,7 @@
           <w:i w:val="0"/>
           <w:color w:val="0000FF"/>
           <w:sz w:val="24"/>
+          <w:u w:val="single"/>
         </w:rPr>
         <w:hyperlink r:id="rId16" w:history="1">
           <w:r>
@@ -1911,7 +1913,14 @@
           <w:color w:val="000000"/>
           <w:sz w:val="24"/>
         </w:rPr>
-        <w:t xml:space="preserve">, the </w:t>
+        <w:hyperlink r:id="rId15" w:history="1">
+          <w:r>
+            <w:rPr>
+              <w:rStyle w:val="Hyperlink"/>
+            </w:rPr>
+            <w:t xml:space="preserve">, the </w:t>
+          </w:r>
+        </w:hyperlink>
       </w:r>
       <w:r>
         <w:rPr>
@@ -2103,7 +2112,14 @@
           <w:sz w:val="24"/>
           <w:u w:val="single"/>
         </w:rPr>
-        <w:t>Ges</w:t>
+        <w:hyperlink r:id="rId17" w:history="1">
+          <w:r>
+            <w:rPr>
+              <w:rStyle w:val="Hyperlink"/>
+            </w:rPr>
+            <w:t>Ges</w:t>
+          </w:r>
+        </w:hyperlink>
       </w:r>
       <w:r>
         <w:rPr>
@@ -2143,12 +2159,200 @@
           <w:sz w:val="24"/>
           <w:u w:val="single"/>
         </w:rPr>
+        <w:hyperlink r:id="rId16" w:history="1">
+          <w:r>
+            <w:rPr>
+              <w:rStyle w:val="Hyperlink"/>
+            </w:rPr>
+            <w:t>St</w:t>
+          </w:r>
+        </w:hyperlink>
+      </w:r>
+      <w:r>
+        <w:rPr>
+          <w:rFonts w:ascii="Charis SIL Regular" w:hAnsi="Charis SIL Regular" w:eastAsia="Charis SIL Regular"/>
+          <w:b w:val="0"/>
+          <w:i w:val="0"/>
+          <w:color w:val="0000FF"/>
+          <w:sz w:val="24"/>
+          <w:u w:val="single"/>
+        </w:rPr>
+        <w:hyperlink r:id="rId16" w:history="1">
+          <w:r>
+            <w:rPr>
+              <w:rStyle w:val="Hyperlink"/>
+            </w:rPr>
+            <w:t>e</w:t>
+          </w:r>
+        </w:hyperlink>
+      </w:r>
+      <w:r>
+        <w:rPr>
+          <w:rFonts w:ascii="Charis SIL Regular" w:hAnsi="Charis SIL Regular" w:eastAsia="Charis SIL Regular"/>
+          <w:b w:val="0"/>
+          <w:i w:val="0"/>
+          <w:color w:val="0000FF"/>
+          <w:sz w:val="24"/>
+          <w:u w:val="single"/>
+        </w:rPr>
+        <w:hyperlink r:id="rId16" w:history="1">
+          <w:r>
+            <w:rPr>
+              <w:rStyle w:val="Hyperlink"/>
+            </w:rPr>
+            <w:t>nen</w:t>
+          </w:r>
+        </w:hyperlink>
+      </w:r>
+      <w:r>
+        <w:rPr>
+          <w:u w:val="single" w:color="0000ff"/>
+          <w:rFonts w:ascii="Charis SIL Regular" w:hAnsi="Charis SIL Regular" w:eastAsia="Charis SIL Regular"/>
+          <w:b w:val="0"/>
+          <w:i w:val="0"/>
+          <w:color w:val="000000"/>
+          <w:sz w:val="24"/>
+        </w:rPr>
+        <w:t xml:space="preserve">, the </w:t>
+      </w:r>
+      <w:r>
+        <w:rPr>
+          <w:rFonts w:ascii="Charis SIL Regular" w:hAnsi="Charis SIL Regular" w:eastAsia="Charis SIL Regular"/>
+          <w:b w:val="0"/>
+          <w:i w:val="0"/>
+          <w:color w:val="0000FF"/>
+          <w:sz w:val="24"/>
+          <w:u w:val="single"/>
+        </w:rPr>
+        <w:hyperlink r:id="rId16" w:history="1">
+          <w:r>
+            <w:rPr>
+              <w:rStyle w:val="Hyperlink"/>
+            </w:rPr>
+            <w:t>Ri</w:t>
+          </w:r>
+        </w:hyperlink>
+      </w:r>
+      <w:r>
+        <w:rPr>
+          <w:rFonts w:ascii="Charis SIL Regular" w:hAnsi="Charis SIL Regular" w:eastAsia="Charis SIL Regular"/>
+          <w:b w:val="0"/>
+          <w:i w:val="0"/>
+          <w:color w:val="0000FF"/>
+          <w:sz w:val="24"/>
+          <w:u w:val="single"/>
+        </w:rPr>
+        <w:hyperlink r:id="rId16" w:history="1">
+          <w:r>
+            <w:rPr>
+              <w:rStyle w:val="Hyperlink"/>
+            </w:rPr>
+            <w:t>j</w:t>
+          </w:r>
+        </w:hyperlink>
+      </w:r>
+      <w:r>
+        <w:rPr>
+          <w:rFonts w:ascii="Charis SIL Regular" w:hAnsi="Charis SIL Regular" w:eastAsia="Charis SIL Regular"/>
+          <w:b w:val="0"/>
+          <w:i w:val="0"/>
+          <w:color w:val="0000FF"/>
+          <w:sz w:val="24"/>
+          <w:u w:val="single"/>
+        </w:rPr>
+        <w:hyperlink r:id="rId16" w:history="1">
+          <w:r>
+            <w:rPr>
+              <w:rStyle w:val="Hyperlink"/>
+            </w:rPr>
+            <w:t>ksmuseum</w:t>
+          </w:r>
+        </w:hyperlink>
+      </w:r>
+      <w:r>
+        <w:rPr>
+          <w:rFonts w:ascii="Charis SIL Regular" w:hAnsi="Charis SIL Regular" w:eastAsia="Charis SIL Regular"/>
+          <w:b w:val="0"/>
+          <w:i w:val="0"/>
+          <w:color w:val="0000FF"/>
+          <w:sz w:val="24"/>
+          <w:u w:val="single"/>
+        </w:rPr>
+        <w:t xml:space="preserve"> </w:t>
+      </w:r>
+      <w:r>
+        <w:rPr>
+          <w:rFonts w:ascii="Charis SIL Regular" w:hAnsi="Charis SIL Regular" w:eastAsia="Charis SIL Regular"/>
+          <w:b w:val="0"/>
+          <w:i w:val="0"/>
+          <w:color w:val="0000FF"/>
+          <w:sz w:val="24"/>
+          <w:u w:val="single"/>
+        </w:rPr>
+        <w:hyperlink r:id="rId18" w:history="1">
+          <w:r>
+            <w:rPr>
+              <w:rStyle w:val="Hyperlink"/>
+            </w:rPr>
+            <w:t>van</w:t>
+          </w:r>
+        </w:hyperlink>
+      </w:r>
+      <w:r>
+        <w:rPr>
+          <w:rFonts w:ascii="Charis SIL Regular" w:hAnsi="Charis SIL Regular" w:eastAsia="Charis SIL Regular"/>
+          <w:b w:val="0"/>
+          <w:i w:val="0"/>
+          <w:color w:val="0000FF"/>
+          <w:sz w:val="24"/>
+          <w:u w:val="single"/>
+        </w:rPr>
+        <w:t xml:space="preserve"> </w:t>
+      </w:r>
+      <w:r>
+        <w:rPr>
+          <w:rFonts w:ascii="Charis SIL Regular" w:hAnsi="Charis SIL Regular" w:eastAsia="Charis SIL Regular"/>
+          <w:b w:val="0"/>
+          <w:i w:val="0"/>
+          <w:color w:val="0000FF"/>
+          <w:sz w:val="24"/>
+          <w:u w:val="single"/>
+        </w:rPr>
         <w:hyperlink r:id="rId17" w:history="1">
           <w:r>
             <w:rPr>
               <w:rStyle w:val="Hyperlink"/>
             </w:rPr>
-            <w:t>St</w:t>
+            <w:t>Natuurlijke</w:t>
+          </w:r>
+        </w:hyperlink>
+      </w:r>
+      <w:r>
+        <w:rPr>
+          <w:rFonts w:ascii="Charis SIL Regular" w:hAnsi="Charis SIL Regular" w:eastAsia="Charis SIL Regular"/>
+          <w:b w:val="0"/>
+          <w:i w:val="0"/>
+          <w:color w:val="0000FF"/>
+          <w:sz w:val="24"/>
+          <w:u w:val="single"/>
+        </w:rPr>
+        <w:t xml:space="preserve"> </w:t>
+      </w:r>
+      <w:r>
+        <w:rPr>
+          <w:rFonts w:ascii="Charis SIL Regular" w:hAnsi="Charis SIL Regular" w:eastAsia="Charis SIL Regular"/>
+          <w:b w:val="0"/>
+          <w:i w:val="0"/>
+          <w:color w:val="0000FF"/>
+          <w:sz w:val="24"/>
+          <w:u w:val="single"/>
+        </w:rPr>
+        <w:hyperlink r:id="rId17" w:history="1">
+          <w:r>
+            <w:rPr>
+              <w:rStyle w:val="Hyperlink"/>
+            </w:rPr>
+            <w:t>Histori</w:t>
           </w:r>
         </w:hyperlink>
       </w:r>
@@ -2175,6 +2379,16 @@
           <w:rFonts w:ascii="Charis SIL Regular" w:hAnsi="Charis SIL Regular" w:eastAsia="Charis SIL Regular"/>
           <w:b w:val="0"/>
           <w:i w:val="0"/>
+          <w:color w:val="000000"/>
+          <w:sz w:val="24"/>
+        </w:rPr>
+        <w:t xml:space="preserve">, the </w:t>
+      </w:r>
+      <w:r>
+        <w:rPr>
+          <w:rFonts w:ascii="Charis SIL Regular" w:hAnsi="Charis SIL Regular" w:eastAsia="Charis SIL Regular"/>
+          <w:b w:val="0"/>
+          <w:i w:val="0"/>
           <w:color w:val="0000FF"/>
           <w:sz w:val="24"/>
           <w:u w:val="single"/>
@@ -2184,7 +2398,7 @@
             <w:rPr>
               <w:rStyle w:val="Hyperlink"/>
             </w:rPr>
-            <w:t>nen</w:t>
+            <w:t>Rijksm</w:t>
           </w:r>
         </w:hyperlink>
       </w:r>
@@ -2193,26 +2407,16 @@
           <w:rFonts w:ascii="Charis SIL Regular" w:hAnsi="Charis SIL Regular" w:eastAsia="Charis SIL Regular"/>
           <w:b w:val="0"/>
           <w:i w:val="0"/>
-          <w:color w:val="000000"/>
-          <w:sz w:val="24"/>
-        </w:rPr>
-        <w:t xml:space="preserve">, the </w:t>
-      </w:r>
-      <w:r>
-        <w:rPr>
-          <w:rFonts w:ascii="Charis SIL Regular" w:hAnsi="Charis SIL Regular" w:eastAsia="Charis SIL Regular"/>
-          <w:b w:val="0"/>
-          <w:i w:val="0"/>
           <w:color w:val="0000FF"/>
           <w:sz w:val="24"/>
           <w:u w:val="single"/>
         </w:rPr>
-        <w:hyperlink r:id="rId18" w:history="1">
+        <w:hyperlink r:id="rId17" w:history="1">
           <w:r>
             <w:rPr>
               <w:rStyle w:val="Hyperlink"/>
             </w:rPr>
-            <w:t>Ri</w:t>
+            <w:t>u</w:t>
           </w:r>
         </w:hyperlink>
       </w:r>
@@ -2225,12 +2429,12 @@
           <w:sz w:val="24"/>
           <w:u w:val="single"/>
         </w:rPr>
-        <w:hyperlink r:id="rId18" w:history="1">
+        <w:hyperlink r:id="rId17" w:history="1">
           <w:r>
             <w:rPr>
               <w:rStyle w:val="Hyperlink"/>
             </w:rPr>
-            <w:t>j</w:t>
+            <w:t>seum</w:t>
           </w:r>
         </w:hyperlink>
       </w:r>
@@ -2243,14 +2447,7 @@
           <w:sz w:val="24"/>
           <w:u w:val="single"/>
         </w:rPr>
-        <w:hyperlink r:id="rId18" w:history="1">
-          <w:r>
-            <w:rPr>
-              <w:rStyle w:val="Hyperlink"/>
-            </w:rPr>
-            <w:t>ksmuseum</w:t>
-          </w:r>
-        </w:hyperlink>
+        <w:t xml:space="preserve"> </w:t>
       </w:r>
       <w:r>
         <w:rPr>
@@ -2261,18 +2458,7 @@
           <w:sz w:val="24"/>
           <w:u w:val="single"/>
         </w:rPr>
-        <w:t xml:space="preserve"> </w:t>
-      </w:r>
-      <w:r>
-        <w:rPr>
-          <w:rFonts w:ascii="Charis SIL Regular" w:hAnsi="Charis SIL Regular" w:eastAsia="Charis SIL Regular"/>
-          <w:b w:val="0"/>
-          <w:i w:val="0"/>
-          <w:color w:val="0000FF"/>
-          <w:sz w:val="24"/>
-          <w:u w:val="single"/>
-        </w:rPr>
-        <w:hyperlink r:id="rId18" w:history="1">
+        <w:hyperlink r:id="rId17" w:history="1">
           <w:r>
             <w:rPr>
               <w:rStyle w:val="Hyperlink"/>
@@ -2301,14 +2487,7 @@
           <w:sz w:val="24"/>
           <w:u w:val="single"/>
         </w:rPr>
-        <w:hyperlink r:id="rId18" w:history="1">
-          <w:r>
-            <w:rPr>
-              <w:rStyle w:val="Hyperlink"/>
-            </w:rPr>
-            <w:t>Natuurlijke</w:t>
-          </w:r>
-        </w:hyperlink>
+        <w:t>G</w:t>
       </w:r>
       <w:r>
         <w:rPr>
@@ -2319,177 +2498,7 @@
           <w:sz w:val="24"/>
           <w:u w:val="single"/>
         </w:rPr>
-        <w:t xml:space="preserve"> </w:t>
-      </w:r>
-      <w:r>
-        <w:rPr>
-          <w:rFonts w:ascii="Charis SIL Regular" w:hAnsi="Charis SIL Regular" w:eastAsia="Charis SIL Regular"/>
-          <w:b w:val="0"/>
-          <w:i w:val="0"/>
-          <w:color w:val="0000FF"/>
-          <w:sz w:val="24"/>
-          <w:u w:val="single"/>
-        </w:rPr>
-        <w:hyperlink r:id="rId18" w:history="1">
-          <w:r>
-            <w:rPr>
-              <w:rStyle w:val="Hyperlink"/>
-            </w:rPr>
-            <w:t>Histori</w:t>
-          </w:r>
-        </w:hyperlink>
-      </w:r>
-      <w:r>
-        <w:rPr>
-          <w:rFonts w:ascii="Charis SIL Regular" w:hAnsi="Charis SIL Regular" w:eastAsia="Charis SIL Regular"/>
-          <w:b w:val="0"/>
-          <w:i w:val="0"/>
-          <w:color w:val="0000FF"/>
-          <w:sz w:val="24"/>
-          <w:u w:val="single"/>
-        </w:rPr>
-        <w:hyperlink r:id="rId18" w:history="1">
-          <w:r>
-            <w:rPr>
-              <w:rStyle w:val="Hyperlink"/>
-            </w:rPr>
-            <w:t>e</w:t>
-          </w:r>
-        </w:hyperlink>
-      </w:r>
-      <w:r>
-        <w:rPr>
-          <w:u w:val="single" w:color="0000ff"/>
-          <w:rFonts w:ascii="Charis SIL Regular" w:hAnsi="Charis SIL Regular" w:eastAsia="Charis SIL Regular"/>
-          <w:b w:val="0"/>
-          <w:i w:val="0"/>
-          <w:color w:val="000000"/>
-          <w:sz w:val="24"/>
-        </w:rPr>
-        <w:t xml:space="preserve">, the </w:t>
-      </w:r>
-      <w:r>
-        <w:rPr>
-          <w:rFonts w:ascii="Charis SIL Regular" w:hAnsi="Charis SIL Regular" w:eastAsia="Charis SIL Regular"/>
-          <w:b w:val="0"/>
-          <w:i w:val="0"/>
-          <w:color w:val="0000FF"/>
-          <w:sz w:val="24"/>
-          <w:u w:val="single"/>
-        </w:rPr>
-        <w:hyperlink r:id="rId19" w:history="1">
-          <w:r>
-            <w:rPr>
-              <w:rStyle w:val="Hyperlink"/>
-            </w:rPr>
-            <w:t>Rijksm</w:t>
-          </w:r>
-        </w:hyperlink>
-      </w:r>
-      <w:r>
-        <w:rPr>
-          <w:rFonts w:ascii="Charis SIL Regular" w:hAnsi="Charis SIL Regular" w:eastAsia="Charis SIL Regular"/>
-          <w:b w:val="0"/>
-          <w:i w:val="0"/>
-          <w:color w:val="0000FF"/>
-          <w:sz w:val="24"/>
-          <w:u w:val="single"/>
-        </w:rPr>
-        <w:hyperlink r:id="rId19" w:history="1">
-          <w:r>
-            <w:rPr>
-              <w:rStyle w:val="Hyperlink"/>
-            </w:rPr>
-            <w:t>u</w:t>
-          </w:r>
-        </w:hyperlink>
-      </w:r>
-      <w:r>
-        <w:rPr>
-          <w:rFonts w:ascii="Charis SIL Regular" w:hAnsi="Charis SIL Regular" w:eastAsia="Charis SIL Regular"/>
-          <w:b w:val="0"/>
-          <w:i w:val="0"/>
-          <w:color w:val="0000FF"/>
-          <w:sz w:val="24"/>
-          <w:u w:val="single"/>
-        </w:rPr>
-        <w:hyperlink r:id="rId19" w:history="1">
-          <w:r>
-            <w:rPr>
-              <w:rStyle w:val="Hyperlink"/>
-            </w:rPr>
-            <w:t>seum</w:t>
-          </w:r>
-        </w:hyperlink>
-      </w:r>
-      <w:r>
-        <w:rPr>
-          <w:rFonts w:ascii="Charis SIL Regular" w:hAnsi="Charis SIL Regular" w:eastAsia="Charis SIL Regular"/>
-          <w:b w:val="0"/>
-          <w:i w:val="0"/>
-          <w:color w:val="0000FF"/>
-          <w:sz w:val="24"/>
-          <w:u w:val="single"/>
-        </w:rPr>
-        <w:t xml:space="preserve"> </w:t>
-      </w:r>
-      <w:r>
-        <w:rPr>
-          <w:rFonts w:ascii="Charis SIL Regular" w:hAnsi="Charis SIL Regular" w:eastAsia="Charis SIL Regular"/>
-          <w:b w:val="0"/>
-          <w:i w:val="0"/>
-          <w:color w:val="0000FF"/>
-          <w:sz w:val="24"/>
-          <w:u w:val="single"/>
-        </w:rPr>
-        <w:hyperlink r:id="rId19" w:history="1">
-          <w:r>
-            <w:rPr>
-              <w:rStyle w:val="Hyperlink"/>
-            </w:rPr>
-            <w:t>van</w:t>
-          </w:r>
-        </w:hyperlink>
-      </w:r>
-      <w:r>
-        <w:rPr>
-          <w:rFonts w:ascii="Charis SIL Regular" w:hAnsi="Charis SIL Regular" w:eastAsia="Charis SIL Regular"/>
-          <w:b w:val="0"/>
-          <w:i w:val="0"/>
-          <w:color w:val="0000FF"/>
-          <w:sz w:val="24"/>
-          <w:u w:val="single"/>
-        </w:rPr>
-        <w:t xml:space="preserve"> </w:t>
-      </w:r>
-      <w:r>
-        <w:rPr>
-          <w:rFonts w:ascii="Charis SIL Regular" w:hAnsi="Charis SIL Regular" w:eastAsia="Charis SIL Regular"/>
-          <w:b w:val="0"/>
-          <w:i w:val="0"/>
-          <w:color w:val="0000FF"/>
-          <w:sz w:val="24"/>
-          <w:u w:val="single"/>
-        </w:rPr>
-        <w:hyperlink r:id="rId19" w:history="1">
-          <w:r>
-            <w:rPr>
-              <w:rStyle w:val="Hyperlink"/>
-            </w:rPr>
-            <w:t>G</w:t>
-          </w:r>
-        </w:hyperlink>
-      </w:r>
-      <w:r>
-        <w:rPr>
-          <w:rFonts w:ascii="Charis SIL Regular" w:hAnsi="Charis SIL Regular" w:eastAsia="Charis SIL Regular"/>
-          <w:b w:val="0"/>
-          <w:i w:val="0"/>
-          <w:color w:val="0000FF"/>
-          <w:sz w:val="24"/>
-          <w:u w:val="single"/>
-        </w:rPr>
-        <w:hyperlink r:id="rId19" w:history="1">
+        <w:hyperlink r:id="rId17" w:history="1">
           <w:r>
             <w:rPr>
               <w:rStyle w:val="Hyperlink"/>
@@ -2523,8 +2532,16 @@
           <w:i w:val="0"/>
           <w:color w:val="0000FF"/>
           <w:sz w:val="24"/>
-        </w:rPr>
-        <w:t>en Minera</w:t>
+          <w:u w:val="single"/>
+        </w:rPr>
+        <w:hyperlink r:id="rId19" w:history="1">
+          <w:r>
+            <w:rPr>
+              <w:rStyle w:val="Hyperlink"/>
+            </w:rPr>
+            <w:t>en</w:t>
+          </w:r>
+        </w:hyperlink>
       </w:r>
       <w:r>
         <w:rPr>
@@ -2535,7 +2552,36 @@
           <w:sz w:val="24"/>
           <w:u w:val="single"/>
         </w:rPr>
-        <w:hyperlink r:id="rId17" w:history="1">
+        <w:t xml:space="preserve"> </w:t>
+      </w:r>
+      <w:r>
+        <w:rPr>
+          <w:rFonts w:ascii="Charis SIL Regular" w:hAnsi="Charis SIL Regular" w:eastAsia="Charis SIL Regular"/>
+          <w:b w:val="0"/>
+          <w:i w:val="0"/>
+          <w:color w:val="0000FF"/>
+          <w:sz w:val="24"/>
+          <w:u w:val="single"/>
+        </w:rPr>
+        <w:hyperlink r:id="rId19" w:history="1">
+          <w:r>
+            <w:rPr>
+              <w:rStyle w:val="Hyperlink"/>
+            </w:rPr>
+            <w:t>Minera</w:t>
+          </w:r>
+        </w:hyperlink>
+      </w:r>
+      <w:r>
+        <w:rPr>
+          <w:rFonts w:ascii="Charis SIL Regular" w:hAnsi="Charis SIL Regular" w:eastAsia="Charis SIL Regular"/>
+          <w:b w:val="0"/>
+          <w:i w:val="0"/>
+          <w:color w:val="0000FF"/>
+          <w:sz w:val="24"/>
+          <w:u w:val="single"/>
+        </w:rPr>
+        <w:hyperlink r:id="rId19" w:history="1">
           <w:r>
             <w:rPr>
               <w:rStyle w:val="Hyperlink"/>
@@ -2546,13 +2592,42 @@
       </w:r>
       <w:r>
         <w:rPr>
+          <w:u w:val="single" w:color="0000ff"/>
           <w:rFonts w:ascii="Charis SIL Regular" w:hAnsi="Charis SIL Regular" w:eastAsia="Charis SIL Regular"/>
           <w:b w:val="0"/>
           <w:i w:val="0"/>
           <w:color w:val="000000"/>
           <w:sz w:val="24"/>
         </w:rPr>
-        <w:t xml:space="preserve"> and the </w:t>
+        <w:hyperlink r:id="rId17" w:history="1">
+          <w:r>
+            <w:rPr>
+              <w:rStyle w:val="Hyperlink"/>
+            </w:rPr>
+            <w:t xml:space="preserve"> a</w:t>
+          </w:r>
+        </w:hyperlink>
+      </w:r>
+      <w:r>
+        <w:rPr>
+          <w:rFonts w:ascii="Charis SIL Regular" w:hAnsi="Charis SIL Regular" w:eastAsia="Charis SIL Regular"/>
+          <w:b w:val="0"/>
+          <w:i w:val="0"/>
+          <w:color w:val="000000"/>
+          <w:sz w:val="24"/>
+        </w:rPr>
+        <w:t>nd th</w:t>
+      </w:r>
+      <w:r>
+        <w:rPr>
+          <w:u w:val="single" w:color="0000ff"/>
+          <w:rFonts w:ascii="Charis SIL Regular" w:hAnsi="Charis SIL Regular" w:eastAsia="Charis SIL Regular"/>
+          <w:b w:val="0"/>
+          <w:i w:val="0"/>
+          <w:color w:val="000000"/>
+          <w:sz w:val="24"/>
+        </w:rPr>
+        <w:t xml:space="preserve">e </w:t>
       </w:r>
       <w:r>
         <w:rPr>
@@ -2563,7 +2638,7 @@
           <w:sz w:val="24"/>
           <w:u w:val="single"/>
         </w:rPr>
-        <w:hyperlink r:id="rId18" w:history="1">
+        <w:hyperlink r:id="rId20" w:history="1">
           <w:r>
             <w:rPr>
               <w:rStyle w:val="Hyperlink"/>
@@ -2581,7 +2656,7 @@
           <w:sz w:val="24"/>
           <w:u w:val="single"/>
         </w:rPr>
-        <w:hyperlink r:id="rId18" w:history="1">
+        <w:hyperlink r:id="rId20" w:history="1">
           <w:r>
             <w:rPr>
               <w:rStyle w:val="Hyperlink"/>
@@ -2599,7 +2674,7 @@
           <w:sz w:val="24"/>
           <w:u w:val="single"/>
         </w:rPr>
-        <w:hyperlink r:id="rId18" w:history="1">
+        <w:hyperlink r:id="rId20" w:history="1">
           <w:r>
             <w:rPr>
               <w:rStyle w:val="Hyperlink"/>
@@ -2675,137 +2750,12 @@
           <w:sz w:val="24"/>
           <w:u w:val="single"/>
         </w:rPr>
-        <w:hyperlink r:id="rId20" w:history="1">
+        <w:hyperlink r:id="rId21" w:history="1">
           <w:r>
             <w:rPr>
               <w:rStyle w:val="Hyperlink"/>
             </w:rPr>
             <w:t>Reinier</w:t>
-          </w:r>
-        </w:hyperlink>
-      </w:r>
-      <w:r>
-        <w:rPr>
-          <w:rFonts w:ascii="Charis SIL Regular" w:hAnsi="Charis SIL Regular" w:eastAsia="Charis SIL Regular"/>
-          <w:b w:val="0"/>
-          <w:i w:val="0"/>
-          <w:color w:val="0000FF"/>
-          <w:sz w:val="24"/>
-          <w:u w:val="single"/>
-        </w:rPr>
-        <w:t xml:space="preserve"> </w:t>
-      </w:r>
-      <w:r>
-        <w:rPr>
-          <w:rFonts w:ascii="Charis SIL Regular" w:hAnsi="Charis SIL Regular" w:eastAsia="Charis SIL Regular"/>
-          <w:b w:val="0"/>
-          <w:i w:val="0"/>
-          <w:color w:val="0000FF"/>
-          <w:sz w:val="24"/>
-          <w:u w:val="single"/>
-        </w:rPr>
-        <w:hyperlink r:id="rId20" w:history="1">
-          <w:r>
-            <w:rPr>
-              <w:rStyle w:val="Hyperlink"/>
-            </w:rPr>
-            <w:t>van</w:t>
-          </w:r>
-        </w:hyperlink>
-      </w:r>
-      <w:r>
-        <w:rPr>
-          <w:rFonts w:ascii="Charis SIL Regular" w:hAnsi="Charis SIL Regular" w:eastAsia="Charis SIL Regular"/>
-          <w:b w:val="0"/>
-          <w:i w:val="0"/>
-          <w:color w:val="0000FF"/>
-          <w:sz w:val="24"/>
-          <w:u w:val="single"/>
-        </w:rPr>
-        <w:t xml:space="preserve"> </w:t>
-      </w:r>
-      <w:r>
-        <w:rPr>
-          <w:rFonts w:ascii="Charis SIL Regular" w:hAnsi="Charis SIL Regular" w:eastAsia="Charis SIL Regular"/>
-          <w:b w:val="0"/>
-          <w:i w:val="0"/>
-          <w:color w:val="0000FF"/>
-          <w:sz w:val="24"/>
-          <w:u w:val="single"/>
-        </w:rPr>
-        <w:hyperlink r:id="rId20" w:history="1">
-          <w:r>
-            <w:rPr>
-              <w:rStyle w:val="Hyperlink"/>
-            </w:rPr>
-            <w:t>de</w:t>
-          </w:r>
-        </w:hyperlink>
-      </w:r>
-      <w:r>
-        <w:rPr>
-          <w:rFonts w:ascii="Charis SIL Regular" w:hAnsi="Charis SIL Regular" w:eastAsia="Charis SIL Regular"/>
-          <w:b w:val="0"/>
-          <w:i w:val="0"/>
-          <w:color w:val="0000FF"/>
-          <w:sz w:val="24"/>
-          <w:u w:val="single"/>
-        </w:rPr>
-        <w:t xml:space="preserve"> </w:t>
-      </w:r>
-      <w:r>
-        <w:rPr>
-          <w:rFonts w:ascii="Charis SIL Regular" w:hAnsi="Charis SIL Regular" w:eastAsia="Charis SIL Regular"/>
-          <w:b w:val="0"/>
-          <w:i w:val="0"/>
-          <w:color w:val="0000FF"/>
-          <w:sz w:val="24"/>
-          <w:u w:val="single"/>
-        </w:rPr>
-        <w:hyperlink r:id="rId20" w:history="1">
-          <w:r>
-            <w:rPr>
-              <w:rStyle w:val="Hyperlink"/>
-            </w:rPr>
-            <w:t>Kasteele</w:t>
-          </w:r>
-        </w:hyperlink>
-      </w:r>
-      <w:r>
-        <w:rPr>
-          <w:rFonts w:ascii="Charis SIL Regular" w:hAnsi="Charis SIL Regular" w:eastAsia="Charis SIL Regular"/>
-          <w:b w:val="0"/>
-          <w:i w:val="0"/>
-          <w:color w:val="000000"/>
-          <w:sz w:val="24"/>
-        </w:rPr>
-        <w:t xml:space="preserve">, </w:t>
-      </w:r>
-      <w:r>
-        <w:rPr>
-          <w:rFonts w:ascii="Charis SIL Regular" w:hAnsi="Charis SIL Regular" w:eastAsia="Charis SIL Regular"/>
-          <w:b w:val="0"/>
-          <w:i w:val="0"/>
-          <w:color w:val="000000"/>
-          <w:sz w:val="24"/>
-        </w:rPr>
-        <w:t xml:space="preserve">disappeared after his son </w:t>
-      </w:r>
-      <w:r>
-        <w:rPr>
-          <w:rFonts w:ascii="Charis SIL Regular" w:hAnsi="Charis SIL Regular" w:eastAsia="Charis SIL Regular"/>
-          <w:b w:val="0"/>
-          <w:i w:val="0"/>
-          <w:color w:val="0000FF"/>
-          <w:sz w:val="24"/>
-          <w:u w:val="single"/>
-        </w:rPr>
-        <w:hyperlink r:id="rId21" w:history="1">
-          <w:r>
-            <w:rPr>
-              <w:rStyle w:val="Hyperlink"/>
-            </w:rPr>
-            <w:t>Abraham</w:t>
           </w:r>
         </w:hyperlink>
       </w:r>
@@ -2904,243 +2854,17 @@
           <w:color w:val="000000"/>
           <w:sz w:val="24"/>
         </w:rPr>
-        <w:t xml:space="preserve"> succeeded him</w:t>
-      </w:r>
-      <w:r>
-        <w:rPr>
-          <w:u w:val="single" w:color="0000ff"/>
+        <w:t xml:space="preserve">, </w:t>
+      </w:r>
+      <w:r>
+        <w:rPr>
           <w:rFonts w:ascii="Charis SIL Regular" w:hAnsi="Charis SIL Regular" w:eastAsia="Charis SIL Regular"/>
           <w:b w:val="0"/>
           <w:i w:val="0"/>
           <w:color w:val="000000"/>
           <w:sz w:val="24"/>
         </w:rPr>
-        <w:hyperlink r:id="rId20" w:history="1">
-          <w:r>
-            <w:rPr>
-              <w:rStyle w:val="Hyperlink"/>
-            </w:rPr>
-            <w:t xml:space="preserve"> in 184</w:t>
-          </w:r>
-        </w:hyperlink>
-      </w:r>
-      <w:r>
-        <w:rPr>
-          <w:u w:val="single" w:color="0000ff"/>
-          <w:rFonts w:ascii="Charis SIL Regular" w:hAnsi="Charis SIL Regular" w:eastAsia="Charis SIL Regular"/>
-          <w:b w:val="0"/>
-          <w:i w:val="0"/>
-          <w:color w:val="000000"/>
-          <w:sz w:val="24"/>
-        </w:rPr>
-        <w:hyperlink r:id="rId20" w:history="1">
-          <w:r>
-            <w:rPr>
-              <w:rStyle w:val="Hyperlink"/>
-            </w:rPr>
-            <w:t>0</w:t>
-          </w:r>
-        </w:hyperlink>
-      </w:r>
-      <w:r>
-        <w:rPr>
-          <w:u w:val="single" w:color="0000ff"/>
-          <w:rFonts w:ascii="Charis SIL Regular" w:hAnsi="Charis SIL Regular" w:eastAsia="Charis SIL Regular"/>
-          <w:b w:val="0"/>
-          <w:i w:val="0"/>
-          <w:color w:val="000000"/>
-          <w:sz w:val="24"/>
-        </w:rPr>
-        <w:hyperlink r:id="rId20" w:history="1">
-          <w:r>
-            <w:rPr>
-              <w:rStyle w:val="Hyperlink"/>
-            </w:rPr>
-            <w:t>. M</w:t>
-          </w:r>
-        </w:hyperlink>
-      </w:r>
-      <w:r>
-        <w:rPr>
-          <w:u w:val="single" w:color="0000ff"/>
-          <w:rFonts w:ascii="Charis SIL Regular" w:hAnsi="Charis SIL Regular" w:eastAsia="Charis SIL Regular"/>
-          <w:b w:val="0"/>
-          <w:i w:val="0"/>
-          <w:color w:val="000000"/>
-          <w:sz w:val="24"/>
-        </w:rPr>
-        <w:hyperlink r:id="rId20" w:history="1">
-          <w:r>
-            <w:rPr>
-              <w:rStyle w:val="Hyperlink"/>
-            </w:rPr>
-            <w:t>a</w:t>
-          </w:r>
-        </w:hyperlink>
-      </w:r>
-      <w:r>
-        <w:rPr>
-          <w:u w:val="single" w:color="0000ff"/>
-          <w:rFonts w:ascii="Charis SIL Regular" w:hAnsi="Charis SIL Regular" w:eastAsia="Charis SIL Regular"/>
-          <w:b w:val="0"/>
-          <w:i w:val="0"/>
-          <w:color w:val="000000"/>
-          <w:sz w:val="24"/>
-        </w:rPr>
-        <w:hyperlink r:id="rId20" w:history="1">
-          <w:r>
-            <w:rPr>
-              <w:rStyle w:val="Hyperlink"/>
-            </w:rPr>
-            <w:t>n</w:t>
-          </w:r>
-        </w:hyperlink>
-      </w:r>
-      <w:r>
-        <w:rPr>
-          <w:u w:val="single" w:color="0000ff"/>
-          <w:rFonts w:ascii="Charis SIL Regular" w:hAnsi="Charis SIL Regular" w:eastAsia="Charis SIL Regular"/>
-          <w:b w:val="0"/>
-          <w:i w:val="0"/>
-          <w:color w:val="000000"/>
-          <w:sz w:val="24"/>
-        </w:rPr>
-        <w:hyperlink r:id="rId20" w:history="1">
-          <w:r>
-            <w:rPr>
-              <w:rStyle w:val="Hyperlink"/>
-            </w:rPr>
-            <w:t>y</w:t>
-          </w:r>
-        </w:hyperlink>
-      </w:r>
-      <w:r>
-        <w:rPr>
-          <w:u w:val="single" w:color="0000ff"/>
-          <w:rFonts w:ascii="Charis SIL Regular" w:hAnsi="Charis SIL Regular" w:eastAsia="Charis SIL Regular"/>
-          <w:b w:val="0"/>
-          <w:i w:val="0"/>
-          <w:color w:val="000000"/>
-          <w:sz w:val="24"/>
-        </w:rPr>
-        <w:hyperlink r:id="rId20" w:history="1">
-          <w:r>
-            <w:rPr>
-              <w:rStyle w:val="Hyperlink"/>
-            </w:rPr>
-            <w:t xml:space="preserve"> objects </w:t>
-          </w:r>
-        </w:hyperlink>
-      </w:r>
-      <w:r>
-        <w:rPr>
-          <w:rFonts w:ascii="Charis SIL Regular" w:hAnsi="Charis SIL Regular" w:eastAsia="Charis SIL Regular"/>
-          <w:b w:val="0"/>
-          <w:i w:val="0"/>
-          <w:color w:val="000000"/>
-          <w:sz w:val="24"/>
-        </w:rPr>
-        <w:t>also went missing or were</w:t>
-      </w:r>
-      <w:r>
-        <w:rPr>
-          <w:u w:val="single" w:color="0000ff"/>
-          <w:rFonts w:ascii="Charis SIL Regular" w:hAnsi="Charis SIL Regular" w:eastAsia="Charis SIL Regular"/>
-          <w:b w:val="0"/>
-          <w:i w:val="0"/>
-          <w:color w:val="000000"/>
-          <w:sz w:val="24"/>
-        </w:rPr>
-        <w:hyperlink r:id="rId21" w:history="1">
-          <w:r>
-            <w:rPr>
-              <w:rStyle w:val="Hyperlink"/>
-            </w:rPr>
-            <w:t xml:space="preserve"> lost duri</w:t>
-          </w:r>
-        </w:hyperlink>
-      </w:r>
-      <w:r>
-        <w:rPr>
-          <w:u w:val="single" w:color="0000ff"/>
-          <w:rFonts w:ascii="Charis SIL Regular" w:hAnsi="Charis SIL Regular" w:eastAsia="Charis SIL Regular"/>
-          <w:b w:val="0"/>
-          <w:i w:val="0"/>
-          <w:color w:val="000000"/>
-          <w:sz w:val="24"/>
-        </w:rPr>
-        <w:hyperlink r:id="rId21" w:history="1">
-          <w:r>
-            <w:rPr>
-              <w:rStyle w:val="Hyperlink"/>
-            </w:rPr>
-            <w:t>ng t</w:t>
-          </w:r>
-        </w:hyperlink>
-      </w:r>
-      <w:r>
-        <w:rPr>
-          <w:u w:val="single" w:color="0000ff"/>
-          <w:rFonts w:ascii="Charis SIL Regular" w:hAnsi="Charis SIL Regular" w:eastAsia="Charis SIL Regular"/>
-          <w:b w:val="0"/>
-          <w:i w:val="0"/>
-          <w:color w:val="000000"/>
-          <w:sz w:val="24"/>
-        </w:rPr>
-        <w:hyperlink r:id="rId21" w:history="1">
-          <w:r>
-            <w:rPr>
-              <w:rStyle w:val="Hyperlink"/>
-            </w:rPr>
-            <w:t>h</w:t>
-          </w:r>
-        </w:hyperlink>
-      </w:r>
-      <w:r>
-        <w:rPr>
-          <w:u w:val="single" w:color="0000ff"/>
-          <w:rFonts w:ascii="Charis SIL Regular" w:hAnsi="Charis SIL Regular" w:eastAsia="Charis SIL Regular"/>
-          <w:b w:val="0"/>
-          <w:i w:val="0"/>
-          <w:color w:val="000000"/>
-          <w:sz w:val="24"/>
-        </w:rPr>
-        <w:hyperlink r:id="rId21" w:history="1">
-          <w:r>
-            <w:rPr>
-              <w:rStyle w:val="Hyperlink"/>
-            </w:rPr>
-            <w:t xml:space="preserve">is </w:t>
-          </w:r>
-        </w:hyperlink>
-      </w:r>
-      <w:r>
-        <w:rPr>
-          <w:u w:val="single" w:color="0000ff"/>
-          <w:rFonts w:ascii="Charis SIL Regular" w:hAnsi="Charis SIL Regular" w:eastAsia="Charis SIL Regular"/>
-          <w:b w:val="0"/>
-          <w:i w:val="0"/>
-          <w:color w:val="000000"/>
-          <w:sz w:val="24"/>
-        </w:rPr>
-        <w:hyperlink r:id="rId21" w:history="1">
-          <w:r>
-            <w:rPr>
-              <w:rStyle w:val="Hyperlink"/>
-            </w:rPr>
-            <w:t>time. Th</w:t>
-          </w:r>
-        </w:hyperlink>
-      </w:r>
-      <w:r>
-        <w:rPr>
-          <w:rFonts w:ascii="Charis SIL Regular" w:hAnsi="Charis SIL Regular" w:eastAsia="Charis SIL Regular"/>
-          <w:b w:val="0"/>
-          <w:i w:val="0"/>
-          <w:color w:val="000000"/>
-          <w:sz w:val="24"/>
-        </w:rPr>
-        <w:t xml:space="preserve">e third and final director </w:t>
+        <w:t xml:space="preserve">disappeared after his son </w:t>
       </w:r>
       <w:r>
         <w:rPr>
@@ -3156,7 +2880,7 @@
             <w:rPr>
               <w:rStyle w:val="Hyperlink"/>
             </w:rPr>
-            <w:t>David</w:t>
+            <w:t>Abraham</w:t>
           </w:r>
         </w:hyperlink>
       </w:r>
@@ -3214,6 +2938,357 @@
             <w:rPr>
               <w:rStyle w:val="Hyperlink"/>
             </w:rPr>
+            <w:t>de</w:t>
+          </w:r>
+        </w:hyperlink>
+      </w:r>
+      <w:r>
+        <w:rPr>
+          <w:rFonts w:ascii="Charis SIL Regular" w:hAnsi="Charis SIL Regular" w:eastAsia="Charis SIL Regular"/>
+          <w:b w:val="0"/>
+          <w:i w:val="0"/>
+          <w:color w:val="0000FF"/>
+          <w:sz w:val="24"/>
+          <w:u w:val="single"/>
+        </w:rPr>
+        <w:t xml:space="preserve"> </w:t>
+      </w:r>
+      <w:r>
+        <w:rPr>
+          <w:rFonts w:ascii="Charis SIL Regular" w:hAnsi="Charis SIL Regular" w:eastAsia="Charis SIL Regular"/>
+          <w:b w:val="0"/>
+          <w:i w:val="0"/>
+          <w:color w:val="0000FF"/>
+          <w:sz w:val="24"/>
+          <w:u w:val="single"/>
+        </w:rPr>
+        <w:hyperlink r:id="rId22" w:history="1">
+          <w:r>
+            <w:rPr>
+              <w:rStyle w:val="Hyperlink"/>
+            </w:rPr>
+            <w:t>Kasteele</w:t>
+          </w:r>
+        </w:hyperlink>
+      </w:r>
+      <w:r>
+        <w:rPr>
+          <w:rFonts w:ascii="Charis SIL Regular" w:hAnsi="Charis SIL Regular" w:eastAsia="Charis SIL Regular"/>
+          <w:b w:val="0"/>
+          <w:i w:val="0"/>
+          <w:color w:val="000000"/>
+          <w:sz w:val="24"/>
+        </w:rPr>
+        <w:t xml:space="preserve"> succeeded him</w:t>
+      </w:r>
+      <w:r>
+        <w:rPr>
+          <w:u w:val="single" w:color="0000ff"/>
+          <w:rFonts w:ascii="Charis SIL Regular" w:hAnsi="Charis SIL Regular" w:eastAsia="Charis SIL Regular"/>
+          <w:b w:val="0"/>
+          <w:i w:val="0"/>
+          <w:color w:val="000000"/>
+          <w:sz w:val="24"/>
+        </w:rPr>
+        <w:hyperlink r:id="rId21" w:history="1">
+          <w:r>
+            <w:rPr>
+              <w:rStyle w:val="Hyperlink"/>
+            </w:rPr>
+            <w:t xml:space="preserve"> in 184</w:t>
+          </w:r>
+        </w:hyperlink>
+      </w:r>
+      <w:r>
+        <w:rPr>
+          <w:u w:val="single" w:color="0000ff"/>
+          <w:rFonts w:ascii="Charis SIL Regular" w:hAnsi="Charis SIL Regular" w:eastAsia="Charis SIL Regular"/>
+          <w:b w:val="0"/>
+          <w:i w:val="0"/>
+          <w:color w:val="000000"/>
+          <w:sz w:val="24"/>
+        </w:rPr>
+        <w:hyperlink r:id="rId21" w:history="1">
+          <w:r>
+            <w:rPr>
+              <w:rStyle w:val="Hyperlink"/>
+            </w:rPr>
+            <w:t>0</w:t>
+          </w:r>
+        </w:hyperlink>
+      </w:r>
+      <w:r>
+        <w:rPr>
+          <w:u w:val="single" w:color="0000ff"/>
+          <w:rFonts w:ascii="Charis SIL Regular" w:hAnsi="Charis SIL Regular" w:eastAsia="Charis SIL Regular"/>
+          <w:b w:val="0"/>
+          <w:i w:val="0"/>
+          <w:color w:val="000000"/>
+          <w:sz w:val="24"/>
+        </w:rPr>
+        <w:hyperlink r:id="rId21" w:history="1">
+          <w:r>
+            <w:rPr>
+              <w:rStyle w:val="Hyperlink"/>
+            </w:rPr>
+            <w:t>. M</w:t>
+          </w:r>
+        </w:hyperlink>
+      </w:r>
+      <w:r>
+        <w:rPr>
+          <w:u w:val="single" w:color="0000ff"/>
+          <w:rFonts w:ascii="Charis SIL Regular" w:hAnsi="Charis SIL Regular" w:eastAsia="Charis SIL Regular"/>
+          <w:b w:val="0"/>
+          <w:i w:val="0"/>
+          <w:color w:val="000000"/>
+          <w:sz w:val="24"/>
+        </w:rPr>
+        <w:hyperlink r:id="rId21" w:history="1">
+          <w:r>
+            <w:rPr>
+              <w:rStyle w:val="Hyperlink"/>
+            </w:rPr>
+            <w:t>a</w:t>
+          </w:r>
+        </w:hyperlink>
+      </w:r>
+      <w:r>
+        <w:rPr>
+          <w:u w:val="single" w:color="0000ff"/>
+          <w:rFonts w:ascii="Charis SIL Regular" w:hAnsi="Charis SIL Regular" w:eastAsia="Charis SIL Regular"/>
+          <w:b w:val="0"/>
+          <w:i w:val="0"/>
+          <w:color w:val="000000"/>
+          <w:sz w:val="24"/>
+        </w:rPr>
+        <w:hyperlink r:id="rId21" w:history="1">
+          <w:r>
+            <w:rPr>
+              <w:rStyle w:val="Hyperlink"/>
+            </w:rPr>
+            <w:t>n</w:t>
+          </w:r>
+        </w:hyperlink>
+      </w:r>
+      <w:r>
+        <w:rPr>
+          <w:u w:val="single" w:color="0000ff"/>
+          <w:rFonts w:ascii="Charis SIL Regular" w:hAnsi="Charis SIL Regular" w:eastAsia="Charis SIL Regular"/>
+          <w:b w:val="0"/>
+          <w:i w:val="0"/>
+          <w:color w:val="000000"/>
+          <w:sz w:val="24"/>
+        </w:rPr>
+        <w:hyperlink r:id="rId21" w:history="1">
+          <w:r>
+            <w:rPr>
+              <w:rStyle w:val="Hyperlink"/>
+            </w:rPr>
+            <w:t>y</w:t>
+          </w:r>
+        </w:hyperlink>
+      </w:r>
+      <w:r>
+        <w:rPr>
+          <w:u w:val="single" w:color="0000ff"/>
+          <w:rFonts w:ascii="Charis SIL Regular" w:hAnsi="Charis SIL Regular" w:eastAsia="Charis SIL Regular"/>
+          <w:b w:val="0"/>
+          <w:i w:val="0"/>
+          <w:color w:val="000000"/>
+          <w:sz w:val="24"/>
+        </w:rPr>
+        <w:hyperlink r:id="rId21" w:history="1">
+          <w:r>
+            <w:rPr>
+              <w:rStyle w:val="Hyperlink"/>
+            </w:rPr>
+            <w:t xml:space="preserve"> objects </w:t>
+          </w:r>
+        </w:hyperlink>
+      </w:r>
+      <w:r>
+        <w:rPr>
+          <w:rFonts w:ascii="Charis SIL Regular" w:hAnsi="Charis SIL Regular" w:eastAsia="Charis SIL Regular"/>
+          <w:b w:val="0"/>
+          <w:i w:val="0"/>
+          <w:color w:val="000000"/>
+          <w:sz w:val="24"/>
+        </w:rPr>
+        <w:t>also went missing or were</w:t>
+      </w:r>
+      <w:r>
+        <w:rPr>
+          <w:u w:val="single" w:color="0000ff"/>
+          <w:rFonts w:ascii="Charis SIL Regular" w:hAnsi="Charis SIL Regular" w:eastAsia="Charis SIL Regular"/>
+          <w:b w:val="0"/>
+          <w:i w:val="0"/>
+          <w:color w:val="000000"/>
+          <w:sz w:val="24"/>
+        </w:rPr>
+        <w:hyperlink r:id="rId22" w:history="1">
+          <w:r>
+            <w:rPr>
+              <w:rStyle w:val="Hyperlink"/>
+            </w:rPr>
+            <w:t xml:space="preserve"> lost duri</w:t>
+          </w:r>
+        </w:hyperlink>
+      </w:r>
+      <w:r>
+        <w:rPr>
+          <w:u w:val="single" w:color="0000ff"/>
+          <w:rFonts w:ascii="Charis SIL Regular" w:hAnsi="Charis SIL Regular" w:eastAsia="Charis SIL Regular"/>
+          <w:b w:val="0"/>
+          <w:i w:val="0"/>
+          <w:color w:val="000000"/>
+          <w:sz w:val="24"/>
+        </w:rPr>
+        <w:hyperlink r:id="rId22" w:history="1">
+          <w:r>
+            <w:rPr>
+              <w:rStyle w:val="Hyperlink"/>
+            </w:rPr>
+            <w:t>ng t</w:t>
+          </w:r>
+        </w:hyperlink>
+      </w:r>
+      <w:r>
+        <w:rPr>
+          <w:u w:val="single" w:color="0000ff"/>
+          <w:rFonts w:ascii="Charis SIL Regular" w:hAnsi="Charis SIL Regular" w:eastAsia="Charis SIL Regular"/>
+          <w:b w:val="0"/>
+          <w:i w:val="0"/>
+          <w:color w:val="000000"/>
+          <w:sz w:val="24"/>
+        </w:rPr>
+        <w:hyperlink r:id="rId22" w:history="1">
+          <w:r>
+            <w:rPr>
+              <w:rStyle w:val="Hyperlink"/>
+            </w:rPr>
+            <w:t>h</w:t>
+          </w:r>
+        </w:hyperlink>
+      </w:r>
+      <w:r>
+        <w:rPr>
+          <w:u w:val="single" w:color="0000ff"/>
+          <w:rFonts w:ascii="Charis SIL Regular" w:hAnsi="Charis SIL Regular" w:eastAsia="Charis SIL Regular"/>
+          <w:b w:val="0"/>
+          <w:i w:val="0"/>
+          <w:color w:val="000000"/>
+          <w:sz w:val="24"/>
+        </w:rPr>
+        <w:hyperlink r:id="rId22" w:history="1">
+          <w:r>
+            <w:rPr>
+              <w:rStyle w:val="Hyperlink"/>
+            </w:rPr>
+            <w:t xml:space="preserve">is </w:t>
+          </w:r>
+        </w:hyperlink>
+      </w:r>
+      <w:r>
+        <w:rPr>
+          <w:u w:val="single" w:color="0000ff"/>
+          <w:rFonts w:ascii="Charis SIL Regular" w:hAnsi="Charis SIL Regular" w:eastAsia="Charis SIL Regular"/>
+          <w:b w:val="0"/>
+          <w:i w:val="0"/>
+          <w:color w:val="000000"/>
+          <w:sz w:val="24"/>
+        </w:rPr>
+        <w:hyperlink r:id="rId22" w:history="1">
+          <w:r>
+            <w:rPr>
+              <w:rStyle w:val="Hyperlink"/>
+            </w:rPr>
+            <w:t>time. Th</w:t>
+          </w:r>
+        </w:hyperlink>
+      </w:r>
+      <w:r>
+        <w:rPr>
+          <w:rFonts w:ascii="Charis SIL Regular" w:hAnsi="Charis SIL Regular" w:eastAsia="Charis SIL Regular"/>
+          <w:b w:val="0"/>
+          <w:i w:val="0"/>
+          <w:color w:val="000000"/>
+          <w:sz w:val="24"/>
+        </w:rPr>
+        <w:t xml:space="preserve">e third and final director </w:t>
+      </w:r>
+      <w:r>
+        <w:rPr>
+          <w:rFo